--- a/manual/downloads/manual.docx
+++ b/manual/downloads/manual.docx
@@ -300,12 +300,12 @@
       <w:r>
         <w:t xml:space="preserve"> </w:t>
       </w:r>
-      <w:hyperlink w:anchor="MANUAL-sec2">
+      <w:hyperlink w:anchor="MANUAL-sec3">
         <w:r>
           <w:rPr>
             <w:rStyle w:val="Hyperlink"/>
           </w:rPr>
-          <w:t xml:space="preserve">2 Introduction</w:t>
+          <w:t xml:space="preserve">3 Installation</w:t>
         </w:r>
       </w:hyperlink>
       <w:r>
@@ -358,12 +358,12 @@
       <w:r>
         <w:t xml:space="preserve">Authoring specification documents using CommonSpec syntax (</w:t>
       </w:r>
-      <w:hyperlink w:anchor="MANUAL-sec4">
+      <w:hyperlink w:anchor="MANUAL-sec5">
         <w:r>
           <w:rPr>
             <w:rStyle w:val="Hyperlink"/>
           </w:rPr>
-          <w:t xml:space="preserve">4 Project Configuration</w:t>
+          <w:t xml:space="preserve">5 Document Authoring</w:t>
         </w:r>
       </w:hyperlink>
       <w:r>
@@ -606,7 +606,7 @@
     </w:p>
     <w:p>
       <w:pPr>
-        <w:spacing w:before="0" w:after="0" w:lineRule="exact" w:line="20"/>
+        <w:spacing w:after="0" w:lineRule="exact" w:before="0" w:line="20"/>
         <w:rPr>
           <w:sz w:val="2"/>
         </w:rPr>
@@ -1373,7 +1373,7 @@
     </w:p>
     <w:p>
       <w:pPr>
-        <w:spacing w:before="0" w:after="0" w:lineRule="exact" w:line="20"/>
+        <w:spacing w:after="0" w:lineRule="exact" w:before="0" w:line="20"/>
         <w:rPr>
           <w:sz w:val="2"/>
         </w:rPr>
@@ -1415,12 +1415,12 @@
         <w:tblLook w:firstRow="1" w:lastRow="0" w:firstColumn="0" w:lastColumn="0" w:noHBand="0" w:noVBand="0" w:val="0020"/>
         <w:jc w:val="start"/>
         <w:tblBorders>
-          <w:top w:val="single" w:sz="6" w:color="000000" w:space="0"/>
-          <w:left w:val="single" w:sz="6" w:color="000000" w:space="0"/>
-          <w:bottom w:val="single" w:sz="6" w:color="000000" w:space="0"/>
-          <w:right w:val="single" w:sz="6" w:color="000000" w:space="0"/>
-          <w:insideH w:val="single" w:sz="6" w:color="000000" w:space="0"/>
-          <w:insideV w:val="single" w:sz="6" w:color="000000" w:space="0"/>
+          <w:top w:color="000000" w:val="single" w:sz="6" w:space="0"/>
+          <w:left w:color="000000" w:val="single" w:sz="6" w:space="0"/>
+          <w:bottom w:color="000000" w:val="single" w:sz="6" w:space="0"/>
+          <w:right w:color="000000" w:val="single" w:sz="6" w:space="0"/>
+          <w:insideH w:color="000000" w:val="single" w:sz="6" w:space="0"/>
+          <w:insideV w:color="000000" w:val="single" w:sz="6" w:space="0"/>
         </w:tblBorders>
         <w:tblCellMar>
           <w:top w:type="dxa" w:w="57"/>
@@ -1446,8 +1446,8 @@
             <w:pPr>
               <w:pStyle w:val="Compact"/>
               <w:jc w:val="left"/>
-              <w:ind w:left="0" w:right="0" w:firstLine="0"/>
-              <w:spacing w:lineRule="auto" w:before="40" w:line="240" w:after="40"/>
+              <w:ind w:firstLine="0" w:right="0" w:left="0"/>
+              <w:spacing w:lineRule="auto" w:line="240" w:before="40" w:after="40"/>
             </w:pPr>
             <w:r>
               <w:rPr>
@@ -1465,8 +1465,8 @@
             <w:pPr>
               <w:pStyle w:val="Compact"/>
               <w:jc w:val="left"/>
-              <w:ind w:left="0" w:right="0" w:firstLine="0"/>
-              <w:spacing w:lineRule="auto" w:before="40" w:line="240" w:after="40"/>
+              <w:ind w:firstLine="0" w:right="0" w:left="0"/>
+              <w:spacing w:lineRule="auto" w:line="240" w:before="40" w:after="40"/>
             </w:pPr>
             <w:r>
               <w:rPr>
@@ -1484,8 +1484,8 @@
             <w:pPr>
               <w:pStyle w:val="Compact"/>
               <w:jc w:val="left"/>
-              <w:ind w:left="0" w:right="0" w:firstLine="0"/>
-              <w:spacing w:lineRule="auto" w:before="40" w:line="240" w:after="40"/>
+              <w:ind w:firstLine="0" w:right="0" w:left="0"/>
+              <w:spacing w:lineRule="auto" w:line="240" w:before="40" w:after="40"/>
             </w:pPr>
             <w:r>
               <w:rPr>
@@ -1503,8 +1503,8 @@
             <w:pPr>
               <w:pStyle w:val="Compact"/>
               <w:jc w:val="left"/>
-              <w:ind w:left="0" w:right="0" w:firstLine="0"/>
-              <w:spacing w:lineRule="auto" w:before="40" w:line="240" w:after="40"/>
+              <w:ind w:firstLine="0" w:right="0" w:left="0"/>
+              <w:spacing w:lineRule="auto" w:line="240" w:before="40" w:after="40"/>
             </w:pPr>
             <w:r>
               <w:t xml:space="preserve">Container engine</w:t>
@@ -1517,8 +1517,8 @@
             <w:pPr>
               <w:pStyle w:val="Compact"/>
               <w:jc w:val="left"/>
-              <w:ind w:left="0" w:right="0" w:firstLine="0"/>
-              <w:spacing w:lineRule="auto" w:before="40" w:line="240" w:after="40"/>
+              <w:ind w:firstLine="0" w:right="0" w:left="0"/>
+              <w:spacing w:lineRule="auto" w:line="240" w:before="40" w:after="40"/>
             </w:pPr>
             <w:r>
               <w:t xml:space="preserve">Docker 20.10+ or Podman 4+</w:t>
@@ -1531,8 +1531,8 @@
             <w:pPr>
               <w:pStyle w:val="Compact"/>
               <w:jc w:val="left"/>
-              <w:ind w:left="0" w:right="0" w:firstLine="0"/>
-              <w:spacing w:lineRule="auto" w:before="40" w:line="240" w:after="40"/>
+              <w:ind w:firstLine="0" w:right="0" w:left="0"/>
+              <w:spacing w:lineRule="auto" w:line="240" w:before="40" w:after="40"/>
             </w:pPr>
             <w:r>
               <w:t xml:space="preserve">Docker Desktop, Docker Engine, or Podman (daemon/VM must be running)</w:t>
@@ -1547,8 +1547,8 @@
             <w:pPr>
               <w:pStyle w:val="Compact"/>
               <w:jc w:val="left"/>
-              <w:ind w:left="0" w:right="0" w:firstLine="0"/>
-              <w:spacing w:lineRule="auto" w:before="40" w:line="240" w:after="40"/>
+              <w:ind w:firstLine="0" w:right="0" w:left="0"/>
+              <w:spacing w:lineRule="auto" w:line="240" w:before="40" w:after="40"/>
             </w:pPr>
             <w:r>
               <w:t xml:space="preserve">Disk space</w:t>
@@ -1561,8 +1561,8 @@
             <w:pPr>
               <w:pStyle w:val="Compact"/>
               <w:jc w:val="left"/>
-              <w:ind w:left="0" w:right="0" w:firstLine="0"/>
-              <w:spacing w:lineRule="auto" w:before="40" w:line="240" w:after="40"/>
+              <w:ind w:firstLine="0" w:right="0" w:left="0"/>
+              <w:spacing w:lineRule="auto" w:line="240" w:before="40" w:after="40"/>
             </w:pPr>
             <w:r>
               <w:t xml:space="preserve">2 GB</w:t>
@@ -1575,8 +1575,8 @@
             <w:pPr>
               <w:pStyle w:val="Compact"/>
               <w:jc w:val="left"/>
-              <w:ind w:left="0" w:right="0" w:firstLine="0"/>
-              <w:spacing w:lineRule="auto" w:before="40" w:line="240" w:after="40"/>
+              <w:ind w:firstLine="0" w:right="0" w:left="0"/>
+              <w:spacing w:lineRule="auto" w:line="240" w:before="40" w:after="40"/>
             </w:pPr>
             <w:r>
               <w:t xml:space="preserve">For the container image and build artifacts</w:t>
@@ -1591,8 +1591,8 @@
             <w:pPr>
               <w:pStyle w:val="Compact"/>
               <w:jc w:val="left"/>
-              <w:ind w:left="0" w:right="0" w:firstLine="0"/>
-              <w:spacing w:lineRule="auto" w:before="40" w:line="240" w:after="40"/>
+              <w:ind w:firstLine="0" w:right="0" w:left="0"/>
+              <w:spacing w:lineRule="auto" w:line="240" w:before="40" w:after="40"/>
             </w:pPr>
             <w:r>
               <w:t xml:space="preserve">Host OS</w:t>
@@ -1605,8 +1605,8 @@
             <w:pPr>
               <w:pStyle w:val="Compact"/>
               <w:jc w:val="left"/>
-              <w:ind w:left="0" w:right="0" w:firstLine="0"/>
-              <w:spacing w:lineRule="auto" w:before="40" w:line="240" w:after="40"/>
+              <w:ind w:firstLine="0" w:right="0" w:left="0"/>
+              <w:spacing w:lineRule="auto" w:line="240" w:before="40" w:after="40"/>
             </w:pPr>
             <w:r>
               <w:t xml:space="preserve">Linux, macOS, or Windows</w:t>
@@ -1619,8 +1619,8 @@
             <w:pPr>
               <w:pStyle w:val="Compact"/>
               <w:jc w:val="left"/>
-              <w:ind w:left="0" w:right="0" w:firstLine="0"/>
-              <w:spacing w:lineRule="auto" w:before="40" w:line="240" w:after="40"/>
+              <w:ind w:firstLine="0" w:right="0" w:left="0"/>
+              <w:spacing w:lineRule="auto" w:line="240" w:before="40" w:after="40"/>
             </w:pPr>
             <w:r>
               <w:t xml:space="preserve">The container runs Ubuntu 24.04</w:t>
@@ -1673,7 +1673,7 @@
     </w:p>
     <w:p>
       <w:pPr>
-        <w:spacing w:before="0" w:after="0" w:lineRule="exact" w:line="20"/>
+        <w:spacing w:after="0" w:lineRule="exact" w:before="0" w:line="20"/>
         <w:rPr>
           <w:sz w:val="2"/>
         </w:rPr>
@@ -1765,7 +1765,7 @@
     </w:p>
     <w:p>
       <w:pPr>
-        <w:spacing w:before="0" w:after="0" w:lineRule="exact" w:line="20"/>
+        <w:spacing w:after="0" w:lineRule="exact" w:before="0" w:line="20"/>
         <w:rPr>
           <w:sz w:val="2"/>
         </w:rPr>
@@ -1987,7 +1987,7 @@
     </w:p>
     <w:p>
       <w:pPr>
-        <w:spacing w:before="0" w:after="0" w:lineRule="exact" w:line="20"/>
+        <w:spacing w:after="0" w:lineRule="exact" w:before="0" w:line="20"/>
         <w:rPr>
           <w:sz w:val="2"/>
         </w:rPr>
@@ -2090,7 +2090,7 @@
     </w:p>
     <w:p>
       <w:pPr>
-        <w:spacing w:before="0" w:after="0" w:lineRule="exact" w:line="20"/>
+        <w:spacing w:after="0" w:lineRule="exact" w:before="0" w:line="20"/>
         <w:rPr>
           <w:sz w:val="2"/>
         </w:rPr>
@@ -2167,7 +2167,7 @@
     </w:p>
     <w:p>
       <w:pPr>
-        <w:spacing w:before="0" w:after="0" w:lineRule="exact" w:line="20"/>
+        <w:spacing w:after="0" w:lineRule="exact" w:before="0" w:line="20"/>
         <w:rPr>
           <w:sz w:val="2"/>
         </w:rPr>
@@ -2270,7 +2270,7 @@
     </w:p>
     <w:p>
       <w:pPr>
-        <w:spacing w:before="0" w:after="0" w:lineRule="exact" w:line="20"/>
+        <w:spacing w:after="0" w:lineRule="exact" w:before="0" w:line="20"/>
         <w:rPr>
           <w:sz w:val="2"/>
         </w:rPr>
@@ -2312,12 +2312,12 @@
         <w:tblLook w:firstRow="1" w:lastRow="0" w:firstColumn="0" w:lastColumn="0" w:noHBand="0" w:noVBand="0" w:val="0020"/>
         <w:jc w:val="start"/>
         <w:tblBorders>
-          <w:top w:val="single" w:sz="6" w:color="000000" w:space="0"/>
-          <w:left w:val="single" w:sz="6" w:color="000000" w:space="0"/>
-          <w:bottom w:val="single" w:sz="6" w:color="000000" w:space="0"/>
-          <w:right w:val="single" w:sz="6" w:color="000000" w:space="0"/>
-          <w:insideH w:val="single" w:sz="6" w:color="000000" w:space="0"/>
-          <w:insideV w:val="single" w:sz="6" w:color="000000" w:space="0"/>
+          <w:top w:color="000000" w:val="single" w:sz="6" w:space="0"/>
+          <w:left w:color="000000" w:val="single" w:sz="6" w:space="0"/>
+          <w:bottom w:color="000000" w:val="single" w:sz="6" w:space="0"/>
+          <w:right w:color="000000" w:val="single" w:sz="6" w:space="0"/>
+          <w:insideH w:color="000000" w:val="single" w:sz="6" w:space="0"/>
+          <w:insideV w:color="000000" w:val="single" w:sz="6" w:space="0"/>
         </w:tblBorders>
         <w:tblCellMar>
           <w:top w:type="dxa" w:w="57"/>
@@ -2342,8 +2342,8 @@
             <w:pPr>
               <w:pStyle w:val="Compact"/>
               <w:jc w:val="left"/>
-              <w:ind w:left="0" w:right="0" w:firstLine="0"/>
-              <w:spacing w:lineRule="auto" w:before="40" w:line="240" w:after="40"/>
+              <w:ind w:firstLine="0" w:right="0" w:left="0"/>
+              <w:spacing w:lineRule="auto" w:line="240" w:before="40" w:after="40"/>
             </w:pPr>
             <w:r>
               <w:rPr>
@@ -2361,8 +2361,8 @@
             <w:pPr>
               <w:pStyle w:val="Compact"/>
               <w:jc w:val="left"/>
-              <w:ind w:left="0" w:right="0" w:firstLine="0"/>
-              <w:spacing w:lineRule="auto" w:before="40" w:line="240" w:after="40"/>
+              <w:ind w:firstLine="0" w:right="0" w:left="0"/>
+              <w:spacing w:lineRule="auto" w:line="240" w:before="40" w:after="40"/>
             </w:pPr>
             <w:r>
               <w:rPr>
@@ -2380,8 +2380,8 @@
             <w:pPr>
               <w:pStyle w:val="Compact"/>
               <w:jc w:val="left"/>
-              <w:ind w:left="0" w:right="0" w:firstLine="0"/>
-              <w:spacing w:lineRule="auto" w:before="40" w:line="240" w:after="40"/>
+              <w:ind w:firstLine="0" w:right="0" w:left="0"/>
+              <w:spacing w:lineRule="auto" w:line="240" w:before="40" w:after="40"/>
             </w:pPr>
             <w:r>
               <w:rPr>
@@ -2397,8 +2397,8 @@
             <w:pPr>
               <w:pStyle w:val="Compact"/>
               <w:jc w:val="left"/>
-              <w:ind w:left="0" w:right="0" w:firstLine="0"/>
-              <w:spacing w:lineRule="auto" w:before="40" w:line="240" w:after="40"/>
+              <w:ind w:firstLine="0" w:right="0" w:left="0"/>
+              <w:spacing w:lineRule="auto" w:line="240" w:before="40" w:after="40"/>
             </w:pPr>
             <w:r>
               <w:t xml:space="preserve">Runs the container image via docker or podman (written by</w:t>
@@ -2425,8 +2425,8 @@
             <w:pPr>
               <w:pStyle w:val="Compact"/>
               <w:jc w:val="left"/>
-              <w:ind w:left="0" w:right="0" w:firstLine="0"/>
-              <w:spacing w:lineRule="auto" w:before="40" w:line="240" w:after="40"/>
+              <w:ind w:firstLine="0" w:right="0" w:left="0"/>
+              <w:spacing w:lineRule="auto" w:line="240" w:before="40" w:after="40"/>
             </w:pPr>
             <w:r>
               <w:rPr>
@@ -2442,8 +2442,8 @@
             <w:pPr>
               <w:pStyle w:val="Compact"/>
               <w:jc w:val="left"/>
-              <w:ind w:left="0" w:right="0" w:firstLine="0"/>
-              <w:spacing w:lineRule="auto" w:before="40" w:line="240" w:after="40"/>
+              <w:ind w:firstLine="0" w:right="0" w:left="0"/>
+              <w:spacing w:lineRule="auto" w:line="240" w:before="40" w:after="40"/>
             </w:pPr>
             <w:r>
               <w:t xml:space="preserve">Invokes the host pandoc with the compiled extensions (written by</w:t>
@@ -2688,7 +2688,7 @@
     </w:p>
     <w:p>
       <w:pPr>
-        <w:spacing w:before="0" w:after="0" w:lineRule="exact" w:line="20"/>
+        <w:spacing w:after="0" w:lineRule="exact" w:before="0" w:line="20"/>
         <w:rPr>
           <w:sz w:val="2"/>
         </w:rPr>
@@ -4028,7 +4028,7 @@
     </w:p>
     <w:p>
       <w:pPr>
-        <w:spacing w:before="0" w:after="0" w:lineRule="exact" w:line="20"/>
+        <w:spacing w:after="0" w:lineRule="exact" w:before="0" w:line="20"/>
         <w:rPr>
           <w:sz w:val="2"/>
         </w:rPr>
@@ -4070,12 +4070,12 @@
         <w:tblLook w:firstRow="1" w:lastRow="0" w:firstColumn="0" w:lastColumn="0" w:noHBand="0" w:noVBand="0" w:val="0020"/>
         <w:jc w:val="start"/>
         <w:tblBorders>
-          <w:top w:val="single" w:sz="6" w:color="000000" w:space="0"/>
-          <w:left w:val="single" w:sz="6" w:color="000000" w:space="0"/>
-          <w:bottom w:val="single" w:sz="6" w:color="000000" w:space="0"/>
-          <w:right w:val="single" w:sz="6" w:color="000000" w:space="0"/>
-          <w:insideH w:val="single" w:sz="6" w:color="000000" w:space="0"/>
-          <w:insideV w:val="single" w:sz="6" w:color="000000" w:space="0"/>
+          <w:top w:color="000000" w:val="single" w:sz="6" w:space="0"/>
+          <w:left w:color="000000" w:val="single" w:sz="6" w:space="0"/>
+          <w:bottom w:color="000000" w:val="single" w:sz="6" w:space="0"/>
+          <w:right w:color="000000" w:val="single" w:sz="6" w:space="0"/>
+          <w:insideH w:color="000000" w:val="single" w:sz="6" w:space="0"/>
+          <w:insideV w:color="000000" w:val="single" w:sz="6" w:space="0"/>
         </w:tblBorders>
         <w:tblCellMar>
           <w:top w:type="dxa" w:w="57"/>
@@ -4101,8 +4101,8 @@
             <w:pPr>
               <w:pStyle w:val="Compact"/>
               <w:jc w:val="left"/>
-              <w:ind w:left="0" w:right="0" w:firstLine="0"/>
-              <w:spacing w:lineRule="auto" w:before="40" w:line="240" w:after="40"/>
+              <w:ind w:firstLine="0" w:right="0" w:left="0"/>
+              <w:spacing w:lineRule="auto" w:line="240" w:before="40" w:after="40"/>
             </w:pPr>
             <w:r>
               <w:rPr>
@@ -4120,8 +4120,8 @@
             <w:pPr>
               <w:pStyle w:val="Compact"/>
               <w:jc w:val="left"/>
-              <w:ind w:left="0" w:right="0" w:firstLine="0"/>
-              <w:spacing w:lineRule="auto" w:before="40" w:line="240" w:after="40"/>
+              <w:ind w:firstLine="0" w:right="0" w:left="0"/>
+              <w:spacing w:lineRule="auto" w:line="240" w:before="40" w:after="40"/>
             </w:pPr>
             <w:r>
               <w:rPr>
@@ -4139,8 +4139,8 @@
             <w:pPr>
               <w:pStyle w:val="Compact"/>
               <w:jc w:val="left"/>
-              <w:ind w:left="0" w:right="0" w:firstLine="0"/>
-              <w:spacing w:lineRule="auto" w:before="40" w:line="240" w:after="40"/>
+              <w:ind w:firstLine="0" w:right="0" w:left="0"/>
+              <w:spacing w:lineRule="auto" w:line="240" w:before="40" w:after="40"/>
             </w:pPr>
             <w:r>
               <w:rPr>
@@ -4158,8 +4158,8 @@
             <w:pPr>
               <w:pStyle w:val="Compact"/>
               <w:jc w:val="left"/>
-              <w:ind w:left="0" w:right="0" w:firstLine="0"/>
-              <w:spacing w:lineRule="auto" w:before="40" w:line="240" w:after="40"/>
+              <w:ind w:firstLine="0" w:right="0" w:left="0"/>
+              <w:spacing w:lineRule="auto" w:line="240" w:before="40" w:after="40"/>
             </w:pPr>
             <w:r>
               <w:rPr>
@@ -4175,8 +4175,8 @@
             <w:pPr>
               <w:pStyle w:val="Compact"/>
               <w:jc w:val="left"/>
-              <w:ind w:left="0" w:right="0" w:firstLine="0"/>
-              <w:spacing w:lineRule="auto" w:before="40" w:line="240" w:after="40"/>
+              <w:ind w:firstLine="0" w:right="0" w:left="0"/>
+              <w:spacing w:lineRule="auto" w:line="240" w:before="40" w:after="40"/>
             </w:pPr>
             <w:r>
               <w:t xml:space="preserve">string</w:t>
@@ -4189,8 +4189,8 @@
             <w:pPr>
               <w:pStyle w:val="Compact"/>
               <w:jc w:val="left"/>
-              <w:ind w:left="0" w:right="0" w:firstLine="0"/>
-              <w:spacing w:lineRule="auto" w:before="40" w:line="240" w:after="40"/>
+              <w:ind w:firstLine="0" w:right="0" w:left="0"/>
+              <w:spacing w:lineRule="auto" w:line="240" w:before="40" w:after="40"/>
             </w:pPr>
             <w:r>
               <w:t xml:space="preserve">Project code identifier</w:t>
@@ -4205,8 +4205,8 @@
             <w:pPr>
               <w:pStyle w:val="Compact"/>
               <w:jc w:val="left"/>
-              <w:ind w:left="0" w:right="0" w:firstLine="0"/>
-              <w:spacing w:lineRule="auto" w:before="40" w:line="240" w:after="40"/>
+              <w:ind w:firstLine="0" w:right="0" w:left="0"/>
+              <w:spacing w:lineRule="auto" w:line="240" w:before="40" w:after="40"/>
             </w:pPr>
             <w:r>
               <w:rPr>
@@ -4222,8 +4222,8 @@
             <w:pPr>
               <w:pStyle w:val="Compact"/>
               <w:jc w:val="left"/>
-              <w:ind w:left="0" w:right="0" w:firstLine="0"/>
-              <w:spacing w:lineRule="auto" w:before="40" w:line="240" w:after="40"/>
+              <w:ind w:firstLine="0" w:right="0" w:left="0"/>
+              <w:spacing w:lineRule="auto" w:line="240" w:before="40" w:after="40"/>
             </w:pPr>
             <w:r>
               <w:t xml:space="preserve">string</w:t>
@@ -4236,8 +4236,8 @@
             <w:pPr>
               <w:pStyle w:val="Compact"/>
               <w:jc w:val="left"/>
-              <w:ind w:left="0" w:right="0" w:firstLine="0"/>
-              <w:spacing w:lineRule="auto" w:before="40" w:line="240" w:after="40"/>
+              <w:ind w:firstLine="0" w:right="0" w:left="0"/>
+              <w:spacing w:lineRule="auto" w:line="240" w:before="40" w:after="40"/>
             </w:pPr>
             <w:r>
               <w:t xml:space="preserve">Human-readable project name</w:t>
@@ -4252,8 +4252,8 @@
             <w:pPr>
               <w:pStyle w:val="Compact"/>
               <w:jc w:val="left"/>
-              <w:ind w:left="0" w:right="0" w:firstLine="0"/>
-              <w:spacing w:lineRule="auto" w:before="40" w:line="240" w:after="40"/>
+              <w:ind w:firstLine="0" w:right="0" w:left="0"/>
+              <w:spacing w:lineRule="auto" w:line="240" w:before="40" w:after="40"/>
             </w:pPr>
             <w:r>
               <w:rPr>
@@ -4269,8 +4269,8 @@
             <w:pPr>
               <w:pStyle w:val="Compact"/>
               <w:jc w:val="left"/>
-              <w:ind w:left="0" w:right="0" w:firstLine="0"/>
-              <w:spacing w:lineRule="auto" w:before="40" w:line="240" w:after="40"/>
+              <w:ind w:firstLine="0" w:right="0" w:left="0"/>
+              <w:spacing w:lineRule="auto" w:line="240" w:before="40" w:after="40"/>
             </w:pPr>
             <w:r>
               <w:t xml:space="preserve">list</w:t>
@@ -4283,8 +4283,8 @@
             <w:pPr>
               <w:pStyle w:val="Compact"/>
               <w:jc w:val="left"/>
-              <w:ind w:left="0" w:right="0" w:firstLine="0"/>
-              <w:spacing w:lineRule="auto" w:before="40" w:line="240" w:after="40"/>
+              <w:ind w:firstLine="0" w:right="0" w:left="0"/>
+              <w:spacing w:lineRule="auto" w:line="240" w:before="40" w:after="40"/>
             </w:pPr>
             <w:r>
               <w:t xml:space="preserve">One or more Markdown file paths to process</w:t>
@@ -4309,7 +4309,7 @@
     </w:p>
     <w:p>
       <w:pPr>
-        <w:spacing w:before="0" w:after="0" w:lineRule="exact" w:line="20"/>
+        <w:spacing w:after="0" w:lineRule="exact" w:before="0" w:line="20"/>
         <w:rPr>
           <w:sz w:val="2"/>
         </w:rPr>
@@ -4351,12 +4351,12 @@
         <w:tblLook w:firstRow="1" w:lastRow="0" w:firstColumn="0" w:lastColumn="0" w:noHBand="0" w:noVBand="0" w:val="0020"/>
         <w:jc w:val="start"/>
         <w:tblBorders>
-          <w:top w:val="single" w:sz="6" w:color="000000" w:space="0"/>
-          <w:left w:val="single" w:sz="6" w:color="000000" w:space="0"/>
-          <w:bottom w:val="single" w:sz="6" w:color="000000" w:space="0"/>
-          <w:right w:val="single" w:sz="6" w:color="000000" w:space="0"/>
-          <w:insideH w:val="single" w:sz="6" w:color="000000" w:space="0"/>
-          <w:insideV w:val="single" w:sz="6" w:color="000000" w:space="0"/>
+          <w:top w:color="000000" w:val="single" w:sz="6" w:space="0"/>
+          <w:left w:color="000000" w:val="single" w:sz="6" w:space="0"/>
+          <w:bottom w:color="000000" w:val="single" w:sz="6" w:space="0"/>
+          <w:right w:color="000000" w:val="single" w:sz="6" w:space="0"/>
+          <w:insideH w:color="000000" w:val="single" w:sz="6" w:space="0"/>
+          <w:insideV w:color="000000" w:val="single" w:sz="6" w:space="0"/>
         </w:tblBorders>
         <w:tblCellMar>
           <w:top w:type="dxa" w:w="57"/>
@@ -4382,8 +4382,8 @@
             <w:pPr>
               <w:pStyle w:val="Compact"/>
               <w:jc w:val="left"/>
-              <w:ind w:left="0" w:right="0" w:firstLine="0"/>
-              <w:spacing w:lineRule="auto" w:before="40" w:line="240" w:after="40"/>
+              <w:ind w:firstLine="0" w:right="0" w:left="0"/>
+              <w:spacing w:lineRule="auto" w:line="240" w:before="40" w:after="40"/>
             </w:pPr>
             <w:r>
               <w:rPr>
@@ -4401,8 +4401,8 @@
             <w:pPr>
               <w:pStyle w:val="Compact"/>
               <w:jc w:val="left"/>
-              <w:ind w:left="0" w:right="0" w:firstLine="0"/>
-              <w:spacing w:lineRule="auto" w:before="40" w:line="240" w:after="40"/>
+              <w:ind w:firstLine="0" w:right="0" w:left="0"/>
+              <w:spacing w:lineRule="auto" w:line="240" w:before="40" w:after="40"/>
             </w:pPr>
             <w:r>
               <w:rPr>
@@ -4420,8 +4420,8 @@
             <w:pPr>
               <w:pStyle w:val="Compact"/>
               <w:jc w:val="left"/>
-              <w:ind w:left="0" w:right="0" w:firstLine="0"/>
-              <w:spacing w:lineRule="auto" w:before="40" w:line="240" w:after="40"/>
+              <w:ind w:firstLine="0" w:right="0" w:left="0"/>
+              <w:spacing w:lineRule="auto" w:line="240" w:before="40" w:after="40"/>
             </w:pPr>
             <w:r>
               <w:rPr>
@@ -4439,8 +4439,8 @@
             <w:pPr>
               <w:pStyle w:val="Compact"/>
               <w:jc w:val="left"/>
-              <w:ind w:left="0" w:right="0" w:firstLine="0"/>
-              <w:spacing w:lineRule="auto" w:before="40" w:line="240" w:after="40"/>
+              <w:ind w:firstLine="0" w:right="0" w:left="0"/>
+              <w:spacing w:lineRule="auto" w:line="240" w:before="40" w:after="40"/>
             </w:pPr>
             <w:r>
               <w:rPr>
@@ -4456,8 +4456,8 @@
             <w:pPr>
               <w:pStyle w:val="Compact"/>
               <w:jc w:val="left"/>
-              <w:ind w:left="0" w:right="0" w:firstLine="0"/>
-              <w:spacing w:lineRule="auto" w:before="40" w:line="240" w:after="40"/>
+              <w:ind w:firstLine="0" w:right="0" w:left="0"/>
+              <w:spacing w:lineRule="auto" w:line="240" w:before="40" w:after="40"/>
             </w:pPr>
             <w:r>
               <w:rPr>
@@ -4473,8 +4473,8 @@
             <w:pPr>
               <w:pStyle w:val="Compact"/>
               <w:jc w:val="left"/>
-              <w:ind w:left="0" w:right="0" w:firstLine="0"/>
-              <w:spacing w:lineRule="auto" w:before="40" w:line="240" w:after="40"/>
+              <w:ind w:firstLine="0" w:right="0" w:left="0"/>
+              <w:spacing w:lineRule="auto" w:line="240" w:before="40" w:after="40"/>
             </w:pPr>
             <w:r>
               <w:t xml:space="preserve">Built-in base model is always loaded</w:t>
@@ -4489,8 +4489,8 @@
             <w:pPr>
               <w:pStyle w:val="Compact"/>
               <w:jc w:val="left"/>
-              <w:ind w:left="0" w:right="0" w:firstLine="0"/>
-              <w:spacing w:lineRule="auto" w:before="40" w:line="240" w:after="40"/>
+              <w:ind w:firstLine="0" w:right="0" w:left="0"/>
+              <w:spacing w:lineRule="auto" w:line="240" w:before="40" w:after="40"/>
             </w:pPr>
             <w:r>
               <w:rPr>
@@ -4506,8 +4506,8 @@
             <w:pPr>
               <w:pStyle w:val="Compact"/>
               <w:jc w:val="left"/>
-              <w:ind w:left="0" w:right="0" w:firstLine="0"/>
-              <w:spacing w:lineRule="auto" w:before="40" w:line="240" w:after="40"/>
+              <w:ind w:firstLine="0" w:right="0" w:left="0"/>
+              <w:spacing w:lineRule="auto" w:line="240" w:before="40" w:after="40"/>
             </w:pPr>
             <w:r>
               <w:rPr>
@@ -4523,8 +4523,8 @@
             <w:pPr>
               <w:pStyle w:val="Compact"/>
               <w:jc w:val="left"/>
-              <w:ind w:left="0" w:right="0" w:firstLine="0"/>
-              <w:spacing w:lineRule="auto" w:before="40" w:line="240" w:after="40"/>
+              <w:ind w:firstLine="0" w:right="0" w:left="0"/>
+              <w:spacing w:lineRule="auto" w:line="240" w:before="40" w:after="40"/>
             </w:pPr>
             <w:r>
               <w:t xml:space="preserve">Also stores</w:t>
@@ -4548,8 +4548,8 @@
             <w:pPr>
               <w:pStyle w:val="Compact"/>
               <w:jc w:val="left"/>
-              <w:ind w:left="0" w:right="0" w:firstLine="0"/>
-              <w:spacing w:lineRule="auto" w:before="40" w:line="240" w:after="40"/>
+              <w:ind w:firstLine="0" w:right="0" w:left="0"/>
+              <w:spacing w:lineRule="auto" w:line="240" w:before="40" w:after="40"/>
             </w:pPr>
             <w:r>
               <w:rPr>
@@ -4565,8 +4565,8 @@
             <w:pPr>
               <w:pStyle w:val="Compact"/>
               <w:jc w:val="left"/>
-              <w:ind w:left="0" w:right="0" w:firstLine="0"/>
-              <w:spacing w:lineRule="auto" w:before="40" w:line="240" w:after="40"/>
+              <w:ind w:firstLine="0" w:right="0" w:left="0"/>
+              <w:spacing w:lineRule="auto" w:line="240" w:before="40" w:after="40"/>
             </w:pPr>
             <w:r>
               <w:rPr>
@@ -4582,8 +4582,8 @@
             <w:pPr>
               <w:pStyle w:val="Compact"/>
               <w:jc w:val="left"/>
-              <w:ind w:left="0" w:right="0" w:firstLine="0"/>
-              <w:spacing w:lineRule="auto" w:before="40" w:line="240" w:after="40"/>
+              <w:ind w:firstLine="0" w:right="0" w:left="0"/>
+              <w:spacing w:lineRule="auto" w:line="240" w:before="40" w:after="40"/>
             </w:pPr>
             <w:r>
               <w:t xml:space="preserve">Overridden by</w:t>
@@ -4674,7 +4674,7 @@
     </w:p>
     <w:p>
       <w:pPr>
-        <w:spacing w:before="0" w:after="0" w:lineRule="exact" w:line="20"/>
+        <w:spacing w:after="0" w:lineRule="exact" w:before="0" w:line="20"/>
         <w:rPr>
           <w:sz w:val="2"/>
         </w:rPr>
@@ -4765,7 +4765,7 @@
     </w:p>
     <w:p>
       <w:pPr>
-        <w:spacing w:before="0" w:after="0" w:lineRule="exact" w:line="20"/>
+        <w:spacing w:after="0" w:lineRule="exact" w:before="0" w:line="20"/>
         <w:rPr>
           <w:sz w:val="2"/>
         </w:rPr>
@@ -4962,7 +4962,7 @@
     </w:p>
     <w:p>
       <w:pPr>
-        <w:spacing w:before="0" w:after="0" w:lineRule="exact" w:line="20"/>
+        <w:spacing w:after="0" w:lineRule="exact" w:before="0" w:line="20"/>
         <w:rPr>
           <w:sz w:val="2"/>
         </w:rPr>
@@ -5148,7 +5148,7 @@
     </w:p>
     <w:p>
       <w:pPr>
-        <w:spacing w:before="0" w:after="0" w:lineRule="exact" w:line="20"/>
+        <w:spacing w:after="0" w:lineRule="exact" w:before="0" w:line="20"/>
         <w:rPr>
           <w:sz w:val="2"/>
         </w:rPr>
@@ -5247,7 +5247,7 @@
         <w:pStyle w:val="Compact"/>
       </w:pPr>
       <w:r>
-        <w:t xml:space="preserve">Each attribute blockquote must be separated by a blank line.</w:t>
+        <w:t xml:space="preserve">One blockquote declares ONE attribute. Distinct attributes are separate blockquotes, separated by a blank line.</w:t>
       </w:r>
     </w:p>
     <w:p>
@@ -5301,7 +5301,7 @@
         <w:t xml:space="preserve">[A-Za-z0-9_]+</w:t>
       </w:r>
       <w:r>
-        <w:t xml:space="preserve">). If not, the blockquote is treated as prose. The key does not need to be a registered attribute type; unregistered keys default to</w:t>
+        <w:t xml:space="preserve">) AND</w:t>
       </w:r>
       <w:r>
         <w:t xml:space="preserve"> </w:t>
@@ -5310,13 +5310,67 @@
         <w:rPr>
           <w:rStyle w:val="VerbatimChar"/>
         </w:rPr>
-        <w:t xml:space="preserve">STRING</w:t>
-      </w:r>
-      <w:r>
-        <w:t xml:space="preserve"> </w:t>
-      </w:r>
-      <w:r>
-        <w:t xml:space="preserve">datatype.</w:t>
+        <w:t xml:space="preserve">key</w:t>
+      </w:r>
+      <w:r>
+        <w:t xml:space="preserve"> </w:t>
+      </w:r>
+      <w:r>
+        <w:t xml:space="preserve">must be a declared attribute of the enclosing object’s type (its own schema or one inherited through</w:t>
+      </w:r>
+      <w:r>
+        <w:t xml:space="preserve"> </w:t>
+      </w:r>
+      <w:r>
+        <w:rPr>
+          <w:rStyle w:val="VerbatimChar"/>
+        </w:rPr>
+        <w:t xml:space="preserve">extends</w:t>
+      </w:r>
+      <w:r>
+        <w:t xml:space="preserve">; matching is case-insensitive). Otherwise the blockquote is plain prose — so quotes like</w:t>
+      </w:r>
+      <w:r>
+        <w:t xml:space="preserve"> </w:t>
+      </w:r>
+      <w:r>
+        <w:rPr>
+          <w:rStyle w:val="VerbatimChar"/>
+        </w:rPr>
+        <w:t xml:space="preserve">&gt; Note: remember this</w:t>
+      </w:r>
+      <w:r>
+        <w:t xml:space="preserve"> </w:t>
+      </w:r>
+      <w:r>
+        <w:t xml:space="preserve">are safe. An undeclared</w:t>
+      </w:r>
+      <w:r>
+        <w:t xml:space="preserve"> </w:t>
+      </w:r>
+      <w:r>
+        <w:rPr>
+          <w:rStyle w:val="VerbatimChar"/>
+        </w:rPr>
+        <w:t xml:space="preserve">key:</w:t>
+      </w:r>
+      <w:r>
+        <w:t xml:space="preserve">-shaped blockquote raises an</w:t>
+      </w:r>
+      <w:r>
+        <w:t xml:space="preserve"> </w:t>
+      </w:r>
+      <w:r>
+        <w:rPr>
+          <w:rStyle w:val="VerbatimChar"/>
+        </w:rPr>
+        <w:t xml:space="preserve">unknown_attribute</w:t>
+      </w:r>
+      <w:r>
+        <w:t xml:space="preserve"> </w:t>
+      </w:r>
+      <w:r>
+        <w:t xml:space="preserve">warning to make typos visible.</w:t>
       </w:r>
     </w:p>
     <w:p>
@@ -5328,7 +5382,49 @@
         <w:pStyle w:val="Compact"/>
       </w:pPr>
       <w:r>
-        <w:t xml:space="preserve">Multi-line values are supported: continuation lines append to the preceding attribute.</w:t>
+        <w:t xml:space="preserve">Multi-line values are supported: every later</w:t>
+      </w:r>
+      <w:r>
+        <w:t xml:space="preserve"> </w:t>
+      </w:r>
+      <w:r>
+        <w:rPr>
+          <w:rStyle w:val="VerbatimChar"/>
+        </w:rPr>
+        <w:t xml:space="preserve">&gt; </w:t>
+      </w:r>
+      <w:r>
+        <w:t xml:space="preserve"> </w:t>
+      </w:r>
+      <w:r>
+        <w:t xml:space="preserve">line or</w:t>
+      </w:r>
+      <w:r>
+        <w:t xml:space="preserve"> </w:t>
+      </w:r>
+      <w:r>
+        <w:rPr>
+          <w:rStyle w:val="VerbatimChar"/>
+        </w:rPr>
+        <w:t xml:space="preserve">&gt;</w:t>
+      </w:r>
+      <w:r>
+        <w:t xml:space="preserve">-separated paragraph of the same blockquote continues the value, even when it looks like</w:t>
+      </w:r>
+      <w:r>
+        <w:t xml:space="preserve"> </w:t>
+      </w:r>
+      <w:r>
+        <w:rPr>
+          <w:rStyle w:val="VerbatimChar"/>
+        </w:rPr>
+        <w:t xml:space="preserve">key: value</w:t>
+      </w:r>
+      <w:r>
+        <w:t xml:space="preserve"> </w:t>
+      </w:r>
+      <w:r>
+        <w:t xml:space="preserve">itself.</w:t>
       </w:r>
     </w:p>
     <w:p>
@@ -5340,6 +5436,84 @@
         <w:pStyle w:val="Compact"/>
       </w:pPr>
       <w:r>
+        <w:t xml:space="preserve">Specification-level metadata (blockquotes under the</w:t>
+      </w:r>
+      <w:r>
+        <w:t xml:space="preserve"> </w:t>
+      </w:r>
+      <w:r>
+        <w:rPr>
+          <w:rStyle w:val="VerbatimChar"/>
+        </w:rPr>
+        <w:t xml:space="preserve">#</w:t>
+      </w:r>
+      <w:r>
+        <w:t xml:space="preserve"> </w:t>
+      </w:r>
+      <w:r>
+        <w:t xml:space="preserve">title, e.g.</w:t>
+      </w:r>
+      <w:r>
+        <w:t xml:space="preserve"> </w:t>
+      </w:r>
+      <w:r>
+        <w:rPr>
+          <w:rStyle w:val="VerbatimChar"/>
+        </w:rPr>
+        <w:t xml:space="preserve">title</w:t>
+      </w:r>
+      <w:r>
+        <w:t xml:space="preserve">,</w:t>
+      </w:r>
+      <w:r>
+        <w:t xml:space="preserve"> </w:t>
+      </w:r>
+      <w:r>
+        <w:rPr>
+          <w:rStyle w:val="VerbatimChar"/>
+        </w:rPr>
+        <w:t xml:space="preserve">author</w:t>
+      </w:r>
+      <w:r>
+        <w:t xml:space="preserve">,</w:t>
+      </w:r>
+      <w:r>
+        <w:t xml:space="preserve"> </w:t>
+      </w:r>
+      <w:r>
+        <w:rPr>
+          <w:rStyle w:val="VerbatimChar"/>
+        </w:rPr>
+        <w:t xml:space="preserve">version</w:t>
+      </w:r>
+      <w:r>
+        <w:t xml:space="preserve">) is permissive: any key is stored, with an</w:t>
+      </w:r>
+      <w:r>
+        <w:t xml:space="preserve"> </w:t>
+      </w:r>
+      <w:r>
+        <w:rPr>
+          <w:rStyle w:val="VerbatimChar"/>
+        </w:rPr>
+        <w:t xml:space="preserve">unknown_spec_attribute</w:t>
+      </w:r>
+      <w:r>
+        <w:t xml:space="preserve"> </w:t>
+      </w:r>
+      <w:r>
+        <w:t xml:space="preserve">warning when the key is not declared for the specification’s type.</w:t>
+      </w:r>
+    </w:p>
+    <w:p>
+      <w:pPr>
+        <w:numPr>
+          <w:ilvl w:val="0"/>
+          <w:numId w:val="1005"/>
+        </w:numPr>
+        <w:pStyle w:val="Compact"/>
+      </w:pPr>
+      <w:r>
         <w:t xml:space="preserve">Supported datatypes:</w:t>
       </w:r>
       <w:r>
@@ -5488,7 +5662,7 @@
     </w:p>
     <w:p>
       <w:pPr>
-        <w:spacing w:before="0" w:after="0" w:lineRule="exact" w:line="20"/>
+        <w:spacing w:after="0" w:lineRule="exact" w:before="0" w:line="20"/>
         <w:rPr>
           <w:sz w:val="2"/>
         </w:rPr>
@@ -5595,7 +5769,7 @@
     </w:p>
     <w:p>
       <w:pPr>
-        <w:spacing w:before="0" w:after="0" w:lineRule="exact" w:line="20"/>
+        <w:spacing w:after="0" w:lineRule="exact" w:before="0" w:line="20"/>
         <w:rPr>
           <w:sz w:val="2"/>
         </w:rPr>
@@ -5749,7 +5923,7 @@
     </w:p>
     <w:p>
       <w:pPr>
-        <w:spacing w:before="0" w:after="0" w:lineRule="exact" w:line="20"/>
+        <w:spacing w:after="0" w:lineRule="exact" w:before="0" w:line="20"/>
         <w:rPr>
           <w:sz w:val="2"/>
         </w:rPr>
@@ -5932,7 +6106,7 @@
     </w:p>
     <w:p>
       <w:pPr>
-        <w:spacing w:before="0" w:after="0" w:lineRule="exact" w:line="20"/>
+        <w:spacing w:after="0" w:lineRule="exact" w:before="0" w:line="20"/>
         <w:rPr>
           <w:sz w:val="2"/>
         </w:rPr>
@@ -6083,7 +6257,7 @@
     </w:p>
     <w:p>
       <w:pPr>
-        <w:spacing w:before="0" w:after="0" w:lineRule="exact" w:line="20"/>
+        <w:spacing w:after="0" w:lineRule="exact" w:before="0" w:line="20"/>
         <w:rPr>
           <w:sz w:val="2"/>
         </w:rPr>
@@ -6259,7 +6433,7 @@
     </w:p>
     <w:p>
       <w:pPr>
-        <w:spacing w:before="0" w:after="0" w:lineRule="exact" w:line="20"/>
+        <w:spacing w:after="0" w:lineRule="exact" w:before="0" w:line="20"/>
         <w:rPr>
           <w:sz w:val="2"/>
         </w:rPr>
@@ -6381,7 +6555,7 @@
     </w:p>
     <w:p>
       <w:pPr>
-        <w:spacing w:before="0" w:after="0" w:lineRule="exact" w:line="20"/>
+        <w:spacing w:after="0" w:lineRule="exact" w:before="0" w:line="20"/>
         <w:rPr>
           <w:sz w:val="2"/>
         </w:rPr>
@@ -6423,12 +6597,12 @@
         <w:tblLook w:firstRow="1" w:lastRow="0" w:firstColumn="0" w:lastColumn="0" w:noHBand="0" w:noVBand="0" w:val="0020"/>
         <w:jc w:val="start"/>
         <w:tblBorders>
-          <w:top w:val="single" w:sz="6" w:color="000000" w:space="0"/>
-          <w:left w:val="single" w:sz="6" w:color="000000" w:space="0"/>
-          <w:bottom w:val="single" w:sz="6" w:color="000000" w:space="0"/>
-          <w:right w:val="single" w:sz="6" w:color="000000" w:space="0"/>
-          <w:insideH w:val="single" w:sz="6" w:color="000000" w:space="0"/>
-          <w:insideV w:val="single" w:sz="6" w:color="000000" w:space="0"/>
+          <w:top w:color="000000" w:val="single" w:sz="6" w:space="0"/>
+          <w:left w:color="000000" w:val="single" w:sz="6" w:space="0"/>
+          <w:bottom w:color="000000" w:val="single" w:sz="6" w:space="0"/>
+          <w:right w:color="000000" w:val="single" w:sz="6" w:space="0"/>
+          <w:insideH w:color="000000" w:val="single" w:sz="6" w:space="0"/>
+          <w:insideV w:color="000000" w:val="single" w:sz="6" w:space="0"/>
         </w:tblBorders>
         <w:tblCellMar>
           <w:top w:type="dxa" w:w="57"/>
@@ -6453,8 +6627,8 @@
             <w:pPr>
               <w:pStyle w:val="Compact"/>
               <w:jc w:val="left"/>
-              <w:ind w:left="0" w:right="0" w:firstLine="0"/>
-              <w:spacing w:lineRule="auto" w:before="40" w:line="240" w:after="40"/>
+              <w:ind w:firstLine="0" w:right="0" w:left="0"/>
+              <w:spacing w:lineRule="auto" w:line="240" w:before="40" w:after="40"/>
             </w:pPr>
             <w:r>
               <w:rPr>
@@ -6472,8 +6646,8 @@
             <w:pPr>
               <w:pStyle w:val="Compact"/>
               <w:jc w:val="left"/>
-              <w:ind w:left="0" w:right="0" w:firstLine="0"/>
-              <w:spacing w:lineRule="auto" w:before="40" w:line="240" w:after="40"/>
+              <w:ind w:firstLine="0" w:right="0" w:left="0"/>
+              <w:spacing w:lineRule="auto" w:line="240" w:before="40" w:after="40"/>
             </w:pPr>
             <w:r>
               <w:rPr>
@@ -6491,8 +6665,8 @@
             <w:pPr>
               <w:pStyle w:val="Compact"/>
               <w:jc w:val="left"/>
-              <w:ind w:left="0" w:right="0" w:firstLine="0"/>
-              <w:spacing w:lineRule="auto" w:before="40" w:line="240" w:after="40"/>
+              <w:ind w:firstLine="0" w:right="0" w:left="0"/>
+              <w:spacing w:lineRule="auto" w:line="240" w:before="40" w:after="40"/>
             </w:pPr>
             <w:r>
               <w:rPr>
@@ -6508,8 +6682,8 @@
             <w:pPr>
               <w:pStyle w:val="Compact"/>
               <w:jc w:val="left"/>
-              <w:ind w:left="0" w:right="0" w:firstLine="0"/>
-              <w:spacing w:lineRule="auto" w:before="40" w:line="240" w:after="40"/>
+              <w:ind w:firstLine="0" w:right="0" w:left="0"/>
+              <w:spacing w:lineRule="auto" w:line="240" w:before="40" w:after="40"/>
             </w:pPr>
             <w:r>
               <w:t xml:space="preserve">Float type identifier (for example</w:t>
@@ -6608,8 +6782,8 @@
             <w:pPr>
               <w:pStyle w:val="Compact"/>
               <w:jc w:val="left"/>
-              <w:ind w:left="0" w:right="0" w:firstLine="0"/>
-              <w:spacing w:lineRule="auto" w:before="40" w:line="240" w:after="40"/>
+              <w:ind w:firstLine="0" w:right="0" w:left="0"/>
+              <w:spacing w:lineRule="auto" w:line="240" w:before="40" w:after="40"/>
             </w:pPr>
             <w:r>
               <w:rPr>
@@ -6625,8 +6799,8 @@
             <w:pPr>
               <w:pStyle w:val="Compact"/>
               <w:jc w:val="left"/>
-              <w:ind w:left="0" w:right="0" w:firstLine="0"/>
-              <w:spacing w:lineRule="auto" w:before="40" w:line="240" w:after="40"/>
+              <w:ind w:firstLine="0" w:right="0" w:left="0"/>
+              <w:spacing w:lineRule="auto" w:line="240" w:before="40" w:after="40"/>
             </w:pPr>
             <w:r>
               <w:t xml:space="preserve">Optional language hint for syntax highlighting</w:t>
@@ -6641,8 +6815,8 @@
             <w:pPr>
               <w:pStyle w:val="Compact"/>
               <w:jc w:val="left"/>
-              <w:ind w:left="0" w:right="0" w:firstLine="0"/>
-              <w:spacing w:lineRule="auto" w:before="40" w:line="240" w:after="40"/>
+              <w:ind w:firstLine="0" w:right="0" w:left="0"/>
+              <w:spacing w:lineRule="auto" w:line="240" w:before="40" w:after="40"/>
             </w:pPr>
             <w:r>
               <w:rPr>
@@ -6658,8 +6832,8 @@
             <w:pPr>
               <w:pStyle w:val="Compact"/>
               <w:jc w:val="left"/>
-              <w:ind w:left="0" w:right="0" w:firstLine="0"/>
-              <w:spacing w:lineRule="auto" w:before="40" w:line="240" w:after="40"/>
+              <w:ind w:firstLine="0" w:right="0" w:left="0"/>
+              <w:spacing w:lineRule="auto" w:line="240" w:before="40" w:after="40"/>
             </w:pPr>
             <w:r>
               <w:t xml:space="preserve">Float label for cross-referencing; must be unique within the specification</w:t>
@@ -6674,8 +6848,8 @@
             <w:pPr>
               <w:pStyle w:val="Compact"/>
               <w:jc w:val="left"/>
-              <w:ind w:left="0" w:right="0" w:firstLine="0"/>
-              <w:spacing w:lineRule="auto" w:before="40" w:line="240" w:after="40"/>
+              <w:ind w:firstLine="0" w:right="0" w:left="0"/>
+              <w:spacing w:lineRule="auto" w:line="240" w:before="40" w:after="40"/>
             </w:pPr>
             <w:r>
               <w:rPr>
@@ -6691,8 +6865,8 @@
             <w:pPr>
               <w:pStyle w:val="Compact"/>
               <w:jc w:val="left"/>
-              <w:ind w:left="0" w:right="0" w:firstLine="0"/>
-              <w:spacing w:lineRule="auto" w:before="40" w:line="240" w:after="40"/>
+              <w:ind w:firstLine="0" w:right="0" w:left="0"/>
+              <w:spacing w:lineRule="auto" w:line="240" w:before="40" w:after="40"/>
             </w:pPr>
             <w:r>
               <w:t xml:space="preserve">Key-value attributes; common attribute:</w:t>
@@ -6793,7 +6967,7 @@
     </w:p>
     <w:p>
       <w:pPr>
-        <w:spacing w:before="0" w:after="0" w:lineRule="exact" w:line="20"/>
+        <w:spacing w:after="0" w:lineRule="exact" w:before="0" w:line="20"/>
         <w:rPr>
           <w:sz w:val="2"/>
         </w:rPr>
@@ -6835,12 +7009,12 @@
         <w:tblLook w:firstRow="1" w:lastRow="0" w:firstColumn="0" w:lastColumn="0" w:noHBand="0" w:noVBand="0" w:val="0020"/>
         <w:jc w:val="start"/>
         <w:tblBorders>
-          <w:top w:val="single" w:sz="6" w:color="000000" w:space="0"/>
-          <w:left w:val="single" w:sz="6" w:color="000000" w:space="0"/>
-          <w:bottom w:val="single" w:sz="6" w:color="000000" w:space="0"/>
-          <w:right w:val="single" w:sz="6" w:color="000000" w:space="0"/>
-          <w:insideH w:val="single" w:sz="6" w:color="000000" w:space="0"/>
-          <w:insideV w:val="single" w:sz="6" w:color="000000" w:space="0"/>
+          <w:top w:color="000000" w:val="single" w:sz="6" w:space="0"/>
+          <w:left w:color="000000" w:val="single" w:sz="6" w:space="0"/>
+          <w:bottom w:color="000000" w:val="single" w:sz="6" w:space="0"/>
+          <w:right w:color="000000" w:val="single" w:sz="6" w:space="0"/>
+          <w:insideH w:color="000000" w:val="single" w:sz="6" w:space="0"/>
+          <w:insideV w:color="000000" w:val="single" w:sz="6" w:space="0"/>
         </w:tblBorders>
         <w:tblCellMar>
           <w:top w:type="dxa" w:w="57"/>
@@ -6866,8 +7040,8 @@
             <w:pPr>
               <w:pStyle w:val="Compact"/>
               <w:jc w:val="left"/>
-              <w:ind w:left="0" w:right="0" w:firstLine="0"/>
-              <w:spacing w:lineRule="auto" w:before="40" w:line="240" w:after="40"/>
+              <w:ind w:firstLine="0" w:right="0" w:left="0"/>
+              <w:spacing w:lineRule="auto" w:line="240" w:before="40" w:after="40"/>
             </w:pPr>
             <w:r>
               <w:rPr>
@@ -6885,8 +7059,8 @@
             <w:pPr>
               <w:pStyle w:val="Compact"/>
               <w:jc w:val="left"/>
-              <w:ind w:left="0" w:right="0" w:firstLine="0"/>
-              <w:spacing w:lineRule="auto" w:before="40" w:line="240" w:after="40"/>
+              <w:ind w:firstLine="0" w:right="0" w:left="0"/>
+              <w:spacing w:lineRule="auto" w:line="240" w:before="40" w:after="40"/>
             </w:pPr>
             <w:r>
               <w:rPr>
@@ -6904,8 +7078,8 @@
             <w:pPr>
               <w:pStyle w:val="Compact"/>
               <w:jc w:val="left"/>
-              <w:ind w:left="0" w:right="0" w:firstLine="0"/>
-              <w:spacing w:lineRule="auto" w:before="40" w:line="240" w:after="40"/>
+              <w:ind w:firstLine="0" w:right="0" w:left="0"/>
+              <w:spacing w:lineRule="auto" w:line="240" w:before="40" w:after="40"/>
             </w:pPr>
             <w:r>
               <w:rPr>
@@ -6923,8 +7097,8 @@
             <w:pPr>
               <w:pStyle w:val="Compact"/>
               <w:jc w:val="left"/>
-              <w:ind w:left="0" w:right="0" w:firstLine="0"/>
-              <w:spacing w:lineRule="auto" w:before="40" w:line="240" w:after="40"/>
+              <w:ind w:firstLine="0" w:right="0" w:left="0"/>
+              <w:spacing w:lineRule="auto" w:line="240" w:before="40" w:after="40"/>
             </w:pPr>
             <w:r>
               <w:rPr>
@@ -6940,8 +7114,8 @@
             <w:pPr>
               <w:pStyle w:val="Compact"/>
               <w:jc w:val="left"/>
-              <w:ind w:left="0" w:right="0" w:firstLine="0"/>
-              <w:spacing w:lineRule="auto" w:before="40" w:line="240" w:after="40"/>
+              <w:ind w:firstLine="0" w:right="0" w:left="0"/>
+              <w:spacing w:lineRule="auto" w:line="240" w:before="40" w:after="40"/>
             </w:pPr>
             <w:r>
               <w:rPr>
@@ -6963,8 +7137,8 @@
             <w:pPr>
               <w:pStyle w:val="Compact"/>
               <w:jc w:val="left"/>
-              <w:ind w:left="0" w:right="0" w:firstLine="0"/>
-              <w:spacing w:lineRule="auto" w:before="40" w:line="240" w:after="40"/>
+              <w:ind w:firstLine="0" w:right="0" w:left="0"/>
+              <w:spacing w:lineRule="auto" w:line="240" w:before="40" w:after="40"/>
             </w:pPr>
             <w:r>
               <w:t xml:space="preserve">PID lookup: same-spec first, then cross-document fallback</w:t>
@@ -6979,8 +7153,8 @@
             <w:pPr>
               <w:pStyle w:val="Compact"/>
               <w:jc w:val="left"/>
-              <w:ind w:left="0" w:right="0" w:firstLine="0"/>
-              <w:spacing w:lineRule="auto" w:before="40" w:line="240" w:after="40"/>
+              <w:ind w:firstLine="0" w:right="0" w:left="0"/>
+              <w:spacing w:lineRule="auto" w:line="240" w:before="40" w:after="40"/>
             </w:pPr>
             <w:r>
               <w:rPr>
@@ -6996,8 +7170,8 @@
             <w:pPr>
               <w:pStyle w:val="Compact"/>
               <w:jc w:val="left"/>
-              <w:ind w:left="0" w:right="0" w:firstLine="0"/>
-              <w:spacing w:lineRule="auto" w:before="40" w:line="240" w:after="40"/>
+              <w:ind w:firstLine="0" w:right="0" w:left="0"/>
+              <w:spacing w:lineRule="auto" w:line="240" w:before="40" w:after="40"/>
             </w:pPr>
             <w:r>
               <w:rPr>
@@ -7019,8 +7193,8 @@
             <w:pPr>
               <w:pStyle w:val="Compact"/>
               <w:jc w:val="left"/>
-              <w:ind w:left="0" w:right="0" w:firstLine="0"/>
-              <w:spacing w:lineRule="auto" w:before="40" w:line="240" w:after="40"/>
+              <w:ind w:firstLine="0" w:right="0" w:left="0"/>
+              <w:spacing w:lineRule="auto" w:line="240" w:before="40" w:after="40"/>
             </w:pPr>
             <w:r>
               <w:t xml:space="preserve">Scoped label resolution: local scope, then same-spec, then global</w:t>
@@ -7035,8 +7209,8 @@
             <w:pPr>
               <w:pStyle w:val="Compact"/>
               <w:jc w:val="left"/>
-              <w:ind w:left="0" w:right="0" w:firstLine="0"/>
-              <w:spacing w:lineRule="auto" w:before="40" w:line="240" w:after="40"/>
+              <w:ind w:firstLine="0" w:right="0" w:left="0"/>
+              <w:spacing w:lineRule="auto" w:line="240" w:before="40" w:after="40"/>
             </w:pPr>
             <w:r>
               <w:rPr>
@@ -7052,8 +7226,8 @@
             <w:pPr>
               <w:pStyle w:val="Compact"/>
               <w:jc w:val="left"/>
-              <w:ind w:left="0" w:right="0" w:firstLine="0"/>
-              <w:spacing w:lineRule="auto" w:before="40" w:line="240" w:after="40"/>
+              <w:ind w:firstLine="0" w:right="0" w:left="0"/>
+              <w:spacing w:lineRule="auto" w:line="240" w:before="40" w:after="40"/>
             </w:pPr>
             <w:r>
               <w:t xml:space="preserve">XREF_CITATION</w:t>
@@ -7066,8 +7240,8 @@
             <w:pPr>
               <w:pStyle w:val="Compact"/>
               <w:jc w:val="left"/>
-              <w:ind w:left="0" w:right="0" w:firstLine="0"/>
-              <w:spacing w:lineRule="auto" w:before="40" w:line="240" w:after="40"/>
+              <w:ind w:firstLine="0" w:right="0" w:left="0"/>
+              <w:spacing w:lineRule="auto" w:line="240" w:before="40" w:after="40"/>
             </w:pPr>
             <w:r>
               <w:t xml:space="preserve">Rewritten to pandoc Cite element (parenthetical)</w:t>
@@ -7082,8 +7256,8 @@
             <w:pPr>
               <w:pStyle w:val="Compact"/>
               <w:jc w:val="left"/>
-              <w:ind w:left="0" w:right="0" w:firstLine="0"/>
-              <w:spacing w:lineRule="auto" w:before="40" w:line="240" w:after="40"/>
+              <w:ind w:firstLine="0" w:right="0" w:left="0"/>
+              <w:spacing w:lineRule="auto" w:line="240" w:before="40" w:after="40"/>
             </w:pPr>
             <w:r>
               <w:rPr>
@@ -7099,8 +7273,8 @@
             <w:pPr>
               <w:pStyle w:val="Compact"/>
               <w:jc w:val="left"/>
-              <w:ind w:left="0" w:right="0" w:firstLine="0"/>
-              <w:spacing w:lineRule="auto" w:before="40" w:line="240" w:after="40"/>
+              <w:ind w:firstLine="0" w:right="0" w:left="0"/>
+              <w:spacing w:lineRule="auto" w:line="240" w:before="40" w:after="40"/>
             </w:pPr>
             <w:r>
               <w:t xml:space="preserve">XREF_CITATION</w:t>
@@ -7113,8 +7287,8 @@
             <w:pPr>
               <w:pStyle w:val="Compact"/>
               <w:jc w:val="left"/>
-              <w:ind w:left="0" w:right="0" w:firstLine="0"/>
-              <w:spacing w:lineRule="auto" w:before="40" w:line="240" w:after="40"/>
+              <w:ind w:firstLine="0" w:right="0" w:left="0"/>
+              <w:spacing w:lineRule="auto" w:line="240" w:before="40" w:after="40"/>
             </w:pPr>
             <w:r>
               <w:t xml:space="preserve">Rewritten to pandoc Cite element (in-text)</w:t>
@@ -7148,7 +7322,7 @@
     </w:p>
     <w:p>
       <w:pPr>
-        <w:spacing w:before="0" w:after="0" w:lineRule="exact" w:line="20"/>
+        <w:spacing w:after="0" w:lineRule="exact" w:before="0" w:line="20"/>
         <w:rPr>
           <w:sz w:val="2"/>
         </w:rPr>
@@ -7190,12 +7364,12 @@
         <w:tblLook w:firstRow="1" w:lastRow="0" w:firstColumn="0" w:lastColumn="0" w:noHBand="0" w:noVBand="0" w:val="0020"/>
         <w:jc w:val="start"/>
         <w:tblBorders>
-          <w:top w:val="single" w:sz="6" w:color="000000" w:space="0"/>
-          <w:left w:val="single" w:sz="6" w:color="000000" w:space="0"/>
-          <w:bottom w:val="single" w:sz="6" w:color="000000" w:space="0"/>
-          <w:right w:val="single" w:sz="6" w:color="000000" w:space="0"/>
-          <w:insideH w:val="single" w:sz="6" w:color="000000" w:space="0"/>
-          <w:insideV w:val="single" w:sz="6" w:color="000000" w:space="0"/>
+          <w:top w:color="000000" w:val="single" w:sz="6" w:space="0"/>
+          <w:left w:color="000000" w:val="single" w:sz="6" w:space="0"/>
+          <w:bottom w:color="000000" w:val="single" w:sz="6" w:space="0"/>
+          <w:right w:color="000000" w:val="single" w:sz="6" w:space="0"/>
+          <w:insideH w:color="000000" w:val="single" w:sz="6" w:space="0"/>
+          <w:insideV w:color="000000" w:val="single" w:sz="6" w:space="0"/>
         </w:tblBorders>
         <w:tblCellMar>
           <w:top w:type="dxa" w:w="57"/>
@@ -7221,8 +7395,8 @@
             <w:pPr>
               <w:pStyle w:val="Compact"/>
               <w:jc w:val="left"/>
-              <w:ind w:left="0" w:right="0" w:firstLine="0"/>
-              <w:spacing w:lineRule="auto" w:before="40" w:line="240" w:after="40"/>
+              <w:ind w:firstLine="0" w:right="0" w:left="0"/>
+              <w:spacing w:lineRule="auto" w:line="240" w:before="40" w:after="40"/>
             </w:pPr>
             <w:r>
               <w:rPr>
@@ -7240,8 +7414,8 @@
             <w:pPr>
               <w:pStyle w:val="Compact"/>
               <w:jc w:val="left"/>
-              <w:ind w:left="0" w:right="0" w:firstLine="0"/>
-              <w:spacing w:lineRule="auto" w:before="40" w:line="240" w:after="40"/>
+              <w:ind w:firstLine="0" w:right="0" w:left="0"/>
+              <w:spacing w:lineRule="auto" w:line="240" w:before="40" w:after="40"/>
             </w:pPr>
             <w:r>
               <w:rPr>
@@ -7259,8 +7433,8 @@
             <w:pPr>
               <w:pStyle w:val="Compact"/>
               <w:jc w:val="left"/>
-              <w:ind w:left="0" w:right="0" w:firstLine="0"/>
-              <w:spacing w:lineRule="auto" w:before="40" w:line="240" w:after="40"/>
+              <w:ind w:firstLine="0" w:right="0" w:left="0"/>
+              <w:spacing w:lineRule="auto" w:line="240" w:before="40" w:after="40"/>
             </w:pPr>
             <w:r>
               <w:rPr>
@@ -7278,8 +7452,8 @@
             <w:pPr>
               <w:pStyle w:val="Compact"/>
               <w:jc w:val="left"/>
-              <w:ind w:left="0" w:right="0" w:firstLine="0"/>
-              <w:spacing w:lineRule="auto" w:before="40" w:line="240" w:after="40"/>
+              <w:ind w:firstLine="0" w:right="0" w:left="0"/>
+              <w:spacing w:lineRule="auto" w:line="240" w:before="40" w:after="40"/>
             </w:pPr>
             <w:r>
               <w:rPr>
@@ -7295,8 +7469,8 @@
             <w:pPr>
               <w:pStyle w:val="Compact"/>
               <w:jc w:val="left"/>
-              <w:ind w:left="0" w:right="0" w:firstLine="0"/>
-              <w:spacing w:lineRule="auto" w:before="40" w:line="240" w:after="40"/>
+              <w:ind w:firstLine="0" w:right="0" w:left="0"/>
+              <w:spacing w:lineRule="auto" w:line="240" w:before="40" w:after="40"/>
             </w:pPr>
             <w:r>
               <w:rPr>
@@ -7312,8 +7486,8 @@
             <w:pPr>
               <w:pStyle w:val="Compact"/>
               <w:jc w:val="left"/>
-              <w:ind w:left="0" w:right="0" w:firstLine="0"/>
-              <w:spacing w:lineRule="auto" w:before="40" w:line="240" w:after="40"/>
+              <w:ind w:firstLine="0" w:right="0" w:left="0"/>
+              <w:spacing w:lineRule="auto" w:line="240" w:before="40" w:after="40"/>
             </w:pPr>
             <w:r>
               <w:t xml:space="preserve">Reference by PID</w:t>
@@ -7328,8 +7502,8 @@
             <w:pPr>
               <w:pStyle w:val="Compact"/>
               <w:jc w:val="left"/>
-              <w:ind w:left="0" w:right="0" w:firstLine="0"/>
-              <w:spacing w:lineRule="auto" w:before="40" w:line="240" w:after="40"/>
+              <w:ind w:firstLine="0" w:right="0" w:left="0"/>
+              <w:spacing w:lineRule="auto" w:line="240" w:before="40" w:after="40"/>
             </w:pPr>
             <w:r>
               <w:rPr>
@@ -7345,8 +7519,8 @@
             <w:pPr>
               <w:pStyle w:val="Compact"/>
               <w:jc w:val="left"/>
-              <w:ind w:left="0" w:right="0" w:firstLine="0"/>
-              <w:spacing w:lineRule="auto" w:before="40" w:line="240" w:after="40"/>
+              <w:ind w:firstLine="0" w:right="0" w:left="0"/>
+              <w:spacing w:lineRule="auto" w:line="240" w:before="40" w:after="40"/>
             </w:pPr>
             <w:r>
               <w:rPr>
@@ -7362,8 +7536,8 @@
             <w:pPr>
               <w:pStyle w:val="Compact"/>
               <w:jc w:val="left"/>
-              <w:ind w:left="0" w:right="0" w:firstLine="0"/>
-              <w:spacing w:lineRule="auto" w:before="40" w:line="240" w:after="40"/>
+              <w:ind w:firstLine="0" w:right="0" w:left="0"/>
+              <w:spacing w:lineRule="auto" w:line="240" w:before="40" w:after="40"/>
             </w:pPr>
             <w:r>
               <w:t xml:space="preserve">Typed float reference</w:t>
@@ -7378,8 +7552,8 @@
             <w:pPr>
               <w:pStyle w:val="Compact"/>
               <w:jc w:val="left"/>
-              <w:ind w:left="0" w:right="0" w:firstLine="0"/>
-              <w:spacing w:lineRule="auto" w:before="40" w:line="240" w:after="40"/>
+              <w:ind w:firstLine="0" w:right="0" w:left="0"/>
+              <w:spacing w:lineRule="auto" w:line="240" w:before="40" w:after="40"/>
             </w:pPr>
             <w:r>
               <w:rPr>
@@ -7395,8 +7569,8 @@
             <w:pPr>
               <w:pStyle w:val="Compact"/>
               <w:jc w:val="left"/>
-              <w:ind w:left="0" w:right="0" w:firstLine="0"/>
-              <w:spacing w:lineRule="auto" w:before="40" w:line="240" w:after="40"/>
+              <w:ind w:firstLine="0" w:right="0" w:left="0"/>
+              <w:spacing w:lineRule="auto" w:line="240" w:before="40" w:after="40"/>
             </w:pPr>
             <w:r>
               <w:rPr>
@@ -7412,8 +7586,8 @@
             <w:pPr>
               <w:pStyle w:val="Compact"/>
               <w:jc w:val="left"/>
-              <w:ind w:left="0" w:right="0" w:firstLine="0"/>
-              <w:spacing w:lineRule="auto" w:before="40" w:line="240" w:after="40"/>
+              <w:ind w:firstLine="0" w:right="0" w:left="0"/>
+              <w:spacing w:lineRule="auto" w:line="240" w:before="40" w:after="40"/>
             </w:pPr>
             <w:r>
               <w:t xml:space="preserve">Scoped float reference</w:t>
@@ -7428,8 +7602,8 @@
             <w:pPr>
               <w:pStyle w:val="Compact"/>
               <w:jc w:val="left"/>
-              <w:ind w:left="0" w:right="0" w:firstLine="0"/>
-              <w:spacing w:lineRule="auto" w:before="40" w:line="240" w:after="40"/>
+              <w:ind w:firstLine="0" w:right="0" w:left="0"/>
+              <w:spacing w:lineRule="auto" w:line="240" w:before="40" w:after="40"/>
             </w:pPr>
             <w:r>
               <w:rPr>
@@ -7445,8 +7619,8 @@
             <w:pPr>
               <w:pStyle w:val="Compact"/>
               <w:jc w:val="left"/>
-              <w:ind w:left="0" w:right="0" w:firstLine="0"/>
-              <w:spacing w:lineRule="auto" w:before="40" w:line="240" w:after="40"/>
+              <w:ind w:firstLine="0" w:right="0" w:left="0"/>
+              <w:spacing w:lineRule="auto" w:line="240" w:before="40" w:after="40"/>
             </w:pPr>
             <w:r>
               <w:rPr>
@@ -7462,8 +7636,8 @@
             <w:pPr>
               <w:pStyle w:val="Compact"/>
               <w:jc w:val="left"/>
-              <w:ind w:left="0" w:right="0" w:firstLine="0"/>
-              <w:spacing w:lineRule="auto" w:before="40" w:line="240" w:after="40"/>
+              <w:ind w:firstLine="0" w:right="0" w:left="0"/>
+              <w:spacing w:lineRule="auto" w:line="240" w:before="40" w:after="40"/>
             </w:pPr>
             <w:r>
               <w:t xml:space="preserve">Parenthetical citation</w:t>
@@ -7478,8 +7652,8 @@
             <w:pPr>
               <w:pStyle w:val="Compact"/>
               <w:jc w:val="left"/>
-              <w:ind w:left="0" w:right="0" w:firstLine="0"/>
-              <w:spacing w:lineRule="auto" w:before="40" w:line="240" w:after="40"/>
+              <w:ind w:firstLine="0" w:right="0" w:left="0"/>
+              <w:spacing w:lineRule="auto" w:line="240" w:before="40" w:after="40"/>
             </w:pPr>
             <w:r>
               <w:rPr>
@@ -7495,8 +7669,8 @@
             <w:pPr>
               <w:pStyle w:val="Compact"/>
               <w:jc w:val="left"/>
-              <w:ind w:left="0" w:right="0" w:firstLine="0"/>
-              <w:spacing w:lineRule="auto" w:before="40" w:line="240" w:after="40"/>
+              <w:ind w:firstLine="0" w:right="0" w:left="0"/>
+              <w:spacing w:lineRule="auto" w:line="240" w:before="40" w:after="40"/>
             </w:pPr>
             <w:r>
               <w:rPr>
@@ -7512,8 +7686,8 @@
             <w:pPr>
               <w:pStyle w:val="Compact"/>
               <w:jc w:val="left"/>
-              <w:ind w:left="0" w:right="0" w:firstLine="0"/>
-              <w:spacing w:lineRule="auto" w:before="40" w:line="240" w:after="40"/>
+              <w:ind w:firstLine="0" w:right="0" w:left="0"/>
+              <w:spacing w:lineRule="auto" w:line="240" w:before="40" w:after="40"/>
             </w:pPr>
             <w:r>
               <w:t xml:space="preserve">In-text citation</w:t>
@@ -7549,8 +7723,8 @@
       </w:pPr>
       <w:pPr>
         <w:tabs>
-          <w:tab w:pos="4680" w:val="center"/>
-          <w:tab w:pos="9360" w:val="right"/>
+          <w:tab w:val="center" w:pos="4680"/>
+          <w:tab w:val="right" w:pos="9360"/>
         </w:tabs>
       </w:pPr>
       <w:r>
@@ -7751,7 +7925,7 @@
     </w:p>
     <w:p>
       <w:pPr>
-        <w:spacing w:before="0" w:after="0" w:lineRule="exact" w:line="20"/>
+        <w:spacing w:after="0" w:lineRule="exact" w:before="0" w:line="20"/>
         <w:rPr>
           <w:sz w:val="2"/>
         </w:rPr>
@@ -7793,12 +7967,12 @@
         <w:tblLook w:firstRow="1" w:lastRow="0" w:firstColumn="0" w:lastColumn="0" w:noHBand="0" w:noVBand="0" w:val="0020"/>
         <w:jc w:val="start"/>
         <w:tblBorders>
-          <w:top w:val="single" w:sz="6" w:color="000000" w:space="0"/>
-          <w:left w:val="single" w:sz="6" w:color="000000" w:space="0"/>
-          <w:bottom w:val="single" w:sz="6" w:color="000000" w:space="0"/>
-          <w:right w:val="single" w:sz="6" w:color="000000" w:space="0"/>
-          <w:insideH w:val="single" w:sz="6" w:color="000000" w:space="0"/>
-          <w:insideV w:val="single" w:sz="6" w:color="000000" w:space="0"/>
+          <w:top w:color="000000" w:val="single" w:sz="6" w:space="0"/>
+          <w:left w:color="000000" w:val="single" w:sz="6" w:space="0"/>
+          <w:bottom w:color="000000" w:val="single" w:sz="6" w:space="0"/>
+          <w:right w:color="000000" w:val="single" w:sz="6" w:space="0"/>
+          <w:insideH w:color="000000" w:val="single" w:sz="6" w:space="0"/>
+          <w:insideV w:color="000000" w:val="single" w:sz="6" w:space="0"/>
         </w:tblBorders>
         <w:tblCellMar>
           <w:top w:type="dxa" w:w="57"/>
@@ -7825,8 +7999,8 @@
             <w:pPr>
               <w:pStyle w:val="Compact"/>
               <w:jc w:val="left"/>
-              <w:ind w:left="0" w:right="0" w:firstLine="0"/>
-              <w:spacing w:lineRule="auto" w:before="40" w:line="240" w:after="40"/>
+              <w:ind w:firstLine="0" w:right="0" w:left="0"/>
+              <w:spacing w:lineRule="auto" w:line="240" w:before="40" w:after="40"/>
             </w:pPr>
             <w:r>
               <w:rPr>
@@ -7844,8 +8018,8 @@
             <w:pPr>
               <w:pStyle w:val="Compact"/>
               <w:jc w:val="center"/>
-              <w:ind w:left="0" w:right="0" w:firstLine="0"/>
-              <w:spacing w:lineRule="auto" w:before="40" w:line="240" w:after="40"/>
+              <w:ind w:firstLine="0" w:right="0" w:left="0"/>
+              <w:spacing w:lineRule="auto" w:line="240" w:before="40" w:after="40"/>
             </w:pPr>
             <w:r>
               <w:rPr>
@@ -7863,8 +8037,8 @@
             <w:pPr>
               <w:pStyle w:val="Compact"/>
               <w:jc w:val="left"/>
-              <w:ind w:left="0" w:right="0" w:firstLine="0"/>
-              <w:spacing w:lineRule="auto" w:before="40" w:line="240" w:after="40"/>
+              <w:ind w:firstLine="0" w:right="0" w:left="0"/>
+              <w:spacing w:lineRule="auto" w:line="240" w:before="40" w:after="40"/>
             </w:pPr>
             <w:r>
               <w:rPr>
@@ -7882,8 +8056,8 @@
             <w:pPr>
               <w:pStyle w:val="Compact"/>
               <w:jc w:val="center"/>
-              <w:ind w:left="0" w:right="0" w:firstLine="0"/>
-              <w:spacing w:lineRule="auto" w:before="40" w:line="240" w:after="40"/>
+              <w:ind w:firstLine="0" w:right="0" w:left="0"/>
+              <w:spacing w:lineRule="auto" w:line="240" w:before="40" w:after="40"/>
             </w:pPr>
             <w:r>
               <w:rPr>
@@ -7901,8 +8075,8 @@
             <w:pPr>
               <w:pStyle w:val="Compact"/>
               <w:jc w:val="left"/>
-              <w:ind w:left="0" w:right="0" w:firstLine="0"/>
-              <w:spacing w:lineRule="auto" w:before="40" w:line="240" w:after="40"/>
+              <w:ind w:firstLine="0" w:right="0" w:left="0"/>
+              <w:spacing w:lineRule="auto" w:line="240" w:before="40" w:after="40"/>
             </w:pPr>
             <w:r>
               <w:rPr>
@@ -7958,8 +8132,8 @@
             <w:pPr>
               <w:pStyle w:val="Compact"/>
               <w:jc w:val="center"/>
-              <w:ind w:left="0" w:right="0" w:firstLine="0"/>
-              <w:spacing w:lineRule="auto" w:before="40" w:line="240" w:after="40"/>
+              <w:ind w:firstLine="0" w:right="0" w:left="0"/>
+              <w:spacing w:lineRule="auto" w:line="240" w:before="40" w:after="40"/>
             </w:pPr>
             <w:r>
               <w:t xml:space="preserve">+1</w:t>
@@ -7972,8 +8146,8 @@
             <w:pPr>
               <w:pStyle w:val="Compact"/>
               <w:jc w:val="left"/>
-              <w:ind w:left="0" w:right="0" w:firstLine="0"/>
-              <w:spacing w:lineRule="auto" w:before="40" w:line="240" w:after="40"/>
+              <w:ind w:firstLine="0" w:right="0" w:left="0"/>
+              <w:spacing w:lineRule="auto" w:line="240" w:before="40" w:after="40"/>
             </w:pPr>
             <w:r>
               <w:t xml:space="preserve">Eliminated</w:t>
@@ -7986,8 +8160,8 @@
             <w:pPr>
               <w:pStyle w:val="Compact"/>
               <w:jc w:val="center"/>
-              <w:ind w:left="0" w:right="0" w:firstLine="0"/>
-              <w:spacing w:lineRule="auto" w:before="40" w:line="240" w:after="40"/>
+              <w:ind w:firstLine="0" w:right="0" w:left="0"/>
+              <w:spacing w:lineRule="auto" w:line="240" w:before="40" w:after="40"/>
             </w:pPr>
             <w:r>
               <w:t xml:space="preserve">+0</w:t>
@@ -8002,8 +8176,8 @@
             <w:pPr>
               <w:pStyle w:val="Compact"/>
               <w:jc w:val="left"/>
-              <w:ind w:left="0" w:right="0" w:firstLine="0"/>
-              <w:spacing w:lineRule="auto" w:before="40" w:line="240" w:after="40"/>
+              <w:ind w:firstLine="0" w:right="0" w:left="0"/>
+              <w:spacing w:lineRule="auto" w:line="240" w:before="40" w:after="40"/>
             </w:pPr>
             <w:r>
               <w:rPr>
@@ -8020,8 +8194,8 @@
             <w:pPr>
               <w:pStyle w:val="Compact"/>
               <w:jc w:val="center"/>
-              <w:ind w:left="0" w:right="0" w:firstLine="0"/>
-              <w:spacing w:lineRule="auto" w:before="40" w:line="240" w:after="40"/>
+              <w:ind w:firstLine="0" w:right="0" w:left="0"/>
+              <w:spacing w:lineRule="auto" w:line="240" w:before="40" w:after="40"/>
             </w:pPr>
             <w:r>
               <w:t xml:space="preserve">+1</w:t>
@@ -8034,8 +8208,8 @@
             <w:pPr>
               <w:pStyle w:val="Compact"/>
               <w:jc w:val="left"/>
-              <w:ind w:left="0" w:right="0" w:firstLine="0"/>
-              <w:spacing w:lineRule="auto" w:before="40" w:line="240" w:after="40"/>
+              <w:ind w:firstLine="0" w:right="0" w:left="0"/>
+              <w:spacing w:lineRule="auto" w:line="240" w:before="40" w:after="40"/>
             </w:pPr>
             <w:r>
               <w:t xml:space="preserve">Eliminated</w:t>
@@ -8048,8 +8222,8 @@
             <w:pPr>
               <w:pStyle w:val="Compact"/>
               <w:jc w:val="center"/>
-              <w:ind w:left="0" w:right="0" w:firstLine="0"/>
-              <w:spacing w:lineRule="auto" w:before="40" w:line="240" w:after="40"/>
+              <w:ind w:firstLine="0" w:right="0" w:left="0"/>
+              <w:spacing w:lineRule="auto" w:line="240" w:before="40" w:after="40"/>
             </w:pPr>
             <w:r>
               <w:t xml:space="preserve">+0</w:t>
@@ -8064,8 +8238,8 @@
             <w:pPr>
               <w:pStyle w:val="Compact"/>
               <w:jc w:val="left"/>
-              <w:ind w:left="0" w:right="0" w:firstLine="0"/>
-              <w:spacing w:lineRule="auto" w:before="40" w:line="240" w:after="40"/>
+              <w:ind w:firstLine="0" w:right="0" w:left="0"/>
+              <w:spacing w:lineRule="auto" w:line="240" w:before="40" w:after="40"/>
             </w:pPr>
             <w:r>
               <w:rPr>
@@ -8082,8 +8256,8 @@
             <w:pPr>
               <w:pStyle w:val="Compact"/>
               <w:jc w:val="center"/>
-              <w:ind w:left="0" w:right="0" w:firstLine="0"/>
-              <w:spacing w:lineRule="auto" w:before="40" w:line="240" w:after="40"/>
+              <w:ind w:firstLine="0" w:right="0" w:left="0"/>
+              <w:spacing w:lineRule="auto" w:line="240" w:before="40" w:after="40"/>
             </w:pPr>
             <w:r>
               <w:t xml:space="preserve">+1</w:t>
@@ -8096,8 +8270,8 @@
             <w:pPr>
               <w:pStyle w:val="Compact"/>
               <w:jc w:val="left"/>
-              <w:ind w:left="0" w:right="0" w:firstLine="0"/>
-              <w:spacing w:lineRule="auto" w:before="40" w:line="240" w:after="40"/>
+              <w:ind w:firstLine="0" w:right="0" w:left="0"/>
+              <w:spacing w:lineRule="auto" w:line="240" w:before="40" w:after="40"/>
             </w:pPr>
             <w:r>
               <w:t xml:space="preserve">Eliminated</w:t>
@@ -8110,8 +8284,8 @@
             <w:pPr>
               <w:pStyle w:val="Compact"/>
               <w:jc w:val="center"/>
-              <w:ind w:left="0" w:right="0" w:firstLine="0"/>
-              <w:spacing w:lineRule="auto" w:before="40" w:line="240" w:after="40"/>
+              <w:ind w:firstLine="0" w:right="0" w:left="0"/>
+              <w:spacing w:lineRule="auto" w:line="240" w:before="40" w:after="40"/>
             </w:pPr>
             <w:r>
               <w:t xml:space="preserve">+0</w:t>
@@ -8126,8 +8300,8 @@
             <w:pPr>
               <w:pStyle w:val="Compact"/>
               <w:jc w:val="left"/>
-              <w:ind w:left="0" w:right="0" w:firstLine="0"/>
-              <w:spacing w:lineRule="auto" w:before="40" w:line="240" w:after="40"/>
+              <w:ind w:firstLine="0" w:right="0" w:left="0"/>
+              <w:spacing w:lineRule="auto" w:line="240" w:before="40" w:after="40"/>
             </w:pPr>
             <w:r>
               <w:rPr>
@@ -8144,8 +8318,8 @@
             <w:pPr>
               <w:pStyle w:val="Compact"/>
               <w:jc w:val="center"/>
-              <w:ind w:left="0" w:right="0" w:firstLine="0"/>
-              <w:spacing w:lineRule="auto" w:before="40" w:line="240" w:after="40"/>
+              <w:ind w:firstLine="0" w:right="0" w:left="0"/>
+              <w:spacing w:lineRule="auto" w:line="240" w:before="40" w:after="40"/>
             </w:pPr>
             <w:r>
               <w:t xml:space="preserve">+1</w:t>
@@ -8158,8 +8332,8 @@
             <w:pPr>
               <w:pStyle w:val="Compact"/>
               <w:jc w:val="left"/>
-              <w:ind w:left="0" w:right="0" w:firstLine="0"/>
-              <w:spacing w:lineRule="auto" w:before="40" w:line="240" w:after="40"/>
+              <w:ind w:firstLine="0" w:right="0" w:left="0"/>
+              <w:spacing w:lineRule="auto" w:line="240" w:before="40" w:after="40"/>
             </w:pPr>
             <w:r>
               <w:t xml:space="preserve">Eliminated</w:t>
@@ -8172,8 +8346,8 @@
             <w:pPr>
               <w:pStyle w:val="Compact"/>
               <w:jc w:val="center"/>
-              <w:ind w:left="0" w:right="0" w:firstLine="0"/>
-              <w:spacing w:lineRule="auto" w:before="40" w:line="240" w:after="40"/>
+              <w:ind w:firstLine="0" w:right="0" w:left="0"/>
+              <w:spacing w:lineRule="auto" w:line="240" w:before="40" w:after="40"/>
             </w:pPr>
             <w:r>
               <w:t xml:space="preserve">+0</w:t>
@@ -8315,7 +8489,7 @@
     </w:p>
     <w:p>
       <w:pPr>
-        <w:spacing w:before="0" w:after="0" w:lineRule="exact" w:line="20"/>
+        <w:spacing w:after="0" w:lineRule="exact" w:before="0" w:line="20"/>
         <w:rPr>
           <w:sz w:val="2"/>
         </w:rPr>
@@ -8371,7 +8545,7 @@
     </w:p>
     <w:p>
       <w:pPr>
-        <w:spacing w:before="0" w:after="0" w:lineRule="exact" w:line="20"/>
+        <w:spacing w:after="0" w:lineRule="exact" w:before="0" w:line="20"/>
         <w:rPr>
           <w:sz w:val="2"/>
         </w:rPr>
@@ -8413,12 +8587,12 @@
         <w:tblLook w:firstRow="1" w:lastRow="0" w:firstColumn="0" w:lastColumn="0" w:noHBand="0" w:noVBand="0" w:val="0020"/>
         <w:jc w:val="start"/>
         <w:tblBorders>
-          <w:top w:val="single" w:sz="6" w:color="000000" w:space="0"/>
-          <w:left w:val="single" w:sz="6" w:color="000000" w:space="0"/>
-          <w:bottom w:val="single" w:sz="6" w:color="000000" w:space="0"/>
-          <w:right w:val="single" w:sz="6" w:color="000000" w:space="0"/>
-          <w:insideH w:val="single" w:sz="6" w:color="000000" w:space="0"/>
-          <w:insideV w:val="single" w:sz="6" w:color="000000" w:space="0"/>
+          <w:top w:color="000000" w:val="single" w:sz="6" w:space="0"/>
+          <w:left w:color="000000" w:val="single" w:sz="6" w:space="0"/>
+          <w:bottom w:color="000000" w:val="single" w:sz="6" w:space="0"/>
+          <w:right w:color="000000" w:val="single" w:sz="6" w:space="0"/>
+          <w:insideH w:color="000000" w:val="single" w:sz="6" w:space="0"/>
+          <w:insideV w:color="000000" w:val="single" w:sz="6" w:space="0"/>
         </w:tblBorders>
         <w:tblCellMar>
           <w:top w:type="dxa" w:w="57"/>
@@ -8444,8 +8618,8 @@
             <w:pPr>
               <w:pStyle w:val="Compact"/>
               <w:jc w:val="left"/>
-              <w:ind w:left="0" w:right="0" w:firstLine="0"/>
-              <w:spacing w:lineRule="auto" w:before="40" w:line="240" w:after="40"/>
+              <w:ind w:firstLine="0" w:right="0" w:left="0"/>
+              <w:spacing w:lineRule="auto" w:line="240" w:before="40" w:after="40"/>
             </w:pPr>
             <w:r>
               <w:rPr>
@@ -8463,8 +8637,8 @@
             <w:pPr>
               <w:pStyle w:val="Compact"/>
               <w:jc w:val="left"/>
-              <w:ind w:left="0" w:right="0" w:firstLine="0"/>
-              <w:spacing w:lineRule="auto" w:before="40" w:line="240" w:after="40"/>
+              <w:ind w:firstLine="0" w:right="0" w:left="0"/>
+              <w:spacing w:lineRule="auto" w:line="240" w:before="40" w:after="40"/>
             </w:pPr>
             <w:r>
               <w:rPr>
@@ -8482,8 +8656,8 @@
             <w:pPr>
               <w:pStyle w:val="Compact"/>
               <w:jc w:val="left"/>
-              <w:ind w:left="0" w:right="0" w:firstLine="0"/>
-              <w:spacing w:lineRule="auto" w:before="40" w:line="240" w:after="40"/>
+              <w:ind w:firstLine="0" w:right="0" w:left="0"/>
+              <w:spacing w:lineRule="auto" w:line="240" w:before="40" w:after="40"/>
             </w:pPr>
             <w:r>
               <w:rPr>
@@ -8501,8 +8675,8 @@
             <w:pPr>
               <w:pStyle w:val="Compact"/>
               <w:jc w:val="left"/>
-              <w:ind w:left="0" w:right="0" w:firstLine="0"/>
-              <w:spacing w:lineRule="auto" w:before="40" w:line="240" w:after="40"/>
+              <w:ind w:firstLine="0" w:right="0" w:left="0"/>
+              <w:spacing w:lineRule="auto" w:line="240" w:before="40" w:after="40"/>
             </w:pPr>
             <w:r>
               <w:rPr>
@@ -8524,8 +8698,8 @@
             <w:pPr>
               <w:pStyle w:val="Compact"/>
               <w:jc w:val="left"/>
-              <w:ind w:left="0" w:right="0" w:firstLine="0"/>
-              <w:spacing w:lineRule="auto" w:before="40" w:line="240" w:after="40"/>
+              <w:ind w:firstLine="0" w:right="0" w:left="0"/>
+              <w:spacing w:lineRule="auto" w:line="240" w:before="40" w:after="40"/>
             </w:pPr>
             <w:r>
               <w:t xml:space="preserve">Table of Contents (TOC) from spec object headings</w:t>
@@ -8540,8 +8714,8 @@
             <w:pPr>
               <w:pStyle w:val="Compact"/>
               <w:jc w:val="left"/>
-              <w:ind w:left="0" w:right="0" w:firstLine="0"/>
-              <w:spacing w:lineRule="auto" w:before="40" w:line="240" w:after="40"/>
+              <w:ind w:firstLine="0" w:right="0" w:left="0"/>
+              <w:spacing w:lineRule="auto" w:line="240" w:before="40" w:after="40"/>
             </w:pPr>
             <w:r>
               <w:rPr>
@@ -8557,8 +8731,8 @@
             <w:pPr>
               <w:pStyle w:val="Compact"/>
               <w:jc w:val="left"/>
-              <w:ind w:left="0" w:right="0" w:firstLine="0"/>
-              <w:spacing w:lineRule="auto" w:before="40" w:line="240" w:after="40"/>
+              <w:ind w:firstLine="0" w:right="0" w:left="0"/>
+              <w:spacing w:lineRule="auto" w:line="240" w:before="40" w:after="40"/>
             </w:pPr>
             <w:r>
               <w:rPr>
@@ -8576,8 +8750,8 @@
             <w:pPr>
               <w:pStyle w:val="Compact"/>
               <w:jc w:val="left"/>
-              <w:ind w:left="0" w:right="0" w:firstLine="0"/>
-              <w:spacing w:lineRule="auto" w:before="40" w:line="240" w:after="40"/>
+              <w:ind w:firstLine="0" w:right="0" w:left="0"/>
+              <w:spacing w:lineRule="auto" w:line="240" w:before="40" w:after="40"/>
             </w:pPr>
             <w:r>
               <w:rPr>
@@ -8593,8 +8767,8 @@
             <w:pPr>
               <w:pStyle w:val="Compact"/>
               <w:jc w:val="left"/>
-              <w:ind w:left="0" w:right="0" w:firstLine="0"/>
-              <w:spacing w:lineRule="auto" w:before="40" w:line="240" w:after="40"/>
+              <w:ind w:firstLine="0" w:right="0" w:left="0"/>
+              <w:spacing w:lineRule="auto" w:line="240" w:before="40" w:after="40"/>
             </w:pPr>
             <w:r>
               <w:rPr>
@@ -8624,8 +8798,8 @@
             <w:pPr>
               <w:pStyle w:val="Compact"/>
               <w:jc w:val="left"/>
-              <w:ind w:left="0" w:right="0" w:firstLine="0"/>
-              <w:spacing w:lineRule="auto" w:before="40" w:line="240" w:after="40"/>
+              <w:ind w:firstLine="0" w:right="0" w:left="0"/>
+              <w:spacing w:lineRule="auto" w:line="240" w:before="40" w:after="40"/>
             </w:pPr>
             <w:r>
               <w:rPr>
@@ -8641,8 +8815,8 @@
             <w:pPr>
               <w:pStyle w:val="Compact"/>
               <w:jc w:val="left"/>
-              <w:ind w:left="0" w:right="0" w:firstLine="0"/>
-              <w:spacing w:lineRule="auto" w:before="40" w:line="240" w:after="40"/>
+              <w:ind w:firstLine="0" w:right="0" w:left="0"/>
+              <w:spacing w:lineRule="auto" w:line="240" w:before="40" w:after="40"/>
             </w:pPr>
             <w:r>
               <w:rPr>
@@ -8672,8 +8846,8 @@
             <w:pPr>
               <w:pStyle w:val="Compact"/>
               <w:jc w:val="left"/>
-              <w:ind w:left="0" w:right="0" w:firstLine="0"/>
-              <w:spacing w:lineRule="auto" w:before="40" w:line="240" w:after="40"/>
+              <w:ind w:firstLine="0" w:right="0" w:left="0"/>
+              <w:spacing w:lineRule="auto" w:line="240" w:before="40" w:after="40"/>
             </w:pPr>
             <w:r>
               <w:rPr>
@@ -8689,8 +8863,8 @@
             <w:pPr>
               <w:pStyle w:val="Compact"/>
               <w:jc w:val="left"/>
-              <w:ind w:left="0" w:right="0" w:firstLine="0"/>
-              <w:spacing w:lineRule="auto" w:before="40" w:line="240" w:after="40"/>
+              <w:ind w:firstLine="0" w:right="0" w:left="0"/>
+              <w:spacing w:lineRule="auto" w:line="240" w:before="40" w:after="40"/>
             </w:pPr>
             <w:r>
               <w:rPr>
@@ -8720,8 +8894,8 @@
             <w:pPr>
               <w:pStyle w:val="Compact"/>
               <w:jc w:val="left"/>
-              <w:ind w:left="0" w:right="0" w:firstLine="0"/>
-              <w:spacing w:lineRule="auto" w:before="40" w:line="240" w:after="40"/>
+              <w:ind w:firstLine="0" w:right="0" w:left="0"/>
+              <w:spacing w:lineRule="auto" w:line="240" w:before="40" w:after="40"/>
             </w:pPr>
             <w:r>
               <w:rPr>
@@ -8737,8 +8911,8 @@
             <w:pPr>
               <w:pStyle w:val="Compact"/>
               <w:jc w:val="left"/>
-              <w:ind w:left="0" w:right="0" w:firstLine="0"/>
-              <w:spacing w:lineRule="auto" w:before="40" w:line="240" w:after="40"/>
+              <w:ind w:firstLine="0" w:right="0" w:left="0"/>
+              <w:spacing w:lineRule="auto" w:line="240" w:before="40" w:after="40"/>
             </w:pPr>
             <w:r>
               <w:rPr>
@@ -8823,7 +8997,7 @@
     </w:p>
     <w:p>
       <w:pPr>
-        <w:spacing w:before="0" w:after="0" w:lineRule="exact" w:line="20"/>
+        <w:spacing w:after="0" w:lineRule="exact" w:before="0" w:line="20"/>
         <w:rPr>
           <w:sz w:val="2"/>
         </w:rPr>
@@ -9021,7 +9195,7 @@
     </w:p>
     <w:p>
       <w:pPr>
-        <w:spacing w:before="0" w:after="0" w:lineRule="exact" w:line="20"/>
+        <w:spacing w:after="0" w:lineRule="exact" w:before="0" w:line="20"/>
         <w:rPr>
           <w:sz w:val="2"/>
         </w:rPr>
@@ -9483,7 +9657,7 @@
     </w:p>
     <w:p>
       <w:pPr>
-        <w:spacing w:before="0" w:after="0" w:lineRule="exact" w:line="20"/>
+        <w:spacing w:after="0" w:lineRule="exact" w:before="0" w:line="20"/>
         <w:rPr>
           <w:sz w:val="2"/>
         </w:rPr>
@@ -9582,7 +9756,7 @@
     </w:p>
     <w:p>
       <w:pPr>
-        <w:spacing w:before="0" w:after="0" w:lineRule="exact" w:line="20"/>
+        <w:spacing w:after="0" w:lineRule="exact" w:before="0" w:line="20"/>
         <w:rPr>
           <w:sz w:val="2"/>
         </w:rPr>
@@ -9624,12 +9798,12 @@
         <w:tblLook w:firstRow="1" w:lastRow="0" w:firstColumn="0" w:lastColumn="0" w:noHBand="0" w:noVBand="0" w:val="0020"/>
         <w:jc w:val="start"/>
         <w:tblBorders>
-          <w:top w:val="single" w:sz="6" w:color="000000" w:space="0"/>
-          <w:left w:val="single" w:sz="6" w:color="000000" w:space="0"/>
-          <w:bottom w:val="single" w:sz="6" w:color="000000" w:space="0"/>
-          <w:right w:val="single" w:sz="6" w:color="000000" w:space="0"/>
-          <w:insideH w:val="single" w:sz="6" w:color="000000" w:space="0"/>
-          <w:insideV w:val="single" w:sz="6" w:color="000000" w:space="0"/>
+          <w:top w:color="000000" w:val="single" w:sz="6" w:space="0"/>
+          <w:left w:color="000000" w:val="single" w:sz="6" w:space="0"/>
+          <w:bottom w:color="000000" w:val="single" w:sz="6" w:space="0"/>
+          <w:right w:color="000000" w:val="single" w:sz="6" w:space="0"/>
+          <w:insideH w:color="000000" w:val="single" w:sz="6" w:space="0"/>
+          <w:insideV w:color="000000" w:val="single" w:sz="6" w:space="0"/>
         </w:tblBorders>
         <w:tblCellMar>
           <w:top w:type="dxa" w:w="57"/>
@@ -9655,8 +9829,8 @@
             <w:pPr>
               <w:pStyle w:val="Compact"/>
               <w:jc w:val="left"/>
-              <w:ind w:left="0" w:right="0" w:firstLine="0"/>
-              <w:spacing w:lineRule="auto" w:before="40" w:line="240" w:after="40"/>
+              <w:ind w:firstLine="0" w:right="0" w:left="0"/>
+              <w:spacing w:lineRule="auto" w:line="240" w:before="40" w:after="40"/>
             </w:pPr>
             <w:r>
               <w:rPr>
@@ -9674,8 +9848,8 @@
             <w:pPr>
               <w:pStyle w:val="Compact"/>
               <w:jc w:val="left"/>
-              <w:ind w:left="0" w:right="0" w:firstLine="0"/>
-              <w:spacing w:lineRule="auto" w:before="40" w:line="240" w:after="40"/>
+              <w:ind w:firstLine="0" w:right="0" w:left="0"/>
+              <w:spacing w:lineRule="auto" w:line="240" w:before="40" w:after="40"/>
             </w:pPr>
             <w:r>
               <w:rPr>
@@ -9693,8 +9867,8 @@
             <w:pPr>
               <w:pStyle w:val="Compact"/>
               <w:jc w:val="left"/>
-              <w:ind w:left="0" w:right="0" w:firstLine="0"/>
-              <w:spacing w:lineRule="auto" w:before="40" w:line="240" w:after="40"/>
+              <w:ind w:firstLine="0" w:right="0" w:left="0"/>
+              <w:spacing w:lineRule="auto" w:line="240" w:before="40" w:after="40"/>
             </w:pPr>
             <w:r>
               <w:rPr>
@@ -9712,8 +9886,8 @@
             <w:pPr>
               <w:pStyle w:val="Compact"/>
               <w:jc w:val="left"/>
-              <w:ind w:left="0" w:right="0" w:firstLine="0"/>
-              <w:spacing w:lineRule="auto" w:before="40" w:line="240" w:after="40"/>
+              <w:ind w:firstLine="0" w:right="0" w:left="0"/>
+              <w:spacing w:lineRule="auto" w:line="240" w:before="40" w:after="40"/>
             </w:pPr>
             <w:r>
               <w:t xml:space="preserve">Web UI</w:t>
@@ -9726,8 +9900,8 @@
             <w:pPr>
               <w:pStyle w:val="Compact"/>
               <w:jc w:val="left"/>
-              <w:ind w:left="0" w:right="0" w:firstLine="0"/>
-              <w:spacing w:lineRule="auto" w:before="40" w:line="240" w:after="40"/>
+              <w:ind w:firstLine="0" w:right="0" w:left="0"/>
+              <w:spacing w:lineRule="auto" w:line="240" w:before="40" w:after="40"/>
             </w:pPr>
             <w:r>
               <w:t xml:space="preserve">Presentation</w:t>
@@ -9740,8 +9914,8 @@
             <w:pPr>
               <w:pStyle w:val="Compact"/>
               <w:jc w:val="left"/>
-              <w:ind w:left="0" w:right="0" w:firstLine="0"/>
-              <w:spacing w:lineRule="auto" w:before="40" w:line="240" w:after="40"/>
+              <w:ind w:firstLine="0" w:right="0" w:left="0"/>
+              <w:spacing w:lineRule="auto" w:line="240" w:before="40" w:after="40"/>
             </w:pPr>
             <w:r>
               <w:t xml:space="preserve">React</w:t>
@@ -9756,8 +9930,8 @@
             <w:pPr>
               <w:pStyle w:val="Compact"/>
               <w:jc w:val="left"/>
-              <w:ind w:left="0" w:right="0" w:firstLine="0"/>
-              <w:spacing w:lineRule="auto" w:before="40" w:line="240" w:after="40"/>
+              <w:ind w:firstLine="0" w:right="0" w:left="0"/>
+              <w:spacing w:lineRule="auto" w:line="240" w:before="40" w:after="40"/>
             </w:pPr>
             <w:r>
               <w:t xml:space="preserve">Auth Service</w:t>
@@ -9770,8 +9944,8 @@
             <w:pPr>
               <w:pStyle w:val="Compact"/>
               <w:jc w:val="left"/>
-              <w:ind w:left="0" w:right="0" w:firstLine="0"/>
-              <w:spacing w:lineRule="auto" w:before="40" w:line="240" w:after="40"/>
+              <w:ind w:firstLine="0" w:right="0" w:left="0"/>
+              <w:spacing w:lineRule="auto" w:line="240" w:before="40" w:after="40"/>
             </w:pPr>
             <w:r>
               <w:t xml:space="preserve">Business Logic</w:t>
@@ -9784,8 +9958,8 @@
             <w:pPr>
               <w:pStyle w:val="Compact"/>
               <w:jc w:val="left"/>
-              <w:ind w:left="0" w:right="0" w:firstLine="0"/>
-              <w:spacing w:lineRule="auto" w:before="40" w:line="240" w:after="40"/>
+              <w:ind w:firstLine="0" w:right="0" w:left="0"/>
+              <w:spacing w:lineRule="auto" w:line="240" w:before="40" w:after="40"/>
             </w:pPr>
             <w:r>
               <w:t xml:space="preserve">Node.js</w:t>
@@ -9800,8 +9974,8 @@
             <w:pPr>
               <w:pStyle w:val="Compact"/>
               <w:jc w:val="left"/>
-              <w:ind w:left="0" w:right="0" w:firstLine="0"/>
-              <w:spacing w:lineRule="auto" w:before="40" w:line="240" w:after="40"/>
+              <w:ind w:firstLine="0" w:right="0" w:left="0"/>
+              <w:spacing w:lineRule="auto" w:line="240" w:before="40" w:after="40"/>
             </w:pPr>
             <w:r>
               <w:t xml:space="preserve">Data Service</w:t>
@@ -9814,8 +9988,8 @@
             <w:pPr>
               <w:pStyle w:val="Compact"/>
               <w:jc w:val="left"/>
-              <w:ind w:left="0" w:right="0" w:firstLine="0"/>
-              <w:spacing w:lineRule="auto" w:before="40" w:line="240" w:after="40"/>
+              <w:ind w:firstLine="0" w:right="0" w:left="0"/>
+              <w:spacing w:lineRule="auto" w:line="240" w:before="40" w:after="40"/>
             </w:pPr>
             <w:r>
               <w:t xml:space="preserve">Business Logic</w:t>
@@ -9828,8 +10002,8 @@
             <w:pPr>
               <w:pStyle w:val="Compact"/>
               <w:jc w:val="left"/>
-              <w:ind w:left="0" w:right="0" w:firstLine="0"/>
-              <w:spacing w:lineRule="auto" w:before="40" w:line="240" w:after="40"/>
+              <w:ind w:firstLine="0" w:right="0" w:left="0"/>
+              <w:spacing w:lineRule="auto" w:line="240" w:before="40" w:after="40"/>
             </w:pPr>
             <w:r>
               <w:t xml:space="preserve">Python</w:t>
@@ -9844,8 +10018,8 @@
             <w:pPr>
               <w:pStyle w:val="Compact"/>
               <w:jc w:val="left"/>
-              <w:ind w:left="0" w:right="0" w:firstLine="0"/>
-              <w:spacing w:lineRule="auto" w:before="40" w:line="240" w:after="40"/>
+              <w:ind w:firstLine="0" w:right="0" w:left="0"/>
+              <w:spacing w:lineRule="auto" w:line="240" w:before="40" w:after="40"/>
             </w:pPr>
             <w:r>
               <w:t xml:space="preserve">Database</w:t>
@@ -9858,8 +10032,8 @@
             <w:pPr>
               <w:pStyle w:val="Compact"/>
               <w:jc w:val="left"/>
-              <w:ind w:left="0" w:right="0" w:firstLine="0"/>
-              <w:spacing w:lineRule="auto" w:before="40" w:line="240" w:after="40"/>
+              <w:ind w:firstLine="0" w:right="0" w:left="0"/>
+              <w:spacing w:lineRule="auto" w:line="240" w:before="40" w:after="40"/>
             </w:pPr>
             <w:r>
               <w:t xml:space="preserve">Persistence</w:t>
@@ -9872,8 +10046,8 @@
             <w:pPr>
               <w:pStyle w:val="Compact"/>
               <w:jc w:val="left"/>
-              <w:ind w:left="0" w:right="0" w:firstLine="0"/>
-              <w:spacing w:lineRule="auto" w:before="40" w:line="240" w:after="40"/>
+              <w:ind w:firstLine="0" w:right="0" w:left="0"/>
+              <w:spacing w:lineRule="auto" w:line="240" w:before="40" w:after="40"/>
             </w:pPr>
             <w:r>
               <w:t xml:space="preserve">PostgreSQL</w:t>
@@ -9898,7 +10072,7 @@
     </w:p>
     <w:p>
       <w:pPr>
-        <w:spacing w:before="0" w:after="0" w:lineRule="exact" w:line="20"/>
+        <w:spacing w:after="0" w:lineRule="exact" w:before="0" w:line="20"/>
         <w:rPr>
           <w:sz w:val="2"/>
         </w:rPr>
@@ -9940,12 +10114,12 @@
         <w:tblLook w:firstRow="1" w:lastRow="0" w:firstColumn="0" w:lastColumn="0" w:noHBand="0" w:noVBand="0" w:val="0020"/>
         <w:jc w:val="start"/>
         <w:tblBorders>
-          <w:top w:val="single" w:sz="6" w:color="000000" w:space="0"/>
-          <w:left w:val="single" w:sz="6" w:color="000000" w:space="0"/>
-          <w:bottom w:val="single" w:sz="6" w:color="000000" w:space="0"/>
-          <w:right w:val="single" w:sz="6" w:color="000000" w:space="0"/>
-          <w:insideH w:val="single" w:sz="6" w:color="000000" w:space="0"/>
-          <w:insideV w:val="single" w:sz="6" w:color="000000" w:space="0"/>
+          <w:top w:color="000000" w:val="single" w:sz="6" w:space="0"/>
+          <w:left w:color="000000" w:val="single" w:sz="6" w:space="0"/>
+          <w:bottom w:color="000000" w:val="single" w:sz="6" w:space="0"/>
+          <w:right w:color="000000" w:val="single" w:sz="6" w:space="0"/>
+          <w:insideH w:color="000000" w:val="single" w:sz="6" w:space="0"/>
+          <w:insideV w:color="000000" w:val="single" w:sz="6" w:space="0"/>
         </w:tblBorders>
         <w:tblCellMar>
           <w:top w:type="dxa" w:w="57"/>
@@ -9972,8 +10146,8 @@
             <w:pPr>
               <w:pStyle w:val="Compact"/>
               <w:jc w:val="left"/>
-              <w:ind w:left="0" w:right="0" w:firstLine="0"/>
-              <w:spacing w:lineRule="auto" w:before="40" w:line="240" w:after="40"/>
+              <w:ind w:firstLine="0" w:right="0" w:left="0"/>
+              <w:spacing w:lineRule="auto" w:line="240" w:before="40" w:after="40"/>
             </w:pPr>
             <w:r>
               <w:rPr>
@@ -9991,8 +10165,8 @@
             <w:pPr>
               <w:pStyle w:val="Compact"/>
               <w:jc w:val="left"/>
-              <w:ind w:left="0" w:right="0" w:firstLine="0"/>
-              <w:spacing w:lineRule="auto" w:before="40" w:line="240" w:after="40"/>
+              <w:ind w:firstLine="0" w:right="0" w:left="0"/>
+              <w:spacing w:lineRule="auto" w:line="240" w:before="40" w:after="40"/>
             </w:pPr>
             <w:r>
               <w:rPr>
@@ -10010,8 +10184,8 @@
             <w:pPr>
               <w:pStyle w:val="Compact"/>
               <w:jc w:val="left"/>
-              <w:ind w:left="0" w:right="0" w:firstLine="0"/>
-              <w:spacing w:lineRule="auto" w:before="40" w:line="240" w:after="40"/>
+              <w:ind w:firstLine="0" w:right="0" w:left="0"/>
+              <w:spacing w:lineRule="auto" w:line="240" w:before="40" w:after="40"/>
             </w:pPr>
             <w:r>
               <w:rPr>
@@ -10029,8 +10203,8 @@
             <w:pPr>
               <w:pStyle w:val="Compact"/>
               <w:jc w:val="left"/>
-              <w:ind w:left="0" w:right="0" w:firstLine="0"/>
-              <w:spacing w:lineRule="auto" w:before="40" w:line="240" w:after="40"/>
+              <w:ind w:firstLine="0" w:right="0" w:left="0"/>
+              <w:spacing w:lineRule="auto" w:line="240" w:before="40" w:after="40"/>
             </w:pPr>
             <w:r>
               <w:rPr>
@@ -10048,8 +10222,8 @@
             <w:pPr>
               <w:pStyle w:val="Compact"/>
               <w:jc w:val="left"/>
-              <w:ind w:left="0" w:right="0" w:firstLine="0"/>
-              <w:spacing w:lineRule="auto" w:before="40" w:line="240" w:after="40"/>
+              <w:ind w:firstLine="0" w:right="0" w:left="0"/>
+              <w:spacing w:lineRule="auto" w:line="240" w:before="40" w:after="40"/>
             </w:pPr>
             <w:r>
               <w:t xml:space="preserve">Response time (ms)</w:t>
@@ -10062,8 +10236,8 @@
             <w:pPr>
               <w:pStyle w:val="Compact"/>
               <w:jc w:val="left"/>
-              <w:ind w:left="0" w:right="0" w:firstLine="0"/>
-              <w:spacing w:lineRule="auto" w:before="40" w:line="240" w:after="40"/>
+              <w:ind w:firstLine="0" w:right="0" w:left="0"/>
+              <w:spacing w:lineRule="auto" w:line="240" w:before="40" w:after="40"/>
             </w:pPr>
             <w:r>
               <w:t xml:space="preserve">200</w:t>
@@ -10076,8 +10250,8 @@
             <w:pPr>
               <w:pStyle w:val="Compact"/>
               <w:jc w:val="left"/>
-              <w:ind w:left="0" w:right="0" w:firstLine="0"/>
-              <w:spacing w:lineRule="auto" w:before="40" w:line="240" w:after="40"/>
+              <w:ind w:firstLine="0" w:right="0" w:left="0"/>
+              <w:spacing w:lineRule="auto" w:line="240" w:before="40" w:after="40"/>
             </w:pPr>
             <w:r>
               <w:t xml:space="preserve">185</w:t>
@@ -10090,8 +10264,8 @@
             <w:pPr>
               <w:pStyle w:val="Compact"/>
               <w:jc w:val="left"/>
-              <w:ind w:left="0" w:right="0" w:firstLine="0"/>
-              <w:spacing w:lineRule="auto" w:before="40" w:line="240" w:after="40"/>
+              <w:ind w:firstLine="0" w:right="0" w:left="0"/>
+              <w:spacing w:lineRule="auto" w:line="240" w:before="40" w:after="40"/>
             </w:pPr>
             <w:r>
               <w:t xml:space="preserve">Pass</w:t>
@@ -10106,8 +10280,8 @@
             <w:pPr>
               <w:pStyle w:val="Compact"/>
               <w:jc w:val="left"/>
-              <w:ind w:left="0" w:right="0" w:firstLine="0"/>
-              <w:spacing w:lineRule="auto" w:before="40" w:line="240" w:after="40"/>
+              <w:ind w:firstLine="0" w:right="0" w:left="0"/>
+              <w:spacing w:lineRule="auto" w:line="240" w:before="40" w:after="40"/>
             </w:pPr>
             <w:r>
               <w:t xml:space="preserve">Throughput (req/s)</w:t>
@@ -10120,8 +10294,8 @@
             <w:pPr>
               <w:pStyle w:val="Compact"/>
               <w:jc w:val="left"/>
-              <w:ind w:left="0" w:right="0" w:firstLine="0"/>
-              <w:spacing w:lineRule="auto" w:before="40" w:line="240" w:after="40"/>
+              <w:ind w:firstLine="0" w:right="0" w:left="0"/>
+              <w:spacing w:lineRule="auto" w:line="240" w:before="40" w:after="40"/>
             </w:pPr>
             <w:r>
               <w:t xml:space="preserve">1000</w:t>
@@ -10134,8 +10308,8 @@
             <w:pPr>
               <w:pStyle w:val="Compact"/>
               <w:jc w:val="left"/>
-              <w:ind w:left="0" w:right="0" w:firstLine="0"/>
-              <w:spacing w:lineRule="auto" w:before="40" w:line="240" w:after="40"/>
+              <w:ind w:firstLine="0" w:right="0" w:left="0"/>
+              <w:spacing w:lineRule="auto" w:line="240" w:before="40" w:after="40"/>
             </w:pPr>
             <w:r>
               <w:t xml:space="preserve">1120</w:t>
@@ -10148,8 +10322,8 @@
             <w:pPr>
               <w:pStyle w:val="Compact"/>
               <w:jc w:val="left"/>
-              <w:ind w:left="0" w:right="0" w:firstLine="0"/>
-              <w:spacing w:lineRule="auto" w:before="40" w:line="240" w:after="40"/>
+              <w:ind w:firstLine="0" w:right="0" w:left="0"/>
+              <w:spacing w:lineRule="auto" w:line="240" w:before="40" w:after="40"/>
             </w:pPr>
             <w:r>
               <w:t xml:space="preserve">Pass</w:t>
@@ -10164,8 +10338,8 @@
             <w:pPr>
               <w:pStyle w:val="Compact"/>
               <w:jc w:val="left"/>
-              <w:ind w:left="0" w:right="0" w:firstLine="0"/>
-              <w:spacing w:lineRule="auto" w:before="40" w:line="240" w:after="40"/>
+              <w:ind w:firstLine="0" w:right="0" w:left="0"/>
+              <w:spacing w:lineRule="auto" w:line="240" w:before="40" w:after="40"/>
             </w:pPr>
             <w:r>
               <w:t xml:space="preserve">Error rate (%)</w:t>
@@ -10178,8 +10352,8 @@
             <w:pPr>
               <w:pStyle w:val="Compact"/>
               <w:jc w:val="left"/>
-              <w:ind w:left="0" w:right="0" w:firstLine="0"/>
-              <w:spacing w:lineRule="auto" w:before="40" w:line="240" w:after="40"/>
+              <w:ind w:firstLine="0" w:right="0" w:left="0"/>
+              <w:spacing w:lineRule="auto" w:line="240" w:before="40" w:after="40"/>
             </w:pPr>
             <w:r>
               <w:t xml:space="preserve">1.0</w:t>
@@ -10192,8 +10366,8 @@
             <w:pPr>
               <w:pStyle w:val="Compact"/>
               <w:jc w:val="left"/>
-              <w:ind w:left="0" w:right="0" w:firstLine="0"/>
-              <w:spacing w:lineRule="auto" w:before="40" w:line="240" w:after="40"/>
+              <w:ind w:firstLine="0" w:right="0" w:left="0"/>
+              <w:spacing w:lineRule="auto" w:line="240" w:before="40" w:after="40"/>
             </w:pPr>
             <w:r>
               <w:t xml:space="preserve">0.3</w:t>
@@ -10206,8 +10380,8 @@
             <w:pPr>
               <w:pStyle w:val="Compact"/>
               <w:jc w:val="left"/>
-              <w:ind w:left="0" w:right="0" w:firstLine="0"/>
-              <w:spacing w:lineRule="auto" w:before="40" w:line="240" w:after="40"/>
+              <w:ind w:firstLine="0" w:right="0" w:left="0"/>
+              <w:spacing w:lineRule="auto" w:line="240" w:before="40" w:after="40"/>
             </w:pPr>
             <w:r>
               <w:t xml:space="preserve">Pass</w:t>
@@ -10222,8 +10396,8 @@
             <w:pPr>
               <w:pStyle w:val="Compact"/>
               <w:jc w:val="left"/>
-              <w:ind w:left="0" w:right="0" w:firstLine="0"/>
-              <w:spacing w:lineRule="auto" w:before="40" w:line="240" w:after="40"/>
+              <w:ind w:firstLine="0" w:right="0" w:left="0"/>
+              <w:spacing w:lineRule="auto" w:line="240" w:before="40" w:after="40"/>
             </w:pPr>
             <w:r>
               <w:t xml:space="preserve">Memory usage (MB)</w:t>
@@ -10236,8 +10410,8 @@
             <w:pPr>
               <w:pStyle w:val="Compact"/>
               <w:jc w:val="left"/>
-              <w:ind w:left="0" w:right="0" w:firstLine="0"/>
-              <w:spacing w:lineRule="auto" w:before="40" w:line="240" w:after="40"/>
+              <w:ind w:firstLine="0" w:right="0" w:left="0"/>
+              <w:spacing w:lineRule="auto" w:line="240" w:before="40" w:after="40"/>
             </w:pPr>
             <w:r>
               <w:t xml:space="preserve">512</w:t>
@@ -10250,8 +10424,8 @@
             <w:pPr>
               <w:pStyle w:val="Compact"/>
               <w:jc w:val="left"/>
-              <w:ind w:left="0" w:right="0" w:firstLine="0"/>
-              <w:spacing w:lineRule="auto" w:before="40" w:line="240" w:after="40"/>
+              <w:ind w:firstLine="0" w:right="0" w:left="0"/>
+              <w:spacing w:lineRule="auto" w:line="240" w:before="40" w:after="40"/>
             </w:pPr>
             <w:r>
               <w:t xml:space="preserve">487</w:t>
@@ -10264,8 +10438,8 @@
             <w:pPr>
               <w:pStyle w:val="Compact"/>
               <w:jc w:val="left"/>
-              <w:ind w:left="0" w:right="0" w:firstLine="0"/>
-              <w:spacing w:lineRule="auto" w:before="40" w:line="240" w:after="40"/>
+              <w:ind w:firstLine="0" w:right="0" w:left="0"/>
+              <w:spacing w:lineRule="auto" w:line="240" w:before="40" w:after="40"/>
             </w:pPr>
             <w:r>
               <w:t xml:space="preserve">Pass</w:t>
@@ -10290,7 +10464,7 @@
     </w:p>
     <w:p>
       <w:pPr>
-        <w:spacing w:before="0" w:after="0" w:lineRule="exact" w:line="20"/>
+        <w:spacing w:after="0" w:lineRule="exact" w:before="0" w:line="20"/>
         <w:rPr>
           <w:sz w:val="2"/>
         </w:rPr>
@@ -10437,8 +10611,8 @@
       </w:pPr>
       <w:pPr>
         <w:tabs>
-          <w:tab w:pos="4680" w:val="center"/>
-          <w:tab w:pos="9360" w:val="right"/>
+          <w:tab w:val="center" w:pos="4680"/>
+          <w:tab w:val="right" w:pos="9360"/>
         </w:tabs>
       </w:pPr>
       <w:r>
@@ -11323,12 +11497,12 @@
       <w:r>
         <w:t xml:space="preserve"> </w:t>
       </w:r>
-      <w:hyperlink w:anchor="MANUAL-sec1">
+      <w:hyperlink w:anchor="MANUAL-sec2">
         <w:r>
           <w:rPr>
             <w:rStyle w:val="Hyperlink"/>
           </w:rPr>
-          <w:t xml:space="preserve">1 INDEX</w:t>
+          <w:t xml:space="preserve">2 Introduction</w:t>
         </w:r>
       </w:hyperlink>
       <w:r>
@@ -11371,7 +11545,7 @@
     </w:p>
     <w:p>
       <w:pPr>
-        <w:spacing w:before="0" w:after="0" w:lineRule="exact" w:line="20"/>
+        <w:spacing w:after="0" w:lineRule="exact" w:before="0" w:line="20"/>
         <w:rPr>
           <w:sz w:val="2"/>
         </w:rPr>
@@ -11413,12 +11587,12 @@
         <w:tblLook w:firstRow="1" w:lastRow="0" w:firstColumn="0" w:lastColumn="0" w:noHBand="0" w:noVBand="0" w:val="0020"/>
         <w:jc w:val="start"/>
         <w:tblBorders>
-          <w:top w:val="single" w:sz="6" w:color="000000" w:space="0"/>
-          <w:left w:val="single" w:sz="6" w:color="000000" w:space="0"/>
-          <w:bottom w:val="single" w:sz="6" w:color="000000" w:space="0"/>
-          <w:right w:val="single" w:sz="6" w:color="000000" w:space="0"/>
-          <w:insideH w:val="single" w:sz="6" w:color="000000" w:space="0"/>
-          <w:insideV w:val="single" w:sz="6" w:color="000000" w:space="0"/>
+          <w:top w:color="000000" w:val="single" w:sz="6" w:space="0"/>
+          <w:left w:color="000000" w:val="single" w:sz="6" w:space="0"/>
+          <w:bottom w:color="000000" w:val="single" w:sz="6" w:space="0"/>
+          <w:right w:color="000000" w:val="single" w:sz="6" w:space="0"/>
+          <w:insideH w:color="000000" w:val="single" w:sz="6" w:space="0"/>
+          <w:insideV w:color="000000" w:val="single" w:sz="6" w:space="0"/>
         </w:tblBorders>
         <w:tblCellMar>
           <w:top w:type="dxa" w:w="57"/>
@@ -11444,8 +11618,8 @@
             <w:pPr>
               <w:pStyle w:val="Compact"/>
               <w:jc w:val="left"/>
-              <w:ind w:left="0" w:right="0" w:firstLine="0"/>
-              <w:spacing w:lineRule="auto" w:before="40" w:line="240" w:after="40"/>
+              <w:ind w:firstLine="0" w:right="0" w:left="0"/>
+              <w:spacing w:lineRule="auto" w:line="240" w:before="40" w:after="40"/>
             </w:pPr>
             <w:r>
               <w:rPr>
@@ -11463,8 +11637,8 @@
             <w:pPr>
               <w:pStyle w:val="Compact"/>
               <w:jc w:val="left"/>
-              <w:ind w:left="0" w:right="0" w:firstLine="0"/>
-              <w:spacing w:lineRule="auto" w:before="40" w:line="240" w:after="40"/>
+              <w:ind w:firstLine="0" w:right="0" w:left="0"/>
+              <w:spacing w:lineRule="auto" w:line="240" w:before="40" w:after="40"/>
             </w:pPr>
             <w:r>
               <w:rPr>
@@ -11482,8 +11656,8 @@
             <w:pPr>
               <w:pStyle w:val="Compact"/>
               <w:jc w:val="left"/>
-              <w:ind w:left="0" w:right="0" w:firstLine="0"/>
-              <w:spacing w:lineRule="auto" w:before="40" w:line="240" w:after="40"/>
+              <w:ind w:firstLine="0" w:right="0" w:left="0"/>
+              <w:spacing w:lineRule="auto" w:line="240" w:before="40" w:after="40"/>
             </w:pPr>
             <w:r>
               <w:rPr>
@@ -11501,8 +11675,8 @@
             <w:pPr>
               <w:pStyle w:val="Compact"/>
               <w:jc w:val="left"/>
-              <w:ind w:left="0" w:right="0" w:firstLine="0"/>
-              <w:spacing w:lineRule="auto" w:before="40" w:line="240" w:after="40"/>
+              <w:ind w:firstLine="0" w:right="0" w:left="0"/>
+              <w:spacing w:lineRule="auto" w:line="240" w:before="40" w:after="40"/>
             </w:pPr>
             <w:r>
               <w:rPr>
@@ -11524,8 +11698,8 @@
             <w:pPr>
               <w:pStyle w:val="Compact"/>
               <w:jc w:val="left"/>
-              <w:ind w:left="0" w:right="0" w:firstLine="0"/>
-              <w:spacing w:lineRule="auto" w:before="40" w:line="240" w:after="40"/>
+              <w:ind w:firstLine="0" w:right="0" w:left="0"/>
+              <w:spacing w:lineRule="auto" w:line="240" w:before="40" w:after="40"/>
             </w:pPr>
             <w:r>
               <w:rPr>
@@ -11541,8 +11715,8 @@
             <w:pPr>
               <w:pStyle w:val="Compact"/>
               <w:jc w:val="left"/>
-              <w:ind w:left="0" w:right="0" w:firstLine="0"/>
-              <w:spacing w:lineRule="auto" w:before="40" w:line="240" w:after="40"/>
+              <w:ind w:firstLine="0" w:right="0" w:left="0"/>
+              <w:spacing w:lineRule="auto" w:line="240" w:before="40" w:after="40"/>
             </w:pPr>
             <w:r>
               <w:t xml:space="preserve">Exact PID lookup. Same-spec first, then cross-document fallback. Never ambiguous.</w:t>
@@ -11557,8 +11731,8 @@
             <w:pPr>
               <w:pStyle w:val="Compact"/>
               <w:jc w:val="left"/>
-              <w:ind w:left="0" w:right="0" w:firstLine="0"/>
-              <w:spacing w:lineRule="auto" w:before="40" w:line="240" w:after="40"/>
+              <w:ind w:firstLine="0" w:right="0" w:left="0"/>
+              <w:spacing w:lineRule="auto" w:line="240" w:before="40" w:after="40"/>
             </w:pPr>
             <w:r>
               <w:rPr>
@@ -11580,8 +11754,8 @@
             <w:pPr>
               <w:pStyle w:val="Compact"/>
               <w:jc w:val="left"/>
-              <w:ind w:left="0" w:right="0" w:firstLine="0"/>
-              <w:spacing w:lineRule="auto" w:before="40" w:line="240" w:after="40"/>
+              <w:ind w:firstLine="0" w:right="0" w:left="0"/>
+              <w:spacing w:lineRule="auto" w:line="240" w:before="40" w:after="40"/>
             </w:pPr>
             <w:r>
               <w:rPr>
@@ -11597,8 +11771,8 @@
             <w:pPr>
               <w:pStyle w:val="Compact"/>
               <w:jc w:val="left"/>
-              <w:ind w:left="0" w:right="0" w:firstLine="0"/>
-              <w:spacing w:lineRule="auto" w:before="40" w:line="240" w:after="40"/>
+              <w:ind w:firstLine="0" w:right="0" w:left="0"/>
+              <w:spacing w:lineRule="auto" w:line="240" w:before="40" w:after="40"/>
             </w:pPr>
             <w:r>
               <w:t xml:space="preserve">Scoped resolution: local scope, then same specification, then global. May be ambiguous if multiple matches at the same scope level.</w:t>
@@ -11957,12 +12131,12 @@
       <w:r>
         <w:t xml:space="preserve"> </w:t>
       </w:r>
-      <w:hyperlink w:anchor="MANUAL-sec2">
+      <w:hyperlink w:anchor="MANUAL-sec3">
         <w:r>
           <w:rPr>
             <w:rStyle w:val="Hyperlink"/>
           </w:rPr>
-          <w:t xml:space="preserve">2 Introduction</w:t>
+          <w:t xml:space="preserve">3 Installation</w:t>
         </w:r>
       </w:hyperlink>
       <w:r>
@@ -11974,12 +12148,12 @@
       <w:r>
         <w:t xml:space="preserve"> </w:t>
       </w:r>
-      <w:hyperlink w:anchor="MANUAL-sec4">
+      <w:hyperlink w:anchor="MANUAL-sec5">
         <w:r>
           <w:rPr>
             <w:rStyle w:val="Hyperlink"/>
           </w:rPr>
-          <w:t xml:space="preserve">4 Project Configuration</w:t>
+          <w:t xml:space="preserve">5 Document Authoring</w:t>
         </w:r>
       </w:hyperlink>
       <w:r>
@@ -12178,7 +12352,7 @@
     </w:p>
     <w:p>
       <w:pPr>
-        <w:spacing w:before="0" w:after="0" w:lineRule="exact" w:line="20"/>
+        <w:spacing w:after="0" w:lineRule="exact" w:before="0" w:line="20"/>
         <w:rPr>
           <w:sz w:val="2"/>
         </w:rPr>
@@ -12286,7 +12460,7 @@
     </w:p>
     <w:p>
       <w:pPr>
-        <w:spacing w:before="0" w:after="0" w:lineRule="exact" w:line="20"/>
+        <w:spacing w:after="0" w:lineRule="exact" w:before="0" w:line="20"/>
         <w:rPr>
           <w:sz w:val="2"/>
         </w:rPr>
@@ -12583,7 +12757,7 @@
     </w:p>
     <w:p>
       <w:pPr>
-        <w:spacing w:before="0" w:after="0" w:lineRule="exact" w:line="20"/>
+        <w:spacing w:after="0" w:lineRule="exact" w:before="0" w:line="20"/>
         <w:rPr>
           <w:sz w:val="2"/>
         </w:rPr>
@@ -13326,7 +13500,7 @@
     </w:p>
     <w:p>
       <w:pPr>
-        <w:spacing w:before="0" w:after="0" w:lineRule="exact" w:line="20"/>
+        <w:spacing w:after="0" w:lineRule="exact" w:before="0" w:line="20"/>
         <w:rPr>
           <w:sz w:val="2"/>
         </w:rPr>
@@ -13675,7 +13849,7 @@
     </w:p>
     <w:p>
       <w:pPr>
-        <w:spacing w:before="0" w:after="0" w:lineRule="exact" w:line="20"/>
+        <w:spacing w:after="0" w:lineRule="exact" w:before="0" w:line="20"/>
         <w:rPr>
           <w:sz w:val="2"/>
         </w:rPr>
@@ -13790,7 +13964,7 @@
     </w:p>
     <w:p>
       <w:pPr>
-        <w:spacing w:before="0" w:after="0" w:lineRule="exact" w:line="20"/>
+        <w:spacing w:after="0" w:lineRule="exact" w:before="0" w:line="20"/>
         <w:rPr>
           <w:sz w:val="2"/>
         </w:rPr>
@@ -13832,12 +14006,12 @@
         <w:tblLook w:firstRow="1" w:lastRow="0" w:firstColumn="0" w:lastColumn="0" w:noHBand="0" w:noVBand="0" w:val="0020"/>
         <w:jc w:val="start"/>
         <w:tblBorders>
-          <w:top w:val="single" w:sz="6" w:color="000000" w:space="0"/>
-          <w:left w:val="single" w:sz="6" w:color="000000" w:space="0"/>
-          <w:bottom w:val="single" w:sz="6" w:color="000000" w:space="0"/>
-          <w:right w:val="single" w:sz="6" w:color="000000" w:space="0"/>
-          <w:insideH w:val="single" w:sz="6" w:color="000000" w:space="0"/>
-          <w:insideV w:val="single" w:sz="6" w:color="000000" w:space="0"/>
+          <w:top w:color="000000" w:val="single" w:sz="6" w:space="0"/>
+          <w:left w:color="000000" w:val="single" w:sz="6" w:space="0"/>
+          <w:bottom w:color="000000" w:val="single" w:sz="6" w:space="0"/>
+          <w:right w:color="000000" w:val="single" w:sz="6" w:space="0"/>
+          <w:insideH w:color="000000" w:val="single" w:sz="6" w:space="0"/>
+          <w:insideV w:color="000000" w:val="single" w:sz="6" w:space="0"/>
         </w:tblBorders>
         <w:tblCellMar>
           <w:top w:type="dxa" w:w="57"/>
@@ -13863,8 +14037,8 @@
             <w:pPr>
               <w:pStyle w:val="Compact"/>
               <w:jc w:val="left"/>
-              <w:ind w:left="0" w:right="0" w:firstLine="0"/>
-              <w:spacing w:lineRule="auto" w:before="40" w:line="240" w:after="40"/>
+              <w:ind w:firstLine="0" w:right="0" w:left="0"/>
+              <w:spacing w:lineRule="auto" w:line="240" w:before="40" w:after="40"/>
             </w:pPr>
             <w:r>
               <w:rPr>
@@ -13882,8 +14056,8 @@
             <w:pPr>
               <w:pStyle w:val="Compact"/>
               <w:jc w:val="left"/>
-              <w:ind w:left="0" w:right="0" w:firstLine="0"/>
-              <w:spacing w:lineRule="auto" w:before="40" w:line="240" w:after="40"/>
+              <w:ind w:firstLine="0" w:right="0" w:left="0"/>
+              <w:spacing w:lineRule="auto" w:line="240" w:before="40" w:after="40"/>
             </w:pPr>
             <w:r>
               <w:rPr>
@@ -13901,8 +14075,8 @@
             <w:pPr>
               <w:pStyle w:val="Compact"/>
               <w:jc w:val="left"/>
-              <w:ind w:left="0" w:right="0" w:firstLine="0"/>
-              <w:spacing w:lineRule="auto" w:before="40" w:line="240" w:after="40"/>
+              <w:ind w:firstLine="0" w:right="0" w:left="0"/>
+              <w:spacing w:lineRule="auto" w:line="240" w:before="40" w:after="40"/>
             </w:pPr>
             <w:r>
               <w:rPr>
@@ -13920,8 +14094,8 @@
             <w:pPr>
               <w:pStyle w:val="Compact"/>
               <w:jc w:val="left"/>
-              <w:ind w:left="0" w:right="0" w:firstLine="0"/>
-              <w:spacing w:lineRule="auto" w:before="40" w:line="240" w:after="40"/>
+              <w:ind w:firstLine="0" w:right="0" w:left="0"/>
+              <w:spacing w:lineRule="auto" w:line="240" w:before="40" w:after="40"/>
             </w:pPr>
             <w:r>
               <w:rPr>
@@ -13937,8 +14111,8 @@
             <w:pPr>
               <w:pStyle w:val="Compact"/>
               <w:jc w:val="left"/>
-              <w:ind w:left="0" w:right="0" w:firstLine="0"/>
-              <w:spacing w:lineRule="auto" w:before="40" w:line="240" w:after="40"/>
+              <w:ind w:firstLine="0" w:right="0" w:left="0"/>
+              <w:spacing w:lineRule="auto" w:line="240" w:before="40" w:after="40"/>
             </w:pPr>
             <w:r>
               <w:rPr>
@@ -13954,8 +14128,8 @@
             <w:pPr>
               <w:pStyle w:val="Compact"/>
               <w:jc w:val="left"/>
-              <w:ind w:left="0" w:right="0" w:firstLine="0"/>
-              <w:spacing w:lineRule="auto" w:before="40" w:line="240" w:after="40"/>
+              <w:ind w:firstLine="0" w:right="0" w:left="0"/>
+              <w:spacing w:lineRule="auto" w:line="240" w:before="40" w:after="40"/>
             </w:pPr>
             <w:r>
               <w:t xml:space="preserve">Override log level:</w:t>
@@ -14015,8 +14189,8 @@
             <w:pPr>
               <w:pStyle w:val="Compact"/>
               <w:jc w:val="left"/>
-              <w:ind w:left="0" w:right="0" w:firstLine="0"/>
-              <w:spacing w:lineRule="auto" w:before="40" w:line="240" w:after="40"/>
+              <w:ind w:firstLine="0" w:right="0" w:left="0"/>
+              <w:spacing w:lineRule="auto" w:line="240" w:before="40" w:after="40"/>
             </w:pPr>
             <w:r>
               <w:rPr>
@@ -14032,8 +14206,8 @@
             <w:pPr>
               <w:pStyle w:val="Compact"/>
               <w:jc w:val="left"/>
-              <w:ind w:left="0" w:right="0" w:firstLine="0"/>
-              <w:spacing w:lineRule="auto" w:before="40" w:line="240" w:after="40"/>
+              <w:ind w:firstLine="0" w:right="0" w:left="0"/>
+              <w:spacing w:lineRule="auto" w:line="240" w:before="40" w:after="40"/>
             </w:pPr>
             <w:r>
               <w:rPr>
@@ -14049,8 +14223,8 @@
             <w:pPr>
               <w:pStyle w:val="Compact"/>
               <w:jc w:val="left"/>
-              <w:ind w:left="0" w:right="0" w:firstLine="0"/>
-              <w:spacing w:lineRule="auto" w:before="40" w:line="240" w:after="40"/>
+              <w:ind w:firstLine="0" w:right="0" w:left="0"/>
+              <w:spacing w:lineRule="auto" w:line="240" w:before="40" w:after="40"/>
             </w:pPr>
             <w:r>
               <w:t xml:space="preserve">SpecCompiler installation root (model and binary lookup)</w:t>
@@ -14065,8 +14239,8 @@
             <w:pPr>
               <w:pStyle w:val="Compact"/>
               <w:jc w:val="left"/>
-              <w:ind w:left="0" w:right="0" w:firstLine="0"/>
-              <w:spacing w:lineRule="auto" w:before="40" w:line="240" w:after="40"/>
+              <w:ind w:firstLine="0" w:right="0" w:left="0"/>
+              <w:spacing w:lineRule="auto" w:line="240" w:before="40" w:after="40"/>
             </w:pPr>
             <w:r>
               <w:rPr>
@@ -14082,8 +14256,8 @@
             <w:pPr>
               <w:pStyle w:val="Compact"/>
               <w:jc w:val="left"/>
-              <w:ind w:left="0" w:right="0" w:firstLine="0"/>
-              <w:spacing w:lineRule="auto" w:before="40" w:line="240" w:after="40"/>
+              <w:ind w:firstLine="0" w:right="0" w:left="0"/>
+              <w:spacing w:lineRule="auto" w:line="240" w:before="40" w:after="40"/>
             </w:pPr>
             <w:r>
               <w:rPr>
@@ -14099,8 +14273,8 @@
             <w:pPr>
               <w:pStyle w:val="Compact"/>
               <w:jc w:val="left"/>
-              <w:ind w:left="0" w:right="0" w:firstLine="0"/>
-              <w:spacing w:lineRule="auto" w:before="40" w:line="240" w:after="40"/>
+              <w:ind w:firstLine="0" w:right="0" w:left="0"/>
+              <w:spacing w:lineRule="auto" w:line="240" w:before="40" w:after="40"/>
             </w:pPr>
             <w:r>
               <w:t xml:space="preserve">Distribution root (used internally for external renderers)</w:t>
@@ -14115,8 +14289,8 @@
             <w:pPr>
               <w:pStyle w:val="Compact"/>
               <w:jc w:val="left"/>
-              <w:ind w:left="0" w:right="0" w:firstLine="0"/>
-              <w:spacing w:lineRule="auto" w:before="40" w:line="240" w:after="40"/>
+              <w:ind w:firstLine="0" w:right="0" w:left="0"/>
+              <w:spacing w:lineRule="auto" w:line="240" w:before="40" w:after="40"/>
             </w:pPr>
             <w:r>
               <w:rPr>
@@ -14132,8 +14306,8 @@
             <w:pPr>
               <w:pStyle w:val="Compact"/>
               <w:jc w:val="left"/>
-              <w:ind w:left="0" w:right="0" w:firstLine="0"/>
-              <w:spacing w:lineRule="auto" w:before="40" w:line="240" w:after="40"/>
+              <w:ind w:firstLine="0" w:right="0" w:left="0"/>
+              <w:spacing w:lineRule="auto" w:line="240" w:before="40" w:after="40"/>
             </w:pPr>
             <w:r>
               <w:rPr>
@@ -14149,8 +14323,8 @@
             <w:pPr>
               <w:pStyle w:val="Compact"/>
               <w:jc w:val="left"/>
-              <w:ind w:left="0" w:right="0" w:firstLine="0"/>
-              <w:spacing w:lineRule="auto" w:before="40" w:line="240" w:after="40"/>
+              <w:ind w:firstLine="0" w:right="0" w:left="0"/>
+              <w:spacing w:lineRule="auto" w:line="240" w:before="40" w:after="40"/>
             </w:pPr>
             <w:r>
               <w:t xml:space="preserve">Docker image reference (overrides default in wrapper)</w:t>
@@ -14165,8 +14339,8 @@
             <w:pPr>
               <w:pStyle w:val="Compact"/>
               <w:jc w:val="left"/>
-              <w:ind w:left="0" w:right="0" w:firstLine="0"/>
-              <w:spacing w:lineRule="auto" w:before="40" w:line="240" w:after="40"/>
+              <w:ind w:firstLine="0" w:right="0" w:left="0"/>
+              <w:spacing w:lineRule="auto" w:line="240" w:before="40" w:after="40"/>
             </w:pPr>
             <w:r>
               <w:rPr>
@@ -14182,8 +14356,8 @@
             <w:pPr>
               <w:pStyle w:val="Compact"/>
               <w:jc w:val="left"/>
-              <w:ind w:left="0" w:right="0" w:firstLine="0"/>
-              <w:spacing w:lineRule="auto" w:before="40" w:line="240" w:after="40"/>
+              <w:ind w:firstLine="0" w:right="0" w:left="0"/>
+              <w:spacing w:lineRule="auto" w:line="240" w:before="40" w:after="40"/>
             </w:pPr>
             <w:r>
               <w:t xml:space="preserve">(unset)</w:t>
@@ -14196,8 +14370,8 @@
             <w:pPr>
               <w:pStyle w:val="Compact"/>
               <w:jc w:val="left"/>
-              <w:ind w:left="0" w:right="0" w:firstLine="0"/>
-              <w:spacing w:lineRule="auto" w:before="40" w:line="240" w:after="40"/>
+              <w:ind w:firstLine="0" w:right="0" w:left="0"/>
+              <w:spacing w:lineRule="auto" w:line="240" w:before="40" w:after="40"/>
             </w:pPr>
             <w:r>
               <w:t xml:space="preserve">Disable ANSI color codes in output</w:t>
@@ -14222,7 +14396,7 @@
     </w:p>
     <w:p>
       <w:pPr>
-        <w:spacing w:before="0" w:after="0" w:lineRule="exact" w:line="20"/>
+        <w:spacing w:after="0" w:lineRule="exact" w:before="0" w:line="20"/>
         <w:rPr>
           <w:sz w:val="2"/>
         </w:rPr>
@@ -14264,12 +14438,12 @@
         <w:tblLook w:firstRow="1" w:lastRow="0" w:firstColumn="0" w:lastColumn="0" w:noHBand="0" w:noVBand="0" w:val="0020"/>
         <w:jc w:val="start"/>
         <w:tblBorders>
-          <w:top w:val="single" w:sz="6" w:color="000000" w:space="0"/>
-          <w:left w:val="single" w:sz="6" w:color="000000" w:space="0"/>
-          <w:bottom w:val="single" w:sz="6" w:color="000000" w:space="0"/>
-          <w:right w:val="single" w:sz="6" w:color="000000" w:space="0"/>
-          <w:insideH w:val="single" w:sz="6" w:color="000000" w:space="0"/>
-          <w:insideV w:val="single" w:sz="6" w:color="000000" w:space="0"/>
+          <w:top w:color="000000" w:val="single" w:sz="6" w:space="0"/>
+          <w:left w:color="000000" w:val="single" w:sz="6" w:space="0"/>
+          <w:bottom w:color="000000" w:val="single" w:sz="6" w:space="0"/>
+          <w:right w:color="000000" w:val="single" w:sz="6" w:space="0"/>
+          <w:insideH w:color="000000" w:val="single" w:sz="6" w:space="0"/>
+          <w:insideV w:color="000000" w:val="single" w:sz="6" w:space="0"/>
         </w:tblBorders>
         <w:tblCellMar>
           <w:top w:type="dxa" w:w="57"/>
@@ -14294,8 +14468,8 @@
             <w:pPr>
               <w:pStyle w:val="Compact"/>
               <w:jc w:val="left"/>
-              <w:ind w:left="0" w:right="0" w:firstLine="0"/>
-              <w:spacing w:lineRule="auto" w:before="40" w:line="240" w:after="40"/>
+              <w:ind w:firstLine="0" w:right="0" w:left="0"/>
+              <w:spacing w:lineRule="auto" w:line="240" w:before="40" w:after="40"/>
             </w:pPr>
             <w:r>
               <w:rPr>
@@ -14313,8 +14487,8 @@
             <w:pPr>
               <w:pStyle w:val="Compact"/>
               <w:jc w:val="left"/>
-              <w:ind w:left="0" w:right="0" w:firstLine="0"/>
-              <w:spacing w:lineRule="auto" w:before="40" w:line="240" w:after="40"/>
+              <w:ind w:firstLine="0" w:right="0" w:left="0"/>
+              <w:spacing w:lineRule="auto" w:line="240" w:before="40" w:after="40"/>
             </w:pPr>
             <w:r>
               <w:rPr>
@@ -14332,8 +14506,8 @@
             <w:pPr>
               <w:pStyle w:val="Compact"/>
               <w:jc w:val="left"/>
-              <w:ind w:left="0" w:right="0" w:firstLine="0"/>
-              <w:spacing w:lineRule="auto" w:before="40" w:line="240" w:after="40"/>
+              <w:ind w:firstLine="0" w:right="0" w:left="0"/>
+              <w:spacing w:lineRule="auto" w:line="240" w:before="40" w:after="40"/>
             </w:pPr>
             <w:r>
               <w:t xml:space="preserve">0</w:t>
@@ -14346,8 +14520,8 @@
             <w:pPr>
               <w:pStyle w:val="Compact"/>
               <w:jc w:val="left"/>
-              <w:ind w:left="0" w:right="0" w:firstLine="0"/>
-              <w:spacing w:lineRule="auto" w:before="40" w:line="240" w:after="40"/>
+              <w:ind w:firstLine="0" w:right="0" w:left="0"/>
+              <w:spacing w:lineRule="auto" w:line="240" w:before="40" w:after="40"/>
             </w:pPr>
             <w:r>
               <w:t xml:space="preserve">Success: all documents processed and outputs generated</w:t>
@@ -14362,8 +14536,8 @@
             <w:pPr>
               <w:pStyle w:val="Compact"/>
               <w:jc w:val="left"/>
-              <w:ind w:left="0" w:right="0" w:firstLine="0"/>
-              <w:spacing w:lineRule="auto" w:before="40" w:line="240" w:after="40"/>
+              <w:ind w:firstLine="0" w:right="0" w:left="0"/>
+              <w:spacing w:lineRule="auto" w:line="240" w:before="40" w:after="40"/>
             </w:pPr>
             <w:r>
               <w:t xml:space="preserve">1</w:t>
@@ -14376,8 +14550,8 @@
             <w:pPr>
               <w:pStyle w:val="Compact"/>
               <w:jc w:val="left"/>
-              <w:ind w:left="0" w:right="0" w:firstLine="0"/>
-              <w:spacing w:lineRule="auto" w:before="40" w:line="240" w:after="40"/>
+              <w:ind w:firstLine="0" w:right="0" w:left="0"/>
+              <w:spacing w:lineRule="auto" w:line="240" w:before="40" w:after="40"/>
             </w:pPr>
             <w:r>
               <w:t xml:space="preserve">Failure: Docker unavailable or configuration or pipeline error</w:t>
@@ -14392,8 +14566,8 @@
             <w:pPr>
               <w:pStyle w:val="Compact"/>
               <w:jc w:val="left"/>
-              <w:ind w:left="0" w:right="0" w:firstLine="0"/>
-              <w:spacing w:lineRule="auto" w:before="40" w:line="240" w:after="40"/>
+              <w:ind w:firstLine="0" w:right="0" w:left="0"/>
+              <w:spacing w:lineRule="auto" w:line="240" w:before="40" w:after="40"/>
             </w:pPr>
             <w:r>
               <w:t xml:space="preserve">2</w:t>
@@ -14406,8 +14580,8 @@
             <w:pPr>
               <w:pStyle w:val="Compact"/>
               <w:jc w:val="left"/>
-              <w:ind w:left="0" w:right="0" w:firstLine="0"/>
-              <w:spacing w:lineRule="auto" w:before="40" w:line="240" w:after="40"/>
+              <w:ind w:firstLine="0" w:right="0" w:left="0"/>
+              <w:spacing w:lineRule="auto" w:line="240" w:before="40" w:after="40"/>
             </w:pPr>
             <w:r>
               <w:t xml:space="preserve">Blocking diagnostics: analysis reported one or more errors</w:t>
@@ -14577,7 +14751,7 @@
     </w:p>
     <w:p>
       <w:pPr>
-        <w:spacing w:before="0" w:after="0" w:lineRule="exact" w:line="20"/>
+        <w:spacing w:after="0" w:lineRule="exact" w:before="0" w:line="20"/>
         <w:rPr>
           <w:sz w:val="2"/>
         </w:rPr>
@@ -14619,12 +14793,12 @@
         <w:tblLook w:firstRow="1" w:lastRow="0" w:firstColumn="0" w:lastColumn="0" w:noHBand="0" w:noVBand="0" w:val="0020"/>
         <w:jc w:val="start"/>
         <w:tblBorders>
-          <w:top w:val="single" w:sz="6" w:color="000000" w:space="0"/>
-          <w:left w:val="single" w:sz="6" w:color="000000" w:space="0"/>
-          <w:bottom w:val="single" w:sz="6" w:color="000000" w:space="0"/>
-          <w:right w:val="single" w:sz="6" w:color="000000" w:space="0"/>
-          <w:insideH w:val="single" w:sz="6" w:color="000000" w:space="0"/>
-          <w:insideV w:val="single" w:sz="6" w:color="000000" w:space="0"/>
+          <w:top w:color="000000" w:val="single" w:sz="6" w:space="0"/>
+          <w:left w:color="000000" w:val="single" w:sz="6" w:space="0"/>
+          <w:bottom w:color="000000" w:val="single" w:sz="6" w:space="0"/>
+          <w:right w:color="000000" w:val="single" w:sz="6" w:space="0"/>
+          <w:insideH w:color="000000" w:val="single" w:sz="6" w:space="0"/>
+          <w:insideV w:color="000000" w:val="single" w:sz="6" w:space="0"/>
         </w:tblBorders>
         <w:tblCellMar>
           <w:top w:type="dxa" w:w="57"/>
@@ -14651,8 +14825,8 @@
             <w:pPr>
               <w:pStyle w:val="Compact"/>
               <w:jc w:val="left"/>
-              <w:ind w:left="0" w:right="0" w:firstLine="0"/>
-              <w:spacing w:lineRule="auto" w:before="40" w:line="240" w:after="40"/>
+              <w:ind w:firstLine="0" w:right="0" w:left="0"/>
+              <w:spacing w:lineRule="auto" w:line="240" w:before="40" w:after="40"/>
             </w:pPr>
             <w:r>
               <w:rPr>
@@ -14670,8 +14844,8 @@
             <w:pPr>
               <w:pStyle w:val="Compact"/>
               <w:jc w:val="left"/>
-              <w:ind w:left="0" w:right="0" w:firstLine="0"/>
-              <w:spacing w:lineRule="auto" w:before="40" w:line="240" w:after="40"/>
+              <w:ind w:firstLine="0" w:right="0" w:left="0"/>
+              <w:spacing w:lineRule="auto" w:line="240" w:before="40" w:after="40"/>
             </w:pPr>
             <w:r>
               <w:rPr>
@@ -14689,8 +14863,8 @@
             <w:pPr>
               <w:pStyle w:val="Compact"/>
               <w:jc w:val="left"/>
-              <w:ind w:left="0" w:right="0" w:firstLine="0"/>
-              <w:spacing w:lineRule="auto" w:before="40" w:line="240" w:after="40"/>
+              <w:ind w:firstLine="0" w:right="0" w:left="0"/>
+              <w:spacing w:lineRule="auto" w:line="240" w:before="40" w:after="40"/>
             </w:pPr>
             <w:r>
               <w:rPr>
@@ -14708,8 +14882,8 @@
             <w:pPr>
               <w:pStyle w:val="Compact"/>
               <w:jc w:val="left"/>
-              <w:ind w:left="0" w:right="0" w:firstLine="0"/>
-              <w:spacing w:lineRule="auto" w:before="40" w:line="240" w:after="40"/>
+              <w:ind w:firstLine="0" w:right="0" w:left="0"/>
+              <w:spacing w:lineRule="auto" w:line="240" w:before="40" w:after="40"/>
             </w:pPr>
             <w:r>
               <w:rPr>
@@ -14727,8 +14901,8 @@
             <w:pPr>
               <w:pStyle w:val="Compact"/>
               <w:jc w:val="left"/>
-              <w:ind w:left="0" w:right="0" w:firstLine="0"/>
-              <w:spacing w:lineRule="auto" w:before="40" w:line="240" w:after="40"/>
+              <w:ind w:firstLine="0" w:right="0" w:left="0"/>
+              <w:spacing w:lineRule="auto" w:line="240" w:before="40" w:after="40"/>
             </w:pPr>
             <w:r>
               <w:rPr>
@@ -14744,8 +14918,8 @@
             <w:pPr>
               <w:pStyle w:val="Compact"/>
               <w:jc w:val="left"/>
-              <w:ind w:left="0" w:right="0" w:firstLine="0"/>
-              <w:spacing w:lineRule="auto" w:before="40" w:line="240" w:after="40"/>
+              <w:ind w:firstLine="0" w:right="0" w:left="0"/>
+              <w:spacing w:lineRule="auto" w:line="240" w:before="40" w:after="40"/>
             </w:pPr>
             <w:r>
               <w:t xml:space="preserve">boolean</w:t>
@@ -14758,8 +14932,8 @@
             <w:pPr>
               <w:pStyle w:val="Compact"/>
               <w:jc w:val="left"/>
-              <w:ind w:left="0" w:right="0" w:firstLine="0"/>
-              <w:spacing w:lineRule="auto" w:before="40" w:line="240" w:after="40"/>
+              <w:ind w:firstLine="0" w:right="0" w:left="0"/>
+              <w:spacing w:lineRule="auto" w:line="240" w:before="40" w:after="40"/>
             </w:pPr>
             <w:r>
               <w:t xml:space="preserve">false</w:t>
@@ -14772,8 +14946,8 @@
             <w:pPr>
               <w:pStyle w:val="Compact"/>
               <w:jc w:val="left"/>
-              <w:ind w:left="0" w:right="0" w:firstLine="0"/>
-              <w:spacing w:lineRule="auto" w:before="40" w:line="240" w:after="40"/>
+              <w:ind w:firstLine="0" w:right="0" w:left="0"/>
+              <w:spacing w:lineRule="auto" w:line="240" w:before="40" w:after="40"/>
             </w:pPr>
             <w:r>
               <w:t xml:space="preserve">Add section numbering</w:t>
@@ -14788,8 +14962,8 @@
             <w:pPr>
               <w:pStyle w:val="Compact"/>
               <w:jc w:val="left"/>
-              <w:ind w:left="0" w:right="0" w:firstLine="0"/>
-              <w:spacing w:lineRule="auto" w:before="40" w:line="240" w:after="40"/>
+              <w:ind w:firstLine="0" w:right="0" w:left="0"/>
+              <w:spacing w:lineRule="auto" w:line="240" w:before="40" w:after="40"/>
             </w:pPr>
             <w:r>
               <w:rPr>
@@ -14805,8 +14979,8 @@
             <w:pPr>
               <w:pStyle w:val="Compact"/>
               <w:jc w:val="left"/>
-              <w:ind w:left="0" w:right="0" w:firstLine="0"/>
-              <w:spacing w:lineRule="auto" w:before="40" w:line="240" w:after="40"/>
+              <w:ind w:firstLine="0" w:right="0" w:left="0"/>
+              <w:spacing w:lineRule="auto" w:line="240" w:before="40" w:after="40"/>
             </w:pPr>
             <w:r>
               <w:t xml:space="preserve">boolean</w:t>
@@ -14819,8 +14993,8 @@
             <w:pPr>
               <w:pStyle w:val="Compact"/>
               <w:jc w:val="left"/>
-              <w:ind w:left="0" w:right="0" w:firstLine="0"/>
-              <w:spacing w:lineRule="auto" w:before="40" w:line="240" w:after="40"/>
+              <w:ind w:firstLine="0" w:right="0" w:left="0"/>
+              <w:spacing w:lineRule="auto" w:line="240" w:before="40" w:after="40"/>
             </w:pPr>
             <w:r>
               <w:t xml:space="preserve">false</w:t>
@@ -14833,8 +15007,8 @@
             <w:pPr>
               <w:pStyle w:val="Compact"/>
               <w:jc w:val="left"/>
-              <w:ind w:left="0" w:right="0" w:firstLine="0"/>
-              <w:spacing w:lineRule="auto" w:before="40" w:line="240" w:after="40"/>
+              <w:ind w:firstLine="0" w:right="0" w:left="0"/>
+              <w:spacing w:lineRule="auto" w:line="240" w:before="40" w:after="40"/>
             </w:pPr>
             <w:r>
               <w:t xml:space="preserve">Generate table of contents</w:t>
@@ -14849,8 +15023,8 @@
             <w:pPr>
               <w:pStyle w:val="Compact"/>
               <w:jc w:val="left"/>
-              <w:ind w:left="0" w:right="0" w:firstLine="0"/>
-              <w:spacing w:lineRule="auto" w:before="40" w:line="240" w:after="40"/>
+              <w:ind w:firstLine="0" w:right="0" w:left="0"/>
+              <w:spacing w:lineRule="auto" w:line="240" w:before="40" w:after="40"/>
             </w:pPr>
             <w:r>
               <w:rPr>
@@ -14866,8 +15040,8 @@
             <w:pPr>
               <w:pStyle w:val="Compact"/>
               <w:jc w:val="left"/>
-              <w:ind w:left="0" w:right="0" w:firstLine="0"/>
-              <w:spacing w:lineRule="auto" w:before="40" w:line="240" w:after="40"/>
+              <w:ind w:firstLine="0" w:right="0" w:left="0"/>
+              <w:spacing w:lineRule="auto" w:line="240" w:before="40" w:after="40"/>
             </w:pPr>
             <w:r>
               <w:t xml:space="preserve">integer</w:t>
@@ -14880,8 +15054,8 @@
             <w:pPr>
               <w:pStyle w:val="Compact"/>
               <w:jc w:val="left"/>
-              <w:ind w:left="0" w:right="0" w:firstLine="0"/>
-              <w:spacing w:lineRule="auto" w:before="40" w:line="240" w:after="40"/>
+              <w:ind w:firstLine="0" w:right="0" w:left="0"/>
+              <w:spacing w:lineRule="auto" w:line="240" w:before="40" w:after="40"/>
             </w:pPr>
             <w:r>
               <w:t xml:space="preserve">3</w:t>
@@ -14894,8 +15068,8 @@
             <w:pPr>
               <w:pStyle w:val="Compact"/>
               <w:jc w:val="left"/>
-              <w:ind w:left="0" w:right="0" w:firstLine="0"/>
-              <w:spacing w:lineRule="auto" w:before="40" w:line="240" w:after="40"/>
+              <w:ind w:firstLine="0" w:right="0" w:left="0"/>
+              <w:spacing w:lineRule="auto" w:line="240" w:before="40" w:after="40"/>
             </w:pPr>
             <w:r>
               <w:t xml:space="preserve">Heading depth for TOC</w:t>
@@ -14910,8 +15084,8 @@
             <w:pPr>
               <w:pStyle w:val="Compact"/>
               <w:jc w:val="left"/>
-              <w:ind w:left="0" w:right="0" w:firstLine="0"/>
-              <w:spacing w:lineRule="auto" w:before="40" w:line="240" w:after="40"/>
+              <w:ind w:firstLine="0" w:right="0" w:left="0"/>
+              <w:spacing w:lineRule="auto" w:line="240" w:before="40" w:after="40"/>
             </w:pPr>
             <w:r>
               <w:rPr>
@@ -14927,8 +15101,8 @@
             <w:pPr>
               <w:pStyle w:val="Compact"/>
               <w:jc w:val="left"/>
-              <w:ind w:left="0" w:right="0" w:firstLine="0"/>
-              <w:spacing w:lineRule="auto" w:before="40" w:line="240" w:after="40"/>
+              <w:ind w:firstLine="0" w:right="0" w:left="0"/>
+              <w:spacing w:lineRule="auto" w:line="240" w:before="40" w:after="40"/>
             </w:pPr>
             <w:r>
               <w:t xml:space="preserve">boolean</w:t>
@@ -14941,8 +15115,8 @@
             <w:pPr>
               <w:pStyle w:val="Compact"/>
               <w:jc w:val="left"/>
-              <w:ind w:left="0" w:right="0" w:firstLine="0"/>
-              <w:spacing w:lineRule="auto" w:before="40" w:line="240" w:after="40"/>
+              <w:ind w:firstLine="0" w:right="0" w:left="0"/>
+              <w:spacing w:lineRule="auto" w:line="240" w:before="40" w:after="40"/>
             </w:pPr>
             <w:r>
               <w:t xml:space="preserve">false</w:t>
@@ -14955,8 +15129,8 @@
             <w:pPr>
               <w:pStyle w:val="Compact"/>
               <w:jc w:val="left"/>
-              <w:ind w:left="0" w:right="0" w:firstLine="0"/>
-              <w:spacing w:lineRule="auto" w:before="40" w:line="240" w:after="40"/>
+              <w:ind w:firstLine="0" w:right="0" w:left="0"/>
+              <w:spacing w:lineRule="auto" w:line="240" w:before="40" w:after="40"/>
             </w:pPr>
             <w:r>
               <w:t xml:space="preserve">Produce complete HTML document</w:t>
@@ -14971,8 +15145,8 @@
             <w:pPr>
               <w:pStyle w:val="Compact"/>
               <w:jc w:val="left"/>
-              <w:ind w:left="0" w:right="0" w:firstLine="0"/>
-              <w:spacing w:lineRule="auto" w:before="40" w:line="240" w:after="40"/>
+              <w:ind w:firstLine="0" w:right="0" w:left="0"/>
+              <w:spacing w:lineRule="auto" w:line="240" w:before="40" w:after="40"/>
             </w:pPr>
             <w:r>
               <w:rPr>
@@ -14988,8 +15162,8 @@
             <w:pPr>
               <w:pStyle w:val="Compact"/>
               <w:jc w:val="left"/>
-              <w:ind w:left="0" w:right="0" w:firstLine="0"/>
-              <w:spacing w:lineRule="auto" w:before="40" w:line="240" w:after="40"/>
+              <w:ind w:firstLine="0" w:right="0" w:left="0"/>
+              <w:spacing w:lineRule="auto" w:line="240" w:before="40" w:after="40"/>
             </w:pPr>
             <w:r>
               <w:t xml:space="preserve">boolean</w:t>
@@ -15002,8 +15176,8 @@
             <w:pPr>
               <w:pStyle w:val="Compact"/>
               <w:jc w:val="left"/>
-              <w:ind w:left="0" w:right="0" w:firstLine="0"/>
-              <w:spacing w:lineRule="auto" w:before="40" w:line="240" w:after="40"/>
+              <w:ind w:firstLine="0" w:right="0" w:left="0"/>
+              <w:spacing w:lineRule="auto" w:line="240" w:before="40" w:after="40"/>
             </w:pPr>
             <w:r>
               <w:t xml:space="preserve">false</w:t>
@@ -15016,8 +15190,8 @@
             <w:pPr>
               <w:pStyle w:val="Compact"/>
               <w:jc w:val="left"/>
-              <w:ind w:left="0" w:right="0" w:firstLine="0"/>
-              <w:spacing w:lineRule="auto" w:before="40" w:line="240" w:after="40"/>
+              <w:ind w:firstLine="0" w:right="0" w:left="0"/>
+              <w:spacing w:lineRule="auto" w:line="240" w:before="40" w:after="40"/>
             </w:pPr>
             <w:r>
               <w:t xml:space="preserve">Embed CSS and images inline</w:t>
@@ -15108,7 +15282,7 @@
     </w:p>
     <w:p>
       <w:pPr>
-        <w:spacing w:before="0" w:after="0" w:lineRule="exact" w:line="20"/>
+        <w:spacing w:after="0" w:lineRule="exact" w:before="0" w:line="20"/>
         <w:rPr>
           <w:sz w:val="2"/>
         </w:rPr>
@@ -15266,7 +15440,7 @@
     </w:p>
     <w:p>
       <w:pPr>
-        <w:spacing w:before="0" w:after="0" w:lineRule="exact" w:line="20"/>
+        <w:spacing w:after="0" w:lineRule="exact" w:before="0" w:line="20"/>
         <w:rPr>
           <w:sz w:val="2"/>
         </w:rPr>
@@ -15308,12 +15482,12 @@
         <w:tblLook w:firstRow="1" w:lastRow="0" w:firstColumn="0" w:lastColumn="0" w:noHBand="0" w:noVBand="0" w:val="0020"/>
         <w:jc w:val="start"/>
         <w:tblBorders>
-          <w:top w:val="single" w:sz="6" w:color="000000" w:space="0"/>
-          <w:left w:val="single" w:sz="6" w:color="000000" w:space="0"/>
-          <w:bottom w:val="single" w:sz="6" w:color="000000" w:space="0"/>
-          <w:right w:val="single" w:sz="6" w:color="000000" w:space="0"/>
-          <w:insideH w:val="single" w:sz="6" w:color="000000" w:space="0"/>
-          <w:insideV w:val="single" w:sz="6" w:color="000000" w:space="0"/>
+          <w:top w:color="000000" w:val="single" w:sz="6" w:space="0"/>
+          <w:left w:color="000000" w:val="single" w:sz="6" w:space="0"/>
+          <w:bottom w:color="000000" w:val="single" w:sz="6" w:space="0"/>
+          <w:right w:color="000000" w:val="single" w:sz="6" w:space="0"/>
+          <w:insideH w:color="000000" w:val="single" w:sz="6" w:space="0"/>
+          <w:insideV w:color="000000" w:val="single" w:sz="6" w:space="0"/>
         </w:tblBorders>
         <w:tblCellMar>
           <w:top w:type="dxa" w:w="57"/>
@@ -15338,8 +15512,8 @@
             <w:pPr>
               <w:pStyle w:val="Compact"/>
               <w:jc w:val="left"/>
-              <w:ind w:left="0" w:right="0" w:firstLine="0"/>
-              <w:spacing w:lineRule="auto" w:before="40" w:line="240" w:after="40"/>
+              <w:ind w:firstLine="0" w:right="0" w:left="0"/>
+              <w:spacing w:lineRule="auto" w:line="240" w:before="40" w:after="40"/>
             </w:pPr>
             <w:r>
               <w:rPr>
@@ -15357,8 +15531,8 @@
             <w:pPr>
               <w:pStyle w:val="Compact"/>
               <w:jc w:val="left"/>
-              <w:ind w:left="0" w:right="0" w:firstLine="0"/>
-              <w:spacing w:lineRule="auto" w:before="40" w:line="240" w:after="40"/>
+              <w:ind w:firstLine="0" w:right="0" w:left="0"/>
+              <w:spacing w:lineRule="auto" w:line="240" w:before="40" w:after="40"/>
             </w:pPr>
             <w:r>
               <w:rPr>
@@ -15376,8 +15550,8 @@
             <w:pPr>
               <w:pStyle w:val="Compact"/>
               <w:jc w:val="left"/>
-              <w:ind w:left="0" w:right="0" w:firstLine="0"/>
-              <w:spacing w:lineRule="auto" w:before="40" w:line="240" w:after="40"/>
+              <w:ind w:firstLine="0" w:right="0" w:left="0"/>
+              <w:spacing w:lineRule="auto" w:line="240" w:before="40" w:after="40"/>
             </w:pPr>
             <w:r>
               <w:rPr>
@@ -15393,8 +15567,8 @@
             <w:pPr>
               <w:pStyle w:val="Compact"/>
               <w:jc w:val="left"/>
-              <w:ind w:left="0" w:right="0" w:firstLine="0"/>
-              <w:spacing w:lineRule="auto" w:before="40" w:line="240" w:after="40"/>
+              <w:ind w:firstLine="0" w:right="0" w:left="0"/>
+              <w:spacing w:lineRule="auto" w:line="240" w:before="40" w:after="40"/>
             </w:pPr>
             <w:r>
               <w:t xml:space="preserve">Specification missing required attribute</w:t>
@@ -15409,8 +15583,8 @@
             <w:pPr>
               <w:pStyle w:val="Compact"/>
               <w:jc w:val="left"/>
-              <w:ind w:left="0" w:right="0" w:firstLine="0"/>
-              <w:spacing w:lineRule="auto" w:before="40" w:line="240" w:after="40"/>
+              <w:ind w:firstLine="0" w:right="0" w:left="0"/>
+              <w:spacing w:lineRule="auto" w:line="240" w:before="40" w:after="40"/>
             </w:pPr>
             <w:r>
               <w:rPr>
@@ -15426,8 +15600,8 @@
             <w:pPr>
               <w:pStyle w:val="Compact"/>
               <w:jc w:val="left"/>
-              <w:ind w:left="0" w:right="0" w:firstLine="0"/>
-              <w:spacing w:lineRule="auto" w:before="40" w:line="240" w:after="40"/>
+              <w:ind w:firstLine="0" w:right="0" w:left="0"/>
+              <w:spacing w:lineRule="auto" w:line="240" w:before="40" w:after="40"/>
             </w:pPr>
             <w:r>
               <w:t xml:space="preserve">Invalid specification type reference</w:t>
@@ -15442,8 +15616,8 @@
             <w:pPr>
               <w:pStyle w:val="Compact"/>
               <w:jc w:val="left"/>
-              <w:ind w:left="0" w:right="0" w:firstLine="0"/>
-              <w:spacing w:lineRule="auto" w:before="40" w:line="240" w:after="40"/>
+              <w:ind w:firstLine="0" w:right="0" w:left="0"/>
+              <w:spacing w:lineRule="auto" w:line="240" w:before="40" w:after="40"/>
             </w:pPr>
             <w:r>
               <w:rPr>
@@ -15459,8 +15633,8 @@
             <w:pPr>
               <w:pStyle w:val="Compact"/>
               <w:jc w:val="left"/>
-              <w:ind w:left="0" w:right="0" w:firstLine="0"/>
-              <w:spacing w:lineRule="auto" w:before="40" w:line="240" w:after="40"/>
+              <w:ind w:firstLine="0" w:right="0" w:left="0"/>
+              <w:spacing w:lineRule="auto" w:line="240" w:before="40" w:after="40"/>
             </w:pPr>
             <w:r>
               <w:t xml:space="preserve">Spec object missing required attribute</w:t>
@@ -15475,8 +15649,8 @@
             <w:pPr>
               <w:pStyle w:val="Compact"/>
               <w:jc w:val="left"/>
-              <w:ind w:left="0" w:right="0" w:firstLine="0"/>
-              <w:spacing w:lineRule="auto" w:before="40" w:line="240" w:after="40"/>
+              <w:ind w:firstLine="0" w:right="0" w:left="0"/>
+              <w:spacing w:lineRule="auto" w:line="240" w:before="40" w:after="40"/>
             </w:pPr>
             <w:r>
               <w:rPr>
@@ -15492,8 +15666,8 @@
             <w:pPr>
               <w:pStyle w:val="Compact"/>
               <w:jc w:val="left"/>
-              <w:ind w:left="0" w:right="0" w:firstLine="0"/>
-              <w:spacing w:lineRule="auto" w:before="40" w:line="240" w:after="40"/>
+              <w:ind w:firstLine="0" w:right="0" w:left="0"/>
+              <w:spacing w:lineRule="auto" w:line="240" w:before="40" w:after="40"/>
             </w:pPr>
             <w:r>
               <w:t xml:space="preserve">Attribute cardinality exceeded</w:t>
@@ -15508,8 +15682,8 @@
             <w:pPr>
               <w:pStyle w:val="Compact"/>
               <w:jc w:val="left"/>
-              <w:ind w:left="0" w:right="0" w:firstLine="0"/>
-              <w:spacing w:lineRule="auto" w:before="40" w:line="240" w:after="40"/>
+              <w:ind w:firstLine="0" w:right="0" w:left="0"/>
+              <w:spacing w:lineRule="auto" w:line="240" w:before="40" w:after="40"/>
             </w:pPr>
             <w:r>
               <w:rPr>
@@ -15525,8 +15699,8 @@
             <w:pPr>
               <w:pStyle w:val="Compact"/>
               <w:jc w:val="left"/>
-              <w:ind w:left="0" w:right="0" w:firstLine="0"/>
-              <w:spacing w:lineRule="auto" w:before="40" w:line="240" w:after="40"/>
+              <w:ind w:firstLine="0" w:right="0" w:left="0"/>
+              <w:spacing w:lineRule="auto" w:line="240" w:before="40" w:after="40"/>
             </w:pPr>
             <w:r>
               <w:t xml:space="preserve">Attribute type cast failure</w:t>
@@ -15541,8 +15715,8 @@
             <w:pPr>
               <w:pStyle w:val="Compact"/>
               <w:jc w:val="left"/>
-              <w:ind w:left="0" w:right="0" w:firstLine="0"/>
-              <w:spacing w:lineRule="auto" w:before="40" w:line="240" w:after="40"/>
+              <w:ind w:firstLine="0" w:right="0" w:left="0"/>
+              <w:spacing w:lineRule="auto" w:line="240" w:before="40" w:after="40"/>
             </w:pPr>
             <w:r>
               <w:rPr>
@@ -15558,8 +15732,8 @@
             <w:pPr>
               <w:pStyle w:val="Compact"/>
               <w:jc w:val="left"/>
-              <w:ind w:left="0" w:right="0" w:firstLine="0"/>
-              <w:spacing w:lineRule="auto" w:before="40" w:line="240" w:after="40"/>
+              <w:ind w:firstLine="0" w:right="0" w:left="0"/>
+              <w:spacing w:lineRule="auto" w:line="240" w:before="40" w:after="40"/>
             </w:pPr>
             <w:r>
               <w:t xml:space="preserve">Invalid enum value</w:t>
@@ -15574,8 +15748,8 @@
             <w:pPr>
               <w:pStyle w:val="Compact"/>
               <w:jc w:val="left"/>
-              <w:ind w:left="0" w:right="0" w:firstLine="0"/>
-              <w:spacing w:lineRule="auto" w:before="40" w:line="240" w:after="40"/>
+              <w:ind w:firstLine="0" w:right="0" w:left="0"/>
+              <w:spacing w:lineRule="auto" w:line="240" w:before="40" w:after="40"/>
             </w:pPr>
             <w:r>
               <w:rPr>
@@ -15591,8 +15765,8 @@
             <w:pPr>
               <w:pStyle w:val="Compact"/>
               <w:jc w:val="left"/>
-              <w:ind w:left="0" w:right="0" w:firstLine="0"/>
-              <w:spacing w:lineRule="auto" w:before="40" w:line="240" w:after="40"/>
+              <w:ind w:firstLine="0" w:right="0" w:left="0"/>
+              <w:spacing w:lineRule="auto" w:line="240" w:before="40" w:after="40"/>
             </w:pPr>
             <w:r>
               <w:t xml:space="preserve">Invalid date format (expected YYYY-MM-DD)</w:t>
@@ -15607,8 +15781,8 @@
             <w:pPr>
               <w:pStyle w:val="Compact"/>
               <w:jc w:val="left"/>
-              <w:ind w:left="0" w:right="0" w:firstLine="0"/>
-              <w:spacing w:lineRule="auto" w:before="40" w:line="240" w:after="40"/>
+              <w:ind w:firstLine="0" w:right="0" w:left="0"/>
+              <w:spacing w:lineRule="auto" w:line="240" w:before="40" w:after="40"/>
             </w:pPr>
             <w:r>
               <w:rPr>
@@ -15624,8 +15798,8 @@
             <w:pPr>
               <w:pStyle w:val="Compact"/>
               <w:jc w:val="left"/>
-              <w:ind w:left="0" w:right="0" w:firstLine="0"/>
-              <w:spacing w:lineRule="auto" w:before="40" w:line="240" w:after="40"/>
+              <w:ind w:firstLine="0" w:right="0" w:left="0"/>
+              <w:spacing w:lineRule="auto" w:line="240" w:before="40" w:after="40"/>
             </w:pPr>
             <w:r>
               <w:t xml:space="preserve">Value outside declared bounds</w:t>
@@ -15640,8 +15814,8 @@
             <w:pPr>
               <w:pStyle w:val="Compact"/>
               <w:jc w:val="left"/>
-              <w:ind w:left="0" w:right="0" w:firstLine="0"/>
-              <w:spacing w:lineRule="auto" w:before="40" w:line="240" w:after="40"/>
+              <w:ind w:firstLine="0" w:right="0" w:left="0"/>
+              <w:spacing w:lineRule="auto" w:line="240" w:before="40" w:after="40"/>
             </w:pPr>
             <w:r>
               <w:rPr>
@@ -15657,8 +15831,8 @@
             <w:pPr>
               <w:pStyle w:val="Compact"/>
               <w:jc w:val="left"/>
-              <w:ind w:left="0" w:right="0" w:firstLine="0"/>
-              <w:spacing w:lineRule="auto" w:before="40" w:line="240" w:after="40"/>
+              <w:ind w:firstLine="0" w:right="0" w:left="0"/>
+              <w:spacing w:lineRule="auto" w:line="240" w:before="40" w:after="40"/>
             </w:pPr>
             <w:r>
               <w:t xml:space="preserve">Duplicate PID across spec objects</w:t>
@@ -15673,8 +15847,8 @@
             <w:pPr>
               <w:pStyle w:val="Compact"/>
               <w:jc w:val="left"/>
-              <w:ind w:left="0" w:right="0" w:firstLine="0"/>
-              <w:spacing w:lineRule="auto" w:before="40" w:line="240" w:after="40"/>
+              <w:ind w:firstLine="0" w:right="0" w:left="0"/>
+              <w:spacing w:lineRule="auto" w:line="240" w:before="40" w:after="40"/>
             </w:pPr>
             <w:r>
               <w:rPr>
@@ -15690,8 +15864,8 @@
             <w:pPr>
               <w:pStyle w:val="Compact"/>
               <w:jc w:val="left"/>
-              <w:ind w:left="0" w:right="0" w:firstLine="0"/>
-              <w:spacing w:lineRule="auto" w:before="40" w:line="240" w:after="40"/>
+              <w:ind w:firstLine="0" w:right="0" w:left="0"/>
+              <w:spacing w:lineRule="auto" w:line="240" w:before="40" w:after="40"/>
             </w:pPr>
             <w:r>
               <w:t xml:space="preserve">Float has no parent object (orphan)</w:t>
@@ -15706,8 +15880,8 @@
             <w:pPr>
               <w:pStyle w:val="Compact"/>
               <w:jc w:val="left"/>
-              <w:ind w:left="0" w:right="0" w:firstLine="0"/>
-              <w:spacing w:lineRule="auto" w:before="40" w:line="240" w:after="40"/>
+              <w:ind w:firstLine="0" w:right="0" w:left="0"/>
+              <w:spacing w:lineRule="auto" w:line="240" w:before="40" w:after="40"/>
             </w:pPr>
             <w:r>
               <w:rPr>
@@ -15723,8 +15897,8 @@
             <w:pPr>
               <w:pStyle w:val="Compact"/>
               <w:jc w:val="left"/>
-              <w:ind w:left="0" w:right="0" w:firstLine="0"/>
-              <w:spacing w:lineRule="auto" w:before="40" w:line="240" w:after="40"/>
+              <w:ind w:firstLine="0" w:right="0" w:left="0"/>
+              <w:spacing w:lineRule="auto" w:line="240" w:before="40" w:after="40"/>
             </w:pPr>
             <w:r>
               <w:t xml:space="preserve">Duplicate float label in specification</w:t>
@@ -15739,8 +15913,8 @@
             <w:pPr>
               <w:pStyle w:val="Compact"/>
               <w:jc w:val="left"/>
-              <w:ind w:left="0" w:right="0" w:firstLine="0"/>
-              <w:spacing w:lineRule="auto" w:before="40" w:line="240" w:after="40"/>
+              <w:ind w:firstLine="0" w:right="0" w:left="0"/>
+              <w:spacing w:lineRule="auto" w:line="240" w:before="40" w:after="40"/>
             </w:pPr>
             <w:r>
               <w:rPr>
@@ -15756,8 +15930,8 @@
             <w:pPr>
               <w:pStyle w:val="Compact"/>
               <w:jc w:val="left"/>
-              <w:ind w:left="0" w:right="0" w:firstLine="0"/>
-              <w:spacing w:lineRule="auto" w:before="40" w:line="240" w:after="40"/>
+              <w:ind w:firstLine="0" w:right="0" w:left="0"/>
+              <w:spacing w:lineRule="auto" w:line="240" w:before="40" w:after="40"/>
             </w:pPr>
             <w:r>
               <w:t xml:space="preserve">External render failure</w:t>
@@ -15772,8 +15946,8 @@
             <w:pPr>
               <w:pStyle w:val="Compact"/>
               <w:jc w:val="left"/>
-              <w:ind w:left="0" w:right="0" w:firstLine="0"/>
-              <w:spacing w:lineRule="auto" w:before="40" w:line="240" w:after="40"/>
+              <w:ind w:firstLine="0" w:right="0" w:left="0"/>
+              <w:spacing w:lineRule="auto" w:line="240" w:before="40" w:after="40"/>
             </w:pPr>
             <w:r>
               <w:rPr>
@@ -15789,8 +15963,8 @@
             <w:pPr>
               <w:pStyle w:val="Compact"/>
               <w:jc w:val="left"/>
-              <w:ind w:left="0" w:right="0" w:firstLine="0"/>
-              <w:spacing w:lineRule="auto" w:before="40" w:line="240" w:after="40"/>
+              <w:ind w:firstLine="0" w:right="0" w:left="0"/>
+              <w:spacing w:lineRule="auto" w:line="240" w:before="40" w:after="40"/>
             </w:pPr>
             <w:r>
               <w:t xml:space="preserve">Invalid float type reference</w:t>
@@ -15805,8 +15979,8 @@
             <w:pPr>
               <w:pStyle w:val="Compact"/>
               <w:jc w:val="left"/>
-              <w:ind w:left="0" w:right="0" w:firstLine="0"/>
-              <w:spacing w:lineRule="auto" w:before="40" w:line="240" w:after="40"/>
+              <w:ind w:firstLine="0" w:right="0" w:left="0"/>
+              <w:spacing w:lineRule="auto" w:line="240" w:before="40" w:after="40"/>
             </w:pPr>
             <w:r>
               <w:rPr>
@@ -15822,8 +15996,8 @@
             <w:pPr>
               <w:pStyle w:val="Compact"/>
               <w:jc w:val="left"/>
-              <w:ind w:left="0" w:right="0" w:firstLine="0"/>
-              <w:spacing w:lineRule="auto" w:before="40" w:line="240" w:after="40"/>
+              <w:ind w:firstLine="0" w:right="0" w:left="0"/>
+              <w:spacing w:lineRule="auto" w:line="240" w:before="40" w:after="40"/>
             </w:pPr>
             <w:r>
               <w:t xml:space="preserve">Unresolved link (PIDs are case-sensitive)</w:t>
@@ -15838,8 +16012,8 @@
             <w:pPr>
               <w:pStyle w:val="Compact"/>
               <w:jc w:val="left"/>
-              <w:ind w:left="0" w:right="0" w:firstLine="0"/>
-              <w:spacing w:lineRule="auto" w:before="40" w:line="240" w:after="40"/>
+              <w:ind w:firstLine="0" w:right="0" w:left="0"/>
+              <w:spacing w:lineRule="auto" w:line="240" w:before="40" w:after="40"/>
             </w:pPr>
             <w:r>
               <w:rPr>
@@ -15855,8 +16029,8 @@
             <w:pPr>
               <w:pStyle w:val="Compact"/>
               <w:jc w:val="left"/>
-              <w:ind w:left="0" w:right="0" w:firstLine="0"/>
-              <w:spacing w:lineRule="auto" w:before="40" w:line="240" w:after="40"/>
+              <w:ind w:firstLine="0" w:right="0" w:left="0"/>
+              <w:spacing w:lineRule="auto" w:line="240" w:before="40" w:after="40"/>
             </w:pPr>
             <w:r>
               <w:t xml:space="preserve">Dangling relation (target not found)</w:t>
@@ -15871,8 +16045,8 @@
             <w:pPr>
               <w:pStyle w:val="Compact"/>
               <w:jc w:val="left"/>
-              <w:ind w:left="0" w:right="0" w:firstLine="0"/>
-              <w:spacing w:lineRule="auto" w:before="40" w:line="240" w:after="40"/>
+              <w:ind w:firstLine="0" w:right="0" w:left="0"/>
+              <w:spacing w:lineRule="auto" w:line="240" w:before="40" w:after="40"/>
             </w:pPr>
             <w:r>
               <w:rPr>
@@ -15888,8 +16062,8 @@
             <w:pPr>
               <w:pStyle w:val="Compact"/>
               <w:jc w:val="left"/>
-              <w:ind w:left="0" w:right="0" w:firstLine="0"/>
-              <w:spacing w:lineRule="auto" w:before="40" w:line="240" w:after="40"/>
+              <w:ind w:firstLine="0" w:right="0" w:left="0"/>
+              <w:spacing w:lineRule="auto" w:line="240" w:before="40" w:after="40"/>
             </w:pPr>
             <w:r>
               <w:t xml:space="preserve">Ambiguous float reference</w:t>
@@ -15904,8 +16078,8 @@
             <w:pPr>
               <w:pStyle w:val="Compact"/>
               <w:jc w:val="left"/>
-              <w:ind w:left="0" w:right="0" w:firstLine="0"/>
-              <w:spacing w:lineRule="auto" w:before="40" w:line="240" w:after="40"/>
+              <w:ind w:firstLine="0" w:right="0" w:left="0"/>
+              <w:spacing w:lineRule="auto" w:line="240" w:before="40" w:after="40"/>
             </w:pPr>
             <w:r>
               <w:rPr>
@@ -15921,8 +16095,8 @@
             <w:pPr>
               <w:pStyle w:val="Compact"/>
               <w:jc w:val="left"/>
-              <w:ind w:left="0" w:right="0" w:firstLine="0"/>
-              <w:spacing w:lineRule="auto" w:before="40" w:line="240" w:after="40"/>
+              <w:ind w:firstLine="0" w:right="0" w:left="0"/>
+              <w:spacing w:lineRule="auto" w:line="240" w:before="40" w:after="40"/>
             </w:pPr>
             <w:r>
               <w:t xml:space="preserve">View materialization failure</w:t>
@@ -15987,7 +16161,7 @@
     </w:p>
     <w:p>
       <w:pPr>
-        <w:spacing w:before="0" w:after="0" w:lineRule="exact" w:line="20"/>
+        <w:spacing w:after="0" w:lineRule="exact" w:before="0" w:line="20"/>
         <w:rPr>
           <w:sz w:val="2"/>
         </w:rPr>
@@ -16317,7 +16491,7 @@
     </w:p>
     <w:p>
       <w:pPr>
-        <w:spacing w:before="0" w:after="0" w:lineRule="exact" w:line="20"/>
+        <w:spacing w:after="0" w:lineRule="exact" w:before="0" w:line="20"/>
         <w:rPr>
           <w:sz w:val="2"/>
         </w:rPr>
@@ -17139,7 +17313,7 @@
     </w:p>
     <w:p>
       <w:pPr>
-        <w:spacing w:before="0" w:after="0" w:lineRule="exact" w:line="20"/>
+        <w:spacing w:after="0" w:lineRule="exact" w:before="0" w:line="20"/>
         <w:rPr>
           <w:sz w:val="2"/>
         </w:rPr>
@@ -17222,7 +17396,7 @@
     </w:p>
     <w:p>
       <w:pPr>
-        <w:spacing w:before="0" w:after="0" w:lineRule="exact" w:line="20"/>
+        <w:spacing w:after="0" w:lineRule="exact" w:before="0" w:line="20"/>
         <w:rPr>
           <w:sz w:val="2"/>
         </w:rPr>
@@ -18338,12 +18512,12 @@
         <w:tblLook w:firstRow="0" w:lastRow="0" w:firstColumn="0" w:lastColumn="0" w:noHBand="0" w:noVBand="0" w:val="0000"/>
         <w:jc w:val="start"/>
         <w:tblBorders>
-          <w:top w:val="single" w:sz="6" w:color="000000" w:space="0"/>
-          <w:left w:val="single" w:sz="6" w:color="000000" w:space="0"/>
-          <w:bottom w:val="single" w:sz="6" w:color="000000" w:space="0"/>
-          <w:right w:val="single" w:sz="6" w:color="000000" w:space="0"/>
-          <w:insideH w:val="single" w:sz="6" w:color="000000" w:space="0"/>
-          <w:insideV w:val="single" w:sz="6" w:color="000000" w:space="0"/>
+          <w:top w:color="000000" w:val="single" w:sz="6" w:space="0"/>
+          <w:left w:color="000000" w:val="single" w:sz="6" w:space="0"/>
+          <w:bottom w:color="000000" w:val="single" w:sz="6" w:space="0"/>
+          <w:right w:color="000000" w:val="single" w:sz="6" w:space="0"/>
+          <w:insideH w:color="000000" w:val="single" w:sz="6" w:space="0"/>
+          <w:insideV w:color="000000" w:val="single" w:sz="6" w:space="0"/>
         </w:tblBorders>
         <w:tblCellMar>
           <w:top w:type="dxa" w:w="57"/>
@@ -18363,8 +18537,8 @@
             <w:pPr>
               <w:pStyle w:val="Compact"/>
               <w:jc w:val="left"/>
-              <w:ind w:left="0" w:right="0" w:firstLine="0"/>
-              <w:spacing w:lineRule="auto" w:before="40" w:line="240" w:after="40"/>
+              <w:ind w:firstLine="0" w:right="0" w:left="0"/>
+              <w:spacing w:lineRule="auto" w:line="240" w:before="40" w:after="40"/>
             </w:pPr>
             <w:r>
               <w:rPr>
@@ -18381,8 +18555,8 @@
             <w:pPr>
               <w:pStyle w:val="Compact"/>
               <w:jc w:val="left"/>
-              <w:ind w:left="0" w:right="0" w:firstLine="0"/>
-              <w:spacing w:lineRule="auto" w:before="40" w:line="240" w:after="40"/>
+              <w:ind w:firstLine="0" w:right="0" w:left="0"/>
+              <w:spacing w:lineRule="auto" w:line="240" w:before="40" w:after="40"/>
             </w:pPr>
             <w:r>
               <w:t xml:space="preserve">Pandoc Abstract Syntax Tree</w:t>
@@ -18397,8 +18571,8 @@
             <w:pPr>
               <w:pStyle w:val="Compact"/>
               <w:jc w:val="left"/>
-              <w:ind w:left="0" w:right="0" w:firstLine="0"/>
-              <w:spacing w:lineRule="auto" w:before="40" w:line="240" w:after="40"/>
+              <w:ind w:firstLine="0" w:right="0" w:left="0"/>
+              <w:spacing w:lineRule="auto" w:line="240" w:before="40" w:after="40"/>
             </w:pPr>
             <w:r>
               <w:rPr>
@@ -18415,8 +18589,8 @@
             <w:pPr>
               <w:pStyle w:val="Compact"/>
               <w:jc w:val="left"/>
-              <w:ind w:left="0" w:right="0" w:firstLine="0"/>
-              <w:spacing w:lineRule="auto" w:before="40" w:line="240" w:after="40"/>
+              <w:ind w:firstLine="0" w:right="0" w:left="0"/>
+              <w:spacing w:lineRule="auto" w:line="240" w:before="40" w:after="40"/>
             </w:pPr>
             <w:r>
               <w:t xml:space="preserve">Command-Line Interface</w:t>
@@ -18431,8 +18605,8 @@
             <w:pPr>
               <w:pStyle w:val="Compact"/>
               <w:jc w:val="left"/>
-              <w:ind w:left="0" w:right="0" w:firstLine="0"/>
-              <w:spacing w:lineRule="auto" w:before="40" w:line="240" w:after="40"/>
+              <w:ind w:firstLine="0" w:right="0" w:left="0"/>
+              <w:spacing w:lineRule="auto" w:line="240" w:before="40" w:after="40"/>
             </w:pPr>
             <w:r>
               <w:rPr>
@@ -18449,8 +18623,8 @@
             <w:pPr>
               <w:pStyle w:val="Compact"/>
               <w:jc w:val="left"/>
-              <w:ind w:left="0" w:right="0" w:firstLine="0"/>
-              <w:spacing w:lineRule="auto" w:before="40" w:line="240" w:after="40"/>
+              <w:ind w:firstLine="0" w:right="0" w:left="0"/>
+              <w:spacing w:lineRule="auto" w:line="240" w:before="40" w:after="40"/>
             </w:pPr>
             <w:r>
               <w:t xml:space="preserve">Comma-Separated Values</w:t>
@@ -18465,8 +18639,8 @@
             <w:pPr>
               <w:pStyle w:val="Compact"/>
               <w:jc w:val="left"/>
-              <w:ind w:left="0" w:right="0" w:firstLine="0"/>
-              <w:spacing w:lineRule="auto" w:before="40" w:line="240" w:after="40"/>
+              <w:ind w:firstLine="0" w:right="0" w:left="0"/>
+              <w:spacing w:lineRule="auto" w:line="240" w:before="40" w:after="40"/>
             </w:pPr>
             <w:r>
               <w:rPr>
@@ -18483,8 +18657,8 @@
             <w:pPr>
               <w:pStyle w:val="Compact"/>
               <w:jc w:val="left"/>
-              <w:ind w:left="0" w:right="0" w:firstLine="0"/>
-              <w:spacing w:lineRule="auto" w:before="40" w:line="240" w:after="40"/>
+              <w:ind w:firstLine="0" w:right="0" w:left="0"/>
+              <w:spacing w:lineRule="auto" w:line="240" w:before="40" w:after="40"/>
             </w:pPr>
             <w:r>
               <w:t xml:space="preserve">Entity-Attribute-Value</w:t>
@@ -18499,8 +18673,8 @@
             <w:pPr>
               <w:pStyle w:val="Compact"/>
               <w:jc w:val="left"/>
-              <w:ind w:left="0" w:right="0" w:firstLine="0"/>
-              <w:spacing w:lineRule="auto" w:before="40" w:line="240" w:after="40"/>
+              <w:ind w:firstLine="0" w:right="0" w:left="0"/>
+              <w:spacing w:lineRule="auto" w:line="240" w:before="40" w:after="40"/>
             </w:pPr>
             <w:r>
               <w:rPr>
@@ -18517,8 +18691,8 @@
             <w:pPr>
               <w:pStyle w:val="Compact"/>
               <w:jc w:val="left"/>
-              <w:ind w:left="0" w:right="0" w:firstLine="0"/>
-              <w:spacing w:lineRule="auto" w:before="40" w:line="240" w:after="40"/>
+              <w:ind w:firstLine="0" w:right="0" w:left="0"/>
+              <w:spacing w:lineRule="auto" w:line="240" w:before="40" w:after="40"/>
             </w:pPr>
             <w:r>
               <w:t xml:space="preserve">GitHub-Flavored Markdown</w:t>
@@ -18533,8 +18707,8 @@
             <w:pPr>
               <w:pStyle w:val="Compact"/>
               <w:jc w:val="left"/>
-              <w:ind w:left="0" w:right="0" w:firstLine="0"/>
-              <w:spacing w:lineRule="auto" w:before="40" w:line="240" w:after="40"/>
+              <w:ind w:firstLine="0" w:right="0" w:left="0"/>
+              <w:spacing w:lineRule="auto" w:line="240" w:before="40" w:after="40"/>
             </w:pPr>
             <w:r>
               <w:rPr>
@@ -18551,8 +18725,8 @@
             <w:pPr>
               <w:pStyle w:val="Compact"/>
               <w:jc w:val="left"/>
-              <w:ind w:left="0" w:right="0" w:firstLine="0"/>
-              <w:spacing w:lineRule="auto" w:before="40" w:line="240" w:after="40"/>
+              <w:ind w:firstLine="0" w:right="0" w:left="0"/>
+              <w:spacing w:lineRule="auto" w:line="240" w:before="40" w:after="40"/>
             </w:pPr>
             <w:r>
               <w:t xml:space="preserve">Newline-Delimited JSON</w:t>
@@ -18567,8 +18741,8 @@
             <w:pPr>
               <w:pStyle w:val="Compact"/>
               <w:jc w:val="left"/>
-              <w:ind w:left="0" w:right="0" w:firstLine="0"/>
-              <w:spacing w:lineRule="auto" w:before="40" w:line="240" w:after="40"/>
+              <w:ind w:firstLine="0" w:right="0" w:left="0"/>
+              <w:spacing w:lineRule="auto" w:line="240" w:before="40" w:after="40"/>
             </w:pPr>
             <w:r>
               <w:rPr>
@@ -18585,8 +18759,8 @@
             <w:pPr>
               <w:pStyle w:val="Compact"/>
               <w:jc w:val="left"/>
-              <w:ind w:left="0" w:right="0" w:firstLine="0"/>
-              <w:spacing w:lineRule="auto" w:before="40" w:line="240" w:after="40"/>
+              <w:ind w:firstLine="0" w:right="0" w:left="0"/>
+              <w:spacing w:lineRule="auto" w:line="240" w:before="40" w:after="40"/>
             </w:pPr>
             <w:r>
               <w:t xml:space="preserve">Project Identifier</w:t>
@@ -18601,8 +18775,8 @@
             <w:pPr>
               <w:pStyle w:val="Compact"/>
               <w:jc w:val="left"/>
-              <w:ind w:left="0" w:right="0" w:firstLine="0"/>
-              <w:spacing w:lineRule="auto" w:before="40" w:line="240" w:after="40"/>
+              <w:ind w:firstLine="0" w:right="0" w:left="0"/>
+              <w:spacing w:lineRule="auto" w:line="240" w:before="40" w:after="40"/>
             </w:pPr>
             <w:r>
               <w:rPr>
@@ -18619,8 +18793,8 @@
             <w:pPr>
               <w:pStyle w:val="Compact"/>
               <w:jc w:val="left"/>
-              <w:ind w:left="0" w:right="0" w:firstLine="0"/>
-              <w:spacing w:lineRule="auto" w:before="40" w:line="240" w:after="40"/>
+              <w:ind w:firstLine="0" w:right="0" w:left="0"/>
+              <w:spacing w:lineRule="auto" w:line="240" w:before="40" w:after="40"/>
             </w:pPr>
             <w:r>
               <w:t xml:space="preserve">Specification Intermediate Representation</w:t>
@@ -18635,8 +18809,8 @@
             <w:pPr>
               <w:pStyle w:val="Compact"/>
               <w:jc w:val="left"/>
-              <w:ind w:left="0" w:right="0" w:firstLine="0"/>
-              <w:spacing w:lineRule="auto" w:before="40" w:line="240" w:after="40"/>
+              <w:ind w:firstLine="0" w:right="0" w:left="0"/>
+              <w:spacing w:lineRule="auto" w:line="240" w:before="40" w:after="40"/>
             </w:pPr>
             <w:r>
               <w:rPr>
@@ -18653,8 +18827,8 @@
             <w:pPr>
               <w:pStyle w:val="Compact"/>
               <w:jc w:val="left"/>
-              <w:ind w:left="0" w:right="0" w:firstLine="0"/>
-              <w:spacing w:lineRule="auto" w:before="40" w:line="240" w:after="40"/>
+              <w:ind w:firstLine="0" w:right="0" w:left="0"/>
+              <w:spacing w:lineRule="auto" w:line="240" w:before="40" w:after="40"/>
             </w:pPr>
             <w:r>
               <w:t xml:space="preserve">Structured Query Language</w:t>
@@ -18669,8 +18843,8 @@
             <w:pPr>
               <w:pStyle w:val="Compact"/>
               <w:jc w:val="left"/>
-              <w:ind w:left="0" w:right="0" w:firstLine="0"/>
-              <w:spacing w:lineRule="auto" w:before="40" w:line="240" w:after="40"/>
+              <w:ind w:firstLine="0" w:right="0" w:left="0"/>
+              <w:spacing w:lineRule="auto" w:line="240" w:before="40" w:after="40"/>
             </w:pPr>
             <w:r>
               <w:rPr>
@@ -18687,8 +18861,8 @@
             <w:pPr>
               <w:pStyle w:val="Compact"/>
               <w:jc w:val="left"/>
-              <w:ind w:left="0" w:right="0" w:firstLine="0"/>
-              <w:spacing w:lineRule="auto" w:before="40" w:line="240" w:after="40"/>
+              <w:ind w:firstLine="0" w:right="0" w:left="0"/>
+              <w:spacing w:lineRule="auto" w:line="240" w:before="40" w:after="40"/>
             </w:pPr>
             <w:r>
               <w:t xml:space="preserve">SQLite Database</w:t>
@@ -18699,9 +18873,9 @@
     </w:tbl>
     <w:bookmarkEnd w:id="111"/>
     <w:sectPr>
-      <w:footerReference r:id="rId9200" w:type="default"/>
-      <w:headerReference r:id="rId9101" w:type="default"/>
-      <w:headerReference r:id="rId9100" w:type="first"/>
+      <w:footerReference w:type="default" r:id="rId9200"/>
+      <w:headerReference w:type="default" r:id="rId9101"/>
+      <w:headerReference w:type="first" r:id="rId9100"/>
       <w:titlePg/>
     </w:sectPr>
   </w:body>
@@ -18713,17 +18887,17 @@
 </file>
 
 <file path=word/footer1.xml><?xml version="1.0" encoding="utf-8"?>
-<w:ftr xmlns:r="http://schemas.openxmlformats.org/officeDocument/2006/relationships" xmlns:w="http://schemas.openxmlformats.org/wordprocessingml/2006/main">
+<w:ftr xmlns:w="http://schemas.openxmlformats.org/wordprocessingml/2006/main" xmlns:r="http://schemas.openxmlformats.org/officeDocument/2006/relationships">
   <w:tbl>
     <w:tblPr>
       <w:tblW w:type="pct" w:w="5000"/>
       <w:tblBorders>
-        <w:top w:val="single" w:sz="4" w:color="CCCCCC" w:space="1"/>
-        <w:bottom w:val="none" w:sz="0" w:color="auto" w:space="0"/>
-        <w:left w:val="none" w:sz="0" w:color="auto" w:space="0"/>
-        <w:right w:val="none" w:sz="0" w:color="auto" w:space="0"/>
-        <w:insideH w:val="none" w:sz="0" w:color="auto" w:space="0"/>
-        <w:insideV w:val="none" w:sz="0" w:color="auto" w:space="0"/>
+        <w:top w:color="CCCCCC" w:val="single" w:sz="4" w:space="1"/>
+        <w:bottom w:color="auto" w:val="none" w:sz="0" w:space="0"/>
+        <w:left w:color="auto" w:val="none" w:sz="0" w:space="0"/>
+        <w:right w:color="auto" w:val="none" w:sz="0" w:space="0"/>
+        <w:insideH w:color="auto" w:val="none" w:sz="0" w:space="0"/>
+        <w:insideV w:color="auto" w:val="none" w:sz="0" w:space="0"/>
       </w:tblBorders>
       <w:tblLayout w:type="fixed"/>
     </w:tblPr>
@@ -18839,7 +19013,7 @@
 </file>
 
 <file path=word/header1.xml><?xml version="1.0" encoding="utf-8"?>
-<w:hdr xmlns:r="http://schemas.openxmlformats.org/officeDocument/2006/relationships" xmlns:w="http://schemas.openxmlformats.org/wordprocessingml/2006/main">
+<w:hdr xmlns:w="http://schemas.openxmlformats.org/wordprocessingml/2006/main" xmlns:r="http://schemas.openxmlformats.org/officeDocument/2006/relationships">
   <w:p>
     <w:pPr>
       <w:pStyle w:val="Header"/>
@@ -18849,7 +19023,7 @@
 </file>
 
 <file path=word/header2.xml><?xml version="1.0" encoding="utf-8"?>
-<w:hdr xmlns:r="http://schemas.openxmlformats.org/officeDocument/2006/relationships" xmlns:w="http://schemas.openxmlformats.org/wordprocessingml/2006/main">
+<w:hdr xmlns:w="http://schemas.openxmlformats.org/wordprocessingml/2006/main" xmlns:r="http://schemas.openxmlformats.org/officeDocument/2006/relationships">
   <w:p>
     <w:pPr>
       <w:pStyle w:val="Header"/>
@@ -20019,14 +20193,14 @@
     <w:basedOn w:val="VerbatimChar"/>
     <w:rPr/>
   </w:style>
-  <w:style w:styleId="SpecObjectHeader" w:type="paragraph" w:customStyle="1">
+  <w:style w:type="paragraph" w:styleId="SpecObjectHeader" w:customStyle="1">
     <w:name w:val="Spec Object Header"/>
     <w:basedOn w:val="Normal"/>
     <w:next w:val="FirstParagraph"/>
     <w:qFormat/>
     <w:pPr>
       <w:keepNext/>
-      <w:spacing w:lineRule="auto" w:before="280" w:line="276" w:after="120"/>
+      <w:spacing w:lineRule="auto" w:line="276" w:before="280" w:after="120"/>
       <w:outlineLvl w:val="0"/>
     </w:pPr>
     <w:rPr>

--- a/manual/downloads/manual.docx
+++ b/manual/downloads/manual.docx
@@ -74,7 +74,7 @@
       <w:pPr>
         <w:pStyle w:val="TOCHeading"/>
       </w:pPr>
-      <w:bookmarkStart w:name="MANUAL-sec1" w:id="24456"/>
+      <w:bookmarkStart w:id="24456" w:name="MANUAL-sec1"/>
       <w:r>
         <w:rPr>
           <w:color w:val="000000"/>
@@ -606,12 +606,12 @@
     </w:p>
     <w:p>
       <w:pPr>
-        <w:spacing w:after="0" w:lineRule="exact" w:before="0" w:line="20"/>
+        <w:spacing w:line="20" w:after="0" w:before="0" w:lineRule="exact"/>
         <w:rPr>
           <w:sz w:val="2"/>
         </w:rPr>
       </w:pPr>
-      <w:bookmarkStart w:name="puml-diag-pipeline" w:id="78556"/>
+      <w:bookmarkStart w:id="78556" w:name="puml-diag-pipeline"/>
       <w:bookmarkEnd w:id="78556"/>
     </w:p>
     <w:p>
@@ -1373,12 +1373,12 @@
     </w:p>
     <w:p>
       <w:pPr>
-        <w:spacing w:after="0" w:lineRule="exact" w:before="0" w:line="20"/>
+        <w:spacing w:line="20" w:after="0" w:before="0" w:lineRule="exact"/>
         <w:rPr>
           <w:sz w:val="2"/>
         </w:rPr>
       </w:pPr>
-      <w:bookmarkStart w:name="csv-tbl-prerequisites" w:id="54024"/>
+      <w:bookmarkStart w:id="54024" w:name="csv-tbl-prerequisites"/>
       <w:bookmarkEnd w:id="54024"/>
     </w:p>
     <w:p>
@@ -1415,18 +1415,18 @@
         <w:tblLook w:firstRow="1" w:lastRow="0" w:firstColumn="0" w:lastColumn="0" w:noHBand="0" w:noVBand="0" w:val="0020"/>
         <w:jc w:val="start"/>
         <w:tblBorders>
-          <w:top w:color="000000" w:val="single" w:sz="6" w:space="0"/>
-          <w:left w:color="000000" w:val="single" w:sz="6" w:space="0"/>
-          <w:bottom w:color="000000" w:val="single" w:sz="6" w:space="0"/>
-          <w:right w:color="000000" w:val="single" w:sz="6" w:space="0"/>
-          <w:insideH w:color="000000" w:val="single" w:sz="6" w:space="0"/>
-          <w:insideV w:color="000000" w:val="single" w:sz="6" w:space="0"/>
+          <w:top w:color="000000" w:sz="6" w:val="single" w:space="0"/>
+          <w:left w:color="000000" w:sz="6" w:val="single" w:space="0"/>
+          <w:bottom w:color="000000" w:sz="6" w:val="single" w:space="0"/>
+          <w:right w:color="000000" w:sz="6" w:val="single" w:space="0"/>
+          <w:insideH w:color="000000" w:sz="6" w:val="single" w:space="0"/>
+          <w:insideV w:color="000000" w:sz="6" w:val="single" w:space="0"/>
         </w:tblBorders>
         <w:tblCellMar>
-          <w:top w:type="dxa" w:w="57"/>
-          <w:left w:type="dxa" w:w="108"/>
-          <w:bottom w:type="dxa" w:w="57"/>
-          <w:right w:type="dxa" w:w="108"/>
+          <w:top w:w="57" w:type="dxa"/>
+          <w:left w:w="108" w:type="dxa"/>
+          <w:bottom w:w="57" w:type="dxa"/>
+          <w:right w:w="108" w:type="dxa"/>
         </w:tblCellMar>
       </w:tblPr>
       <w:tblGrid>
@@ -1440,14 +1440,14 @@
         </w:trPr>
         <w:tc>
           <w:tcPr>
-            <w:shd w:val="clear" w:color="auto" w:fill="E8E8E8"/>
+            <w:shd w:fill="E8E8E8" w:val="clear" w:color="auto"/>
           </w:tcPr>
           <w:p>
             <w:pPr>
               <w:pStyle w:val="Compact"/>
               <w:jc w:val="left"/>
-              <w:ind w:firstLine="0" w:right="0" w:left="0"/>
-              <w:spacing w:lineRule="auto" w:line="240" w:before="40" w:after="40"/>
+              <w:ind w:left="0" w:right="0" w:firstLine="0"/>
+              <w:spacing w:before="40" w:lineRule="auto" w:line="240" w:after="40"/>
             </w:pPr>
             <w:r>
               <w:rPr>
@@ -1459,14 +1459,14 @@
         </w:tc>
         <w:tc>
           <w:tcPr>
-            <w:shd w:val="clear" w:color="auto" w:fill="E8E8E8"/>
+            <w:shd w:fill="E8E8E8" w:val="clear" w:color="auto"/>
           </w:tcPr>
           <w:p>
             <w:pPr>
               <w:pStyle w:val="Compact"/>
               <w:jc w:val="left"/>
-              <w:ind w:firstLine="0" w:right="0" w:left="0"/>
-              <w:spacing w:lineRule="auto" w:line="240" w:before="40" w:after="40"/>
+              <w:ind w:left="0" w:right="0" w:firstLine="0"/>
+              <w:spacing w:before="40" w:lineRule="auto" w:line="240" w:after="40"/>
             </w:pPr>
             <w:r>
               <w:rPr>
@@ -1478,14 +1478,14 @@
         </w:tc>
         <w:tc>
           <w:tcPr>
-            <w:shd w:val="clear" w:color="auto" w:fill="E8E8E8"/>
+            <w:shd w:fill="E8E8E8" w:val="clear" w:color="auto"/>
           </w:tcPr>
           <w:p>
             <w:pPr>
               <w:pStyle w:val="Compact"/>
               <w:jc w:val="left"/>
-              <w:ind w:firstLine="0" w:right="0" w:left="0"/>
-              <w:spacing w:lineRule="auto" w:line="240" w:before="40" w:after="40"/>
+              <w:ind w:left="0" w:right="0" w:firstLine="0"/>
+              <w:spacing w:before="40" w:lineRule="auto" w:line="240" w:after="40"/>
             </w:pPr>
             <w:r>
               <w:rPr>
@@ -1503,8 +1503,8 @@
             <w:pPr>
               <w:pStyle w:val="Compact"/>
               <w:jc w:val="left"/>
-              <w:ind w:firstLine="0" w:right="0" w:left="0"/>
-              <w:spacing w:lineRule="auto" w:line="240" w:before="40" w:after="40"/>
+              <w:ind w:left="0" w:right="0" w:firstLine="0"/>
+              <w:spacing w:before="40" w:lineRule="auto" w:line="240" w:after="40"/>
             </w:pPr>
             <w:r>
               <w:t xml:space="preserve">Container engine</w:t>
@@ -1517,8 +1517,8 @@
             <w:pPr>
               <w:pStyle w:val="Compact"/>
               <w:jc w:val="left"/>
-              <w:ind w:firstLine="0" w:right="0" w:left="0"/>
-              <w:spacing w:lineRule="auto" w:line="240" w:before="40" w:after="40"/>
+              <w:ind w:left="0" w:right="0" w:firstLine="0"/>
+              <w:spacing w:before="40" w:lineRule="auto" w:line="240" w:after="40"/>
             </w:pPr>
             <w:r>
               <w:t xml:space="preserve">Docker 20.10+ or Podman 4+</w:t>
@@ -1531,8 +1531,8 @@
             <w:pPr>
               <w:pStyle w:val="Compact"/>
               <w:jc w:val="left"/>
-              <w:ind w:firstLine="0" w:right="0" w:left="0"/>
-              <w:spacing w:lineRule="auto" w:line="240" w:before="40" w:after="40"/>
+              <w:ind w:left="0" w:right="0" w:firstLine="0"/>
+              <w:spacing w:before="40" w:lineRule="auto" w:line="240" w:after="40"/>
             </w:pPr>
             <w:r>
               <w:t xml:space="preserve">Docker Desktop, Docker Engine, or Podman (daemon/VM must be running)</w:t>
@@ -1547,8 +1547,8 @@
             <w:pPr>
               <w:pStyle w:val="Compact"/>
               <w:jc w:val="left"/>
-              <w:ind w:firstLine="0" w:right="0" w:left="0"/>
-              <w:spacing w:lineRule="auto" w:line="240" w:before="40" w:after="40"/>
+              <w:ind w:left="0" w:right="0" w:firstLine="0"/>
+              <w:spacing w:before="40" w:lineRule="auto" w:line="240" w:after="40"/>
             </w:pPr>
             <w:r>
               <w:t xml:space="preserve">Disk space</w:t>
@@ -1561,8 +1561,8 @@
             <w:pPr>
               <w:pStyle w:val="Compact"/>
               <w:jc w:val="left"/>
-              <w:ind w:firstLine="0" w:right="0" w:left="0"/>
-              <w:spacing w:lineRule="auto" w:line="240" w:before="40" w:after="40"/>
+              <w:ind w:left="0" w:right="0" w:firstLine="0"/>
+              <w:spacing w:before="40" w:lineRule="auto" w:line="240" w:after="40"/>
             </w:pPr>
             <w:r>
               <w:t xml:space="preserve">2 GB</w:t>
@@ -1575,8 +1575,8 @@
             <w:pPr>
               <w:pStyle w:val="Compact"/>
               <w:jc w:val="left"/>
-              <w:ind w:firstLine="0" w:right="0" w:left="0"/>
-              <w:spacing w:lineRule="auto" w:line="240" w:before="40" w:after="40"/>
+              <w:ind w:left="0" w:right="0" w:firstLine="0"/>
+              <w:spacing w:before="40" w:lineRule="auto" w:line="240" w:after="40"/>
             </w:pPr>
             <w:r>
               <w:t xml:space="preserve">For the container image and build artifacts</w:t>
@@ -1591,8 +1591,8 @@
             <w:pPr>
               <w:pStyle w:val="Compact"/>
               <w:jc w:val="left"/>
-              <w:ind w:firstLine="0" w:right="0" w:left="0"/>
-              <w:spacing w:lineRule="auto" w:line="240" w:before="40" w:after="40"/>
+              <w:ind w:left="0" w:right="0" w:firstLine="0"/>
+              <w:spacing w:before="40" w:lineRule="auto" w:line="240" w:after="40"/>
             </w:pPr>
             <w:r>
               <w:t xml:space="preserve">Host OS</w:t>
@@ -1605,8 +1605,8 @@
             <w:pPr>
               <w:pStyle w:val="Compact"/>
               <w:jc w:val="left"/>
-              <w:ind w:firstLine="0" w:right="0" w:left="0"/>
-              <w:spacing w:lineRule="auto" w:line="240" w:before="40" w:after="40"/>
+              <w:ind w:left="0" w:right="0" w:firstLine="0"/>
+              <w:spacing w:before="40" w:lineRule="auto" w:line="240" w:after="40"/>
             </w:pPr>
             <w:r>
               <w:t xml:space="preserve">Linux, macOS, or Windows</w:t>
@@ -1619,8 +1619,8 @@
             <w:pPr>
               <w:pStyle w:val="Compact"/>
               <w:jc w:val="left"/>
-              <w:ind w:firstLine="0" w:right="0" w:left="0"/>
-              <w:spacing w:lineRule="auto" w:line="240" w:before="40" w:after="40"/>
+              <w:ind w:left="0" w:right="0" w:firstLine="0"/>
+              <w:spacing w:before="40" w:lineRule="auto" w:line="240" w:after="40"/>
             </w:pPr>
             <w:r>
               <w:t xml:space="preserve">The container runs Ubuntu 24.04</w:t>
@@ -1673,12 +1673,12 @@
     </w:p>
     <w:p>
       <w:pPr>
-        <w:spacing w:after="0" w:lineRule="exact" w:before="0" w:line="20"/>
+        <w:spacing w:line="20" w:after="0" w:before="0" w:lineRule="exact"/>
         <w:rPr>
           <w:sz w:val="2"/>
         </w:rPr>
       </w:pPr>
-      <w:bookmarkStart w:name="listing-src-install-oneliner" w:id="85565"/>
+      <w:bookmarkStart w:id="85565" w:name="listing-src-install-oneliner"/>
       <w:bookmarkEnd w:id="85565"/>
     </w:p>
     <w:p>
@@ -1765,12 +1765,12 @@
     </w:p>
     <w:p>
       <w:pPr>
-        <w:spacing w:after="0" w:lineRule="exact" w:before="0" w:line="20"/>
+        <w:spacing w:line="20" w:after="0" w:before="0" w:lineRule="exact"/>
         <w:rPr>
           <w:sz w:val="2"/>
         </w:rPr>
       </w:pPr>
-      <w:bookmarkStart w:name="listing-src-install-windows" w:id="40064"/>
+      <w:bookmarkStart w:id="40064" w:name="listing-src-install-windows"/>
       <w:bookmarkEnd w:id="40064"/>
     </w:p>
     <w:p>
@@ -1833,6 +1833,155 @@
           <w:rStyle w:val="ExtensionTok"/>
         </w:rPr>
         <w:t xml:space="preserve">iex</w:t>
+      </w:r>
+    </w:p>
+    <w:p>
+      <w:pPr>
+        <w:pStyle w:val="FirstParagraph"/>
+      </w:pPr>
+      <w:r>
+        <w:t xml:space="preserve">Natively on Windows 10/11 (no container engine), download</w:t>
+      </w:r>
+      <w:r>
+        <w:t xml:space="preserve"> </w:t>
+      </w:r>
+      <w:r>
+        <w:rPr>
+          <w:rStyle w:val="VerbatimChar"/>
+        </w:rPr>
+        <w:t xml:space="preserve">SpecCompiler-&lt;version&gt;-windows-x64.zip</w:t>
+      </w:r>
+      <w:r>
+        <w:t xml:space="preserve"> </w:t>
+      </w:r>
+      <w:r>
+        <w:t xml:space="preserve">from the GitHub release and extract it anywhere, for example</w:t>
+      </w:r>
+      <w:r>
+        <w:t xml:space="preserve"> </w:t>
+      </w:r>
+      <w:r>
+        <w:rPr>
+          <w:rStyle w:val="VerbatimChar"/>
+        </w:rPr>
+        <w:t xml:space="preserve">%LOCALAPPDATA%\Programs\SpecCompiler</w:t>
+      </w:r>
+      <w:r>
+        <w:t xml:space="preserve">; optionally add its</w:t>
+      </w:r>
+      <w:r>
+        <w:t xml:space="preserve"> </w:t>
+      </w:r>
+      <w:r>
+        <w:rPr>
+          <w:rStyle w:val="VerbatimChar"/>
+        </w:rPr>
+        <w:t xml:space="preserve">bin</w:t>
+      </w:r>
+      <w:r>
+        <w:t xml:space="preserve"> </w:t>
+      </w:r>
+      <w:r>
+        <w:t xml:space="preserve">folder to PATH. The zip bundles source-built Pandoc with a shared Lua runtime, the native DLL modules and PlantUML, and</w:t>
+      </w:r>
+      <w:r>
+        <w:t xml:space="preserve"> </w:t>
+      </w:r>
+      <w:r>
+        <w:rPr>
+          <w:rStyle w:val="VerbatimChar"/>
+        </w:rPr>
+        <w:t xml:space="preserve">bin\specc.cmd</w:t>
+      </w:r>
+      <w:r>
+        <w:t xml:space="preserve"> </w:t>
+      </w:r>
+      <w:r>
+        <w:t xml:space="preserve">invokes Pandoc directly. A Java runtime enables PlantUML diagrams and LibreOffice enables DOCX field update and PDF export; both are used when found on PATH. The same</w:t>
+      </w:r>
+      <w:r>
+        <w:t xml:space="preserve"> </w:t>
+      </w:r>
+      <w:r>
+        <w:rPr>
+          <w:rStyle w:val="VerbatimChar"/>
+        </w:rPr>
+        <w:t xml:space="preserve">specc</w:t>
+      </w:r>
+      <w:r>
+        <w:t xml:space="preserve"> </w:t>
+      </w:r>
+      <w:r>
+        <w:t xml:space="preserve">commands then work from cmd or PowerShell:</w:t>
+      </w:r>
+    </w:p>
+    <w:p>
+      <w:pPr>
+        <w:spacing w:line="20" w:after="0" w:before="0" w:lineRule="exact"/>
+        <w:rPr>
+          <w:sz w:val="2"/>
+        </w:rPr>
+      </w:pPr>
+      <w:bookmarkStart w:id="43206" w:name="listing-src-install-windows-native"/>
+      <w:bookmarkEnd w:id="43206"/>
+    </w:p>
+    <w:p>
+      <w:pPr>
+        <w:pStyle w:val="Caption"/>
+        <w:keepNext/>
+      </w:pPr>
+      <w:r>
+        <w:t xml:space="preserve">Listing </w:t>
+      </w:r>
+      <w:r>
+        <w:fldChar w:fldCharType="begin"/>
+      </w:r>
+      <w:r>
+        <w:instrText xml:space="preserve"> SEQ LISTING \* ARABIC </w:instrText>
+      </w:r>
+      <w:r>
+        <w:fldChar w:fldCharType="separate"/>
+      </w:r>
+      <w:r>
+        <w:t>3</w:t>
+      </w:r>
+      <w:r>
+        <w:fldChar w:fldCharType="end"/>
+      </w:r>
+      <w:r>
+        <w:t xml:space="preserve"> :  Native Windows usage (cmd or PowerShell)</w:t>
+      </w:r>
+    </w:p>
+    <w:p>
+      <w:pPr>
+        <w:pStyle w:val="SourceCode"/>
+      </w:pPr>
+      <w:r>
+        <w:rPr>
+          <w:rStyle w:val="ExtensionTok"/>
+        </w:rPr>
+        <w:t xml:space="preserve">specc</w:t>
+      </w:r>
+      <w:r>
+        <w:rPr>
+          <w:rStyle w:val="NormalTok"/>
+        </w:rPr>
+        <w:t xml:space="preserve"> build project.yaml</w:t>
+      </w:r>
+      <w:r>
+        <w:br/>
+      </w:r>
+      <w:r>
+        <w:rPr>
+          <w:rStyle w:val="ExtensionTok"/>
+        </w:rPr>
+        <w:t xml:space="preserve">specc</w:t>
+      </w:r>
+      <w:r>
+        <w:rPr>
+          <w:rStyle w:val="NormalTok"/>
+        </w:rPr>
+        <w:t xml:space="preserve"> test</w:t>
       </w:r>
     </w:p>
     <w:p>
@@ -1987,12 +2136,12 @@
     </w:p>
     <w:p>
       <w:pPr>
-        <w:spacing w:after="0" w:lineRule="exact" w:before="0" w:line="20"/>
+        <w:spacing w:line="20" w:after="0" w:before="0" w:lineRule="exact"/>
         <w:rPr>
           <w:sz w:val="2"/>
         </w:rPr>
       </w:pPr>
-      <w:bookmarkStart w:name="listing-src-build-image" w:id="25099"/>
+      <w:bookmarkStart w:id="25099" w:name="listing-src-build-image"/>
       <w:bookmarkEnd w:id="25099"/>
     </w:p>
     <w:p>
@@ -2013,7 +2162,7 @@
         <w:fldChar w:fldCharType="separate"/>
       </w:r>
       <w:r>
-        <w:t>3</w:t>
+        <w:t>4</w:t>
       </w:r>
       <w:r>
         <w:fldChar w:fldCharType="end"/>
@@ -2090,12 +2239,12 @@
     </w:p>
     <w:p>
       <w:pPr>
-        <w:spacing w:after="0" w:lineRule="exact" w:before="0" w:line="20"/>
+        <w:spacing w:line="20" w:after="0" w:before="0" w:lineRule="exact"/>
         <w:rPr>
           <w:sz w:val="2"/>
         </w:rPr>
       </w:pPr>
-      <w:bookmarkStart w:name="listing-src-verify-image" w:id="32282"/>
+      <w:bookmarkStart w:id="32282" w:name="listing-src-verify-image"/>
       <w:bookmarkEnd w:id="32282"/>
     </w:p>
     <w:p>
@@ -2116,7 +2265,7 @@
         <w:fldChar w:fldCharType="separate"/>
       </w:r>
       <w:r>
-        <w:t>4</w:t>
+        <w:t>5</w:t>
       </w:r>
       <w:r>
         <w:fldChar w:fldCharType="end"/>
@@ -2167,12 +2316,12 @@
     </w:p>
     <w:p>
       <w:pPr>
-        <w:spacing w:after="0" w:lineRule="exact" w:before="0" w:line="20"/>
+        <w:spacing w:line="20" w:after="0" w:before="0" w:lineRule="exact"/>
         <w:rPr>
           <w:sz w:val="2"/>
         </w:rPr>
       </w:pPr>
-      <w:bookmarkStart w:name="listing-src-run-wrapper" w:id="13056"/>
+      <w:bookmarkStart w:id="13056" w:name="listing-src-run-wrapper"/>
       <w:bookmarkEnd w:id="13056"/>
     </w:p>
     <w:p>
@@ -2193,7 +2342,7 @@
         <w:fldChar w:fldCharType="separate"/>
       </w:r>
       <w:r>
-        <w:t>5</w:t>
+        <w:t>6</w:t>
       </w:r>
       <w:r>
         <w:fldChar w:fldCharType="end"/>
@@ -2270,12 +2419,12 @@
     </w:p>
     <w:p>
       <w:pPr>
-        <w:spacing w:after="0" w:lineRule="exact" w:before="0" w:line="20"/>
+        <w:spacing w:line="20" w:after="0" w:before="0" w:lineRule="exact"/>
         <w:rPr>
           <w:sz w:val="2"/>
         </w:rPr>
       </w:pPr>
-      <w:bookmarkStart w:name="csv-tbl-wrapper-modes" w:id="62465"/>
+      <w:bookmarkStart w:id="62465" w:name="csv-tbl-wrapper-modes"/>
       <w:bookmarkEnd w:id="62465"/>
     </w:p>
     <w:p>
@@ -2312,18 +2461,18 @@
         <w:tblLook w:firstRow="1" w:lastRow="0" w:firstColumn="0" w:lastColumn="0" w:noHBand="0" w:noVBand="0" w:val="0020"/>
         <w:jc w:val="start"/>
         <w:tblBorders>
-          <w:top w:color="000000" w:val="single" w:sz="6" w:space="0"/>
-          <w:left w:color="000000" w:val="single" w:sz="6" w:space="0"/>
-          <w:bottom w:color="000000" w:val="single" w:sz="6" w:space="0"/>
-          <w:right w:color="000000" w:val="single" w:sz="6" w:space="0"/>
-          <w:insideH w:color="000000" w:val="single" w:sz="6" w:space="0"/>
-          <w:insideV w:color="000000" w:val="single" w:sz="6" w:space="0"/>
+          <w:top w:color="000000" w:sz="6" w:val="single" w:space="0"/>
+          <w:left w:color="000000" w:sz="6" w:val="single" w:space="0"/>
+          <w:bottom w:color="000000" w:sz="6" w:val="single" w:space="0"/>
+          <w:right w:color="000000" w:sz="6" w:val="single" w:space="0"/>
+          <w:insideH w:color="000000" w:sz="6" w:val="single" w:space="0"/>
+          <w:insideV w:color="000000" w:sz="6" w:val="single" w:space="0"/>
         </w:tblBorders>
         <w:tblCellMar>
-          <w:top w:type="dxa" w:w="57"/>
-          <w:left w:type="dxa" w:w="108"/>
-          <w:bottom w:type="dxa" w:w="57"/>
-          <w:right w:type="dxa" w:w="108"/>
+          <w:top w:w="57" w:type="dxa"/>
+          <w:left w:w="108" w:type="dxa"/>
+          <w:bottom w:w="57" w:type="dxa"/>
+          <w:right w:w="108" w:type="dxa"/>
         </w:tblCellMar>
       </w:tblPr>
       <w:tblGrid>
@@ -2336,14 +2485,14 @@
         </w:trPr>
         <w:tc>
           <w:tcPr>
-            <w:shd w:val="clear" w:color="auto" w:fill="E8E8E8"/>
+            <w:shd w:fill="E8E8E8" w:val="clear" w:color="auto"/>
           </w:tcPr>
           <w:p>
             <w:pPr>
               <w:pStyle w:val="Compact"/>
               <w:jc w:val="left"/>
-              <w:ind w:firstLine="0" w:right="0" w:left="0"/>
-              <w:spacing w:lineRule="auto" w:line="240" w:before="40" w:after="40"/>
+              <w:ind w:left="0" w:right="0" w:firstLine="0"/>
+              <w:spacing w:before="40" w:lineRule="auto" w:line="240" w:after="40"/>
             </w:pPr>
             <w:r>
               <w:rPr>
@@ -2355,14 +2504,14 @@
         </w:tc>
         <w:tc>
           <w:tcPr>
-            <w:shd w:val="clear" w:color="auto" w:fill="E8E8E8"/>
+            <w:shd w:fill="E8E8E8" w:val="clear" w:color="auto"/>
           </w:tcPr>
           <w:p>
             <w:pPr>
               <w:pStyle w:val="Compact"/>
               <w:jc w:val="left"/>
-              <w:ind w:firstLine="0" w:right="0" w:left="0"/>
-              <w:spacing w:lineRule="auto" w:line="240" w:before="40" w:after="40"/>
+              <w:ind w:left="0" w:right="0" w:firstLine="0"/>
+              <w:spacing w:before="40" w:lineRule="auto" w:line="240" w:after="40"/>
             </w:pPr>
             <w:r>
               <w:rPr>
@@ -2380,8 +2529,8 @@
             <w:pPr>
               <w:pStyle w:val="Compact"/>
               <w:jc w:val="left"/>
-              <w:ind w:firstLine="0" w:right="0" w:left="0"/>
-              <w:spacing w:lineRule="auto" w:line="240" w:before="40" w:after="40"/>
+              <w:ind w:left="0" w:right="0" w:firstLine="0"/>
+              <w:spacing w:before="40" w:lineRule="auto" w:line="240" w:after="40"/>
             </w:pPr>
             <w:r>
               <w:rPr>
@@ -2397,8 +2546,8 @@
             <w:pPr>
               <w:pStyle w:val="Compact"/>
               <w:jc w:val="left"/>
-              <w:ind w:firstLine="0" w:right="0" w:left="0"/>
-              <w:spacing w:lineRule="auto" w:line="240" w:before="40" w:after="40"/>
+              <w:ind w:left="0" w:right="0" w:firstLine="0"/>
+              <w:spacing w:before="40" w:lineRule="auto" w:line="240" w:after="40"/>
             </w:pPr>
             <w:r>
               <w:t xml:space="preserve">Runs the container image via docker or podman (written by</w:t>
@@ -2425,8 +2574,8 @@
             <w:pPr>
               <w:pStyle w:val="Compact"/>
               <w:jc w:val="left"/>
-              <w:ind w:firstLine="0" w:right="0" w:left="0"/>
-              <w:spacing w:lineRule="auto" w:line="240" w:before="40" w:after="40"/>
+              <w:ind w:left="0" w:right="0" w:firstLine="0"/>
+              <w:spacing w:before="40" w:lineRule="auto" w:line="240" w:after="40"/>
             </w:pPr>
             <w:r>
               <w:rPr>
@@ -2442,8 +2591,8 @@
             <w:pPr>
               <w:pStyle w:val="Compact"/>
               <w:jc w:val="left"/>
-              <w:ind w:firstLine="0" w:right="0" w:left="0"/>
-              <w:spacing w:lineRule="auto" w:line="240" w:before="40" w:after="40"/>
+              <w:ind w:left="0" w:right="0" w:firstLine="0"/>
+              <w:spacing w:before="40" w:lineRule="auto" w:line="240" w:after="40"/>
             </w:pPr>
             <w:r>
               <w:t xml:space="preserve">Invokes the host pandoc with the compiled extensions (written by</w:t>
@@ -2688,12 +2837,12 @@
     </w:p>
     <w:p>
       <w:pPr>
-        <w:spacing w:after="0" w:lineRule="exact" w:before="0" w:line="20"/>
+        <w:spacing w:line="20" w:after="0" w:before="0" w:lineRule="exact"/>
         <w:rPr>
           <w:sz w:val="2"/>
         </w:rPr>
       </w:pPr>
-      <w:bookmarkStart w:name="listing-src-project-yaml" w:id="30190"/>
+      <w:bookmarkStart w:id="30190" w:name="listing-src-project-yaml"/>
       <w:bookmarkEnd w:id="30190"/>
     </w:p>
     <w:p>
@@ -2714,7 +2863,7 @@
         <w:fldChar w:fldCharType="separate"/>
       </w:r>
       <w:r>
-        <w:t>6</w:t>
+        <w:t>7</w:t>
       </w:r>
       <w:r>
         <w:fldChar w:fldCharType="end"/>
@@ -4028,12 +4177,12 @@
     </w:p>
     <w:p>
       <w:pPr>
-        <w:spacing w:after="0" w:lineRule="exact" w:before="0" w:line="20"/>
+        <w:spacing w:line="20" w:after="0" w:before="0" w:lineRule="exact"/>
         <w:rPr>
           <w:sz w:val="2"/>
         </w:rPr>
       </w:pPr>
-      <w:bookmarkStart w:name="csv-tbl-required-fields" w:id="21586"/>
+      <w:bookmarkStart w:id="21586" w:name="csv-tbl-required-fields"/>
       <w:bookmarkEnd w:id="21586"/>
     </w:p>
     <w:p>
@@ -4070,18 +4219,18 @@
         <w:tblLook w:firstRow="1" w:lastRow="0" w:firstColumn="0" w:lastColumn="0" w:noHBand="0" w:noVBand="0" w:val="0020"/>
         <w:jc w:val="start"/>
         <w:tblBorders>
-          <w:top w:color="000000" w:val="single" w:sz="6" w:space="0"/>
-          <w:left w:color="000000" w:val="single" w:sz="6" w:space="0"/>
-          <w:bottom w:color="000000" w:val="single" w:sz="6" w:space="0"/>
-          <w:right w:color="000000" w:val="single" w:sz="6" w:space="0"/>
-          <w:insideH w:color="000000" w:val="single" w:sz="6" w:space="0"/>
-          <w:insideV w:color="000000" w:val="single" w:sz="6" w:space="0"/>
+          <w:top w:color="000000" w:sz="6" w:val="single" w:space="0"/>
+          <w:left w:color="000000" w:sz="6" w:val="single" w:space="0"/>
+          <w:bottom w:color="000000" w:sz="6" w:val="single" w:space="0"/>
+          <w:right w:color="000000" w:sz="6" w:val="single" w:space="0"/>
+          <w:insideH w:color="000000" w:sz="6" w:val="single" w:space="0"/>
+          <w:insideV w:color="000000" w:sz="6" w:val="single" w:space="0"/>
         </w:tblBorders>
         <w:tblCellMar>
-          <w:top w:type="dxa" w:w="57"/>
-          <w:left w:type="dxa" w:w="108"/>
-          <w:bottom w:type="dxa" w:w="57"/>
-          <w:right w:type="dxa" w:w="108"/>
+          <w:top w:w="57" w:type="dxa"/>
+          <w:left w:w="108" w:type="dxa"/>
+          <w:bottom w:w="57" w:type="dxa"/>
+          <w:right w:w="108" w:type="dxa"/>
         </w:tblCellMar>
       </w:tblPr>
       <w:tblGrid>
@@ -4095,14 +4244,14 @@
         </w:trPr>
         <w:tc>
           <w:tcPr>
-            <w:shd w:val="clear" w:color="auto" w:fill="E8E8E8"/>
+            <w:shd w:fill="E8E8E8" w:val="clear" w:color="auto"/>
           </w:tcPr>
           <w:p>
             <w:pPr>
               <w:pStyle w:val="Compact"/>
               <w:jc w:val="left"/>
-              <w:ind w:firstLine="0" w:right="0" w:left="0"/>
-              <w:spacing w:lineRule="auto" w:line="240" w:before="40" w:after="40"/>
+              <w:ind w:left="0" w:right="0" w:firstLine="0"/>
+              <w:spacing w:before="40" w:lineRule="auto" w:line="240" w:after="40"/>
             </w:pPr>
             <w:r>
               <w:rPr>
@@ -4114,14 +4263,14 @@
         </w:tc>
         <w:tc>
           <w:tcPr>
-            <w:shd w:val="clear" w:color="auto" w:fill="E8E8E8"/>
+            <w:shd w:fill="E8E8E8" w:val="clear" w:color="auto"/>
           </w:tcPr>
           <w:p>
             <w:pPr>
               <w:pStyle w:val="Compact"/>
               <w:jc w:val="left"/>
-              <w:ind w:firstLine="0" w:right="0" w:left="0"/>
-              <w:spacing w:lineRule="auto" w:line="240" w:before="40" w:after="40"/>
+              <w:ind w:left="0" w:right="0" w:firstLine="0"/>
+              <w:spacing w:before="40" w:lineRule="auto" w:line="240" w:after="40"/>
             </w:pPr>
             <w:r>
               <w:rPr>
@@ -4133,14 +4282,14 @@
         </w:tc>
         <w:tc>
           <w:tcPr>
-            <w:shd w:val="clear" w:color="auto" w:fill="E8E8E8"/>
+            <w:shd w:fill="E8E8E8" w:val="clear" w:color="auto"/>
           </w:tcPr>
           <w:p>
             <w:pPr>
               <w:pStyle w:val="Compact"/>
               <w:jc w:val="left"/>
-              <w:ind w:firstLine="0" w:right="0" w:left="0"/>
-              <w:spacing w:lineRule="auto" w:line="240" w:before="40" w:after="40"/>
+              <w:ind w:left="0" w:right="0" w:firstLine="0"/>
+              <w:spacing w:before="40" w:lineRule="auto" w:line="240" w:after="40"/>
             </w:pPr>
             <w:r>
               <w:rPr>
@@ -4158,8 +4307,8 @@
             <w:pPr>
               <w:pStyle w:val="Compact"/>
               <w:jc w:val="left"/>
-              <w:ind w:firstLine="0" w:right="0" w:left="0"/>
-              <w:spacing w:lineRule="auto" w:line="240" w:before="40" w:after="40"/>
+              <w:ind w:left="0" w:right="0" w:firstLine="0"/>
+              <w:spacing w:before="40" w:lineRule="auto" w:line="240" w:after="40"/>
             </w:pPr>
             <w:r>
               <w:rPr>
@@ -4175,8 +4324,8 @@
             <w:pPr>
               <w:pStyle w:val="Compact"/>
               <w:jc w:val="left"/>
-              <w:ind w:firstLine="0" w:right="0" w:left="0"/>
-              <w:spacing w:lineRule="auto" w:line="240" w:before="40" w:after="40"/>
+              <w:ind w:left="0" w:right="0" w:firstLine="0"/>
+              <w:spacing w:before="40" w:lineRule="auto" w:line="240" w:after="40"/>
             </w:pPr>
             <w:r>
               <w:t xml:space="preserve">string</w:t>
@@ -4189,8 +4338,8 @@
             <w:pPr>
               <w:pStyle w:val="Compact"/>
               <w:jc w:val="left"/>
-              <w:ind w:firstLine="0" w:right="0" w:left="0"/>
-              <w:spacing w:lineRule="auto" w:line="240" w:before="40" w:after="40"/>
+              <w:ind w:left="0" w:right="0" w:firstLine="0"/>
+              <w:spacing w:before="40" w:lineRule="auto" w:line="240" w:after="40"/>
             </w:pPr>
             <w:r>
               <w:t xml:space="preserve">Project code identifier</w:t>
@@ -4205,8 +4354,8 @@
             <w:pPr>
               <w:pStyle w:val="Compact"/>
               <w:jc w:val="left"/>
-              <w:ind w:firstLine="0" w:right="0" w:left="0"/>
-              <w:spacing w:lineRule="auto" w:line="240" w:before="40" w:after="40"/>
+              <w:ind w:left="0" w:right="0" w:firstLine="0"/>
+              <w:spacing w:before="40" w:lineRule="auto" w:line="240" w:after="40"/>
             </w:pPr>
             <w:r>
               <w:rPr>
@@ -4222,8 +4371,8 @@
             <w:pPr>
               <w:pStyle w:val="Compact"/>
               <w:jc w:val="left"/>
-              <w:ind w:firstLine="0" w:right="0" w:left="0"/>
-              <w:spacing w:lineRule="auto" w:line="240" w:before="40" w:after="40"/>
+              <w:ind w:left="0" w:right="0" w:firstLine="0"/>
+              <w:spacing w:before="40" w:lineRule="auto" w:line="240" w:after="40"/>
             </w:pPr>
             <w:r>
               <w:t xml:space="preserve">string</w:t>
@@ -4236,8 +4385,8 @@
             <w:pPr>
               <w:pStyle w:val="Compact"/>
               <w:jc w:val="left"/>
-              <w:ind w:firstLine="0" w:right="0" w:left="0"/>
-              <w:spacing w:lineRule="auto" w:line="240" w:before="40" w:after="40"/>
+              <w:ind w:left="0" w:right="0" w:firstLine="0"/>
+              <w:spacing w:before="40" w:lineRule="auto" w:line="240" w:after="40"/>
             </w:pPr>
             <w:r>
               <w:t xml:space="preserve">Human-readable project name</w:t>
@@ -4252,8 +4401,8 @@
             <w:pPr>
               <w:pStyle w:val="Compact"/>
               <w:jc w:val="left"/>
-              <w:ind w:firstLine="0" w:right="0" w:left="0"/>
-              <w:spacing w:lineRule="auto" w:line="240" w:before="40" w:after="40"/>
+              <w:ind w:left="0" w:right="0" w:firstLine="0"/>
+              <w:spacing w:before="40" w:lineRule="auto" w:line="240" w:after="40"/>
             </w:pPr>
             <w:r>
               <w:rPr>
@@ -4269,8 +4418,8 @@
             <w:pPr>
               <w:pStyle w:val="Compact"/>
               <w:jc w:val="left"/>
-              <w:ind w:firstLine="0" w:right="0" w:left="0"/>
-              <w:spacing w:lineRule="auto" w:line="240" w:before="40" w:after="40"/>
+              <w:ind w:left="0" w:right="0" w:firstLine="0"/>
+              <w:spacing w:before="40" w:lineRule="auto" w:line="240" w:after="40"/>
             </w:pPr>
             <w:r>
               <w:t xml:space="preserve">list</w:t>
@@ -4283,8 +4432,8 @@
             <w:pPr>
               <w:pStyle w:val="Compact"/>
               <w:jc w:val="left"/>
-              <w:ind w:firstLine="0" w:right="0" w:left="0"/>
-              <w:spacing w:lineRule="auto" w:line="240" w:before="40" w:after="40"/>
+              <w:ind w:left="0" w:right="0" w:firstLine="0"/>
+              <w:spacing w:before="40" w:lineRule="auto" w:line="240" w:after="40"/>
             </w:pPr>
             <w:r>
               <w:t xml:space="preserve">One or more Markdown file paths to process</w:t>
@@ -4309,12 +4458,12 @@
     </w:p>
     <w:p>
       <w:pPr>
-        <w:spacing w:after="0" w:lineRule="exact" w:before="0" w:line="20"/>
+        <w:spacing w:line="20" w:after="0" w:before="0" w:lineRule="exact"/>
         <w:rPr>
           <w:sz w:val="2"/>
         </w:rPr>
       </w:pPr>
-      <w:bookmarkStart w:name="csv-tbl-default-values" w:id="72517"/>
+      <w:bookmarkStart w:id="72517" w:name="csv-tbl-default-values"/>
       <w:bookmarkEnd w:id="72517"/>
     </w:p>
     <w:p>
@@ -4351,18 +4500,18 @@
         <w:tblLook w:firstRow="1" w:lastRow="0" w:firstColumn="0" w:lastColumn="0" w:noHBand="0" w:noVBand="0" w:val="0020"/>
         <w:jc w:val="start"/>
         <w:tblBorders>
-          <w:top w:color="000000" w:val="single" w:sz="6" w:space="0"/>
-          <w:left w:color="000000" w:val="single" w:sz="6" w:space="0"/>
-          <w:bottom w:color="000000" w:val="single" w:sz="6" w:space="0"/>
-          <w:right w:color="000000" w:val="single" w:sz="6" w:space="0"/>
-          <w:insideH w:color="000000" w:val="single" w:sz="6" w:space="0"/>
-          <w:insideV w:color="000000" w:val="single" w:sz="6" w:space="0"/>
+          <w:top w:color="000000" w:sz="6" w:val="single" w:space="0"/>
+          <w:left w:color="000000" w:sz="6" w:val="single" w:space="0"/>
+          <w:bottom w:color="000000" w:sz="6" w:val="single" w:space="0"/>
+          <w:right w:color="000000" w:sz="6" w:val="single" w:space="0"/>
+          <w:insideH w:color="000000" w:sz="6" w:val="single" w:space="0"/>
+          <w:insideV w:color="000000" w:sz="6" w:val="single" w:space="0"/>
         </w:tblBorders>
         <w:tblCellMar>
-          <w:top w:type="dxa" w:w="57"/>
-          <w:left w:type="dxa" w:w="108"/>
-          <w:bottom w:type="dxa" w:w="57"/>
-          <w:right w:type="dxa" w:w="108"/>
+          <w:top w:w="57" w:type="dxa"/>
+          <w:left w:w="108" w:type="dxa"/>
+          <w:bottom w:w="57" w:type="dxa"/>
+          <w:right w:w="108" w:type="dxa"/>
         </w:tblCellMar>
       </w:tblPr>
       <w:tblGrid>
@@ -4376,14 +4525,14 @@
         </w:trPr>
         <w:tc>
           <w:tcPr>
-            <w:shd w:val="clear" w:color="auto" w:fill="E8E8E8"/>
+            <w:shd w:fill="E8E8E8" w:val="clear" w:color="auto"/>
           </w:tcPr>
           <w:p>
             <w:pPr>
               <w:pStyle w:val="Compact"/>
               <w:jc w:val="left"/>
-              <w:ind w:firstLine="0" w:right="0" w:left="0"/>
-              <w:spacing w:lineRule="auto" w:line="240" w:before="40" w:after="40"/>
+              <w:ind w:left="0" w:right="0" w:firstLine="0"/>
+              <w:spacing w:before="40" w:lineRule="auto" w:line="240" w:after="40"/>
             </w:pPr>
             <w:r>
               <w:rPr>
@@ -4395,14 +4544,14 @@
         </w:tc>
         <w:tc>
           <w:tcPr>
-            <w:shd w:val="clear" w:color="auto" w:fill="E8E8E8"/>
+            <w:shd w:fill="E8E8E8" w:val="clear" w:color="auto"/>
           </w:tcPr>
           <w:p>
             <w:pPr>
               <w:pStyle w:val="Compact"/>
               <w:jc w:val="left"/>
-              <w:ind w:firstLine="0" w:right="0" w:left="0"/>
-              <w:spacing w:lineRule="auto" w:line="240" w:before="40" w:after="40"/>
+              <w:ind w:left="0" w:right="0" w:firstLine="0"/>
+              <w:spacing w:before="40" w:lineRule="auto" w:line="240" w:after="40"/>
             </w:pPr>
             <w:r>
               <w:rPr>
@@ -4414,14 +4563,14 @@
         </w:tc>
         <w:tc>
           <w:tcPr>
-            <w:shd w:val="clear" w:color="auto" w:fill="E8E8E8"/>
+            <w:shd w:fill="E8E8E8" w:val="clear" w:color="auto"/>
           </w:tcPr>
           <w:p>
             <w:pPr>
               <w:pStyle w:val="Compact"/>
               <w:jc w:val="left"/>
-              <w:ind w:firstLine="0" w:right="0" w:left="0"/>
-              <w:spacing w:lineRule="auto" w:line="240" w:before="40" w:after="40"/>
+              <w:ind w:left="0" w:right="0" w:firstLine="0"/>
+              <w:spacing w:before="40" w:lineRule="auto" w:line="240" w:after="40"/>
             </w:pPr>
             <w:r>
               <w:rPr>
@@ -4439,8 +4588,8 @@
             <w:pPr>
               <w:pStyle w:val="Compact"/>
               <w:jc w:val="left"/>
-              <w:ind w:firstLine="0" w:right="0" w:left="0"/>
-              <w:spacing w:lineRule="auto" w:line="240" w:before="40" w:after="40"/>
+              <w:ind w:left="0" w:right="0" w:firstLine="0"/>
+              <w:spacing w:before="40" w:lineRule="auto" w:line="240" w:after="40"/>
             </w:pPr>
             <w:r>
               <w:rPr>
@@ -4456,8 +4605,8 @@
             <w:pPr>
               <w:pStyle w:val="Compact"/>
               <w:jc w:val="left"/>
-              <w:ind w:firstLine="0" w:right="0" w:left="0"/>
-              <w:spacing w:lineRule="auto" w:line="240" w:before="40" w:after="40"/>
+              <w:ind w:left="0" w:right="0" w:firstLine="0"/>
+              <w:spacing w:before="40" w:lineRule="auto" w:line="240" w:after="40"/>
             </w:pPr>
             <w:r>
               <w:rPr>
@@ -4473,8 +4622,8 @@
             <w:pPr>
               <w:pStyle w:val="Compact"/>
               <w:jc w:val="left"/>
-              <w:ind w:firstLine="0" w:right="0" w:left="0"/>
-              <w:spacing w:lineRule="auto" w:line="240" w:before="40" w:after="40"/>
+              <w:ind w:left="0" w:right="0" w:firstLine="0"/>
+              <w:spacing w:before="40" w:lineRule="auto" w:line="240" w:after="40"/>
             </w:pPr>
             <w:r>
               <w:t xml:space="preserve">Built-in base model is always loaded</w:t>
@@ -4489,8 +4638,8 @@
             <w:pPr>
               <w:pStyle w:val="Compact"/>
               <w:jc w:val="left"/>
-              <w:ind w:firstLine="0" w:right="0" w:left="0"/>
-              <w:spacing w:lineRule="auto" w:line="240" w:before="40" w:after="40"/>
+              <w:ind w:left="0" w:right="0" w:firstLine="0"/>
+              <w:spacing w:before="40" w:lineRule="auto" w:line="240" w:after="40"/>
             </w:pPr>
             <w:r>
               <w:rPr>
@@ -4506,8 +4655,8 @@
             <w:pPr>
               <w:pStyle w:val="Compact"/>
               <w:jc w:val="left"/>
-              <w:ind w:firstLine="0" w:right="0" w:left="0"/>
-              <w:spacing w:lineRule="auto" w:line="240" w:before="40" w:after="40"/>
+              <w:ind w:left="0" w:right="0" w:firstLine="0"/>
+              <w:spacing w:before="40" w:lineRule="auto" w:line="240" w:after="40"/>
             </w:pPr>
             <w:r>
               <w:rPr>
@@ -4523,8 +4672,8 @@
             <w:pPr>
               <w:pStyle w:val="Compact"/>
               <w:jc w:val="left"/>
-              <w:ind w:firstLine="0" w:right="0" w:left="0"/>
-              <w:spacing w:lineRule="auto" w:line="240" w:before="40" w:after="40"/>
+              <w:ind w:left="0" w:right="0" w:firstLine="0"/>
+              <w:spacing w:before="40" w:lineRule="auto" w:line="240" w:after="40"/>
             </w:pPr>
             <w:r>
               <w:t xml:space="preserve">Also stores</w:t>
@@ -4548,8 +4697,8 @@
             <w:pPr>
               <w:pStyle w:val="Compact"/>
               <w:jc w:val="left"/>
-              <w:ind w:firstLine="0" w:right="0" w:left="0"/>
-              <w:spacing w:lineRule="auto" w:line="240" w:before="40" w:after="40"/>
+              <w:ind w:left="0" w:right="0" w:firstLine="0"/>
+              <w:spacing w:before="40" w:lineRule="auto" w:line="240" w:after="40"/>
             </w:pPr>
             <w:r>
               <w:rPr>
@@ -4565,8 +4714,8 @@
             <w:pPr>
               <w:pStyle w:val="Compact"/>
               <w:jc w:val="left"/>
-              <w:ind w:firstLine="0" w:right="0" w:left="0"/>
-              <w:spacing w:lineRule="auto" w:line="240" w:before="40" w:after="40"/>
+              <w:ind w:left="0" w:right="0" w:firstLine="0"/>
+              <w:spacing w:before="40" w:lineRule="auto" w:line="240" w:after="40"/>
             </w:pPr>
             <w:r>
               <w:rPr>
@@ -4582,8 +4731,8 @@
             <w:pPr>
               <w:pStyle w:val="Compact"/>
               <w:jc w:val="left"/>
-              <w:ind w:firstLine="0" w:right="0" w:left="0"/>
-              <w:spacing w:lineRule="auto" w:line="240" w:before="40" w:after="40"/>
+              <w:ind w:left="0" w:right="0" w:firstLine="0"/>
+              <w:spacing w:before="40" w:lineRule="auto" w:line="240" w:after="40"/>
             </w:pPr>
             <w:r>
               <w:t xml:space="preserve">Overridden by</w:t>
@@ -4674,12 +4823,12 @@
     </w:p>
     <w:p>
       <w:pPr>
-        <w:spacing w:after="0" w:lineRule="exact" w:before="0" w:line="20"/>
+        <w:spacing w:line="20" w:after="0" w:before="0" w:lineRule="exact"/>
         <w:rPr>
           <w:sz w:val="2"/>
         </w:rPr>
       </w:pPr>
-      <w:bookmarkStart w:name="listing-src-specification-pattern" w:id="78709"/>
+      <w:bookmarkStart w:id="78709" w:name="listing-src-specification-pattern"/>
       <w:bookmarkEnd w:id="78709"/>
     </w:p>
     <w:p>
@@ -4700,7 +4849,7 @@
         <w:fldChar w:fldCharType="separate"/>
       </w:r>
       <w:r>
-        <w:t>7</w:t>
+        <w:t>8</w:t>
       </w:r>
       <w:r>
         <w:fldChar w:fldCharType="end"/>
@@ -4765,12 +4914,12 @@
     </w:p>
     <w:p>
       <w:pPr>
-        <w:spacing w:after="0" w:lineRule="exact" w:before="0" w:line="20"/>
+        <w:spacing w:line="20" w:after="0" w:before="0" w:lineRule="exact"/>
         <w:rPr>
           <w:sz w:val="2"/>
         </w:rPr>
       </w:pPr>
-      <w:bookmarkStart w:name="listing-src-object-pattern" w:id="57333"/>
+      <w:bookmarkStart w:id="57333" w:name="listing-src-object-pattern"/>
       <w:bookmarkEnd w:id="57333"/>
     </w:p>
     <w:p>
@@ -4791,7 +4940,7 @@
         <w:fldChar w:fldCharType="separate"/>
       </w:r>
       <w:r>
-        <w:t>8</w:t>
+        <w:t>9</w:t>
       </w:r>
       <w:r>
         <w:fldChar w:fldCharType="end"/>
@@ -4962,12 +5111,12 @@
     </w:p>
     <w:p>
       <w:pPr>
-        <w:spacing w:after="0" w:lineRule="exact" w:before="0" w:line="20"/>
+        <w:spacing w:line="20" w:after="0" w:before="0" w:lineRule="exact"/>
         <w:rPr>
           <w:sz w:val="2"/>
         </w:rPr>
       </w:pPr>
-      <w:bookmarkStart w:name="listing-src-section-close" w:id="68927"/>
+      <w:bookmarkStart w:id="68927" w:name="listing-src-section-close"/>
       <w:bookmarkEnd w:id="68927"/>
     </w:p>
     <w:p>
@@ -4988,7 +5137,7 @@
         <w:fldChar w:fldCharType="separate"/>
       </w:r>
       <w:r>
-        <w:t>9</w:t>
+        <w:t>10</w:t>
       </w:r>
       <w:r>
         <w:fldChar w:fldCharType="end"/>
@@ -5148,12 +5297,12 @@
     </w:p>
     <w:p>
       <w:pPr>
-        <w:spacing w:after="0" w:lineRule="exact" w:before="0" w:line="20"/>
+        <w:spacing w:line="20" w:after="0" w:before="0" w:lineRule="exact"/>
         <w:rPr>
           <w:sz w:val="2"/>
         </w:rPr>
       </w:pPr>
-      <w:bookmarkStart w:name="listing-src-attribute-pattern" w:id="89902"/>
+      <w:bookmarkStart w:id="89902" w:name="listing-src-attribute-pattern"/>
       <w:bookmarkEnd w:id="89902"/>
     </w:p>
     <w:p>
@@ -5174,7 +5323,7 @@
         <w:fldChar w:fldCharType="separate"/>
       </w:r>
       <w:r>
-        <w:t>10</w:t>
+        <w:t>11</w:t>
       </w:r>
       <w:r>
         <w:fldChar w:fldCharType="end"/>
@@ -5662,12 +5811,12 @@
     </w:p>
     <w:p>
       <w:pPr>
-        <w:spacing w:after="0" w:lineRule="exact" w:before="0" w:line="20"/>
+        <w:spacing w:line="20" w:after="0" w:before="0" w:lineRule="exact"/>
         <w:rPr>
           <w:sz w:val="2"/>
         </w:rPr>
       </w:pPr>
-      <w:bookmarkStart w:name="listing-src-plantuml-float-syntax" w:id="55431"/>
+      <w:bookmarkStart w:id="55431" w:name="listing-src-plantuml-float-syntax"/>
       <w:bookmarkEnd w:id="55431"/>
     </w:p>
     <w:p>
@@ -5688,7 +5837,7 @@
         <w:fldChar w:fldCharType="separate"/>
       </w:r>
       <w:r>
-        <w:t>11</w:t>
+        <w:t>12</w:t>
       </w:r>
       <w:r>
         <w:fldChar w:fldCharType="end"/>
@@ -5769,12 +5918,12 @@
     </w:p>
     <w:p>
       <w:pPr>
-        <w:spacing w:after="0" w:lineRule="exact" w:before="0" w:line="20"/>
+        <w:spacing w:line="20" w:after="0" w:before="0" w:lineRule="exact"/>
         <w:rPr>
           <w:sz w:val="2"/>
         </w:rPr>
       </w:pPr>
-      <w:bookmarkStart w:name="listing-src-table-float-syntax" w:id="10374"/>
+      <w:bookmarkStart w:id="10374" w:name="listing-src-table-float-syntax"/>
       <w:bookmarkEnd w:id="10374"/>
     </w:p>
     <w:p>
@@ -5795,7 +5944,7 @@
         <w:fldChar w:fldCharType="separate"/>
       </w:r>
       <w:r>
-        <w:t>12</w:t>
+        <w:t>13</w:t>
       </w:r>
       <w:r>
         <w:fldChar w:fldCharType="end"/>
@@ -5923,12 +6072,12 @@
     </w:p>
     <w:p>
       <w:pPr>
-        <w:spacing w:after="0" w:lineRule="exact" w:before="0" w:line="20"/>
+        <w:spacing w:line="20" w:after="0" w:before="0" w:lineRule="exact"/>
         <w:rPr>
           <w:sz w:val="2"/>
         </w:rPr>
       </w:pPr>
-      <w:bookmarkStart w:name="listing-src-csv-float-syntax" w:id="55086"/>
+      <w:bookmarkStart w:id="55086" w:name="listing-src-csv-float-syntax"/>
       <w:bookmarkEnd w:id="55086"/>
     </w:p>
     <w:p>
@@ -5949,7 +6098,7 @@
         <w:fldChar w:fldCharType="separate"/>
       </w:r>
       <w:r>
-        <w:t>13</w:t>
+        <w:t>14</w:t>
       </w:r>
       <w:r>
         <w:fldChar w:fldCharType="end"/>
@@ -6106,12 +6255,12 @@
     </w:p>
     <w:p>
       <w:pPr>
-        <w:spacing w:after="0" w:lineRule="exact" w:before="0" w:line="20"/>
+        <w:spacing w:line="20" w:after="0" w:before="0" w:lineRule="exact"/>
         <w:rPr>
           <w:sz w:val="2"/>
         </w:rPr>
       </w:pPr>
-      <w:bookmarkStart w:name="listing-src-listing-float-syntax" w:id="69456"/>
+      <w:bookmarkStart w:id="69456" w:name="listing-src-listing-float-syntax"/>
       <w:bookmarkEnd w:id="69456"/>
     </w:p>
     <w:p>
@@ -6132,7 +6281,7 @@
         <w:fldChar w:fldCharType="separate"/>
       </w:r>
       <w:r>
-        <w:t>14</w:t>
+        <w:t>15</w:t>
       </w:r>
       <w:r>
         <w:fldChar w:fldCharType="end"/>
@@ -6257,12 +6406,12 @@
     </w:p>
     <w:p>
       <w:pPr>
-        <w:spacing w:after="0" w:lineRule="exact" w:before="0" w:line="20"/>
+        <w:spacing w:line="20" w:after="0" w:before="0" w:lineRule="exact"/>
         <w:rPr>
           <w:sz w:val="2"/>
         </w:rPr>
       </w:pPr>
-      <w:bookmarkStart w:name="listing-src-chart-float-syntax" w:id="31094"/>
+      <w:bookmarkStart w:id="31094" w:name="listing-src-chart-float-syntax"/>
       <w:bookmarkEnd w:id="31094"/>
     </w:p>
     <w:p>
@@ -6283,7 +6432,7 @@
         <w:fldChar w:fldCharType="separate"/>
       </w:r>
       <w:r>
-        <w:t>15</w:t>
+        <w:t>16</w:t>
       </w:r>
       <w:r>
         <w:fldChar w:fldCharType="end"/>
@@ -6433,12 +6582,12 @@
     </w:p>
     <w:p>
       <w:pPr>
-        <w:spacing w:after="0" w:lineRule="exact" w:before="0" w:line="20"/>
+        <w:spacing w:line="20" w:after="0" w:before="0" w:lineRule="exact"/>
         <w:rPr>
           <w:sz w:val="2"/>
         </w:rPr>
       </w:pPr>
-      <w:bookmarkStart w:name="listing-src-math-float-syntax" w:id="22760"/>
+      <w:bookmarkStart w:id="22760" w:name="listing-src-math-float-syntax"/>
       <w:bookmarkEnd w:id="22760"/>
     </w:p>
     <w:p>
@@ -6459,7 +6608,7 @@
         <w:fldChar w:fldCharType="separate"/>
       </w:r>
       <w:r>
-        <w:t>16</w:t>
+        <w:t>17</w:t>
       </w:r>
       <w:r>
         <w:fldChar w:fldCharType="end"/>
@@ -6555,12 +6704,12 @@
     </w:p>
     <w:p>
       <w:pPr>
-        <w:spacing w:after="0" w:lineRule="exact" w:before="0" w:line="20"/>
+        <w:spacing w:line="20" w:after="0" w:before="0" w:lineRule="exact"/>
         <w:rPr>
           <w:sz w:val="2"/>
         </w:rPr>
       </w:pPr>
-      <w:bookmarkStart w:name="csv-tbl-float-syntax" w:id="95403"/>
+      <w:bookmarkStart w:id="95403" w:name="csv-tbl-float-syntax"/>
       <w:bookmarkEnd w:id="95403"/>
     </w:p>
     <w:p>
@@ -6597,18 +6746,18 @@
         <w:tblLook w:firstRow="1" w:lastRow="0" w:firstColumn="0" w:lastColumn="0" w:noHBand="0" w:noVBand="0" w:val="0020"/>
         <w:jc w:val="start"/>
         <w:tblBorders>
-          <w:top w:color="000000" w:val="single" w:sz="6" w:space="0"/>
-          <w:left w:color="000000" w:val="single" w:sz="6" w:space="0"/>
-          <w:bottom w:color="000000" w:val="single" w:sz="6" w:space="0"/>
-          <w:right w:color="000000" w:val="single" w:sz="6" w:space="0"/>
-          <w:insideH w:color="000000" w:val="single" w:sz="6" w:space="0"/>
-          <w:insideV w:color="000000" w:val="single" w:sz="6" w:space="0"/>
+          <w:top w:color="000000" w:sz="6" w:val="single" w:space="0"/>
+          <w:left w:color="000000" w:sz="6" w:val="single" w:space="0"/>
+          <w:bottom w:color="000000" w:sz="6" w:val="single" w:space="0"/>
+          <w:right w:color="000000" w:sz="6" w:val="single" w:space="0"/>
+          <w:insideH w:color="000000" w:sz="6" w:val="single" w:space="0"/>
+          <w:insideV w:color="000000" w:sz="6" w:val="single" w:space="0"/>
         </w:tblBorders>
         <w:tblCellMar>
-          <w:top w:type="dxa" w:w="57"/>
-          <w:left w:type="dxa" w:w="108"/>
-          <w:bottom w:type="dxa" w:w="57"/>
-          <w:right w:type="dxa" w:w="108"/>
+          <w:top w:w="57" w:type="dxa"/>
+          <w:left w:w="108" w:type="dxa"/>
+          <w:bottom w:w="57" w:type="dxa"/>
+          <w:right w:w="108" w:type="dxa"/>
         </w:tblCellMar>
       </w:tblPr>
       <w:tblGrid>
@@ -6621,14 +6770,14 @@
         </w:trPr>
         <w:tc>
           <w:tcPr>
-            <w:shd w:val="clear" w:color="auto" w:fill="E8E8E8"/>
+            <w:shd w:fill="E8E8E8" w:val="clear" w:color="auto"/>
           </w:tcPr>
           <w:p>
             <w:pPr>
               <w:pStyle w:val="Compact"/>
               <w:jc w:val="left"/>
-              <w:ind w:firstLine="0" w:right="0" w:left="0"/>
-              <w:spacing w:lineRule="auto" w:line="240" w:before="40" w:after="40"/>
+              <w:ind w:left="0" w:right="0" w:firstLine="0"/>
+              <w:spacing w:before="40" w:lineRule="auto" w:line="240" w:after="40"/>
             </w:pPr>
             <w:r>
               <w:rPr>
@@ -6640,14 +6789,14 @@
         </w:tc>
         <w:tc>
           <w:tcPr>
-            <w:shd w:val="clear" w:color="auto" w:fill="E8E8E8"/>
+            <w:shd w:fill="E8E8E8" w:val="clear" w:color="auto"/>
           </w:tcPr>
           <w:p>
             <w:pPr>
               <w:pStyle w:val="Compact"/>
               <w:jc w:val="left"/>
-              <w:ind w:firstLine="0" w:right="0" w:left="0"/>
-              <w:spacing w:lineRule="auto" w:line="240" w:before="40" w:after="40"/>
+              <w:ind w:left="0" w:right="0" w:firstLine="0"/>
+              <w:spacing w:before="40" w:lineRule="auto" w:line="240" w:after="40"/>
             </w:pPr>
             <w:r>
               <w:rPr>
@@ -6665,8 +6814,8 @@
             <w:pPr>
               <w:pStyle w:val="Compact"/>
               <w:jc w:val="left"/>
-              <w:ind w:firstLine="0" w:right="0" w:left="0"/>
-              <w:spacing w:lineRule="auto" w:line="240" w:before="40" w:after="40"/>
+              <w:ind w:left="0" w:right="0" w:firstLine="0"/>
+              <w:spacing w:before="40" w:lineRule="auto" w:line="240" w:after="40"/>
             </w:pPr>
             <w:r>
               <w:rPr>
@@ -6682,8 +6831,8 @@
             <w:pPr>
               <w:pStyle w:val="Compact"/>
               <w:jc w:val="left"/>
-              <w:ind w:firstLine="0" w:right="0" w:left="0"/>
-              <w:spacing w:lineRule="auto" w:line="240" w:before="40" w:after="40"/>
+              <w:ind w:left="0" w:right="0" w:firstLine="0"/>
+              <w:spacing w:before="40" w:lineRule="auto" w:line="240" w:after="40"/>
             </w:pPr>
             <w:r>
               <w:t xml:space="preserve">Float type identifier (for example</w:t>
@@ -6782,8 +6931,8 @@
             <w:pPr>
               <w:pStyle w:val="Compact"/>
               <w:jc w:val="left"/>
-              <w:ind w:firstLine="0" w:right="0" w:left="0"/>
-              <w:spacing w:lineRule="auto" w:line="240" w:before="40" w:after="40"/>
+              <w:ind w:left="0" w:right="0" w:firstLine="0"/>
+              <w:spacing w:before="40" w:lineRule="auto" w:line="240" w:after="40"/>
             </w:pPr>
             <w:r>
               <w:rPr>
@@ -6799,8 +6948,8 @@
             <w:pPr>
               <w:pStyle w:val="Compact"/>
               <w:jc w:val="left"/>
-              <w:ind w:firstLine="0" w:right="0" w:left="0"/>
-              <w:spacing w:lineRule="auto" w:line="240" w:before="40" w:after="40"/>
+              <w:ind w:left="0" w:right="0" w:firstLine="0"/>
+              <w:spacing w:before="40" w:lineRule="auto" w:line="240" w:after="40"/>
             </w:pPr>
             <w:r>
               <w:t xml:space="preserve">Optional language hint for syntax highlighting</w:t>
@@ -6815,8 +6964,8 @@
             <w:pPr>
               <w:pStyle w:val="Compact"/>
               <w:jc w:val="left"/>
-              <w:ind w:firstLine="0" w:right="0" w:left="0"/>
-              <w:spacing w:lineRule="auto" w:line="240" w:before="40" w:after="40"/>
+              <w:ind w:left="0" w:right="0" w:firstLine="0"/>
+              <w:spacing w:before="40" w:lineRule="auto" w:line="240" w:after="40"/>
             </w:pPr>
             <w:r>
               <w:rPr>
@@ -6832,8 +6981,8 @@
             <w:pPr>
               <w:pStyle w:val="Compact"/>
               <w:jc w:val="left"/>
-              <w:ind w:firstLine="0" w:right="0" w:left="0"/>
-              <w:spacing w:lineRule="auto" w:line="240" w:before="40" w:after="40"/>
+              <w:ind w:left="0" w:right="0" w:firstLine="0"/>
+              <w:spacing w:before="40" w:lineRule="auto" w:line="240" w:after="40"/>
             </w:pPr>
             <w:r>
               <w:t xml:space="preserve">Float label for cross-referencing; must be unique within the specification</w:t>
@@ -6848,8 +6997,8 @@
             <w:pPr>
               <w:pStyle w:val="Compact"/>
               <w:jc w:val="left"/>
-              <w:ind w:firstLine="0" w:right="0" w:left="0"/>
-              <w:spacing w:lineRule="auto" w:line="240" w:before="40" w:after="40"/>
+              <w:ind w:left="0" w:right="0" w:firstLine="0"/>
+              <w:spacing w:before="40" w:lineRule="auto" w:line="240" w:after="40"/>
             </w:pPr>
             <w:r>
               <w:rPr>
@@ -6865,8 +7014,8 @@
             <w:pPr>
               <w:pStyle w:val="Compact"/>
               <w:jc w:val="left"/>
-              <w:ind w:firstLine="0" w:right="0" w:left="0"/>
-              <w:spacing w:lineRule="auto" w:line="240" w:before="40" w:after="40"/>
+              <w:ind w:left="0" w:right="0" w:firstLine="0"/>
+              <w:spacing w:before="40" w:lineRule="auto" w:line="240" w:after="40"/>
             </w:pPr>
             <w:r>
               <w:t xml:space="preserve">Key-value attributes; common attribute:</w:t>
@@ -6967,12 +7116,12 @@
     </w:p>
     <w:p>
       <w:pPr>
-        <w:spacing w:after="0" w:lineRule="exact" w:before="0" w:line="20"/>
+        <w:spacing w:line="20" w:after="0" w:before="0" w:lineRule="exact"/>
         <w:rPr>
           <w:sz w:val="2"/>
         </w:rPr>
       </w:pPr>
-      <w:bookmarkStart w:name="csv-tbl-selectors" w:id="48255"/>
+      <w:bookmarkStart w:id="48255" w:name="csv-tbl-selectors"/>
       <w:bookmarkEnd w:id="48255"/>
     </w:p>
     <w:p>
@@ -7009,18 +7158,18 @@
         <w:tblLook w:firstRow="1" w:lastRow="0" w:firstColumn="0" w:lastColumn="0" w:noHBand="0" w:noVBand="0" w:val="0020"/>
         <w:jc w:val="start"/>
         <w:tblBorders>
-          <w:top w:color="000000" w:val="single" w:sz="6" w:space="0"/>
-          <w:left w:color="000000" w:val="single" w:sz="6" w:space="0"/>
-          <w:bottom w:color="000000" w:val="single" w:sz="6" w:space="0"/>
-          <w:right w:color="000000" w:val="single" w:sz="6" w:space="0"/>
-          <w:insideH w:color="000000" w:val="single" w:sz="6" w:space="0"/>
-          <w:insideV w:color="000000" w:val="single" w:sz="6" w:space="0"/>
+          <w:top w:color="000000" w:sz="6" w:val="single" w:space="0"/>
+          <w:left w:color="000000" w:sz="6" w:val="single" w:space="0"/>
+          <w:bottom w:color="000000" w:sz="6" w:val="single" w:space="0"/>
+          <w:right w:color="000000" w:sz="6" w:val="single" w:space="0"/>
+          <w:insideH w:color="000000" w:sz="6" w:val="single" w:space="0"/>
+          <w:insideV w:color="000000" w:sz="6" w:val="single" w:space="0"/>
         </w:tblBorders>
         <w:tblCellMar>
-          <w:top w:type="dxa" w:w="57"/>
-          <w:left w:type="dxa" w:w="108"/>
-          <w:bottom w:type="dxa" w:w="57"/>
-          <w:right w:type="dxa" w:w="108"/>
+          <w:top w:w="57" w:type="dxa"/>
+          <w:left w:w="108" w:type="dxa"/>
+          <w:bottom w:w="57" w:type="dxa"/>
+          <w:right w:w="108" w:type="dxa"/>
         </w:tblCellMar>
       </w:tblPr>
       <w:tblGrid>
@@ -7034,14 +7183,14 @@
         </w:trPr>
         <w:tc>
           <w:tcPr>
-            <w:shd w:val="clear" w:color="auto" w:fill="E8E8E8"/>
+            <w:shd w:fill="E8E8E8" w:val="clear" w:color="auto"/>
           </w:tcPr>
           <w:p>
             <w:pPr>
               <w:pStyle w:val="Compact"/>
               <w:jc w:val="left"/>
-              <w:ind w:firstLine="0" w:right="0" w:left="0"/>
-              <w:spacing w:lineRule="auto" w:line="240" w:before="40" w:after="40"/>
+              <w:ind w:left="0" w:right="0" w:firstLine="0"/>
+              <w:spacing w:before="40" w:lineRule="auto" w:line="240" w:after="40"/>
             </w:pPr>
             <w:r>
               <w:rPr>
@@ -7053,14 +7202,14 @@
         </w:tc>
         <w:tc>
           <w:tcPr>
-            <w:shd w:val="clear" w:color="auto" w:fill="E8E8E8"/>
+            <w:shd w:fill="E8E8E8" w:val="clear" w:color="auto"/>
           </w:tcPr>
           <w:p>
             <w:pPr>
               <w:pStyle w:val="Compact"/>
               <w:jc w:val="left"/>
-              <w:ind w:firstLine="0" w:right="0" w:left="0"/>
-              <w:spacing w:lineRule="auto" w:line="240" w:before="40" w:after="40"/>
+              <w:ind w:left="0" w:right="0" w:firstLine="0"/>
+              <w:spacing w:before="40" w:lineRule="auto" w:line="240" w:after="40"/>
             </w:pPr>
             <w:r>
               <w:rPr>
@@ -7072,14 +7221,14 @@
         </w:tc>
         <w:tc>
           <w:tcPr>
-            <w:shd w:val="clear" w:color="auto" w:fill="E8E8E8"/>
+            <w:shd w:fill="E8E8E8" w:val="clear" w:color="auto"/>
           </w:tcPr>
           <w:p>
             <w:pPr>
               <w:pStyle w:val="Compact"/>
               <w:jc w:val="left"/>
-              <w:ind w:firstLine="0" w:right="0" w:left="0"/>
-              <w:spacing w:lineRule="auto" w:line="240" w:before="40" w:after="40"/>
+              <w:ind w:left="0" w:right="0" w:firstLine="0"/>
+              <w:spacing w:before="40" w:lineRule="auto" w:line="240" w:after="40"/>
             </w:pPr>
             <w:r>
               <w:rPr>
@@ -7097,8 +7246,8 @@
             <w:pPr>
               <w:pStyle w:val="Compact"/>
               <w:jc w:val="left"/>
-              <w:ind w:firstLine="0" w:right="0" w:left="0"/>
-              <w:spacing w:lineRule="auto" w:line="240" w:before="40" w:after="40"/>
+              <w:ind w:left="0" w:right="0" w:firstLine="0"/>
+              <w:spacing w:before="40" w:lineRule="auto" w:line="240" w:after="40"/>
             </w:pPr>
             <w:r>
               <w:rPr>
@@ -7114,8 +7263,8 @@
             <w:pPr>
               <w:pStyle w:val="Compact"/>
               <w:jc w:val="left"/>
-              <w:ind w:firstLine="0" w:right="0" w:left="0"/>
-              <w:spacing w:lineRule="auto" w:line="240" w:before="40" w:after="40"/>
+              <w:ind w:left="0" w:right="0" w:firstLine="0"/>
+              <w:spacing w:before="40" w:lineRule="auto" w:line="240" w:after="40"/>
             </w:pPr>
             <w:r>
               <w:rPr>
@@ -7137,8 +7286,8 @@
             <w:pPr>
               <w:pStyle w:val="Compact"/>
               <w:jc w:val="left"/>
-              <w:ind w:firstLine="0" w:right="0" w:left="0"/>
-              <w:spacing w:lineRule="auto" w:line="240" w:before="40" w:after="40"/>
+              <w:ind w:left="0" w:right="0" w:firstLine="0"/>
+              <w:spacing w:before="40" w:lineRule="auto" w:line="240" w:after="40"/>
             </w:pPr>
             <w:r>
               <w:t xml:space="preserve">PID lookup: same-spec first, then cross-document fallback</w:t>
@@ -7153,8 +7302,8 @@
             <w:pPr>
               <w:pStyle w:val="Compact"/>
               <w:jc w:val="left"/>
-              <w:ind w:firstLine="0" w:right="0" w:left="0"/>
-              <w:spacing w:lineRule="auto" w:line="240" w:before="40" w:after="40"/>
+              <w:ind w:left="0" w:right="0" w:firstLine="0"/>
+              <w:spacing w:before="40" w:lineRule="auto" w:line="240" w:after="40"/>
             </w:pPr>
             <w:r>
               <w:rPr>
@@ -7170,8 +7319,8 @@
             <w:pPr>
               <w:pStyle w:val="Compact"/>
               <w:jc w:val="left"/>
-              <w:ind w:firstLine="0" w:right="0" w:left="0"/>
-              <w:spacing w:lineRule="auto" w:line="240" w:before="40" w:after="40"/>
+              <w:ind w:left="0" w:right="0" w:firstLine="0"/>
+              <w:spacing w:before="40" w:lineRule="auto" w:line="240" w:after="40"/>
             </w:pPr>
             <w:r>
               <w:rPr>
@@ -7193,8 +7342,8 @@
             <w:pPr>
               <w:pStyle w:val="Compact"/>
               <w:jc w:val="left"/>
-              <w:ind w:firstLine="0" w:right="0" w:left="0"/>
-              <w:spacing w:lineRule="auto" w:line="240" w:before="40" w:after="40"/>
+              <w:ind w:left="0" w:right="0" w:firstLine="0"/>
+              <w:spacing w:before="40" w:lineRule="auto" w:line="240" w:after="40"/>
             </w:pPr>
             <w:r>
               <w:t xml:space="preserve">Scoped label resolution: local scope, then same-spec, then global</w:t>
@@ -7209,8 +7358,8 @@
             <w:pPr>
               <w:pStyle w:val="Compact"/>
               <w:jc w:val="left"/>
-              <w:ind w:firstLine="0" w:right="0" w:left="0"/>
-              <w:spacing w:lineRule="auto" w:line="240" w:before="40" w:after="40"/>
+              <w:ind w:left="0" w:right="0" w:firstLine="0"/>
+              <w:spacing w:before="40" w:lineRule="auto" w:line="240" w:after="40"/>
             </w:pPr>
             <w:r>
               <w:rPr>
@@ -7226,8 +7375,8 @@
             <w:pPr>
               <w:pStyle w:val="Compact"/>
               <w:jc w:val="left"/>
-              <w:ind w:firstLine="0" w:right="0" w:left="0"/>
-              <w:spacing w:lineRule="auto" w:line="240" w:before="40" w:after="40"/>
+              <w:ind w:left="0" w:right="0" w:firstLine="0"/>
+              <w:spacing w:before="40" w:lineRule="auto" w:line="240" w:after="40"/>
             </w:pPr>
             <w:r>
               <w:t xml:space="preserve">XREF_CITATION</w:t>
@@ -7240,8 +7389,8 @@
             <w:pPr>
               <w:pStyle w:val="Compact"/>
               <w:jc w:val="left"/>
-              <w:ind w:firstLine="0" w:right="0" w:left="0"/>
-              <w:spacing w:lineRule="auto" w:line="240" w:before="40" w:after="40"/>
+              <w:ind w:left="0" w:right="0" w:firstLine="0"/>
+              <w:spacing w:before="40" w:lineRule="auto" w:line="240" w:after="40"/>
             </w:pPr>
             <w:r>
               <w:t xml:space="preserve">Rewritten to pandoc Cite element (parenthetical)</w:t>
@@ -7256,8 +7405,8 @@
             <w:pPr>
               <w:pStyle w:val="Compact"/>
               <w:jc w:val="left"/>
-              <w:ind w:firstLine="0" w:right="0" w:left="0"/>
-              <w:spacing w:lineRule="auto" w:line="240" w:before="40" w:after="40"/>
+              <w:ind w:left="0" w:right="0" w:firstLine="0"/>
+              <w:spacing w:before="40" w:lineRule="auto" w:line="240" w:after="40"/>
             </w:pPr>
             <w:r>
               <w:rPr>
@@ -7273,8 +7422,8 @@
             <w:pPr>
               <w:pStyle w:val="Compact"/>
               <w:jc w:val="left"/>
-              <w:ind w:firstLine="0" w:right="0" w:left="0"/>
-              <w:spacing w:lineRule="auto" w:line="240" w:before="40" w:after="40"/>
+              <w:ind w:left="0" w:right="0" w:firstLine="0"/>
+              <w:spacing w:before="40" w:lineRule="auto" w:line="240" w:after="40"/>
             </w:pPr>
             <w:r>
               <w:t xml:space="preserve">XREF_CITATION</w:t>
@@ -7287,8 +7436,8 @@
             <w:pPr>
               <w:pStyle w:val="Compact"/>
               <w:jc w:val="left"/>
-              <w:ind w:firstLine="0" w:right="0" w:left="0"/>
-              <w:spacing w:lineRule="auto" w:line="240" w:before="40" w:after="40"/>
+              <w:ind w:left="0" w:right="0" w:firstLine="0"/>
+              <w:spacing w:before="40" w:lineRule="auto" w:line="240" w:after="40"/>
             </w:pPr>
             <w:r>
               <w:t xml:space="preserve">Rewritten to pandoc Cite element (in-text)</w:t>
@@ -7322,12 +7471,12 @@
     </w:p>
     <w:p>
       <w:pPr>
-        <w:spacing w:after="0" w:lineRule="exact" w:before="0" w:line="20"/>
+        <w:spacing w:line="20" w:after="0" w:before="0" w:lineRule="exact"/>
         <w:rPr>
           <w:sz w:val="2"/>
         </w:rPr>
       </w:pPr>
-      <w:bookmarkStart w:name="csv-tbl-relation-syntax" w:id="65471"/>
+      <w:bookmarkStart w:id="65471" w:name="csv-tbl-relation-syntax"/>
       <w:bookmarkEnd w:id="65471"/>
     </w:p>
     <w:p>
@@ -7364,18 +7513,18 @@
         <w:tblLook w:firstRow="1" w:lastRow="0" w:firstColumn="0" w:lastColumn="0" w:noHBand="0" w:noVBand="0" w:val="0020"/>
         <w:jc w:val="start"/>
         <w:tblBorders>
-          <w:top w:color="000000" w:val="single" w:sz="6" w:space="0"/>
-          <w:left w:color="000000" w:val="single" w:sz="6" w:space="0"/>
-          <w:bottom w:color="000000" w:val="single" w:sz="6" w:space="0"/>
-          <w:right w:color="000000" w:val="single" w:sz="6" w:space="0"/>
-          <w:insideH w:color="000000" w:val="single" w:sz="6" w:space="0"/>
-          <w:insideV w:color="000000" w:val="single" w:sz="6" w:space="0"/>
+          <w:top w:color="000000" w:sz="6" w:val="single" w:space="0"/>
+          <w:left w:color="000000" w:sz="6" w:val="single" w:space="0"/>
+          <w:bottom w:color="000000" w:sz="6" w:val="single" w:space="0"/>
+          <w:right w:color="000000" w:sz="6" w:val="single" w:space="0"/>
+          <w:insideH w:color="000000" w:sz="6" w:val="single" w:space="0"/>
+          <w:insideV w:color="000000" w:sz="6" w:val="single" w:space="0"/>
         </w:tblBorders>
         <w:tblCellMar>
-          <w:top w:type="dxa" w:w="57"/>
-          <w:left w:type="dxa" w:w="108"/>
-          <w:bottom w:type="dxa" w:w="57"/>
-          <w:right w:type="dxa" w:w="108"/>
+          <w:top w:w="57" w:type="dxa"/>
+          <w:left w:w="108" w:type="dxa"/>
+          <w:bottom w:w="57" w:type="dxa"/>
+          <w:right w:w="108" w:type="dxa"/>
         </w:tblCellMar>
       </w:tblPr>
       <w:tblGrid>
@@ -7389,14 +7538,14 @@
         </w:trPr>
         <w:tc>
           <w:tcPr>
-            <w:shd w:val="clear" w:color="auto" w:fill="E8E8E8"/>
+            <w:shd w:fill="E8E8E8" w:val="clear" w:color="auto"/>
           </w:tcPr>
           <w:p>
             <w:pPr>
               <w:pStyle w:val="Compact"/>
               <w:jc w:val="left"/>
-              <w:ind w:firstLine="0" w:right="0" w:left="0"/>
-              <w:spacing w:lineRule="auto" w:line="240" w:before="40" w:after="40"/>
+              <w:ind w:left="0" w:right="0" w:firstLine="0"/>
+              <w:spacing w:before="40" w:lineRule="auto" w:line="240" w:after="40"/>
             </w:pPr>
             <w:r>
               <w:rPr>
@@ -7408,14 +7557,14 @@
         </w:tc>
         <w:tc>
           <w:tcPr>
-            <w:shd w:val="clear" w:color="auto" w:fill="E8E8E8"/>
+            <w:shd w:fill="E8E8E8" w:val="clear" w:color="auto"/>
           </w:tcPr>
           <w:p>
             <w:pPr>
               <w:pStyle w:val="Compact"/>
               <w:jc w:val="left"/>
-              <w:ind w:firstLine="0" w:right="0" w:left="0"/>
-              <w:spacing w:lineRule="auto" w:line="240" w:before="40" w:after="40"/>
+              <w:ind w:left="0" w:right="0" w:firstLine="0"/>
+              <w:spacing w:before="40" w:lineRule="auto" w:line="240" w:after="40"/>
             </w:pPr>
             <w:r>
               <w:rPr>
@@ -7427,14 +7576,14 @@
         </w:tc>
         <w:tc>
           <w:tcPr>
-            <w:shd w:val="clear" w:color="auto" w:fill="E8E8E8"/>
+            <w:shd w:fill="E8E8E8" w:val="clear" w:color="auto"/>
           </w:tcPr>
           <w:p>
             <w:pPr>
               <w:pStyle w:val="Compact"/>
               <w:jc w:val="left"/>
-              <w:ind w:firstLine="0" w:right="0" w:left="0"/>
-              <w:spacing w:lineRule="auto" w:line="240" w:before="40" w:after="40"/>
+              <w:ind w:left="0" w:right="0" w:firstLine="0"/>
+              <w:spacing w:before="40" w:lineRule="auto" w:line="240" w:after="40"/>
             </w:pPr>
             <w:r>
               <w:rPr>
@@ -7452,8 +7601,8 @@
             <w:pPr>
               <w:pStyle w:val="Compact"/>
               <w:jc w:val="left"/>
-              <w:ind w:firstLine="0" w:right="0" w:left="0"/>
-              <w:spacing w:lineRule="auto" w:line="240" w:before="40" w:after="40"/>
+              <w:ind w:left="0" w:right="0" w:firstLine="0"/>
+              <w:spacing w:before="40" w:lineRule="auto" w:line="240" w:after="40"/>
             </w:pPr>
             <w:r>
               <w:rPr>
@@ -7469,8 +7618,8 @@
             <w:pPr>
               <w:pStyle w:val="Compact"/>
               <w:jc w:val="left"/>
-              <w:ind w:firstLine="0" w:right="0" w:left="0"/>
-              <w:spacing w:lineRule="auto" w:line="240" w:before="40" w:after="40"/>
+              <w:ind w:left="0" w:right="0" w:firstLine="0"/>
+              <w:spacing w:before="40" w:lineRule="auto" w:line="240" w:after="40"/>
             </w:pPr>
             <w:r>
               <w:rPr>
@@ -7486,8 +7635,8 @@
             <w:pPr>
               <w:pStyle w:val="Compact"/>
               <w:jc w:val="left"/>
-              <w:ind w:firstLine="0" w:right="0" w:left="0"/>
-              <w:spacing w:lineRule="auto" w:line="240" w:before="40" w:after="40"/>
+              <w:ind w:left="0" w:right="0" w:firstLine="0"/>
+              <w:spacing w:before="40" w:lineRule="auto" w:line="240" w:after="40"/>
             </w:pPr>
             <w:r>
               <w:t xml:space="preserve">Reference by PID</w:t>
@@ -7502,8 +7651,8 @@
             <w:pPr>
               <w:pStyle w:val="Compact"/>
               <w:jc w:val="left"/>
-              <w:ind w:firstLine="0" w:right="0" w:left="0"/>
-              <w:spacing w:lineRule="auto" w:line="240" w:before="40" w:after="40"/>
+              <w:ind w:left="0" w:right="0" w:firstLine="0"/>
+              <w:spacing w:before="40" w:lineRule="auto" w:line="240" w:after="40"/>
             </w:pPr>
             <w:r>
               <w:rPr>
@@ -7519,8 +7668,8 @@
             <w:pPr>
               <w:pStyle w:val="Compact"/>
               <w:jc w:val="left"/>
-              <w:ind w:firstLine="0" w:right="0" w:left="0"/>
-              <w:spacing w:lineRule="auto" w:line="240" w:before="40" w:after="40"/>
+              <w:ind w:left="0" w:right="0" w:firstLine="0"/>
+              <w:spacing w:before="40" w:lineRule="auto" w:line="240" w:after="40"/>
             </w:pPr>
             <w:r>
               <w:rPr>
@@ -7536,8 +7685,8 @@
             <w:pPr>
               <w:pStyle w:val="Compact"/>
               <w:jc w:val="left"/>
-              <w:ind w:firstLine="0" w:right="0" w:left="0"/>
-              <w:spacing w:lineRule="auto" w:line="240" w:before="40" w:after="40"/>
+              <w:ind w:left="0" w:right="0" w:firstLine="0"/>
+              <w:spacing w:before="40" w:lineRule="auto" w:line="240" w:after="40"/>
             </w:pPr>
             <w:r>
               <w:t xml:space="preserve">Typed float reference</w:t>
@@ -7552,8 +7701,8 @@
             <w:pPr>
               <w:pStyle w:val="Compact"/>
               <w:jc w:val="left"/>
-              <w:ind w:firstLine="0" w:right="0" w:left="0"/>
-              <w:spacing w:lineRule="auto" w:line="240" w:before="40" w:after="40"/>
+              <w:ind w:left="0" w:right="0" w:firstLine="0"/>
+              <w:spacing w:before="40" w:lineRule="auto" w:line="240" w:after="40"/>
             </w:pPr>
             <w:r>
               <w:rPr>
@@ -7569,8 +7718,8 @@
             <w:pPr>
               <w:pStyle w:val="Compact"/>
               <w:jc w:val="left"/>
-              <w:ind w:firstLine="0" w:right="0" w:left="0"/>
-              <w:spacing w:lineRule="auto" w:line="240" w:before="40" w:after="40"/>
+              <w:ind w:left="0" w:right="0" w:firstLine="0"/>
+              <w:spacing w:before="40" w:lineRule="auto" w:line="240" w:after="40"/>
             </w:pPr>
             <w:r>
               <w:rPr>
@@ -7586,8 +7735,8 @@
             <w:pPr>
               <w:pStyle w:val="Compact"/>
               <w:jc w:val="left"/>
-              <w:ind w:firstLine="0" w:right="0" w:left="0"/>
-              <w:spacing w:lineRule="auto" w:line="240" w:before="40" w:after="40"/>
+              <w:ind w:left="0" w:right="0" w:firstLine="0"/>
+              <w:spacing w:before="40" w:lineRule="auto" w:line="240" w:after="40"/>
             </w:pPr>
             <w:r>
               <w:t xml:space="preserve">Scoped float reference</w:t>
@@ -7602,8 +7751,8 @@
             <w:pPr>
               <w:pStyle w:val="Compact"/>
               <w:jc w:val="left"/>
-              <w:ind w:firstLine="0" w:right="0" w:left="0"/>
-              <w:spacing w:lineRule="auto" w:line="240" w:before="40" w:after="40"/>
+              <w:ind w:left="0" w:right="0" w:firstLine="0"/>
+              <w:spacing w:before="40" w:lineRule="auto" w:line="240" w:after="40"/>
             </w:pPr>
             <w:r>
               <w:rPr>
@@ -7619,8 +7768,8 @@
             <w:pPr>
               <w:pStyle w:val="Compact"/>
               <w:jc w:val="left"/>
-              <w:ind w:firstLine="0" w:right="0" w:left="0"/>
-              <w:spacing w:lineRule="auto" w:line="240" w:before="40" w:after="40"/>
+              <w:ind w:left="0" w:right="0" w:firstLine="0"/>
+              <w:spacing w:before="40" w:lineRule="auto" w:line="240" w:after="40"/>
             </w:pPr>
             <w:r>
               <w:rPr>
@@ -7636,8 +7785,8 @@
             <w:pPr>
               <w:pStyle w:val="Compact"/>
               <w:jc w:val="left"/>
-              <w:ind w:firstLine="0" w:right="0" w:left="0"/>
-              <w:spacing w:lineRule="auto" w:line="240" w:before="40" w:after="40"/>
+              <w:ind w:left="0" w:right="0" w:firstLine="0"/>
+              <w:spacing w:before="40" w:lineRule="auto" w:line="240" w:after="40"/>
             </w:pPr>
             <w:r>
               <w:t xml:space="preserve">Parenthetical citation</w:t>
@@ -7652,8 +7801,8 @@
             <w:pPr>
               <w:pStyle w:val="Compact"/>
               <w:jc w:val="left"/>
-              <w:ind w:firstLine="0" w:right="0" w:left="0"/>
-              <w:spacing w:lineRule="auto" w:line="240" w:before="40" w:after="40"/>
+              <w:ind w:left="0" w:right="0" w:firstLine="0"/>
+              <w:spacing w:before="40" w:lineRule="auto" w:line="240" w:after="40"/>
             </w:pPr>
             <w:r>
               <w:rPr>
@@ -7669,8 +7818,8 @@
             <w:pPr>
               <w:pStyle w:val="Compact"/>
               <w:jc w:val="left"/>
-              <w:ind w:firstLine="0" w:right="0" w:left="0"/>
-              <w:spacing w:lineRule="auto" w:line="240" w:before="40" w:after="40"/>
+              <w:ind w:left="0" w:right="0" w:firstLine="0"/>
+              <w:spacing w:before="40" w:lineRule="auto" w:line="240" w:after="40"/>
             </w:pPr>
             <w:r>
               <w:rPr>
@@ -7686,8 +7835,8 @@
             <w:pPr>
               <w:pStyle w:val="Compact"/>
               <w:jc w:val="left"/>
-              <w:ind w:firstLine="0" w:right="0" w:left="0"/>
-              <w:spacing w:lineRule="auto" w:line="240" w:before="40" w:after="40"/>
+              <w:ind w:left="0" w:right="0" w:firstLine="0"/>
+              <w:spacing w:before="40" w:lineRule="auto" w:line="240" w:after="40"/>
             </w:pPr>
             <w:r>
               <w:t xml:space="preserve">In-text citation</w:t>
@@ -7837,7 +7986,7 @@
       <w:r>
         <w:tab/>
       </w:r>
-      <w:bookmarkStart w:name="math-eq-specificity" w:id="23201"/>
+      <w:bookmarkStart w:id="23201" w:name="math-eq-specificity"/>
       <w:r>
         <w:t>(</w:t>
       </w:r>
@@ -7925,12 +8074,12 @@
     </w:p>
     <w:p>
       <w:pPr>
-        <w:spacing w:after="0" w:lineRule="exact" w:before="0" w:line="20"/>
+        <w:spacing w:line="20" w:after="0" w:before="0" w:lineRule="exact"/>
         <w:rPr>
           <w:sz w:val="2"/>
         </w:rPr>
       </w:pPr>
-      <w:bookmarkStart w:name="csv-tbl-inference-scoring" w:id="55430"/>
+      <w:bookmarkStart w:id="55430" w:name="csv-tbl-inference-scoring"/>
       <w:bookmarkEnd w:id="55430"/>
     </w:p>
     <w:p>
@@ -7967,18 +8116,18 @@
         <w:tblLook w:firstRow="1" w:lastRow="0" w:firstColumn="0" w:lastColumn="0" w:noHBand="0" w:noVBand="0" w:val="0020"/>
         <w:jc w:val="start"/>
         <w:tblBorders>
-          <w:top w:color="000000" w:val="single" w:sz="6" w:space="0"/>
-          <w:left w:color="000000" w:val="single" w:sz="6" w:space="0"/>
-          <w:bottom w:color="000000" w:val="single" w:sz="6" w:space="0"/>
-          <w:right w:color="000000" w:val="single" w:sz="6" w:space="0"/>
-          <w:insideH w:color="000000" w:val="single" w:sz="6" w:space="0"/>
-          <w:insideV w:color="000000" w:val="single" w:sz="6" w:space="0"/>
+          <w:top w:color="000000" w:sz="6" w:val="single" w:space="0"/>
+          <w:left w:color="000000" w:sz="6" w:val="single" w:space="0"/>
+          <w:bottom w:color="000000" w:sz="6" w:val="single" w:space="0"/>
+          <w:right w:color="000000" w:sz="6" w:val="single" w:space="0"/>
+          <w:insideH w:color="000000" w:sz="6" w:val="single" w:space="0"/>
+          <w:insideV w:color="000000" w:sz="6" w:val="single" w:space="0"/>
         </w:tblBorders>
         <w:tblCellMar>
-          <w:top w:type="dxa" w:w="57"/>
-          <w:left w:type="dxa" w:w="108"/>
-          <w:bottom w:type="dxa" w:w="57"/>
-          <w:right w:type="dxa" w:w="108"/>
+          <w:top w:w="57" w:type="dxa"/>
+          <w:left w:w="108" w:type="dxa"/>
+          <w:bottom w:w="57" w:type="dxa"/>
+          <w:right w:w="108" w:type="dxa"/>
         </w:tblCellMar>
       </w:tblPr>
       <w:tblGrid>
@@ -7993,14 +8142,14 @@
         </w:trPr>
         <w:tc>
           <w:tcPr>
-            <w:shd w:val="clear" w:color="auto" w:fill="E8E8E8"/>
+            <w:shd w:fill="E8E8E8" w:val="clear" w:color="auto"/>
           </w:tcPr>
           <w:p>
             <w:pPr>
               <w:pStyle w:val="Compact"/>
               <w:jc w:val="left"/>
-              <w:ind w:firstLine="0" w:right="0" w:left="0"/>
-              <w:spacing w:lineRule="auto" w:line="240" w:before="40" w:after="40"/>
+              <w:ind w:left="0" w:right="0" w:firstLine="0"/>
+              <w:spacing w:before="40" w:lineRule="auto" w:line="240" w:after="40"/>
             </w:pPr>
             <w:r>
               <w:rPr>
@@ -8012,14 +8161,14 @@
         </w:tc>
         <w:tc>
           <w:tcPr>
-            <w:shd w:val="clear" w:color="auto" w:fill="E8E8E8"/>
+            <w:shd w:fill="E8E8E8" w:val="clear" w:color="auto"/>
           </w:tcPr>
           <w:p>
             <w:pPr>
               <w:pStyle w:val="Compact"/>
               <w:jc w:val="center"/>
-              <w:ind w:firstLine="0" w:right="0" w:left="0"/>
-              <w:spacing w:lineRule="auto" w:line="240" w:before="40" w:after="40"/>
+              <w:ind w:left="0" w:right="0" w:firstLine="0"/>
+              <w:spacing w:before="40" w:lineRule="auto" w:line="240" w:after="40"/>
             </w:pPr>
             <w:r>
               <w:rPr>
@@ -8031,14 +8180,14 @@
         </w:tc>
         <w:tc>
           <w:tcPr>
-            <w:shd w:val="clear" w:color="auto" w:fill="E8E8E8"/>
+            <w:shd w:fill="E8E8E8" w:val="clear" w:color="auto"/>
           </w:tcPr>
           <w:p>
             <w:pPr>
               <w:pStyle w:val="Compact"/>
               <w:jc w:val="left"/>
-              <w:ind w:firstLine="0" w:right="0" w:left="0"/>
-              <w:spacing w:lineRule="auto" w:line="240" w:before="40" w:after="40"/>
+              <w:ind w:left="0" w:right="0" w:firstLine="0"/>
+              <w:spacing w:before="40" w:lineRule="auto" w:line="240" w:after="40"/>
             </w:pPr>
             <w:r>
               <w:rPr>
@@ -8050,14 +8199,14 @@
         </w:tc>
         <w:tc>
           <w:tcPr>
-            <w:shd w:val="clear" w:color="auto" w:fill="E8E8E8"/>
+            <w:shd w:fill="E8E8E8" w:val="clear" w:color="auto"/>
           </w:tcPr>
           <w:p>
             <w:pPr>
               <w:pStyle w:val="Compact"/>
               <w:jc w:val="center"/>
-              <w:ind w:firstLine="0" w:right="0" w:left="0"/>
-              <w:spacing w:lineRule="auto" w:line="240" w:before="40" w:after="40"/>
+              <w:ind w:left="0" w:right="0" w:firstLine="0"/>
+              <w:spacing w:before="40" w:lineRule="auto" w:line="240" w:after="40"/>
             </w:pPr>
             <w:r>
               <w:rPr>
@@ -8075,8 +8224,8 @@
             <w:pPr>
               <w:pStyle w:val="Compact"/>
               <w:jc w:val="left"/>
-              <w:ind w:firstLine="0" w:right="0" w:left="0"/>
-              <w:spacing w:lineRule="auto" w:line="240" w:before="40" w:after="40"/>
+              <w:ind w:left="0" w:right="0" w:firstLine="0"/>
+              <w:spacing w:before="40" w:lineRule="auto" w:line="240" w:after="40"/>
             </w:pPr>
             <w:r>
               <w:rPr>
@@ -8132,8 +8281,8 @@
             <w:pPr>
               <w:pStyle w:val="Compact"/>
               <w:jc w:val="center"/>
-              <w:ind w:firstLine="0" w:right="0" w:left="0"/>
-              <w:spacing w:lineRule="auto" w:line="240" w:before="40" w:after="40"/>
+              <w:ind w:left="0" w:right="0" w:firstLine="0"/>
+              <w:spacing w:before="40" w:lineRule="auto" w:line="240" w:after="40"/>
             </w:pPr>
             <w:r>
               <w:t xml:space="preserve">+1</w:t>
@@ -8146,8 +8295,8 @@
             <w:pPr>
               <w:pStyle w:val="Compact"/>
               <w:jc w:val="left"/>
-              <w:ind w:firstLine="0" w:right="0" w:left="0"/>
-              <w:spacing w:lineRule="auto" w:line="240" w:before="40" w:after="40"/>
+              <w:ind w:left="0" w:right="0" w:firstLine="0"/>
+              <w:spacing w:before="40" w:lineRule="auto" w:line="240" w:after="40"/>
             </w:pPr>
             <w:r>
               <w:t xml:space="preserve">Eliminated</w:t>
@@ -8160,8 +8309,8 @@
             <w:pPr>
               <w:pStyle w:val="Compact"/>
               <w:jc w:val="center"/>
-              <w:ind w:firstLine="0" w:right="0" w:left="0"/>
-              <w:spacing w:lineRule="auto" w:line="240" w:before="40" w:after="40"/>
+              <w:ind w:left="0" w:right="0" w:firstLine="0"/>
+              <w:spacing w:before="40" w:lineRule="auto" w:line="240" w:after="40"/>
             </w:pPr>
             <w:r>
               <w:t xml:space="preserve">+0</w:t>
@@ -8176,8 +8325,8 @@
             <w:pPr>
               <w:pStyle w:val="Compact"/>
               <w:jc w:val="left"/>
-              <w:ind w:firstLine="0" w:right="0" w:left="0"/>
-              <w:spacing w:lineRule="auto" w:line="240" w:before="40" w:after="40"/>
+              <w:ind w:left="0" w:right="0" w:firstLine="0"/>
+              <w:spacing w:before="40" w:lineRule="auto" w:line="240" w:after="40"/>
             </w:pPr>
             <w:r>
               <w:rPr>
@@ -8194,8 +8343,8 @@
             <w:pPr>
               <w:pStyle w:val="Compact"/>
               <w:jc w:val="center"/>
-              <w:ind w:firstLine="0" w:right="0" w:left="0"/>
-              <w:spacing w:lineRule="auto" w:line="240" w:before="40" w:after="40"/>
+              <w:ind w:left="0" w:right="0" w:firstLine="0"/>
+              <w:spacing w:before="40" w:lineRule="auto" w:line="240" w:after="40"/>
             </w:pPr>
             <w:r>
               <w:t xml:space="preserve">+1</w:t>
@@ -8208,8 +8357,8 @@
             <w:pPr>
               <w:pStyle w:val="Compact"/>
               <w:jc w:val="left"/>
-              <w:ind w:firstLine="0" w:right="0" w:left="0"/>
-              <w:spacing w:lineRule="auto" w:line="240" w:before="40" w:after="40"/>
+              <w:ind w:left="0" w:right="0" w:firstLine="0"/>
+              <w:spacing w:before="40" w:lineRule="auto" w:line="240" w:after="40"/>
             </w:pPr>
             <w:r>
               <w:t xml:space="preserve">Eliminated</w:t>
@@ -8222,8 +8371,8 @@
             <w:pPr>
               <w:pStyle w:val="Compact"/>
               <w:jc w:val="center"/>
-              <w:ind w:firstLine="0" w:right="0" w:left="0"/>
-              <w:spacing w:lineRule="auto" w:line="240" w:before="40" w:after="40"/>
+              <w:ind w:left="0" w:right="0" w:firstLine="0"/>
+              <w:spacing w:before="40" w:lineRule="auto" w:line="240" w:after="40"/>
             </w:pPr>
             <w:r>
               <w:t xml:space="preserve">+0</w:t>
@@ -8238,8 +8387,8 @@
             <w:pPr>
               <w:pStyle w:val="Compact"/>
               <w:jc w:val="left"/>
-              <w:ind w:firstLine="0" w:right="0" w:left="0"/>
-              <w:spacing w:lineRule="auto" w:line="240" w:before="40" w:after="40"/>
+              <w:ind w:left="0" w:right="0" w:firstLine="0"/>
+              <w:spacing w:before="40" w:lineRule="auto" w:line="240" w:after="40"/>
             </w:pPr>
             <w:r>
               <w:rPr>
@@ -8256,8 +8405,8 @@
             <w:pPr>
               <w:pStyle w:val="Compact"/>
               <w:jc w:val="center"/>
-              <w:ind w:firstLine="0" w:right="0" w:left="0"/>
-              <w:spacing w:lineRule="auto" w:line="240" w:before="40" w:after="40"/>
+              <w:ind w:left="0" w:right="0" w:firstLine="0"/>
+              <w:spacing w:before="40" w:lineRule="auto" w:line="240" w:after="40"/>
             </w:pPr>
             <w:r>
               <w:t xml:space="preserve">+1</w:t>
@@ -8270,8 +8419,8 @@
             <w:pPr>
               <w:pStyle w:val="Compact"/>
               <w:jc w:val="left"/>
-              <w:ind w:firstLine="0" w:right="0" w:left="0"/>
-              <w:spacing w:lineRule="auto" w:line="240" w:before="40" w:after="40"/>
+              <w:ind w:left="0" w:right="0" w:firstLine="0"/>
+              <w:spacing w:before="40" w:lineRule="auto" w:line="240" w:after="40"/>
             </w:pPr>
             <w:r>
               <w:t xml:space="preserve">Eliminated</w:t>
@@ -8284,8 +8433,8 @@
             <w:pPr>
               <w:pStyle w:val="Compact"/>
               <w:jc w:val="center"/>
-              <w:ind w:firstLine="0" w:right="0" w:left="0"/>
-              <w:spacing w:lineRule="auto" w:line="240" w:before="40" w:after="40"/>
+              <w:ind w:left="0" w:right="0" w:firstLine="0"/>
+              <w:spacing w:before="40" w:lineRule="auto" w:line="240" w:after="40"/>
             </w:pPr>
             <w:r>
               <w:t xml:space="preserve">+0</w:t>
@@ -8300,8 +8449,8 @@
             <w:pPr>
               <w:pStyle w:val="Compact"/>
               <w:jc w:val="left"/>
-              <w:ind w:firstLine="0" w:right="0" w:left="0"/>
-              <w:spacing w:lineRule="auto" w:line="240" w:before="40" w:after="40"/>
+              <w:ind w:left="0" w:right="0" w:firstLine="0"/>
+              <w:spacing w:before="40" w:lineRule="auto" w:line="240" w:after="40"/>
             </w:pPr>
             <w:r>
               <w:rPr>
@@ -8318,8 +8467,8 @@
             <w:pPr>
               <w:pStyle w:val="Compact"/>
               <w:jc w:val="center"/>
-              <w:ind w:firstLine="0" w:right="0" w:left="0"/>
-              <w:spacing w:lineRule="auto" w:line="240" w:before="40" w:after="40"/>
+              <w:ind w:left="0" w:right="0" w:firstLine="0"/>
+              <w:spacing w:before="40" w:lineRule="auto" w:line="240" w:after="40"/>
             </w:pPr>
             <w:r>
               <w:t xml:space="preserve">+1</w:t>
@@ -8332,8 +8481,8 @@
             <w:pPr>
               <w:pStyle w:val="Compact"/>
               <w:jc w:val="left"/>
-              <w:ind w:firstLine="0" w:right="0" w:left="0"/>
-              <w:spacing w:lineRule="auto" w:line="240" w:before="40" w:after="40"/>
+              <w:ind w:left="0" w:right="0" w:firstLine="0"/>
+              <w:spacing w:before="40" w:lineRule="auto" w:line="240" w:after="40"/>
             </w:pPr>
             <w:r>
               <w:t xml:space="preserve">Eliminated</w:t>
@@ -8346,8 +8495,8 @@
             <w:pPr>
               <w:pStyle w:val="Compact"/>
               <w:jc w:val="center"/>
-              <w:ind w:firstLine="0" w:right="0" w:left="0"/>
-              <w:spacing w:lineRule="auto" w:line="240" w:before="40" w:after="40"/>
+              <w:ind w:left="0" w:right="0" w:firstLine="0"/>
+              <w:spacing w:before="40" w:lineRule="auto" w:line="240" w:after="40"/>
             </w:pPr>
             <w:r>
               <w:t xml:space="preserve">+0</w:t>
@@ -8489,12 +8638,12 @@
     </w:p>
     <w:p>
       <w:pPr>
-        <w:spacing w:after="0" w:lineRule="exact" w:before="0" w:line="20"/>
+        <w:spacing w:line="20" w:after="0" w:before="0" w:lineRule="exact"/>
         <w:rPr>
           <w:sz w:val="2"/>
         </w:rPr>
       </w:pPr>
-      <w:bookmarkStart w:name="listing-src-inline-view" w:id="69768"/>
+      <w:bookmarkStart w:id="69768" w:name="listing-src-inline-view"/>
       <w:bookmarkEnd w:id="69768"/>
     </w:p>
     <w:p>
@@ -8515,7 +8664,7 @@
         <w:fldChar w:fldCharType="separate"/>
       </w:r>
       <w:r>
-        <w:t>17</w:t>
+        <w:t>18</w:t>
       </w:r>
       <w:r>
         <w:fldChar w:fldCharType="end"/>
@@ -8545,12 +8694,12 @@
     </w:p>
     <w:p>
       <w:pPr>
-        <w:spacing w:after="0" w:lineRule="exact" w:before="0" w:line="20"/>
+        <w:spacing w:line="20" w:after="0" w:before="0" w:lineRule="exact"/>
         <w:rPr>
           <w:sz w:val="2"/>
         </w:rPr>
       </w:pPr>
-      <w:bookmarkStart w:name="csv-tbl-view-types" w:id="16648"/>
+      <w:bookmarkStart w:id="16648" w:name="csv-tbl-view-types"/>
       <w:bookmarkEnd w:id="16648"/>
     </w:p>
     <w:p>
@@ -8587,18 +8736,18 @@
         <w:tblLook w:firstRow="1" w:lastRow="0" w:firstColumn="0" w:lastColumn="0" w:noHBand="0" w:noVBand="0" w:val="0020"/>
         <w:jc w:val="start"/>
         <w:tblBorders>
-          <w:top w:color="000000" w:val="single" w:sz="6" w:space="0"/>
-          <w:left w:color="000000" w:val="single" w:sz="6" w:space="0"/>
-          <w:bottom w:color="000000" w:val="single" w:sz="6" w:space="0"/>
-          <w:right w:color="000000" w:val="single" w:sz="6" w:space="0"/>
-          <w:insideH w:color="000000" w:val="single" w:sz="6" w:space="0"/>
-          <w:insideV w:color="000000" w:val="single" w:sz="6" w:space="0"/>
+          <w:top w:color="000000" w:sz="6" w:val="single" w:space="0"/>
+          <w:left w:color="000000" w:sz="6" w:val="single" w:space="0"/>
+          <w:bottom w:color="000000" w:sz="6" w:val="single" w:space="0"/>
+          <w:right w:color="000000" w:sz="6" w:val="single" w:space="0"/>
+          <w:insideH w:color="000000" w:sz="6" w:val="single" w:space="0"/>
+          <w:insideV w:color="000000" w:sz="6" w:val="single" w:space="0"/>
         </w:tblBorders>
         <w:tblCellMar>
-          <w:top w:type="dxa" w:w="57"/>
-          <w:left w:type="dxa" w:w="108"/>
-          <w:bottom w:type="dxa" w:w="57"/>
-          <w:right w:type="dxa" w:w="108"/>
+          <w:top w:w="57" w:type="dxa"/>
+          <w:left w:w="108" w:type="dxa"/>
+          <w:bottom w:w="57" w:type="dxa"/>
+          <w:right w:w="108" w:type="dxa"/>
         </w:tblCellMar>
       </w:tblPr>
       <w:tblGrid>
@@ -8612,14 +8761,14 @@
         </w:trPr>
         <w:tc>
           <w:tcPr>
-            <w:shd w:val="clear" w:color="auto" w:fill="E8E8E8"/>
+            <w:shd w:fill="E8E8E8" w:val="clear" w:color="auto"/>
           </w:tcPr>
           <w:p>
             <w:pPr>
               <w:pStyle w:val="Compact"/>
               <w:jc w:val="left"/>
-              <w:ind w:firstLine="0" w:right="0" w:left="0"/>
-              <w:spacing w:lineRule="auto" w:line="240" w:before="40" w:after="40"/>
+              <w:ind w:left="0" w:right="0" w:firstLine="0"/>
+              <w:spacing w:before="40" w:lineRule="auto" w:line="240" w:after="40"/>
             </w:pPr>
             <w:r>
               <w:rPr>
@@ -8631,14 +8780,14 @@
         </w:tc>
         <w:tc>
           <w:tcPr>
-            <w:shd w:val="clear" w:color="auto" w:fill="E8E8E8"/>
+            <w:shd w:fill="E8E8E8" w:val="clear" w:color="auto"/>
           </w:tcPr>
           <w:p>
             <w:pPr>
               <w:pStyle w:val="Compact"/>
               <w:jc w:val="left"/>
-              <w:ind w:firstLine="0" w:right="0" w:left="0"/>
-              <w:spacing w:lineRule="auto" w:line="240" w:before="40" w:after="40"/>
+              <w:ind w:left="0" w:right="0" w:firstLine="0"/>
+              <w:spacing w:before="40" w:lineRule="auto" w:line="240" w:after="40"/>
             </w:pPr>
             <w:r>
               <w:rPr>
@@ -8650,14 +8799,14 @@
         </w:tc>
         <w:tc>
           <w:tcPr>
-            <w:shd w:val="clear" w:color="auto" w:fill="E8E8E8"/>
+            <w:shd w:fill="E8E8E8" w:val="clear" w:color="auto"/>
           </w:tcPr>
           <w:p>
             <w:pPr>
               <w:pStyle w:val="Compact"/>
               <w:jc w:val="left"/>
-              <w:ind w:firstLine="0" w:right="0" w:left="0"/>
-              <w:spacing w:lineRule="auto" w:line="240" w:before="40" w:after="40"/>
+              <w:ind w:left="0" w:right="0" w:firstLine="0"/>
+              <w:spacing w:before="40" w:lineRule="auto" w:line="240" w:after="40"/>
             </w:pPr>
             <w:r>
               <w:rPr>
@@ -8675,8 +8824,8 @@
             <w:pPr>
               <w:pStyle w:val="Compact"/>
               <w:jc w:val="left"/>
-              <w:ind w:firstLine="0" w:right="0" w:left="0"/>
-              <w:spacing w:lineRule="auto" w:line="240" w:before="40" w:after="40"/>
+              <w:ind w:left="0" w:right="0" w:firstLine="0"/>
+              <w:spacing w:before="40" w:lineRule="auto" w:line="240" w:after="40"/>
             </w:pPr>
             <w:r>
               <w:rPr>
@@ -8698,8 +8847,8 @@
             <w:pPr>
               <w:pStyle w:val="Compact"/>
               <w:jc w:val="left"/>
-              <w:ind w:firstLine="0" w:right="0" w:left="0"/>
-              <w:spacing w:lineRule="auto" w:line="240" w:before="40" w:after="40"/>
+              <w:ind w:left="0" w:right="0" w:firstLine="0"/>
+              <w:spacing w:before="40" w:lineRule="auto" w:line="240" w:after="40"/>
             </w:pPr>
             <w:r>
               <w:t xml:space="preserve">Table of Contents (TOC) from spec object headings</w:t>
@@ -8714,8 +8863,8 @@
             <w:pPr>
               <w:pStyle w:val="Compact"/>
               <w:jc w:val="left"/>
-              <w:ind w:firstLine="0" w:right="0" w:left="0"/>
-              <w:spacing w:lineRule="auto" w:line="240" w:before="40" w:after="40"/>
+              <w:ind w:left="0" w:right="0" w:firstLine="0"/>
+              <w:spacing w:before="40" w:lineRule="auto" w:line="240" w:after="40"/>
             </w:pPr>
             <w:r>
               <w:rPr>
@@ -8731,8 +8880,8 @@
             <w:pPr>
               <w:pStyle w:val="Compact"/>
               <w:jc w:val="left"/>
-              <w:ind w:firstLine="0" w:right="0" w:left="0"/>
-              <w:spacing w:lineRule="auto" w:line="240" w:before="40" w:after="40"/>
+              <w:ind w:left="0" w:right="0" w:firstLine="0"/>
+              <w:spacing w:before="40" w:lineRule="auto" w:line="240" w:after="40"/>
             </w:pPr>
             <w:r>
               <w:rPr>
@@ -8750,8 +8899,8 @@
             <w:pPr>
               <w:pStyle w:val="Compact"/>
               <w:jc w:val="left"/>
-              <w:ind w:firstLine="0" w:right="0" w:left="0"/>
-              <w:spacing w:lineRule="auto" w:line="240" w:before="40" w:after="40"/>
+              <w:ind w:left="0" w:right="0" w:firstLine="0"/>
+              <w:spacing w:before="40" w:lineRule="auto" w:line="240" w:after="40"/>
             </w:pPr>
             <w:r>
               <w:rPr>
@@ -8767,8 +8916,8 @@
             <w:pPr>
               <w:pStyle w:val="Compact"/>
               <w:jc w:val="left"/>
-              <w:ind w:firstLine="0" w:right="0" w:left="0"/>
-              <w:spacing w:lineRule="auto" w:line="240" w:before="40" w:after="40"/>
+              <w:ind w:left="0" w:right="0" w:firstLine="0"/>
+              <w:spacing w:before="40" w:lineRule="auto" w:line="240" w:after="40"/>
             </w:pPr>
             <w:r>
               <w:rPr>
@@ -8798,8 +8947,8 @@
             <w:pPr>
               <w:pStyle w:val="Compact"/>
               <w:jc w:val="left"/>
-              <w:ind w:firstLine="0" w:right="0" w:left="0"/>
-              <w:spacing w:lineRule="auto" w:line="240" w:before="40" w:after="40"/>
+              <w:ind w:left="0" w:right="0" w:firstLine="0"/>
+              <w:spacing w:before="40" w:lineRule="auto" w:line="240" w:after="40"/>
             </w:pPr>
             <w:r>
               <w:rPr>
@@ -8815,8 +8964,8 @@
             <w:pPr>
               <w:pStyle w:val="Compact"/>
               <w:jc w:val="left"/>
-              <w:ind w:firstLine="0" w:right="0" w:left="0"/>
-              <w:spacing w:lineRule="auto" w:line="240" w:before="40" w:after="40"/>
+              <w:ind w:left="0" w:right="0" w:firstLine="0"/>
+              <w:spacing w:before="40" w:lineRule="auto" w:line="240" w:after="40"/>
             </w:pPr>
             <w:r>
               <w:rPr>
@@ -8846,8 +8995,8 @@
             <w:pPr>
               <w:pStyle w:val="Compact"/>
               <w:jc w:val="left"/>
-              <w:ind w:firstLine="0" w:right="0" w:left="0"/>
-              <w:spacing w:lineRule="auto" w:line="240" w:before="40" w:after="40"/>
+              <w:ind w:left="0" w:right="0" w:firstLine="0"/>
+              <w:spacing w:before="40" w:lineRule="auto" w:line="240" w:after="40"/>
             </w:pPr>
             <w:r>
               <w:rPr>
@@ -8863,8 +9012,8 @@
             <w:pPr>
               <w:pStyle w:val="Compact"/>
               <w:jc w:val="left"/>
-              <w:ind w:firstLine="0" w:right="0" w:left="0"/>
-              <w:spacing w:lineRule="auto" w:line="240" w:before="40" w:after="40"/>
+              <w:ind w:left="0" w:right="0" w:firstLine="0"/>
+              <w:spacing w:before="40" w:lineRule="auto" w:line="240" w:after="40"/>
             </w:pPr>
             <w:r>
               <w:rPr>
@@ -8894,8 +9043,8 @@
             <w:pPr>
               <w:pStyle w:val="Compact"/>
               <w:jc w:val="left"/>
-              <w:ind w:firstLine="0" w:right="0" w:left="0"/>
-              <w:spacing w:lineRule="auto" w:line="240" w:before="40" w:after="40"/>
+              <w:ind w:left="0" w:right="0" w:firstLine="0"/>
+              <w:spacing w:before="40" w:lineRule="auto" w:line="240" w:after="40"/>
             </w:pPr>
             <w:r>
               <w:rPr>
@@ -8911,8 +9060,8 @@
             <w:pPr>
               <w:pStyle w:val="Compact"/>
               <w:jc w:val="left"/>
-              <w:ind w:firstLine="0" w:right="0" w:left="0"/>
-              <w:spacing w:lineRule="auto" w:line="240" w:before="40" w:after="40"/>
+              <w:ind w:left="0" w:right="0" w:firstLine="0"/>
+              <w:spacing w:before="40" w:lineRule="auto" w:line="240" w:after="40"/>
             </w:pPr>
             <w:r>
               <w:rPr>
@@ -8997,12 +9146,12 @@
     </w:p>
     <w:p>
       <w:pPr>
-        <w:spacing w:after="0" w:lineRule="exact" w:before="0" w:line="20"/>
+        <w:spacing w:line="20" w:after="0" w:before="0" w:lineRule="exact"/>
         <w:rPr>
           <w:sz w:val="2"/>
         </w:rPr>
       </w:pPr>
-      <w:bookmarkStart w:name="listing-src-file-include" w:id="44202"/>
+      <w:bookmarkStart w:id="44202" w:name="listing-src-file-include"/>
       <w:bookmarkEnd w:id="44202"/>
     </w:p>
     <w:p>
@@ -9023,7 +9172,7 @@
         <w:fldChar w:fldCharType="separate"/>
       </w:r>
       <w:r>
-        <w:t>18</w:t>
+        <w:t>19</w:t>
       </w:r>
       <w:r>
         <w:fldChar w:fldCharType="end"/>
@@ -9195,12 +9344,12 @@
     </w:p>
     <w:p>
       <w:pPr>
-        <w:spacing w:after="0" w:lineRule="exact" w:before="0" w:line="20"/>
+        <w:spacing w:line="20" w:after="0" w:before="0" w:lineRule="exact"/>
         <w:rPr>
           <w:sz w:val="2"/>
         </w:rPr>
       </w:pPr>
-      <w:bookmarkStart w:name="listing-src-include-level-shift" w:id="60259"/>
+      <w:bookmarkStart w:id="60259" w:name="listing-src-include-level-shift"/>
       <w:bookmarkEnd w:id="60259"/>
     </w:p>
     <w:p>
@@ -9221,7 +9370,7 @@
         <w:fldChar w:fldCharType="separate"/>
       </w:r>
       <w:r>
-        <w:t>19</w:t>
+        <w:t>20</w:t>
       </w:r>
       <w:r>
         <w:fldChar w:fldCharType="end"/>
@@ -9657,12 +9806,12 @@
     </w:p>
     <w:p>
       <w:pPr>
-        <w:spacing w:after="0" w:lineRule="exact" w:before="0" w:line="20"/>
+        <w:spacing w:line="20" w:after="0" w:before="0" w:lineRule="exact"/>
         <w:rPr>
           <w:sz w:val="2"/>
         </w:rPr>
       </w:pPr>
-      <w:bookmarkStart w:name="puml-diag-layers" w:id="2748"/>
+      <w:bookmarkStart w:id="2748" w:name="puml-diag-layers"/>
       <w:bookmarkEnd w:id="2748"/>
     </w:p>
     <w:p>
@@ -9756,12 +9905,12 @@
     </w:p>
     <w:p>
       <w:pPr>
-        <w:spacing w:after="0" w:lineRule="exact" w:before="0" w:line="20"/>
+        <w:spacing w:line="20" w:after="0" w:before="0" w:lineRule="exact"/>
         <w:rPr>
           <w:sz w:val="2"/>
         </w:rPr>
       </w:pPr>
-      <w:bookmarkStart w:name="csv-tbl-components" w:id="61229"/>
+      <w:bookmarkStart w:id="61229" w:name="csv-tbl-components"/>
       <w:bookmarkEnd w:id="61229"/>
     </w:p>
     <w:p>
@@ -9798,18 +9947,18 @@
         <w:tblLook w:firstRow="1" w:lastRow="0" w:firstColumn="0" w:lastColumn="0" w:noHBand="0" w:noVBand="0" w:val="0020"/>
         <w:jc w:val="start"/>
         <w:tblBorders>
-          <w:top w:color="000000" w:val="single" w:sz="6" w:space="0"/>
-          <w:left w:color="000000" w:val="single" w:sz="6" w:space="0"/>
-          <w:bottom w:color="000000" w:val="single" w:sz="6" w:space="0"/>
-          <w:right w:color="000000" w:val="single" w:sz="6" w:space="0"/>
-          <w:insideH w:color="000000" w:val="single" w:sz="6" w:space="0"/>
-          <w:insideV w:color="000000" w:val="single" w:sz="6" w:space="0"/>
+          <w:top w:color="000000" w:sz="6" w:val="single" w:space="0"/>
+          <w:left w:color="000000" w:sz="6" w:val="single" w:space="0"/>
+          <w:bottom w:color="000000" w:sz="6" w:val="single" w:space="0"/>
+          <w:right w:color="000000" w:sz="6" w:val="single" w:space="0"/>
+          <w:insideH w:color="000000" w:sz="6" w:val="single" w:space="0"/>
+          <w:insideV w:color="000000" w:sz="6" w:val="single" w:space="0"/>
         </w:tblBorders>
         <w:tblCellMar>
-          <w:top w:type="dxa" w:w="57"/>
-          <w:left w:type="dxa" w:w="108"/>
-          <w:bottom w:type="dxa" w:w="57"/>
-          <w:right w:type="dxa" w:w="108"/>
+          <w:top w:w="57" w:type="dxa"/>
+          <w:left w:w="108" w:type="dxa"/>
+          <w:bottom w:w="57" w:type="dxa"/>
+          <w:right w:w="108" w:type="dxa"/>
         </w:tblCellMar>
       </w:tblPr>
       <w:tblGrid>
@@ -9823,14 +9972,14 @@
         </w:trPr>
         <w:tc>
           <w:tcPr>
-            <w:shd w:val="clear" w:color="auto" w:fill="E8E8E8"/>
+            <w:shd w:fill="E8E8E8" w:val="clear" w:color="auto"/>
           </w:tcPr>
           <w:p>
             <w:pPr>
               <w:pStyle w:val="Compact"/>
               <w:jc w:val="left"/>
-              <w:ind w:firstLine="0" w:right="0" w:left="0"/>
-              <w:spacing w:lineRule="auto" w:line="240" w:before="40" w:after="40"/>
+              <w:ind w:left="0" w:right="0" w:firstLine="0"/>
+              <w:spacing w:before="40" w:lineRule="auto" w:line="240" w:after="40"/>
             </w:pPr>
             <w:r>
               <w:rPr>
@@ -9842,14 +9991,14 @@
         </w:tc>
         <w:tc>
           <w:tcPr>
-            <w:shd w:val="clear" w:color="auto" w:fill="E8E8E8"/>
+            <w:shd w:fill="E8E8E8" w:val="clear" w:color="auto"/>
           </w:tcPr>
           <w:p>
             <w:pPr>
               <w:pStyle w:val="Compact"/>
               <w:jc w:val="left"/>
-              <w:ind w:firstLine="0" w:right="0" w:left="0"/>
-              <w:spacing w:lineRule="auto" w:line="240" w:before="40" w:after="40"/>
+              <w:ind w:left="0" w:right="0" w:firstLine="0"/>
+              <w:spacing w:before="40" w:lineRule="auto" w:line="240" w:after="40"/>
             </w:pPr>
             <w:r>
               <w:rPr>
@@ -9861,14 +10010,14 @@
         </w:tc>
         <w:tc>
           <w:tcPr>
-            <w:shd w:val="clear" w:color="auto" w:fill="E8E8E8"/>
+            <w:shd w:fill="E8E8E8" w:val="clear" w:color="auto"/>
           </w:tcPr>
           <w:p>
             <w:pPr>
               <w:pStyle w:val="Compact"/>
               <w:jc w:val="left"/>
-              <w:ind w:firstLine="0" w:right="0" w:left="0"/>
-              <w:spacing w:lineRule="auto" w:line="240" w:before="40" w:after="40"/>
+              <w:ind w:left="0" w:right="0" w:firstLine="0"/>
+              <w:spacing w:before="40" w:lineRule="auto" w:line="240" w:after="40"/>
             </w:pPr>
             <w:r>
               <w:rPr>
@@ -9886,8 +10035,8 @@
             <w:pPr>
               <w:pStyle w:val="Compact"/>
               <w:jc w:val="left"/>
-              <w:ind w:firstLine="0" w:right="0" w:left="0"/>
-              <w:spacing w:lineRule="auto" w:line="240" w:before="40" w:after="40"/>
+              <w:ind w:left="0" w:right="0" w:firstLine="0"/>
+              <w:spacing w:before="40" w:lineRule="auto" w:line="240" w:after="40"/>
             </w:pPr>
             <w:r>
               <w:t xml:space="preserve">Web UI</w:t>
@@ -9900,8 +10049,8 @@
             <w:pPr>
               <w:pStyle w:val="Compact"/>
               <w:jc w:val="left"/>
-              <w:ind w:firstLine="0" w:right="0" w:left="0"/>
-              <w:spacing w:lineRule="auto" w:line="240" w:before="40" w:after="40"/>
+              <w:ind w:left="0" w:right="0" w:firstLine="0"/>
+              <w:spacing w:before="40" w:lineRule="auto" w:line="240" w:after="40"/>
             </w:pPr>
             <w:r>
               <w:t xml:space="preserve">Presentation</w:t>
@@ -9914,8 +10063,8 @@
             <w:pPr>
               <w:pStyle w:val="Compact"/>
               <w:jc w:val="left"/>
-              <w:ind w:firstLine="0" w:right="0" w:left="0"/>
-              <w:spacing w:lineRule="auto" w:line="240" w:before="40" w:after="40"/>
+              <w:ind w:left="0" w:right="0" w:firstLine="0"/>
+              <w:spacing w:before="40" w:lineRule="auto" w:line="240" w:after="40"/>
             </w:pPr>
             <w:r>
               <w:t xml:space="preserve">React</w:t>
@@ -9930,8 +10079,8 @@
             <w:pPr>
               <w:pStyle w:val="Compact"/>
               <w:jc w:val="left"/>
-              <w:ind w:firstLine="0" w:right="0" w:left="0"/>
-              <w:spacing w:lineRule="auto" w:line="240" w:before="40" w:after="40"/>
+              <w:ind w:left="0" w:right="0" w:firstLine="0"/>
+              <w:spacing w:before="40" w:lineRule="auto" w:line="240" w:after="40"/>
             </w:pPr>
             <w:r>
               <w:t xml:space="preserve">Auth Service</w:t>
@@ -9944,8 +10093,8 @@
             <w:pPr>
               <w:pStyle w:val="Compact"/>
               <w:jc w:val="left"/>
-              <w:ind w:firstLine="0" w:right="0" w:left="0"/>
-              <w:spacing w:lineRule="auto" w:line="240" w:before="40" w:after="40"/>
+              <w:ind w:left="0" w:right="0" w:firstLine="0"/>
+              <w:spacing w:before="40" w:lineRule="auto" w:line="240" w:after="40"/>
             </w:pPr>
             <w:r>
               <w:t xml:space="preserve">Business Logic</w:t>
@@ -9958,8 +10107,8 @@
             <w:pPr>
               <w:pStyle w:val="Compact"/>
               <w:jc w:val="left"/>
-              <w:ind w:firstLine="0" w:right="0" w:left="0"/>
-              <w:spacing w:lineRule="auto" w:line="240" w:before="40" w:after="40"/>
+              <w:ind w:left="0" w:right="0" w:firstLine="0"/>
+              <w:spacing w:before="40" w:lineRule="auto" w:line="240" w:after="40"/>
             </w:pPr>
             <w:r>
               <w:t xml:space="preserve">Node.js</w:t>
@@ -9974,8 +10123,8 @@
             <w:pPr>
               <w:pStyle w:val="Compact"/>
               <w:jc w:val="left"/>
-              <w:ind w:firstLine="0" w:right="0" w:left="0"/>
-              <w:spacing w:lineRule="auto" w:line="240" w:before="40" w:after="40"/>
+              <w:ind w:left="0" w:right="0" w:firstLine="0"/>
+              <w:spacing w:before="40" w:lineRule="auto" w:line="240" w:after="40"/>
             </w:pPr>
             <w:r>
               <w:t xml:space="preserve">Data Service</w:t>
@@ -9988,8 +10137,8 @@
             <w:pPr>
               <w:pStyle w:val="Compact"/>
               <w:jc w:val="left"/>
-              <w:ind w:firstLine="0" w:right="0" w:left="0"/>
-              <w:spacing w:lineRule="auto" w:line="240" w:before="40" w:after="40"/>
+              <w:ind w:left="0" w:right="0" w:firstLine="0"/>
+              <w:spacing w:before="40" w:lineRule="auto" w:line="240" w:after="40"/>
             </w:pPr>
             <w:r>
               <w:t xml:space="preserve">Business Logic</w:t>
@@ -10002,8 +10151,8 @@
             <w:pPr>
               <w:pStyle w:val="Compact"/>
               <w:jc w:val="left"/>
-              <w:ind w:firstLine="0" w:right="0" w:left="0"/>
-              <w:spacing w:lineRule="auto" w:line="240" w:before="40" w:after="40"/>
+              <w:ind w:left="0" w:right="0" w:firstLine="0"/>
+              <w:spacing w:before="40" w:lineRule="auto" w:line="240" w:after="40"/>
             </w:pPr>
             <w:r>
               <w:t xml:space="preserve">Python</w:t>
@@ -10018,8 +10167,8 @@
             <w:pPr>
               <w:pStyle w:val="Compact"/>
               <w:jc w:val="left"/>
-              <w:ind w:firstLine="0" w:right="0" w:left="0"/>
-              <w:spacing w:lineRule="auto" w:line="240" w:before="40" w:after="40"/>
+              <w:ind w:left="0" w:right="0" w:firstLine="0"/>
+              <w:spacing w:before="40" w:lineRule="auto" w:line="240" w:after="40"/>
             </w:pPr>
             <w:r>
               <w:t xml:space="preserve">Database</w:t>
@@ -10032,8 +10181,8 @@
             <w:pPr>
               <w:pStyle w:val="Compact"/>
               <w:jc w:val="left"/>
-              <w:ind w:firstLine="0" w:right="0" w:left="0"/>
-              <w:spacing w:lineRule="auto" w:line="240" w:before="40" w:after="40"/>
+              <w:ind w:left="0" w:right="0" w:firstLine="0"/>
+              <w:spacing w:before="40" w:lineRule="auto" w:line="240" w:after="40"/>
             </w:pPr>
             <w:r>
               <w:t xml:space="preserve">Persistence</w:t>
@@ -10046,8 +10195,8 @@
             <w:pPr>
               <w:pStyle w:val="Compact"/>
               <w:jc w:val="left"/>
-              <w:ind w:firstLine="0" w:right="0" w:left="0"/>
-              <w:spacing w:lineRule="auto" w:line="240" w:before="40" w:after="40"/>
+              <w:ind w:left="0" w:right="0" w:firstLine="0"/>
+              <w:spacing w:before="40" w:lineRule="auto" w:line="240" w:after="40"/>
             </w:pPr>
             <w:r>
               <w:t xml:space="preserve">PostgreSQL</w:t>
@@ -10072,12 +10221,12 @@
     </w:p>
     <w:p>
       <w:pPr>
-        <w:spacing w:after="0" w:lineRule="exact" w:before="0" w:line="20"/>
+        <w:spacing w:line="20" w:after="0" w:before="0" w:lineRule="exact"/>
         <w:rPr>
           <w:sz w:val="2"/>
         </w:rPr>
       </w:pPr>
-      <w:bookmarkStart w:name="csv-tbl-metrics" w:id="70414"/>
+      <w:bookmarkStart w:id="70414" w:name="csv-tbl-metrics"/>
       <w:bookmarkEnd w:id="70414"/>
     </w:p>
     <w:p>
@@ -10114,18 +10263,18 @@
         <w:tblLook w:firstRow="1" w:lastRow="0" w:firstColumn="0" w:lastColumn="0" w:noHBand="0" w:noVBand="0" w:val="0020"/>
         <w:jc w:val="start"/>
         <w:tblBorders>
-          <w:top w:color="000000" w:val="single" w:sz="6" w:space="0"/>
-          <w:left w:color="000000" w:val="single" w:sz="6" w:space="0"/>
-          <w:bottom w:color="000000" w:val="single" w:sz="6" w:space="0"/>
-          <w:right w:color="000000" w:val="single" w:sz="6" w:space="0"/>
-          <w:insideH w:color="000000" w:val="single" w:sz="6" w:space="0"/>
-          <w:insideV w:color="000000" w:val="single" w:sz="6" w:space="0"/>
+          <w:top w:color="000000" w:sz="6" w:val="single" w:space="0"/>
+          <w:left w:color="000000" w:sz="6" w:val="single" w:space="0"/>
+          <w:bottom w:color="000000" w:sz="6" w:val="single" w:space="0"/>
+          <w:right w:color="000000" w:sz="6" w:val="single" w:space="0"/>
+          <w:insideH w:color="000000" w:sz="6" w:val="single" w:space="0"/>
+          <w:insideV w:color="000000" w:sz="6" w:val="single" w:space="0"/>
         </w:tblBorders>
         <w:tblCellMar>
-          <w:top w:type="dxa" w:w="57"/>
-          <w:left w:type="dxa" w:w="108"/>
-          <w:bottom w:type="dxa" w:w="57"/>
-          <w:right w:type="dxa" w:w="108"/>
+          <w:top w:w="57" w:type="dxa"/>
+          <w:left w:w="108" w:type="dxa"/>
+          <w:bottom w:w="57" w:type="dxa"/>
+          <w:right w:w="108" w:type="dxa"/>
         </w:tblCellMar>
       </w:tblPr>
       <w:tblGrid>
@@ -10140,14 +10289,14 @@
         </w:trPr>
         <w:tc>
           <w:tcPr>
-            <w:shd w:val="clear" w:color="auto" w:fill="E8E8E8"/>
+            <w:shd w:fill="E8E8E8" w:val="clear" w:color="auto"/>
           </w:tcPr>
           <w:p>
             <w:pPr>
               <w:pStyle w:val="Compact"/>
               <w:jc w:val="left"/>
-              <w:ind w:firstLine="0" w:right="0" w:left="0"/>
-              <w:spacing w:lineRule="auto" w:line="240" w:before="40" w:after="40"/>
+              <w:ind w:left="0" w:right="0" w:firstLine="0"/>
+              <w:spacing w:before="40" w:lineRule="auto" w:line="240" w:after="40"/>
             </w:pPr>
             <w:r>
               <w:rPr>
@@ -10159,14 +10308,14 @@
         </w:tc>
         <w:tc>
           <w:tcPr>
-            <w:shd w:val="clear" w:color="auto" w:fill="E8E8E8"/>
+            <w:shd w:fill="E8E8E8" w:val="clear" w:color="auto"/>
           </w:tcPr>
           <w:p>
             <w:pPr>
               <w:pStyle w:val="Compact"/>
               <w:jc w:val="left"/>
-              <w:ind w:firstLine="0" w:right="0" w:left="0"/>
-              <w:spacing w:lineRule="auto" w:line="240" w:before="40" w:after="40"/>
+              <w:ind w:left="0" w:right="0" w:firstLine="0"/>
+              <w:spacing w:before="40" w:lineRule="auto" w:line="240" w:after="40"/>
             </w:pPr>
             <w:r>
               <w:rPr>
@@ -10178,14 +10327,14 @@
         </w:tc>
         <w:tc>
           <w:tcPr>
-            <w:shd w:val="clear" w:color="auto" w:fill="E8E8E8"/>
+            <w:shd w:fill="E8E8E8" w:val="clear" w:color="auto"/>
           </w:tcPr>
           <w:p>
             <w:pPr>
               <w:pStyle w:val="Compact"/>
               <w:jc w:val="left"/>
-              <w:ind w:firstLine="0" w:right="0" w:left="0"/>
-              <w:spacing w:lineRule="auto" w:line="240" w:before="40" w:after="40"/>
+              <w:ind w:left="0" w:right="0" w:firstLine="0"/>
+              <w:spacing w:before="40" w:lineRule="auto" w:line="240" w:after="40"/>
             </w:pPr>
             <w:r>
               <w:rPr>
@@ -10197,14 +10346,14 @@
         </w:tc>
         <w:tc>
           <w:tcPr>
-            <w:shd w:val="clear" w:color="auto" w:fill="E8E8E8"/>
+            <w:shd w:fill="E8E8E8" w:val="clear" w:color="auto"/>
           </w:tcPr>
           <w:p>
             <w:pPr>
               <w:pStyle w:val="Compact"/>
               <w:jc w:val="left"/>
-              <w:ind w:firstLine="0" w:right="0" w:left="0"/>
-              <w:spacing w:lineRule="auto" w:line="240" w:before="40" w:after="40"/>
+              <w:ind w:left="0" w:right="0" w:firstLine="0"/>
+              <w:spacing w:before="40" w:lineRule="auto" w:line="240" w:after="40"/>
             </w:pPr>
             <w:r>
               <w:rPr>
@@ -10222,8 +10371,8 @@
             <w:pPr>
               <w:pStyle w:val="Compact"/>
               <w:jc w:val="left"/>
-              <w:ind w:firstLine="0" w:right="0" w:left="0"/>
-              <w:spacing w:lineRule="auto" w:line="240" w:before="40" w:after="40"/>
+              <w:ind w:left="0" w:right="0" w:firstLine="0"/>
+              <w:spacing w:before="40" w:lineRule="auto" w:line="240" w:after="40"/>
             </w:pPr>
             <w:r>
               <w:t xml:space="preserve">Response time (ms)</w:t>
@@ -10236,8 +10385,8 @@
             <w:pPr>
               <w:pStyle w:val="Compact"/>
               <w:jc w:val="left"/>
-              <w:ind w:firstLine="0" w:right="0" w:left="0"/>
-              <w:spacing w:lineRule="auto" w:line="240" w:before="40" w:after="40"/>
+              <w:ind w:left="0" w:right="0" w:firstLine="0"/>
+              <w:spacing w:before="40" w:lineRule="auto" w:line="240" w:after="40"/>
             </w:pPr>
             <w:r>
               <w:t xml:space="preserve">200</w:t>
@@ -10250,8 +10399,8 @@
             <w:pPr>
               <w:pStyle w:val="Compact"/>
               <w:jc w:val="left"/>
-              <w:ind w:firstLine="0" w:right="0" w:left="0"/>
-              <w:spacing w:lineRule="auto" w:line="240" w:before="40" w:after="40"/>
+              <w:ind w:left="0" w:right="0" w:firstLine="0"/>
+              <w:spacing w:before="40" w:lineRule="auto" w:line="240" w:after="40"/>
             </w:pPr>
             <w:r>
               <w:t xml:space="preserve">185</w:t>
@@ -10264,8 +10413,8 @@
             <w:pPr>
               <w:pStyle w:val="Compact"/>
               <w:jc w:val="left"/>
-              <w:ind w:firstLine="0" w:right="0" w:left="0"/>
-              <w:spacing w:lineRule="auto" w:line="240" w:before="40" w:after="40"/>
+              <w:ind w:left="0" w:right="0" w:firstLine="0"/>
+              <w:spacing w:before="40" w:lineRule="auto" w:line="240" w:after="40"/>
             </w:pPr>
             <w:r>
               <w:t xml:space="preserve">Pass</w:t>
@@ -10280,8 +10429,8 @@
             <w:pPr>
               <w:pStyle w:val="Compact"/>
               <w:jc w:val="left"/>
-              <w:ind w:firstLine="0" w:right="0" w:left="0"/>
-              <w:spacing w:lineRule="auto" w:line="240" w:before="40" w:after="40"/>
+              <w:ind w:left="0" w:right="0" w:firstLine="0"/>
+              <w:spacing w:before="40" w:lineRule="auto" w:line="240" w:after="40"/>
             </w:pPr>
             <w:r>
               <w:t xml:space="preserve">Throughput (req/s)</w:t>
@@ -10294,8 +10443,8 @@
             <w:pPr>
               <w:pStyle w:val="Compact"/>
               <w:jc w:val="left"/>
-              <w:ind w:firstLine="0" w:right="0" w:left="0"/>
-              <w:spacing w:lineRule="auto" w:line="240" w:before="40" w:after="40"/>
+              <w:ind w:left="0" w:right="0" w:firstLine="0"/>
+              <w:spacing w:before="40" w:lineRule="auto" w:line="240" w:after="40"/>
             </w:pPr>
             <w:r>
               <w:t xml:space="preserve">1000</w:t>
@@ -10308,8 +10457,8 @@
             <w:pPr>
               <w:pStyle w:val="Compact"/>
               <w:jc w:val="left"/>
-              <w:ind w:firstLine="0" w:right="0" w:left="0"/>
-              <w:spacing w:lineRule="auto" w:line="240" w:before="40" w:after="40"/>
+              <w:ind w:left="0" w:right="0" w:firstLine="0"/>
+              <w:spacing w:before="40" w:lineRule="auto" w:line="240" w:after="40"/>
             </w:pPr>
             <w:r>
               <w:t xml:space="preserve">1120</w:t>
@@ -10322,8 +10471,8 @@
             <w:pPr>
               <w:pStyle w:val="Compact"/>
               <w:jc w:val="left"/>
-              <w:ind w:firstLine="0" w:right="0" w:left="0"/>
-              <w:spacing w:lineRule="auto" w:line="240" w:before="40" w:after="40"/>
+              <w:ind w:left="0" w:right="0" w:firstLine="0"/>
+              <w:spacing w:before="40" w:lineRule="auto" w:line="240" w:after="40"/>
             </w:pPr>
             <w:r>
               <w:t xml:space="preserve">Pass</w:t>
@@ -10338,8 +10487,8 @@
             <w:pPr>
               <w:pStyle w:val="Compact"/>
               <w:jc w:val="left"/>
-              <w:ind w:firstLine="0" w:right="0" w:left="0"/>
-              <w:spacing w:lineRule="auto" w:line="240" w:before="40" w:after="40"/>
+              <w:ind w:left="0" w:right="0" w:firstLine="0"/>
+              <w:spacing w:before="40" w:lineRule="auto" w:line="240" w:after="40"/>
             </w:pPr>
             <w:r>
               <w:t xml:space="preserve">Error rate (%)</w:t>
@@ -10352,8 +10501,8 @@
             <w:pPr>
               <w:pStyle w:val="Compact"/>
               <w:jc w:val="left"/>
-              <w:ind w:firstLine="0" w:right="0" w:left="0"/>
-              <w:spacing w:lineRule="auto" w:line="240" w:before="40" w:after="40"/>
+              <w:ind w:left="0" w:right="0" w:firstLine="0"/>
+              <w:spacing w:before="40" w:lineRule="auto" w:line="240" w:after="40"/>
             </w:pPr>
             <w:r>
               <w:t xml:space="preserve">1.0</w:t>
@@ -10366,8 +10515,8 @@
             <w:pPr>
               <w:pStyle w:val="Compact"/>
               <w:jc w:val="left"/>
-              <w:ind w:firstLine="0" w:right="0" w:left="0"/>
-              <w:spacing w:lineRule="auto" w:line="240" w:before="40" w:after="40"/>
+              <w:ind w:left="0" w:right="0" w:firstLine="0"/>
+              <w:spacing w:before="40" w:lineRule="auto" w:line="240" w:after="40"/>
             </w:pPr>
             <w:r>
               <w:t xml:space="preserve">0.3</w:t>
@@ -10380,8 +10529,8 @@
             <w:pPr>
               <w:pStyle w:val="Compact"/>
               <w:jc w:val="left"/>
-              <w:ind w:firstLine="0" w:right="0" w:left="0"/>
-              <w:spacing w:lineRule="auto" w:line="240" w:before="40" w:after="40"/>
+              <w:ind w:left="0" w:right="0" w:firstLine="0"/>
+              <w:spacing w:before="40" w:lineRule="auto" w:line="240" w:after="40"/>
             </w:pPr>
             <w:r>
               <w:t xml:space="preserve">Pass</w:t>
@@ -10396,8 +10545,8 @@
             <w:pPr>
               <w:pStyle w:val="Compact"/>
               <w:jc w:val="left"/>
-              <w:ind w:firstLine="0" w:right="0" w:left="0"/>
-              <w:spacing w:lineRule="auto" w:line="240" w:before="40" w:after="40"/>
+              <w:ind w:left="0" w:right="0" w:firstLine="0"/>
+              <w:spacing w:before="40" w:lineRule="auto" w:line="240" w:after="40"/>
             </w:pPr>
             <w:r>
               <w:t xml:space="preserve">Memory usage (MB)</w:t>
@@ -10410,8 +10559,8 @@
             <w:pPr>
               <w:pStyle w:val="Compact"/>
               <w:jc w:val="left"/>
-              <w:ind w:firstLine="0" w:right="0" w:left="0"/>
-              <w:spacing w:lineRule="auto" w:line="240" w:before="40" w:after="40"/>
+              <w:ind w:left="0" w:right="0" w:firstLine="0"/>
+              <w:spacing w:before="40" w:lineRule="auto" w:line="240" w:after="40"/>
             </w:pPr>
             <w:r>
               <w:t xml:space="preserve">512</w:t>
@@ -10424,8 +10573,8 @@
             <w:pPr>
               <w:pStyle w:val="Compact"/>
               <w:jc w:val="left"/>
-              <w:ind w:firstLine="0" w:right="0" w:left="0"/>
-              <w:spacing w:lineRule="auto" w:line="240" w:before="40" w:after="40"/>
+              <w:ind w:left="0" w:right="0" w:firstLine="0"/>
+              <w:spacing w:before="40" w:lineRule="auto" w:line="240" w:after="40"/>
             </w:pPr>
             <w:r>
               <w:t xml:space="preserve">487</w:t>
@@ -10438,8 +10587,8 @@
             <w:pPr>
               <w:pStyle w:val="Compact"/>
               <w:jc w:val="left"/>
-              <w:ind w:firstLine="0" w:right="0" w:left="0"/>
-              <w:spacing w:lineRule="auto" w:line="240" w:before="40" w:after="40"/>
+              <w:ind w:left="0" w:right="0" w:firstLine="0"/>
+              <w:spacing w:before="40" w:lineRule="auto" w:line="240" w:after="40"/>
             </w:pPr>
             <w:r>
               <w:t xml:space="preserve">Pass</w:t>
@@ -10464,12 +10613,12 @@
     </w:p>
     <w:p>
       <w:pPr>
-        <w:spacing w:after="0" w:lineRule="exact" w:before="0" w:line="20"/>
+        <w:spacing w:line="20" w:after="0" w:before="0" w:lineRule="exact"/>
         <w:rPr>
           <w:sz w:val="2"/>
         </w:rPr>
       </w:pPr>
-      <w:bookmarkStart w:name="listing-lst-init" w:id="92378"/>
+      <w:bookmarkStart w:id="92378" w:name="listing-lst-init"/>
       <w:bookmarkEnd w:id="92378"/>
     </w:p>
     <w:p>
@@ -10490,7 +10639,7 @@
         <w:fldChar w:fldCharType="separate"/>
       </w:r>
       <w:r>
-        <w:t>20</w:t>
+        <w:t>21</w:t>
       </w:r>
       <w:r>
         <w:fldChar w:fldCharType="end"/>
@@ -10725,7 +10874,7 @@
       <w:r>
         <w:tab/>
       </w:r>
-      <w:bookmarkStart w:name="math-eq-latency" w:id="22083"/>
+      <w:bookmarkStart w:id="22083" w:name="math-eq-latency"/>
       <w:r>
         <w:t>(</w:t>
       </w:r>
@@ -11436,7 +11585,7 @@
           <w:rPr>
             <w:rStyle w:val="Hyperlink"/>
           </w:rPr>
-          <w:t xml:space="preserve">Listing 20</w:t>
+          <w:t xml:space="preserve">Listing 21</w:t>
         </w:r>
       </w:hyperlink>
       <w:r>
@@ -11545,12 +11694,12 @@
     </w:p>
     <w:p>
       <w:pPr>
-        <w:spacing w:after="0" w:lineRule="exact" w:before="0" w:line="20"/>
+        <w:spacing w:line="20" w:after="0" w:before="0" w:lineRule="exact"/>
         <w:rPr>
           <w:sz w:val="2"/>
         </w:rPr>
       </w:pPr>
-      <w:bookmarkStart w:name="csv-tbl-xref-selectors" w:id="68857"/>
+      <w:bookmarkStart w:id="68857" w:name="csv-tbl-xref-selectors"/>
       <w:bookmarkEnd w:id="68857"/>
     </w:p>
     <w:p>
@@ -11587,18 +11736,18 @@
         <w:tblLook w:firstRow="1" w:lastRow="0" w:firstColumn="0" w:lastColumn="0" w:noHBand="0" w:noVBand="0" w:val="0020"/>
         <w:jc w:val="start"/>
         <w:tblBorders>
-          <w:top w:color="000000" w:val="single" w:sz="6" w:space="0"/>
-          <w:left w:color="000000" w:val="single" w:sz="6" w:space="0"/>
-          <w:bottom w:color="000000" w:val="single" w:sz="6" w:space="0"/>
-          <w:right w:color="000000" w:val="single" w:sz="6" w:space="0"/>
-          <w:insideH w:color="000000" w:val="single" w:sz="6" w:space="0"/>
-          <w:insideV w:color="000000" w:val="single" w:sz="6" w:space="0"/>
+          <w:top w:color="000000" w:sz="6" w:val="single" w:space="0"/>
+          <w:left w:color="000000" w:sz="6" w:val="single" w:space="0"/>
+          <w:bottom w:color="000000" w:sz="6" w:val="single" w:space="0"/>
+          <w:right w:color="000000" w:sz="6" w:val="single" w:space="0"/>
+          <w:insideH w:color="000000" w:sz="6" w:val="single" w:space="0"/>
+          <w:insideV w:color="000000" w:sz="6" w:val="single" w:space="0"/>
         </w:tblBorders>
         <w:tblCellMar>
-          <w:top w:type="dxa" w:w="57"/>
-          <w:left w:type="dxa" w:w="108"/>
-          <w:bottom w:type="dxa" w:w="57"/>
-          <w:right w:type="dxa" w:w="108"/>
+          <w:top w:w="57" w:type="dxa"/>
+          <w:left w:w="108" w:type="dxa"/>
+          <w:bottom w:w="57" w:type="dxa"/>
+          <w:right w:w="108" w:type="dxa"/>
         </w:tblCellMar>
       </w:tblPr>
       <w:tblGrid>
@@ -11612,14 +11761,14 @@
         </w:trPr>
         <w:tc>
           <w:tcPr>
-            <w:shd w:val="clear" w:color="auto" w:fill="E8E8E8"/>
+            <w:shd w:fill="E8E8E8" w:val="clear" w:color="auto"/>
           </w:tcPr>
           <w:p>
             <w:pPr>
               <w:pStyle w:val="Compact"/>
               <w:jc w:val="left"/>
-              <w:ind w:firstLine="0" w:right="0" w:left="0"/>
-              <w:spacing w:lineRule="auto" w:line="240" w:before="40" w:after="40"/>
+              <w:ind w:left="0" w:right="0" w:firstLine="0"/>
+              <w:spacing w:before="40" w:lineRule="auto" w:line="240" w:after="40"/>
             </w:pPr>
             <w:r>
               <w:rPr>
@@ -11631,14 +11780,14 @@
         </w:tc>
         <w:tc>
           <w:tcPr>
-            <w:shd w:val="clear" w:color="auto" w:fill="E8E8E8"/>
+            <w:shd w:fill="E8E8E8" w:val="clear" w:color="auto"/>
           </w:tcPr>
           <w:p>
             <w:pPr>
               <w:pStyle w:val="Compact"/>
               <w:jc w:val="left"/>
-              <w:ind w:firstLine="0" w:right="0" w:left="0"/>
-              <w:spacing w:lineRule="auto" w:line="240" w:before="40" w:after="40"/>
+              <w:ind w:left="0" w:right="0" w:firstLine="0"/>
+              <w:spacing w:before="40" w:lineRule="auto" w:line="240" w:after="40"/>
             </w:pPr>
             <w:r>
               <w:rPr>
@@ -11650,14 +11799,14 @@
         </w:tc>
         <w:tc>
           <w:tcPr>
-            <w:shd w:val="clear" w:color="auto" w:fill="E8E8E8"/>
+            <w:shd w:fill="E8E8E8" w:val="clear" w:color="auto"/>
           </w:tcPr>
           <w:p>
             <w:pPr>
               <w:pStyle w:val="Compact"/>
               <w:jc w:val="left"/>
-              <w:ind w:firstLine="0" w:right="0" w:left="0"/>
-              <w:spacing w:lineRule="auto" w:line="240" w:before="40" w:after="40"/>
+              <w:ind w:left="0" w:right="0" w:firstLine="0"/>
+              <w:spacing w:before="40" w:lineRule="auto" w:line="240" w:after="40"/>
             </w:pPr>
             <w:r>
               <w:rPr>
@@ -11675,8 +11824,8 @@
             <w:pPr>
               <w:pStyle w:val="Compact"/>
               <w:jc w:val="left"/>
-              <w:ind w:firstLine="0" w:right="0" w:left="0"/>
-              <w:spacing w:lineRule="auto" w:line="240" w:before="40" w:after="40"/>
+              <w:ind w:left="0" w:right="0" w:firstLine="0"/>
+              <w:spacing w:before="40" w:lineRule="auto" w:line="240" w:after="40"/>
             </w:pPr>
             <w:r>
               <w:rPr>
@@ -11698,8 +11847,8 @@
             <w:pPr>
               <w:pStyle w:val="Compact"/>
               <w:jc w:val="left"/>
-              <w:ind w:firstLine="0" w:right="0" w:left="0"/>
-              <w:spacing w:lineRule="auto" w:line="240" w:before="40" w:after="40"/>
+              <w:ind w:left="0" w:right="0" w:firstLine="0"/>
+              <w:spacing w:before="40" w:lineRule="auto" w:line="240" w:after="40"/>
             </w:pPr>
             <w:r>
               <w:rPr>
@@ -11715,8 +11864,8 @@
             <w:pPr>
               <w:pStyle w:val="Compact"/>
               <w:jc w:val="left"/>
-              <w:ind w:firstLine="0" w:right="0" w:left="0"/>
-              <w:spacing w:lineRule="auto" w:line="240" w:before="40" w:after="40"/>
+              <w:ind w:left="0" w:right="0" w:firstLine="0"/>
+              <w:spacing w:before="40" w:lineRule="auto" w:line="240" w:after="40"/>
             </w:pPr>
             <w:r>
               <w:t xml:space="preserve">Exact PID lookup. Same-spec first, then cross-document fallback. Never ambiguous.</w:t>
@@ -11731,8 +11880,8 @@
             <w:pPr>
               <w:pStyle w:val="Compact"/>
               <w:jc w:val="left"/>
-              <w:ind w:firstLine="0" w:right="0" w:left="0"/>
-              <w:spacing w:lineRule="auto" w:line="240" w:before="40" w:after="40"/>
+              <w:ind w:left="0" w:right="0" w:firstLine="0"/>
+              <w:spacing w:before="40" w:lineRule="auto" w:line="240" w:after="40"/>
             </w:pPr>
             <w:r>
               <w:rPr>
@@ -11754,8 +11903,8 @@
             <w:pPr>
               <w:pStyle w:val="Compact"/>
               <w:jc w:val="left"/>
-              <w:ind w:firstLine="0" w:right="0" w:left="0"/>
-              <w:spacing w:lineRule="auto" w:line="240" w:before="40" w:after="40"/>
+              <w:ind w:left="0" w:right="0" w:firstLine="0"/>
+              <w:spacing w:before="40" w:lineRule="auto" w:line="240" w:after="40"/>
             </w:pPr>
             <w:r>
               <w:rPr>
@@ -11771,8 +11920,8 @@
             <w:pPr>
               <w:pStyle w:val="Compact"/>
               <w:jc w:val="left"/>
-              <w:ind w:firstLine="0" w:right="0" w:left="0"/>
-              <w:spacing w:lineRule="auto" w:line="240" w:before="40" w:after="40"/>
+              <w:ind w:left="0" w:right="0" w:firstLine="0"/>
+              <w:spacing w:before="40" w:lineRule="auto" w:line="240" w:after="40"/>
             </w:pPr>
             <w:r>
               <w:t xml:space="preserve">Scoped resolution: local scope, then same specification, then global. May be ambiguous if multiple matches at the same scope level.</w:t>
@@ -12352,12 +12501,12 @@
     </w:p>
     <w:p>
       <w:pPr>
-        <w:spacing w:after="0" w:lineRule="exact" w:before="0" w:line="20"/>
+        <w:spacing w:line="20" w:after="0" w:before="0" w:lineRule="exact"/>
         <w:rPr>
           <w:sz w:val="2"/>
         </w:rPr>
       </w:pPr>
-      <w:bookmarkStart w:name="listing-src-bib-config" w:id="9127"/>
+      <w:bookmarkStart w:id="9127" w:name="listing-src-bib-config"/>
       <w:bookmarkEnd w:id="9127"/>
     </w:p>
     <w:p>
@@ -12378,7 +12527,7 @@
         <w:fldChar w:fldCharType="separate"/>
       </w:r>
       <w:r>
-        <w:t>21</w:t>
+        <w:t>22</w:t>
       </w:r>
       <w:r>
         <w:fldChar w:fldCharType="end"/>
@@ -12460,12 +12609,12 @@
     </w:p>
     <w:p>
       <w:pPr>
-        <w:spacing w:after="0" w:lineRule="exact" w:before="0" w:line="20"/>
+        <w:spacing w:line="20" w:after="0" w:before="0" w:lineRule="exact"/>
         <w:rPr>
           <w:sz w:val="2"/>
         </w:rPr>
       </w:pPr>
-      <w:bookmarkStart w:name="listing-src-bib-file" w:id="72833"/>
+      <w:bookmarkStart w:id="72833" w:name="listing-src-bib-file"/>
       <w:bookmarkEnd w:id="72833"/>
     </w:p>
     <w:p>
@@ -12486,7 +12635,7 @@
         <w:fldChar w:fldCharType="separate"/>
       </w:r>
       <w:r>
-        <w:t>22</w:t>
+        <w:t>23</w:t>
       </w:r>
       <w:r>
         <w:fldChar w:fldCharType="end"/>
@@ -12757,12 +12906,12 @@
     </w:p>
     <w:p>
       <w:pPr>
-        <w:spacing w:after="0" w:lineRule="exact" w:before="0" w:line="20"/>
+        <w:spacing w:line="20" w:after="0" w:before="0" w:lineRule="exact"/>
         <w:rPr>
           <w:sz w:val="2"/>
         </w:rPr>
       </w:pPr>
-      <w:bookmarkStart w:name="listing-src-citation-syntax" w:id="25784"/>
+      <w:bookmarkStart w:id="25784" w:name="listing-src-citation-syntax"/>
       <w:bookmarkEnd w:id="25784"/>
     </w:p>
     <w:p>
@@ -12783,7 +12932,7 @@
         <w:fldChar w:fldCharType="separate"/>
       </w:r>
       <w:r>
-        <w:t>23</w:t>
+        <w:t>24</w:t>
       </w:r>
       <w:r>
         <w:fldChar w:fldCharType="end"/>
@@ -13500,12 +13649,12 @@
     </w:p>
     <w:p>
       <w:pPr>
-        <w:spacing w:after="0" w:lineRule="exact" w:before="0" w:line="20"/>
+        <w:spacing w:line="20" w:after="0" w:before="0" w:lineRule="exact"/>
         <w:rPr>
           <w:sz w:val="2"/>
         </w:rPr>
       </w:pPr>
-      <w:bookmarkStart w:name="listing-src-chart-gauss-syntax" w:id="70967"/>
+      <w:bookmarkStart w:id="70967" w:name="listing-src-chart-gauss-syntax"/>
       <w:bookmarkEnd w:id="70967"/>
     </w:p>
     <w:p>
@@ -13526,7 +13675,7 @@
         <w:fldChar w:fldCharType="separate"/>
       </w:r>
       <w:r>
-        <w:t>24</w:t>
+        <w:t>25</w:t>
       </w:r>
       <w:r>
         <w:fldChar w:fldCharType="end"/>
@@ -13849,12 +13998,12 @@
     </w:p>
     <w:p>
       <w:pPr>
-        <w:spacing w:after="0" w:lineRule="exact" w:before="0" w:line="20"/>
+        <w:spacing w:line="20" w:after="0" w:before="0" w:lineRule="exact"/>
         <w:rPr>
           <w:sz w:val="2"/>
         </w:rPr>
       </w:pPr>
-      <w:bookmarkStart w:name="listing-src-basic-usage" w:id="1073"/>
+      <w:bookmarkStart w:id="1073" w:name="listing-src-basic-usage"/>
       <w:bookmarkEnd w:id="1073"/>
     </w:p>
     <w:p>
@@ -13875,7 +14024,7 @@
         <w:fldChar w:fldCharType="separate"/>
       </w:r>
       <w:r>
-        <w:t>25</w:t>
+        <w:t>26</w:t>
       </w:r>
       <w:r>
         <w:fldChar w:fldCharType="end"/>
@@ -13964,12 +14113,12 @@
     </w:p>
     <w:p>
       <w:pPr>
-        <w:spacing w:after="0" w:lineRule="exact" w:before="0" w:line="20"/>
+        <w:spacing w:line="20" w:after="0" w:before="0" w:lineRule="exact"/>
         <w:rPr>
           <w:sz w:val="2"/>
         </w:rPr>
       </w:pPr>
-      <w:bookmarkStart w:name="csv-tbl-env-vars" w:id="23843"/>
+      <w:bookmarkStart w:id="23843" w:name="csv-tbl-env-vars"/>
       <w:bookmarkEnd w:id="23843"/>
     </w:p>
     <w:p>
@@ -14006,18 +14155,18 @@
         <w:tblLook w:firstRow="1" w:lastRow="0" w:firstColumn="0" w:lastColumn="0" w:noHBand="0" w:noVBand="0" w:val="0020"/>
         <w:jc w:val="start"/>
         <w:tblBorders>
-          <w:top w:color="000000" w:val="single" w:sz="6" w:space="0"/>
-          <w:left w:color="000000" w:val="single" w:sz="6" w:space="0"/>
-          <w:bottom w:color="000000" w:val="single" w:sz="6" w:space="0"/>
-          <w:right w:color="000000" w:val="single" w:sz="6" w:space="0"/>
-          <w:insideH w:color="000000" w:val="single" w:sz="6" w:space="0"/>
-          <w:insideV w:color="000000" w:val="single" w:sz="6" w:space="0"/>
+          <w:top w:color="000000" w:sz="6" w:val="single" w:space="0"/>
+          <w:left w:color="000000" w:sz="6" w:val="single" w:space="0"/>
+          <w:bottom w:color="000000" w:sz="6" w:val="single" w:space="0"/>
+          <w:right w:color="000000" w:sz="6" w:val="single" w:space="0"/>
+          <w:insideH w:color="000000" w:sz="6" w:val="single" w:space="0"/>
+          <w:insideV w:color="000000" w:sz="6" w:val="single" w:space="0"/>
         </w:tblBorders>
         <w:tblCellMar>
-          <w:top w:type="dxa" w:w="57"/>
-          <w:left w:type="dxa" w:w="108"/>
-          <w:bottom w:type="dxa" w:w="57"/>
-          <w:right w:type="dxa" w:w="108"/>
+          <w:top w:w="57" w:type="dxa"/>
+          <w:left w:w="108" w:type="dxa"/>
+          <w:bottom w:w="57" w:type="dxa"/>
+          <w:right w:w="108" w:type="dxa"/>
         </w:tblCellMar>
       </w:tblPr>
       <w:tblGrid>
@@ -14031,14 +14180,14 @@
         </w:trPr>
         <w:tc>
           <w:tcPr>
-            <w:shd w:val="clear" w:color="auto" w:fill="E8E8E8"/>
+            <w:shd w:fill="E8E8E8" w:val="clear" w:color="auto"/>
           </w:tcPr>
           <w:p>
             <w:pPr>
               <w:pStyle w:val="Compact"/>
               <w:jc w:val="left"/>
-              <w:ind w:firstLine="0" w:right="0" w:left="0"/>
-              <w:spacing w:lineRule="auto" w:line="240" w:before="40" w:after="40"/>
+              <w:ind w:left="0" w:right="0" w:firstLine="0"/>
+              <w:spacing w:before="40" w:lineRule="auto" w:line="240" w:after="40"/>
             </w:pPr>
             <w:r>
               <w:rPr>
@@ -14050,14 +14199,14 @@
         </w:tc>
         <w:tc>
           <w:tcPr>
-            <w:shd w:val="clear" w:color="auto" w:fill="E8E8E8"/>
+            <w:shd w:fill="E8E8E8" w:val="clear" w:color="auto"/>
           </w:tcPr>
           <w:p>
             <w:pPr>
               <w:pStyle w:val="Compact"/>
               <w:jc w:val="left"/>
-              <w:ind w:firstLine="0" w:right="0" w:left="0"/>
-              <w:spacing w:lineRule="auto" w:line="240" w:before="40" w:after="40"/>
+              <w:ind w:left="0" w:right="0" w:firstLine="0"/>
+              <w:spacing w:before="40" w:lineRule="auto" w:line="240" w:after="40"/>
             </w:pPr>
             <w:r>
               <w:rPr>
@@ -14069,14 +14218,14 @@
         </w:tc>
         <w:tc>
           <w:tcPr>
-            <w:shd w:val="clear" w:color="auto" w:fill="E8E8E8"/>
+            <w:shd w:fill="E8E8E8" w:val="clear" w:color="auto"/>
           </w:tcPr>
           <w:p>
             <w:pPr>
               <w:pStyle w:val="Compact"/>
               <w:jc w:val="left"/>
-              <w:ind w:firstLine="0" w:right="0" w:left="0"/>
-              <w:spacing w:lineRule="auto" w:line="240" w:before="40" w:after="40"/>
+              <w:ind w:left="0" w:right="0" w:firstLine="0"/>
+              <w:spacing w:before="40" w:lineRule="auto" w:line="240" w:after="40"/>
             </w:pPr>
             <w:r>
               <w:rPr>
@@ -14094,8 +14243,8 @@
             <w:pPr>
               <w:pStyle w:val="Compact"/>
               <w:jc w:val="left"/>
-              <w:ind w:firstLine="0" w:right="0" w:left="0"/>
-              <w:spacing w:lineRule="auto" w:line="240" w:before="40" w:after="40"/>
+              <w:ind w:left="0" w:right="0" w:firstLine="0"/>
+              <w:spacing w:before="40" w:lineRule="auto" w:line="240" w:after="40"/>
             </w:pPr>
             <w:r>
               <w:rPr>
@@ -14111,8 +14260,8 @@
             <w:pPr>
               <w:pStyle w:val="Compact"/>
               <w:jc w:val="left"/>
-              <w:ind w:firstLine="0" w:right="0" w:left="0"/>
-              <w:spacing w:lineRule="auto" w:line="240" w:before="40" w:after="40"/>
+              <w:ind w:left="0" w:right="0" w:firstLine="0"/>
+              <w:spacing w:before="40" w:lineRule="auto" w:line="240" w:after="40"/>
             </w:pPr>
             <w:r>
               <w:rPr>
@@ -14128,8 +14277,8 @@
             <w:pPr>
               <w:pStyle w:val="Compact"/>
               <w:jc w:val="left"/>
-              <w:ind w:firstLine="0" w:right="0" w:left="0"/>
-              <w:spacing w:lineRule="auto" w:line="240" w:before="40" w:after="40"/>
+              <w:ind w:left="0" w:right="0" w:firstLine="0"/>
+              <w:spacing w:before="40" w:lineRule="auto" w:line="240" w:after="40"/>
             </w:pPr>
             <w:r>
               <w:t xml:space="preserve">Override log level:</w:t>
@@ -14189,8 +14338,8 @@
             <w:pPr>
               <w:pStyle w:val="Compact"/>
               <w:jc w:val="left"/>
-              <w:ind w:firstLine="0" w:right="0" w:left="0"/>
-              <w:spacing w:lineRule="auto" w:line="240" w:before="40" w:after="40"/>
+              <w:ind w:left="0" w:right="0" w:firstLine="0"/>
+              <w:spacing w:before="40" w:lineRule="auto" w:line="240" w:after="40"/>
             </w:pPr>
             <w:r>
               <w:rPr>
@@ -14206,8 +14355,8 @@
             <w:pPr>
               <w:pStyle w:val="Compact"/>
               <w:jc w:val="left"/>
-              <w:ind w:firstLine="0" w:right="0" w:left="0"/>
-              <w:spacing w:lineRule="auto" w:line="240" w:before="40" w:after="40"/>
+              <w:ind w:left="0" w:right="0" w:firstLine="0"/>
+              <w:spacing w:before="40" w:lineRule="auto" w:line="240" w:after="40"/>
             </w:pPr>
             <w:r>
               <w:rPr>
@@ -14223,8 +14372,8 @@
             <w:pPr>
               <w:pStyle w:val="Compact"/>
               <w:jc w:val="left"/>
-              <w:ind w:firstLine="0" w:right="0" w:left="0"/>
-              <w:spacing w:lineRule="auto" w:line="240" w:before="40" w:after="40"/>
+              <w:ind w:left="0" w:right="0" w:firstLine="0"/>
+              <w:spacing w:before="40" w:lineRule="auto" w:line="240" w:after="40"/>
             </w:pPr>
             <w:r>
               <w:t xml:space="preserve">SpecCompiler installation root (model and binary lookup)</w:t>
@@ -14239,8 +14388,8 @@
             <w:pPr>
               <w:pStyle w:val="Compact"/>
               <w:jc w:val="left"/>
-              <w:ind w:firstLine="0" w:right="0" w:left="0"/>
-              <w:spacing w:lineRule="auto" w:line="240" w:before="40" w:after="40"/>
+              <w:ind w:left="0" w:right="0" w:firstLine="0"/>
+              <w:spacing w:before="40" w:lineRule="auto" w:line="240" w:after="40"/>
             </w:pPr>
             <w:r>
               <w:rPr>
@@ -14256,8 +14405,8 @@
             <w:pPr>
               <w:pStyle w:val="Compact"/>
               <w:jc w:val="left"/>
-              <w:ind w:firstLine="0" w:right="0" w:left="0"/>
-              <w:spacing w:lineRule="auto" w:line="240" w:before="40" w:after="40"/>
+              <w:ind w:left="0" w:right="0" w:firstLine="0"/>
+              <w:spacing w:before="40" w:lineRule="auto" w:line="240" w:after="40"/>
             </w:pPr>
             <w:r>
               <w:rPr>
@@ -14273,8 +14422,8 @@
             <w:pPr>
               <w:pStyle w:val="Compact"/>
               <w:jc w:val="left"/>
-              <w:ind w:firstLine="0" w:right="0" w:left="0"/>
-              <w:spacing w:lineRule="auto" w:line="240" w:before="40" w:after="40"/>
+              <w:ind w:left="0" w:right="0" w:firstLine="0"/>
+              <w:spacing w:before="40" w:lineRule="auto" w:line="240" w:after="40"/>
             </w:pPr>
             <w:r>
               <w:t xml:space="preserve">Distribution root (used internally for external renderers)</w:t>
@@ -14289,8 +14438,8 @@
             <w:pPr>
               <w:pStyle w:val="Compact"/>
               <w:jc w:val="left"/>
-              <w:ind w:firstLine="0" w:right="0" w:left="0"/>
-              <w:spacing w:lineRule="auto" w:line="240" w:before="40" w:after="40"/>
+              <w:ind w:left="0" w:right="0" w:firstLine="0"/>
+              <w:spacing w:before="40" w:lineRule="auto" w:line="240" w:after="40"/>
             </w:pPr>
             <w:r>
               <w:rPr>
@@ -14306,8 +14455,8 @@
             <w:pPr>
               <w:pStyle w:val="Compact"/>
               <w:jc w:val="left"/>
-              <w:ind w:firstLine="0" w:right="0" w:left="0"/>
-              <w:spacing w:lineRule="auto" w:line="240" w:before="40" w:after="40"/>
+              <w:ind w:left="0" w:right="0" w:firstLine="0"/>
+              <w:spacing w:before="40" w:lineRule="auto" w:line="240" w:after="40"/>
             </w:pPr>
             <w:r>
               <w:rPr>
@@ -14323,8 +14472,8 @@
             <w:pPr>
               <w:pStyle w:val="Compact"/>
               <w:jc w:val="left"/>
-              <w:ind w:firstLine="0" w:right="0" w:left="0"/>
-              <w:spacing w:lineRule="auto" w:line="240" w:before="40" w:after="40"/>
+              <w:ind w:left="0" w:right="0" w:firstLine="0"/>
+              <w:spacing w:before="40" w:lineRule="auto" w:line="240" w:after="40"/>
             </w:pPr>
             <w:r>
               <w:t xml:space="preserve">Docker image reference (overrides default in wrapper)</w:t>
@@ -14339,8 +14488,8 @@
             <w:pPr>
               <w:pStyle w:val="Compact"/>
               <w:jc w:val="left"/>
-              <w:ind w:firstLine="0" w:right="0" w:left="0"/>
-              <w:spacing w:lineRule="auto" w:line="240" w:before="40" w:after="40"/>
+              <w:ind w:left="0" w:right="0" w:firstLine="0"/>
+              <w:spacing w:before="40" w:lineRule="auto" w:line="240" w:after="40"/>
             </w:pPr>
             <w:r>
               <w:rPr>
@@ -14356,8 +14505,8 @@
             <w:pPr>
               <w:pStyle w:val="Compact"/>
               <w:jc w:val="left"/>
-              <w:ind w:firstLine="0" w:right="0" w:left="0"/>
-              <w:spacing w:lineRule="auto" w:line="240" w:before="40" w:after="40"/>
+              <w:ind w:left="0" w:right="0" w:firstLine="0"/>
+              <w:spacing w:before="40" w:lineRule="auto" w:line="240" w:after="40"/>
             </w:pPr>
             <w:r>
               <w:t xml:space="preserve">(unset)</w:t>
@@ -14370,8 +14519,8 @@
             <w:pPr>
               <w:pStyle w:val="Compact"/>
               <w:jc w:val="left"/>
-              <w:ind w:firstLine="0" w:right="0" w:left="0"/>
-              <w:spacing w:lineRule="auto" w:line="240" w:before="40" w:after="40"/>
+              <w:ind w:left="0" w:right="0" w:firstLine="0"/>
+              <w:spacing w:before="40" w:lineRule="auto" w:line="240" w:after="40"/>
             </w:pPr>
             <w:r>
               <w:t xml:space="preserve">Disable ANSI color codes in output</w:t>
@@ -14396,12 +14545,12 @@
     </w:p>
     <w:p>
       <w:pPr>
-        <w:spacing w:after="0" w:lineRule="exact" w:before="0" w:line="20"/>
+        <w:spacing w:line="20" w:after="0" w:before="0" w:lineRule="exact"/>
         <w:rPr>
           <w:sz w:val="2"/>
         </w:rPr>
       </w:pPr>
-      <w:bookmarkStart w:name="csv-tbl-exit-codes" w:id="82958"/>
+      <w:bookmarkStart w:id="82958" w:name="csv-tbl-exit-codes"/>
       <w:bookmarkEnd w:id="82958"/>
     </w:p>
     <w:p>
@@ -14438,18 +14587,18 @@
         <w:tblLook w:firstRow="1" w:lastRow="0" w:firstColumn="0" w:lastColumn="0" w:noHBand="0" w:noVBand="0" w:val="0020"/>
         <w:jc w:val="start"/>
         <w:tblBorders>
-          <w:top w:color="000000" w:val="single" w:sz="6" w:space="0"/>
-          <w:left w:color="000000" w:val="single" w:sz="6" w:space="0"/>
-          <w:bottom w:color="000000" w:val="single" w:sz="6" w:space="0"/>
-          <w:right w:color="000000" w:val="single" w:sz="6" w:space="0"/>
-          <w:insideH w:color="000000" w:val="single" w:sz="6" w:space="0"/>
-          <w:insideV w:color="000000" w:val="single" w:sz="6" w:space="0"/>
+          <w:top w:color="000000" w:sz="6" w:val="single" w:space="0"/>
+          <w:left w:color="000000" w:sz="6" w:val="single" w:space="0"/>
+          <w:bottom w:color="000000" w:sz="6" w:val="single" w:space="0"/>
+          <w:right w:color="000000" w:sz="6" w:val="single" w:space="0"/>
+          <w:insideH w:color="000000" w:sz="6" w:val="single" w:space="0"/>
+          <w:insideV w:color="000000" w:sz="6" w:val="single" w:space="0"/>
         </w:tblBorders>
         <w:tblCellMar>
-          <w:top w:type="dxa" w:w="57"/>
-          <w:left w:type="dxa" w:w="108"/>
-          <w:bottom w:type="dxa" w:w="57"/>
-          <w:right w:type="dxa" w:w="108"/>
+          <w:top w:w="57" w:type="dxa"/>
+          <w:left w:w="108" w:type="dxa"/>
+          <w:bottom w:w="57" w:type="dxa"/>
+          <w:right w:w="108" w:type="dxa"/>
         </w:tblCellMar>
       </w:tblPr>
       <w:tblGrid>
@@ -14462,14 +14611,14 @@
         </w:trPr>
         <w:tc>
           <w:tcPr>
-            <w:shd w:val="clear" w:color="auto" w:fill="E8E8E8"/>
+            <w:shd w:fill="E8E8E8" w:val="clear" w:color="auto"/>
           </w:tcPr>
           <w:p>
             <w:pPr>
               <w:pStyle w:val="Compact"/>
               <w:jc w:val="left"/>
-              <w:ind w:firstLine="0" w:right="0" w:left="0"/>
-              <w:spacing w:lineRule="auto" w:line="240" w:before="40" w:after="40"/>
+              <w:ind w:left="0" w:right="0" w:firstLine="0"/>
+              <w:spacing w:before="40" w:lineRule="auto" w:line="240" w:after="40"/>
             </w:pPr>
             <w:r>
               <w:rPr>
@@ -14481,14 +14630,14 @@
         </w:tc>
         <w:tc>
           <w:tcPr>
-            <w:shd w:val="clear" w:color="auto" w:fill="E8E8E8"/>
+            <w:shd w:fill="E8E8E8" w:val="clear" w:color="auto"/>
           </w:tcPr>
           <w:p>
             <w:pPr>
               <w:pStyle w:val="Compact"/>
               <w:jc w:val="left"/>
-              <w:ind w:firstLine="0" w:right="0" w:left="0"/>
-              <w:spacing w:lineRule="auto" w:line="240" w:before="40" w:after="40"/>
+              <w:ind w:left="0" w:right="0" w:firstLine="0"/>
+              <w:spacing w:before="40" w:lineRule="auto" w:line="240" w:after="40"/>
             </w:pPr>
             <w:r>
               <w:rPr>
@@ -14506,8 +14655,8 @@
             <w:pPr>
               <w:pStyle w:val="Compact"/>
               <w:jc w:val="left"/>
-              <w:ind w:firstLine="0" w:right="0" w:left="0"/>
-              <w:spacing w:lineRule="auto" w:line="240" w:before="40" w:after="40"/>
+              <w:ind w:left="0" w:right="0" w:firstLine="0"/>
+              <w:spacing w:before="40" w:lineRule="auto" w:line="240" w:after="40"/>
             </w:pPr>
             <w:r>
               <w:t xml:space="preserve">0</w:t>
@@ -14520,8 +14669,8 @@
             <w:pPr>
               <w:pStyle w:val="Compact"/>
               <w:jc w:val="left"/>
-              <w:ind w:firstLine="0" w:right="0" w:left="0"/>
-              <w:spacing w:lineRule="auto" w:line="240" w:before="40" w:after="40"/>
+              <w:ind w:left="0" w:right="0" w:firstLine="0"/>
+              <w:spacing w:before="40" w:lineRule="auto" w:line="240" w:after="40"/>
             </w:pPr>
             <w:r>
               <w:t xml:space="preserve">Success: all documents processed and outputs generated</w:t>
@@ -14536,8 +14685,8 @@
             <w:pPr>
               <w:pStyle w:val="Compact"/>
               <w:jc w:val="left"/>
-              <w:ind w:firstLine="0" w:right="0" w:left="0"/>
-              <w:spacing w:lineRule="auto" w:line="240" w:before="40" w:after="40"/>
+              <w:ind w:left="0" w:right="0" w:firstLine="0"/>
+              <w:spacing w:before="40" w:lineRule="auto" w:line="240" w:after="40"/>
             </w:pPr>
             <w:r>
               <w:t xml:space="preserve">1</w:t>
@@ -14550,8 +14699,8 @@
             <w:pPr>
               <w:pStyle w:val="Compact"/>
               <w:jc w:val="left"/>
-              <w:ind w:firstLine="0" w:right="0" w:left="0"/>
-              <w:spacing w:lineRule="auto" w:line="240" w:before="40" w:after="40"/>
+              <w:ind w:left="0" w:right="0" w:firstLine="0"/>
+              <w:spacing w:before="40" w:lineRule="auto" w:line="240" w:after="40"/>
             </w:pPr>
             <w:r>
               <w:t xml:space="preserve">Failure: Docker unavailable or configuration or pipeline error</w:t>
@@ -14566,8 +14715,8 @@
             <w:pPr>
               <w:pStyle w:val="Compact"/>
               <w:jc w:val="left"/>
-              <w:ind w:firstLine="0" w:right="0" w:left="0"/>
-              <w:spacing w:lineRule="auto" w:line="240" w:before="40" w:after="40"/>
+              <w:ind w:left="0" w:right="0" w:firstLine="0"/>
+              <w:spacing w:before="40" w:lineRule="auto" w:line="240" w:after="40"/>
             </w:pPr>
             <w:r>
               <w:t xml:space="preserve">2</w:t>
@@ -14580,8 +14729,8 @@
             <w:pPr>
               <w:pStyle w:val="Compact"/>
               <w:jc w:val="left"/>
-              <w:ind w:firstLine="0" w:right="0" w:left="0"/>
-              <w:spacing w:lineRule="auto" w:line="240" w:before="40" w:after="40"/>
+              <w:ind w:left="0" w:right="0" w:firstLine="0"/>
+              <w:spacing w:before="40" w:lineRule="auto" w:line="240" w:after="40"/>
             </w:pPr>
             <w:r>
               <w:t xml:space="preserve">Blocking diagnostics: analysis reported one or more errors</w:t>
@@ -14751,12 +14900,12 @@
     </w:p>
     <w:p>
       <w:pPr>
-        <w:spacing w:after="0" w:lineRule="exact" w:before="0" w:line="20"/>
+        <w:spacing w:line="20" w:after="0" w:before="0" w:lineRule="exact"/>
         <w:rPr>
           <w:sz w:val="2"/>
         </w:rPr>
       </w:pPr>
-      <w:bookmarkStart w:name="csv-tbl-html5-options" w:id="92230"/>
+      <w:bookmarkStart w:id="92230" w:name="csv-tbl-html5-options"/>
       <w:bookmarkEnd w:id="92230"/>
     </w:p>
     <w:p>
@@ -14793,18 +14942,18 @@
         <w:tblLook w:firstRow="1" w:lastRow="0" w:firstColumn="0" w:lastColumn="0" w:noHBand="0" w:noVBand="0" w:val="0020"/>
         <w:jc w:val="start"/>
         <w:tblBorders>
-          <w:top w:color="000000" w:val="single" w:sz="6" w:space="0"/>
-          <w:left w:color="000000" w:val="single" w:sz="6" w:space="0"/>
-          <w:bottom w:color="000000" w:val="single" w:sz="6" w:space="0"/>
-          <w:right w:color="000000" w:val="single" w:sz="6" w:space="0"/>
-          <w:insideH w:color="000000" w:val="single" w:sz="6" w:space="0"/>
-          <w:insideV w:color="000000" w:val="single" w:sz="6" w:space="0"/>
+          <w:top w:color="000000" w:sz="6" w:val="single" w:space="0"/>
+          <w:left w:color="000000" w:sz="6" w:val="single" w:space="0"/>
+          <w:bottom w:color="000000" w:sz="6" w:val="single" w:space="0"/>
+          <w:right w:color="000000" w:sz="6" w:val="single" w:space="0"/>
+          <w:insideH w:color="000000" w:sz="6" w:val="single" w:space="0"/>
+          <w:insideV w:color="000000" w:sz="6" w:val="single" w:space="0"/>
         </w:tblBorders>
         <w:tblCellMar>
-          <w:top w:type="dxa" w:w="57"/>
-          <w:left w:type="dxa" w:w="108"/>
-          <w:bottom w:type="dxa" w:w="57"/>
-          <w:right w:type="dxa" w:w="108"/>
+          <w:top w:w="57" w:type="dxa"/>
+          <w:left w:w="108" w:type="dxa"/>
+          <w:bottom w:w="57" w:type="dxa"/>
+          <w:right w:w="108" w:type="dxa"/>
         </w:tblCellMar>
       </w:tblPr>
       <w:tblGrid>
@@ -14819,14 +14968,14 @@
         </w:trPr>
         <w:tc>
           <w:tcPr>
-            <w:shd w:val="clear" w:color="auto" w:fill="E8E8E8"/>
+            <w:shd w:fill="E8E8E8" w:val="clear" w:color="auto"/>
           </w:tcPr>
           <w:p>
             <w:pPr>
               <w:pStyle w:val="Compact"/>
               <w:jc w:val="left"/>
-              <w:ind w:firstLine="0" w:right="0" w:left="0"/>
-              <w:spacing w:lineRule="auto" w:line="240" w:before="40" w:after="40"/>
+              <w:ind w:left="0" w:right="0" w:firstLine="0"/>
+              <w:spacing w:before="40" w:lineRule="auto" w:line="240" w:after="40"/>
             </w:pPr>
             <w:r>
               <w:rPr>
@@ -14838,14 +14987,14 @@
         </w:tc>
         <w:tc>
           <w:tcPr>
-            <w:shd w:val="clear" w:color="auto" w:fill="E8E8E8"/>
+            <w:shd w:fill="E8E8E8" w:val="clear" w:color="auto"/>
           </w:tcPr>
           <w:p>
             <w:pPr>
               <w:pStyle w:val="Compact"/>
               <w:jc w:val="left"/>
-              <w:ind w:firstLine="0" w:right="0" w:left="0"/>
-              <w:spacing w:lineRule="auto" w:line="240" w:before="40" w:after="40"/>
+              <w:ind w:left="0" w:right="0" w:firstLine="0"/>
+              <w:spacing w:before="40" w:lineRule="auto" w:line="240" w:after="40"/>
             </w:pPr>
             <w:r>
               <w:rPr>
@@ -14857,14 +15006,14 @@
         </w:tc>
         <w:tc>
           <w:tcPr>
-            <w:shd w:val="clear" w:color="auto" w:fill="E8E8E8"/>
+            <w:shd w:fill="E8E8E8" w:val="clear" w:color="auto"/>
           </w:tcPr>
           <w:p>
             <w:pPr>
               <w:pStyle w:val="Compact"/>
               <w:jc w:val="left"/>
-              <w:ind w:firstLine="0" w:right="0" w:left="0"/>
-              <w:spacing w:lineRule="auto" w:line="240" w:before="40" w:after="40"/>
+              <w:ind w:left="0" w:right="0" w:firstLine="0"/>
+              <w:spacing w:before="40" w:lineRule="auto" w:line="240" w:after="40"/>
             </w:pPr>
             <w:r>
               <w:rPr>
@@ -14876,14 +15025,14 @@
         </w:tc>
         <w:tc>
           <w:tcPr>
-            <w:shd w:val="clear" w:color="auto" w:fill="E8E8E8"/>
+            <w:shd w:fill="E8E8E8" w:val="clear" w:color="auto"/>
           </w:tcPr>
           <w:p>
             <w:pPr>
               <w:pStyle w:val="Compact"/>
               <w:jc w:val="left"/>
-              <w:ind w:firstLine="0" w:right="0" w:left="0"/>
-              <w:spacing w:lineRule="auto" w:line="240" w:before="40" w:after="40"/>
+              <w:ind w:left="0" w:right="0" w:firstLine="0"/>
+              <w:spacing w:before="40" w:lineRule="auto" w:line="240" w:after="40"/>
             </w:pPr>
             <w:r>
               <w:rPr>
@@ -14901,8 +15050,8 @@
             <w:pPr>
               <w:pStyle w:val="Compact"/>
               <w:jc w:val="left"/>
-              <w:ind w:firstLine="0" w:right="0" w:left="0"/>
-              <w:spacing w:lineRule="auto" w:line="240" w:before="40" w:after="40"/>
+              <w:ind w:left="0" w:right="0" w:firstLine="0"/>
+              <w:spacing w:before="40" w:lineRule="auto" w:line="240" w:after="40"/>
             </w:pPr>
             <w:r>
               <w:rPr>
@@ -14918,8 +15067,8 @@
             <w:pPr>
               <w:pStyle w:val="Compact"/>
               <w:jc w:val="left"/>
-              <w:ind w:firstLine="0" w:right="0" w:left="0"/>
-              <w:spacing w:lineRule="auto" w:line="240" w:before="40" w:after="40"/>
+              <w:ind w:left="0" w:right="0" w:firstLine="0"/>
+              <w:spacing w:before="40" w:lineRule="auto" w:line="240" w:after="40"/>
             </w:pPr>
             <w:r>
               <w:t xml:space="preserve">boolean</w:t>
@@ -14932,8 +15081,8 @@
             <w:pPr>
               <w:pStyle w:val="Compact"/>
               <w:jc w:val="left"/>
-              <w:ind w:firstLine="0" w:right="0" w:left="0"/>
-              <w:spacing w:lineRule="auto" w:line="240" w:before="40" w:after="40"/>
+              <w:ind w:left="0" w:right="0" w:firstLine="0"/>
+              <w:spacing w:before="40" w:lineRule="auto" w:line="240" w:after="40"/>
             </w:pPr>
             <w:r>
               <w:t xml:space="preserve">false</w:t>
@@ -14946,8 +15095,8 @@
             <w:pPr>
               <w:pStyle w:val="Compact"/>
               <w:jc w:val="left"/>
-              <w:ind w:firstLine="0" w:right="0" w:left="0"/>
-              <w:spacing w:lineRule="auto" w:line="240" w:before="40" w:after="40"/>
+              <w:ind w:left="0" w:right="0" w:firstLine="0"/>
+              <w:spacing w:before="40" w:lineRule="auto" w:line="240" w:after="40"/>
             </w:pPr>
             <w:r>
               <w:t xml:space="preserve">Add section numbering</w:t>
@@ -14962,8 +15111,8 @@
             <w:pPr>
               <w:pStyle w:val="Compact"/>
               <w:jc w:val="left"/>
-              <w:ind w:firstLine="0" w:right="0" w:left="0"/>
-              <w:spacing w:lineRule="auto" w:line="240" w:before="40" w:after="40"/>
+              <w:ind w:left="0" w:right="0" w:firstLine="0"/>
+              <w:spacing w:before="40" w:lineRule="auto" w:line="240" w:after="40"/>
             </w:pPr>
             <w:r>
               <w:rPr>
@@ -14979,8 +15128,8 @@
             <w:pPr>
               <w:pStyle w:val="Compact"/>
               <w:jc w:val="left"/>
-              <w:ind w:firstLine="0" w:right="0" w:left="0"/>
-              <w:spacing w:lineRule="auto" w:line="240" w:before="40" w:after="40"/>
+              <w:ind w:left="0" w:right="0" w:firstLine="0"/>
+              <w:spacing w:before="40" w:lineRule="auto" w:line="240" w:after="40"/>
             </w:pPr>
             <w:r>
               <w:t xml:space="preserve">boolean</w:t>
@@ -14993,8 +15142,8 @@
             <w:pPr>
               <w:pStyle w:val="Compact"/>
               <w:jc w:val="left"/>
-              <w:ind w:firstLine="0" w:right="0" w:left="0"/>
-              <w:spacing w:lineRule="auto" w:line="240" w:before="40" w:after="40"/>
+              <w:ind w:left="0" w:right="0" w:firstLine="0"/>
+              <w:spacing w:before="40" w:lineRule="auto" w:line="240" w:after="40"/>
             </w:pPr>
             <w:r>
               <w:t xml:space="preserve">false</w:t>
@@ -15007,8 +15156,8 @@
             <w:pPr>
               <w:pStyle w:val="Compact"/>
               <w:jc w:val="left"/>
-              <w:ind w:firstLine="0" w:right="0" w:left="0"/>
-              <w:spacing w:lineRule="auto" w:line="240" w:before="40" w:after="40"/>
+              <w:ind w:left="0" w:right="0" w:firstLine="0"/>
+              <w:spacing w:before="40" w:lineRule="auto" w:line="240" w:after="40"/>
             </w:pPr>
             <w:r>
               <w:t xml:space="preserve">Generate table of contents</w:t>
@@ -15023,8 +15172,8 @@
             <w:pPr>
               <w:pStyle w:val="Compact"/>
               <w:jc w:val="left"/>
-              <w:ind w:firstLine="0" w:right="0" w:left="0"/>
-              <w:spacing w:lineRule="auto" w:line="240" w:before="40" w:after="40"/>
+              <w:ind w:left="0" w:right="0" w:firstLine="0"/>
+              <w:spacing w:before="40" w:lineRule="auto" w:line="240" w:after="40"/>
             </w:pPr>
             <w:r>
               <w:rPr>
@@ -15040,8 +15189,8 @@
             <w:pPr>
               <w:pStyle w:val="Compact"/>
               <w:jc w:val="left"/>
-              <w:ind w:firstLine="0" w:right="0" w:left="0"/>
-              <w:spacing w:lineRule="auto" w:line="240" w:before="40" w:after="40"/>
+              <w:ind w:left="0" w:right="0" w:firstLine="0"/>
+              <w:spacing w:before="40" w:lineRule="auto" w:line="240" w:after="40"/>
             </w:pPr>
             <w:r>
               <w:t xml:space="preserve">integer</w:t>
@@ -15054,8 +15203,8 @@
             <w:pPr>
               <w:pStyle w:val="Compact"/>
               <w:jc w:val="left"/>
-              <w:ind w:firstLine="0" w:right="0" w:left="0"/>
-              <w:spacing w:lineRule="auto" w:line="240" w:before="40" w:after="40"/>
+              <w:ind w:left="0" w:right="0" w:firstLine="0"/>
+              <w:spacing w:before="40" w:lineRule="auto" w:line="240" w:after="40"/>
             </w:pPr>
             <w:r>
               <w:t xml:space="preserve">3</w:t>
@@ -15068,8 +15217,8 @@
             <w:pPr>
               <w:pStyle w:val="Compact"/>
               <w:jc w:val="left"/>
-              <w:ind w:firstLine="0" w:right="0" w:left="0"/>
-              <w:spacing w:lineRule="auto" w:line="240" w:before="40" w:after="40"/>
+              <w:ind w:left="0" w:right="0" w:firstLine="0"/>
+              <w:spacing w:before="40" w:lineRule="auto" w:line="240" w:after="40"/>
             </w:pPr>
             <w:r>
               <w:t xml:space="preserve">Heading depth for TOC</w:t>
@@ -15084,8 +15233,8 @@
             <w:pPr>
               <w:pStyle w:val="Compact"/>
               <w:jc w:val="left"/>
-              <w:ind w:firstLine="0" w:right="0" w:left="0"/>
-              <w:spacing w:lineRule="auto" w:line="240" w:before="40" w:after="40"/>
+              <w:ind w:left="0" w:right="0" w:firstLine="0"/>
+              <w:spacing w:before="40" w:lineRule="auto" w:line="240" w:after="40"/>
             </w:pPr>
             <w:r>
               <w:rPr>
@@ -15101,8 +15250,8 @@
             <w:pPr>
               <w:pStyle w:val="Compact"/>
               <w:jc w:val="left"/>
-              <w:ind w:firstLine="0" w:right="0" w:left="0"/>
-              <w:spacing w:lineRule="auto" w:line="240" w:before="40" w:after="40"/>
+              <w:ind w:left="0" w:right="0" w:firstLine="0"/>
+              <w:spacing w:before="40" w:lineRule="auto" w:line="240" w:after="40"/>
             </w:pPr>
             <w:r>
               <w:t xml:space="preserve">boolean</w:t>
@@ -15115,8 +15264,8 @@
             <w:pPr>
               <w:pStyle w:val="Compact"/>
               <w:jc w:val="left"/>
-              <w:ind w:firstLine="0" w:right="0" w:left="0"/>
-              <w:spacing w:lineRule="auto" w:line="240" w:before="40" w:after="40"/>
+              <w:ind w:left="0" w:right="0" w:firstLine="0"/>
+              <w:spacing w:before="40" w:lineRule="auto" w:line="240" w:after="40"/>
             </w:pPr>
             <w:r>
               <w:t xml:space="preserve">false</w:t>
@@ -15129,8 +15278,8 @@
             <w:pPr>
               <w:pStyle w:val="Compact"/>
               <w:jc w:val="left"/>
-              <w:ind w:firstLine="0" w:right="0" w:left="0"/>
-              <w:spacing w:lineRule="auto" w:line="240" w:before="40" w:after="40"/>
+              <w:ind w:left="0" w:right="0" w:firstLine="0"/>
+              <w:spacing w:before="40" w:lineRule="auto" w:line="240" w:after="40"/>
             </w:pPr>
             <w:r>
               <w:t xml:space="preserve">Produce complete HTML document</w:t>
@@ -15145,8 +15294,8 @@
             <w:pPr>
               <w:pStyle w:val="Compact"/>
               <w:jc w:val="left"/>
-              <w:ind w:firstLine="0" w:right="0" w:left="0"/>
-              <w:spacing w:lineRule="auto" w:line="240" w:before="40" w:after="40"/>
+              <w:ind w:left="0" w:right="0" w:firstLine="0"/>
+              <w:spacing w:before="40" w:lineRule="auto" w:line="240" w:after="40"/>
             </w:pPr>
             <w:r>
               <w:rPr>
@@ -15162,8 +15311,8 @@
             <w:pPr>
               <w:pStyle w:val="Compact"/>
               <w:jc w:val="left"/>
-              <w:ind w:firstLine="0" w:right="0" w:left="0"/>
-              <w:spacing w:lineRule="auto" w:line="240" w:before="40" w:after="40"/>
+              <w:ind w:left="0" w:right="0" w:firstLine="0"/>
+              <w:spacing w:before="40" w:lineRule="auto" w:line="240" w:after="40"/>
             </w:pPr>
             <w:r>
               <w:t xml:space="preserve">boolean</w:t>
@@ -15176,8 +15325,8 @@
             <w:pPr>
               <w:pStyle w:val="Compact"/>
               <w:jc w:val="left"/>
-              <w:ind w:firstLine="0" w:right="0" w:left="0"/>
-              <w:spacing w:lineRule="auto" w:line="240" w:before="40" w:after="40"/>
+              <w:ind w:left="0" w:right="0" w:firstLine="0"/>
+              <w:spacing w:before="40" w:lineRule="auto" w:line="240" w:after="40"/>
             </w:pPr>
             <w:r>
               <w:t xml:space="preserve">false</w:t>
@@ -15190,8 +15339,8 @@
             <w:pPr>
               <w:pStyle w:val="Compact"/>
               <w:jc w:val="left"/>
-              <w:ind w:firstLine="0" w:right="0" w:left="0"/>
-              <w:spacing w:lineRule="auto" w:line="240" w:before="40" w:after="40"/>
+              <w:ind w:left="0" w:right="0" w:firstLine="0"/>
+              <w:spacing w:before="40" w:lineRule="auto" w:line="240" w:after="40"/>
             </w:pPr>
             <w:r>
               <w:t xml:space="preserve">Embed CSS and images inline</w:t>
@@ -15282,12 +15431,12 @@
     </w:p>
     <w:p>
       <w:pPr>
-        <w:spacing w:after="0" w:lineRule="exact" w:before="0" w:line="20"/>
+        <w:spacing w:line="20" w:after="0" w:before="0" w:lineRule="exact"/>
         <w:rPr>
           <w:sz w:val="2"/>
         </w:rPr>
       </w:pPr>
-      <w:bookmarkStart w:name="listing-src-diagnostic-ndjson" w:id="24499"/>
+      <w:bookmarkStart w:id="24499" w:name="listing-src-diagnostic-ndjson"/>
       <w:bookmarkEnd w:id="24499"/>
     </w:p>
     <w:p>
@@ -15308,7 +15457,7 @@
         <w:fldChar w:fldCharType="separate"/>
       </w:r>
       <w:r>
-        <w:t>26</w:t>
+        <w:t>27</w:t>
       </w:r>
       <w:r>
         <w:fldChar w:fldCharType="end"/>
@@ -15440,12 +15589,12 @@
     </w:p>
     <w:p>
       <w:pPr>
-        <w:spacing w:after="0" w:lineRule="exact" w:before="0" w:line="20"/>
+        <w:spacing w:line="20" w:after="0" w:before="0" w:lineRule="exact"/>
         <w:rPr>
           <w:sz w:val="2"/>
         </w:rPr>
       </w:pPr>
-      <w:bookmarkStart w:name="csv-tbl-error-codes" w:id="98060"/>
+      <w:bookmarkStart w:id="98060" w:name="csv-tbl-error-codes"/>
       <w:bookmarkEnd w:id="98060"/>
     </w:p>
     <w:p>
@@ -15482,18 +15631,18 @@
         <w:tblLook w:firstRow="1" w:lastRow="0" w:firstColumn="0" w:lastColumn="0" w:noHBand="0" w:noVBand="0" w:val="0020"/>
         <w:jc w:val="start"/>
         <w:tblBorders>
-          <w:top w:color="000000" w:val="single" w:sz="6" w:space="0"/>
-          <w:left w:color="000000" w:val="single" w:sz="6" w:space="0"/>
-          <w:bottom w:color="000000" w:val="single" w:sz="6" w:space="0"/>
-          <w:right w:color="000000" w:val="single" w:sz="6" w:space="0"/>
-          <w:insideH w:color="000000" w:val="single" w:sz="6" w:space="0"/>
-          <w:insideV w:color="000000" w:val="single" w:sz="6" w:space="0"/>
+          <w:top w:color="000000" w:sz="6" w:val="single" w:space="0"/>
+          <w:left w:color="000000" w:sz="6" w:val="single" w:space="0"/>
+          <w:bottom w:color="000000" w:sz="6" w:val="single" w:space="0"/>
+          <w:right w:color="000000" w:sz="6" w:val="single" w:space="0"/>
+          <w:insideH w:color="000000" w:sz="6" w:val="single" w:space="0"/>
+          <w:insideV w:color="000000" w:sz="6" w:val="single" w:space="0"/>
         </w:tblBorders>
         <w:tblCellMar>
-          <w:top w:type="dxa" w:w="57"/>
-          <w:left w:type="dxa" w:w="108"/>
-          <w:bottom w:type="dxa" w:w="57"/>
-          <w:right w:type="dxa" w:w="108"/>
+          <w:top w:w="57" w:type="dxa"/>
+          <w:left w:w="108" w:type="dxa"/>
+          <w:bottom w:w="57" w:type="dxa"/>
+          <w:right w:w="108" w:type="dxa"/>
         </w:tblCellMar>
       </w:tblPr>
       <w:tblGrid>
@@ -15506,14 +15655,14 @@
         </w:trPr>
         <w:tc>
           <w:tcPr>
-            <w:shd w:val="clear" w:color="auto" w:fill="E8E8E8"/>
+            <w:shd w:fill="E8E8E8" w:val="clear" w:color="auto"/>
           </w:tcPr>
           <w:p>
             <w:pPr>
               <w:pStyle w:val="Compact"/>
               <w:jc w:val="left"/>
-              <w:ind w:firstLine="0" w:right="0" w:left="0"/>
-              <w:spacing w:lineRule="auto" w:line="240" w:before="40" w:after="40"/>
+              <w:ind w:left="0" w:right="0" w:firstLine="0"/>
+              <w:spacing w:before="40" w:lineRule="auto" w:line="240" w:after="40"/>
             </w:pPr>
             <w:r>
               <w:rPr>
@@ -15525,14 +15674,14 @@
         </w:tc>
         <w:tc>
           <w:tcPr>
-            <w:shd w:val="clear" w:color="auto" w:fill="E8E8E8"/>
+            <w:shd w:fill="E8E8E8" w:val="clear" w:color="auto"/>
           </w:tcPr>
           <w:p>
             <w:pPr>
               <w:pStyle w:val="Compact"/>
               <w:jc w:val="left"/>
-              <w:ind w:firstLine="0" w:right="0" w:left="0"/>
-              <w:spacing w:lineRule="auto" w:line="240" w:before="40" w:after="40"/>
+              <w:ind w:left="0" w:right="0" w:firstLine="0"/>
+              <w:spacing w:before="40" w:lineRule="auto" w:line="240" w:after="40"/>
             </w:pPr>
             <w:r>
               <w:rPr>
@@ -15550,8 +15699,8 @@
             <w:pPr>
               <w:pStyle w:val="Compact"/>
               <w:jc w:val="left"/>
-              <w:ind w:firstLine="0" w:right="0" w:left="0"/>
-              <w:spacing w:lineRule="auto" w:line="240" w:before="40" w:after="40"/>
+              <w:ind w:left="0" w:right="0" w:firstLine="0"/>
+              <w:spacing w:before="40" w:lineRule="auto" w:line="240" w:after="40"/>
             </w:pPr>
             <w:r>
               <w:rPr>
@@ -15567,8 +15716,8 @@
             <w:pPr>
               <w:pStyle w:val="Compact"/>
               <w:jc w:val="left"/>
-              <w:ind w:firstLine="0" w:right="0" w:left="0"/>
-              <w:spacing w:lineRule="auto" w:line="240" w:before="40" w:after="40"/>
+              <w:ind w:left="0" w:right="0" w:firstLine="0"/>
+              <w:spacing w:before="40" w:lineRule="auto" w:line="240" w:after="40"/>
             </w:pPr>
             <w:r>
               <w:t xml:space="preserve">Specification missing required attribute</w:t>
@@ -15583,8 +15732,8 @@
             <w:pPr>
               <w:pStyle w:val="Compact"/>
               <w:jc w:val="left"/>
-              <w:ind w:firstLine="0" w:right="0" w:left="0"/>
-              <w:spacing w:lineRule="auto" w:line="240" w:before="40" w:after="40"/>
+              <w:ind w:left="0" w:right="0" w:firstLine="0"/>
+              <w:spacing w:before="40" w:lineRule="auto" w:line="240" w:after="40"/>
             </w:pPr>
             <w:r>
               <w:rPr>
@@ -15600,8 +15749,8 @@
             <w:pPr>
               <w:pStyle w:val="Compact"/>
               <w:jc w:val="left"/>
-              <w:ind w:firstLine="0" w:right="0" w:left="0"/>
-              <w:spacing w:lineRule="auto" w:line="240" w:before="40" w:after="40"/>
+              <w:ind w:left="0" w:right="0" w:firstLine="0"/>
+              <w:spacing w:before="40" w:lineRule="auto" w:line="240" w:after="40"/>
             </w:pPr>
             <w:r>
               <w:t xml:space="preserve">Invalid specification type reference</w:t>
@@ -15616,8 +15765,8 @@
             <w:pPr>
               <w:pStyle w:val="Compact"/>
               <w:jc w:val="left"/>
-              <w:ind w:firstLine="0" w:right="0" w:left="0"/>
-              <w:spacing w:lineRule="auto" w:line="240" w:before="40" w:after="40"/>
+              <w:ind w:left="0" w:right="0" w:firstLine="0"/>
+              <w:spacing w:before="40" w:lineRule="auto" w:line="240" w:after="40"/>
             </w:pPr>
             <w:r>
               <w:rPr>
@@ -15633,8 +15782,8 @@
             <w:pPr>
               <w:pStyle w:val="Compact"/>
               <w:jc w:val="left"/>
-              <w:ind w:firstLine="0" w:right="0" w:left="0"/>
-              <w:spacing w:lineRule="auto" w:line="240" w:before="40" w:after="40"/>
+              <w:ind w:left="0" w:right="0" w:firstLine="0"/>
+              <w:spacing w:before="40" w:lineRule="auto" w:line="240" w:after="40"/>
             </w:pPr>
             <w:r>
               <w:t xml:space="preserve">Spec object missing required attribute</w:t>
@@ -15649,8 +15798,8 @@
             <w:pPr>
               <w:pStyle w:val="Compact"/>
               <w:jc w:val="left"/>
-              <w:ind w:firstLine="0" w:right="0" w:left="0"/>
-              <w:spacing w:lineRule="auto" w:line="240" w:before="40" w:after="40"/>
+              <w:ind w:left="0" w:right="0" w:firstLine="0"/>
+              <w:spacing w:before="40" w:lineRule="auto" w:line="240" w:after="40"/>
             </w:pPr>
             <w:r>
               <w:rPr>
@@ -15666,8 +15815,8 @@
             <w:pPr>
               <w:pStyle w:val="Compact"/>
               <w:jc w:val="left"/>
-              <w:ind w:firstLine="0" w:right="0" w:left="0"/>
-              <w:spacing w:lineRule="auto" w:line="240" w:before="40" w:after="40"/>
+              <w:ind w:left="0" w:right="0" w:firstLine="0"/>
+              <w:spacing w:before="40" w:lineRule="auto" w:line="240" w:after="40"/>
             </w:pPr>
             <w:r>
               <w:t xml:space="preserve">Attribute cardinality exceeded</w:t>
@@ -15682,8 +15831,8 @@
             <w:pPr>
               <w:pStyle w:val="Compact"/>
               <w:jc w:val="left"/>
-              <w:ind w:firstLine="0" w:right="0" w:left="0"/>
-              <w:spacing w:lineRule="auto" w:line="240" w:before="40" w:after="40"/>
+              <w:ind w:left="0" w:right="0" w:firstLine="0"/>
+              <w:spacing w:before="40" w:lineRule="auto" w:line="240" w:after="40"/>
             </w:pPr>
             <w:r>
               <w:rPr>
@@ -15699,8 +15848,8 @@
             <w:pPr>
               <w:pStyle w:val="Compact"/>
               <w:jc w:val="left"/>
-              <w:ind w:firstLine="0" w:right="0" w:left="0"/>
-              <w:spacing w:lineRule="auto" w:line="240" w:before="40" w:after="40"/>
+              <w:ind w:left="0" w:right="0" w:firstLine="0"/>
+              <w:spacing w:before="40" w:lineRule="auto" w:line="240" w:after="40"/>
             </w:pPr>
             <w:r>
               <w:t xml:space="preserve">Attribute type cast failure</w:t>
@@ -15715,8 +15864,8 @@
             <w:pPr>
               <w:pStyle w:val="Compact"/>
               <w:jc w:val="left"/>
-              <w:ind w:firstLine="0" w:right="0" w:left="0"/>
-              <w:spacing w:lineRule="auto" w:line="240" w:before="40" w:after="40"/>
+              <w:ind w:left="0" w:right="0" w:firstLine="0"/>
+              <w:spacing w:before="40" w:lineRule="auto" w:line="240" w:after="40"/>
             </w:pPr>
             <w:r>
               <w:rPr>
@@ -15732,8 +15881,8 @@
             <w:pPr>
               <w:pStyle w:val="Compact"/>
               <w:jc w:val="left"/>
-              <w:ind w:firstLine="0" w:right="0" w:left="0"/>
-              <w:spacing w:lineRule="auto" w:line="240" w:before="40" w:after="40"/>
+              <w:ind w:left="0" w:right="0" w:firstLine="0"/>
+              <w:spacing w:before="40" w:lineRule="auto" w:line="240" w:after="40"/>
             </w:pPr>
             <w:r>
               <w:t xml:space="preserve">Invalid enum value</w:t>
@@ -15748,8 +15897,8 @@
             <w:pPr>
               <w:pStyle w:val="Compact"/>
               <w:jc w:val="left"/>
-              <w:ind w:firstLine="0" w:right="0" w:left="0"/>
-              <w:spacing w:lineRule="auto" w:line="240" w:before="40" w:after="40"/>
+              <w:ind w:left="0" w:right="0" w:firstLine="0"/>
+              <w:spacing w:before="40" w:lineRule="auto" w:line="240" w:after="40"/>
             </w:pPr>
             <w:r>
               <w:rPr>
@@ -15765,8 +15914,8 @@
             <w:pPr>
               <w:pStyle w:val="Compact"/>
               <w:jc w:val="left"/>
-              <w:ind w:firstLine="0" w:right="0" w:left="0"/>
-              <w:spacing w:lineRule="auto" w:line="240" w:before="40" w:after="40"/>
+              <w:ind w:left="0" w:right="0" w:firstLine="0"/>
+              <w:spacing w:before="40" w:lineRule="auto" w:line="240" w:after="40"/>
             </w:pPr>
             <w:r>
               <w:t xml:space="preserve">Invalid date format (expected YYYY-MM-DD)</w:t>
@@ -15781,8 +15930,8 @@
             <w:pPr>
               <w:pStyle w:val="Compact"/>
               <w:jc w:val="left"/>
-              <w:ind w:firstLine="0" w:right="0" w:left="0"/>
-              <w:spacing w:lineRule="auto" w:line="240" w:before="40" w:after="40"/>
+              <w:ind w:left="0" w:right="0" w:firstLine="0"/>
+              <w:spacing w:before="40" w:lineRule="auto" w:line="240" w:after="40"/>
             </w:pPr>
             <w:r>
               <w:rPr>
@@ -15798,8 +15947,8 @@
             <w:pPr>
               <w:pStyle w:val="Compact"/>
               <w:jc w:val="left"/>
-              <w:ind w:firstLine="0" w:right="0" w:left="0"/>
-              <w:spacing w:lineRule="auto" w:line="240" w:before="40" w:after="40"/>
+              <w:ind w:left="0" w:right="0" w:firstLine="0"/>
+              <w:spacing w:before="40" w:lineRule="auto" w:line="240" w:after="40"/>
             </w:pPr>
             <w:r>
               <w:t xml:space="preserve">Value outside declared bounds</w:t>
@@ -15814,8 +15963,8 @@
             <w:pPr>
               <w:pStyle w:val="Compact"/>
               <w:jc w:val="left"/>
-              <w:ind w:firstLine="0" w:right="0" w:left="0"/>
-              <w:spacing w:lineRule="auto" w:line="240" w:before="40" w:after="40"/>
+              <w:ind w:left="0" w:right="0" w:firstLine="0"/>
+              <w:spacing w:before="40" w:lineRule="auto" w:line="240" w:after="40"/>
             </w:pPr>
             <w:r>
               <w:rPr>
@@ -15831,8 +15980,8 @@
             <w:pPr>
               <w:pStyle w:val="Compact"/>
               <w:jc w:val="left"/>
-              <w:ind w:firstLine="0" w:right="0" w:left="0"/>
-              <w:spacing w:lineRule="auto" w:line="240" w:before="40" w:after="40"/>
+              <w:ind w:left="0" w:right="0" w:firstLine="0"/>
+              <w:spacing w:before="40" w:lineRule="auto" w:line="240" w:after="40"/>
             </w:pPr>
             <w:r>
               <w:t xml:space="preserve">Duplicate PID across spec objects</w:t>
@@ -15847,8 +15996,8 @@
             <w:pPr>
               <w:pStyle w:val="Compact"/>
               <w:jc w:val="left"/>
-              <w:ind w:firstLine="0" w:right="0" w:left="0"/>
-              <w:spacing w:lineRule="auto" w:line="240" w:before="40" w:after="40"/>
+              <w:ind w:left="0" w:right="0" w:firstLine="0"/>
+              <w:spacing w:before="40" w:lineRule="auto" w:line="240" w:after="40"/>
             </w:pPr>
             <w:r>
               <w:rPr>
@@ -15864,8 +16013,8 @@
             <w:pPr>
               <w:pStyle w:val="Compact"/>
               <w:jc w:val="left"/>
-              <w:ind w:firstLine="0" w:right="0" w:left="0"/>
-              <w:spacing w:lineRule="auto" w:line="240" w:before="40" w:after="40"/>
+              <w:ind w:left="0" w:right="0" w:firstLine="0"/>
+              <w:spacing w:before="40" w:lineRule="auto" w:line="240" w:after="40"/>
             </w:pPr>
             <w:r>
               <w:t xml:space="preserve">Float has no parent object (orphan)</w:t>
@@ -15880,8 +16029,8 @@
             <w:pPr>
               <w:pStyle w:val="Compact"/>
               <w:jc w:val="left"/>
-              <w:ind w:firstLine="0" w:right="0" w:left="0"/>
-              <w:spacing w:lineRule="auto" w:line="240" w:before="40" w:after="40"/>
+              <w:ind w:left="0" w:right="0" w:firstLine="0"/>
+              <w:spacing w:before="40" w:lineRule="auto" w:line="240" w:after="40"/>
             </w:pPr>
             <w:r>
               <w:rPr>
@@ -15897,8 +16046,8 @@
             <w:pPr>
               <w:pStyle w:val="Compact"/>
               <w:jc w:val="left"/>
-              <w:ind w:firstLine="0" w:right="0" w:left="0"/>
-              <w:spacing w:lineRule="auto" w:line="240" w:before="40" w:after="40"/>
+              <w:ind w:left="0" w:right="0" w:firstLine="0"/>
+              <w:spacing w:before="40" w:lineRule="auto" w:line="240" w:after="40"/>
             </w:pPr>
             <w:r>
               <w:t xml:space="preserve">Duplicate float label in specification</w:t>
@@ -15913,8 +16062,8 @@
             <w:pPr>
               <w:pStyle w:val="Compact"/>
               <w:jc w:val="left"/>
-              <w:ind w:firstLine="0" w:right="0" w:left="0"/>
-              <w:spacing w:lineRule="auto" w:line="240" w:before="40" w:after="40"/>
+              <w:ind w:left="0" w:right="0" w:firstLine="0"/>
+              <w:spacing w:before="40" w:lineRule="auto" w:line="240" w:after="40"/>
             </w:pPr>
             <w:r>
               <w:rPr>
@@ -15930,8 +16079,8 @@
             <w:pPr>
               <w:pStyle w:val="Compact"/>
               <w:jc w:val="left"/>
-              <w:ind w:firstLine="0" w:right="0" w:left="0"/>
-              <w:spacing w:lineRule="auto" w:line="240" w:before="40" w:after="40"/>
+              <w:ind w:left="0" w:right="0" w:firstLine="0"/>
+              <w:spacing w:before="40" w:lineRule="auto" w:line="240" w:after="40"/>
             </w:pPr>
             <w:r>
               <w:t xml:space="preserve">External render failure</w:t>
@@ -15946,8 +16095,8 @@
             <w:pPr>
               <w:pStyle w:val="Compact"/>
               <w:jc w:val="left"/>
-              <w:ind w:firstLine="0" w:right="0" w:left="0"/>
-              <w:spacing w:lineRule="auto" w:line="240" w:before="40" w:after="40"/>
+              <w:ind w:left="0" w:right="0" w:firstLine="0"/>
+              <w:spacing w:before="40" w:lineRule="auto" w:line="240" w:after="40"/>
             </w:pPr>
             <w:r>
               <w:rPr>
@@ -15963,8 +16112,8 @@
             <w:pPr>
               <w:pStyle w:val="Compact"/>
               <w:jc w:val="left"/>
-              <w:ind w:firstLine="0" w:right="0" w:left="0"/>
-              <w:spacing w:lineRule="auto" w:line="240" w:before="40" w:after="40"/>
+              <w:ind w:left="0" w:right="0" w:firstLine="0"/>
+              <w:spacing w:before="40" w:lineRule="auto" w:line="240" w:after="40"/>
             </w:pPr>
             <w:r>
               <w:t xml:space="preserve">Invalid float type reference</w:t>
@@ -15979,8 +16128,8 @@
             <w:pPr>
               <w:pStyle w:val="Compact"/>
               <w:jc w:val="left"/>
-              <w:ind w:firstLine="0" w:right="0" w:left="0"/>
-              <w:spacing w:lineRule="auto" w:line="240" w:before="40" w:after="40"/>
+              <w:ind w:left="0" w:right="0" w:firstLine="0"/>
+              <w:spacing w:before="40" w:lineRule="auto" w:line="240" w:after="40"/>
             </w:pPr>
             <w:r>
               <w:rPr>
@@ -15996,8 +16145,8 @@
             <w:pPr>
               <w:pStyle w:val="Compact"/>
               <w:jc w:val="left"/>
-              <w:ind w:firstLine="0" w:right="0" w:left="0"/>
-              <w:spacing w:lineRule="auto" w:line="240" w:before="40" w:after="40"/>
+              <w:ind w:left="0" w:right="0" w:firstLine="0"/>
+              <w:spacing w:before="40" w:lineRule="auto" w:line="240" w:after="40"/>
             </w:pPr>
             <w:r>
               <w:t xml:space="preserve">Unresolved link (PIDs are case-sensitive)</w:t>
@@ -16012,8 +16161,8 @@
             <w:pPr>
               <w:pStyle w:val="Compact"/>
               <w:jc w:val="left"/>
-              <w:ind w:firstLine="0" w:right="0" w:left="0"/>
-              <w:spacing w:lineRule="auto" w:line="240" w:before="40" w:after="40"/>
+              <w:ind w:left="0" w:right="0" w:firstLine="0"/>
+              <w:spacing w:before="40" w:lineRule="auto" w:line="240" w:after="40"/>
             </w:pPr>
             <w:r>
               <w:rPr>
@@ -16029,8 +16178,8 @@
             <w:pPr>
               <w:pStyle w:val="Compact"/>
               <w:jc w:val="left"/>
-              <w:ind w:firstLine="0" w:right="0" w:left="0"/>
-              <w:spacing w:lineRule="auto" w:line="240" w:before="40" w:after="40"/>
+              <w:ind w:left="0" w:right="0" w:firstLine="0"/>
+              <w:spacing w:before="40" w:lineRule="auto" w:line="240" w:after="40"/>
             </w:pPr>
             <w:r>
               <w:t xml:space="preserve">Dangling relation (target not found)</w:t>
@@ -16045,8 +16194,8 @@
             <w:pPr>
               <w:pStyle w:val="Compact"/>
               <w:jc w:val="left"/>
-              <w:ind w:firstLine="0" w:right="0" w:left="0"/>
-              <w:spacing w:lineRule="auto" w:line="240" w:before="40" w:after="40"/>
+              <w:ind w:left="0" w:right="0" w:firstLine="0"/>
+              <w:spacing w:before="40" w:lineRule="auto" w:line="240" w:after="40"/>
             </w:pPr>
             <w:r>
               <w:rPr>
@@ -16062,8 +16211,8 @@
             <w:pPr>
               <w:pStyle w:val="Compact"/>
               <w:jc w:val="left"/>
-              <w:ind w:firstLine="0" w:right="0" w:left="0"/>
-              <w:spacing w:lineRule="auto" w:line="240" w:before="40" w:after="40"/>
+              <w:ind w:left="0" w:right="0" w:firstLine="0"/>
+              <w:spacing w:before="40" w:lineRule="auto" w:line="240" w:after="40"/>
             </w:pPr>
             <w:r>
               <w:t xml:space="preserve">Ambiguous float reference</w:t>
@@ -16078,8 +16227,8 @@
             <w:pPr>
               <w:pStyle w:val="Compact"/>
               <w:jc w:val="left"/>
-              <w:ind w:firstLine="0" w:right="0" w:left="0"/>
-              <w:spacing w:lineRule="auto" w:line="240" w:before="40" w:after="40"/>
+              <w:ind w:left="0" w:right="0" w:firstLine="0"/>
+              <w:spacing w:before="40" w:lineRule="auto" w:line="240" w:after="40"/>
             </w:pPr>
             <w:r>
               <w:rPr>
@@ -16095,8 +16244,8 @@
             <w:pPr>
               <w:pStyle w:val="Compact"/>
               <w:jc w:val="left"/>
-              <w:ind w:firstLine="0" w:right="0" w:left="0"/>
-              <w:spacing w:lineRule="auto" w:line="240" w:before="40" w:after="40"/>
+              <w:ind w:left="0" w:right="0" w:firstLine="0"/>
+              <w:spacing w:before="40" w:lineRule="auto" w:line="240" w:after="40"/>
             </w:pPr>
             <w:r>
               <w:t xml:space="preserve">View materialization failure</w:t>
@@ -16161,12 +16310,12 @@
     </w:p>
     <w:p>
       <w:pPr>
-        <w:spacing w:after="0" w:lineRule="exact" w:before="0" w:line="20"/>
+        <w:spacing w:line="20" w:after="0" w:before="0" w:lineRule="exact"/>
         <w:rPr>
           <w:sz w:val="2"/>
         </w:rPr>
       </w:pPr>
-      <w:bookmarkStart w:name="listing-src-suppress-example" w:id="14565"/>
+      <w:bookmarkStart w:id="14565" w:name="listing-src-suppress-example"/>
       <w:bookmarkEnd w:id="14565"/>
     </w:p>
     <w:p>
@@ -16187,7 +16336,7 @@
         <w:fldChar w:fldCharType="separate"/>
       </w:r>
       <w:r>
-        <w:t>27</w:t>
+        <w:t>28</w:t>
       </w:r>
       <w:r>
         <w:fldChar w:fldCharType="end"/>
@@ -16491,12 +16640,12 @@
     </w:p>
     <w:p>
       <w:pPr>
-        <w:spacing w:after="0" w:lineRule="exact" w:before="0" w:line="20"/>
+        <w:spacing w:line="20" w:after="0" w:before="0" w:lineRule="exact"/>
         <w:rPr>
           <w:sz w:val="2"/>
         </w:rPr>
       </w:pPr>
-      <w:bookmarkStart w:name="listing-src-force-rebuild" w:id="55656"/>
+      <w:bookmarkStart w:id="55656" w:name="listing-src-force-rebuild"/>
       <w:bookmarkEnd w:id="55656"/>
     </w:p>
     <w:p>
@@ -16517,7 +16666,7 @@
         <w:fldChar w:fldCharType="separate"/>
       </w:r>
       <w:r>
-        <w:t>28</w:t>
+        <w:t>29</w:t>
       </w:r>
       <w:r>
         <w:fldChar w:fldCharType="end"/>
@@ -17313,12 +17462,12 @@
     </w:p>
     <w:p>
       <w:pPr>
-        <w:spacing w:after="0" w:lineRule="exact" w:before="0" w:line="20"/>
+        <w:spacing w:line="20" w:after="0" w:before="0" w:lineRule="exact"/>
         <w:rPr>
           <w:sz w:val="2"/>
         </w:rPr>
       </w:pPr>
-      <w:bookmarkStart w:name="listing-src-clean-stale-build" w:id="2501"/>
+      <w:bookmarkStart w:id="2501" w:name="listing-src-clean-stale-build"/>
       <w:bookmarkEnd w:id="2501"/>
     </w:p>
     <w:p>
@@ -17339,7 +17488,7 @@
         <w:fldChar w:fldCharType="separate"/>
       </w:r>
       <w:r>
-        <w:t>29</w:t>
+        <w:t>30</w:t>
       </w:r>
       <w:r>
         <w:fldChar w:fldCharType="end"/>
@@ -17396,12 +17545,12 @@
     </w:p>
     <w:p>
       <w:pPr>
-        <w:spacing w:after="0" w:lineRule="exact" w:before="0" w:line="20"/>
+        <w:spacing w:line="20" w:after="0" w:before="0" w:lineRule="exact"/>
         <w:rPr>
           <w:sz w:val="2"/>
         </w:rPr>
       </w:pPr>
-      <w:bookmarkStart w:name="listing-src-debug-log-level" w:id="88848"/>
+      <w:bookmarkStart w:id="88848" w:name="listing-src-debug-log-level"/>
       <w:bookmarkEnd w:id="88848"/>
     </w:p>
     <w:p>
@@ -17422,7 +17571,7 @@
         <w:fldChar w:fldCharType="separate"/>
       </w:r>
       <w:r>
-        <w:t>30</w:t>
+        <w:t>31</w:t>
       </w:r>
       <w:r>
         <w:fldChar w:fldCharType="end"/>
@@ -18023,12 +18172,29 @@
         </w:numPr>
         <w:pStyle w:val="Compact"/>
       </w:pPr>
+      <w:hyperlink w:anchor="listing-src-install-windows-native">
+        <w:r>
+          <w:rPr>
+            <w:rStyle w:val="Hyperlink"/>
+          </w:rPr>
+          <w:t xml:space="preserve">Listing 3 - Native Windows usage (cmd or PowerShell)</w:t>
+        </w:r>
+      </w:hyperlink>
+    </w:p>
+    <w:p>
+      <w:pPr>
+        <w:numPr>
+          <w:ilvl w:val="0"/>
+          <w:numId w:val="1018"/>
+        </w:numPr>
+        <w:pStyle w:val="Compact"/>
+      </w:pPr>
       <w:hyperlink w:anchor="listing-src-build-image">
         <w:r>
           <w:rPr>
             <w:rStyle w:val="Hyperlink"/>
           </w:rPr>
-          <w:t xml:space="preserve">Listing 3 - Build and install via Docker</w:t>
+          <w:t xml:space="preserve">Listing 4 - Build and install via Docker</w:t>
         </w:r>
       </w:hyperlink>
     </w:p>
@@ -18045,7 +18211,7 @@
           <w:rPr>
             <w:rStyle w:val="Hyperlink"/>
           </w:rPr>
-          <w:t xml:space="preserve">Listing 4 - Verify Docker image availability</w:t>
+          <w:t xml:space="preserve">Listing 5 - Verify Docker image availability</w:t>
         </w:r>
       </w:hyperlink>
     </w:p>
@@ -18062,7 +18228,7 @@
           <w:rPr>
             <w:rStyle w:val="Hyperlink"/>
           </w:rPr>
-          <w:t xml:space="preserve">Listing 5 - Run wrapper command</w:t>
+          <w:t xml:space="preserve">Listing 6 - Run wrapper command</w:t>
         </w:r>
       </w:hyperlink>
     </w:p>
@@ -18079,7 +18245,7 @@
           <w:rPr>
             <w:rStyle w:val="Hyperlink"/>
           </w:rPr>
-          <w:t xml:space="preserve">Listing 6 - project.yaml reference</w:t>
+          <w:t xml:space="preserve">Listing 7 - project.yaml reference</w:t>
         </w:r>
       </w:hyperlink>
     </w:p>
@@ -18096,7 +18262,7 @@
           <w:rPr>
             <w:rStyle w:val="Hyperlink"/>
           </w:rPr>
-          <w:t xml:space="preserve">Listing 7 - Specification declaration</w:t>
+          <w:t xml:space="preserve">Listing 8 - Specification declaration</w:t>
         </w:r>
       </w:hyperlink>
     </w:p>
@@ -18113,7 +18279,7 @@
           <w:rPr>
             <w:rStyle w:val="Hyperlink"/>
           </w:rPr>
-          <w:t xml:space="preserve">Listing 8 - Spec object declaration</w:t>
+          <w:t xml:space="preserve">Listing 9 - Spec object declaration</w:t>
         </w:r>
       </w:hyperlink>
     </w:p>
@@ -18130,7 +18296,7 @@
           <w:rPr>
             <w:rStyle w:val="Hyperlink"/>
           </w:rPr>
-          <w:t xml:space="preserve">Listing 9 - Closing a section with ----</w:t>
+          <w:t xml:space="preserve">Listing 10 - Closing a section with ----</w:t>
         </w:r>
       </w:hyperlink>
     </w:p>
@@ -18147,7 +18313,7 @@
           <w:rPr>
             <w:rStyle w:val="Hyperlink"/>
           </w:rPr>
-          <w:t xml:space="preserve">Listing 10 - Attribute declaration</w:t>
+          <w:t xml:space="preserve">Listing 11 - Attribute declaration</w:t>
         </w:r>
       </w:hyperlink>
     </w:p>
@@ -18164,7 +18330,7 @@
           <w:rPr>
             <w:rStyle w:val="Hyperlink"/>
           </w:rPr>
-          <w:t xml:space="preserve">Listing 11 - PlantUML float syntax</w:t>
+          <w:t xml:space="preserve">Listing 12 - PlantUML float syntax</w:t>
         </w:r>
       </w:hyperlink>
     </w:p>
@@ -18181,7 +18347,7 @@
           <w:rPr>
             <w:rStyle w:val="Hyperlink"/>
           </w:rPr>
-          <w:t xml:space="preserve">Listing 12 - Table float syntax</w:t>
+          <w:t xml:space="preserve">Listing 13 - Table float syntax</w:t>
         </w:r>
       </w:hyperlink>
     </w:p>
@@ -18198,7 +18364,7 @@
           <w:rPr>
             <w:rStyle w:val="Hyperlink"/>
           </w:rPr>
-          <w:t xml:space="preserve">Listing 13 - CSV float syntax</w:t>
+          <w:t xml:space="preserve">Listing 14 - CSV float syntax</w:t>
         </w:r>
       </w:hyperlink>
     </w:p>
@@ -18215,7 +18381,7 @@
           <w:rPr>
             <w:rStyle w:val="Hyperlink"/>
           </w:rPr>
-          <w:t xml:space="preserve">Listing 14 - Listing float syntax</w:t>
+          <w:t xml:space="preserve">Listing 15 - Listing float syntax</w:t>
         </w:r>
       </w:hyperlink>
     </w:p>
@@ -18232,7 +18398,7 @@
           <w:rPr>
             <w:rStyle w:val="Hyperlink"/>
           </w:rPr>
-          <w:t xml:space="preserve">Listing 15 - Chart float syntax</w:t>
+          <w:t xml:space="preserve">Listing 16 - Chart float syntax</w:t>
         </w:r>
       </w:hyperlink>
     </w:p>
@@ -18249,7 +18415,7 @@
           <w:rPr>
             <w:rStyle w:val="Hyperlink"/>
           </w:rPr>
-          <w:t xml:space="preserve">Listing 16 - Math float syntax</w:t>
+          <w:t xml:space="preserve">Listing 17 - Math float syntax</w:t>
         </w:r>
       </w:hyperlink>
     </w:p>
@@ -18266,7 +18432,7 @@
           <w:rPr>
             <w:rStyle w:val="Hyperlink"/>
           </w:rPr>
-          <w:t xml:space="preserve">Listing 17 - Inline view placeholder</w:t>
+          <w:t xml:space="preserve">Listing 18 - Inline view placeholder</w:t>
         </w:r>
       </w:hyperlink>
     </w:p>
@@ -18283,7 +18449,7 @@
           <w:rPr>
             <w:rStyle w:val="Hyperlink"/>
           </w:rPr>
-          <w:t xml:space="preserve">Listing 18 - Include directive syntax</w:t>
+          <w:t xml:space="preserve">Listing 19 - Include directive syntax</w:t>
         </w:r>
       </w:hyperlink>
     </w:p>
@@ -18300,7 +18466,7 @@
           <w:rPr>
             <w:rStyle w:val="Hyperlink"/>
           </w:rPr>
-          <w:t xml:space="preserve">Listing 19 - Include heading levels are relative to the include point</w:t>
+          <w:t xml:space="preserve">Listing 20 - Include heading levels are relative to the include point</w:t>
         </w:r>
       </w:hyperlink>
     </w:p>
@@ -18317,7 +18483,7 @@
           <w:rPr>
             <w:rStyle w:val="Hyperlink"/>
           </w:rPr>
-          <w:t xml:space="preserve">Listing 20 - Service Initialization</w:t>
+          <w:t xml:space="preserve">Listing 21 - Service Initialization</w:t>
         </w:r>
       </w:hyperlink>
     </w:p>
@@ -18334,7 +18500,7 @@
           <w:rPr>
             <w:rStyle w:val="Hyperlink"/>
           </w:rPr>
-          <w:t xml:space="preserve">Listing 21 - Bibliography configuration in project.yaml</w:t>
+          <w:t xml:space="preserve">Listing 22 - Bibliography configuration in project.yaml</w:t>
         </w:r>
       </w:hyperlink>
     </w:p>
@@ -18351,7 +18517,7 @@
           <w:rPr>
             <w:rStyle w:val="Hyperlink"/>
           </w:rPr>
-          <w:t xml:space="preserve">Listing 22 - Example BibTeX file</w:t>
+          <w:t xml:space="preserve">Listing 23 - Example BibTeX file</w:t>
         </w:r>
       </w:hyperlink>
     </w:p>
@@ -18368,7 +18534,7 @@
           <w:rPr>
             <w:rStyle w:val="Hyperlink"/>
           </w:rPr>
-          <w:t xml:space="preserve">Listing 23 - Citation syntax examples</w:t>
+          <w:t xml:space="preserve">Listing 24 - Citation syntax examples</w:t>
         </w:r>
       </w:hyperlink>
     </w:p>
@@ -18385,7 +18551,7 @@
           <w:rPr>
             <w:rStyle w:val="Hyperlink"/>
           </w:rPr>
-          <w:t xml:space="preserve">Listing 24 - Chart with gauss data injection</w:t>
+          <w:t xml:space="preserve">Listing 25 - Chart with gauss data injection</w:t>
         </w:r>
       </w:hyperlink>
     </w:p>
@@ -18402,7 +18568,7 @@
           <w:rPr>
             <w:rStyle w:val="Hyperlink"/>
           </w:rPr>
-          <w:t xml:space="preserve">Listing 25 - Basic invocation</w:t>
+          <w:t xml:space="preserve">Listing 26 - Basic invocation</w:t>
         </w:r>
       </w:hyperlink>
     </w:p>
@@ -18419,7 +18585,7 @@
           <w:rPr>
             <w:rStyle w:val="Hyperlink"/>
           </w:rPr>
-          <w:t xml:space="preserve">Listing 26 - Diagnostic NDJSON example</w:t>
+          <w:t xml:space="preserve">Listing 27 - Diagnostic NDJSON example</w:t>
         </w:r>
       </w:hyperlink>
     </w:p>
@@ -18436,7 +18602,7 @@
           <w:rPr>
             <w:rStyle w:val="Hyperlink"/>
           </w:rPr>
-          <w:t xml:space="preserve">Listing 27 - Suppressing a validation rule</w:t>
+          <w:t xml:space="preserve">Listing 28 - Suppressing a validation rule</w:t>
         </w:r>
       </w:hyperlink>
     </w:p>
@@ -18453,7 +18619,7 @@
           <w:rPr>
             <w:rStyle w:val="Hyperlink"/>
           </w:rPr>
-          <w:t xml:space="preserve">Listing 28 - Force full rebuild</w:t>
+          <w:t xml:space="preserve">Listing 29 - Force full rebuild</w:t>
         </w:r>
       </w:hyperlink>
     </w:p>
@@ -18470,7 +18636,7 @@
           <w:rPr>
             <w:rStyle w:val="Hyperlink"/>
           </w:rPr>
-          <w:t xml:space="preserve">Listing 29 - Clean stale build cache</w:t>
+          <w:t xml:space="preserve">Listing 30 - Clean stale build cache</w:t>
         </w:r>
       </w:hyperlink>
     </w:p>
@@ -18487,7 +18653,7 @@
           <w:rPr>
             <w:rStyle w:val="Hyperlink"/>
           </w:rPr>
-          <w:t xml:space="preserve">Listing 30 - Enable debug logging</w:t>
+          <w:t xml:space="preserve">Listing 31 - Enable debug logging</w:t>
         </w:r>
       </w:hyperlink>
     </w:p>
@@ -18512,18 +18678,18 @@
         <w:tblLook w:firstRow="0" w:lastRow="0" w:firstColumn="0" w:lastColumn="0" w:noHBand="0" w:noVBand="0" w:val="0000"/>
         <w:jc w:val="start"/>
         <w:tblBorders>
-          <w:top w:color="000000" w:val="single" w:sz="6" w:space="0"/>
-          <w:left w:color="000000" w:val="single" w:sz="6" w:space="0"/>
-          <w:bottom w:color="000000" w:val="single" w:sz="6" w:space="0"/>
-          <w:right w:color="000000" w:val="single" w:sz="6" w:space="0"/>
-          <w:insideH w:color="000000" w:val="single" w:sz="6" w:space="0"/>
-          <w:insideV w:color="000000" w:val="single" w:sz="6" w:space="0"/>
+          <w:top w:color="000000" w:sz="6" w:val="single" w:space="0"/>
+          <w:left w:color="000000" w:sz="6" w:val="single" w:space="0"/>
+          <w:bottom w:color="000000" w:sz="6" w:val="single" w:space="0"/>
+          <w:right w:color="000000" w:sz="6" w:val="single" w:space="0"/>
+          <w:insideH w:color="000000" w:sz="6" w:val="single" w:space="0"/>
+          <w:insideV w:color="000000" w:sz="6" w:val="single" w:space="0"/>
         </w:tblBorders>
         <w:tblCellMar>
-          <w:top w:type="dxa" w:w="57"/>
-          <w:left w:type="dxa" w:w="108"/>
-          <w:bottom w:type="dxa" w:w="57"/>
-          <w:right w:type="dxa" w:w="108"/>
+          <w:top w:w="57" w:type="dxa"/>
+          <w:left w:w="108" w:type="dxa"/>
+          <w:bottom w:w="57" w:type="dxa"/>
+          <w:right w:w="108" w:type="dxa"/>
         </w:tblCellMar>
       </w:tblPr>
       <w:tblGrid>
@@ -18537,8 +18703,8 @@
             <w:pPr>
               <w:pStyle w:val="Compact"/>
               <w:jc w:val="left"/>
-              <w:ind w:firstLine="0" w:right="0" w:left="0"/>
-              <w:spacing w:lineRule="auto" w:line="240" w:before="40" w:after="40"/>
+              <w:ind w:left="0" w:right="0" w:firstLine="0"/>
+              <w:spacing w:before="40" w:lineRule="auto" w:line="240" w:after="40"/>
             </w:pPr>
             <w:r>
               <w:rPr>
@@ -18555,8 +18721,8 @@
             <w:pPr>
               <w:pStyle w:val="Compact"/>
               <w:jc w:val="left"/>
-              <w:ind w:firstLine="0" w:right="0" w:left="0"/>
-              <w:spacing w:lineRule="auto" w:line="240" w:before="40" w:after="40"/>
+              <w:ind w:left="0" w:right="0" w:firstLine="0"/>
+              <w:spacing w:before="40" w:lineRule="auto" w:line="240" w:after="40"/>
             </w:pPr>
             <w:r>
               <w:t xml:space="preserve">Pandoc Abstract Syntax Tree</w:t>
@@ -18571,8 +18737,8 @@
             <w:pPr>
               <w:pStyle w:val="Compact"/>
               <w:jc w:val="left"/>
-              <w:ind w:firstLine="0" w:right="0" w:left="0"/>
-              <w:spacing w:lineRule="auto" w:line="240" w:before="40" w:after="40"/>
+              <w:ind w:left="0" w:right="0" w:firstLine="0"/>
+              <w:spacing w:before="40" w:lineRule="auto" w:line="240" w:after="40"/>
             </w:pPr>
             <w:r>
               <w:rPr>
@@ -18589,8 +18755,8 @@
             <w:pPr>
               <w:pStyle w:val="Compact"/>
               <w:jc w:val="left"/>
-              <w:ind w:firstLine="0" w:right="0" w:left="0"/>
-              <w:spacing w:lineRule="auto" w:line="240" w:before="40" w:after="40"/>
+              <w:ind w:left="0" w:right="0" w:firstLine="0"/>
+              <w:spacing w:before="40" w:lineRule="auto" w:line="240" w:after="40"/>
             </w:pPr>
             <w:r>
               <w:t xml:space="preserve">Command-Line Interface</w:t>
@@ -18605,8 +18771,8 @@
             <w:pPr>
               <w:pStyle w:val="Compact"/>
               <w:jc w:val="left"/>
-              <w:ind w:firstLine="0" w:right="0" w:left="0"/>
-              <w:spacing w:lineRule="auto" w:line="240" w:before="40" w:after="40"/>
+              <w:ind w:left="0" w:right="0" w:firstLine="0"/>
+              <w:spacing w:before="40" w:lineRule="auto" w:line="240" w:after="40"/>
             </w:pPr>
             <w:r>
               <w:rPr>
@@ -18623,8 +18789,8 @@
             <w:pPr>
               <w:pStyle w:val="Compact"/>
               <w:jc w:val="left"/>
-              <w:ind w:firstLine="0" w:right="0" w:left="0"/>
-              <w:spacing w:lineRule="auto" w:line="240" w:before="40" w:after="40"/>
+              <w:ind w:left="0" w:right="0" w:firstLine="0"/>
+              <w:spacing w:before="40" w:lineRule="auto" w:line="240" w:after="40"/>
             </w:pPr>
             <w:r>
               <w:t xml:space="preserve">Comma-Separated Values</w:t>
@@ -18639,8 +18805,8 @@
             <w:pPr>
               <w:pStyle w:val="Compact"/>
               <w:jc w:val="left"/>
-              <w:ind w:firstLine="0" w:right="0" w:left="0"/>
-              <w:spacing w:lineRule="auto" w:line="240" w:before="40" w:after="40"/>
+              <w:ind w:left="0" w:right="0" w:firstLine="0"/>
+              <w:spacing w:before="40" w:lineRule="auto" w:line="240" w:after="40"/>
             </w:pPr>
             <w:r>
               <w:rPr>
@@ -18657,8 +18823,8 @@
             <w:pPr>
               <w:pStyle w:val="Compact"/>
               <w:jc w:val="left"/>
-              <w:ind w:firstLine="0" w:right="0" w:left="0"/>
-              <w:spacing w:lineRule="auto" w:line="240" w:before="40" w:after="40"/>
+              <w:ind w:left="0" w:right="0" w:firstLine="0"/>
+              <w:spacing w:before="40" w:lineRule="auto" w:line="240" w:after="40"/>
             </w:pPr>
             <w:r>
               <w:t xml:space="preserve">Entity-Attribute-Value</w:t>
@@ -18673,8 +18839,8 @@
             <w:pPr>
               <w:pStyle w:val="Compact"/>
               <w:jc w:val="left"/>
-              <w:ind w:firstLine="0" w:right="0" w:left="0"/>
-              <w:spacing w:lineRule="auto" w:line="240" w:before="40" w:after="40"/>
+              <w:ind w:left="0" w:right="0" w:firstLine="0"/>
+              <w:spacing w:before="40" w:lineRule="auto" w:line="240" w:after="40"/>
             </w:pPr>
             <w:r>
               <w:rPr>
@@ -18691,8 +18857,8 @@
             <w:pPr>
               <w:pStyle w:val="Compact"/>
               <w:jc w:val="left"/>
-              <w:ind w:firstLine="0" w:right="0" w:left="0"/>
-              <w:spacing w:lineRule="auto" w:line="240" w:before="40" w:after="40"/>
+              <w:ind w:left="0" w:right="0" w:firstLine="0"/>
+              <w:spacing w:before="40" w:lineRule="auto" w:line="240" w:after="40"/>
             </w:pPr>
             <w:r>
               <w:t xml:space="preserve">GitHub-Flavored Markdown</w:t>
@@ -18707,8 +18873,8 @@
             <w:pPr>
               <w:pStyle w:val="Compact"/>
               <w:jc w:val="left"/>
-              <w:ind w:firstLine="0" w:right="0" w:left="0"/>
-              <w:spacing w:lineRule="auto" w:line="240" w:before="40" w:after="40"/>
+              <w:ind w:left="0" w:right="0" w:firstLine="0"/>
+              <w:spacing w:before="40" w:lineRule="auto" w:line="240" w:after="40"/>
             </w:pPr>
             <w:r>
               <w:rPr>
@@ -18725,8 +18891,8 @@
             <w:pPr>
               <w:pStyle w:val="Compact"/>
               <w:jc w:val="left"/>
-              <w:ind w:firstLine="0" w:right="0" w:left="0"/>
-              <w:spacing w:lineRule="auto" w:line="240" w:before="40" w:after="40"/>
+              <w:ind w:left="0" w:right="0" w:firstLine="0"/>
+              <w:spacing w:before="40" w:lineRule="auto" w:line="240" w:after="40"/>
             </w:pPr>
             <w:r>
               <w:t xml:space="preserve">Newline-Delimited JSON</w:t>
@@ -18741,8 +18907,8 @@
             <w:pPr>
               <w:pStyle w:val="Compact"/>
               <w:jc w:val="left"/>
-              <w:ind w:firstLine="0" w:right="0" w:left="0"/>
-              <w:spacing w:lineRule="auto" w:line="240" w:before="40" w:after="40"/>
+              <w:ind w:left="0" w:right="0" w:firstLine="0"/>
+              <w:spacing w:before="40" w:lineRule="auto" w:line="240" w:after="40"/>
             </w:pPr>
             <w:r>
               <w:rPr>
@@ -18759,8 +18925,8 @@
             <w:pPr>
               <w:pStyle w:val="Compact"/>
               <w:jc w:val="left"/>
-              <w:ind w:firstLine="0" w:right="0" w:left="0"/>
-              <w:spacing w:lineRule="auto" w:line="240" w:before="40" w:after="40"/>
+              <w:ind w:left="0" w:right="0" w:firstLine="0"/>
+              <w:spacing w:before="40" w:lineRule="auto" w:line="240" w:after="40"/>
             </w:pPr>
             <w:r>
               <w:t xml:space="preserve">Project Identifier</w:t>
@@ -18775,8 +18941,8 @@
             <w:pPr>
               <w:pStyle w:val="Compact"/>
               <w:jc w:val="left"/>
-              <w:ind w:firstLine="0" w:right="0" w:left="0"/>
-              <w:spacing w:lineRule="auto" w:line="240" w:before="40" w:after="40"/>
+              <w:ind w:left="0" w:right="0" w:firstLine="0"/>
+              <w:spacing w:before="40" w:lineRule="auto" w:line="240" w:after="40"/>
             </w:pPr>
             <w:r>
               <w:rPr>
@@ -18793,8 +18959,8 @@
             <w:pPr>
               <w:pStyle w:val="Compact"/>
               <w:jc w:val="left"/>
-              <w:ind w:firstLine="0" w:right="0" w:left="0"/>
-              <w:spacing w:lineRule="auto" w:line="240" w:before="40" w:after="40"/>
+              <w:ind w:left="0" w:right="0" w:firstLine="0"/>
+              <w:spacing w:before="40" w:lineRule="auto" w:line="240" w:after="40"/>
             </w:pPr>
             <w:r>
               <w:t xml:space="preserve">Specification Intermediate Representation</w:t>
@@ -18809,8 +18975,8 @@
             <w:pPr>
               <w:pStyle w:val="Compact"/>
               <w:jc w:val="left"/>
-              <w:ind w:firstLine="0" w:right="0" w:left="0"/>
-              <w:spacing w:lineRule="auto" w:line="240" w:before="40" w:after="40"/>
+              <w:ind w:left="0" w:right="0" w:firstLine="0"/>
+              <w:spacing w:before="40" w:lineRule="auto" w:line="240" w:after="40"/>
             </w:pPr>
             <w:r>
               <w:rPr>
@@ -18827,8 +18993,8 @@
             <w:pPr>
               <w:pStyle w:val="Compact"/>
               <w:jc w:val="left"/>
-              <w:ind w:firstLine="0" w:right="0" w:left="0"/>
-              <w:spacing w:lineRule="auto" w:line="240" w:before="40" w:after="40"/>
+              <w:ind w:left="0" w:right="0" w:firstLine="0"/>
+              <w:spacing w:before="40" w:lineRule="auto" w:line="240" w:after="40"/>
             </w:pPr>
             <w:r>
               <w:t xml:space="preserve">Structured Query Language</w:t>
@@ -18843,8 +19009,8 @@
             <w:pPr>
               <w:pStyle w:val="Compact"/>
               <w:jc w:val="left"/>
-              <w:ind w:firstLine="0" w:right="0" w:left="0"/>
-              <w:spacing w:lineRule="auto" w:line="240" w:before="40" w:after="40"/>
+              <w:ind w:left="0" w:right="0" w:firstLine="0"/>
+              <w:spacing w:before="40" w:lineRule="auto" w:line="240" w:after="40"/>
             </w:pPr>
             <w:r>
               <w:rPr>
@@ -18861,8 +19027,8 @@
             <w:pPr>
               <w:pStyle w:val="Compact"/>
               <w:jc w:val="left"/>
-              <w:ind w:firstLine="0" w:right="0" w:left="0"/>
-              <w:spacing w:lineRule="auto" w:line="240" w:before="40" w:after="40"/>
+              <w:ind w:left="0" w:right="0" w:firstLine="0"/>
+              <w:spacing w:before="40" w:lineRule="auto" w:line="240" w:after="40"/>
             </w:pPr>
             <w:r>
               <w:t xml:space="preserve">SQLite Database</w:t>
@@ -18887,17 +19053,17 @@
 </file>
 
 <file path=word/footer1.xml><?xml version="1.0" encoding="utf-8"?>
-<w:ftr xmlns:w="http://schemas.openxmlformats.org/wordprocessingml/2006/main" xmlns:r="http://schemas.openxmlformats.org/officeDocument/2006/relationships">
+<w:ftr xmlns:r="http://schemas.openxmlformats.org/officeDocument/2006/relationships" xmlns:w="http://schemas.openxmlformats.org/wordprocessingml/2006/main">
   <w:tbl>
     <w:tblPr>
-      <w:tblW w:type="pct" w:w="5000"/>
+      <w:tblW w:w="5000" w:type="pct"/>
       <w:tblBorders>
-        <w:top w:color="CCCCCC" w:val="single" w:sz="4" w:space="1"/>
-        <w:bottom w:color="auto" w:val="none" w:sz="0" w:space="0"/>
-        <w:left w:color="auto" w:val="none" w:sz="0" w:space="0"/>
-        <w:right w:color="auto" w:val="none" w:sz="0" w:space="0"/>
-        <w:insideH w:color="auto" w:val="none" w:sz="0" w:space="0"/>
-        <w:insideV w:color="auto" w:val="none" w:sz="0" w:space="0"/>
+        <w:top w:color="CCCCCC" w:sz="4" w:val="single" w:space="1"/>
+        <w:bottom w:color="auto" w:sz="0" w:val="none" w:space="0"/>
+        <w:left w:color="auto" w:sz="0" w:val="none" w:space="0"/>
+        <w:right w:color="auto" w:sz="0" w:val="none" w:space="0"/>
+        <w:insideH w:color="auto" w:sz="0" w:val="none" w:space="0"/>
+        <w:insideV w:color="auto" w:sz="0" w:val="none" w:space="0"/>
       </w:tblBorders>
       <w:tblLayout w:type="fixed"/>
     </w:tblPr>
@@ -18909,7 +19075,7 @@
     <w:tr>
       <w:tc>
         <w:tcPr>
-          <w:tcW w:type="pct" w:w="1667"/>
+          <w:tcW w:w="1667" w:type="pct"/>
         </w:tcPr>
         <w:p>
           <w:pPr>
@@ -18923,7 +19089,7 @@
       </w:tc>
       <w:tc>
         <w:tcPr>
-          <w:tcW w:type="pct" w:w="1667"/>
+          <w:tcW w:w="1667" w:type="pct"/>
         </w:tcPr>
         <w:p>
           <w:pPr>
@@ -18937,7 +19103,7 @@
       </w:tc>
       <w:tc>
         <w:tcPr>
-          <w:tcW w:type="pct" w:w="1667"/>
+          <w:tcW w:w="1667" w:type="pct"/>
         </w:tcPr>
         <w:p>
           <w:pPr>
@@ -19013,7 +19179,7 @@
 </file>
 
 <file path=word/header1.xml><?xml version="1.0" encoding="utf-8"?>
-<w:hdr xmlns:w="http://schemas.openxmlformats.org/wordprocessingml/2006/main" xmlns:r="http://schemas.openxmlformats.org/officeDocument/2006/relationships">
+<w:hdr xmlns:r="http://schemas.openxmlformats.org/officeDocument/2006/relationships" xmlns:w="http://schemas.openxmlformats.org/wordprocessingml/2006/main">
   <w:p>
     <w:pPr>
       <w:pStyle w:val="Header"/>
@@ -19023,7 +19189,7 @@
 </file>
 
 <file path=word/header2.xml><?xml version="1.0" encoding="utf-8"?>
-<w:hdr xmlns:w="http://schemas.openxmlformats.org/wordprocessingml/2006/main" xmlns:r="http://schemas.openxmlformats.org/officeDocument/2006/relationships">
+<w:hdr xmlns:r="http://schemas.openxmlformats.org/officeDocument/2006/relationships" xmlns:w="http://schemas.openxmlformats.org/wordprocessingml/2006/main">
   <w:p>
     <w:pPr>
       <w:pStyle w:val="Header"/>
@@ -19066,7 +19232,7 @@
       <w:lvlText w:val="%1"/>
       <w:lvlJc w:val="left"/>
       <w:pPr>
-        <w:ind w:hanging="0" w:left="0"/>
+        <w:ind w:left="0" w:hanging="0"/>
       </w:pPr>
     </w:lvl>
     <w:lvl w:ilvl="1">
@@ -19078,7 +19244,7 @@
       <w:lvlText w:val="%1.%2"/>
       <w:lvlJc w:val="left"/>
       <w:pPr>
-        <w:ind w:hanging="0" w:left="0"/>
+        <w:ind w:left="0" w:hanging="0"/>
       </w:pPr>
     </w:lvl>
     <w:lvl w:ilvl="2">
@@ -19090,7 +19256,7 @@
       <w:lvlText w:val="%1.%2.%3"/>
       <w:lvlJc w:val="left"/>
       <w:pPr>
-        <w:ind w:hanging="0" w:left="0"/>
+        <w:ind w:left="0" w:hanging="0"/>
       </w:pPr>
     </w:lvl>
     <w:lvl w:ilvl="3">
@@ -19102,7 +19268,7 @@
       <w:lvlText w:val="%1.%2.%3.%4"/>
       <w:lvlJc w:val="left"/>
       <w:pPr>
-        <w:ind w:hanging="0" w:left="0"/>
+        <w:ind w:left="0" w:hanging="0"/>
       </w:pPr>
     </w:lvl>
     <w:lvl w:ilvl="4">
@@ -19114,7 +19280,7 @@
       <w:lvlText w:val="%1.%2.%3.%4.%5"/>
       <w:lvlJc w:val="left"/>
       <w:pPr>
-        <w:ind w:hanging="0" w:left="0"/>
+        <w:ind w:left="0" w:hanging="0"/>
       </w:pPr>
     </w:lvl>
   </w:abstractNum>
@@ -20193,18 +20359,18 @@
     <w:basedOn w:val="VerbatimChar"/>
     <w:rPr/>
   </w:style>
-  <w:style w:type="paragraph" w:styleId="SpecObjectHeader" w:customStyle="1">
+  <w:style w:type="paragraph" w:customStyle="1" w:styleId="SpecObjectHeader">
     <w:name w:val="Spec Object Header"/>
     <w:basedOn w:val="Normal"/>
     <w:next w:val="FirstParagraph"/>
     <w:qFormat/>
     <w:pPr>
       <w:keepNext/>
-      <w:spacing w:lineRule="auto" w:line="276" w:before="280" w:after="120"/>
+      <w:spacing w:before="280" w:lineRule="auto" w:line="276" w:after="120"/>
       <w:outlineLvl w:val="0"/>
     </w:pPr>
     <w:rPr>
-      <w:rFonts w:hAnsi="Calibri Light" w:ascii="Calibri Light" w:cs="Calibri Light"/>
+      <w:rFonts w:cs="Calibri Light" w:ascii="Calibri Light" w:hAnsi="Calibri Light"/>
       <w:b/>
       <w:bCs/>
       <w:color w:val="0F4C64"/>

--- a/manual/downloads/manual.docx
+++ b/manual/downloads/manual.docx
@@ -606,7 +606,7 @@
     </w:p>
     <w:p>
       <w:pPr>
-        <w:spacing w:line="20" w:after="0" w:before="0" w:lineRule="exact"/>
+        <w:spacing w:before="0" w:after="0" w:lineRule="exact" w:line="20"/>
         <w:rPr>
           <w:sz w:val="2"/>
         </w:rPr>
@@ -1373,7 +1373,7 @@
     </w:p>
     <w:p>
       <w:pPr>
-        <w:spacing w:line="20" w:after="0" w:before="0" w:lineRule="exact"/>
+        <w:spacing w:before="0" w:after="0" w:lineRule="exact" w:line="20"/>
         <w:rPr>
           <w:sz w:val="2"/>
         </w:rPr>
@@ -1415,18 +1415,18 @@
         <w:tblLook w:firstRow="1" w:lastRow="0" w:firstColumn="0" w:lastColumn="0" w:noHBand="0" w:noVBand="0" w:val="0020"/>
         <w:jc w:val="start"/>
         <w:tblBorders>
-          <w:top w:color="000000" w:sz="6" w:val="single" w:space="0"/>
-          <w:left w:color="000000" w:sz="6" w:val="single" w:space="0"/>
-          <w:bottom w:color="000000" w:sz="6" w:val="single" w:space="0"/>
-          <w:right w:color="000000" w:sz="6" w:val="single" w:space="0"/>
-          <w:insideH w:color="000000" w:sz="6" w:val="single" w:space="0"/>
-          <w:insideV w:color="000000" w:sz="6" w:val="single" w:space="0"/>
+          <w:top w:sz="6" w:val="single" w:space="0" w:color="000000"/>
+          <w:left w:sz="6" w:val="single" w:space="0" w:color="000000"/>
+          <w:bottom w:sz="6" w:val="single" w:space="0" w:color="000000"/>
+          <w:right w:sz="6" w:val="single" w:space="0" w:color="000000"/>
+          <w:insideH w:sz="6" w:val="single" w:space="0" w:color="000000"/>
+          <w:insideV w:sz="6" w:val="single" w:space="0" w:color="000000"/>
         </w:tblBorders>
         <w:tblCellMar>
-          <w:top w:w="57" w:type="dxa"/>
-          <w:left w:w="108" w:type="dxa"/>
-          <w:bottom w:w="57" w:type="dxa"/>
-          <w:right w:w="108" w:type="dxa"/>
+          <w:top w:type="dxa" w:w="57"/>
+          <w:left w:type="dxa" w:w="108"/>
+          <w:bottom w:type="dxa" w:w="57"/>
+          <w:right w:type="dxa" w:w="108"/>
         </w:tblCellMar>
       </w:tblPr>
       <w:tblGrid>
@@ -1440,14 +1440,14 @@
         </w:trPr>
         <w:tc>
           <w:tcPr>
-            <w:shd w:fill="E8E8E8" w:val="clear" w:color="auto"/>
+            <w:shd w:val="clear" w:fill="E8E8E8" w:color="auto"/>
           </w:tcPr>
           <w:p>
             <w:pPr>
               <w:pStyle w:val="Compact"/>
               <w:jc w:val="left"/>
-              <w:ind w:left="0" w:right="0" w:firstLine="0"/>
-              <w:spacing w:before="40" w:lineRule="auto" w:line="240" w:after="40"/>
+              <w:ind w:left="0" w:firstLine="0" w:right="0"/>
+              <w:spacing w:line="240" w:lineRule="auto" w:before="40" w:after="40"/>
             </w:pPr>
             <w:r>
               <w:rPr>
@@ -1459,14 +1459,14 @@
         </w:tc>
         <w:tc>
           <w:tcPr>
-            <w:shd w:fill="E8E8E8" w:val="clear" w:color="auto"/>
+            <w:shd w:val="clear" w:fill="E8E8E8" w:color="auto"/>
           </w:tcPr>
           <w:p>
             <w:pPr>
               <w:pStyle w:val="Compact"/>
               <w:jc w:val="left"/>
-              <w:ind w:left="0" w:right="0" w:firstLine="0"/>
-              <w:spacing w:before="40" w:lineRule="auto" w:line="240" w:after="40"/>
+              <w:ind w:left="0" w:firstLine="0" w:right="0"/>
+              <w:spacing w:line="240" w:lineRule="auto" w:before="40" w:after="40"/>
             </w:pPr>
             <w:r>
               <w:rPr>
@@ -1478,14 +1478,14 @@
         </w:tc>
         <w:tc>
           <w:tcPr>
-            <w:shd w:fill="E8E8E8" w:val="clear" w:color="auto"/>
+            <w:shd w:val="clear" w:fill="E8E8E8" w:color="auto"/>
           </w:tcPr>
           <w:p>
             <w:pPr>
               <w:pStyle w:val="Compact"/>
               <w:jc w:val="left"/>
-              <w:ind w:left="0" w:right="0" w:firstLine="0"/>
-              <w:spacing w:before="40" w:lineRule="auto" w:line="240" w:after="40"/>
+              <w:ind w:left="0" w:firstLine="0" w:right="0"/>
+              <w:spacing w:line="240" w:lineRule="auto" w:before="40" w:after="40"/>
             </w:pPr>
             <w:r>
               <w:rPr>
@@ -1503,8 +1503,8 @@
             <w:pPr>
               <w:pStyle w:val="Compact"/>
               <w:jc w:val="left"/>
-              <w:ind w:left="0" w:right="0" w:firstLine="0"/>
-              <w:spacing w:before="40" w:lineRule="auto" w:line="240" w:after="40"/>
+              <w:ind w:left="0" w:firstLine="0" w:right="0"/>
+              <w:spacing w:line="240" w:lineRule="auto" w:before="40" w:after="40"/>
             </w:pPr>
             <w:r>
               <w:t xml:space="preserve">Container engine</w:t>
@@ -1517,8 +1517,8 @@
             <w:pPr>
               <w:pStyle w:val="Compact"/>
               <w:jc w:val="left"/>
-              <w:ind w:left="0" w:right="0" w:firstLine="0"/>
-              <w:spacing w:before="40" w:lineRule="auto" w:line="240" w:after="40"/>
+              <w:ind w:left="0" w:firstLine="0" w:right="0"/>
+              <w:spacing w:line="240" w:lineRule="auto" w:before="40" w:after="40"/>
             </w:pPr>
             <w:r>
               <w:t xml:space="preserve">Docker 20.10+ or Podman 4+</w:t>
@@ -1531,8 +1531,8 @@
             <w:pPr>
               <w:pStyle w:val="Compact"/>
               <w:jc w:val="left"/>
-              <w:ind w:left="0" w:right="0" w:firstLine="0"/>
-              <w:spacing w:before="40" w:lineRule="auto" w:line="240" w:after="40"/>
+              <w:ind w:left="0" w:firstLine="0" w:right="0"/>
+              <w:spacing w:line="240" w:lineRule="auto" w:before="40" w:after="40"/>
             </w:pPr>
             <w:r>
               <w:t xml:space="preserve">Docker Desktop, Docker Engine, or Podman (daemon/VM must be running)</w:t>
@@ -1547,8 +1547,8 @@
             <w:pPr>
               <w:pStyle w:val="Compact"/>
               <w:jc w:val="left"/>
-              <w:ind w:left="0" w:right="0" w:firstLine="0"/>
-              <w:spacing w:before="40" w:lineRule="auto" w:line="240" w:after="40"/>
+              <w:ind w:left="0" w:firstLine="0" w:right="0"/>
+              <w:spacing w:line="240" w:lineRule="auto" w:before="40" w:after="40"/>
             </w:pPr>
             <w:r>
               <w:t xml:space="preserve">Disk space</w:t>
@@ -1561,8 +1561,8 @@
             <w:pPr>
               <w:pStyle w:val="Compact"/>
               <w:jc w:val="left"/>
-              <w:ind w:left="0" w:right="0" w:firstLine="0"/>
-              <w:spacing w:before="40" w:lineRule="auto" w:line="240" w:after="40"/>
+              <w:ind w:left="0" w:firstLine="0" w:right="0"/>
+              <w:spacing w:line="240" w:lineRule="auto" w:before="40" w:after="40"/>
             </w:pPr>
             <w:r>
               <w:t xml:space="preserve">2 GB</w:t>
@@ -1575,8 +1575,8 @@
             <w:pPr>
               <w:pStyle w:val="Compact"/>
               <w:jc w:val="left"/>
-              <w:ind w:left="0" w:right="0" w:firstLine="0"/>
-              <w:spacing w:before="40" w:lineRule="auto" w:line="240" w:after="40"/>
+              <w:ind w:left="0" w:firstLine="0" w:right="0"/>
+              <w:spacing w:line="240" w:lineRule="auto" w:before="40" w:after="40"/>
             </w:pPr>
             <w:r>
               <w:t xml:space="preserve">For the container image and build artifacts</w:t>
@@ -1591,8 +1591,8 @@
             <w:pPr>
               <w:pStyle w:val="Compact"/>
               <w:jc w:val="left"/>
-              <w:ind w:left="0" w:right="0" w:firstLine="0"/>
-              <w:spacing w:before="40" w:lineRule="auto" w:line="240" w:after="40"/>
+              <w:ind w:left="0" w:firstLine="0" w:right="0"/>
+              <w:spacing w:line="240" w:lineRule="auto" w:before="40" w:after="40"/>
             </w:pPr>
             <w:r>
               <w:t xml:space="preserve">Host OS</w:t>
@@ -1605,8 +1605,8 @@
             <w:pPr>
               <w:pStyle w:val="Compact"/>
               <w:jc w:val="left"/>
-              <w:ind w:left="0" w:right="0" w:firstLine="0"/>
-              <w:spacing w:before="40" w:lineRule="auto" w:line="240" w:after="40"/>
+              <w:ind w:left="0" w:firstLine="0" w:right="0"/>
+              <w:spacing w:line="240" w:lineRule="auto" w:before="40" w:after="40"/>
             </w:pPr>
             <w:r>
               <w:t xml:space="preserve">Linux, macOS, or Windows</w:t>
@@ -1619,8 +1619,8 @@
             <w:pPr>
               <w:pStyle w:val="Compact"/>
               <w:jc w:val="left"/>
-              <w:ind w:left="0" w:right="0" w:firstLine="0"/>
-              <w:spacing w:before="40" w:lineRule="auto" w:line="240" w:after="40"/>
+              <w:ind w:left="0" w:firstLine="0" w:right="0"/>
+              <w:spacing w:line="240" w:lineRule="auto" w:before="40" w:after="40"/>
             </w:pPr>
             <w:r>
               <w:t xml:space="preserve">The container runs Ubuntu 24.04</w:t>
@@ -1673,7 +1673,7 @@
     </w:p>
     <w:p>
       <w:pPr>
-        <w:spacing w:line="20" w:after="0" w:before="0" w:lineRule="exact"/>
+        <w:spacing w:before="0" w:after="0" w:lineRule="exact" w:line="20"/>
         <w:rPr>
           <w:sz w:val="2"/>
         </w:rPr>
@@ -1765,7 +1765,7 @@
     </w:p>
     <w:p>
       <w:pPr>
-        <w:spacing w:line="20" w:after="0" w:before="0" w:lineRule="exact"/>
+        <w:spacing w:before="0" w:after="0" w:lineRule="exact" w:line="20"/>
         <w:rPr>
           <w:sz w:val="2"/>
         </w:rPr>
@@ -1917,7 +1917,7 @@
     </w:p>
     <w:p>
       <w:pPr>
-        <w:spacing w:line="20" w:after="0" w:before="0" w:lineRule="exact"/>
+        <w:spacing w:before="0" w:after="0" w:lineRule="exact" w:line="20"/>
         <w:rPr>
           <w:sz w:val="2"/>
         </w:rPr>
@@ -2131,12 +2131,27 @@
         <w:t xml:space="preserve"> </w:t>
       </w:r>
       <w:r>
+        <w:t xml:space="preserve">diagrams, Node + mermaid-cli for</w:t>
+      </w:r>
+      <w:r>
+        <w:t xml:space="preserve"> </w:t>
+      </w:r>
+      <w:r>
+        <w:rPr>
+          <w:rStyle w:val="VerbatimChar"/>
+        </w:rPr>
+        <w:t xml:space="preserve">mermaid:</w:t>
+      </w:r>
+      <w:r>
+        <w:t xml:space="preserve"> </w:t>
+      </w:r>
+      <w:r>
         <w:t xml:space="preserve">diagrams, python/reqif for ReqIF interop). No compiler toolchain, no pandoc build. To build it locally instead of pulling from GHCR, from the repository root:</w:t>
       </w:r>
     </w:p>
     <w:p>
       <w:pPr>
-        <w:spacing w:line="20" w:after="0" w:before="0" w:lineRule="exact"/>
+        <w:spacing w:before="0" w:after="0" w:lineRule="exact" w:line="20"/>
         <w:rPr>
           <w:sz w:val="2"/>
         </w:rPr>
@@ -2239,7 +2254,7 @@
     </w:p>
     <w:p>
       <w:pPr>
-        <w:spacing w:line="20" w:after="0" w:before="0" w:lineRule="exact"/>
+        <w:spacing w:before="0" w:after="0" w:lineRule="exact" w:line="20"/>
         <w:rPr>
           <w:sz w:val="2"/>
         </w:rPr>
@@ -2316,7 +2331,7 @@
     </w:p>
     <w:p>
       <w:pPr>
-        <w:spacing w:line="20" w:after="0" w:before="0" w:lineRule="exact"/>
+        <w:spacing w:before="0" w:after="0" w:lineRule="exact" w:line="20"/>
         <w:rPr>
           <w:sz w:val="2"/>
         </w:rPr>
@@ -2419,7 +2434,7 @@
     </w:p>
     <w:p>
       <w:pPr>
-        <w:spacing w:line="20" w:after="0" w:before="0" w:lineRule="exact"/>
+        <w:spacing w:before="0" w:after="0" w:lineRule="exact" w:line="20"/>
         <w:rPr>
           <w:sz w:val="2"/>
         </w:rPr>
@@ -2461,18 +2476,18 @@
         <w:tblLook w:firstRow="1" w:lastRow="0" w:firstColumn="0" w:lastColumn="0" w:noHBand="0" w:noVBand="0" w:val="0020"/>
         <w:jc w:val="start"/>
         <w:tblBorders>
-          <w:top w:color="000000" w:sz="6" w:val="single" w:space="0"/>
-          <w:left w:color="000000" w:sz="6" w:val="single" w:space="0"/>
-          <w:bottom w:color="000000" w:sz="6" w:val="single" w:space="0"/>
-          <w:right w:color="000000" w:sz="6" w:val="single" w:space="0"/>
-          <w:insideH w:color="000000" w:sz="6" w:val="single" w:space="0"/>
-          <w:insideV w:color="000000" w:sz="6" w:val="single" w:space="0"/>
+          <w:top w:sz="6" w:val="single" w:space="0" w:color="000000"/>
+          <w:left w:sz="6" w:val="single" w:space="0" w:color="000000"/>
+          <w:bottom w:sz="6" w:val="single" w:space="0" w:color="000000"/>
+          <w:right w:sz="6" w:val="single" w:space="0" w:color="000000"/>
+          <w:insideH w:sz="6" w:val="single" w:space="0" w:color="000000"/>
+          <w:insideV w:sz="6" w:val="single" w:space="0" w:color="000000"/>
         </w:tblBorders>
         <w:tblCellMar>
-          <w:top w:w="57" w:type="dxa"/>
-          <w:left w:w="108" w:type="dxa"/>
-          <w:bottom w:w="57" w:type="dxa"/>
-          <w:right w:w="108" w:type="dxa"/>
+          <w:top w:type="dxa" w:w="57"/>
+          <w:left w:type="dxa" w:w="108"/>
+          <w:bottom w:type="dxa" w:w="57"/>
+          <w:right w:type="dxa" w:w="108"/>
         </w:tblCellMar>
       </w:tblPr>
       <w:tblGrid>
@@ -2485,14 +2500,14 @@
         </w:trPr>
         <w:tc>
           <w:tcPr>
-            <w:shd w:fill="E8E8E8" w:val="clear" w:color="auto"/>
+            <w:shd w:val="clear" w:fill="E8E8E8" w:color="auto"/>
           </w:tcPr>
           <w:p>
             <w:pPr>
               <w:pStyle w:val="Compact"/>
               <w:jc w:val="left"/>
-              <w:ind w:left="0" w:right="0" w:firstLine="0"/>
-              <w:spacing w:before="40" w:lineRule="auto" w:line="240" w:after="40"/>
+              <w:ind w:left="0" w:firstLine="0" w:right="0"/>
+              <w:spacing w:line="240" w:lineRule="auto" w:before="40" w:after="40"/>
             </w:pPr>
             <w:r>
               <w:rPr>
@@ -2504,14 +2519,14 @@
         </w:tc>
         <w:tc>
           <w:tcPr>
-            <w:shd w:fill="E8E8E8" w:val="clear" w:color="auto"/>
+            <w:shd w:val="clear" w:fill="E8E8E8" w:color="auto"/>
           </w:tcPr>
           <w:p>
             <w:pPr>
               <w:pStyle w:val="Compact"/>
               <w:jc w:val="left"/>
-              <w:ind w:left="0" w:right="0" w:firstLine="0"/>
-              <w:spacing w:before="40" w:lineRule="auto" w:line="240" w:after="40"/>
+              <w:ind w:left="0" w:firstLine="0" w:right="0"/>
+              <w:spacing w:line="240" w:lineRule="auto" w:before="40" w:after="40"/>
             </w:pPr>
             <w:r>
               <w:rPr>
@@ -2529,8 +2544,8 @@
             <w:pPr>
               <w:pStyle w:val="Compact"/>
               <w:jc w:val="left"/>
-              <w:ind w:left="0" w:right="0" w:firstLine="0"/>
-              <w:spacing w:before="40" w:lineRule="auto" w:line="240" w:after="40"/>
+              <w:ind w:left="0" w:firstLine="0" w:right="0"/>
+              <w:spacing w:line="240" w:lineRule="auto" w:before="40" w:after="40"/>
             </w:pPr>
             <w:r>
               <w:rPr>
@@ -2546,8 +2561,8 @@
             <w:pPr>
               <w:pStyle w:val="Compact"/>
               <w:jc w:val="left"/>
-              <w:ind w:left="0" w:right="0" w:firstLine="0"/>
-              <w:spacing w:before="40" w:lineRule="auto" w:line="240" w:after="40"/>
+              <w:ind w:left="0" w:firstLine="0" w:right="0"/>
+              <w:spacing w:line="240" w:lineRule="auto" w:before="40" w:after="40"/>
             </w:pPr>
             <w:r>
               <w:t xml:space="preserve">Runs the container image via docker or podman (written by</w:t>
@@ -2574,8 +2589,8 @@
             <w:pPr>
               <w:pStyle w:val="Compact"/>
               <w:jc w:val="left"/>
-              <w:ind w:left="0" w:right="0" w:firstLine="0"/>
-              <w:spacing w:before="40" w:lineRule="auto" w:line="240" w:after="40"/>
+              <w:ind w:left="0" w:firstLine="0" w:right="0"/>
+              <w:spacing w:line="240" w:lineRule="auto" w:before="40" w:after="40"/>
             </w:pPr>
             <w:r>
               <w:rPr>
@@ -2591,8 +2606,8 @@
             <w:pPr>
               <w:pStyle w:val="Compact"/>
               <w:jc w:val="left"/>
-              <w:ind w:left="0" w:right="0" w:firstLine="0"/>
-              <w:spacing w:before="40" w:lineRule="auto" w:line="240" w:after="40"/>
+              <w:ind w:left="0" w:firstLine="0" w:right="0"/>
+              <w:spacing w:line="240" w:lineRule="auto" w:before="40" w:after="40"/>
             </w:pPr>
             <w:r>
               <w:t xml:space="preserve">Invokes the host pandoc with the compiled extensions (written by</w:t>
@@ -2837,7 +2852,7 @@
     </w:p>
     <w:p>
       <w:pPr>
-        <w:spacing w:line="20" w:after="0" w:before="0" w:lineRule="exact"/>
+        <w:spacing w:before="0" w:after="0" w:lineRule="exact" w:line="20"/>
         <w:rPr>
           <w:sz w:val="2"/>
         </w:rPr>
@@ -4177,7 +4192,7 @@
     </w:p>
     <w:p>
       <w:pPr>
-        <w:spacing w:line="20" w:after="0" w:before="0" w:lineRule="exact"/>
+        <w:spacing w:before="0" w:after="0" w:lineRule="exact" w:line="20"/>
         <w:rPr>
           <w:sz w:val="2"/>
         </w:rPr>
@@ -4219,18 +4234,18 @@
         <w:tblLook w:firstRow="1" w:lastRow="0" w:firstColumn="0" w:lastColumn="0" w:noHBand="0" w:noVBand="0" w:val="0020"/>
         <w:jc w:val="start"/>
         <w:tblBorders>
-          <w:top w:color="000000" w:sz="6" w:val="single" w:space="0"/>
-          <w:left w:color="000000" w:sz="6" w:val="single" w:space="0"/>
-          <w:bottom w:color="000000" w:sz="6" w:val="single" w:space="0"/>
-          <w:right w:color="000000" w:sz="6" w:val="single" w:space="0"/>
-          <w:insideH w:color="000000" w:sz="6" w:val="single" w:space="0"/>
-          <w:insideV w:color="000000" w:sz="6" w:val="single" w:space="0"/>
+          <w:top w:sz="6" w:val="single" w:space="0" w:color="000000"/>
+          <w:left w:sz="6" w:val="single" w:space="0" w:color="000000"/>
+          <w:bottom w:sz="6" w:val="single" w:space="0" w:color="000000"/>
+          <w:right w:sz="6" w:val="single" w:space="0" w:color="000000"/>
+          <w:insideH w:sz="6" w:val="single" w:space="0" w:color="000000"/>
+          <w:insideV w:sz="6" w:val="single" w:space="0" w:color="000000"/>
         </w:tblBorders>
         <w:tblCellMar>
-          <w:top w:w="57" w:type="dxa"/>
-          <w:left w:w="108" w:type="dxa"/>
-          <w:bottom w:w="57" w:type="dxa"/>
-          <w:right w:w="108" w:type="dxa"/>
+          <w:top w:type="dxa" w:w="57"/>
+          <w:left w:type="dxa" w:w="108"/>
+          <w:bottom w:type="dxa" w:w="57"/>
+          <w:right w:type="dxa" w:w="108"/>
         </w:tblCellMar>
       </w:tblPr>
       <w:tblGrid>
@@ -4244,14 +4259,14 @@
         </w:trPr>
         <w:tc>
           <w:tcPr>
-            <w:shd w:fill="E8E8E8" w:val="clear" w:color="auto"/>
+            <w:shd w:val="clear" w:fill="E8E8E8" w:color="auto"/>
           </w:tcPr>
           <w:p>
             <w:pPr>
               <w:pStyle w:val="Compact"/>
               <w:jc w:val="left"/>
-              <w:ind w:left="0" w:right="0" w:firstLine="0"/>
-              <w:spacing w:before="40" w:lineRule="auto" w:line="240" w:after="40"/>
+              <w:ind w:left="0" w:firstLine="0" w:right="0"/>
+              <w:spacing w:line="240" w:lineRule="auto" w:before="40" w:after="40"/>
             </w:pPr>
             <w:r>
               <w:rPr>
@@ -4263,14 +4278,14 @@
         </w:tc>
         <w:tc>
           <w:tcPr>
-            <w:shd w:fill="E8E8E8" w:val="clear" w:color="auto"/>
+            <w:shd w:val="clear" w:fill="E8E8E8" w:color="auto"/>
           </w:tcPr>
           <w:p>
             <w:pPr>
               <w:pStyle w:val="Compact"/>
               <w:jc w:val="left"/>
-              <w:ind w:left="0" w:right="0" w:firstLine="0"/>
-              <w:spacing w:before="40" w:lineRule="auto" w:line="240" w:after="40"/>
+              <w:ind w:left="0" w:firstLine="0" w:right="0"/>
+              <w:spacing w:line="240" w:lineRule="auto" w:before="40" w:after="40"/>
             </w:pPr>
             <w:r>
               <w:rPr>
@@ -4282,14 +4297,14 @@
         </w:tc>
         <w:tc>
           <w:tcPr>
-            <w:shd w:fill="E8E8E8" w:val="clear" w:color="auto"/>
+            <w:shd w:val="clear" w:fill="E8E8E8" w:color="auto"/>
           </w:tcPr>
           <w:p>
             <w:pPr>
               <w:pStyle w:val="Compact"/>
               <w:jc w:val="left"/>
-              <w:ind w:left="0" w:right="0" w:firstLine="0"/>
-              <w:spacing w:before="40" w:lineRule="auto" w:line="240" w:after="40"/>
+              <w:ind w:left="0" w:firstLine="0" w:right="0"/>
+              <w:spacing w:line="240" w:lineRule="auto" w:before="40" w:after="40"/>
             </w:pPr>
             <w:r>
               <w:rPr>
@@ -4307,8 +4322,8 @@
             <w:pPr>
               <w:pStyle w:val="Compact"/>
               <w:jc w:val="left"/>
-              <w:ind w:left="0" w:right="0" w:firstLine="0"/>
-              <w:spacing w:before="40" w:lineRule="auto" w:line="240" w:after="40"/>
+              <w:ind w:left="0" w:firstLine="0" w:right="0"/>
+              <w:spacing w:line="240" w:lineRule="auto" w:before="40" w:after="40"/>
             </w:pPr>
             <w:r>
               <w:rPr>
@@ -4324,8 +4339,8 @@
             <w:pPr>
               <w:pStyle w:val="Compact"/>
               <w:jc w:val="left"/>
-              <w:ind w:left="0" w:right="0" w:firstLine="0"/>
-              <w:spacing w:before="40" w:lineRule="auto" w:line="240" w:after="40"/>
+              <w:ind w:left="0" w:firstLine="0" w:right="0"/>
+              <w:spacing w:line="240" w:lineRule="auto" w:before="40" w:after="40"/>
             </w:pPr>
             <w:r>
               <w:t xml:space="preserve">string</w:t>
@@ -4338,8 +4353,8 @@
             <w:pPr>
               <w:pStyle w:val="Compact"/>
               <w:jc w:val="left"/>
-              <w:ind w:left="0" w:right="0" w:firstLine="0"/>
-              <w:spacing w:before="40" w:lineRule="auto" w:line="240" w:after="40"/>
+              <w:ind w:left="0" w:firstLine="0" w:right="0"/>
+              <w:spacing w:line="240" w:lineRule="auto" w:before="40" w:after="40"/>
             </w:pPr>
             <w:r>
               <w:t xml:space="preserve">Project code identifier</w:t>
@@ -4354,8 +4369,8 @@
             <w:pPr>
               <w:pStyle w:val="Compact"/>
               <w:jc w:val="left"/>
-              <w:ind w:left="0" w:right="0" w:firstLine="0"/>
-              <w:spacing w:before="40" w:lineRule="auto" w:line="240" w:after="40"/>
+              <w:ind w:left="0" w:firstLine="0" w:right="0"/>
+              <w:spacing w:line="240" w:lineRule="auto" w:before="40" w:after="40"/>
             </w:pPr>
             <w:r>
               <w:rPr>
@@ -4371,8 +4386,8 @@
             <w:pPr>
               <w:pStyle w:val="Compact"/>
               <w:jc w:val="left"/>
-              <w:ind w:left="0" w:right="0" w:firstLine="0"/>
-              <w:spacing w:before="40" w:lineRule="auto" w:line="240" w:after="40"/>
+              <w:ind w:left="0" w:firstLine="0" w:right="0"/>
+              <w:spacing w:line="240" w:lineRule="auto" w:before="40" w:after="40"/>
             </w:pPr>
             <w:r>
               <w:t xml:space="preserve">string</w:t>
@@ -4385,8 +4400,8 @@
             <w:pPr>
               <w:pStyle w:val="Compact"/>
               <w:jc w:val="left"/>
-              <w:ind w:left="0" w:right="0" w:firstLine="0"/>
-              <w:spacing w:before="40" w:lineRule="auto" w:line="240" w:after="40"/>
+              <w:ind w:left="0" w:firstLine="0" w:right="0"/>
+              <w:spacing w:line="240" w:lineRule="auto" w:before="40" w:after="40"/>
             </w:pPr>
             <w:r>
               <w:t xml:space="preserve">Human-readable project name</w:t>
@@ -4401,8 +4416,8 @@
             <w:pPr>
               <w:pStyle w:val="Compact"/>
               <w:jc w:val="left"/>
-              <w:ind w:left="0" w:right="0" w:firstLine="0"/>
-              <w:spacing w:before="40" w:lineRule="auto" w:line="240" w:after="40"/>
+              <w:ind w:left="0" w:firstLine="0" w:right="0"/>
+              <w:spacing w:line="240" w:lineRule="auto" w:before="40" w:after="40"/>
             </w:pPr>
             <w:r>
               <w:rPr>
@@ -4418,8 +4433,8 @@
             <w:pPr>
               <w:pStyle w:val="Compact"/>
               <w:jc w:val="left"/>
-              <w:ind w:left="0" w:right="0" w:firstLine="0"/>
-              <w:spacing w:before="40" w:lineRule="auto" w:line="240" w:after="40"/>
+              <w:ind w:left="0" w:firstLine="0" w:right="0"/>
+              <w:spacing w:line="240" w:lineRule="auto" w:before="40" w:after="40"/>
             </w:pPr>
             <w:r>
               <w:t xml:space="preserve">list</w:t>
@@ -4432,8 +4447,8 @@
             <w:pPr>
               <w:pStyle w:val="Compact"/>
               <w:jc w:val="left"/>
-              <w:ind w:left="0" w:right="0" w:firstLine="0"/>
-              <w:spacing w:before="40" w:lineRule="auto" w:line="240" w:after="40"/>
+              <w:ind w:left="0" w:firstLine="0" w:right="0"/>
+              <w:spacing w:line="240" w:lineRule="auto" w:before="40" w:after="40"/>
             </w:pPr>
             <w:r>
               <w:t xml:space="preserve">One or more Markdown file paths to process</w:t>
@@ -4458,7 +4473,7 @@
     </w:p>
     <w:p>
       <w:pPr>
-        <w:spacing w:line="20" w:after="0" w:before="0" w:lineRule="exact"/>
+        <w:spacing w:before="0" w:after="0" w:lineRule="exact" w:line="20"/>
         <w:rPr>
           <w:sz w:val="2"/>
         </w:rPr>
@@ -4500,18 +4515,18 @@
         <w:tblLook w:firstRow="1" w:lastRow="0" w:firstColumn="0" w:lastColumn="0" w:noHBand="0" w:noVBand="0" w:val="0020"/>
         <w:jc w:val="start"/>
         <w:tblBorders>
-          <w:top w:color="000000" w:sz="6" w:val="single" w:space="0"/>
-          <w:left w:color="000000" w:sz="6" w:val="single" w:space="0"/>
-          <w:bottom w:color="000000" w:sz="6" w:val="single" w:space="0"/>
-          <w:right w:color="000000" w:sz="6" w:val="single" w:space="0"/>
-          <w:insideH w:color="000000" w:sz="6" w:val="single" w:space="0"/>
-          <w:insideV w:color="000000" w:sz="6" w:val="single" w:space="0"/>
+          <w:top w:sz="6" w:val="single" w:space="0" w:color="000000"/>
+          <w:left w:sz="6" w:val="single" w:space="0" w:color="000000"/>
+          <w:bottom w:sz="6" w:val="single" w:space="0" w:color="000000"/>
+          <w:right w:sz="6" w:val="single" w:space="0" w:color="000000"/>
+          <w:insideH w:sz="6" w:val="single" w:space="0" w:color="000000"/>
+          <w:insideV w:sz="6" w:val="single" w:space="0" w:color="000000"/>
         </w:tblBorders>
         <w:tblCellMar>
-          <w:top w:w="57" w:type="dxa"/>
-          <w:left w:w="108" w:type="dxa"/>
-          <w:bottom w:w="57" w:type="dxa"/>
-          <w:right w:w="108" w:type="dxa"/>
+          <w:top w:type="dxa" w:w="57"/>
+          <w:left w:type="dxa" w:w="108"/>
+          <w:bottom w:type="dxa" w:w="57"/>
+          <w:right w:type="dxa" w:w="108"/>
         </w:tblCellMar>
       </w:tblPr>
       <w:tblGrid>
@@ -4525,14 +4540,14 @@
         </w:trPr>
         <w:tc>
           <w:tcPr>
-            <w:shd w:fill="E8E8E8" w:val="clear" w:color="auto"/>
+            <w:shd w:val="clear" w:fill="E8E8E8" w:color="auto"/>
           </w:tcPr>
           <w:p>
             <w:pPr>
               <w:pStyle w:val="Compact"/>
               <w:jc w:val="left"/>
-              <w:ind w:left="0" w:right="0" w:firstLine="0"/>
-              <w:spacing w:before="40" w:lineRule="auto" w:line="240" w:after="40"/>
+              <w:ind w:left="0" w:firstLine="0" w:right="0"/>
+              <w:spacing w:line="240" w:lineRule="auto" w:before="40" w:after="40"/>
             </w:pPr>
             <w:r>
               <w:rPr>
@@ -4544,14 +4559,14 @@
         </w:tc>
         <w:tc>
           <w:tcPr>
-            <w:shd w:fill="E8E8E8" w:val="clear" w:color="auto"/>
+            <w:shd w:val="clear" w:fill="E8E8E8" w:color="auto"/>
           </w:tcPr>
           <w:p>
             <w:pPr>
               <w:pStyle w:val="Compact"/>
               <w:jc w:val="left"/>
-              <w:ind w:left="0" w:right="0" w:firstLine="0"/>
-              <w:spacing w:before="40" w:lineRule="auto" w:line="240" w:after="40"/>
+              <w:ind w:left="0" w:firstLine="0" w:right="0"/>
+              <w:spacing w:line="240" w:lineRule="auto" w:before="40" w:after="40"/>
             </w:pPr>
             <w:r>
               <w:rPr>
@@ -4563,14 +4578,14 @@
         </w:tc>
         <w:tc>
           <w:tcPr>
-            <w:shd w:fill="E8E8E8" w:val="clear" w:color="auto"/>
+            <w:shd w:val="clear" w:fill="E8E8E8" w:color="auto"/>
           </w:tcPr>
           <w:p>
             <w:pPr>
               <w:pStyle w:val="Compact"/>
               <w:jc w:val="left"/>
-              <w:ind w:left="0" w:right="0" w:firstLine="0"/>
-              <w:spacing w:before="40" w:lineRule="auto" w:line="240" w:after="40"/>
+              <w:ind w:left="0" w:firstLine="0" w:right="0"/>
+              <w:spacing w:line="240" w:lineRule="auto" w:before="40" w:after="40"/>
             </w:pPr>
             <w:r>
               <w:rPr>
@@ -4588,8 +4603,8 @@
             <w:pPr>
               <w:pStyle w:val="Compact"/>
               <w:jc w:val="left"/>
-              <w:ind w:left="0" w:right="0" w:firstLine="0"/>
-              <w:spacing w:before="40" w:lineRule="auto" w:line="240" w:after="40"/>
+              <w:ind w:left="0" w:firstLine="0" w:right="0"/>
+              <w:spacing w:line="240" w:lineRule="auto" w:before="40" w:after="40"/>
             </w:pPr>
             <w:r>
               <w:rPr>
@@ -4605,8 +4620,8 @@
             <w:pPr>
               <w:pStyle w:val="Compact"/>
               <w:jc w:val="left"/>
-              <w:ind w:left="0" w:right="0" w:firstLine="0"/>
-              <w:spacing w:before="40" w:lineRule="auto" w:line="240" w:after="40"/>
+              <w:ind w:left="0" w:firstLine="0" w:right="0"/>
+              <w:spacing w:line="240" w:lineRule="auto" w:before="40" w:after="40"/>
             </w:pPr>
             <w:r>
               <w:rPr>
@@ -4622,8 +4637,8 @@
             <w:pPr>
               <w:pStyle w:val="Compact"/>
               <w:jc w:val="left"/>
-              <w:ind w:left="0" w:right="0" w:firstLine="0"/>
-              <w:spacing w:before="40" w:lineRule="auto" w:line="240" w:after="40"/>
+              <w:ind w:left="0" w:firstLine="0" w:right="0"/>
+              <w:spacing w:line="240" w:lineRule="auto" w:before="40" w:after="40"/>
             </w:pPr>
             <w:r>
               <w:t xml:space="preserve">Built-in base model is always loaded</w:t>
@@ -4638,8 +4653,8 @@
             <w:pPr>
               <w:pStyle w:val="Compact"/>
               <w:jc w:val="left"/>
-              <w:ind w:left="0" w:right="0" w:firstLine="0"/>
-              <w:spacing w:before="40" w:lineRule="auto" w:line="240" w:after="40"/>
+              <w:ind w:left="0" w:firstLine="0" w:right="0"/>
+              <w:spacing w:line="240" w:lineRule="auto" w:before="40" w:after="40"/>
             </w:pPr>
             <w:r>
               <w:rPr>
@@ -4655,8 +4670,8 @@
             <w:pPr>
               <w:pStyle w:val="Compact"/>
               <w:jc w:val="left"/>
-              <w:ind w:left="0" w:right="0" w:firstLine="0"/>
-              <w:spacing w:before="40" w:lineRule="auto" w:line="240" w:after="40"/>
+              <w:ind w:left="0" w:firstLine="0" w:right="0"/>
+              <w:spacing w:line="240" w:lineRule="auto" w:before="40" w:after="40"/>
             </w:pPr>
             <w:r>
               <w:rPr>
@@ -4672,8 +4687,8 @@
             <w:pPr>
               <w:pStyle w:val="Compact"/>
               <w:jc w:val="left"/>
-              <w:ind w:left="0" w:right="0" w:firstLine="0"/>
-              <w:spacing w:before="40" w:lineRule="auto" w:line="240" w:after="40"/>
+              <w:ind w:left="0" w:firstLine="0" w:right="0"/>
+              <w:spacing w:line="240" w:lineRule="auto" w:before="40" w:after="40"/>
             </w:pPr>
             <w:r>
               <w:t xml:space="preserve">Also stores</w:t>
@@ -4697,8 +4712,8 @@
             <w:pPr>
               <w:pStyle w:val="Compact"/>
               <w:jc w:val="left"/>
-              <w:ind w:left="0" w:right="0" w:firstLine="0"/>
-              <w:spacing w:before="40" w:lineRule="auto" w:line="240" w:after="40"/>
+              <w:ind w:left="0" w:firstLine="0" w:right="0"/>
+              <w:spacing w:line="240" w:lineRule="auto" w:before="40" w:after="40"/>
             </w:pPr>
             <w:r>
               <w:rPr>
@@ -4714,8 +4729,8 @@
             <w:pPr>
               <w:pStyle w:val="Compact"/>
               <w:jc w:val="left"/>
-              <w:ind w:left="0" w:right="0" w:firstLine="0"/>
-              <w:spacing w:before="40" w:lineRule="auto" w:line="240" w:after="40"/>
+              <w:ind w:left="0" w:firstLine="0" w:right="0"/>
+              <w:spacing w:line="240" w:lineRule="auto" w:before="40" w:after="40"/>
             </w:pPr>
             <w:r>
               <w:rPr>
@@ -4731,8 +4746,8 @@
             <w:pPr>
               <w:pStyle w:val="Compact"/>
               <w:jc w:val="left"/>
-              <w:ind w:left="0" w:right="0" w:firstLine="0"/>
-              <w:spacing w:before="40" w:lineRule="auto" w:line="240" w:after="40"/>
+              <w:ind w:left="0" w:firstLine="0" w:right="0"/>
+              <w:spacing w:line="240" w:lineRule="auto" w:before="40" w:after="40"/>
             </w:pPr>
             <w:r>
               <w:t xml:space="preserve">Overridden by</w:t>
@@ -4758,7 +4773,7 @@
     </w:tbl>
     <w:bookmarkEnd w:id="36"/>
     <w:bookmarkEnd w:id="37"/>
-    <w:bookmarkStart w:id="54" w:name="MANUAL-sec5"/>
+    <w:bookmarkStart w:id="55" w:name="MANUAL-sec5"/>
     <w:p>
       <w:pPr>
         <w:pStyle w:val="Heading1"/>
@@ -4823,7 +4838,7 @@
     </w:p>
     <w:p>
       <w:pPr>
-        <w:spacing w:line="20" w:after="0" w:before="0" w:lineRule="exact"/>
+        <w:spacing w:before="0" w:after="0" w:lineRule="exact" w:line="20"/>
         <w:rPr>
           <w:sz w:val="2"/>
         </w:rPr>
@@ -4914,7 +4929,7 @@
     </w:p>
     <w:p>
       <w:pPr>
-        <w:spacing w:line="20" w:after="0" w:before="0" w:lineRule="exact"/>
+        <w:spacing w:before="0" w:after="0" w:lineRule="exact" w:line="20"/>
         <w:rPr>
           <w:sz w:val="2"/>
         </w:rPr>
@@ -5111,7 +5126,7 @@
     </w:p>
     <w:p>
       <w:pPr>
-        <w:spacing w:line="20" w:after="0" w:before="0" w:lineRule="exact"/>
+        <w:spacing w:before="0" w:after="0" w:lineRule="exact" w:line="20"/>
         <w:rPr>
           <w:sz w:val="2"/>
         </w:rPr>
@@ -5297,7 +5312,7 @@
     </w:p>
     <w:p>
       <w:pPr>
-        <w:spacing w:line="20" w:after="0" w:before="0" w:lineRule="exact"/>
+        <w:spacing w:before="0" w:after="0" w:lineRule="exact" w:line="20"/>
         <w:rPr>
           <w:sz w:val="2"/>
         </w:rPr>
@@ -5754,7 +5769,7 @@
       </w:r>
     </w:p>
     <w:bookmarkEnd w:id="40"/>
-    <w:bookmarkStart w:id="48" w:name="MANUAL-sec5.4"/>
+    <w:bookmarkStart w:id="49" w:name="MANUAL-sec5.4"/>
     <w:p>
       <w:pPr>
         <w:pStyle w:val="Heading2"/>
@@ -5811,7 +5826,7 @@
     </w:p>
     <w:p>
       <w:pPr>
-        <w:spacing w:line="20" w:after="0" w:before="0" w:lineRule="exact"/>
+        <w:spacing w:before="0" w:after="0" w:lineRule="exact" w:line="20"/>
         <w:rPr>
           <w:sz w:val="2"/>
         </w:rPr>
@@ -5913,18 +5928,18 @@
         </w:numPr>
       </w:pPr>
       <w:r>
-        <w:t xml:space="preserve">Table</w:t>
-      </w:r>
-    </w:p>
-    <w:p>
-      <w:pPr>
-        <w:spacing w:line="20" w:after="0" w:before="0" w:lineRule="exact"/>
+        <w:t xml:space="preserve">Mermaid Diagram</w:t>
+      </w:r>
+    </w:p>
+    <w:p>
+      <w:pPr>
+        <w:spacing w:before="0" w:after="0" w:lineRule="exact" w:line="20"/>
         <w:rPr>
           <w:sz w:val="2"/>
         </w:rPr>
       </w:pPr>
-      <w:bookmarkStart w:id="10374" w:name="listing-src-table-float-syntax"/>
-      <w:bookmarkEnd w:id="10374"/>
+      <w:bookmarkStart w:id="14699" w:name="listing-src-mermaid-float-syntax"/>
+      <w:bookmarkEnd w:id="14699"/>
     </w:p>
     <w:p>
       <w:pPr>
@@ -5950,7 +5965,7 @@
         <w:fldChar w:fldCharType="end"/>
       </w:r>
       <w:r>
-        <w:t xml:space="preserve"> :  Table float syntax</w:t>
+        <w:t xml:space="preserve"> :  Mermaid float syntax</w:t>
       </w:r>
     </w:p>
     <w:p>
@@ -5961,7 +5976,7 @@
         <w:rPr>
           <w:rStyle w:val="InformationTok"/>
         </w:rPr>
-        <w:t xml:space="preserve">```list-table:tbl-interfaces{caption="External Interfaces"}</w:t>
+        <w:t xml:space="preserve">```mermaid:diag-flow{caption="Build Flow"}</w:t>
       </w:r>
       <w:r>
         <w:br/>
@@ -5970,7 +5985,7 @@
         <w:rPr>
           <w:rStyle w:val="InformationTok"/>
         </w:rPr>
-        <w:t xml:space="preserve">&gt; header-rows: 1</w:t>
+        <w:t xml:space="preserve">flowchart LR</w:t>
       </w:r>
       <w:r>
         <w:br/>
@@ -5979,73 +5994,57 @@
         <w:rPr>
           <w:rStyle w:val="InformationTok"/>
         </w:rPr>
-        <w:t xml:space="preserve">&gt; aligns: l,l,l</w:t>
+        <w:t xml:space="preserve">    A[CommonSpec] --&gt; B[SpecIR]</w:t>
       </w:r>
       <w:r>
         <w:br/>
       </w:r>
       <w:r>
+        <w:rPr>
+          <w:rStyle w:val="InformationTok"/>
+        </w:rPr>
+        <w:t xml:space="preserve">    B --&gt; C[DOCX]</w:t>
+      </w:r>
+      <w:r>
         <w:br/>
       </w:r>
       <w:r>
         <w:rPr>
           <w:rStyle w:val="InformationTok"/>
         </w:rPr>
-        <w:t xml:space="preserve">* - Interface</w:t>
-      </w:r>
-      <w:r>
-        <w:br/>
-      </w:r>
-      <w:r>
-        <w:rPr>
-          <w:rStyle w:val="InformationTok"/>
-        </w:rPr>
-        <w:t xml:space="preserve">  - Protocol</w:t>
-      </w:r>
-      <w:r>
-        <w:br/>
-      </w:r>
-      <w:r>
-        <w:rPr>
-          <w:rStyle w:val="InformationTok"/>
-        </w:rPr>
-        <w:t xml:space="preserve">  - Direction</w:t>
-      </w:r>
-      <w:r>
-        <w:br/>
-      </w:r>
-      <w:r>
-        <w:rPr>
-          <w:rStyle w:val="InformationTok"/>
-        </w:rPr>
-        <w:t xml:space="preserve">* - GPS</w:t>
-      </w:r>
-      <w:r>
-        <w:br/>
-      </w:r>
-      <w:r>
-        <w:rPr>
-          <w:rStyle w:val="InformationTok"/>
-        </w:rPr>
-        <w:t xml:space="preserve">  - ARINC-429</w:t>
-      </w:r>
-      <w:r>
-        <w:br/>
-      </w:r>
-      <w:r>
-        <w:rPr>
-          <w:rStyle w:val="InformationTok"/>
-        </w:rPr>
-        <w:t xml:space="preserve">  - Input</w:t>
-      </w:r>
-      <w:r>
-        <w:br/>
-      </w:r>
-      <w:r>
-        <w:rPr>
-          <w:rStyle w:val="InformationTok"/>
-        </w:rPr>
         <w:t xml:space="preserve">```</w:t>
+      </w:r>
+    </w:p>
+    <w:p>
+      <w:pPr>
+        <w:pStyle w:val="FirstParagraph"/>
+      </w:pPr>
+      <w:r>
+        <w:t xml:space="preserve">Rendering uses the Mermaid CLI (</w:t>
+      </w:r>
+      <w:r>
+        <w:rPr>
+          <w:rStyle w:val="VerbatimChar"/>
+        </w:rPr>
+        <w:t xml:space="preserve">mmdc</w:t>
+      </w:r>
+      <w:r>
+        <w:t xml:space="preserve">). The container image bundles it; native installs need the</w:t>
+      </w:r>
+      <w:r>
+        <w:t xml:space="preserve"> </w:t>
+      </w:r>
+      <w:r>
+        <w:rPr>
+          <w:rStyle w:val="VerbatimChar"/>
+        </w:rPr>
+        <w:t xml:space="preserve">@mermaid-js/mermaid-cli</w:t>
+      </w:r>
+      <w:r>
+        <w:t xml:space="preserve"> </w:t>
+      </w:r>
+      <w:r>
+        <w:t xml:space="preserve">npm package on PATH.</w:t>
       </w:r>
     </w:p>
     <w:bookmarkEnd w:id="42"/>
@@ -6059,6 +6058,152 @@
         </w:numPr>
       </w:pPr>
       <w:r>
+        <w:t xml:space="preserve">Table</w:t>
+      </w:r>
+    </w:p>
+    <w:p>
+      <w:pPr>
+        <w:spacing w:before="0" w:after="0" w:lineRule="exact" w:line="20"/>
+        <w:rPr>
+          <w:sz w:val="2"/>
+        </w:rPr>
+      </w:pPr>
+      <w:bookmarkStart w:id="10374" w:name="listing-src-table-float-syntax"/>
+      <w:bookmarkEnd w:id="10374"/>
+    </w:p>
+    <w:p>
+      <w:pPr>
+        <w:pStyle w:val="Caption"/>
+        <w:keepNext/>
+      </w:pPr>
+      <w:r>
+        <w:t xml:space="preserve">Listing </w:t>
+      </w:r>
+      <w:r>
+        <w:fldChar w:fldCharType="begin"/>
+      </w:r>
+      <w:r>
+        <w:instrText xml:space="preserve"> SEQ LISTING \* ARABIC </w:instrText>
+      </w:r>
+      <w:r>
+        <w:fldChar w:fldCharType="separate"/>
+      </w:r>
+      <w:r>
+        <w:t>14</w:t>
+      </w:r>
+      <w:r>
+        <w:fldChar w:fldCharType="end"/>
+      </w:r>
+      <w:r>
+        <w:t xml:space="preserve"> :  Table float syntax</w:t>
+      </w:r>
+    </w:p>
+    <w:p>
+      <w:pPr>
+        <w:pStyle w:val="SourceCode"/>
+      </w:pPr>
+      <w:r>
+        <w:rPr>
+          <w:rStyle w:val="InformationTok"/>
+        </w:rPr>
+        <w:t xml:space="preserve">```list-table:tbl-interfaces{caption="External Interfaces"}</w:t>
+      </w:r>
+      <w:r>
+        <w:br/>
+      </w:r>
+      <w:r>
+        <w:rPr>
+          <w:rStyle w:val="InformationTok"/>
+        </w:rPr>
+        <w:t xml:space="preserve">&gt; header-rows: 1</w:t>
+      </w:r>
+      <w:r>
+        <w:br/>
+      </w:r>
+      <w:r>
+        <w:rPr>
+          <w:rStyle w:val="InformationTok"/>
+        </w:rPr>
+        <w:t xml:space="preserve">&gt; aligns: l,l,l</w:t>
+      </w:r>
+      <w:r>
+        <w:br/>
+      </w:r>
+      <w:r>
+        <w:br/>
+      </w:r>
+      <w:r>
+        <w:rPr>
+          <w:rStyle w:val="InformationTok"/>
+        </w:rPr>
+        <w:t xml:space="preserve">* - Interface</w:t>
+      </w:r>
+      <w:r>
+        <w:br/>
+      </w:r>
+      <w:r>
+        <w:rPr>
+          <w:rStyle w:val="InformationTok"/>
+        </w:rPr>
+        <w:t xml:space="preserve">  - Protocol</w:t>
+      </w:r>
+      <w:r>
+        <w:br/>
+      </w:r>
+      <w:r>
+        <w:rPr>
+          <w:rStyle w:val="InformationTok"/>
+        </w:rPr>
+        <w:t xml:space="preserve">  - Direction</w:t>
+      </w:r>
+      <w:r>
+        <w:br/>
+      </w:r>
+      <w:r>
+        <w:rPr>
+          <w:rStyle w:val="InformationTok"/>
+        </w:rPr>
+        <w:t xml:space="preserve">* - GPS</w:t>
+      </w:r>
+      <w:r>
+        <w:br/>
+      </w:r>
+      <w:r>
+        <w:rPr>
+          <w:rStyle w:val="InformationTok"/>
+        </w:rPr>
+        <w:t xml:space="preserve">  - ARINC-429</w:t>
+      </w:r>
+      <w:r>
+        <w:br/>
+      </w:r>
+      <w:r>
+        <w:rPr>
+          <w:rStyle w:val="InformationTok"/>
+        </w:rPr>
+        <w:t xml:space="preserve">  - Input</w:t>
+      </w:r>
+      <w:r>
+        <w:br/>
+      </w:r>
+      <w:r>
+        <w:rPr>
+          <w:rStyle w:val="InformationTok"/>
+        </w:rPr>
+        <w:t xml:space="preserve">```</w:t>
+      </w:r>
+    </w:p>
+    <w:bookmarkEnd w:id="43"/>
+    <w:bookmarkStart w:id="44" w:name="MANUAL-sec5.4.4"/>
+    <w:p>
+      <w:pPr>
+        <w:pStyle w:val="Heading3"/>
+        <w:numPr>
+          <w:ilvl w:val="2"/>
+          <w:numId w:val="100"/>
+        </w:numPr>
+      </w:pPr>
+      <w:r>
         <w:t xml:space="preserve">CSV Table</w:t>
       </w:r>
     </w:p>
@@ -6072,7 +6217,7 @@
     </w:p>
     <w:p>
       <w:pPr>
-        <w:spacing w:line="20" w:after="0" w:before="0" w:lineRule="exact"/>
+        <w:spacing w:before="0" w:after="0" w:lineRule="exact" w:line="20"/>
         <w:rPr>
           <w:sz w:val="2"/>
         </w:rPr>
@@ -6098,7 +6243,7 @@
         <w:fldChar w:fldCharType="separate"/>
       </w:r>
       <w:r>
-        <w:t>14</w:t>
+        <w:t>15</w:t>
       </w:r>
       <w:r>
         <w:fldChar w:fldCharType="end"/>
@@ -6239,8 +6384,8 @@
         <w:t xml:space="preserve">for live examples of each.</w:t>
       </w:r>
     </w:p>
-    <w:bookmarkEnd w:id="43"/>
-    <w:bookmarkStart w:id="44" w:name="MANUAL-sec5.4.4"/>
+    <w:bookmarkEnd w:id="44"/>
+    <w:bookmarkStart w:id="45" w:name="MANUAL-sec5.4.5"/>
     <w:p>
       <w:pPr>
         <w:pStyle w:val="Heading3"/>
@@ -6255,7 +6400,7 @@
     </w:p>
     <w:p>
       <w:pPr>
-        <w:spacing w:line="20" w:after="0" w:before="0" w:lineRule="exact"/>
+        <w:spacing w:before="0" w:after="0" w:lineRule="exact" w:line="20"/>
         <w:rPr>
           <w:sz w:val="2"/>
         </w:rPr>
@@ -6281,7 +6426,7 @@
         <w:fldChar w:fldCharType="separate"/>
       </w:r>
       <w:r>
-        <w:t>15</w:t>
+        <w:t>16</w:t>
       </w:r>
       <w:r>
         <w:fldChar w:fldCharType="end"/>
@@ -6337,8 +6482,8 @@
         <w:t xml:space="preserve">```</w:t>
       </w:r>
     </w:p>
-    <w:bookmarkEnd w:id="44"/>
-    <w:bookmarkStart w:id="45" w:name="MANUAL-sec5.4.5"/>
+    <w:bookmarkEnd w:id="45"/>
+    <w:bookmarkStart w:id="46" w:name="MANUAL-sec5.4.6"/>
     <w:p>
       <w:pPr>
         <w:pStyle w:val="Heading3"/>
@@ -6406,7 +6551,7 @@
     </w:p>
     <w:p>
       <w:pPr>
-        <w:spacing w:line="20" w:after="0" w:before="0" w:lineRule="exact"/>
+        <w:spacing w:before="0" w:after="0" w:lineRule="exact" w:line="20"/>
         <w:rPr>
           <w:sz w:val="2"/>
         </w:rPr>
@@ -6432,7 +6577,7 @@
         <w:fldChar w:fldCharType="separate"/>
       </w:r>
       <w:r>
-        <w:t>16</w:t>
+        <w:t>17</w:t>
       </w:r>
       <w:r>
         <w:fldChar w:fldCharType="end"/>
@@ -6566,8 +6711,8 @@
         <w:t xml:space="preserve">view ships with the overlay model that provides charts).</w:t>
       </w:r>
     </w:p>
-    <w:bookmarkEnd w:id="45"/>
-    <w:bookmarkStart w:id="46" w:name="MANUAL-sec5.4.6"/>
+    <w:bookmarkEnd w:id="46"/>
+    <w:bookmarkStart w:id="47" w:name="MANUAL-sec5.4.7"/>
     <w:p>
       <w:pPr>
         <w:pStyle w:val="Heading3"/>
@@ -6582,7 +6727,7 @@
     </w:p>
     <w:p>
       <w:pPr>
-        <w:spacing w:line="20" w:after="0" w:before="0" w:lineRule="exact"/>
+        <w:spacing w:before="0" w:after="0" w:lineRule="exact" w:line="20"/>
         <w:rPr>
           <w:sz w:val="2"/>
         </w:rPr>
@@ -6608,7 +6753,7 @@
         <w:fldChar w:fldCharType="separate"/>
       </w:r>
       <w:r>
-        <w:t>17</w:t>
+        <w:t>18</w:t>
       </w:r>
       <w:r>
         <w:fldChar w:fldCharType="end"/>
@@ -6688,8 +6833,8 @@
         <w:t xml:space="preserve">for live examples in this manual.</w:t>
       </w:r>
     </w:p>
-    <w:bookmarkEnd w:id="46"/>
-    <w:bookmarkStart w:id="47" w:name="MANUAL-sec5.4.7"/>
+    <w:bookmarkEnd w:id="47"/>
+    <w:bookmarkStart w:id="48" w:name="MANUAL-sec5.4.8"/>
     <w:p>
       <w:pPr>
         <w:pStyle w:val="Heading3"/>
@@ -6704,7 +6849,7 @@
     </w:p>
     <w:p>
       <w:pPr>
-        <w:spacing w:line="20" w:after="0" w:before="0" w:lineRule="exact"/>
+        <w:spacing w:before="0" w:after="0" w:lineRule="exact" w:line="20"/>
         <w:rPr>
           <w:sz w:val="2"/>
         </w:rPr>
@@ -6746,18 +6891,18 @@
         <w:tblLook w:firstRow="1" w:lastRow="0" w:firstColumn="0" w:lastColumn="0" w:noHBand="0" w:noVBand="0" w:val="0020"/>
         <w:jc w:val="start"/>
         <w:tblBorders>
-          <w:top w:color="000000" w:sz="6" w:val="single" w:space="0"/>
-          <w:left w:color="000000" w:sz="6" w:val="single" w:space="0"/>
-          <w:bottom w:color="000000" w:sz="6" w:val="single" w:space="0"/>
-          <w:right w:color="000000" w:sz="6" w:val="single" w:space="0"/>
-          <w:insideH w:color="000000" w:sz="6" w:val="single" w:space="0"/>
-          <w:insideV w:color="000000" w:sz="6" w:val="single" w:space="0"/>
+          <w:top w:sz="6" w:val="single" w:space="0" w:color="000000"/>
+          <w:left w:sz="6" w:val="single" w:space="0" w:color="000000"/>
+          <w:bottom w:sz="6" w:val="single" w:space="0" w:color="000000"/>
+          <w:right w:sz="6" w:val="single" w:space="0" w:color="000000"/>
+          <w:insideH w:sz="6" w:val="single" w:space="0" w:color="000000"/>
+          <w:insideV w:sz="6" w:val="single" w:space="0" w:color="000000"/>
         </w:tblBorders>
         <w:tblCellMar>
-          <w:top w:w="57" w:type="dxa"/>
-          <w:left w:w="108" w:type="dxa"/>
-          <w:bottom w:w="57" w:type="dxa"/>
-          <w:right w:w="108" w:type="dxa"/>
+          <w:top w:type="dxa" w:w="57"/>
+          <w:left w:type="dxa" w:w="108"/>
+          <w:bottom w:type="dxa" w:w="57"/>
+          <w:right w:type="dxa" w:w="108"/>
         </w:tblCellMar>
       </w:tblPr>
       <w:tblGrid>
@@ -6770,14 +6915,14 @@
         </w:trPr>
         <w:tc>
           <w:tcPr>
-            <w:shd w:fill="E8E8E8" w:val="clear" w:color="auto"/>
+            <w:shd w:val="clear" w:fill="E8E8E8" w:color="auto"/>
           </w:tcPr>
           <w:p>
             <w:pPr>
               <w:pStyle w:val="Compact"/>
               <w:jc w:val="left"/>
-              <w:ind w:left="0" w:right="0" w:firstLine="0"/>
-              <w:spacing w:before="40" w:lineRule="auto" w:line="240" w:after="40"/>
+              <w:ind w:left="0" w:firstLine="0" w:right="0"/>
+              <w:spacing w:line="240" w:lineRule="auto" w:before="40" w:after="40"/>
             </w:pPr>
             <w:r>
               <w:rPr>
@@ -6789,14 +6934,14 @@
         </w:tc>
         <w:tc>
           <w:tcPr>
-            <w:shd w:fill="E8E8E8" w:val="clear" w:color="auto"/>
+            <w:shd w:val="clear" w:fill="E8E8E8" w:color="auto"/>
           </w:tcPr>
           <w:p>
             <w:pPr>
               <w:pStyle w:val="Compact"/>
               <w:jc w:val="left"/>
-              <w:ind w:left="0" w:right="0" w:firstLine="0"/>
-              <w:spacing w:before="40" w:lineRule="auto" w:line="240" w:after="40"/>
+              <w:ind w:left="0" w:firstLine="0" w:right="0"/>
+              <w:spacing w:line="240" w:lineRule="auto" w:before="40" w:after="40"/>
             </w:pPr>
             <w:r>
               <w:rPr>
@@ -6814,8 +6959,8 @@
             <w:pPr>
               <w:pStyle w:val="Compact"/>
               <w:jc w:val="left"/>
-              <w:ind w:left="0" w:right="0" w:firstLine="0"/>
-              <w:spacing w:before="40" w:lineRule="auto" w:line="240" w:after="40"/>
+              <w:ind w:left="0" w:firstLine="0" w:right="0"/>
+              <w:spacing w:line="240" w:lineRule="auto" w:before="40" w:after="40"/>
             </w:pPr>
             <w:r>
               <w:rPr>
@@ -6831,8 +6976,8 @@
             <w:pPr>
               <w:pStyle w:val="Compact"/>
               <w:jc w:val="left"/>
-              <w:ind w:left="0" w:right="0" w:firstLine="0"/>
-              <w:spacing w:before="40" w:lineRule="auto" w:line="240" w:after="40"/>
+              <w:ind w:left="0" w:firstLine="0" w:right="0"/>
+              <w:spacing w:line="240" w:lineRule="auto" w:before="40" w:after="40"/>
             </w:pPr>
             <w:r>
               <w:t xml:space="preserve">Float type identifier (for example</w:t>
@@ -6868,6 +7013,18 @@
               <w:rPr>
                 <w:rStyle w:val="VerbatimChar"/>
               </w:rPr>
+              <w:t xml:space="preserve">mermaid</w:t>
+            </w:r>
+            <w:r>
+              <w:t xml:space="preserve">,</w:t>
+            </w:r>
+            <w:r>
+              <w:t xml:space="preserve"> </w:t>
+            </w:r>
+            <w:r>
+              <w:rPr>
+                <w:rStyle w:val="VerbatimChar"/>
+              </w:rPr>
               <w:t xml:space="preserve">csv</w:t>
             </w:r>
             <w:r>
@@ -6931,8 +7088,8 @@
             <w:pPr>
               <w:pStyle w:val="Compact"/>
               <w:jc w:val="left"/>
-              <w:ind w:left="0" w:right="0" w:firstLine="0"/>
-              <w:spacing w:before="40" w:lineRule="auto" w:line="240" w:after="40"/>
+              <w:ind w:left="0" w:firstLine="0" w:right="0"/>
+              <w:spacing w:line="240" w:lineRule="auto" w:before="40" w:after="40"/>
             </w:pPr>
             <w:r>
               <w:rPr>
@@ -6948,8 +7105,8 @@
             <w:pPr>
               <w:pStyle w:val="Compact"/>
               <w:jc w:val="left"/>
-              <w:ind w:left="0" w:right="0" w:firstLine="0"/>
-              <w:spacing w:before="40" w:lineRule="auto" w:line="240" w:after="40"/>
+              <w:ind w:left="0" w:firstLine="0" w:right="0"/>
+              <w:spacing w:line="240" w:lineRule="auto" w:before="40" w:after="40"/>
             </w:pPr>
             <w:r>
               <w:t xml:space="preserve">Optional language hint for syntax highlighting</w:t>
@@ -6964,8 +7121,8 @@
             <w:pPr>
               <w:pStyle w:val="Compact"/>
               <w:jc w:val="left"/>
-              <w:ind w:left="0" w:right="0" w:firstLine="0"/>
-              <w:spacing w:before="40" w:lineRule="auto" w:line="240" w:after="40"/>
+              <w:ind w:left="0" w:firstLine="0" w:right="0"/>
+              <w:spacing w:line="240" w:lineRule="auto" w:before="40" w:after="40"/>
             </w:pPr>
             <w:r>
               <w:rPr>
@@ -6981,8 +7138,8 @@
             <w:pPr>
               <w:pStyle w:val="Compact"/>
               <w:jc w:val="left"/>
-              <w:ind w:left="0" w:right="0" w:firstLine="0"/>
-              <w:spacing w:before="40" w:lineRule="auto" w:line="240" w:after="40"/>
+              <w:ind w:left="0" w:firstLine="0" w:right="0"/>
+              <w:spacing w:line="240" w:lineRule="auto" w:before="40" w:after="40"/>
             </w:pPr>
             <w:r>
               <w:t xml:space="preserve">Float label for cross-referencing; must be unique within the specification</w:t>
@@ -6997,8 +7154,8 @@
             <w:pPr>
               <w:pStyle w:val="Compact"/>
               <w:jc w:val="left"/>
-              <w:ind w:left="0" w:right="0" w:firstLine="0"/>
-              <w:spacing w:before="40" w:lineRule="auto" w:line="240" w:after="40"/>
+              <w:ind w:left="0" w:firstLine="0" w:right="0"/>
+              <w:spacing w:line="240" w:lineRule="auto" w:before="40" w:after="40"/>
             </w:pPr>
             <w:r>
               <w:rPr>
@@ -7014,8 +7171,8 @@
             <w:pPr>
               <w:pStyle w:val="Compact"/>
               <w:jc w:val="left"/>
-              <w:ind w:left="0" w:right="0" w:firstLine="0"/>
-              <w:spacing w:before="40" w:lineRule="auto" w:line="240" w:after="40"/>
+              <w:ind w:left="0" w:firstLine="0" w:right="0"/>
+              <w:spacing w:line="240" w:lineRule="auto" w:before="40" w:after="40"/>
             </w:pPr>
             <w:r>
               <w:t xml:space="preserve">Key-value attributes; common attribute:</w:t>
@@ -7033,9 +7190,9 @@
         </w:tc>
       </w:tr>
     </w:tbl>
-    <w:bookmarkEnd w:id="47"/>
     <w:bookmarkEnd w:id="48"/>
-    <w:bookmarkStart w:id="50" w:name="MANUAL-sec5.5"/>
+    <w:bookmarkEnd w:id="49"/>
+    <w:bookmarkStart w:id="51" w:name="MANUAL-sec5.5"/>
     <w:p>
       <w:pPr>
         <w:pStyle w:val="Heading2"/>
@@ -7116,7 +7273,7 @@
     </w:p>
     <w:p>
       <w:pPr>
-        <w:spacing w:line="20" w:after="0" w:before="0" w:lineRule="exact"/>
+        <w:spacing w:before="0" w:after="0" w:lineRule="exact" w:line="20"/>
         <w:rPr>
           <w:sz w:val="2"/>
         </w:rPr>
@@ -7158,18 +7315,18 @@
         <w:tblLook w:firstRow="1" w:lastRow="0" w:firstColumn="0" w:lastColumn="0" w:noHBand="0" w:noVBand="0" w:val="0020"/>
         <w:jc w:val="start"/>
         <w:tblBorders>
-          <w:top w:color="000000" w:sz="6" w:val="single" w:space="0"/>
-          <w:left w:color="000000" w:sz="6" w:val="single" w:space="0"/>
-          <w:bottom w:color="000000" w:sz="6" w:val="single" w:space="0"/>
-          <w:right w:color="000000" w:sz="6" w:val="single" w:space="0"/>
-          <w:insideH w:color="000000" w:sz="6" w:val="single" w:space="0"/>
-          <w:insideV w:color="000000" w:sz="6" w:val="single" w:space="0"/>
+          <w:top w:sz="6" w:val="single" w:space="0" w:color="000000"/>
+          <w:left w:sz="6" w:val="single" w:space="0" w:color="000000"/>
+          <w:bottom w:sz="6" w:val="single" w:space="0" w:color="000000"/>
+          <w:right w:sz="6" w:val="single" w:space="0" w:color="000000"/>
+          <w:insideH w:sz="6" w:val="single" w:space="0" w:color="000000"/>
+          <w:insideV w:sz="6" w:val="single" w:space="0" w:color="000000"/>
         </w:tblBorders>
         <w:tblCellMar>
-          <w:top w:w="57" w:type="dxa"/>
-          <w:left w:w="108" w:type="dxa"/>
-          <w:bottom w:w="57" w:type="dxa"/>
-          <w:right w:w="108" w:type="dxa"/>
+          <w:top w:type="dxa" w:w="57"/>
+          <w:left w:type="dxa" w:w="108"/>
+          <w:bottom w:type="dxa" w:w="57"/>
+          <w:right w:type="dxa" w:w="108"/>
         </w:tblCellMar>
       </w:tblPr>
       <w:tblGrid>
@@ -7183,14 +7340,14 @@
         </w:trPr>
         <w:tc>
           <w:tcPr>
-            <w:shd w:fill="E8E8E8" w:val="clear" w:color="auto"/>
+            <w:shd w:val="clear" w:fill="E8E8E8" w:color="auto"/>
           </w:tcPr>
           <w:p>
             <w:pPr>
               <w:pStyle w:val="Compact"/>
               <w:jc w:val="left"/>
-              <w:ind w:left="0" w:right="0" w:firstLine="0"/>
-              <w:spacing w:before="40" w:lineRule="auto" w:line="240" w:after="40"/>
+              <w:ind w:left="0" w:firstLine="0" w:right="0"/>
+              <w:spacing w:line="240" w:lineRule="auto" w:before="40" w:after="40"/>
             </w:pPr>
             <w:r>
               <w:rPr>
@@ -7202,14 +7359,14 @@
         </w:tc>
         <w:tc>
           <w:tcPr>
-            <w:shd w:fill="E8E8E8" w:val="clear" w:color="auto"/>
+            <w:shd w:val="clear" w:fill="E8E8E8" w:color="auto"/>
           </w:tcPr>
           <w:p>
             <w:pPr>
               <w:pStyle w:val="Compact"/>
               <w:jc w:val="left"/>
-              <w:ind w:left="0" w:right="0" w:firstLine="0"/>
-              <w:spacing w:before="40" w:lineRule="auto" w:line="240" w:after="40"/>
+              <w:ind w:left="0" w:firstLine="0" w:right="0"/>
+              <w:spacing w:line="240" w:lineRule="auto" w:before="40" w:after="40"/>
             </w:pPr>
             <w:r>
               <w:rPr>
@@ -7221,14 +7378,14 @@
         </w:tc>
         <w:tc>
           <w:tcPr>
-            <w:shd w:fill="E8E8E8" w:val="clear" w:color="auto"/>
+            <w:shd w:val="clear" w:fill="E8E8E8" w:color="auto"/>
           </w:tcPr>
           <w:p>
             <w:pPr>
               <w:pStyle w:val="Compact"/>
               <w:jc w:val="left"/>
-              <w:ind w:left="0" w:right="0" w:firstLine="0"/>
-              <w:spacing w:before="40" w:lineRule="auto" w:line="240" w:after="40"/>
+              <w:ind w:left="0" w:firstLine="0" w:right="0"/>
+              <w:spacing w:line="240" w:lineRule="auto" w:before="40" w:after="40"/>
             </w:pPr>
             <w:r>
               <w:rPr>
@@ -7246,8 +7403,8 @@
             <w:pPr>
               <w:pStyle w:val="Compact"/>
               <w:jc w:val="left"/>
-              <w:ind w:left="0" w:right="0" w:firstLine="0"/>
-              <w:spacing w:before="40" w:lineRule="auto" w:line="240" w:after="40"/>
+              <w:ind w:left="0" w:firstLine="0" w:right="0"/>
+              <w:spacing w:line="240" w:lineRule="auto" w:before="40" w:after="40"/>
             </w:pPr>
             <w:r>
               <w:rPr>
@@ -7263,8 +7420,8 @@
             <w:pPr>
               <w:pStyle w:val="Compact"/>
               <w:jc w:val="left"/>
-              <w:ind w:left="0" w:right="0" w:firstLine="0"/>
-              <w:spacing w:before="40" w:lineRule="auto" w:line="240" w:after="40"/>
+              <w:ind w:left="0" w:firstLine="0" w:right="0"/>
+              <w:spacing w:line="240" w:lineRule="auto" w:before="40" w:after="40"/>
             </w:pPr>
             <w:r>
               <w:rPr>
@@ -7286,8 +7443,8 @@
             <w:pPr>
               <w:pStyle w:val="Compact"/>
               <w:jc w:val="left"/>
-              <w:ind w:left="0" w:right="0" w:firstLine="0"/>
-              <w:spacing w:before="40" w:lineRule="auto" w:line="240" w:after="40"/>
+              <w:ind w:left="0" w:firstLine="0" w:right="0"/>
+              <w:spacing w:line="240" w:lineRule="auto" w:before="40" w:after="40"/>
             </w:pPr>
             <w:r>
               <w:t xml:space="preserve">PID lookup: same-spec first, then cross-document fallback</w:t>
@@ -7302,8 +7459,8 @@
             <w:pPr>
               <w:pStyle w:val="Compact"/>
               <w:jc w:val="left"/>
-              <w:ind w:left="0" w:right="0" w:firstLine="0"/>
-              <w:spacing w:before="40" w:lineRule="auto" w:line="240" w:after="40"/>
+              <w:ind w:left="0" w:firstLine="0" w:right="0"/>
+              <w:spacing w:line="240" w:lineRule="auto" w:before="40" w:after="40"/>
             </w:pPr>
             <w:r>
               <w:rPr>
@@ -7319,8 +7476,8 @@
             <w:pPr>
               <w:pStyle w:val="Compact"/>
               <w:jc w:val="left"/>
-              <w:ind w:left="0" w:right="0" w:firstLine="0"/>
-              <w:spacing w:before="40" w:lineRule="auto" w:line="240" w:after="40"/>
+              <w:ind w:left="0" w:firstLine="0" w:right="0"/>
+              <w:spacing w:line="240" w:lineRule="auto" w:before="40" w:after="40"/>
             </w:pPr>
             <w:r>
               <w:rPr>
@@ -7342,8 +7499,8 @@
             <w:pPr>
               <w:pStyle w:val="Compact"/>
               <w:jc w:val="left"/>
-              <w:ind w:left="0" w:right="0" w:firstLine="0"/>
-              <w:spacing w:before="40" w:lineRule="auto" w:line="240" w:after="40"/>
+              <w:ind w:left="0" w:firstLine="0" w:right="0"/>
+              <w:spacing w:line="240" w:lineRule="auto" w:before="40" w:after="40"/>
             </w:pPr>
             <w:r>
               <w:t xml:space="preserve">Scoped label resolution: local scope, then same-spec, then global</w:t>
@@ -7358,8 +7515,8 @@
             <w:pPr>
               <w:pStyle w:val="Compact"/>
               <w:jc w:val="left"/>
-              <w:ind w:left="0" w:right="0" w:firstLine="0"/>
-              <w:spacing w:before="40" w:lineRule="auto" w:line="240" w:after="40"/>
+              <w:ind w:left="0" w:firstLine="0" w:right="0"/>
+              <w:spacing w:line="240" w:lineRule="auto" w:before="40" w:after="40"/>
             </w:pPr>
             <w:r>
               <w:rPr>
@@ -7375,8 +7532,8 @@
             <w:pPr>
               <w:pStyle w:val="Compact"/>
               <w:jc w:val="left"/>
-              <w:ind w:left="0" w:right="0" w:firstLine="0"/>
-              <w:spacing w:before="40" w:lineRule="auto" w:line="240" w:after="40"/>
+              <w:ind w:left="0" w:firstLine="0" w:right="0"/>
+              <w:spacing w:line="240" w:lineRule="auto" w:before="40" w:after="40"/>
             </w:pPr>
             <w:r>
               <w:t xml:space="preserve">XREF_CITATION</w:t>
@@ -7389,8 +7546,8 @@
             <w:pPr>
               <w:pStyle w:val="Compact"/>
               <w:jc w:val="left"/>
-              <w:ind w:left="0" w:right="0" w:firstLine="0"/>
-              <w:spacing w:before="40" w:lineRule="auto" w:line="240" w:after="40"/>
+              <w:ind w:left="0" w:firstLine="0" w:right="0"/>
+              <w:spacing w:line="240" w:lineRule="auto" w:before="40" w:after="40"/>
             </w:pPr>
             <w:r>
               <w:t xml:space="preserve">Rewritten to pandoc Cite element (parenthetical)</w:t>
@@ -7405,8 +7562,8 @@
             <w:pPr>
               <w:pStyle w:val="Compact"/>
               <w:jc w:val="left"/>
-              <w:ind w:left="0" w:right="0" w:firstLine="0"/>
-              <w:spacing w:before="40" w:lineRule="auto" w:line="240" w:after="40"/>
+              <w:ind w:left="0" w:firstLine="0" w:right="0"/>
+              <w:spacing w:line="240" w:lineRule="auto" w:before="40" w:after="40"/>
             </w:pPr>
             <w:r>
               <w:rPr>
@@ -7422,8 +7579,8 @@
             <w:pPr>
               <w:pStyle w:val="Compact"/>
               <w:jc w:val="left"/>
-              <w:ind w:left="0" w:right="0" w:firstLine="0"/>
-              <w:spacing w:before="40" w:lineRule="auto" w:line="240" w:after="40"/>
+              <w:ind w:left="0" w:firstLine="0" w:right="0"/>
+              <w:spacing w:line="240" w:lineRule="auto" w:before="40" w:after="40"/>
             </w:pPr>
             <w:r>
               <w:t xml:space="preserve">XREF_CITATION</w:t>
@@ -7436,8 +7593,8 @@
             <w:pPr>
               <w:pStyle w:val="Compact"/>
               <w:jc w:val="left"/>
-              <w:ind w:left="0" w:right="0" w:firstLine="0"/>
-              <w:spacing w:before="40" w:lineRule="auto" w:line="240" w:after="40"/>
+              <w:ind w:left="0" w:firstLine="0" w:right="0"/>
+              <w:spacing w:line="240" w:lineRule="auto" w:before="40" w:after="40"/>
             </w:pPr>
             <w:r>
               <w:t xml:space="preserve">Rewritten to pandoc Cite element (in-text)</w:t>
@@ -7471,7 +7628,7 @@
     </w:p>
     <w:p>
       <w:pPr>
-        <w:spacing w:line="20" w:after="0" w:before="0" w:lineRule="exact"/>
+        <w:spacing w:before="0" w:after="0" w:lineRule="exact" w:line="20"/>
         <w:rPr>
           <w:sz w:val="2"/>
         </w:rPr>
@@ -7513,18 +7670,18 @@
         <w:tblLook w:firstRow="1" w:lastRow="0" w:firstColumn="0" w:lastColumn="0" w:noHBand="0" w:noVBand="0" w:val="0020"/>
         <w:jc w:val="start"/>
         <w:tblBorders>
-          <w:top w:color="000000" w:sz="6" w:val="single" w:space="0"/>
-          <w:left w:color="000000" w:sz="6" w:val="single" w:space="0"/>
-          <w:bottom w:color="000000" w:sz="6" w:val="single" w:space="0"/>
-          <w:right w:color="000000" w:sz="6" w:val="single" w:space="0"/>
-          <w:insideH w:color="000000" w:sz="6" w:val="single" w:space="0"/>
-          <w:insideV w:color="000000" w:sz="6" w:val="single" w:space="0"/>
+          <w:top w:sz="6" w:val="single" w:space="0" w:color="000000"/>
+          <w:left w:sz="6" w:val="single" w:space="0" w:color="000000"/>
+          <w:bottom w:sz="6" w:val="single" w:space="0" w:color="000000"/>
+          <w:right w:sz="6" w:val="single" w:space="0" w:color="000000"/>
+          <w:insideH w:sz="6" w:val="single" w:space="0" w:color="000000"/>
+          <w:insideV w:sz="6" w:val="single" w:space="0" w:color="000000"/>
         </w:tblBorders>
         <w:tblCellMar>
-          <w:top w:w="57" w:type="dxa"/>
-          <w:left w:w="108" w:type="dxa"/>
-          <w:bottom w:w="57" w:type="dxa"/>
-          <w:right w:w="108" w:type="dxa"/>
+          <w:top w:type="dxa" w:w="57"/>
+          <w:left w:type="dxa" w:w="108"/>
+          <w:bottom w:type="dxa" w:w="57"/>
+          <w:right w:type="dxa" w:w="108"/>
         </w:tblCellMar>
       </w:tblPr>
       <w:tblGrid>
@@ -7538,14 +7695,14 @@
         </w:trPr>
         <w:tc>
           <w:tcPr>
-            <w:shd w:fill="E8E8E8" w:val="clear" w:color="auto"/>
+            <w:shd w:val="clear" w:fill="E8E8E8" w:color="auto"/>
           </w:tcPr>
           <w:p>
             <w:pPr>
               <w:pStyle w:val="Compact"/>
               <w:jc w:val="left"/>
-              <w:ind w:left="0" w:right="0" w:firstLine="0"/>
-              <w:spacing w:before="40" w:lineRule="auto" w:line="240" w:after="40"/>
+              <w:ind w:left="0" w:firstLine="0" w:right="0"/>
+              <w:spacing w:line="240" w:lineRule="auto" w:before="40" w:after="40"/>
             </w:pPr>
             <w:r>
               <w:rPr>
@@ -7557,14 +7714,14 @@
         </w:tc>
         <w:tc>
           <w:tcPr>
-            <w:shd w:fill="E8E8E8" w:val="clear" w:color="auto"/>
+            <w:shd w:val="clear" w:fill="E8E8E8" w:color="auto"/>
           </w:tcPr>
           <w:p>
             <w:pPr>
               <w:pStyle w:val="Compact"/>
               <w:jc w:val="left"/>
-              <w:ind w:left="0" w:right="0" w:firstLine="0"/>
-              <w:spacing w:before="40" w:lineRule="auto" w:line="240" w:after="40"/>
+              <w:ind w:left="0" w:firstLine="0" w:right="0"/>
+              <w:spacing w:line="240" w:lineRule="auto" w:before="40" w:after="40"/>
             </w:pPr>
             <w:r>
               <w:rPr>
@@ -7576,14 +7733,14 @@
         </w:tc>
         <w:tc>
           <w:tcPr>
-            <w:shd w:fill="E8E8E8" w:val="clear" w:color="auto"/>
+            <w:shd w:val="clear" w:fill="E8E8E8" w:color="auto"/>
           </w:tcPr>
           <w:p>
             <w:pPr>
               <w:pStyle w:val="Compact"/>
               <w:jc w:val="left"/>
-              <w:ind w:left="0" w:right="0" w:firstLine="0"/>
-              <w:spacing w:before="40" w:lineRule="auto" w:line="240" w:after="40"/>
+              <w:ind w:left="0" w:firstLine="0" w:right="0"/>
+              <w:spacing w:line="240" w:lineRule="auto" w:before="40" w:after="40"/>
             </w:pPr>
             <w:r>
               <w:rPr>
@@ -7601,8 +7758,8 @@
             <w:pPr>
               <w:pStyle w:val="Compact"/>
               <w:jc w:val="left"/>
-              <w:ind w:left="0" w:right="0" w:firstLine="0"/>
-              <w:spacing w:before="40" w:lineRule="auto" w:line="240" w:after="40"/>
+              <w:ind w:left="0" w:firstLine="0" w:right="0"/>
+              <w:spacing w:line="240" w:lineRule="auto" w:before="40" w:after="40"/>
             </w:pPr>
             <w:r>
               <w:rPr>
@@ -7618,8 +7775,8 @@
             <w:pPr>
               <w:pStyle w:val="Compact"/>
               <w:jc w:val="left"/>
-              <w:ind w:left="0" w:right="0" w:firstLine="0"/>
-              <w:spacing w:before="40" w:lineRule="auto" w:line="240" w:after="40"/>
+              <w:ind w:left="0" w:firstLine="0" w:right="0"/>
+              <w:spacing w:line="240" w:lineRule="auto" w:before="40" w:after="40"/>
             </w:pPr>
             <w:r>
               <w:rPr>
@@ -7635,8 +7792,8 @@
             <w:pPr>
               <w:pStyle w:val="Compact"/>
               <w:jc w:val="left"/>
-              <w:ind w:left="0" w:right="0" w:firstLine="0"/>
-              <w:spacing w:before="40" w:lineRule="auto" w:line="240" w:after="40"/>
+              <w:ind w:left="0" w:firstLine="0" w:right="0"/>
+              <w:spacing w:line="240" w:lineRule="auto" w:before="40" w:after="40"/>
             </w:pPr>
             <w:r>
               <w:t xml:space="preserve">Reference by PID</w:t>
@@ -7651,8 +7808,8 @@
             <w:pPr>
               <w:pStyle w:val="Compact"/>
               <w:jc w:val="left"/>
-              <w:ind w:left="0" w:right="0" w:firstLine="0"/>
-              <w:spacing w:before="40" w:lineRule="auto" w:line="240" w:after="40"/>
+              <w:ind w:left="0" w:firstLine="0" w:right="0"/>
+              <w:spacing w:line="240" w:lineRule="auto" w:before="40" w:after="40"/>
             </w:pPr>
             <w:r>
               <w:rPr>
@@ -7668,8 +7825,8 @@
             <w:pPr>
               <w:pStyle w:val="Compact"/>
               <w:jc w:val="left"/>
-              <w:ind w:left="0" w:right="0" w:firstLine="0"/>
-              <w:spacing w:before="40" w:lineRule="auto" w:line="240" w:after="40"/>
+              <w:ind w:left="0" w:firstLine="0" w:right="0"/>
+              <w:spacing w:line="240" w:lineRule="auto" w:before="40" w:after="40"/>
             </w:pPr>
             <w:r>
               <w:rPr>
@@ -7685,8 +7842,8 @@
             <w:pPr>
               <w:pStyle w:val="Compact"/>
               <w:jc w:val="left"/>
-              <w:ind w:left="0" w:right="0" w:firstLine="0"/>
-              <w:spacing w:before="40" w:lineRule="auto" w:line="240" w:after="40"/>
+              <w:ind w:left="0" w:firstLine="0" w:right="0"/>
+              <w:spacing w:line="240" w:lineRule="auto" w:before="40" w:after="40"/>
             </w:pPr>
             <w:r>
               <w:t xml:space="preserve">Typed float reference</w:t>
@@ -7701,8 +7858,8 @@
             <w:pPr>
               <w:pStyle w:val="Compact"/>
               <w:jc w:val="left"/>
-              <w:ind w:left="0" w:right="0" w:firstLine="0"/>
-              <w:spacing w:before="40" w:lineRule="auto" w:line="240" w:after="40"/>
+              <w:ind w:left="0" w:firstLine="0" w:right="0"/>
+              <w:spacing w:line="240" w:lineRule="auto" w:before="40" w:after="40"/>
             </w:pPr>
             <w:r>
               <w:rPr>
@@ -7718,8 +7875,8 @@
             <w:pPr>
               <w:pStyle w:val="Compact"/>
               <w:jc w:val="left"/>
-              <w:ind w:left="0" w:right="0" w:firstLine="0"/>
-              <w:spacing w:before="40" w:lineRule="auto" w:line="240" w:after="40"/>
+              <w:ind w:left="0" w:firstLine="0" w:right="0"/>
+              <w:spacing w:line="240" w:lineRule="auto" w:before="40" w:after="40"/>
             </w:pPr>
             <w:r>
               <w:rPr>
@@ -7735,8 +7892,8 @@
             <w:pPr>
               <w:pStyle w:val="Compact"/>
               <w:jc w:val="left"/>
-              <w:ind w:left="0" w:right="0" w:firstLine="0"/>
-              <w:spacing w:before="40" w:lineRule="auto" w:line="240" w:after="40"/>
+              <w:ind w:left="0" w:firstLine="0" w:right="0"/>
+              <w:spacing w:line="240" w:lineRule="auto" w:before="40" w:after="40"/>
             </w:pPr>
             <w:r>
               <w:t xml:space="preserve">Scoped float reference</w:t>
@@ -7751,8 +7908,8 @@
             <w:pPr>
               <w:pStyle w:val="Compact"/>
               <w:jc w:val="left"/>
-              <w:ind w:left="0" w:right="0" w:firstLine="0"/>
-              <w:spacing w:before="40" w:lineRule="auto" w:line="240" w:after="40"/>
+              <w:ind w:left="0" w:firstLine="0" w:right="0"/>
+              <w:spacing w:line="240" w:lineRule="auto" w:before="40" w:after="40"/>
             </w:pPr>
             <w:r>
               <w:rPr>
@@ -7768,8 +7925,8 @@
             <w:pPr>
               <w:pStyle w:val="Compact"/>
               <w:jc w:val="left"/>
-              <w:ind w:left="0" w:right="0" w:firstLine="0"/>
-              <w:spacing w:before="40" w:lineRule="auto" w:line="240" w:after="40"/>
+              <w:ind w:left="0" w:firstLine="0" w:right="0"/>
+              <w:spacing w:line="240" w:lineRule="auto" w:before="40" w:after="40"/>
             </w:pPr>
             <w:r>
               <w:rPr>
@@ -7785,8 +7942,8 @@
             <w:pPr>
               <w:pStyle w:val="Compact"/>
               <w:jc w:val="left"/>
-              <w:ind w:left="0" w:right="0" w:firstLine="0"/>
-              <w:spacing w:before="40" w:lineRule="auto" w:line="240" w:after="40"/>
+              <w:ind w:left="0" w:firstLine="0" w:right="0"/>
+              <w:spacing w:line="240" w:lineRule="auto" w:before="40" w:after="40"/>
             </w:pPr>
             <w:r>
               <w:t xml:space="preserve">Parenthetical citation</w:t>
@@ -7801,8 +7958,8 @@
             <w:pPr>
               <w:pStyle w:val="Compact"/>
               <w:jc w:val="left"/>
-              <w:ind w:left="0" w:right="0" w:firstLine="0"/>
-              <w:spacing w:before="40" w:lineRule="auto" w:line="240" w:after="40"/>
+              <w:ind w:left="0" w:firstLine="0" w:right="0"/>
+              <w:spacing w:line="240" w:lineRule="auto" w:before="40" w:after="40"/>
             </w:pPr>
             <w:r>
               <w:rPr>
@@ -7818,8 +7975,8 @@
             <w:pPr>
               <w:pStyle w:val="Compact"/>
               <w:jc w:val="left"/>
-              <w:ind w:left="0" w:right="0" w:firstLine="0"/>
-              <w:spacing w:before="40" w:lineRule="auto" w:line="240" w:after="40"/>
+              <w:ind w:left="0" w:firstLine="0" w:right="0"/>
+              <w:spacing w:line="240" w:lineRule="auto" w:before="40" w:after="40"/>
             </w:pPr>
             <w:r>
               <w:rPr>
@@ -7835,8 +7992,8 @@
             <w:pPr>
               <w:pStyle w:val="Compact"/>
               <w:jc w:val="left"/>
-              <w:ind w:left="0" w:right="0" w:firstLine="0"/>
-              <w:spacing w:before="40" w:lineRule="auto" w:line="240" w:after="40"/>
+              <w:ind w:left="0" w:firstLine="0" w:right="0"/>
+              <w:spacing w:line="240" w:lineRule="auto" w:before="40" w:after="40"/>
             </w:pPr>
             <w:r>
               <w:t xml:space="preserve">In-text citation</w:t>
@@ -7845,7 +8002,7 @@
         </w:tc>
       </w:tr>
     </w:tbl>
-    <w:bookmarkStart w:id="49" w:name="MANUAL-sec5.5.1"/>
+    <w:bookmarkStart w:id="50" w:name="MANUAL-sec5.5.1"/>
     <w:p>
       <w:pPr>
         <w:pStyle w:val="Heading3"/>
@@ -7872,8 +8029,8 @@
       </w:pPr>
       <w:pPr>
         <w:tabs>
-          <w:tab w:val="center" w:pos="4680"/>
-          <w:tab w:val="right" w:pos="9360"/>
+          <w:tab w:pos="4680" w:val="center"/>
+          <w:tab w:pos="9360" w:val="right"/>
         </w:tabs>
       </w:pPr>
       <w:r>
@@ -8074,7 +8231,7 @@
     </w:p>
     <w:p>
       <w:pPr>
-        <w:spacing w:line="20" w:after="0" w:before="0" w:lineRule="exact"/>
+        <w:spacing w:before="0" w:after="0" w:lineRule="exact" w:line="20"/>
         <w:rPr>
           <w:sz w:val="2"/>
         </w:rPr>
@@ -8116,18 +8273,18 @@
         <w:tblLook w:firstRow="1" w:lastRow="0" w:firstColumn="0" w:lastColumn="0" w:noHBand="0" w:noVBand="0" w:val="0020"/>
         <w:jc w:val="start"/>
         <w:tblBorders>
-          <w:top w:color="000000" w:sz="6" w:val="single" w:space="0"/>
-          <w:left w:color="000000" w:sz="6" w:val="single" w:space="0"/>
-          <w:bottom w:color="000000" w:sz="6" w:val="single" w:space="0"/>
-          <w:right w:color="000000" w:sz="6" w:val="single" w:space="0"/>
-          <w:insideH w:color="000000" w:sz="6" w:val="single" w:space="0"/>
-          <w:insideV w:color="000000" w:sz="6" w:val="single" w:space="0"/>
+          <w:top w:sz="6" w:val="single" w:space="0" w:color="000000"/>
+          <w:left w:sz="6" w:val="single" w:space="0" w:color="000000"/>
+          <w:bottom w:sz="6" w:val="single" w:space="0" w:color="000000"/>
+          <w:right w:sz="6" w:val="single" w:space="0" w:color="000000"/>
+          <w:insideH w:sz="6" w:val="single" w:space="0" w:color="000000"/>
+          <w:insideV w:sz="6" w:val="single" w:space="0" w:color="000000"/>
         </w:tblBorders>
         <w:tblCellMar>
-          <w:top w:w="57" w:type="dxa"/>
-          <w:left w:w="108" w:type="dxa"/>
-          <w:bottom w:w="57" w:type="dxa"/>
-          <w:right w:w="108" w:type="dxa"/>
+          <w:top w:type="dxa" w:w="57"/>
+          <w:left w:type="dxa" w:w="108"/>
+          <w:bottom w:type="dxa" w:w="57"/>
+          <w:right w:type="dxa" w:w="108"/>
         </w:tblCellMar>
       </w:tblPr>
       <w:tblGrid>
@@ -8142,14 +8299,14 @@
         </w:trPr>
         <w:tc>
           <w:tcPr>
-            <w:shd w:fill="E8E8E8" w:val="clear" w:color="auto"/>
+            <w:shd w:val="clear" w:fill="E8E8E8" w:color="auto"/>
           </w:tcPr>
           <w:p>
             <w:pPr>
               <w:pStyle w:val="Compact"/>
               <w:jc w:val="left"/>
-              <w:ind w:left="0" w:right="0" w:firstLine="0"/>
-              <w:spacing w:before="40" w:lineRule="auto" w:line="240" w:after="40"/>
+              <w:ind w:left="0" w:firstLine="0" w:right="0"/>
+              <w:spacing w:line="240" w:lineRule="auto" w:before="40" w:after="40"/>
             </w:pPr>
             <w:r>
               <w:rPr>
@@ -8161,14 +8318,14 @@
         </w:tc>
         <w:tc>
           <w:tcPr>
-            <w:shd w:fill="E8E8E8" w:val="clear" w:color="auto"/>
+            <w:shd w:val="clear" w:fill="E8E8E8" w:color="auto"/>
           </w:tcPr>
           <w:p>
             <w:pPr>
               <w:pStyle w:val="Compact"/>
               <w:jc w:val="center"/>
-              <w:ind w:left="0" w:right="0" w:firstLine="0"/>
-              <w:spacing w:before="40" w:lineRule="auto" w:line="240" w:after="40"/>
+              <w:ind w:left="0" w:firstLine="0" w:right="0"/>
+              <w:spacing w:line="240" w:lineRule="auto" w:before="40" w:after="40"/>
             </w:pPr>
             <w:r>
               <w:rPr>
@@ -8180,14 +8337,14 @@
         </w:tc>
         <w:tc>
           <w:tcPr>
-            <w:shd w:fill="E8E8E8" w:val="clear" w:color="auto"/>
+            <w:shd w:val="clear" w:fill="E8E8E8" w:color="auto"/>
           </w:tcPr>
           <w:p>
             <w:pPr>
               <w:pStyle w:val="Compact"/>
               <w:jc w:val="left"/>
-              <w:ind w:left="0" w:right="0" w:firstLine="0"/>
-              <w:spacing w:before="40" w:lineRule="auto" w:line="240" w:after="40"/>
+              <w:ind w:left="0" w:firstLine="0" w:right="0"/>
+              <w:spacing w:line="240" w:lineRule="auto" w:before="40" w:after="40"/>
             </w:pPr>
             <w:r>
               <w:rPr>
@@ -8199,14 +8356,14 @@
         </w:tc>
         <w:tc>
           <w:tcPr>
-            <w:shd w:fill="E8E8E8" w:val="clear" w:color="auto"/>
+            <w:shd w:val="clear" w:fill="E8E8E8" w:color="auto"/>
           </w:tcPr>
           <w:p>
             <w:pPr>
               <w:pStyle w:val="Compact"/>
               <w:jc w:val="center"/>
-              <w:ind w:left="0" w:right="0" w:firstLine="0"/>
-              <w:spacing w:before="40" w:lineRule="auto" w:line="240" w:after="40"/>
+              <w:ind w:left="0" w:firstLine="0" w:right="0"/>
+              <w:spacing w:line="240" w:lineRule="auto" w:before="40" w:after="40"/>
             </w:pPr>
             <w:r>
               <w:rPr>
@@ -8224,8 +8381,8 @@
             <w:pPr>
               <w:pStyle w:val="Compact"/>
               <w:jc w:val="left"/>
-              <w:ind w:left="0" w:right="0" w:firstLine="0"/>
-              <w:spacing w:before="40" w:lineRule="auto" w:line="240" w:after="40"/>
+              <w:ind w:left="0" w:firstLine="0" w:right="0"/>
+              <w:spacing w:line="240" w:lineRule="auto" w:before="40" w:after="40"/>
             </w:pPr>
             <w:r>
               <w:rPr>
@@ -8281,8 +8438,8 @@
             <w:pPr>
               <w:pStyle w:val="Compact"/>
               <w:jc w:val="center"/>
-              <w:ind w:left="0" w:right="0" w:firstLine="0"/>
-              <w:spacing w:before="40" w:lineRule="auto" w:line="240" w:after="40"/>
+              <w:ind w:left="0" w:firstLine="0" w:right="0"/>
+              <w:spacing w:line="240" w:lineRule="auto" w:before="40" w:after="40"/>
             </w:pPr>
             <w:r>
               <w:t xml:space="preserve">+1</w:t>
@@ -8295,8 +8452,8 @@
             <w:pPr>
               <w:pStyle w:val="Compact"/>
               <w:jc w:val="left"/>
-              <w:ind w:left="0" w:right="0" w:firstLine="0"/>
-              <w:spacing w:before="40" w:lineRule="auto" w:line="240" w:after="40"/>
+              <w:ind w:left="0" w:firstLine="0" w:right="0"/>
+              <w:spacing w:line="240" w:lineRule="auto" w:before="40" w:after="40"/>
             </w:pPr>
             <w:r>
               <w:t xml:space="preserve">Eliminated</w:t>
@@ -8309,8 +8466,8 @@
             <w:pPr>
               <w:pStyle w:val="Compact"/>
               <w:jc w:val="center"/>
-              <w:ind w:left="0" w:right="0" w:firstLine="0"/>
-              <w:spacing w:before="40" w:lineRule="auto" w:line="240" w:after="40"/>
+              <w:ind w:left="0" w:firstLine="0" w:right="0"/>
+              <w:spacing w:line="240" w:lineRule="auto" w:before="40" w:after="40"/>
             </w:pPr>
             <w:r>
               <w:t xml:space="preserve">+0</w:t>
@@ -8325,8 +8482,8 @@
             <w:pPr>
               <w:pStyle w:val="Compact"/>
               <w:jc w:val="left"/>
-              <w:ind w:left="0" w:right="0" w:firstLine="0"/>
-              <w:spacing w:before="40" w:lineRule="auto" w:line="240" w:after="40"/>
+              <w:ind w:left="0" w:firstLine="0" w:right="0"/>
+              <w:spacing w:line="240" w:lineRule="auto" w:before="40" w:after="40"/>
             </w:pPr>
             <w:r>
               <w:rPr>
@@ -8343,8 +8500,8 @@
             <w:pPr>
               <w:pStyle w:val="Compact"/>
               <w:jc w:val="center"/>
-              <w:ind w:left="0" w:right="0" w:firstLine="0"/>
-              <w:spacing w:before="40" w:lineRule="auto" w:line="240" w:after="40"/>
+              <w:ind w:left="0" w:firstLine="0" w:right="0"/>
+              <w:spacing w:line="240" w:lineRule="auto" w:before="40" w:after="40"/>
             </w:pPr>
             <w:r>
               <w:t xml:space="preserve">+1</w:t>
@@ -8357,8 +8514,8 @@
             <w:pPr>
               <w:pStyle w:val="Compact"/>
               <w:jc w:val="left"/>
-              <w:ind w:left="0" w:right="0" w:firstLine="0"/>
-              <w:spacing w:before="40" w:lineRule="auto" w:line="240" w:after="40"/>
+              <w:ind w:left="0" w:firstLine="0" w:right="0"/>
+              <w:spacing w:line="240" w:lineRule="auto" w:before="40" w:after="40"/>
             </w:pPr>
             <w:r>
               <w:t xml:space="preserve">Eliminated</w:t>
@@ -8371,8 +8528,8 @@
             <w:pPr>
               <w:pStyle w:val="Compact"/>
               <w:jc w:val="center"/>
-              <w:ind w:left="0" w:right="0" w:firstLine="0"/>
-              <w:spacing w:before="40" w:lineRule="auto" w:line="240" w:after="40"/>
+              <w:ind w:left="0" w:firstLine="0" w:right="0"/>
+              <w:spacing w:line="240" w:lineRule="auto" w:before="40" w:after="40"/>
             </w:pPr>
             <w:r>
               <w:t xml:space="preserve">+0</w:t>
@@ -8387,8 +8544,8 @@
             <w:pPr>
               <w:pStyle w:val="Compact"/>
               <w:jc w:val="left"/>
-              <w:ind w:left="0" w:right="0" w:firstLine="0"/>
-              <w:spacing w:before="40" w:lineRule="auto" w:line="240" w:after="40"/>
+              <w:ind w:left="0" w:firstLine="0" w:right="0"/>
+              <w:spacing w:line="240" w:lineRule="auto" w:before="40" w:after="40"/>
             </w:pPr>
             <w:r>
               <w:rPr>
@@ -8405,8 +8562,8 @@
             <w:pPr>
               <w:pStyle w:val="Compact"/>
               <w:jc w:val="center"/>
-              <w:ind w:left="0" w:right="0" w:firstLine="0"/>
-              <w:spacing w:before="40" w:lineRule="auto" w:line="240" w:after="40"/>
+              <w:ind w:left="0" w:firstLine="0" w:right="0"/>
+              <w:spacing w:line="240" w:lineRule="auto" w:before="40" w:after="40"/>
             </w:pPr>
             <w:r>
               <w:t xml:space="preserve">+1</w:t>
@@ -8419,8 +8576,8 @@
             <w:pPr>
               <w:pStyle w:val="Compact"/>
               <w:jc w:val="left"/>
-              <w:ind w:left="0" w:right="0" w:firstLine="0"/>
-              <w:spacing w:before="40" w:lineRule="auto" w:line="240" w:after="40"/>
+              <w:ind w:left="0" w:firstLine="0" w:right="0"/>
+              <w:spacing w:line="240" w:lineRule="auto" w:before="40" w:after="40"/>
             </w:pPr>
             <w:r>
               <w:t xml:space="preserve">Eliminated</w:t>
@@ -8433,8 +8590,8 @@
             <w:pPr>
               <w:pStyle w:val="Compact"/>
               <w:jc w:val="center"/>
-              <w:ind w:left="0" w:right="0" w:firstLine="0"/>
-              <w:spacing w:before="40" w:lineRule="auto" w:line="240" w:after="40"/>
+              <w:ind w:left="0" w:firstLine="0" w:right="0"/>
+              <w:spacing w:line="240" w:lineRule="auto" w:before="40" w:after="40"/>
             </w:pPr>
             <w:r>
               <w:t xml:space="preserve">+0</w:t>
@@ -8449,8 +8606,8 @@
             <w:pPr>
               <w:pStyle w:val="Compact"/>
               <w:jc w:val="left"/>
-              <w:ind w:left="0" w:right="0" w:firstLine="0"/>
-              <w:spacing w:before="40" w:lineRule="auto" w:line="240" w:after="40"/>
+              <w:ind w:left="0" w:firstLine="0" w:right="0"/>
+              <w:spacing w:line="240" w:lineRule="auto" w:before="40" w:after="40"/>
             </w:pPr>
             <w:r>
               <w:rPr>
@@ -8467,8 +8624,8 @@
             <w:pPr>
               <w:pStyle w:val="Compact"/>
               <w:jc w:val="center"/>
-              <w:ind w:left="0" w:right="0" w:firstLine="0"/>
-              <w:spacing w:before="40" w:lineRule="auto" w:line="240" w:after="40"/>
+              <w:ind w:left="0" w:firstLine="0" w:right="0"/>
+              <w:spacing w:line="240" w:lineRule="auto" w:before="40" w:after="40"/>
             </w:pPr>
             <w:r>
               <w:t xml:space="preserve">+1</w:t>
@@ -8481,8 +8638,8 @@
             <w:pPr>
               <w:pStyle w:val="Compact"/>
               <w:jc w:val="left"/>
-              <w:ind w:left="0" w:right="0" w:firstLine="0"/>
-              <w:spacing w:before="40" w:lineRule="auto" w:line="240" w:after="40"/>
+              <w:ind w:left="0" w:firstLine="0" w:right="0"/>
+              <w:spacing w:line="240" w:lineRule="auto" w:before="40" w:after="40"/>
             </w:pPr>
             <w:r>
               <w:t xml:space="preserve">Eliminated</w:t>
@@ -8495,8 +8652,8 @@
             <w:pPr>
               <w:pStyle w:val="Compact"/>
               <w:jc w:val="center"/>
-              <w:ind w:left="0" w:right="0" w:firstLine="0"/>
-              <w:spacing w:before="40" w:lineRule="auto" w:line="240" w:after="40"/>
+              <w:ind w:left="0" w:firstLine="0" w:right="0"/>
+              <w:spacing w:line="240" w:lineRule="auto" w:before="40" w:after="40"/>
             </w:pPr>
             <w:r>
               <w:t xml:space="preserve">+0</w:t>
@@ -8613,9 +8770,9 @@
         <w:t xml:space="preserve">).</w:t>
       </w:r>
     </w:p>
-    <w:bookmarkEnd w:id="49"/>
     <w:bookmarkEnd w:id="50"/>
-    <w:bookmarkStart w:id="51" w:name="MANUAL-sec5.6"/>
+    <w:bookmarkEnd w:id="51"/>
+    <w:bookmarkStart w:id="52" w:name="MANUAL-sec5.6"/>
     <w:p>
       <w:pPr>
         <w:pStyle w:val="Heading2"/>
@@ -8638,7 +8795,7 @@
     </w:p>
     <w:p>
       <w:pPr>
-        <w:spacing w:line="20" w:after="0" w:before="0" w:lineRule="exact"/>
+        <w:spacing w:before="0" w:after="0" w:lineRule="exact" w:line="20"/>
         <w:rPr>
           <w:sz w:val="2"/>
         </w:rPr>
@@ -8664,7 +8821,7 @@
         <w:fldChar w:fldCharType="separate"/>
       </w:r>
       <w:r>
-        <w:t>18</w:t>
+        <w:t>19</w:t>
       </w:r>
       <w:r>
         <w:fldChar w:fldCharType="end"/>
@@ -8694,7 +8851,7 @@
     </w:p>
     <w:p>
       <w:pPr>
-        <w:spacing w:line="20" w:after="0" w:before="0" w:lineRule="exact"/>
+        <w:spacing w:before="0" w:after="0" w:lineRule="exact" w:line="20"/>
         <w:rPr>
           <w:sz w:val="2"/>
         </w:rPr>
@@ -8736,18 +8893,18 @@
         <w:tblLook w:firstRow="1" w:lastRow="0" w:firstColumn="0" w:lastColumn="0" w:noHBand="0" w:noVBand="0" w:val="0020"/>
         <w:jc w:val="start"/>
         <w:tblBorders>
-          <w:top w:color="000000" w:sz="6" w:val="single" w:space="0"/>
-          <w:left w:color="000000" w:sz="6" w:val="single" w:space="0"/>
-          <w:bottom w:color="000000" w:sz="6" w:val="single" w:space="0"/>
-          <w:right w:color="000000" w:sz="6" w:val="single" w:space="0"/>
-          <w:insideH w:color="000000" w:sz="6" w:val="single" w:space="0"/>
-          <w:insideV w:color="000000" w:sz="6" w:val="single" w:space="0"/>
+          <w:top w:sz="6" w:val="single" w:space="0" w:color="000000"/>
+          <w:left w:sz="6" w:val="single" w:space="0" w:color="000000"/>
+          <w:bottom w:sz="6" w:val="single" w:space="0" w:color="000000"/>
+          <w:right w:sz="6" w:val="single" w:space="0" w:color="000000"/>
+          <w:insideH w:sz="6" w:val="single" w:space="0" w:color="000000"/>
+          <w:insideV w:sz="6" w:val="single" w:space="0" w:color="000000"/>
         </w:tblBorders>
         <w:tblCellMar>
-          <w:top w:w="57" w:type="dxa"/>
-          <w:left w:w="108" w:type="dxa"/>
-          <w:bottom w:w="57" w:type="dxa"/>
-          <w:right w:w="108" w:type="dxa"/>
+          <w:top w:type="dxa" w:w="57"/>
+          <w:left w:type="dxa" w:w="108"/>
+          <w:bottom w:type="dxa" w:w="57"/>
+          <w:right w:type="dxa" w:w="108"/>
         </w:tblCellMar>
       </w:tblPr>
       <w:tblGrid>
@@ -8761,14 +8918,14 @@
         </w:trPr>
         <w:tc>
           <w:tcPr>
-            <w:shd w:fill="E8E8E8" w:val="clear" w:color="auto"/>
+            <w:shd w:val="clear" w:fill="E8E8E8" w:color="auto"/>
           </w:tcPr>
           <w:p>
             <w:pPr>
               <w:pStyle w:val="Compact"/>
               <w:jc w:val="left"/>
-              <w:ind w:left="0" w:right="0" w:firstLine="0"/>
-              <w:spacing w:before="40" w:lineRule="auto" w:line="240" w:after="40"/>
+              <w:ind w:left="0" w:firstLine="0" w:right="0"/>
+              <w:spacing w:line="240" w:lineRule="auto" w:before="40" w:after="40"/>
             </w:pPr>
             <w:r>
               <w:rPr>
@@ -8780,14 +8937,14 @@
         </w:tc>
         <w:tc>
           <w:tcPr>
-            <w:shd w:fill="E8E8E8" w:val="clear" w:color="auto"/>
+            <w:shd w:val="clear" w:fill="E8E8E8" w:color="auto"/>
           </w:tcPr>
           <w:p>
             <w:pPr>
               <w:pStyle w:val="Compact"/>
               <w:jc w:val="left"/>
-              <w:ind w:left="0" w:right="0" w:firstLine="0"/>
-              <w:spacing w:before="40" w:lineRule="auto" w:line="240" w:after="40"/>
+              <w:ind w:left="0" w:firstLine="0" w:right="0"/>
+              <w:spacing w:line="240" w:lineRule="auto" w:before="40" w:after="40"/>
             </w:pPr>
             <w:r>
               <w:rPr>
@@ -8799,14 +8956,14 @@
         </w:tc>
         <w:tc>
           <w:tcPr>
-            <w:shd w:fill="E8E8E8" w:val="clear" w:color="auto"/>
+            <w:shd w:val="clear" w:fill="E8E8E8" w:color="auto"/>
           </w:tcPr>
           <w:p>
             <w:pPr>
               <w:pStyle w:val="Compact"/>
               <w:jc w:val="left"/>
-              <w:ind w:left="0" w:right="0" w:firstLine="0"/>
-              <w:spacing w:before="40" w:lineRule="auto" w:line="240" w:after="40"/>
+              <w:ind w:left="0" w:firstLine="0" w:right="0"/>
+              <w:spacing w:line="240" w:lineRule="auto" w:before="40" w:after="40"/>
             </w:pPr>
             <w:r>
               <w:rPr>
@@ -8824,8 +8981,8 @@
             <w:pPr>
               <w:pStyle w:val="Compact"/>
               <w:jc w:val="left"/>
-              <w:ind w:left="0" w:right="0" w:firstLine="0"/>
-              <w:spacing w:before="40" w:lineRule="auto" w:line="240" w:after="40"/>
+              <w:ind w:left="0" w:firstLine="0" w:right="0"/>
+              <w:spacing w:line="240" w:lineRule="auto" w:before="40" w:after="40"/>
             </w:pPr>
             <w:r>
               <w:rPr>
@@ -8847,8 +9004,8 @@
             <w:pPr>
               <w:pStyle w:val="Compact"/>
               <w:jc w:val="left"/>
-              <w:ind w:left="0" w:right="0" w:firstLine="0"/>
-              <w:spacing w:before="40" w:lineRule="auto" w:line="240" w:after="40"/>
+              <w:ind w:left="0" w:firstLine="0" w:right="0"/>
+              <w:spacing w:line="240" w:lineRule="auto" w:before="40" w:after="40"/>
             </w:pPr>
             <w:r>
               <w:t xml:space="preserve">Table of Contents (TOC) from spec object headings</w:t>
@@ -8863,8 +9020,8 @@
             <w:pPr>
               <w:pStyle w:val="Compact"/>
               <w:jc w:val="left"/>
-              <w:ind w:left="0" w:right="0" w:firstLine="0"/>
-              <w:spacing w:before="40" w:lineRule="auto" w:line="240" w:after="40"/>
+              <w:ind w:left="0" w:firstLine="0" w:right="0"/>
+              <w:spacing w:line="240" w:lineRule="auto" w:before="40" w:after="40"/>
             </w:pPr>
             <w:r>
               <w:rPr>
@@ -8880,8 +9037,8 @@
             <w:pPr>
               <w:pStyle w:val="Compact"/>
               <w:jc w:val="left"/>
-              <w:ind w:left="0" w:right="0" w:firstLine="0"/>
-              <w:spacing w:before="40" w:lineRule="auto" w:line="240" w:after="40"/>
+              <w:ind w:left="0" w:firstLine="0" w:right="0"/>
+              <w:spacing w:line="240" w:lineRule="auto" w:before="40" w:after="40"/>
             </w:pPr>
             <w:r>
               <w:rPr>
@@ -8899,8 +9056,8 @@
             <w:pPr>
               <w:pStyle w:val="Compact"/>
               <w:jc w:val="left"/>
-              <w:ind w:left="0" w:right="0" w:firstLine="0"/>
-              <w:spacing w:before="40" w:lineRule="auto" w:line="240" w:after="40"/>
+              <w:ind w:left="0" w:firstLine="0" w:right="0"/>
+              <w:spacing w:line="240" w:lineRule="auto" w:before="40" w:after="40"/>
             </w:pPr>
             <w:r>
               <w:rPr>
@@ -8916,8 +9073,8 @@
             <w:pPr>
               <w:pStyle w:val="Compact"/>
               <w:jc w:val="left"/>
-              <w:ind w:left="0" w:right="0" w:firstLine="0"/>
-              <w:spacing w:before="40" w:lineRule="auto" w:line="240" w:after="40"/>
+              <w:ind w:left="0" w:firstLine="0" w:right="0"/>
+              <w:spacing w:line="240" w:lineRule="auto" w:before="40" w:after="40"/>
             </w:pPr>
             <w:r>
               <w:rPr>
@@ -8947,8 +9104,8 @@
             <w:pPr>
               <w:pStyle w:val="Compact"/>
               <w:jc w:val="left"/>
-              <w:ind w:left="0" w:right="0" w:firstLine="0"/>
-              <w:spacing w:before="40" w:lineRule="auto" w:line="240" w:after="40"/>
+              <w:ind w:left="0" w:firstLine="0" w:right="0"/>
+              <w:spacing w:line="240" w:lineRule="auto" w:before="40" w:after="40"/>
             </w:pPr>
             <w:r>
               <w:rPr>
@@ -8964,8 +9121,8 @@
             <w:pPr>
               <w:pStyle w:val="Compact"/>
               <w:jc w:val="left"/>
-              <w:ind w:left="0" w:right="0" w:firstLine="0"/>
-              <w:spacing w:before="40" w:lineRule="auto" w:line="240" w:after="40"/>
+              <w:ind w:left="0" w:firstLine="0" w:right="0"/>
+              <w:spacing w:line="240" w:lineRule="auto" w:before="40" w:after="40"/>
             </w:pPr>
             <w:r>
               <w:rPr>
@@ -8995,8 +9152,8 @@
             <w:pPr>
               <w:pStyle w:val="Compact"/>
               <w:jc w:val="left"/>
-              <w:ind w:left="0" w:right="0" w:firstLine="0"/>
-              <w:spacing w:before="40" w:lineRule="auto" w:line="240" w:after="40"/>
+              <w:ind w:left="0" w:firstLine="0" w:right="0"/>
+              <w:spacing w:line="240" w:lineRule="auto" w:before="40" w:after="40"/>
             </w:pPr>
             <w:r>
               <w:rPr>
@@ -9012,8 +9169,8 @@
             <w:pPr>
               <w:pStyle w:val="Compact"/>
               <w:jc w:val="left"/>
-              <w:ind w:left="0" w:right="0" w:firstLine="0"/>
-              <w:spacing w:before="40" w:lineRule="auto" w:line="240" w:after="40"/>
+              <w:ind w:left="0" w:firstLine="0" w:right="0"/>
+              <w:spacing w:line="240" w:lineRule="auto" w:before="40" w:after="40"/>
             </w:pPr>
             <w:r>
               <w:rPr>
@@ -9043,8 +9200,8 @@
             <w:pPr>
               <w:pStyle w:val="Compact"/>
               <w:jc w:val="left"/>
-              <w:ind w:left="0" w:right="0" w:firstLine="0"/>
-              <w:spacing w:before="40" w:lineRule="auto" w:line="240" w:after="40"/>
+              <w:ind w:left="0" w:firstLine="0" w:right="0"/>
+              <w:spacing w:line="240" w:lineRule="auto" w:before="40" w:after="40"/>
             </w:pPr>
             <w:r>
               <w:rPr>
@@ -9060,8 +9217,8 @@
             <w:pPr>
               <w:pStyle w:val="Compact"/>
               <w:jc w:val="left"/>
-              <w:ind w:left="0" w:right="0" w:firstLine="0"/>
-              <w:spacing w:before="40" w:lineRule="auto" w:line="240" w:after="40"/>
+              <w:ind w:left="0" w:firstLine="0" w:right="0"/>
+              <w:spacing w:line="240" w:lineRule="auto" w:before="40" w:after="40"/>
             </w:pPr>
             <w:r>
               <w:rPr>
@@ -9085,8 +9242,8 @@
         </w:tc>
       </w:tr>
     </w:tbl>
-    <w:bookmarkEnd w:id="51"/>
-    <w:bookmarkStart w:id="52" w:name="MANUAL-sec5.7"/>
+    <w:bookmarkEnd w:id="52"/>
+    <w:bookmarkStart w:id="53" w:name="MANUAL-sec5.7"/>
     <w:p>
       <w:pPr>
         <w:pStyle w:val="Heading2"/>
@@ -9107,8 +9264,8 @@
         <w:t xml:space="preserve">Prose paragraphs, lists, and tables between headers accumulate to the most recently opened Specification or Spec Object.</w:t>
       </w:r>
     </w:p>
-    <w:bookmarkEnd w:id="52"/>
-    <w:bookmarkStart w:id="53" w:name="MANUAL-sec5.8"/>
+    <w:bookmarkEnd w:id="53"/>
+    <w:bookmarkStart w:id="54" w:name="MANUAL-sec5.8"/>
     <w:p>
       <w:pPr>
         <w:pStyle w:val="Heading2"/>
@@ -9146,7 +9303,7 @@
     </w:p>
     <w:p>
       <w:pPr>
-        <w:spacing w:line="20" w:after="0" w:before="0" w:lineRule="exact"/>
+        <w:spacing w:before="0" w:after="0" w:lineRule="exact" w:line="20"/>
         <w:rPr>
           <w:sz w:val="2"/>
         </w:rPr>
@@ -9172,7 +9329,7 @@
         <w:fldChar w:fldCharType="separate"/>
       </w:r>
       <w:r>
-        <w:t>19</w:t>
+        <w:t>20</w:t>
       </w:r>
       <w:r>
         <w:fldChar w:fldCharType="end"/>
@@ -9344,7 +9501,7 @@
     </w:p>
     <w:p>
       <w:pPr>
-        <w:spacing w:line="20" w:after="0" w:before="0" w:lineRule="exact"/>
+        <w:spacing w:before="0" w:after="0" w:lineRule="exact" w:line="20"/>
         <w:rPr>
           <w:sz w:val="2"/>
         </w:rPr>
@@ -9370,7 +9527,7 @@
         <w:fldChar w:fldCharType="separate"/>
       </w:r>
       <w:r>
-        <w:t>20</w:t>
+        <w:t>21</w:t>
       </w:r>
       <w:r>
         <w:fldChar w:fldCharType="end"/>
@@ -9559,9 +9716,9 @@
         <w:t xml:space="preserve">Included files are tracked in the build graph for incremental builds – a change to any included file triggers a rebuild.</w:t>
       </w:r>
     </w:p>
-    <w:bookmarkEnd w:id="53"/>
     <w:bookmarkEnd w:id="54"/>
-    <w:bookmarkStart w:id="79" w:name="MANUAL-sec6"/>
+    <w:bookmarkEnd w:id="55"/>
+    <w:bookmarkStart w:id="80" w:name="MANUAL-sec6"/>
     <w:p>
       <w:pPr>
         <w:pStyle w:val="Heading1"/>
@@ -9574,7 +9731,7 @@
         <w:t xml:space="preserve">Using the Default Model</w:t>
       </w:r>
     </w:p>
-    <w:bookmarkStart w:id="55" w:name="MANUAL-sec6.1"/>
+    <w:bookmarkStart w:id="56" w:name="MANUAL-sec6.1"/>
     <w:p>
       <w:pPr>
         <w:pStyle w:val="Heading2"/>
@@ -9629,7 +9786,7 @@
         <w:t xml:space="preserve"> </w:t>
       </w:r>
       <w:r>
-        <w:t xml:space="preserve">– figures, tables, code listings, math equations, and PlantUML diagrams, each with automatic numbering and captions.</w:t>
+        <w:t xml:space="preserve">– figures, tables, code listings, math equations, PlantUML and Mermaid diagrams, each with automatic numbering and captions.</w:t>
       </w:r>
     </w:p>
     <w:p>
@@ -9769,8 +9926,8 @@
         <w:t xml:space="preserve">The following subsections demonstrate these features with live floats and cross-references. Every float, view, and link shown below is processed by SpecCompiler when this manual is built.</w:t>
       </w:r>
     </w:p>
-    <w:bookmarkEnd w:id="55"/>
-    <w:bookmarkStart w:id="65" w:name="MANUAL-sec6.2"/>
+    <w:bookmarkEnd w:id="56"/>
+    <w:bookmarkStart w:id="66" w:name="MANUAL-sec6.2"/>
     <w:p>
       <w:pPr>
         <w:pStyle w:val="Heading2"/>
@@ -9791,7 +9948,7 @@
         <w:t xml:space="preserve">A SpecCompiler document can use all default float types. Each float has a type prefix, a label for cross-referencing, and a caption. The examples below are live – they are rendered when this manual is processed.</w:t>
       </w:r>
     </w:p>
-    <w:bookmarkStart w:id="59" w:name="MANUAL-sec6.2.1"/>
+    <w:bookmarkStart w:id="60" w:name="MANUAL-sec6.2.1"/>
     <w:p>
       <w:pPr>
         <w:pStyle w:val="Heading3"/>
@@ -9806,7 +9963,7 @@
     </w:p>
     <w:p>
       <w:pPr>
-        <w:spacing w:line="20" w:after="0" w:before="0" w:lineRule="exact"/>
+        <w:spacing w:before="0" w:after="0" w:lineRule="exact" w:line="20"/>
         <w:rPr>
           <w:sz w:val="2"/>
         </w:rPr>
@@ -9851,18 +10008,18 @@
           <wp:inline>
             <wp:extent cx="4305300" cy="4457700"/>
             <wp:effectExtent b="0" l="0" r="0" t="0"/>
-            <wp:docPr descr="" title="" id="57" name="Picture"/>
+            <wp:docPr descr="" title="" id="58" name="Picture"/>
             <a:graphic>
               <a:graphicData uri="http://schemas.openxmlformats.org/drawingml/2006/picture">
                 <pic:pic>
                   <pic:nvPicPr>
-                    <pic:cNvPr descr="diagrams/ccaf214c9ff1f7a80a1494cd48152d222dd8ac4a.png" id="58" name="Picture"/>
+                    <pic:cNvPr descr="diagrams/ccaf214c9ff1f7a80a1494cd48152d222dd8ac4a.png" id="59" name="Picture"/>
                     <pic:cNvPicPr>
                       <a:picLocks noChangeArrowheads="1" noChangeAspect="1"/>
                     </pic:cNvPicPr>
                   </pic:nvPicPr>
                   <pic:blipFill>
-                    <a:blip r:embed="rId56"/>
+                    <a:blip r:embed="rId57"/>
                     <a:stretch>
                       <a:fillRect/>
                     </a:stretch>
@@ -9889,8 +10046,8 @@
         </w:drawing>
       </w:r>
     </w:p>
-    <w:bookmarkEnd w:id="59"/>
-    <w:bookmarkStart w:id="60" w:name="MANUAL-sec6.2.2"/>
+    <w:bookmarkEnd w:id="60"/>
+    <w:bookmarkStart w:id="61" w:name="MANUAL-sec6.2.2"/>
     <w:p>
       <w:pPr>
         <w:pStyle w:val="Heading3"/>
@@ -9905,7 +10062,7 @@
     </w:p>
     <w:p>
       <w:pPr>
-        <w:spacing w:line="20" w:after="0" w:before="0" w:lineRule="exact"/>
+        <w:spacing w:before="0" w:after="0" w:lineRule="exact" w:line="20"/>
         <w:rPr>
           <w:sz w:val="2"/>
         </w:rPr>
@@ -9947,18 +10104,18 @@
         <w:tblLook w:firstRow="1" w:lastRow="0" w:firstColumn="0" w:lastColumn="0" w:noHBand="0" w:noVBand="0" w:val="0020"/>
         <w:jc w:val="start"/>
         <w:tblBorders>
-          <w:top w:color="000000" w:sz="6" w:val="single" w:space="0"/>
-          <w:left w:color="000000" w:sz="6" w:val="single" w:space="0"/>
-          <w:bottom w:color="000000" w:sz="6" w:val="single" w:space="0"/>
-          <w:right w:color="000000" w:sz="6" w:val="single" w:space="0"/>
-          <w:insideH w:color="000000" w:sz="6" w:val="single" w:space="0"/>
-          <w:insideV w:color="000000" w:sz="6" w:val="single" w:space="0"/>
+          <w:top w:sz="6" w:val="single" w:space="0" w:color="000000"/>
+          <w:left w:sz="6" w:val="single" w:space="0" w:color="000000"/>
+          <w:bottom w:sz="6" w:val="single" w:space="0" w:color="000000"/>
+          <w:right w:sz="6" w:val="single" w:space="0" w:color="000000"/>
+          <w:insideH w:sz="6" w:val="single" w:space="0" w:color="000000"/>
+          <w:insideV w:sz="6" w:val="single" w:space="0" w:color="000000"/>
         </w:tblBorders>
         <w:tblCellMar>
-          <w:top w:w="57" w:type="dxa"/>
-          <w:left w:w="108" w:type="dxa"/>
-          <w:bottom w:w="57" w:type="dxa"/>
-          <w:right w:w="108" w:type="dxa"/>
+          <w:top w:type="dxa" w:w="57"/>
+          <w:left w:type="dxa" w:w="108"/>
+          <w:bottom w:type="dxa" w:w="57"/>
+          <w:right w:type="dxa" w:w="108"/>
         </w:tblCellMar>
       </w:tblPr>
       <w:tblGrid>
@@ -9972,14 +10129,14 @@
         </w:trPr>
         <w:tc>
           <w:tcPr>
-            <w:shd w:fill="E8E8E8" w:val="clear" w:color="auto"/>
+            <w:shd w:val="clear" w:fill="E8E8E8" w:color="auto"/>
           </w:tcPr>
           <w:p>
             <w:pPr>
               <w:pStyle w:val="Compact"/>
               <w:jc w:val="left"/>
-              <w:ind w:left="0" w:right="0" w:firstLine="0"/>
-              <w:spacing w:before="40" w:lineRule="auto" w:line="240" w:after="40"/>
+              <w:ind w:left="0" w:firstLine="0" w:right="0"/>
+              <w:spacing w:line="240" w:lineRule="auto" w:before="40" w:after="40"/>
             </w:pPr>
             <w:r>
               <w:rPr>
@@ -9991,14 +10148,14 @@
         </w:tc>
         <w:tc>
           <w:tcPr>
-            <w:shd w:fill="E8E8E8" w:val="clear" w:color="auto"/>
+            <w:shd w:val="clear" w:fill="E8E8E8" w:color="auto"/>
           </w:tcPr>
           <w:p>
             <w:pPr>
               <w:pStyle w:val="Compact"/>
               <w:jc w:val="left"/>
-              <w:ind w:left="0" w:right="0" w:firstLine="0"/>
-              <w:spacing w:before="40" w:lineRule="auto" w:line="240" w:after="40"/>
+              <w:ind w:left="0" w:firstLine="0" w:right="0"/>
+              <w:spacing w:line="240" w:lineRule="auto" w:before="40" w:after="40"/>
             </w:pPr>
             <w:r>
               <w:rPr>
@@ -10010,14 +10167,14 @@
         </w:tc>
         <w:tc>
           <w:tcPr>
-            <w:shd w:fill="E8E8E8" w:val="clear" w:color="auto"/>
+            <w:shd w:val="clear" w:fill="E8E8E8" w:color="auto"/>
           </w:tcPr>
           <w:p>
             <w:pPr>
               <w:pStyle w:val="Compact"/>
               <w:jc w:val="left"/>
-              <w:ind w:left="0" w:right="0" w:firstLine="0"/>
-              <w:spacing w:before="40" w:lineRule="auto" w:line="240" w:after="40"/>
+              <w:ind w:left="0" w:firstLine="0" w:right="0"/>
+              <w:spacing w:line="240" w:lineRule="auto" w:before="40" w:after="40"/>
             </w:pPr>
             <w:r>
               <w:rPr>
@@ -10035,8 +10192,8 @@
             <w:pPr>
               <w:pStyle w:val="Compact"/>
               <w:jc w:val="left"/>
-              <w:ind w:left="0" w:right="0" w:firstLine="0"/>
-              <w:spacing w:before="40" w:lineRule="auto" w:line="240" w:after="40"/>
+              <w:ind w:left="0" w:firstLine="0" w:right="0"/>
+              <w:spacing w:line="240" w:lineRule="auto" w:before="40" w:after="40"/>
             </w:pPr>
             <w:r>
               <w:t xml:space="preserve">Web UI</w:t>
@@ -10049,8 +10206,8 @@
             <w:pPr>
               <w:pStyle w:val="Compact"/>
               <w:jc w:val="left"/>
-              <w:ind w:left="0" w:right="0" w:firstLine="0"/>
-              <w:spacing w:before="40" w:lineRule="auto" w:line="240" w:after="40"/>
+              <w:ind w:left="0" w:firstLine="0" w:right="0"/>
+              <w:spacing w:line="240" w:lineRule="auto" w:before="40" w:after="40"/>
             </w:pPr>
             <w:r>
               <w:t xml:space="preserve">Presentation</w:t>
@@ -10063,8 +10220,8 @@
             <w:pPr>
               <w:pStyle w:val="Compact"/>
               <w:jc w:val="left"/>
-              <w:ind w:left="0" w:right="0" w:firstLine="0"/>
-              <w:spacing w:before="40" w:lineRule="auto" w:line="240" w:after="40"/>
+              <w:ind w:left="0" w:firstLine="0" w:right="0"/>
+              <w:spacing w:line="240" w:lineRule="auto" w:before="40" w:after="40"/>
             </w:pPr>
             <w:r>
               <w:t xml:space="preserve">React</w:t>
@@ -10079,8 +10236,8 @@
             <w:pPr>
               <w:pStyle w:val="Compact"/>
               <w:jc w:val="left"/>
-              <w:ind w:left="0" w:right="0" w:firstLine="0"/>
-              <w:spacing w:before="40" w:lineRule="auto" w:line="240" w:after="40"/>
+              <w:ind w:left="0" w:firstLine="0" w:right="0"/>
+              <w:spacing w:line="240" w:lineRule="auto" w:before="40" w:after="40"/>
             </w:pPr>
             <w:r>
               <w:t xml:space="preserve">Auth Service</w:t>
@@ -10093,8 +10250,8 @@
             <w:pPr>
               <w:pStyle w:val="Compact"/>
               <w:jc w:val="left"/>
-              <w:ind w:left="0" w:right="0" w:firstLine="0"/>
-              <w:spacing w:before="40" w:lineRule="auto" w:line="240" w:after="40"/>
+              <w:ind w:left="0" w:firstLine="0" w:right="0"/>
+              <w:spacing w:line="240" w:lineRule="auto" w:before="40" w:after="40"/>
             </w:pPr>
             <w:r>
               <w:t xml:space="preserve">Business Logic</w:t>
@@ -10107,8 +10264,8 @@
             <w:pPr>
               <w:pStyle w:val="Compact"/>
               <w:jc w:val="left"/>
-              <w:ind w:left="0" w:right="0" w:firstLine="0"/>
-              <w:spacing w:before="40" w:lineRule="auto" w:line="240" w:after="40"/>
+              <w:ind w:left="0" w:firstLine="0" w:right="0"/>
+              <w:spacing w:line="240" w:lineRule="auto" w:before="40" w:after="40"/>
             </w:pPr>
             <w:r>
               <w:t xml:space="preserve">Node.js</w:t>
@@ -10123,8 +10280,8 @@
             <w:pPr>
               <w:pStyle w:val="Compact"/>
               <w:jc w:val="left"/>
-              <w:ind w:left="0" w:right="0" w:firstLine="0"/>
-              <w:spacing w:before="40" w:lineRule="auto" w:line="240" w:after="40"/>
+              <w:ind w:left="0" w:firstLine="0" w:right="0"/>
+              <w:spacing w:line="240" w:lineRule="auto" w:before="40" w:after="40"/>
             </w:pPr>
             <w:r>
               <w:t xml:space="preserve">Data Service</w:t>
@@ -10137,8 +10294,8 @@
             <w:pPr>
               <w:pStyle w:val="Compact"/>
               <w:jc w:val="left"/>
-              <w:ind w:left="0" w:right="0" w:firstLine="0"/>
-              <w:spacing w:before="40" w:lineRule="auto" w:line="240" w:after="40"/>
+              <w:ind w:left="0" w:firstLine="0" w:right="0"/>
+              <w:spacing w:line="240" w:lineRule="auto" w:before="40" w:after="40"/>
             </w:pPr>
             <w:r>
               <w:t xml:space="preserve">Business Logic</w:t>
@@ -10151,8 +10308,8 @@
             <w:pPr>
               <w:pStyle w:val="Compact"/>
               <w:jc w:val="left"/>
-              <w:ind w:left="0" w:right="0" w:firstLine="0"/>
-              <w:spacing w:before="40" w:lineRule="auto" w:line="240" w:after="40"/>
+              <w:ind w:left="0" w:firstLine="0" w:right="0"/>
+              <w:spacing w:line="240" w:lineRule="auto" w:before="40" w:after="40"/>
             </w:pPr>
             <w:r>
               <w:t xml:space="preserve">Python</w:t>
@@ -10167,8 +10324,8 @@
             <w:pPr>
               <w:pStyle w:val="Compact"/>
               <w:jc w:val="left"/>
-              <w:ind w:left="0" w:right="0" w:firstLine="0"/>
-              <w:spacing w:before="40" w:lineRule="auto" w:line="240" w:after="40"/>
+              <w:ind w:left="0" w:firstLine="0" w:right="0"/>
+              <w:spacing w:line="240" w:lineRule="auto" w:before="40" w:after="40"/>
             </w:pPr>
             <w:r>
               <w:t xml:space="preserve">Database</w:t>
@@ -10181,8 +10338,8 @@
             <w:pPr>
               <w:pStyle w:val="Compact"/>
               <w:jc w:val="left"/>
-              <w:ind w:left="0" w:right="0" w:firstLine="0"/>
-              <w:spacing w:before="40" w:lineRule="auto" w:line="240" w:after="40"/>
+              <w:ind w:left="0" w:firstLine="0" w:right="0"/>
+              <w:spacing w:line="240" w:lineRule="auto" w:before="40" w:after="40"/>
             </w:pPr>
             <w:r>
               <w:t xml:space="preserve">Persistence</w:t>
@@ -10195,8 +10352,8 @@
             <w:pPr>
               <w:pStyle w:val="Compact"/>
               <w:jc w:val="left"/>
-              <w:ind w:left="0" w:right="0" w:firstLine="0"/>
-              <w:spacing w:before="40" w:lineRule="auto" w:line="240" w:after="40"/>
+              <w:ind w:left="0" w:firstLine="0" w:right="0"/>
+              <w:spacing w:line="240" w:lineRule="auto" w:before="40" w:after="40"/>
             </w:pPr>
             <w:r>
               <w:t xml:space="preserve">PostgreSQL</w:t>
@@ -10205,8 +10362,8 @@
         </w:tc>
       </w:tr>
     </w:tbl>
-    <w:bookmarkEnd w:id="60"/>
-    <w:bookmarkStart w:id="61" w:name="MANUAL-sec6.2.3"/>
+    <w:bookmarkEnd w:id="61"/>
+    <w:bookmarkStart w:id="62" w:name="MANUAL-sec6.2.3"/>
     <w:p>
       <w:pPr>
         <w:pStyle w:val="Heading3"/>
@@ -10221,7 +10378,7 @@
     </w:p>
     <w:p>
       <w:pPr>
-        <w:spacing w:line="20" w:after="0" w:before="0" w:lineRule="exact"/>
+        <w:spacing w:before="0" w:after="0" w:lineRule="exact" w:line="20"/>
         <w:rPr>
           <w:sz w:val="2"/>
         </w:rPr>
@@ -10263,18 +10420,18 @@
         <w:tblLook w:firstRow="1" w:lastRow="0" w:firstColumn="0" w:lastColumn="0" w:noHBand="0" w:noVBand="0" w:val="0020"/>
         <w:jc w:val="start"/>
         <w:tblBorders>
-          <w:top w:color="000000" w:sz="6" w:val="single" w:space="0"/>
-          <w:left w:color="000000" w:sz="6" w:val="single" w:space="0"/>
-          <w:bottom w:color="000000" w:sz="6" w:val="single" w:space="0"/>
-          <w:right w:color="000000" w:sz="6" w:val="single" w:space="0"/>
-          <w:insideH w:color="000000" w:sz="6" w:val="single" w:space="0"/>
-          <w:insideV w:color="000000" w:sz="6" w:val="single" w:space="0"/>
+          <w:top w:sz="6" w:val="single" w:space="0" w:color="000000"/>
+          <w:left w:sz="6" w:val="single" w:space="0" w:color="000000"/>
+          <w:bottom w:sz="6" w:val="single" w:space="0" w:color="000000"/>
+          <w:right w:sz="6" w:val="single" w:space="0" w:color="000000"/>
+          <w:insideH w:sz="6" w:val="single" w:space="0" w:color="000000"/>
+          <w:insideV w:sz="6" w:val="single" w:space="0" w:color="000000"/>
         </w:tblBorders>
         <w:tblCellMar>
-          <w:top w:w="57" w:type="dxa"/>
-          <w:left w:w="108" w:type="dxa"/>
-          <w:bottom w:w="57" w:type="dxa"/>
-          <w:right w:w="108" w:type="dxa"/>
+          <w:top w:type="dxa" w:w="57"/>
+          <w:left w:type="dxa" w:w="108"/>
+          <w:bottom w:type="dxa" w:w="57"/>
+          <w:right w:type="dxa" w:w="108"/>
         </w:tblCellMar>
       </w:tblPr>
       <w:tblGrid>
@@ -10289,14 +10446,14 @@
         </w:trPr>
         <w:tc>
           <w:tcPr>
-            <w:shd w:fill="E8E8E8" w:val="clear" w:color="auto"/>
+            <w:shd w:val="clear" w:fill="E8E8E8" w:color="auto"/>
           </w:tcPr>
           <w:p>
             <w:pPr>
               <w:pStyle w:val="Compact"/>
               <w:jc w:val="left"/>
-              <w:ind w:left="0" w:right="0" w:firstLine="0"/>
-              <w:spacing w:before="40" w:lineRule="auto" w:line="240" w:after="40"/>
+              <w:ind w:left="0" w:firstLine="0" w:right="0"/>
+              <w:spacing w:line="240" w:lineRule="auto" w:before="40" w:after="40"/>
             </w:pPr>
             <w:r>
               <w:rPr>
@@ -10308,14 +10465,14 @@
         </w:tc>
         <w:tc>
           <w:tcPr>
-            <w:shd w:fill="E8E8E8" w:val="clear" w:color="auto"/>
+            <w:shd w:val="clear" w:fill="E8E8E8" w:color="auto"/>
           </w:tcPr>
           <w:p>
             <w:pPr>
               <w:pStyle w:val="Compact"/>
               <w:jc w:val="left"/>
-              <w:ind w:left="0" w:right="0" w:firstLine="0"/>
-              <w:spacing w:before="40" w:lineRule="auto" w:line="240" w:after="40"/>
+              <w:ind w:left="0" w:firstLine="0" w:right="0"/>
+              <w:spacing w:line="240" w:lineRule="auto" w:before="40" w:after="40"/>
             </w:pPr>
             <w:r>
               <w:rPr>
@@ -10327,14 +10484,14 @@
         </w:tc>
         <w:tc>
           <w:tcPr>
-            <w:shd w:fill="E8E8E8" w:val="clear" w:color="auto"/>
+            <w:shd w:val="clear" w:fill="E8E8E8" w:color="auto"/>
           </w:tcPr>
           <w:p>
             <w:pPr>
               <w:pStyle w:val="Compact"/>
               <w:jc w:val="left"/>
-              <w:ind w:left="0" w:right="0" w:firstLine="0"/>
-              <w:spacing w:before="40" w:lineRule="auto" w:line="240" w:after="40"/>
+              <w:ind w:left="0" w:firstLine="0" w:right="0"/>
+              <w:spacing w:line="240" w:lineRule="auto" w:before="40" w:after="40"/>
             </w:pPr>
             <w:r>
               <w:rPr>
@@ -10346,14 +10503,14 @@
         </w:tc>
         <w:tc>
           <w:tcPr>
-            <w:shd w:fill="E8E8E8" w:val="clear" w:color="auto"/>
+            <w:shd w:val="clear" w:fill="E8E8E8" w:color="auto"/>
           </w:tcPr>
           <w:p>
             <w:pPr>
               <w:pStyle w:val="Compact"/>
               <w:jc w:val="left"/>
-              <w:ind w:left="0" w:right="0" w:firstLine="0"/>
-              <w:spacing w:before="40" w:lineRule="auto" w:line="240" w:after="40"/>
+              <w:ind w:left="0" w:firstLine="0" w:right="0"/>
+              <w:spacing w:line="240" w:lineRule="auto" w:before="40" w:after="40"/>
             </w:pPr>
             <w:r>
               <w:rPr>
@@ -10371,8 +10528,8 @@
             <w:pPr>
               <w:pStyle w:val="Compact"/>
               <w:jc w:val="left"/>
-              <w:ind w:left="0" w:right="0" w:firstLine="0"/>
-              <w:spacing w:before="40" w:lineRule="auto" w:line="240" w:after="40"/>
+              <w:ind w:left="0" w:firstLine="0" w:right="0"/>
+              <w:spacing w:line="240" w:lineRule="auto" w:before="40" w:after="40"/>
             </w:pPr>
             <w:r>
               <w:t xml:space="preserve">Response time (ms)</w:t>
@@ -10385,8 +10542,8 @@
             <w:pPr>
               <w:pStyle w:val="Compact"/>
               <w:jc w:val="left"/>
-              <w:ind w:left="0" w:right="0" w:firstLine="0"/>
-              <w:spacing w:before="40" w:lineRule="auto" w:line="240" w:after="40"/>
+              <w:ind w:left="0" w:firstLine="0" w:right="0"/>
+              <w:spacing w:line="240" w:lineRule="auto" w:before="40" w:after="40"/>
             </w:pPr>
             <w:r>
               <w:t xml:space="preserve">200</w:t>
@@ -10399,8 +10556,8 @@
             <w:pPr>
               <w:pStyle w:val="Compact"/>
               <w:jc w:val="left"/>
-              <w:ind w:left="0" w:right="0" w:firstLine="0"/>
-              <w:spacing w:before="40" w:lineRule="auto" w:line="240" w:after="40"/>
+              <w:ind w:left="0" w:firstLine="0" w:right="0"/>
+              <w:spacing w:line="240" w:lineRule="auto" w:before="40" w:after="40"/>
             </w:pPr>
             <w:r>
               <w:t xml:space="preserve">185</w:t>
@@ -10413,8 +10570,8 @@
             <w:pPr>
               <w:pStyle w:val="Compact"/>
               <w:jc w:val="left"/>
-              <w:ind w:left="0" w:right="0" w:firstLine="0"/>
-              <w:spacing w:before="40" w:lineRule="auto" w:line="240" w:after="40"/>
+              <w:ind w:left="0" w:firstLine="0" w:right="0"/>
+              <w:spacing w:line="240" w:lineRule="auto" w:before="40" w:after="40"/>
             </w:pPr>
             <w:r>
               <w:t xml:space="preserve">Pass</w:t>
@@ -10429,8 +10586,8 @@
             <w:pPr>
               <w:pStyle w:val="Compact"/>
               <w:jc w:val="left"/>
-              <w:ind w:left="0" w:right="0" w:firstLine="0"/>
-              <w:spacing w:before="40" w:lineRule="auto" w:line="240" w:after="40"/>
+              <w:ind w:left="0" w:firstLine="0" w:right="0"/>
+              <w:spacing w:line="240" w:lineRule="auto" w:before="40" w:after="40"/>
             </w:pPr>
             <w:r>
               <w:t xml:space="preserve">Throughput (req/s)</w:t>
@@ -10443,8 +10600,8 @@
             <w:pPr>
               <w:pStyle w:val="Compact"/>
               <w:jc w:val="left"/>
-              <w:ind w:left="0" w:right="0" w:firstLine="0"/>
-              <w:spacing w:before="40" w:lineRule="auto" w:line="240" w:after="40"/>
+              <w:ind w:left="0" w:firstLine="0" w:right="0"/>
+              <w:spacing w:line="240" w:lineRule="auto" w:before="40" w:after="40"/>
             </w:pPr>
             <w:r>
               <w:t xml:space="preserve">1000</w:t>
@@ -10457,8 +10614,8 @@
             <w:pPr>
               <w:pStyle w:val="Compact"/>
               <w:jc w:val="left"/>
-              <w:ind w:left="0" w:right="0" w:firstLine="0"/>
-              <w:spacing w:before="40" w:lineRule="auto" w:line="240" w:after="40"/>
+              <w:ind w:left="0" w:firstLine="0" w:right="0"/>
+              <w:spacing w:line="240" w:lineRule="auto" w:before="40" w:after="40"/>
             </w:pPr>
             <w:r>
               <w:t xml:space="preserve">1120</w:t>
@@ -10471,8 +10628,8 @@
             <w:pPr>
               <w:pStyle w:val="Compact"/>
               <w:jc w:val="left"/>
-              <w:ind w:left="0" w:right="0" w:firstLine="0"/>
-              <w:spacing w:before="40" w:lineRule="auto" w:line="240" w:after="40"/>
+              <w:ind w:left="0" w:firstLine="0" w:right="0"/>
+              <w:spacing w:line="240" w:lineRule="auto" w:before="40" w:after="40"/>
             </w:pPr>
             <w:r>
               <w:t xml:space="preserve">Pass</w:t>
@@ -10487,8 +10644,8 @@
             <w:pPr>
               <w:pStyle w:val="Compact"/>
               <w:jc w:val="left"/>
-              <w:ind w:left="0" w:right="0" w:firstLine="0"/>
-              <w:spacing w:before="40" w:lineRule="auto" w:line="240" w:after="40"/>
+              <w:ind w:left="0" w:firstLine="0" w:right="0"/>
+              <w:spacing w:line="240" w:lineRule="auto" w:before="40" w:after="40"/>
             </w:pPr>
             <w:r>
               <w:t xml:space="preserve">Error rate (%)</w:t>
@@ -10501,8 +10658,8 @@
             <w:pPr>
               <w:pStyle w:val="Compact"/>
               <w:jc w:val="left"/>
-              <w:ind w:left="0" w:right="0" w:firstLine="0"/>
-              <w:spacing w:before="40" w:lineRule="auto" w:line="240" w:after="40"/>
+              <w:ind w:left="0" w:firstLine="0" w:right="0"/>
+              <w:spacing w:line="240" w:lineRule="auto" w:before="40" w:after="40"/>
             </w:pPr>
             <w:r>
               <w:t xml:space="preserve">1.0</w:t>
@@ -10515,8 +10672,8 @@
             <w:pPr>
               <w:pStyle w:val="Compact"/>
               <w:jc w:val="left"/>
-              <w:ind w:left="0" w:right="0" w:firstLine="0"/>
-              <w:spacing w:before="40" w:lineRule="auto" w:line="240" w:after="40"/>
+              <w:ind w:left="0" w:firstLine="0" w:right="0"/>
+              <w:spacing w:line="240" w:lineRule="auto" w:before="40" w:after="40"/>
             </w:pPr>
             <w:r>
               <w:t xml:space="preserve">0.3</w:t>
@@ -10529,8 +10686,8 @@
             <w:pPr>
               <w:pStyle w:val="Compact"/>
               <w:jc w:val="left"/>
-              <w:ind w:left="0" w:right="0" w:firstLine="0"/>
-              <w:spacing w:before="40" w:lineRule="auto" w:line="240" w:after="40"/>
+              <w:ind w:left="0" w:firstLine="0" w:right="0"/>
+              <w:spacing w:line="240" w:lineRule="auto" w:before="40" w:after="40"/>
             </w:pPr>
             <w:r>
               <w:t xml:space="preserve">Pass</w:t>
@@ -10545,8 +10702,8 @@
             <w:pPr>
               <w:pStyle w:val="Compact"/>
               <w:jc w:val="left"/>
-              <w:ind w:left="0" w:right="0" w:firstLine="0"/>
-              <w:spacing w:before="40" w:lineRule="auto" w:line="240" w:after="40"/>
+              <w:ind w:left="0" w:firstLine="0" w:right="0"/>
+              <w:spacing w:line="240" w:lineRule="auto" w:before="40" w:after="40"/>
             </w:pPr>
             <w:r>
               <w:t xml:space="preserve">Memory usage (MB)</w:t>
@@ -10559,8 +10716,8 @@
             <w:pPr>
               <w:pStyle w:val="Compact"/>
               <w:jc w:val="left"/>
-              <w:ind w:left="0" w:right="0" w:firstLine="0"/>
-              <w:spacing w:before="40" w:lineRule="auto" w:line="240" w:after="40"/>
+              <w:ind w:left="0" w:firstLine="0" w:right="0"/>
+              <w:spacing w:line="240" w:lineRule="auto" w:before="40" w:after="40"/>
             </w:pPr>
             <w:r>
               <w:t xml:space="preserve">512</w:t>
@@ -10573,8 +10730,8 @@
             <w:pPr>
               <w:pStyle w:val="Compact"/>
               <w:jc w:val="left"/>
-              <w:ind w:left="0" w:right="0" w:firstLine="0"/>
-              <w:spacing w:before="40" w:lineRule="auto" w:line="240" w:after="40"/>
+              <w:ind w:left="0" w:firstLine="0" w:right="0"/>
+              <w:spacing w:line="240" w:lineRule="auto" w:before="40" w:after="40"/>
             </w:pPr>
             <w:r>
               <w:t xml:space="preserve">487</w:t>
@@ -10587,8 +10744,8 @@
             <w:pPr>
               <w:pStyle w:val="Compact"/>
               <w:jc w:val="left"/>
-              <w:ind w:left="0" w:right="0" w:firstLine="0"/>
-              <w:spacing w:before="40" w:lineRule="auto" w:line="240" w:after="40"/>
+              <w:ind w:left="0" w:firstLine="0" w:right="0"/>
+              <w:spacing w:line="240" w:lineRule="auto" w:before="40" w:after="40"/>
             </w:pPr>
             <w:r>
               <w:t xml:space="preserve">Pass</w:t>
@@ -10597,8 +10754,8 @@
         </w:tc>
       </w:tr>
     </w:tbl>
-    <w:bookmarkEnd w:id="61"/>
-    <w:bookmarkStart w:id="62" w:name="MANUAL-sec6.2.4"/>
+    <w:bookmarkEnd w:id="62"/>
+    <w:bookmarkStart w:id="63" w:name="MANUAL-sec6.2.4"/>
     <w:p>
       <w:pPr>
         <w:pStyle w:val="Heading3"/>
@@ -10613,7 +10770,7 @@
     </w:p>
     <w:p>
       <w:pPr>
-        <w:spacing w:line="20" w:after="0" w:before="0" w:lineRule="exact"/>
+        <w:spacing w:before="0" w:after="0" w:lineRule="exact" w:line="20"/>
         <w:rPr>
           <w:sz w:val="2"/>
         </w:rPr>
@@ -10639,7 +10796,7 @@
         <w:fldChar w:fldCharType="separate"/>
       </w:r>
       <w:r>
-        <w:t>21</w:t>
+        <w:t>22</w:t>
       </w:r>
       <w:r>
         <w:fldChar w:fldCharType="end"/>
@@ -10740,8 +10897,8 @@
         <w:t xml:space="preserve"> Application(auth, db)</w:t>
       </w:r>
     </w:p>
-    <w:bookmarkEnd w:id="62"/>
-    <w:bookmarkStart w:id="63" w:name="MANUAL-sec6.2.5"/>
+    <w:bookmarkEnd w:id="63"/>
+    <w:bookmarkStart w:id="64" w:name="MANUAL-sec6.2.5"/>
     <w:p>
       <w:pPr>
         <w:pStyle w:val="Heading3"/>
@@ -10760,8 +10917,8 @@
       </w:pPr>
       <w:pPr>
         <w:tabs>
-          <w:tab w:val="center" w:pos="4680"/>
-          <w:tab w:val="right" w:pos="9360"/>
+          <w:tab w:pos="4680" w:val="center"/>
+          <w:tab w:pos="9360" w:val="right"/>
         </w:tabs>
       </w:pPr>
       <w:r>
@@ -10898,8 +11055,8 @@
       </w:r>
       <w:bookmarkEnd w:id="22083"/>
     </w:p>
-    <w:bookmarkEnd w:id="63"/>
-    <w:bookmarkStart w:id="64" w:name="MANUAL-sec6.2.6"/>
+    <w:bookmarkEnd w:id="64"/>
+    <w:bookmarkStart w:id="65" w:name="MANUAL-sec6.2.6"/>
     <w:p>
       <w:pPr>
         <w:pStyle w:val="Heading3"/>
@@ -11487,9 +11644,9 @@
         <w:t xml:space="preserve">}</w:t>
       </w:r>
     </w:p>
-    <w:bookmarkEnd w:id="64"/>
     <w:bookmarkEnd w:id="65"/>
-    <w:bookmarkStart w:id="67" w:name="MANUAL-sec6.3"/>
+    <w:bookmarkEnd w:id="66"/>
+    <w:bookmarkStart w:id="68" w:name="MANUAL-sec6.3"/>
     <w:p>
       <w:pPr>
         <w:pStyle w:val="Heading2"/>
@@ -11585,7 +11742,7 @@
           <w:rPr>
             <w:rStyle w:val="Hyperlink"/>
           </w:rPr>
-          <w:t xml:space="preserve">Listing 21</w:t>
+          <w:t xml:space="preserve">Listing 22</w:t>
         </w:r>
       </w:hyperlink>
       <w:r>
@@ -11677,7 +11834,7 @@
       <w:r>
         <w:t xml:space="preserve"> </w:t>
       </w:r>
-      <w:hyperlink r:id="rId66">
+      <w:hyperlink r:id="rId67">
         <w:r>
           <w:rPr>
             <w:rStyle w:val="Hyperlink"/>
@@ -11694,7 +11851,7 @@
     </w:p>
     <w:p>
       <w:pPr>
-        <w:spacing w:line="20" w:after="0" w:before="0" w:lineRule="exact"/>
+        <w:spacing w:before="0" w:after="0" w:lineRule="exact" w:line="20"/>
         <w:rPr>
           <w:sz w:val="2"/>
         </w:rPr>
@@ -11736,18 +11893,18 @@
         <w:tblLook w:firstRow="1" w:lastRow="0" w:firstColumn="0" w:lastColumn="0" w:noHBand="0" w:noVBand="0" w:val="0020"/>
         <w:jc w:val="start"/>
         <w:tblBorders>
-          <w:top w:color="000000" w:sz="6" w:val="single" w:space="0"/>
-          <w:left w:color="000000" w:sz="6" w:val="single" w:space="0"/>
-          <w:bottom w:color="000000" w:sz="6" w:val="single" w:space="0"/>
-          <w:right w:color="000000" w:sz="6" w:val="single" w:space="0"/>
-          <w:insideH w:color="000000" w:sz="6" w:val="single" w:space="0"/>
-          <w:insideV w:color="000000" w:sz="6" w:val="single" w:space="0"/>
+          <w:top w:sz="6" w:val="single" w:space="0" w:color="000000"/>
+          <w:left w:sz="6" w:val="single" w:space="0" w:color="000000"/>
+          <w:bottom w:sz="6" w:val="single" w:space="0" w:color="000000"/>
+          <w:right w:sz="6" w:val="single" w:space="0" w:color="000000"/>
+          <w:insideH w:sz="6" w:val="single" w:space="0" w:color="000000"/>
+          <w:insideV w:sz="6" w:val="single" w:space="0" w:color="000000"/>
         </w:tblBorders>
         <w:tblCellMar>
-          <w:top w:w="57" w:type="dxa"/>
-          <w:left w:w="108" w:type="dxa"/>
-          <w:bottom w:w="57" w:type="dxa"/>
-          <w:right w:w="108" w:type="dxa"/>
+          <w:top w:type="dxa" w:w="57"/>
+          <w:left w:type="dxa" w:w="108"/>
+          <w:bottom w:type="dxa" w:w="57"/>
+          <w:right w:type="dxa" w:w="108"/>
         </w:tblCellMar>
       </w:tblPr>
       <w:tblGrid>
@@ -11761,14 +11918,14 @@
         </w:trPr>
         <w:tc>
           <w:tcPr>
-            <w:shd w:fill="E8E8E8" w:val="clear" w:color="auto"/>
+            <w:shd w:val="clear" w:fill="E8E8E8" w:color="auto"/>
           </w:tcPr>
           <w:p>
             <w:pPr>
               <w:pStyle w:val="Compact"/>
               <w:jc w:val="left"/>
-              <w:ind w:left="0" w:right="0" w:firstLine="0"/>
-              <w:spacing w:before="40" w:lineRule="auto" w:line="240" w:after="40"/>
+              <w:ind w:left="0" w:firstLine="0" w:right="0"/>
+              <w:spacing w:line="240" w:lineRule="auto" w:before="40" w:after="40"/>
             </w:pPr>
             <w:r>
               <w:rPr>
@@ -11780,14 +11937,14 @@
         </w:tc>
         <w:tc>
           <w:tcPr>
-            <w:shd w:fill="E8E8E8" w:val="clear" w:color="auto"/>
+            <w:shd w:val="clear" w:fill="E8E8E8" w:color="auto"/>
           </w:tcPr>
           <w:p>
             <w:pPr>
               <w:pStyle w:val="Compact"/>
               <w:jc w:val="left"/>
-              <w:ind w:left="0" w:right="0" w:firstLine="0"/>
-              <w:spacing w:before="40" w:lineRule="auto" w:line="240" w:after="40"/>
+              <w:ind w:left="0" w:firstLine="0" w:right="0"/>
+              <w:spacing w:line="240" w:lineRule="auto" w:before="40" w:after="40"/>
             </w:pPr>
             <w:r>
               <w:rPr>
@@ -11799,14 +11956,14 @@
         </w:tc>
         <w:tc>
           <w:tcPr>
-            <w:shd w:fill="E8E8E8" w:val="clear" w:color="auto"/>
+            <w:shd w:val="clear" w:fill="E8E8E8" w:color="auto"/>
           </w:tcPr>
           <w:p>
             <w:pPr>
               <w:pStyle w:val="Compact"/>
               <w:jc w:val="left"/>
-              <w:ind w:left="0" w:right="0" w:firstLine="0"/>
-              <w:spacing w:before="40" w:lineRule="auto" w:line="240" w:after="40"/>
+              <w:ind w:left="0" w:firstLine="0" w:right="0"/>
+              <w:spacing w:line="240" w:lineRule="auto" w:before="40" w:after="40"/>
             </w:pPr>
             <w:r>
               <w:rPr>
@@ -11824,8 +11981,8 @@
             <w:pPr>
               <w:pStyle w:val="Compact"/>
               <w:jc w:val="left"/>
-              <w:ind w:left="0" w:right="0" w:firstLine="0"/>
-              <w:spacing w:before="40" w:lineRule="auto" w:line="240" w:after="40"/>
+              <w:ind w:left="0" w:firstLine="0" w:right="0"/>
+              <w:spacing w:line="240" w:lineRule="auto" w:before="40" w:after="40"/>
             </w:pPr>
             <w:r>
               <w:rPr>
@@ -11847,8 +12004,8 @@
             <w:pPr>
               <w:pStyle w:val="Compact"/>
               <w:jc w:val="left"/>
-              <w:ind w:left="0" w:right="0" w:firstLine="0"/>
-              <w:spacing w:before="40" w:lineRule="auto" w:line="240" w:after="40"/>
+              <w:ind w:left="0" w:firstLine="0" w:right="0"/>
+              <w:spacing w:line="240" w:lineRule="auto" w:before="40" w:after="40"/>
             </w:pPr>
             <w:r>
               <w:rPr>
@@ -11864,8 +12021,8 @@
             <w:pPr>
               <w:pStyle w:val="Compact"/>
               <w:jc w:val="left"/>
-              <w:ind w:left="0" w:right="0" w:firstLine="0"/>
-              <w:spacing w:before="40" w:lineRule="auto" w:line="240" w:after="40"/>
+              <w:ind w:left="0" w:firstLine="0" w:right="0"/>
+              <w:spacing w:line="240" w:lineRule="auto" w:before="40" w:after="40"/>
             </w:pPr>
             <w:r>
               <w:t xml:space="preserve">Exact PID lookup. Same-spec first, then cross-document fallback. Never ambiguous.</w:t>
@@ -11880,8 +12037,8 @@
             <w:pPr>
               <w:pStyle w:val="Compact"/>
               <w:jc w:val="left"/>
-              <w:ind w:left="0" w:right="0" w:firstLine="0"/>
-              <w:spacing w:before="40" w:lineRule="auto" w:line="240" w:after="40"/>
+              <w:ind w:left="0" w:firstLine="0" w:right="0"/>
+              <w:spacing w:line="240" w:lineRule="auto" w:before="40" w:after="40"/>
             </w:pPr>
             <w:r>
               <w:rPr>
@@ -11903,8 +12060,8 @@
             <w:pPr>
               <w:pStyle w:val="Compact"/>
               <w:jc w:val="left"/>
-              <w:ind w:left="0" w:right="0" w:firstLine="0"/>
-              <w:spacing w:before="40" w:lineRule="auto" w:line="240" w:after="40"/>
+              <w:ind w:left="0" w:firstLine="0" w:right="0"/>
+              <w:spacing w:line="240" w:lineRule="auto" w:before="40" w:after="40"/>
             </w:pPr>
             <w:r>
               <w:rPr>
@@ -11920,8 +12077,8 @@
             <w:pPr>
               <w:pStyle w:val="Compact"/>
               <w:jc w:val="left"/>
-              <w:ind w:left="0" w:right="0" w:firstLine="0"/>
-              <w:spacing w:before="40" w:lineRule="auto" w:line="240" w:after="40"/>
+              <w:ind w:left="0" w:firstLine="0" w:right="0"/>
+              <w:spacing w:line="240" w:lineRule="auto" w:before="40" w:after="40"/>
             </w:pPr>
             <w:r>
               <w:t xml:space="preserve">Scoped resolution: local scope, then same specification, then global. May be ambiguous if multiple matches at the same scope level.</w:t>
@@ -11930,8 +12087,8 @@
         </w:tc>
       </w:tr>
     </w:tbl>
-    <w:bookmarkEnd w:id="67"/>
-    <w:bookmarkStart w:id="71" w:name="MANUAL-sec6.4"/>
+    <w:bookmarkEnd w:id="68"/>
+    <w:bookmarkStart w:id="72" w:name="MANUAL-sec6.4"/>
     <w:p>
       <w:pPr>
         <w:pStyle w:val="Heading2"/>
@@ -12386,7 +12543,7 @@
         </w:numPr>
         <w:pStyle w:val="Compact"/>
       </w:pPr>
-      <w:hyperlink r:id="rId68">
+      <w:hyperlink r:id="rId69">
         <w:r>
           <w:rPr>
             <w:rStyle w:val="Hyperlink"/>
@@ -12409,7 +12566,7 @@
         </w:numPr>
         <w:pStyle w:val="Compact"/>
       </w:pPr>
-      <w:hyperlink r:id="rId69">
+      <w:hyperlink r:id="rId70">
         <w:r>
           <w:rPr>
             <w:rStyle w:val="Hyperlink"/>
@@ -12432,7 +12589,7 @@
         </w:numPr>
         <w:pStyle w:val="Compact"/>
       </w:pPr>
-      <w:hyperlink r:id="rId70">
+      <w:hyperlink r:id="rId71">
         <w:r>
           <w:rPr>
             <w:rStyle w:val="Hyperlink"/>
@@ -12447,8 +12604,8 @@
         <w:t xml:space="preserve">links to preset inheritance in the DOCX guide.</w:t>
       </w:r>
     </w:p>
-    <w:bookmarkEnd w:id="71"/>
-    <w:bookmarkStart w:id="72" w:name="MANUAL-sec6.5"/>
+    <w:bookmarkEnd w:id="72"/>
+    <w:bookmarkStart w:id="73" w:name="MANUAL-sec6.5"/>
     <w:p>
       <w:pPr>
         <w:pStyle w:val="Heading2"/>
@@ -12501,7 +12658,7 @@
     </w:p>
     <w:p>
       <w:pPr>
-        <w:spacing w:line="20" w:after="0" w:before="0" w:lineRule="exact"/>
+        <w:spacing w:before="0" w:after="0" w:lineRule="exact" w:line="20"/>
         <w:rPr>
           <w:sz w:val="2"/>
         </w:rPr>
@@ -12527,7 +12684,7 @@
         <w:fldChar w:fldCharType="separate"/>
       </w:r>
       <w:r>
-        <w:t>22</w:t>
+        <w:t>23</w:t>
       </w:r>
       <w:r>
         <w:fldChar w:fldCharType="end"/>
@@ -12609,7 +12766,7 @@
     </w:p>
     <w:p>
       <w:pPr>
-        <w:spacing w:line="20" w:after="0" w:before="0" w:lineRule="exact"/>
+        <w:spacing w:before="0" w:after="0" w:lineRule="exact" w:line="20"/>
         <w:rPr>
           <w:sz w:val="2"/>
         </w:rPr>
@@ -12635,7 +12792,7 @@
         <w:fldChar w:fldCharType="separate"/>
       </w:r>
       <w:r>
-        <w:t>23</w:t>
+        <w:t>24</w:t>
       </w:r>
       <w:r>
         <w:fldChar w:fldCharType="end"/>
@@ -12906,7 +13063,7 @@
     </w:p>
     <w:p>
       <w:pPr>
-        <w:spacing w:line="20" w:after="0" w:before="0" w:lineRule="exact"/>
+        <w:spacing w:before="0" w:after="0" w:lineRule="exact" w:line="20"/>
         <w:rPr>
           <w:sz w:val="2"/>
         </w:rPr>
@@ -12932,7 +13089,7 @@
         <w:fldChar w:fldCharType="separate"/>
       </w:r>
       <w:r>
-        <w:t>24</w:t>
+        <w:t>25</w:t>
       </w:r>
       <w:r>
         <w:fldChar w:fldCharType="end"/>
@@ -13248,8 +13405,8 @@
         <w:t xml:space="preserve">elements. During EMIT, Pandoc’s citeproc processor formats citations and appends a bibliography list to the document according to the configured CSL style.</w:t>
       </w:r>
     </w:p>
-    <w:bookmarkEnd w:id="72"/>
-    <w:bookmarkStart w:id="78" w:name="MANUAL-sec6.6"/>
+    <w:bookmarkEnd w:id="73"/>
+    <w:bookmarkStart w:id="79" w:name="MANUAL-sec6.6"/>
     <w:p>
       <w:pPr>
         <w:pStyle w:val="Heading2"/>
@@ -13270,7 +13427,7 @@
         <w:t xml:space="preserve">Views generate content blocks from the SpecIR.</w:t>
       </w:r>
     </w:p>
-    <w:bookmarkStart w:id="73" w:name="MANUAL-sec6.6.1"/>
+    <w:bookmarkStart w:id="74" w:name="MANUAL-sec6.6.1"/>
     <w:p>
       <w:pPr>
         <w:pStyle w:val="Heading3"/>
@@ -13366,8 +13523,8 @@
         <w:t xml:space="preserve">. The abbreviation goes in parentheses at the end.</w:t>
       </w:r>
     </w:p>
-    <w:bookmarkEnd w:id="73"/>
-    <w:bookmarkStart w:id="74" w:name="MANUAL-sec6.6.2"/>
+    <w:bookmarkEnd w:id="74"/>
+    <w:bookmarkStart w:id="75" w:name="MANUAL-sec6.6.2"/>
     <w:p>
       <w:pPr>
         <w:pStyle w:val="Heading3"/>
@@ -13580,8 +13737,8 @@
         <w:t xml:space="preserve">) provide numbered equations with captions.</w:t>
       </w:r>
     </w:p>
-    <w:bookmarkEnd w:id="74"/>
-    <w:bookmarkStart w:id="76" w:name="MANUAL-sec6.6.3"/>
+    <w:bookmarkEnd w:id="75"/>
+    <w:bookmarkStart w:id="77" w:name="MANUAL-sec6.6.3"/>
     <w:p>
       <w:pPr>
         <w:pStyle w:val="Heading3"/>
@@ -13649,7 +13806,7 @@
     </w:p>
     <w:p>
       <w:pPr>
-        <w:spacing w:line="20" w:after="0" w:before="0" w:lineRule="exact"/>
+        <w:spacing w:before="0" w:after="0" w:lineRule="exact" w:line="20"/>
         <w:rPr>
           <w:sz w:val="2"/>
         </w:rPr>
@@ -13675,7 +13832,7 @@
         <w:fldChar w:fldCharType="separate"/>
       </w:r>
       <w:r>
-        <w:t>25</w:t>
+        <w:t>26</w:t>
       </w:r>
       <w:r>
         <w:fldChar w:fldCharType="end"/>
@@ -13852,7 +14009,7 @@
       <w:r>
         <w:t xml:space="preserve"> </w:t>
       </w:r>
-      <w:hyperlink r:id="rId75">
+      <w:hyperlink r:id="rId76">
         <w:r>
           <w:rPr>
             <w:rStyle w:val="Hyperlink"/>
@@ -13867,8 +14024,8 @@
         <w:t xml:space="preserve">in the model guide for details on creating view types.</w:t>
       </w:r>
     </w:p>
-    <w:bookmarkEnd w:id="76"/>
-    <w:bookmarkStart w:id="77" w:name="MANUAL-sec6.6.4"/>
+    <w:bookmarkEnd w:id="77"/>
+    <w:bookmarkStart w:id="78" w:name="MANUAL-sec6.6.4"/>
     <w:p>
       <w:pPr>
         <w:pStyle w:val="Heading3"/>
@@ -13967,10 +14124,10 @@
         <w:t xml:space="preserve">abbrev_list</w:t>
       </w:r>
     </w:p>
-    <w:bookmarkEnd w:id="77"/>
     <w:bookmarkEnd w:id="78"/>
     <w:bookmarkEnd w:id="79"/>
-    <w:bookmarkStart w:id="83" w:name="MANUAL-sec7"/>
+    <w:bookmarkEnd w:id="80"/>
+    <w:bookmarkStart w:id="84" w:name="MANUAL-sec7"/>
     <w:p>
       <w:pPr>
         <w:pStyle w:val="Heading1"/>
@@ -13983,7 +14140,7 @@
         <w:t xml:space="preserve">Invocation</w:t>
       </w:r>
     </w:p>
-    <w:bookmarkStart w:id="80" w:name="MANUAL-sec7.1"/>
+    <w:bookmarkStart w:id="81" w:name="MANUAL-sec7.1"/>
     <w:p>
       <w:pPr>
         <w:pStyle w:val="Heading2"/>
@@ -13998,7 +14155,7 @@
     </w:p>
     <w:p>
       <w:pPr>
-        <w:spacing w:line="20" w:after="0" w:before="0" w:lineRule="exact"/>
+        <w:spacing w:before="0" w:after="0" w:lineRule="exact" w:line="20"/>
         <w:rPr>
           <w:sz w:val="2"/>
         </w:rPr>
@@ -14024,7 +14181,7 @@
         <w:fldChar w:fldCharType="separate"/>
       </w:r>
       <w:r>
-        <w:t>26</w:t>
+        <w:t>27</w:t>
       </w:r>
       <w:r>
         <w:fldChar w:fldCharType="end"/>
@@ -14097,8 +14254,8 @@
         <w:t xml:space="preserve">.</w:t>
       </w:r>
     </w:p>
-    <w:bookmarkEnd w:id="80"/>
-    <w:bookmarkStart w:id="81" w:name="MANUAL-sec7.2"/>
+    <w:bookmarkEnd w:id="81"/>
+    <w:bookmarkStart w:id="82" w:name="MANUAL-sec7.2"/>
     <w:p>
       <w:pPr>
         <w:pStyle w:val="Heading2"/>
@@ -14113,7 +14270,7 @@
     </w:p>
     <w:p>
       <w:pPr>
-        <w:spacing w:line="20" w:after="0" w:before="0" w:lineRule="exact"/>
+        <w:spacing w:before="0" w:after="0" w:lineRule="exact" w:line="20"/>
         <w:rPr>
           <w:sz w:val="2"/>
         </w:rPr>
@@ -14155,18 +14312,18 @@
         <w:tblLook w:firstRow="1" w:lastRow="0" w:firstColumn="0" w:lastColumn="0" w:noHBand="0" w:noVBand="0" w:val="0020"/>
         <w:jc w:val="start"/>
         <w:tblBorders>
-          <w:top w:color="000000" w:sz="6" w:val="single" w:space="0"/>
-          <w:left w:color="000000" w:sz="6" w:val="single" w:space="0"/>
-          <w:bottom w:color="000000" w:sz="6" w:val="single" w:space="0"/>
-          <w:right w:color="000000" w:sz="6" w:val="single" w:space="0"/>
-          <w:insideH w:color="000000" w:sz="6" w:val="single" w:space="0"/>
-          <w:insideV w:color="000000" w:sz="6" w:val="single" w:space="0"/>
+          <w:top w:sz="6" w:val="single" w:space="0" w:color="000000"/>
+          <w:left w:sz="6" w:val="single" w:space="0" w:color="000000"/>
+          <w:bottom w:sz="6" w:val="single" w:space="0" w:color="000000"/>
+          <w:right w:sz="6" w:val="single" w:space="0" w:color="000000"/>
+          <w:insideH w:sz="6" w:val="single" w:space="0" w:color="000000"/>
+          <w:insideV w:sz="6" w:val="single" w:space="0" w:color="000000"/>
         </w:tblBorders>
         <w:tblCellMar>
-          <w:top w:w="57" w:type="dxa"/>
-          <w:left w:w="108" w:type="dxa"/>
-          <w:bottom w:w="57" w:type="dxa"/>
-          <w:right w:w="108" w:type="dxa"/>
+          <w:top w:type="dxa" w:w="57"/>
+          <w:left w:type="dxa" w:w="108"/>
+          <w:bottom w:type="dxa" w:w="57"/>
+          <w:right w:type="dxa" w:w="108"/>
         </w:tblCellMar>
       </w:tblPr>
       <w:tblGrid>
@@ -14180,14 +14337,14 @@
         </w:trPr>
         <w:tc>
           <w:tcPr>
-            <w:shd w:fill="E8E8E8" w:val="clear" w:color="auto"/>
+            <w:shd w:val="clear" w:fill="E8E8E8" w:color="auto"/>
           </w:tcPr>
           <w:p>
             <w:pPr>
               <w:pStyle w:val="Compact"/>
               <w:jc w:val="left"/>
-              <w:ind w:left="0" w:right="0" w:firstLine="0"/>
-              <w:spacing w:before="40" w:lineRule="auto" w:line="240" w:after="40"/>
+              <w:ind w:left="0" w:firstLine="0" w:right="0"/>
+              <w:spacing w:line="240" w:lineRule="auto" w:before="40" w:after="40"/>
             </w:pPr>
             <w:r>
               <w:rPr>
@@ -14199,14 +14356,14 @@
         </w:tc>
         <w:tc>
           <w:tcPr>
-            <w:shd w:fill="E8E8E8" w:val="clear" w:color="auto"/>
+            <w:shd w:val="clear" w:fill="E8E8E8" w:color="auto"/>
           </w:tcPr>
           <w:p>
             <w:pPr>
               <w:pStyle w:val="Compact"/>
               <w:jc w:val="left"/>
-              <w:ind w:left="0" w:right="0" w:firstLine="0"/>
-              <w:spacing w:before="40" w:lineRule="auto" w:line="240" w:after="40"/>
+              <w:ind w:left="0" w:firstLine="0" w:right="0"/>
+              <w:spacing w:line="240" w:lineRule="auto" w:before="40" w:after="40"/>
             </w:pPr>
             <w:r>
               <w:rPr>
@@ -14218,14 +14375,14 @@
         </w:tc>
         <w:tc>
           <w:tcPr>
-            <w:shd w:fill="E8E8E8" w:val="clear" w:color="auto"/>
+            <w:shd w:val="clear" w:fill="E8E8E8" w:color="auto"/>
           </w:tcPr>
           <w:p>
             <w:pPr>
               <w:pStyle w:val="Compact"/>
               <w:jc w:val="left"/>
-              <w:ind w:left="0" w:right="0" w:firstLine="0"/>
-              <w:spacing w:before="40" w:lineRule="auto" w:line="240" w:after="40"/>
+              <w:ind w:left="0" w:firstLine="0" w:right="0"/>
+              <w:spacing w:line="240" w:lineRule="auto" w:before="40" w:after="40"/>
             </w:pPr>
             <w:r>
               <w:rPr>
@@ -14243,8 +14400,8 @@
             <w:pPr>
               <w:pStyle w:val="Compact"/>
               <w:jc w:val="left"/>
-              <w:ind w:left="0" w:right="0" w:firstLine="0"/>
-              <w:spacing w:before="40" w:lineRule="auto" w:line="240" w:after="40"/>
+              <w:ind w:left="0" w:firstLine="0" w:right="0"/>
+              <w:spacing w:line="240" w:lineRule="auto" w:before="40" w:after="40"/>
             </w:pPr>
             <w:r>
               <w:rPr>
@@ -14260,8 +14417,8 @@
             <w:pPr>
               <w:pStyle w:val="Compact"/>
               <w:jc w:val="left"/>
-              <w:ind w:left="0" w:right="0" w:firstLine="0"/>
-              <w:spacing w:before="40" w:lineRule="auto" w:line="240" w:after="40"/>
+              <w:ind w:left="0" w:firstLine="0" w:right="0"/>
+              <w:spacing w:line="240" w:lineRule="auto" w:before="40" w:after="40"/>
             </w:pPr>
             <w:r>
               <w:rPr>
@@ -14277,8 +14434,8 @@
             <w:pPr>
               <w:pStyle w:val="Compact"/>
               <w:jc w:val="left"/>
-              <w:ind w:left="0" w:right="0" w:firstLine="0"/>
-              <w:spacing w:before="40" w:lineRule="auto" w:line="240" w:after="40"/>
+              <w:ind w:left="0" w:firstLine="0" w:right="0"/>
+              <w:spacing w:line="240" w:lineRule="auto" w:before="40" w:after="40"/>
             </w:pPr>
             <w:r>
               <w:t xml:space="preserve">Override log level:</w:t>
@@ -14338,8 +14495,8 @@
             <w:pPr>
               <w:pStyle w:val="Compact"/>
               <w:jc w:val="left"/>
-              <w:ind w:left="0" w:right="0" w:firstLine="0"/>
-              <w:spacing w:before="40" w:lineRule="auto" w:line="240" w:after="40"/>
+              <w:ind w:left="0" w:firstLine="0" w:right="0"/>
+              <w:spacing w:line="240" w:lineRule="auto" w:before="40" w:after="40"/>
             </w:pPr>
             <w:r>
               <w:rPr>
@@ -14355,8 +14512,8 @@
             <w:pPr>
               <w:pStyle w:val="Compact"/>
               <w:jc w:val="left"/>
-              <w:ind w:left="0" w:right="0" w:firstLine="0"/>
-              <w:spacing w:before="40" w:lineRule="auto" w:line="240" w:after="40"/>
+              <w:ind w:left="0" w:firstLine="0" w:right="0"/>
+              <w:spacing w:line="240" w:lineRule="auto" w:before="40" w:after="40"/>
             </w:pPr>
             <w:r>
               <w:rPr>
@@ -14372,8 +14529,8 @@
             <w:pPr>
               <w:pStyle w:val="Compact"/>
               <w:jc w:val="left"/>
-              <w:ind w:left="0" w:right="0" w:firstLine="0"/>
-              <w:spacing w:before="40" w:lineRule="auto" w:line="240" w:after="40"/>
+              <w:ind w:left="0" w:firstLine="0" w:right="0"/>
+              <w:spacing w:line="240" w:lineRule="auto" w:before="40" w:after="40"/>
             </w:pPr>
             <w:r>
               <w:t xml:space="preserve">SpecCompiler installation root (model and binary lookup)</w:t>
@@ -14388,8 +14545,8 @@
             <w:pPr>
               <w:pStyle w:val="Compact"/>
               <w:jc w:val="left"/>
-              <w:ind w:left="0" w:right="0" w:firstLine="0"/>
-              <w:spacing w:before="40" w:lineRule="auto" w:line="240" w:after="40"/>
+              <w:ind w:left="0" w:firstLine="0" w:right="0"/>
+              <w:spacing w:line="240" w:lineRule="auto" w:before="40" w:after="40"/>
             </w:pPr>
             <w:r>
               <w:rPr>
@@ -14405,8 +14562,8 @@
             <w:pPr>
               <w:pStyle w:val="Compact"/>
               <w:jc w:val="left"/>
-              <w:ind w:left="0" w:right="0" w:firstLine="0"/>
-              <w:spacing w:before="40" w:lineRule="auto" w:line="240" w:after="40"/>
+              <w:ind w:left="0" w:firstLine="0" w:right="0"/>
+              <w:spacing w:line="240" w:lineRule="auto" w:before="40" w:after="40"/>
             </w:pPr>
             <w:r>
               <w:rPr>
@@ -14422,8 +14579,8 @@
             <w:pPr>
               <w:pStyle w:val="Compact"/>
               <w:jc w:val="left"/>
-              <w:ind w:left="0" w:right="0" w:firstLine="0"/>
-              <w:spacing w:before="40" w:lineRule="auto" w:line="240" w:after="40"/>
+              <w:ind w:left="0" w:firstLine="0" w:right="0"/>
+              <w:spacing w:line="240" w:lineRule="auto" w:before="40" w:after="40"/>
             </w:pPr>
             <w:r>
               <w:t xml:space="preserve">Distribution root (used internally for external renderers)</w:t>
@@ -14438,8 +14595,8 @@
             <w:pPr>
               <w:pStyle w:val="Compact"/>
               <w:jc w:val="left"/>
-              <w:ind w:left="0" w:right="0" w:firstLine="0"/>
-              <w:spacing w:before="40" w:lineRule="auto" w:line="240" w:after="40"/>
+              <w:ind w:left="0" w:firstLine="0" w:right="0"/>
+              <w:spacing w:line="240" w:lineRule="auto" w:before="40" w:after="40"/>
             </w:pPr>
             <w:r>
               <w:rPr>
@@ -14455,8 +14612,8 @@
             <w:pPr>
               <w:pStyle w:val="Compact"/>
               <w:jc w:val="left"/>
-              <w:ind w:left="0" w:right="0" w:firstLine="0"/>
-              <w:spacing w:before="40" w:lineRule="auto" w:line="240" w:after="40"/>
+              <w:ind w:left="0" w:firstLine="0" w:right="0"/>
+              <w:spacing w:line="240" w:lineRule="auto" w:before="40" w:after="40"/>
             </w:pPr>
             <w:r>
               <w:rPr>
@@ -14472,8 +14629,8 @@
             <w:pPr>
               <w:pStyle w:val="Compact"/>
               <w:jc w:val="left"/>
-              <w:ind w:left="0" w:right="0" w:firstLine="0"/>
-              <w:spacing w:before="40" w:lineRule="auto" w:line="240" w:after="40"/>
+              <w:ind w:left="0" w:firstLine="0" w:right="0"/>
+              <w:spacing w:line="240" w:lineRule="auto" w:before="40" w:after="40"/>
             </w:pPr>
             <w:r>
               <w:t xml:space="preserve">Docker image reference (overrides default in wrapper)</w:t>
@@ -14488,8 +14645,8 @@
             <w:pPr>
               <w:pStyle w:val="Compact"/>
               <w:jc w:val="left"/>
-              <w:ind w:left="0" w:right="0" w:firstLine="0"/>
-              <w:spacing w:before="40" w:lineRule="auto" w:line="240" w:after="40"/>
+              <w:ind w:left="0" w:firstLine="0" w:right="0"/>
+              <w:spacing w:line="240" w:lineRule="auto" w:before="40" w:after="40"/>
             </w:pPr>
             <w:r>
               <w:rPr>
@@ -14505,8 +14662,8 @@
             <w:pPr>
               <w:pStyle w:val="Compact"/>
               <w:jc w:val="left"/>
-              <w:ind w:left="0" w:right="0" w:firstLine="0"/>
-              <w:spacing w:before="40" w:lineRule="auto" w:line="240" w:after="40"/>
+              <w:ind w:left="0" w:firstLine="0" w:right="0"/>
+              <w:spacing w:line="240" w:lineRule="auto" w:before="40" w:after="40"/>
             </w:pPr>
             <w:r>
               <w:t xml:space="preserve">(unset)</w:t>
@@ -14519,8 +14676,8 @@
             <w:pPr>
               <w:pStyle w:val="Compact"/>
               <w:jc w:val="left"/>
-              <w:ind w:left="0" w:right="0" w:firstLine="0"/>
-              <w:spacing w:before="40" w:lineRule="auto" w:line="240" w:after="40"/>
+              <w:ind w:left="0" w:firstLine="0" w:right="0"/>
+              <w:spacing w:line="240" w:lineRule="auto" w:before="40" w:after="40"/>
             </w:pPr>
             <w:r>
               <w:t xml:space="preserve">Disable ANSI color codes in output</w:t>
@@ -14529,8 +14686,8 @@
         </w:tc>
       </w:tr>
     </w:tbl>
-    <w:bookmarkEnd w:id="81"/>
-    <w:bookmarkStart w:id="82" w:name="MANUAL-sec7.3"/>
+    <w:bookmarkEnd w:id="82"/>
+    <w:bookmarkStart w:id="83" w:name="MANUAL-sec7.3"/>
     <w:p>
       <w:pPr>
         <w:pStyle w:val="Heading2"/>
@@ -14545,7 +14702,7 @@
     </w:p>
     <w:p>
       <w:pPr>
-        <w:spacing w:line="20" w:after="0" w:before="0" w:lineRule="exact"/>
+        <w:spacing w:before="0" w:after="0" w:lineRule="exact" w:line="20"/>
         <w:rPr>
           <w:sz w:val="2"/>
         </w:rPr>
@@ -14587,18 +14744,18 @@
         <w:tblLook w:firstRow="1" w:lastRow="0" w:firstColumn="0" w:lastColumn="0" w:noHBand="0" w:noVBand="0" w:val="0020"/>
         <w:jc w:val="start"/>
         <w:tblBorders>
-          <w:top w:color="000000" w:sz="6" w:val="single" w:space="0"/>
-          <w:left w:color="000000" w:sz="6" w:val="single" w:space="0"/>
-          <w:bottom w:color="000000" w:sz="6" w:val="single" w:space="0"/>
-          <w:right w:color="000000" w:sz="6" w:val="single" w:space="0"/>
-          <w:insideH w:color="000000" w:sz="6" w:val="single" w:space="0"/>
-          <w:insideV w:color="000000" w:sz="6" w:val="single" w:space="0"/>
+          <w:top w:sz="6" w:val="single" w:space="0" w:color="000000"/>
+          <w:left w:sz="6" w:val="single" w:space="0" w:color="000000"/>
+          <w:bottom w:sz="6" w:val="single" w:space="0" w:color="000000"/>
+          <w:right w:sz="6" w:val="single" w:space="0" w:color="000000"/>
+          <w:insideH w:sz="6" w:val="single" w:space="0" w:color="000000"/>
+          <w:insideV w:sz="6" w:val="single" w:space="0" w:color="000000"/>
         </w:tblBorders>
         <w:tblCellMar>
-          <w:top w:w="57" w:type="dxa"/>
-          <w:left w:w="108" w:type="dxa"/>
-          <w:bottom w:w="57" w:type="dxa"/>
-          <w:right w:w="108" w:type="dxa"/>
+          <w:top w:type="dxa" w:w="57"/>
+          <w:left w:type="dxa" w:w="108"/>
+          <w:bottom w:type="dxa" w:w="57"/>
+          <w:right w:type="dxa" w:w="108"/>
         </w:tblCellMar>
       </w:tblPr>
       <w:tblGrid>
@@ -14611,14 +14768,14 @@
         </w:trPr>
         <w:tc>
           <w:tcPr>
-            <w:shd w:fill="E8E8E8" w:val="clear" w:color="auto"/>
+            <w:shd w:val="clear" w:fill="E8E8E8" w:color="auto"/>
           </w:tcPr>
           <w:p>
             <w:pPr>
               <w:pStyle w:val="Compact"/>
               <w:jc w:val="left"/>
-              <w:ind w:left="0" w:right="0" w:firstLine="0"/>
-              <w:spacing w:before="40" w:lineRule="auto" w:line="240" w:after="40"/>
+              <w:ind w:left="0" w:firstLine="0" w:right="0"/>
+              <w:spacing w:line="240" w:lineRule="auto" w:before="40" w:after="40"/>
             </w:pPr>
             <w:r>
               <w:rPr>
@@ -14630,14 +14787,14 @@
         </w:tc>
         <w:tc>
           <w:tcPr>
-            <w:shd w:fill="E8E8E8" w:val="clear" w:color="auto"/>
+            <w:shd w:val="clear" w:fill="E8E8E8" w:color="auto"/>
           </w:tcPr>
           <w:p>
             <w:pPr>
               <w:pStyle w:val="Compact"/>
               <w:jc w:val="left"/>
-              <w:ind w:left="0" w:right="0" w:firstLine="0"/>
-              <w:spacing w:before="40" w:lineRule="auto" w:line="240" w:after="40"/>
+              <w:ind w:left="0" w:firstLine="0" w:right="0"/>
+              <w:spacing w:line="240" w:lineRule="auto" w:before="40" w:after="40"/>
             </w:pPr>
             <w:r>
               <w:rPr>
@@ -14655,8 +14812,8 @@
             <w:pPr>
               <w:pStyle w:val="Compact"/>
               <w:jc w:val="left"/>
-              <w:ind w:left="0" w:right="0" w:firstLine="0"/>
-              <w:spacing w:before="40" w:lineRule="auto" w:line="240" w:after="40"/>
+              <w:ind w:left="0" w:firstLine="0" w:right="0"/>
+              <w:spacing w:line="240" w:lineRule="auto" w:before="40" w:after="40"/>
             </w:pPr>
             <w:r>
               <w:t xml:space="preserve">0</w:t>
@@ -14669,8 +14826,8 @@
             <w:pPr>
               <w:pStyle w:val="Compact"/>
               <w:jc w:val="left"/>
-              <w:ind w:left="0" w:right="0" w:firstLine="0"/>
-              <w:spacing w:before="40" w:lineRule="auto" w:line="240" w:after="40"/>
+              <w:ind w:left="0" w:firstLine="0" w:right="0"/>
+              <w:spacing w:line="240" w:lineRule="auto" w:before="40" w:after="40"/>
             </w:pPr>
             <w:r>
               <w:t xml:space="preserve">Success: all documents processed and outputs generated</w:t>
@@ -14685,8 +14842,8 @@
             <w:pPr>
               <w:pStyle w:val="Compact"/>
               <w:jc w:val="left"/>
-              <w:ind w:left="0" w:right="0" w:firstLine="0"/>
-              <w:spacing w:before="40" w:lineRule="auto" w:line="240" w:after="40"/>
+              <w:ind w:left="0" w:firstLine="0" w:right="0"/>
+              <w:spacing w:line="240" w:lineRule="auto" w:before="40" w:after="40"/>
             </w:pPr>
             <w:r>
               <w:t xml:space="preserve">1</w:t>
@@ -14699,8 +14856,8 @@
             <w:pPr>
               <w:pStyle w:val="Compact"/>
               <w:jc w:val="left"/>
-              <w:ind w:left="0" w:right="0" w:firstLine="0"/>
-              <w:spacing w:before="40" w:lineRule="auto" w:line="240" w:after="40"/>
+              <w:ind w:left="0" w:firstLine="0" w:right="0"/>
+              <w:spacing w:line="240" w:lineRule="auto" w:before="40" w:after="40"/>
             </w:pPr>
             <w:r>
               <w:t xml:space="preserve">Failure: Docker unavailable or configuration or pipeline error</w:t>
@@ -14715,8 +14872,8 @@
             <w:pPr>
               <w:pStyle w:val="Compact"/>
               <w:jc w:val="left"/>
-              <w:ind w:left="0" w:right="0" w:firstLine="0"/>
-              <w:spacing w:before="40" w:lineRule="auto" w:line="240" w:after="40"/>
+              <w:ind w:left="0" w:firstLine="0" w:right="0"/>
+              <w:spacing w:line="240" w:lineRule="auto" w:before="40" w:after="40"/>
             </w:pPr>
             <w:r>
               <w:t xml:space="preserve">2</w:t>
@@ -14729,8 +14886,8 @@
             <w:pPr>
               <w:pStyle w:val="Compact"/>
               <w:jc w:val="left"/>
-              <w:ind w:left="0" w:right="0" w:firstLine="0"/>
-              <w:spacing w:before="40" w:lineRule="auto" w:line="240" w:after="40"/>
+              <w:ind w:left="0" w:firstLine="0" w:right="0"/>
+              <w:spacing w:line="240" w:lineRule="auto" w:before="40" w:after="40"/>
             </w:pPr>
             <w:r>
               <w:t xml:space="preserve">Blocking diagnostics: analysis reported one or more errors</w:t>
@@ -14739,9 +14896,9 @@
         </w:tc>
       </w:tr>
     </w:tbl>
-    <w:bookmarkEnd w:id="82"/>
     <w:bookmarkEnd w:id="83"/>
-    <w:bookmarkStart w:id="88" w:name="MANUAL-sec8"/>
+    <w:bookmarkEnd w:id="84"/>
+    <w:bookmarkStart w:id="89" w:name="MANUAL-sec8"/>
     <w:p>
       <w:pPr>
         <w:pStyle w:val="Heading1"/>
@@ -14762,7 +14919,7 @@
         <w:t xml:space="preserve">Four output formats are supported. Multiple formats can be generated in a single run.</w:t>
       </w:r>
     </w:p>
-    <w:bookmarkStart w:id="84" w:name="MANUAL-sec8.1"/>
+    <w:bookmarkStart w:id="85" w:name="MANUAL-sec8.1"/>
     <w:p>
       <w:pPr>
         <w:pStyle w:val="Heading2"/>
@@ -14836,7 +14993,7 @@
       <w:r>
         <w:t xml:space="preserve"> </w:t>
       </w:r>
-      <w:hyperlink r:id="rId66">
+      <w:hyperlink r:id="rId67">
         <w:r>
           <w:rPr>
             <w:rStyle w:val="Hyperlink"/>
@@ -14853,7 +15010,7 @@
       <w:r>
         <w:t xml:space="preserve"> </w:t>
       </w:r>
-      <w:hyperlink r:id="rId69">
+      <w:hyperlink r:id="rId70">
         <w:r>
           <w:rPr>
             <w:rStyle w:val="Hyperlink"/>
@@ -14884,8 +15041,8 @@
         <w:t xml:space="preserve">guide.</w:t>
       </w:r>
     </w:p>
-    <w:bookmarkEnd w:id="84"/>
-    <w:bookmarkStart w:id="85" w:name="MANUAL-sec8.2"/>
+    <w:bookmarkEnd w:id="85"/>
+    <w:bookmarkStart w:id="86" w:name="MANUAL-sec8.2"/>
     <w:p>
       <w:pPr>
         <w:pStyle w:val="Heading2"/>
@@ -14900,7 +15057,7 @@
     </w:p>
     <w:p>
       <w:pPr>
-        <w:spacing w:line="20" w:after="0" w:before="0" w:lineRule="exact"/>
+        <w:spacing w:before="0" w:after="0" w:lineRule="exact" w:line="20"/>
         <w:rPr>
           <w:sz w:val="2"/>
         </w:rPr>
@@ -14942,18 +15099,18 @@
         <w:tblLook w:firstRow="1" w:lastRow="0" w:firstColumn="0" w:lastColumn="0" w:noHBand="0" w:noVBand="0" w:val="0020"/>
         <w:jc w:val="start"/>
         <w:tblBorders>
-          <w:top w:color="000000" w:sz="6" w:val="single" w:space="0"/>
-          <w:left w:color="000000" w:sz="6" w:val="single" w:space="0"/>
-          <w:bottom w:color="000000" w:sz="6" w:val="single" w:space="0"/>
-          <w:right w:color="000000" w:sz="6" w:val="single" w:space="0"/>
-          <w:insideH w:color="000000" w:sz="6" w:val="single" w:space="0"/>
-          <w:insideV w:color="000000" w:sz="6" w:val="single" w:space="0"/>
+          <w:top w:sz="6" w:val="single" w:space="0" w:color="000000"/>
+          <w:left w:sz="6" w:val="single" w:space="0" w:color="000000"/>
+          <w:bottom w:sz="6" w:val="single" w:space="0" w:color="000000"/>
+          <w:right w:sz="6" w:val="single" w:space="0" w:color="000000"/>
+          <w:insideH w:sz="6" w:val="single" w:space="0" w:color="000000"/>
+          <w:insideV w:sz="6" w:val="single" w:space="0" w:color="000000"/>
         </w:tblBorders>
         <w:tblCellMar>
-          <w:top w:w="57" w:type="dxa"/>
-          <w:left w:w="108" w:type="dxa"/>
-          <w:bottom w:w="57" w:type="dxa"/>
-          <w:right w:w="108" w:type="dxa"/>
+          <w:top w:type="dxa" w:w="57"/>
+          <w:left w:type="dxa" w:w="108"/>
+          <w:bottom w:type="dxa" w:w="57"/>
+          <w:right w:type="dxa" w:w="108"/>
         </w:tblCellMar>
       </w:tblPr>
       <w:tblGrid>
@@ -14968,14 +15125,14 @@
         </w:trPr>
         <w:tc>
           <w:tcPr>
-            <w:shd w:fill="E8E8E8" w:val="clear" w:color="auto"/>
+            <w:shd w:val="clear" w:fill="E8E8E8" w:color="auto"/>
           </w:tcPr>
           <w:p>
             <w:pPr>
               <w:pStyle w:val="Compact"/>
               <w:jc w:val="left"/>
-              <w:ind w:left="0" w:right="0" w:firstLine="0"/>
-              <w:spacing w:before="40" w:lineRule="auto" w:line="240" w:after="40"/>
+              <w:ind w:left="0" w:firstLine="0" w:right="0"/>
+              <w:spacing w:line="240" w:lineRule="auto" w:before="40" w:after="40"/>
             </w:pPr>
             <w:r>
               <w:rPr>
@@ -14987,14 +15144,14 @@
         </w:tc>
         <w:tc>
           <w:tcPr>
-            <w:shd w:fill="E8E8E8" w:val="clear" w:color="auto"/>
+            <w:shd w:val="clear" w:fill="E8E8E8" w:color="auto"/>
           </w:tcPr>
           <w:p>
             <w:pPr>
               <w:pStyle w:val="Compact"/>
               <w:jc w:val="left"/>
-              <w:ind w:left="0" w:right="0" w:firstLine="0"/>
-              <w:spacing w:before="40" w:lineRule="auto" w:line="240" w:after="40"/>
+              <w:ind w:left="0" w:firstLine="0" w:right="0"/>
+              <w:spacing w:line="240" w:lineRule="auto" w:before="40" w:after="40"/>
             </w:pPr>
             <w:r>
               <w:rPr>
@@ -15006,14 +15163,14 @@
         </w:tc>
         <w:tc>
           <w:tcPr>
-            <w:shd w:fill="E8E8E8" w:val="clear" w:color="auto"/>
+            <w:shd w:val="clear" w:fill="E8E8E8" w:color="auto"/>
           </w:tcPr>
           <w:p>
             <w:pPr>
               <w:pStyle w:val="Compact"/>
               <w:jc w:val="left"/>
-              <w:ind w:left="0" w:right="0" w:firstLine="0"/>
-              <w:spacing w:before="40" w:lineRule="auto" w:line="240" w:after="40"/>
+              <w:ind w:left="0" w:firstLine="0" w:right="0"/>
+              <w:spacing w:line="240" w:lineRule="auto" w:before="40" w:after="40"/>
             </w:pPr>
             <w:r>
               <w:rPr>
@@ -15025,14 +15182,14 @@
         </w:tc>
         <w:tc>
           <w:tcPr>
-            <w:shd w:fill="E8E8E8" w:val="clear" w:color="auto"/>
+            <w:shd w:val="clear" w:fill="E8E8E8" w:color="auto"/>
           </w:tcPr>
           <w:p>
             <w:pPr>
               <w:pStyle w:val="Compact"/>
               <w:jc w:val="left"/>
-              <w:ind w:left="0" w:right="0" w:firstLine="0"/>
-              <w:spacing w:before="40" w:lineRule="auto" w:line="240" w:after="40"/>
+              <w:ind w:left="0" w:firstLine="0" w:right="0"/>
+              <w:spacing w:line="240" w:lineRule="auto" w:before="40" w:after="40"/>
             </w:pPr>
             <w:r>
               <w:rPr>
@@ -15050,8 +15207,8 @@
             <w:pPr>
               <w:pStyle w:val="Compact"/>
               <w:jc w:val="left"/>
-              <w:ind w:left="0" w:right="0" w:firstLine="0"/>
-              <w:spacing w:before="40" w:lineRule="auto" w:line="240" w:after="40"/>
+              <w:ind w:left="0" w:firstLine="0" w:right="0"/>
+              <w:spacing w:line="240" w:lineRule="auto" w:before="40" w:after="40"/>
             </w:pPr>
             <w:r>
               <w:rPr>
@@ -15067,8 +15224,8 @@
             <w:pPr>
               <w:pStyle w:val="Compact"/>
               <w:jc w:val="left"/>
-              <w:ind w:left="0" w:right="0" w:firstLine="0"/>
-              <w:spacing w:before="40" w:lineRule="auto" w:line="240" w:after="40"/>
+              <w:ind w:left="0" w:firstLine="0" w:right="0"/>
+              <w:spacing w:line="240" w:lineRule="auto" w:before="40" w:after="40"/>
             </w:pPr>
             <w:r>
               <w:t xml:space="preserve">boolean</w:t>
@@ -15081,8 +15238,8 @@
             <w:pPr>
               <w:pStyle w:val="Compact"/>
               <w:jc w:val="left"/>
-              <w:ind w:left="0" w:right="0" w:firstLine="0"/>
-              <w:spacing w:before="40" w:lineRule="auto" w:line="240" w:after="40"/>
+              <w:ind w:left="0" w:firstLine="0" w:right="0"/>
+              <w:spacing w:line="240" w:lineRule="auto" w:before="40" w:after="40"/>
             </w:pPr>
             <w:r>
               <w:t xml:space="preserve">false</w:t>
@@ -15095,8 +15252,8 @@
             <w:pPr>
               <w:pStyle w:val="Compact"/>
               <w:jc w:val="left"/>
-              <w:ind w:left="0" w:right="0" w:firstLine="0"/>
-              <w:spacing w:before="40" w:lineRule="auto" w:line="240" w:after="40"/>
+              <w:ind w:left="0" w:firstLine="0" w:right="0"/>
+              <w:spacing w:line="240" w:lineRule="auto" w:before="40" w:after="40"/>
             </w:pPr>
             <w:r>
               <w:t xml:space="preserve">Add section numbering</w:t>
@@ -15111,8 +15268,8 @@
             <w:pPr>
               <w:pStyle w:val="Compact"/>
               <w:jc w:val="left"/>
-              <w:ind w:left="0" w:right="0" w:firstLine="0"/>
-              <w:spacing w:before="40" w:lineRule="auto" w:line="240" w:after="40"/>
+              <w:ind w:left="0" w:firstLine="0" w:right="0"/>
+              <w:spacing w:line="240" w:lineRule="auto" w:before="40" w:after="40"/>
             </w:pPr>
             <w:r>
               <w:rPr>
@@ -15128,8 +15285,8 @@
             <w:pPr>
               <w:pStyle w:val="Compact"/>
               <w:jc w:val="left"/>
-              <w:ind w:left="0" w:right="0" w:firstLine="0"/>
-              <w:spacing w:before="40" w:lineRule="auto" w:line="240" w:after="40"/>
+              <w:ind w:left="0" w:firstLine="0" w:right="0"/>
+              <w:spacing w:line="240" w:lineRule="auto" w:before="40" w:after="40"/>
             </w:pPr>
             <w:r>
               <w:t xml:space="preserve">boolean</w:t>
@@ -15142,8 +15299,8 @@
             <w:pPr>
               <w:pStyle w:val="Compact"/>
               <w:jc w:val="left"/>
-              <w:ind w:left="0" w:right="0" w:firstLine="0"/>
-              <w:spacing w:before="40" w:lineRule="auto" w:line="240" w:after="40"/>
+              <w:ind w:left="0" w:firstLine="0" w:right="0"/>
+              <w:spacing w:line="240" w:lineRule="auto" w:before="40" w:after="40"/>
             </w:pPr>
             <w:r>
               <w:t xml:space="preserve">false</w:t>
@@ -15156,8 +15313,8 @@
             <w:pPr>
               <w:pStyle w:val="Compact"/>
               <w:jc w:val="left"/>
-              <w:ind w:left="0" w:right="0" w:firstLine="0"/>
-              <w:spacing w:before="40" w:lineRule="auto" w:line="240" w:after="40"/>
+              <w:ind w:left="0" w:firstLine="0" w:right="0"/>
+              <w:spacing w:line="240" w:lineRule="auto" w:before="40" w:after="40"/>
             </w:pPr>
             <w:r>
               <w:t xml:space="preserve">Generate table of contents</w:t>
@@ -15172,8 +15329,8 @@
             <w:pPr>
               <w:pStyle w:val="Compact"/>
               <w:jc w:val="left"/>
-              <w:ind w:left="0" w:right="0" w:firstLine="0"/>
-              <w:spacing w:before="40" w:lineRule="auto" w:line="240" w:after="40"/>
+              <w:ind w:left="0" w:firstLine="0" w:right="0"/>
+              <w:spacing w:line="240" w:lineRule="auto" w:before="40" w:after="40"/>
             </w:pPr>
             <w:r>
               <w:rPr>
@@ -15189,8 +15346,8 @@
             <w:pPr>
               <w:pStyle w:val="Compact"/>
               <w:jc w:val="left"/>
-              <w:ind w:left="0" w:right="0" w:firstLine="0"/>
-              <w:spacing w:before="40" w:lineRule="auto" w:line="240" w:after="40"/>
+              <w:ind w:left="0" w:firstLine="0" w:right="0"/>
+              <w:spacing w:line="240" w:lineRule="auto" w:before="40" w:after="40"/>
             </w:pPr>
             <w:r>
               <w:t xml:space="preserve">integer</w:t>
@@ -15203,8 +15360,8 @@
             <w:pPr>
               <w:pStyle w:val="Compact"/>
               <w:jc w:val="left"/>
-              <w:ind w:left="0" w:right="0" w:firstLine="0"/>
-              <w:spacing w:before="40" w:lineRule="auto" w:line="240" w:after="40"/>
+              <w:ind w:left="0" w:firstLine="0" w:right="0"/>
+              <w:spacing w:line="240" w:lineRule="auto" w:before="40" w:after="40"/>
             </w:pPr>
             <w:r>
               <w:t xml:space="preserve">3</w:t>
@@ -15217,8 +15374,8 @@
             <w:pPr>
               <w:pStyle w:val="Compact"/>
               <w:jc w:val="left"/>
-              <w:ind w:left="0" w:right="0" w:firstLine="0"/>
-              <w:spacing w:before="40" w:lineRule="auto" w:line="240" w:after="40"/>
+              <w:ind w:left="0" w:firstLine="0" w:right="0"/>
+              <w:spacing w:line="240" w:lineRule="auto" w:before="40" w:after="40"/>
             </w:pPr>
             <w:r>
               <w:t xml:space="preserve">Heading depth for TOC</w:t>
@@ -15233,8 +15390,8 @@
             <w:pPr>
               <w:pStyle w:val="Compact"/>
               <w:jc w:val="left"/>
-              <w:ind w:left="0" w:right="0" w:firstLine="0"/>
-              <w:spacing w:before="40" w:lineRule="auto" w:line="240" w:after="40"/>
+              <w:ind w:left="0" w:firstLine="0" w:right="0"/>
+              <w:spacing w:line="240" w:lineRule="auto" w:before="40" w:after="40"/>
             </w:pPr>
             <w:r>
               <w:rPr>
@@ -15250,8 +15407,8 @@
             <w:pPr>
               <w:pStyle w:val="Compact"/>
               <w:jc w:val="left"/>
-              <w:ind w:left="0" w:right="0" w:firstLine="0"/>
-              <w:spacing w:before="40" w:lineRule="auto" w:line="240" w:after="40"/>
+              <w:ind w:left="0" w:firstLine="0" w:right="0"/>
+              <w:spacing w:line="240" w:lineRule="auto" w:before="40" w:after="40"/>
             </w:pPr>
             <w:r>
               <w:t xml:space="preserve">boolean</w:t>
@@ -15264,8 +15421,8 @@
             <w:pPr>
               <w:pStyle w:val="Compact"/>
               <w:jc w:val="left"/>
-              <w:ind w:left="0" w:right="0" w:firstLine="0"/>
-              <w:spacing w:before="40" w:lineRule="auto" w:line="240" w:after="40"/>
+              <w:ind w:left="0" w:firstLine="0" w:right="0"/>
+              <w:spacing w:line="240" w:lineRule="auto" w:before="40" w:after="40"/>
             </w:pPr>
             <w:r>
               <w:t xml:space="preserve">false</w:t>
@@ -15278,8 +15435,8 @@
             <w:pPr>
               <w:pStyle w:val="Compact"/>
               <w:jc w:val="left"/>
-              <w:ind w:left="0" w:right="0" w:firstLine="0"/>
-              <w:spacing w:before="40" w:lineRule="auto" w:line="240" w:after="40"/>
+              <w:ind w:left="0" w:firstLine="0" w:right="0"/>
+              <w:spacing w:line="240" w:lineRule="auto" w:before="40" w:after="40"/>
             </w:pPr>
             <w:r>
               <w:t xml:space="preserve">Produce complete HTML document</w:t>
@@ -15294,8 +15451,8 @@
             <w:pPr>
               <w:pStyle w:val="Compact"/>
               <w:jc w:val="left"/>
-              <w:ind w:left="0" w:right="0" w:firstLine="0"/>
-              <w:spacing w:before="40" w:lineRule="auto" w:line="240" w:after="40"/>
+              <w:ind w:left="0" w:firstLine="0" w:right="0"/>
+              <w:spacing w:line="240" w:lineRule="auto" w:before="40" w:after="40"/>
             </w:pPr>
             <w:r>
               <w:rPr>
@@ -15311,8 +15468,8 @@
             <w:pPr>
               <w:pStyle w:val="Compact"/>
               <w:jc w:val="left"/>
-              <w:ind w:left="0" w:right="0" w:firstLine="0"/>
-              <w:spacing w:before="40" w:lineRule="auto" w:line="240" w:after="40"/>
+              <w:ind w:left="0" w:firstLine="0" w:right="0"/>
+              <w:spacing w:line="240" w:lineRule="auto" w:before="40" w:after="40"/>
             </w:pPr>
             <w:r>
               <w:t xml:space="preserve">boolean</w:t>
@@ -15325,8 +15482,8 @@
             <w:pPr>
               <w:pStyle w:val="Compact"/>
               <w:jc w:val="left"/>
-              <w:ind w:left="0" w:right="0" w:firstLine="0"/>
-              <w:spacing w:before="40" w:lineRule="auto" w:line="240" w:after="40"/>
+              <w:ind w:left="0" w:firstLine="0" w:right="0"/>
+              <w:spacing w:line="240" w:lineRule="auto" w:before="40" w:after="40"/>
             </w:pPr>
             <w:r>
               <w:t xml:space="preserve">false</w:t>
@@ -15339,8 +15496,8 @@
             <w:pPr>
               <w:pStyle w:val="Compact"/>
               <w:jc w:val="left"/>
-              <w:ind w:left="0" w:right="0" w:firstLine="0"/>
-              <w:spacing w:before="40" w:lineRule="auto" w:line="240" w:after="40"/>
+              <w:ind w:left="0" w:firstLine="0" w:right="0"/>
+              <w:spacing w:line="240" w:lineRule="auto" w:before="40" w:after="40"/>
             </w:pPr>
             <w:r>
               <w:t xml:space="preserve">Embed CSS and images inline</w:t>
@@ -15349,8 +15506,8 @@
         </w:tc>
       </w:tr>
     </w:tbl>
-    <w:bookmarkEnd w:id="85"/>
-    <w:bookmarkStart w:id="86" w:name="MANUAL-sec8.3"/>
+    <w:bookmarkEnd w:id="86"/>
+    <w:bookmarkStart w:id="87" w:name="MANUAL-sec8.3"/>
     <w:p>
       <w:pPr>
         <w:pStyle w:val="Heading2"/>
@@ -15371,8 +15528,8 @@
         <w:t xml:space="preserve">GitHub-Flavored Markdown. Useful for review platforms and static site generators.</w:t>
       </w:r>
     </w:p>
-    <w:bookmarkEnd w:id="86"/>
-    <w:bookmarkStart w:id="87" w:name="MANUAL-sec8.4"/>
+    <w:bookmarkEnd w:id="87"/>
+    <w:bookmarkStart w:id="88" w:name="MANUAL-sec8.4"/>
     <w:p>
       <w:pPr>
         <w:pStyle w:val="Heading2"/>
@@ -15393,9 +15550,9 @@
         <w:t xml:space="preserve">Full Pandoc AST for programmatic integration with other tools.</w:t>
       </w:r>
     </w:p>
-    <w:bookmarkEnd w:id="87"/>
     <w:bookmarkEnd w:id="88"/>
-    <w:bookmarkStart w:id="92" w:name="MANUAL-sec9"/>
+    <w:bookmarkEnd w:id="89"/>
+    <w:bookmarkStart w:id="93" w:name="MANUAL-sec9"/>
     <w:p>
       <w:pPr>
         <w:pStyle w:val="Heading1"/>
@@ -15408,7 +15565,7 @@
         <w:t xml:space="preserve">Verification and Diagnostics</w:t>
       </w:r>
     </w:p>
-    <w:bookmarkStart w:id="89" w:name="MANUAL-sec9.1"/>
+    <w:bookmarkStart w:id="90" w:name="MANUAL-sec9.1"/>
     <w:p>
       <w:pPr>
         <w:pStyle w:val="Heading2"/>
@@ -15431,7 +15588,7 @@
     </w:p>
     <w:p>
       <w:pPr>
-        <w:spacing w:line="20" w:after="0" w:before="0" w:lineRule="exact"/>
+        <w:spacing w:before="0" w:after="0" w:lineRule="exact" w:line="20"/>
         <w:rPr>
           <w:sz w:val="2"/>
         </w:rPr>
@@ -15457,7 +15614,7 @@
         <w:fldChar w:fldCharType="separate"/>
       </w:r>
       <w:r>
-        <w:t>27</w:t>
+        <w:t>28</w:t>
       </w:r>
       <w:r>
         <w:fldChar w:fldCharType="end"/>
@@ -15573,8 +15730,8 @@
         <w:t xml:space="preserve">}</w:t>
       </w:r>
     </w:p>
-    <w:bookmarkEnd w:id="89"/>
-    <w:bookmarkStart w:id="90" w:name="MANUAL-sec9.2"/>
+    <w:bookmarkEnd w:id="90"/>
+    <w:bookmarkStart w:id="91" w:name="MANUAL-sec9.2"/>
     <w:p>
       <w:pPr>
         <w:pStyle w:val="Heading2"/>
@@ -15589,7 +15746,7 @@
     </w:p>
     <w:p>
       <w:pPr>
-        <w:spacing w:line="20" w:after="0" w:before="0" w:lineRule="exact"/>
+        <w:spacing w:before="0" w:after="0" w:lineRule="exact" w:line="20"/>
         <w:rPr>
           <w:sz w:val="2"/>
         </w:rPr>
@@ -15631,18 +15788,18 @@
         <w:tblLook w:firstRow="1" w:lastRow="0" w:firstColumn="0" w:lastColumn="0" w:noHBand="0" w:noVBand="0" w:val="0020"/>
         <w:jc w:val="start"/>
         <w:tblBorders>
-          <w:top w:color="000000" w:sz="6" w:val="single" w:space="0"/>
-          <w:left w:color="000000" w:sz="6" w:val="single" w:space="0"/>
-          <w:bottom w:color="000000" w:sz="6" w:val="single" w:space="0"/>
-          <w:right w:color="000000" w:sz="6" w:val="single" w:space="0"/>
-          <w:insideH w:color="000000" w:sz="6" w:val="single" w:space="0"/>
-          <w:insideV w:color="000000" w:sz="6" w:val="single" w:space="0"/>
+          <w:top w:sz="6" w:val="single" w:space="0" w:color="000000"/>
+          <w:left w:sz="6" w:val="single" w:space="0" w:color="000000"/>
+          <w:bottom w:sz="6" w:val="single" w:space="0" w:color="000000"/>
+          <w:right w:sz="6" w:val="single" w:space="0" w:color="000000"/>
+          <w:insideH w:sz="6" w:val="single" w:space="0" w:color="000000"/>
+          <w:insideV w:sz="6" w:val="single" w:space="0" w:color="000000"/>
         </w:tblBorders>
         <w:tblCellMar>
-          <w:top w:w="57" w:type="dxa"/>
-          <w:left w:w="108" w:type="dxa"/>
-          <w:bottom w:w="57" w:type="dxa"/>
-          <w:right w:w="108" w:type="dxa"/>
+          <w:top w:type="dxa" w:w="57"/>
+          <w:left w:type="dxa" w:w="108"/>
+          <w:bottom w:type="dxa" w:w="57"/>
+          <w:right w:type="dxa" w:w="108"/>
         </w:tblCellMar>
       </w:tblPr>
       <w:tblGrid>
@@ -15655,14 +15812,14 @@
         </w:trPr>
         <w:tc>
           <w:tcPr>
-            <w:shd w:fill="E8E8E8" w:val="clear" w:color="auto"/>
+            <w:shd w:val="clear" w:fill="E8E8E8" w:color="auto"/>
           </w:tcPr>
           <w:p>
             <w:pPr>
               <w:pStyle w:val="Compact"/>
               <w:jc w:val="left"/>
-              <w:ind w:left="0" w:right="0" w:firstLine="0"/>
-              <w:spacing w:before="40" w:lineRule="auto" w:line="240" w:after="40"/>
+              <w:ind w:left="0" w:firstLine="0" w:right="0"/>
+              <w:spacing w:line="240" w:lineRule="auto" w:before="40" w:after="40"/>
             </w:pPr>
             <w:r>
               <w:rPr>
@@ -15674,14 +15831,14 @@
         </w:tc>
         <w:tc>
           <w:tcPr>
-            <w:shd w:fill="E8E8E8" w:val="clear" w:color="auto"/>
+            <w:shd w:val="clear" w:fill="E8E8E8" w:color="auto"/>
           </w:tcPr>
           <w:p>
             <w:pPr>
               <w:pStyle w:val="Compact"/>
               <w:jc w:val="left"/>
-              <w:ind w:left="0" w:right="0" w:firstLine="0"/>
-              <w:spacing w:before="40" w:lineRule="auto" w:line="240" w:after="40"/>
+              <w:ind w:left="0" w:firstLine="0" w:right="0"/>
+              <w:spacing w:line="240" w:lineRule="auto" w:before="40" w:after="40"/>
             </w:pPr>
             <w:r>
               <w:rPr>
@@ -15699,8 +15856,8 @@
             <w:pPr>
               <w:pStyle w:val="Compact"/>
               <w:jc w:val="left"/>
-              <w:ind w:left="0" w:right="0" w:firstLine="0"/>
-              <w:spacing w:before="40" w:lineRule="auto" w:line="240" w:after="40"/>
+              <w:ind w:left="0" w:firstLine="0" w:right="0"/>
+              <w:spacing w:line="240" w:lineRule="auto" w:before="40" w:after="40"/>
             </w:pPr>
             <w:r>
               <w:rPr>
@@ -15716,8 +15873,8 @@
             <w:pPr>
               <w:pStyle w:val="Compact"/>
               <w:jc w:val="left"/>
-              <w:ind w:left="0" w:right="0" w:firstLine="0"/>
-              <w:spacing w:before="40" w:lineRule="auto" w:line="240" w:after="40"/>
+              <w:ind w:left="0" w:firstLine="0" w:right="0"/>
+              <w:spacing w:line="240" w:lineRule="auto" w:before="40" w:after="40"/>
             </w:pPr>
             <w:r>
               <w:t xml:space="preserve">Specification missing required attribute</w:t>
@@ -15732,8 +15889,8 @@
             <w:pPr>
               <w:pStyle w:val="Compact"/>
               <w:jc w:val="left"/>
-              <w:ind w:left="0" w:right="0" w:firstLine="0"/>
-              <w:spacing w:before="40" w:lineRule="auto" w:line="240" w:after="40"/>
+              <w:ind w:left="0" w:firstLine="0" w:right="0"/>
+              <w:spacing w:line="240" w:lineRule="auto" w:before="40" w:after="40"/>
             </w:pPr>
             <w:r>
               <w:rPr>
@@ -15749,8 +15906,8 @@
             <w:pPr>
               <w:pStyle w:val="Compact"/>
               <w:jc w:val="left"/>
-              <w:ind w:left="0" w:right="0" w:firstLine="0"/>
-              <w:spacing w:before="40" w:lineRule="auto" w:line="240" w:after="40"/>
+              <w:ind w:left="0" w:firstLine="0" w:right="0"/>
+              <w:spacing w:line="240" w:lineRule="auto" w:before="40" w:after="40"/>
             </w:pPr>
             <w:r>
               <w:t xml:space="preserve">Invalid specification type reference</w:t>
@@ -15765,8 +15922,8 @@
             <w:pPr>
               <w:pStyle w:val="Compact"/>
               <w:jc w:val="left"/>
-              <w:ind w:left="0" w:right="0" w:firstLine="0"/>
-              <w:spacing w:before="40" w:lineRule="auto" w:line="240" w:after="40"/>
+              <w:ind w:left="0" w:firstLine="0" w:right="0"/>
+              <w:spacing w:line="240" w:lineRule="auto" w:before="40" w:after="40"/>
             </w:pPr>
             <w:r>
               <w:rPr>
@@ -15782,8 +15939,8 @@
             <w:pPr>
               <w:pStyle w:val="Compact"/>
               <w:jc w:val="left"/>
-              <w:ind w:left="0" w:right="0" w:firstLine="0"/>
-              <w:spacing w:before="40" w:lineRule="auto" w:line="240" w:after="40"/>
+              <w:ind w:left="0" w:firstLine="0" w:right="0"/>
+              <w:spacing w:line="240" w:lineRule="auto" w:before="40" w:after="40"/>
             </w:pPr>
             <w:r>
               <w:t xml:space="preserve">Spec object missing required attribute</w:t>
@@ -15798,8 +15955,8 @@
             <w:pPr>
               <w:pStyle w:val="Compact"/>
               <w:jc w:val="left"/>
-              <w:ind w:left="0" w:right="0" w:firstLine="0"/>
-              <w:spacing w:before="40" w:lineRule="auto" w:line="240" w:after="40"/>
+              <w:ind w:left="0" w:firstLine="0" w:right="0"/>
+              <w:spacing w:line="240" w:lineRule="auto" w:before="40" w:after="40"/>
             </w:pPr>
             <w:r>
               <w:rPr>
@@ -15815,8 +15972,8 @@
             <w:pPr>
               <w:pStyle w:val="Compact"/>
               <w:jc w:val="left"/>
-              <w:ind w:left="0" w:right="0" w:firstLine="0"/>
-              <w:spacing w:before="40" w:lineRule="auto" w:line="240" w:after="40"/>
+              <w:ind w:left="0" w:firstLine="0" w:right="0"/>
+              <w:spacing w:line="240" w:lineRule="auto" w:before="40" w:after="40"/>
             </w:pPr>
             <w:r>
               <w:t xml:space="preserve">Attribute cardinality exceeded</w:t>
@@ -15831,8 +15988,8 @@
             <w:pPr>
               <w:pStyle w:val="Compact"/>
               <w:jc w:val="left"/>
-              <w:ind w:left="0" w:right="0" w:firstLine="0"/>
-              <w:spacing w:before="40" w:lineRule="auto" w:line="240" w:after="40"/>
+              <w:ind w:left="0" w:firstLine="0" w:right="0"/>
+              <w:spacing w:line="240" w:lineRule="auto" w:before="40" w:after="40"/>
             </w:pPr>
             <w:r>
               <w:rPr>
@@ -15848,8 +16005,8 @@
             <w:pPr>
               <w:pStyle w:val="Compact"/>
               <w:jc w:val="left"/>
-              <w:ind w:left="0" w:right="0" w:firstLine="0"/>
-              <w:spacing w:before="40" w:lineRule="auto" w:line="240" w:after="40"/>
+              <w:ind w:left="0" w:firstLine="0" w:right="0"/>
+              <w:spacing w:line="240" w:lineRule="auto" w:before="40" w:after="40"/>
             </w:pPr>
             <w:r>
               <w:t xml:space="preserve">Attribute type cast failure</w:t>
@@ -15864,8 +16021,8 @@
             <w:pPr>
               <w:pStyle w:val="Compact"/>
               <w:jc w:val="left"/>
-              <w:ind w:left="0" w:right="0" w:firstLine="0"/>
-              <w:spacing w:before="40" w:lineRule="auto" w:line="240" w:after="40"/>
+              <w:ind w:left="0" w:firstLine="0" w:right="0"/>
+              <w:spacing w:line="240" w:lineRule="auto" w:before="40" w:after="40"/>
             </w:pPr>
             <w:r>
               <w:rPr>
@@ -15881,8 +16038,8 @@
             <w:pPr>
               <w:pStyle w:val="Compact"/>
               <w:jc w:val="left"/>
-              <w:ind w:left="0" w:right="0" w:firstLine="0"/>
-              <w:spacing w:before="40" w:lineRule="auto" w:line="240" w:after="40"/>
+              <w:ind w:left="0" w:firstLine="0" w:right="0"/>
+              <w:spacing w:line="240" w:lineRule="auto" w:before="40" w:after="40"/>
             </w:pPr>
             <w:r>
               <w:t xml:space="preserve">Invalid enum value</w:t>
@@ -15897,8 +16054,8 @@
             <w:pPr>
               <w:pStyle w:val="Compact"/>
               <w:jc w:val="left"/>
-              <w:ind w:left="0" w:right="0" w:firstLine="0"/>
-              <w:spacing w:before="40" w:lineRule="auto" w:line="240" w:after="40"/>
+              <w:ind w:left="0" w:firstLine="0" w:right="0"/>
+              <w:spacing w:line="240" w:lineRule="auto" w:before="40" w:after="40"/>
             </w:pPr>
             <w:r>
               <w:rPr>
@@ -15914,8 +16071,8 @@
             <w:pPr>
               <w:pStyle w:val="Compact"/>
               <w:jc w:val="left"/>
-              <w:ind w:left="0" w:right="0" w:firstLine="0"/>
-              <w:spacing w:before="40" w:lineRule="auto" w:line="240" w:after="40"/>
+              <w:ind w:left="0" w:firstLine="0" w:right="0"/>
+              <w:spacing w:line="240" w:lineRule="auto" w:before="40" w:after="40"/>
             </w:pPr>
             <w:r>
               <w:t xml:space="preserve">Invalid date format (expected YYYY-MM-DD)</w:t>
@@ -15930,8 +16087,8 @@
             <w:pPr>
               <w:pStyle w:val="Compact"/>
               <w:jc w:val="left"/>
-              <w:ind w:left="0" w:right="0" w:firstLine="0"/>
-              <w:spacing w:before="40" w:lineRule="auto" w:line="240" w:after="40"/>
+              <w:ind w:left="0" w:firstLine="0" w:right="0"/>
+              <w:spacing w:line="240" w:lineRule="auto" w:before="40" w:after="40"/>
             </w:pPr>
             <w:r>
               <w:rPr>
@@ -15947,8 +16104,8 @@
             <w:pPr>
               <w:pStyle w:val="Compact"/>
               <w:jc w:val="left"/>
-              <w:ind w:left="0" w:right="0" w:firstLine="0"/>
-              <w:spacing w:before="40" w:lineRule="auto" w:line="240" w:after="40"/>
+              <w:ind w:left="0" w:firstLine="0" w:right="0"/>
+              <w:spacing w:line="240" w:lineRule="auto" w:before="40" w:after="40"/>
             </w:pPr>
             <w:r>
               <w:t xml:space="preserve">Value outside declared bounds</w:t>
@@ -15963,8 +16120,8 @@
             <w:pPr>
               <w:pStyle w:val="Compact"/>
               <w:jc w:val="left"/>
-              <w:ind w:left="0" w:right="0" w:firstLine="0"/>
-              <w:spacing w:before="40" w:lineRule="auto" w:line="240" w:after="40"/>
+              <w:ind w:left="0" w:firstLine="0" w:right="0"/>
+              <w:spacing w:line="240" w:lineRule="auto" w:before="40" w:after="40"/>
             </w:pPr>
             <w:r>
               <w:rPr>
@@ -15980,8 +16137,8 @@
             <w:pPr>
               <w:pStyle w:val="Compact"/>
               <w:jc w:val="left"/>
-              <w:ind w:left="0" w:right="0" w:firstLine="0"/>
-              <w:spacing w:before="40" w:lineRule="auto" w:line="240" w:after="40"/>
+              <w:ind w:left="0" w:firstLine="0" w:right="0"/>
+              <w:spacing w:line="240" w:lineRule="auto" w:before="40" w:after="40"/>
             </w:pPr>
             <w:r>
               <w:t xml:space="preserve">Duplicate PID across spec objects</w:t>
@@ -15996,8 +16153,8 @@
             <w:pPr>
               <w:pStyle w:val="Compact"/>
               <w:jc w:val="left"/>
-              <w:ind w:left="0" w:right="0" w:firstLine="0"/>
-              <w:spacing w:before="40" w:lineRule="auto" w:line="240" w:after="40"/>
+              <w:ind w:left="0" w:firstLine="0" w:right="0"/>
+              <w:spacing w:line="240" w:lineRule="auto" w:before="40" w:after="40"/>
             </w:pPr>
             <w:r>
               <w:rPr>
@@ -16013,8 +16170,8 @@
             <w:pPr>
               <w:pStyle w:val="Compact"/>
               <w:jc w:val="left"/>
-              <w:ind w:left="0" w:right="0" w:firstLine="0"/>
-              <w:spacing w:before="40" w:lineRule="auto" w:line="240" w:after="40"/>
+              <w:ind w:left="0" w:firstLine="0" w:right="0"/>
+              <w:spacing w:line="240" w:lineRule="auto" w:before="40" w:after="40"/>
             </w:pPr>
             <w:r>
               <w:t xml:space="preserve">Float has no parent object (orphan)</w:t>
@@ -16029,8 +16186,8 @@
             <w:pPr>
               <w:pStyle w:val="Compact"/>
               <w:jc w:val="left"/>
-              <w:ind w:left="0" w:right="0" w:firstLine="0"/>
-              <w:spacing w:before="40" w:lineRule="auto" w:line="240" w:after="40"/>
+              <w:ind w:left="0" w:firstLine="0" w:right="0"/>
+              <w:spacing w:line="240" w:lineRule="auto" w:before="40" w:after="40"/>
             </w:pPr>
             <w:r>
               <w:rPr>
@@ -16046,8 +16203,8 @@
             <w:pPr>
               <w:pStyle w:val="Compact"/>
               <w:jc w:val="left"/>
-              <w:ind w:left="0" w:right="0" w:firstLine="0"/>
-              <w:spacing w:before="40" w:lineRule="auto" w:line="240" w:after="40"/>
+              <w:ind w:left="0" w:firstLine="0" w:right="0"/>
+              <w:spacing w:line="240" w:lineRule="auto" w:before="40" w:after="40"/>
             </w:pPr>
             <w:r>
               <w:t xml:space="preserve">Duplicate float label in specification</w:t>
@@ -16062,8 +16219,8 @@
             <w:pPr>
               <w:pStyle w:val="Compact"/>
               <w:jc w:val="left"/>
-              <w:ind w:left="0" w:right="0" w:firstLine="0"/>
-              <w:spacing w:before="40" w:lineRule="auto" w:line="240" w:after="40"/>
+              <w:ind w:left="0" w:firstLine="0" w:right="0"/>
+              <w:spacing w:line="240" w:lineRule="auto" w:before="40" w:after="40"/>
             </w:pPr>
             <w:r>
               <w:rPr>
@@ -16079,8 +16236,8 @@
             <w:pPr>
               <w:pStyle w:val="Compact"/>
               <w:jc w:val="left"/>
-              <w:ind w:left="0" w:right="0" w:firstLine="0"/>
-              <w:spacing w:before="40" w:lineRule="auto" w:line="240" w:after="40"/>
+              <w:ind w:left="0" w:firstLine="0" w:right="0"/>
+              <w:spacing w:line="240" w:lineRule="auto" w:before="40" w:after="40"/>
             </w:pPr>
             <w:r>
               <w:t xml:space="preserve">External render failure</w:t>
@@ -16095,8 +16252,8 @@
             <w:pPr>
               <w:pStyle w:val="Compact"/>
               <w:jc w:val="left"/>
-              <w:ind w:left="0" w:right="0" w:firstLine="0"/>
-              <w:spacing w:before="40" w:lineRule="auto" w:line="240" w:after="40"/>
+              <w:ind w:left="0" w:firstLine="0" w:right="0"/>
+              <w:spacing w:line="240" w:lineRule="auto" w:before="40" w:after="40"/>
             </w:pPr>
             <w:r>
               <w:rPr>
@@ -16112,8 +16269,8 @@
             <w:pPr>
               <w:pStyle w:val="Compact"/>
               <w:jc w:val="left"/>
-              <w:ind w:left="0" w:right="0" w:firstLine="0"/>
-              <w:spacing w:before="40" w:lineRule="auto" w:line="240" w:after="40"/>
+              <w:ind w:left="0" w:firstLine="0" w:right="0"/>
+              <w:spacing w:line="240" w:lineRule="auto" w:before="40" w:after="40"/>
             </w:pPr>
             <w:r>
               <w:t xml:space="preserve">Invalid float type reference</w:t>
@@ -16128,8 +16285,8 @@
             <w:pPr>
               <w:pStyle w:val="Compact"/>
               <w:jc w:val="left"/>
-              <w:ind w:left="0" w:right="0" w:firstLine="0"/>
-              <w:spacing w:before="40" w:lineRule="auto" w:line="240" w:after="40"/>
+              <w:ind w:left="0" w:firstLine="0" w:right="0"/>
+              <w:spacing w:line="240" w:lineRule="auto" w:before="40" w:after="40"/>
             </w:pPr>
             <w:r>
               <w:rPr>
@@ -16145,8 +16302,8 @@
             <w:pPr>
               <w:pStyle w:val="Compact"/>
               <w:jc w:val="left"/>
-              <w:ind w:left="0" w:right="0" w:firstLine="0"/>
-              <w:spacing w:before="40" w:lineRule="auto" w:line="240" w:after="40"/>
+              <w:ind w:left="0" w:firstLine="0" w:right="0"/>
+              <w:spacing w:line="240" w:lineRule="auto" w:before="40" w:after="40"/>
             </w:pPr>
             <w:r>
               <w:t xml:space="preserve">Unresolved link (PIDs are case-sensitive)</w:t>
@@ -16161,8 +16318,8 @@
             <w:pPr>
               <w:pStyle w:val="Compact"/>
               <w:jc w:val="left"/>
-              <w:ind w:left="0" w:right="0" w:firstLine="0"/>
-              <w:spacing w:before="40" w:lineRule="auto" w:line="240" w:after="40"/>
+              <w:ind w:left="0" w:firstLine="0" w:right="0"/>
+              <w:spacing w:line="240" w:lineRule="auto" w:before="40" w:after="40"/>
             </w:pPr>
             <w:r>
               <w:rPr>
@@ -16178,8 +16335,8 @@
             <w:pPr>
               <w:pStyle w:val="Compact"/>
               <w:jc w:val="left"/>
-              <w:ind w:left="0" w:right="0" w:firstLine="0"/>
-              <w:spacing w:before="40" w:lineRule="auto" w:line="240" w:after="40"/>
+              <w:ind w:left="0" w:firstLine="0" w:right="0"/>
+              <w:spacing w:line="240" w:lineRule="auto" w:before="40" w:after="40"/>
             </w:pPr>
             <w:r>
               <w:t xml:space="preserve">Dangling relation (target not found)</w:t>
@@ -16194,8 +16351,8 @@
             <w:pPr>
               <w:pStyle w:val="Compact"/>
               <w:jc w:val="left"/>
-              <w:ind w:left="0" w:right="0" w:firstLine="0"/>
-              <w:spacing w:before="40" w:lineRule="auto" w:line="240" w:after="40"/>
+              <w:ind w:left="0" w:firstLine="0" w:right="0"/>
+              <w:spacing w:line="240" w:lineRule="auto" w:before="40" w:after="40"/>
             </w:pPr>
             <w:r>
               <w:rPr>
@@ -16211,8 +16368,8 @@
             <w:pPr>
               <w:pStyle w:val="Compact"/>
               <w:jc w:val="left"/>
-              <w:ind w:left="0" w:right="0" w:firstLine="0"/>
-              <w:spacing w:before="40" w:lineRule="auto" w:line="240" w:after="40"/>
+              <w:ind w:left="0" w:firstLine="0" w:right="0"/>
+              <w:spacing w:line="240" w:lineRule="auto" w:before="40" w:after="40"/>
             </w:pPr>
             <w:r>
               <w:t xml:space="preserve">Ambiguous float reference</w:t>
@@ -16227,8 +16384,8 @@
             <w:pPr>
               <w:pStyle w:val="Compact"/>
               <w:jc w:val="left"/>
-              <w:ind w:left="0" w:right="0" w:firstLine="0"/>
-              <w:spacing w:before="40" w:lineRule="auto" w:line="240" w:after="40"/>
+              <w:ind w:left="0" w:firstLine="0" w:right="0"/>
+              <w:spacing w:line="240" w:lineRule="auto" w:before="40" w:after="40"/>
             </w:pPr>
             <w:r>
               <w:rPr>
@@ -16244,8 +16401,8 @@
             <w:pPr>
               <w:pStyle w:val="Compact"/>
               <w:jc w:val="left"/>
-              <w:ind w:left="0" w:right="0" w:firstLine="0"/>
-              <w:spacing w:before="40" w:lineRule="auto" w:line="240" w:after="40"/>
+              <w:ind w:left="0" w:firstLine="0" w:right="0"/>
+              <w:spacing w:line="240" w:lineRule="auto" w:before="40" w:after="40"/>
             </w:pPr>
             <w:r>
               <w:t xml:space="preserve">View materialization failure</w:t>
@@ -16254,8 +16411,8 @@
         </w:tc>
       </w:tr>
     </w:tbl>
-    <w:bookmarkEnd w:id="90"/>
-    <w:bookmarkStart w:id="91" w:name="MANUAL-sec9.3"/>
+    <w:bookmarkEnd w:id="91"/>
+    <w:bookmarkStart w:id="92" w:name="MANUAL-sec9.3"/>
     <w:p>
       <w:pPr>
         <w:pStyle w:val="Heading2"/>
@@ -16310,7 +16467,7 @@
     </w:p>
     <w:p>
       <w:pPr>
-        <w:spacing w:line="20" w:after="0" w:before="0" w:lineRule="exact"/>
+        <w:spacing w:before="0" w:after="0" w:lineRule="exact" w:line="20"/>
         <w:rPr>
           <w:sz w:val="2"/>
         </w:rPr>
@@ -16336,7 +16493,7 @@
         <w:fldChar w:fldCharType="separate"/>
       </w:r>
       <w:r>
-        <w:t>28</w:t>
+        <w:t>29</w:t>
       </w:r>
       <w:r>
         <w:fldChar w:fldCharType="end"/>
@@ -16478,9 +16635,9 @@
         <w:t xml:space="preserve">to suppress the diagnostic. Custom analyze queries can define policy keys.</w:t>
       </w:r>
     </w:p>
-    <w:bookmarkEnd w:id="91"/>
     <w:bookmarkEnd w:id="92"/>
-    <w:bookmarkStart w:id="95" w:name="MANUAL-sec10"/>
+    <w:bookmarkEnd w:id="93"/>
+    <w:bookmarkStart w:id="96" w:name="MANUAL-sec10"/>
     <w:p>
       <w:pPr>
         <w:pStyle w:val="Heading1"/>
@@ -16493,7 +16650,7 @@
         <w:t xml:space="preserve">Incremental Builds</w:t>
       </w:r>
     </w:p>
-    <w:bookmarkStart w:id="93" w:name="MANUAL-sec10.1"/>
+    <w:bookmarkStart w:id="94" w:name="MANUAL-sec10.1"/>
     <w:p>
       <w:pPr>
         <w:pStyle w:val="Heading2"/>
@@ -16624,8 +16781,8 @@
         <w:t xml:space="preserve">– Unchanged documents reuse cached SpecIR data.</w:t>
       </w:r>
     </w:p>
-    <w:bookmarkEnd w:id="93"/>
-    <w:bookmarkStart w:id="94" w:name="MANUAL-sec10.2"/>
+    <w:bookmarkEnd w:id="94"/>
+    <w:bookmarkStart w:id="95" w:name="MANUAL-sec10.2"/>
     <w:p>
       <w:pPr>
         <w:pStyle w:val="Heading2"/>
@@ -16640,7 +16797,7 @@
     </w:p>
     <w:p>
       <w:pPr>
-        <w:spacing w:line="20" w:after="0" w:before="0" w:lineRule="exact"/>
+        <w:spacing w:before="0" w:after="0" w:lineRule="exact" w:line="20"/>
         <w:rPr>
           <w:sz w:val="2"/>
         </w:rPr>
@@ -16666,7 +16823,7 @@
         <w:fldChar w:fldCharType="separate"/>
       </w:r>
       <w:r>
-        <w:t>29</w:t>
+        <w:t>30</w:t>
       </w:r>
       <w:r>
         <w:fldChar w:fldCharType="end"/>
@@ -16707,9 +16864,9 @@
         <w:t xml:space="preserve"> build</w:t>
       </w:r>
     </w:p>
-    <w:bookmarkEnd w:id="94"/>
     <w:bookmarkEnd w:id="95"/>
-    <w:bookmarkStart w:id="99" w:name="MANUAL-sec11"/>
+    <w:bookmarkEnd w:id="96"/>
+    <w:bookmarkStart w:id="100" w:name="MANUAL-sec11"/>
     <w:p>
       <w:pPr>
         <w:pStyle w:val="Heading1"/>
@@ -16722,7 +16879,7 @@
         <w:t xml:space="preserve">Type System and Models</w:t>
       </w:r>
     </w:p>
-    <w:bookmarkStart w:id="96" w:name="MANUAL-sec11.1"/>
+    <w:bookmarkStart w:id="97" w:name="MANUAL-sec11.1"/>
     <w:p>
       <w:pPr>
         <w:pStyle w:val="Heading2"/>
@@ -16967,8 +17124,8 @@
         <w:t xml:space="preserve">.</w:t>
       </w:r>
     </w:p>
-    <w:bookmarkEnd w:id="96"/>
-    <w:bookmarkStart w:id="98" w:name="MANUAL-sec11.2"/>
+    <w:bookmarkEnd w:id="97"/>
+    <w:bookmarkStart w:id="99" w:name="MANUAL-sec11.2"/>
     <w:p>
       <w:pPr>
         <w:pStyle w:val="Heading2"/>
@@ -17220,7 +17377,7 @@
       <w:r>
         <w:t xml:space="preserve"> </w:t>
       </w:r>
-      <w:hyperlink r:id="rId97">
+      <w:hyperlink r:id="rId98">
         <w:r>
           <w:rPr>
             <w:rStyle w:val="Hyperlink"/>
@@ -17235,9 +17392,9 @@
         <w:t xml:space="preserve">guide defines the directory layout, hook contract, schema fields, analyze queries, and external renderers.</w:t>
       </w:r>
     </w:p>
-    <w:bookmarkEnd w:id="98"/>
     <w:bookmarkEnd w:id="99"/>
-    <w:bookmarkStart w:id="106" w:name="MANUAL-sec12"/>
+    <w:bookmarkEnd w:id="100"/>
+    <w:bookmarkStart w:id="108" w:name="MANUAL-sec12"/>
     <w:p>
       <w:pPr>
         <w:pStyle w:val="Heading1"/>
@@ -17250,7 +17407,7 @@
         <w:t xml:space="preserve">Troubleshooting</w:t>
       </w:r>
     </w:p>
-    <w:bookmarkStart w:id="100" w:name="MANUAL-sec12.1"/>
+    <w:bookmarkStart w:id="101" w:name="MANUAL-sec12.1"/>
     <w:p>
       <w:pPr>
         <w:pStyle w:val="Heading2"/>
@@ -17292,8 +17449,8 @@
         <w:t xml:space="preserve">.</w:t>
       </w:r>
     </w:p>
-    <w:bookmarkEnd w:id="100"/>
-    <w:bookmarkStart w:id="101" w:name="MANUAL-sec12.2"/>
+    <w:bookmarkEnd w:id="101"/>
+    <w:bookmarkStart w:id="102" w:name="MANUAL-sec12.2"/>
     <w:p>
       <w:pPr>
         <w:pStyle w:val="Heading2"/>
@@ -17341,8 +17498,8 @@
         <w:t xml:space="preserve">.</w:t>
       </w:r>
     </w:p>
-    <w:bookmarkEnd w:id="101"/>
-    <w:bookmarkStart w:id="102" w:name="MANUAL-sec12.3"/>
+    <w:bookmarkEnd w:id="102"/>
+    <w:bookmarkStart w:id="103" w:name="MANUAL-sec12.3"/>
     <w:p>
       <w:pPr>
         <w:pStyle w:val="Heading2"/>
@@ -17387,8 +17544,8 @@
         <w:t xml:space="preserve">markers.</w:t>
       </w:r>
     </w:p>
-    <w:bookmarkEnd w:id="102"/>
-    <w:bookmarkStart w:id="103" w:name="MANUAL-sec12.4"/>
+    <w:bookmarkEnd w:id="103"/>
+    <w:bookmarkStart w:id="104" w:name="MANUAL-sec12.4"/>
     <w:p>
       <w:pPr>
         <w:pStyle w:val="Heading2"/>
@@ -17398,7 +17555,7 @@
         </w:numPr>
       </w:pPr>
       <w:r>
-        <w:t xml:space="preserve">Unresolved Relations</w:t>
+        <w:t xml:space="preserve">Mermaid Render Failure</w:t>
       </w:r>
     </w:p>
     <w:p>
@@ -17406,20 +17563,7 @@
         <w:pStyle w:val="FirstParagraph"/>
       </w:pPr>
       <w:r>
-        <w:t xml:space="preserve">PIDs are</w:t>
-      </w:r>
-      <w:r>
-        <w:t xml:space="preserve"> </w:t>
-      </w:r>
-      <w:r>
-        <w:rPr>
-          <w:bCs/>
-          <w:b/>
-        </w:rPr>
-        <w:t xml:space="preserve">case-sensitive</w:t>
-      </w:r>
-      <w:r>
-        <w:t xml:space="preserve">. Verify target PID exists in</w:t>
+        <w:t xml:space="preserve">Verify Mermaid syntax. The container image bundles</w:t>
       </w:r>
       <w:r>
         <w:t xml:space="preserve"> </w:t>
@@ -17428,26 +17572,23 @@
         <w:rPr>
           <w:rStyle w:val="VerbatimChar"/>
         </w:rPr>
-        <w:t xml:space="preserve">doc_files</w:t>
-      </w:r>
-      <w:r>
-        <w:t xml:space="preserve">. For cross-document references, ensure both documents are listed in the same</w:t>
-      </w:r>
-      <w:r>
-        <w:t xml:space="preserve"> </w:t>
+        <w:t xml:space="preserve">mmdc</w:t>
+      </w:r>
+      <w:r>
+        <w:t xml:space="preserve">; on native installs it must be on PATH (</w:t>
       </w:r>
       <w:r>
         <w:rPr>
           <w:rStyle w:val="VerbatimChar"/>
         </w:rPr>
-        <w:t xml:space="preserve">project.yaml</w:t>
-      </w:r>
-      <w:r>
-        <w:t xml:space="preserve">.</w:t>
-      </w:r>
-    </w:p>
-    <w:bookmarkEnd w:id="103"/>
-    <w:bookmarkStart w:id="104" w:name="MANUAL-sec12.5"/>
+        <w:t xml:space="preserve">npm install -g @mermaid-js/mermaid-cli</w:t>
+      </w:r>
+      <w:r>
+        <w:t xml:space="preserve">, Node 22 or newer).</w:t>
+      </w:r>
+    </w:p>
+    <w:bookmarkEnd w:id="104"/>
+    <w:bookmarkStart w:id="105" w:name="MANUAL-sec12.5"/>
     <w:p>
       <w:pPr>
         <w:pStyle w:val="Heading2"/>
@@ -17457,80 +17598,56 @@
         </w:numPr>
       </w:pPr>
       <w:r>
-        <w:t xml:space="preserve">Build Seems Stale</w:t>
-      </w:r>
-    </w:p>
-    <w:p>
-      <w:pPr>
-        <w:spacing w:line="20" w:after="0" w:before="0" w:lineRule="exact"/>
-        <w:rPr>
-          <w:sz w:val="2"/>
-        </w:rPr>
-      </w:pPr>
-      <w:bookmarkStart w:id="2501" w:name="listing-src-clean-stale-build"/>
-      <w:bookmarkEnd w:id="2501"/>
-    </w:p>
-    <w:p>
-      <w:pPr>
-        <w:pStyle w:val="Caption"/>
-        <w:keepNext/>
-      </w:pPr>
-      <w:r>
-        <w:t xml:space="preserve">Listing </w:t>
-      </w:r>
-      <w:r>
-        <w:fldChar w:fldCharType="begin"/>
-      </w:r>
-      <w:r>
-        <w:instrText xml:space="preserve"> SEQ LISTING \* ARABIC </w:instrText>
-      </w:r>
-      <w:r>
-        <w:fldChar w:fldCharType="separate"/>
-      </w:r>
-      <w:r>
-        <w:t>30</w:t>
-      </w:r>
-      <w:r>
-        <w:fldChar w:fldCharType="end"/>
-      </w:r>
-      <w:r>
-        <w:t xml:space="preserve"> :  Clean stale build cache</w:t>
-      </w:r>
-    </w:p>
-    <w:p>
-      <w:pPr>
-        <w:pStyle w:val="SourceCode"/>
-      </w:pPr>
-      <w:r>
-        <w:rPr>
-          <w:rStyle w:val="ExtensionTok"/>
-        </w:rPr>
-        <w:t xml:space="preserve">specc</w:t>
-      </w:r>
-      <w:r>
-        <w:rPr>
-          <w:rStyle w:val="NormalTok"/>
-        </w:rPr>
-        <w:t xml:space="preserve"> clean</w:t>
-      </w:r>
-      <w:r>
-        <w:br/>
-      </w:r>
-      <w:r>
-        <w:rPr>
-          <w:rStyle w:val="ExtensionTok"/>
-        </w:rPr>
-        <w:t xml:space="preserve">specc</w:t>
-      </w:r>
-      <w:r>
-        <w:rPr>
-          <w:rStyle w:val="NormalTok"/>
-        </w:rPr>
-        <w:t xml:space="preserve"> build</w:t>
-      </w:r>
-    </w:p>
-    <w:bookmarkEnd w:id="104"/>
-    <w:bookmarkStart w:id="105" w:name="MANUAL-sec12.6"/>
+        <w:t xml:space="preserve">Unresolved Relations</w:t>
+      </w:r>
+    </w:p>
+    <w:p>
+      <w:pPr>
+        <w:pStyle w:val="FirstParagraph"/>
+      </w:pPr>
+      <w:r>
+        <w:t xml:space="preserve">PIDs are</w:t>
+      </w:r>
+      <w:r>
+        <w:t xml:space="preserve"> </w:t>
+      </w:r>
+      <w:r>
+        <w:rPr>
+          <w:bCs/>
+          <w:b/>
+        </w:rPr>
+        <w:t xml:space="preserve">case-sensitive</w:t>
+      </w:r>
+      <w:r>
+        <w:t xml:space="preserve">. Verify target PID exists in</w:t>
+      </w:r>
+      <w:r>
+        <w:t xml:space="preserve"> </w:t>
+      </w:r>
+      <w:r>
+        <w:rPr>
+          <w:rStyle w:val="VerbatimChar"/>
+        </w:rPr>
+        <w:t xml:space="preserve">doc_files</w:t>
+      </w:r>
+      <w:r>
+        <w:t xml:space="preserve">. For cross-document references, ensure both documents are listed in the same</w:t>
+      </w:r>
+      <w:r>
+        <w:t xml:space="preserve"> </w:t>
+      </w:r>
+      <w:r>
+        <w:rPr>
+          <w:rStyle w:val="VerbatimChar"/>
+        </w:rPr>
+        <w:t xml:space="preserve">project.yaml</w:t>
+      </w:r>
+      <w:r>
+        <w:t xml:space="preserve">.</w:t>
+      </w:r>
+    </w:p>
+    <w:bookmarkEnd w:id="105"/>
+    <w:bookmarkStart w:id="106" w:name="MANUAL-sec12.6"/>
     <w:p>
       <w:pPr>
         <w:pStyle w:val="Heading2"/>
@@ -17540,12 +17657,95 @@
         </w:numPr>
       </w:pPr>
       <w:r>
+        <w:t xml:space="preserve">Build Seems Stale</w:t>
+      </w:r>
+    </w:p>
+    <w:p>
+      <w:pPr>
+        <w:spacing w:before="0" w:after="0" w:lineRule="exact" w:line="20"/>
+        <w:rPr>
+          <w:sz w:val="2"/>
+        </w:rPr>
+      </w:pPr>
+      <w:bookmarkStart w:id="2501" w:name="listing-src-clean-stale-build"/>
+      <w:bookmarkEnd w:id="2501"/>
+    </w:p>
+    <w:p>
+      <w:pPr>
+        <w:pStyle w:val="Caption"/>
+        <w:keepNext/>
+      </w:pPr>
+      <w:r>
+        <w:t xml:space="preserve">Listing </w:t>
+      </w:r>
+      <w:r>
+        <w:fldChar w:fldCharType="begin"/>
+      </w:r>
+      <w:r>
+        <w:instrText xml:space="preserve"> SEQ LISTING \* ARABIC </w:instrText>
+      </w:r>
+      <w:r>
+        <w:fldChar w:fldCharType="separate"/>
+      </w:r>
+      <w:r>
+        <w:t>31</w:t>
+      </w:r>
+      <w:r>
+        <w:fldChar w:fldCharType="end"/>
+      </w:r>
+      <w:r>
+        <w:t xml:space="preserve"> :  Clean stale build cache</w:t>
+      </w:r>
+    </w:p>
+    <w:p>
+      <w:pPr>
+        <w:pStyle w:val="SourceCode"/>
+      </w:pPr>
+      <w:r>
+        <w:rPr>
+          <w:rStyle w:val="ExtensionTok"/>
+        </w:rPr>
+        <w:t xml:space="preserve">specc</w:t>
+      </w:r>
+      <w:r>
+        <w:rPr>
+          <w:rStyle w:val="NormalTok"/>
+        </w:rPr>
+        <w:t xml:space="preserve"> clean</w:t>
+      </w:r>
+      <w:r>
+        <w:br/>
+      </w:r>
+      <w:r>
+        <w:rPr>
+          <w:rStyle w:val="ExtensionTok"/>
+        </w:rPr>
+        <w:t xml:space="preserve">specc</w:t>
+      </w:r>
+      <w:r>
+        <w:rPr>
+          <w:rStyle w:val="NormalTok"/>
+        </w:rPr>
+        <w:t xml:space="preserve"> build</w:t>
+      </w:r>
+    </w:p>
+    <w:bookmarkEnd w:id="106"/>
+    <w:bookmarkStart w:id="107" w:name="MANUAL-sec12.7"/>
+    <w:p>
+      <w:pPr>
+        <w:pStyle w:val="Heading2"/>
+        <w:numPr>
+          <w:ilvl w:val="1"/>
+          <w:numId w:val="100"/>
+        </w:numPr>
+      </w:pPr>
+      <w:r>
         <w:t xml:space="preserve">Debugging</w:t>
       </w:r>
     </w:p>
     <w:p>
       <w:pPr>
-        <w:spacing w:line="20" w:after="0" w:before="0" w:lineRule="exact"/>
+        <w:spacing w:before="0" w:after="0" w:lineRule="exact" w:line="20"/>
         <w:rPr>
           <w:sz w:val="2"/>
         </w:rPr>
@@ -17571,7 +17771,7 @@
         <w:fldChar w:fldCharType="separate"/>
       </w:r>
       <w:r>
-        <w:t>31</w:t>
+        <w:t>32</w:t>
       </w:r>
       <w:r>
         <w:fldChar w:fldCharType="end"/>
@@ -17615,9 +17815,9 @@
         <w:t xml:space="preserve"> build</w:t>
       </w:r>
     </w:p>
-    <w:bookmarkEnd w:id="105"/>
-    <w:bookmarkEnd w:id="106"/>
-    <w:bookmarkStart w:id="107" w:name="MANUAL-sec13"/>
+    <w:bookmarkEnd w:id="107"/>
+    <w:bookmarkEnd w:id="108"/>
+    <w:bookmarkStart w:id="109" w:name="MANUAL-sec13"/>
     <w:p>
       <w:pPr>
         <w:pStyle w:val="Heading1"/>
@@ -17782,8 +17982,8 @@
         <w:t xml:space="preserve">.</w:t>
       </w:r>
     </w:p>
-    <w:bookmarkEnd w:id="107"/>
-    <w:bookmarkStart w:id="108" w:name="MANUAL-sec14"/>
+    <w:bookmarkEnd w:id="109"/>
+    <w:bookmarkStart w:id="110" w:name="MANUAL-sec14"/>
     <w:p>
       <w:pPr>
         <w:pStyle w:val="Heading1"/>
@@ -17830,8 +18030,8 @@
         </w:r>
       </w:hyperlink>
     </w:p>
-    <w:bookmarkEnd w:id="108"/>
-    <w:bookmarkStart w:id="109" w:name="MANUAL-sec15"/>
+    <w:bookmarkEnd w:id="110"/>
+    <w:bookmarkStart w:id="111" w:name="MANUAL-sec15"/>
     <w:p>
       <w:pPr>
         <w:pStyle w:val="Heading1"/>
@@ -18116,8 +18316,8 @@
         </w:r>
       </w:hyperlink>
     </w:p>
-    <w:bookmarkEnd w:id="109"/>
-    <w:bookmarkStart w:id="110" w:name="MANUAL-sec16"/>
+    <w:bookmarkEnd w:id="111"/>
+    <w:bookmarkStart w:id="112" w:name="MANUAL-sec16"/>
     <w:p>
       <w:pPr>
         <w:pStyle w:val="Heading1"/>
@@ -18342,12 +18542,29 @@
         </w:numPr>
         <w:pStyle w:val="Compact"/>
       </w:pPr>
+      <w:hyperlink w:anchor="listing-src-mermaid-float-syntax">
+        <w:r>
+          <w:rPr>
+            <w:rStyle w:val="Hyperlink"/>
+          </w:rPr>
+          <w:t xml:space="preserve">Listing 13 - Mermaid float syntax</w:t>
+        </w:r>
+      </w:hyperlink>
+    </w:p>
+    <w:p>
+      <w:pPr>
+        <w:numPr>
+          <w:ilvl w:val="0"/>
+          <w:numId w:val="1018"/>
+        </w:numPr>
+        <w:pStyle w:val="Compact"/>
+      </w:pPr>
       <w:hyperlink w:anchor="listing-src-table-float-syntax">
         <w:r>
           <w:rPr>
             <w:rStyle w:val="Hyperlink"/>
           </w:rPr>
-          <w:t xml:space="preserve">Listing 13 - Table float syntax</w:t>
+          <w:t xml:space="preserve">Listing 14 - Table float syntax</w:t>
         </w:r>
       </w:hyperlink>
     </w:p>
@@ -18364,7 +18581,7 @@
           <w:rPr>
             <w:rStyle w:val="Hyperlink"/>
           </w:rPr>
-          <w:t xml:space="preserve">Listing 14 - CSV float syntax</w:t>
+          <w:t xml:space="preserve">Listing 15 - CSV float syntax</w:t>
         </w:r>
       </w:hyperlink>
     </w:p>
@@ -18381,7 +18598,7 @@
           <w:rPr>
             <w:rStyle w:val="Hyperlink"/>
           </w:rPr>
-          <w:t xml:space="preserve">Listing 15 - Listing float syntax</w:t>
+          <w:t xml:space="preserve">Listing 16 - Listing float syntax</w:t>
         </w:r>
       </w:hyperlink>
     </w:p>
@@ -18398,7 +18615,7 @@
           <w:rPr>
             <w:rStyle w:val="Hyperlink"/>
           </w:rPr>
-          <w:t xml:space="preserve">Listing 16 - Chart float syntax</w:t>
+          <w:t xml:space="preserve">Listing 17 - Chart float syntax</w:t>
         </w:r>
       </w:hyperlink>
     </w:p>
@@ -18415,7 +18632,7 @@
           <w:rPr>
             <w:rStyle w:val="Hyperlink"/>
           </w:rPr>
-          <w:t xml:space="preserve">Listing 17 - Math float syntax</w:t>
+          <w:t xml:space="preserve">Listing 18 - Math float syntax</w:t>
         </w:r>
       </w:hyperlink>
     </w:p>
@@ -18432,7 +18649,7 @@
           <w:rPr>
             <w:rStyle w:val="Hyperlink"/>
           </w:rPr>
-          <w:t xml:space="preserve">Listing 18 - Inline view placeholder</w:t>
+          <w:t xml:space="preserve">Listing 19 - Inline view placeholder</w:t>
         </w:r>
       </w:hyperlink>
     </w:p>
@@ -18449,7 +18666,7 @@
           <w:rPr>
             <w:rStyle w:val="Hyperlink"/>
           </w:rPr>
-          <w:t xml:space="preserve">Listing 19 - Include directive syntax</w:t>
+          <w:t xml:space="preserve">Listing 20 - Include directive syntax</w:t>
         </w:r>
       </w:hyperlink>
     </w:p>
@@ -18466,7 +18683,7 @@
           <w:rPr>
             <w:rStyle w:val="Hyperlink"/>
           </w:rPr>
-          <w:t xml:space="preserve">Listing 20 - Include heading levels are relative to the include point</w:t>
+          <w:t xml:space="preserve">Listing 21 - Include heading levels are relative to the include point</w:t>
         </w:r>
       </w:hyperlink>
     </w:p>
@@ -18483,7 +18700,7 @@
           <w:rPr>
             <w:rStyle w:val="Hyperlink"/>
           </w:rPr>
-          <w:t xml:space="preserve">Listing 21 - Service Initialization</w:t>
+          <w:t xml:space="preserve">Listing 22 - Service Initialization</w:t>
         </w:r>
       </w:hyperlink>
     </w:p>
@@ -18500,7 +18717,7 @@
           <w:rPr>
             <w:rStyle w:val="Hyperlink"/>
           </w:rPr>
-          <w:t xml:space="preserve">Listing 22 - Bibliography configuration in project.yaml</w:t>
+          <w:t xml:space="preserve">Listing 23 - Bibliography configuration in project.yaml</w:t>
         </w:r>
       </w:hyperlink>
     </w:p>
@@ -18517,7 +18734,7 @@
           <w:rPr>
             <w:rStyle w:val="Hyperlink"/>
           </w:rPr>
-          <w:t xml:space="preserve">Listing 23 - Example BibTeX file</w:t>
+          <w:t xml:space="preserve">Listing 24 - Example BibTeX file</w:t>
         </w:r>
       </w:hyperlink>
     </w:p>
@@ -18534,7 +18751,7 @@
           <w:rPr>
             <w:rStyle w:val="Hyperlink"/>
           </w:rPr>
-          <w:t xml:space="preserve">Listing 24 - Citation syntax examples</w:t>
+          <w:t xml:space="preserve">Listing 25 - Citation syntax examples</w:t>
         </w:r>
       </w:hyperlink>
     </w:p>
@@ -18551,7 +18768,7 @@
           <w:rPr>
             <w:rStyle w:val="Hyperlink"/>
           </w:rPr>
-          <w:t xml:space="preserve">Listing 25 - Chart with gauss data injection</w:t>
+          <w:t xml:space="preserve">Listing 26 - Chart with gauss data injection</w:t>
         </w:r>
       </w:hyperlink>
     </w:p>
@@ -18568,7 +18785,7 @@
           <w:rPr>
             <w:rStyle w:val="Hyperlink"/>
           </w:rPr>
-          <w:t xml:space="preserve">Listing 26 - Basic invocation</w:t>
+          <w:t xml:space="preserve">Listing 27 - Basic invocation</w:t>
         </w:r>
       </w:hyperlink>
     </w:p>
@@ -18585,7 +18802,7 @@
           <w:rPr>
             <w:rStyle w:val="Hyperlink"/>
           </w:rPr>
-          <w:t xml:space="preserve">Listing 27 - Diagnostic NDJSON example</w:t>
+          <w:t xml:space="preserve">Listing 28 - Diagnostic NDJSON example</w:t>
         </w:r>
       </w:hyperlink>
     </w:p>
@@ -18602,7 +18819,7 @@
           <w:rPr>
             <w:rStyle w:val="Hyperlink"/>
           </w:rPr>
-          <w:t xml:space="preserve">Listing 28 - Suppressing a validation rule</w:t>
+          <w:t xml:space="preserve">Listing 29 - Suppressing a validation rule</w:t>
         </w:r>
       </w:hyperlink>
     </w:p>
@@ -18619,7 +18836,7 @@
           <w:rPr>
             <w:rStyle w:val="Hyperlink"/>
           </w:rPr>
-          <w:t xml:space="preserve">Listing 29 - Force full rebuild</w:t>
+          <w:t xml:space="preserve">Listing 30 - Force full rebuild</w:t>
         </w:r>
       </w:hyperlink>
     </w:p>
@@ -18636,7 +18853,7 @@
           <w:rPr>
             <w:rStyle w:val="Hyperlink"/>
           </w:rPr>
-          <w:t xml:space="preserve">Listing 30 - Clean stale build cache</w:t>
+          <w:t xml:space="preserve">Listing 31 - Clean stale build cache</w:t>
         </w:r>
       </w:hyperlink>
     </w:p>
@@ -18653,12 +18870,12 @@
           <w:rPr>
             <w:rStyle w:val="Hyperlink"/>
           </w:rPr>
-          <w:t xml:space="preserve">Listing 31 - Enable debug logging</w:t>
+          <w:t xml:space="preserve">Listing 32 - Enable debug logging</w:t>
         </w:r>
       </w:hyperlink>
     </w:p>
-    <w:bookmarkEnd w:id="110"/>
-    <w:bookmarkStart w:id="111" w:name="MANUAL-sec17"/>
+    <w:bookmarkEnd w:id="112"/>
+    <w:bookmarkStart w:id="113" w:name="MANUAL-sec17"/>
     <w:p>
       <w:pPr>
         <w:pStyle w:val="Heading1"/>
@@ -18678,18 +18895,18 @@
         <w:tblLook w:firstRow="0" w:lastRow="0" w:firstColumn="0" w:lastColumn="0" w:noHBand="0" w:noVBand="0" w:val="0000"/>
         <w:jc w:val="start"/>
         <w:tblBorders>
-          <w:top w:color="000000" w:sz="6" w:val="single" w:space="0"/>
-          <w:left w:color="000000" w:sz="6" w:val="single" w:space="0"/>
-          <w:bottom w:color="000000" w:sz="6" w:val="single" w:space="0"/>
-          <w:right w:color="000000" w:sz="6" w:val="single" w:space="0"/>
-          <w:insideH w:color="000000" w:sz="6" w:val="single" w:space="0"/>
-          <w:insideV w:color="000000" w:sz="6" w:val="single" w:space="0"/>
+          <w:top w:sz="6" w:val="single" w:space="0" w:color="000000"/>
+          <w:left w:sz="6" w:val="single" w:space="0" w:color="000000"/>
+          <w:bottom w:sz="6" w:val="single" w:space="0" w:color="000000"/>
+          <w:right w:sz="6" w:val="single" w:space="0" w:color="000000"/>
+          <w:insideH w:sz="6" w:val="single" w:space="0" w:color="000000"/>
+          <w:insideV w:sz="6" w:val="single" w:space="0" w:color="000000"/>
         </w:tblBorders>
         <w:tblCellMar>
-          <w:top w:w="57" w:type="dxa"/>
-          <w:left w:w="108" w:type="dxa"/>
-          <w:bottom w:w="57" w:type="dxa"/>
-          <w:right w:w="108" w:type="dxa"/>
+          <w:top w:type="dxa" w:w="57"/>
+          <w:left w:type="dxa" w:w="108"/>
+          <w:bottom w:type="dxa" w:w="57"/>
+          <w:right w:type="dxa" w:w="108"/>
         </w:tblCellMar>
       </w:tblPr>
       <w:tblGrid>
@@ -18703,8 +18920,8 @@
             <w:pPr>
               <w:pStyle w:val="Compact"/>
               <w:jc w:val="left"/>
-              <w:ind w:left="0" w:right="0" w:firstLine="0"/>
-              <w:spacing w:before="40" w:lineRule="auto" w:line="240" w:after="40"/>
+              <w:ind w:left="0" w:firstLine="0" w:right="0"/>
+              <w:spacing w:line="240" w:lineRule="auto" w:before="40" w:after="40"/>
             </w:pPr>
             <w:r>
               <w:rPr>
@@ -18721,8 +18938,8 @@
             <w:pPr>
               <w:pStyle w:val="Compact"/>
               <w:jc w:val="left"/>
-              <w:ind w:left="0" w:right="0" w:firstLine="0"/>
-              <w:spacing w:before="40" w:lineRule="auto" w:line="240" w:after="40"/>
+              <w:ind w:left="0" w:firstLine="0" w:right="0"/>
+              <w:spacing w:line="240" w:lineRule="auto" w:before="40" w:after="40"/>
             </w:pPr>
             <w:r>
               <w:t xml:space="preserve">Pandoc Abstract Syntax Tree</w:t>
@@ -18737,8 +18954,8 @@
             <w:pPr>
               <w:pStyle w:val="Compact"/>
               <w:jc w:val="left"/>
-              <w:ind w:left="0" w:right="0" w:firstLine="0"/>
-              <w:spacing w:before="40" w:lineRule="auto" w:line="240" w:after="40"/>
+              <w:ind w:left="0" w:firstLine="0" w:right="0"/>
+              <w:spacing w:line="240" w:lineRule="auto" w:before="40" w:after="40"/>
             </w:pPr>
             <w:r>
               <w:rPr>
@@ -18755,8 +18972,8 @@
             <w:pPr>
               <w:pStyle w:val="Compact"/>
               <w:jc w:val="left"/>
-              <w:ind w:left="0" w:right="0" w:firstLine="0"/>
-              <w:spacing w:before="40" w:lineRule="auto" w:line="240" w:after="40"/>
+              <w:ind w:left="0" w:firstLine="0" w:right="0"/>
+              <w:spacing w:line="240" w:lineRule="auto" w:before="40" w:after="40"/>
             </w:pPr>
             <w:r>
               <w:t xml:space="preserve">Command-Line Interface</w:t>
@@ -18771,8 +18988,8 @@
             <w:pPr>
               <w:pStyle w:val="Compact"/>
               <w:jc w:val="left"/>
-              <w:ind w:left="0" w:right="0" w:firstLine="0"/>
-              <w:spacing w:before="40" w:lineRule="auto" w:line="240" w:after="40"/>
+              <w:ind w:left="0" w:firstLine="0" w:right="0"/>
+              <w:spacing w:line="240" w:lineRule="auto" w:before="40" w:after="40"/>
             </w:pPr>
             <w:r>
               <w:rPr>
@@ -18789,8 +19006,8 @@
             <w:pPr>
               <w:pStyle w:val="Compact"/>
               <w:jc w:val="left"/>
-              <w:ind w:left="0" w:right="0" w:firstLine="0"/>
-              <w:spacing w:before="40" w:lineRule="auto" w:line="240" w:after="40"/>
+              <w:ind w:left="0" w:firstLine="0" w:right="0"/>
+              <w:spacing w:line="240" w:lineRule="auto" w:before="40" w:after="40"/>
             </w:pPr>
             <w:r>
               <w:t xml:space="preserve">Comma-Separated Values</w:t>
@@ -18805,8 +19022,8 @@
             <w:pPr>
               <w:pStyle w:val="Compact"/>
               <w:jc w:val="left"/>
-              <w:ind w:left="0" w:right="0" w:firstLine="0"/>
-              <w:spacing w:before="40" w:lineRule="auto" w:line="240" w:after="40"/>
+              <w:ind w:left="0" w:firstLine="0" w:right="0"/>
+              <w:spacing w:line="240" w:lineRule="auto" w:before="40" w:after="40"/>
             </w:pPr>
             <w:r>
               <w:rPr>
@@ -18823,8 +19040,8 @@
             <w:pPr>
               <w:pStyle w:val="Compact"/>
               <w:jc w:val="left"/>
-              <w:ind w:left="0" w:right="0" w:firstLine="0"/>
-              <w:spacing w:before="40" w:lineRule="auto" w:line="240" w:after="40"/>
+              <w:ind w:left="0" w:firstLine="0" w:right="0"/>
+              <w:spacing w:line="240" w:lineRule="auto" w:before="40" w:after="40"/>
             </w:pPr>
             <w:r>
               <w:t xml:space="preserve">Entity-Attribute-Value</w:t>
@@ -18839,8 +19056,8 @@
             <w:pPr>
               <w:pStyle w:val="Compact"/>
               <w:jc w:val="left"/>
-              <w:ind w:left="0" w:right="0" w:firstLine="0"/>
-              <w:spacing w:before="40" w:lineRule="auto" w:line="240" w:after="40"/>
+              <w:ind w:left="0" w:firstLine="0" w:right="0"/>
+              <w:spacing w:line="240" w:lineRule="auto" w:before="40" w:after="40"/>
             </w:pPr>
             <w:r>
               <w:rPr>
@@ -18857,8 +19074,8 @@
             <w:pPr>
               <w:pStyle w:val="Compact"/>
               <w:jc w:val="left"/>
-              <w:ind w:left="0" w:right="0" w:firstLine="0"/>
-              <w:spacing w:before="40" w:lineRule="auto" w:line="240" w:after="40"/>
+              <w:ind w:left="0" w:firstLine="0" w:right="0"/>
+              <w:spacing w:line="240" w:lineRule="auto" w:before="40" w:after="40"/>
             </w:pPr>
             <w:r>
               <w:t xml:space="preserve">GitHub-Flavored Markdown</w:t>
@@ -18873,8 +19090,8 @@
             <w:pPr>
               <w:pStyle w:val="Compact"/>
               <w:jc w:val="left"/>
-              <w:ind w:left="0" w:right="0" w:firstLine="0"/>
-              <w:spacing w:before="40" w:lineRule="auto" w:line="240" w:after="40"/>
+              <w:ind w:left="0" w:firstLine="0" w:right="0"/>
+              <w:spacing w:line="240" w:lineRule="auto" w:before="40" w:after="40"/>
             </w:pPr>
             <w:r>
               <w:rPr>
@@ -18891,8 +19108,8 @@
             <w:pPr>
               <w:pStyle w:val="Compact"/>
               <w:jc w:val="left"/>
-              <w:ind w:left="0" w:right="0" w:firstLine="0"/>
-              <w:spacing w:before="40" w:lineRule="auto" w:line="240" w:after="40"/>
+              <w:ind w:left="0" w:firstLine="0" w:right="0"/>
+              <w:spacing w:line="240" w:lineRule="auto" w:before="40" w:after="40"/>
             </w:pPr>
             <w:r>
               <w:t xml:space="preserve">Newline-Delimited JSON</w:t>
@@ -18907,8 +19124,8 @@
             <w:pPr>
               <w:pStyle w:val="Compact"/>
               <w:jc w:val="left"/>
-              <w:ind w:left="0" w:right="0" w:firstLine="0"/>
-              <w:spacing w:before="40" w:lineRule="auto" w:line="240" w:after="40"/>
+              <w:ind w:left="0" w:firstLine="0" w:right="0"/>
+              <w:spacing w:line="240" w:lineRule="auto" w:before="40" w:after="40"/>
             </w:pPr>
             <w:r>
               <w:rPr>
@@ -18925,8 +19142,8 @@
             <w:pPr>
               <w:pStyle w:val="Compact"/>
               <w:jc w:val="left"/>
-              <w:ind w:left="0" w:right="0" w:firstLine="0"/>
-              <w:spacing w:before="40" w:lineRule="auto" w:line="240" w:after="40"/>
+              <w:ind w:left="0" w:firstLine="0" w:right="0"/>
+              <w:spacing w:line="240" w:lineRule="auto" w:before="40" w:after="40"/>
             </w:pPr>
             <w:r>
               <w:t xml:space="preserve">Project Identifier</w:t>
@@ -18941,8 +19158,8 @@
             <w:pPr>
               <w:pStyle w:val="Compact"/>
               <w:jc w:val="left"/>
-              <w:ind w:left="0" w:right="0" w:firstLine="0"/>
-              <w:spacing w:before="40" w:lineRule="auto" w:line="240" w:after="40"/>
+              <w:ind w:left="0" w:firstLine="0" w:right="0"/>
+              <w:spacing w:line="240" w:lineRule="auto" w:before="40" w:after="40"/>
             </w:pPr>
             <w:r>
               <w:rPr>
@@ -18959,8 +19176,8 @@
             <w:pPr>
               <w:pStyle w:val="Compact"/>
               <w:jc w:val="left"/>
-              <w:ind w:left="0" w:right="0" w:firstLine="0"/>
-              <w:spacing w:before="40" w:lineRule="auto" w:line="240" w:after="40"/>
+              <w:ind w:left="0" w:firstLine="0" w:right="0"/>
+              <w:spacing w:line="240" w:lineRule="auto" w:before="40" w:after="40"/>
             </w:pPr>
             <w:r>
               <w:t xml:space="preserve">Specification Intermediate Representation</w:t>
@@ -18975,8 +19192,8 @@
             <w:pPr>
               <w:pStyle w:val="Compact"/>
               <w:jc w:val="left"/>
-              <w:ind w:left="0" w:right="0" w:firstLine="0"/>
-              <w:spacing w:before="40" w:lineRule="auto" w:line="240" w:after="40"/>
+              <w:ind w:left="0" w:firstLine="0" w:right="0"/>
+              <w:spacing w:line="240" w:lineRule="auto" w:before="40" w:after="40"/>
             </w:pPr>
             <w:r>
               <w:rPr>
@@ -18993,8 +19210,8 @@
             <w:pPr>
               <w:pStyle w:val="Compact"/>
               <w:jc w:val="left"/>
-              <w:ind w:left="0" w:right="0" w:firstLine="0"/>
-              <w:spacing w:before="40" w:lineRule="auto" w:line="240" w:after="40"/>
+              <w:ind w:left="0" w:firstLine="0" w:right="0"/>
+              <w:spacing w:line="240" w:lineRule="auto" w:before="40" w:after="40"/>
             </w:pPr>
             <w:r>
               <w:t xml:space="preserve">Structured Query Language</w:t>
@@ -19009,8 +19226,8 @@
             <w:pPr>
               <w:pStyle w:val="Compact"/>
               <w:jc w:val="left"/>
-              <w:ind w:left="0" w:right="0" w:firstLine="0"/>
-              <w:spacing w:before="40" w:lineRule="auto" w:line="240" w:after="40"/>
+              <w:ind w:left="0" w:firstLine="0" w:right="0"/>
+              <w:spacing w:line="240" w:lineRule="auto" w:before="40" w:after="40"/>
             </w:pPr>
             <w:r>
               <w:rPr>
@@ -19027,8 +19244,8 @@
             <w:pPr>
               <w:pStyle w:val="Compact"/>
               <w:jc w:val="left"/>
-              <w:ind w:left="0" w:right="0" w:firstLine="0"/>
-              <w:spacing w:before="40" w:lineRule="auto" w:line="240" w:after="40"/>
+              <w:ind w:left="0" w:firstLine="0" w:right="0"/>
+              <w:spacing w:line="240" w:lineRule="auto" w:before="40" w:after="40"/>
             </w:pPr>
             <w:r>
               <w:t xml:space="preserve">SQLite Database</w:t>
@@ -19037,7 +19254,7 @@
         </w:tc>
       </w:tr>
     </w:tbl>
-    <w:bookmarkEnd w:id="111"/>
+    <w:bookmarkEnd w:id="113"/>
     <w:sectPr>
       <w:footerReference w:type="default" r:id="rId9200"/>
       <w:headerReference w:type="default" r:id="rId9101"/>
@@ -19056,14 +19273,14 @@
 <w:ftr xmlns:r="http://schemas.openxmlformats.org/officeDocument/2006/relationships" xmlns:w="http://schemas.openxmlformats.org/wordprocessingml/2006/main">
   <w:tbl>
     <w:tblPr>
-      <w:tblW w:w="5000" w:type="pct"/>
+      <w:tblW w:type="pct" w:w="5000"/>
       <w:tblBorders>
-        <w:top w:color="CCCCCC" w:sz="4" w:val="single" w:space="1"/>
-        <w:bottom w:color="auto" w:sz="0" w:val="none" w:space="0"/>
-        <w:left w:color="auto" w:sz="0" w:val="none" w:space="0"/>
-        <w:right w:color="auto" w:sz="0" w:val="none" w:space="0"/>
-        <w:insideH w:color="auto" w:sz="0" w:val="none" w:space="0"/>
-        <w:insideV w:color="auto" w:sz="0" w:val="none" w:space="0"/>
+        <w:top w:sz="4" w:val="single" w:space="1" w:color="CCCCCC"/>
+        <w:bottom w:sz="0" w:val="none" w:space="0" w:color="auto"/>
+        <w:left w:sz="0" w:val="none" w:space="0" w:color="auto"/>
+        <w:right w:sz="0" w:val="none" w:space="0" w:color="auto"/>
+        <w:insideH w:sz="0" w:val="none" w:space="0" w:color="auto"/>
+        <w:insideV w:sz="0" w:val="none" w:space="0" w:color="auto"/>
       </w:tblBorders>
       <w:tblLayout w:type="fixed"/>
     </w:tblPr>
@@ -19075,7 +19292,7 @@
     <w:tr>
       <w:tc>
         <w:tcPr>
-          <w:tcW w:w="1667" w:type="pct"/>
+          <w:tcW w:type="pct" w:w="1667"/>
         </w:tcPr>
         <w:p>
           <w:pPr>
@@ -19089,7 +19306,7 @@
       </w:tc>
       <w:tc>
         <w:tcPr>
-          <w:tcW w:w="1667" w:type="pct"/>
+          <w:tcW w:type="pct" w:w="1667"/>
         </w:tcPr>
         <w:p>
           <w:pPr>
@@ -19103,7 +19320,7 @@
       </w:tc>
       <w:tc>
         <w:tcPr>
-          <w:tcW w:w="1667" w:type="pct"/>
+          <w:tcW w:type="pct" w:w="1667"/>
         </w:tcPr>
         <w:p>
           <w:pPr>
@@ -20366,11 +20583,11 @@
     <w:qFormat/>
     <w:pPr>
       <w:keepNext/>
-      <w:spacing w:before="280" w:lineRule="auto" w:line="276" w:after="120"/>
+      <w:spacing w:line="276" w:lineRule="auto" w:before="280" w:after="120"/>
       <w:outlineLvl w:val="0"/>
     </w:pPr>
     <w:rPr>
-      <w:rFonts w:cs="Calibri Light" w:ascii="Calibri Light" w:hAnsi="Calibri Light"/>
+      <w:rFonts w:hAnsi="Calibri Light" w:cs="Calibri Light" w:ascii="Calibri Light"/>
       <w:b/>
       <w:bCs/>
       <w:color w:val="0F4C64"/>

--- a/manual/downloads/manual.docx
+++ b/manual/downloads/manual.docx
@@ -606,7 +606,7 @@
     </w:p>
     <w:p>
       <w:pPr>
-        <w:spacing w:before="0" w:after="0" w:lineRule="exact" w:line="20"/>
+        <w:spacing w:before="0" w:lineRule="exact" w:line="20" w:after="0"/>
         <w:rPr>
           <w:sz w:val="2"/>
         </w:rPr>
@@ -649,7 +649,7 @@
       <w:r>
         <w:drawing>
           <wp:inline>
-            <wp:extent cx="5334000" cy="922305"/>
+            <wp:extent cx="5334000" cy="1067816"/>
             <wp:effectExtent b="0" l="0" r="0" t="0"/>
             <wp:docPr descr="" title="" id="24" name="Picture"/>
             <a:graphic>
@@ -670,7 +670,7 @@
                   <pic:spPr bwMode="auto">
                     <a:xfrm>
                       <a:off x="0" y="0"/>
-                      <a:ext cx="5334000" cy="922305"/>
+                      <a:ext cx="5334000" cy="1067816"/>
                     </a:xfrm>
                     <a:prstGeom prst="rect">
                       <a:avLst/>
@@ -1373,7 +1373,7 @@
     </w:p>
     <w:p>
       <w:pPr>
-        <w:spacing w:before="0" w:after="0" w:lineRule="exact" w:line="20"/>
+        <w:spacing w:before="0" w:lineRule="exact" w:line="20" w:after="0"/>
         <w:rPr>
           <w:sz w:val="2"/>
         </w:rPr>
@@ -1415,18 +1415,18 @@
         <w:tblLook w:firstRow="1" w:lastRow="0" w:firstColumn="0" w:lastColumn="0" w:noHBand="0" w:noVBand="0" w:val="0020"/>
         <w:jc w:val="start"/>
         <w:tblBorders>
-          <w:top w:sz="6" w:val="single" w:space="0" w:color="000000"/>
-          <w:left w:sz="6" w:val="single" w:space="0" w:color="000000"/>
-          <w:bottom w:sz="6" w:val="single" w:space="0" w:color="000000"/>
-          <w:right w:sz="6" w:val="single" w:space="0" w:color="000000"/>
-          <w:insideH w:sz="6" w:val="single" w:space="0" w:color="000000"/>
-          <w:insideV w:sz="6" w:val="single" w:space="0" w:color="000000"/>
+          <w:top w:color="000000" w:space="0" w:sz="6" w:val="single"/>
+          <w:left w:color="000000" w:space="0" w:sz="6" w:val="single"/>
+          <w:bottom w:color="000000" w:space="0" w:sz="6" w:val="single"/>
+          <w:right w:color="000000" w:space="0" w:sz="6" w:val="single"/>
+          <w:insideH w:color="000000" w:space="0" w:sz="6" w:val="single"/>
+          <w:insideV w:color="000000" w:space="0" w:sz="6" w:val="single"/>
         </w:tblBorders>
         <w:tblCellMar>
-          <w:top w:type="dxa" w:w="57"/>
-          <w:left w:type="dxa" w:w="108"/>
-          <w:bottom w:type="dxa" w:w="57"/>
-          <w:right w:type="dxa" w:w="108"/>
+          <w:top w:w="57" w:type="dxa"/>
+          <w:left w:w="108" w:type="dxa"/>
+          <w:bottom w:w="57" w:type="dxa"/>
+          <w:right w:w="108" w:type="dxa"/>
         </w:tblCellMar>
       </w:tblPr>
       <w:tblGrid>
@@ -1440,14 +1440,14 @@
         </w:trPr>
         <w:tc>
           <w:tcPr>
-            <w:shd w:val="clear" w:fill="E8E8E8" w:color="auto"/>
+            <w:shd w:color="auto" w:fill="E8E8E8" w:val="clear"/>
           </w:tcPr>
           <w:p>
             <w:pPr>
               <w:pStyle w:val="Compact"/>
               <w:jc w:val="left"/>
-              <w:ind w:left="0" w:firstLine="0" w:right="0"/>
-              <w:spacing w:line="240" w:lineRule="auto" w:before="40" w:after="40"/>
+              <w:ind w:firstLine="0" w:left="0" w:right="0"/>
+              <w:spacing w:lineRule="auto" w:before="40" w:line="240" w:after="40"/>
             </w:pPr>
             <w:r>
               <w:rPr>
@@ -1459,14 +1459,14 @@
         </w:tc>
         <w:tc>
           <w:tcPr>
-            <w:shd w:val="clear" w:fill="E8E8E8" w:color="auto"/>
+            <w:shd w:color="auto" w:fill="E8E8E8" w:val="clear"/>
           </w:tcPr>
           <w:p>
             <w:pPr>
               <w:pStyle w:val="Compact"/>
               <w:jc w:val="left"/>
-              <w:ind w:left="0" w:firstLine="0" w:right="0"/>
-              <w:spacing w:line="240" w:lineRule="auto" w:before="40" w:after="40"/>
+              <w:ind w:firstLine="0" w:left="0" w:right="0"/>
+              <w:spacing w:lineRule="auto" w:before="40" w:line="240" w:after="40"/>
             </w:pPr>
             <w:r>
               <w:rPr>
@@ -1478,14 +1478,14 @@
         </w:tc>
         <w:tc>
           <w:tcPr>
-            <w:shd w:val="clear" w:fill="E8E8E8" w:color="auto"/>
+            <w:shd w:color="auto" w:fill="E8E8E8" w:val="clear"/>
           </w:tcPr>
           <w:p>
             <w:pPr>
               <w:pStyle w:val="Compact"/>
               <w:jc w:val="left"/>
-              <w:ind w:left="0" w:firstLine="0" w:right="0"/>
-              <w:spacing w:line="240" w:lineRule="auto" w:before="40" w:after="40"/>
+              <w:ind w:firstLine="0" w:left="0" w:right="0"/>
+              <w:spacing w:lineRule="auto" w:before="40" w:line="240" w:after="40"/>
             </w:pPr>
             <w:r>
               <w:rPr>
@@ -1503,8 +1503,8 @@
             <w:pPr>
               <w:pStyle w:val="Compact"/>
               <w:jc w:val="left"/>
-              <w:ind w:left="0" w:firstLine="0" w:right="0"/>
-              <w:spacing w:line="240" w:lineRule="auto" w:before="40" w:after="40"/>
+              <w:ind w:firstLine="0" w:left="0" w:right="0"/>
+              <w:spacing w:lineRule="auto" w:before="40" w:line="240" w:after="40"/>
             </w:pPr>
             <w:r>
               <w:t xml:space="preserve">Container engine</w:t>
@@ -1517,8 +1517,8 @@
             <w:pPr>
               <w:pStyle w:val="Compact"/>
               <w:jc w:val="left"/>
-              <w:ind w:left="0" w:firstLine="0" w:right="0"/>
-              <w:spacing w:line="240" w:lineRule="auto" w:before="40" w:after="40"/>
+              <w:ind w:firstLine="0" w:left="0" w:right="0"/>
+              <w:spacing w:lineRule="auto" w:before="40" w:line="240" w:after="40"/>
             </w:pPr>
             <w:r>
               <w:t xml:space="preserve">Docker 20.10+ or Podman 4+</w:t>
@@ -1531,8 +1531,8 @@
             <w:pPr>
               <w:pStyle w:val="Compact"/>
               <w:jc w:val="left"/>
-              <w:ind w:left="0" w:firstLine="0" w:right="0"/>
-              <w:spacing w:line="240" w:lineRule="auto" w:before="40" w:after="40"/>
+              <w:ind w:firstLine="0" w:left="0" w:right="0"/>
+              <w:spacing w:lineRule="auto" w:before="40" w:line="240" w:after="40"/>
             </w:pPr>
             <w:r>
               <w:t xml:space="preserve">Docker Desktop, Docker Engine, or Podman (daemon/VM must be running)</w:t>
@@ -1547,8 +1547,8 @@
             <w:pPr>
               <w:pStyle w:val="Compact"/>
               <w:jc w:val="left"/>
-              <w:ind w:left="0" w:firstLine="0" w:right="0"/>
-              <w:spacing w:line="240" w:lineRule="auto" w:before="40" w:after="40"/>
+              <w:ind w:firstLine="0" w:left="0" w:right="0"/>
+              <w:spacing w:lineRule="auto" w:before="40" w:line="240" w:after="40"/>
             </w:pPr>
             <w:r>
               <w:t xml:space="preserve">Disk space</w:t>
@@ -1561,8 +1561,8 @@
             <w:pPr>
               <w:pStyle w:val="Compact"/>
               <w:jc w:val="left"/>
-              <w:ind w:left="0" w:firstLine="0" w:right="0"/>
-              <w:spacing w:line="240" w:lineRule="auto" w:before="40" w:after="40"/>
+              <w:ind w:firstLine="0" w:left="0" w:right="0"/>
+              <w:spacing w:lineRule="auto" w:before="40" w:line="240" w:after="40"/>
             </w:pPr>
             <w:r>
               <w:t xml:space="preserve">2 GB</w:t>
@@ -1575,8 +1575,8 @@
             <w:pPr>
               <w:pStyle w:val="Compact"/>
               <w:jc w:val="left"/>
-              <w:ind w:left="0" w:firstLine="0" w:right="0"/>
-              <w:spacing w:line="240" w:lineRule="auto" w:before="40" w:after="40"/>
+              <w:ind w:firstLine="0" w:left="0" w:right="0"/>
+              <w:spacing w:lineRule="auto" w:before="40" w:line="240" w:after="40"/>
             </w:pPr>
             <w:r>
               <w:t xml:space="preserve">For the container image and build artifacts</w:t>
@@ -1591,8 +1591,8 @@
             <w:pPr>
               <w:pStyle w:val="Compact"/>
               <w:jc w:val="left"/>
-              <w:ind w:left="0" w:firstLine="0" w:right="0"/>
-              <w:spacing w:line="240" w:lineRule="auto" w:before="40" w:after="40"/>
+              <w:ind w:firstLine="0" w:left="0" w:right="0"/>
+              <w:spacing w:lineRule="auto" w:before="40" w:line="240" w:after="40"/>
             </w:pPr>
             <w:r>
               <w:t xml:space="preserve">Host OS</w:t>
@@ -1605,8 +1605,8 @@
             <w:pPr>
               <w:pStyle w:val="Compact"/>
               <w:jc w:val="left"/>
-              <w:ind w:left="0" w:firstLine="0" w:right="0"/>
-              <w:spacing w:line="240" w:lineRule="auto" w:before="40" w:after="40"/>
+              <w:ind w:firstLine="0" w:left="0" w:right="0"/>
+              <w:spacing w:lineRule="auto" w:before="40" w:line="240" w:after="40"/>
             </w:pPr>
             <w:r>
               <w:t xml:space="preserve">Linux, macOS, or Windows</w:t>
@@ -1619,8 +1619,8 @@
             <w:pPr>
               <w:pStyle w:val="Compact"/>
               <w:jc w:val="left"/>
-              <w:ind w:left="0" w:firstLine="0" w:right="0"/>
-              <w:spacing w:line="240" w:lineRule="auto" w:before="40" w:after="40"/>
+              <w:ind w:firstLine="0" w:left="0" w:right="0"/>
+              <w:spacing w:lineRule="auto" w:before="40" w:line="240" w:after="40"/>
             </w:pPr>
             <w:r>
               <w:t xml:space="preserve">The container runs Ubuntu 24.04</w:t>
@@ -1673,7 +1673,7 @@
     </w:p>
     <w:p>
       <w:pPr>
-        <w:spacing w:before="0" w:after="0" w:lineRule="exact" w:line="20"/>
+        <w:spacing w:before="0" w:lineRule="exact" w:line="20" w:after="0"/>
         <w:rPr>
           <w:sz w:val="2"/>
         </w:rPr>
@@ -1765,7 +1765,7 @@
     </w:p>
     <w:p>
       <w:pPr>
-        <w:spacing w:before="0" w:after="0" w:lineRule="exact" w:line="20"/>
+        <w:spacing w:before="0" w:lineRule="exact" w:line="20" w:after="0"/>
         <w:rPr>
           <w:sz w:val="2"/>
         </w:rPr>
@@ -1917,7 +1917,7 @@
     </w:p>
     <w:p>
       <w:pPr>
-        <w:spacing w:before="0" w:after="0" w:lineRule="exact" w:line="20"/>
+        <w:spacing w:before="0" w:lineRule="exact" w:line="20" w:after="0"/>
         <w:rPr>
           <w:sz w:val="2"/>
         </w:rPr>
@@ -2151,7 +2151,7 @@
     </w:p>
     <w:p>
       <w:pPr>
-        <w:spacing w:before="0" w:after="0" w:lineRule="exact" w:line="20"/>
+        <w:spacing w:before="0" w:lineRule="exact" w:line="20" w:after="0"/>
         <w:rPr>
           <w:sz w:val="2"/>
         </w:rPr>
@@ -2254,7 +2254,7 @@
     </w:p>
     <w:p>
       <w:pPr>
-        <w:spacing w:before="0" w:after="0" w:lineRule="exact" w:line="20"/>
+        <w:spacing w:before="0" w:lineRule="exact" w:line="20" w:after="0"/>
         <w:rPr>
           <w:sz w:val="2"/>
         </w:rPr>
@@ -2331,7 +2331,7 @@
     </w:p>
     <w:p>
       <w:pPr>
-        <w:spacing w:before="0" w:after="0" w:lineRule="exact" w:line="20"/>
+        <w:spacing w:before="0" w:lineRule="exact" w:line="20" w:after="0"/>
         <w:rPr>
           <w:sz w:val="2"/>
         </w:rPr>
@@ -2434,7 +2434,7 @@
     </w:p>
     <w:p>
       <w:pPr>
-        <w:spacing w:before="0" w:after="0" w:lineRule="exact" w:line="20"/>
+        <w:spacing w:before="0" w:lineRule="exact" w:line="20" w:after="0"/>
         <w:rPr>
           <w:sz w:val="2"/>
         </w:rPr>
@@ -2476,18 +2476,18 @@
         <w:tblLook w:firstRow="1" w:lastRow="0" w:firstColumn="0" w:lastColumn="0" w:noHBand="0" w:noVBand="0" w:val="0020"/>
         <w:jc w:val="start"/>
         <w:tblBorders>
-          <w:top w:sz="6" w:val="single" w:space="0" w:color="000000"/>
-          <w:left w:sz="6" w:val="single" w:space="0" w:color="000000"/>
-          <w:bottom w:sz="6" w:val="single" w:space="0" w:color="000000"/>
-          <w:right w:sz="6" w:val="single" w:space="0" w:color="000000"/>
-          <w:insideH w:sz="6" w:val="single" w:space="0" w:color="000000"/>
-          <w:insideV w:sz="6" w:val="single" w:space="0" w:color="000000"/>
+          <w:top w:color="000000" w:space="0" w:sz="6" w:val="single"/>
+          <w:left w:color="000000" w:space="0" w:sz="6" w:val="single"/>
+          <w:bottom w:color="000000" w:space="0" w:sz="6" w:val="single"/>
+          <w:right w:color="000000" w:space="0" w:sz="6" w:val="single"/>
+          <w:insideH w:color="000000" w:space="0" w:sz="6" w:val="single"/>
+          <w:insideV w:color="000000" w:space="0" w:sz="6" w:val="single"/>
         </w:tblBorders>
         <w:tblCellMar>
-          <w:top w:type="dxa" w:w="57"/>
-          <w:left w:type="dxa" w:w="108"/>
-          <w:bottom w:type="dxa" w:w="57"/>
-          <w:right w:type="dxa" w:w="108"/>
+          <w:top w:w="57" w:type="dxa"/>
+          <w:left w:w="108" w:type="dxa"/>
+          <w:bottom w:w="57" w:type="dxa"/>
+          <w:right w:w="108" w:type="dxa"/>
         </w:tblCellMar>
       </w:tblPr>
       <w:tblGrid>
@@ -2500,14 +2500,14 @@
         </w:trPr>
         <w:tc>
           <w:tcPr>
-            <w:shd w:val="clear" w:fill="E8E8E8" w:color="auto"/>
+            <w:shd w:color="auto" w:fill="E8E8E8" w:val="clear"/>
           </w:tcPr>
           <w:p>
             <w:pPr>
               <w:pStyle w:val="Compact"/>
               <w:jc w:val="left"/>
-              <w:ind w:left="0" w:firstLine="0" w:right="0"/>
-              <w:spacing w:line="240" w:lineRule="auto" w:before="40" w:after="40"/>
+              <w:ind w:firstLine="0" w:left="0" w:right="0"/>
+              <w:spacing w:lineRule="auto" w:before="40" w:line="240" w:after="40"/>
             </w:pPr>
             <w:r>
               <w:rPr>
@@ -2519,14 +2519,14 @@
         </w:tc>
         <w:tc>
           <w:tcPr>
-            <w:shd w:val="clear" w:fill="E8E8E8" w:color="auto"/>
+            <w:shd w:color="auto" w:fill="E8E8E8" w:val="clear"/>
           </w:tcPr>
           <w:p>
             <w:pPr>
               <w:pStyle w:val="Compact"/>
               <w:jc w:val="left"/>
-              <w:ind w:left="0" w:firstLine="0" w:right="0"/>
-              <w:spacing w:line="240" w:lineRule="auto" w:before="40" w:after="40"/>
+              <w:ind w:firstLine="0" w:left="0" w:right="0"/>
+              <w:spacing w:lineRule="auto" w:before="40" w:line="240" w:after="40"/>
             </w:pPr>
             <w:r>
               <w:rPr>
@@ -2544,8 +2544,8 @@
             <w:pPr>
               <w:pStyle w:val="Compact"/>
               <w:jc w:val="left"/>
-              <w:ind w:left="0" w:firstLine="0" w:right="0"/>
-              <w:spacing w:line="240" w:lineRule="auto" w:before="40" w:after="40"/>
+              <w:ind w:firstLine="0" w:left="0" w:right="0"/>
+              <w:spacing w:lineRule="auto" w:before="40" w:line="240" w:after="40"/>
             </w:pPr>
             <w:r>
               <w:rPr>
@@ -2561,8 +2561,8 @@
             <w:pPr>
               <w:pStyle w:val="Compact"/>
               <w:jc w:val="left"/>
-              <w:ind w:left="0" w:firstLine="0" w:right="0"/>
-              <w:spacing w:line="240" w:lineRule="auto" w:before="40" w:after="40"/>
+              <w:ind w:firstLine="0" w:left="0" w:right="0"/>
+              <w:spacing w:lineRule="auto" w:before="40" w:line="240" w:after="40"/>
             </w:pPr>
             <w:r>
               <w:t xml:space="preserve">Runs the container image via docker or podman (written by</w:t>
@@ -2589,8 +2589,8 @@
             <w:pPr>
               <w:pStyle w:val="Compact"/>
               <w:jc w:val="left"/>
-              <w:ind w:left="0" w:firstLine="0" w:right="0"/>
-              <w:spacing w:line="240" w:lineRule="auto" w:before="40" w:after="40"/>
+              <w:ind w:firstLine="0" w:left="0" w:right="0"/>
+              <w:spacing w:lineRule="auto" w:before="40" w:line="240" w:after="40"/>
             </w:pPr>
             <w:r>
               <w:rPr>
@@ -2606,8 +2606,8 @@
             <w:pPr>
               <w:pStyle w:val="Compact"/>
               <w:jc w:val="left"/>
-              <w:ind w:left="0" w:firstLine="0" w:right="0"/>
-              <w:spacing w:line="240" w:lineRule="auto" w:before="40" w:after="40"/>
+              <w:ind w:firstLine="0" w:left="0" w:right="0"/>
+              <w:spacing w:lineRule="auto" w:before="40" w:line="240" w:after="40"/>
             </w:pPr>
             <w:r>
               <w:t xml:space="preserve">Invokes the host pandoc with the compiled extensions (written by</w:t>
@@ -2852,7 +2852,7 @@
     </w:p>
     <w:p>
       <w:pPr>
-        <w:spacing w:before="0" w:after="0" w:lineRule="exact" w:line="20"/>
+        <w:spacing w:before="0" w:lineRule="exact" w:line="20" w:after="0"/>
         <w:rPr>
           <w:sz w:val="2"/>
         </w:rPr>
@@ -4192,7 +4192,7 @@
     </w:p>
     <w:p>
       <w:pPr>
-        <w:spacing w:before="0" w:after="0" w:lineRule="exact" w:line="20"/>
+        <w:spacing w:before="0" w:lineRule="exact" w:line="20" w:after="0"/>
         <w:rPr>
           <w:sz w:val="2"/>
         </w:rPr>
@@ -4234,18 +4234,18 @@
         <w:tblLook w:firstRow="1" w:lastRow="0" w:firstColumn="0" w:lastColumn="0" w:noHBand="0" w:noVBand="0" w:val="0020"/>
         <w:jc w:val="start"/>
         <w:tblBorders>
-          <w:top w:sz="6" w:val="single" w:space="0" w:color="000000"/>
-          <w:left w:sz="6" w:val="single" w:space="0" w:color="000000"/>
-          <w:bottom w:sz="6" w:val="single" w:space="0" w:color="000000"/>
-          <w:right w:sz="6" w:val="single" w:space="0" w:color="000000"/>
-          <w:insideH w:sz="6" w:val="single" w:space="0" w:color="000000"/>
-          <w:insideV w:sz="6" w:val="single" w:space="0" w:color="000000"/>
+          <w:top w:color="000000" w:space="0" w:sz="6" w:val="single"/>
+          <w:left w:color="000000" w:space="0" w:sz="6" w:val="single"/>
+          <w:bottom w:color="000000" w:space="0" w:sz="6" w:val="single"/>
+          <w:right w:color="000000" w:space="0" w:sz="6" w:val="single"/>
+          <w:insideH w:color="000000" w:space="0" w:sz="6" w:val="single"/>
+          <w:insideV w:color="000000" w:space="0" w:sz="6" w:val="single"/>
         </w:tblBorders>
         <w:tblCellMar>
-          <w:top w:type="dxa" w:w="57"/>
-          <w:left w:type="dxa" w:w="108"/>
-          <w:bottom w:type="dxa" w:w="57"/>
-          <w:right w:type="dxa" w:w="108"/>
+          <w:top w:w="57" w:type="dxa"/>
+          <w:left w:w="108" w:type="dxa"/>
+          <w:bottom w:w="57" w:type="dxa"/>
+          <w:right w:w="108" w:type="dxa"/>
         </w:tblCellMar>
       </w:tblPr>
       <w:tblGrid>
@@ -4259,14 +4259,14 @@
         </w:trPr>
         <w:tc>
           <w:tcPr>
-            <w:shd w:val="clear" w:fill="E8E8E8" w:color="auto"/>
+            <w:shd w:color="auto" w:fill="E8E8E8" w:val="clear"/>
           </w:tcPr>
           <w:p>
             <w:pPr>
               <w:pStyle w:val="Compact"/>
               <w:jc w:val="left"/>
-              <w:ind w:left="0" w:firstLine="0" w:right="0"/>
-              <w:spacing w:line="240" w:lineRule="auto" w:before="40" w:after="40"/>
+              <w:ind w:firstLine="0" w:left="0" w:right="0"/>
+              <w:spacing w:lineRule="auto" w:before="40" w:line="240" w:after="40"/>
             </w:pPr>
             <w:r>
               <w:rPr>
@@ -4278,14 +4278,14 @@
         </w:tc>
         <w:tc>
           <w:tcPr>
-            <w:shd w:val="clear" w:fill="E8E8E8" w:color="auto"/>
+            <w:shd w:color="auto" w:fill="E8E8E8" w:val="clear"/>
           </w:tcPr>
           <w:p>
             <w:pPr>
               <w:pStyle w:val="Compact"/>
               <w:jc w:val="left"/>
-              <w:ind w:left="0" w:firstLine="0" w:right="0"/>
-              <w:spacing w:line="240" w:lineRule="auto" w:before="40" w:after="40"/>
+              <w:ind w:firstLine="0" w:left="0" w:right="0"/>
+              <w:spacing w:lineRule="auto" w:before="40" w:line="240" w:after="40"/>
             </w:pPr>
             <w:r>
               <w:rPr>
@@ -4297,14 +4297,14 @@
         </w:tc>
         <w:tc>
           <w:tcPr>
-            <w:shd w:val="clear" w:fill="E8E8E8" w:color="auto"/>
+            <w:shd w:color="auto" w:fill="E8E8E8" w:val="clear"/>
           </w:tcPr>
           <w:p>
             <w:pPr>
               <w:pStyle w:val="Compact"/>
               <w:jc w:val="left"/>
-              <w:ind w:left="0" w:firstLine="0" w:right="0"/>
-              <w:spacing w:line="240" w:lineRule="auto" w:before="40" w:after="40"/>
+              <w:ind w:firstLine="0" w:left="0" w:right="0"/>
+              <w:spacing w:lineRule="auto" w:before="40" w:line="240" w:after="40"/>
             </w:pPr>
             <w:r>
               <w:rPr>
@@ -4322,8 +4322,8 @@
             <w:pPr>
               <w:pStyle w:val="Compact"/>
               <w:jc w:val="left"/>
-              <w:ind w:left="0" w:firstLine="0" w:right="0"/>
-              <w:spacing w:line="240" w:lineRule="auto" w:before="40" w:after="40"/>
+              <w:ind w:firstLine="0" w:left="0" w:right="0"/>
+              <w:spacing w:lineRule="auto" w:before="40" w:line="240" w:after="40"/>
             </w:pPr>
             <w:r>
               <w:rPr>
@@ -4339,8 +4339,8 @@
             <w:pPr>
               <w:pStyle w:val="Compact"/>
               <w:jc w:val="left"/>
-              <w:ind w:left="0" w:firstLine="0" w:right="0"/>
-              <w:spacing w:line="240" w:lineRule="auto" w:before="40" w:after="40"/>
+              <w:ind w:firstLine="0" w:left="0" w:right="0"/>
+              <w:spacing w:lineRule="auto" w:before="40" w:line="240" w:after="40"/>
             </w:pPr>
             <w:r>
               <w:t xml:space="preserve">string</w:t>
@@ -4353,8 +4353,8 @@
             <w:pPr>
               <w:pStyle w:val="Compact"/>
               <w:jc w:val="left"/>
-              <w:ind w:left="0" w:firstLine="0" w:right="0"/>
-              <w:spacing w:line="240" w:lineRule="auto" w:before="40" w:after="40"/>
+              <w:ind w:firstLine="0" w:left="0" w:right="0"/>
+              <w:spacing w:lineRule="auto" w:before="40" w:line="240" w:after="40"/>
             </w:pPr>
             <w:r>
               <w:t xml:space="preserve">Project code identifier</w:t>
@@ -4369,8 +4369,8 @@
             <w:pPr>
               <w:pStyle w:val="Compact"/>
               <w:jc w:val="left"/>
-              <w:ind w:left="0" w:firstLine="0" w:right="0"/>
-              <w:spacing w:line="240" w:lineRule="auto" w:before="40" w:after="40"/>
+              <w:ind w:firstLine="0" w:left="0" w:right="0"/>
+              <w:spacing w:lineRule="auto" w:before="40" w:line="240" w:after="40"/>
             </w:pPr>
             <w:r>
               <w:rPr>
@@ -4386,8 +4386,8 @@
             <w:pPr>
               <w:pStyle w:val="Compact"/>
               <w:jc w:val="left"/>
-              <w:ind w:left="0" w:firstLine="0" w:right="0"/>
-              <w:spacing w:line="240" w:lineRule="auto" w:before="40" w:after="40"/>
+              <w:ind w:firstLine="0" w:left="0" w:right="0"/>
+              <w:spacing w:lineRule="auto" w:before="40" w:line="240" w:after="40"/>
             </w:pPr>
             <w:r>
               <w:t xml:space="preserve">string</w:t>
@@ -4400,8 +4400,8 @@
             <w:pPr>
               <w:pStyle w:val="Compact"/>
               <w:jc w:val="left"/>
-              <w:ind w:left="0" w:firstLine="0" w:right="0"/>
-              <w:spacing w:line="240" w:lineRule="auto" w:before="40" w:after="40"/>
+              <w:ind w:firstLine="0" w:left="0" w:right="0"/>
+              <w:spacing w:lineRule="auto" w:before="40" w:line="240" w:after="40"/>
             </w:pPr>
             <w:r>
               <w:t xml:space="preserve">Human-readable project name</w:t>
@@ -4416,8 +4416,8 @@
             <w:pPr>
               <w:pStyle w:val="Compact"/>
               <w:jc w:val="left"/>
-              <w:ind w:left="0" w:firstLine="0" w:right="0"/>
-              <w:spacing w:line="240" w:lineRule="auto" w:before="40" w:after="40"/>
+              <w:ind w:firstLine="0" w:left="0" w:right="0"/>
+              <w:spacing w:lineRule="auto" w:before="40" w:line="240" w:after="40"/>
             </w:pPr>
             <w:r>
               <w:rPr>
@@ -4433,8 +4433,8 @@
             <w:pPr>
               <w:pStyle w:val="Compact"/>
               <w:jc w:val="left"/>
-              <w:ind w:left="0" w:firstLine="0" w:right="0"/>
-              <w:spacing w:line="240" w:lineRule="auto" w:before="40" w:after="40"/>
+              <w:ind w:firstLine="0" w:left="0" w:right="0"/>
+              <w:spacing w:lineRule="auto" w:before="40" w:line="240" w:after="40"/>
             </w:pPr>
             <w:r>
               <w:t xml:space="preserve">list</w:t>
@@ -4447,8 +4447,8 @@
             <w:pPr>
               <w:pStyle w:val="Compact"/>
               <w:jc w:val="left"/>
-              <w:ind w:left="0" w:firstLine="0" w:right="0"/>
-              <w:spacing w:line="240" w:lineRule="auto" w:before="40" w:after="40"/>
+              <w:ind w:firstLine="0" w:left="0" w:right="0"/>
+              <w:spacing w:lineRule="auto" w:before="40" w:line="240" w:after="40"/>
             </w:pPr>
             <w:r>
               <w:t xml:space="preserve">One or more Markdown file paths to process</w:t>
@@ -4473,7 +4473,7 @@
     </w:p>
     <w:p>
       <w:pPr>
-        <w:spacing w:before="0" w:after="0" w:lineRule="exact" w:line="20"/>
+        <w:spacing w:before="0" w:lineRule="exact" w:line="20" w:after="0"/>
         <w:rPr>
           <w:sz w:val="2"/>
         </w:rPr>
@@ -4515,18 +4515,18 @@
         <w:tblLook w:firstRow="1" w:lastRow="0" w:firstColumn="0" w:lastColumn="0" w:noHBand="0" w:noVBand="0" w:val="0020"/>
         <w:jc w:val="start"/>
         <w:tblBorders>
-          <w:top w:sz="6" w:val="single" w:space="0" w:color="000000"/>
-          <w:left w:sz="6" w:val="single" w:space="0" w:color="000000"/>
-          <w:bottom w:sz="6" w:val="single" w:space="0" w:color="000000"/>
-          <w:right w:sz="6" w:val="single" w:space="0" w:color="000000"/>
-          <w:insideH w:sz="6" w:val="single" w:space="0" w:color="000000"/>
-          <w:insideV w:sz="6" w:val="single" w:space="0" w:color="000000"/>
+          <w:top w:color="000000" w:space="0" w:sz="6" w:val="single"/>
+          <w:left w:color="000000" w:space="0" w:sz="6" w:val="single"/>
+          <w:bottom w:color="000000" w:space="0" w:sz="6" w:val="single"/>
+          <w:right w:color="000000" w:space="0" w:sz="6" w:val="single"/>
+          <w:insideH w:color="000000" w:space="0" w:sz="6" w:val="single"/>
+          <w:insideV w:color="000000" w:space="0" w:sz="6" w:val="single"/>
         </w:tblBorders>
         <w:tblCellMar>
-          <w:top w:type="dxa" w:w="57"/>
-          <w:left w:type="dxa" w:w="108"/>
-          <w:bottom w:type="dxa" w:w="57"/>
-          <w:right w:type="dxa" w:w="108"/>
+          <w:top w:w="57" w:type="dxa"/>
+          <w:left w:w="108" w:type="dxa"/>
+          <w:bottom w:w="57" w:type="dxa"/>
+          <w:right w:w="108" w:type="dxa"/>
         </w:tblCellMar>
       </w:tblPr>
       <w:tblGrid>
@@ -4540,14 +4540,14 @@
         </w:trPr>
         <w:tc>
           <w:tcPr>
-            <w:shd w:val="clear" w:fill="E8E8E8" w:color="auto"/>
+            <w:shd w:color="auto" w:fill="E8E8E8" w:val="clear"/>
           </w:tcPr>
           <w:p>
             <w:pPr>
               <w:pStyle w:val="Compact"/>
               <w:jc w:val="left"/>
-              <w:ind w:left="0" w:firstLine="0" w:right="0"/>
-              <w:spacing w:line="240" w:lineRule="auto" w:before="40" w:after="40"/>
+              <w:ind w:firstLine="0" w:left="0" w:right="0"/>
+              <w:spacing w:lineRule="auto" w:before="40" w:line="240" w:after="40"/>
             </w:pPr>
             <w:r>
               <w:rPr>
@@ -4559,14 +4559,14 @@
         </w:tc>
         <w:tc>
           <w:tcPr>
-            <w:shd w:val="clear" w:fill="E8E8E8" w:color="auto"/>
+            <w:shd w:color="auto" w:fill="E8E8E8" w:val="clear"/>
           </w:tcPr>
           <w:p>
             <w:pPr>
               <w:pStyle w:val="Compact"/>
               <w:jc w:val="left"/>
-              <w:ind w:left="0" w:firstLine="0" w:right="0"/>
-              <w:spacing w:line="240" w:lineRule="auto" w:before="40" w:after="40"/>
+              <w:ind w:firstLine="0" w:left="0" w:right="0"/>
+              <w:spacing w:lineRule="auto" w:before="40" w:line="240" w:after="40"/>
             </w:pPr>
             <w:r>
               <w:rPr>
@@ -4578,14 +4578,14 @@
         </w:tc>
         <w:tc>
           <w:tcPr>
-            <w:shd w:val="clear" w:fill="E8E8E8" w:color="auto"/>
+            <w:shd w:color="auto" w:fill="E8E8E8" w:val="clear"/>
           </w:tcPr>
           <w:p>
             <w:pPr>
               <w:pStyle w:val="Compact"/>
               <w:jc w:val="left"/>
-              <w:ind w:left="0" w:firstLine="0" w:right="0"/>
-              <w:spacing w:line="240" w:lineRule="auto" w:before="40" w:after="40"/>
+              <w:ind w:firstLine="0" w:left="0" w:right="0"/>
+              <w:spacing w:lineRule="auto" w:before="40" w:line="240" w:after="40"/>
             </w:pPr>
             <w:r>
               <w:rPr>
@@ -4603,8 +4603,8 @@
             <w:pPr>
               <w:pStyle w:val="Compact"/>
               <w:jc w:val="left"/>
-              <w:ind w:left="0" w:firstLine="0" w:right="0"/>
-              <w:spacing w:line="240" w:lineRule="auto" w:before="40" w:after="40"/>
+              <w:ind w:firstLine="0" w:left="0" w:right="0"/>
+              <w:spacing w:lineRule="auto" w:before="40" w:line="240" w:after="40"/>
             </w:pPr>
             <w:r>
               <w:rPr>
@@ -4620,8 +4620,8 @@
             <w:pPr>
               <w:pStyle w:val="Compact"/>
               <w:jc w:val="left"/>
-              <w:ind w:left="0" w:firstLine="0" w:right="0"/>
-              <w:spacing w:line="240" w:lineRule="auto" w:before="40" w:after="40"/>
+              <w:ind w:firstLine="0" w:left="0" w:right="0"/>
+              <w:spacing w:lineRule="auto" w:before="40" w:line="240" w:after="40"/>
             </w:pPr>
             <w:r>
               <w:rPr>
@@ -4637,8 +4637,8 @@
             <w:pPr>
               <w:pStyle w:val="Compact"/>
               <w:jc w:val="left"/>
-              <w:ind w:left="0" w:firstLine="0" w:right="0"/>
-              <w:spacing w:line="240" w:lineRule="auto" w:before="40" w:after="40"/>
+              <w:ind w:firstLine="0" w:left="0" w:right="0"/>
+              <w:spacing w:lineRule="auto" w:before="40" w:line="240" w:after="40"/>
             </w:pPr>
             <w:r>
               <w:t xml:space="preserve">Built-in base model is always loaded</w:t>
@@ -4653,8 +4653,8 @@
             <w:pPr>
               <w:pStyle w:val="Compact"/>
               <w:jc w:val="left"/>
-              <w:ind w:left="0" w:firstLine="0" w:right="0"/>
-              <w:spacing w:line="240" w:lineRule="auto" w:before="40" w:after="40"/>
+              <w:ind w:firstLine="0" w:left="0" w:right="0"/>
+              <w:spacing w:lineRule="auto" w:before="40" w:line="240" w:after="40"/>
             </w:pPr>
             <w:r>
               <w:rPr>
@@ -4670,8 +4670,8 @@
             <w:pPr>
               <w:pStyle w:val="Compact"/>
               <w:jc w:val="left"/>
-              <w:ind w:left="0" w:firstLine="0" w:right="0"/>
-              <w:spacing w:line="240" w:lineRule="auto" w:before="40" w:after="40"/>
+              <w:ind w:firstLine="0" w:left="0" w:right="0"/>
+              <w:spacing w:lineRule="auto" w:before="40" w:line="240" w:after="40"/>
             </w:pPr>
             <w:r>
               <w:rPr>
@@ -4687,8 +4687,8 @@
             <w:pPr>
               <w:pStyle w:val="Compact"/>
               <w:jc w:val="left"/>
-              <w:ind w:left="0" w:firstLine="0" w:right="0"/>
-              <w:spacing w:line="240" w:lineRule="auto" w:before="40" w:after="40"/>
+              <w:ind w:firstLine="0" w:left="0" w:right="0"/>
+              <w:spacing w:lineRule="auto" w:before="40" w:line="240" w:after="40"/>
             </w:pPr>
             <w:r>
               <w:t xml:space="preserve">Also stores</w:t>
@@ -4712,8 +4712,8 @@
             <w:pPr>
               <w:pStyle w:val="Compact"/>
               <w:jc w:val="left"/>
-              <w:ind w:left="0" w:firstLine="0" w:right="0"/>
-              <w:spacing w:line="240" w:lineRule="auto" w:before="40" w:after="40"/>
+              <w:ind w:firstLine="0" w:left="0" w:right="0"/>
+              <w:spacing w:lineRule="auto" w:before="40" w:line="240" w:after="40"/>
             </w:pPr>
             <w:r>
               <w:rPr>
@@ -4729,8 +4729,8 @@
             <w:pPr>
               <w:pStyle w:val="Compact"/>
               <w:jc w:val="left"/>
-              <w:ind w:left="0" w:firstLine="0" w:right="0"/>
-              <w:spacing w:line="240" w:lineRule="auto" w:before="40" w:after="40"/>
+              <w:ind w:firstLine="0" w:left="0" w:right="0"/>
+              <w:spacing w:lineRule="auto" w:before="40" w:line="240" w:after="40"/>
             </w:pPr>
             <w:r>
               <w:rPr>
@@ -4746,8 +4746,8 @@
             <w:pPr>
               <w:pStyle w:val="Compact"/>
               <w:jc w:val="left"/>
-              <w:ind w:left="0" w:firstLine="0" w:right="0"/>
-              <w:spacing w:line="240" w:lineRule="auto" w:before="40" w:after="40"/>
+              <w:ind w:firstLine="0" w:left="0" w:right="0"/>
+              <w:spacing w:lineRule="auto" w:before="40" w:line="240" w:after="40"/>
             </w:pPr>
             <w:r>
               <w:t xml:space="preserve">Overridden by</w:t>
@@ -4838,7 +4838,7 @@
     </w:p>
     <w:p>
       <w:pPr>
-        <w:spacing w:before="0" w:after="0" w:lineRule="exact" w:line="20"/>
+        <w:spacing w:before="0" w:lineRule="exact" w:line="20" w:after="0"/>
         <w:rPr>
           <w:sz w:val="2"/>
         </w:rPr>
@@ -4929,7 +4929,7 @@
     </w:p>
     <w:p>
       <w:pPr>
-        <w:spacing w:before="0" w:after="0" w:lineRule="exact" w:line="20"/>
+        <w:spacing w:before="0" w:lineRule="exact" w:line="20" w:after="0"/>
         <w:rPr>
           <w:sz w:val="2"/>
         </w:rPr>
@@ -5126,7 +5126,7 @@
     </w:p>
     <w:p>
       <w:pPr>
-        <w:spacing w:before="0" w:after="0" w:lineRule="exact" w:line="20"/>
+        <w:spacing w:before="0" w:lineRule="exact" w:line="20" w:after="0"/>
         <w:rPr>
           <w:sz w:val="2"/>
         </w:rPr>
@@ -5312,7 +5312,7 @@
     </w:p>
     <w:p>
       <w:pPr>
-        <w:spacing w:before="0" w:after="0" w:lineRule="exact" w:line="20"/>
+        <w:spacing w:before="0" w:lineRule="exact" w:line="20" w:after="0"/>
         <w:rPr>
           <w:sz w:val="2"/>
         </w:rPr>
@@ -5826,7 +5826,7 @@
     </w:p>
     <w:p>
       <w:pPr>
-        <w:spacing w:before="0" w:after="0" w:lineRule="exact" w:line="20"/>
+        <w:spacing w:before="0" w:lineRule="exact" w:line="20" w:after="0"/>
         <w:rPr>
           <w:sz w:val="2"/>
         </w:rPr>
@@ -5933,7 +5933,7 @@
     </w:p>
     <w:p>
       <w:pPr>
-        <w:spacing w:before="0" w:after="0" w:lineRule="exact" w:line="20"/>
+        <w:spacing w:before="0" w:lineRule="exact" w:line="20" w:after="0"/>
         <w:rPr>
           <w:sz w:val="2"/>
         </w:rPr>
@@ -6063,7 +6063,7 @@
     </w:p>
     <w:p>
       <w:pPr>
-        <w:spacing w:before="0" w:after="0" w:lineRule="exact" w:line="20"/>
+        <w:spacing w:before="0" w:lineRule="exact" w:line="20" w:after="0"/>
         <w:rPr>
           <w:sz w:val="2"/>
         </w:rPr>
@@ -6217,7 +6217,7 @@
     </w:p>
     <w:p>
       <w:pPr>
-        <w:spacing w:before="0" w:after="0" w:lineRule="exact" w:line="20"/>
+        <w:spacing w:before="0" w:lineRule="exact" w:line="20" w:after="0"/>
         <w:rPr>
           <w:sz w:val="2"/>
         </w:rPr>
@@ -6400,7 +6400,7 @@
     </w:p>
     <w:p>
       <w:pPr>
-        <w:spacing w:before="0" w:after="0" w:lineRule="exact" w:line="20"/>
+        <w:spacing w:before="0" w:lineRule="exact" w:line="20" w:after="0"/>
         <w:rPr>
           <w:sz w:val="2"/>
         </w:rPr>
@@ -6551,7 +6551,7 @@
     </w:p>
     <w:p>
       <w:pPr>
-        <w:spacing w:before="0" w:after="0" w:lineRule="exact" w:line="20"/>
+        <w:spacing w:before="0" w:lineRule="exact" w:line="20" w:after="0"/>
         <w:rPr>
           <w:sz w:val="2"/>
         </w:rPr>
@@ -6727,7 +6727,7 @@
     </w:p>
     <w:p>
       <w:pPr>
-        <w:spacing w:before="0" w:after="0" w:lineRule="exact" w:line="20"/>
+        <w:spacing w:before="0" w:lineRule="exact" w:line="20" w:after="0"/>
         <w:rPr>
           <w:sz w:val="2"/>
         </w:rPr>
@@ -6849,7 +6849,7 @@
     </w:p>
     <w:p>
       <w:pPr>
-        <w:spacing w:before="0" w:after="0" w:lineRule="exact" w:line="20"/>
+        <w:spacing w:before="0" w:lineRule="exact" w:line="20" w:after="0"/>
         <w:rPr>
           <w:sz w:val="2"/>
         </w:rPr>
@@ -6891,18 +6891,18 @@
         <w:tblLook w:firstRow="1" w:lastRow="0" w:firstColumn="0" w:lastColumn="0" w:noHBand="0" w:noVBand="0" w:val="0020"/>
         <w:jc w:val="start"/>
         <w:tblBorders>
-          <w:top w:sz="6" w:val="single" w:space="0" w:color="000000"/>
-          <w:left w:sz="6" w:val="single" w:space="0" w:color="000000"/>
-          <w:bottom w:sz="6" w:val="single" w:space="0" w:color="000000"/>
-          <w:right w:sz="6" w:val="single" w:space="0" w:color="000000"/>
-          <w:insideH w:sz="6" w:val="single" w:space="0" w:color="000000"/>
-          <w:insideV w:sz="6" w:val="single" w:space="0" w:color="000000"/>
+          <w:top w:color="000000" w:space="0" w:sz="6" w:val="single"/>
+          <w:left w:color="000000" w:space="0" w:sz="6" w:val="single"/>
+          <w:bottom w:color="000000" w:space="0" w:sz="6" w:val="single"/>
+          <w:right w:color="000000" w:space="0" w:sz="6" w:val="single"/>
+          <w:insideH w:color="000000" w:space="0" w:sz="6" w:val="single"/>
+          <w:insideV w:color="000000" w:space="0" w:sz="6" w:val="single"/>
         </w:tblBorders>
         <w:tblCellMar>
-          <w:top w:type="dxa" w:w="57"/>
-          <w:left w:type="dxa" w:w="108"/>
-          <w:bottom w:type="dxa" w:w="57"/>
-          <w:right w:type="dxa" w:w="108"/>
+          <w:top w:w="57" w:type="dxa"/>
+          <w:left w:w="108" w:type="dxa"/>
+          <w:bottom w:w="57" w:type="dxa"/>
+          <w:right w:w="108" w:type="dxa"/>
         </w:tblCellMar>
       </w:tblPr>
       <w:tblGrid>
@@ -6915,14 +6915,14 @@
         </w:trPr>
         <w:tc>
           <w:tcPr>
-            <w:shd w:val="clear" w:fill="E8E8E8" w:color="auto"/>
+            <w:shd w:color="auto" w:fill="E8E8E8" w:val="clear"/>
           </w:tcPr>
           <w:p>
             <w:pPr>
               <w:pStyle w:val="Compact"/>
               <w:jc w:val="left"/>
-              <w:ind w:left="0" w:firstLine="0" w:right="0"/>
-              <w:spacing w:line="240" w:lineRule="auto" w:before="40" w:after="40"/>
+              <w:ind w:firstLine="0" w:left="0" w:right="0"/>
+              <w:spacing w:lineRule="auto" w:before="40" w:line="240" w:after="40"/>
             </w:pPr>
             <w:r>
               <w:rPr>
@@ -6934,14 +6934,14 @@
         </w:tc>
         <w:tc>
           <w:tcPr>
-            <w:shd w:val="clear" w:fill="E8E8E8" w:color="auto"/>
+            <w:shd w:color="auto" w:fill="E8E8E8" w:val="clear"/>
           </w:tcPr>
           <w:p>
             <w:pPr>
               <w:pStyle w:val="Compact"/>
               <w:jc w:val="left"/>
-              <w:ind w:left="0" w:firstLine="0" w:right="0"/>
-              <w:spacing w:line="240" w:lineRule="auto" w:before="40" w:after="40"/>
+              <w:ind w:firstLine="0" w:left="0" w:right="0"/>
+              <w:spacing w:lineRule="auto" w:before="40" w:line="240" w:after="40"/>
             </w:pPr>
             <w:r>
               <w:rPr>
@@ -6959,8 +6959,8 @@
             <w:pPr>
               <w:pStyle w:val="Compact"/>
               <w:jc w:val="left"/>
-              <w:ind w:left="0" w:firstLine="0" w:right="0"/>
-              <w:spacing w:line="240" w:lineRule="auto" w:before="40" w:after="40"/>
+              <w:ind w:firstLine="0" w:left="0" w:right="0"/>
+              <w:spacing w:lineRule="auto" w:before="40" w:line="240" w:after="40"/>
             </w:pPr>
             <w:r>
               <w:rPr>
@@ -6976,8 +6976,8 @@
             <w:pPr>
               <w:pStyle w:val="Compact"/>
               <w:jc w:val="left"/>
-              <w:ind w:left="0" w:firstLine="0" w:right="0"/>
-              <w:spacing w:line="240" w:lineRule="auto" w:before="40" w:after="40"/>
+              <w:ind w:firstLine="0" w:left="0" w:right="0"/>
+              <w:spacing w:lineRule="auto" w:before="40" w:line="240" w:after="40"/>
             </w:pPr>
             <w:r>
               <w:t xml:space="preserve">Float type identifier (for example</w:t>
@@ -7088,8 +7088,8 @@
             <w:pPr>
               <w:pStyle w:val="Compact"/>
               <w:jc w:val="left"/>
-              <w:ind w:left="0" w:firstLine="0" w:right="0"/>
-              <w:spacing w:line="240" w:lineRule="auto" w:before="40" w:after="40"/>
+              <w:ind w:firstLine="0" w:left="0" w:right="0"/>
+              <w:spacing w:lineRule="auto" w:before="40" w:line="240" w:after="40"/>
             </w:pPr>
             <w:r>
               <w:rPr>
@@ -7105,8 +7105,8 @@
             <w:pPr>
               <w:pStyle w:val="Compact"/>
               <w:jc w:val="left"/>
-              <w:ind w:left="0" w:firstLine="0" w:right="0"/>
-              <w:spacing w:line="240" w:lineRule="auto" w:before="40" w:after="40"/>
+              <w:ind w:firstLine="0" w:left="0" w:right="0"/>
+              <w:spacing w:lineRule="auto" w:before="40" w:line="240" w:after="40"/>
             </w:pPr>
             <w:r>
               <w:t xml:space="preserve">Optional language hint for syntax highlighting</w:t>
@@ -7121,8 +7121,8 @@
             <w:pPr>
               <w:pStyle w:val="Compact"/>
               <w:jc w:val="left"/>
-              <w:ind w:left="0" w:firstLine="0" w:right="0"/>
-              <w:spacing w:line="240" w:lineRule="auto" w:before="40" w:after="40"/>
+              <w:ind w:firstLine="0" w:left="0" w:right="0"/>
+              <w:spacing w:lineRule="auto" w:before="40" w:line="240" w:after="40"/>
             </w:pPr>
             <w:r>
               <w:rPr>
@@ -7138,8 +7138,8 @@
             <w:pPr>
               <w:pStyle w:val="Compact"/>
               <w:jc w:val="left"/>
-              <w:ind w:left="0" w:firstLine="0" w:right="0"/>
-              <w:spacing w:line="240" w:lineRule="auto" w:before="40" w:after="40"/>
+              <w:ind w:firstLine="0" w:left="0" w:right="0"/>
+              <w:spacing w:lineRule="auto" w:before="40" w:line="240" w:after="40"/>
             </w:pPr>
             <w:r>
               <w:t xml:space="preserve">Float label for cross-referencing; must be unique within the specification</w:t>
@@ -7154,8 +7154,8 @@
             <w:pPr>
               <w:pStyle w:val="Compact"/>
               <w:jc w:val="left"/>
-              <w:ind w:left="0" w:firstLine="0" w:right="0"/>
-              <w:spacing w:line="240" w:lineRule="auto" w:before="40" w:after="40"/>
+              <w:ind w:firstLine="0" w:left="0" w:right="0"/>
+              <w:spacing w:lineRule="auto" w:before="40" w:line="240" w:after="40"/>
             </w:pPr>
             <w:r>
               <w:rPr>
@@ -7171,8 +7171,8 @@
             <w:pPr>
               <w:pStyle w:val="Compact"/>
               <w:jc w:val="left"/>
-              <w:ind w:left="0" w:firstLine="0" w:right="0"/>
-              <w:spacing w:line="240" w:lineRule="auto" w:before="40" w:after="40"/>
+              <w:ind w:firstLine="0" w:left="0" w:right="0"/>
+              <w:spacing w:lineRule="auto" w:before="40" w:line="240" w:after="40"/>
             </w:pPr>
             <w:r>
               <w:t xml:space="preserve">Key-value attributes; common attribute:</w:t>
@@ -7273,7 +7273,7 @@
     </w:p>
     <w:p>
       <w:pPr>
-        <w:spacing w:before="0" w:after="0" w:lineRule="exact" w:line="20"/>
+        <w:spacing w:before="0" w:lineRule="exact" w:line="20" w:after="0"/>
         <w:rPr>
           <w:sz w:val="2"/>
         </w:rPr>
@@ -7315,18 +7315,18 @@
         <w:tblLook w:firstRow="1" w:lastRow="0" w:firstColumn="0" w:lastColumn="0" w:noHBand="0" w:noVBand="0" w:val="0020"/>
         <w:jc w:val="start"/>
         <w:tblBorders>
-          <w:top w:sz="6" w:val="single" w:space="0" w:color="000000"/>
-          <w:left w:sz="6" w:val="single" w:space="0" w:color="000000"/>
-          <w:bottom w:sz="6" w:val="single" w:space="0" w:color="000000"/>
-          <w:right w:sz="6" w:val="single" w:space="0" w:color="000000"/>
-          <w:insideH w:sz="6" w:val="single" w:space="0" w:color="000000"/>
-          <w:insideV w:sz="6" w:val="single" w:space="0" w:color="000000"/>
+          <w:top w:color="000000" w:space="0" w:sz="6" w:val="single"/>
+          <w:left w:color="000000" w:space="0" w:sz="6" w:val="single"/>
+          <w:bottom w:color="000000" w:space="0" w:sz="6" w:val="single"/>
+          <w:right w:color="000000" w:space="0" w:sz="6" w:val="single"/>
+          <w:insideH w:color="000000" w:space="0" w:sz="6" w:val="single"/>
+          <w:insideV w:color="000000" w:space="0" w:sz="6" w:val="single"/>
         </w:tblBorders>
         <w:tblCellMar>
-          <w:top w:type="dxa" w:w="57"/>
-          <w:left w:type="dxa" w:w="108"/>
-          <w:bottom w:type="dxa" w:w="57"/>
-          <w:right w:type="dxa" w:w="108"/>
+          <w:top w:w="57" w:type="dxa"/>
+          <w:left w:w="108" w:type="dxa"/>
+          <w:bottom w:w="57" w:type="dxa"/>
+          <w:right w:w="108" w:type="dxa"/>
         </w:tblCellMar>
       </w:tblPr>
       <w:tblGrid>
@@ -7340,14 +7340,14 @@
         </w:trPr>
         <w:tc>
           <w:tcPr>
-            <w:shd w:val="clear" w:fill="E8E8E8" w:color="auto"/>
+            <w:shd w:color="auto" w:fill="E8E8E8" w:val="clear"/>
           </w:tcPr>
           <w:p>
             <w:pPr>
               <w:pStyle w:val="Compact"/>
               <w:jc w:val="left"/>
-              <w:ind w:left="0" w:firstLine="0" w:right="0"/>
-              <w:spacing w:line="240" w:lineRule="auto" w:before="40" w:after="40"/>
+              <w:ind w:firstLine="0" w:left="0" w:right="0"/>
+              <w:spacing w:lineRule="auto" w:before="40" w:line="240" w:after="40"/>
             </w:pPr>
             <w:r>
               <w:rPr>
@@ -7359,14 +7359,14 @@
         </w:tc>
         <w:tc>
           <w:tcPr>
-            <w:shd w:val="clear" w:fill="E8E8E8" w:color="auto"/>
+            <w:shd w:color="auto" w:fill="E8E8E8" w:val="clear"/>
           </w:tcPr>
           <w:p>
             <w:pPr>
               <w:pStyle w:val="Compact"/>
               <w:jc w:val="left"/>
-              <w:ind w:left="0" w:firstLine="0" w:right="0"/>
-              <w:spacing w:line="240" w:lineRule="auto" w:before="40" w:after="40"/>
+              <w:ind w:firstLine="0" w:left="0" w:right="0"/>
+              <w:spacing w:lineRule="auto" w:before="40" w:line="240" w:after="40"/>
             </w:pPr>
             <w:r>
               <w:rPr>
@@ -7378,14 +7378,14 @@
         </w:tc>
         <w:tc>
           <w:tcPr>
-            <w:shd w:val="clear" w:fill="E8E8E8" w:color="auto"/>
+            <w:shd w:color="auto" w:fill="E8E8E8" w:val="clear"/>
           </w:tcPr>
           <w:p>
             <w:pPr>
               <w:pStyle w:val="Compact"/>
               <w:jc w:val="left"/>
-              <w:ind w:left="0" w:firstLine="0" w:right="0"/>
-              <w:spacing w:line="240" w:lineRule="auto" w:before="40" w:after="40"/>
+              <w:ind w:firstLine="0" w:left="0" w:right="0"/>
+              <w:spacing w:lineRule="auto" w:before="40" w:line="240" w:after="40"/>
             </w:pPr>
             <w:r>
               <w:rPr>
@@ -7403,8 +7403,8 @@
             <w:pPr>
               <w:pStyle w:val="Compact"/>
               <w:jc w:val="left"/>
-              <w:ind w:left="0" w:firstLine="0" w:right="0"/>
-              <w:spacing w:line="240" w:lineRule="auto" w:before="40" w:after="40"/>
+              <w:ind w:firstLine="0" w:left="0" w:right="0"/>
+              <w:spacing w:lineRule="auto" w:before="40" w:line="240" w:after="40"/>
             </w:pPr>
             <w:r>
               <w:rPr>
@@ -7420,8 +7420,8 @@
             <w:pPr>
               <w:pStyle w:val="Compact"/>
               <w:jc w:val="left"/>
-              <w:ind w:left="0" w:firstLine="0" w:right="0"/>
-              <w:spacing w:line="240" w:lineRule="auto" w:before="40" w:after="40"/>
+              <w:ind w:firstLine="0" w:left="0" w:right="0"/>
+              <w:spacing w:lineRule="auto" w:before="40" w:line="240" w:after="40"/>
             </w:pPr>
             <w:r>
               <w:rPr>
@@ -7443,8 +7443,8 @@
             <w:pPr>
               <w:pStyle w:val="Compact"/>
               <w:jc w:val="left"/>
-              <w:ind w:left="0" w:firstLine="0" w:right="0"/>
-              <w:spacing w:line="240" w:lineRule="auto" w:before="40" w:after="40"/>
+              <w:ind w:firstLine="0" w:left="0" w:right="0"/>
+              <w:spacing w:lineRule="auto" w:before="40" w:line="240" w:after="40"/>
             </w:pPr>
             <w:r>
               <w:t xml:space="preserve">PID lookup: same-spec first, then cross-document fallback</w:t>
@@ -7459,8 +7459,8 @@
             <w:pPr>
               <w:pStyle w:val="Compact"/>
               <w:jc w:val="left"/>
-              <w:ind w:left="0" w:firstLine="0" w:right="0"/>
-              <w:spacing w:line="240" w:lineRule="auto" w:before="40" w:after="40"/>
+              <w:ind w:firstLine="0" w:left="0" w:right="0"/>
+              <w:spacing w:lineRule="auto" w:before="40" w:line="240" w:after="40"/>
             </w:pPr>
             <w:r>
               <w:rPr>
@@ -7476,8 +7476,8 @@
             <w:pPr>
               <w:pStyle w:val="Compact"/>
               <w:jc w:val="left"/>
-              <w:ind w:left="0" w:firstLine="0" w:right="0"/>
-              <w:spacing w:line="240" w:lineRule="auto" w:before="40" w:after="40"/>
+              <w:ind w:firstLine="0" w:left="0" w:right="0"/>
+              <w:spacing w:lineRule="auto" w:before="40" w:line="240" w:after="40"/>
             </w:pPr>
             <w:r>
               <w:rPr>
@@ -7499,8 +7499,8 @@
             <w:pPr>
               <w:pStyle w:val="Compact"/>
               <w:jc w:val="left"/>
-              <w:ind w:left="0" w:firstLine="0" w:right="0"/>
-              <w:spacing w:line="240" w:lineRule="auto" w:before="40" w:after="40"/>
+              <w:ind w:firstLine="0" w:left="0" w:right="0"/>
+              <w:spacing w:lineRule="auto" w:before="40" w:line="240" w:after="40"/>
             </w:pPr>
             <w:r>
               <w:t xml:space="preserve">Scoped label resolution: local scope, then same-spec, then global</w:t>
@@ -7515,8 +7515,8 @@
             <w:pPr>
               <w:pStyle w:val="Compact"/>
               <w:jc w:val="left"/>
-              <w:ind w:left="0" w:firstLine="0" w:right="0"/>
-              <w:spacing w:line="240" w:lineRule="auto" w:before="40" w:after="40"/>
+              <w:ind w:firstLine="0" w:left="0" w:right="0"/>
+              <w:spacing w:lineRule="auto" w:before="40" w:line="240" w:after="40"/>
             </w:pPr>
             <w:r>
               <w:rPr>
@@ -7532,8 +7532,8 @@
             <w:pPr>
               <w:pStyle w:val="Compact"/>
               <w:jc w:val="left"/>
-              <w:ind w:left="0" w:firstLine="0" w:right="0"/>
-              <w:spacing w:line="240" w:lineRule="auto" w:before="40" w:after="40"/>
+              <w:ind w:firstLine="0" w:left="0" w:right="0"/>
+              <w:spacing w:lineRule="auto" w:before="40" w:line="240" w:after="40"/>
             </w:pPr>
             <w:r>
               <w:t xml:space="preserve">XREF_CITATION</w:t>
@@ -7546,8 +7546,8 @@
             <w:pPr>
               <w:pStyle w:val="Compact"/>
               <w:jc w:val="left"/>
-              <w:ind w:left="0" w:firstLine="0" w:right="0"/>
-              <w:spacing w:line="240" w:lineRule="auto" w:before="40" w:after="40"/>
+              <w:ind w:firstLine="0" w:left="0" w:right="0"/>
+              <w:spacing w:lineRule="auto" w:before="40" w:line="240" w:after="40"/>
             </w:pPr>
             <w:r>
               <w:t xml:space="preserve">Rewritten to pandoc Cite element (parenthetical)</w:t>
@@ -7562,8 +7562,8 @@
             <w:pPr>
               <w:pStyle w:val="Compact"/>
               <w:jc w:val="left"/>
-              <w:ind w:left="0" w:firstLine="0" w:right="0"/>
-              <w:spacing w:line="240" w:lineRule="auto" w:before="40" w:after="40"/>
+              <w:ind w:firstLine="0" w:left="0" w:right="0"/>
+              <w:spacing w:lineRule="auto" w:before="40" w:line="240" w:after="40"/>
             </w:pPr>
             <w:r>
               <w:rPr>
@@ -7579,8 +7579,8 @@
             <w:pPr>
               <w:pStyle w:val="Compact"/>
               <w:jc w:val="left"/>
-              <w:ind w:left="0" w:firstLine="0" w:right="0"/>
-              <w:spacing w:line="240" w:lineRule="auto" w:before="40" w:after="40"/>
+              <w:ind w:firstLine="0" w:left="0" w:right="0"/>
+              <w:spacing w:lineRule="auto" w:before="40" w:line="240" w:after="40"/>
             </w:pPr>
             <w:r>
               <w:t xml:space="preserve">XREF_CITATION</w:t>
@@ -7593,8 +7593,8 @@
             <w:pPr>
               <w:pStyle w:val="Compact"/>
               <w:jc w:val="left"/>
-              <w:ind w:left="0" w:firstLine="0" w:right="0"/>
-              <w:spacing w:line="240" w:lineRule="auto" w:before="40" w:after="40"/>
+              <w:ind w:firstLine="0" w:left="0" w:right="0"/>
+              <w:spacing w:lineRule="auto" w:before="40" w:line="240" w:after="40"/>
             </w:pPr>
             <w:r>
               <w:t xml:space="preserve">Rewritten to pandoc Cite element (in-text)</w:t>
@@ -7628,7 +7628,7 @@
     </w:p>
     <w:p>
       <w:pPr>
-        <w:spacing w:before="0" w:after="0" w:lineRule="exact" w:line="20"/>
+        <w:spacing w:before="0" w:lineRule="exact" w:line="20" w:after="0"/>
         <w:rPr>
           <w:sz w:val="2"/>
         </w:rPr>
@@ -7670,18 +7670,18 @@
         <w:tblLook w:firstRow="1" w:lastRow="0" w:firstColumn="0" w:lastColumn="0" w:noHBand="0" w:noVBand="0" w:val="0020"/>
         <w:jc w:val="start"/>
         <w:tblBorders>
-          <w:top w:sz="6" w:val="single" w:space="0" w:color="000000"/>
-          <w:left w:sz="6" w:val="single" w:space="0" w:color="000000"/>
-          <w:bottom w:sz="6" w:val="single" w:space="0" w:color="000000"/>
-          <w:right w:sz="6" w:val="single" w:space="0" w:color="000000"/>
-          <w:insideH w:sz="6" w:val="single" w:space="0" w:color="000000"/>
-          <w:insideV w:sz="6" w:val="single" w:space="0" w:color="000000"/>
+          <w:top w:color="000000" w:space="0" w:sz="6" w:val="single"/>
+          <w:left w:color="000000" w:space="0" w:sz="6" w:val="single"/>
+          <w:bottom w:color="000000" w:space="0" w:sz="6" w:val="single"/>
+          <w:right w:color="000000" w:space="0" w:sz="6" w:val="single"/>
+          <w:insideH w:color="000000" w:space="0" w:sz="6" w:val="single"/>
+          <w:insideV w:color="000000" w:space="0" w:sz="6" w:val="single"/>
         </w:tblBorders>
         <w:tblCellMar>
-          <w:top w:type="dxa" w:w="57"/>
-          <w:left w:type="dxa" w:w="108"/>
-          <w:bottom w:type="dxa" w:w="57"/>
-          <w:right w:type="dxa" w:w="108"/>
+          <w:top w:w="57" w:type="dxa"/>
+          <w:left w:w="108" w:type="dxa"/>
+          <w:bottom w:w="57" w:type="dxa"/>
+          <w:right w:w="108" w:type="dxa"/>
         </w:tblCellMar>
       </w:tblPr>
       <w:tblGrid>
@@ -7695,14 +7695,14 @@
         </w:trPr>
         <w:tc>
           <w:tcPr>
-            <w:shd w:val="clear" w:fill="E8E8E8" w:color="auto"/>
+            <w:shd w:color="auto" w:fill="E8E8E8" w:val="clear"/>
           </w:tcPr>
           <w:p>
             <w:pPr>
               <w:pStyle w:val="Compact"/>
               <w:jc w:val="left"/>
-              <w:ind w:left="0" w:firstLine="0" w:right="0"/>
-              <w:spacing w:line="240" w:lineRule="auto" w:before="40" w:after="40"/>
+              <w:ind w:firstLine="0" w:left="0" w:right="0"/>
+              <w:spacing w:lineRule="auto" w:before="40" w:line="240" w:after="40"/>
             </w:pPr>
             <w:r>
               <w:rPr>
@@ -7714,14 +7714,14 @@
         </w:tc>
         <w:tc>
           <w:tcPr>
-            <w:shd w:val="clear" w:fill="E8E8E8" w:color="auto"/>
+            <w:shd w:color="auto" w:fill="E8E8E8" w:val="clear"/>
           </w:tcPr>
           <w:p>
             <w:pPr>
               <w:pStyle w:val="Compact"/>
               <w:jc w:val="left"/>
-              <w:ind w:left="0" w:firstLine="0" w:right="0"/>
-              <w:spacing w:line="240" w:lineRule="auto" w:before="40" w:after="40"/>
+              <w:ind w:firstLine="0" w:left="0" w:right="0"/>
+              <w:spacing w:lineRule="auto" w:before="40" w:line="240" w:after="40"/>
             </w:pPr>
             <w:r>
               <w:rPr>
@@ -7733,14 +7733,14 @@
         </w:tc>
         <w:tc>
           <w:tcPr>
-            <w:shd w:val="clear" w:fill="E8E8E8" w:color="auto"/>
+            <w:shd w:color="auto" w:fill="E8E8E8" w:val="clear"/>
           </w:tcPr>
           <w:p>
             <w:pPr>
               <w:pStyle w:val="Compact"/>
               <w:jc w:val="left"/>
-              <w:ind w:left="0" w:firstLine="0" w:right="0"/>
-              <w:spacing w:line="240" w:lineRule="auto" w:before="40" w:after="40"/>
+              <w:ind w:firstLine="0" w:left="0" w:right="0"/>
+              <w:spacing w:lineRule="auto" w:before="40" w:line="240" w:after="40"/>
             </w:pPr>
             <w:r>
               <w:rPr>
@@ -7758,8 +7758,8 @@
             <w:pPr>
               <w:pStyle w:val="Compact"/>
               <w:jc w:val="left"/>
-              <w:ind w:left="0" w:firstLine="0" w:right="0"/>
-              <w:spacing w:line="240" w:lineRule="auto" w:before="40" w:after="40"/>
+              <w:ind w:firstLine="0" w:left="0" w:right="0"/>
+              <w:spacing w:lineRule="auto" w:before="40" w:line="240" w:after="40"/>
             </w:pPr>
             <w:r>
               <w:rPr>
@@ -7775,8 +7775,8 @@
             <w:pPr>
               <w:pStyle w:val="Compact"/>
               <w:jc w:val="left"/>
-              <w:ind w:left="0" w:firstLine="0" w:right="0"/>
-              <w:spacing w:line="240" w:lineRule="auto" w:before="40" w:after="40"/>
+              <w:ind w:firstLine="0" w:left="0" w:right="0"/>
+              <w:spacing w:lineRule="auto" w:before="40" w:line="240" w:after="40"/>
             </w:pPr>
             <w:r>
               <w:rPr>
@@ -7792,8 +7792,8 @@
             <w:pPr>
               <w:pStyle w:val="Compact"/>
               <w:jc w:val="left"/>
-              <w:ind w:left="0" w:firstLine="0" w:right="0"/>
-              <w:spacing w:line="240" w:lineRule="auto" w:before="40" w:after="40"/>
+              <w:ind w:firstLine="0" w:left="0" w:right="0"/>
+              <w:spacing w:lineRule="auto" w:before="40" w:line="240" w:after="40"/>
             </w:pPr>
             <w:r>
               <w:t xml:space="preserve">Reference by PID</w:t>
@@ -7808,8 +7808,8 @@
             <w:pPr>
               <w:pStyle w:val="Compact"/>
               <w:jc w:val="left"/>
-              <w:ind w:left="0" w:firstLine="0" w:right="0"/>
-              <w:spacing w:line="240" w:lineRule="auto" w:before="40" w:after="40"/>
+              <w:ind w:firstLine="0" w:left="0" w:right="0"/>
+              <w:spacing w:lineRule="auto" w:before="40" w:line="240" w:after="40"/>
             </w:pPr>
             <w:r>
               <w:rPr>
@@ -7825,8 +7825,8 @@
             <w:pPr>
               <w:pStyle w:val="Compact"/>
               <w:jc w:val="left"/>
-              <w:ind w:left="0" w:firstLine="0" w:right="0"/>
-              <w:spacing w:line="240" w:lineRule="auto" w:before="40" w:after="40"/>
+              <w:ind w:firstLine="0" w:left="0" w:right="0"/>
+              <w:spacing w:lineRule="auto" w:before="40" w:line="240" w:after="40"/>
             </w:pPr>
             <w:r>
               <w:rPr>
@@ -7842,8 +7842,8 @@
             <w:pPr>
               <w:pStyle w:val="Compact"/>
               <w:jc w:val="left"/>
-              <w:ind w:left="0" w:firstLine="0" w:right="0"/>
-              <w:spacing w:line="240" w:lineRule="auto" w:before="40" w:after="40"/>
+              <w:ind w:firstLine="0" w:left="0" w:right="0"/>
+              <w:spacing w:lineRule="auto" w:before="40" w:line="240" w:after="40"/>
             </w:pPr>
             <w:r>
               <w:t xml:space="preserve">Typed float reference</w:t>
@@ -7858,8 +7858,8 @@
             <w:pPr>
               <w:pStyle w:val="Compact"/>
               <w:jc w:val="left"/>
-              <w:ind w:left="0" w:firstLine="0" w:right="0"/>
-              <w:spacing w:line="240" w:lineRule="auto" w:before="40" w:after="40"/>
+              <w:ind w:firstLine="0" w:left="0" w:right="0"/>
+              <w:spacing w:lineRule="auto" w:before="40" w:line="240" w:after="40"/>
             </w:pPr>
             <w:r>
               <w:rPr>
@@ -7875,8 +7875,8 @@
             <w:pPr>
               <w:pStyle w:val="Compact"/>
               <w:jc w:val="left"/>
-              <w:ind w:left="0" w:firstLine="0" w:right="0"/>
-              <w:spacing w:line="240" w:lineRule="auto" w:before="40" w:after="40"/>
+              <w:ind w:firstLine="0" w:left="0" w:right="0"/>
+              <w:spacing w:lineRule="auto" w:before="40" w:line="240" w:after="40"/>
             </w:pPr>
             <w:r>
               <w:rPr>
@@ -7892,8 +7892,8 @@
             <w:pPr>
               <w:pStyle w:val="Compact"/>
               <w:jc w:val="left"/>
-              <w:ind w:left="0" w:firstLine="0" w:right="0"/>
-              <w:spacing w:line="240" w:lineRule="auto" w:before="40" w:after="40"/>
+              <w:ind w:firstLine="0" w:left="0" w:right="0"/>
+              <w:spacing w:lineRule="auto" w:before="40" w:line="240" w:after="40"/>
             </w:pPr>
             <w:r>
               <w:t xml:space="preserve">Scoped float reference</w:t>
@@ -7908,8 +7908,8 @@
             <w:pPr>
               <w:pStyle w:val="Compact"/>
               <w:jc w:val="left"/>
-              <w:ind w:left="0" w:firstLine="0" w:right="0"/>
-              <w:spacing w:line="240" w:lineRule="auto" w:before="40" w:after="40"/>
+              <w:ind w:firstLine="0" w:left="0" w:right="0"/>
+              <w:spacing w:lineRule="auto" w:before="40" w:line="240" w:after="40"/>
             </w:pPr>
             <w:r>
               <w:rPr>
@@ -7925,8 +7925,8 @@
             <w:pPr>
               <w:pStyle w:val="Compact"/>
               <w:jc w:val="left"/>
-              <w:ind w:left="0" w:firstLine="0" w:right="0"/>
-              <w:spacing w:line="240" w:lineRule="auto" w:before="40" w:after="40"/>
+              <w:ind w:firstLine="0" w:left="0" w:right="0"/>
+              <w:spacing w:lineRule="auto" w:before="40" w:line="240" w:after="40"/>
             </w:pPr>
             <w:r>
               <w:rPr>
@@ -7942,8 +7942,8 @@
             <w:pPr>
               <w:pStyle w:val="Compact"/>
               <w:jc w:val="left"/>
-              <w:ind w:left="0" w:firstLine="0" w:right="0"/>
-              <w:spacing w:line="240" w:lineRule="auto" w:before="40" w:after="40"/>
+              <w:ind w:firstLine="0" w:left="0" w:right="0"/>
+              <w:spacing w:lineRule="auto" w:before="40" w:line="240" w:after="40"/>
             </w:pPr>
             <w:r>
               <w:t xml:space="preserve">Parenthetical citation</w:t>
@@ -7958,8 +7958,8 @@
             <w:pPr>
               <w:pStyle w:val="Compact"/>
               <w:jc w:val="left"/>
-              <w:ind w:left="0" w:firstLine="0" w:right="0"/>
-              <w:spacing w:line="240" w:lineRule="auto" w:before="40" w:after="40"/>
+              <w:ind w:firstLine="0" w:left="0" w:right="0"/>
+              <w:spacing w:lineRule="auto" w:before="40" w:line="240" w:after="40"/>
             </w:pPr>
             <w:r>
               <w:rPr>
@@ -7975,8 +7975,8 @@
             <w:pPr>
               <w:pStyle w:val="Compact"/>
               <w:jc w:val="left"/>
-              <w:ind w:left="0" w:firstLine="0" w:right="0"/>
-              <w:spacing w:line="240" w:lineRule="auto" w:before="40" w:after="40"/>
+              <w:ind w:firstLine="0" w:left="0" w:right="0"/>
+              <w:spacing w:lineRule="auto" w:before="40" w:line="240" w:after="40"/>
             </w:pPr>
             <w:r>
               <w:rPr>
@@ -7992,8 +7992,8 @@
             <w:pPr>
               <w:pStyle w:val="Compact"/>
               <w:jc w:val="left"/>
-              <w:ind w:left="0" w:firstLine="0" w:right="0"/>
-              <w:spacing w:line="240" w:lineRule="auto" w:before="40" w:after="40"/>
+              <w:ind w:firstLine="0" w:left="0" w:right="0"/>
+              <w:spacing w:lineRule="auto" w:before="40" w:line="240" w:after="40"/>
             </w:pPr>
             <w:r>
               <w:t xml:space="preserve">In-text citation</w:t>
@@ -8231,7 +8231,7 @@
     </w:p>
     <w:p>
       <w:pPr>
-        <w:spacing w:before="0" w:after="0" w:lineRule="exact" w:line="20"/>
+        <w:spacing w:before="0" w:lineRule="exact" w:line="20" w:after="0"/>
         <w:rPr>
           <w:sz w:val="2"/>
         </w:rPr>
@@ -8273,18 +8273,18 @@
         <w:tblLook w:firstRow="1" w:lastRow="0" w:firstColumn="0" w:lastColumn="0" w:noHBand="0" w:noVBand="0" w:val="0020"/>
         <w:jc w:val="start"/>
         <w:tblBorders>
-          <w:top w:sz="6" w:val="single" w:space="0" w:color="000000"/>
-          <w:left w:sz="6" w:val="single" w:space="0" w:color="000000"/>
-          <w:bottom w:sz="6" w:val="single" w:space="0" w:color="000000"/>
-          <w:right w:sz="6" w:val="single" w:space="0" w:color="000000"/>
-          <w:insideH w:sz="6" w:val="single" w:space="0" w:color="000000"/>
-          <w:insideV w:sz="6" w:val="single" w:space="0" w:color="000000"/>
+          <w:top w:color="000000" w:space="0" w:sz="6" w:val="single"/>
+          <w:left w:color="000000" w:space="0" w:sz="6" w:val="single"/>
+          <w:bottom w:color="000000" w:space="0" w:sz="6" w:val="single"/>
+          <w:right w:color="000000" w:space="0" w:sz="6" w:val="single"/>
+          <w:insideH w:color="000000" w:space="0" w:sz="6" w:val="single"/>
+          <w:insideV w:color="000000" w:space="0" w:sz="6" w:val="single"/>
         </w:tblBorders>
         <w:tblCellMar>
-          <w:top w:type="dxa" w:w="57"/>
-          <w:left w:type="dxa" w:w="108"/>
-          <w:bottom w:type="dxa" w:w="57"/>
-          <w:right w:type="dxa" w:w="108"/>
+          <w:top w:w="57" w:type="dxa"/>
+          <w:left w:w="108" w:type="dxa"/>
+          <w:bottom w:w="57" w:type="dxa"/>
+          <w:right w:w="108" w:type="dxa"/>
         </w:tblCellMar>
       </w:tblPr>
       <w:tblGrid>
@@ -8299,14 +8299,14 @@
         </w:trPr>
         <w:tc>
           <w:tcPr>
-            <w:shd w:val="clear" w:fill="E8E8E8" w:color="auto"/>
+            <w:shd w:color="auto" w:fill="E8E8E8" w:val="clear"/>
           </w:tcPr>
           <w:p>
             <w:pPr>
               <w:pStyle w:val="Compact"/>
               <w:jc w:val="left"/>
-              <w:ind w:left="0" w:firstLine="0" w:right="0"/>
-              <w:spacing w:line="240" w:lineRule="auto" w:before="40" w:after="40"/>
+              <w:ind w:firstLine="0" w:left="0" w:right="0"/>
+              <w:spacing w:lineRule="auto" w:before="40" w:line="240" w:after="40"/>
             </w:pPr>
             <w:r>
               <w:rPr>
@@ -8318,14 +8318,14 @@
         </w:tc>
         <w:tc>
           <w:tcPr>
-            <w:shd w:val="clear" w:fill="E8E8E8" w:color="auto"/>
+            <w:shd w:color="auto" w:fill="E8E8E8" w:val="clear"/>
           </w:tcPr>
           <w:p>
             <w:pPr>
               <w:pStyle w:val="Compact"/>
               <w:jc w:val="center"/>
-              <w:ind w:left="0" w:firstLine="0" w:right="0"/>
-              <w:spacing w:line="240" w:lineRule="auto" w:before="40" w:after="40"/>
+              <w:ind w:firstLine="0" w:left="0" w:right="0"/>
+              <w:spacing w:lineRule="auto" w:before="40" w:line="240" w:after="40"/>
             </w:pPr>
             <w:r>
               <w:rPr>
@@ -8337,14 +8337,14 @@
         </w:tc>
         <w:tc>
           <w:tcPr>
-            <w:shd w:val="clear" w:fill="E8E8E8" w:color="auto"/>
+            <w:shd w:color="auto" w:fill="E8E8E8" w:val="clear"/>
           </w:tcPr>
           <w:p>
             <w:pPr>
               <w:pStyle w:val="Compact"/>
               <w:jc w:val="left"/>
-              <w:ind w:left="0" w:firstLine="0" w:right="0"/>
-              <w:spacing w:line="240" w:lineRule="auto" w:before="40" w:after="40"/>
+              <w:ind w:firstLine="0" w:left="0" w:right="0"/>
+              <w:spacing w:lineRule="auto" w:before="40" w:line="240" w:after="40"/>
             </w:pPr>
             <w:r>
               <w:rPr>
@@ -8356,14 +8356,14 @@
         </w:tc>
         <w:tc>
           <w:tcPr>
-            <w:shd w:val="clear" w:fill="E8E8E8" w:color="auto"/>
+            <w:shd w:color="auto" w:fill="E8E8E8" w:val="clear"/>
           </w:tcPr>
           <w:p>
             <w:pPr>
               <w:pStyle w:val="Compact"/>
               <w:jc w:val="center"/>
-              <w:ind w:left="0" w:firstLine="0" w:right="0"/>
-              <w:spacing w:line="240" w:lineRule="auto" w:before="40" w:after="40"/>
+              <w:ind w:firstLine="0" w:left="0" w:right="0"/>
+              <w:spacing w:lineRule="auto" w:before="40" w:line="240" w:after="40"/>
             </w:pPr>
             <w:r>
               <w:rPr>
@@ -8381,8 +8381,8 @@
             <w:pPr>
               <w:pStyle w:val="Compact"/>
               <w:jc w:val="left"/>
-              <w:ind w:left="0" w:firstLine="0" w:right="0"/>
-              <w:spacing w:line="240" w:lineRule="auto" w:before="40" w:after="40"/>
+              <w:ind w:firstLine="0" w:left="0" w:right="0"/>
+              <w:spacing w:lineRule="auto" w:before="40" w:line="240" w:after="40"/>
             </w:pPr>
             <w:r>
               <w:rPr>
@@ -8438,8 +8438,8 @@
             <w:pPr>
               <w:pStyle w:val="Compact"/>
               <w:jc w:val="center"/>
-              <w:ind w:left="0" w:firstLine="0" w:right="0"/>
-              <w:spacing w:line="240" w:lineRule="auto" w:before="40" w:after="40"/>
+              <w:ind w:firstLine="0" w:left="0" w:right="0"/>
+              <w:spacing w:lineRule="auto" w:before="40" w:line="240" w:after="40"/>
             </w:pPr>
             <w:r>
               <w:t xml:space="preserve">+1</w:t>
@@ -8452,8 +8452,8 @@
             <w:pPr>
               <w:pStyle w:val="Compact"/>
               <w:jc w:val="left"/>
-              <w:ind w:left="0" w:firstLine="0" w:right="0"/>
-              <w:spacing w:line="240" w:lineRule="auto" w:before="40" w:after="40"/>
+              <w:ind w:firstLine="0" w:left="0" w:right="0"/>
+              <w:spacing w:lineRule="auto" w:before="40" w:line="240" w:after="40"/>
             </w:pPr>
             <w:r>
               <w:t xml:space="preserve">Eliminated</w:t>
@@ -8466,8 +8466,8 @@
             <w:pPr>
               <w:pStyle w:val="Compact"/>
               <w:jc w:val="center"/>
-              <w:ind w:left="0" w:firstLine="0" w:right="0"/>
-              <w:spacing w:line="240" w:lineRule="auto" w:before="40" w:after="40"/>
+              <w:ind w:firstLine="0" w:left="0" w:right="0"/>
+              <w:spacing w:lineRule="auto" w:before="40" w:line="240" w:after="40"/>
             </w:pPr>
             <w:r>
               <w:t xml:space="preserve">+0</w:t>
@@ -8482,8 +8482,8 @@
             <w:pPr>
               <w:pStyle w:val="Compact"/>
               <w:jc w:val="left"/>
-              <w:ind w:left="0" w:firstLine="0" w:right="0"/>
-              <w:spacing w:line="240" w:lineRule="auto" w:before="40" w:after="40"/>
+              <w:ind w:firstLine="0" w:left="0" w:right="0"/>
+              <w:spacing w:lineRule="auto" w:before="40" w:line="240" w:after="40"/>
             </w:pPr>
             <w:r>
               <w:rPr>
@@ -8500,8 +8500,8 @@
             <w:pPr>
               <w:pStyle w:val="Compact"/>
               <w:jc w:val="center"/>
-              <w:ind w:left="0" w:firstLine="0" w:right="0"/>
-              <w:spacing w:line="240" w:lineRule="auto" w:before="40" w:after="40"/>
+              <w:ind w:firstLine="0" w:left="0" w:right="0"/>
+              <w:spacing w:lineRule="auto" w:before="40" w:line="240" w:after="40"/>
             </w:pPr>
             <w:r>
               <w:t xml:space="preserve">+1</w:t>
@@ -8514,8 +8514,8 @@
             <w:pPr>
               <w:pStyle w:val="Compact"/>
               <w:jc w:val="left"/>
-              <w:ind w:left="0" w:firstLine="0" w:right="0"/>
-              <w:spacing w:line="240" w:lineRule="auto" w:before="40" w:after="40"/>
+              <w:ind w:firstLine="0" w:left="0" w:right="0"/>
+              <w:spacing w:lineRule="auto" w:before="40" w:line="240" w:after="40"/>
             </w:pPr>
             <w:r>
               <w:t xml:space="preserve">Eliminated</w:t>
@@ -8528,8 +8528,8 @@
             <w:pPr>
               <w:pStyle w:val="Compact"/>
               <w:jc w:val="center"/>
-              <w:ind w:left="0" w:firstLine="0" w:right="0"/>
-              <w:spacing w:line="240" w:lineRule="auto" w:before="40" w:after="40"/>
+              <w:ind w:firstLine="0" w:left="0" w:right="0"/>
+              <w:spacing w:lineRule="auto" w:before="40" w:line="240" w:after="40"/>
             </w:pPr>
             <w:r>
               <w:t xml:space="preserve">+0</w:t>
@@ -8544,8 +8544,8 @@
             <w:pPr>
               <w:pStyle w:val="Compact"/>
               <w:jc w:val="left"/>
-              <w:ind w:left="0" w:firstLine="0" w:right="0"/>
-              <w:spacing w:line="240" w:lineRule="auto" w:before="40" w:after="40"/>
+              <w:ind w:firstLine="0" w:left="0" w:right="0"/>
+              <w:spacing w:lineRule="auto" w:before="40" w:line="240" w:after="40"/>
             </w:pPr>
             <w:r>
               <w:rPr>
@@ -8562,8 +8562,8 @@
             <w:pPr>
               <w:pStyle w:val="Compact"/>
               <w:jc w:val="center"/>
-              <w:ind w:left="0" w:firstLine="0" w:right="0"/>
-              <w:spacing w:line="240" w:lineRule="auto" w:before="40" w:after="40"/>
+              <w:ind w:firstLine="0" w:left="0" w:right="0"/>
+              <w:spacing w:lineRule="auto" w:before="40" w:line="240" w:after="40"/>
             </w:pPr>
             <w:r>
               <w:t xml:space="preserve">+1</w:t>
@@ -8576,8 +8576,8 @@
             <w:pPr>
               <w:pStyle w:val="Compact"/>
               <w:jc w:val="left"/>
-              <w:ind w:left="0" w:firstLine="0" w:right="0"/>
-              <w:spacing w:line="240" w:lineRule="auto" w:before="40" w:after="40"/>
+              <w:ind w:firstLine="0" w:left="0" w:right="0"/>
+              <w:spacing w:lineRule="auto" w:before="40" w:line="240" w:after="40"/>
             </w:pPr>
             <w:r>
               <w:t xml:space="preserve">Eliminated</w:t>
@@ -8590,8 +8590,8 @@
             <w:pPr>
               <w:pStyle w:val="Compact"/>
               <w:jc w:val="center"/>
-              <w:ind w:left="0" w:firstLine="0" w:right="0"/>
-              <w:spacing w:line="240" w:lineRule="auto" w:before="40" w:after="40"/>
+              <w:ind w:firstLine="0" w:left="0" w:right="0"/>
+              <w:spacing w:lineRule="auto" w:before="40" w:line="240" w:after="40"/>
             </w:pPr>
             <w:r>
               <w:t xml:space="preserve">+0</w:t>
@@ -8606,8 +8606,8 @@
             <w:pPr>
               <w:pStyle w:val="Compact"/>
               <w:jc w:val="left"/>
-              <w:ind w:left="0" w:firstLine="0" w:right="0"/>
-              <w:spacing w:line="240" w:lineRule="auto" w:before="40" w:after="40"/>
+              <w:ind w:firstLine="0" w:left="0" w:right="0"/>
+              <w:spacing w:lineRule="auto" w:before="40" w:line="240" w:after="40"/>
             </w:pPr>
             <w:r>
               <w:rPr>
@@ -8624,8 +8624,8 @@
             <w:pPr>
               <w:pStyle w:val="Compact"/>
               <w:jc w:val="center"/>
-              <w:ind w:left="0" w:firstLine="0" w:right="0"/>
-              <w:spacing w:line="240" w:lineRule="auto" w:before="40" w:after="40"/>
+              <w:ind w:firstLine="0" w:left="0" w:right="0"/>
+              <w:spacing w:lineRule="auto" w:before="40" w:line="240" w:after="40"/>
             </w:pPr>
             <w:r>
               <w:t xml:space="preserve">+1</w:t>
@@ -8638,8 +8638,8 @@
             <w:pPr>
               <w:pStyle w:val="Compact"/>
               <w:jc w:val="left"/>
-              <w:ind w:left="0" w:firstLine="0" w:right="0"/>
-              <w:spacing w:line="240" w:lineRule="auto" w:before="40" w:after="40"/>
+              <w:ind w:firstLine="0" w:left="0" w:right="0"/>
+              <w:spacing w:lineRule="auto" w:before="40" w:line="240" w:after="40"/>
             </w:pPr>
             <w:r>
               <w:t xml:space="preserve">Eliminated</w:t>
@@ -8652,8 +8652,8 @@
             <w:pPr>
               <w:pStyle w:val="Compact"/>
               <w:jc w:val="center"/>
-              <w:ind w:left="0" w:firstLine="0" w:right="0"/>
-              <w:spacing w:line="240" w:lineRule="auto" w:before="40" w:after="40"/>
+              <w:ind w:firstLine="0" w:left="0" w:right="0"/>
+              <w:spacing w:lineRule="auto" w:before="40" w:line="240" w:after="40"/>
             </w:pPr>
             <w:r>
               <w:t xml:space="preserve">+0</w:t>
@@ -8795,7 +8795,7 @@
     </w:p>
     <w:p>
       <w:pPr>
-        <w:spacing w:before="0" w:after="0" w:lineRule="exact" w:line="20"/>
+        <w:spacing w:before="0" w:lineRule="exact" w:line="20" w:after="0"/>
         <w:rPr>
           <w:sz w:val="2"/>
         </w:rPr>
@@ -8851,7 +8851,7 @@
     </w:p>
     <w:p>
       <w:pPr>
-        <w:spacing w:before="0" w:after="0" w:lineRule="exact" w:line="20"/>
+        <w:spacing w:before="0" w:lineRule="exact" w:line="20" w:after="0"/>
         <w:rPr>
           <w:sz w:val="2"/>
         </w:rPr>
@@ -8893,18 +8893,18 @@
         <w:tblLook w:firstRow="1" w:lastRow="0" w:firstColumn="0" w:lastColumn="0" w:noHBand="0" w:noVBand="0" w:val="0020"/>
         <w:jc w:val="start"/>
         <w:tblBorders>
-          <w:top w:sz="6" w:val="single" w:space="0" w:color="000000"/>
-          <w:left w:sz="6" w:val="single" w:space="0" w:color="000000"/>
-          <w:bottom w:sz="6" w:val="single" w:space="0" w:color="000000"/>
-          <w:right w:sz="6" w:val="single" w:space="0" w:color="000000"/>
-          <w:insideH w:sz="6" w:val="single" w:space="0" w:color="000000"/>
-          <w:insideV w:sz="6" w:val="single" w:space="0" w:color="000000"/>
+          <w:top w:color="000000" w:space="0" w:sz="6" w:val="single"/>
+          <w:left w:color="000000" w:space="0" w:sz="6" w:val="single"/>
+          <w:bottom w:color="000000" w:space="0" w:sz="6" w:val="single"/>
+          <w:right w:color="000000" w:space="0" w:sz="6" w:val="single"/>
+          <w:insideH w:color="000000" w:space="0" w:sz="6" w:val="single"/>
+          <w:insideV w:color="000000" w:space="0" w:sz="6" w:val="single"/>
         </w:tblBorders>
         <w:tblCellMar>
-          <w:top w:type="dxa" w:w="57"/>
-          <w:left w:type="dxa" w:w="108"/>
-          <w:bottom w:type="dxa" w:w="57"/>
-          <w:right w:type="dxa" w:w="108"/>
+          <w:top w:w="57" w:type="dxa"/>
+          <w:left w:w="108" w:type="dxa"/>
+          <w:bottom w:w="57" w:type="dxa"/>
+          <w:right w:w="108" w:type="dxa"/>
         </w:tblCellMar>
       </w:tblPr>
       <w:tblGrid>
@@ -8918,14 +8918,14 @@
         </w:trPr>
         <w:tc>
           <w:tcPr>
-            <w:shd w:val="clear" w:fill="E8E8E8" w:color="auto"/>
+            <w:shd w:color="auto" w:fill="E8E8E8" w:val="clear"/>
           </w:tcPr>
           <w:p>
             <w:pPr>
               <w:pStyle w:val="Compact"/>
               <w:jc w:val="left"/>
-              <w:ind w:left="0" w:firstLine="0" w:right="0"/>
-              <w:spacing w:line="240" w:lineRule="auto" w:before="40" w:after="40"/>
+              <w:ind w:firstLine="0" w:left="0" w:right="0"/>
+              <w:spacing w:lineRule="auto" w:before="40" w:line="240" w:after="40"/>
             </w:pPr>
             <w:r>
               <w:rPr>
@@ -8937,14 +8937,14 @@
         </w:tc>
         <w:tc>
           <w:tcPr>
-            <w:shd w:val="clear" w:fill="E8E8E8" w:color="auto"/>
+            <w:shd w:color="auto" w:fill="E8E8E8" w:val="clear"/>
           </w:tcPr>
           <w:p>
             <w:pPr>
               <w:pStyle w:val="Compact"/>
               <w:jc w:val="left"/>
-              <w:ind w:left="0" w:firstLine="0" w:right="0"/>
-              <w:spacing w:line="240" w:lineRule="auto" w:before="40" w:after="40"/>
+              <w:ind w:firstLine="0" w:left="0" w:right="0"/>
+              <w:spacing w:lineRule="auto" w:before="40" w:line="240" w:after="40"/>
             </w:pPr>
             <w:r>
               <w:rPr>
@@ -8956,14 +8956,14 @@
         </w:tc>
         <w:tc>
           <w:tcPr>
-            <w:shd w:val="clear" w:fill="E8E8E8" w:color="auto"/>
+            <w:shd w:color="auto" w:fill="E8E8E8" w:val="clear"/>
           </w:tcPr>
           <w:p>
             <w:pPr>
               <w:pStyle w:val="Compact"/>
               <w:jc w:val="left"/>
-              <w:ind w:left="0" w:firstLine="0" w:right="0"/>
-              <w:spacing w:line="240" w:lineRule="auto" w:before="40" w:after="40"/>
+              <w:ind w:firstLine="0" w:left="0" w:right="0"/>
+              <w:spacing w:lineRule="auto" w:before="40" w:line="240" w:after="40"/>
             </w:pPr>
             <w:r>
               <w:rPr>
@@ -8981,8 +8981,8 @@
             <w:pPr>
               <w:pStyle w:val="Compact"/>
               <w:jc w:val="left"/>
-              <w:ind w:left="0" w:firstLine="0" w:right="0"/>
-              <w:spacing w:line="240" w:lineRule="auto" w:before="40" w:after="40"/>
+              <w:ind w:firstLine="0" w:left="0" w:right="0"/>
+              <w:spacing w:lineRule="auto" w:before="40" w:line="240" w:after="40"/>
             </w:pPr>
             <w:r>
               <w:rPr>
@@ -9004,8 +9004,8 @@
             <w:pPr>
               <w:pStyle w:val="Compact"/>
               <w:jc w:val="left"/>
-              <w:ind w:left="0" w:firstLine="0" w:right="0"/>
-              <w:spacing w:line="240" w:lineRule="auto" w:before="40" w:after="40"/>
+              <w:ind w:firstLine="0" w:left="0" w:right="0"/>
+              <w:spacing w:lineRule="auto" w:before="40" w:line="240" w:after="40"/>
             </w:pPr>
             <w:r>
               <w:t xml:space="preserve">Table of Contents (TOC) from spec object headings</w:t>
@@ -9020,8 +9020,8 @@
             <w:pPr>
               <w:pStyle w:val="Compact"/>
               <w:jc w:val="left"/>
-              <w:ind w:left="0" w:firstLine="0" w:right="0"/>
-              <w:spacing w:line="240" w:lineRule="auto" w:before="40" w:after="40"/>
+              <w:ind w:firstLine="0" w:left="0" w:right="0"/>
+              <w:spacing w:lineRule="auto" w:before="40" w:line="240" w:after="40"/>
             </w:pPr>
             <w:r>
               <w:rPr>
@@ -9037,8 +9037,8 @@
             <w:pPr>
               <w:pStyle w:val="Compact"/>
               <w:jc w:val="left"/>
-              <w:ind w:left="0" w:firstLine="0" w:right="0"/>
-              <w:spacing w:line="240" w:lineRule="auto" w:before="40" w:after="40"/>
+              <w:ind w:firstLine="0" w:left="0" w:right="0"/>
+              <w:spacing w:lineRule="auto" w:before="40" w:line="240" w:after="40"/>
             </w:pPr>
             <w:r>
               <w:rPr>
@@ -9056,8 +9056,8 @@
             <w:pPr>
               <w:pStyle w:val="Compact"/>
               <w:jc w:val="left"/>
-              <w:ind w:left="0" w:firstLine="0" w:right="0"/>
-              <w:spacing w:line="240" w:lineRule="auto" w:before="40" w:after="40"/>
+              <w:ind w:firstLine="0" w:left="0" w:right="0"/>
+              <w:spacing w:lineRule="auto" w:before="40" w:line="240" w:after="40"/>
             </w:pPr>
             <w:r>
               <w:rPr>
@@ -9073,8 +9073,8 @@
             <w:pPr>
               <w:pStyle w:val="Compact"/>
               <w:jc w:val="left"/>
-              <w:ind w:left="0" w:firstLine="0" w:right="0"/>
-              <w:spacing w:line="240" w:lineRule="auto" w:before="40" w:after="40"/>
+              <w:ind w:firstLine="0" w:left="0" w:right="0"/>
+              <w:spacing w:lineRule="auto" w:before="40" w:line="240" w:after="40"/>
             </w:pPr>
             <w:r>
               <w:rPr>
@@ -9104,8 +9104,8 @@
             <w:pPr>
               <w:pStyle w:val="Compact"/>
               <w:jc w:val="left"/>
-              <w:ind w:left="0" w:firstLine="0" w:right="0"/>
-              <w:spacing w:line="240" w:lineRule="auto" w:before="40" w:after="40"/>
+              <w:ind w:firstLine="0" w:left="0" w:right="0"/>
+              <w:spacing w:lineRule="auto" w:before="40" w:line="240" w:after="40"/>
             </w:pPr>
             <w:r>
               <w:rPr>
@@ -9121,8 +9121,8 @@
             <w:pPr>
               <w:pStyle w:val="Compact"/>
               <w:jc w:val="left"/>
-              <w:ind w:left="0" w:firstLine="0" w:right="0"/>
-              <w:spacing w:line="240" w:lineRule="auto" w:before="40" w:after="40"/>
+              <w:ind w:firstLine="0" w:left="0" w:right="0"/>
+              <w:spacing w:lineRule="auto" w:before="40" w:line="240" w:after="40"/>
             </w:pPr>
             <w:r>
               <w:rPr>
@@ -9152,8 +9152,8 @@
             <w:pPr>
               <w:pStyle w:val="Compact"/>
               <w:jc w:val="left"/>
-              <w:ind w:left="0" w:firstLine="0" w:right="0"/>
-              <w:spacing w:line="240" w:lineRule="auto" w:before="40" w:after="40"/>
+              <w:ind w:firstLine="0" w:left="0" w:right="0"/>
+              <w:spacing w:lineRule="auto" w:before="40" w:line="240" w:after="40"/>
             </w:pPr>
             <w:r>
               <w:rPr>
@@ -9169,8 +9169,8 @@
             <w:pPr>
               <w:pStyle w:val="Compact"/>
               <w:jc w:val="left"/>
-              <w:ind w:left="0" w:firstLine="0" w:right="0"/>
-              <w:spacing w:line="240" w:lineRule="auto" w:before="40" w:after="40"/>
+              <w:ind w:firstLine="0" w:left="0" w:right="0"/>
+              <w:spacing w:lineRule="auto" w:before="40" w:line="240" w:after="40"/>
             </w:pPr>
             <w:r>
               <w:rPr>
@@ -9200,8 +9200,8 @@
             <w:pPr>
               <w:pStyle w:val="Compact"/>
               <w:jc w:val="left"/>
-              <w:ind w:left="0" w:firstLine="0" w:right="0"/>
-              <w:spacing w:line="240" w:lineRule="auto" w:before="40" w:after="40"/>
+              <w:ind w:firstLine="0" w:left="0" w:right="0"/>
+              <w:spacing w:lineRule="auto" w:before="40" w:line="240" w:after="40"/>
             </w:pPr>
             <w:r>
               <w:rPr>
@@ -9217,8 +9217,8 @@
             <w:pPr>
               <w:pStyle w:val="Compact"/>
               <w:jc w:val="left"/>
-              <w:ind w:left="0" w:firstLine="0" w:right="0"/>
-              <w:spacing w:line="240" w:lineRule="auto" w:before="40" w:after="40"/>
+              <w:ind w:firstLine="0" w:left="0" w:right="0"/>
+              <w:spacing w:lineRule="auto" w:before="40" w:line="240" w:after="40"/>
             </w:pPr>
             <w:r>
               <w:rPr>
@@ -9303,7 +9303,7 @@
     </w:p>
     <w:p>
       <w:pPr>
-        <w:spacing w:before="0" w:after="0" w:lineRule="exact" w:line="20"/>
+        <w:spacing w:before="0" w:lineRule="exact" w:line="20" w:after="0"/>
         <w:rPr>
           <w:sz w:val="2"/>
         </w:rPr>
@@ -9501,7 +9501,7 @@
     </w:p>
     <w:p>
       <w:pPr>
-        <w:spacing w:before="0" w:after="0" w:lineRule="exact" w:line="20"/>
+        <w:spacing w:before="0" w:lineRule="exact" w:line="20" w:after="0"/>
         <w:rPr>
           <w:sz w:val="2"/>
         </w:rPr>
@@ -9963,7 +9963,7 @@
     </w:p>
     <w:p>
       <w:pPr>
-        <w:spacing w:before="0" w:after="0" w:lineRule="exact" w:line="20"/>
+        <w:spacing w:before="0" w:lineRule="exact" w:line="20" w:after="0"/>
         <w:rPr>
           <w:sz w:val="2"/>
         </w:rPr>
@@ -10006,7 +10006,7 @@
       <w:r>
         <w:drawing>
           <wp:inline>
-            <wp:extent cx="4305300" cy="4457700"/>
+            <wp:extent cx="4406900" cy="4559300"/>
             <wp:effectExtent b="0" l="0" r="0" t="0"/>
             <wp:docPr descr="" title="" id="58" name="Picture"/>
             <a:graphic>
@@ -10027,7 +10027,7 @@
                   <pic:spPr bwMode="auto">
                     <a:xfrm>
                       <a:off x="0" y="0"/>
-                      <a:ext cx="4305300" cy="4457700"/>
+                      <a:ext cx="4406900" cy="4559300"/>
                     </a:xfrm>
                     <a:prstGeom prst="rect">
                       <a:avLst/>
@@ -10062,7 +10062,7 @@
     </w:p>
     <w:p>
       <w:pPr>
-        <w:spacing w:before="0" w:after="0" w:lineRule="exact" w:line="20"/>
+        <w:spacing w:before="0" w:lineRule="exact" w:line="20" w:after="0"/>
         <w:rPr>
           <w:sz w:val="2"/>
         </w:rPr>
@@ -10104,18 +10104,18 @@
         <w:tblLook w:firstRow="1" w:lastRow="0" w:firstColumn="0" w:lastColumn="0" w:noHBand="0" w:noVBand="0" w:val="0020"/>
         <w:jc w:val="start"/>
         <w:tblBorders>
-          <w:top w:sz="6" w:val="single" w:space="0" w:color="000000"/>
-          <w:left w:sz="6" w:val="single" w:space="0" w:color="000000"/>
-          <w:bottom w:sz="6" w:val="single" w:space="0" w:color="000000"/>
-          <w:right w:sz="6" w:val="single" w:space="0" w:color="000000"/>
-          <w:insideH w:sz="6" w:val="single" w:space="0" w:color="000000"/>
-          <w:insideV w:sz="6" w:val="single" w:space="0" w:color="000000"/>
+          <w:top w:color="000000" w:space="0" w:sz="6" w:val="single"/>
+          <w:left w:color="000000" w:space="0" w:sz="6" w:val="single"/>
+          <w:bottom w:color="000000" w:space="0" w:sz="6" w:val="single"/>
+          <w:right w:color="000000" w:space="0" w:sz="6" w:val="single"/>
+          <w:insideH w:color="000000" w:space="0" w:sz="6" w:val="single"/>
+          <w:insideV w:color="000000" w:space="0" w:sz="6" w:val="single"/>
         </w:tblBorders>
         <w:tblCellMar>
-          <w:top w:type="dxa" w:w="57"/>
-          <w:left w:type="dxa" w:w="108"/>
-          <w:bottom w:type="dxa" w:w="57"/>
-          <w:right w:type="dxa" w:w="108"/>
+          <w:top w:w="57" w:type="dxa"/>
+          <w:left w:w="108" w:type="dxa"/>
+          <w:bottom w:w="57" w:type="dxa"/>
+          <w:right w:w="108" w:type="dxa"/>
         </w:tblCellMar>
       </w:tblPr>
       <w:tblGrid>
@@ -10129,14 +10129,14 @@
         </w:trPr>
         <w:tc>
           <w:tcPr>
-            <w:shd w:val="clear" w:fill="E8E8E8" w:color="auto"/>
+            <w:shd w:color="auto" w:fill="E8E8E8" w:val="clear"/>
           </w:tcPr>
           <w:p>
             <w:pPr>
               <w:pStyle w:val="Compact"/>
               <w:jc w:val="left"/>
-              <w:ind w:left="0" w:firstLine="0" w:right="0"/>
-              <w:spacing w:line="240" w:lineRule="auto" w:before="40" w:after="40"/>
+              <w:ind w:firstLine="0" w:left="0" w:right="0"/>
+              <w:spacing w:lineRule="auto" w:before="40" w:line="240" w:after="40"/>
             </w:pPr>
             <w:r>
               <w:rPr>
@@ -10148,14 +10148,14 @@
         </w:tc>
         <w:tc>
           <w:tcPr>
-            <w:shd w:val="clear" w:fill="E8E8E8" w:color="auto"/>
+            <w:shd w:color="auto" w:fill="E8E8E8" w:val="clear"/>
           </w:tcPr>
           <w:p>
             <w:pPr>
               <w:pStyle w:val="Compact"/>
               <w:jc w:val="left"/>
-              <w:ind w:left="0" w:firstLine="0" w:right="0"/>
-              <w:spacing w:line="240" w:lineRule="auto" w:before="40" w:after="40"/>
+              <w:ind w:firstLine="0" w:left="0" w:right="0"/>
+              <w:spacing w:lineRule="auto" w:before="40" w:line="240" w:after="40"/>
             </w:pPr>
             <w:r>
               <w:rPr>
@@ -10167,14 +10167,14 @@
         </w:tc>
         <w:tc>
           <w:tcPr>
-            <w:shd w:val="clear" w:fill="E8E8E8" w:color="auto"/>
+            <w:shd w:color="auto" w:fill="E8E8E8" w:val="clear"/>
           </w:tcPr>
           <w:p>
             <w:pPr>
               <w:pStyle w:val="Compact"/>
               <w:jc w:val="left"/>
-              <w:ind w:left="0" w:firstLine="0" w:right="0"/>
-              <w:spacing w:line="240" w:lineRule="auto" w:before="40" w:after="40"/>
+              <w:ind w:firstLine="0" w:left="0" w:right="0"/>
+              <w:spacing w:lineRule="auto" w:before="40" w:line="240" w:after="40"/>
             </w:pPr>
             <w:r>
               <w:rPr>
@@ -10192,8 +10192,8 @@
             <w:pPr>
               <w:pStyle w:val="Compact"/>
               <w:jc w:val="left"/>
-              <w:ind w:left="0" w:firstLine="0" w:right="0"/>
-              <w:spacing w:line="240" w:lineRule="auto" w:before="40" w:after="40"/>
+              <w:ind w:firstLine="0" w:left="0" w:right="0"/>
+              <w:spacing w:lineRule="auto" w:before="40" w:line="240" w:after="40"/>
             </w:pPr>
             <w:r>
               <w:t xml:space="preserve">Web UI</w:t>
@@ -10206,8 +10206,8 @@
             <w:pPr>
               <w:pStyle w:val="Compact"/>
               <w:jc w:val="left"/>
-              <w:ind w:left="0" w:firstLine="0" w:right="0"/>
-              <w:spacing w:line="240" w:lineRule="auto" w:before="40" w:after="40"/>
+              <w:ind w:firstLine="0" w:left="0" w:right="0"/>
+              <w:spacing w:lineRule="auto" w:before="40" w:line="240" w:after="40"/>
             </w:pPr>
             <w:r>
               <w:t xml:space="preserve">Presentation</w:t>
@@ -10220,8 +10220,8 @@
             <w:pPr>
               <w:pStyle w:val="Compact"/>
               <w:jc w:val="left"/>
-              <w:ind w:left="0" w:firstLine="0" w:right="0"/>
-              <w:spacing w:line="240" w:lineRule="auto" w:before="40" w:after="40"/>
+              <w:ind w:firstLine="0" w:left="0" w:right="0"/>
+              <w:spacing w:lineRule="auto" w:before="40" w:line="240" w:after="40"/>
             </w:pPr>
             <w:r>
               <w:t xml:space="preserve">React</w:t>
@@ -10236,8 +10236,8 @@
             <w:pPr>
               <w:pStyle w:val="Compact"/>
               <w:jc w:val="left"/>
-              <w:ind w:left="0" w:firstLine="0" w:right="0"/>
-              <w:spacing w:line="240" w:lineRule="auto" w:before="40" w:after="40"/>
+              <w:ind w:firstLine="0" w:left="0" w:right="0"/>
+              <w:spacing w:lineRule="auto" w:before="40" w:line="240" w:after="40"/>
             </w:pPr>
             <w:r>
               <w:t xml:space="preserve">Auth Service</w:t>
@@ -10250,8 +10250,8 @@
             <w:pPr>
               <w:pStyle w:val="Compact"/>
               <w:jc w:val="left"/>
-              <w:ind w:left="0" w:firstLine="0" w:right="0"/>
-              <w:spacing w:line="240" w:lineRule="auto" w:before="40" w:after="40"/>
+              <w:ind w:firstLine="0" w:left="0" w:right="0"/>
+              <w:spacing w:lineRule="auto" w:before="40" w:line="240" w:after="40"/>
             </w:pPr>
             <w:r>
               <w:t xml:space="preserve">Business Logic</w:t>
@@ -10264,8 +10264,8 @@
             <w:pPr>
               <w:pStyle w:val="Compact"/>
               <w:jc w:val="left"/>
-              <w:ind w:left="0" w:firstLine="0" w:right="0"/>
-              <w:spacing w:line="240" w:lineRule="auto" w:before="40" w:after="40"/>
+              <w:ind w:firstLine="0" w:left="0" w:right="0"/>
+              <w:spacing w:lineRule="auto" w:before="40" w:line="240" w:after="40"/>
             </w:pPr>
             <w:r>
               <w:t xml:space="preserve">Node.js</w:t>
@@ -10280,8 +10280,8 @@
             <w:pPr>
               <w:pStyle w:val="Compact"/>
               <w:jc w:val="left"/>
-              <w:ind w:left="0" w:firstLine="0" w:right="0"/>
-              <w:spacing w:line="240" w:lineRule="auto" w:before="40" w:after="40"/>
+              <w:ind w:firstLine="0" w:left="0" w:right="0"/>
+              <w:spacing w:lineRule="auto" w:before="40" w:line="240" w:after="40"/>
             </w:pPr>
             <w:r>
               <w:t xml:space="preserve">Data Service</w:t>
@@ -10294,8 +10294,8 @@
             <w:pPr>
               <w:pStyle w:val="Compact"/>
               <w:jc w:val="left"/>
-              <w:ind w:left="0" w:firstLine="0" w:right="0"/>
-              <w:spacing w:line="240" w:lineRule="auto" w:before="40" w:after="40"/>
+              <w:ind w:firstLine="0" w:left="0" w:right="0"/>
+              <w:spacing w:lineRule="auto" w:before="40" w:line="240" w:after="40"/>
             </w:pPr>
             <w:r>
               <w:t xml:space="preserve">Business Logic</w:t>
@@ -10308,8 +10308,8 @@
             <w:pPr>
               <w:pStyle w:val="Compact"/>
               <w:jc w:val="left"/>
-              <w:ind w:left="0" w:firstLine="0" w:right="0"/>
-              <w:spacing w:line="240" w:lineRule="auto" w:before="40" w:after="40"/>
+              <w:ind w:firstLine="0" w:left="0" w:right="0"/>
+              <w:spacing w:lineRule="auto" w:before="40" w:line="240" w:after="40"/>
             </w:pPr>
             <w:r>
               <w:t xml:space="preserve">Python</w:t>
@@ -10324,8 +10324,8 @@
             <w:pPr>
               <w:pStyle w:val="Compact"/>
               <w:jc w:val="left"/>
-              <w:ind w:left="0" w:firstLine="0" w:right="0"/>
-              <w:spacing w:line="240" w:lineRule="auto" w:before="40" w:after="40"/>
+              <w:ind w:firstLine="0" w:left="0" w:right="0"/>
+              <w:spacing w:lineRule="auto" w:before="40" w:line="240" w:after="40"/>
             </w:pPr>
             <w:r>
               <w:t xml:space="preserve">Database</w:t>
@@ -10338,8 +10338,8 @@
             <w:pPr>
               <w:pStyle w:val="Compact"/>
               <w:jc w:val="left"/>
-              <w:ind w:left="0" w:firstLine="0" w:right="0"/>
-              <w:spacing w:line="240" w:lineRule="auto" w:before="40" w:after="40"/>
+              <w:ind w:firstLine="0" w:left="0" w:right="0"/>
+              <w:spacing w:lineRule="auto" w:before="40" w:line="240" w:after="40"/>
             </w:pPr>
             <w:r>
               <w:t xml:space="preserve">Persistence</w:t>
@@ -10352,8 +10352,8 @@
             <w:pPr>
               <w:pStyle w:val="Compact"/>
               <w:jc w:val="left"/>
-              <w:ind w:left="0" w:firstLine="0" w:right="0"/>
-              <w:spacing w:line="240" w:lineRule="auto" w:before="40" w:after="40"/>
+              <w:ind w:firstLine="0" w:left="0" w:right="0"/>
+              <w:spacing w:lineRule="auto" w:before="40" w:line="240" w:after="40"/>
             </w:pPr>
             <w:r>
               <w:t xml:space="preserve">PostgreSQL</w:t>
@@ -10378,7 +10378,7 @@
     </w:p>
     <w:p>
       <w:pPr>
-        <w:spacing w:before="0" w:after="0" w:lineRule="exact" w:line="20"/>
+        <w:spacing w:before="0" w:lineRule="exact" w:line="20" w:after="0"/>
         <w:rPr>
           <w:sz w:val="2"/>
         </w:rPr>
@@ -10420,18 +10420,18 @@
         <w:tblLook w:firstRow="1" w:lastRow="0" w:firstColumn="0" w:lastColumn="0" w:noHBand="0" w:noVBand="0" w:val="0020"/>
         <w:jc w:val="start"/>
         <w:tblBorders>
-          <w:top w:sz="6" w:val="single" w:space="0" w:color="000000"/>
-          <w:left w:sz="6" w:val="single" w:space="0" w:color="000000"/>
-          <w:bottom w:sz="6" w:val="single" w:space="0" w:color="000000"/>
-          <w:right w:sz="6" w:val="single" w:space="0" w:color="000000"/>
-          <w:insideH w:sz="6" w:val="single" w:space="0" w:color="000000"/>
-          <w:insideV w:sz="6" w:val="single" w:space="0" w:color="000000"/>
+          <w:top w:color="000000" w:space="0" w:sz="6" w:val="single"/>
+          <w:left w:color="000000" w:space="0" w:sz="6" w:val="single"/>
+          <w:bottom w:color="000000" w:space="0" w:sz="6" w:val="single"/>
+          <w:right w:color="000000" w:space="0" w:sz="6" w:val="single"/>
+          <w:insideH w:color="000000" w:space="0" w:sz="6" w:val="single"/>
+          <w:insideV w:color="000000" w:space="0" w:sz="6" w:val="single"/>
         </w:tblBorders>
         <w:tblCellMar>
-          <w:top w:type="dxa" w:w="57"/>
-          <w:left w:type="dxa" w:w="108"/>
-          <w:bottom w:type="dxa" w:w="57"/>
-          <w:right w:type="dxa" w:w="108"/>
+          <w:top w:w="57" w:type="dxa"/>
+          <w:left w:w="108" w:type="dxa"/>
+          <w:bottom w:w="57" w:type="dxa"/>
+          <w:right w:w="108" w:type="dxa"/>
         </w:tblCellMar>
       </w:tblPr>
       <w:tblGrid>
@@ -10446,14 +10446,14 @@
         </w:trPr>
         <w:tc>
           <w:tcPr>
-            <w:shd w:val="clear" w:fill="E8E8E8" w:color="auto"/>
+            <w:shd w:color="auto" w:fill="E8E8E8" w:val="clear"/>
           </w:tcPr>
           <w:p>
             <w:pPr>
               <w:pStyle w:val="Compact"/>
               <w:jc w:val="left"/>
-              <w:ind w:left="0" w:firstLine="0" w:right="0"/>
-              <w:spacing w:line="240" w:lineRule="auto" w:before="40" w:after="40"/>
+              <w:ind w:firstLine="0" w:left="0" w:right="0"/>
+              <w:spacing w:lineRule="auto" w:before="40" w:line="240" w:after="40"/>
             </w:pPr>
             <w:r>
               <w:rPr>
@@ -10465,14 +10465,14 @@
         </w:tc>
         <w:tc>
           <w:tcPr>
-            <w:shd w:val="clear" w:fill="E8E8E8" w:color="auto"/>
+            <w:shd w:color="auto" w:fill="E8E8E8" w:val="clear"/>
           </w:tcPr>
           <w:p>
             <w:pPr>
               <w:pStyle w:val="Compact"/>
               <w:jc w:val="left"/>
-              <w:ind w:left="0" w:firstLine="0" w:right="0"/>
-              <w:spacing w:line="240" w:lineRule="auto" w:before="40" w:after="40"/>
+              <w:ind w:firstLine="0" w:left="0" w:right="0"/>
+              <w:spacing w:lineRule="auto" w:before="40" w:line="240" w:after="40"/>
             </w:pPr>
             <w:r>
               <w:rPr>
@@ -10484,14 +10484,14 @@
         </w:tc>
         <w:tc>
           <w:tcPr>
-            <w:shd w:val="clear" w:fill="E8E8E8" w:color="auto"/>
+            <w:shd w:color="auto" w:fill="E8E8E8" w:val="clear"/>
           </w:tcPr>
           <w:p>
             <w:pPr>
               <w:pStyle w:val="Compact"/>
               <w:jc w:val="left"/>
-              <w:ind w:left="0" w:firstLine="0" w:right="0"/>
-              <w:spacing w:line="240" w:lineRule="auto" w:before="40" w:after="40"/>
+              <w:ind w:firstLine="0" w:left="0" w:right="0"/>
+              <w:spacing w:lineRule="auto" w:before="40" w:line="240" w:after="40"/>
             </w:pPr>
             <w:r>
               <w:rPr>
@@ -10503,14 +10503,14 @@
         </w:tc>
         <w:tc>
           <w:tcPr>
-            <w:shd w:val="clear" w:fill="E8E8E8" w:color="auto"/>
+            <w:shd w:color="auto" w:fill="E8E8E8" w:val="clear"/>
           </w:tcPr>
           <w:p>
             <w:pPr>
               <w:pStyle w:val="Compact"/>
               <w:jc w:val="left"/>
-              <w:ind w:left="0" w:firstLine="0" w:right="0"/>
-              <w:spacing w:line="240" w:lineRule="auto" w:before="40" w:after="40"/>
+              <w:ind w:firstLine="0" w:left="0" w:right="0"/>
+              <w:spacing w:lineRule="auto" w:before="40" w:line="240" w:after="40"/>
             </w:pPr>
             <w:r>
               <w:rPr>
@@ -10528,8 +10528,8 @@
             <w:pPr>
               <w:pStyle w:val="Compact"/>
               <w:jc w:val="left"/>
-              <w:ind w:left="0" w:firstLine="0" w:right="0"/>
-              <w:spacing w:line="240" w:lineRule="auto" w:before="40" w:after="40"/>
+              <w:ind w:firstLine="0" w:left="0" w:right="0"/>
+              <w:spacing w:lineRule="auto" w:before="40" w:line="240" w:after="40"/>
             </w:pPr>
             <w:r>
               <w:t xml:space="preserve">Response time (ms)</w:t>
@@ -10542,8 +10542,8 @@
             <w:pPr>
               <w:pStyle w:val="Compact"/>
               <w:jc w:val="left"/>
-              <w:ind w:left="0" w:firstLine="0" w:right="0"/>
-              <w:spacing w:line="240" w:lineRule="auto" w:before="40" w:after="40"/>
+              <w:ind w:firstLine="0" w:left="0" w:right="0"/>
+              <w:spacing w:lineRule="auto" w:before="40" w:line="240" w:after="40"/>
             </w:pPr>
             <w:r>
               <w:t xml:space="preserve">200</w:t>
@@ -10556,8 +10556,8 @@
             <w:pPr>
               <w:pStyle w:val="Compact"/>
               <w:jc w:val="left"/>
-              <w:ind w:left="0" w:firstLine="0" w:right="0"/>
-              <w:spacing w:line="240" w:lineRule="auto" w:before="40" w:after="40"/>
+              <w:ind w:firstLine="0" w:left="0" w:right="0"/>
+              <w:spacing w:lineRule="auto" w:before="40" w:line="240" w:after="40"/>
             </w:pPr>
             <w:r>
               <w:t xml:space="preserve">185</w:t>
@@ -10570,8 +10570,8 @@
             <w:pPr>
               <w:pStyle w:val="Compact"/>
               <w:jc w:val="left"/>
-              <w:ind w:left="0" w:firstLine="0" w:right="0"/>
-              <w:spacing w:line="240" w:lineRule="auto" w:before="40" w:after="40"/>
+              <w:ind w:firstLine="0" w:left="0" w:right="0"/>
+              <w:spacing w:lineRule="auto" w:before="40" w:line="240" w:after="40"/>
             </w:pPr>
             <w:r>
               <w:t xml:space="preserve">Pass</w:t>
@@ -10586,8 +10586,8 @@
             <w:pPr>
               <w:pStyle w:val="Compact"/>
               <w:jc w:val="left"/>
-              <w:ind w:left="0" w:firstLine="0" w:right="0"/>
-              <w:spacing w:line="240" w:lineRule="auto" w:before="40" w:after="40"/>
+              <w:ind w:firstLine="0" w:left="0" w:right="0"/>
+              <w:spacing w:lineRule="auto" w:before="40" w:line="240" w:after="40"/>
             </w:pPr>
             <w:r>
               <w:t xml:space="preserve">Throughput (req/s)</w:t>
@@ -10600,8 +10600,8 @@
             <w:pPr>
               <w:pStyle w:val="Compact"/>
               <w:jc w:val="left"/>
-              <w:ind w:left="0" w:firstLine="0" w:right="0"/>
-              <w:spacing w:line="240" w:lineRule="auto" w:before="40" w:after="40"/>
+              <w:ind w:firstLine="0" w:left="0" w:right="0"/>
+              <w:spacing w:lineRule="auto" w:before="40" w:line="240" w:after="40"/>
             </w:pPr>
             <w:r>
               <w:t xml:space="preserve">1000</w:t>
@@ -10614,8 +10614,8 @@
             <w:pPr>
               <w:pStyle w:val="Compact"/>
               <w:jc w:val="left"/>
-              <w:ind w:left="0" w:firstLine="0" w:right="0"/>
-              <w:spacing w:line="240" w:lineRule="auto" w:before="40" w:after="40"/>
+              <w:ind w:firstLine="0" w:left="0" w:right="0"/>
+              <w:spacing w:lineRule="auto" w:before="40" w:line="240" w:after="40"/>
             </w:pPr>
             <w:r>
               <w:t xml:space="preserve">1120</w:t>
@@ -10628,8 +10628,8 @@
             <w:pPr>
               <w:pStyle w:val="Compact"/>
               <w:jc w:val="left"/>
-              <w:ind w:left="0" w:firstLine="0" w:right="0"/>
-              <w:spacing w:line="240" w:lineRule="auto" w:before="40" w:after="40"/>
+              <w:ind w:firstLine="0" w:left="0" w:right="0"/>
+              <w:spacing w:lineRule="auto" w:before="40" w:line="240" w:after="40"/>
             </w:pPr>
             <w:r>
               <w:t xml:space="preserve">Pass</w:t>
@@ -10644,8 +10644,8 @@
             <w:pPr>
               <w:pStyle w:val="Compact"/>
               <w:jc w:val="left"/>
-              <w:ind w:left="0" w:firstLine="0" w:right="0"/>
-              <w:spacing w:line="240" w:lineRule="auto" w:before="40" w:after="40"/>
+              <w:ind w:firstLine="0" w:left="0" w:right="0"/>
+              <w:spacing w:lineRule="auto" w:before="40" w:line="240" w:after="40"/>
             </w:pPr>
             <w:r>
               <w:t xml:space="preserve">Error rate (%)</w:t>
@@ -10658,8 +10658,8 @@
             <w:pPr>
               <w:pStyle w:val="Compact"/>
               <w:jc w:val="left"/>
-              <w:ind w:left="0" w:firstLine="0" w:right="0"/>
-              <w:spacing w:line="240" w:lineRule="auto" w:before="40" w:after="40"/>
+              <w:ind w:firstLine="0" w:left="0" w:right="0"/>
+              <w:spacing w:lineRule="auto" w:before="40" w:line="240" w:after="40"/>
             </w:pPr>
             <w:r>
               <w:t xml:space="preserve">1.0</w:t>
@@ -10672,8 +10672,8 @@
             <w:pPr>
               <w:pStyle w:val="Compact"/>
               <w:jc w:val="left"/>
-              <w:ind w:left="0" w:firstLine="0" w:right="0"/>
-              <w:spacing w:line="240" w:lineRule="auto" w:before="40" w:after="40"/>
+              <w:ind w:firstLine="0" w:left="0" w:right="0"/>
+              <w:spacing w:lineRule="auto" w:before="40" w:line="240" w:after="40"/>
             </w:pPr>
             <w:r>
               <w:t xml:space="preserve">0.3</w:t>
@@ -10686,8 +10686,8 @@
             <w:pPr>
               <w:pStyle w:val="Compact"/>
               <w:jc w:val="left"/>
-              <w:ind w:left="0" w:firstLine="0" w:right="0"/>
-              <w:spacing w:line="240" w:lineRule="auto" w:before="40" w:after="40"/>
+              <w:ind w:firstLine="0" w:left="0" w:right="0"/>
+              <w:spacing w:lineRule="auto" w:before="40" w:line="240" w:after="40"/>
             </w:pPr>
             <w:r>
               <w:t xml:space="preserve">Pass</w:t>
@@ -10702,8 +10702,8 @@
             <w:pPr>
               <w:pStyle w:val="Compact"/>
               <w:jc w:val="left"/>
-              <w:ind w:left="0" w:firstLine="0" w:right="0"/>
-              <w:spacing w:line="240" w:lineRule="auto" w:before="40" w:after="40"/>
+              <w:ind w:firstLine="0" w:left="0" w:right="0"/>
+              <w:spacing w:lineRule="auto" w:before="40" w:line="240" w:after="40"/>
             </w:pPr>
             <w:r>
               <w:t xml:space="preserve">Memory usage (MB)</w:t>
@@ -10716,8 +10716,8 @@
             <w:pPr>
               <w:pStyle w:val="Compact"/>
               <w:jc w:val="left"/>
-              <w:ind w:left="0" w:firstLine="0" w:right="0"/>
-              <w:spacing w:line="240" w:lineRule="auto" w:before="40" w:after="40"/>
+              <w:ind w:firstLine="0" w:left="0" w:right="0"/>
+              <w:spacing w:lineRule="auto" w:before="40" w:line="240" w:after="40"/>
             </w:pPr>
             <w:r>
               <w:t xml:space="preserve">512</w:t>
@@ -10730,8 +10730,8 @@
             <w:pPr>
               <w:pStyle w:val="Compact"/>
               <w:jc w:val="left"/>
-              <w:ind w:left="0" w:firstLine="0" w:right="0"/>
-              <w:spacing w:line="240" w:lineRule="auto" w:before="40" w:after="40"/>
+              <w:ind w:firstLine="0" w:left="0" w:right="0"/>
+              <w:spacing w:lineRule="auto" w:before="40" w:line="240" w:after="40"/>
             </w:pPr>
             <w:r>
               <w:t xml:space="preserve">487</w:t>
@@ -10744,8 +10744,8 @@
             <w:pPr>
               <w:pStyle w:val="Compact"/>
               <w:jc w:val="left"/>
-              <w:ind w:left="0" w:firstLine="0" w:right="0"/>
-              <w:spacing w:line="240" w:lineRule="auto" w:before="40" w:after="40"/>
+              <w:ind w:firstLine="0" w:left="0" w:right="0"/>
+              <w:spacing w:lineRule="auto" w:before="40" w:line="240" w:after="40"/>
             </w:pPr>
             <w:r>
               <w:t xml:space="preserve">Pass</w:t>
@@ -10770,7 +10770,7 @@
     </w:p>
     <w:p>
       <w:pPr>
-        <w:spacing w:before="0" w:after="0" w:lineRule="exact" w:line="20"/>
+        <w:spacing w:before="0" w:lineRule="exact" w:line="20" w:after="0"/>
         <w:rPr>
           <w:sz w:val="2"/>
         </w:rPr>
@@ -11851,7 +11851,7 @@
     </w:p>
     <w:p>
       <w:pPr>
-        <w:spacing w:before="0" w:after="0" w:lineRule="exact" w:line="20"/>
+        <w:spacing w:before="0" w:lineRule="exact" w:line="20" w:after="0"/>
         <w:rPr>
           <w:sz w:val="2"/>
         </w:rPr>
@@ -11893,18 +11893,18 @@
         <w:tblLook w:firstRow="1" w:lastRow="0" w:firstColumn="0" w:lastColumn="0" w:noHBand="0" w:noVBand="0" w:val="0020"/>
         <w:jc w:val="start"/>
         <w:tblBorders>
-          <w:top w:sz="6" w:val="single" w:space="0" w:color="000000"/>
-          <w:left w:sz="6" w:val="single" w:space="0" w:color="000000"/>
-          <w:bottom w:sz="6" w:val="single" w:space="0" w:color="000000"/>
-          <w:right w:sz="6" w:val="single" w:space="0" w:color="000000"/>
-          <w:insideH w:sz="6" w:val="single" w:space="0" w:color="000000"/>
-          <w:insideV w:sz="6" w:val="single" w:space="0" w:color="000000"/>
+          <w:top w:color="000000" w:space="0" w:sz="6" w:val="single"/>
+          <w:left w:color="000000" w:space="0" w:sz="6" w:val="single"/>
+          <w:bottom w:color="000000" w:space="0" w:sz="6" w:val="single"/>
+          <w:right w:color="000000" w:space="0" w:sz="6" w:val="single"/>
+          <w:insideH w:color="000000" w:space="0" w:sz="6" w:val="single"/>
+          <w:insideV w:color="000000" w:space="0" w:sz="6" w:val="single"/>
         </w:tblBorders>
         <w:tblCellMar>
-          <w:top w:type="dxa" w:w="57"/>
-          <w:left w:type="dxa" w:w="108"/>
-          <w:bottom w:type="dxa" w:w="57"/>
-          <w:right w:type="dxa" w:w="108"/>
+          <w:top w:w="57" w:type="dxa"/>
+          <w:left w:w="108" w:type="dxa"/>
+          <w:bottom w:w="57" w:type="dxa"/>
+          <w:right w:w="108" w:type="dxa"/>
         </w:tblCellMar>
       </w:tblPr>
       <w:tblGrid>
@@ -11918,14 +11918,14 @@
         </w:trPr>
         <w:tc>
           <w:tcPr>
-            <w:shd w:val="clear" w:fill="E8E8E8" w:color="auto"/>
+            <w:shd w:color="auto" w:fill="E8E8E8" w:val="clear"/>
           </w:tcPr>
           <w:p>
             <w:pPr>
               <w:pStyle w:val="Compact"/>
               <w:jc w:val="left"/>
-              <w:ind w:left="0" w:firstLine="0" w:right="0"/>
-              <w:spacing w:line="240" w:lineRule="auto" w:before="40" w:after="40"/>
+              <w:ind w:firstLine="0" w:left="0" w:right="0"/>
+              <w:spacing w:lineRule="auto" w:before="40" w:line="240" w:after="40"/>
             </w:pPr>
             <w:r>
               <w:rPr>
@@ -11937,14 +11937,14 @@
         </w:tc>
         <w:tc>
           <w:tcPr>
-            <w:shd w:val="clear" w:fill="E8E8E8" w:color="auto"/>
+            <w:shd w:color="auto" w:fill="E8E8E8" w:val="clear"/>
           </w:tcPr>
           <w:p>
             <w:pPr>
               <w:pStyle w:val="Compact"/>
               <w:jc w:val="left"/>
-              <w:ind w:left="0" w:firstLine="0" w:right="0"/>
-              <w:spacing w:line="240" w:lineRule="auto" w:before="40" w:after="40"/>
+              <w:ind w:firstLine="0" w:left="0" w:right="0"/>
+              <w:spacing w:lineRule="auto" w:before="40" w:line="240" w:after="40"/>
             </w:pPr>
             <w:r>
               <w:rPr>
@@ -11956,14 +11956,14 @@
         </w:tc>
         <w:tc>
           <w:tcPr>
-            <w:shd w:val="clear" w:fill="E8E8E8" w:color="auto"/>
+            <w:shd w:color="auto" w:fill="E8E8E8" w:val="clear"/>
           </w:tcPr>
           <w:p>
             <w:pPr>
               <w:pStyle w:val="Compact"/>
               <w:jc w:val="left"/>
-              <w:ind w:left="0" w:firstLine="0" w:right="0"/>
-              <w:spacing w:line="240" w:lineRule="auto" w:before="40" w:after="40"/>
+              <w:ind w:firstLine="0" w:left="0" w:right="0"/>
+              <w:spacing w:lineRule="auto" w:before="40" w:line="240" w:after="40"/>
             </w:pPr>
             <w:r>
               <w:rPr>
@@ -11981,8 +11981,8 @@
             <w:pPr>
               <w:pStyle w:val="Compact"/>
               <w:jc w:val="left"/>
-              <w:ind w:left="0" w:firstLine="0" w:right="0"/>
-              <w:spacing w:line="240" w:lineRule="auto" w:before="40" w:after="40"/>
+              <w:ind w:firstLine="0" w:left="0" w:right="0"/>
+              <w:spacing w:lineRule="auto" w:before="40" w:line="240" w:after="40"/>
             </w:pPr>
             <w:r>
               <w:rPr>
@@ -12004,8 +12004,8 @@
             <w:pPr>
               <w:pStyle w:val="Compact"/>
               <w:jc w:val="left"/>
-              <w:ind w:left="0" w:firstLine="0" w:right="0"/>
-              <w:spacing w:line="240" w:lineRule="auto" w:before="40" w:after="40"/>
+              <w:ind w:firstLine="0" w:left="0" w:right="0"/>
+              <w:spacing w:lineRule="auto" w:before="40" w:line="240" w:after="40"/>
             </w:pPr>
             <w:r>
               <w:rPr>
@@ -12021,8 +12021,8 @@
             <w:pPr>
               <w:pStyle w:val="Compact"/>
               <w:jc w:val="left"/>
-              <w:ind w:left="0" w:firstLine="0" w:right="0"/>
-              <w:spacing w:line="240" w:lineRule="auto" w:before="40" w:after="40"/>
+              <w:ind w:firstLine="0" w:left="0" w:right="0"/>
+              <w:spacing w:lineRule="auto" w:before="40" w:line="240" w:after="40"/>
             </w:pPr>
             <w:r>
               <w:t xml:space="preserve">Exact PID lookup. Same-spec first, then cross-document fallback. Never ambiguous.</w:t>
@@ -12037,8 +12037,8 @@
             <w:pPr>
               <w:pStyle w:val="Compact"/>
               <w:jc w:val="left"/>
-              <w:ind w:left="0" w:firstLine="0" w:right="0"/>
-              <w:spacing w:line="240" w:lineRule="auto" w:before="40" w:after="40"/>
+              <w:ind w:firstLine="0" w:left="0" w:right="0"/>
+              <w:spacing w:lineRule="auto" w:before="40" w:line="240" w:after="40"/>
             </w:pPr>
             <w:r>
               <w:rPr>
@@ -12060,8 +12060,8 @@
             <w:pPr>
               <w:pStyle w:val="Compact"/>
               <w:jc w:val="left"/>
-              <w:ind w:left="0" w:firstLine="0" w:right="0"/>
-              <w:spacing w:line="240" w:lineRule="auto" w:before="40" w:after="40"/>
+              <w:ind w:firstLine="0" w:left="0" w:right="0"/>
+              <w:spacing w:lineRule="auto" w:before="40" w:line="240" w:after="40"/>
             </w:pPr>
             <w:r>
               <w:rPr>
@@ -12077,8 +12077,8 @@
             <w:pPr>
               <w:pStyle w:val="Compact"/>
               <w:jc w:val="left"/>
-              <w:ind w:left="0" w:firstLine="0" w:right="0"/>
-              <w:spacing w:line="240" w:lineRule="auto" w:before="40" w:after="40"/>
+              <w:ind w:firstLine="0" w:left="0" w:right="0"/>
+              <w:spacing w:lineRule="auto" w:before="40" w:line="240" w:after="40"/>
             </w:pPr>
             <w:r>
               <w:t xml:space="preserve">Scoped resolution: local scope, then same specification, then global. May be ambiguous if multiple matches at the same scope level.</w:t>
@@ -12658,7 +12658,7 @@
     </w:p>
     <w:p>
       <w:pPr>
-        <w:spacing w:before="0" w:after="0" w:lineRule="exact" w:line="20"/>
+        <w:spacing w:before="0" w:lineRule="exact" w:line="20" w:after="0"/>
         <w:rPr>
           <w:sz w:val="2"/>
         </w:rPr>
@@ -12766,7 +12766,7 @@
     </w:p>
     <w:p>
       <w:pPr>
-        <w:spacing w:before="0" w:after="0" w:lineRule="exact" w:line="20"/>
+        <w:spacing w:before="0" w:lineRule="exact" w:line="20" w:after="0"/>
         <w:rPr>
           <w:sz w:val="2"/>
         </w:rPr>
@@ -13063,7 +13063,7 @@
     </w:p>
     <w:p>
       <w:pPr>
-        <w:spacing w:before="0" w:after="0" w:lineRule="exact" w:line="20"/>
+        <w:spacing w:before="0" w:lineRule="exact" w:line="20" w:after="0"/>
         <w:rPr>
           <w:sz w:val="2"/>
         </w:rPr>
@@ -13806,7 +13806,7 @@
     </w:p>
     <w:p>
       <w:pPr>
-        <w:spacing w:before="0" w:after="0" w:lineRule="exact" w:line="20"/>
+        <w:spacing w:before="0" w:lineRule="exact" w:line="20" w:after="0"/>
         <w:rPr>
           <w:sz w:val="2"/>
         </w:rPr>
@@ -14155,7 +14155,7 @@
     </w:p>
     <w:p>
       <w:pPr>
-        <w:spacing w:before="0" w:after="0" w:lineRule="exact" w:line="20"/>
+        <w:spacing w:before="0" w:lineRule="exact" w:line="20" w:after="0"/>
         <w:rPr>
           <w:sz w:val="2"/>
         </w:rPr>
@@ -14270,7 +14270,7 @@
     </w:p>
     <w:p>
       <w:pPr>
-        <w:spacing w:before="0" w:after="0" w:lineRule="exact" w:line="20"/>
+        <w:spacing w:before="0" w:lineRule="exact" w:line="20" w:after="0"/>
         <w:rPr>
           <w:sz w:val="2"/>
         </w:rPr>
@@ -14312,18 +14312,18 @@
         <w:tblLook w:firstRow="1" w:lastRow="0" w:firstColumn="0" w:lastColumn="0" w:noHBand="0" w:noVBand="0" w:val="0020"/>
         <w:jc w:val="start"/>
         <w:tblBorders>
-          <w:top w:sz="6" w:val="single" w:space="0" w:color="000000"/>
-          <w:left w:sz="6" w:val="single" w:space="0" w:color="000000"/>
-          <w:bottom w:sz="6" w:val="single" w:space="0" w:color="000000"/>
-          <w:right w:sz="6" w:val="single" w:space="0" w:color="000000"/>
-          <w:insideH w:sz="6" w:val="single" w:space="0" w:color="000000"/>
-          <w:insideV w:sz="6" w:val="single" w:space="0" w:color="000000"/>
+          <w:top w:color="000000" w:space="0" w:sz="6" w:val="single"/>
+          <w:left w:color="000000" w:space="0" w:sz="6" w:val="single"/>
+          <w:bottom w:color="000000" w:space="0" w:sz="6" w:val="single"/>
+          <w:right w:color="000000" w:space="0" w:sz="6" w:val="single"/>
+          <w:insideH w:color="000000" w:space="0" w:sz="6" w:val="single"/>
+          <w:insideV w:color="000000" w:space="0" w:sz="6" w:val="single"/>
         </w:tblBorders>
         <w:tblCellMar>
-          <w:top w:type="dxa" w:w="57"/>
-          <w:left w:type="dxa" w:w="108"/>
-          <w:bottom w:type="dxa" w:w="57"/>
-          <w:right w:type="dxa" w:w="108"/>
+          <w:top w:w="57" w:type="dxa"/>
+          <w:left w:w="108" w:type="dxa"/>
+          <w:bottom w:w="57" w:type="dxa"/>
+          <w:right w:w="108" w:type="dxa"/>
         </w:tblCellMar>
       </w:tblPr>
       <w:tblGrid>
@@ -14337,14 +14337,14 @@
         </w:trPr>
         <w:tc>
           <w:tcPr>
-            <w:shd w:val="clear" w:fill="E8E8E8" w:color="auto"/>
+            <w:shd w:color="auto" w:fill="E8E8E8" w:val="clear"/>
           </w:tcPr>
           <w:p>
             <w:pPr>
               <w:pStyle w:val="Compact"/>
               <w:jc w:val="left"/>
-              <w:ind w:left="0" w:firstLine="0" w:right="0"/>
-              <w:spacing w:line="240" w:lineRule="auto" w:before="40" w:after="40"/>
+              <w:ind w:firstLine="0" w:left="0" w:right="0"/>
+              <w:spacing w:lineRule="auto" w:before="40" w:line="240" w:after="40"/>
             </w:pPr>
             <w:r>
               <w:rPr>
@@ -14356,14 +14356,14 @@
         </w:tc>
         <w:tc>
           <w:tcPr>
-            <w:shd w:val="clear" w:fill="E8E8E8" w:color="auto"/>
+            <w:shd w:color="auto" w:fill="E8E8E8" w:val="clear"/>
           </w:tcPr>
           <w:p>
             <w:pPr>
               <w:pStyle w:val="Compact"/>
               <w:jc w:val="left"/>
-              <w:ind w:left="0" w:firstLine="0" w:right="0"/>
-              <w:spacing w:line="240" w:lineRule="auto" w:before="40" w:after="40"/>
+              <w:ind w:firstLine="0" w:left="0" w:right="0"/>
+              <w:spacing w:lineRule="auto" w:before="40" w:line="240" w:after="40"/>
             </w:pPr>
             <w:r>
               <w:rPr>
@@ -14375,14 +14375,14 @@
         </w:tc>
         <w:tc>
           <w:tcPr>
-            <w:shd w:val="clear" w:fill="E8E8E8" w:color="auto"/>
+            <w:shd w:color="auto" w:fill="E8E8E8" w:val="clear"/>
           </w:tcPr>
           <w:p>
             <w:pPr>
               <w:pStyle w:val="Compact"/>
               <w:jc w:val="left"/>
-              <w:ind w:left="0" w:firstLine="0" w:right="0"/>
-              <w:spacing w:line="240" w:lineRule="auto" w:before="40" w:after="40"/>
+              <w:ind w:firstLine="0" w:left="0" w:right="0"/>
+              <w:spacing w:lineRule="auto" w:before="40" w:line="240" w:after="40"/>
             </w:pPr>
             <w:r>
               <w:rPr>
@@ -14400,8 +14400,8 @@
             <w:pPr>
               <w:pStyle w:val="Compact"/>
               <w:jc w:val="left"/>
-              <w:ind w:left="0" w:firstLine="0" w:right="0"/>
-              <w:spacing w:line="240" w:lineRule="auto" w:before="40" w:after="40"/>
+              <w:ind w:firstLine="0" w:left="0" w:right="0"/>
+              <w:spacing w:lineRule="auto" w:before="40" w:line="240" w:after="40"/>
             </w:pPr>
             <w:r>
               <w:rPr>
@@ -14417,8 +14417,8 @@
             <w:pPr>
               <w:pStyle w:val="Compact"/>
               <w:jc w:val="left"/>
-              <w:ind w:left="0" w:firstLine="0" w:right="0"/>
-              <w:spacing w:line="240" w:lineRule="auto" w:before="40" w:after="40"/>
+              <w:ind w:firstLine="0" w:left="0" w:right="0"/>
+              <w:spacing w:lineRule="auto" w:before="40" w:line="240" w:after="40"/>
             </w:pPr>
             <w:r>
               <w:rPr>
@@ -14434,8 +14434,8 @@
             <w:pPr>
               <w:pStyle w:val="Compact"/>
               <w:jc w:val="left"/>
-              <w:ind w:left="0" w:firstLine="0" w:right="0"/>
-              <w:spacing w:line="240" w:lineRule="auto" w:before="40" w:after="40"/>
+              <w:ind w:firstLine="0" w:left="0" w:right="0"/>
+              <w:spacing w:lineRule="auto" w:before="40" w:line="240" w:after="40"/>
             </w:pPr>
             <w:r>
               <w:t xml:space="preserve">Override log level:</w:t>
@@ -14495,8 +14495,8 @@
             <w:pPr>
               <w:pStyle w:val="Compact"/>
               <w:jc w:val="left"/>
-              <w:ind w:left="0" w:firstLine="0" w:right="0"/>
-              <w:spacing w:line="240" w:lineRule="auto" w:before="40" w:after="40"/>
+              <w:ind w:firstLine="0" w:left="0" w:right="0"/>
+              <w:spacing w:lineRule="auto" w:before="40" w:line="240" w:after="40"/>
             </w:pPr>
             <w:r>
               <w:rPr>
@@ -14512,8 +14512,8 @@
             <w:pPr>
               <w:pStyle w:val="Compact"/>
               <w:jc w:val="left"/>
-              <w:ind w:left="0" w:firstLine="0" w:right="0"/>
-              <w:spacing w:line="240" w:lineRule="auto" w:before="40" w:after="40"/>
+              <w:ind w:firstLine="0" w:left="0" w:right="0"/>
+              <w:spacing w:lineRule="auto" w:before="40" w:line="240" w:after="40"/>
             </w:pPr>
             <w:r>
               <w:rPr>
@@ -14529,8 +14529,8 @@
             <w:pPr>
               <w:pStyle w:val="Compact"/>
               <w:jc w:val="left"/>
-              <w:ind w:left="0" w:firstLine="0" w:right="0"/>
-              <w:spacing w:line="240" w:lineRule="auto" w:before="40" w:after="40"/>
+              <w:ind w:firstLine="0" w:left="0" w:right="0"/>
+              <w:spacing w:lineRule="auto" w:before="40" w:line="240" w:after="40"/>
             </w:pPr>
             <w:r>
               <w:t xml:space="preserve">SpecCompiler installation root (model and binary lookup)</w:t>
@@ -14545,8 +14545,8 @@
             <w:pPr>
               <w:pStyle w:val="Compact"/>
               <w:jc w:val="left"/>
-              <w:ind w:left="0" w:firstLine="0" w:right="0"/>
-              <w:spacing w:line="240" w:lineRule="auto" w:before="40" w:after="40"/>
+              <w:ind w:firstLine="0" w:left="0" w:right="0"/>
+              <w:spacing w:lineRule="auto" w:before="40" w:line="240" w:after="40"/>
             </w:pPr>
             <w:r>
               <w:rPr>
@@ -14562,8 +14562,8 @@
             <w:pPr>
               <w:pStyle w:val="Compact"/>
               <w:jc w:val="left"/>
-              <w:ind w:left="0" w:firstLine="0" w:right="0"/>
-              <w:spacing w:line="240" w:lineRule="auto" w:before="40" w:after="40"/>
+              <w:ind w:firstLine="0" w:left="0" w:right="0"/>
+              <w:spacing w:lineRule="auto" w:before="40" w:line="240" w:after="40"/>
             </w:pPr>
             <w:r>
               <w:rPr>
@@ -14579,8 +14579,8 @@
             <w:pPr>
               <w:pStyle w:val="Compact"/>
               <w:jc w:val="left"/>
-              <w:ind w:left="0" w:firstLine="0" w:right="0"/>
-              <w:spacing w:line="240" w:lineRule="auto" w:before="40" w:after="40"/>
+              <w:ind w:firstLine="0" w:left="0" w:right="0"/>
+              <w:spacing w:lineRule="auto" w:before="40" w:line="240" w:after="40"/>
             </w:pPr>
             <w:r>
               <w:t xml:space="preserve">Distribution root (used internally for external renderers)</w:t>
@@ -14595,8 +14595,8 @@
             <w:pPr>
               <w:pStyle w:val="Compact"/>
               <w:jc w:val="left"/>
-              <w:ind w:left="0" w:firstLine="0" w:right="0"/>
-              <w:spacing w:line="240" w:lineRule="auto" w:before="40" w:after="40"/>
+              <w:ind w:firstLine="0" w:left="0" w:right="0"/>
+              <w:spacing w:lineRule="auto" w:before="40" w:line="240" w:after="40"/>
             </w:pPr>
             <w:r>
               <w:rPr>
@@ -14612,8 +14612,8 @@
             <w:pPr>
               <w:pStyle w:val="Compact"/>
               <w:jc w:val="left"/>
-              <w:ind w:left="0" w:firstLine="0" w:right="0"/>
-              <w:spacing w:line="240" w:lineRule="auto" w:before="40" w:after="40"/>
+              <w:ind w:firstLine="0" w:left="0" w:right="0"/>
+              <w:spacing w:lineRule="auto" w:before="40" w:line="240" w:after="40"/>
             </w:pPr>
             <w:r>
               <w:rPr>
@@ -14629,8 +14629,8 @@
             <w:pPr>
               <w:pStyle w:val="Compact"/>
               <w:jc w:val="left"/>
-              <w:ind w:left="0" w:firstLine="0" w:right="0"/>
-              <w:spacing w:line="240" w:lineRule="auto" w:before="40" w:after="40"/>
+              <w:ind w:firstLine="0" w:left="0" w:right="0"/>
+              <w:spacing w:lineRule="auto" w:before="40" w:line="240" w:after="40"/>
             </w:pPr>
             <w:r>
               <w:t xml:space="preserve">Docker image reference (overrides default in wrapper)</w:t>
@@ -14645,8 +14645,8 @@
             <w:pPr>
               <w:pStyle w:val="Compact"/>
               <w:jc w:val="left"/>
-              <w:ind w:left="0" w:firstLine="0" w:right="0"/>
-              <w:spacing w:line="240" w:lineRule="auto" w:before="40" w:after="40"/>
+              <w:ind w:firstLine="0" w:left="0" w:right="0"/>
+              <w:spacing w:lineRule="auto" w:before="40" w:line="240" w:after="40"/>
             </w:pPr>
             <w:r>
               <w:rPr>
@@ -14662,8 +14662,8 @@
             <w:pPr>
               <w:pStyle w:val="Compact"/>
               <w:jc w:val="left"/>
-              <w:ind w:left="0" w:firstLine="0" w:right="0"/>
-              <w:spacing w:line="240" w:lineRule="auto" w:before="40" w:after="40"/>
+              <w:ind w:firstLine="0" w:left="0" w:right="0"/>
+              <w:spacing w:lineRule="auto" w:before="40" w:line="240" w:after="40"/>
             </w:pPr>
             <w:r>
               <w:t xml:space="preserve">(unset)</w:t>
@@ -14676,8 +14676,8 @@
             <w:pPr>
               <w:pStyle w:val="Compact"/>
               <w:jc w:val="left"/>
-              <w:ind w:left="0" w:firstLine="0" w:right="0"/>
-              <w:spacing w:line="240" w:lineRule="auto" w:before="40" w:after="40"/>
+              <w:ind w:firstLine="0" w:left="0" w:right="0"/>
+              <w:spacing w:lineRule="auto" w:before="40" w:line="240" w:after="40"/>
             </w:pPr>
             <w:r>
               <w:t xml:space="preserve">Disable ANSI color codes in output</w:t>
@@ -14702,7 +14702,7 @@
     </w:p>
     <w:p>
       <w:pPr>
-        <w:spacing w:before="0" w:after="0" w:lineRule="exact" w:line="20"/>
+        <w:spacing w:before="0" w:lineRule="exact" w:line="20" w:after="0"/>
         <w:rPr>
           <w:sz w:val="2"/>
         </w:rPr>
@@ -14744,18 +14744,18 @@
         <w:tblLook w:firstRow="1" w:lastRow="0" w:firstColumn="0" w:lastColumn="0" w:noHBand="0" w:noVBand="0" w:val="0020"/>
         <w:jc w:val="start"/>
         <w:tblBorders>
-          <w:top w:sz="6" w:val="single" w:space="0" w:color="000000"/>
-          <w:left w:sz="6" w:val="single" w:space="0" w:color="000000"/>
-          <w:bottom w:sz="6" w:val="single" w:space="0" w:color="000000"/>
-          <w:right w:sz="6" w:val="single" w:space="0" w:color="000000"/>
-          <w:insideH w:sz="6" w:val="single" w:space="0" w:color="000000"/>
-          <w:insideV w:sz="6" w:val="single" w:space="0" w:color="000000"/>
+          <w:top w:color="000000" w:space="0" w:sz="6" w:val="single"/>
+          <w:left w:color="000000" w:space="0" w:sz="6" w:val="single"/>
+          <w:bottom w:color="000000" w:space="0" w:sz="6" w:val="single"/>
+          <w:right w:color="000000" w:space="0" w:sz="6" w:val="single"/>
+          <w:insideH w:color="000000" w:space="0" w:sz="6" w:val="single"/>
+          <w:insideV w:color="000000" w:space="0" w:sz="6" w:val="single"/>
         </w:tblBorders>
         <w:tblCellMar>
-          <w:top w:type="dxa" w:w="57"/>
-          <w:left w:type="dxa" w:w="108"/>
-          <w:bottom w:type="dxa" w:w="57"/>
-          <w:right w:type="dxa" w:w="108"/>
+          <w:top w:w="57" w:type="dxa"/>
+          <w:left w:w="108" w:type="dxa"/>
+          <w:bottom w:w="57" w:type="dxa"/>
+          <w:right w:w="108" w:type="dxa"/>
         </w:tblCellMar>
       </w:tblPr>
       <w:tblGrid>
@@ -14768,14 +14768,14 @@
         </w:trPr>
         <w:tc>
           <w:tcPr>
-            <w:shd w:val="clear" w:fill="E8E8E8" w:color="auto"/>
+            <w:shd w:color="auto" w:fill="E8E8E8" w:val="clear"/>
           </w:tcPr>
           <w:p>
             <w:pPr>
               <w:pStyle w:val="Compact"/>
               <w:jc w:val="left"/>
-              <w:ind w:left="0" w:firstLine="0" w:right="0"/>
-              <w:spacing w:line="240" w:lineRule="auto" w:before="40" w:after="40"/>
+              <w:ind w:firstLine="0" w:left="0" w:right="0"/>
+              <w:spacing w:lineRule="auto" w:before="40" w:line="240" w:after="40"/>
             </w:pPr>
             <w:r>
               <w:rPr>
@@ -14787,14 +14787,14 @@
         </w:tc>
         <w:tc>
           <w:tcPr>
-            <w:shd w:val="clear" w:fill="E8E8E8" w:color="auto"/>
+            <w:shd w:color="auto" w:fill="E8E8E8" w:val="clear"/>
           </w:tcPr>
           <w:p>
             <w:pPr>
               <w:pStyle w:val="Compact"/>
               <w:jc w:val="left"/>
-              <w:ind w:left="0" w:firstLine="0" w:right="0"/>
-              <w:spacing w:line="240" w:lineRule="auto" w:before="40" w:after="40"/>
+              <w:ind w:firstLine="0" w:left="0" w:right="0"/>
+              <w:spacing w:lineRule="auto" w:before="40" w:line="240" w:after="40"/>
             </w:pPr>
             <w:r>
               <w:rPr>
@@ -14812,8 +14812,8 @@
             <w:pPr>
               <w:pStyle w:val="Compact"/>
               <w:jc w:val="left"/>
-              <w:ind w:left="0" w:firstLine="0" w:right="0"/>
-              <w:spacing w:line="240" w:lineRule="auto" w:before="40" w:after="40"/>
+              <w:ind w:firstLine="0" w:left="0" w:right="0"/>
+              <w:spacing w:lineRule="auto" w:before="40" w:line="240" w:after="40"/>
             </w:pPr>
             <w:r>
               <w:t xml:space="preserve">0</w:t>
@@ -14826,8 +14826,8 @@
             <w:pPr>
               <w:pStyle w:val="Compact"/>
               <w:jc w:val="left"/>
-              <w:ind w:left="0" w:firstLine="0" w:right="0"/>
-              <w:spacing w:line="240" w:lineRule="auto" w:before="40" w:after="40"/>
+              <w:ind w:firstLine="0" w:left="0" w:right="0"/>
+              <w:spacing w:lineRule="auto" w:before="40" w:line="240" w:after="40"/>
             </w:pPr>
             <w:r>
               <w:t xml:space="preserve">Success: all documents processed and outputs generated</w:t>
@@ -14842,8 +14842,8 @@
             <w:pPr>
               <w:pStyle w:val="Compact"/>
               <w:jc w:val="left"/>
-              <w:ind w:left="0" w:firstLine="0" w:right="0"/>
-              <w:spacing w:line="240" w:lineRule="auto" w:before="40" w:after="40"/>
+              <w:ind w:firstLine="0" w:left="0" w:right="0"/>
+              <w:spacing w:lineRule="auto" w:before="40" w:line="240" w:after="40"/>
             </w:pPr>
             <w:r>
               <w:t xml:space="preserve">1</w:t>
@@ -14856,8 +14856,8 @@
             <w:pPr>
               <w:pStyle w:val="Compact"/>
               <w:jc w:val="left"/>
-              <w:ind w:left="0" w:firstLine="0" w:right="0"/>
-              <w:spacing w:line="240" w:lineRule="auto" w:before="40" w:after="40"/>
+              <w:ind w:firstLine="0" w:left="0" w:right="0"/>
+              <w:spacing w:lineRule="auto" w:before="40" w:line="240" w:after="40"/>
             </w:pPr>
             <w:r>
               <w:t xml:space="preserve">Failure: Docker unavailable or configuration or pipeline error</w:t>
@@ -14872,8 +14872,8 @@
             <w:pPr>
               <w:pStyle w:val="Compact"/>
               <w:jc w:val="left"/>
-              <w:ind w:left="0" w:firstLine="0" w:right="0"/>
-              <w:spacing w:line="240" w:lineRule="auto" w:before="40" w:after="40"/>
+              <w:ind w:firstLine="0" w:left="0" w:right="0"/>
+              <w:spacing w:lineRule="auto" w:before="40" w:line="240" w:after="40"/>
             </w:pPr>
             <w:r>
               <w:t xml:space="preserve">2</w:t>
@@ -14886,8 +14886,8 @@
             <w:pPr>
               <w:pStyle w:val="Compact"/>
               <w:jc w:val="left"/>
-              <w:ind w:left="0" w:firstLine="0" w:right="0"/>
-              <w:spacing w:line="240" w:lineRule="auto" w:before="40" w:after="40"/>
+              <w:ind w:firstLine="0" w:left="0" w:right="0"/>
+              <w:spacing w:lineRule="auto" w:before="40" w:line="240" w:after="40"/>
             </w:pPr>
             <w:r>
               <w:t xml:space="preserve">Blocking diagnostics: analysis reported one or more errors</w:t>
@@ -15057,7 +15057,7 @@
     </w:p>
     <w:p>
       <w:pPr>
-        <w:spacing w:before="0" w:after="0" w:lineRule="exact" w:line="20"/>
+        <w:spacing w:before="0" w:lineRule="exact" w:line="20" w:after="0"/>
         <w:rPr>
           <w:sz w:val="2"/>
         </w:rPr>
@@ -15099,18 +15099,18 @@
         <w:tblLook w:firstRow="1" w:lastRow="0" w:firstColumn="0" w:lastColumn="0" w:noHBand="0" w:noVBand="0" w:val="0020"/>
         <w:jc w:val="start"/>
         <w:tblBorders>
-          <w:top w:sz="6" w:val="single" w:space="0" w:color="000000"/>
-          <w:left w:sz="6" w:val="single" w:space="0" w:color="000000"/>
-          <w:bottom w:sz="6" w:val="single" w:space="0" w:color="000000"/>
-          <w:right w:sz="6" w:val="single" w:space="0" w:color="000000"/>
-          <w:insideH w:sz="6" w:val="single" w:space="0" w:color="000000"/>
-          <w:insideV w:sz="6" w:val="single" w:space="0" w:color="000000"/>
+          <w:top w:color="000000" w:space="0" w:sz="6" w:val="single"/>
+          <w:left w:color="000000" w:space="0" w:sz="6" w:val="single"/>
+          <w:bottom w:color="000000" w:space="0" w:sz="6" w:val="single"/>
+          <w:right w:color="000000" w:space="0" w:sz="6" w:val="single"/>
+          <w:insideH w:color="000000" w:space="0" w:sz="6" w:val="single"/>
+          <w:insideV w:color="000000" w:space="0" w:sz="6" w:val="single"/>
         </w:tblBorders>
         <w:tblCellMar>
-          <w:top w:type="dxa" w:w="57"/>
-          <w:left w:type="dxa" w:w="108"/>
-          <w:bottom w:type="dxa" w:w="57"/>
-          <w:right w:type="dxa" w:w="108"/>
+          <w:top w:w="57" w:type="dxa"/>
+          <w:left w:w="108" w:type="dxa"/>
+          <w:bottom w:w="57" w:type="dxa"/>
+          <w:right w:w="108" w:type="dxa"/>
         </w:tblCellMar>
       </w:tblPr>
       <w:tblGrid>
@@ -15125,14 +15125,14 @@
         </w:trPr>
         <w:tc>
           <w:tcPr>
-            <w:shd w:val="clear" w:fill="E8E8E8" w:color="auto"/>
+            <w:shd w:color="auto" w:fill="E8E8E8" w:val="clear"/>
           </w:tcPr>
           <w:p>
             <w:pPr>
               <w:pStyle w:val="Compact"/>
               <w:jc w:val="left"/>
-              <w:ind w:left="0" w:firstLine="0" w:right="0"/>
-              <w:spacing w:line="240" w:lineRule="auto" w:before="40" w:after="40"/>
+              <w:ind w:firstLine="0" w:left="0" w:right="0"/>
+              <w:spacing w:lineRule="auto" w:before="40" w:line="240" w:after="40"/>
             </w:pPr>
             <w:r>
               <w:rPr>
@@ -15144,14 +15144,14 @@
         </w:tc>
         <w:tc>
           <w:tcPr>
-            <w:shd w:val="clear" w:fill="E8E8E8" w:color="auto"/>
+            <w:shd w:color="auto" w:fill="E8E8E8" w:val="clear"/>
           </w:tcPr>
           <w:p>
             <w:pPr>
               <w:pStyle w:val="Compact"/>
               <w:jc w:val="left"/>
-              <w:ind w:left="0" w:firstLine="0" w:right="0"/>
-              <w:spacing w:line="240" w:lineRule="auto" w:before="40" w:after="40"/>
+              <w:ind w:firstLine="0" w:left="0" w:right="0"/>
+              <w:spacing w:lineRule="auto" w:before="40" w:line="240" w:after="40"/>
             </w:pPr>
             <w:r>
               <w:rPr>
@@ -15163,14 +15163,14 @@
         </w:tc>
         <w:tc>
           <w:tcPr>
-            <w:shd w:val="clear" w:fill="E8E8E8" w:color="auto"/>
+            <w:shd w:color="auto" w:fill="E8E8E8" w:val="clear"/>
           </w:tcPr>
           <w:p>
             <w:pPr>
               <w:pStyle w:val="Compact"/>
               <w:jc w:val="left"/>
-              <w:ind w:left="0" w:firstLine="0" w:right="0"/>
-              <w:spacing w:line="240" w:lineRule="auto" w:before="40" w:after="40"/>
+              <w:ind w:firstLine="0" w:left="0" w:right="0"/>
+              <w:spacing w:lineRule="auto" w:before="40" w:line="240" w:after="40"/>
             </w:pPr>
             <w:r>
               <w:rPr>
@@ -15182,14 +15182,14 @@
         </w:tc>
         <w:tc>
           <w:tcPr>
-            <w:shd w:val="clear" w:fill="E8E8E8" w:color="auto"/>
+            <w:shd w:color="auto" w:fill="E8E8E8" w:val="clear"/>
           </w:tcPr>
           <w:p>
             <w:pPr>
               <w:pStyle w:val="Compact"/>
               <w:jc w:val="left"/>
-              <w:ind w:left="0" w:firstLine="0" w:right="0"/>
-              <w:spacing w:line="240" w:lineRule="auto" w:before="40" w:after="40"/>
+              <w:ind w:firstLine="0" w:left="0" w:right="0"/>
+              <w:spacing w:lineRule="auto" w:before="40" w:line="240" w:after="40"/>
             </w:pPr>
             <w:r>
               <w:rPr>
@@ -15207,8 +15207,8 @@
             <w:pPr>
               <w:pStyle w:val="Compact"/>
               <w:jc w:val="left"/>
-              <w:ind w:left="0" w:firstLine="0" w:right="0"/>
-              <w:spacing w:line="240" w:lineRule="auto" w:before="40" w:after="40"/>
+              <w:ind w:firstLine="0" w:left="0" w:right="0"/>
+              <w:spacing w:lineRule="auto" w:before="40" w:line="240" w:after="40"/>
             </w:pPr>
             <w:r>
               <w:rPr>
@@ -15224,8 +15224,8 @@
             <w:pPr>
               <w:pStyle w:val="Compact"/>
               <w:jc w:val="left"/>
-              <w:ind w:left="0" w:firstLine="0" w:right="0"/>
-              <w:spacing w:line="240" w:lineRule="auto" w:before="40" w:after="40"/>
+              <w:ind w:firstLine="0" w:left="0" w:right="0"/>
+              <w:spacing w:lineRule="auto" w:before="40" w:line="240" w:after="40"/>
             </w:pPr>
             <w:r>
               <w:t xml:space="preserve">boolean</w:t>
@@ -15238,8 +15238,8 @@
             <w:pPr>
               <w:pStyle w:val="Compact"/>
               <w:jc w:val="left"/>
-              <w:ind w:left="0" w:firstLine="0" w:right="0"/>
-              <w:spacing w:line="240" w:lineRule="auto" w:before="40" w:after="40"/>
+              <w:ind w:firstLine="0" w:left="0" w:right="0"/>
+              <w:spacing w:lineRule="auto" w:before="40" w:line="240" w:after="40"/>
             </w:pPr>
             <w:r>
               <w:t xml:space="preserve">false</w:t>
@@ -15252,8 +15252,8 @@
             <w:pPr>
               <w:pStyle w:val="Compact"/>
               <w:jc w:val="left"/>
-              <w:ind w:left="0" w:firstLine="0" w:right="0"/>
-              <w:spacing w:line="240" w:lineRule="auto" w:before="40" w:after="40"/>
+              <w:ind w:firstLine="0" w:left="0" w:right="0"/>
+              <w:spacing w:lineRule="auto" w:before="40" w:line="240" w:after="40"/>
             </w:pPr>
             <w:r>
               <w:t xml:space="preserve">Add section numbering</w:t>
@@ -15268,8 +15268,8 @@
             <w:pPr>
               <w:pStyle w:val="Compact"/>
               <w:jc w:val="left"/>
-              <w:ind w:left="0" w:firstLine="0" w:right="0"/>
-              <w:spacing w:line="240" w:lineRule="auto" w:before="40" w:after="40"/>
+              <w:ind w:firstLine="0" w:left="0" w:right="0"/>
+              <w:spacing w:lineRule="auto" w:before="40" w:line="240" w:after="40"/>
             </w:pPr>
             <w:r>
               <w:rPr>
@@ -15285,8 +15285,8 @@
             <w:pPr>
               <w:pStyle w:val="Compact"/>
               <w:jc w:val="left"/>
-              <w:ind w:left="0" w:firstLine="0" w:right="0"/>
-              <w:spacing w:line="240" w:lineRule="auto" w:before="40" w:after="40"/>
+              <w:ind w:firstLine="0" w:left="0" w:right="0"/>
+              <w:spacing w:lineRule="auto" w:before="40" w:line="240" w:after="40"/>
             </w:pPr>
             <w:r>
               <w:t xml:space="preserve">boolean</w:t>
@@ -15299,8 +15299,8 @@
             <w:pPr>
               <w:pStyle w:val="Compact"/>
               <w:jc w:val="left"/>
-              <w:ind w:left="0" w:firstLine="0" w:right="0"/>
-              <w:spacing w:line="240" w:lineRule="auto" w:before="40" w:after="40"/>
+              <w:ind w:firstLine="0" w:left="0" w:right="0"/>
+              <w:spacing w:lineRule="auto" w:before="40" w:line="240" w:after="40"/>
             </w:pPr>
             <w:r>
               <w:t xml:space="preserve">false</w:t>
@@ -15313,8 +15313,8 @@
             <w:pPr>
               <w:pStyle w:val="Compact"/>
               <w:jc w:val="left"/>
-              <w:ind w:left="0" w:firstLine="0" w:right="0"/>
-              <w:spacing w:line="240" w:lineRule="auto" w:before="40" w:after="40"/>
+              <w:ind w:firstLine="0" w:left="0" w:right="0"/>
+              <w:spacing w:lineRule="auto" w:before="40" w:line="240" w:after="40"/>
             </w:pPr>
             <w:r>
               <w:t xml:space="preserve">Generate table of contents</w:t>
@@ -15329,8 +15329,8 @@
             <w:pPr>
               <w:pStyle w:val="Compact"/>
               <w:jc w:val="left"/>
-              <w:ind w:left="0" w:firstLine="0" w:right="0"/>
-              <w:spacing w:line="240" w:lineRule="auto" w:before="40" w:after="40"/>
+              <w:ind w:firstLine="0" w:left="0" w:right="0"/>
+              <w:spacing w:lineRule="auto" w:before="40" w:line="240" w:after="40"/>
             </w:pPr>
             <w:r>
               <w:rPr>
@@ -15346,8 +15346,8 @@
             <w:pPr>
               <w:pStyle w:val="Compact"/>
               <w:jc w:val="left"/>
-              <w:ind w:left="0" w:firstLine="0" w:right="0"/>
-              <w:spacing w:line="240" w:lineRule="auto" w:before="40" w:after="40"/>
+              <w:ind w:firstLine="0" w:left="0" w:right="0"/>
+              <w:spacing w:lineRule="auto" w:before="40" w:line="240" w:after="40"/>
             </w:pPr>
             <w:r>
               <w:t xml:space="preserve">integer</w:t>
@@ -15360,8 +15360,8 @@
             <w:pPr>
               <w:pStyle w:val="Compact"/>
               <w:jc w:val="left"/>
-              <w:ind w:left="0" w:firstLine="0" w:right="0"/>
-              <w:spacing w:line="240" w:lineRule="auto" w:before="40" w:after="40"/>
+              <w:ind w:firstLine="0" w:left="0" w:right="0"/>
+              <w:spacing w:lineRule="auto" w:before="40" w:line="240" w:after="40"/>
             </w:pPr>
             <w:r>
               <w:t xml:space="preserve">3</w:t>
@@ -15374,8 +15374,8 @@
             <w:pPr>
               <w:pStyle w:val="Compact"/>
               <w:jc w:val="left"/>
-              <w:ind w:left="0" w:firstLine="0" w:right="0"/>
-              <w:spacing w:line="240" w:lineRule="auto" w:before="40" w:after="40"/>
+              <w:ind w:firstLine="0" w:left="0" w:right="0"/>
+              <w:spacing w:lineRule="auto" w:before="40" w:line="240" w:after="40"/>
             </w:pPr>
             <w:r>
               <w:t xml:space="preserve">Heading depth for TOC</w:t>
@@ -15390,8 +15390,8 @@
             <w:pPr>
               <w:pStyle w:val="Compact"/>
               <w:jc w:val="left"/>
-              <w:ind w:left="0" w:firstLine="0" w:right="0"/>
-              <w:spacing w:line="240" w:lineRule="auto" w:before="40" w:after="40"/>
+              <w:ind w:firstLine="0" w:left="0" w:right="0"/>
+              <w:spacing w:lineRule="auto" w:before="40" w:line="240" w:after="40"/>
             </w:pPr>
             <w:r>
               <w:rPr>
@@ -15407,8 +15407,8 @@
             <w:pPr>
               <w:pStyle w:val="Compact"/>
               <w:jc w:val="left"/>
-              <w:ind w:left="0" w:firstLine="0" w:right="0"/>
-              <w:spacing w:line="240" w:lineRule="auto" w:before="40" w:after="40"/>
+              <w:ind w:firstLine="0" w:left="0" w:right="0"/>
+              <w:spacing w:lineRule="auto" w:before="40" w:line="240" w:after="40"/>
             </w:pPr>
             <w:r>
               <w:t xml:space="preserve">boolean</w:t>
@@ -15421,8 +15421,8 @@
             <w:pPr>
               <w:pStyle w:val="Compact"/>
               <w:jc w:val="left"/>
-              <w:ind w:left="0" w:firstLine="0" w:right="0"/>
-              <w:spacing w:line="240" w:lineRule="auto" w:before="40" w:after="40"/>
+              <w:ind w:firstLine="0" w:left="0" w:right="0"/>
+              <w:spacing w:lineRule="auto" w:before="40" w:line="240" w:after="40"/>
             </w:pPr>
             <w:r>
               <w:t xml:space="preserve">false</w:t>
@@ -15435,8 +15435,8 @@
             <w:pPr>
               <w:pStyle w:val="Compact"/>
               <w:jc w:val="left"/>
-              <w:ind w:left="0" w:firstLine="0" w:right="0"/>
-              <w:spacing w:line="240" w:lineRule="auto" w:before="40" w:after="40"/>
+              <w:ind w:firstLine="0" w:left="0" w:right="0"/>
+              <w:spacing w:lineRule="auto" w:before="40" w:line="240" w:after="40"/>
             </w:pPr>
             <w:r>
               <w:t xml:space="preserve">Produce complete HTML document</w:t>
@@ -15451,8 +15451,8 @@
             <w:pPr>
               <w:pStyle w:val="Compact"/>
               <w:jc w:val="left"/>
-              <w:ind w:left="0" w:firstLine="0" w:right="0"/>
-              <w:spacing w:line="240" w:lineRule="auto" w:before="40" w:after="40"/>
+              <w:ind w:firstLine="0" w:left="0" w:right="0"/>
+              <w:spacing w:lineRule="auto" w:before="40" w:line="240" w:after="40"/>
             </w:pPr>
             <w:r>
               <w:rPr>
@@ -15468,8 +15468,8 @@
             <w:pPr>
               <w:pStyle w:val="Compact"/>
               <w:jc w:val="left"/>
-              <w:ind w:left="0" w:firstLine="0" w:right="0"/>
-              <w:spacing w:line="240" w:lineRule="auto" w:before="40" w:after="40"/>
+              <w:ind w:firstLine="0" w:left="0" w:right="0"/>
+              <w:spacing w:lineRule="auto" w:before="40" w:line="240" w:after="40"/>
             </w:pPr>
             <w:r>
               <w:t xml:space="preserve">boolean</w:t>
@@ -15482,8 +15482,8 @@
             <w:pPr>
               <w:pStyle w:val="Compact"/>
               <w:jc w:val="left"/>
-              <w:ind w:left="0" w:firstLine="0" w:right="0"/>
-              <w:spacing w:line="240" w:lineRule="auto" w:before="40" w:after="40"/>
+              <w:ind w:firstLine="0" w:left="0" w:right="0"/>
+              <w:spacing w:lineRule="auto" w:before="40" w:line="240" w:after="40"/>
             </w:pPr>
             <w:r>
               <w:t xml:space="preserve">false</w:t>
@@ -15496,8 +15496,8 @@
             <w:pPr>
               <w:pStyle w:val="Compact"/>
               <w:jc w:val="left"/>
-              <w:ind w:left="0" w:firstLine="0" w:right="0"/>
-              <w:spacing w:line="240" w:lineRule="auto" w:before="40" w:after="40"/>
+              <w:ind w:firstLine="0" w:left="0" w:right="0"/>
+              <w:spacing w:lineRule="auto" w:before="40" w:line="240" w:after="40"/>
             </w:pPr>
             <w:r>
               <w:t xml:space="preserve">Embed CSS and images inline</w:t>
@@ -15588,7 +15588,7 @@
     </w:p>
     <w:p>
       <w:pPr>
-        <w:spacing w:before="0" w:after="0" w:lineRule="exact" w:line="20"/>
+        <w:spacing w:before="0" w:lineRule="exact" w:line="20" w:after="0"/>
         <w:rPr>
           <w:sz w:val="2"/>
         </w:rPr>
@@ -15746,7 +15746,7 @@
     </w:p>
     <w:p>
       <w:pPr>
-        <w:spacing w:before="0" w:after="0" w:lineRule="exact" w:line="20"/>
+        <w:spacing w:before="0" w:lineRule="exact" w:line="20" w:after="0"/>
         <w:rPr>
           <w:sz w:val="2"/>
         </w:rPr>
@@ -15788,18 +15788,18 @@
         <w:tblLook w:firstRow="1" w:lastRow="0" w:firstColumn="0" w:lastColumn="0" w:noHBand="0" w:noVBand="0" w:val="0020"/>
         <w:jc w:val="start"/>
         <w:tblBorders>
-          <w:top w:sz="6" w:val="single" w:space="0" w:color="000000"/>
-          <w:left w:sz="6" w:val="single" w:space="0" w:color="000000"/>
-          <w:bottom w:sz="6" w:val="single" w:space="0" w:color="000000"/>
-          <w:right w:sz="6" w:val="single" w:space="0" w:color="000000"/>
-          <w:insideH w:sz="6" w:val="single" w:space="0" w:color="000000"/>
-          <w:insideV w:sz="6" w:val="single" w:space="0" w:color="000000"/>
+          <w:top w:color="000000" w:space="0" w:sz="6" w:val="single"/>
+          <w:left w:color="000000" w:space="0" w:sz="6" w:val="single"/>
+          <w:bottom w:color="000000" w:space="0" w:sz="6" w:val="single"/>
+          <w:right w:color="000000" w:space="0" w:sz="6" w:val="single"/>
+          <w:insideH w:color="000000" w:space="0" w:sz="6" w:val="single"/>
+          <w:insideV w:color="000000" w:space="0" w:sz="6" w:val="single"/>
         </w:tblBorders>
         <w:tblCellMar>
-          <w:top w:type="dxa" w:w="57"/>
-          <w:left w:type="dxa" w:w="108"/>
-          <w:bottom w:type="dxa" w:w="57"/>
-          <w:right w:type="dxa" w:w="108"/>
+          <w:top w:w="57" w:type="dxa"/>
+          <w:left w:w="108" w:type="dxa"/>
+          <w:bottom w:w="57" w:type="dxa"/>
+          <w:right w:w="108" w:type="dxa"/>
         </w:tblCellMar>
       </w:tblPr>
       <w:tblGrid>
@@ -15812,14 +15812,14 @@
         </w:trPr>
         <w:tc>
           <w:tcPr>
-            <w:shd w:val="clear" w:fill="E8E8E8" w:color="auto"/>
+            <w:shd w:color="auto" w:fill="E8E8E8" w:val="clear"/>
           </w:tcPr>
           <w:p>
             <w:pPr>
               <w:pStyle w:val="Compact"/>
               <w:jc w:val="left"/>
-              <w:ind w:left="0" w:firstLine="0" w:right="0"/>
-              <w:spacing w:line="240" w:lineRule="auto" w:before="40" w:after="40"/>
+              <w:ind w:firstLine="0" w:left="0" w:right="0"/>
+              <w:spacing w:lineRule="auto" w:before="40" w:line="240" w:after="40"/>
             </w:pPr>
             <w:r>
               <w:rPr>
@@ -15831,14 +15831,14 @@
         </w:tc>
         <w:tc>
           <w:tcPr>
-            <w:shd w:val="clear" w:fill="E8E8E8" w:color="auto"/>
+            <w:shd w:color="auto" w:fill="E8E8E8" w:val="clear"/>
           </w:tcPr>
           <w:p>
             <w:pPr>
               <w:pStyle w:val="Compact"/>
               <w:jc w:val="left"/>
-              <w:ind w:left="0" w:firstLine="0" w:right="0"/>
-              <w:spacing w:line="240" w:lineRule="auto" w:before="40" w:after="40"/>
+              <w:ind w:firstLine="0" w:left="0" w:right="0"/>
+              <w:spacing w:lineRule="auto" w:before="40" w:line="240" w:after="40"/>
             </w:pPr>
             <w:r>
               <w:rPr>
@@ -15856,8 +15856,8 @@
             <w:pPr>
               <w:pStyle w:val="Compact"/>
               <w:jc w:val="left"/>
-              <w:ind w:left="0" w:firstLine="0" w:right="0"/>
-              <w:spacing w:line="240" w:lineRule="auto" w:before="40" w:after="40"/>
+              <w:ind w:firstLine="0" w:left="0" w:right="0"/>
+              <w:spacing w:lineRule="auto" w:before="40" w:line="240" w:after="40"/>
             </w:pPr>
             <w:r>
               <w:rPr>
@@ -15873,8 +15873,8 @@
             <w:pPr>
               <w:pStyle w:val="Compact"/>
               <w:jc w:val="left"/>
-              <w:ind w:left="0" w:firstLine="0" w:right="0"/>
-              <w:spacing w:line="240" w:lineRule="auto" w:before="40" w:after="40"/>
+              <w:ind w:firstLine="0" w:left="0" w:right="0"/>
+              <w:spacing w:lineRule="auto" w:before="40" w:line="240" w:after="40"/>
             </w:pPr>
             <w:r>
               <w:t xml:space="preserve">Specification missing required attribute</w:t>
@@ -15889,8 +15889,8 @@
             <w:pPr>
               <w:pStyle w:val="Compact"/>
               <w:jc w:val="left"/>
-              <w:ind w:left="0" w:firstLine="0" w:right="0"/>
-              <w:spacing w:line="240" w:lineRule="auto" w:before="40" w:after="40"/>
+              <w:ind w:firstLine="0" w:left="0" w:right="0"/>
+              <w:spacing w:lineRule="auto" w:before="40" w:line="240" w:after="40"/>
             </w:pPr>
             <w:r>
               <w:rPr>
@@ -15906,8 +15906,8 @@
             <w:pPr>
               <w:pStyle w:val="Compact"/>
               <w:jc w:val="left"/>
-              <w:ind w:left="0" w:firstLine="0" w:right="0"/>
-              <w:spacing w:line="240" w:lineRule="auto" w:before="40" w:after="40"/>
+              <w:ind w:firstLine="0" w:left="0" w:right="0"/>
+              <w:spacing w:lineRule="auto" w:before="40" w:line="240" w:after="40"/>
             </w:pPr>
             <w:r>
               <w:t xml:space="preserve">Invalid specification type reference</w:t>
@@ -15922,8 +15922,8 @@
             <w:pPr>
               <w:pStyle w:val="Compact"/>
               <w:jc w:val="left"/>
-              <w:ind w:left="0" w:firstLine="0" w:right="0"/>
-              <w:spacing w:line="240" w:lineRule="auto" w:before="40" w:after="40"/>
+              <w:ind w:firstLine="0" w:left="0" w:right="0"/>
+              <w:spacing w:lineRule="auto" w:before="40" w:line="240" w:after="40"/>
             </w:pPr>
             <w:r>
               <w:rPr>
@@ -15939,8 +15939,8 @@
             <w:pPr>
               <w:pStyle w:val="Compact"/>
               <w:jc w:val="left"/>
-              <w:ind w:left="0" w:firstLine="0" w:right="0"/>
-              <w:spacing w:line="240" w:lineRule="auto" w:before="40" w:after="40"/>
+              <w:ind w:firstLine="0" w:left="0" w:right="0"/>
+              <w:spacing w:lineRule="auto" w:before="40" w:line="240" w:after="40"/>
             </w:pPr>
             <w:r>
               <w:t xml:space="preserve">Spec object missing required attribute</w:t>
@@ -15955,8 +15955,8 @@
             <w:pPr>
               <w:pStyle w:val="Compact"/>
               <w:jc w:val="left"/>
-              <w:ind w:left="0" w:firstLine="0" w:right="0"/>
-              <w:spacing w:line="240" w:lineRule="auto" w:before="40" w:after="40"/>
+              <w:ind w:firstLine="0" w:left="0" w:right="0"/>
+              <w:spacing w:lineRule="auto" w:before="40" w:line="240" w:after="40"/>
             </w:pPr>
             <w:r>
               <w:rPr>
@@ -15972,8 +15972,8 @@
             <w:pPr>
               <w:pStyle w:val="Compact"/>
               <w:jc w:val="left"/>
-              <w:ind w:left="0" w:firstLine="0" w:right="0"/>
-              <w:spacing w:line="240" w:lineRule="auto" w:before="40" w:after="40"/>
+              <w:ind w:firstLine="0" w:left="0" w:right="0"/>
+              <w:spacing w:lineRule="auto" w:before="40" w:line="240" w:after="40"/>
             </w:pPr>
             <w:r>
               <w:t xml:space="preserve">Attribute cardinality exceeded</w:t>
@@ -15988,8 +15988,8 @@
             <w:pPr>
               <w:pStyle w:val="Compact"/>
               <w:jc w:val="left"/>
-              <w:ind w:left="0" w:firstLine="0" w:right="0"/>
-              <w:spacing w:line="240" w:lineRule="auto" w:before="40" w:after="40"/>
+              <w:ind w:firstLine="0" w:left="0" w:right="0"/>
+              <w:spacing w:lineRule="auto" w:before="40" w:line="240" w:after="40"/>
             </w:pPr>
             <w:r>
               <w:rPr>
@@ -16005,8 +16005,8 @@
             <w:pPr>
               <w:pStyle w:val="Compact"/>
               <w:jc w:val="left"/>
-              <w:ind w:left="0" w:firstLine="0" w:right="0"/>
-              <w:spacing w:line="240" w:lineRule="auto" w:before="40" w:after="40"/>
+              <w:ind w:firstLine="0" w:left="0" w:right="0"/>
+              <w:spacing w:lineRule="auto" w:before="40" w:line="240" w:after="40"/>
             </w:pPr>
             <w:r>
               <w:t xml:space="preserve">Attribute type cast failure</w:t>
@@ -16021,8 +16021,8 @@
             <w:pPr>
               <w:pStyle w:val="Compact"/>
               <w:jc w:val="left"/>
-              <w:ind w:left="0" w:firstLine="0" w:right="0"/>
-              <w:spacing w:line="240" w:lineRule="auto" w:before="40" w:after="40"/>
+              <w:ind w:firstLine="0" w:left="0" w:right="0"/>
+              <w:spacing w:lineRule="auto" w:before="40" w:line="240" w:after="40"/>
             </w:pPr>
             <w:r>
               <w:rPr>
@@ -16038,8 +16038,8 @@
             <w:pPr>
               <w:pStyle w:val="Compact"/>
               <w:jc w:val="left"/>
-              <w:ind w:left="0" w:firstLine="0" w:right="0"/>
-              <w:spacing w:line="240" w:lineRule="auto" w:before="40" w:after="40"/>
+              <w:ind w:firstLine="0" w:left="0" w:right="0"/>
+              <w:spacing w:lineRule="auto" w:before="40" w:line="240" w:after="40"/>
             </w:pPr>
             <w:r>
               <w:t xml:space="preserve">Invalid enum value</w:t>
@@ -16054,8 +16054,8 @@
             <w:pPr>
               <w:pStyle w:val="Compact"/>
               <w:jc w:val="left"/>
-              <w:ind w:left="0" w:firstLine="0" w:right="0"/>
-              <w:spacing w:line="240" w:lineRule="auto" w:before="40" w:after="40"/>
+              <w:ind w:firstLine="0" w:left="0" w:right="0"/>
+              <w:spacing w:lineRule="auto" w:before="40" w:line="240" w:after="40"/>
             </w:pPr>
             <w:r>
               <w:rPr>
@@ -16071,8 +16071,8 @@
             <w:pPr>
               <w:pStyle w:val="Compact"/>
               <w:jc w:val="left"/>
-              <w:ind w:left="0" w:firstLine="0" w:right="0"/>
-              <w:spacing w:line="240" w:lineRule="auto" w:before="40" w:after="40"/>
+              <w:ind w:firstLine="0" w:left="0" w:right="0"/>
+              <w:spacing w:lineRule="auto" w:before="40" w:line="240" w:after="40"/>
             </w:pPr>
             <w:r>
               <w:t xml:space="preserve">Invalid date format (expected YYYY-MM-DD)</w:t>
@@ -16087,8 +16087,8 @@
             <w:pPr>
               <w:pStyle w:val="Compact"/>
               <w:jc w:val="left"/>
-              <w:ind w:left="0" w:firstLine="0" w:right="0"/>
-              <w:spacing w:line="240" w:lineRule="auto" w:before="40" w:after="40"/>
+              <w:ind w:firstLine="0" w:left="0" w:right="0"/>
+              <w:spacing w:lineRule="auto" w:before="40" w:line="240" w:after="40"/>
             </w:pPr>
             <w:r>
               <w:rPr>
@@ -16104,8 +16104,8 @@
             <w:pPr>
               <w:pStyle w:val="Compact"/>
               <w:jc w:val="left"/>
-              <w:ind w:left="0" w:firstLine="0" w:right="0"/>
-              <w:spacing w:line="240" w:lineRule="auto" w:before="40" w:after="40"/>
+              <w:ind w:firstLine="0" w:left="0" w:right="0"/>
+              <w:spacing w:lineRule="auto" w:before="40" w:line="240" w:after="40"/>
             </w:pPr>
             <w:r>
               <w:t xml:space="preserve">Value outside declared bounds</w:t>
@@ -16120,8 +16120,8 @@
             <w:pPr>
               <w:pStyle w:val="Compact"/>
               <w:jc w:val="left"/>
-              <w:ind w:left="0" w:firstLine="0" w:right="0"/>
-              <w:spacing w:line="240" w:lineRule="auto" w:before="40" w:after="40"/>
+              <w:ind w:firstLine="0" w:left="0" w:right="0"/>
+              <w:spacing w:lineRule="auto" w:before="40" w:line="240" w:after="40"/>
             </w:pPr>
             <w:r>
               <w:rPr>
@@ -16137,8 +16137,8 @@
             <w:pPr>
               <w:pStyle w:val="Compact"/>
               <w:jc w:val="left"/>
-              <w:ind w:left="0" w:firstLine="0" w:right="0"/>
-              <w:spacing w:line="240" w:lineRule="auto" w:before="40" w:after="40"/>
+              <w:ind w:firstLine="0" w:left="0" w:right="0"/>
+              <w:spacing w:lineRule="auto" w:before="40" w:line="240" w:after="40"/>
             </w:pPr>
             <w:r>
               <w:t xml:space="preserve">Duplicate PID across spec objects</w:t>
@@ -16153,8 +16153,8 @@
             <w:pPr>
               <w:pStyle w:val="Compact"/>
               <w:jc w:val="left"/>
-              <w:ind w:left="0" w:firstLine="0" w:right="0"/>
-              <w:spacing w:line="240" w:lineRule="auto" w:before="40" w:after="40"/>
+              <w:ind w:firstLine="0" w:left="0" w:right="0"/>
+              <w:spacing w:lineRule="auto" w:before="40" w:line="240" w:after="40"/>
             </w:pPr>
             <w:r>
               <w:rPr>
@@ -16170,8 +16170,8 @@
             <w:pPr>
               <w:pStyle w:val="Compact"/>
               <w:jc w:val="left"/>
-              <w:ind w:left="0" w:firstLine="0" w:right="0"/>
-              <w:spacing w:line="240" w:lineRule="auto" w:before="40" w:after="40"/>
+              <w:ind w:firstLine="0" w:left="0" w:right="0"/>
+              <w:spacing w:lineRule="auto" w:before="40" w:line="240" w:after="40"/>
             </w:pPr>
             <w:r>
               <w:t xml:space="preserve">Float has no parent object (orphan)</w:t>
@@ -16186,8 +16186,8 @@
             <w:pPr>
               <w:pStyle w:val="Compact"/>
               <w:jc w:val="left"/>
-              <w:ind w:left="0" w:firstLine="0" w:right="0"/>
-              <w:spacing w:line="240" w:lineRule="auto" w:before="40" w:after="40"/>
+              <w:ind w:firstLine="0" w:left="0" w:right="0"/>
+              <w:spacing w:lineRule="auto" w:before="40" w:line="240" w:after="40"/>
             </w:pPr>
             <w:r>
               <w:rPr>
@@ -16203,8 +16203,8 @@
             <w:pPr>
               <w:pStyle w:val="Compact"/>
               <w:jc w:val="left"/>
-              <w:ind w:left="0" w:firstLine="0" w:right="0"/>
-              <w:spacing w:line="240" w:lineRule="auto" w:before="40" w:after="40"/>
+              <w:ind w:firstLine="0" w:left="0" w:right="0"/>
+              <w:spacing w:lineRule="auto" w:before="40" w:line="240" w:after="40"/>
             </w:pPr>
             <w:r>
               <w:t xml:space="preserve">Duplicate float label in specification</w:t>
@@ -16219,8 +16219,8 @@
             <w:pPr>
               <w:pStyle w:val="Compact"/>
               <w:jc w:val="left"/>
-              <w:ind w:left="0" w:firstLine="0" w:right="0"/>
-              <w:spacing w:line="240" w:lineRule="auto" w:before="40" w:after="40"/>
+              <w:ind w:firstLine="0" w:left="0" w:right="0"/>
+              <w:spacing w:lineRule="auto" w:before="40" w:line="240" w:after="40"/>
             </w:pPr>
             <w:r>
               <w:rPr>
@@ -16236,8 +16236,8 @@
             <w:pPr>
               <w:pStyle w:val="Compact"/>
               <w:jc w:val="left"/>
-              <w:ind w:left="0" w:firstLine="0" w:right="0"/>
-              <w:spacing w:line="240" w:lineRule="auto" w:before="40" w:after="40"/>
+              <w:ind w:firstLine="0" w:left="0" w:right="0"/>
+              <w:spacing w:lineRule="auto" w:before="40" w:line="240" w:after="40"/>
             </w:pPr>
             <w:r>
               <w:t xml:space="preserve">External render failure</w:t>
@@ -16252,8 +16252,8 @@
             <w:pPr>
               <w:pStyle w:val="Compact"/>
               <w:jc w:val="left"/>
-              <w:ind w:left="0" w:firstLine="0" w:right="0"/>
-              <w:spacing w:line="240" w:lineRule="auto" w:before="40" w:after="40"/>
+              <w:ind w:firstLine="0" w:left="0" w:right="0"/>
+              <w:spacing w:lineRule="auto" w:before="40" w:line="240" w:after="40"/>
             </w:pPr>
             <w:r>
               <w:rPr>
@@ -16269,8 +16269,8 @@
             <w:pPr>
               <w:pStyle w:val="Compact"/>
               <w:jc w:val="left"/>
-              <w:ind w:left="0" w:firstLine="0" w:right="0"/>
-              <w:spacing w:line="240" w:lineRule="auto" w:before="40" w:after="40"/>
+              <w:ind w:firstLine="0" w:left="0" w:right="0"/>
+              <w:spacing w:lineRule="auto" w:before="40" w:line="240" w:after="40"/>
             </w:pPr>
             <w:r>
               <w:t xml:space="preserve">Invalid float type reference</w:t>
@@ -16285,8 +16285,8 @@
             <w:pPr>
               <w:pStyle w:val="Compact"/>
               <w:jc w:val="left"/>
-              <w:ind w:left="0" w:firstLine="0" w:right="0"/>
-              <w:spacing w:line="240" w:lineRule="auto" w:before="40" w:after="40"/>
+              <w:ind w:firstLine="0" w:left="0" w:right="0"/>
+              <w:spacing w:lineRule="auto" w:before="40" w:line="240" w:after="40"/>
             </w:pPr>
             <w:r>
               <w:rPr>
@@ -16302,8 +16302,8 @@
             <w:pPr>
               <w:pStyle w:val="Compact"/>
               <w:jc w:val="left"/>
-              <w:ind w:left="0" w:firstLine="0" w:right="0"/>
-              <w:spacing w:line="240" w:lineRule="auto" w:before="40" w:after="40"/>
+              <w:ind w:firstLine="0" w:left="0" w:right="0"/>
+              <w:spacing w:lineRule="auto" w:before="40" w:line="240" w:after="40"/>
             </w:pPr>
             <w:r>
               <w:t xml:space="preserve">Unresolved link (PIDs are case-sensitive)</w:t>
@@ -16318,8 +16318,8 @@
             <w:pPr>
               <w:pStyle w:val="Compact"/>
               <w:jc w:val="left"/>
-              <w:ind w:left="0" w:firstLine="0" w:right="0"/>
-              <w:spacing w:line="240" w:lineRule="auto" w:before="40" w:after="40"/>
+              <w:ind w:firstLine="0" w:left="0" w:right="0"/>
+              <w:spacing w:lineRule="auto" w:before="40" w:line="240" w:after="40"/>
             </w:pPr>
             <w:r>
               <w:rPr>
@@ -16335,8 +16335,8 @@
             <w:pPr>
               <w:pStyle w:val="Compact"/>
               <w:jc w:val="left"/>
-              <w:ind w:left="0" w:firstLine="0" w:right="0"/>
-              <w:spacing w:line="240" w:lineRule="auto" w:before="40" w:after="40"/>
+              <w:ind w:firstLine="0" w:left="0" w:right="0"/>
+              <w:spacing w:lineRule="auto" w:before="40" w:line="240" w:after="40"/>
             </w:pPr>
             <w:r>
               <w:t xml:space="preserve">Dangling relation (target not found)</w:t>
@@ -16351,8 +16351,8 @@
             <w:pPr>
               <w:pStyle w:val="Compact"/>
               <w:jc w:val="left"/>
-              <w:ind w:left="0" w:firstLine="0" w:right="0"/>
-              <w:spacing w:line="240" w:lineRule="auto" w:before="40" w:after="40"/>
+              <w:ind w:firstLine="0" w:left="0" w:right="0"/>
+              <w:spacing w:lineRule="auto" w:before="40" w:line="240" w:after="40"/>
             </w:pPr>
             <w:r>
               <w:rPr>
@@ -16368,8 +16368,8 @@
             <w:pPr>
               <w:pStyle w:val="Compact"/>
               <w:jc w:val="left"/>
-              <w:ind w:left="0" w:firstLine="0" w:right="0"/>
-              <w:spacing w:line="240" w:lineRule="auto" w:before="40" w:after="40"/>
+              <w:ind w:firstLine="0" w:left="0" w:right="0"/>
+              <w:spacing w:lineRule="auto" w:before="40" w:line="240" w:after="40"/>
             </w:pPr>
             <w:r>
               <w:t xml:space="preserve">Ambiguous float reference</w:t>
@@ -16384,8 +16384,8 @@
             <w:pPr>
               <w:pStyle w:val="Compact"/>
               <w:jc w:val="left"/>
-              <w:ind w:left="0" w:firstLine="0" w:right="0"/>
-              <w:spacing w:line="240" w:lineRule="auto" w:before="40" w:after="40"/>
+              <w:ind w:firstLine="0" w:left="0" w:right="0"/>
+              <w:spacing w:lineRule="auto" w:before="40" w:line="240" w:after="40"/>
             </w:pPr>
             <w:r>
               <w:rPr>
@@ -16401,8 +16401,8 @@
             <w:pPr>
               <w:pStyle w:val="Compact"/>
               <w:jc w:val="left"/>
-              <w:ind w:left="0" w:firstLine="0" w:right="0"/>
-              <w:spacing w:line="240" w:lineRule="auto" w:before="40" w:after="40"/>
+              <w:ind w:firstLine="0" w:left="0" w:right="0"/>
+              <w:spacing w:lineRule="auto" w:before="40" w:line="240" w:after="40"/>
             </w:pPr>
             <w:r>
               <w:t xml:space="preserve">View materialization failure</w:t>
@@ -16467,7 +16467,7 @@
     </w:p>
     <w:p>
       <w:pPr>
-        <w:spacing w:before="0" w:after="0" w:lineRule="exact" w:line="20"/>
+        <w:spacing w:before="0" w:lineRule="exact" w:line="20" w:after="0"/>
         <w:rPr>
           <w:sz w:val="2"/>
         </w:rPr>
@@ -16797,7 +16797,7 @@
     </w:p>
     <w:p>
       <w:pPr>
-        <w:spacing w:before="0" w:after="0" w:lineRule="exact" w:line="20"/>
+        <w:spacing w:before="0" w:lineRule="exact" w:line="20" w:after="0"/>
         <w:rPr>
           <w:sz w:val="2"/>
         </w:rPr>
@@ -17662,7 +17662,7 @@
     </w:p>
     <w:p>
       <w:pPr>
-        <w:spacing w:before="0" w:after="0" w:lineRule="exact" w:line="20"/>
+        <w:spacing w:before="0" w:lineRule="exact" w:line="20" w:after="0"/>
         <w:rPr>
           <w:sz w:val="2"/>
         </w:rPr>
@@ -17745,7 +17745,7 @@
     </w:p>
     <w:p>
       <w:pPr>
-        <w:spacing w:before="0" w:after="0" w:lineRule="exact" w:line="20"/>
+        <w:spacing w:before="0" w:lineRule="exact" w:line="20" w:after="0"/>
         <w:rPr>
           <w:sz w:val="2"/>
         </w:rPr>
@@ -18895,18 +18895,18 @@
         <w:tblLook w:firstRow="0" w:lastRow="0" w:firstColumn="0" w:lastColumn="0" w:noHBand="0" w:noVBand="0" w:val="0000"/>
         <w:jc w:val="start"/>
         <w:tblBorders>
-          <w:top w:sz="6" w:val="single" w:space="0" w:color="000000"/>
-          <w:left w:sz="6" w:val="single" w:space="0" w:color="000000"/>
-          <w:bottom w:sz="6" w:val="single" w:space="0" w:color="000000"/>
-          <w:right w:sz="6" w:val="single" w:space="0" w:color="000000"/>
-          <w:insideH w:sz="6" w:val="single" w:space="0" w:color="000000"/>
-          <w:insideV w:sz="6" w:val="single" w:space="0" w:color="000000"/>
+          <w:top w:color="000000" w:space="0" w:sz="6" w:val="single"/>
+          <w:left w:color="000000" w:space="0" w:sz="6" w:val="single"/>
+          <w:bottom w:color="000000" w:space="0" w:sz="6" w:val="single"/>
+          <w:right w:color="000000" w:space="0" w:sz="6" w:val="single"/>
+          <w:insideH w:color="000000" w:space="0" w:sz="6" w:val="single"/>
+          <w:insideV w:color="000000" w:space="0" w:sz="6" w:val="single"/>
         </w:tblBorders>
         <w:tblCellMar>
-          <w:top w:type="dxa" w:w="57"/>
-          <w:left w:type="dxa" w:w="108"/>
-          <w:bottom w:type="dxa" w:w="57"/>
-          <w:right w:type="dxa" w:w="108"/>
+          <w:top w:w="57" w:type="dxa"/>
+          <w:left w:w="108" w:type="dxa"/>
+          <w:bottom w:w="57" w:type="dxa"/>
+          <w:right w:w="108" w:type="dxa"/>
         </w:tblCellMar>
       </w:tblPr>
       <w:tblGrid>
@@ -18920,8 +18920,8 @@
             <w:pPr>
               <w:pStyle w:val="Compact"/>
               <w:jc w:val="left"/>
-              <w:ind w:left="0" w:firstLine="0" w:right="0"/>
-              <w:spacing w:line="240" w:lineRule="auto" w:before="40" w:after="40"/>
+              <w:ind w:firstLine="0" w:left="0" w:right="0"/>
+              <w:spacing w:lineRule="auto" w:before="40" w:line="240" w:after="40"/>
             </w:pPr>
             <w:r>
               <w:rPr>
@@ -18938,8 +18938,8 @@
             <w:pPr>
               <w:pStyle w:val="Compact"/>
               <w:jc w:val="left"/>
-              <w:ind w:left="0" w:firstLine="0" w:right="0"/>
-              <w:spacing w:line="240" w:lineRule="auto" w:before="40" w:after="40"/>
+              <w:ind w:firstLine="0" w:left="0" w:right="0"/>
+              <w:spacing w:lineRule="auto" w:before="40" w:line="240" w:after="40"/>
             </w:pPr>
             <w:r>
               <w:t xml:space="preserve">Pandoc Abstract Syntax Tree</w:t>
@@ -18954,8 +18954,8 @@
             <w:pPr>
               <w:pStyle w:val="Compact"/>
               <w:jc w:val="left"/>
-              <w:ind w:left="0" w:firstLine="0" w:right="0"/>
-              <w:spacing w:line="240" w:lineRule="auto" w:before="40" w:after="40"/>
+              <w:ind w:firstLine="0" w:left="0" w:right="0"/>
+              <w:spacing w:lineRule="auto" w:before="40" w:line="240" w:after="40"/>
             </w:pPr>
             <w:r>
               <w:rPr>
@@ -18972,8 +18972,8 @@
             <w:pPr>
               <w:pStyle w:val="Compact"/>
               <w:jc w:val="left"/>
-              <w:ind w:left="0" w:firstLine="0" w:right="0"/>
-              <w:spacing w:line="240" w:lineRule="auto" w:before="40" w:after="40"/>
+              <w:ind w:firstLine="0" w:left="0" w:right="0"/>
+              <w:spacing w:lineRule="auto" w:before="40" w:line="240" w:after="40"/>
             </w:pPr>
             <w:r>
               <w:t xml:space="preserve">Command-Line Interface</w:t>
@@ -18988,8 +18988,8 @@
             <w:pPr>
               <w:pStyle w:val="Compact"/>
               <w:jc w:val="left"/>
-              <w:ind w:left="0" w:firstLine="0" w:right="0"/>
-              <w:spacing w:line="240" w:lineRule="auto" w:before="40" w:after="40"/>
+              <w:ind w:firstLine="0" w:left="0" w:right="0"/>
+              <w:spacing w:lineRule="auto" w:before="40" w:line="240" w:after="40"/>
             </w:pPr>
             <w:r>
               <w:rPr>
@@ -19006,8 +19006,8 @@
             <w:pPr>
               <w:pStyle w:val="Compact"/>
               <w:jc w:val="left"/>
-              <w:ind w:left="0" w:firstLine="0" w:right="0"/>
-              <w:spacing w:line="240" w:lineRule="auto" w:before="40" w:after="40"/>
+              <w:ind w:firstLine="0" w:left="0" w:right="0"/>
+              <w:spacing w:lineRule="auto" w:before="40" w:line="240" w:after="40"/>
             </w:pPr>
             <w:r>
               <w:t xml:space="preserve">Comma-Separated Values</w:t>
@@ -19022,8 +19022,8 @@
             <w:pPr>
               <w:pStyle w:val="Compact"/>
               <w:jc w:val="left"/>
-              <w:ind w:left="0" w:firstLine="0" w:right="0"/>
-              <w:spacing w:line="240" w:lineRule="auto" w:before="40" w:after="40"/>
+              <w:ind w:firstLine="0" w:left="0" w:right="0"/>
+              <w:spacing w:lineRule="auto" w:before="40" w:line="240" w:after="40"/>
             </w:pPr>
             <w:r>
               <w:rPr>
@@ -19040,8 +19040,8 @@
             <w:pPr>
               <w:pStyle w:val="Compact"/>
               <w:jc w:val="left"/>
-              <w:ind w:left="0" w:firstLine="0" w:right="0"/>
-              <w:spacing w:line="240" w:lineRule="auto" w:before="40" w:after="40"/>
+              <w:ind w:firstLine="0" w:left="0" w:right="0"/>
+              <w:spacing w:lineRule="auto" w:before="40" w:line="240" w:after="40"/>
             </w:pPr>
             <w:r>
               <w:t xml:space="preserve">Entity-Attribute-Value</w:t>
@@ -19056,8 +19056,8 @@
             <w:pPr>
               <w:pStyle w:val="Compact"/>
               <w:jc w:val="left"/>
-              <w:ind w:left="0" w:firstLine="0" w:right="0"/>
-              <w:spacing w:line="240" w:lineRule="auto" w:before="40" w:after="40"/>
+              <w:ind w:firstLine="0" w:left="0" w:right="0"/>
+              <w:spacing w:lineRule="auto" w:before="40" w:line="240" w:after="40"/>
             </w:pPr>
             <w:r>
               <w:rPr>
@@ -19074,8 +19074,8 @@
             <w:pPr>
               <w:pStyle w:val="Compact"/>
               <w:jc w:val="left"/>
-              <w:ind w:left="0" w:firstLine="0" w:right="0"/>
-              <w:spacing w:line="240" w:lineRule="auto" w:before="40" w:after="40"/>
+              <w:ind w:firstLine="0" w:left="0" w:right="0"/>
+              <w:spacing w:lineRule="auto" w:before="40" w:line="240" w:after="40"/>
             </w:pPr>
             <w:r>
               <w:t xml:space="preserve">GitHub-Flavored Markdown</w:t>
@@ -19090,8 +19090,8 @@
             <w:pPr>
               <w:pStyle w:val="Compact"/>
               <w:jc w:val="left"/>
-              <w:ind w:left="0" w:firstLine="0" w:right="0"/>
-              <w:spacing w:line="240" w:lineRule="auto" w:before="40" w:after="40"/>
+              <w:ind w:firstLine="0" w:left="0" w:right="0"/>
+              <w:spacing w:lineRule="auto" w:before="40" w:line="240" w:after="40"/>
             </w:pPr>
             <w:r>
               <w:rPr>
@@ -19108,8 +19108,8 @@
             <w:pPr>
               <w:pStyle w:val="Compact"/>
               <w:jc w:val="left"/>
-              <w:ind w:left="0" w:firstLine="0" w:right="0"/>
-              <w:spacing w:line="240" w:lineRule="auto" w:before="40" w:after="40"/>
+              <w:ind w:firstLine="0" w:left="0" w:right="0"/>
+              <w:spacing w:lineRule="auto" w:before="40" w:line="240" w:after="40"/>
             </w:pPr>
             <w:r>
               <w:t xml:space="preserve">Newline-Delimited JSON</w:t>
@@ -19124,8 +19124,8 @@
             <w:pPr>
               <w:pStyle w:val="Compact"/>
               <w:jc w:val="left"/>
-              <w:ind w:left="0" w:firstLine="0" w:right="0"/>
-              <w:spacing w:line="240" w:lineRule="auto" w:before="40" w:after="40"/>
+              <w:ind w:firstLine="0" w:left="0" w:right="0"/>
+              <w:spacing w:lineRule="auto" w:before="40" w:line="240" w:after="40"/>
             </w:pPr>
             <w:r>
               <w:rPr>
@@ -19142,8 +19142,8 @@
             <w:pPr>
               <w:pStyle w:val="Compact"/>
               <w:jc w:val="left"/>
-              <w:ind w:left="0" w:firstLine="0" w:right="0"/>
-              <w:spacing w:line="240" w:lineRule="auto" w:before="40" w:after="40"/>
+              <w:ind w:firstLine="0" w:left="0" w:right="0"/>
+              <w:spacing w:lineRule="auto" w:before="40" w:line="240" w:after="40"/>
             </w:pPr>
             <w:r>
               <w:t xml:space="preserve">Project Identifier</w:t>
@@ -19158,8 +19158,8 @@
             <w:pPr>
               <w:pStyle w:val="Compact"/>
               <w:jc w:val="left"/>
-              <w:ind w:left="0" w:firstLine="0" w:right="0"/>
-              <w:spacing w:line="240" w:lineRule="auto" w:before="40" w:after="40"/>
+              <w:ind w:firstLine="0" w:left="0" w:right="0"/>
+              <w:spacing w:lineRule="auto" w:before="40" w:line="240" w:after="40"/>
             </w:pPr>
             <w:r>
               <w:rPr>
@@ -19176,8 +19176,8 @@
             <w:pPr>
               <w:pStyle w:val="Compact"/>
               <w:jc w:val="left"/>
-              <w:ind w:left="0" w:firstLine="0" w:right="0"/>
-              <w:spacing w:line="240" w:lineRule="auto" w:before="40" w:after="40"/>
+              <w:ind w:firstLine="0" w:left="0" w:right="0"/>
+              <w:spacing w:lineRule="auto" w:before="40" w:line="240" w:after="40"/>
             </w:pPr>
             <w:r>
               <w:t xml:space="preserve">Specification Intermediate Representation</w:t>
@@ -19192,8 +19192,8 @@
             <w:pPr>
               <w:pStyle w:val="Compact"/>
               <w:jc w:val="left"/>
-              <w:ind w:left="0" w:firstLine="0" w:right="0"/>
-              <w:spacing w:line="240" w:lineRule="auto" w:before="40" w:after="40"/>
+              <w:ind w:firstLine="0" w:left="0" w:right="0"/>
+              <w:spacing w:lineRule="auto" w:before="40" w:line="240" w:after="40"/>
             </w:pPr>
             <w:r>
               <w:rPr>
@@ -19210,8 +19210,8 @@
             <w:pPr>
               <w:pStyle w:val="Compact"/>
               <w:jc w:val="left"/>
-              <w:ind w:left="0" w:firstLine="0" w:right="0"/>
-              <w:spacing w:line="240" w:lineRule="auto" w:before="40" w:after="40"/>
+              <w:ind w:firstLine="0" w:left="0" w:right="0"/>
+              <w:spacing w:lineRule="auto" w:before="40" w:line="240" w:after="40"/>
             </w:pPr>
             <w:r>
               <w:t xml:space="preserve">Structured Query Language</w:t>
@@ -19226,8 +19226,8 @@
             <w:pPr>
               <w:pStyle w:val="Compact"/>
               <w:jc w:val="left"/>
-              <w:ind w:left="0" w:firstLine="0" w:right="0"/>
-              <w:spacing w:line="240" w:lineRule="auto" w:before="40" w:after="40"/>
+              <w:ind w:firstLine="0" w:left="0" w:right="0"/>
+              <w:spacing w:lineRule="auto" w:before="40" w:line="240" w:after="40"/>
             </w:pPr>
             <w:r>
               <w:rPr>
@@ -19244,8 +19244,8 @@
             <w:pPr>
               <w:pStyle w:val="Compact"/>
               <w:jc w:val="left"/>
-              <w:ind w:left="0" w:firstLine="0" w:right="0"/>
-              <w:spacing w:line="240" w:lineRule="auto" w:before="40" w:after="40"/>
+              <w:ind w:firstLine="0" w:left="0" w:right="0"/>
+              <w:spacing w:lineRule="auto" w:before="40" w:line="240" w:after="40"/>
             </w:pPr>
             <w:r>
               <w:t xml:space="preserve">SQLite Database</w:t>
@@ -19273,14 +19273,14 @@
 <w:ftr xmlns:r="http://schemas.openxmlformats.org/officeDocument/2006/relationships" xmlns:w="http://schemas.openxmlformats.org/wordprocessingml/2006/main">
   <w:tbl>
     <w:tblPr>
-      <w:tblW w:type="pct" w:w="5000"/>
+      <w:tblW w:w="5000" w:type="pct"/>
       <w:tblBorders>
-        <w:top w:sz="4" w:val="single" w:space="1" w:color="CCCCCC"/>
-        <w:bottom w:sz="0" w:val="none" w:space="0" w:color="auto"/>
-        <w:left w:sz="0" w:val="none" w:space="0" w:color="auto"/>
-        <w:right w:sz="0" w:val="none" w:space="0" w:color="auto"/>
-        <w:insideH w:sz="0" w:val="none" w:space="0" w:color="auto"/>
-        <w:insideV w:sz="0" w:val="none" w:space="0" w:color="auto"/>
+        <w:top w:color="CCCCCC" w:space="1" w:sz="4" w:val="single"/>
+        <w:bottom w:color="auto" w:space="0" w:sz="0" w:val="none"/>
+        <w:left w:color="auto" w:space="0" w:sz="0" w:val="none"/>
+        <w:right w:color="auto" w:space="0" w:sz="0" w:val="none"/>
+        <w:insideH w:color="auto" w:space="0" w:sz="0" w:val="none"/>
+        <w:insideV w:color="auto" w:space="0" w:sz="0" w:val="none"/>
       </w:tblBorders>
       <w:tblLayout w:type="fixed"/>
     </w:tblPr>
@@ -19292,7 +19292,7 @@
     <w:tr>
       <w:tc>
         <w:tcPr>
-          <w:tcW w:type="pct" w:w="1667"/>
+          <w:tcW w:w="1667" w:type="pct"/>
         </w:tcPr>
         <w:p>
           <w:pPr>
@@ -19306,7 +19306,7 @@
       </w:tc>
       <w:tc>
         <w:tcPr>
-          <w:tcW w:type="pct" w:w="1667"/>
+          <w:tcW w:w="1667" w:type="pct"/>
         </w:tcPr>
         <w:p>
           <w:pPr>
@@ -19320,7 +19320,7 @@
       </w:tc>
       <w:tc>
         <w:tcPr>
-          <w:tcW w:type="pct" w:w="1667"/>
+          <w:tcW w:w="1667" w:type="pct"/>
         </w:tcPr>
         <w:p>
           <w:pPr>
@@ -20576,18 +20576,18 @@
     <w:basedOn w:val="VerbatimChar"/>
     <w:rPr/>
   </w:style>
-  <w:style w:type="paragraph" w:customStyle="1" w:styleId="SpecObjectHeader">
+  <w:style w:styleId="SpecObjectHeader" w:type="paragraph" w:customStyle="1">
     <w:name w:val="Spec Object Header"/>
     <w:basedOn w:val="Normal"/>
     <w:next w:val="FirstParagraph"/>
     <w:qFormat/>
     <w:pPr>
       <w:keepNext/>
-      <w:spacing w:line="276" w:lineRule="auto" w:before="280" w:after="120"/>
+      <w:spacing w:lineRule="auto" w:before="280" w:line="276" w:after="120"/>
       <w:outlineLvl w:val="0"/>
     </w:pPr>
     <w:rPr>
-      <w:rFonts w:hAnsi="Calibri Light" w:cs="Calibri Light" w:ascii="Calibri Light"/>
+      <w:rFonts w:hAnsi="Calibri Light" w:ascii="Calibri Light" w:cs="Calibri Light"/>
       <w:b/>
       <w:bCs/>
       <w:color w:val="0F4C64"/>

--- a/manual/downloads/manual.docx
+++ b/manual/downloads/manual.docx
@@ -74,7 +74,7 @@
       <w:pPr>
         <w:pStyle w:val="TOCHeading"/>
       </w:pPr>
-      <w:bookmarkStart w:id="24456" w:name="MANUAL-sec1"/>
+      <w:bookmarkStart w:name="MANUAL-sec1" w:id="24456"/>
       <w:r>
         <w:rPr>
           <w:color w:val="000000"/>
@@ -606,12 +606,12 @@
     </w:p>
     <w:p>
       <w:pPr>
-        <w:spacing w:before="0" w:lineRule="exact" w:line="20" w:after="0"/>
+        <w:spacing w:after="0" w:lineRule="exact" w:before="0" w:line="20"/>
         <w:rPr>
           <w:sz w:val="2"/>
         </w:rPr>
       </w:pPr>
-      <w:bookmarkStart w:id="78556" w:name="puml-diag-pipeline"/>
+      <w:bookmarkStart w:name="puml-diag-pipeline" w:id="78556"/>
       <w:bookmarkEnd w:id="78556"/>
     </w:p>
     <w:p>
@@ -1373,12 +1373,12 @@
     </w:p>
     <w:p>
       <w:pPr>
-        <w:spacing w:before="0" w:lineRule="exact" w:line="20" w:after="0"/>
+        <w:spacing w:after="0" w:lineRule="exact" w:before="0" w:line="20"/>
         <w:rPr>
           <w:sz w:val="2"/>
         </w:rPr>
       </w:pPr>
-      <w:bookmarkStart w:id="54024" w:name="csv-tbl-prerequisites"/>
+      <w:bookmarkStart w:name="csv-tbl-prerequisites" w:id="54024"/>
       <w:bookmarkEnd w:id="54024"/>
     </w:p>
     <w:p>
@@ -1415,18 +1415,18 @@
         <w:tblLook w:firstRow="1" w:lastRow="0" w:firstColumn="0" w:lastColumn="0" w:noHBand="0" w:noVBand="0" w:val="0020"/>
         <w:jc w:val="start"/>
         <w:tblBorders>
-          <w:top w:color="000000" w:space="0" w:sz="6" w:val="single"/>
-          <w:left w:color="000000" w:space="0" w:sz="6" w:val="single"/>
-          <w:bottom w:color="000000" w:space="0" w:sz="6" w:val="single"/>
-          <w:right w:color="000000" w:space="0" w:sz="6" w:val="single"/>
-          <w:insideH w:color="000000" w:space="0" w:sz="6" w:val="single"/>
-          <w:insideV w:color="000000" w:space="0" w:sz="6" w:val="single"/>
+          <w:top w:space="0" w:color="000000" w:val="single" w:sz="6"/>
+          <w:left w:space="0" w:color="000000" w:val="single" w:sz="6"/>
+          <w:bottom w:space="0" w:color="000000" w:val="single" w:sz="6"/>
+          <w:right w:space="0" w:color="000000" w:val="single" w:sz="6"/>
+          <w:insideH w:space="0" w:color="000000" w:val="single" w:sz="6"/>
+          <w:insideV w:space="0" w:color="000000" w:val="single" w:sz="6"/>
         </w:tblBorders>
         <w:tblCellMar>
-          <w:top w:w="57" w:type="dxa"/>
-          <w:left w:w="108" w:type="dxa"/>
-          <w:bottom w:w="57" w:type="dxa"/>
-          <w:right w:w="108" w:type="dxa"/>
+          <w:top w:type="dxa" w:w="57"/>
+          <w:left w:type="dxa" w:w="108"/>
+          <w:bottom w:type="dxa" w:w="57"/>
+          <w:right w:type="dxa" w:w="108"/>
         </w:tblCellMar>
       </w:tblPr>
       <w:tblGrid>
@@ -1440,14 +1440,14 @@
         </w:trPr>
         <w:tc>
           <w:tcPr>
-            <w:shd w:color="auto" w:fill="E8E8E8" w:val="clear"/>
+            <w:shd w:color="auto" w:val="clear" w:fill="E8E8E8"/>
           </w:tcPr>
           <w:p>
             <w:pPr>
               <w:pStyle w:val="Compact"/>
               <w:jc w:val="left"/>
-              <w:ind w:firstLine="0" w:left="0" w:right="0"/>
-              <w:spacing w:lineRule="auto" w:before="40" w:line="240" w:after="40"/>
+              <w:ind w:right="0" w:firstLine="0" w:left="0"/>
+              <w:spacing w:after="40" w:lineRule="auto" w:line="240" w:before="40"/>
             </w:pPr>
             <w:r>
               <w:rPr>
@@ -1459,14 +1459,14 @@
         </w:tc>
         <w:tc>
           <w:tcPr>
-            <w:shd w:color="auto" w:fill="E8E8E8" w:val="clear"/>
+            <w:shd w:color="auto" w:val="clear" w:fill="E8E8E8"/>
           </w:tcPr>
           <w:p>
             <w:pPr>
               <w:pStyle w:val="Compact"/>
               <w:jc w:val="left"/>
-              <w:ind w:firstLine="0" w:left="0" w:right="0"/>
-              <w:spacing w:lineRule="auto" w:before="40" w:line="240" w:after="40"/>
+              <w:ind w:right="0" w:firstLine="0" w:left="0"/>
+              <w:spacing w:after="40" w:lineRule="auto" w:line="240" w:before="40"/>
             </w:pPr>
             <w:r>
               <w:rPr>
@@ -1478,14 +1478,14 @@
         </w:tc>
         <w:tc>
           <w:tcPr>
-            <w:shd w:color="auto" w:fill="E8E8E8" w:val="clear"/>
+            <w:shd w:color="auto" w:val="clear" w:fill="E8E8E8"/>
           </w:tcPr>
           <w:p>
             <w:pPr>
               <w:pStyle w:val="Compact"/>
               <w:jc w:val="left"/>
-              <w:ind w:firstLine="0" w:left="0" w:right="0"/>
-              <w:spacing w:lineRule="auto" w:before="40" w:line="240" w:after="40"/>
+              <w:ind w:right="0" w:firstLine="0" w:left="0"/>
+              <w:spacing w:after="40" w:lineRule="auto" w:line="240" w:before="40"/>
             </w:pPr>
             <w:r>
               <w:rPr>
@@ -1503,8 +1503,8 @@
             <w:pPr>
               <w:pStyle w:val="Compact"/>
               <w:jc w:val="left"/>
-              <w:ind w:firstLine="0" w:left="0" w:right="0"/>
-              <w:spacing w:lineRule="auto" w:before="40" w:line="240" w:after="40"/>
+              <w:ind w:right="0" w:firstLine="0" w:left="0"/>
+              <w:spacing w:after="40" w:lineRule="auto" w:line="240" w:before="40"/>
             </w:pPr>
             <w:r>
               <w:t xml:space="preserve">Container engine</w:t>
@@ -1517,8 +1517,8 @@
             <w:pPr>
               <w:pStyle w:val="Compact"/>
               <w:jc w:val="left"/>
-              <w:ind w:firstLine="0" w:left="0" w:right="0"/>
-              <w:spacing w:lineRule="auto" w:before="40" w:line="240" w:after="40"/>
+              <w:ind w:right="0" w:firstLine="0" w:left="0"/>
+              <w:spacing w:after="40" w:lineRule="auto" w:line="240" w:before="40"/>
             </w:pPr>
             <w:r>
               <w:t xml:space="preserve">Docker 20.10+ or Podman 4+</w:t>
@@ -1531,8 +1531,8 @@
             <w:pPr>
               <w:pStyle w:val="Compact"/>
               <w:jc w:val="left"/>
-              <w:ind w:firstLine="0" w:left="0" w:right="0"/>
-              <w:spacing w:lineRule="auto" w:before="40" w:line="240" w:after="40"/>
+              <w:ind w:right="0" w:firstLine="0" w:left="0"/>
+              <w:spacing w:after="40" w:lineRule="auto" w:line="240" w:before="40"/>
             </w:pPr>
             <w:r>
               <w:t xml:space="preserve">Docker Desktop, Docker Engine, or Podman (daemon/VM must be running)</w:t>
@@ -1547,8 +1547,8 @@
             <w:pPr>
               <w:pStyle w:val="Compact"/>
               <w:jc w:val="left"/>
-              <w:ind w:firstLine="0" w:left="0" w:right="0"/>
-              <w:spacing w:lineRule="auto" w:before="40" w:line="240" w:after="40"/>
+              <w:ind w:right="0" w:firstLine="0" w:left="0"/>
+              <w:spacing w:after="40" w:lineRule="auto" w:line="240" w:before="40"/>
             </w:pPr>
             <w:r>
               <w:t xml:space="preserve">Disk space</w:t>
@@ -1561,8 +1561,8 @@
             <w:pPr>
               <w:pStyle w:val="Compact"/>
               <w:jc w:val="left"/>
-              <w:ind w:firstLine="0" w:left="0" w:right="0"/>
-              <w:spacing w:lineRule="auto" w:before="40" w:line="240" w:after="40"/>
+              <w:ind w:right="0" w:firstLine="0" w:left="0"/>
+              <w:spacing w:after="40" w:lineRule="auto" w:line="240" w:before="40"/>
             </w:pPr>
             <w:r>
               <w:t xml:space="preserve">2 GB</w:t>
@@ -1575,8 +1575,8 @@
             <w:pPr>
               <w:pStyle w:val="Compact"/>
               <w:jc w:val="left"/>
-              <w:ind w:firstLine="0" w:left="0" w:right="0"/>
-              <w:spacing w:lineRule="auto" w:before="40" w:line="240" w:after="40"/>
+              <w:ind w:right="0" w:firstLine="0" w:left="0"/>
+              <w:spacing w:after="40" w:lineRule="auto" w:line="240" w:before="40"/>
             </w:pPr>
             <w:r>
               <w:t xml:space="preserve">For the container image and build artifacts</w:t>
@@ -1591,8 +1591,8 @@
             <w:pPr>
               <w:pStyle w:val="Compact"/>
               <w:jc w:val="left"/>
-              <w:ind w:firstLine="0" w:left="0" w:right="0"/>
-              <w:spacing w:lineRule="auto" w:before="40" w:line="240" w:after="40"/>
+              <w:ind w:right="0" w:firstLine="0" w:left="0"/>
+              <w:spacing w:after="40" w:lineRule="auto" w:line="240" w:before="40"/>
             </w:pPr>
             <w:r>
               <w:t xml:space="preserve">Host OS</w:t>
@@ -1605,8 +1605,8 @@
             <w:pPr>
               <w:pStyle w:val="Compact"/>
               <w:jc w:val="left"/>
-              <w:ind w:firstLine="0" w:left="0" w:right="0"/>
-              <w:spacing w:lineRule="auto" w:before="40" w:line="240" w:after="40"/>
+              <w:ind w:right="0" w:firstLine="0" w:left="0"/>
+              <w:spacing w:after="40" w:lineRule="auto" w:line="240" w:before="40"/>
             </w:pPr>
             <w:r>
               <w:t xml:space="preserve">Linux, macOS, or Windows</w:t>
@@ -1619,8 +1619,8 @@
             <w:pPr>
               <w:pStyle w:val="Compact"/>
               <w:jc w:val="left"/>
-              <w:ind w:firstLine="0" w:left="0" w:right="0"/>
-              <w:spacing w:lineRule="auto" w:before="40" w:line="240" w:after="40"/>
+              <w:ind w:right="0" w:firstLine="0" w:left="0"/>
+              <w:spacing w:after="40" w:lineRule="auto" w:line="240" w:before="40"/>
             </w:pPr>
             <w:r>
               <w:t xml:space="preserve">The container runs Ubuntu 24.04</w:t>
@@ -1673,12 +1673,12 @@
     </w:p>
     <w:p>
       <w:pPr>
-        <w:spacing w:before="0" w:lineRule="exact" w:line="20" w:after="0"/>
+        <w:spacing w:after="0" w:lineRule="exact" w:before="0" w:line="20"/>
         <w:rPr>
           <w:sz w:val="2"/>
         </w:rPr>
       </w:pPr>
-      <w:bookmarkStart w:id="85565" w:name="listing-src-install-oneliner"/>
+      <w:bookmarkStart w:name="listing-src-install-oneliner" w:id="85565"/>
       <w:bookmarkEnd w:id="85565"/>
     </w:p>
     <w:p>
@@ -1765,12 +1765,12 @@
     </w:p>
     <w:p>
       <w:pPr>
-        <w:spacing w:before="0" w:lineRule="exact" w:line="20" w:after="0"/>
+        <w:spacing w:after="0" w:lineRule="exact" w:before="0" w:line="20"/>
         <w:rPr>
           <w:sz w:val="2"/>
         </w:rPr>
       </w:pPr>
-      <w:bookmarkStart w:id="40064" w:name="listing-src-install-windows"/>
+      <w:bookmarkStart w:name="listing-src-install-windows" w:id="40064"/>
       <w:bookmarkEnd w:id="40064"/>
     </w:p>
     <w:p>
@@ -1917,12 +1917,12 @@
     </w:p>
     <w:p>
       <w:pPr>
-        <w:spacing w:before="0" w:lineRule="exact" w:line="20" w:after="0"/>
+        <w:spacing w:after="0" w:lineRule="exact" w:before="0" w:line="20"/>
         <w:rPr>
           <w:sz w:val="2"/>
         </w:rPr>
       </w:pPr>
-      <w:bookmarkStart w:id="43206" w:name="listing-src-install-windows-native"/>
+      <w:bookmarkStart w:name="listing-src-install-windows-native" w:id="43206"/>
       <w:bookmarkEnd w:id="43206"/>
     </w:p>
     <w:p>
@@ -2151,12 +2151,12 @@
     </w:p>
     <w:p>
       <w:pPr>
-        <w:spacing w:before="0" w:lineRule="exact" w:line="20" w:after="0"/>
+        <w:spacing w:after="0" w:lineRule="exact" w:before="0" w:line="20"/>
         <w:rPr>
           <w:sz w:val="2"/>
         </w:rPr>
       </w:pPr>
-      <w:bookmarkStart w:id="25099" w:name="listing-src-build-image"/>
+      <w:bookmarkStart w:name="listing-src-build-image" w:id="25099"/>
       <w:bookmarkEnd w:id="25099"/>
     </w:p>
     <w:p>
@@ -2254,12 +2254,12 @@
     </w:p>
     <w:p>
       <w:pPr>
-        <w:spacing w:before="0" w:lineRule="exact" w:line="20" w:after="0"/>
+        <w:spacing w:after="0" w:lineRule="exact" w:before="0" w:line="20"/>
         <w:rPr>
           <w:sz w:val="2"/>
         </w:rPr>
       </w:pPr>
-      <w:bookmarkStart w:id="32282" w:name="listing-src-verify-image"/>
+      <w:bookmarkStart w:name="listing-src-verify-image" w:id="32282"/>
       <w:bookmarkEnd w:id="32282"/>
     </w:p>
     <w:p>
@@ -2331,12 +2331,12 @@
     </w:p>
     <w:p>
       <w:pPr>
-        <w:spacing w:before="0" w:lineRule="exact" w:line="20" w:after="0"/>
+        <w:spacing w:after="0" w:lineRule="exact" w:before="0" w:line="20"/>
         <w:rPr>
           <w:sz w:val="2"/>
         </w:rPr>
       </w:pPr>
-      <w:bookmarkStart w:id="13056" w:name="listing-src-run-wrapper"/>
+      <w:bookmarkStart w:name="listing-src-run-wrapper" w:id="13056"/>
       <w:bookmarkEnd w:id="13056"/>
     </w:p>
     <w:p>
@@ -2434,12 +2434,12 @@
     </w:p>
     <w:p>
       <w:pPr>
-        <w:spacing w:before="0" w:lineRule="exact" w:line="20" w:after="0"/>
+        <w:spacing w:after="0" w:lineRule="exact" w:before="0" w:line="20"/>
         <w:rPr>
           <w:sz w:val="2"/>
         </w:rPr>
       </w:pPr>
-      <w:bookmarkStart w:id="62465" w:name="csv-tbl-wrapper-modes"/>
+      <w:bookmarkStart w:name="csv-tbl-wrapper-modes" w:id="62465"/>
       <w:bookmarkEnd w:id="62465"/>
     </w:p>
     <w:p>
@@ -2476,18 +2476,18 @@
         <w:tblLook w:firstRow="1" w:lastRow="0" w:firstColumn="0" w:lastColumn="0" w:noHBand="0" w:noVBand="0" w:val="0020"/>
         <w:jc w:val="start"/>
         <w:tblBorders>
-          <w:top w:color="000000" w:space="0" w:sz="6" w:val="single"/>
-          <w:left w:color="000000" w:space="0" w:sz="6" w:val="single"/>
-          <w:bottom w:color="000000" w:space="0" w:sz="6" w:val="single"/>
-          <w:right w:color="000000" w:space="0" w:sz="6" w:val="single"/>
-          <w:insideH w:color="000000" w:space="0" w:sz="6" w:val="single"/>
-          <w:insideV w:color="000000" w:space="0" w:sz="6" w:val="single"/>
+          <w:top w:space="0" w:color="000000" w:val="single" w:sz="6"/>
+          <w:left w:space="0" w:color="000000" w:val="single" w:sz="6"/>
+          <w:bottom w:space="0" w:color="000000" w:val="single" w:sz="6"/>
+          <w:right w:space="0" w:color="000000" w:val="single" w:sz="6"/>
+          <w:insideH w:space="0" w:color="000000" w:val="single" w:sz="6"/>
+          <w:insideV w:space="0" w:color="000000" w:val="single" w:sz="6"/>
         </w:tblBorders>
         <w:tblCellMar>
-          <w:top w:w="57" w:type="dxa"/>
-          <w:left w:w="108" w:type="dxa"/>
-          <w:bottom w:w="57" w:type="dxa"/>
-          <w:right w:w="108" w:type="dxa"/>
+          <w:top w:type="dxa" w:w="57"/>
+          <w:left w:type="dxa" w:w="108"/>
+          <w:bottom w:type="dxa" w:w="57"/>
+          <w:right w:type="dxa" w:w="108"/>
         </w:tblCellMar>
       </w:tblPr>
       <w:tblGrid>
@@ -2500,14 +2500,14 @@
         </w:trPr>
         <w:tc>
           <w:tcPr>
-            <w:shd w:color="auto" w:fill="E8E8E8" w:val="clear"/>
+            <w:shd w:color="auto" w:val="clear" w:fill="E8E8E8"/>
           </w:tcPr>
           <w:p>
             <w:pPr>
               <w:pStyle w:val="Compact"/>
               <w:jc w:val="left"/>
-              <w:ind w:firstLine="0" w:left="0" w:right="0"/>
-              <w:spacing w:lineRule="auto" w:before="40" w:line="240" w:after="40"/>
+              <w:ind w:right="0" w:firstLine="0" w:left="0"/>
+              <w:spacing w:after="40" w:lineRule="auto" w:line="240" w:before="40"/>
             </w:pPr>
             <w:r>
               <w:rPr>
@@ -2519,14 +2519,14 @@
         </w:tc>
         <w:tc>
           <w:tcPr>
-            <w:shd w:color="auto" w:fill="E8E8E8" w:val="clear"/>
+            <w:shd w:color="auto" w:val="clear" w:fill="E8E8E8"/>
           </w:tcPr>
           <w:p>
             <w:pPr>
               <w:pStyle w:val="Compact"/>
               <w:jc w:val="left"/>
-              <w:ind w:firstLine="0" w:left="0" w:right="0"/>
-              <w:spacing w:lineRule="auto" w:before="40" w:line="240" w:after="40"/>
+              <w:ind w:right="0" w:firstLine="0" w:left="0"/>
+              <w:spacing w:after="40" w:lineRule="auto" w:line="240" w:before="40"/>
             </w:pPr>
             <w:r>
               <w:rPr>
@@ -2544,8 +2544,8 @@
             <w:pPr>
               <w:pStyle w:val="Compact"/>
               <w:jc w:val="left"/>
-              <w:ind w:firstLine="0" w:left="0" w:right="0"/>
-              <w:spacing w:lineRule="auto" w:before="40" w:line="240" w:after="40"/>
+              <w:ind w:right="0" w:firstLine="0" w:left="0"/>
+              <w:spacing w:after="40" w:lineRule="auto" w:line="240" w:before="40"/>
             </w:pPr>
             <w:r>
               <w:rPr>
@@ -2561,8 +2561,8 @@
             <w:pPr>
               <w:pStyle w:val="Compact"/>
               <w:jc w:val="left"/>
-              <w:ind w:firstLine="0" w:left="0" w:right="0"/>
-              <w:spacing w:lineRule="auto" w:before="40" w:line="240" w:after="40"/>
+              <w:ind w:right="0" w:firstLine="0" w:left="0"/>
+              <w:spacing w:after="40" w:lineRule="auto" w:line="240" w:before="40"/>
             </w:pPr>
             <w:r>
               <w:t xml:space="preserve">Runs the container image via docker or podman (written by</w:t>
@@ -2589,8 +2589,8 @@
             <w:pPr>
               <w:pStyle w:val="Compact"/>
               <w:jc w:val="left"/>
-              <w:ind w:firstLine="0" w:left="0" w:right="0"/>
-              <w:spacing w:lineRule="auto" w:before="40" w:line="240" w:after="40"/>
+              <w:ind w:right="0" w:firstLine="0" w:left="0"/>
+              <w:spacing w:after="40" w:lineRule="auto" w:line="240" w:before="40"/>
             </w:pPr>
             <w:r>
               <w:rPr>
@@ -2606,8 +2606,8 @@
             <w:pPr>
               <w:pStyle w:val="Compact"/>
               <w:jc w:val="left"/>
-              <w:ind w:firstLine="0" w:left="0" w:right="0"/>
-              <w:spacing w:lineRule="auto" w:before="40" w:line="240" w:after="40"/>
+              <w:ind w:right="0" w:firstLine="0" w:left="0"/>
+              <w:spacing w:after="40" w:lineRule="auto" w:line="240" w:before="40"/>
             </w:pPr>
             <w:r>
               <w:t xml:space="preserve">Invokes the host pandoc with the compiled extensions (written by</w:t>
@@ -2852,12 +2852,12 @@
     </w:p>
     <w:p>
       <w:pPr>
-        <w:spacing w:before="0" w:lineRule="exact" w:line="20" w:after="0"/>
+        <w:spacing w:after="0" w:lineRule="exact" w:before="0" w:line="20"/>
         <w:rPr>
           <w:sz w:val="2"/>
         </w:rPr>
       </w:pPr>
-      <w:bookmarkStart w:id="30190" w:name="listing-src-project-yaml"/>
+      <w:bookmarkStart w:name="listing-src-project-yaml" w:id="30190"/>
       <w:bookmarkEnd w:id="30190"/>
     </w:p>
     <w:p>
@@ -4192,12 +4192,12 @@
     </w:p>
     <w:p>
       <w:pPr>
-        <w:spacing w:before="0" w:lineRule="exact" w:line="20" w:after="0"/>
+        <w:spacing w:after="0" w:lineRule="exact" w:before="0" w:line="20"/>
         <w:rPr>
           <w:sz w:val="2"/>
         </w:rPr>
       </w:pPr>
-      <w:bookmarkStart w:id="21586" w:name="csv-tbl-required-fields"/>
+      <w:bookmarkStart w:name="csv-tbl-required-fields" w:id="21586"/>
       <w:bookmarkEnd w:id="21586"/>
     </w:p>
     <w:p>
@@ -4234,18 +4234,18 @@
         <w:tblLook w:firstRow="1" w:lastRow="0" w:firstColumn="0" w:lastColumn="0" w:noHBand="0" w:noVBand="0" w:val="0020"/>
         <w:jc w:val="start"/>
         <w:tblBorders>
-          <w:top w:color="000000" w:space="0" w:sz="6" w:val="single"/>
-          <w:left w:color="000000" w:space="0" w:sz="6" w:val="single"/>
-          <w:bottom w:color="000000" w:space="0" w:sz="6" w:val="single"/>
-          <w:right w:color="000000" w:space="0" w:sz="6" w:val="single"/>
-          <w:insideH w:color="000000" w:space="0" w:sz="6" w:val="single"/>
-          <w:insideV w:color="000000" w:space="0" w:sz="6" w:val="single"/>
+          <w:top w:space="0" w:color="000000" w:val="single" w:sz="6"/>
+          <w:left w:space="0" w:color="000000" w:val="single" w:sz="6"/>
+          <w:bottom w:space="0" w:color="000000" w:val="single" w:sz="6"/>
+          <w:right w:space="0" w:color="000000" w:val="single" w:sz="6"/>
+          <w:insideH w:space="0" w:color="000000" w:val="single" w:sz="6"/>
+          <w:insideV w:space="0" w:color="000000" w:val="single" w:sz="6"/>
         </w:tblBorders>
         <w:tblCellMar>
-          <w:top w:w="57" w:type="dxa"/>
-          <w:left w:w="108" w:type="dxa"/>
-          <w:bottom w:w="57" w:type="dxa"/>
-          <w:right w:w="108" w:type="dxa"/>
+          <w:top w:type="dxa" w:w="57"/>
+          <w:left w:type="dxa" w:w="108"/>
+          <w:bottom w:type="dxa" w:w="57"/>
+          <w:right w:type="dxa" w:w="108"/>
         </w:tblCellMar>
       </w:tblPr>
       <w:tblGrid>
@@ -4259,14 +4259,14 @@
         </w:trPr>
         <w:tc>
           <w:tcPr>
-            <w:shd w:color="auto" w:fill="E8E8E8" w:val="clear"/>
+            <w:shd w:color="auto" w:val="clear" w:fill="E8E8E8"/>
           </w:tcPr>
           <w:p>
             <w:pPr>
               <w:pStyle w:val="Compact"/>
               <w:jc w:val="left"/>
-              <w:ind w:firstLine="0" w:left="0" w:right="0"/>
-              <w:spacing w:lineRule="auto" w:before="40" w:line="240" w:after="40"/>
+              <w:ind w:right="0" w:firstLine="0" w:left="0"/>
+              <w:spacing w:after="40" w:lineRule="auto" w:line="240" w:before="40"/>
             </w:pPr>
             <w:r>
               <w:rPr>
@@ -4278,14 +4278,14 @@
         </w:tc>
         <w:tc>
           <w:tcPr>
-            <w:shd w:color="auto" w:fill="E8E8E8" w:val="clear"/>
+            <w:shd w:color="auto" w:val="clear" w:fill="E8E8E8"/>
           </w:tcPr>
           <w:p>
             <w:pPr>
               <w:pStyle w:val="Compact"/>
               <w:jc w:val="left"/>
-              <w:ind w:firstLine="0" w:left="0" w:right="0"/>
-              <w:spacing w:lineRule="auto" w:before="40" w:line="240" w:after="40"/>
+              <w:ind w:right="0" w:firstLine="0" w:left="0"/>
+              <w:spacing w:after="40" w:lineRule="auto" w:line="240" w:before="40"/>
             </w:pPr>
             <w:r>
               <w:rPr>
@@ -4297,14 +4297,14 @@
         </w:tc>
         <w:tc>
           <w:tcPr>
-            <w:shd w:color="auto" w:fill="E8E8E8" w:val="clear"/>
+            <w:shd w:color="auto" w:val="clear" w:fill="E8E8E8"/>
           </w:tcPr>
           <w:p>
             <w:pPr>
               <w:pStyle w:val="Compact"/>
               <w:jc w:val="left"/>
-              <w:ind w:firstLine="0" w:left="0" w:right="0"/>
-              <w:spacing w:lineRule="auto" w:before="40" w:line="240" w:after="40"/>
+              <w:ind w:right="0" w:firstLine="0" w:left="0"/>
+              <w:spacing w:after="40" w:lineRule="auto" w:line="240" w:before="40"/>
             </w:pPr>
             <w:r>
               <w:rPr>
@@ -4322,8 +4322,8 @@
             <w:pPr>
               <w:pStyle w:val="Compact"/>
               <w:jc w:val="left"/>
-              <w:ind w:firstLine="0" w:left="0" w:right="0"/>
-              <w:spacing w:lineRule="auto" w:before="40" w:line="240" w:after="40"/>
+              <w:ind w:right="0" w:firstLine="0" w:left="0"/>
+              <w:spacing w:after="40" w:lineRule="auto" w:line="240" w:before="40"/>
             </w:pPr>
             <w:r>
               <w:rPr>
@@ -4339,8 +4339,8 @@
             <w:pPr>
               <w:pStyle w:val="Compact"/>
               <w:jc w:val="left"/>
-              <w:ind w:firstLine="0" w:left="0" w:right="0"/>
-              <w:spacing w:lineRule="auto" w:before="40" w:line="240" w:after="40"/>
+              <w:ind w:right="0" w:firstLine="0" w:left="0"/>
+              <w:spacing w:after="40" w:lineRule="auto" w:line="240" w:before="40"/>
             </w:pPr>
             <w:r>
               <w:t xml:space="preserve">string</w:t>
@@ -4353,8 +4353,8 @@
             <w:pPr>
               <w:pStyle w:val="Compact"/>
               <w:jc w:val="left"/>
-              <w:ind w:firstLine="0" w:left="0" w:right="0"/>
-              <w:spacing w:lineRule="auto" w:before="40" w:line="240" w:after="40"/>
+              <w:ind w:right="0" w:firstLine="0" w:left="0"/>
+              <w:spacing w:after="40" w:lineRule="auto" w:line="240" w:before="40"/>
             </w:pPr>
             <w:r>
               <w:t xml:space="preserve">Project code identifier</w:t>
@@ -4369,8 +4369,8 @@
             <w:pPr>
               <w:pStyle w:val="Compact"/>
               <w:jc w:val="left"/>
-              <w:ind w:firstLine="0" w:left="0" w:right="0"/>
-              <w:spacing w:lineRule="auto" w:before="40" w:line="240" w:after="40"/>
+              <w:ind w:right="0" w:firstLine="0" w:left="0"/>
+              <w:spacing w:after="40" w:lineRule="auto" w:line="240" w:before="40"/>
             </w:pPr>
             <w:r>
               <w:rPr>
@@ -4386,8 +4386,8 @@
             <w:pPr>
               <w:pStyle w:val="Compact"/>
               <w:jc w:val="left"/>
-              <w:ind w:firstLine="0" w:left="0" w:right="0"/>
-              <w:spacing w:lineRule="auto" w:before="40" w:line="240" w:after="40"/>
+              <w:ind w:right="0" w:firstLine="0" w:left="0"/>
+              <w:spacing w:after="40" w:lineRule="auto" w:line="240" w:before="40"/>
             </w:pPr>
             <w:r>
               <w:t xml:space="preserve">string</w:t>
@@ -4400,8 +4400,8 @@
             <w:pPr>
               <w:pStyle w:val="Compact"/>
               <w:jc w:val="left"/>
-              <w:ind w:firstLine="0" w:left="0" w:right="0"/>
-              <w:spacing w:lineRule="auto" w:before="40" w:line="240" w:after="40"/>
+              <w:ind w:right="0" w:firstLine="0" w:left="0"/>
+              <w:spacing w:after="40" w:lineRule="auto" w:line="240" w:before="40"/>
             </w:pPr>
             <w:r>
               <w:t xml:space="preserve">Human-readable project name</w:t>
@@ -4416,8 +4416,8 @@
             <w:pPr>
               <w:pStyle w:val="Compact"/>
               <w:jc w:val="left"/>
-              <w:ind w:firstLine="0" w:left="0" w:right="0"/>
-              <w:spacing w:lineRule="auto" w:before="40" w:line="240" w:after="40"/>
+              <w:ind w:right="0" w:firstLine="0" w:left="0"/>
+              <w:spacing w:after="40" w:lineRule="auto" w:line="240" w:before="40"/>
             </w:pPr>
             <w:r>
               <w:rPr>
@@ -4433,8 +4433,8 @@
             <w:pPr>
               <w:pStyle w:val="Compact"/>
               <w:jc w:val="left"/>
-              <w:ind w:firstLine="0" w:left="0" w:right="0"/>
-              <w:spacing w:lineRule="auto" w:before="40" w:line="240" w:after="40"/>
+              <w:ind w:right="0" w:firstLine="0" w:left="0"/>
+              <w:spacing w:after="40" w:lineRule="auto" w:line="240" w:before="40"/>
             </w:pPr>
             <w:r>
               <w:t xml:space="preserve">list</w:t>
@@ -4447,8 +4447,8 @@
             <w:pPr>
               <w:pStyle w:val="Compact"/>
               <w:jc w:val="left"/>
-              <w:ind w:firstLine="0" w:left="0" w:right="0"/>
-              <w:spacing w:lineRule="auto" w:before="40" w:line="240" w:after="40"/>
+              <w:ind w:right="0" w:firstLine="0" w:left="0"/>
+              <w:spacing w:after="40" w:lineRule="auto" w:line="240" w:before="40"/>
             </w:pPr>
             <w:r>
               <w:t xml:space="preserve">One or more Markdown file paths to process</w:t>
@@ -4473,12 +4473,12 @@
     </w:p>
     <w:p>
       <w:pPr>
-        <w:spacing w:before="0" w:lineRule="exact" w:line="20" w:after="0"/>
+        <w:spacing w:after="0" w:lineRule="exact" w:before="0" w:line="20"/>
         <w:rPr>
           <w:sz w:val="2"/>
         </w:rPr>
       </w:pPr>
-      <w:bookmarkStart w:id="72517" w:name="csv-tbl-default-values"/>
+      <w:bookmarkStart w:name="csv-tbl-default-values" w:id="72517"/>
       <w:bookmarkEnd w:id="72517"/>
     </w:p>
     <w:p>
@@ -4515,18 +4515,18 @@
         <w:tblLook w:firstRow="1" w:lastRow="0" w:firstColumn="0" w:lastColumn="0" w:noHBand="0" w:noVBand="0" w:val="0020"/>
         <w:jc w:val="start"/>
         <w:tblBorders>
-          <w:top w:color="000000" w:space="0" w:sz="6" w:val="single"/>
-          <w:left w:color="000000" w:space="0" w:sz="6" w:val="single"/>
-          <w:bottom w:color="000000" w:space="0" w:sz="6" w:val="single"/>
-          <w:right w:color="000000" w:space="0" w:sz="6" w:val="single"/>
-          <w:insideH w:color="000000" w:space="0" w:sz="6" w:val="single"/>
-          <w:insideV w:color="000000" w:space="0" w:sz="6" w:val="single"/>
+          <w:top w:space="0" w:color="000000" w:val="single" w:sz="6"/>
+          <w:left w:space="0" w:color="000000" w:val="single" w:sz="6"/>
+          <w:bottom w:space="0" w:color="000000" w:val="single" w:sz="6"/>
+          <w:right w:space="0" w:color="000000" w:val="single" w:sz="6"/>
+          <w:insideH w:space="0" w:color="000000" w:val="single" w:sz="6"/>
+          <w:insideV w:space="0" w:color="000000" w:val="single" w:sz="6"/>
         </w:tblBorders>
         <w:tblCellMar>
-          <w:top w:w="57" w:type="dxa"/>
-          <w:left w:w="108" w:type="dxa"/>
-          <w:bottom w:w="57" w:type="dxa"/>
-          <w:right w:w="108" w:type="dxa"/>
+          <w:top w:type="dxa" w:w="57"/>
+          <w:left w:type="dxa" w:w="108"/>
+          <w:bottom w:type="dxa" w:w="57"/>
+          <w:right w:type="dxa" w:w="108"/>
         </w:tblCellMar>
       </w:tblPr>
       <w:tblGrid>
@@ -4540,14 +4540,14 @@
         </w:trPr>
         <w:tc>
           <w:tcPr>
-            <w:shd w:color="auto" w:fill="E8E8E8" w:val="clear"/>
+            <w:shd w:color="auto" w:val="clear" w:fill="E8E8E8"/>
           </w:tcPr>
           <w:p>
             <w:pPr>
               <w:pStyle w:val="Compact"/>
               <w:jc w:val="left"/>
-              <w:ind w:firstLine="0" w:left="0" w:right="0"/>
-              <w:spacing w:lineRule="auto" w:before="40" w:line="240" w:after="40"/>
+              <w:ind w:right="0" w:firstLine="0" w:left="0"/>
+              <w:spacing w:after="40" w:lineRule="auto" w:line="240" w:before="40"/>
             </w:pPr>
             <w:r>
               <w:rPr>
@@ -4559,14 +4559,14 @@
         </w:tc>
         <w:tc>
           <w:tcPr>
-            <w:shd w:color="auto" w:fill="E8E8E8" w:val="clear"/>
+            <w:shd w:color="auto" w:val="clear" w:fill="E8E8E8"/>
           </w:tcPr>
           <w:p>
             <w:pPr>
               <w:pStyle w:val="Compact"/>
               <w:jc w:val="left"/>
-              <w:ind w:firstLine="0" w:left="0" w:right="0"/>
-              <w:spacing w:lineRule="auto" w:before="40" w:line="240" w:after="40"/>
+              <w:ind w:right="0" w:firstLine="0" w:left="0"/>
+              <w:spacing w:after="40" w:lineRule="auto" w:line="240" w:before="40"/>
             </w:pPr>
             <w:r>
               <w:rPr>
@@ -4578,14 +4578,14 @@
         </w:tc>
         <w:tc>
           <w:tcPr>
-            <w:shd w:color="auto" w:fill="E8E8E8" w:val="clear"/>
+            <w:shd w:color="auto" w:val="clear" w:fill="E8E8E8"/>
           </w:tcPr>
           <w:p>
             <w:pPr>
               <w:pStyle w:val="Compact"/>
               <w:jc w:val="left"/>
-              <w:ind w:firstLine="0" w:left="0" w:right="0"/>
-              <w:spacing w:lineRule="auto" w:before="40" w:line="240" w:after="40"/>
+              <w:ind w:right="0" w:firstLine="0" w:left="0"/>
+              <w:spacing w:after="40" w:lineRule="auto" w:line="240" w:before="40"/>
             </w:pPr>
             <w:r>
               <w:rPr>
@@ -4603,8 +4603,8 @@
             <w:pPr>
               <w:pStyle w:val="Compact"/>
               <w:jc w:val="left"/>
-              <w:ind w:firstLine="0" w:left="0" w:right="0"/>
-              <w:spacing w:lineRule="auto" w:before="40" w:line="240" w:after="40"/>
+              <w:ind w:right="0" w:firstLine="0" w:left="0"/>
+              <w:spacing w:after="40" w:lineRule="auto" w:line="240" w:before="40"/>
             </w:pPr>
             <w:r>
               <w:rPr>
@@ -4620,8 +4620,8 @@
             <w:pPr>
               <w:pStyle w:val="Compact"/>
               <w:jc w:val="left"/>
-              <w:ind w:firstLine="0" w:left="0" w:right="0"/>
-              <w:spacing w:lineRule="auto" w:before="40" w:line="240" w:after="40"/>
+              <w:ind w:right="0" w:firstLine="0" w:left="0"/>
+              <w:spacing w:after="40" w:lineRule="auto" w:line="240" w:before="40"/>
             </w:pPr>
             <w:r>
               <w:rPr>
@@ -4637,8 +4637,8 @@
             <w:pPr>
               <w:pStyle w:val="Compact"/>
               <w:jc w:val="left"/>
-              <w:ind w:firstLine="0" w:left="0" w:right="0"/>
-              <w:spacing w:lineRule="auto" w:before="40" w:line="240" w:after="40"/>
+              <w:ind w:right="0" w:firstLine="0" w:left="0"/>
+              <w:spacing w:after="40" w:lineRule="auto" w:line="240" w:before="40"/>
             </w:pPr>
             <w:r>
               <w:t xml:space="preserve">Built-in base model is always loaded</w:t>
@@ -4653,8 +4653,8 @@
             <w:pPr>
               <w:pStyle w:val="Compact"/>
               <w:jc w:val="left"/>
-              <w:ind w:firstLine="0" w:left="0" w:right="0"/>
-              <w:spacing w:lineRule="auto" w:before="40" w:line="240" w:after="40"/>
+              <w:ind w:right="0" w:firstLine="0" w:left="0"/>
+              <w:spacing w:after="40" w:lineRule="auto" w:line="240" w:before="40"/>
             </w:pPr>
             <w:r>
               <w:rPr>
@@ -4670,8 +4670,8 @@
             <w:pPr>
               <w:pStyle w:val="Compact"/>
               <w:jc w:val="left"/>
-              <w:ind w:firstLine="0" w:left="0" w:right="0"/>
-              <w:spacing w:lineRule="auto" w:before="40" w:line="240" w:after="40"/>
+              <w:ind w:right="0" w:firstLine="0" w:left="0"/>
+              <w:spacing w:after="40" w:lineRule="auto" w:line="240" w:before="40"/>
             </w:pPr>
             <w:r>
               <w:rPr>
@@ -4687,8 +4687,8 @@
             <w:pPr>
               <w:pStyle w:val="Compact"/>
               <w:jc w:val="left"/>
-              <w:ind w:firstLine="0" w:left="0" w:right="0"/>
-              <w:spacing w:lineRule="auto" w:before="40" w:line="240" w:after="40"/>
+              <w:ind w:right="0" w:firstLine="0" w:left="0"/>
+              <w:spacing w:after="40" w:lineRule="auto" w:line="240" w:before="40"/>
             </w:pPr>
             <w:r>
               <w:t xml:space="preserve">Also stores</w:t>
@@ -4712,8 +4712,8 @@
             <w:pPr>
               <w:pStyle w:val="Compact"/>
               <w:jc w:val="left"/>
-              <w:ind w:firstLine="0" w:left="0" w:right="0"/>
-              <w:spacing w:lineRule="auto" w:before="40" w:line="240" w:after="40"/>
+              <w:ind w:right="0" w:firstLine="0" w:left="0"/>
+              <w:spacing w:after="40" w:lineRule="auto" w:line="240" w:before="40"/>
             </w:pPr>
             <w:r>
               <w:rPr>
@@ -4729,8 +4729,8 @@
             <w:pPr>
               <w:pStyle w:val="Compact"/>
               <w:jc w:val="left"/>
-              <w:ind w:firstLine="0" w:left="0" w:right="0"/>
-              <w:spacing w:lineRule="auto" w:before="40" w:line="240" w:after="40"/>
+              <w:ind w:right="0" w:firstLine="0" w:left="0"/>
+              <w:spacing w:after="40" w:lineRule="auto" w:line="240" w:before="40"/>
             </w:pPr>
             <w:r>
               <w:rPr>
@@ -4746,8 +4746,8 @@
             <w:pPr>
               <w:pStyle w:val="Compact"/>
               <w:jc w:val="left"/>
-              <w:ind w:firstLine="0" w:left="0" w:right="0"/>
-              <w:spacing w:lineRule="auto" w:before="40" w:line="240" w:after="40"/>
+              <w:ind w:right="0" w:firstLine="0" w:left="0"/>
+              <w:spacing w:after="40" w:lineRule="auto" w:line="240" w:before="40"/>
             </w:pPr>
             <w:r>
               <w:t xml:space="preserve">Overridden by</w:t>
@@ -4838,12 +4838,12 @@
     </w:p>
     <w:p>
       <w:pPr>
-        <w:spacing w:before="0" w:lineRule="exact" w:line="20" w:after="0"/>
+        <w:spacing w:after="0" w:lineRule="exact" w:before="0" w:line="20"/>
         <w:rPr>
           <w:sz w:val="2"/>
         </w:rPr>
       </w:pPr>
-      <w:bookmarkStart w:id="78709" w:name="listing-src-specification-pattern"/>
+      <w:bookmarkStart w:name="listing-src-specification-pattern" w:id="78709"/>
       <w:bookmarkEnd w:id="78709"/>
     </w:p>
     <w:p>
@@ -4929,12 +4929,12 @@
     </w:p>
     <w:p>
       <w:pPr>
-        <w:spacing w:before="0" w:lineRule="exact" w:line="20" w:after="0"/>
+        <w:spacing w:after="0" w:lineRule="exact" w:before="0" w:line="20"/>
         <w:rPr>
           <w:sz w:val="2"/>
         </w:rPr>
       </w:pPr>
-      <w:bookmarkStart w:id="57333" w:name="listing-src-object-pattern"/>
+      <w:bookmarkStart w:name="listing-src-object-pattern" w:id="57333"/>
       <w:bookmarkEnd w:id="57333"/>
     </w:p>
     <w:p>
@@ -5126,12 +5126,12 @@
     </w:p>
     <w:p>
       <w:pPr>
-        <w:spacing w:before="0" w:lineRule="exact" w:line="20" w:after="0"/>
+        <w:spacing w:after="0" w:lineRule="exact" w:before="0" w:line="20"/>
         <w:rPr>
           <w:sz w:val="2"/>
         </w:rPr>
       </w:pPr>
-      <w:bookmarkStart w:id="68927" w:name="listing-src-section-close"/>
+      <w:bookmarkStart w:name="listing-src-section-close" w:id="68927"/>
       <w:bookmarkEnd w:id="68927"/>
     </w:p>
     <w:p>
@@ -5312,12 +5312,12 @@
     </w:p>
     <w:p>
       <w:pPr>
-        <w:spacing w:before="0" w:lineRule="exact" w:line="20" w:after="0"/>
+        <w:spacing w:after="0" w:lineRule="exact" w:before="0" w:line="20"/>
         <w:rPr>
           <w:sz w:val="2"/>
         </w:rPr>
       </w:pPr>
-      <w:bookmarkStart w:id="89902" w:name="listing-src-attribute-pattern"/>
+      <w:bookmarkStart w:name="listing-src-attribute-pattern" w:id="89902"/>
       <w:bookmarkEnd w:id="89902"/>
     </w:p>
     <w:p>
@@ -5826,12 +5826,12 @@
     </w:p>
     <w:p>
       <w:pPr>
-        <w:spacing w:before="0" w:lineRule="exact" w:line="20" w:after="0"/>
+        <w:spacing w:after="0" w:lineRule="exact" w:before="0" w:line="20"/>
         <w:rPr>
           <w:sz w:val="2"/>
         </w:rPr>
       </w:pPr>
-      <w:bookmarkStart w:id="55431" w:name="listing-src-plantuml-float-syntax"/>
+      <w:bookmarkStart w:name="listing-src-plantuml-float-syntax" w:id="55431"/>
       <w:bookmarkEnd w:id="55431"/>
     </w:p>
     <w:p>
@@ -5933,12 +5933,12 @@
     </w:p>
     <w:p>
       <w:pPr>
-        <w:spacing w:before="0" w:lineRule="exact" w:line="20" w:after="0"/>
+        <w:spacing w:after="0" w:lineRule="exact" w:before="0" w:line="20"/>
         <w:rPr>
           <w:sz w:val="2"/>
         </w:rPr>
       </w:pPr>
-      <w:bookmarkStart w:id="14699" w:name="listing-src-mermaid-float-syntax"/>
+      <w:bookmarkStart w:name="listing-src-mermaid-float-syntax" w:id="14699"/>
       <w:bookmarkEnd w:id="14699"/>
     </w:p>
     <w:p>
@@ -6063,12 +6063,12 @@
     </w:p>
     <w:p>
       <w:pPr>
-        <w:spacing w:before="0" w:lineRule="exact" w:line="20" w:after="0"/>
+        <w:spacing w:after="0" w:lineRule="exact" w:before="0" w:line="20"/>
         <w:rPr>
           <w:sz w:val="2"/>
         </w:rPr>
       </w:pPr>
-      <w:bookmarkStart w:id="10374" w:name="listing-src-table-float-syntax"/>
+      <w:bookmarkStart w:name="listing-src-table-float-syntax" w:id="10374"/>
       <w:bookmarkEnd w:id="10374"/>
     </w:p>
     <w:p>
@@ -6217,12 +6217,12 @@
     </w:p>
     <w:p>
       <w:pPr>
-        <w:spacing w:before="0" w:lineRule="exact" w:line="20" w:after="0"/>
+        <w:spacing w:after="0" w:lineRule="exact" w:before="0" w:line="20"/>
         <w:rPr>
           <w:sz w:val="2"/>
         </w:rPr>
       </w:pPr>
-      <w:bookmarkStart w:id="55086" w:name="listing-src-csv-float-syntax"/>
+      <w:bookmarkStart w:name="listing-src-csv-float-syntax" w:id="55086"/>
       <w:bookmarkEnd w:id="55086"/>
     </w:p>
     <w:p>
@@ -6400,12 +6400,12 @@
     </w:p>
     <w:p>
       <w:pPr>
-        <w:spacing w:before="0" w:lineRule="exact" w:line="20" w:after="0"/>
+        <w:spacing w:after="0" w:lineRule="exact" w:before="0" w:line="20"/>
         <w:rPr>
           <w:sz w:val="2"/>
         </w:rPr>
       </w:pPr>
-      <w:bookmarkStart w:id="69456" w:name="listing-src-listing-float-syntax"/>
+      <w:bookmarkStart w:name="listing-src-listing-float-syntax" w:id="69456"/>
       <w:bookmarkEnd w:id="69456"/>
     </w:p>
     <w:p>
@@ -6551,12 +6551,12 @@
     </w:p>
     <w:p>
       <w:pPr>
-        <w:spacing w:before="0" w:lineRule="exact" w:line="20" w:after="0"/>
+        <w:spacing w:after="0" w:lineRule="exact" w:before="0" w:line="20"/>
         <w:rPr>
           <w:sz w:val="2"/>
         </w:rPr>
       </w:pPr>
-      <w:bookmarkStart w:id="31094" w:name="listing-src-chart-float-syntax"/>
+      <w:bookmarkStart w:name="listing-src-chart-float-syntax" w:id="31094"/>
       <w:bookmarkEnd w:id="31094"/>
     </w:p>
     <w:p>
@@ -6727,12 +6727,12 @@
     </w:p>
     <w:p>
       <w:pPr>
-        <w:spacing w:before="0" w:lineRule="exact" w:line="20" w:after="0"/>
+        <w:spacing w:after="0" w:lineRule="exact" w:before="0" w:line="20"/>
         <w:rPr>
           <w:sz w:val="2"/>
         </w:rPr>
       </w:pPr>
-      <w:bookmarkStart w:id="22760" w:name="listing-src-math-float-syntax"/>
+      <w:bookmarkStart w:name="listing-src-math-float-syntax" w:id="22760"/>
       <w:bookmarkEnd w:id="22760"/>
     </w:p>
     <w:p>
@@ -6849,12 +6849,12 @@
     </w:p>
     <w:p>
       <w:pPr>
-        <w:spacing w:before="0" w:lineRule="exact" w:line="20" w:after="0"/>
+        <w:spacing w:after="0" w:lineRule="exact" w:before="0" w:line="20"/>
         <w:rPr>
           <w:sz w:val="2"/>
         </w:rPr>
       </w:pPr>
-      <w:bookmarkStart w:id="95403" w:name="csv-tbl-float-syntax"/>
+      <w:bookmarkStart w:name="csv-tbl-float-syntax" w:id="95403"/>
       <w:bookmarkEnd w:id="95403"/>
     </w:p>
     <w:p>
@@ -6891,18 +6891,18 @@
         <w:tblLook w:firstRow="1" w:lastRow="0" w:firstColumn="0" w:lastColumn="0" w:noHBand="0" w:noVBand="0" w:val="0020"/>
         <w:jc w:val="start"/>
         <w:tblBorders>
-          <w:top w:color="000000" w:space="0" w:sz="6" w:val="single"/>
-          <w:left w:color="000000" w:space="0" w:sz="6" w:val="single"/>
-          <w:bottom w:color="000000" w:space="0" w:sz="6" w:val="single"/>
-          <w:right w:color="000000" w:space="0" w:sz="6" w:val="single"/>
-          <w:insideH w:color="000000" w:space="0" w:sz="6" w:val="single"/>
-          <w:insideV w:color="000000" w:space="0" w:sz="6" w:val="single"/>
+          <w:top w:space="0" w:color="000000" w:val="single" w:sz="6"/>
+          <w:left w:space="0" w:color="000000" w:val="single" w:sz="6"/>
+          <w:bottom w:space="0" w:color="000000" w:val="single" w:sz="6"/>
+          <w:right w:space="0" w:color="000000" w:val="single" w:sz="6"/>
+          <w:insideH w:space="0" w:color="000000" w:val="single" w:sz="6"/>
+          <w:insideV w:space="0" w:color="000000" w:val="single" w:sz="6"/>
         </w:tblBorders>
         <w:tblCellMar>
-          <w:top w:w="57" w:type="dxa"/>
-          <w:left w:w="108" w:type="dxa"/>
-          <w:bottom w:w="57" w:type="dxa"/>
-          <w:right w:w="108" w:type="dxa"/>
+          <w:top w:type="dxa" w:w="57"/>
+          <w:left w:type="dxa" w:w="108"/>
+          <w:bottom w:type="dxa" w:w="57"/>
+          <w:right w:type="dxa" w:w="108"/>
         </w:tblCellMar>
       </w:tblPr>
       <w:tblGrid>
@@ -6915,14 +6915,14 @@
         </w:trPr>
         <w:tc>
           <w:tcPr>
-            <w:shd w:color="auto" w:fill="E8E8E8" w:val="clear"/>
+            <w:shd w:color="auto" w:val="clear" w:fill="E8E8E8"/>
           </w:tcPr>
           <w:p>
             <w:pPr>
               <w:pStyle w:val="Compact"/>
               <w:jc w:val="left"/>
-              <w:ind w:firstLine="0" w:left="0" w:right="0"/>
-              <w:spacing w:lineRule="auto" w:before="40" w:line="240" w:after="40"/>
+              <w:ind w:right="0" w:firstLine="0" w:left="0"/>
+              <w:spacing w:after="40" w:lineRule="auto" w:line="240" w:before="40"/>
             </w:pPr>
             <w:r>
               <w:rPr>
@@ -6934,14 +6934,14 @@
         </w:tc>
         <w:tc>
           <w:tcPr>
-            <w:shd w:color="auto" w:fill="E8E8E8" w:val="clear"/>
+            <w:shd w:color="auto" w:val="clear" w:fill="E8E8E8"/>
           </w:tcPr>
           <w:p>
             <w:pPr>
               <w:pStyle w:val="Compact"/>
               <w:jc w:val="left"/>
-              <w:ind w:firstLine="0" w:left="0" w:right="0"/>
-              <w:spacing w:lineRule="auto" w:before="40" w:line="240" w:after="40"/>
+              <w:ind w:right="0" w:firstLine="0" w:left="0"/>
+              <w:spacing w:after="40" w:lineRule="auto" w:line="240" w:before="40"/>
             </w:pPr>
             <w:r>
               <w:rPr>
@@ -6959,8 +6959,8 @@
             <w:pPr>
               <w:pStyle w:val="Compact"/>
               <w:jc w:val="left"/>
-              <w:ind w:firstLine="0" w:left="0" w:right="0"/>
-              <w:spacing w:lineRule="auto" w:before="40" w:line="240" w:after="40"/>
+              <w:ind w:right="0" w:firstLine="0" w:left="0"/>
+              <w:spacing w:after="40" w:lineRule="auto" w:line="240" w:before="40"/>
             </w:pPr>
             <w:r>
               <w:rPr>
@@ -6976,8 +6976,8 @@
             <w:pPr>
               <w:pStyle w:val="Compact"/>
               <w:jc w:val="left"/>
-              <w:ind w:firstLine="0" w:left="0" w:right="0"/>
-              <w:spacing w:lineRule="auto" w:before="40" w:line="240" w:after="40"/>
+              <w:ind w:right="0" w:firstLine="0" w:left="0"/>
+              <w:spacing w:after="40" w:lineRule="auto" w:line="240" w:before="40"/>
             </w:pPr>
             <w:r>
               <w:t xml:space="preserve">Float type identifier (for example</w:t>
@@ -7088,8 +7088,8 @@
             <w:pPr>
               <w:pStyle w:val="Compact"/>
               <w:jc w:val="left"/>
-              <w:ind w:firstLine="0" w:left="0" w:right="0"/>
-              <w:spacing w:lineRule="auto" w:before="40" w:line="240" w:after="40"/>
+              <w:ind w:right="0" w:firstLine="0" w:left="0"/>
+              <w:spacing w:after="40" w:lineRule="auto" w:line="240" w:before="40"/>
             </w:pPr>
             <w:r>
               <w:rPr>
@@ -7105,8 +7105,8 @@
             <w:pPr>
               <w:pStyle w:val="Compact"/>
               <w:jc w:val="left"/>
-              <w:ind w:firstLine="0" w:left="0" w:right="0"/>
-              <w:spacing w:lineRule="auto" w:before="40" w:line="240" w:after="40"/>
+              <w:ind w:right="0" w:firstLine="0" w:left="0"/>
+              <w:spacing w:after="40" w:lineRule="auto" w:line="240" w:before="40"/>
             </w:pPr>
             <w:r>
               <w:t xml:space="preserve">Optional language hint for syntax highlighting</w:t>
@@ -7121,8 +7121,8 @@
             <w:pPr>
               <w:pStyle w:val="Compact"/>
               <w:jc w:val="left"/>
-              <w:ind w:firstLine="0" w:left="0" w:right="0"/>
-              <w:spacing w:lineRule="auto" w:before="40" w:line="240" w:after="40"/>
+              <w:ind w:right="0" w:firstLine="0" w:left="0"/>
+              <w:spacing w:after="40" w:lineRule="auto" w:line="240" w:before="40"/>
             </w:pPr>
             <w:r>
               <w:rPr>
@@ -7138,8 +7138,8 @@
             <w:pPr>
               <w:pStyle w:val="Compact"/>
               <w:jc w:val="left"/>
-              <w:ind w:firstLine="0" w:left="0" w:right="0"/>
-              <w:spacing w:lineRule="auto" w:before="40" w:line="240" w:after="40"/>
+              <w:ind w:right="0" w:firstLine="0" w:left="0"/>
+              <w:spacing w:after="40" w:lineRule="auto" w:line="240" w:before="40"/>
             </w:pPr>
             <w:r>
               <w:t xml:space="preserve">Float label for cross-referencing; must be unique within the specification</w:t>
@@ -7154,8 +7154,8 @@
             <w:pPr>
               <w:pStyle w:val="Compact"/>
               <w:jc w:val="left"/>
-              <w:ind w:firstLine="0" w:left="0" w:right="0"/>
-              <w:spacing w:lineRule="auto" w:before="40" w:line="240" w:after="40"/>
+              <w:ind w:right="0" w:firstLine="0" w:left="0"/>
+              <w:spacing w:after="40" w:lineRule="auto" w:line="240" w:before="40"/>
             </w:pPr>
             <w:r>
               <w:rPr>
@@ -7171,8 +7171,8 @@
             <w:pPr>
               <w:pStyle w:val="Compact"/>
               <w:jc w:val="left"/>
-              <w:ind w:firstLine="0" w:left="0" w:right="0"/>
-              <w:spacing w:lineRule="auto" w:before="40" w:line="240" w:after="40"/>
+              <w:ind w:right="0" w:firstLine="0" w:left="0"/>
+              <w:spacing w:after="40" w:lineRule="auto" w:line="240" w:before="40"/>
             </w:pPr>
             <w:r>
               <w:t xml:space="preserve">Key-value attributes; common attribute:</w:t>
@@ -7273,12 +7273,12 @@
     </w:p>
     <w:p>
       <w:pPr>
-        <w:spacing w:before="0" w:lineRule="exact" w:line="20" w:after="0"/>
+        <w:spacing w:after="0" w:lineRule="exact" w:before="0" w:line="20"/>
         <w:rPr>
           <w:sz w:val="2"/>
         </w:rPr>
       </w:pPr>
-      <w:bookmarkStart w:id="48255" w:name="csv-tbl-selectors"/>
+      <w:bookmarkStart w:name="csv-tbl-selectors" w:id="48255"/>
       <w:bookmarkEnd w:id="48255"/>
     </w:p>
     <w:p>
@@ -7315,18 +7315,18 @@
         <w:tblLook w:firstRow="1" w:lastRow="0" w:firstColumn="0" w:lastColumn="0" w:noHBand="0" w:noVBand="0" w:val="0020"/>
         <w:jc w:val="start"/>
         <w:tblBorders>
-          <w:top w:color="000000" w:space="0" w:sz="6" w:val="single"/>
-          <w:left w:color="000000" w:space="0" w:sz="6" w:val="single"/>
-          <w:bottom w:color="000000" w:space="0" w:sz="6" w:val="single"/>
-          <w:right w:color="000000" w:space="0" w:sz="6" w:val="single"/>
-          <w:insideH w:color="000000" w:space="0" w:sz="6" w:val="single"/>
-          <w:insideV w:color="000000" w:space="0" w:sz="6" w:val="single"/>
+          <w:top w:space="0" w:color="000000" w:val="single" w:sz="6"/>
+          <w:left w:space="0" w:color="000000" w:val="single" w:sz="6"/>
+          <w:bottom w:space="0" w:color="000000" w:val="single" w:sz="6"/>
+          <w:right w:space="0" w:color="000000" w:val="single" w:sz="6"/>
+          <w:insideH w:space="0" w:color="000000" w:val="single" w:sz="6"/>
+          <w:insideV w:space="0" w:color="000000" w:val="single" w:sz="6"/>
         </w:tblBorders>
         <w:tblCellMar>
-          <w:top w:w="57" w:type="dxa"/>
-          <w:left w:w="108" w:type="dxa"/>
-          <w:bottom w:w="57" w:type="dxa"/>
-          <w:right w:w="108" w:type="dxa"/>
+          <w:top w:type="dxa" w:w="57"/>
+          <w:left w:type="dxa" w:w="108"/>
+          <w:bottom w:type="dxa" w:w="57"/>
+          <w:right w:type="dxa" w:w="108"/>
         </w:tblCellMar>
       </w:tblPr>
       <w:tblGrid>
@@ -7340,14 +7340,14 @@
         </w:trPr>
         <w:tc>
           <w:tcPr>
-            <w:shd w:color="auto" w:fill="E8E8E8" w:val="clear"/>
+            <w:shd w:color="auto" w:val="clear" w:fill="E8E8E8"/>
           </w:tcPr>
           <w:p>
             <w:pPr>
               <w:pStyle w:val="Compact"/>
               <w:jc w:val="left"/>
-              <w:ind w:firstLine="0" w:left="0" w:right="0"/>
-              <w:spacing w:lineRule="auto" w:before="40" w:line="240" w:after="40"/>
+              <w:ind w:right="0" w:firstLine="0" w:left="0"/>
+              <w:spacing w:after="40" w:lineRule="auto" w:line="240" w:before="40"/>
             </w:pPr>
             <w:r>
               <w:rPr>
@@ -7359,14 +7359,14 @@
         </w:tc>
         <w:tc>
           <w:tcPr>
-            <w:shd w:color="auto" w:fill="E8E8E8" w:val="clear"/>
+            <w:shd w:color="auto" w:val="clear" w:fill="E8E8E8"/>
           </w:tcPr>
           <w:p>
             <w:pPr>
               <w:pStyle w:val="Compact"/>
               <w:jc w:val="left"/>
-              <w:ind w:firstLine="0" w:left="0" w:right="0"/>
-              <w:spacing w:lineRule="auto" w:before="40" w:line="240" w:after="40"/>
+              <w:ind w:right="0" w:firstLine="0" w:left="0"/>
+              <w:spacing w:after="40" w:lineRule="auto" w:line="240" w:before="40"/>
             </w:pPr>
             <w:r>
               <w:rPr>
@@ -7378,14 +7378,14 @@
         </w:tc>
         <w:tc>
           <w:tcPr>
-            <w:shd w:color="auto" w:fill="E8E8E8" w:val="clear"/>
+            <w:shd w:color="auto" w:val="clear" w:fill="E8E8E8"/>
           </w:tcPr>
           <w:p>
             <w:pPr>
               <w:pStyle w:val="Compact"/>
               <w:jc w:val="left"/>
-              <w:ind w:firstLine="0" w:left="0" w:right="0"/>
-              <w:spacing w:lineRule="auto" w:before="40" w:line="240" w:after="40"/>
+              <w:ind w:right="0" w:firstLine="0" w:left="0"/>
+              <w:spacing w:after="40" w:lineRule="auto" w:line="240" w:before="40"/>
             </w:pPr>
             <w:r>
               <w:rPr>
@@ -7403,8 +7403,8 @@
             <w:pPr>
               <w:pStyle w:val="Compact"/>
               <w:jc w:val="left"/>
-              <w:ind w:firstLine="0" w:left="0" w:right="0"/>
-              <w:spacing w:lineRule="auto" w:before="40" w:line="240" w:after="40"/>
+              <w:ind w:right="0" w:firstLine="0" w:left="0"/>
+              <w:spacing w:after="40" w:lineRule="auto" w:line="240" w:before="40"/>
             </w:pPr>
             <w:r>
               <w:rPr>
@@ -7420,8 +7420,8 @@
             <w:pPr>
               <w:pStyle w:val="Compact"/>
               <w:jc w:val="left"/>
-              <w:ind w:firstLine="0" w:left="0" w:right="0"/>
-              <w:spacing w:lineRule="auto" w:before="40" w:line="240" w:after="40"/>
+              <w:ind w:right="0" w:firstLine="0" w:left="0"/>
+              <w:spacing w:after="40" w:lineRule="auto" w:line="240" w:before="40"/>
             </w:pPr>
             <w:r>
               <w:rPr>
@@ -7443,8 +7443,8 @@
             <w:pPr>
               <w:pStyle w:val="Compact"/>
               <w:jc w:val="left"/>
-              <w:ind w:firstLine="0" w:left="0" w:right="0"/>
-              <w:spacing w:lineRule="auto" w:before="40" w:line="240" w:after="40"/>
+              <w:ind w:right="0" w:firstLine="0" w:left="0"/>
+              <w:spacing w:after="40" w:lineRule="auto" w:line="240" w:before="40"/>
             </w:pPr>
             <w:r>
               <w:t xml:space="preserve">PID lookup: same-spec first, then cross-document fallback</w:t>
@@ -7459,8 +7459,8 @@
             <w:pPr>
               <w:pStyle w:val="Compact"/>
               <w:jc w:val="left"/>
-              <w:ind w:firstLine="0" w:left="0" w:right="0"/>
-              <w:spacing w:lineRule="auto" w:before="40" w:line="240" w:after="40"/>
+              <w:ind w:right="0" w:firstLine="0" w:left="0"/>
+              <w:spacing w:after="40" w:lineRule="auto" w:line="240" w:before="40"/>
             </w:pPr>
             <w:r>
               <w:rPr>
@@ -7476,8 +7476,8 @@
             <w:pPr>
               <w:pStyle w:val="Compact"/>
               <w:jc w:val="left"/>
-              <w:ind w:firstLine="0" w:left="0" w:right="0"/>
-              <w:spacing w:lineRule="auto" w:before="40" w:line="240" w:after="40"/>
+              <w:ind w:right="0" w:firstLine="0" w:left="0"/>
+              <w:spacing w:after="40" w:lineRule="auto" w:line="240" w:before="40"/>
             </w:pPr>
             <w:r>
               <w:rPr>
@@ -7499,8 +7499,8 @@
             <w:pPr>
               <w:pStyle w:val="Compact"/>
               <w:jc w:val="left"/>
-              <w:ind w:firstLine="0" w:left="0" w:right="0"/>
-              <w:spacing w:lineRule="auto" w:before="40" w:line="240" w:after="40"/>
+              <w:ind w:right="0" w:firstLine="0" w:left="0"/>
+              <w:spacing w:after="40" w:lineRule="auto" w:line="240" w:before="40"/>
             </w:pPr>
             <w:r>
               <w:t xml:space="preserve">Scoped label resolution: local scope, then same-spec, then global</w:t>
@@ -7515,8 +7515,8 @@
             <w:pPr>
               <w:pStyle w:val="Compact"/>
               <w:jc w:val="left"/>
-              <w:ind w:firstLine="0" w:left="0" w:right="0"/>
-              <w:spacing w:lineRule="auto" w:before="40" w:line="240" w:after="40"/>
+              <w:ind w:right="0" w:firstLine="0" w:left="0"/>
+              <w:spacing w:after="40" w:lineRule="auto" w:line="240" w:before="40"/>
             </w:pPr>
             <w:r>
               <w:rPr>
@@ -7532,8 +7532,8 @@
             <w:pPr>
               <w:pStyle w:val="Compact"/>
               <w:jc w:val="left"/>
-              <w:ind w:firstLine="0" w:left="0" w:right="0"/>
-              <w:spacing w:lineRule="auto" w:before="40" w:line="240" w:after="40"/>
+              <w:ind w:right="0" w:firstLine="0" w:left="0"/>
+              <w:spacing w:after="40" w:lineRule="auto" w:line="240" w:before="40"/>
             </w:pPr>
             <w:r>
               <w:t xml:space="preserve">XREF_CITATION</w:t>
@@ -7546,8 +7546,8 @@
             <w:pPr>
               <w:pStyle w:val="Compact"/>
               <w:jc w:val="left"/>
-              <w:ind w:firstLine="0" w:left="0" w:right="0"/>
-              <w:spacing w:lineRule="auto" w:before="40" w:line="240" w:after="40"/>
+              <w:ind w:right="0" w:firstLine="0" w:left="0"/>
+              <w:spacing w:after="40" w:lineRule="auto" w:line="240" w:before="40"/>
             </w:pPr>
             <w:r>
               <w:t xml:space="preserve">Rewritten to pandoc Cite element (parenthetical)</w:t>
@@ -7562,8 +7562,8 @@
             <w:pPr>
               <w:pStyle w:val="Compact"/>
               <w:jc w:val="left"/>
-              <w:ind w:firstLine="0" w:left="0" w:right="0"/>
-              <w:spacing w:lineRule="auto" w:before="40" w:line="240" w:after="40"/>
+              <w:ind w:right="0" w:firstLine="0" w:left="0"/>
+              <w:spacing w:after="40" w:lineRule="auto" w:line="240" w:before="40"/>
             </w:pPr>
             <w:r>
               <w:rPr>
@@ -7579,8 +7579,8 @@
             <w:pPr>
               <w:pStyle w:val="Compact"/>
               <w:jc w:val="left"/>
-              <w:ind w:firstLine="0" w:left="0" w:right="0"/>
-              <w:spacing w:lineRule="auto" w:before="40" w:line="240" w:after="40"/>
+              <w:ind w:right="0" w:firstLine="0" w:left="0"/>
+              <w:spacing w:after="40" w:lineRule="auto" w:line="240" w:before="40"/>
             </w:pPr>
             <w:r>
               <w:t xml:space="preserve">XREF_CITATION</w:t>
@@ -7593,8 +7593,8 @@
             <w:pPr>
               <w:pStyle w:val="Compact"/>
               <w:jc w:val="left"/>
-              <w:ind w:firstLine="0" w:left="0" w:right="0"/>
-              <w:spacing w:lineRule="auto" w:before="40" w:line="240" w:after="40"/>
+              <w:ind w:right="0" w:firstLine="0" w:left="0"/>
+              <w:spacing w:after="40" w:lineRule="auto" w:line="240" w:before="40"/>
             </w:pPr>
             <w:r>
               <w:t xml:space="preserve">Rewritten to pandoc Cite element (in-text)</w:t>
@@ -7628,12 +7628,12 @@
     </w:p>
     <w:p>
       <w:pPr>
-        <w:spacing w:before="0" w:lineRule="exact" w:line="20" w:after="0"/>
+        <w:spacing w:after="0" w:lineRule="exact" w:before="0" w:line="20"/>
         <w:rPr>
           <w:sz w:val="2"/>
         </w:rPr>
       </w:pPr>
-      <w:bookmarkStart w:id="65471" w:name="csv-tbl-relation-syntax"/>
+      <w:bookmarkStart w:name="csv-tbl-relation-syntax" w:id="65471"/>
       <w:bookmarkEnd w:id="65471"/>
     </w:p>
     <w:p>
@@ -7670,18 +7670,18 @@
         <w:tblLook w:firstRow="1" w:lastRow="0" w:firstColumn="0" w:lastColumn="0" w:noHBand="0" w:noVBand="0" w:val="0020"/>
         <w:jc w:val="start"/>
         <w:tblBorders>
-          <w:top w:color="000000" w:space="0" w:sz="6" w:val="single"/>
-          <w:left w:color="000000" w:space="0" w:sz="6" w:val="single"/>
-          <w:bottom w:color="000000" w:space="0" w:sz="6" w:val="single"/>
-          <w:right w:color="000000" w:space="0" w:sz="6" w:val="single"/>
-          <w:insideH w:color="000000" w:space="0" w:sz="6" w:val="single"/>
-          <w:insideV w:color="000000" w:space="0" w:sz="6" w:val="single"/>
+          <w:top w:space="0" w:color="000000" w:val="single" w:sz="6"/>
+          <w:left w:space="0" w:color="000000" w:val="single" w:sz="6"/>
+          <w:bottom w:space="0" w:color="000000" w:val="single" w:sz="6"/>
+          <w:right w:space="0" w:color="000000" w:val="single" w:sz="6"/>
+          <w:insideH w:space="0" w:color="000000" w:val="single" w:sz="6"/>
+          <w:insideV w:space="0" w:color="000000" w:val="single" w:sz="6"/>
         </w:tblBorders>
         <w:tblCellMar>
-          <w:top w:w="57" w:type="dxa"/>
-          <w:left w:w="108" w:type="dxa"/>
-          <w:bottom w:w="57" w:type="dxa"/>
-          <w:right w:w="108" w:type="dxa"/>
+          <w:top w:type="dxa" w:w="57"/>
+          <w:left w:type="dxa" w:w="108"/>
+          <w:bottom w:type="dxa" w:w="57"/>
+          <w:right w:type="dxa" w:w="108"/>
         </w:tblCellMar>
       </w:tblPr>
       <w:tblGrid>
@@ -7695,14 +7695,14 @@
         </w:trPr>
         <w:tc>
           <w:tcPr>
-            <w:shd w:color="auto" w:fill="E8E8E8" w:val="clear"/>
+            <w:shd w:color="auto" w:val="clear" w:fill="E8E8E8"/>
           </w:tcPr>
           <w:p>
             <w:pPr>
               <w:pStyle w:val="Compact"/>
               <w:jc w:val="left"/>
-              <w:ind w:firstLine="0" w:left="0" w:right="0"/>
-              <w:spacing w:lineRule="auto" w:before="40" w:line="240" w:after="40"/>
+              <w:ind w:right="0" w:firstLine="0" w:left="0"/>
+              <w:spacing w:after="40" w:lineRule="auto" w:line="240" w:before="40"/>
             </w:pPr>
             <w:r>
               <w:rPr>
@@ -7714,14 +7714,14 @@
         </w:tc>
         <w:tc>
           <w:tcPr>
-            <w:shd w:color="auto" w:fill="E8E8E8" w:val="clear"/>
+            <w:shd w:color="auto" w:val="clear" w:fill="E8E8E8"/>
           </w:tcPr>
           <w:p>
             <w:pPr>
               <w:pStyle w:val="Compact"/>
               <w:jc w:val="left"/>
-              <w:ind w:firstLine="0" w:left="0" w:right="0"/>
-              <w:spacing w:lineRule="auto" w:before="40" w:line="240" w:after="40"/>
+              <w:ind w:right="0" w:firstLine="0" w:left="0"/>
+              <w:spacing w:after="40" w:lineRule="auto" w:line="240" w:before="40"/>
             </w:pPr>
             <w:r>
               <w:rPr>
@@ -7733,14 +7733,14 @@
         </w:tc>
         <w:tc>
           <w:tcPr>
-            <w:shd w:color="auto" w:fill="E8E8E8" w:val="clear"/>
+            <w:shd w:color="auto" w:val="clear" w:fill="E8E8E8"/>
           </w:tcPr>
           <w:p>
             <w:pPr>
               <w:pStyle w:val="Compact"/>
               <w:jc w:val="left"/>
-              <w:ind w:firstLine="0" w:left="0" w:right="0"/>
-              <w:spacing w:lineRule="auto" w:before="40" w:line="240" w:after="40"/>
+              <w:ind w:right="0" w:firstLine="0" w:left="0"/>
+              <w:spacing w:after="40" w:lineRule="auto" w:line="240" w:before="40"/>
             </w:pPr>
             <w:r>
               <w:rPr>
@@ -7758,8 +7758,8 @@
             <w:pPr>
               <w:pStyle w:val="Compact"/>
               <w:jc w:val="left"/>
-              <w:ind w:firstLine="0" w:left="0" w:right="0"/>
-              <w:spacing w:lineRule="auto" w:before="40" w:line="240" w:after="40"/>
+              <w:ind w:right="0" w:firstLine="0" w:left="0"/>
+              <w:spacing w:after="40" w:lineRule="auto" w:line="240" w:before="40"/>
             </w:pPr>
             <w:r>
               <w:rPr>
@@ -7775,8 +7775,8 @@
             <w:pPr>
               <w:pStyle w:val="Compact"/>
               <w:jc w:val="left"/>
-              <w:ind w:firstLine="0" w:left="0" w:right="0"/>
-              <w:spacing w:lineRule="auto" w:before="40" w:line="240" w:after="40"/>
+              <w:ind w:right="0" w:firstLine="0" w:left="0"/>
+              <w:spacing w:after="40" w:lineRule="auto" w:line="240" w:before="40"/>
             </w:pPr>
             <w:r>
               <w:rPr>
@@ -7792,8 +7792,8 @@
             <w:pPr>
               <w:pStyle w:val="Compact"/>
               <w:jc w:val="left"/>
-              <w:ind w:firstLine="0" w:left="0" w:right="0"/>
-              <w:spacing w:lineRule="auto" w:before="40" w:line="240" w:after="40"/>
+              <w:ind w:right="0" w:firstLine="0" w:left="0"/>
+              <w:spacing w:after="40" w:lineRule="auto" w:line="240" w:before="40"/>
             </w:pPr>
             <w:r>
               <w:t xml:space="preserve">Reference by PID</w:t>
@@ -7808,8 +7808,8 @@
             <w:pPr>
               <w:pStyle w:val="Compact"/>
               <w:jc w:val="left"/>
-              <w:ind w:firstLine="0" w:left="0" w:right="0"/>
-              <w:spacing w:lineRule="auto" w:before="40" w:line="240" w:after="40"/>
+              <w:ind w:right="0" w:firstLine="0" w:left="0"/>
+              <w:spacing w:after="40" w:lineRule="auto" w:line="240" w:before="40"/>
             </w:pPr>
             <w:r>
               <w:rPr>
@@ -7825,8 +7825,8 @@
             <w:pPr>
               <w:pStyle w:val="Compact"/>
               <w:jc w:val="left"/>
-              <w:ind w:firstLine="0" w:left="0" w:right="0"/>
-              <w:spacing w:lineRule="auto" w:before="40" w:line="240" w:after="40"/>
+              <w:ind w:right="0" w:firstLine="0" w:left="0"/>
+              <w:spacing w:after="40" w:lineRule="auto" w:line="240" w:before="40"/>
             </w:pPr>
             <w:r>
               <w:rPr>
@@ -7842,8 +7842,8 @@
             <w:pPr>
               <w:pStyle w:val="Compact"/>
               <w:jc w:val="left"/>
-              <w:ind w:firstLine="0" w:left="0" w:right="0"/>
-              <w:spacing w:lineRule="auto" w:before="40" w:line="240" w:after="40"/>
+              <w:ind w:right="0" w:firstLine="0" w:left="0"/>
+              <w:spacing w:after="40" w:lineRule="auto" w:line="240" w:before="40"/>
             </w:pPr>
             <w:r>
               <w:t xml:space="preserve">Typed float reference</w:t>
@@ -7858,8 +7858,8 @@
             <w:pPr>
               <w:pStyle w:val="Compact"/>
               <w:jc w:val="left"/>
-              <w:ind w:firstLine="0" w:left="0" w:right="0"/>
-              <w:spacing w:lineRule="auto" w:before="40" w:line="240" w:after="40"/>
+              <w:ind w:right="0" w:firstLine="0" w:left="0"/>
+              <w:spacing w:after="40" w:lineRule="auto" w:line="240" w:before="40"/>
             </w:pPr>
             <w:r>
               <w:rPr>
@@ -7875,8 +7875,8 @@
             <w:pPr>
               <w:pStyle w:val="Compact"/>
               <w:jc w:val="left"/>
-              <w:ind w:firstLine="0" w:left="0" w:right="0"/>
-              <w:spacing w:lineRule="auto" w:before="40" w:line="240" w:after="40"/>
+              <w:ind w:right="0" w:firstLine="0" w:left="0"/>
+              <w:spacing w:after="40" w:lineRule="auto" w:line="240" w:before="40"/>
             </w:pPr>
             <w:r>
               <w:rPr>
@@ -7892,8 +7892,8 @@
             <w:pPr>
               <w:pStyle w:val="Compact"/>
               <w:jc w:val="left"/>
-              <w:ind w:firstLine="0" w:left="0" w:right="0"/>
-              <w:spacing w:lineRule="auto" w:before="40" w:line="240" w:after="40"/>
+              <w:ind w:right="0" w:firstLine="0" w:left="0"/>
+              <w:spacing w:after="40" w:lineRule="auto" w:line="240" w:before="40"/>
             </w:pPr>
             <w:r>
               <w:t xml:space="preserve">Scoped float reference</w:t>
@@ -7908,8 +7908,8 @@
             <w:pPr>
               <w:pStyle w:val="Compact"/>
               <w:jc w:val="left"/>
-              <w:ind w:firstLine="0" w:left="0" w:right="0"/>
-              <w:spacing w:lineRule="auto" w:before="40" w:line="240" w:after="40"/>
+              <w:ind w:right="0" w:firstLine="0" w:left="0"/>
+              <w:spacing w:after="40" w:lineRule="auto" w:line="240" w:before="40"/>
             </w:pPr>
             <w:r>
               <w:rPr>
@@ -7925,8 +7925,8 @@
             <w:pPr>
               <w:pStyle w:val="Compact"/>
               <w:jc w:val="left"/>
-              <w:ind w:firstLine="0" w:left="0" w:right="0"/>
-              <w:spacing w:lineRule="auto" w:before="40" w:line="240" w:after="40"/>
+              <w:ind w:right="0" w:firstLine="0" w:left="0"/>
+              <w:spacing w:after="40" w:lineRule="auto" w:line="240" w:before="40"/>
             </w:pPr>
             <w:r>
               <w:rPr>
@@ -7942,8 +7942,8 @@
             <w:pPr>
               <w:pStyle w:val="Compact"/>
               <w:jc w:val="left"/>
-              <w:ind w:firstLine="0" w:left="0" w:right="0"/>
-              <w:spacing w:lineRule="auto" w:before="40" w:line="240" w:after="40"/>
+              <w:ind w:right="0" w:firstLine="0" w:left="0"/>
+              <w:spacing w:after="40" w:lineRule="auto" w:line="240" w:before="40"/>
             </w:pPr>
             <w:r>
               <w:t xml:space="preserve">Parenthetical citation</w:t>
@@ -7958,8 +7958,8 @@
             <w:pPr>
               <w:pStyle w:val="Compact"/>
               <w:jc w:val="left"/>
-              <w:ind w:firstLine="0" w:left="0" w:right="0"/>
-              <w:spacing w:lineRule="auto" w:before="40" w:line="240" w:after="40"/>
+              <w:ind w:right="0" w:firstLine="0" w:left="0"/>
+              <w:spacing w:after="40" w:lineRule="auto" w:line="240" w:before="40"/>
             </w:pPr>
             <w:r>
               <w:rPr>
@@ -7975,8 +7975,8 @@
             <w:pPr>
               <w:pStyle w:val="Compact"/>
               <w:jc w:val="left"/>
-              <w:ind w:firstLine="0" w:left="0" w:right="0"/>
-              <w:spacing w:lineRule="auto" w:before="40" w:line="240" w:after="40"/>
+              <w:ind w:right="0" w:firstLine="0" w:left="0"/>
+              <w:spacing w:after="40" w:lineRule="auto" w:line="240" w:before="40"/>
             </w:pPr>
             <w:r>
               <w:rPr>
@@ -7992,8 +7992,8 @@
             <w:pPr>
               <w:pStyle w:val="Compact"/>
               <w:jc w:val="left"/>
-              <w:ind w:firstLine="0" w:left="0" w:right="0"/>
-              <w:spacing w:lineRule="auto" w:before="40" w:line="240" w:after="40"/>
+              <w:ind w:right="0" w:firstLine="0" w:left="0"/>
+              <w:spacing w:after="40" w:lineRule="auto" w:line="240" w:before="40"/>
             </w:pPr>
             <w:r>
               <w:t xml:space="preserve">In-text citation</w:t>
@@ -8143,7 +8143,7 @@
       <w:r>
         <w:tab/>
       </w:r>
-      <w:bookmarkStart w:id="23201" w:name="math-eq-specificity"/>
+      <w:bookmarkStart w:name="math-eq-specificity" w:id="23201"/>
       <w:r>
         <w:t>(</w:t>
       </w:r>
@@ -8231,12 +8231,12 @@
     </w:p>
     <w:p>
       <w:pPr>
-        <w:spacing w:before="0" w:lineRule="exact" w:line="20" w:after="0"/>
+        <w:spacing w:after="0" w:lineRule="exact" w:before="0" w:line="20"/>
         <w:rPr>
           <w:sz w:val="2"/>
         </w:rPr>
       </w:pPr>
-      <w:bookmarkStart w:id="55430" w:name="csv-tbl-inference-scoring"/>
+      <w:bookmarkStart w:name="csv-tbl-inference-scoring" w:id="55430"/>
       <w:bookmarkEnd w:id="55430"/>
     </w:p>
     <w:p>
@@ -8273,18 +8273,18 @@
         <w:tblLook w:firstRow="1" w:lastRow="0" w:firstColumn="0" w:lastColumn="0" w:noHBand="0" w:noVBand="0" w:val="0020"/>
         <w:jc w:val="start"/>
         <w:tblBorders>
-          <w:top w:color="000000" w:space="0" w:sz="6" w:val="single"/>
-          <w:left w:color="000000" w:space="0" w:sz="6" w:val="single"/>
-          <w:bottom w:color="000000" w:space="0" w:sz="6" w:val="single"/>
-          <w:right w:color="000000" w:space="0" w:sz="6" w:val="single"/>
-          <w:insideH w:color="000000" w:space="0" w:sz="6" w:val="single"/>
-          <w:insideV w:color="000000" w:space="0" w:sz="6" w:val="single"/>
+          <w:top w:space="0" w:color="000000" w:val="single" w:sz="6"/>
+          <w:left w:space="0" w:color="000000" w:val="single" w:sz="6"/>
+          <w:bottom w:space="0" w:color="000000" w:val="single" w:sz="6"/>
+          <w:right w:space="0" w:color="000000" w:val="single" w:sz="6"/>
+          <w:insideH w:space="0" w:color="000000" w:val="single" w:sz="6"/>
+          <w:insideV w:space="0" w:color="000000" w:val="single" w:sz="6"/>
         </w:tblBorders>
         <w:tblCellMar>
-          <w:top w:w="57" w:type="dxa"/>
-          <w:left w:w="108" w:type="dxa"/>
-          <w:bottom w:w="57" w:type="dxa"/>
-          <w:right w:w="108" w:type="dxa"/>
+          <w:top w:type="dxa" w:w="57"/>
+          <w:left w:type="dxa" w:w="108"/>
+          <w:bottom w:type="dxa" w:w="57"/>
+          <w:right w:type="dxa" w:w="108"/>
         </w:tblCellMar>
       </w:tblPr>
       <w:tblGrid>
@@ -8299,14 +8299,14 @@
         </w:trPr>
         <w:tc>
           <w:tcPr>
-            <w:shd w:color="auto" w:fill="E8E8E8" w:val="clear"/>
+            <w:shd w:color="auto" w:val="clear" w:fill="E8E8E8"/>
           </w:tcPr>
           <w:p>
             <w:pPr>
               <w:pStyle w:val="Compact"/>
               <w:jc w:val="left"/>
-              <w:ind w:firstLine="0" w:left="0" w:right="0"/>
-              <w:spacing w:lineRule="auto" w:before="40" w:line="240" w:after="40"/>
+              <w:ind w:right="0" w:firstLine="0" w:left="0"/>
+              <w:spacing w:after="40" w:lineRule="auto" w:line="240" w:before="40"/>
             </w:pPr>
             <w:r>
               <w:rPr>
@@ -8318,14 +8318,14 @@
         </w:tc>
         <w:tc>
           <w:tcPr>
-            <w:shd w:color="auto" w:fill="E8E8E8" w:val="clear"/>
+            <w:shd w:color="auto" w:val="clear" w:fill="E8E8E8"/>
           </w:tcPr>
           <w:p>
             <w:pPr>
               <w:pStyle w:val="Compact"/>
               <w:jc w:val="center"/>
-              <w:ind w:firstLine="0" w:left="0" w:right="0"/>
-              <w:spacing w:lineRule="auto" w:before="40" w:line="240" w:after="40"/>
+              <w:ind w:right="0" w:firstLine="0" w:left="0"/>
+              <w:spacing w:after="40" w:lineRule="auto" w:line="240" w:before="40"/>
             </w:pPr>
             <w:r>
               <w:rPr>
@@ -8337,14 +8337,14 @@
         </w:tc>
         <w:tc>
           <w:tcPr>
-            <w:shd w:color="auto" w:fill="E8E8E8" w:val="clear"/>
+            <w:shd w:color="auto" w:val="clear" w:fill="E8E8E8"/>
           </w:tcPr>
           <w:p>
             <w:pPr>
               <w:pStyle w:val="Compact"/>
               <w:jc w:val="left"/>
-              <w:ind w:firstLine="0" w:left="0" w:right="0"/>
-              <w:spacing w:lineRule="auto" w:before="40" w:line="240" w:after="40"/>
+              <w:ind w:right="0" w:firstLine="0" w:left="0"/>
+              <w:spacing w:after="40" w:lineRule="auto" w:line="240" w:before="40"/>
             </w:pPr>
             <w:r>
               <w:rPr>
@@ -8356,14 +8356,14 @@
         </w:tc>
         <w:tc>
           <w:tcPr>
-            <w:shd w:color="auto" w:fill="E8E8E8" w:val="clear"/>
+            <w:shd w:color="auto" w:val="clear" w:fill="E8E8E8"/>
           </w:tcPr>
           <w:p>
             <w:pPr>
               <w:pStyle w:val="Compact"/>
               <w:jc w:val="center"/>
-              <w:ind w:firstLine="0" w:left="0" w:right="0"/>
-              <w:spacing w:lineRule="auto" w:before="40" w:line="240" w:after="40"/>
+              <w:ind w:right="0" w:firstLine="0" w:left="0"/>
+              <w:spacing w:after="40" w:lineRule="auto" w:line="240" w:before="40"/>
             </w:pPr>
             <w:r>
               <w:rPr>
@@ -8381,8 +8381,8 @@
             <w:pPr>
               <w:pStyle w:val="Compact"/>
               <w:jc w:val="left"/>
-              <w:ind w:firstLine="0" w:left="0" w:right="0"/>
-              <w:spacing w:lineRule="auto" w:before="40" w:line="240" w:after="40"/>
+              <w:ind w:right="0" w:firstLine="0" w:left="0"/>
+              <w:spacing w:after="40" w:lineRule="auto" w:line="240" w:before="40"/>
             </w:pPr>
             <w:r>
               <w:rPr>
@@ -8438,8 +8438,8 @@
             <w:pPr>
               <w:pStyle w:val="Compact"/>
               <w:jc w:val="center"/>
-              <w:ind w:firstLine="0" w:left="0" w:right="0"/>
-              <w:spacing w:lineRule="auto" w:before="40" w:line="240" w:after="40"/>
+              <w:ind w:right="0" w:firstLine="0" w:left="0"/>
+              <w:spacing w:after="40" w:lineRule="auto" w:line="240" w:before="40"/>
             </w:pPr>
             <w:r>
               <w:t xml:space="preserve">+1</w:t>
@@ -8452,8 +8452,8 @@
             <w:pPr>
               <w:pStyle w:val="Compact"/>
               <w:jc w:val="left"/>
-              <w:ind w:firstLine="0" w:left="0" w:right="0"/>
-              <w:spacing w:lineRule="auto" w:before="40" w:line="240" w:after="40"/>
+              <w:ind w:right="0" w:firstLine="0" w:left="0"/>
+              <w:spacing w:after="40" w:lineRule="auto" w:line="240" w:before="40"/>
             </w:pPr>
             <w:r>
               <w:t xml:space="preserve">Eliminated</w:t>
@@ -8466,8 +8466,8 @@
             <w:pPr>
               <w:pStyle w:val="Compact"/>
               <w:jc w:val="center"/>
-              <w:ind w:firstLine="0" w:left="0" w:right="0"/>
-              <w:spacing w:lineRule="auto" w:before="40" w:line="240" w:after="40"/>
+              <w:ind w:right="0" w:firstLine="0" w:left="0"/>
+              <w:spacing w:after="40" w:lineRule="auto" w:line="240" w:before="40"/>
             </w:pPr>
             <w:r>
               <w:t xml:space="preserve">+0</w:t>
@@ -8482,8 +8482,8 @@
             <w:pPr>
               <w:pStyle w:val="Compact"/>
               <w:jc w:val="left"/>
-              <w:ind w:firstLine="0" w:left="0" w:right="0"/>
-              <w:spacing w:lineRule="auto" w:before="40" w:line="240" w:after="40"/>
+              <w:ind w:right="0" w:firstLine="0" w:left="0"/>
+              <w:spacing w:after="40" w:lineRule="auto" w:line="240" w:before="40"/>
             </w:pPr>
             <w:r>
               <w:rPr>
@@ -8500,8 +8500,8 @@
             <w:pPr>
               <w:pStyle w:val="Compact"/>
               <w:jc w:val="center"/>
-              <w:ind w:firstLine="0" w:left="0" w:right="0"/>
-              <w:spacing w:lineRule="auto" w:before="40" w:line="240" w:after="40"/>
+              <w:ind w:right="0" w:firstLine="0" w:left="0"/>
+              <w:spacing w:after="40" w:lineRule="auto" w:line="240" w:before="40"/>
             </w:pPr>
             <w:r>
               <w:t xml:space="preserve">+1</w:t>
@@ -8514,8 +8514,8 @@
             <w:pPr>
               <w:pStyle w:val="Compact"/>
               <w:jc w:val="left"/>
-              <w:ind w:firstLine="0" w:left="0" w:right="0"/>
-              <w:spacing w:lineRule="auto" w:before="40" w:line="240" w:after="40"/>
+              <w:ind w:right="0" w:firstLine="0" w:left="0"/>
+              <w:spacing w:after="40" w:lineRule="auto" w:line="240" w:before="40"/>
             </w:pPr>
             <w:r>
               <w:t xml:space="preserve">Eliminated</w:t>
@@ -8528,8 +8528,8 @@
             <w:pPr>
               <w:pStyle w:val="Compact"/>
               <w:jc w:val="center"/>
-              <w:ind w:firstLine="0" w:left="0" w:right="0"/>
-              <w:spacing w:lineRule="auto" w:before="40" w:line="240" w:after="40"/>
+              <w:ind w:right="0" w:firstLine="0" w:left="0"/>
+              <w:spacing w:after="40" w:lineRule="auto" w:line="240" w:before="40"/>
             </w:pPr>
             <w:r>
               <w:t xml:space="preserve">+0</w:t>
@@ -8544,8 +8544,8 @@
             <w:pPr>
               <w:pStyle w:val="Compact"/>
               <w:jc w:val="left"/>
-              <w:ind w:firstLine="0" w:left="0" w:right="0"/>
-              <w:spacing w:lineRule="auto" w:before="40" w:line="240" w:after="40"/>
+              <w:ind w:right="0" w:firstLine="0" w:left="0"/>
+              <w:spacing w:after="40" w:lineRule="auto" w:line="240" w:before="40"/>
             </w:pPr>
             <w:r>
               <w:rPr>
@@ -8562,8 +8562,8 @@
             <w:pPr>
               <w:pStyle w:val="Compact"/>
               <w:jc w:val="center"/>
-              <w:ind w:firstLine="0" w:left="0" w:right="0"/>
-              <w:spacing w:lineRule="auto" w:before="40" w:line="240" w:after="40"/>
+              <w:ind w:right="0" w:firstLine="0" w:left="0"/>
+              <w:spacing w:after="40" w:lineRule="auto" w:line="240" w:before="40"/>
             </w:pPr>
             <w:r>
               <w:t xml:space="preserve">+1</w:t>
@@ -8576,8 +8576,8 @@
             <w:pPr>
               <w:pStyle w:val="Compact"/>
               <w:jc w:val="left"/>
-              <w:ind w:firstLine="0" w:left="0" w:right="0"/>
-              <w:spacing w:lineRule="auto" w:before="40" w:line="240" w:after="40"/>
+              <w:ind w:right="0" w:firstLine="0" w:left="0"/>
+              <w:spacing w:after="40" w:lineRule="auto" w:line="240" w:before="40"/>
             </w:pPr>
             <w:r>
               <w:t xml:space="preserve">Eliminated</w:t>
@@ -8590,8 +8590,8 @@
             <w:pPr>
               <w:pStyle w:val="Compact"/>
               <w:jc w:val="center"/>
-              <w:ind w:firstLine="0" w:left="0" w:right="0"/>
-              <w:spacing w:lineRule="auto" w:before="40" w:line="240" w:after="40"/>
+              <w:ind w:right="0" w:firstLine="0" w:left="0"/>
+              <w:spacing w:after="40" w:lineRule="auto" w:line="240" w:before="40"/>
             </w:pPr>
             <w:r>
               <w:t xml:space="preserve">+0</w:t>
@@ -8606,8 +8606,8 @@
             <w:pPr>
               <w:pStyle w:val="Compact"/>
               <w:jc w:val="left"/>
-              <w:ind w:firstLine="0" w:left="0" w:right="0"/>
-              <w:spacing w:lineRule="auto" w:before="40" w:line="240" w:after="40"/>
+              <w:ind w:right="0" w:firstLine="0" w:left="0"/>
+              <w:spacing w:after="40" w:lineRule="auto" w:line="240" w:before="40"/>
             </w:pPr>
             <w:r>
               <w:rPr>
@@ -8624,8 +8624,8 @@
             <w:pPr>
               <w:pStyle w:val="Compact"/>
               <w:jc w:val="center"/>
-              <w:ind w:firstLine="0" w:left="0" w:right="0"/>
-              <w:spacing w:lineRule="auto" w:before="40" w:line="240" w:after="40"/>
+              <w:ind w:right="0" w:firstLine="0" w:left="0"/>
+              <w:spacing w:after="40" w:lineRule="auto" w:line="240" w:before="40"/>
             </w:pPr>
             <w:r>
               <w:t xml:space="preserve">+1</w:t>
@@ -8638,8 +8638,8 @@
             <w:pPr>
               <w:pStyle w:val="Compact"/>
               <w:jc w:val="left"/>
-              <w:ind w:firstLine="0" w:left="0" w:right="0"/>
-              <w:spacing w:lineRule="auto" w:before="40" w:line="240" w:after="40"/>
+              <w:ind w:right="0" w:firstLine="0" w:left="0"/>
+              <w:spacing w:after="40" w:lineRule="auto" w:line="240" w:before="40"/>
             </w:pPr>
             <w:r>
               <w:t xml:space="preserve">Eliminated</w:t>
@@ -8652,8 +8652,8 @@
             <w:pPr>
               <w:pStyle w:val="Compact"/>
               <w:jc w:val="center"/>
-              <w:ind w:firstLine="0" w:left="0" w:right="0"/>
-              <w:spacing w:lineRule="auto" w:before="40" w:line="240" w:after="40"/>
+              <w:ind w:right="0" w:firstLine="0" w:left="0"/>
+              <w:spacing w:after="40" w:lineRule="auto" w:line="240" w:before="40"/>
             </w:pPr>
             <w:r>
               <w:t xml:space="preserve">+0</w:t>
@@ -8795,12 +8795,12 @@
     </w:p>
     <w:p>
       <w:pPr>
-        <w:spacing w:before="0" w:lineRule="exact" w:line="20" w:after="0"/>
+        <w:spacing w:after="0" w:lineRule="exact" w:before="0" w:line="20"/>
         <w:rPr>
           <w:sz w:val="2"/>
         </w:rPr>
       </w:pPr>
-      <w:bookmarkStart w:id="69768" w:name="listing-src-inline-view"/>
+      <w:bookmarkStart w:name="listing-src-inline-view" w:id="69768"/>
       <w:bookmarkEnd w:id="69768"/>
     </w:p>
     <w:p>
@@ -8851,12 +8851,12 @@
     </w:p>
     <w:p>
       <w:pPr>
-        <w:spacing w:before="0" w:lineRule="exact" w:line="20" w:after="0"/>
+        <w:spacing w:after="0" w:lineRule="exact" w:before="0" w:line="20"/>
         <w:rPr>
           <w:sz w:val="2"/>
         </w:rPr>
       </w:pPr>
-      <w:bookmarkStart w:id="16648" w:name="csv-tbl-view-types"/>
+      <w:bookmarkStart w:name="csv-tbl-view-types" w:id="16648"/>
       <w:bookmarkEnd w:id="16648"/>
     </w:p>
     <w:p>
@@ -8893,18 +8893,18 @@
         <w:tblLook w:firstRow="1" w:lastRow="0" w:firstColumn="0" w:lastColumn="0" w:noHBand="0" w:noVBand="0" w:val="0020"/>
         <w:jc w:val="start"/>
         <w:tblBorders>
-          <w:top w:color="000000" w:space="0" w:sz="6" w:val="single"/>
-          <w:left w:color="000000" w:space="0" w:sz="6" w:val="single"/>
-          <w:bottom w:color="000000" w:space="0" w:sz="6" w:val="single"/>
-          <w:right w:color="000000" w:space="0" w:sz="6" w:val="single"/>
-          <w:insideH w:color="000000" w:space="0" w:sz="6" w:val="single"/>
-          <w:insideV w:color="000000" w:space="0" w:sz="6" w:val="single"/>
+          <w:top w:space="0" w:color="000000" w:val="single" w:sz="6"/>
+          <w:left w:space="0" w:color="000000" w:val="single" w:sz="6"/>
+          <w:bottom w:space="0" w:color="000000" w:val="single" w:sz="6"/>
+          <w:right w:space="0" w:color="000000" w:val="single" w:sz="6"/>
+          <w:insideH w:space="0" w:color="000000" w:val="single" w:sz="6"/>
+          <w:insideV w:space="0" w:color="000000" w:val="single" w:sz="6"/>
         </w:tblBorders>
         <w:tblCellMar>
-          <w:top w:w="57" w:type="dxa"/>
-          <w:left w:w="108" w:type="dxa"/>
-          <w:bottom w:w="57" w:type="dxa"/>
-          <w:right w:w="108" w:type="dxa"/>
+          <w:top w:type="dxa" w:w="57"/>
+          <w:left w:type="dxa" w:w="108"/>
+          <w:bottom w:type="dxa" w:w="57"/>
+          <w:right w:type="dxa" w:w="108"/>
         </w:tblCellMar>
       </w:tblPr>
       <w:tblGrid>
@@ -8918,14 +8918,14 @@
         </w:trPr>
         <w:tc>
           <w:tcPr>
-            <w:shd w:color="auto" w:fill="E8E8E8" w:val="clear"/>
+            <w:shd w:color="auto" w:val="clear" w:fill="E8E8E8"/>
           </w:tcPr>
           <w:p>
             <w:pPr>
               <w:pStyle w:val="Compact"/>
               <w:jc w:val="left"/>
-              <w:ind w:firstLine="0" w:left="0" w:right="0"/>
-              <w:spacing w:lineRule="auto" w:before="40" w:line="240" w:after="40"/>
+              <w:ind w:right="0" w:firstLine="0" w:left="0"/>
+              <w:spacing w:after="40" w:lineRule="auto" w:line="240" w:before="40"/>
             </w:pPr>
             <w:r>
               <w:rPr>
@@ -8937,14 +8937,14 @@
         </w:tc>
         <w:tc>
           <w:tcPr>
-            <w:shd w:color="auto" w:fill="E8E8E8" w:val="clear"/>
+            <w:shd w:color="auto" w:val="clear" w:fill="E8E8E8"/>
           </w:tcPr>
           <w:p>
             <w:pPr>
               <w:pStyle w:val="Compact"/>
               <w:jc w:val="left"/>
-              <w:ind w:firstLine="0" w:left="0" w:right="0"/>
-              <w:spacing w:lineRule="auto" w:before="40" w:line="240" w:after="40"/>
+              <w:ind w:right="0" w:firstLine="0" w:left="0"/>
+              <w:spacing w:after="40" w:lineRule="auto" w:line="240" w:before="40"/>
             </w:pPr>
             <w:r>
               <w:rPr>
@@ -8956,14 +8956,14 @@
         </w:tc>
         <w:tc>
           <w:tcPr>
-            <w:shd w:color="auto" w:fill="E8E8E8" w:val="clear"/>
+            <w:shd w:color="auto" w:val="clear" w:fill="E8E8E8"/>
           </w:tcPr>
           <w:p>
             <w:pPr>
               <w:pStyle w:val="Compact"/>
               <w:jc w:val="left"/>
-              <w:ind w:firstLine="0" w:left="0" w:right="0"/>
-              <w:spacing w:lineRule="auto" w:before="40" w:line="240" w:after="40"/>
+              <w:ind w:right="0" w:firstLine="0" w:left="0"/>
+              <w:spacing w:after="40" w:lineRule="auto" w:line="240" w:before="40"/>
             </w:pPr>
             <w:r>
               <w:rPr>
@@ -8981,8 +8981,8 @@
             <w:pPr>
               <w:pStyle w:val="Compact"/>
               <w:jc w:val="left"/>
-              <w:ind w:firstLine="0" w:left="0" w:right="0"/>
-              <w:spacing w:lineRule="auto" w:before="40" w:line="240" w:after="40"/>
+              <w:ind w:right="0" w:firstLine="0" w:left="0"/>
+              <w:spacing w:after="40" w:lineRule="auto" w:line="240" w:before="40"/>
             </w:pPr>
             <w:r>
               <w:rPr>
@@ -9004,8 +9004,8 @@
             <w:pPr>
               <w:pStyle w:val="Compact"/>
               <w:jc w:val="left"/>
-              <w:ind w:firstLine="0" w:left="0" w:right="0"/>
-              <w:spacing w:lineRule="auto" w:before="40" w:line="240" w:after="40"/>
+              <w:ind w:right="0" w:firstLine="0" w:left="0"/>
+              <w:spacing w:after="40" w:lineRule="auto" w:line="240" w:before="40"/>
             </w:pPr>
             <w:r>
               <w:t xml:space="preserve">Table of Contents (TOC) from spec object headings</w:t>
@@ -9020,8 +9020,8 @@
             <w:pPr>
               <w:pStyle w:val="Compact"/>
               <w:jc w:val="left"/>
-              <w:ind w:firstLine="0" w:left="0" w:right="0"/>
-              <w:spacing w:lineRule="auto" w:before="40" w:line="240" w:after="40"/>
+              <w:ind w:right="0" w:firstLine="0" w:left="0"/>
+              <w:spacing w:after="40" w:lineRule="auto" w:line="240" w:before="40"/>
             </w:pPr>
             <w:r>
               <w:rPr>
@@ -9037,8 +9037,8 @@
             <w:pPr>
               <w:pStyle w:val="Compact"/>
               <w:jc w:val="left"/>
-              <w:ind w:firstLine="0" w:left="0" w:right="0"/>
-              <w:spacing w:lineRule="auto" w:before="40" w:line="240" w:after="40"/>
+              <w:ind w:right="0" w:firstLine="0" w:left="0"/>
+              <w:spacing w:after="40" w:lineRule="auto" w:line="240" w:before="40"/>
             </w:pPr>
             <w:r>
               <w:rPr>
@@ -9056,8 +9056,8 @@
             <w:pPr>
               <w:pStyle w:val="Compact"/>
               <w:jc w:val="left"/>
-              <w:ind w:firstLine="0" w:left="0" w:right="0"/>
-              <w:spacing w:lineRule="auto" w:before="40" w:line="240" w:after="40"/>
+              <w:ind w:right="0" w:firstLine="0" w:left="0"/>
+              <w:spacing w:after="40" w:lineRule="auto" w:line="240" w:before="40"/>
             </w:pPr>
             <w:r>
               <w:rPr>
@@ -9073,8 +9073,8 @@
             <w:pPr>
               <w:pStyle w:val="Compact"/>
               <w:jc w:val="left"/>
-              <w:ind w:firstLine="0" w:left="0" w:right="0"/>
-              <w:spacing w:lineRule="auto" w:before="40" w:line="240" w:after="40"/>
+              <w:ind w:right="0" w:firstLine="0" w:left="0"/>
+              <w:spacing w:after="40" w:lineRule="auto" w:line="240" w:before="40"/>
             </w:pPr>
             <w:r>
               <w:rPr>
@@ -9104,8 +9104,8 @@
             <w:pPr>
               <w:pStyle w:val="Compact"/>
               <w:jc w:val="left"/>
-              <w:ind w:firstLine="0" w:left="0" w:right="0"/>
-              <w:spacing w:lineRule="auto" w:before="40" w:line="240" w:after="40"/>
+              <w:ind w:right="0" w:firstLine="0" w:left="0"/>
+              <w:spacing w:after="40" w:lineRule="auto" w:line="240" w:before="40"/>
             </w:pPr>
             <w:r>
               <w:rPr>
@@ -9121,8 +9121,8 @@
             <w:pPr>
               <w:pStyle w:val="Compact"/>
               <w:jc w:val="left"/>
-              <w:ind w:firstLine="0" w:left="0" w:right="0"/>
-              <w:spacing w:lineRule="auto" w:before="40" w:line="240" w:after="40"/>
+              <w:ind w:right="0" w:firstLine="0" w:left="0"/>
+              <w:spacing w:after="40" w:lineRule="auto" w:line="240" w:before="40"/>
             </w:pPr>
             <w:r>
               <w:rPr>
@@ -9152,8 +9152,8 @@
             <w:pPr>
               <w:pStyle w:val="Compact"/>
               <w:jc w:val="left"/>
-              <w:ind w:firstLine="0" w:left="0" w:right="0"/>
-              <w:spacing w:lineRule="auto" w:before="40" w:line="240" w:after="40"/>
+              <w:ind w:right="0" w:firstLine="0" w:left="0"/>
+              <w:spacing w:after="40" w:lineRule="auto" w:line="240" w:before="40"/>
             </w:pPr>
             <w:r>
               <w:rPr>
@@ -9169,8 +9169,8 @@
             <w:pPr>
               <w:pStyle w:val="Compact"/>
               <w:jc w:val="left"/>
-              <w:ind w:firstLine="0" w:left="0" w:right="0"/>
-              <w:spacing w:lineRule="auto" w:before="40" w:line="240" w:after="40"/>
+              <w:ind w:right="0" w:firstLine="0" w:left="0"/>
+              <w:spacing w:after="40" w:lineRule="auto" w:line="240" w:before="40"/>
             </w:pPr>
             <w:r>
               <w:rPr>
@@ -9200,8 +9200,8 @@
             <w:pPr>
               <w:pStyle w:val="Compact"/>
               <w:jc w:val="left"/>
-              <w:ind w:firstLine="0" w:left="0" w:right="0"/>
-              <w:spacing w:lineRule="auto" w:before="40" w:line="240" w:after="40"/>
+              <w:ind w:right="0" w:firstLine="0" w:left="0"/>
+              <w:spacing w:after="40" w:lineRule="auto" w:line="240" w:before="40"/>
             </w:pPr>
             <w:r>
               <w:rPr>
@@ -9217,8 +9217,8 @@
             <w:pPr>
               <w:pStyle w:val="Compact"/>
               <w:jc w:val="left"/>
-              <w:ind w:firstLine="0" w:left="0" w:right="0"/>
-              <w:spacing w:lineRule="auto" w:before="40" w:line="240" w:after="40"/>
+              <w:ind w:right="0" w:firstLine="0" w:left="0"/>
+              <w:spacing w:after="40" w:lineRule="auto" w:line="240" w:before="40"/>
             </w:pPr>
             <w:r>
               <w:rPr>
@@ -9303,12 +9303,12 @@
     </w:p>
     <w:p>
       <w:pPr>
-        <w:spacing w:before="0" w:lineRule="exact" w:line="20" w:after="0"/>
+        <w:spacing w:after="0" w:lineRule="exact" w:before="0" w:line="20"/>
         <w:rPr>
           <w:sz w:val="2"/>
         </w:rPr>
       </w:pPr>
-      <w:bookmarkStart w:id="44202" w:name="listing-src-file-include"/>
+      <w:bookmarkStart w:name="listing-src-file-include" w:id="44202"/>
       <w:bookmarkEnd w:id="44202"/>
     </w:p>
     <w:p>
@@ -9501,12 +9501,12 @@
     </w:p>
     <w:p>
       <w:pPr>
-        <w:spacing w:before="0" w:lineRule="exact" w:line="20" w:after="0"/>
+        <w:spacing w:after="0" w:lineRule="exact" w:before="0" w:line="20"/>
         <w:rPr>
           <w:sz w:val="2"/>
         </w:rPr>
       </w:pPr>
-      <w:bookmarkStart w:id="60259" w:name="listing-src-include-level-shift"/>
+      <w:bookmarkStart w:name="listing-src-include-level-shift" w:id="60259"/>
       <w:bookmarkEnd w:id="60259"/>
     </w:p>
     <w:p>
@@ -9963,12 +9963,12 @@
     </w:p>
     <w:p>
       <w:pPr>
-        <w:spacing w:before="0" w:lineRule="exact" w:line="20" w:after="0"/>
+        <w:spacing w:after="0" w:lineRule="exact" w:before="0" w:line="20"/>
         <w:rPr>
           <w:sz w:val="2"/>
         </w:rPr>
       </w:pPr>
-      <w:bookmarkStart w:id="2748" w:name="puml-diag-layers"/>
+      <w:bookmarkStart w:name="puml-diag-layers" w:id="2748"/>
       <w:bookmarkEnd w:id="2748"/>
     </w:p>
     <w:p>
@@ -10062,12 +10062,12 @@
     </w:p>
     <w:p>
       <w:pPr>
-        <w:spacing w:before="0" w:lineRule="exact" w:line="20" w:after="0"/>
+        <w:spacing w:after="0" w:lineRule="exact" w:before="0" w:line="20"/>
         <w:rPr>
           <w:sz w:val="2"/>
         </w:rPr>
       </w:pPr>
-      <w:bookmarkStart w:id="61229" w:name="csv-tbl-components"/>
+      <w:bookmarkStart w:name="csv-tbl-components" w:id="61229"/>
       <w:bookmarkEnd w:id="61229"/>
     </w:p>
     <w:p>
@@ -10104,18 +10104,18 @@
         <w:tblLook w:firstRow="1" w:lastRow="0" w:firstColumn="0" w:lastColumn="0" w:noHBand="0" w:noVBand="0" w:val="0020"/>
         <w:jc w:val="start"/>
         <w:tblBorders>
-          <w:top w:color="000000" w:space="0" w:sz="6" w:val="single"/>
-          <w:left w:color="000000" w:space="0" w:sz="6" w:val="single"/>
-          <w:bottom w:color="000000" w:space="0" w:sz="6" w:val="single"/>
-          <w:right w:color="000000" w:space="0" w:sz="6" w:val="single"/>
-          <w:insideH w:color="000000" w:space="0" w:sz="6" w:val="single"/>
-          <w:insideV w:color="000000" w:space="0" w:sz="6" w:val="single"/>
+          <w:top w:space="0" w:color="000000" w:val="single" w:sz="6"/>
+          <w:left w:space="0" w:color="000000" w:val="single" w:sz="6"/>
+          <w:bottom w:space="0" w:color="000000" w:val="single" w:sz="6"/>
+          <w:right w:space="0" w:color="000000" w:val="single" w:sz="6"/>
+          <w:insideH w:space="0" w:color="000000" w:val="single" w:sz="6"/>
+          <w:insideV w:space="0" w:color="000000" w:val="single" w:sz="6"/>
         </w:tblBorders>
         <w:tblCellMar>
-          <w:top w:w="57" w:type="dxa"/>
-          <w:left w:w="108" w:type="dxa"/>
-          <w:bottom w:w="57" w:type="dxa"/>
-          <w:right w:w="108" w:type="dxa"/>
+          <w:top w:type="dxa" w:w="57"/>
+          <w:left w:type="dxa" w:w="108"/>
+          <w:bottom w:type="dxa" w:w="57"/>
+          <w:right w:type="dxa" w:w="108"/>
         </w:tblCellMar>
       </w:tblPr>
       <w:tblGrid>
@@ -10129,14 +10129,14 @@
         </w:trPr>
         <w:tc>
           <w:tcPr>
-            <w:shd w:color="auto" w:fill="E8E8E8" w:val="clear"/>
+            <w:shd w:color="auto" w:val="clear" w:fill="E8E8E8"/>
           </w:tcPr>
           <w:p>
             <w:pPr>
               <w:pStyle w:val="Compact"/>
               <w:jc w:val="left"/>
-              <w:ind w:firstLine="0" w:left="0" w:right="0"/>
-              <w:spacing w:lineRule="auto" w:before="40" w:line="240" w:after="40"/>
+              <w:ind w:right="0" w:firstLine="0" w:left="0"/>
+              <w:spacing w:after="40" w:lineRule="auto" w:line="240" w:before="40"/>
             </w:pPr>
             <w:r>
               <w:rPr>
@@ -10148,14 +10148,14 @@
         </w:tc>
         <w:tc>
           <w:tcPr>
-            <w:shd w:color="auto" w:fill="E8E8E8" w:val="clear"/>
+            <w:shd w:color="auto" w:val="clear" w:fill="E8E8E8"/>
           </w:tcPr>
           <w:p>
             <w:pPr>
               <w:pStyle w:val="Compact"/>
               <w:jc w:val="left"/>
-              <w:ind w:firstLine="0" w:left="0" w:right="0"/>
-              <w:spacing w:lineRule="auto" w:before="40" w:line="240" w:after="40"/>
+              <w:ind w:right="0" w:firstLine="0" w:left="0"/>
+              <w:spacing w:after="40" w:lineRule="auto" w:line="240" w:before="40"/>
             </w:pPr>
             <w:r>
               <w:rPr>
@@ -10167,14 +10167,14 @@
         </w:tc>
         <w:tc>
           <w:tcPr>
-            <w:shd w:color="auto" w:fill="E8E8E8" w:val="clear"/>
+            <w:shd w:color="auto" w:val="clear" w:fill="E8E8E8"/>
           </w:tcPr>
           <w:p>
             <w:pPr>
               <w:pStyle w:val="Compact"/>
               <w:jc w:val="left"/>
-              <w:ind w:firstLine="0" w:left="0" w:right="0"/>
-              <w:spacing w:lineRule="auto" w:before="40" w:line="240" w:after="40"/>
+              <w:ind w:right="0" w:firstLine="0" w:left="0"/>
+              <w:spacing w:after="40" w:lineRule="auto" w:line="240" w:before="40"/>
             </w:pPr>
             <w:r>
               <w:rPr>
@@ -10192,8 +10192,8 @@
             <w:pPr>
               <w:pStyle w:val="Compact"/>
               <w:jc w:val="left"/>
-              <w:ind w:firstLine="0" w:left="0" w:right="0"/>
-              <w:spacing w:lineRule="auto" w:before="40" w:line="240" w:after="40"/>
+              <w:ind w:right="0" w:firstLine="0" w:left="0"/>
+              <w:spacing w:after="40" w:lineRule="auto" w:line="240" w:before="40"/>
             </w:pPr>
             <w:r>
               <w:t xml:space="preserve">Web UI</w:t>
@@ -10206,8 +10206,8 @@
             <w:pPr>
               <w:pStyle w:val="Compact"/>
               <w:jc w:val="left"/>
-              <w:ind w:firstLine="0" w:left="0" w:right="0"/>
-              <w:spacing w:lineRule="auto" w:before="40" w:line="240" w:after="40"/>
+              <w:ind w:right="0" w:firstLine="0" w:left="0"/>
+              <w:spacing w:after="40" w:lineRule="auto" w:line="240" w:before="40"/>
             </w:pPr>
             <w:r>
               <w:t xml:space="preserve">Presentation</w:t>
@@ -10220,8 +10220,8 @@
             <w:pPr>
               <w:pStyle w:val="Compact"/>
               <w:jc w:val="left"/>
-              <w:ind w:firstLine="0" w:left="0" w:right="0"/>
-              <w:spacing w:lineRule="auto" w:before="40" w:line="240" w:after="40"/>
+              <w:ind w:right="0" w:firstLine="0" w:left="0"/>
+              <w:spacing w:after="40" w:lineRule="auto" w:line="240" w:before="40"/>
             </w:pPr>
             <w:r>
               <w:t xml:space="preserve">React</w:t>
@@ -10236,8 +10236,8 @@
             <w:pPr>
               <w:pStyle w:val="Compact"/>
               <w:jc w:val="left"/>
-              <w:ind w:firstLine="0" w:left="0" w:right="0"/>
-              <w:spacing w:lineRule="auto" w:before="40" w:line="240" w:after="40"/>
+              <w:ind w:right="0" w:firstLine="0" w:left="0"/>
+              <w:spacing w:after="40" w:lineRule="auto" w:line="240" w:before="40"/>
             </w:pPr>
             <w:r>
               <w:t xml:space="preserve">Auth Service</w:t>
@@ -10250,8 +10250,8 @@
             <w:pPr>
               <w:pStyle w:val="Compact"/>
               <w:jc w:val="left"/>
-              <w:ind w:firstLine="0" w:left="0" w:right="0"/>
-              <w:spacing w:lineRule="auto" w:before="40" w:line="240" w:after="40"/>
+              <w:ind w:right="0" w:firstLine="0" w:left="0"/>
+              <w:spacing w:after="40" w:lineRule="auto" w:line="240" w:before="40"/>
             </w:pPr>
             <w:r>
               <w:t xml:space="preserve">Business Logic</w:t>
@@ -10264,8 +10264,8 @@
             <w:pPr>
               <w:pStyle w:val="Compact"/>
               <w:jc w:val="left"/>
-              <w:ind w:firstLine="0" w:left="0" w:right="0"/>
-              <w:spacing w:lineRule="auto" w:before="40" w:line="240" w:after="40"/>
+              <w:ind w:right="0" w:firstLine="0" w:left="0"/>
+              <w:spacing w:after="40" w:lineRule="auto" w:line="240" w:before="40"/>
             </w:pPr>
             <w:r>
               <w:t xml:space="preserve">Node.js</w:t>
@@ -10280,8 +10280,8 @@
             <w:pPr>
               <w:pStyle w:val="Compact"/>
               <w:jc w:val="left"/>
-              <w:ind w:firstLine="0" w:left="0" w:right="0"/>
-              <w:spacing w:lineRule="auto" w:before="40" w:line="240" w:after="40"/>
+              <w:ind w:right="0" w:firstLine="0" w:left="0"/>
+              <w:spacing w:after="40" w:lineRule="auto" w:line="240" w:before="40"/>
             </w:pPr>
             <w:r>
               <w:t xml:space="preserve">Data Service</w:t>
@@ -10294,8 +10294,8 @@
             <w:pPr>
               <w:pStyle w:val="Compact"/>
               <w:jc w:val="left"/>
-              <w:ind w:firstLine="0" w:left="0" w:right="0"/>
-              <w:spacing w:lineRule="auto" w:before="40" w:line="240" w:after="40"/>
+              <w:ind w:right="0" w:firstLine="0" w:left="0"/>
+              <w:spacing w:after="40" w:lineRule="auto" w:line="240" w:before="40"/>
             </w:pPr>
             <w:r>
               <w:t xml:space="preserve">Business Logic</w:t>
@@ -10308,8 +10308,8 @@
             <w:pPr>
               <w:pStyle w:val="Compact"/>
               <w:jc w:val="left"/>
-              <w:ind w:firstLine="0" w:left="0" w:right="0"/>
-              <w:spacing w:lineRule="auto" w:before="40" w:line="240" w:after="40"/>
+              <w:ind w:right="0" w:firstLine="0" w:left="0"/>
+              <w:spacing w:after="40" w:lineRule="auto" w:line="240" w:before="40"/>
             </w:pPr>
             <w:r>
               <w:t xml:space="preserve">Python</w:t>
@@ -10324,8 +10324,8 @@
             <w:pPr>
               <w:pStyle w:val="Compact"/>
               <w:jc w:val="left"/>
-              <w:ind w:firstLine="0" w:left="0" w:right="0"/>
-              <w:spacing w:lineRule="auto" w:before="40" w:line="240" w:after="40"/>
+              <w:ind w:right="0" w:firstLine="0" w:left="0"/>
+              <w:spacing w:after="40" w:lineRule="auto" w:line="240" w:before="40"/>
             </w:pPr>
             <w:r>
               <w:t xml:space="preserve">Database</w:t>
@@ -10338,8 +10338,8 @@
             <w:pPr>
               <w:pStyle w:val="Compact"/>
               <w:jc w:val="left"/>
-              <w:ind w:firstLine="0" w:left="0" w:right="0"/>
-              <w:spacing w:lineRule="auto" w:before="40" w:line="240" w:after="40"/>
+              <w:ind w:right="0" w:firstLine="0" w:left="0"/>
+              <w:spacing w:after="40" w:lineRule="auto" w:line="240" w:before="40"/>
             </w:pPr>
             <w:r>
               <w:t xml:space="preserve">Persistence</w:t>
@@ -10352,8 +10352,8 @@
             <w:pPr>
               <w:pStyle w:val="Compact"/>
               <w:jc w:val="left"/>
-              <w:ind w:firstLine="0" w:left="0" w:right="0"/>
-              <w:spacing w:lineRule="auto" w:before="40" w:line="240" w:after="40"/>
+              <w:ind w:right="0" w:firstLine="0" w:left="0"/>
+              <w:spacing w:after="40" w:lineRule="auto" w:line="240" w:before="40"/>
             </w:pPr>
             <w:r>
               <w:t xml:space="preserve">PostgreSQL</w:t>
@@ -10378,12 +10378,12 @@
     </w:p>
     <w:p>
       <w:pPr>
-        <w:spacing w:before="0" w:lineRule="exact" w:line="20" w:after="0"/>
+        <w:spacing w:after="0" w:lineRule="exact" w:before="0" w:line="20"/>
         <w:rPr>
           <w:sz w:val="2"/>
         </w:rPr>
       </w:pPr>
-      <w:bookmarkStart w:id="70414" w:name="csv-tbl-metrics"/>
+      <w:bookmarkStart w:name="csv-tbl-metrics" w:id="70414"/>
       <w:bookmarkEnd w:id="70414"/>
     </w:p>
     <w:p>
@@ -10420,18 +10420,18 @@
         <w:tblLook w:firstRow="1" w:lastRow="0" w:firstColumn="0" w:lastColumn="0" w:noHBand="0" w:noVBand="0" w:val="0020"/>
         <w:jc w:val="start"/>
         <w:tblBorders>
-          <w:top w:color="000000" w:space="0" w:sz="6" w:val="single"/>
-          <w:left w:color="000000" w:space="0" w:sz="6" w:val="single"/>
-          <w:bottom w:color="000000" w:space="0" w:sz="6" w:val="single"/>
-          <w:right w:color="000000" w:space="0" w:sz="6" w:val="single"/>
-          <w:insideH w:color="000000" w:space="0" w:sz="6" w:val="single"/>
-          <w:insideV w:color="000000" w:space="0" w:sz="6" w:val="single"/>
+          <w:top w:space="0" w:color="000000" w:val="single" w:sz="6"/>
+          <w:left w:space="0" w:color="000000" w:val="single" w:sz="6"/>
+          <w:bottom w:space="0" w:color="000000" w:val="single" w:sz="6"/>
+          <w:right w:space="0" w:color="000000" w:val="single" w:sz="6"/>
+          <w:insideH w:space="0" w:color="000000" w:val="single" w:sz="6"/>
+          <w:insideV w:space="0" w:color="000000" w:val="single" w:sz="6"/>
         </w:tblBorders>
         <w:tblCellMar>
-          <w:top w:w="57" w:type="dxa"/>
-          <w:left w:w="108" w:type="dxa"/>
-          <w:bottom w:w="57" w:type="dxa"/>
-          <w:right w:w="108" w:type="dxa"/>
+          <w:top w:type="dxa" w:w="57"/>
+          <w:left w:type="dxa" w:w="108"/>
+          <w:bottom w:type="dxa" w:w="57"/>
+          <w:right w:type="dxa" w:w="108"/>
         </w:tblCellMar>
       </w:tblPr>
       <w:tblGrid>
@@ -10446,14 +10446,14 @@
         </w:trPr>
         <w:tc>
           <w:tcPr>
-            <w:shd w:color="auto" w:fill="E8E8E8" w:val="clear"/>
+            <w:shd w:color="auto" w:val="clear" w:fill="E8E8E8"/>
           </w:tcPr>
           <w:p>
             <w:pPr>
               <w:pStyle w:val="Compact"/>
               <w:jc w:val="left"/>
-              <w:ind w:firstLine="0" w:left="0" w:right="0"/>
-              <w:spacing w:lineRule="auto" w:before="40" w:line="240" w:after="40"/>
+              <w:ind w:right="0" w:firstLine="0" w:left="0"/>
+              <w:spacing w:after="40" w:lineRule="auto" w:line="240" w:before="40"/>
             </w:pPr>
             <w:r>
               <w:rPr>
@@ -10465,14 +10465,14 @@
         </w:tc>
         <w:tc>
           <w:tcPr>
-            <w:shd w:color="auto" w:fill="E8E8E8" w:val="clear"/>
+            <w:shd w:color="auto" w:val="clear" w:fill="E8E8E8"/>
           </w:tcPr>
           <w:p>
             <w:pPr>
               <w:pStyle w:val="Compact"/>
               <w:jc w:val="left"/>
-              <w:ind w:firstLine="0" w:left="0" w:right="0"/>
-              <w:spacing w:lineRule="auto" w:before="40" w:line="240" w:after="40"/>
+              <w:ind w:right="0" w:firstLine="0" w:left="0"/>
+              <w:spacing w:after="40" w:lineRule="auto" w:line="240" w:before="40"/>
             </w:pPr>
             <w:r>
               <w:rPr>
@@ -10484,14 +10484,14 @@
         </w:tc>
         <w:tc>
           <w:tcPr>
-            <w:shd w:color="auto" w:fill="E8E8E8" w:val="clear"/>
+            <w:shd w:color="auto" w:val="clear" w:fill="E8E8E8"/>
           </w:tcPr>
           <w:p>
             <w:pPr>
               <w:pStyle w:val="Compact"/>
               <w:jc w:val="left"/>
-              <w:ind w:firstLine="0" w:left="0" w:right="0"/>
-              <w:spacing w:lineRule="auto" w:before="40" w:line="240" w:after="40"/>
+              <w:ind w:right="0" w:firstLine="0" w:left="0"/>
+              <w:spacing w:after="40" w:lineRule="auto" w:line="240" w:before="40"/>
             </w:pPr>
             <w:r>
               <w:rPr>
@@ -10503,14 +10503,14 @@
         </w:tc>
         <w:tc>
           <w:tcPr>
-            <w:shd w:color="auto" w:fill="E8E8E8" w:val="clear"/>
+            <w:shd w:color="auto" w:val="clear" w:fill="E8E8E8"/>
           </w:tcPr>
           <w:p>
             <w:pPr>
               <w:pStyle w:val="Compact"/>
               <w:jc w:val="left"/>
-              <w:ind w:firstLine="0" w:left="0" w:right="0"/>
-              <w:spacing w:lineRule="auto" w:before="40" w:line="240" w:after="40"/>
+              <w:ind w:right="0" w:firstLine="0" w:left="0"/>
+              <w:spacing w:after="40" w:lineRule="auto" w:line="240" w:before="40"/>
             </w:pPr>
             <w:r>
               <w:rPr>
@@ -10528,8 +10528,8 @@
             <w:pPr>
               <w:pStyle w:val="Compact"/>
               <w:jc w:val="left"/>
-              <w:ind w:firstLine="0" w:left="0" w:right="0"/>
-              <w:spacing w:lineRule="auto" w:before="40" w:line="240" w:after="40"/>
+              <w:ind w:right="0" w:firstLine="0" w:left="0"/>
+              <w:spacing w:after="40" w:lineRule="auto" w:line="240" w:before="40"/>
             </w:pPr>
             <w:r>
               <w:t xml:space="preserve">Response time (ms)</w:t>
@@ -10542,8 +10542,8 @@
             <w:pPr>
               <w:pStyle w:val="Compact"/>
               <w:jc w:val="left"/>
-              <w:ind w:firstLine="0" w:left="0" w:right="0"/>
-              <w:spacing w:lineRule="auto" w:before="40" w:line="240" w:after="40"/>
+              <w:ind w:right="0" w:firstLine="0" w:left="0"/>
+              <w:spacing w:after="40" w:lineRule="auto" w:line="240" w:before="40"/>
             </w:pPr>
             <w:r>
               <w:t xml:space="preserve">200</w:t>
@@ -10556,8 +10556,8 @@
             <w:pPr>
               <w:pStyle w:val="Compact"/>
               <w:jc w:val="left"/>
-              <w:ind w:firstLine="0" w:left="0" w:right="0"/>
-              <w:spacing w:lineRule="auto" w:before="40" w:line="240" w:after="40"/>
+              <w:ind w:right="0" w:firstLine="0" w:left="0"/>
+              <w:spacing w:after="40" w:lineRule="auto" w:line="240" w:before="40"/>
             </w:pPr>
             <w:r>
               <w:t xml:space="preserve">185</w:t>
@@ -10570,8 +10570,8 @@
             <w:pPr>
               <w:pStyle w:val="Compact"/>
               <w:jc w:val="left"/>
-              <w:ind w:firstLine="0" w:left="0" w:right="0"/>
-              <w:spacing w:lineRule="auto" w:before="40" w:line="240" w:after="40"/>
+              <w:ind w:right="0" w:firstLine="0" w:left="0"/>
+              <w:spacing w:after="40" w:lineRule="auto" w:line="240" w:before="40"/>
             </w:pPr>
             <w:r>
               <w:t xml:space="preserve">Pass</w:t>
@@ -10586,8 +10586,8 @@
             <w:pPr>
               <w:pStyle w:val="Compact"/>
               <w:jc w:val="left"/>
-              <w:ind w:firstLine="0" w:left="0" w:right="0"/>
-              <w:spacing w:lineRule="auto" w:before="40" w:line="240" w:after="40"/>
+              <w:ind w:right="0" w:firstLine="0" w:left="0"/>
+              <w:spacing w:after="40" w:lineRule="auto" w:line="240" w:before="40"/>
             </w:pPr>
             <w:r>
               <w:t xml:space="preserve">Throughput (req/s)</w:t>
@@ -10600,8 +10600,8 @@
             <w:pPr>
               <w:pStyle w:val="Compact"/>
               <w:jc w:val="left"/>
-              <w:ind w:firstLine="0" w:left="0" w:right="0"/>
-              <w:spacing w:lineRule="auto" w:before="40" w:line="240" w:after="40"/>
+              <w:ind w:right="0" w:firstLine="0" w:left="0"/>
+              <w:spacing w:after="40" w:lineRule="auto" w:line="240" w:before="40"/>
             </w:pPr>
             <w:r>
               <w:t xml:space="preserve">1000</w:t>
@@ -10614,8 +10614,8 @@
             <w:pPr>
               <w:pStyle w:val="Compact"/>
               <w:jc w:val="left"/>
-              <w:ind w:firstLine="0" w:left="0" w:right="0"/>
-              <w:spacing w:lineRule="auto" w:before="40" w:line="240" w:after="40"/>
+              <w:ind w:right="0" w:firstLine="0" w:left="0"/>
+              <w:spacing w:after="40" w:lineRule="auto" w:line="240" w:before="40"/>
             </w:pPr>
             <w:r>
               <w:t xml:space="preserve">1120</w:t>
@@ -10628,8 +10628,8 @@
             <w:pPr>
               <w:pStyle w:val="Compact"/>
               <w:jc w:val="left"/>
-              <w:ind w:firstLine="0" w:left="0" w:right="0"/>
-              <w:spacing w:lineRule="auto" w:before="40" w:line="240" w:after="40"/>
+              <w:ind w:right="0" w:firstLine="0" w:left="0"/>
+              <w:spacing w:after="40" w:lineRule="auto" w:line="240" w:before="40"/>
             </w:pPr>
             <w:r>
               <w:t xml:space="preserve">Pass</w:t>
@@ -10644,8 +10644,8 @@
             <w:pPr>
               <w:pStyle w:val="Compact"/>
               <w:jc w:val="left"/>
-              <w:ind w:firstLine="0" w:left="0" w:right="0"/>
-              <w:spacing w:lineRule="auto" w:before="40" w:line="240" w:after="40"/>
+              <w:ind w:right="0" w:firstLine="0" w:left="0"/>
+              <w:spacing w:after="40" w:lineRule="auto" w:line="240" w:before="40"/>
             </w:pPr>
             <w:r>
               <w:t xml:space="preserve">Error rate (%)</w:t>
@@ -10658,8 +10658,8 @@
             <w:pPr>
               <w:pStyle w:val="Compact"/>
               <w:jc w:val="left"/>
-              <w:ind w:firstLine="0" w:left="0" w:right="0"/>
-              <w:spacing w:lineRule="auto" w:before="40" w:line="240" w:after="40"/>
+              <w:ind w:right="0" w:firstLine="0" w:left="0"/>
+              <w:spacing w:after="40" w:lineRule="auto" w:line="240" w:before="40"/>
             </w:pPr>
             <w:r>
               <w:t xml:space="preserve">1.0</w:t>
@@ -10672,8 +10672,8 @@
             <w:pPr>
               <w:pStyle w:val="Compact"/>
               <w:jc w:val="left"/>
-              <w:ind w:firstLine="0" w:left="0" w:right="0"/>
-              <w:spacing w:lineRule="auto" w:before="40" w:line="240" w:after="40"/>
+              <w:ind w:right="0" w:firstLine="0" w:left="0"/>
+              <w:spacing w:after="40" w:lineRule="auto" w:line="240" w:before="40"/>
             </w:pPr>
             <w:r>
               <w:t xml:space="preserve">0.3</w:t>
@@ -10686,8 +10686,8 @@
             <w:pPr>
               <w:pStyle w:val="Compact"/>
               <w:jc w:val="left"/>
-              <w:ind w:firstLine="0" w:left="0" w:right="0"/>
-              <w:spacing w:lineRule="auto" w:before="40" w:line="240" w:after="40"/>
+              <w:ind w:right="0" w:firstLine="0" w:left="0"/>
+              <w:spacing w:after="40" w:lineRule="auto" w:line="240" w:before="40"/>
             </w:pPr>
             <w:r>
               <w:t xml:space="preserve">Pass</w:t>
@@ -10702,8 +10702,8 @@
             <w:pPr>
               <w:pStyle w:val="Compact"/>
               <w:jc w:val="left"/>
-              <w:ind w:firstLine="0" w:left="0" w:right="0"/>
-              <w:spacing w:lineRule="auto" w:before="40" w:line="240" w:after="40"/>
+              <w:ind w:right="0" w:firstLine="0" w:left="0"/>
+              <w:spacing w:after="40" w:lineRule="auto" w:line="240" w:before="40"/>
             </w:pPr>
             <w:r>
               <w:t xml:space="preserve">Memory usage (MB)</w:t>
@@ -10716,8 +10716,8 @@
             <w:pPr>
               <w:pStyle w:val="Compact"/>
               <w:jc w:val="left"/>
-              <w:ind w:firstLine="0" w:left="0" w:right="0"/>
-              <w:spacing w:lineRule="auto" w:before="40" w:line="240" w:after="40"/>
+              <w:ind w:right="0" w:firstLine="0" w:left="0"/>
+              <w:spacing w:after="40" w:lineRule="auto" w:line="240" w:before="40"/>
             </w:pPr>
             <w:r>
               <w:t xml:space="preserve">512</w:t>
@@ -10730,8 +10730,8 @@
             <w:pPr>
               <w:pStyle w:val="Compact"/>
               <w:jc w:val="left"/>
-              <w:ind w:firstLine="0" w:left="0" w:right="0"/>
-              <w:spacing w:lineRule="auto" w:before="40" w:line="240" w:after="40"/>
+              <w:ind w:right="0" w:firstLine="0" w:left="0"/>
+              <w:spacing w:after="40" w:lineRule="auto" w:line="240" w:before="40"/>
             </w:pPr>
             <w:r>
               <w:t xml:space="preserve">487</w:t>
@@ -10744,8 +10744,8 @@
             <w:pPr>
               <w:pStyle w:val="Compact"/>
               <w:jc w:val="left"/>
-              <w:ind w:firstLine="0" w:left="0" w:right="0"/>
-              <w:spacing w:lineRule="auto" w:before="40" w:line="240" w:after="40"/>
+              <w:ind w:right="0" w:firstLine="0" w:left="0"/>
+              <w:spacing w:after="40" w:lineRule="auto" w:line="240" w:before="40"/>
             </w:pPr>
             <w:r>
               <w:t xml:space="preserve">Pass</w:t>
@@ -10770,12 +10770,12 @@
     </w:p>
     <w:p>
       <w:pPr>
-        <w:spacing w:before="0" w:lineRule="exact" w:line="20" w:after="0"/>
+        <w:spacing w:after="0" w:lineRule="exact" w:before="0" w:line="20"/>
         <w:rPr>
           <w:sz w:val="2"/>
         </w:rPr>
       </w:pPr>
-      <w:bookmarkStart w:id="92378" w:name="listing-lst-init"/>
+      <w:bookmarkStart w:name="listing-lst-init" w:id="92378"/>
       <w:bookmarkEnd w:id="92378"/>
     </w:p>
     <w:p>
@@ -11031,7 +11031,7 @@
       <w:r>
         <w:tab/>
       </w:r>
-      <w:bookmarkStart w:id="22083" w:name="math-eq-latency"/>
+      <w:bookmarkStart w:name="math-eq-latency" w:id="22083"/>
       <w:r>
         <w:t>(</w:t>
       </w:r>
@@ -11851,12 +11851,12 @@
     </w:p>
     <w:p>
       <w:pPr>
-        <w:spacing w:before="0" w:lineRule="exact" w:line="20" w:after="0"/>
+        <w:spacing w:after="0" w:lineRule="exact" w:before="0" w:line="20"/>
         <w:rPr>
           <w:sz w:val="2"/>
         </w:rPr>
       </w:pPr>
-      <w:bookmarkStart w:id="68857" w:name="csv-tbl-xref-selectors"/>
+      <w:bookmarkStart w:name="csv-tbl-xref-selectors" w:id="68857"/>
       <w:bookmarkEnd w:id="68857"/>
     </w:p>
     <w:p>
@@ -11893,18 +11893,18 @@
         <w:tblLook w:firstRow="1" w:lastRow="0" w:firstColumn="0" w:lastColumn="0" w:noHBand="0" w:noVBand="0" w:val="0020"/>
         <w:jc w:val="start"/>
         <w:tblBorders>
-          <w:top w:color="000000" w:space="0" w:sz="6" w:val="single"/>
-          <w:left w:color="000000" w:space="0" w:sz="6" w:val="single"/>
-          <w:bottom w:color="000000" w:space="0" w:sz="6" w:val="single"/>
-          <w:right w:color="000000" w:space="0" w:sz="6" w:val="single"/>
-          <w:insideH w:color="000000" w:space="0" w:sz="6" w:val="single"/>
-          <w:insideV w:color="000000" w:space="0" w:sz="6" w:val="single"/>
+          <w:top w:space="0" w:color="000000" w:val="single" w:sz="6"/>
+          <w:left w:space="0" w:color="000000" w:val="single" w:sz="6"/>
+          <w:bottom w:space="0" w:color="000000" w:val="single" w:sz="6"/>
+          <w:right w:space="0" w:color="000000" w:val="single" w:sz="6"/>
+          <w:insideH w:space="0" w:color="000000" w:val="single" w:sz="6"/>
+          <w:insideV w:space="0" w:color="000000" w:val="single" w:sz="6"/>
         </w:tblBorders>
         <w:tblCellMar>
-          <w:top w:w="57" w:type="dxa"/>
-          <w:left w:w="108" w:type="dxa"/>
-          <w:bottom w:w="57" w:type="dxa"/>
-          <w:right w:w="108" w:type="dxa"/>
+          <w:top w:type="dxa" w:w="57"/>
+          <w:left w:type="dxa" w:w="108"/>
+          <w:bottom w:type="dxa" w:w="57"/>
+          <w:right w:type="dxa" w:w="108"/>
         </w:tblCellMar>
       </w:tblPr>
       <w:tblGrid>
@@ -11918,14 +11918,14 @@
         </w:trPr>
         <w:tc>
           <w:tcPr>
-            <w:shd w:color="auto" w:fill="E8E8E8" w:val="clear"/>
+            <w:shd w:color="auto" w:val="clear" w:fill="E8E8E8"/>
           </w:tcPr>
           <w:p>
             <w:pPr>
               <w:pStyle w:val="Compact"/>
               <w:jc w:val="left"/>
-              <w:ind w:firstLine="0" w:left="0" w:right="0"/>
-              <w:spacing w:lineRule="auto" w:before="40" w:line="240" w:after="40"/>
+              <w:ind w:right="0" w:firstLine="0" w:left="0"/>
+              <w:spacing w:after="40" w:lineRule="auto" w:line="240" w:before="40"/>
             </w:pPr>
             <w:r>
               <w:rPr>
@@ -11937,14 +11937,14 @@
         </w:tc>
         <w:tc>
           <w:tcPr>
-            <w:shd w:color="auto" w:fill="E8E8E8" w:val="clear"/>
+            <w:shd w:color="auto" w:val="clear" w:fill="E8E8E8"/>
           </w:tcPr>
           <w:p>
             <w:pPr>
               <w:pStyle w:val="Compact"/>
               <w:jc w:val="left"/>
-              <w:ind w:firstLine="0" w:left="0" w:right="0"/>
-              <w:spacing w:lineRule="auto" w:before="40" w:line="240" w:after="40"/>
+              <w:ind w:right="0" w:firstLine="0" w:left="0"/>
+              <w:spacing w:after="40" w:lineRule="auto" w:line="240" w:before="40"/>
             </w:pPr>
             <w:r>
               <w:rPr>
@@ -11956,14 +11956,14 @@
         </w:tc>
         <w:tc>
           <w:tcPr>
-            <w:shd w:color="auto" w:fill="E8E8E8" w:val="clear"/>
+            <w:shd w:color="auto" w:val="clear" w:fill="E8E8E8"/>
           </w:tcPr>
           <w:p>
             <w:pPr>
               <w:pStyle w:val="Compact"/>
               <w:jc w:val="left"/>
-              <w:ind w:firstLine="0" w:left="0" w:right="0"/>
-              <w:spacing w:lineRule="auto" w:before="40" w:line="240" w:after="40"/>
+              <w:ind w:right="0" w:firstLine="0" w:left="0"/>
+              <w:spacing w:after="40" w:lineRule="auto" w:line="240" w:before="40"/>
             </w:pPr>
             <w:r>
               <w:rPr>
@@ -11981,8 +11981,8 @@
             <w:pPr>
               <w:pStyle w:val="Compact"/>
               <w:jc w:val="left"/>
-              <w:ind w:firstLine="0" w:left="0" w:right="0"/>
-              <w:spacing w:lineRule="auto" w:before="40" w:line="240" w:after="40"/>
+              <w:ind w:right="0" w:firstLine="0" w:left="0"/>
+              <w:spacing w:after="40" w:lineRule="auto" w:line="240" w:before="40"/>
             </w:pPr>
             <w:r>
               <w:rPr>
@@ -12004,8 +12004,8 @@
             <w:pPr>
               <w:pStyle w:val="Compact"/>
               <w:jc w:val="left"/>
-              <w:ind w:firstLine="0" w:left="0" w:right="0"/>
-              <w:spacing w:lineRule="auto" w:before="40" w:line="240" w:after="40"/>
+              <w:ind w:right="0" w:firstLine="0" w:left="0"/>
+              <w:spacing w:after="40" w:lineRule="auto" w:line="240" w:before="40"/>
             </w:pPr>
             <w:r>
               <w:rPr>
@@ -12021,8 +12021,8 @@
             <w:pPr>
               <w:pStyle w:val="Compact"/>
               <w:jc w:val="left"/>
-              <w:ind w:firstLine="0" w:left="0" w:right="0"/>
-              <w:spacing w:lineRule="auto" w:before="40" w:line="240" w:after="40"/>
+              <w:ind w:right="0" w:firstLine="0" w:left="0"/>
+              <w:spacing w:after="40" w:lineRule="auto" w:line="240" w:before="40"/>
             </w:pPr>
             <w:r>
               <w:t xml:space="preserve">Exact PID lookup. Same-spec first, then cross-document fallback. Never ambiguous.</w:t>
@@ -12037,8 +12037,8 @@
             <w:pPr>
               <w:pStyle w:val="Compact"/>
               <w:jc w:val="left"/>
-              <w:ind w:firstLine="0" w:left="0" w:right="0"/>
-              <w:spacing w:lineRule="auto" w:before="40" w:line="240" w:after="40"/>
+              <w:ind w:right="0" w:firstLine="0" w:left="0"/>
+              <w:spacing w:after="40" w:lineRule="auto" w:line="240" w:before="40"/>
             </w:pPr>
             <w:r>
               <w:rPr>
@@ -12060,8 +12060,8 @@
             <w:pPr>
               <w:pStyle w:val="Compact"/>
               <w:jc w:val="left"/>
-              <w:ind w:firstLine="0" w:left="0" w:right="0"/>
-              <w:spacing w:lineRule="auto" w:before="40" w:line="240" w:after="40"/>
+              <w:ind w:right="0" w:firstLine="0" w:left="0"/>
+              <w:spacing w:after="40" w:lineRule="auto" w:line="240" w:before="40"/>
             </w:pPr>
             <w:r>
               <w:rPr>
@@ -12077,8 +12077,8 @@
             <w:pPr>
               <w:pStyle w:val="Compact"/>
               <w:jc w:val="left"/>
-              <w:ind w:firstLine="0" w:left="0" w:right="0"/>
-              <w:spacing w:lineRule="auto" w:before="40" w:line="240" w:after="40"/>
+              <w:ind w:right="0" w:firstLine="0" w:left="0"/>
+              <w:spacing w:after="40" w:lineRule="auto" w:line="240" w:before="40"/>
             </w:pPr>
             <w:r>
               <w:t xml:space="preserve">Scoped resolution: local scope, then same specification, then global. May be ambiguous if multiple matches at the same scope level.</w:t>
@@ -12658,12 +12658,12 @@
     </w:p>
     <w:p>
       <w:pPr>
-        <w:spacing w:before="0" w:lineRule="exact" w:line="20" w:after="0"/>
+        <w:spacing w:after="0" w:lineRule="exact" w:before="0" w:line="20"/>
         <w:rPr>
           <w:sz w:val="2"/>
         </w:rPr>
       </w:pPr>
-      <w:bookmarkStart w:id="9127" w:name="listing-src-bib-config"/>
+      <w:bookmarkStart w:name="listing-src-bib-config" w:id="9127"/>
       <w:bookmarkEnd w:id="9127"/>
     </w:p>
     <w:p>
@@ -12766,12 +12766,12 @@
     </w:p>
     <w:p>
       <w:pPr>
-        <w:spacing w:before="0" w:lineRule="exact" w:line="20" w:after="0"/>
+        <w:spacing w:after="0" w:lineRule="exact" w:before="0" w:line="20"/>
         <w:rPr>
           <w:sz w:val="2"/>
         </w:rPr>
       </w:pPr>
-      <w:bookmarkStart w:id="72833" w:name="listing-src-bib-file"/>
+      <w:bookmarkStart w:name="listing-src-bib-file" w:id="72833"/>
       <w:bookmarkEnd w:id="72833"/>
     </w:p>
     <w:p>
@@ -13063,12 +13063,12 @@
     </w:p>
     <w:p>
       <w:pPr>
-        <w:spacing w:before="0" w:lineRule="exact" w:line="20" w:after="0"/>
+        <w:spacing w:after="0" w:lineRule="exact" w:before="0" w:line="20"/>
         <w:rPr>
           <w:sz w:val="2"/>
         </w:rPr>
       </w:pPr>
-      <w:bookmarkStart w:id="25784" w:name="listing-src-citation-syntax"/>
+      <w:bookmarkStart w:name="listing-src-citation-syntax" w:id="25784"/>
       <w:bookmarkEnd w:id="25784"/>
     </w:p>
     <w:p>
@@ -13806,12 +13806,12 @@
     </w:p>
     <w:p>
       <w:pPr>
-        <w:spacing w:before="0" w:lineRule="exact" w:line="20" w:after="0"/>
+        <w:spacing w:after="0" w:lineRule="exact" w:before="0" w:line="20"/>
         <w:rPr>
           <w:sz w:val="2"/>
         </w:rPr>
       </w:pPr>
-      <w:bookmarkStart w:id="70967" w:name="listing-src-chart-gauss-syntax"/>
+      <w:bookmarkStart w:name="listing-src-chart-gauss-syntax" w:id="70967"/>
       <w:bookmarkEnd w:id="70967"/>
     </w:p>
     <w:p>
@@ -14155,12 +14155,12 @@
     </w:p>
     <w:p>
       <w:pPr>
-        <w:spacing w:before="0" w:lineRule="exact" w:line="20" w:after="0"/>
+        <w:spacing w:after="0" w:lineRule="exact" w:before="0" w:line="20"/>
         <w:rPr>
           <w:sz w:val="2"/>
         </w:rPr>
       </w:pPr>
-      <w:bookmarkStart w:id="1073" w:name="listing-src-basic-usage"/>
+      <w:bookmarkStart w:name="listing-src-basic-usage" w:id="1073"/>
       <w:bookmarkEnd w:id="1073"/>
     </w:p>
     <w:p>
@@ -14270,12 +14270,12 @@
     </w:p>
     <w:p>
       <w:pPr>
-        <w:spacing w:before="0" w:lineRule="exact" w:line="20" w:after="0"/>
+        <w:spacing w:after="0" w:lineRule="exact" w:before="0" w:line="20"/>
         <w:rPr>
           <w:sz w:val="2"/>
         </w:rPr>
       </w:pPr>
-      <w:bookmarkStart w:id="23843" w:name="csv-tbl-env-vars"/>
+      <w:bookmarkStart w:name="csv-tbl-env-vars" w:id="23843"/>
       <w:bookmarkEnd w:id="23843"/>
     </w:p>
     <w:p>
@@ -14312,18 +14312,18 @@
         <w:tblLook w:firstRow="1" w:lastRow="0" w:firstColumn="0" w:lastColumn="0" w:noHBand="0" w:noVBand="0" w:val="0020"/>
         <w:jc w:val="start"/>
         <w:tblBorders>
-          <w:top w:color="000000" w:space="0" w:sz="6" w:val="single"/>
-          <w:left w:color="000000" w:space="0" w:sz="6" w:val="single"/>
-          <w:bottom w:color="000000" w:space="0" w:sz="6" w:val="single"/>
-          <w:right w:color="000000" w:space="0" w:sz="6" w:val="single"/>
-          <w:insideH w:color="000000" w:space="0" w:sz="6" w:val="single"/>
-          <w:insideV w:color="000000" w:space="0" w:sz="6" w:val="single"/>
+          <w:top w:space="0" w:color="000000" w:val="single" w:sz="6"/>
+          <w:left w:space="0" w:color="000000" w:val="single" w:sz="6"/>
+          <w:bottom w:space="0" w:color="000000" w:val="single" w:sz="6"/>
+          <w:right w:space="0" w:color="000000" w:val="single" w:sz="6"/>
+          <w:insideH w:space="0" w:color="000000" w:val="single" w:sz="6"/>
+          <w:insideV w:space="0" w:color="000000" w:val="single" w:sz="6"/>
         </w:tblBorders>
         <w:tblCellMar>
-          <w:top w:w="57" w:type="dxa"/>
-          <w:left w:w="108" w:type="dxa"/>
-          <w:bottom w:w="57" w:type="dxa"/>
-          <w:right w:w="108" w:type="dxa"/>
+          <w:top w:type="dxa" w:w="57"/>
+          <w:left w:type="dxa" w:w="108"/>
+          <w:bottom w:type="dxa" w:w="57"/>
+          <w:right w:type="dxa" w:w="108"/>
         </w:tblCellMar>
       </w:tblPr>
       <w:tblGrid>
@@ -14337,14 +14337,14 @@
         </w:trPr>
         <w:tc>
           <w:tcPr>
-            <w:shd w:color="auto" w:fill="E8E8E8" w:val="clear"/>
+            <w:shd w:color="auto" w:val="clear" w:fill="E8E8E8"/>
           </w:tcPr>
           <w:p>
             <w:pPr>
               <w:pStyle w:val="Compact"/>
               <w:jc w:val="left"/>
-              <w:ind w:firstLine="0" w:left="0" w:right="0"/>
-              <w:spacing w:lineRule="auto" w:before="40" w:line="240" w:after="40"/>
+              <w:ind w:right="0" w:firstLine="0" w:left="0"/>
+              <w:spacing w:after="40" w:lineRule="auto" w:line="240" w:before="40"/>
             </w:pPr>
             <w:r>
               <w:rPr>
@@ -14356,14 +14356,14 @@
         </w:tc>
         <w:tc>
           <w:tcPr>
-            <w:shd w:color="auto" w:fill="E8E8E8" w:val="clear"/>
+            <w:shd w:color="auto" w:val="clear" w:fill="E8E8E8"/>
           </w:tcPr>
           <w:p>
             <w:pPr>
               <w:pStyle w:val="Compact"/>
               <w:jc w:val="left"/>
-              <w:ind w:firstLine="0" w:left="0" w:right="0"/>
-              <w:spacing w:lineRule="auto" w:before="40" w:line="240" w:after="40"/>
+              <w:ind w:right="0" w:firstLine="0" w:left="0"/>
+              <w:spacing w:after="40" w:lineRule="auto" w:line="240" w:before="40"/>
             </w:pPr>
             <w:r>
               <w:rPr>
@@ -14375,14 +14375,14 @@
         </w:tc>
         <w:tc>
           <w:tcPr>
-            <w:shd w:color="auto" w:fill="E8E8E8" w:val="clear"/>
+            <w:shd w:color="auto" w:val="clear" w:fill="E8E8E8"/>
           </w:tcPr>
           <w:p>
             <w:pPr>
               <w:pStyle w:val="Compact"/>
               <w:jc w:val="left"/>
-              <w:ind w:firstLine="0" w:left="0" w:right="0"/>
-              <w:spacing w:lineRule="auto" w:before="40" w:line="240" w:after="40"/>
+              <w:ind w:right="0" w:firstLine="0" w:left="0"/>
+              <w:spacing w:after="40" w:lineRule="auto" w:line="240" w:before="40"/>
             </w:pPr>
             <w:r>
               <w:rPr>
@@ -14400,8 +14400,8 @@
             <w:pPr>
               <w:pStyle w:val="Compact"/>
               <w:jc w:val="left"/>
-              <w:ind w:firstLine="0" w:left="0" w:right="0"/>
-              <w:spacing w:lineRule="auto" w:before="40" w:line="240" w:after="40"/>
+              <w:ind w:right="0" w:firstLine="0" w:left="0"/>
+              <w:spacing w:after="40" w:lineRule="auto" w:line="240" w:before="40"/>
             </w:pPr>
             <w:r>
               <w:rPr>
@@ -14417,8 +14417,8 @@
             <w:pPr>
               <w:pStyle w:val="Compact"/>
               <w:jc w:val="left"/>
-              <w:ind w:firstLine="0" w:left="0" w:right="0"/>
-              <w:spacing w:lineRule="auto" w:before="40" w:line="240" w:after="40"/>
+              <w:ind w:right="0" w:firstLine="0" w:left="0"/>
+              <w:spacing w:after="40" w:lineRule="auto" w:line="240" w:before="40"/>
             </w:pPr>
             <w:r>
               <w:rPr>
@@ -14434,8 +14434,8 @@
             <w:pPr>
               <w:pStyle w:val="Compact"/>
               <w:jc w:val="left"/>
-              <w:ind w:firstLine="0" w:left="0" w:right="0"/>
-              <w:spacing w:lineRule="auto" w:before="40" w:line="240" w:after="40"/>
+              <w:ind w:right="0" w:firstLine="0" w:left="0"/>
+              <w:spacing w:after="40" w:lineRule="auto" w:line="240" w:before="40"/>
             </w:pPr>
             <w:r>
               <w:t xml:space="preserve">Override log level:</w:t>
@@ -14495,8 +14495,8 @@
             <w:pPr>
               <w:pStyle w:val="Compact"/>
               <w:jc w:val="left"/>
-              <w:ind w:firstLine="0" w:left="0" w:right="0"/>
-              <w:spacing w:lineRule="auto" w:before="40" w:line="240" w:after="40"/>
+              <w:ind w:right="0" w:firstLine="0" w:left="0"/>
+              <w:spacing w:after="40" w:lineRule="auto" w:line="240" w:before="40"/>
             </w:pPr>
             <w:r>
               <w:rPr>
@@ -14512,8 +14512,8 @@
             <w:pPr>
               <w:pStyle w:val="Compact"/>
               <w:jc w:val="left"/>
-              <w:ind w:firstLine="0" w:left="0" w:right="0"/>
-              <w:spacing w:lineRule="auto" w:before="40" w:line="240" w:after="40"/>
+              <w:ind w:right="0" w:firstLine="0" w:left="0"/>
+              <w:spacing w:after="40" w:lineRule="auto" w:line="240" w:before="40"/>
             </w:pPr>
             <w:r>
               <w:rPr>
@@ -14529,8 +14529,8 @@
             <w:pPr>
               <w:pStyle w:val="Compact"/>
               <w:jc w:val="left"/>
-              <w:ind w:firstLine="0" w:left="0" w:right="0"/>
-              <w:spacing w:lineRule="auto" w:before="40" w:line="240" w:after="40"/>
+              <w:ind w:right="0" w:firstLine="0" w:left="0"/>
+              <w:spacing w:after="40" w:lineRule="auto" w:line="240" w:before="40"/>
             </w:pPr>
             <w:r>
               <w:t xml:space="preserve">SpecCompiler installation root (model and binary lookup)</w:t>
@@ -14545,8 +14545,8 @@
             <w:pPr>
               <w:pStyle w:val="Compact"/>
               <w:jc w:val="left"/>
-              <w:ind w:firstLine="0" w:left="0" w:right="0"/>
-              <w:spacing w:lineRule="auto" w:before="40" w:line="240" w:after="40"/>
+              <w:ind w:right="0" w:firstLine="0" w:left="0"/>
+              <w:spacing w:after="40" w:lineRule="auto" w:line="240" w:before="40"/>
             </w:pPr>
             <w:r>
               <w:rPr>
@@ -14562,8 +14562,8 @@
             <w:pPr>
               <w:pStyle w:val="Compact"/>
               <w:jc w:val="left"/>
-              <w:ind w:firstLine="0" w:left="0" w:right="0"/>
-              <w:spacing w:lineRule="auto" w:before="40" w:line="240" w:after="40"/>
+              <w:ind w:right="0" w:firstLine="0" w:left="0"/>
+              <w:spacing w:after="40" w:lineRule="auto" w:line="240" w:before="40"/>
             </w:pPr>
             <w:r>
               <w:rPr>
@@ -14579,8 +14579,8 @@
             <w:pPr>
               <w:pStyle w:val="Compact"/>
               <w:jc w:val="left"/>
-              <w:ind w:firstLine="0" w:left="0" w:right="0"/>
-              <w:spacing w:lineRule="auto" w:before="40" w:line="240" w:after="40"/>
+              <w:ind w:right="0" w:firstLine="0" w:left="0"/>
+              <w:spacing w:after="40" w:lineRule="auto" w:line="240" w:before="40"/>
             </w:pPr>
             <w:r>
               <w:t xml:space="preserve">Distribution root (used internally for external renderers)</w:t>
@@ -14595,8 +14595,8 @@
             <w:pPr>
               <w:pStyle w:val="Compact"/>
               <w:jc w:val="left"/>
-              <w:ind w:firstLine="0" w:left="0" w:right="0"/>
-              <w:spacing w:lineRule="auto" w:before="40" w:line="240" w:after="40"/>
+              <w:ind w:right="0" w:firstLine="0" w:left="0"/>
+              <w:spacing w:after="40" w:lineRule="auto" w:line="240" w:before="40"/>
             </w:pPr>
             <w:r>
               <w:rPr>
@@ -14612,8 +14612,8 @@
             <w:pPr>
               <w:pStyle w:val="Compact"/>
               <w:jc w:val="left"/>
-              <w:ind w:firstLine="0" w:left="0" w:right="0"/>
-              <w:spacing w:lineRule="auto" w:before="40" w:line="240" w:after="40"/>
+              <w:ind w:right="0" w:firstLine="0" w:left="0"/>
+              <w:spacing w:after="40" w:lineRule="auto" w:line="240" w:before="40"/>
             </w:pPr>
             <w:r>
               <w:rPr>
@@ -14629,8 +14629,8 @@
             <w:pPr>
               <w:pStyle w:val="Compact"/>
               <w:jc w:val="left"/>
-              <w:ind w:firstLine="0" w:left="0" w:right="0"/>
-              <w:spacing w:lineRule="auto" w:before="40" w:line="240" w:after="40"/>
+              <w:ind w:right="0" w:firstLine="0" w:left="0"/>
+              <w:spacing w:after="40" w:lineRule="auto" w:line="240" w:before="40"/>
             </w:pPr>
             <w:r>
               <w:t xml:space="preserve">Docker image reference (overrides default in wrapper)</w:t>
@@ -14645,8 +14645,8 @@
             <w:pPr>
               <w:pStyle w:val="Compact"/>
               <w:jc w:val="left"/>
-              <w:ind w:firstLine="0" w:left="0" w:right="0"/>
-              <w:spacing w:lineRule="auto" w:before="40" w:line="240" w:after="40"/>
+              <w:ind w:right="0" w:firstLine="0" w:left="0"/>
+              <w:spacing w:after="40" w:lineRule="auto" w:line="240" w:before="40"/>
             </w:pPr>
             <w:r>
               <w:rPr>
@@ -14662,8 +14662,8 @@
             <w:pPr>
               <w:pStyle w:val="Compact"/>
               <w:jc w:val="left"/>
-              <w:ind w:firstLine="0" w:left="0" w:right="0"/>
-              <w:spacing w:lineRule="auto" w:before="40" w:line="240" w:after="40"/>
+              <w:ind w:right="0" w:firstLine="0" w:left="0"/>
+              <w:spacing w:after="40" w:lineRule="auto" w:line="240" w:before="40"/>
             </w:pPr>
             <w:r>
               <w:t xml:space="preserve">(unset)</w:t>
@@ -14676,8 +14676,8 @@
             <w:pPr>
               <w:pStyle w:val="Compact"/>
               <w:jc w:val="left"/>
-              <w:ind w:firstLine="0" w:left="0" w:right="0"/>
-              <w:spacing w:lineRule="auto" w:before="40" w:line="240" w:after="40"/>
+              <w:ind w:right="0" w:firstLine="0" w:left="0"/>
+              <w:spacing w:after="40" w:lineRule="auto" w:line="240" w:before="40"/>
             </w:pPr>
             <w:r>
               <w:t xml:space="preserve">Disable ANSI color codes in output</w:t>
@@ -14702,12 +14702,12 @@
     </w:p>
     <w:p>
       <w:pPr>
-        <w:spacing w:before="0" w:lineRule="exact" w:line="20" w:after="0"/>
+        <w:spacing w:after="0" w:lineRule="exact" w:before="0" w:line="20"/>
         <w:rPr>
           <w:sz w:val="2"/>
         </w:rPr>
       </w:pPr>
-      <w:bookmarkStart w:id="82958" w:name="csv-tbl-exit-codes"/>
+      <w:bookmarkStart w:name="csv-tbl-exit-codes" w:id="82958"/>
       <w:bookmarkEnd w:id="82958"/>
     </w:p>
     <w:p>
@@ -14744,18 +14744,18 @@
         <w:tblLook w:firstRow="1" w:lastRow="0" w:firstColumn="0" w:lastColumn="0" w:noHBand="0" w:noVBand="0" w:val="0020"/>
         <w:jc w:val="start"/>
         <w:tblBorders>
-          <w:top w:color="000000" w:space="0" w:sz="6" w:val="single"/>
-          <w:left w:color="000000" w:space="0" w:sz="6" w:val="single"/>
-          <w:bottom w:color="000000" w:space="0" w:sz="6" w:val="single"/>
-          <w:right w:color="000000" w:space="0" w:sz="6" w:val="single"/>
-          <w:insideH w:color="000000" w:space="0" w:sz="6" w:val="single"/>
-          <w:insideV w:color="000000" w:space="0" w:sz="6" w:val="single"/>
+          <w:top w:space="0" w:color="000000" w:val="single" w:sz="6"/>
+          <w:left w:space="0" w:color="000000" w:val="single" w:sz="6"/>
+          <w:bottom w:space="0" w:color="000000" w:val="single" w:sz="6"/>
+          <w:right w:space="0" w:color="000000" w:val="single" w:sz="6"/>
+          <w:insideH w:space="0" w:color="000000" w:val="single" w:sz="6"/>
+          <w:insideV w:space="0" w:color="000000" w:val="single" w:sz="6"/>
         </w:tblBorders>
         <w:tblCellMar>
-          <w:top w:w="57" w:type="dxa"/>
-          <w:left w:w="108" w:type="dxa"/>
-          <w:bottom w:w="57" w:type="dxa"/>
-          <w:right w:w="108" w:type="dxa"/>
+          <w:top w:type="dxa" w:w="57"/>
+          <w:left w:type="dxa" w:w="108"/>
+          <w:bottom w:type="dxa" w:w="57"/>
+          <w:right w:type="dxa" w:w="108"/>
         </w:tblCellMar>
       </w:tblPr>
       <w:tblGrid>
@@ -14768,14 +14768,14 @@
         </w:trPr>
         <w:tc>
           <w:tcPr>
-            <w:shd w:color="auto" w:fill="E8E8E8" w:val="clear"/>
+            <w:shd w:color="auto" w:val="clear" w:fill="E8E8E8"/>
           </w:tcPr>
           <w:p>
             <w:pPr>
               <w:pStyle w:val="Compact"/>
               <w:jc w:val="left"/>
-              <w:ind w:firstLine="0" w:left="0" w:right="0"/>
-              <w:spacing w:lineRule="auto" w:before="40" w:line="240" w:after="40"/>
+              <w:ind w:right="0" w:firstLine="0" w:left="0"/>
+              <w:spacing w:after="40" w:lineRule="auto" w:line="240" w:before="40"/>
             </w:pPr>
             <w:r>
               <w:rPr>
@@ -14787,14 +14787,14 @@
         </w:tc>
         <w:tc>
           <w:tcPr>
-            <w:shd w:color="auto" w:fill="E8E8E8" w:val="clear"/>
+            <w:shd w:color="auto" w:val="clear" w:fill="E8E8E8"/>
           </w:tcPr>
           <w:p>
             <w:pPr>
               <w:pStyle w:val="Compact"/>
               <w:jc w:val="left"/>
-              <w:ind w:firstLine="0" w:left="0" w:right="0"/>
-              <w:spacing w:lineRule="auto" w:before="40" w:line="240" w:after="40"/>
+              <w:ind w:right="0" w:firstLine="0" w:left="0"/>
+              <w:spacing w:after="40" w:lineRule="auto" w:line="240" w:before="40"/>
             </w:pPr>
             <w:r>
               <w:rPr>
@@ -14812,8 +14812,8 @@
             <w:pPr>
               <w:pStyle w:val="Compact"/>
               <w:jc w:val="left"/>
-              <w:ind w:firstLine="0" w:left="0" w:right="0"/>
-              <w:spacing w:lineRule="auto" w:before="40" w:line="240" w:after="40"/>
+              <w:ind w:right="0" w:firstLine="0" w:left="0"/>
+              <w:spacing w:after="40" w:lineRule="auto" w:line="240" w:before="40"/>
             </w:pPr>
             <w:r>
               <w:t xml:space="preserve">0</w:t>
@@ -14826,8 +14826,8 @@
             <w:pPr>
               <w:pStyle w:val="Compact"/>
               <w:jc w:val="left"/>
-              <w:ind w:firstLine="0" w:left="0" w:right="0"/>
-              <w:spacing w:lineRule="auto" w:before="40" w:line="240" w:after="40"/>
+              <w:ind w:right="0" w:firstLine="0" w:left="0"/>
+              <w:spacing w:after="40" w:lineRule="auto" w:line="240" w:before="40"/>
             </w:pPr>
             <w:r>
               <w:t xml:space="preserve">Success: all documents processed and outputs generated</w:t>
@@ -14842,8 +14842,8 @@
             <w:pPr>
               <w:pStyle w:val="Compact"/>
               <w:jc w:val="left"/>
-              <w:ind w:firstLine="0" w:left="0" w:right="0"/>
-              <w:spacing w:lineRule="auto" w:before="40" w:line="240" w:after="40"/>
+              <w:ind w:right="0" w:firstLine="0" w:left="0"/>
+              <w:spacing w:after="40" w:lineRule="auto" w:line="240" w:before="40"/>
             </w:pPr>
             <w:r>
               <w:t xml:space="preserve">1</w:t>
@@ -14856,8 +14856,8 @@
             <w:pPr>
               <w:pStyle w:val="Compact"/>
               <w:jc w:val="left"/>
-              <w:ind w:firstLine="0" w:left="0" w:right="0"/>
-              <w:spacing w:lineRule="auto" w:before="40" w:line="240" w:after="40"/>
+              <w:ind w:right="0" w:firstLine="0" w:left="0"/>
+              <w:spacing w:after="40" w:lineRule="auto" w:line="240" w:before="40"/>
             </w:pPr>
             <w:r>
               <w:t xml:space="preserve">Failure: Docker unavailable or configuration or pipeline error</w:t>
@@ -14872,8 +14872,8 @@
             <w:pPr>
               <w:pStyle w:val="Compact"/>
               <w:jc w:val="left"/>
-              <w:ind w:firstLine="0" w:left="0" w:right="0"/>
-              <w:spacing w:lineRule="auto" w:before="40" w:line="240" w:after="40"/>
+              <w:ind w:right="0" w:firstLine="0" w:left="0"/>
+              <w:spacing w:after="40" w:lineRule="auto" w:line="240" w:before="40"/>
             </w:pPr>
             <w:r>
               <w:t xml:space="preserve">2</w:t>
@@ -14886,8 +14886,8 @@
             <w:pPr>
               <w:pStyle w:val="Compact"/>
               <w:jc w:val="left"/>
-              <w:ind w:firstLine="0" w:left="0" w:right="0"/>
-              <w:spacing w:lineRule="auto" w:before="40" w:line="240" w:after="40"/>
+              <w:ind w:right="0" w:firstLine="0" w:left="0"/>
+              <w:spacing w:after="40" w:lineRule="auto" w:line="240" w:before="40"/>
             </w:pPr>
             <w:r>
               <w:t xml:space="preserve">Blocking diagnostics: analysis reported one or more errors</w:t>
@@ -15057,12 +15057,12 @@
     </w:p>
     <w:p>
       <w:pPr>
-        <w:spacing w:before="0" w:lineRule="exact" w:line="20" w:after="0"/>
+        <w:spacing w:after="0" w:lineRule="exact" w:before="0" w:line="20"/>
         <w:rPr>
           <w:sz w:val="2"/>
         </w:rPr>
       </w:pPr>
-      <w:bookmarkStart w:id="92230" w:name="csv-tbl-html5-options"/>
+      <w:bookmarkStart w:name="csv-tbl-html5-options" w:id="92230"/>
       <w:bookmarkEnd w:id="92230"/>
     </w:p>
     <w:p>
@@ -15099,18 +15099,18 @@
         <w:tblLook w:firstRow="1" w:lastRow="0" w:firstColumn="0" w:lastColumn="0" w:noHBand="0" w:noVBand="0" w:val="0020"/>
         <w:jc w:val="start"/>
         <w:tblBorders>
-          <w:top w:color="000000" w:space="0" w:sz="6" w:val="single"/>
-          <w:left w:color="000000" w:space="0" w:sz="6" w:val="single"/>
-          <w:bottom w:color="000000" w:space="0" w:sz="6" w:val="single"/>
-          <w:right w:color="000000" w:space="0" w:sz="6" w:val="single"/>
-          <w:insideH w:color="000000" w:space="0" w:sz="6" w:val="single"/>
-          <w:insideV w:color="000000" w:space="0" w:sz="6" w:val="single"/>
+          <w:top w:space="0" w:color="000000" w:val="single" w:sz="6"/>
+          <w:left w:space="0" w:color="000000" w:val="single" w:sz="6"/>
+          <w:bottom w:space="0" w:color="000000" w:val="single" w:sz="6"/>
+          <w:right w:space="0" w:color="000000" w:val="single" w:sz="6"/>
+          <w:insideH w:space="0" w:color="000000" w:val="single" w:sz="6"/>
+          <w:insideV w:space="0" w:color="000000" w:val="single" w:sz="6"/>
         </w:tblBorders>
         <w:tblCellMar>
-          <w:top w:w="57" w:type="dxa"/>
-          <w:left w:w="108" w:type="dxa"/>
-          <w:bottom w:w="57" w:type="dxa"/>
-          <w:right w:w="108" w:type="dxa"/>
+          <w:top w:type="dxa" w:w="57"/>
+          <w:left w:type="dxa" w:w="108"/>
+          <w:bottom w:type="dxa" w:w="57"/>
+          <w:right w:type="dxa" w:w="108"/>
         </w:tblCellMar>
       </w:tblPr>
       <w:tblGrid>
@@ -15125,14 +15125,14 @@
         </w:trPr>
         <w:tc>
           <w:tcPr>
-            <w:shd w:color="auto" w:fill="E8E8E8" w:val="clear"/>
+            <w:shd w:color="auto" w:val="clear" w:fill="E8E8E8"/>
           </w:tcPr>
           <w:p>
             <w:pPr>
               <w:pStyle w:val="Compact"/>
               <w:jc w:val="left"/>
-              <w:ind w:firstLine="0" w:left="0" w:right="0"/>
-              <w:spacing w:lineRule="auto" w:before="40" w:line="240" w:after="40"/>
+              <w:ind w:right="0" w:firstLine="0" w:left="0"/>
+              <w:spacing w:after="40" w:lineRule="auto" w:line="240" w:before="40"/>
             </w:pPr>
             <w:r>
               <w:rPr>
@@ -15144,14 +15144,14 @@
         </w:tc>
         <w:tc>
           <w:tcPr>
-            <w:shd w:color="auto" w:fill="E8E8E8" w:val="clear"/>
+            <w:shd w:color="auto" w:val="clear" w:fill="E8E8E8"/>
           </w:tcPr>
           <w:p>
             <w:pPr>
               <w:pStyle w:val="Compact"/>
               <w:jc w:val="left"/>
-              <w:ind w:firstLine="0" w:left="0" w:right="0"/>
-              <w:spacing w:lineRule="auto" w:before="40" w:line="240" w:after="40"/>
+              <w:ind w:right="0" w:firstLine="0" w:left="0"/>
+              <w:spacing w:after="40" w:lineRule="auto" w:line="240" w:before="40"/>
             </w:pPr>
             <w:r>
               <w:rPr>
@@ -15163,14 +15163,14 @@
         </w:tc>
         <w:tc>
           <w:tcPr>
-            <w:shd w:color="auto" w:fill="E8E8E8" w:val="clear"/>
+            <w:shd w:color="auto" w:val="clear" w:fill="E8E8E8"/>
           </w:tcPr>
           <w:p>
             <w:pPr>
               <w:pStyle w:val="Compact"/>
               <w:jc w:val="left"/>
-              <w:ind w:firstLine="0" w:left="0" w:right="0"/>
-              <w:spacing w:lineRule="auto" w:before="40" w:line="240" w:after="40"/>
+              <w:ind w:right="0" w:firstLine="0" w:left="0"/>
+              <w:spacing w:after="40" w:lineRule="auto" w:line="240" w:before="40"/>
             </w:pPr>
             <w:r>
               <w:rPr>
@@ -15182,14 +15182,14 @@
         </w:tc>
         <w:tc>
           <w:tcPr>
-            <w:shd w:color="auto" w:fill="E8E8E8" w:val="clear"/>
+            <w:shd w:color="auto" w:val="clear" w:fill="E8E8E8"/>
           </w:tcPr>
           <w:p>
             <w:pPr>
               <w:pStyle w:val="Compact"/>
               <w:jc w:val="left"/>
-              <w:ind w:firstLine="0" w:left="0" w:right="0"/>
-              <w:spacing w:lineRule="auto" w:before="40" w:line="240" w:after="40"/>
+              <w:ind w:right="0" w:firstLine="0" w:left="0"/>
+              <w:spacing w:after="40" w:lineRule="auto" w:line="240" w:before="40"/>
             </w:pPr>
             <w:r>
               <w:rPr>
@@ -15207,8 +15207,8 @@
             <w:pPr>
               <w:pStyle w:val="Compact"/>
               <w:jc w:val="left"/>
-              <w:ind w:firstLine="0" w:left="0" w:right="0"/>
-              <w:spacing w:lineRule="auto" w:before="40" w:line="240" w:after="40"/>
+              <w:ind w:right="0" w:firstLine="0" w:left="0"/>
+              <w:spacing w:after="40" w:lineRule="auto" w:line="240" w:before="40"/>
             </w:pPr>
             <w:r>
               <w:rPr>
@@ -15224,8 +15224,8 @@
             <w:pPr>
               <w:pStyle w:val="Compact"/>
               <w:jc w:val="left"/>
-              <w:ind w:firstLine="0" w:left="0" w:right="0"/>
-              <w:spacing w:lineRule="auto" w:before="40" w:line="240" w:after="40"/>
+              <w:ind w:right="0" w:firstLine="0" w:left="0"/>
+              <w:spacing w:after="40" w:lineRule="auto" w:line="240" w:before="40"/>
             </w:pPr>
             <w:r>
               <w:t xml:space="preserve">boolean</w:t>
@@ -15238,8 +15238,8 @@
             <w:pPr>
               <w:pStyle w:val="Compact"/>
               <w:jc w:val="left"/>
-              <w:ind w:firstLine="0" w:left="0" w:right="0"/>
-              <w:spacing w:lineRule="auto" w:before="40" w:line="240" w:after="40"/>
+              <w:ind w:right="0" w:firstLine="0" w:left="0"/>
+              <w:spacing w:after="40" w:lineRule="auto" w:line="240" w:before="40"/>
             </w:pPr>
             <w:r>
               <w:t xml:space="preserve">false</w:t>
@@ -15252,8 +15252,8 @@
             <w:pPr>
               <w:pStyle w:val="Compact"/>
               <w:jc w:val="left"/>
-              <w:ind w:firstLine="0" w:left="0" w:right="0"/>
-              <w:spacing w:lineRule="auto" w:before="40" w:line="240" w:after="40"/>
+              <w:ind w:right="0" w:firstLine="0" w:left="0"/>
+              <w:spacing w:after="40" w:lineRule="auto" w:line="240" w:before="40"/>
             </w:pPr>
             <w:r>
               <w:t xml:space="preserve">Add section numbering</w:t>
@@ -15268,8 +15268,8 @@
             <w:pPr>
               <w:pStyle w:val="Compact"/>
               <w:jc w:val="left"/>
-              <w:ind w:firstLine="0" w:left="0" w:right="0"/>
-              <w:spacing w:lineRule="auto" w:before="40" w:line="240" w:after="40"/>
+              <w:ind w:right="0" w:firstLine="0" w:left="0"/>
+              <w:spacing w:after="40" w:lineRule="auto" w:line="240" w:before="40"/>
             </w:pPr>
             <w:r>
               <w:rPr>
@@ -15285,8 +15285,8 @@
             <w:pPr>
               <w:pStyle w:val="Compact"/>
               <w:jc w:val="left"/>
-              <w:ind w:firstLine="0" w:left="0" w:right="0"/>
-              <w:spacing w:lineRule="auto" w:before="40" w:line="240" w:after="40"/>
+              <w:ind w:right="0" w:firstLine="0" w:left="0"/>
+              <w:spacing w:after="40" w:lineRule="auto" w:line="240" w:before="40"/>
             </w:pPr>
             <w:r>
               <w:t xml:space="preserve">boolean</w:t>
@@ -15299,8 +15299,8 @@
             <w:pPr>
               <w:pStyle w:val="Compact"/>
               <w:jc w:val="left"/>
-              <w:ind w:firstLine="0" w:left="0" w:right="0"/>
-              <w:spacing w:lineRule="auto" w:before="40" w:line="240" w:after="40"/>
+              <w:ind w:right="0" w:firstLine="0" w:left="0"/>
+              <w:spacing w:after="40" w:lineRule="auto" w:line="240" w:before="40"/>
             </w:pPr>
             <w:r>
               <w:t xml:space="preserve">false</w:t>
@@ -15313,8 +15313,8 @@
             <w:pPr>
               <w:pStyle w:val="Compact"/>
               <w:jc w:val="left"/>
-              <w:ind w:firstLine="0" w:left="0" w:right="0"/>
-              <w:spacing w:lineRule="auto" w:before="40" w:line="240" w:after="40"/>
+              <w:ind w:right="0" w:firstLine="0" w:left="0"/>
+              <w:spacing w:after="40" w:lineRule="auto" w:line="240" w:before="40"/>
             </w:pPr>
             <w:r>
               <w:t xml:space="preserve">Generate table of contents</w:t>
@@ -15329,8 +15329,8 @@
             <w:pPr>
               <w:pStyle w:val="Compact"/>
               <w:jc w:val="left"/>
-              <w:ind w:firstLine="0" w:left="0" w:right="0"/>
-              <w:spacing w:lineRule="auto" w:before="40" w:line="240" w:after="40"/>
+              <w:ind w:right="0" w:firstLine="0" w:left="0"/>
+              <w:spacing w:after="40" w:lineRule="auto" w:line="240" w:before="40"/>
             </w:pPr>
             <w:r>
               <w:rPr>
@@ -15346,8 +15346,8 @@
             <w:pPr>
               <w:pStyle w:val="Compact"/>
               <w:jc w:val="left"/>
-              <w:ind w:firstLine="0" w:left="0" w:right="0"/>
-              <w:spacing w:lineRule="auto" w:before="40" w:line="240" w:after="40"/>
+              <w:ind w:right="0" w:firstLine="0" w:left="0"/>
+              <w:spacing w:after="40" w:lineRule="auto" w:line="240" w:before="40"/>
             </w:pPr>
             <w:r>
               <w:t xml:space="preserve">integer</w:t>
@@ -15360,8 +15360,8 @@
             <w:pPr>
               <w:pStyle w:val="Compact"/>
               <w:jc w:val="left"/>
-              <w:ind w:firstLine="0" w:left="0" w:right="0"/>
-              <w:spacing w:lineRule="auto" w:before="40" w:line="240" w:after="40"/>
+              <w:ind w:right="0" w:firstLine="0" w:left="0"/>
+              <w:spacing w:after="40" w:lineRule="auto" w:line="240" w:before="40"/>
             </w:pPr>
             <w:r>
               <w:t xml:space="preserve">3</w:t>
@@ -15374,8 +15374,8 @@
             <w:pPr>
               <w:pStyle w:val="Compact"/>
               <w:jc w:val="left"/>
-              <w:ind w:firstLine="0" w:left="0" w:right="0"/>
-              <w:spacing w:lineRule="auto" w:before="40" w:line="240" w:after="40"/>
+              <w:ind w:right="0" w:firstLine="0" w:left="0"/>
+              <w:spacing w:after="40" w:lineRule="auto" w:line="240" w:before="40"/>
             </w:pPr>
             <w:r>
               <w:t xml:space="preserve">Heading depth for TOC</w:t>
@@ -15390,8 +15390,8 @@
             <w:pPr>
               <w:pStyle w:val="Compact"/>
               <w:jc w:val="left"/>
-              <w:ind w:firstLine="0" w:left="0" w:right="0"/>
-              <w:spacing w:lineRule="auto" w:before="40" w:line="240" w:after="40"/>
+              <w:ind w:right="0" w:firstLine="0" w:left="0"/>
+              <w:spacing w:after="40" w:lineRule="auto" w:line="240" w:before="40"/>
             </w:pPr>
             <w:r>
               <w:rPr>
@@ -15407,8 +15407,8 @@
             <w:pPr>
               <w:pStyle w:val="Compact"/>
               <w:jc w:val="left"/>
-              <w:ind w:firstLine="0" w:left="0" w:right="0"/>
-              <w:spacing w:lineRule="auto" w:before="40" w:line="240" w:after="40"/>
+              <w:ind w:right="0" w:firstLine="0" w:left="0"/>
+              <w:spacing w:after="40" w:lineRule="auto" w:line="240" w:before="40"/>
             </w:pPr>
             <w:r>
               <w:t xml:space="preserve">boolean</w:t>
@@ -15421,8 +15421,8 @@
             <w:pPr>
               <w:pStyle w:val="Compact"/>
               <w:jc w:val="left"/>
-              <w:ind w:firstLine="0" w:left="0" w:right="0"/>
-              <w:spacing w:lineRule="auto" w:before="40" w:line="240" w:after="40"/>
+              <w:ind w:right="0" w:firstLine="0" w:left="0"/>
+              <w:spacing w:after="40" w:lineRule="auto" w:line="240" w:before="40"/>
             </w:pPr>
             <w:r>
               <w:t xml:space="preserve">false</w:t>
@@ -15435,8 +15435,8 @@
             <w:pPr>
               <w:pStyle w:val="Compact"/>
               <w:jc w:val="left"/>
-              <w:ind w:firstLine="0" w:left="0" w:right="0"/>
-              <w:spacing w:lineRule="auto" w:before="40" w:line="240" w:after="40"/>
+              <w:ind w:right="0" w:firstLine="0" w:left="0"/>
+              <w:spacing w:after="40" w:lineRule="auto" w:line="240" w:before="40"/>
             </w:pPr>
             <w:r>
               <w:t xml:space="preserve">Produce complete HTML document</w:t>
@@ -15451,8 +15451,8 @@
             <w:pPr>
               <w:pStyle w:val="Compact"/>
               <w:jc w:val="left"/>
-              <w:ind w:firstLine="0" w:left="0" w:right="0"/>
-              <w:spacing w:lineRule="auto" w:before="40" w:line="240" w:after="40"/>
+              <w:ind w:right="0" w:firstLine="0" w:left="0"/>
+              <w:spacing w:after="40" w:lineRule="auto" w:line="240" w:before="40"/>
             </w:pPr>
             <w:r>
               <w:rPr>
@@ -15468,8 +15468,8 @@
             <w:pPr>
               <w:pStyle w:val="Compact"/>
               <w:jc w:val="left"/>
-              <w:ind w:firstLine="0" w:left="0" w:right="0"/>
-              <w:spacing w:lineRule="auto" w:before="40" w:line="240" w:after="40"/>
+              <w:ind w:right="0" w:firstLine="0" w:left="0"/>
+              <w:spacing w:after="40" w:lineRule="auto" w:line="240" w:before="40"/>
             </w:pPr>
             <w:r>
               <w:t xml:space="preserve">boolean</w:t>
@@ -15482,8 +15482,8 @@
             <w:pPr>
               <w:pStyle w:val="Compact"/>
               <w:jc w:val="left"/>
-              <w:ind w:firstLine="0" w:left="0" w:right="0"/>
-              <w:spacing w:lineRule="auto" w:before="40" w:line="240" w:after="40"/>
+              <w:ind w:right="0" w:firstLine="0" w:left="0"/>
+              <w:spacing w:after="40" w:lineRule="auto" w:line="240" w:before="40"/>
             </w:pPr>
             <w:r>
               <w:t xml:space="preserve">false</w:t>
@@ -15496,8 +15496,8 @@
             <w:pPr>
               <w:pStyle w:val="Compact"/>
               <w:jc w:val="left"/>
-              <w:ind w:firstLine="0" w:left="0" w:right="0"/>
-              <w:spacing w:lineRule="auto" w:before="40" w:line="240" w:after="40"/>
+              <w:ind w:right="0" w:firstLine="0" w:left="0"/>
+              <w:spacing w:after="40" w:lineRule="auto" w:line="240" w:before="40"/>
             </w:pPr>
             <w:r>
               <w:t xml:space="preserve">Embed CSS and images inline</w:t>
@@ -15588,12 +15588,12 @@
     </w:p>
     <w:p>
       <w:pPr>
-        <w:spacing w:before="0" w:lineRule="exact" w:line="20" w:after="0"/>
+        <w:spacing w:after="0" w:lineRule="exact" w:before="0" w:line="20"/>
         <w:rPr>
           <w:sz w:val="2"/>
         </w:rPr>
       </w:pPr>
-      <w:bookmarkStart w:id="24499" w:name="listing-src-diagnostic-ndjson"/>
+      <w:bookmarkStart w:name="listing-src-diagnostic-ndjson" w:id="24499"/>
       <w:bookmarkEnd w:id="24499"/>
     </w:p>
     <w:p>
@@ -15746,12 +15746,12 @@
     </w:p>
     <w:p>
       <w:pPr>
-        <w:spacing w:before="0" w:lineRule="exact" w:line="20" w:after="0"/>
+        <w:spacing w:after="0" w:lineRule="exact" w:before="0" w:line="20"/>
         <w:rPr>
           <w:sz w:val="2"/>
         </w:rPr>
       </w:pPr>
-      <w:bookmarkStart w:id="98060" w:name="csv-tbl-error-codes"/>
+      <w:bookmarkStart w:name="csv-tbl-error-codes" w:id="98060"/>
       <w:bookmarkEnd w:id="98060"/>
     </w:p>
     <w:p>
@@ -15788,18 +15788,18 @@
         <w:tblLook w:firstRow="1" w:lastRow="0" w:firstColumn="0" w:lastColumn="0" w:noHBand="0" w:noVBand="0" w:val="0020"/>
         <w:jc w:val="start"/>
         <w:tblBorders>
-          <w:top w:color="000000" w:space="0" w:sz="6" w:val="single"/>
-          <w:left w:color="000000" w:space="0" w:sz="6" w:val="single"/>
-          <w:bottom w:color="000000" w:space="0" w:sz="6" w:val="single"/>
-          <w:right w:color="000000" w:space="0" w:sz="6" w:val="single"/>
-          <w:insideH w:color="000000" w:space="0" w:sz="6" w:val="single"/>
-          <w:insideV w:color="000000" w:space="0" w:sz="6" w:val="single"/>
+          <w:top w:space="0" w:color="000000" w:val="single" w:sz="6"/>
+          <w:left w:space="0" w:color="000000" w:val="single" w:sz="6"/>
+          <w:bottom w:space="0" w:color="000000" w:val="single" w:sz="6"/>
+          <w:right w:space="0" w:color="000000" w:val="single" w:sz="6"/>
+          <w:insideH w:space="0" w:color="000000" w:val="single" w:sz="6"/>
+          <w:insideV w:space="0" w:color="000000" w:val="single" w:sz="6"/>
         </w:tblBorders>
         <w:tblCellMar>
-          <w:top w:w="57" w:type="dxa"/>
-          <w:left w:w="108" w:type="dxa"/>
-          <w:bottom w:w="57" w:type="dxa"/>
-          <w:right w:w="108" w:type="dxa"/>
+          <w:top w:type="dxa" w:w="57"/>
+          <w:left w:type="dxa" w:w="108"/>
+          <w:bottom w:type="dxa" w:w="57"/>
+          <w:right w:type="dxa" w:w="108"/>
         </w:tblCellMar>
       </w:tblPr>
       <w:tblGrid>
@@ -15812,14 +15812,14 @@
         </w:trPr>
         <w:tc>
           <w:tcPr>
-            <w:shd w:color="auto" w:fill="E8E8E8" w:val="clear"/>
+            <w:shd w:color="auto" w:val="clear" w:fill="E8E8E8"/>
           </w:tcPr>
           <w:p>
             <w:pPr>
               <w:pStyle w:val="Compact"/>
               <w:jc w:val="left"/>
-              <w:ind w:firstLine="0" w:left="0" w:right="0"/>
-              <w:spacing w:lineRule="auto" w:before="40" w:line="240" w:after="40"/>
+              <w:ind w:right="0" w:firstLine="0" w:left="0"/>
+              <w:spacing w:after="40" w:lineRule="auto" w:line="240" w:before="40"/>
             </w:pPr>
             <w:r>
               <w:rPr>
@@ -15831,14 +15831,14 @@
         </w:tc>
         <w:tc>
           <w:tcPr>
-            <w:shd w:color="auto" w:fill="E8E8E8" w:val="clear"/>
+            <w:shd w:color="auto" w:val="clear" w:fill="E8E8E8"/>
           </w:tcPr>
           <w:p>
             <w:pPr>
               <w:pStyle w:val="Compact"/>
               <w:jc w:val="left"/>
-              <w:ind w:firstLine="0" w:left="0" w:right="0"/>
-              <w:spacing w:lineRule="auto" w:before="40" w:line="240" w:after="40"/>
+              <w:ind w:right="0" w:firstLine="0" w:left="0"/>
+              <w:spacing w:after="40" w:lineRule="auto" w:line="240" w:before="40"/>
             </w:pPr>
             <w:r>
               <w:rPr>
@@ -15856,8 +15856,8 @@
             <w:pPr>
               <w:pStyle w:val="Compact"/>
               <w:jc w:val="left"/>
-              <w:ind w:firstLine="0" w:left="0" w:right="0"/>
-              <w:spacing w:lineRule="auto" w:before="40" w:line="240" w:after="40"/>
+              <w:ind w:right="0" w:firstLine="0" w:left="0"/>
+              <w:spacing w:after="40" w:lineRule="auto" w:line="240" w:before="40"/>
             </w:pPr>
             <w:r>
               <w:rPr>
@@ -15873,8 +15873,8 @@
             <w:pPr>
               <w:pStyle w:val="Compact"/>
               <w:jc w:val="left"/>
-              <w:ind w:firstLine="0" w:left="0" w:right="0"/>
-              <w:spacing w:lineRule="auto" w:before="40" w:line="240" w:after="40"/>
+              <w:ind w:right="0" w:firstLine="0" w:left="0"/>
+              <w:spacing w:after="40" w:lineRule="auto" w:line="240" w:before="40"/>
             </w:pPr>
             <w:r>
               <w:t xml:space="preserve">Specification missing required attribute</w:t>
@@ -15889,8 +15889,8 @@
             <w:pPr>
               <w:pStyle w:val="Compact"/>
               <w:jc w:val="left"/>
-              <w:ind w:firstLine="0" w:left="0" w:right="0"/>
-              <w:spacing w:lineRule="auto" w:before="40" w:line="240" w:after="40"/>
+              <w:ind w:right="0" w:firstLine="0" w:left="0"/>
+              <w:spacing w:after="40" w:lineRule="auto" w:line="240" w:before="40"/>
             </w:pPr>
             <w:r>
               <w:rPr>
@@ -15906,8 +15906,8 @@
             <w:pPr>
               <w:pStyle w:val="Compact"/>
               <w:jc w:val="left"/>
-              <w:ind w:firstLine="0" w:left="0" w:right="0"/>
-              <w:spacing w:lineRule="auto" w:before="40" w:line="240" w:after="40"/>
+              <w:ind w:right="0" w:firstLine="0" w:left="0"/>
+              <w:spacing w:after="40" w:lineRule="auto" w:line="240" w:before="40"/>
             </w:pPr>
             <w:r>
               <w:t xml:space="preserve">Invalid specification type reference</w:t>
@@ -15922,8 +15922,8 @@
             <w:pPr>
               <w:pStyle w:val="Compact"/>
               <w:jc w:val="left"/>
-              <w:ind w:firstLine="0" w:left="0" w:right="0"/>
-              <w:spacing w:lineRule="auto" w:before="40" w:line="240" w:after="40"/>
+              <w:ind w:right="0" w:firstLine="0" w:left="0"/>
+              <w:spacing w:after="40" w:lineRule="auto" w:line="240" w:before="40"/>
             </w:pPr>
             <w:r>
               <w:rPr>
@@ -15939,8 +15939,8 @@
             <w:pPr>
               <w:pStyle w:val="Compact"/>
               <w:jc w:val="left"/>
-              <w:ind w:firstLine="0" w:left="0" w:right="0"/>
-              <w:spacing w:lineRule="auto" w:before="40" w:line="240" w:after="40"/>
+              <w:ind w:right="0" w:firstLine="0" w:left="0"/>
+              <w:spacing w:after="40" w:lineRule="auto" w:line="240" w:before="40"/>
             </w:pPr>
             <w:r>
               <w:t xml:space="preserve">Spec object missing required attribute</w:t>
@@ -15955,8 +15955,8 @@
             <w:pPr>
               <w:pStyle w:val="Compact"/>
               <w:jc w:val="left"/>
-              <w:ind w:firstLine="0" w:left="0" w:right="0"/>
-              <w:spacing w:lineRule="auto" w:before="40" w:line="240" w:after="40"/>
+              <w:ind w:right="0" w:firstLine="0" w:left="0"/>
+              <w:spacing w:after="40" w:lineRule="auto" w:line="240" w:before="40"/>
             </w:pPr>
             <w:r>
               <w:rPr>
@@ -15972,8 +15972,8 @@
             <w:pPr>
               <w:pStyle w:val="Compact"/>
               <w:jc w:val="left"/>
-              <w:ind w:firstLine="0" w:left="0" w:right="0"/>
-              <w:spacing w:lineRule="auto" w:before="40" w:line="240" w:after="40"/>
+              <w:ind w:right="0" w:firstLine="0" w:left="0"/>
+              <w:spacing w:after="40" w:lineRule="auto" w:line="240" w:before="40"/>
             </w:pPr>
             <w:r>
               <w:t xml:space="preserve">Attribute cardinality exceeded</w:t>
@@ -15988,8 +15988,8 @@
             <w:pPr>
               <w:pStyle w:val="Compact"/>
               <w:jc w:val="left"/>
-              <w:ind w:firstLine="0" w:left="0" w:right="0"/>
-              <w:spacing w:lineRule="auto" w:before="40" w:line="240" w:after="40"/>
+              <w:ind w:right="0" w:firstLine="0" w:left="0"/>
+              <w:spacing w:after="40" w:lineRule="auto" w:line="240" w:before="40"/>
             </w:pPr>
             <w:r>
               <w:rPr>
@@ -16005,8 +16005,8 @@
             <w:pPr>
               <w:pStyle w:val="Compact"/>
               <w:jc w:val="left"/>
-              <w:ind w:firstLine="0" w:left="0" w:right="0"/>
-              <w:spacing w:lineRule="auto" w:before="40" w:line="240" w:after="40"/>
+              <w:ind w:right="0" w:firstLine="0" w:left="0"/>
+              <w:spacing w:after="40" w:lineRule="auto" w:line="240" w:before="40"/>
             </w:pPr>
             <w:r>
               <w:t xml:space="preserve">Attribute type cast failure</w:t>
@@ -16021,8 +16021,8 @@
             <w:pPr>
               <w:pStyle w:val="Compact"/>
               <w:jc w:val="left"/>
-              <w:ind w:firstLine="0" w:left="0" w:right="0"/>
-              <w:spacing w:lineRule="auto" w:before="40" w:line="240" w:after="40"/>
+              <w:ind w:right="0" w:firstLine="0" w:left="0"/>
+              <w:spacing w:after="40" w:lineRule="auto" w:line="240" w:before="40"/>
             </w:pPr>
             <w:r>
               <w:rPr>
@@ -16038,8 +16038,8 @@
             <w:pPr>
               <w:pStyle w:val="Compact"/>
               <w:jc w:val="left"/>
-              <w:ind w:firstLine="0" w:left="0" w:right="0"/>
-              <w:spacing w:lineRule="auto" w:before="40" w:line="240" w:after="40"/>
+              <w:ind w:right="0" w:firstLine="0" w:left="0"/>
+              <w:spacing w:after="40" w:lineRule="auto" w:line="240" w:before="40"/>
             </w:pPr>
             <w:r>
               <w:t xml:space="preserve">Invalid enum value</w:t>
@@ -16054,8 +16054,8 @@
             <w:pPr>
               <w:pStyle w:val="Compact"/>
               <w:jc w:val="left"/>
-              <w:ind w:firstLine="0" w:left="0" w:right="0"/>
-              <w:spacing w:lineRule="auto" w:before="40" w:line="240" w:after="40"/>
+              <w:ind w:right="0" w:firstLine="0" w:left="0"/>
+              <w:spacing w:after="40" w:lineRule="auto" w:line="240" w:before="40"/>
             </w:pPr>
             <w:r>
               <w:rPr>
@@ -16071,8 +16071,8 @@
             <w:pPr>
               <w:pStyle w:val="Compact"/>
               <w:jc w:val="left"/>
-              <w:ind w:firstLine="0" w:left="0" w:right="0"/>
-              <w:spacing w:lineRule="auto" w:before="40" w:line="240" w:after="40"/>
+              <w:ind w:right="0" w:firstLine="0" w:left="0"/>
+              <w:spacing w:after="40" w:lineRule="auto" w:line="240" w:before="40"/>
             </w:pPr>
             <w:r>
               <w:t xml:space="preserve">Invalid date format (expected YYYY-MM-DD)</w:t>
@@ -16087,8 +16087,8 @@
             <w:pPr>
               <w:pStyle w:val="Compact"/>
               <w:jc w:val="left"/>
-              <w:ind w:firstLine="0" w:left="0" w:right="0"/>
-              <w:spacing w:lineRule="auto" w:before="40" w:line="240" w:after="40"/>
+              <w:ind w:right="0" w:firstLine="0" w:left="0"/>
+              <w:spacing w:after="40" w:lineRule="auto" w:line="240" w:before="40"/>
             </w:pPr>
             <w:r>
               <w:rPr>
@@ -16104,8 +16104,8 @@
             <w:pPr>
               <w:pStyle w:val="Compact"/>
               <w:jc w:val="left"/>
-              <w:ind w:firstLine="0" w:left="0" w:right="0"/>
-              <w:spacing w:lineRule="auto" w:before="40" w:line="240" w:after="40"/>
+              <w:ind w:right="0" w:firstLine="0" w:left="0"/>
+              <w:spacing w:after="40" w:lineRule="auto" w:line="240" w:before="40"/>
             </w:pPr>
             <w:r>
               <w:t xml:space="preserve">Value outside declared bounds</w:t>
@@ -16120,8 +16120,8 @@
             <w:pPr>
               <w:pStyle w:val="Compact"/>
               <w:jc w:val="left"/>
-              <w:ind w:firstLine="0" w:left="0" w:right="0"/>
-              <w:spacing w:lineRule="auto" w:before="40" w:line="240" w:after="40"/>
+              <w:ind w:right="0" w:firstLine="0" w:left="0"/>
+              <w:spacing w:after="40" w:lineRule="auto" w:line="240" w:before="40"/>
             </w:pPr>
             <w:r>
               <w:rPr>
@@ -16137,8 +16137,8 @@
             <w:pPr>
               <w:pStyle w:val="Compact"/>
               <w:jc w:val="left"/>
-              <w:ind w:firstLine="0" w:left="0" w:right="0"/>
-              <w:spacing w:lineRule="auto" w:before="40" w:line="240" w:after="40"/>
+              <w:ind w:right="0" w:firstLine="0" w:left="0"/>
+              <w:spacing w:after="40" w:lineRule="auto" w:line="240" w:before="40"/>
             </w:pPr>
             <w:r>
               <w:t xml:space="preserve">Duplicate PID across spec objects</w:t>
@@ -16153,8 +16153,8 @@
             <w:pPr>
               <w:pStyle w:val="Compact"/>
               <w:jc w:val="left"/>
-              <w:ind w:firstLine="0" w:left="0" w:right="0"/>
-              <w:spacing w:lineRule="auto" w:before="40" w:line="240" w:after="40"/>
+              <w:ind w:right="0" w:firstLine="0" w:left="0"/>
+              <w:spacing w:after="40" w:lineRule="auto" w:line="240" w:before="40"/>
             </w:pPr>
             <w:r>
               <w:rPr>
@@ -16170,8 +16170,8 @@
             <w:pPr>
               <w:pStyle w:val="Compact"/>
               <w:jc w:val="left"/>
-              <w:ind w:firstLine="0" w:left="0" w:right="0"/>
-              <w:spacing w:lineRule="auto" w:before="40" w:line="240" w:after="40"/>
+              <w:ind w:right="0" w:firstLine="0" w:left="0"/>
+              <w:spacing w:after="40" w:lineRule="auto" w:line="240" w:before="40"/>
             </w:pPr>
             <w:r>
               <w:t xml:space="preserve">Float has no parent object (orphan)</w:t>
@@ -16186,8 +16186,8 @@
             <w:pPr>
               <w:pStyle w:val="Compact"/>
               <w:jc w:val="left"/>
-              <w:ind w:firstLine="0" w:left="0" w:right="0"/>
-              <w:spacing w:lineRule="auto" w:before="40" w:line="240" w:after="40"/>
+              <w:ind w:right="0" w:firstLine="0" w:left="0"/>
+              <w:spacing w:after="40" w:lineRule="auto" w:line="240" w:before="40"/>
             </w:pPr>
             <w:r>
               <w:rPr>
@@ -16203,8 +16203,8 @@
             <w:pPr>
               <w:pStyle w:val="Compact"/>
               <w:jc w:val="left"/>
-              <w:ind w:firstLine="0" w:left="0" w:right="0"/>
-              <w:spacing w:lineRule="auto" w:before="40" w:line="240" w:after="40"/>
+              <w:ind w:right="0" w:firstLine="0" w:left="0"/>
+              <w:spacing w:after="40" w:lineRule="auto" w:line="240" w:before="40"/>
             </w:pPr>
             <w:r>
               <w:t xml:space="preserve">Duplicate float label in specification</w:t>
@@ -16219,8 +16219,8 @@
             <w:pPr>
               <w:pStyle w:val="Compact"/>
               <w:jc w:val="left"/>
-              <w:ind w:firstLine="0" w:left="0" w:right="0"/>
-              <w:spacing w:lineRule="auto" w:before="40" w:line="240" w:after="40"/>
+              <w:ind w:right="0" w:firstLine="0" w:left="0"/>
+              <w:spacing w:after="40" w:lineRule="auto" w:line="240" w:before="40"/>
             </w:pPr>
             <w:r>
               <w:rPr>
@@ -16236,8 +16236,8 @@
             <w:pPr>
               <w:pStyle w:val="Compact"/>
               <w:jc w:val="left"/>
-              <w:ind w:firstLine="0" w:left="0" w:right="0"/>
-              <w:spacing w:lineRule="auto" w:before="40" w:line="240" w:after="40"/>
+              <w:ind w:right="0" w:firstLine="0" w:left="0"/>
+              <w:spacing w:after="40" w:lineRule="auto" w:line="240" w:before="40"/>
             </w:pPr>
             <w:r>
               <w:t xml:space="preserve">External render failure</w:t>
@@ -16252,8 +16252,8 @@
             <w:pPr>
               <w:pStyle w:val="Compact"/>
               <w:jc w:val="left"/>
-              <w:ind w:firstLine="0" w:left="0" w:right="0"/>
-              <w:spacing w:lineRule="auto" w:before="40" w:line="240" w:after="40"/>
+              <w:ind w:right="0" w:firstLine="0" w:left="0"/>
+              <w:spacing w:after="40" w:lineRule="auto" w:line="240" w:before="40"/>
             </w:pPr>
             <w:r>
               <w:rPr>
@@ -16269,8 +16269,8 @@
             <w:pPr>
               <w:pStyle w:val="Compact"/>
               <w:jc w:val="left"/>
-              <w:ind w:firstLine="0" w:left="0" w:right="0"/>
-              <w:spacing w:lineRule="auto" w:before="40" w:line="240" w:after="40"/>
+              <w:ind w:right="0" w:firstLine="0" w:left="0"/>
+              <w:spacing w:after="40" w:lineRule="auto" w:line="240" w:before="40"/>
             </w:pPr>
             <w:r>
               <w:t xml:space="preserve">Invalid float type reference</w:t>
@@ -16285,8 +16285,8 @@
             <w:pPr>
               <w:pStyle w:val="Compact"/>
               <w:jc w:val="left"/>
-              <w:ind w:firstLine="0" w:left="0" w:right="0"/>
-              <w:spacing w:lineRule="auto" w:before="40" w:line="240" w:after="40"/>
+              <w:ind w:right="0" w:firstLine="0" w:left="0"/>
+              <w:spacing w:after="40" w:lineRule="auto" w:line="240" w:before="40"/>
             </w:pPr>
             <w:r>
               <w:rPr>
@@ -16302,8 +16302,8 @@
             <w:pPr>
               <w:pStyle w:val="Compact"/>
               <w:jc w:val="left"/>
-              <w:ind w:firstLine="0" w:left="0" w:right="0"/>
-              <w:spacing w:lineRule="auto" w:before="40" w:line="240" w:after="40"/>
+              <w:ind w:right="0" w:firstLine="0" w:left="0"/>
+              <w:spacing w:after="40" w:lineRule="auto" w:line="240" w:before="40"/>
             </w:pPr>
             <w:r>
               <w:t xml:space="preserve">Unresolved link (PIDs are case-sensitive)</w:t>
@@ -16318,8 +16318,8 @@
             <w:pPr>
               <w:pStyle w:val="Compact"/>
               <w:jc w:val="left"/>
-              <w:ind w:firstLine="0" w:left="0" w:right="0"/>
-              <w:spacing w:lineRule="auto" w:before="40" w:line="240" w:after="40"/>
+              <w:ind w:right="0" w:firstLine="0" w:left="0"/>
+              <w:spacing w:after="40" w:lineRule="auto" w:line="240" w:before="40"/>
             </w:pPr>
             <w:r>
               <w:rPr>
@@ -16335,8 +16335,8 @@
             <w:pPr>
               <w:pStyle w:val="Compact"/>
               <w:jc w:val="left"/>
-              <w:ind w:firstLine="0" w:left="0" w:right="0"/>
-              <w:spacing w:lineRule="auto" w:before="40" w:line="240" w:after="40"/>
+              <w:ind w:right="0" w:firstLine="0" w:left="0"/>
+              <w:spacing w:after="40" w:lineRule="auto" w:line="240" w:before="40"/>
             </w:pPr>
             <w:r>
               <w:t xml:space="preserve">Dangling relation (target not found)</w:t>
@@ -16351,8 +16351,8 @@
             <w:pPr>
               <w:pStyle w:val="Compact"/>
               <w:jc w:val="left"/>
-              <w:ind w:firstLine="0" w:left="0" w:right="0"/>
-              <w:spacing w:lineRule="auto" w:before="40" w:line="240" w:after="40"/>
+              <w:ind w:right="0" w:firstLine="0" w:left="0"/>
+              <w:spacing w:after="40" w:lineRule="auto" w:line="240" w:before="40"/>
             </w:pPr>
             <w:r>
               <w:rPr>
@@ -16368,8 +16368,8 @@
             <w:pPr>
               <w:pStyle w:val="Compact"/>
               <w:jc w:val="left"/>
-              <w:ind w:firstLine="0" w:left="0" w:right="0"/>
-              <w:spacing w:lineRule="auto" w:before="40" w:line="240" w:after="40"/>
+              <w:ind w:right="0" w:firstLine="0" w:left="0"/>
+              <w:spacing w:after="40" w:lineRule="auto" w:line="240" w:before="40"/>
             </w:pPr>
             <w:r>
               <w:t xml:space="preserve">Ambiguous float reference</w:t>
@@ -16384,8 +16384,8 @@
             <w:pPr>
               <w:pStyle w:val="Compact"/>
               <w:jc w:val="left"/>
-              <w:ind w:firstLine="0" w:left="0" w:right="0"/>
-              <w:spacing w:lineRule="auto" w:before="40" w:line="240" w:after="40"/>
+              <w:ind w:right="0" w:firstLine="0" w:left="0"/>
+              <w:spacing w:after="40" w:lineRule="auto" w:line="240" w:before="40"/>
             </w:pPr>
             <w:r>
               <w:rPr>
@@ -16401,8 +16401,8 @@
             <w:pPr>
               <w:pStyle w:val="Compact"/>
               <w:jc w:val="left"/>
-              <w:ind w:firstLine="0" w:left="0" w:right="0"/>
-              <w:spacing w:lineRule="auto" w:before="40" w:line="240" w:after="40"/>
+              <w:ind w:right="0" w:firstLine="0" w:left="0"/>
+              <w:spacing w:after="40" w:lineRule="auto" w:line="240" w:before="40"/>
             </w:pPr>
             <w:r>
               <w:t xml:space="preserve">View materialization failure</w:t>
@@ -16467,12 +16467,12 @@
     </w:p>
     <w:p>
       <w:pPr>
-        <w:spacing w:before="0" w:lineRule="exact" w:line="20" w:after="0"/>
+        <w:spacing w:after="0" w:lineRule="exact" w:before="0" w:line="20"/>
         <w:rPr>
           <w:sz w:val="2"/>
         </w:rPr>
       </w:pPr>
-      <w:bookmarkStart w:id="14565" w:name="listing-src-suppress-example"/>
+      <w:bookmarkStart w:name="listing-src-suppress-example" w:id="14565"/>
       <w:bookmarkEnd w:id="14565"/>
     </w:p>
     <w:p>
@@ -16797,12 +16797,12 @@
     </w:p>
     <w:p>
       <w:pPr>
-        <w:spacing w:before="0" w:lineRule="exact" w:line="20" w:after="0"/>
+        <w:spacing w:after="0" w:lineRule="exact" w:before="0" w:line="20"/>
         <w:rPr>
           <w:sz w:val="2"/>
         </w:rPr>
       </w:pPr>
-      <w:bookmarkStart w:id="55656" w:name="listing-src-force-rebuild"/>
+      <w:bookmarkStart w:name="listing-src-force-rebuild" w:id="55656"/>
       <w:bookmarkEnd w:id="55656"/>
     </w:p>
     <w:p>
@@ -17662,12 +17662,12 @@
     </w:p>
     <w:p>
       <w:pPr>
-        <w:spacing w:before="0" w:lineRule="exact" w:line="20" w:after="0"/>
+        <w:spacing w:after="0" w:lineRule="exact" w:before="0" w:line="20"/>
         <w:rPr>
           <w:sz w:val="2"/>
         </w:rPr>
       </w:pPr>
-      <w:bookmarkStart w:id="2501" w:name="listing-src-clean-stale-build"/>
+      <w:bookmarkStart w:name="listing-src-clean-stale-build" w:id="2501"/>
       <w:bookmarkEnd w:id="2501"/>
     </w:p>
     <w:p>
@@ -17745,12 +17745,12 @@
     </w:p>
     <w:p>
       <w:pPr>
-        <w:spacing w:before="0" w:lineRule="exact" w:line="20" w:after="0"/>
+        <w:spacing w:after="0" w:lineRule="exact" w:before="0" w:line="20"/>
         <w:rPr>
           <w:sz w:val="2"/>
         </w:rPr>
       </w:pPr>
-      <w:bookmarkStart w:id="88848" w:name="listing-src-debug-log-level"/>
+      <w:bookmarkStart w:name="listing-src-debug-log-level" w:id="88848"/>
       <w:bookmarkEnd w:id="88848"/>
     </w:p>
     <w:p>
@@ -18895,18 +18895,18 @@
         <w:tblLook w:firstRow="0" w:lastRow="0" w:firstColumn="0" w:lastColumn="0" w:noHBand="0" w:noVBand="0" w:val="0000"/>
         <w:jc w:val="start"/>
         <w:tblBorders>
-          <w:top w:color="000000" w:space="0" w:sz="6" w:val="single"/>
-          <w:left w:color="000000" w:space="0" w:sz="6" w:val="single"/>
-          <w:bottom w:color="000000" w:space="0" w:sz="6" w:val="single"/>
-          <w:right w:color="000000" w:space="0" w:sz="6" w:val="single"/>
-          <w:insideH w:color="000000" w:space="0" w:sz="6" w:val="single"/>
-          <w:insideV w:color="000000" w:space="0" w:sz="6" w:val="single"/>
+          <w:top w:space="0" w:color="000000" w:val="single" w:sz="6"/>
+          <w:left w:space="0" w:color="000000" w:val="single" w:sz="6"/>
+          <w:bottom w:space="0" w:color="000000" w:val="single" w:sz="6"/>
+          <w:right w:space="0" w:color="000000" w:val="single" w:sz="6"/>
+          <w:insideH w:space="0" w:color="000000" w:val="single" w:sz="6"/>
+          <w:insideV w:space="0" w:color="000000" w:val="single" w:sz="6"/>
         </w:tblBorders>
         <w:tblCellMar>
-          <w:top w:w="57" w:type="dxa"/>
-          <w:left w:w="108" w:type="dxa"/>
-          <w:bottom w:w="57" w:type="dxa"/>
-          <w:right w:w="108" w:type="dxa"/>
+          <w:top w:type="dxa" w:w="57"/>
+          <w:left w:type="dxa" w:w="108"/>
+          <w:bottom w:type="dxa" w:w="57"/>
+          <w:right w:type="dxa" w:w="108"/>
         </w:tblCellMar>
       </w:tblPr>
       <w:tblGrid>
@@ -18920,8 +18920,8 @@
             <w:pPr>
               <w:pStyle w:val="Compact"/>
               <w:jc w:val="left"/>
-              <w:ind w:firstLine="0" w:left="0" w:right="0"/>
-              <w:spacing w:lineRule="auto" w:before="40" w:line="240" w:after="40"/>
+              <w:ind w:right="0" w:firstLine="0" w:left="0"/>
+              <w:spacing w:after="40" w:lineRule="auto" w:line="240" w:before="40"/>
             </w:pPr>
             <w:r>
               <w:rPr>
@@ -18938,8 +18938,8 @@
             <w:pPr>
               <w:pStyle w:val="Compact"/>
               <w:jc w:val="left"/>
-              <w:ind w:firstLine="0" w:left="0" w:right="0"/>
-              <w:spacing w:lineRule="auto" w:before="40" w:line="240" w:after="40"/>
+              <w:ind w:right="0" w:firstLine="0" w:left="0"/>
+              <w:spacing w:after="40" w:lineRule="auto" w:line="240" w:before="40"/>
             </w:pPr>
             <w:r>
               <w:t xml:space="preserve">Pandoc Abstract Syntax Tree</w:t>
@@ -18954,8 +18954,8 @@
             <w:pPr>
               <w:pStyle w:val="Compact"/>
               <w:jc w:val="left"/>
-              <w:ind w:firstLine="0" w:left="0" w:right="0"/>
-              <w:spacing w:lineRule="auto" w:before="40" w:line="240" w:after="40"/>
+              <w:ind w:right="0" w:firstLine="0" w:left="0"/>
+              <w:spacing w:after="40" w:lineRule="auto" w:line="240" w:before="40"/>
             </w:pPr>
             <w:r>
               <w:rPr>
@@ -18972,8 +18972,8 @@
             <w:pPr>
               <w:pStyle w:val="Compact"/>
               <w:jc w:val="left"/>
-              <w:ind w:firstLine="0" w:left="0" w:right="0"/>
-              <w:spacing w:lineRule="auto" w:before="40" w:line="240" w:after="40"/>
+              <w:ind w:right="0" w:firstLine="0" w:left="0"/>
+              <w:spacing w:after="40" w:lineRule="auto" w:line="240" w:before="40"/>
             </w:pPr>
             <w:r>
               <w:t xml:space="preserve">Command-Line Interface</w:t>
@@ -18988,8 +18988,8 @@
             <w:pPr>
               <w:pStyle w:val="Compact"/>
               <w:jc w:val="left"/>
-              <w:ind w:firstLine="0" w:left="0" w:right="0"/>
-              <w:spacing w:lineRule="auto" w:before="40" w:line="240" w:after="40"/>
+              <w:ind w:right="0" w:firstLine="0" w:left="0"/>
+              <w:spacing w:after="40" w:lineRule="auto" w:line="240" w:before="40"/>
             </w:pPr>
             <w:r>
               <w:rPr>
@@ -19006,8 +19006,8 @@
             <w:pPr>
               <w:pStyle w:val="Compact"/>
               <w:jc w:val="left"/>
-              <w:ind w:firstLine="0" w:left="0" w:right="0"/>
-              <w:spacing w:lineRule="auto" w:before="40" w:line="240" w:after="40"/>
+              <w:ind w:right="0" w:firstLine="0" w:left="0"/>
+              <w:spacing w:after="40" w:lineRule="auto" w:line="240" w:before="40"/>
             </w:pPr>
             <w:r>
               <w:t xml:space="preserve">Comma-Separated Values</w:t>
@@ -19022,8 +19022,8 @@
             <w:pPr>
               <w:pStyle w:val="Compact"/>
               <w:jc w:val="left"/>
-              <w:ind w:firstLine="0" w:left="0" w:right="0"/>
-              <w:spacing w:lineRule="auto" w:before="40" w:line="240" w:after="40"/>
+              <w:ind w:right="0" w:firstLine="0" w:left="0"/>
+              <w:spacing w:after="40" w:lineRule="auto" w:line="240" w:before="40"/>
             </w:pPr>
             <w:r>
               <w:rPr>
@@ -19040,8 +19040,8 @@
             <w:pPr>
               <w:pStyle w:val="Compact"/>
               <w:jc w:val="left"/>
-              <w:ind w:firstLine="0" w:left="0" w:right="0"/>
-              <w:spacing w:lineRule="auto" w:before="40" w:line="240" w:after="40"/>
+              <w:ind w:right="0" w:firstLine="0" w:left="0"/>
+              <w:spacing w:after="40" w:lineRule="auto" w:line="240" w:before="40"/>
             </w:pPr>
             <w:r>
               <w:t xml:space="preserve">Entity-Attribute-Value</w:t>
@@ -19056,8 +19056,8 @@
             <w:pPr>
               <w:pStyle w:val="Compact"/>
               <w:jc w:val="left"/>
-              <w:ind w:firstLine="0" w:left="0" w:right="0"/>
-              <w:spacing w:lineRule="auto" w:before="40" w:line="240" w:after="40"/>
+              <w:ind w:right="0" w:firstLine="0" w:left="0"/>
+              <w:spacing w:after="40" w:lineRule="auto" w:line="240" w:before="40"/>
             </w:pPr>
             <w:r>
               <w:rPr>
@@ -19074,8 +19074,8 @@
             <w:pPr>
               <w:pStyle w:val="Compact"/>
               <w:jc w:val="left"/>
-              <w:ind w:firstLine="0" w:left="0" w:right="0"/>
-              <w:spacing w:lineRule="auto" w:before="40" w:line="240" w:after="40"/>
+              <w:ind w:right="0" w:firstLine="0" w:left="0"/>
+              <w:spacing w:after="40" w:lineRule="auto" w:line="240" w:before="40"/>
             </w:pPr>
             <w:r>
               <w:t xml:space="preserve">GitHub-Flavored Markdown</w:t>
@@ -19090,8 +19090,8 @@
             <w:pPr>
               <w:pStyle w:val="Compact"/>
               <w:jc w:val="left"/>
-              <w:ind w:firstLine="0" w:left="0" w:right="0"/>
-              <w:spacing w:lineRule="auto" w:before="40" w:line="240" w:after="40"/>
+              <w:ind w:right="0" w:firstLine="0" w:left="0"/>
+              <w:spacing w:after="40" w:lineRule="auto" w:line="240" w:before="40"/>
             </w:pPr>
             <w:r>
               <w:rPr>
@@ -19108,8 +19108,8 @@
             <w:pPr>
               <w:pStyle w:val="Compact"/>
               <w:jc w:val="left"/>
-              <w:ind w:firstLine="0" w:left="0" w:right="0"/>
-              <w:spacing w:lineRule="auto" w:before="40" w:line="240" w:after="40"/>
+              <w:ind w:right="0" w:firstLine="0" w:left="0"/>
+              <w:spacing w:after="40" w:lineRule="auto" w:line="240" w:before="40"/>
             </w:pPr>
             <w:r>
               <w:t xml:space="preserve">Newline-Delimited JSON</w:t>
@@ -19124,8 +19124,8 @@
             <w:pPr>
               <w:pStyle w:val="Compact"/>
               <w:jc w:val="left"/>
-              <w:ind w:firstLine="0" w:left="0" w:right="0"/>
-              <w:spacing w:lineRule="auto" w:before="40" w:line="240" w:after="40"/>
+              <w:ind w:right="0" w:firstLine="0" w:left="0"/>
+              <w:spacing w:after="40" w:lineRule="auto" w:line="240" w:before="40"/>
             </w:pPr>
             <w:r>
               <w:rPr>
@@ -19142,8 +19142,8 @@
             <w:pPr>
               <w:pStyle w:val="Compact"/>
               <w:jc w:val="left"/>
-              <w:ind w:firstLine="0" w:left="0" w:right="0"/>
-              <w:spacing w:lineRule="auto" w:before="40" w:line="240" w:after="40"/>
+              <w:ind w:right="0" w:firstLine="0" w:left="0"/>
+              <w:spacing w:after="40" w:lineRule="auto" w:line="240" w:before="40"/>
             </w:pPr>
             <w:r>
               <w:t xml:space="preserve">Project Identifier</w:t>
@@ -19158,8 +19158,8 @@
             <w:pPr>
               <w:pStyle w:val="Compact"/>
               <w:jc w:val="left"/>
-              <w:ind w:firstLine="0" w:left="0" w:right="0"/>
-              <w:spacing w:lineRule="auto" w:before="40" w:line="240" w:after="40"/>
+              <w:ind w:right="0" w:firstLine="0" w:left="0"/>
+              <w:spacing w:after="40" w:lineRule="auto" w:line="240" w:before="40"/>
             </w:pPr>
             <w:r>
               <w:rPr>
@@ -19176,8 +19176,8 @@
             <w:pPr>
               <w:pStyle w:val="Compact"/>
               <w:jc w:val="left"/>
-              <w:ind w:firstLine="0" w:left="0" w:right="0"/>
-              <w:spacing w:lineRule="auto" w:before="40" w:line="240" w:after="40"/>
+              <w:ind w:right="0" w:firstLine="0" w:left="0"/>
+              <w:spacing w:after="40" w:lineRule="auto" w:line="240" w:before="40"/>
             </w:pPr>
             <w:r>
               <w:t xml:space="preserve">Specification Intermediate Representation</w:t>
@@ -19192,8 +19192,8 @@
             <w:pPr>
               <w:pStyle w:val="Compact"/>
               <w:jc w:val="left"/>
-              <w:ind w:firstLine="0" w:left="0" w:right="0"/>
-              <w:spacing w:lineRule="auto" w:before="40" w:line="240" w:after="40"/>
+              <w:ind w:right="0" w:firstLine="0" w:left="0"/>
+              <w:spacing w:after="40" w:lineRule="auto" w:line="240" w:before="40"/>
             </w:pPr>
             <w:r>
               <w:rPr>
@@ -19210,8 +19210,8 @@
             <w:pPr>
               <w:pStyle w:val="Compact"/>
               <w:jc w:val="left"/>
-              <w:ind w:firstLine="0" w:left="0" w:right="0"/>
-              <w:spacing w:lineRule="auto" w:before="40" w:line="240" w:after="40"/>
+              <w:ind w:right="0" w:firstLine="0" w:left="0"/>
+              <w:spacing w:after="40" w:lineRule="auto" w:line="240" w:before="40"/>
             </w:pPr>
             <w:r>
               <w:t xml:space="preserve">Structured Query Language</w:t>
@@ -19226,8 +19226,8 @@
             <w:pPr>
               <w:pStyle w:val="Compact"/>
               <w:jc w:val="left"/>
-              <w:ind w:firstLine="0" w:left="0" w:right="0"/>
-              <w:spacing w:lineRule="auto" w:before="40" w:line="240" w:after="40"/>
+              <w:ind w:right="0" w:firstLine="0" w:left="0"/>
+              <w:spacing w:after="40" w:lineRule="auto" w:line="240" w:before="40"/>
             </w:pPr>
             <w:r>
               <w:rPr>
@@ -19244,8 +19244,8 @@
             <w:pPr>
               <w:pStyle w:val="Compact"/>
               <w:jc w:val="left"/>
-              <w:ind w:firstLine="0" w:left="0" w:right="0"/>
-              <w:spacing w:lineRule="auto" w:before="40" w:line="240" w:after="40"/>
+              <w:ind w:right="0" w:firstLine="0" w:left="0"/>
+              <w:spacing w:after="40" w:lineRule="auto" w:line="240" w:before="40"/>
             </w:pPr>
             <w:r>
               <w:t xml:space="preserve">SQLite Database</w:t>
@@ -19256,9 +19256,9 @@
     </w:tbl>
     <w:bookmarkEnd w:id="113"/>
     <w:sectPr>
-      <w:footerReference w:type="default" r:id="rId9200"/>
-      <w:headerReference w:type="default" r:id="rId9101"/>
-      <w:headerReference w:type="first" r:id="rId9100"/>
+      <w:footerReference r:id="rId9200" w:type="default"/>
+      <w:headerReference r:id="rId9101" w:type="default"/>
+      <w:headerReference r:id="rId9100" w:type="first"/>
       <w:titlePg/>
     </w:sectPr>
   </w:body>
@@ -19270,17 +19270,17 @@
 </file>
 
 <file path=word/footer1.xml><?xml version="1.0" encoding="utf-8"?>
-<w:ftr xmlns:r="http://schemas.openxmlformats.org/officeDocument/2006/relationships" xmlns:w="http://schemas.openxmlformats.org/wordprocessingml/2006/main">
+<w:ftr xmlns:w="http://schemas.openxmlformats.org/wordprocessingml/2006/main" xmlns:r="http://schemas.openxmlformats.org/officeDocument/2006/relationships">
   <w:tbl>
     <w:tblPr>
-      <w:tblW w:w="5000" w:type="pct"/>
+      <w:tblW w:type="pct" w:w="5000"/>
       <w:tblBorders>
-        <w:top w:color="CCCCCC" w:space="1" w:sz="4" w:val="single"/>
-        <w:bottom w:color="auto" w:space="0" w:sz="0" w:val="none"/>
-        <w:left w:color="auto" w:space="0" w:sz="0" w:val="none"/>
-        <w:right w:color="auto" w:space="0" w:sz="0" w:val="none"/>
-        <w:insideH w:color="auto" w:space="0" w:sz="0" w:val="none"/>
-        <w:insideV w:color="auto" w:space="0" w:sz="0" w:val="none"/>
+        <w:top w:space="1" w:color="CCCCCC" w:val="single" w:sz="4"/>
+        <w:bottom w:space="0" w:color="auto" w:val="none" w:sz="0"/>
+        <w:left w:space="0" w:color="auto" w:val="none" w:sz="0"/>
+        <w:right w:space="0" w:color="auto" w:val="none" w:sz="0"/>
+        <w:insideH w:space="0" w:color="auto" w:val="none" w:sz="0"/>
+        <w:insideV w:space="0" w:color="auto" w:val="none" w:sz="0"/>
       </w:tblBorders>
       <w:tblLayout w:type="fixed"/>
     </w:tblPr>
@@ -19292,7 +19292,7 @@
     <w:tr>
       <w:tc>
         <w:tcPr>
-          <w:tcW w:w="1667" w:type="pct"/>
+          <w:tcW w:type="pct" w:w="1667"/>
         </w:tcPr>
         <w:p>
           <w:pPr>
@@ -19306,7 +19306,7 @@
       </w:tc>
       <w:tc>
         <w:tcPr>
-          <w:tcW w:w="1667" w:type="pct"/>
+          <w:tcW w:type="pct" w:w="1667"/>
         </w:tcPr>
         <w:p>
           <w:pPr>
@@ -19320,7 +19320,7 @@
       </w:tc>
       <w:tc>
         <w:tcPr>
-          <w:tcW w:w="1667" w:type="pct"/>
+          <w:tcW w:type="pct" w:w="1667"/>
         </w:tcPr>
         <w:p>
           <w:pPr>
@@ -19396,7 +19396,7 @@
 </file>
 
 <file path=word/header1.xml><?xml version="1.0" encoding="utf-8"?>
-<w:hdr xmlns:r="http://schemas.openxmlformats.org/officeDocument/2006/relationships" xmlns:w="http://schemas.openxmlformats.org/wordprocessingml/2006/main">
+<w:hdr xmlns:w="http://schemas.openxmlformats.org/wordprocessingml/2006/main" xmlns:r="http://schemas.openxmlformats.org/officeDocument/2006/relationships">
   <w:p>
     <w:pPr>
       <w:pStyle w:val="Header"/>
@@ -19406,7 +19406,7 @@
 </file>
 
 <file path=word/header2.xml><?xml version="1.0" encoding="utf-8"?>
-<w:hdr xmlns:r="http://schemas.openxmlformats.org/officeDocument/2006/relationships" xmlns:w="http://schemas.openxmlformats.org/wordprocessingml/2006/main">
+<w:hdr xmlns:w="http://schemas.openxmlformats.org/wordprocessingml/2006/main" xmlns:r="http://schemas.openxmlformats.org/officeDocument/2006/relationships">
   <w:p>
     <w:pPr>
       <w:pStyle w:val="Header"/>
@@ -19449,7 +19449,7 @@
       <w:lvlText w:val="%1"/>
       <w:lvlJc w:val="left"/>
       <w:pPr>
-        <w:ind w:left="0" w:hanging="0"/>
+        <w:ind w:hanging="0" w:left="0"/>
       </w:pPr>
     </w:lvl>
     <w:lvl w:ilvl="1">
@@ -19461,7 +19461,7 @@
       <w:lvlText w:val="%1.%2"/>
       <w:lvlJc w:val="left"/>
       <w:pPr>
-        <w:ind w:left="0" w:hanging="0"/>
+        <w:ind w:hanging="0" w:left="0"/>
       </w:pPr>
     </w:lvl>
     <w:lvl w:ilvl="2">
@@ -19473,7 +19473,7 @@
       <w:lvlText w:val="%1.%2.%3"/>
       <w:lvlJc w:val="left"/>
       <w:pPr>
-        <w:ind w:left="0" w:hanging="0"/>
+        <w:ind w:hanging="0" w:left="0"/>
       </w:pPr>
     </w:lvl>
     <w:lvl w:ilvl="3">
@@ -19485,7 +19485,7 @@
       <w:lvlText w:val="%1.%2.%3.%4"/>
       <w:lvlJc w:val="left"/>
       <w:pPr>
-        <w:ind w:left="0" w:hanging="0"/>
+        <w:ind w:hanging="0" w:left="0"/>
       </w:pPr>
     </w:lvl>
     <w:lvl w:ilvl="4">
@@ -19497,7 +19497,7 @@
       <w:lvlText w:val="%1.%2.%3.%4.%5"/>
       <w:lvlJc w:val="left"/>
       <w:pPr>
-        <w:ind w:left="0" w:hanging="0"/>
+        <w:ind w:hanging="0" w:left="0"/>
       </w:pPr>
     </w:lvl>
   </w:abstractNum>
@@ -20576,18 +20576,18 @@
     <w:basedOn w:val="VerbatimChar"/>
     <w:rPr/>
   </w:style>
-  <w:style w:styleId="SpecObjectHeader" w:type="paragraph" w:customStyle="1">
+  <w:style w:customStyle="1" w:styleId="SpecObjectHeader" w:type="paragraph">
     <w:name w:val="Spec Object Header"/>
     <w:basedOn w:val="Normal"/>
     <w:next w:val="FirstParagraph"/>
     <w:qFormat/>
     <w:pPr>
       <w:keepNext/>
-      <w:spacing w:lineRule="auto" w:before="280" w:line="276" w:after="120"/>
+      <w:spacing w:after="120" w:lineRule="auto" w:line="276" w:before="280"/>
       <w:outlineLvl w:val="0"/>
     </w:pPr>
     <w:rPr>
-      <w:rFonts w:hAnsi="Calibri Light" w:ascii="Calibri Light" w:cs="Calibri Light"/>
+      <w:rFonts w:ascii="Calibri Light" w:hAnsi="Calibri Light" w:cs="Calibri Light"/>
       <w:b/>
       <w:bCs/>
       <w:color w:val="0F4C64"/>

--- a/manual/downloads/manual.docx
+++ b/manual/downloads/manual.docx
@@ -606,7 +606,7 @@
     </w:p>
     <w:p>
       <w:pPr>
-        <w:spacing w:after="0" w:lineRule="exact" w:before="0" w:line="20"/>
+        <w:spacing w:after="0" w:line="20" w:lineRule="exact" w:before="0"/>
         <w:rPr>
           <w:sz w:val="2"/>
         </w:rPr>
@@ -1373,7 +1373,7 @@
     </w:p>
     <w:p>
       <w:pPr>
-        <w:spacing w:after="0" w:lineRule="exact" w:before="0" w:line="20"/>
+        <w:spacing w:after="0" w:line="20" w:lineRule="exact" w:before="0"/>
         <w:rPr>
           <w:sz w:val="2"/>
         </w:rPr>
@@ -1415,18 +1415,18 @@
         <w:tblLook w:firstRow="1" w:lastRow="0" w:firstColumn="0" w:lastColumn="0" w:noHBand="0" w:noVBand="0" w:val="0020"/>
         <w:jc w:val="start"/>
         <w:tblBorders>
-          <w:top w:space="0" w:color="000000" w:val="single" w:sz="6"/>
-          <w:left w:space="0" w:color="000000" w:val="single" w:sz="6"/>
-          <w:bottom w:space="0" w:color="000000" w:val="single" w:sz="6"/>
-          <w:right w:space="0" w:color="000000" w:val="single" w:sz="6"/>
-          <w:insideH w:space="0" w:color="000000" w:val="single" w:sz="6"/>
-          <w:insideV w:space="0" w:color="000000" w:val="single" w:sz="6"/>
+          <w:top w:space="0" w:val="single" w:color="000000" w:sz="6"/>
+          <w:left w:space="0" w:val="single" w:color="000000" w:sz="6"/>
+          <w:bottom w:space="0" w:val="single" w:color="000000" w:sz="6"/>
+          <w:right w:space="0" w:val="single" w:color="000000" w:sz="6"/>
+          <w:insideH w:space="0" w:val="single" w:color="000000" w:sz="6"/>
+          <w:insideV w:space="0" w:val="single" w:color="000000" w:sz="6"/>
         </w:tblBorders>
         <w:tblCellMar>
-          <w:top w:type="dxa" w:w="57"/>
-          <w:left w:type="dxa" w:w="108"/>
-          <w:bottom w:type="dxa" w:w="57"/>
-          <w:right w:type="dxa" w:w="108"/>
+          <w:top w:w="57" w:type="dxa"/>
+          <w:left w:w="108" w:type="dxa"/>
+          <w:bottom w:w="57" w:type="dxa"/>
+          <w:right w:w="108" w:type="dxa"/>
         </w:tblCellMar>
       </w:tblPr>
       <w:tblGrid>
@@ -1446,8 +1446,8 @@
             <w:pPr>
               <w:pStyle w:val="Compact"/>
               <w:jc w:val="left"/>
-              <w:ind w:right="0" w:firstLine="0" w:left="0"/>
-              <w:spacing w:after="40" w:lineRule="auto" w:line="240" w:before="40"/>
+              <w:ind w:right="0" w:left="0" w:firstLine="0"/>
+              <w:spacing w:after="40" w:lineRule="auto" w:before="40" w:line="240"/>
             </w:pPr>
             <w:r>
               <w:rPr>
@@ -1465,8 +1465,8 @@
             <w:pPr>
               <w:pStyle w:val="Compact"/>
               <w:jc w:val="left"/>
-              <w:ind w:right="0" w:firstLine="0" w:left="0"/>
-              <w:spacing w:after="40" w:lineRule="auto" w:line="240" w:before="40"/>
+              <w:ind w:right="0" w:left="0" w:firstLine="0"/>
+              <w:spacing w:after="40" w:lineRule="auto" w:before="40" w:line="240"/>
             </w:pPr>
             <w:r>
               <w:rPr>
@@ -1484,8 +1484,8 @@
             <w:pPr>
               <w:pStyle w:val="Compact"/>
               <w:jc w:val="left"/>
-              <w:ind w:right="0" w:firstLine="0" w:left="0"/>
-              <w:spacing w:after="40" w:lineRule="auto" w:line="240" w:before="40"/>
+              <w:ind w:right="0" w:left="0" w:firstLine="0"/>
+              <w:spacing w:after="40" w:lineRule="auto" w:before="40" w:line="240"/>
             </w:pPr>
             <w:r>
               <w:rPr>
@@ -1503,8 +1503,8 @@
             <w:pPr>
               <w:pStyle w:val="Compact"/>
               <w:jc w:val="left"/>
-              <w:ind w:right="0" w:firstLine="0" w:left="0"/>
-              <w:spacing w:after="40" w:lineRule="auto" w:line="240" w:before="40"/>
+              <w:ind w:right="0" w:left="0" w:firstLine="0"/>
+              <w:spacing w:after="40" w:lineRule="auto" w:before="40" w:line="240"/>
             </w:pPr>
             <w:r>
               <w:t xml:space="preserve">Container engine</w:t>
@@ -1517,8 +1517,8 @@
             <w:pPr>
               <w:pStyle w:val="Compact"/>
               <w:jc w:val="left"/>
-              <w:ind w:right="0" w:firstLine="0" w:left="0"/>
-              <w:spacing w:after="40" w:lineRule="auto" w:line="240" w:before="40"/>
+              <w:ind w:right="0" w:left="0" w:firstLine="0"/>
+              <w:spacing w:after="40" w:lineRule="auto" w:before="40" w:line="240"/>
             </w:pPr>
             <w:r>
               <w:t xml:space="preserve">Docker 20.10+ or Podman 4+</w:t>
@@ -1531,8 +1531,8 @@
             <w:pPr>
               <w:pStyle w:val="Compact"/>
               <w:jc w:val="left"/>
-              <w:ind w:right="0" w:firstLine="0" w:left="0"/>
-              <w:spacing w:after="40" w:lineRule="auto" w:line="240" w:before="40"/>
+              <w:ind w:right="0" w:left="0" w:firstLine="0"/>
+              <w:spacing w:after="40" w:lineRule="auto" w:before="40" w:line="240"/>
             </w:pPr>
             <w:r>
               <w:t xml:space="preserve">Docker Desktop, Docker Engine, or Podman (daemon/VM must be running)</w:t>
@@ -1547,8 +1547,8 @@
             <w:pPr>
               <w:pStyle w:val="Compact"/>
               <w:jc w:val="left"/>
-              <w:ind w:right="0" w:firstLine="0" w:left="0"/>
-              <w:spacing w:after="40" w:lineRule="auto" w:line="240" w:before="40"/>
+              <w:ind w:right="0" w:left="0" w:firstLine="0"/>
+              <w:spacing w:after="40" w:lineRule="auto" w:before="40" w:line="240"/>
             </w:pPr>
             <w:r>
               <w:t xml:space="preserve">Disk space</w:t>
@@ -1561,8 +1561,8 @@
             <w:pPr>
               <w:pStyle w:val="Compact"/>
               <w:jc w:val="left"/>
-              <w:ind w:right="0" w:firstLine="0" w:left="0"/>
-              <w:spacing w:after="40" w:lineRule="auto" w:line="240" w:before="40"/>
+              <w:ind w:right="0" w:left="0" w:firstLine="0"/>
+              <w:spacing w:after="40" w:lineRule="auto" w:before="40" w:line="240"/>
             </w:pPr>
             <w:r>
               <w:t xml:space="preserve">2 GB</w:t>
@@ -1575,8 +1575,8 @@
             <w:pPr>
               <w:pStyle w:val="Compact"/>
               <w:jc w:val="left"/>
-              <w:ind w:right="0" w:firstLine="0" w:left="0"/>
-              <w:spacing w:after="40" w:lineRule="auto" w:line="240" w:before="40"/>
+              <w:ind w:right="0" w:left="0" w:firstLine="0"/>
+              <w:spacing w:after="40" w:lineRule="auto" w:before="40" w:line="240"/>
             </w:pPr>
             <w:r>
               <w:t xml:space="preserve">For the container image and build artifacts</w:t>
@@ -1591,8 +1591,8 @@
             <w:pPr>
               <w:pStyle w:val="Compact"/>
               <w:jc w:val="left"/>
-              <w:ind w:right="0" w:firstLine="0" w:left="0"/>
-              <w:spacing w:after="40" w:lineRule="auto" w:line="240" w:before="40"/>
+              <w:ind w:right="0" w:left="0" w:firstLine="0"/>
+              <w:spacing w:after="40" w:lineRule="auto" w:before="40" w:line="240"/>
             </w:pPr>
             <w:r>
               <w:t xml:space="preserve">Host OS</w:t>
@@ -1605,8 +1605,8 @@
             <w:pPr>
               <w:pStyle w:val="Compact"/>
               <w:jc w:val="left"/>
-              <w:ind w:right="0" w:firstLine="0" w:left="0"/>
-              <w:spacing w:after="40" w:lineRule="auto" w:line="240" w:before="40"/>
+              <w:ind w:right="0" w:left="0" w:firstLine="0"/>
+              <w:spacing w:after="40" w:lineRule="auto" w:before="40" w:line="240"/>
             </w:pPr>
             <w:r>
               <w:t xml:space="preserve">Linux, macOS, or Windows</w:t>
@@ -1619,8 +1619,8 @@
             <w:pPr>
               <w:pStyle w:val="Compact"/>
               <w:jc w:val="left"/>
-              <w:ind w:right="0" w:firstLine="0" w:left="0"/>
-              <w:spacing w:after="40" w:lineRule="auto" w:line="240" w:before="40"/>
+              <w:ind w:right="0" w:left="0" w:firstLine="0"/>
+              <w:spacing w:after="40" w:lineRule="auto" w:before="40" w:line="240"/>
             </w:pPr>
             <w:r>
               <w:t xml:space="preserve">The container runs Ubuntu 24.04</w:t>
@@ -1673,7 +1673,7 @@
     </w:p>
     <w:p>
       <w:pPr>
-        <w:spacing w:after="0" w:lineRule="exact" w:before="0" w:line="20"/>
+        <w:spacing w:after="0" w:line="20" w:lineRule="exact" w:before="0"/>
         <w:rPr>
           <w:sz w:val="2"/>
         </w:rPr>
@@ -1765,7 +1765,7 @@
     </w:p>
     <w:p>
       <w:pPr>
-        <w:spacing w:after="0" w:lineRule="exact" w:before="0" w:line="20"/>
+        <w:spacing w:after="0" w:line="20" w:lineRule="exact" w:before="0"/>
         <w:rPr>
           <w:sz w:val="2"/>
         </w:rPr>
@@ -1917,7 +1917,7 @@
     </w:p>
     <w:p>
       <w:pPr>
-        <w:spacing w:after="0" w:lineRule="exact" w:before="0" w:line="20"/>
+        <w:spacing w:after="0" w:line="20" w:lineRule="exact" w:before="0"/>
         <w:rPr>
           <w:sz w:val="2"/>
         </w:rPr>
@@ -2151,7 +2151,7 @@
     </w:p>
     <w:p>
       <w:pPr>
-        <w:spacing w:after="0" w:lineRule="exact" w:before="0" w:line="20"/>
+        <w:spacing w:after="0" w:line="20" w:lineRule="exact" w:before="0"/>
         <w:rPr>
           <w:sz w:val="2"/>
         </w:rPr>
@@ -2254,7 +2254,7 @@
     </w:p>
     <w:p>
       <w:pPr>
-        <w:spacing w:after="0" w:lineRule="exact" w:before="0" w:line="20"/>
+        <w:spacing w:after="0" w:line="20" w:lineRule="exact" w:before="0"/>
         <w:rPr>
           <w:sz w:val="2"/>
         </w:rPr>
@@ -2331,7 +2331,7 @@
     </w:p>
     <w:p>
       <w:pPr>
-        <w:spacing w:after="0" w:lineRule="exact" w:before="0" w:line="20"/>
+        <w:spacing w:after="0" w:line="20" w:lineRule="exact" w:before="0"/>
         <w:rPr>
           <w:sz w:val="2"/>
         </w:rPr>
@@ -2434,7 +2434,7 @@
     </w:p>
     <w:p>
       <w:pPr>
-        <w:spacing w:after="0" w:lineRule="exact" w:before="0" w:line="20"/>
+        <w:spacing w:after="0" w:line="20" w:lineRule="exact" w:before="0"/>
         <w:rPr>
           <w:sz w:val="2"/>
         </w:rPr>
@@ -2476,18 +2476,18 @@
         <w:tblLook w:firstRow="1" w:lastRow="0" w:firstColumn="0" w:lastColumn="0" w:noHBand="0" w:noVBand="0" w:val="0020"/>
         <w:jc w:val="start"/>
         <w:tblBorders>
-          <w:top w:space="0" w:color="000000" w:val="single" w:sz="6"/>
-          <w:left w:space="0" w:color="000000" w:val="single" w:sz="6"/>
-          <w:bottom w:space="0" w:color="000000" w:val="single" w:sz="6"/>
-          <w:right w:space="0" w:color="000000" w:val="single" w:sz="6"/>
-          <w:insideH w:space="0" w:color="000000" w:val="single" w:sz="6"/>
-          <w:insideV w:space="0" w:color="000000" w:val="single" w:sz="6"/>
+          <w:top w:space="0" w:val="single" w:color="000000" w:sz="6"/>
+          <w:left w:space="0" w:val="single" w:color="000000" w:sz="6"/>
+          <w:bottom w:space="0" w:val="single" w:color="000000" w:sz="6"/>
+          <w:right w:space="0" w:val="single" w:color="000000" w:sz="6"/>
+          <w:insideH w:space="0" w:val="single" w:color="000000" w:sz="6"/>
+          <w:insideV w:space="0" w:val="single" w:color="000000" w:sz="6"/>
         </w:tblBorders>
         <w:tblCellMar>
-          <w:top w:type="dxa" w:w="57"/>
-          <w:left w:type="dxa" w:w="108"/>
-          <w:bottom w:type="dxa" w:w="57"/>
-          <w:right w:type="dxa" w:w="108"/>
+          <w:top w:w="57" w:type="dxa"/>
+          <w:left w:w="108" w:type="dxa"/>
+          <w:bottom w:w="57" w:type="dxa"/>
+          <w:right w:w="108" w:type="dxa"/>
         </w:tblCellMar>
       </w:tblPr>
       <w:tblGrid>
@@ -2506,8 +2506,8 @@
             <w:pPr>
               <w:pStyle w:val="Compact"/>
               <w:jc w:val="left"/>
-              <w:ind w:right="0" w:firstLine="0" w:left="0"/>
-              <w:spacing w:after="40" w:lineRule="auto" w:line="240" w:before="40"/>
+              <w:ind w:right="0" w:left="0" w:firstLine="0"/>
+              <w:spacing w:after="40" w:lineRule="auto" w:before="40" w:line="240"/>
             </w:pPr>
             <w:r>
               <w:rPr>
@@ -2525,8 +2525,8 @@
             <w:pPr>
               <w:pStyle w:val="Compact"/>
               <w:jc w:val="left"/>
-              <w:ind w:right="0" w:firstLine="0" w:left="0"/>
-              <w:spacing w:after="40" w:lineRule="auto" w:line="240" w:before="40"/>
+              <w:ind w:right="0" w:left="0" w:firstLine="0"/>
+              <w:spacing w:after="40" w:lineRule="auto" w:before="40" w:line="240"/>
             </w:pPr>
             <w:r>
               <w:rPr>
@@ -2544,8 +2544,8 @@
             <w:pPr>
               <w:pStyle w:val="Compact"/>
               <w:jc w:val="left"/>
-              <w:ind w:right="0" w:firstLine="0" w:left="0"/>
-              <w:spacing w:after="40" w:lineRule="auto" w:line="240" w:before="40"/>
+              <w:ind w:right="0" w:left="0" w:firstLine="0"/>
+              <w:spacing w:after="40" w:lineRule="auto" w:before="40" w:line="240"/>
             </w:pPr>
             <w:r>
               <w:rPr>
@@ -2561,8 +2561,8 @@
             <w:pPr>
               <w:pStyle w:val="Compact"/>
               <w:jc w:val="left"/>
-              <w:ind w:right="0" w:firstLine="0" w:left="0"/>
-              <w:spacing w:after="40" w:lineRule="auto" w:line="240" w:before="40"/>
+              <w:ind w:right="0" w:left="0" w:firstLine="0"/>
+              <w:spacing w:after="40" w:lineRule="auto" w:before="40" w:line="240"/>
             </w:pPr>
             <w:r>
               <w:t xml:space="preserve">Runs the container image via docker or podman (written by</w:t>
@@ -2589,8 +2589,8 @@
             <w:pPr>
               <w:pStyle w:val="Compact"/>
               <w:jc w:val="left"/>
-              <w:ind w:right="0" w:firstLine="0" w:left="0"/>
-              <w:spacing w:after="40" w:lineRule="auto" w:line="240" w:before="40"/>
+              <w:ind w:right="0" w:left="0" w:firstLine="0"/>
+              <w:spacing w:after="40" w:lineRule="auto" w:before="40" w:line="240"/>
             </w:pPr>
             <w:r>
               <w:rPr>
@@ -2606,8 +2606,8 @@
             <w:pPr>
               <w:pStyle w:val="Compact"/>
               <w:jc w:val="left"/>
-              <w:ind w:right="0" w:firstLine="0" w:left="0"/>
-              <w:spacing w:after="40" w:lineRule="auto" w:line="240" w:before="40"/>
+              <w:ind w:right="0" w:left="0" w:firstLine="0"/>
+              <w:spacing w:after="40" w:lineRule="auto" w:before="40" w:line="240"/>
             </w:pPr>
             <w:r>
               <w:t xml:space="preserve">Invokes the host pandoc with the compiled extensions (written by</w:t>
@@ -2852,7 +2852,7 @@
     </w:p>
     <w:p>
       <w:pPr>
-        <w:spacing w:after="0" w:lineRule="exact" w:before="0" w:line="20"/>
+        <w:spacing w:after="0" w:line="20" w:lineRule="exact" w:before="0"/>
         <w:rPr>
           <w:sz w:val="2"/>
         </w:rPr>
@@ -4192,7 +4192,7 @@
     </w:p>
     <w:p>
       <w:pPr>
-        <w:spacing w:after="0" w:lineRule="exact" w:before="0" w:line="20"/>
+        <w:spacing w:after="0" w:line="20" w:lineRule="exact" w:before="0"/>
         <w:rPr>
           <w:sz w:val="2"/>
         </w:rPr>
@@ -4234,18 +4234,18 @@
         <w:tblLook w:firstRow="1" w:lastRow="0" w:firstColumn="0" w:lastColumn="0" w:noHBand="0" w:noVBand="0" w:val="0020"/>
         <w:jc w:val="start"/>
         <w:tblBorders>
-          <w:top w:space="0" w:color="000000" w:val="single" w:sz="6"/>
-          <w:left w:space="0" w:color="000000" w:val="single" w:sz="6"/>
-          <w:bottom w:space="0" w:color="000000" w:val="single" w:sz="6"/>
-          <w:right w:space="0" w:color="000000" w:val="single" w:sz="6"/>
-          <w:insideH w:space="0" w:color="000000" w:val="single" w:sz="6"/>
-          <w:insideV w:space="0" w:color="000000" w:val="single" w:sz="6"/>
+          <w:top w:space="0" w:val="single" w:color="000000" w:sz="6"/>
+          <w:left w:space="0" w:val="single" w:color="000000" w:sz="6"/>
+          <w:bottom w:space="0" w:val="single" w:color="000000" w:sz="6"/>
+          <w:right w:space="0" w:val="single" w:color="000000" w:sz="6"/>
+          <w:insideH w:space="0" w:val="single" w:color="000000" w:sz="6"/>
+          <w:insideV w:space="0" w:val="single" w:color="000000" w:sz="6"/>
         </w:tblBorders>
         <w:tblCellMar>
-          <w:top w:type="dxa" w:w="57"/>
-          <w:left w:type="dxa" w:w="108"/>
-          <w:bottom w:type="dxa" w:w="57"/>
-          <w:right w:type="dxa" w:w="108"/>
+          <w:top w:w="57" w:type="dxa"/>
+          <w:left w:w="108" w:type="dxa"/>
+          <w:bottom w:w="57" w:type="dxa"/>
+          <w:right w:w="108" w:type="dxa"/>
         </w:tblCellMar>
       </w:tblPr>
       <w:tblGrid>
@@ -4265,8 +4265,8 @@
             <w:pPr>
               <w:pStyle w:val="Compact"/>
               <w:jc w:val="left"/>
-              <w:ind w:right="0" w:firstLine="0" w:left="0"/>
-              <w:spacing w:after="40" w:lineRule="auto" w:line="240" w:before="40"/>
+              <w:ind w:right="0" w:left="0" w:firstLine="0"/>
+              <w:spacing w:after="40" w:lineRule="auto" w:before="40" w:line="240"/>
             </w:pPr>
             <w:r>
               <w:rPr>
@@ -4284,8 +4284,8 @@
             <w:pPr>
               <w:pStyle w:val="Compact"/>
               <w:jc w:val="left"/>
-              <w:ind w:right="0" w:firstLine="0" w:left="0"/>
-              <w:spacing w:after="40" w:lineRule="auto" w:line="240" w:before="40"/>
+              <w:ind w:right="0" w:left="0" w:firstLine="0"/>
+              <w:spacing w:after="40" w:lineRule="auto" w:before="40" w:line="240"/>
             </w:pPr>
             <w:r>
               <w:rPr>
@@ -4303,8 +4303,8 @@
             <w:pPr>
               <w:pStyle w:val="Compact"/>
               <w:jc w:val="left"/>
-              <w:ind w:right="0" w:firstLine="0" w:left="0"/>
-              <w:spacing w:after="40" w:lineRule="auto" w:line="240" w:before="40"/>
+              <w:ind w:right="0" w:left="0" w:firstLine="0"/>
+              <w:spacing w:after="40" w:lineRule="auto" w:before="40" w:line="240"/>
             </w:pPr>
             <w:r>
               <w:rPr>
@@ -4322,8 +4322,8 @@
             <w:pPr>
               <w:pStyle w:val="Compact"/>
               <w:jc w:val="left"/>
-              <w:ind w:right="0" w:firstLine="0" w:left="0"/>
-              <w:spacing w:after="40" w:lineRule="auto" w:line="240" w:before="40"/>
+              <w:ind w:right="0" w:left="0" w:firstLine="0"/>
+              <w:spacing w:after="40" w:lineRule="auto" w:before="40" w:line="240"/>
             </w:pPr>
             <w:r>
               <w:rPr>
@@ -4339,8 +4339,8 @@
             <w:pPr>
               <w:pStyle w:val="Compact"/>
               <w:jc w:val="left"/>
-              <w:ind w:right="0" w:firstLine="0" w:left="0"/>
-              <w:spacing w:after="40" w:lineRule="auto" w:line="240" w:before="40"/>
+              <w:ind w:right="0" w:left="0" w:firstLine="0"/>
+              <w:spacing w:after="40" w:lineRule="auto" w:before="40" w:line="240"/>
             </w:pPr>
             <w:r>
               <w:t xml:space="preserve">string</w:t>
@@ -4353,8 +4353,8 @@
             <w:pPr>
               <w:pStyle w:val="Compact"/>
               <w:jc w:val="left"/>
-              <w:ind w:right="0" w:firstLine="0" w:left="0"/>
-              <w:spacing w:after="40" w:lineRule="auto" w:line="240" w:before="40"/>
+              <w:ind w:right="0" w:left="0" w:firstLine="0"/>
+              <w:spacing w:after="40" w:lineRule="auto" w:before="40" w:line="240"/>
             </w:pPr>
             <w:r>
               <w:t xml:space="preserve">Project code identifier</w:t>
@@ -4369,8 +4369,8 @@
             <w:pPr>
               <w:pStyle w:val="Compact"/>
               <w:jc w:val="left"/>
-              <w:ind w:right="0" w:firstLine="0" w:left="0"/>
-              <w:spacing w:after="40" w:lineRule="auto" w:line="240" w:before="40"/>
+              <w:ind w:right="0" w:left="0" w:firstLine="0"/>
+              <w:spacing w:after="40" w:lineRule="auto" w:before="40" w:line="240"/>
             </w:pPr>
             <w:r>
               <w:rPr>
@@ -4386,8 +4386,8 @@
             <w:pPr>
               <w:pStyle w:val="Compact"/>
               <w:jc w:val="left"/>
-              <w:ind w:right="0" w:firstLine="0" w:left="0"/>
-              <w:spacing w:after="40" w:lineRule="auto" w:line="240" w:before="40"/>
+              <w:ind w:right="0" w:left="0" w:firstLine="0"/>
+              <w:spacing w:after="40" w:lineRule="auto" w:before="40" w:line="240"/>
             </w:pPr>
             <w:r>
               <w:t xml:space="preserve">string</w:t>
@@ -4400,8 +4400,8 @@
             <w:pPr>
               <w:pStyle w:val="Compact"/>
               <w:jc w:val="left"/>
-              <w:ind w:right="0" w:firstLine="0" w:left="0"/>
-              <w:spacing w:after="40" w:lineRule="auto" w:line="240" w:before="40"/>
+              <w:ind w:right="0" w:left="0" w:firstLine="0"/>
+              <w:spacing w:after="40" w:lineRule="auto" w:before="40" w:line="240"/>
             </w:pPr>
             <w:r>
               <w:t xml:space="preserve">Human-readable project name</w:t>
@@ -4416,8 +4416,8 @@
             <w:pPr>
               <w:pStyle w:val="Compact"/>
               <w:jc w:val="left"/>
-              <w:ind w:right="0" w:firstLine="0" w:left="0"/>
-              <w:spacing w:after="40" w:lineRule="auto" w:line="240" w:before="40"/>
+              <w:ind w:right="0" w:left="0" w:firstLine="0"/>
+              <w:spacing w:after="40" w:lineRule="auto" w:before="40" w:line="240"/>
             </w:pPr>
             <w:r>
               <w:rPr>
@@ -4433,8 +4433,8 @@
             <w:pPr>
               <w:pStyle w:val="Compact"/>
               <w:jc w:val="left"/>
-              <w:ind w:right="0" w:firstLine="0" w:left="0"/>
-              <w:spacing w:after="40" w:lineRule="auto" w:line="240" w:before="40"/>
+              <w:ind w:right="0" w:left="0" w:firstLine="0"/>
+              <w:spacing w:after="40" w:lineRule="auto" w:before="40" w:line="240"/>
             </w:pPr>
             <w:r>
               <w:t xml:space="preserve">list</w:t>
@@ -4447,8 +4447,8 @@
             <w:pPr>
               <w:pStyle w:val="Compact"/>
               <w:jc w:val="left"/>
-              <w:ind w:right="0" w:firstLine="0" w:left="0"/>
-              <w:spacing w:after="40" w:lineRule="auto" w:line="240" w:before="40"/>
+              <w:ind w:right="0" w:left="0" w:firstLine="0"/>
+              <w:spacing w:after="40" w:lineRule="auto" w:before="40" w:line="240"/>
             </w:pPr>
             <w:r>
               <w:t xml:space="preserve">One or more Markdown file paths to process</w:t>
@@ -4473,7 +4473,7 @@
     </w:p>
     <w:p>
       <w:pPr>
-        <w:spacing w:after="0" w:lineRule="exact" w:before="0" w:line="20"/>
+        <w:spacing w:after="0" w:line="20" w:lineRule="exact" w:before="0"/>
         <w:rPr>
           <w:sz w:val="2"/>
         </w:rPr>
@@ -4515,18 +4515,18 @@
         <w:tblLook w:firstRow="1" w:lastRow="0" w:firstColumn="0" w:lastColumn="0" w:noHBand="0" w:noVBand="0" w:val="0020"/>
         <w:jc w:val="start"/>
         <w:tblBorders>
-          <w:top w:space="0" w:color="000000" w:val="single" w:sz="6"/>
-          <w:left w:space="0" w:color="000000" w:val="single" w:sz="6"/>
-          <w:bottom w:space="0" w:color="000000" w:val="single" w:sz="6"/>
-          <w:right w:space="0" w:color="000000" w:val="single" w:sz="6"/>
-          <w:insideH w:space="0" w:color="000000" w:val="single" w:sz="6"/>
-          <w:insideV w:space="0" w:color="000000" w:val="single" w:sz="6"/>
+          <w:top w:space="0" w:val="single" w:color="000000" w:sz="6"/>
+          <w:left w:space="0" w:val="single" w:color="000000" w:sz="6"/>
+          <w:bottom w:space="0" w:val="single" w:color="000000" w:sz="6"/>
+          <w:right w:space="0" w:val="single" w:color="000000" w:sz="6"/>
+          <w:insideH w:space="0" w:val="single" w:color="000000" w:sz="6"/>
+          <w:insideV w:space="0" w:val="single" w:color="000000" w:sz="6"/>
         </w:tblBorders>
         <w:tblCellMar>
-          <w:top w:type="dxa" w:w="57"/>
-          <w:left w:type="dxa" w:w="108"/>
-          <w:bottom w:type="dxa" w:w="57"/>
-          <w:right w:type="dxa" w:w="108"/>
+          <w:top w:w="57" w:type="dxa"/>
+          <w:left w:w="108" w:type="dxa"/>
+          <w:bottom w:w="57" w:type="dxa"/>
+          <w:right w:w="108" w:type="dxa"/>
         </w:tblCellMar>
       </w:tblPr>
       <w:tblGrid>
@@ -4546,8 +4546,8 @@
             <w:pPr>
               <w:pStyle w:val="Compact"/>
               <w:jc w:val="left"/>
-              <w:ind w:right="0" w:firstLine="0" w:left="0"/>
-              <w:spacing w:after="40" w:lineRule="auto" w:line="240" w:before="40"/>
+              <w:ind w:right="0" w:left="0" w:firstLine="0"/>
+              <w:spacing w:after="40" w:lineRule="auto" w:before="40" w:line="240"/>
             </w:pPr>
             <w:r>
               <w:rPr>
@@ -4565,8 +4565,8 @@
             <w:pPr>
               <w:pStyle w:val="Compact"/>
               <w:jc w:val="left"/>
-              <w:ind w:right="0" w:firstLine="0" w:left="0"/>
-              <w:spacing w:after="40" w:lineRule="auto" w:line="240" w:before="40"/>
+              <w:ind w:right="0" w:left="0" w:firstLine="0"/>
+              <w:spacing w:after="40" w:lineRule="auto" w:before="40" w:line="240"/>
             </w:pPr>
             <w:r>
               <w:rPr>
@@ -4584,8 +4584,8 @@
             <w:pPr>
               <w:pStyle w:val="Compact"/>
               <w:jc w:val="left"/>
-              <w:ind w:right="0" w:firstLine="0" w:left="0"/>
-              <w:spacing w:after="40" w:lineRule="auto" w:line="240" w:before="40"/>
+              <w:ind w:right="0" w:left="0" w:firstLine="0"/>
+              <w:spacing w:after="40" w:lineRule="auto" w:before="40" w:line="240"/>
             </w:pPr>
             <w:r>
               <w:rPr>
@@ -4603,8 +4603,8 @@
             <w:pPr>
               <w:pStyle w:val="Compact"/>
               <w:jc w:val="left"/>
-              <w:ind w:right="0" w:firstLine="0" w:left="0"/>
-              <w:spacing w:after="40" w:lineRule="auto" w:line="240" w:before="40"/>
+              <w:ind w:right="0" w:left="0" w:firstLine="0"/>
+              <w:spacing w:after="40" w:lineRule="auto" w:before="40" w:line="240"/>
             </w:pPr>
             <w:r>
               <w:rPr>
@@ -4620,8 +4620,8 @@
             <w:pPr>
               <w:pStyle w:val="Compact"/>
               <w:jc w:val="left"/>
-              <w:ind w:right="0" w:firstLine="0" w:left="0"/>
-              <w:spacing w:after="40" w:lineRule="auto" w:line="240" w:before="40"/>
+              <w:ind w:right="0" w:left="0" w:firstLine="0"/>
+              <w:spacing w:after="40" w:lineRule="auto" w:before="40" w:line="240"/>
             </w:pPr>
             <w:r>
               <w:rPr>
@@ -4637,8 +4637,8 @@
             <w:pPr>
               <w:pStyle w:val="Compact"/>
               <w:jc w:val="left"/>
-              <w:ind w:right="0" w:firstLine="0" w:left="0"/>
-              <w:spacing w:after="40" w:lineRule="auto" w:line="240" w:before="40"/>
+              <w:ind w:right="0" w:left="0" w:firstLine="0"/>
+              <w:spacing w:after="40" w:lineRule="auto" w:before="40" w:line="240"/>
             </w:pPr>
             <w:r>
               <w:t xml:space="preserve">Built-in base model is always loaded</w:t>
@@ -4653,8 +4653,8 @@
             <w:pPr>
               <w:pStyle w:val="Compact"/>
               <w:jc w:val="left"/>
-              <w:ind w:right="0" w:firstLine="0" w:left="0"/>
-              <w:spacing w:after="40" w:lineRule="auto" w:line="240" w:before="40"/>
+              <w:ind w:right="0" w:left="0" w:firstLine="0"/>
+              <w:spacing w:after="40" w:lineRule="auto" w:before="40" w:line="240"/>
             </w:pPr>
             <w:r>
               <w:rPr>
@@ -4670,8 +4670,8 @@
             <w:pPr>
               <w:pStyle w:val="Compact"/>
               <w:jc w:val="left"/>
-              <w:ind w:right="0" w:firstLine="0" w:left="0"/>
-              <w:spacing w:after="40" w:lineRule="auto" w:line="240" w:before="40"/>
+              <w:ind w:right="0" w:left="0" w:firstLine="0"/>
+              <w:spacing w:after="40" w:lineRule="auto" w:before="40" w:line="240"/>
             </w:pPr>
             <w:r>
               <w:rPr>
@@ -4687,8 +4687,8 @@
             <w:pPr>
               <w:pStyle w:val="Compact"/>
               <w:jc w:val="left"/>
-              <w:ind w:right="0" w:firstLine="0" w:left="0"/>
-              <w:spacing w:after="40" w:lineRule="auto" w:line="240" w:before="40"/>
+              <w:ind w:right="0" w:left="0" w:firstLine="0"/>
+              <w:spacing w:after="40" w:lineRule="auto" w:before="40" w:line="240"/>
             </w:pPr>
             <w:r>
               <w:t xml:space="preserve">Also stores</w:t>
@@ -4712,8 +4712,8 @@
             <w:pPr>
               <w:pStyle w:val="Compact"/>
               <w:jc w:val="left"/>
-              <w:ind w:right="0" w:firstLine="0" w:left="0"/>
-              <w:spacing w:after="40" w:lineRule="auto" w:line="240" w:before="40"/>
+              <w:ind w:right="0" w:left="0" w:firstLine="0"/>
+              <w:spacing w:after="40" w:lineRule="auto" w:before="40" w:line="240"/>
             </w:pPr>
             <w:r>
               <w:rPr>
@@ -4729,8 +4729,8 @@
             <w:pPr>
               <w:pStyle w:val="Compact"/>
               <w:jc w:val="left"/>
-              <w:ind w:right="0" w:firstLine="0" w:left="0"/>
-              <w:spacing w:after="40" w:lineRule="auto" w:line="240" w:before="40"/>
+              <w:ind w:right="0" w:left="0" w:firstLine="0"/>
+              <w:spacing w:after="40" w:lineRule="auto" w:before="40" w:line="240"/>
             </w:pPr>
             <w:r>
               <w:rPr>
@@ -4746,8 +4746,8 @@
             <w:pPr>
               <w:pStyle w:val="Compact"/>
               <w:jc w:val="left"/>
-              <w:ind w:right="0" w:firstLine="0" w:left="0"/>
-              <w:spacing w:after="40" w:lineRule="auto" w:line="240" w:before="40"/>
+              <w:ind w:right="0" w:left="0" w:firstLine="0"/>
+              <w:spacing w:after="40" w:lineRule="auto" w:before="40" w:line="240"/>
             </w:pPr>
             <w:r>
               <w:t xml:space="preserve">Overridden by</w:t>
@@ -4773,7 +4773,7 @@
     </w:tbl>
     <w:bookmarkEnd w:id="36"/>
     <w:bookmarkEnd w:id="37"/>
-    <w:bookmarkStart w:id="55" w:name="MANUAL-sec5"/>
+    <w:bookmarkStart w:id="56" w:name="MANUAL-sec5"/>
     <w:p>
       <w:pPr>
         <w:pStyle w:val="Heading1"/>
@@ -4838,7 +4838,7 @@
     </w:p>
     <w:p>
       <w:pPr>
-        <w:spacing w:after="0" w:lineRule="exact" w:before="0" w:line="20"/>
+        <w:spacing w:after="0" w:line="20" w:lineRule="exact" w:before="0"/>
         <w:rPr>
           <w:sz w:val="2"/>
         </w:rPr>
@@ -4929,7 +4929,7 @@
     </w:p>
     <w:p>
       <w:pPr>
-        <w:spacing w:after="0" w:lineRule="exact" w:before="0" w:line="20"/>
+        <w:spacing w:after="0" w:line="20" w:lineRule="exact" w:before="0"/>
         <w:rPr>
           <w:sz w:val="2"/>
         </w:rPr>
@@ -5126,7 +5126,7 @@
     </w:p>
     <w:p>
       <w:pPr>
-        <w:spacing w:after="0" w:lineRule="exact" w:before="0" w:line="20"/>
+        <w:spacing w:after="0" w:line="20" w:lineRule="exact" w:before="0"/>
         <w:rPr>
           <w:sz w:val="2"/>
         </w:rPr>
@@ -5312,7 +5312,7 @@
     </w:p>
     <w:p>
       <w:pPr>
-        <w:spacing w:after="0" w:lineRule="exact" w:before="0" w:line="20"/>
+        <w:spacing w:after="0" w:line="20" w:lineRule="exact" w:before="0"/>
         <w:rPr>
           <w:sz w:val="2"/>
         </w:rPr>
@@ -5769,7 +5769,7 @@
       </w:r>
     </w:p>
     <w:bookmarkEnd w:id="40"/>
-    <w:bookmarkStart w:id="49" w:name="MANUAL-sec5.4"/>
+    <w:bookmarkStart w:id="50" w:name="MANUAL-sec5.4"/>
     <w:p>
       <w:pPr>
         <w:pStyle w:val="Heading2"/>
@@ -5811,7 +5811,7 @@
         <w:t xml:space="preserve">```type.lang:label{key="val"}</w:t>
       </w:r>
     </w:p>
-    <w:bookmarkStart w:id="41" w:name="MANUAL-sec5.4.1"/>
+    <w:bookmarkStart w:id="42" w:name="MANUAL-sec5.4.1"/>
     <w:p>
       <w:pPr>
         <w:pStyle w:val="Heading3"/>
@@ -5826,7 +5826,7 @@
     </w:p>
     <w:p>
       <w:pPr>
-        <w:spacing w:after="0" w:lineRule="exact" w:before="0" w:line="20"/>
+        <w:spacing w:after="0" w:line="20" w:lineRule="exact" w:before="0"/>
         <w:rPr>
           <w:sz w:val="2"/>
         </w:rPr>
@@ -5917,8 +5917,567 @@
         <w:t xml:space="preserve">```</w:t>
       </w:r>
     </w:p>
+    <w:bookmarkStart w:id="41" w:name="MANUAL-sec5.4.1.1"/>
+    <w:p>
+      <w:pPr>
+        <w:pStyle w:val="Heading4"/>
+        <w:numPr>
+          <w:ilvl w:val="3"/>
+          <w:numId w:val="100"/>
+        </w:numPr>
+      </w:pPr>
+      <w:r>
+        <w:t xml:space="preserve">Links inside diagrams</w:t>
+      </w:r>
+    </w:p>
+    <w:p>
+      <w:pPr>
+        <w:pStyle w:val="FirstParagraph"/>
+      </w:pPr>
+      <w:r>
+        <w:t xml:space="preserve">PlantUML diagrams can contain the same links as body text. Write</w:t>
+      </w:r>
+      <w:r>
+        <w:t xml:space="preserve"> </w:t>
+      </w:r>
+      <w:r>
+        <w:rPr>
+          <w:rStyle w:val="VerbatimChar"/>
+        </w:rPr>
+        <w:t xml:space="preserve">[PID](@)</w:t>
+      </w:r>
+      <w:r>
+        <w:t xml:space="preserve"> </w:t>
+      </w:r>
+      <w:r>
+        <w:t xml:space="preserve">or</w:t>
+      </w:r>
+      <w:r>
+        <w:t xml:space="preserve"> </w:t>
+      </w:r>
+      <w:r>
+        <w:rPr>
+          <w:rStyle w:val="VerbatimChar"/>
+        </w:rPr>
+        <w:t xml:space="preserve">[type:label](#)</w:t>
+      </w:r>
+      <w:r>
+        <w:t xml:space="preserve"> </w:t>
+      </w:r>
+      <w:r>
+        <w:t xml:space="preserve">wherever PlantUML accepts text, such as a message, a note, or a label:</w:t>
+      </w:r>
+    </w:p>
+    <w:p>
+      <w:pPr>
+        <w:spacing w:after="0" w:line="20" w:lineRule="exact" w:before="0"/>
+        <w:rPr>
+          <w:sz w:val="2"/>
+        </w:rPr>
+      </w:pPr>
+      <w:bookmarkStart w:name="listing-src-plantuml-links" w:id="15208"/>
+      <w:bookmarkEnd w:id="15208"/>
+    </w:p>
+    <w:p>
+      <w:pPr>
+        <w:pStyle w:val="Caption"/>
+        <w:keepNext/>
+      </w:pPr>
+      <w:r>
+        <w:t xml:space="preserve">Listing </w:t>
+      </w:r>
+      <w:r>
+        <w:fldChar w:fldCharType="begin"/>
+      </w:r>
+      <w:r>
+        <w:instrText xml:space="preserve"> SEQ LISTING \* ARABIC </w:instrText>
+      </w:r>
+      <w:r>
+        <w:fldChar w:fldCharType="separate"/>
+      </w:r>
+      <w:r>
+        <w:t>13</w:t>
+      </w:r>
+      <w:r>
+        <w:fldChar w:fldCharType="end"/>
+      </w:r>
+      <w:r>
+        <w:t xml:space="preserve"> :  Links inside a PlantUML diagram</w:t>
+      </w:r>
+    </w:p>
+    <w:p>
+      <w:pPr>
+        <w:pStyle w:val="SourceCode"/>
+      </w:pPr>
+      <w:r>
+        <w:rPr>
+          <w:rStyle w:val="InformationTok"/>
+        </w:rPr>
+        <w:t xml:space="preserve">```puml:arch{caption="Architecture"}</w:t>
+      </w:r>
+      <w:r>
+        <w:br/>
+      </w:r>
+      <w:r>
+        <w:rPr>
+          <w:rStyle w:val="InformationTok"/>
+        </w:rPr>
+        <w:t xml:space="preserve">@startuml</w:t>
+      </w:r>
+      <w:r>
+        <w:br/>
+      </w:r>
+      <w:r>
+        <w:rPr>
+          <w:rStyle w:val="InformationTok"/>
+        </w:rPr>
+        <w:t xml:space="preserve">Client --&gt; Server : see [SEC-2](@)</w:t>
+      </w:r>
+      <w:r>
+        <w:br/>
+      </w:r>
+      <w:r>
+        <w:rPr>
+          <w:rStyle w:val="InformationTok"/>
+        </w:rPr>
+        <w:t xml:space="preserve">note right of Server : [fig:overview](#) and [SRS-001](@)</w:t>
+      </w:r>
+      <w:r>
+        <w:br/>
+      </w:r>
+      <w:r>
+        <w:rPr>
+          <w:rStyle w:val="InformationTok"/>
+        </w:rPr>
+        <w:t xml:space="preserve">@enduml</w:t>
+      </w:r>
+      <w:r>
+        <w:br/>
+      </w:r>
+      <w:r>
+        <w:rPr>
+          <w:rStyle w:val="InformationTok"/>
+        </w:rPr>
+        <w:t xml:space="preserve">```</w:t>
+      </w:r>
+    </w:p>
+    <w:p>
+      <w:pPr>
+        <w:pStyle w:val="FirstParagraph"/>
+      </w:pPr>
+      <w:r>
+        <w:t xml:space="preserve">The links resolve like body links. They use the same targets, the same display text (for example</w:t>
+      </w:r>
+      <w:r>
+        <w:t xml:space="preserve"> </w:t>
+      </w:r>
+      <w:r>
+        <w:t xml:space="preserve">“</w:t>
+      </w:r>
+      <w:r>
+        <w:t xml:space="preserve">Figure 2</w:t>
+      </w:r>
+      <w:r>
+        <w:t xml:space="preserve">”</w:t>
+      </w:r>
+      <w:r>
+        <w:t xml:space="preserve"> </w:t>
+      </w:r>
+      <w:r>
+        <w:t xml:space="preserve">for a float, or a section title, prefixed with the specification name when the target is in another document), and the same cross-document behaviour. SpecCompiler writes each resolved link into PlantUML’s</w:t>
+      </w:r>
+      <w:r>
+        <w:t xml:space="preserve"> </w:t>
+      </w:r>
+      <w:r>
+        <w:rPr>
+          <w:rStyle w:val="VerbatimChar"/>
+        </w:rPr>
+        <w:t xml:space="preserve">[[...]]</w:t>
+      </w:r>
+      <w:r>
+        <w:t xml:space="preserve"> </w:t>
+      </w:r>
+      <w:r>
+        <w:t xml:space="preserve">hyperlink syntax before rendering, so the diagram shows the display text.</w:t>
+      </w:r>
+    </w:p>
+    <w:p>
+      <w:pPr>
+        <w:numPr>
+          <w:ilvl w:val="0"/>
+          <w:numId w:val="1006"/>
+        </w:numPr>
+        <w:pStyle w:val="Compact"/>
+      </w:pPr>
+      <w:r>
+        <w:rPr>
+          <w:bCs/>
+          <w:b/>
+        </w:rPr>
+        <w:t xml:space="preserve">HTML5</w:t>
+      </w:r>
+      <w:r>
+        <w:t xml:space="preserve">: The diagram is an inline SVG. Each link navigates to its target, both in the per-specification page and in the web application (</w:t>
+      </w:r>
+      <w:r>
+        <w:rPr>
+          <w:rStyle w:val="VerbatimChar"/>
+        </w:rPr>
+        <w:t xml:space="preserve">index.html</w:t>
+      </w:r>
+      <w:r>
+        <w:t xml:space="preserve">).</w:t>
+      </w:r>
+    </w:p>
+    <w:p>
+      <w:pPr>
+        <w:numPr>
+          <w:ilvl w:val="0"/>
+          <w:numId w:val="1006"/>
+        </w:numPr>
+        <w:pStyle w:val="Compact"/>
+      </w:pPr>
+      <w:r>
+        <w:rPr>
+          <w:bCs/>
+          <w:b/>
+        </w:rPr>
+        <w:t xml:space="preserve">DOCX, LaTeX, Markdown</w:t>
+      </w:r>
+      <w:r>
+        <w:t xml:space="preserve">: The diagram is a PNG image. It shows the display text, but the links are not clickable.</w:t>
+      </w:r>
+    </w:p>
+    <w:p>
+      <w:pPr>
+        <w:pStyle w:val="FirstParagraph"/>
+      </w:pPr>
+      <w:r>
+        <w:t xml:space="preserve">Limitations:</w:t>
+      </w:r>
+    </w:p>
+    <w:p>
+      <w:pPr>
+        <w:numPr>
+          <w:ilvl w:val="0"/>
+          <w:numId w:val="1007"/>
+        </w:numPr>
+        <w:pStyle w:val="Compact"/>
+      </w:pPr>
+      <w:r>
+        <w:t xml:space="preserve">A link is clickable only where PlantUML supports its</w:t>
+      </w:r>
+      <w:r>
+        <w:t xml:space="preserve"> </w:t>
+      </w:r>
+      <w:r>
+        <w:rPr>
+          <w:rStyle w:val="VerbatimChar"/>
+        </w:rPr>
+        <w:t xml:space="preserve">[[...]]</w:t>
+      </w:r>
+      <w:r>
+        <w:t xml:space="preserve"> </w:t>
+      </w:r>
+      <w:r>
+        <w:t xml:space="preserve">hyperlink syntax.</w:t>
+      </w:r>
+    </w:p>
+    <w:p>
+      <w:pPr>
+        <w:numPr>
+          <w:ilvl w:val="0"/>
+          <w:numId w:val="1007"/>
+        </w:numPr>
+        <w:pStyle w:val="Compact"/>
+      </w:pPr>
+      <w:r>
+        <w:t xml:space="preserve">To make a sequence-diagram participant (a column) clickable, put the link after its alias:</w:t>
+      </w:r>
+      <w:r>
+        <w:t xml:space="preserve"> </w:t>
+      </w:r>
+      <w:r>
+        <w:rPr>
+          <w:rStyle w:val="VerbatimChar"/>
+        </w:rPr>
+        <w:t xml:space="preserve">participant "Data\nManager" as DB [CSU-012](@)</w:t>
+      </w:r>
+      <w:r>
+        <w:t xml:space="preserve">. The whole box becomes the link and keeps its name. Writing the link as the name itself (</w:t>
+      </w:r>
+      <w:r>
+        <w:rPr>
+          <w:rStyle w:val="VerbatimChar"/>
+        </w:rPr>
+        <w:t xml:space="preserve">participant "[CSU-012](@)" as DB</w:t>
+      </w:r>
+      <w:r>
+        <w:t xml:space="preserve">) also works, but only the text is clickable and the box shows the resolved title.</w:t>
+      </w:r>
+    </w:p>
+    <w:p>
+      <w:pPr>
+        <w:numPr>
+          <w:ilvl w:val="0"/>
+          <w:numId w:val="1007"/>
+        </w:numPr>
+        <w:pStyle w:val="Compact"/>
+      </w:pPr>
+      <w:r>
+        <w:t xml:space="preserve">Citations (</w:t>
+      </w:r>
+      <w:r>
+        <w:rPr>
+          <w:rStyle w:val="VerbatimChar"/>
+        </w:rPr>
+        <w:t xml:space="preserve">[key](@cite)</w:t>
+      </w:r>
+      <w:r>
+        <w:t xml:space="preserve">,</w:t>
+      </w:r>
+      <w:r>
+        <w:t xml:space="preserve"> </w:t>
+      </w:r>
+      <w:r>
+        <w:rPr>
+          <w:rStyle w:val="VerbatimChar"/>
+        </w:rPr>
+        <w:t xml:space="preserve">[key](@citep)</w:t>
+      </w:r>
+      <w:r>
+        <w:t xml:space="preserve">) are not resolved inside diagrams. Their text stays verbatim.</w:t>
+      </w:r>
+    </w:p>
+    <w:p>
+      <w:pPr>
+        <w:numPr>
+          <w:ilvl w:val="0"/>
+          <w:numId w:val="1007"/>
+        </w:numPr>
+        <w:pStyle w:val="Compact"/>
+      </w:pPr>
+      <w:r>
+        <w:t xml:space="preserve">The link text cannot contain brackets or line breaks. The characters</w:t>
+      </w:r>
+      <w:r>
+        <w:t xml:space="preserve"> </w:t>
+      </w:r>
+      <w:r>
+        <w:rPr>
+          <w:rStyle w:val="VerbatimChar"/>
+        </w:rPr>
+        <w:t xml:space="preserve">[</w:t>
+      </w:r>
+      <w:r>
+        <w:t xml:space="preserve">,</w:t>
+      </w:r>
+      <w:r>
+        <w:t xml:space="preserve"> </w:t>
+      </w:r>
+      <w:r>
+        <w:rPr>
+          <w:rStyle w:val="VerbatimChar"/>
+        </w:rPr>
+        <w:t xml:space="preserve">]</w:t>
+      </w:r>
+      <w:r>
+        <w:t xml:space="preserve">,</w:t>
+      </w:r>
+      <w:r>
+        <w:t xml:space="preserve"> </w:t>
+      </w:r>
+      <w:r>
+        <w:rPr>
+          <w:rStyle w:val="VerbatimChar"/>
+        </w:rPr>
+        <w:t xml:space="preserve">{</w:t>
+      </w:r>
+      <w:r>
+        <w:t xml:space="preserve">, and</w:t>
+      </w:r>
+      <w:r>
+        <w:t xml:space="preserve"> </w:t>
+      </w:r>
+      <w:r>
+        <w:rPr>
+          <w:rStyle w:val="VerbatimChar"/>
+        </w:rPr>
+        <w:t xml:space="preserve">}</w:t>
+      </w:r>
+      <w:r>
+        <w:t xml:space="preserve"> </w:t>
+      </w:r>
+      <w:r>
+        <w:t xml:space="preserve">are removed from the displayed text, and</w:t>
+      </w:r>
+      <w:r>
+        <w:t xml:space="preserve"> </w:t>
+      </w:r>
+      <w:r>
+        <w:rPr>
+          <w:rStyle w:val="VerbatimChar"/>
+        </w:rPr>
+        <w:t xml:space="preserve">\</w:t>
+      </w:r>
+      <w:r>
+        <w:t xml:space="preserve"> </w:t>
+      </w:r>
+      <w:r>
+        <w:t xml:space="preserve">is shown as</w:t>
+      </w:r>
+      <w:r>
+        <w:t xml:space="preserve"> </w:t>
+      </w:r>
+      <w:r>
+        <w:rPr>
+          <w:rStyle w:val="VerbatimChar"/>
+        </w:rPr>
+        <w:t xml:space="preserve">/</w:t>
+      </w:r>
+      <w:r>
+        <w:t xml:space="preserve">.</w:t>
+      </w:r>
+    </w:p>
+    <w:p>
+      <w:pPr>
+        <w:numPr>
+          <w:ilvl w:val="0"/>
+          <w:numId w:val="1007"/>
+        </w:numPr>
+        <w:pStyle w:val="Compact"/>
+      </w:pPr>
+      <w:r>
+        <w:t xml:space="preserve">An unresolved link raises</w:t>
+      </w:r>
+      <w:r>
+        <w:t xml:space="preserve"> </w:t>
+      </w:r>
+      <w:r>
+        <w:rPr>
+          <w:rStyle w:val="VerbatimChar"/>
+        </w:rPr>
+        <w:t xml:space="preserve">unresolved_relation</w:t>
+      </w:r>
+      <w:r>
+        <w:t xml:space="preserve"> </w:t>
+      </w:r>
+      <w:r>
+        <w:t xml:space="preserve">at the exact line of the link in the</w:t>
+      </w:r>
+      <w:r>
+        <w:t xml:space="preserve"> </w:t>
+      </w:r>
+      <w:r>
+        <w:rPr>
+          <w:rStyle w:val="VerbatimChar"/>
+        </w:rPr>
+        <w:t xml:space="preserve">.md</w:t>
+      </w:r>
+      <w:r>
+        <w:t xml:space="preserve"> </w:t>
+      </w:r>
+      <w:r>
+        <w:t xml:space="preserve">file, with the same severity as in body text.</w:t>
+      </w:r>
+    </w:p>
+    <w:p>
+      <w:pPr>
+        <w:numPr>
+          <w:ilvl w:val="0"/>
+          <w:numId w:val="1007"/>
+        </w:numPr>
+        <w:pStyle w:val="Compact"/>
+      </w:pPr>
+      <w:r>
+        <w:t xml:space="preserve">Links inside PlantUML comments (</w:t>
+      </w:r>
+      <w:r>
+        <w:rPr>
+          <w:rStyle w:val="VerbatimChar"/>
+        </w:rPr>
+        <w:t xml:space="preserve">' ...</w:t>
+      </w:r>
+      <w:r>
+        <w:t xml:space="preserve"> </w:t>
+      </w:r>
+      <w:r>
+        <w:t xml:space="preserve">and</w:t>
+      </w:r>
+      <w:r>
+        <w:t xml:space="preserve"> </w:t>
+      </w:r>
+      <w:r>
+        <w:rPr>
+          <w:rStyle w:val="VerbatimChar"/>
+        </w:rPr>
+        <w:t xml:space="preserve">/' ... '/</w:t>
+      </w:r>
+      <w:r>
+        <w:t xml:space="preserve">) are ignored, like links inside HTML comments in body text.</w:t>
+      </w:r>
+    </w:p>
+    <w:p>
+      <w:pPr>
+        <w:numPr>
+          <w:ilvl w:val="0"/>
+          <w:numId w:val="1007"/>
+        </w:numPr>
+        <w:pStyle w:val="Compact"/>
+      </w:pPr>
+      <w:r>
+        <w:t xml:space="preserve">To write text that only looks like a link, prefix it with</w:t>
+      </w:r>
+      <w:r>
+        <w:t xml:space="preserve"> </w:t>
+      </w:r>
+      <w:r>
+        <w:rPr>
+          <w:rStyle w:val="VerbatimChar"/>
+        </w:rPr>
+        <w:t xml:space="preserve">~</w:t>
+      </w:r>
+      <w:r>
+        <w:t xml:space="preserve"> </w:t>
+      </w:r>
+      <w:r>
+        <w:t xml:space="preserve">(PlantUML’s escape):</w:t>
+      </w:r>
+      <w:r>
+        <w:t xml:space="preserve"> </w:t>
+      </w:r>
+      <w:r>
+        <w:rPr>
+          <w:rStyle w:val="VerbatimChar"/>
+        </w:rPr>
+        <w:t xml:space="preserve">~[click here](#)</w:t>
+      </w:r>
+      <w:r>
+        <w:t xml:space="preserve"> </w:t>
+      </w:r>
+      <w:r>
+        <w:t xml:space="preserve">is shown as</w:t>
+      </w:r>
+      <w:r>
+        <w:t xml:space="preserve"> </w:t>
+      </w:r>
+      <w:r>
+        <w:rPr>
+          <w:rStyle w:val="VerbatimChar"/>
+        </w:rPr>
+        <w:t xml:space="preserve">[click here](#)</w:t>
+      </w:r>
+      <w:r>
+        <w:t xml:space="preserve"> </w:t>
+      </w:r>
+      <w:r>
+        <w:t xml:space="preserve">and is not checked.</w:t>
+      </w:r>
+    </w:p>
     <w:bookmarkEnd w:id="41"/>
-    <w:bookmarkStart w:id="42" w:name="MANUAL-sec5.4.2"/>
+    <w:bookmarkEnd w:id="42"/>
+    <w:bookmarkStart w:id="43" w:name="MANUAL-sec5.4.2"/>
     <w:p>
       <w:pPr>
         <w:pStyle w:val="Heading3"/>
@@ -5933,7 +6492,7 @@
     </w:p>
     <w:p>
       <w:pPr>
-        <w:spacing w:after="0" w:lineRule="exact" w:before="0" w:line="20"/>
+        <w:spacing w:after="0" w:line="20" w:lineRule="exact" w:before="0"/>
         <w:rPr>
           <w:sz w:val="2"/>
         </w:rPr>
@@ -5959,7 +6518,7 @@
         <w:fldChar w:fldCharType="separate"/>
       </w:r>
       <w:r>
-        <w:t>13</w:t>
+        <w:t>14</w:t>
       </w:r>
       <w:r>
         <w:fldChar w:fldCharType="end"/>
@@ -6047,8 +6606,8 @@
         <w:t xml:space="preserve">npm package on PATH.</w:t>
       </w:r>
     </w:p>
-    <w:bookmarkEnd w:id="42"/>
-    <w:bookmarkStart w:id="43" w:name="MANUAL-sec5.4.3"/>
+    <w:bookmarkEnd w:id="43"/>
+    <w:bookmarkStart w:id="44" w:name="MANUAL-sec5.4.3"/>
     <w:p>
       <w:pPr>
         <w:pStyle w:val="Heading3"/>
@@ -6063,7 +6622,7 @@
     </w:p>
     <w:p>
       <w:pPr>
-        <w:spacing w:after="0" w:lineRule="exact" w:before="0" w:line="20"/>
+        <w:spacing w:after="0" w:line="20" w:lineRule="exact" w:before="0"/>
         <w:rPr>
           <w:sz w:val="2"/>
         </w:rPr>
@@ -6089,7 +6648,7 @@
         <w:fldChar w:fldCharType="separate"/>
       </w:r>
       <w:r>
-        <w:t>14</w:t>
+        <w:t>15</w:t>
       </w:r>
       <w:r>
         <w:fldChar w:fldCharType="end"/>
@@ -6193,8 +6752,8 @@
         <w:t xml:space="preserve">```</w:t>
       </w:r>
     </w:p>
-    <w:bookmarkEnd w:id="43"/>
-    <w:bookmarkStart w:id="44" w:name="MANUAL-sec5.4.4"/>
+    <w:bookmarkEnd w:id="44"/>
+    <w:bookmarkStart w:id="45" w:name="MANUAL-sec5.4.4"/>
     <w:p>
       <w:pPr>
         <w:pStyle w:val="Heading3"/>
@@ -6217,7 +6776,7 @@
     </w:p>
     <w:p>
       <w:pPr>
-        <w:spacing w:after="0" w:lineRule="exact" w:before="0" w:line="20"/>
+        <w:spacing w:after="0" w:line="20" w:lineRule="exact" w:before="0"/>
         <w:rPr>
           <w:sz w:val="2"/>
         </w:rPr>
@@ -6243,7 +6802,7 @@
         <w:fldChar w:fldCharType="separate"/>
       </w:r>
       <w:r>
-        <w:t>15</w:t>
+        <w:t>16</w:t>
       </w:r>
       <w:r>
         <w:fldChar w:fldCharType="end"/>
@@ -6384,8 +6943,8 @@
         <w:t xml:space="preserve">for live examples of each.</w:t>
       </w:r>
     </w:p>
-    <w:bookmarkEnd w:id="44"/>
-    <w:bookmarkStart w:id="45" w:name="MANUAL-sec5.4.5"/>
+    <w:bookmarkEnd w:id="45"/>
+    <w:bookmarkStart w:id="46" w:name="MANUAL-sec5.4.5"/>
     <w:p>
       <w:pPr>
         <w:pStyle w:val="Heading3"/>
@@ -6400,7 +6959,7 @@
     </w:p>
     <w:p>
       <w:pPr>
-        <w:spacing w:after="0" w:lineRule="exact" w:before="0" w:line="20"/>
+        <w:spacing w:after="0" w:line="20" w:lineRule="exact" w:before="0"/>
         <w:rPr>
           <w:sz w:val="2"/>
         </w:rPr>
@@ -6426,7 +6985,7 @@
         <w:fldChar w:fldCharType="separate"/>
       </w:r>
       <w:r>
-        <w:t>16</w:t>
+        <w:t>17</w:t>
       </w:r>
       <w:r>
         <w:fldChar w:fldCharType="end"/>
@@ -6482,8 +7041,8 @@
         <w:t xml:space="preserve">```</w:t>
       </w:r>
     </w:p>
-    <w:bookmarkEnd w:id="45"/>
-    <w:bookmarkStart w:id="46" w:name="MANUAL-sec5.4.6"/>
+    <w:bookmarkEnd w:id="46"/>
+    <w:bookmarkStart w:id="47" w:name="MANUAL-sec5.4.6"/>
     <w:p>
       <w:pPr>
         <w:pStyle w:val="Heading3"/>
@@ -6551,7 +7110,7 @@
     </w:p>
     <w:p>
       <w:pPr>
-        <w:spacing w:after="0" w:lineRule="exact" w:before="0" w:line="20"/>
+        <w:spacing w:after="0" w:line="20" w:lineRule="exact" w:before="0"/>
         <w:rPr>
           <w:sz w:val="2"/>
         </w:rPr>
@@ -6577,7 +7136,7 @@
         <w:fldChar w:fldCharType="separate"/>
       </w:r>
       <w:r>
-        <w:t>17</w:t>
+        <w:t>18</w:t>
       </w:r>
       <w:r>
         <w:fldChar w:fldCharType="end"/>
@@ -6711,8 +7270,8 @@
         <w:t xml:space="preserve">view ships with the overlay model that provides charts).</w:t>
       </w:r>
     </w:p>
-    <w:bookmarkEnd w:id="46"/>
-    <w:bookmarkStart w:id="47" w:name="MANUAL-sec5.4.7"/>
+    <w:bookmarkEnd w:id="47"/>
+    <w:bookmarkStart w:id="48" w:name="MANUAL-sec5.4.7"/>
     <w:p>
       <w:pPr>
         <w:pStyle w:val="Heading3"/>
@@ -6727,7 +7286,7 @@
     </w:p>
     <w:p>
       <w:pPr>
-        <w:spacing w:after="0" w:lineRule="exact" w:before="0" w:line="20"/>
+        <w:spacing w:after="0" w:line="20" w:lineRule="exact" w:before="0"/>
         <w:rPr>
           <w:sz w:val="2"/>
         </w:rPr>
@@ -6753,7 +7312,7 @@
         <w:fldChar w:fldCharType="separate"/>
       </w:r>
       <w:r>
-        <w:t>18</w:t>
+        <w:t>19</w:t>
       </w:r>
       <w:r>
         <w:fldChar w:fldCharType="end"/>
@@ -6833,8 +7392,8 @@
         <w:t xml:space="preserve">for live examples in this manual.</w:t>
       </w:r>
     </w:p>
-    <w:bookmarkEnd w:id="47"/>
-    <w:bookmarkStart w:id="48" w:name="MANUAL-sec5.4.8"/>
+    <w:bookmarkEnd w:id="48"/>
+    <w:bookmarkStart w:id="49" w:name="MANUAL-sec5.4.8"/>
     <w:p>
       <w:pPr>
         <w:pStyle w:val="Heading3"/>
@@ -6849,7 +7408,7 @@
     </w:p>
     <w:p>
       <w:pPr>
-        <w:spacing w:after="0" w:lineRule="exact" w:before="0" w:line="20"/>
+        <w:spacing w:after="0" w:line="20" w:lineRule="exact" w:before="0"/>
         <w:rPr>
           <w:sz w:val="2"/>
         </w:rPr>
@@ -6891,18 +7450,18 @@
         <w:tblLook w:firstRow="1" w:lastRow="0" w:firstColumn="0" w:lastColumn="0" w:noHBand="0" w:noVBand="0" w:val="0020"/>
         <w:jc w:val="start"/>
         <w:tblBorders>
-          <w:top w:space="0" w:color="000000" w:val="single" w:sz="6"/>
-          <w:left w:space="0" w:color="000000" w:val="single" w:sz="6"/>
-          <w:bottom w:space="0" w:color="000000" w:val="single" w:sz="6"/>
-          <w:right w:space="0" w:color="000000" w:val="single" w:sz="6"/>
-          <w:insideH w:space="0" w:color="000000" w:val="single" w:sz="6"/>
-          <w:insideV w:space="0" w:color="000000" w:val="single" w:sz="6"/>
+          <w:top w:space="0" w:val="single" w:color="000000" w:sz="6"/>
+          <w:left w:space="0" w:val="single" w:color="000000" w:sz="6"/>
+          <w:bottom w:space="0" w:val="single" w:color="000000" w:sz="6"/>
+          <w:right w:space="0" w:val="single" w:color="000000" w:sz="6"/>
+          <w:insideH w:space="0" w:val="single" w:color="000000" w:sz="6"/>
+          <w:insideV w:space="0" w:val="single" w:color="000000" w:sz="6"/>
         </w:tblBorders>
         <w:tblCellMar>
-          <w:top w:type="dxa" w:w="57"/>
-          <w:left w:type="dxa" w:w="108"/>
-          <w:bottom w:type="dxa" w:w="57"/>
-          <w:right w:type="dxa" w:w="108"/>
+          <w:top w:w="57" w:type="dxa"/>
+          <w:left w:w="108" w:type="dxa"/>
+          <w:bottom w:w="57" w:type="dxa"/>
+          <w:right w:w="108" w:type="dxa"/>
         </w:tblCellMar>
       </w:tblPr>
       <w:tblGrid>
@@ -6921,8 +7480,8 @@
             <w:pPr>
               <w:pStyle w:val="Compact"/>
               <w:jc w:val="left"/>
-              <w:ind w:right="0" w:firstLine="0" w:left="0"/>
-              <w:spacing w:after="40" w:lineRule="auto" w:line="240" w:before="40"/>
+              <w:ind w:right="0" w:left="0" w:firstLine="0"/>
+              <w:spacing w:after="40" w:lineRule="auto" w:before="40" w:line="240"/>
             </w:pPr>
             <w:r>
               <w:rPr>
@@ -6940,8 +7499,8 @@
             <w:pPr>
               <w:pStyle w:val="Compact"/>
               <w:jc w:val="left"/>
-              <w:ind w:right="0" w:firstLine="0" w:left="0"/>
-              <w:spacing w:after="40" w:lineRule="auto" w:line="240" w:before="40"/>
+              <w:ind w:right="0" w:left="0" w:firstLine="0"/>
+              <w:spacing w:after="40" w:lineRule="auto" w:before="40" w:line="240"/>
             </w:pPr>
             <w:r>
               <w:rPr>
@@ -6959,8 +7518,8 @@
             <w:pPr>
               <w:pStyle w:val="Compact"/>
               <w:jc w:val="left"/>
-              <w:ind w:right="0" w:firstLine="0" w:left="0"/>
-              <w:spacing w:after="40" w:lineRule="auto" w:line="240" w:before="40"/>
+              <w:ind w:right="0" w:left="0" w:firstLine="0"/>
+              <w:spacing w:after="40" w:lineRule="auto" w:before="40" w:line="240"/>
             </w:pPr>
             <w:r>
               <w:rPr>
@@ -6976,8 +7535,8 @@
             <w:pPr>
               <w:pStyle w:val="Compact"/>
               <w:jc w:val="left"/>
-              <w:ind w:right="0" w:firstLine="0" w:left="0"/>
-              <w:spacing w:after="40" w:lineRule="auto" w:line="240" w:before="40"/>
+              <w:ind w:right="0" w:left="0" w:firstLine="0"/>
+              <w:spacing w:after="40" w:lineRule="auto" w:before="40" w:line="240"/>
             </w:pPr>
             <w:r>
               <w:t xml:space="preserve">Float type identifier (for example</w:t>
@@ -7088,8 +7647,8 @@
             <w:pPr>
               <w:pStyle w:val="Compact"/>
               <w:jc w:val="left"/>
-              <w:ind w:right="0" w:firstLine="0" w:left="0"/>
-              <w:spacing w:after="40" w:lineRule="auto" w:line="240" w:before="40"/>
+              <w:ind w:right="0" w:left="0" w:firstLine="0"/>
+              <w:spacing w:after="40" w:lineRule="auto" w:before="40" w:line="240"/>
             </w:pPr>
             <w:r>
               <w:rPr>
@@ -7105,8 +7664,8 @@
             <w:pPr>
               <w:pStyle w:val="Compact"/>
               <w:jc w:val="left"/>
-              <w:ind w:right="0" w:firstLine="0" w:left="0"/>
-              <w:spacing w:after="40" w:lineRule="auto" w:line="240" w:before="40"/>
+              <w:ind w:right="0" w:left="0" w:firstLine="0"/>
+              <w:spacing w:after="40" w:lineRule="auto" w:before="40" w:line="240"/>
             </w:pPr>
             <w:r>
               <w:t xml:space="preserve">Optional language hint for syntax highlighting</w:t>
@@ -7121,8 +7680,8 @@
             <w:pPr>
               <w:pStyle w:val="Compact"/>
               <w:jc w:val="left"/>
-              <w:ind w:right="0" w:firstLine="0" w:left="0"/>
-              <w:spacing w:after="40" w:lineRule="auto" w:line="240" w:before="40"/>
+              <w:ind w:right="0" w:left="0" w:firstLine="0"/>
+              <w:spacing w:after="40" w:lineRule="auto" w:before="40" w:line="240"/>
             </w:pPr>
             <w:r>
               <w:rPr>
@@ -7138,8 +7697,8 @@
             <w:pPr>
               <w:pStyle w:val="Compact"/>
               <w:jc w:val="left"/>
-              <w:ind w:right="0" w:firstLine="0" w:left="0"/>
-              <w:spacing w:after="40" w:lineRule="auto" w:line="240" w:before="40"/>
+              <w:ind w:right="0" w:left="0" w:firstLine="0"/>
+              <w:spacing w:after="40" w:lineRule="auto" w:before="40" w:line="240"/>
             </w:pPr>
             <w:r>
               <w:t xml:space="preserve">Float label for cross-referencing; must be unique within the specification</w:t>
@@ -7154,8 +7713,8 @@
             <w:pPr>
               <w:pStyle w:val="Compact"/>
               <w:jc w:val="left"/>
-              <w:ind w:right="0" w:firstLine="0" w:left="0"/>
-              <w:spacing w:after="40" w:lineRule="auto" w:line="240" w:before="40"/>
+              <w:ind w:right="0" w:left="0" w:firstLine="0"/>
+              <w:spacing w:after="40" w:lineRule="auto" w:before="40" w:line="240"/>
             </w:pPr>
             <w:r>
               <w:rPr>
@@ -7171,8 +7730,8 @@
             <w:pPr>
               <w:pStyle w:val="Compact"/>
               <w:jc w:val="left"/>
-              <w:ind w:right="0" w:firstLine="0" w:left="0"/>
-              <w:spacing w:after="40" w:lineRule="auto" w:line="240" w:before="40"/>
+              <w:ind w:right="0" w:left="0" w:firstLine="0"/>
+              <w:spacing w:after="40" w:lineRule="auto" w:before="40" w:line="240"/>
             </w:pPr>
             <w:r>
               <w:t xml:space="preserve">Key-value attributes; common attribute:</w:t>
@@ -7190,9 +7749,9 @@
         </w:tc>
       </w:tr>
     </w:tbl>
-    <w:bookmarkEnd w:id="48"/>
     <w:bookmarkEnd w:id="49"/>
-    <w:bookmarkStart w:id="51" w:name="MANUAL-sec5.5"/>
+    <w:bookmarkEnd w:id="50"/>
+    <w:bookmarkStart w:id="52" w:name="MANUAL-sec5.5"/>
     <w:p>
       <w:pPr>
         <w:pStyle w:val="Heading2"/>
@@ -7273,7 +7832,7 @@
     </w:p>
     <w:p>
       <w:pPr>
-        <w:spacing w:after="0" w:lineRule="exact" w:before="0" w:line="20"/>
+        <w:spacing w:after="0" w:line="20" w:lineRule="exact" w:before="0"/>
         <w:rPr>
           <w:sz w:val="2"/>
         </w:rPr>
@@ -7315,18 +7874,18 @@
         <w:tblLook w:firstRow="1" w:lastRow="0" w:firstColumn="0" w:lastColumn="0" w:noHBand="0" w:noVBand="0" w:val="0020"/>
         <w:jc w:val="start"/>
         <w:tblBorders>
-          <w:top w:space="0" w:color="000000" w:val="single" w:sz="6"/>
-          <w:left w:space="0" w:color="000000" w:val="single" w:sz="6"/>
-          <w:bottom w:space="0" w:color="000000" w:val="single" w:sz="6"/>
-          <w:right w:space="0" w:color="000000" w:val="single" w:sz="6"/>
-          <w:insideH w:space="0" w:color="000000" w:val="single" w:sz="6"/>
-          <w:insideV w:space="0" w:color="000000" w:val="single" w:sz="6"/>
+          <w:top w:space="0" w:val="single" w:color="000000" w:sz="6"/>
+          <w:left w:space="0" w:val="single" w:color="000000" w:sz="6"/>
+          <w:bottom w:space="0" w:val="single" w:color="000000" w:sz="6"/>
+          <w:right w:space="0" w:val="single" w:color="000000" w:sz="6"/>
+          <w:insideH w:space="0" w:val="single" w:color="000000" w:sz="6"/>
+          <w:insideV w:space="0" w:val="single" w:color="000000" w:sz="6"/>
         </w:tblBorders>
         <w:tblCellMar>
-          <w:top w:type="dxa" w:w="57"/>
-          <w:left w:type="dxa" w:w="108"/>
-          <w:bottom w:type="dxa" w:w="57"/>
-          <w:right w:type="dxa" w:w="108"/>
+          <w:top w:w="57" w:type="dxa"/>
+          <w:left w:w="108" w:type="dxa"/>
+          <w:bottom w:w="57" w:type="dxa"/>
+          <w:right w:w="108" w:type="dxa"/>
         </w:tblCellMar>
       </w:tblPr>
       <w:tblGrid>
@@ -7346,8 +7905,8 @@
             <w:pPr>
               <w:pStyle w:val="Compact"/>
               <w:jc w:val="left"/>
-              <w:ind w:right="0" w:firstLine="0" w:left="0"/>
-              <w:spacing w:after="40" w:lineRule="auto" w:line="240" w:before="40"/>
+              <w:ind w:right="0" w:left="0" w:firstLine="0"/>
+              <w:spacing w:after="40" w:lineRule="auto" w:before="40" w:line="240"/>
             </w:pPr>
             <w:r>
               <w:rPr>
@@ -7365,8 +7924,8 @@
             <w:pPr>
               <w:pStyle w:val="Compact"/>
               <w:jc w:val="left"/>
-              <w:ind w:right="0" w:firstLine="0" w:left="0"/>
-              <w:spacing w:after="40" w:lineRule="auto" w:line="240" w:before="40"/>
+              <w:ind w:right="0" w:left="0" w:firstLine="0"/>
+              <w:spacing w:after="40" w:lineRule="auto" w:before="40" w:line="240"/>
             </w:pPr>
             <w:r>
               <w:rPr>
@@ -7384,8 +7943,8 @@
             <w:pPr>
               <w:pStyle w:val="Compact"/>
               <w:jc w:val="left"/>
-              <w:ind w:right="0" w:firstLine="0" w:left="0"/>
-              <w:spacing w:after="40" w:lineRule="auto" w:line="240" w:before="40"/>
+              <w:ind w:right="0" w:left="0" w:firstLine="0"/>
+              <w:spacing w:after="40" w:lineRule="auto" w:before="40" w:line="240"/>
             </w:pPr>
             <w:r>
               <w:rPr>
@@ -7403,8 +7962,8 @@
             <w:pPr>
               <w:pStyle w:val="Compact"/>
               <w:jc w:val="left"/>
-              <w:ind w:right="0" w:firstLine="0" w:left="0"/>
-              <w:spacing w:after="40" w:lineRule="auto" w:line="240" w:before="40"/>
+              <w:ind w:right="0" w:left="0" w:firstLine="0"/>
+              <w:spacing w:after="40" w:lineRule="auto" w:before="40" w:line="240"/>
             </w:pPr>
             <w:r>
               <w:rPr>
@@ -7420,8 +7979,8 @@
             <w:pPr>
               <w:pStyle w:val="Compact"/>
               <w:jc w:val="left"/>
-              <w:ind w:right="0" w:firstLine="0" w:left="0"/>
-              <w:spacing w:after="40" w:lineRule="auto" w:line="240" w:before="40"/>
+              <w:ind w:right="0" w:left="0" w:firstLine="0"/>
+              <w:spacing w:after="40" w:lineRule="auto" w:before="40" w:line="240"/>
             </w:pPr>
             <w:r>
               <w:rPr>
@@ -7443,8 +8002,8 @@
             <w:pPr>
               <w:pStyle w:val="Compact"/>
               <w:jc w:val="left"/>
-              <w:ind w:right="0" w:firstLine="0" w:left="0"/>
-              <w:spacing w:after="40" w:lineRule="auto" w:line="240" w:before="40"/>
+              <w:ind w:right="0" w:left="0" w:firstLine="0"/>
+              <w:spacing w:after="40" w:lineRule="auto" w:before="40" w:line="240"/>
             </w:pPr>
             <w:r>
               <w:t xml:space="preserve">PID lookup: same-spec first, then cross-document fallback</w:t>
@@ -7459,8 +8018,8 @@
             <w:pPr>
               <w:pStyle w:val="Compact"/>
               <w:jc w:val="left"/>
-              <w:ind w:right="0" w:firstLine="0" w:left="0"/>
-              <w:spacing w:after="40" w:lineRule="auto" w:line="240" w:before="40"/>
+              <w:ind w:right="0" w:left="0" w:firstLine="0"/>
+              <w:spacing w:after="40" w:lineRule="auto" w:before="40" w:line="240"/>
             </w:pPr>
             <w:r>
               <w:rPr>
@@ -7476,8 +8035,8 @@
             <w:pPr>
               <w:pStyle w:val="Compact"/>
               <w:jc w:val="left"/>
-              <w:ind w:right="0" w:firstLine="0" w:left="0"/>
-              <w:spacing w:after="40" w:lineRule="auto" w:line="240" w:before="40"/>
+              <w:ind w:right="0" w:left="0" w:firstLine="0"/>
+              <w:spacing w:after="40" w:lineRule="auto" w:before="40" w:line="240"/>
             </w:pPr>
             <w:r>
               <w:rPr>
@@ -7499,8 +8058,8 @@
             <w:pPr>
               <w:pStyle w:val="Compact"/>
               <w:jc w:val="left"/>
-              <w:ind w:right="0" w:firstLine="0" w:left="0"/>
-              <w:spacing w:after="40" w:lineRule="auto" w:line="240" w:before="40"/>
+              <w:ind w:right="0" w:left="0" w:firstLine="0"/>
+              <w:spacing w:after="40" w:lineRule="auto" w:before="40" w:line="240"/>
             </w:pPr>
             <w:r>
               <w:t xml:space="preserve">Scoped label resolution: local scope, then same-spec, then global</w:t>
@@ -7515,8 +8074,8 @@
             <w:pPr>
               <w:pStyle w:val="Compact"/>
               <w:jc w:val="left"/>
-              <w:ind w:right="0" w:firstLine="0" w:left="0"/>
-              <w:spacing w:after="40" w:lineRule="auto" w:line="240" w:before="40"/>
+              <w:ind w:right="0" w:left="0" w:firstLine="0"/>
+              <w:spacing w:after="40" w:lineRule="auto" w:before="40" w:line="240"/>
             </w:pPr>
             <w:r>
               <w:rPr>
@@ -7532,8 +8091,8 @@
             <w:pPr>
               <w:pStyle w:val="Compact"/>
               <w:jc w:val="left"/>
-              <w:ind w:right="0" w:firstLine="0" w:left="0"/>
-              <w:spacing w:after="40" w:lineRule="auto" w:line="240" w:before="40"/>
+              <w:ind w:right="0" w:left="0" w:firstLine="0"/>
+              <w:spacing w:after="40" w:lineRule="auto" w:before="40" w:line="240"/>
             </w:pPr>
             <w:r>
               <w:t xml:space="preserve">XREF_CITATION</w:t>
@@ -7546,8 +8105,8 @@
             <w:pPr>
               <w:pStyle w:val="Compact"/>
               <w:jc w:val="left"/>
-              <w:ind w:right="0" w:firstLine="0" w:left="0"/>
-              <w:spacing w:after="40" w:lineRule="auto" w:line="240" w:before="40"/>
+              <w:ind w:right="0" w:left="0" w:firstLine="0"/>
+              <w:spacing w:after="40" w:lineRule="auto" w:before="40" w:line="240"/>
             </w:pPr>
             <w:r>
               <w:t xml:space="preserve">Rewritten to pandoc Cite element (parenthetical)</w:t>
@@ -7562,8 +8121,8 @@
             <w:pPr>
               <w:pStyle w:val="Compact"/>
               <w:jc w:val="left"/>
-              <w:ind w:right="0" w:firstLine="0" w:left="0"/>
-              <w:spacing w:after="40" w:lineRule="auto" w:line="240" w:before="40"/>
+              <w:ind w:right="0" w:left="0" w:firstLine="0"/>
+              <w:spacing w:after="40" w:lineRule="auto" w:before="40" w:line="240"/>
             </w:pPr>
             <w:r>
               <w:rPr>
@@ -7579,8 +8138,8 @@
             <w:pPr>
               <w:pStyle w:val="Compact"/>
               <w:jc w:val="left"/>
-              <w:ind w:right="0" w:firstLine="0" w:left="0"/>
-              <w:spacing w:after="40" w:lineRule="auto" w:line="240" w:before="40"/>
+              <w:ind w:right="0" w:left="0" w:firstLine="0"/>
+              <w:spacing w:after="40" w:lineRule="auto" w:before="40" w:line="240"/>
             </w:pPr>
             <w:r>
               <w:t xml:space="preserve">XREF_CITATION</w:t>
@@ -7593,8 +8152,8 @@
             <w:pPr>
               <w:pStyle w:val="Compact"/>
               <w:jc w:val="left"/>
-              <w:ind w:right="0" w:firstLine="0" w:left="0"/>
-              <w:spacing w:after="40" w:lineRule="auto" w:line="240" w:before="40"/>
+              <w:ind w:right="0" w:left="0" w:firstLine="0"/>
+              <w:spacing w:after="40" w:lineRule="auto" w:before="40" w:line="240"/>
             </w:pPr>
             <w:r>
               <w:t xml:space="preserve">Rewritten to pandoc Cite element (in-text)</w:t>
@@ -7628,7 +8187,7 @@
     </w:p>
     <w:p>
       <w:pPr>
-        <w:spacing w:after="0" w:lineRule="exact" w:before="0" w:line="20"/>
+        <w:spacing w:after="0" w:line="20" w:lineRule="exact" w:before="0"/>
         <w:rPr>
           <w:sz w:val="2"/>
         </w:rPr>
@@ -7670,18 +8229,18 @@
         <w:tblLook w:firstRow="1" w:lastRow="0" w:firstColumn="0" w:lastColumn="0" w:noHBand="0" w:noVBand="0" w:val="0020"/>
         <w:jc w:val="start"/>
         <w:tblBorders>
-          <w:top w:space="0" w:color="000000" w:val="single" w:sz="6"/>
-          <w:left w:space="0" w:color="000000" w:val="single" w:sz="6"/>
-          <w:bottom w:space="0" w:color="000000" w:val="single" w:sz="6"/>
-          <w:right w:space="0" w:color="000000" w:val="single" w:sz="6"/>
-          <w:insideH w:space="0" w:color="000000" w:val="single" w:sz="6"/>
-          <w:insideV w:space="0" w:color="000000" w:val="single" w:sz="6"/>
+          <w:top w:space="0" w:val="single" w:color="000000" w:sz="6"/>
+          <w:left w:space="0" w:val="single" w:color="000000" w:sz="6"/>
+          <w:bottom w:space="0" w:val="single" w:color="000000" w:sz="6"/>
+          <w:right w:space="0" w:val="single" w:color="000000" w:sz="6"/>
+          <w:insideH w:space="0" w:val="single" w:color="000000" w:sz="6"/>
+          <w:insideV w:space="0" w:val="single" w:color="000000" w:sz="6"/>
         </w:tblBorders>
         <w:tblCellMar>
-          <w:top w:type="dxa" w:w="57"/>
-          <w:left w:type="dxa" w:w="108"/>
-          <w:bottom w:type="dxa" w:w="57"/>
-          <w:right w:type="dxa" w:w="108"/>
+          <w:top w:w="57" w:type="dxa"/>
+          <w:left w:w="108" w:type="dxa"/>
+          <w:bottom w:w="57" w:type="dxa"/>
+          <w:right w:w="108" w:type="dxa"/>
         </w:tblCellMar>
       </w:tblPr>
       <w:tblGrid>
@@ -7701,8 +8260,8 @@
             <w:pPr>
               <w:pStyle w:val="Compact"/>
               <w:jc w:val="left"/>
-              <w:ind w:right="0" w:firstLine="0" w:left="0"/>
-              <w:spacing w:after="40" w:lineRule="auto" w:line="240" w:before="40"/>
+              <w:ind w:right="0" w:left="0" w:firstLine="0"/>
+              <w:spacing w:after="40" w:lineRule="auto" w:before="40" w:line="240"/>
             </w:pPr>
             <w:r>
               <w:rPr>
@@ -7720,8 +8279,8 @@
             <w:pPr>
               <w:pStyle w:val="Compact"/>
               <w:jc w:val="left"/>
-              <w:ind w:right="0" w:firstLine="0" w:left="0"/>
-              <w:spacing w:after="40" w:lineRule="auto" w:line="240" w:before="40"/>
+              <w:ind w:right="0" w:left="0" w:firstLine="0"/>
+              <w:spacing w:after="40" w:lineRule="auto" w:before="40" w:line="240"/>
             </w:pPr>
             <w:r>
               <w:rPr>
@@ -7739,8 +8298,8 @@
             <w:pPr>
               <w:pStyle w:val="Compact"/>
               <w:jc w:val="left"/>
-              <w:ind w:right="0" w:firstLine="0" w:left="0"/>
-              <w:spacing w:after="40" w:lineRule="auto" w:line="240" w:before="40"/>
+              <w:ind w:right="0" w:left="0" w:firstLine="0"/>
+              <w:spacing w:after="40" w:lineRule="auto" w:before="40" w:line="240"/>
             </w:pPr>
             <w:r>
               <w:rPr>
@@ -7758,8 +8317,8 @@
             <w:pPr>
               <w:pStyle w:val="Compact"/>
               <w:jc w:val="left"/>
-              <w:ind w:right="0" w:firstLine="0" w:left="0"/>
-              <w:spacing w:after="40" w:lineRule="auto" w:line="240" w:before="40"/>
+              <w:ind w:right="0" w:left="0" w:firstLine="0"/>
+              <w:spacing w:after="40" w:lineRule="auto" w:before="40" w:line="240"/>
             </w:pPr>
             <w:r>
               <w:rPr>
@@ -7775,8 +8334,8 @@
             <w:pPr>
               <w:pStyle w:val="Compact"/>
               <w:jc w:val="left"/>
-              <w:ind w:right="0" w:firstLine="0" w:left="0"/>
-              <w:spacing w:after="40" w:lineRule="auto" w:line="240" w:before="40"/>
+              <w:ind w:right="0" w:left="0" w:firstLine="0"/>
+              <w:spacing w:after="40" w:lineRule="auto" w:before="40" w:line="240"/>
             </w:pPr>
             <w:r>
               <w:rPr>
@@ -7792,8 +8351,8 @@
             <w:pPr>
               <w:pStyle w:val="Compact"/>
               <w:jc w:val="left"/>
-              <w:ind w:right="0" w:firstLine="0" w:left="0"/>
-              <w:spacing w:after="40" w:lineRule="auto" w:line="240" w:before="40"/>
+              <w:ind w:right="0" w:left="0" w:firstLine="0"/>
+              <w:spacing w:after="40" w:lineRule="auto" w:before="40" w:line="240"/>
             </w:pPr>
             <w:r>
               <w:t xml:space="preserve">Reference by PID</w:t>
@@ -7808,8 +8367,8 @@
             <w:pPr>
               <w:pStyle w:val="Compact"/>
               <w:jc w:val="left"/>
-              <w:ind w:right="0" w:firstLine="0" w:left="0"/>
-              <w:spacing w:after="40" w:lineRule="auto" w:line="240" w:before="40"/>
+              <w:ind w:right="0" w:left="0" w:firstLine="0"/>
+              <w:spacing w:after="40" w:lineRule="auto" w:before="40" w:line="240"/>
             </w:pPr>
             <w:r>
               <w:rPr>
@@ -7825,8 +8384,8 @@
             <w:pPr>
               <w:pStyle w:val="Compact"/>
               <w:jc w:val="left"/>
-              <w:ind w:right="0" w:firstLine="0" w:left="0"/>
-              <w:spacing w:after="40" w:lineRule="auto" w:line="240" w:before="40"/>
+              <w:ind w:right="0" w:left="0" w:firstLine="0"/>
+              <w:spacing w:after="40" w:lineRule="auto" w:before="40" w:line="240"/>
             </w:pPr>
             <w:r>
               <w:rPr>
@@ -7842,8 +8401,8 @@
             <w:pPr>
               <w:pStyle w:val="Compact"/>
               <w:jc w:val="left"/>
-              <w:ind w:right="0" w:firstLine="0" w:left="0"/>
-              <w:spacing w:after="40" w:lineRule="auto" w:line="240" w:before="40"/>
+              <w:ind w:right="0" w:left="0" w:firstLine="0"/>
+              <w:spacing w:after="40" w:lineRule="auto" w:before="40" w:line="240"/>
             </w:pPr>
             <w:r>
               <w:t xml:space="preserve">Typed float reference</w:t>
@@ -7858,8 +8417,8 @@
             <w:pPr>
               <w:pStyle w:val="Compact"/>
               <w:jc w:val="left"/>
-              <w:ind w:right="0" w:firstLine="0" w:left="0"/>
-              <w:spacing w:after="40" w:lineRule="auto" w:line="240" w:before="40"/>
+              <w:ind w:right="0" w:left="0" w:firstLine="0"/>
+              <w:spacing w:after="40" w:lineRule="auto" w:before="40" w:line="240"/>
             </w:pPr>
             <w:r>
               <w:rPr>
@@ -7875,8 +8434,8 @@
             <w:pPr>
               <w:pStyle w:val="Compact"/>
               <w:jc w:val="left"/>
-              <w:ind w:right="0" w:firstLine="0" w:left="0"/>
-              <w:spacing w:after="40" w:lineRule="auto" w:line="240" w:before="40"/>
+              <w:ind w:right="0" w:left="0" w:firstLine="0"/>
+              <w:spacing w:after="40" w:lineRule="auto" w:before="40" w:line="240"/>
             </w:pPr>
             <w:r>
               <w:rPr>
@@ -7892,8 +8451,8 @@
             <w:pPr>
               <w:pStyle w:val="Compact"/>
               <w:jc w:val="left"/>
-              <w:ind w:right="0" w:firstLine="0" w:left="0"/>
-              <w:spacing w:after="40" w:lineRule="auto" w:line="240" w:before="40"/>
+              <w:ind w:right="0" w:left="0" w:firstLine="0"/>
+              <w:spacing w:after="40" w:lineRule="auto" w:before="40" w:line="240"/>
             </w:pPr>
             <w:r>
               <w:t xml:space="preserve">Scoped float reference</w:t>
@@ -7908,8 +8467,8 @@
             <w:pPr>
               <w:pStyle w:val="Compact"/>
               <w:jc w:val="left"/>
-              <w:ind w:right="0" w:firstLine="0" w:left="0"/>
-              <w:spacing w:after="40" w:lineRule="auto" w:line="240" w:before="40"/>
+              <w:ind w:right="0" w:left="0" w:firstLine="0"/>
+              <w:spacing w:after="40" w:lineRule="auto" w:before="40" w:line="240"/>
             </w:pPr>
             <w:r>
               <w:rPr>
@@ -7925,8 +8484,8 @@
             <w:pPr>
               <w:pStyle w:val="Compact"/>
               <w:jc w:val="left"/>
-              <w:ind w:right="0" w:firstLine="0" w:left="0"/>
-              <w:spacing w:after="40" w:lineRule="auto" w:line="240" w:before="40"/>
+              <w:ind w:right="0" w:left="0" w:firstLine="0"/>
+              <w:spacing w:after="40" w:lineRule="auto" w:before="40" w:line="240"/>
             </w:pPr>
             <w:r>
               <w:rPr>
@@ -7942,8 +8501,8 @@
             <w:pPr>
               <w:pStyle w:val="Compact"/>
               <w:jc w:val="left"/>
-              <w:ind w:right="0" w:firstLine="0" w:left="0"/>
-              <w:spacing w:after="40" w:lineRule="auto" w:line="240" w:before="40"/>
+              <w:ind w:right="0" w:left="0" w:firstLine="0"/>
+              <w:spacing w:after="40" w:lineRule="auto" w:before="40" w:line="240"/>
             </w:pPr>
             <w:r>
               <w:t xml:space="preserve">Parenthetical citation</w:t>
@@ -7958,8 +8517,8 @@
             <w:pPr>
               <w:pStyle w:val="Compact"/>
               <w:jc w:val="left"/>
-              <w:ind w:right="0" w:firstLine="0" w:left="0"/>
-              <w:spacing w:after="40" w:lineRule="auto" w:line="240" w:before="40"/>
+              <w:ind w:right="0" w:left="0" w:firstLine="0"/>
+              <w:spacing w:after="40" w:lineRule="auto" w:before="40" w:line="240"/>
             </w:pPr>
             <w:r>
               <w:rPr>
@@ -7975,8 +8534,8 @@
             <w:pPr>
               <w:pStyle w:val="Compact"/>
               <w:jc w:val="left"/>
-              <w:ind w:right="0" w:firstLine="0" w:left="0"/>
-              <w:spacing w:after="40" w:lineRule="auto" w:line="240" w:before="40"/>
+              <w:ind w:right="0" w:left="0" w:firstLine="0"/>
+              <w:spacing w:after="40" w:lineRule="auto" w:before="40" w:line="240"/>
             </w:pPr>
             <w:r>
               <w:rPr>
@@ -7992,8 +8551,8 @@
             <w:pPr>
               <w:pStyle w:val="Compact"/>
               <w:jc w:val="left"/>
-              <w:ind w:right="0" w:firstLine="0" w:left="0"/>
-              <w:spacing w:after="40" w:lineRule="auto" w:line="240" w:before="40"/>
+              <w:ind w:right="0" w:left="0" w:firstLine="0"/>
+              <w:spacing w:after="40" w:lineRule="auto" w:before="40" w:line="240"/>
             </w:pPr>
             <w:r>
               <w:t xml:space="preserve">In-text citation</w:t>
@@ -8002,7 +8561,7 @@
         </w:tc>
       </w:tr>
     </w:tbl>
-    <w:bookmarkStart w:id="50" w:name="MANUAL-sec5.5.1"/>
+    <w:bookmarkStart w:id="51" w:name="MANUAL-sec5.5.1"/>
     <w:p>
       <w:pPr>
         <w:pStyle w:val="Heading3"/>
@@ -8231,7 +8790,7 @@
     </w:p>
     <w:p>
       <w:pPr>
-        <w:spacing w:after="0" w:lineRule="exact" w:before="0" w:line="20"/>
+        <w:spacing w:after="0" w:line="20" w:lineRule="exact" w:before="0"/>
         <w:rPr>
           <w:sz w:val="2"/>
         </w:rPr>
@@ -8273,18 +8832,18 @@
         <w:tblLook w:firstRow="1" w:lastRow="0" w:firstColumn="0" w:lastColumn="0" w:noHBand="0" w:noVBand="0" w:val="0020"/>
         <w:jc w:val="start"/>
         <w:tblBorders>
-          <w:top w:space="0" w:color="000000" w:val="single" w:sz="6"/>
-          <w:left w:space="0" w:color="000000" w:val="single" w:sz="6"/>
-          <w:bottom w:space="0" w:color="000000" w:val="single" w:sz="6"/>
-          <w:right w:space="0" w:color="000000" w:val="single" w:sz="6"/>
-          <w:insideH w:space="0" w:color="000000" w:val="single" w:sz="6"/>
-          <w:insideV w:space="0" w:color="000000" w:val="single" w:sz="6"/>
+          <w:top w:space="0" w:val="single" w:color="000000" w:sz="6"/>
+          <w:left w:space="0" w:val="single" w:color="000000" w:sz="6"/>
+          <w:bottom w:space="0" w:val="single" w:color="000000" w:sz="6"/>
+          <w:right w:space="0" w:val="single" w:color="000000" w:sz="6"/>
+          <w:insideH w:space="0" w:val="single" w:color="000000" w:sz="6"/>
+          <w:insideV w:space="0" w:val="single" w:color="000000" w:sz="6"/>
         </w:tblBorders>
         <w:tblCellMar>
-          <w:top w:type="dxa" w:w="57"/>
-          <w:left w:type="dxa" w:w="108"/>
-          <w:bottom w:type="dxa" w:w="57"/>
-          <w:right w:type="dxa" w:w="108"/>
+          <w:top w:w="57" w:type="dxa"/>
+          <w:left w:w="108" w:type="dxa"/>
+          <w:bottom w:w="57" w:type="dxa"/>
+          <w:right w:w="108" w:type="dxa"/>
         </w:tblCellMar>
       </w:tblPr>
       <w:tblGrid>
@@ -8305,8 +8864,8 @@
             <w:pPr>
               <w:pStyle w:val="Compact"/>
               <w:jc w:val="left"/>
-              <w:ind w:right="0" w:firstLine="0" w:left="0"/>
-              <w:spacing w:after="40" w:lineRule="auto" w:line="240" w:before="40"/>
+              <w:ind w:right="0" w:left="0" w:firstLine="0"/>
+              <w:spacing w:after="40" w:lineRule="auto" w:before="40" w:line="240"/>
             </w:pPr>
             <w:r>
               <w:rPr>
@@ -8324,8 +8883,8 @@
             <w:pPr>
               <w:pStyle w:val="Compact"/>
               <w:jc w:val="center"/>
-              <w:ind w:right="0" w:firstLine="0" w:left="0"/>
-              <w:spacing w:after="40" w:lineRule="auto" w:line="240" w:before="40"/>
+              <w:ind w:right="0" w:left="0" w:firstLine="0"/>
+              <w:spacing w:after="40" w:lineRule="auto" w:before="40" w:line="240"/>
             </w:pPr>
             <w:r>
               <w:rPr>
@@ -8343,8 +8902,8 @@
             <w:pPr>
               <w:pStyle w:val="Compact"/>
               <w:jc w:val="left"/>
-              <w:ind w:right="0" w:firstLine="0" w:left="0"/>
-              <w:spacing w:after="40" w:lineRule="auto" w:line="240" w:before="40"/>
+              <w:ind w:right="0" w:left="0" w:firstLine="0"/>
+              <w:spacing w:after="40" w:lineRule="auto" w:before="40" w:line="240"/>
             </w:pPr>
             <w:r>
               <w:rPr>
@@ -8362,8 +8921,8 @@
             <w:pPr>
               <w:pStyle w:val="Compact"/>
               <w:jc w:val="center"/>
-              <w:ind w:right="0" w:firstLine="0" w:left="0"/>
-              <w:spacing w:after="40" w:lineRule="auto" w:line="240" w:before="40"/>
+              <w:ind w:right="0" w:left="0" w:firstLine="0"/>
+              <w:spacing w:after="40" w:lineRule="auto" w:before="40" w:line="240"/>
             </w:pPr>
             <w:r>
               <w:rPr>
@@ -8381,8 +8940,8 @@
             <w:pPr>
               <w:pStyle w:val="Compact"/>
               <w:jc w:val="left"/>
-              <w:ind w:right="0" w:firstLine="0" w:left="0"/>
-              <w:spacing w:after="40" w:lineRule="auto" w:line="240" w:before="40"/>
+              <w:ind w:right="0" w:left="0" w:firstLine="0"/>
+              <w:spacing w:after="40" w:lineRule="auto" w:before="40" w:line="240"/>
             </w:pPr>
             <w:r>
               <w:rPr>
@@ -8438,8 +8997,8 @@
             <w:pPr>
               <w:pStyle w:val="Compact"/>
               <w:jc w:val="center"/>
-              <w:ind w:right="0" w:firstLine="0" w:left="0"/>
-              <w:spacing w:after="40" w:lineRule="auto" w:line="240" w:before="40"/>
+              <w:ind w:right="0" w:left="0" w:firstLine="0"/>
+              <w:spacing w:after="40" w:lineRule="auto" w:before="40" w:line="240"/>
             </w:pPr>
             <w:r>
               <w:t xml:space="preserve">+1</w:t>
@@ -8452,8 +9011,8 @@
             <w:pPr>
               <w:pStyle w:val="Compact"/>
               <w:jc w:val="left"/>
-              <w:ind w:right="0" w:firstLine="0" w:left="0"/>
-              <w:spacing w:after="40" w:lineRule="auto" w:line="240" w:before="40"/>
+              <w:ind w:right="0" w:left="0" w:firstLine="0"/>
+              <w:spacing w:after="40" w:lineRule="auto" w:before="40" w:line="240"/>
             </w:pPr>
             <w:r>
               <w:t xml:space="preserve">Eliminated</w:t>
@@ -8466,8 +9025,8 @@
             <w:pPr>
               <w:pStyle w:val="Compact"/>
               <w:jc w:val="center"/>
-              <w:ind w:right="0" w:firstLine="0" w:left="0"/>
-              <w:spacing w:after="40" w:lineRule="auto" w:line="240" w:before="40"/>
+              <w:ind w:right="0" w:left="0" w:firstLine="0"/>
+              <w:spacing w:after="40" w:lineRule="auto" w:before="40" w:line="240"/>
             </w:pPr>
             <w:r>
               <w:t xml:space="preserve">+0</w:t>
@@ -8482,8 +9041,8 @@
             <w:pPr>
               <w:pStyle w:val="Compact"/>
               <w:jc w:val="left"/>
-              <w:ind w:right="0" w:firstLine="0" w:left="0"/>
-              <w:spacing w:after="40" w:lineRule="auto" w:line="240" w:before="40"/>
+              <w:ind w:right="0" w:left="0" w:firstLine="0"/>
+              <w:spacing w:after="40" w:lineRule="auto" w:before="40" w:line="240"/>
             </w:pPr>
             <w:r>
               <w:rPr>
@@ -8500,8 +9059,8 @@
             <w:pPr>
               <w:pStyle w:val="Compact"/>
               <w:jc w:val="center"/>
-              <w:ind w:right="0" w:firstLine="0" w:left="0"/>
-              <w:spacing w:after="40" w:lineRule="auto" w:line="240" w:before="40"/>
+              <w:ind w:right="0" w:left="0" w:firstLine="0"/>
+              <w:spacing w:after="40" w:lineRule="auto" w:before="40" w:line="240"/>
             </w:pPr>
             <w:r>
               <w:t xml:space="preserve">+1</w:t>
@@ -8514,8 +9073,8 @@
             <w:pPr>
               <w:pStyle w:val="Compact"/>
               <w:jc w:val="left"/>
-              <w:ind w:right="0" w:firstLine="0" w:left="0"/>
-              <w:spacing w:after="40" w:lineRule="auto" w:line="240" w:before="40"/>
+              <w:ind w:right="0" w:left="0" w:firstLine="0"/>
+              <w:spacing w:after="40" w:lineRule="auto" w:before="40" w:line="240"/>
             </w:pPr>
             <w:r>
               <w:t xml:space="preserve">Eliminated</w:t>
@@ -8528,8 +9087,8 @@
             <w:pPr>
               <w:pStyle w:val="Compact"/>
               <w:jc w:val="center"/>
-              <w:ind w:right="0" w:firstLine="0" w:left="0"/>
-              <w:spacing w:after="40" w:lineRule="auto" w:line="240" w:before="40"/>
+              <w:ind w:right="0" w:left="0" w:firstLine="0"/>
+              <w:spacing w:after="40" w:lineRule="auto" w:before="40" w:line="240"/>
             </w:pPr>
             <w:r>
               <w:t xml:space="preserve">+0</w:t>
@@ -8544,8 +9103,8 @@
             <w:pPr>
               <w:pStyle w:val="Compact"/>
               <w:jc w:val="left"/>
-              <w:ind w:right="0" w:firstLine="0" w:left="0"/>
-              <w:spacing w:after="40" w:lineRule="auto" w:line="240" w:before="40"/>
+              <w:ind w:right="0" w:left="0" w:firstLine="0"/>
+              <w:spacing w:after="40" w:lineRule="auto" w:before="40" w:line="240"/>
             </w:pPr>
             <w:r>
               <w:rPr>
@@ -8562,8 +9121,8 @@
             <w:pPr>
               <w:pStyle w:val="Compact"/>
               <w:jc w:val="center"/>
-              <w:ind w:right="0" w:firstLine="0" w:left="0"/>
-              <w:spacing w:after="40" w:lineRule="auto" w:line="240" w:before="40"/>
+              <w:ind w:right="0" w:left="0" w:firstLine="0"/>
+              <w:spacing w:after="40" w:lineRule="auto" w:before="40" w:line="240"/>
             </w:pPr>
             <w:r>
               <w:t xml:space="preserve">+1</w:t>
@@ -8576,8 +9135,8 @@
             <w:pPr>
               <w:pStyle w:val="Compact"/>
               <w:jc w:val="left"/>
-              <w:ind w:right="0" w:firstLine="0" w:left="0"/>
-              <w:spacing w:after="40" w:lineRule="auto" w:line="240" w:before="40"/>
+              <w:ind w:right="0" w:left="0" w:firstLine="0"/>
+              <w:spacing w:after="40" w:lineRule="auto" w:before="40" w:line="240"/>
             </w:pPr>
             <w:r>
               <w:t xml:space="preserve">Eliminated</w:t>
@@ -8590,8 +9149,8 @@
             <w:pPr>
               <w:pStyle w:val="Compact"/>
               <w:jc w:val="center"/>
-              <w:ind w:right="0" w:firstLine="0" w:left="0"/>
-              <w:spacing w:after="40" w:lineRule="auto" w:line="240" w:before="40"/>
+              <w:ind w:right="0" w:left="0" w:firstLine="0"/>
+              <w:spacing w:after="40" w:lineRule="auto" w:before="40" w:line="240"/>
             </w:pPr>
             <w:r>
               <w:t xml:space="preserve">+0</w:t>
@@ -8606,8 +9165,8 @@
             <w:pPr>
               <w:pStyle w:val="Compact"/>
               <w:jc w:val="left"/>
-              <w:ind w:right="0" w:firstLine="0" w:left="0"/>
-              <w:spacing w:after="40" w:lineRule="auto" w:line="240" w:before="40"/>
+              <w:ind w:right="0" w:left="0" w:firstLine="0"/>
+              <w:spacing w:after="40" w:lineRule="auto" w:before="40" w:line="240"/>
             </w:pPr>
             <w:r>
               <w:rPr>
@@ -8624,8 +9183,8 @@
             <w:pPr>
               <w:pStyle w:val="Compact"/>
               <w:jc w:val="center"/>
-              <w:ind w:right="0" w:firstLine="0" w:left="0"/>
-              <w:spacing w:after="40" w:lineRule="auto" w:line="240" w:before="40"/>
+              <w:ind w:right="0" w:left="0" w:firstLine="0"/>
+              <w:spacing w:after="40" w:lineRule="auto" w:before="40" w:line="240"/>
             </w:pPr>
             <w:r>
               <w:t xml:space="preserve">+1</w:t>
@@ -8638,8 +9197,8 @@
             <w:pPr>
               <w:pStyle w:val="Compact"/>
               <w:jc w:val="left"/>
-              <w:ind w:right="0" w:firstLine="0" w:left="0"/>
-              <w:spacing w:after="40" w:lineRule="auto" w:line="240" w:before="40"/>
+              <w:ind w:right="0" w:left="0" w:firstLine="0"/>
+              <w:spacing w:after="40" w:lineRule="auto" w:before="40" w:line="240"/>
             </w:pPr>
             <w:r>
               <w:t xml:space="preserve">Eliminated</w:t>
@@ -8652,8 +9211,8 @@
             <w:pPr>
               <w:pStyle w:val="Compact"/>
               <w:jc w:val="center"/>
-              <w:ind w:right="0" w:firstLine="0" w:left="0"/>
-              <w:spacing w:after="40" w:lineRule="auto" w:line="240" w:before="40"/>
+              <w:ind w:right="0" w:left="0" w:firstLine="0"/>
+              <w:spacing w:after="40" w:lineRule="auto" w:before="40" w:line="240"/>
             </w:pPr>
             <w:r>
               <w:t xml:space="preserve">+0</w:t>
@@ -8770,9 +9329,9 @@
         <w:t xml:space="preserve">).</w:t>
       </w:r>
     </w:p>
-    <w:bookmarkEnd w:id="50"/>
     <w:bookmarkEnd w:id="51"/>
-    <w:bookmarkStart w:id="52" w:name="MANUAL-sec5.6"/>
+    <w:bookmarkEnd w:id="52"/>
+    <w:bookmarkStart w:id="53" w:name="MANUAL-sec5.6"/>
     <w:p>
       <w:pPr>
         <w:pStyle w:val="Heading2"/>
@@ -8795,7 +9354,7 @@
     </w:p>
     <w:p>
       <w:pPr>
-        <w:spacing w:after="0" w:lineRule="exact" w:before="0" w:line="20"/>
+        <w:spacing w:after="0" w:line="20" w:lineRule="exact" w:before="0"/>
         <w:rPr>
           <w:sz w:val="2"/>
         </w:rPr>
@@ -8821,7 +9380,7 @@
         <w:fldChar w:fldCharType="separate"/>
       </w:r>
       <w:r>
-        <w:t>19</w:t>
+        <w:t>20</w:t>
       </w:r>
       <w:r>
         <w:fldChar w:fldCharType="end"/>
@@ -8851,7 +9410,7 @@
     </w:p>
     <w:p>
       <w:pPr>
-        <w:spacing w:after="0" w:lineRule="exact" w:before="0" w:line="20"/>
+        <w:spacing w:after="0" w:line="20" w:lineRule="exact" w:before="0"/>
         <w:rPr>
           <w:sz w:val="2"/>
         </w:rPr>
@@ -8893,18 +9452,18 @@
         <w:tblLook w:firstRow="1" w:lastRow="0" w:firstColumn="0" w:lastColumn="0" w:noHBand="0" w:noVBand="0" w:val="0020"/>
         <w:jc w:val="start"/>
         <w:tblBorders>
-          <w:top w:space="0" w:color="000000" w:val="single" w:sz="6"/>
-          <w:left w:space="0" w:color="000000" w:val="single" w:sz="6"/>
-          <w:bottom w:space="0" w:color="000000" w:val="single" w:sz="6"/>
-          <w:right w:space="0" w:color="000000" w:val="single" w:sz="6"/>
-          <w:insideH w:space="0" w:color="000000" w:val="single" w:sz="6"/>
-          <w:insideV w:space="0" w:color="000000" w:val="single" w:sz="6"/>
+          <w:top w:space="0" w:val="single" w:color="000000" w:sz="6"/>
+          <w:left w:space="0" w:val="single" w:color="000000" w:sz="6"/>
+          <w:bottom w:space="0" w:val="single" w:color="000000" w:sz="6"/>
+          <w:right w:space="0" w:val="single" w:color="000000" w:sz="6"/>
+          <w:insideH w:space="0" w:val="single" w:color="000000" w:sz="6"/>
+          <w:insideV w:space="0" w:val="single" w:color="000000" w:sz="6"/>
         </w:tblBorders>
         <w:tblCellMar>
-          <w:top w:type="dxa" w:w="57"/>
-          <w:left w:type="dxa" w:w="108"/>
-          <w:bottom w:type="dxa" w:w="57"/>
-          <w:right w:type="dxa" w:w="108"/>
+          <w:top w:w="57" w:type="dxa"/>
+          <w:left w:w="108" w:type="dxa"/>
+          <w:bottom w:w="57" w:type="dxa"/>
+          <w:right w:w="108" w:type="dxa"/>
         </w:tblCellMar>
       </w:tblPr>
       <w:tblGrid>
@@ -8924,8 +9483,8 @@
             <w:pPr>
               <w:pStyle w:val="Compact"/>
               <w:jc w:val="left"/>
-              <w:ind w:right="0" w:firstLine="0" w:left="0"/>
-              <w:spacing w:after="40" w:lineRule="auto" w:line="240" w:before="40"/>
+              <w:ind w:right="0" w:left="0" w:firstLine="0"/>
+              <w:spacing w:after="40" w:lineRule="auto" w:before="40" w:line="240"/>
             </w:pPr>
             <w:r>
               <w:rPr>
@@ -8943,8 +9502,8 @@
             <w:pPr>
               <w:pStyle w:val="Compact"/>
               <w:jc w:val="left"/>
-              <w:ind w:right="0" w:firstLine="0" w:left="0"/>
-              <w:spacing w:after="40" w:lineRule="auto" w:line="240" w:before="40"/>
+              <w:ind w:right="0" w:left="0" w:firstLine="0"/>
+              <w:spacing w:after="40" w:lineRule="auto" w:before="40" w:line="240"/>
             </w:pPr>
             <w:r>
               <w:rPr>
@@ -8962,8 +9521,8 @@
             <w:pPr>
               <w:pStyle w:val="Compact"/>
               <w:jc w:val="left"/>
-              <w:ind w:right="0" w:firstLine="0" w:left="0"/>
-              <w:spacing w:after="40" w:lineRule="auto" w:line="240" w:before="40"/>
+              <w:ind w:right="0" w:left="0" w:firstLine="0"/>
+              <w:spacing w:after="40" w:lineRule="auto" w:before="40" w:line="240"/>
             </w:pPr>
             <w:r>
               <w:rPr>
@@ -8981,8 +9540,8 @@
             <w:pPr>
               <w:pStyle w:val="Compact"/>
               <w:jc w:val="left"/>
-              <w:ind w:right="0" w:firstLine="0" w:left="0"/>
-              <w:spacing w:after="40" w:lineRule="auto" w:line="240" w:before="40"/>
+              <w:ind w:right="0" w:left="0" w:firstLine="0"/>
+              <w:spacing w:after="40" w:lineRule="auto" w:before="40" w:line="240"/>
             </w:pPr>
             <w:r>
               <w:rPr>
@@ -9004,8 +9563,8 @@
             <w:pPr>
               <w:pStyle w:val="Compact"/>
               <w:jc w:val="left"/>
-              <w:ind w:right="0" w:firstLine="0" w:left="0"/>
-              <w:spacing w:after="40" w:lineRule="auto" w:line="240" w:before="40"/>
+              <w:ind w:right="0" w:left="0" w:firstLine="0"/>
+              <w:spacing w:after="40" w:lineRule="auto" w:before="40" w:line="240"/>
             </w:pPr>
             <w:r>
               <w:t xml:space="preserve">Table of Contents (TOC) from spec object headings</w:t>
@@ -9020,8 +9579,8 @@
             <w:pPr>
               <w:pStyle w:val="Compact"/>
               <w:jc w:val="left"/>
-              <w:ind w:right="0" w:firstLine="0" w:left="0"/>
-              <w:spacing w:after="40" w:lineRule="auto" w:line="240" w:before="40"/>
+              <w:ind w:right="0" w:left="0" w:firstLine="0"/>
+              <w:spacing w:after="40" w:lineRule="auto" w:before="40" w:line="240"/>
             </w:pPr>
             <w:r>
               <w:rPr>
@@ -9037,8 +9596,8 @@
             <w:pPr>
               <w:pStyle w:val="Compact"/>
               <w:jc w:val="left"/>
-              <w:ind w:right="0" w:firstLine="0" w:left="0"/>
-              <w:spacing w:after="40" w:lineRule="auto" w:line="240" w:before="40"/>
+              <w:ind w:right="0" w:left="0" w:firstLine="0"/>
+              <w:spacing w:after="40" w:lineRule="auto" w:before="40" w:line="240"/>
             </w:pPr>
             <w:r>
               <w:rPr>
@@ -9056,8 +9615,8 @@
             <w:pPr>
               <w:pStyle w:val="Compact"/>
               <w:jc w:val="left"/>
-              <w:ind w:right="0" w:firstLine="0" w:left="0"/>
-              <w:spacing w:after="40" w:lineRule="auto" w:line="240" w:before="40"/>
+              <w:ind w:right="0" w:left="0" w:firstLine="0"/>
+              <w:spacing w:after="40" w:lineRule="auto" w:before="40" w:line="240"/>
             </w:pPr>
             <w:r>
               <w:rPr>
@@ -9073,8 +9632,8 @@
             <w:pPr>
               <w:pStyle w:val="Compact"/>
               <w:jc w:val="left"/>
-              <w:ind w:right="0" w:firstLine="0" w:left="0"/>
-              <w:spacing w:after="40" w:lineRule="auto" w:line="240" w:before="40"/>
+              <w:ind w:right="0" w:left="0" w:firstLine="0"/>
+              <w:spacing w:after="40" w:lineRule="auto" w:before="40" w:line="240"/>
             </w:pPr>
             <w:r>
               <w:rPr>
@@ -9104,8 +9663,8 @@
             <w:pPr>
               <w:pStyle w:val="Compact"/>
               <w:jc w:val="left"/>
-              <w:ind w:right="0" w:firstLine="0" w:left="0"/>
-              <w:spacing w:after="40" w:lineRule="auto" w:line="240" w:before="40"/>
+              <w:ind w:right="0" w:left="0" w:firstLine="0"/>
+              <w:spacing w:after="40" w:lineRule="auto" w:before="40" w:line="240"/>
             </w:pPr>
             <w:r>
               <w:rPr>
@@ -9121,8 +9680,8 @@
             <w:pPr>
               <w:pStyle w:val="Compact"/>
               <w:jc w:val="left"/>
-              <w:ind w:right="0" w:firstLine="0" w:left="0"/>
-              <w:spacing w:after="40" w:lineRule="auto" w:line="240" w:before="40"/>
+              <w:ind w:right="0" w:left="0" w:firstLine="0"/>
+              <w:spacing w:after="40" w:lineRule="auto" w:before="40" w:line="240"/>
             </w:pPr>
             <w:r>
               <w:rPr>
@@ -9152,8 +9711,8 @@
             <w:pPr>
               <w:pStyle w:val="Compact"/>
               <w:jc w:val="left"/>
-              <w:ind w:right="0" w:firstLine="0" w:left="0"/>
-              <w:spacing w:after="40" w:lineRule="auto" w:line="240" w:before="40"/>
+              <w:ind w:right="0" w:left="0" w:firstLine="0"/>
+              <w:spacing w:after="40" w:lineRule="auto" w:before="40" w:line="240"/>
             </w:pPr>
             <w:r>
               <w:rPr>
@@ -9169,8 +9728,8 @@
             <w:pPr>
               <w:pStyle w:val="Compact"/>
               <w:jc w:val="left"/>
-              <w:ind w:right="0" w:firstLine="0" w:left="0"/>
-              <w:spacing w:after="40" w:lineRule="auto" w:line="240" w:before="40"/>
+              <w:ind w:right="0" w:left="0" w:firstLine="0"/>
+              <w:spacing w:after="40" w:lineRule="auto" w:before="40" w:line="240"/>
             </w:pPr>
             <w:r>
               <w:rPr>
@@ -9200,8 +9759,8 @@
             <w:pPr>
               <w:pStyle w:val="Compact"/>
               <w:jc w:val="left"/>
-              <w:ind w:right="0" w:firstLine="0" w:left="0"/>
-              <w:spacing w:after="40" w:lineRule="auto" w:line="240" w:before="40"/>
+              <w:ind w:right="0" w:left="0" w:firstLine="0"/>
+              <w:spacing w:after="40" w:lineRule="auto" w:before="40" w:line="240"/>
             </w:pPr>
             <w:r>
               <w:rPr>
@@ -9217,8 +9776,8 @@
             <w:pPr>
               <w:pStyle w:val="Compact"/>
               <w:jc w:val="left"/>
-              <w:ind w:right="0" w:firstLine="0" w:left="0"/>
-              <w:spacing w:after="40" w:lineRule="auto" w:line="240" w:before="40"/>
+              <w:ind w:right="0" w:left="0" w:firstLine="0"/>
+              <w:spacing w:after="40" w:lineRule="auto" w:before="40" w:line="240"/>
             </w:pPr>
             <w:r>
               <w:rPr>
@@ -9242,8 +9801,8 @@
         </w:tc>
       </w:tr>
     </w:tbl>
-    <w:bookmarkEnd w:id="52"/>
-    <w:bookmarkStart w:id="53" w:name="MANUAL-sec5.7"/>
+    <w:bookmarkEnd w:id="53"/>
+    <w:bookmarkStart w:id="54" w:name="MANUAL-sec5.7"/>
     <w:p>
       <w:pPr>
         <w:pStyle w:val="Heading2"/>
@@ -9264,8 +9823,8 @@
         <w:t xml:space="preserve">Prose paragraphs, lists, and tables between headers accumulate to the most recently opened Specification or Spec Object.</w:t>
       </w:r>
     </w:p>
-    <w:bookmarkEnd w:id="53"/>
-    <w:bookmarkStart w:id="54" w:name="MANUAL-sec5.8"/>
+    <w:bookmarkEnd w:id="54"/>
+    <w:bookmarkStart w:id="55" w:name="MANUAL-sec5.8"/>
     <w:p>
       <w:pPr>
         <w:pStyle w:val="Heading2"/>
@@ -9303,7 +9862,7 @@
     </w:p>
     <w:p>
       <w:pPr>
-        <w:spacing w:after="0" w:lineRule="exact" w:before="0" w:line="20"/>
+        <w:spacing w:after="0" w:line="20" w:lineRule="exact" w:before="0"/>
         <w:rPr>
           <w:sz w:val="2"/>
         </w:rPr>
@@ -9329,7 +9888,7 @@
         <w:fldChar w:fldCharType="separate"/>
       </w:r>
       <w:r>
-        <w:t>20</w:t>
+        <w:t>21</w:t>
       </w:r>
       <w:r>
         <w:fldChar w:fldCharType="end"/>
@@ -9501,7 +10060,7 @@
     </w:p>
     <w:p>
       <w:pPr>
-        <w:spacing w:after="0" w:lineRule="exact" w:before="0" w:line="20"/>
+        <w:spacing w:after="0" w:line="20" w:lineRule="exact" w:before="0"/>
         <w:rPr>
           <w:sz w:val="2"/>
         </w:rPr>
@@ -9527,7 +10086,7 @@
         <w:fldChar w:fldCharType="separate"/>
       </w:r>
       <w:r>
-        <w:t>21</w:t>
+        <w:t>22</w:t>
       </w:r>
       <w:r>
         <w:fldChar w:fldCharType="end"/>
@@ -9716,9 +10275,9 @@
         <w:t xml:space="preserve">Included files are tracked in the build graph for incremental builds – a change to any included file triggers a rebuild.</w:t>
       </w:r>
     </w:p>
-    <w:bookmarkEnd w:id="54"/>
     <w:bookmarkEnd w:id="55"/>
-    <w:bookmarkStart w:id="80" w:name="MANUAL-sec6"/>
+    <w:bookmarkEnd w:id="56"/>
+    <w:bookmarkStart w:id="81" w:name="MANUAL-sec6"/>
     <w:p>
       <w:pPr>
         <w:pStyle w:val="Heading1"/>
@@ -9731,7 +10290,7 @@
         <w:t xml:space="preserve">Using the Default Model</w:t>
       </w:r>
     </w:p>
-    <w:bookmarkStart w:id="56" w:name="MANUAL-sec6.1"/>
+    <w:bookmarkStart w:id="57" w:name="MANUAL-sec6.1"/>
     <w:p>
       <w:pPr>
         <w:pStyle w:val="Heading2"/>
@@ -9771,7 +10330,7 @@
       <w:pPr>
         <w:numPr>
           <w:ilvl w:val="0"/>
-          <w:numId w:val="1006"/>
+          <w:numId w:val="1008"/>
         </w:numPr>
         <w:pStyle w:val="Compact"/>
       </w:pPr>
@@ -9793,7 +10352,7 @@
       <w:pPr>
         <w:numPr>
           <w:ilvl w:val="0"/>
-          <w:numId w:val="1006"/>
+          <w:numId w:val="1008"/>
         </w:numPr>
         <w:pStyle w:val="Compact"/>
       </w:pPr>
@@ -9878,7 +10437,7 @@
       <w:pPr>
         <w:numPr>
           <w:ilvl w:val="0"/>
-          <w:numId w:val="1006"/>
+          <w:numId w:val="1008"/>
         </w:numPr>
         <w:pStyle w:val="Compact"/>
       </w:pPr>
@@ -9900,7 +10459,7 @@
       <w:pPr>
         <w:numPr>
           <w:ilvl w:val="0"/>
-          <w:numId w:val="1006"/>
+          <w:numId w:val="1008"/>
         </w:numPr>
         <w:pStyle w:val="Compact"/>
       </w:pPr>
@@ -9926,8 +10485,8 @@
         <w:t xml:space="preserve">The following subsections demonstrate these features with live floats and cross-references. Every float, view, and link shown below is processed by SpecCompiler when this manual is built.</w:t>
       </w:r>
     </w:p>
-    <w:bookmarkEnd w:id="56"/>
-    <w:bookmarkStart w:id="66" w:name="MANUAL-sec6.2"/>
+    <w:bookmarkEnd w:id="57"/>
+    <w:bookmarkStart w:id="67" w:name="MANUAL-sec6.2"/>
     <w:p>
       <w:pPr>
         <w:pStyle w:val="Heading2"/>
@@ -9948,7 +10507,7 @@
         <w:t xml:space="preserve">A SpecCompiler document can use all default float types. Each float has a type prefix, a label for cross-referencing, and a caption. The examples below are live – they are rendered when this manual is processed.</w:t>
       </w:r>
     </w:p>
-    <w:bookmarkStart w:id="60" w:name="MANUAL-sec6.2.1"/>
+    <w:bookmarkStart w:id="61" w:name="MANUAL-sec6.2.1"/>
     <w:p>
       <w:pPr>
         <w:pStyle w:val="Heading3"/>
@@ -9963,7 +10522,7 @@
     </w:p>
     <w:p>
       <w:pPr>
-        <w:spacing w:after="0" w:lineRule="exact" w:before="0" w:line="20"/>
+        <w:spacing w:after="0" w:line="20" w:lineRule="exact" w:before="0"/>
         <w:rPr>
           <w:sz w:val="2"/>
         </w:rPr>
@@ -10008,18 +10567,18 @@
           <wp:inline>
             <wp:extent cx="4406900" cy="4559300"/>
             <wp:effectExtent b="0" l="0" r="0" t="0"/>
-            <wp:docPr descr="" title="" id="58" name="Picture"/>
+            <wp:docPr descr="" title="" id="59" name="Picture"/>
             <a:graphic>
               <a:graphicData uri="http://schemas.openxmlformats.org/drawingml/2006/picture">
                 <pic:pic>
                   <pic:nvPicPr>
-                    <pic:cNvPr descr="diagrams/ccaf214c9ff1f7a80a1494cd48152d222dd8ac4a.png" id="59" name="Picture"/>
+                    <pic:cNvPr descr="diagrams/ccaf214c9ff1f7a80a1494cd48152d222dd8ac4a.png" id="60" name="Picture"/>
                     <pic:cNvPicPr>
                       <a:picLocks noChangeArrowheads="1" noChangeAspect="1"/>
                     </pic:cNvPicPr>
                   </pic:nvPicPr>
                   <pic:blipFill>
-                    <a:blip r:embed="rId57"/>
+                    <a:blip r:embed="rId58"/>
                     <a:stretch>
                       <a:fillRect/>
                     </a:stretch>
@@ -10046,8 +10605,8 @@
         </w:drawing>
       </w:r>
     </w:p>
-    <w:bookmarkEnd w:id="60"/>
-    <w:bookmarkStart w:id="61" w:name="MANUAL-sec6.2.2"/>
+    <w:bookmarkEnd w:id="61"/>
+    <w:bookmarkStart w:id="62" w:name="MANUAL-sec6.2.2"/>
     <w:p>
       <w:pPr>
         <w:pStyle w:val="Heading3"/>
@@ -10062,7 +10621,7 @@
     </w:p>
     <w:p>
       <w:pPr>
-        <w:spacing w:after="0" w:lineRule="exact" w:before="0" w:line="20"/>
+        <w:spacing w:after="0" w:line="20" w:lineRule="exact" w:before="0"/>
         <w:rPr>
           <w:sz w:val="2"/>
         </w:rPr>
@@ -10104,18 +10663,18 @@
         <w:tblLook w:firstRow="1" w:lastRow="0" w:firstColumn="0" w:lastColumn="0" w:noHBand="0" w:noVBand="0" w:val="0020"/>
         <w:jc w:val="start"/>
         <w:tblBorders>
-          <w:top w:space="0" w:color="000000" w:val="single" w:sz="6"/>
-          <w:left w:space="0" w:color="000000" w:val="single" w:sz="6"/>
-          <w:bottom w:space="0" w:color="000000" w:val="single" w:sz="6"/>
-          <w:right w:space="0" w:color="000000" w:val="single" w:sz="6"/>
-          <w:insideH w:space="0" w:color="000000" w:val="single" w:sz="6"/>
-          <w:insideV w:space="0" w:color="000000" w:val="single" w:sz="6"/>
+          <w:top w:space="0" w:val="single" w:color="000000" w:sz="6"/>
+          <w:left w:space="0" w:val="single" w:color="000000" w:sz="6"/>
+          <w:bottom w:space="0" w:val="single" w:color="000000" w:sz="6"/>
+          <w:right w:space="0" w:val="single" w:color="000000" w:sz="6"/>
+          <w:insideH w:space="0" w:val="single" w:color="000000" w:sz="6"/>
+          <w:insideV w:space="0" w:val="single" w:color="000000" w:sz="6"/>
         </w:tblBorders>
         <w:tblCellMar>
-          <w:top w:type="dxa" w:w="57"/>
-          <w:left w:type="dxa" w:w="108"/>
-          <w:bottom w:type="dxa" w:w="57"/>
-          <w:right w:type="dxa" w:w="108"/>
+          <w:top w:w="57" w:type="dxa"/>
+          <w:left w:w="108" w:type="dxa"/>
+          <w:bottom w:w="57" w:type="dxa"/>
+          <w:right w:w="108" w:type="dxa"/>
         </w:tblCellMar>
       </w:tblPr>
       <w:tblGrid>
@@ -10135,8 +10694,8 @@
             <w:pPr>
               <w:pStyle w:val="Compact"/>
               <w:jc w:val="left"/>
-              <w:ind w:right="0" w:firstLine="0" w:left="0"/>
-              <w:spacing w:after="40" w:lineRule="auto" w:line="240" w:before="40"/>
+              <w:ind w:right="0" w:left="0" w:firstLine="0"/>
+              <w:spacing w:after="40" w:lineRule="auto" w:before="40" w:line="240"/>
             </w:pPr>
             <w:r>
               <w:rPr>
@@ -10154,8 +10713,8 @@
             <w:pPr>
               <w:pStyle w:val="Compact"/>
               <w:jc w:val="left"/>
-              <w:ind w:right="0" w:firstLine="0" w:left="0"/>
-              <w:spacing w:after="40" w:lineRule="auto" w:line="240" w:before="40"/>
+              <w:ind w:right="0" w:left="0" w:firstLine="0"/>
+              <w:spacing w:after="40" w:lineRule="auto" w:before="40" w:line="240"/>
             </w:pPr>
             <w:r>
               <w:rPr>
@@ -10173,8 +10732,8 @@
             <w:pPr>
               <w:pStyle w:val="Compact"/>
               <w:jc w:val="left"/>
-              <w:ind w:right="0" w:firstLine="0" w:left="0"/>
-              <w:spacing w:after="40" w:lineRule="auto" w:line="240" w:before="40"/>
+              <w:ind w:right="0" w:left="0" w:firstLine="0"/>
+              <w:spacing w:after="40" w:lineRule="auto" w:before="40" w:line="240"/>
             </w:pPr>
             <w:r>
               <w:rPr>
@@ -10192,8 +10751,8 @@
             <w:pPr>
               <w:pStyle w:val="Compact"/>
               <w:jc w:val="left"/>
-              <w:ind w:right="0" w:firstLine="0" w:left="0"/>
-              <w:spacing w:after="40" w:lineRule="auto" w:line="240" w:before="40"/>
+              <w:ind w:right="0" w:left="0" w:firstLine="0"/>
+              <w:spacing w:after="40" w:lineRule="auto" w:before="40" w:line="240"/>
             </w:pPr>
             <w:r>
               <w:t xml:space="preserve">Web UI</w:t>
@@ -10206,8 +10765,8 @@
             <w:pPr>
               <w:pStyle w:val="Compact"/>
               <w:jc w:val="left"/>
-              <w:ind w:right="0" w:firstLine="0" w:left="0"/>
-              <w:spacing w:after="40" w:lineRule="auto" w:line="240" w:before="40"/>
+              <w:ind w:right="0" w:left="0" w:firstLine="0"/>
+              <w:spacing w:after="40" w:lineRule="auto" w:before="40" w:line="240"/>
             </w:pPr>
             <w:r>
               <w:t xml:space="preserve">Presentation</w:t>
@@ -10220,8 +10779,8 @@
             <w:pPr>
               <w:pStyle w:val="Compact"/>
               <w:jc w:val="left"/>
-              <w:ind w:right="0" w:firstLine="0" w:left="0"/>
-              <w:spacing w:after="40" w:lineRule="auto" w:line="240" w:before="40"/>
+              <w:ind w:right="0" w:left="0" w:firstLine="0"/>
+              <w:spacing w:after="40" w:lineRule="auto" w:before="40" w:line="240"/>
             </w:pPr>
             <w:r>
               <w:t xml:space="preserve">React</w:t>
@@ -10236,8 +10795,8 @@
             <w:pPr>
               <w:pStyle w:val="Compact"/>
               <w:jc w:val="left"/>
-              <w:ind w:right="0" w:firstLine="0" w:left="0"/>
-              <w:spacing w:after="40" w:lineRule="auto" w:line="240" w:before="40"/>
+              <w:ind w:right="0" w:left="0" w:firstLine="0"/>
+              <w:spacing w:after="40" w:lineRule="auto" w:before="40" w:line="240"/>
             </w:pPr>
             <w:r>
               <w:t xml:space="preserve">Auth Service</w:t>
@@ -10250,8 +10809,8 @@
             <w:pPr>
               <w:pStyle w:val="Compact"/>
               <w:jc w:val="left"/>
-              <w:ind w:right="0" w:firstLine="0" w:left="0"/>
-              <w:spacing w:after="40" w:lineRule="auto" w:line="240" w:before="40"/>
+              <w:ind w:right="0" w:left="0" w:firstLine="0"/>
+              <w:spacing w:after="40" w:lineRule="auto" w:before="40" w:line="240"/>
             </w:pPr>
             <w:r>
               <w:t xml:space="preserve">Business Logic</w:t>
@@ -10264,8 +10823,8 @@
             <w:pPr>
               <w:pStyle w:val="Compact"/>
               <w:jc w:val="left"/>
-              <w:ind w:right="0" w:firstLine="0" w:left="0"/>
-              <w:spacing w:after="40" w:lineRule="auto" w:line="240" w:before="40"/>
+              <w:ind w:right="0" w:left="0" w:firstLine="0"/>
+              <w:spacing w:after="40" w:lineRule="auto" w:before="40" w:line="240"/>
             </w:pPr>
             <w:r>
               <w:t xml:space="preserve">Node.js</w:t>
@@ -10280,8 +10839,8 @@
             <w:pPr>
               <w:pStyle w:val="Compact"/>
               <w:jc w:val="left"/>
-              <w:ind w:right="0" w:firstLine="0" w:left="0"/>
-              <w:spacing w:after="40" w:lineRule="auto" w:line="240" w:before="40"/>
+              <w:ind w:right="0" w:left="0" w:firstLine="0"/>
+              <w:spacing w:after="40" w:lineRule="auto" w:before="40" w:line="240"/>
             </w:pPr>
             <w:r>
               <w:t xml:space="preserve">Data Service</w:t>
@@ -10294,8 +10853,8 @@
             <w:pPr>
               <w:pStyle w:val="Compact"/>
               <w:jc w:val="left"/>
-              <w:ind w:right="0" w:firstLine="0" w:left="0"/>
-              <w:spacing w:after="40" w:lineRule="auto" w:line="240" w:before="40"/>
+              <w:ind w:right="0" w:left="0" w:firstLine="0"/>
+              <w:spacing w:after="40" w:lineRule="auto" w:before="40" w:line="240"/>
             </w:pPr>
             <w:r>
               <w:t xml:space="preserve">Business Logic</w:t>
@@ -10308,8 +10867,8 @@
             <w:pPr>
               <w:pStyle w:val="Compact"/>
               <w:jc w:val="left"/>
-              <w:ind w:right="0" w:firstLine="0" w:left="0"/>
-              <w:spacing w:after="40" w:lineRule="auto" w:line="240" w:before="40"/>
+              <w:ind w:right="0" w:left="0" w:firstLine="0"/>
+              <w:spacing w:after="40" w:lineRule="auto" w:before="40" w:line="240"/>
             </w:pPr>
             <w:r>
               <w:t xml:space="preserve">Python</w:t>
@@ -10324,8 +10883,8 @@
             <w:pPr>
               <w:pStyle w:val="Compact"/>
               <w:jc w:val="left"/>
-              <w:ind w:right="0" w:firstLine="0" w:left="0"/>
-              <w:spacing w:after="40" w:lineRule="auto" w:line="240" w:before="40"/>
+              <w:ind w:right="0" w:left="0" w:firstLine="0"/>
+              <w:spacing w:after="40" w:lineRule="auto" w:before="40" w:line="240"/>
             </w:pPr>
             <w:r>
               <w:t xml:space="preserve">Database</w:t>
@@ -10338,8 +10897,8 @@
             <w:pPr>
               <w:pStyle w:val="Compact"/>
               <w:jc w:val="left"/>
-              <w:ind w:right="0" w:firstLine="0" w:left="0"/>
-              <w:spacing w:after="40" w:lineRule="auto" w:line="240" w:before="40"/>
+              <w:ind w:right="0" w:left="0" w:firstLine="0"/>
+              <w:spacing w:after="40" w:lineRule="auto" w:before="40" w:line="240"/>
             </w:pPr>
             <w:r>
               <w:t xml:space="preserve">Persistence</w:t>
@@ -10352,8 +10911,8 @@
             <w:pPr>
               <w:pStyle w:val="Compact"/>
               <w:jc w:val="left"/>
-              <w:ind w:right="0" w:firstLine="0" w:left="0"/>
-              <w:spacing w:after="40" w:lineRule="auto" w:line="240" w:before="40"/>
+              <w:ind w:right="0" w:left="0" w:firstLine="0"/>
+              <w:spacing w:after="40" w:lineRule="auto" w:before="40" w:line="240"/>
             </w:pPr>
             <w:r>
               <w:t xml:space="preserve">PostgreSQL</w:t>
@@ -10362,8 +10921,8 @@
         </w:tc>
       </w:tr>
     </w:tbl>
-    <w:bookmarkEnd w:id="61"/>
-    <w:bookmarkStart w:id="62" w:name="MANUAL-sec6.2.3"/>
+    <w:bookmarkEnd w:id="62"/>
+    <w:bookmarkStart w:id="63" w:name="MANUAL-sec6.2.3"/>
     <w:p>
       <w:pPr>
         <w:pStyle w:val="Heading3"/>
@@ -10378,7 +10937,7 @@
     </w:p>
     <w:p>
       <w:pPr>
-        <w:spacing w:after="0" w:lineRule="exact" w:before="0" w:line="20"/>
+        <w:spacing w:after="0" w:line="20" w:lineRule="exact" w:before="0"/>
         <w:rPr>
           <w:sz w:val="2"/>
         </w:rPr>
@@ -10420,18 +10979,18 @@
         <w:tblLook w:firstRow="1" w:lastRow="0" w:firstColumn="0" w:lastColumn="0" w:noHBand="0" w:noVBand="0" w:val="0020"/>
         <w:jc w:val="start"/>
         <w:tblBorders>
-          <w:top w:space="0" w:color="000000" w:val="single" w:sz="6"/>
-          <w:left w:space="0" w:color="000000" w:val="single" w:sz="6"/>
-          <w:bottom w:space="0" w:color="000000" w:val="single" w:sz="6"/>
-          <w:right w:space="0" w:color="000000" w:val="single" w:sz="6"/>
-          <w:insideH w:space="0" w:color="000000" w:val="single" w:sz="6"/>
-          <w:insideV w:space="0" w:color="000000" w:val="single" w:sz="6"/>
+          <w:top w:space="0" w:val="single" w:color="000000" w:sz="6"/>
+          <w:left w:space="0" w:val="single" w:color="000000" w:sz="6"/>
+          <w:bottom w:space="0" w:val="single" w:color="000000" w:sz="6"/>
+          <w:right w:space="0" w:val="single" w:color="000000" w:sz="6"/>
+          <w:insideH w:space="0" w:val="single" w:color="000000" w:sz="6"/>
+          <w:insideV w:space="0" w:val="single" w:color="000000" w:sz="6"/>
         </w:tblBorders>
         <w:tblCellMar>
-          <w:top w:type="dxa" w:w="57"/>
-          <w:left w:type="dxa" w:w="108"/>
-          <w:bottom w:type="dxa" w:w="57"/>
-          <w:right w:type="dxa" w:w="108"/>
+          <w:top w:w="57" w:type="dxa"/>
+          <w:left w:w="108" w:type="dxa"/>
+          <w:bottom w:w="57" w:type="dxa"/>
+          <w:right w:w="108" w:type="dxa"/>
         </w:tblCellMar>
       </w:tblPr>
       <w:tblGrid>
@@ -10452,8 +11011,8 @@
             <w:pPr>
               <w:pStyle w:val="Compact"/>
               <w:jc w:val="left"/>
-              <w:ind w:right="0" w:firstLine="0" w:left="0"/>
-              <w:spacing w:after="40" w:lineRule="auto" w:line="240" w:before="40"/>
+              <w:ind w:right="0" w:left="0" w:firstLine="0"/>
+              <w:spacing w:after="40" w:lineRule="auto" w:before="40" w:line="240"/>
             </w:pPr>
             <w:r>
               <w:rPr>
@@ -10471,8 +11030,8 @@
             <w:pPr>
               <w:pStyle w:val="Compact"/>
               <w:jc w:val="left"/>
-              <w:ind w:right="0" w:firstLine="0" w:left="0"/>
-              <w:spacing w:after="40" w:lineRule="auto" w:line="240" w:before="40"/>
+              <w:ind w:right="0" w:left="0" w:firstLine="0"/>
+              <w:spacing w:after="40" w:lineRule="auto" w:before="40" w:line="240"/>
             </w:pPr>
             <w:r>
               <w:rPr>
@@ -10490,8 +11049,8 @@
             <w:pPr>
               <w:pStyle w:val="Compact"/>
               <w:jc w:val="left"/>
-              <w:ind w:right="0" w:firstLine="0" w:left="0"/>
-              <w:spacing w:after="40" w:lineRule="auto" w:line="240" w:before="40"/>
+              <w:ind w:right="0" w:left="0" w:firstLine="0"/>
+              <w:spacing w:after="40" w:lineRule="auto" w:before="40" w:line="240"/>
             </w:pPr>
             <w:r>
               <w:rPr>
@@ -10509,8 +11068,8 @@
             <w:pPr>
               <w:pStyle w:val="Compact"/>
               <w:jc w:val="left"/>
-              <w:ind w:right="0" w:firstLine="0" w:left="0"/>
-              <w:spacing w:after="40" w:lineRule="auto" w:line="240" w:before="40"/>
+              <w:ind w:right="0" w:left="0" w:firstLine="0"/>
+              <w:spacing w:after="40" w:lineRule="auto" w:before="40" w:line="240"/>
             </w:pPr>
             <w:r>
               <w:rPr>
@@ -10528,8 +11087,8 @@
             <w:pPr>
               <w:pStyle w:val="Compact"/>
               <w:jc w:val="left"/>
-              <w:ind w:right="0" w:firstLine="0" w:left="0"/>
-              <w:spacing w:after="40" w:lineRule="auto" w:line="240" w:before="40"/>
+              <w:ind w:right="0" w:left="0" w:firstLine="0"/>
+              <w:spacing w:after="40" w:lineRule="auto" w:before="40" w:line="240"/>
             </w:pPr>
             <w:r>
               <w:t xml:space="preserve">Response time (ms)</w:t>
@@ -10542,8 +11101,8 @@
             <w:pPr>
               <w:pStyle w:val="Compact"/>
               <w:jc w:val="left"/>
-              <w:ind w:right="0" w:firstLine="0" w:left="0"/>
-              <w:spacing w:after="40" w:lineRule="auto" w:line="240" w:before="40"/>
+              <w:ind w:right="0" w:left="0" w:firstLine="0"/>
+              <w:spacing w:after="40" w:lineRule="auto" w:before="40" w:line="240"/>
             </w:pPr>
             <w:r>
               <w:t xml:space="preserve">200</w:t>
@@ -10556,8 +11115,8 @@
             <w:pPr>
               <w:pStyle w:val="Compact"/>
               <w:jc w:val="left"/>
-              <w:ind w:right="0" w:firstLine="0" w:left="0"/>
-              <w:spacing w:after="40" w:lineRule="auto" w:line="240" w:before="40"/>
+              <w:ind w:right="0" w:left="0" w:firstLine="0"/>
+              <w:spacing w:after="40" w:lineRule="auto" w:before="40" w:line="240"/>
             </w:pPr>
             <w:r>
               <w:t xml:space="preserve">185</w:t>
@@ -10570,8 +11129,8 @@
             <w:pPr>
               <w:pStyle w:val="Compact"/>
               <w:jc w:val="left"/>
-              <w:ind w:right="0" w:firstLine="0" w:left="0"/>
-              <w:spacing w:after="40" w:lineRule="auto" w:line="240" w:before="40"/>
+              <w:ind w:right="0" w:left="0" w:firstLine="0"/>
+              <w:spacing w:after="40" w:lineRule="auto" w:before="40" w:line="240"/>
             </w:pPr>
             <w:r>
               <w:t xml:space="preserve">Pass</w:t>
@@ -10586,8 +11145,8 @@
             <w:pPr>
               <w:pStyle w:val="Compact"/>
               <w:jc w:val="left"/>
-              <w:ind w:right="0" w:firstLine="0" w:left="0"/>
-              <w:spacing w:after="40" w:lineRule="auto" w:line="240" w:before="40"/>
+              <w:ind w:right="0" w:left="0" w:firstLine="0"/>
+              <w:spacing w:after="40" w:lineRule="auto" w:before="40" w:line="240"/>
             </w:pPr>
             <w:r>
               <w:t xml:space="preserve">Throughput (req/s)</w:t>
@@ -10600,8 +11159,8 @@
             <w:pPr>
               <w:pStyle w:val="Compact"/>
               <w:jc w:val="left"/>
-              <w:ind w:right="0" w:firstLine="0" w:left="0"/>
-              <w:spacing w:after="40" w:lineRule="auto" w:line="240" w:before="40"/>
+              <w:ind w:right="0" w:left="0" w:firstLine="0"/>
+              <w:spacing w:after="40" w:lineRule="auto" w:before="40" w:line="240"/>
             </w:pPr>
             <w:r>
               <w:t xml:space="preserve">1000</w:t>
@@ -10614,8 +11173,8 @@
             <w:pPr>
               <w:pStyle w:val="Compact"/>
               <w:jc w:val="left"/>
-              <w:ind w:right="0" w:firstLine="0" w:left="0"/>
-              <w:spacing w:after="40" w:lineRule="auto" w:line="240" w:before="40"/>
+              <w:ind w:right="0" w:left="0" w:firstLine="0"/>
+              <w:spacing w:after="40" w:lineRule="auto" w:before="40" w:line="240"/>
             </w:pPr>
             <w:r>
               <w:t xml:space="preserve">1120</w:t>
@@ -10628,8 +11187,8 @@
             <w:pPr>
               <w:pStyle w:val="Compact"/>
               <w:jc w:val="left"/>
-              <w:ind w:right="0" w:firstLine="0" w:left="0"/>
-              <w:spacing w:after="40" w:lineRule="auto" w:line="240" w:before="40"/>
+              <w:ind w:right="0" w:left="0" w:firstLine="0"/>
+              <w:spacing w:after="40" w:lineRule="auto" w:before="40" w:line="240"/>
             </w:pPr>
             <w:r>
               <w:t xml:space="preserve">Pass</w:t>
@@ -10644,8 +11203,8 @@
             <w:pPr>
               <w:pStyle w:val="Compact"/>
               <w:jc w:val="left"/>
-              <w:ind w:right="0" w:firstLine="0" w:left="0"/>
-              <w:spacing w:after="40" w:lineRule="auto" w:line="240" w:before="40"/>
+              <w:ind w:right="0" w:left="0" w:firstLine="0"/>
+              <w:spacing w:after="40" w:lineRule="auto" w:before="40" w:line="240"/>
             </w:pPr>
             <w:r>
               <w:t xml:space="preserve">Error rate (%)</w:t>
@@ -10658,8 +11217,8 @@
             <w:pPr>
               <w:pStyle w:val="Compact"/>
               <w:jc w:val="left"/>
-              <w:ind w:right="0" w:firstLine="0" w:left="0"/>
-              <w:spacing w:after="40" w:lineRule="auto" w:line="240" w:before="40"/>
+              <w:ind w:right="0" w:left="0" w:firstLine="0"/>
+              <w:spacing w:after="40" w:lineRule="auto" w:before="40" w:line="240"/>
             </w:pPr>
             <w:r>
               <w:t xml:space="preserve">1.0</w:t>
@@ -10672,8 +11231,8 @@
             <w:pPr>
               <w:pStyle w:val="Compact"/>
               <w:jc w:val="left"/>
-              <w:ind w:right="0" w:firstLine="0" w:left="0"/>
-              <w:spacing w:after="40" w:lineRule="auto" w:line="240" w:before="40"/>
+              <w:ind w:right="0" w:left="0" w:firstLine="0"/>
+              <w:spacing w:after="40" w:lineRule="auto" w:before="40" w:line="240"/>
             </w:pPr>
             <w:r>
               <w:t xml:space="preserve">0.3</w:t>
@@ -10686,8 +11245,8 @@
             <w:pPr>
               <w:pStyle w:val="Compact"/>
               <w:jc w:val="left"/>
-              <w:ind w:right="0" w:firstLine="0" w:left="0"/>
-              <w:spacing w:after="40" w:lineRule="auto" w:line="240" w:before="40"/>
+              <w:ind w:right="0" w:left="0" w:firstLine="0"/>
+              <w:spacing w:after="40" w:lineRule="auto" w:before="40" w:line="240"/>
             </w:pPr>
             <w:r>
               <w:t xml:space="preserve">Pass</w:t>
@@ -10702,8 +11261,8 @@
             <w:pPr>
               <w:pStyle w:val="Compact"/>
               <w:jc w:val="left"/>
-              <w:ind w:right="0" w:firstLine="0" w:left="0"/>
-              <w:spacing w:after="40" w:lineRule="auto" w:line="240" w:before="40"/>
+              <w:ind w:right="0" w:left="0" w:firstLine="0"/>
+              <w:spacing w:after="40" w:lineRule="auto" w:before="40" w:line="240"/>
             </w:pPr>
             <w:r>
               <w:t xml:space="preserve">Memory usage (MB)</w:t>
@@ -10716,8 +11275,8 @@
             <w:pPr>
               <w:pStyle w:val="Compact"/>
               <w:jc w:val="left"/>
-              <w:ind w:right="0" w:firstLine="0" w:left="0"/>
-              <w:spacing w:after="40" w:lineRule="auto" w:line="240" w:before="40"/>
+              <w:ind w:right="0" w:left="0" w:firstLine="0"/>
+              <w:spacing w:after="40" w:lineRule="auto" w:before="40" w:line="240"/>
             </w:pPr>
             <w:r>
               <w:t xml:space="preserve">512</w:t>
@@ -10730,8 +11289,8 @@
             <w:pPr>
               <w:pStyle w:val="Compact"/>
               <w:jc w:val="left"/>
-              <w:ind w:right="0" w:firstLine="0" w:left="0"/>
-              <w:spacing w:after="40" w:lineRule="auto" w:line="240" w:before="40"/>
+              <w:ind w:right="0" w:left="0" w:firstLine="0"/>
+              <w:spacing w:after="40" w:lineRule="auto" w:before="40" w:line="240"/>
             </w:pPr>
             <w:r>
               <w:t xml:space="preserve">487</w:t>
@@ -10744,8 +11303,8 @@
             <w:pPr>
               <w:pStyle w:val="Compact"/>
               <w:jc w:val="left"/>
-              <w:ind w:right="0" w:firstLine="0" w:left="0"/>
-              <w:spacing w:after="40" w:lineRule="auto" w:line="240" w:before="40"/>
+              <w:ind w:right="0" w:left="0" w:firstLine="0"/>
+              <w:spacing w:after="40" w:lineRule="auto" w:before="40" w:line="240"/>
             </w:pPr>
             <w:r>
               <w:t xml:space="preserve">Pass</w:t>
@@ -10754,8 +11313,8 @@
         </w:tc>
       </w:tr>
     </w:tbl>
-    <w:bookmarkEnd w:id="62"/>
-    <w:bookmarkStart w:id="63" w:name="MANUAL-sec6.2.4"/>
+    <w:bookmarkEnd w:id="63"/>
+    <w:bookmarkStart w:id="64" w:name="MANUAL-sec6.2.4"/>
     <w:p>
       <w:pPr>
         <w:pStyle w:val="Heading3"/>
@@ -10770,7 +11329,7 @@
     </w:p>
     <w:p>
       <w:pPr>
-        <w:spacing w:after="0" w:lineRule="exact" w:before="0" w:line="20"/>
+        <w:spacing w:after="0" w:line="20" w:lineRule="exact" w:before="0"/>
         <w:rPr>
           <w:sz w:val="2"/>
         </w:rPr>
@@ -10796,7 +11355,7 @@
         <w:fldChar w:fldCharType="separate"/>
       </w:r>
       <w:r>
-        <w:t>22</w:t>
+        <w:t>23</w:t>
       </w:r>
       <w:r>
         <w:fldChar w:fldCharType="end"/>
@@ -10897,8 +11456,8 @@
         <w:t xml:space="preserve"> Application(auth, db)</w:t>
       </w:r>
     </w:p>
-    <w:bookmarkEnd w:id="63"/>
-    <w:bookmarkStart w:id="64" w:name="MANUAL-sec6.2.5"/>
+    <w:bookmarkEnd w:id="64"/>
+    <w:bookmarkStart w:id="65" w:name="MANUAL-sec6.2.5"/>
     <w:p>
       <w:pPr>
         <w:pStyle w:val="Heading3"/>
@@ -11055,8 +11614,8 @@
       </w:r>
       <w:bookmarkEnd w:id="22083"/>
     </w:p>
-    <w:bookmarkEnd w:id="64"/>
-    <w:bookmarkStart w:id="65" w:name="MANUAL-sec6.2.6"/>
+    <w:bookmarkEnd w:id="65"/>
+    <w:bookmarkStart w:id="66" w:name="MANUAL-sec6.2.6"/>
     <w:p>
       <w:pPr>
         <w:pStyle w:val="Heading3"/>
@@ -11644,9 +12203,9 @@
         <w:t xml:space="preserve">}</w:t>
       </w:r>
     </w:p>
-    <w:bookmarkEnd w:id="65"/>
     <w:bookmarkEnd w:id="66"/>
-    <w:bookmarkStart w:id="68" w:name="MANUAL-sec6.3"/>
+    <w:bookmarkEnd w:id="67"/>
+    <w:bookmarkStart w:id="69" w:name="MANUAL-sec6.3"/>
     <w:p>
       <w:pPr>
         <w:pStyle w:val="Heading2"/>
@@ -11742,7 +12301,7 @@
           <w:rPr>
             <w:rStyle w:val="Hyperlink"/>
           </w:rPr>
-          <w:t xml:space="preserve">Listing 22</w:t>
+          <w:t xml:space="preserve">Listing 23</w:t>
         </w:r>
       </w:hyperlink>
       <w:r>
@@ -11834,7 +12393,7 @@
       <w:r>
         <w:t xml:space="preserve"> </w:t>
       </w:r>
-      <w:hyperlink r:id="rId67">
+      <w:hyperlink r:id="rId68">
         <w:r>
           <w:rPr>
             <w:rStyle w:val="Hyperlink"/>
@@ -11851,7 +12410,7 @@
     </w:p>
     <w:p>
       <w:pPr>
-        <w:spacing w:after="0" w:lineRule="exact" w:before="0" w:line="20"/>
+        <w:spacing w:after="0" w:line="20" w:lineRule="exact" w:before="0"/>
         <w:rPr>
           <w:sz w:val="2"/>
         </w:rPr>
@@ -11893,18 +12452,18 @@
         <w:tblLook w:firstRow="1" w:lastRow="0" w:firstColumn="0" w:lastColumn="0" w:noHBand="0" w:noVBand="0" w:val="0020"/>
         <w:jc w:val="start"/>
         <w:tblBorders>
-          <w:top w:space="0" w:color="000000" w:val="single" w:sz="6"/>
-          <w:left w:space="0" w:color="000000" w:val="single" w:sz="6"/>
-          <w:bottom w:space="0" w:color="000000" w:val="single" w:sz="6"/>
-          <w:right w:space="0" w:color="000000" w:val="single" w:sz="6"/>
-          <w:insideH w:space="0" w:color="000000" w:val="single" w:sz="6"/>
-          <w:insideV w:space="0" w:color="000000" w:val="single" w:sz="6"/>
+          <w:top w:space="0" w:val="single" w:color="000000" w:sz="6"/>
+          <w:left w:space="0" w:val="single" w:color="000000" w:sz="6"/>
+          <w:bottom w:space="0" w:val="single" w:color="000000" w:sz="6"/>
+          <w:right w:space="0" w:val="single" w:color="000000" w:sz="6"/>
+          <w:insideH w:space="0" w:val="single" w:color="000000" w:sz="6"/>
+          <w:insideV w:space="0" w:val="single" w:color="000000" w:sz="6"/>
         </w:tblBorders>
         <w:tblCellMar>
-          <w:top w:type="dxa" w:w="57"/>
-          <w:left w:type="dxa" w:w="108"/>
-          <w:bottom w:type="dxa" w:w="57"/>
-          <w:right w:type="dxa" w:w="108"/>
+          <w:top w:w="57" w:type="dxa"/>
+          <w:left w:w="108" w:type="dxa"/>
+          <w:bottom w:w="57" w:type="dxa"/>
+          <w:right w:w="108" w:type="dxa"/>
         </w:tblCellMar>
       </w:tblPr>
       <w:tblGrid>
@@ -11924,8 +12483,8 @@
             <w:pPr>
               <w:pStyle w:val="Compact"/>
               <w:jc w:val="left"/>
-              <w:ind w:right="0" w:firstLine="0" w:left="0"/>
-              <w:spacing w:after="40" w:lineRule="auto" w:line="240" w:before="40"/>
+              <w:ind w:right="0" w:left="0" w:firstLine="0"/>
+              <w:spacing w:after="40" w:lineRule="auto" w:before="40" w:line="240"/>
             </w:pPr>
             <w:r>
               <w:rPr>
@@ -11943,8 +12502,8 @@
             <w:pPr>
               <w:pStyle w:val="Compact"/>
               <w:jc w:val="left"/>
-              <w:ind w:right="0" w:firstLine="0" w:left="0"/>
-              <w:spacing w:after="40" w:lineRule="auto" w:line="240" w:before="40"/>
+              <w:ind w:right="0" w:left="0" w:firstLine="0"/>
+              <w:spacing w:after="40" w:lineRule="auto" w:before="40" w:line="240"/>
             </w:pPr>
             <w:r>
               <w:rPr>
@@ -11962,8 +12521,8 @@
             <w:pPr>
               <w:pStyle w:val="Compact"/>
               <w:jc w:val="left"/>
-              <w:ind w:right="0" w:firstLine="0" w:left="0"/>
-              <w:spacing w:after="40" w:lineRule="auto" w:line="240" w:before="40"/>
+              <w:ind w:right="0" w:left="0" w:firstLine="0"/>
+              <w:spacing w:after="40" w:lineRule="auto" w:before="40" w:line="240"/>
             </w:pPr>
             <w:r>
               <w:rPr>
@@ -11981,8 +12540,8 @@
             <w:pPr>
               <w:pStyle w:val="Compact"/>
               <w:jc w:val="left"/>
-              <w:ind w:right="0" w:firstLine="0" w:left="0"/>
-              <w:spacing w:after="40" w:lineRule="auto" w:line="240" w:before="40"/>
+              <w:ind w:right="0" w:left="0" w:firstLine="0"/>
+              <w:spacing w:after="40" w:lineRule="auto" w:before="40" w:line="240"/>
             </w:pPr>
             <w:r>
               <w:rPr>
@@ -12004,8 +12563,8 @@
             <w:pPr>
               <w:pStyle w:val="Compact"/>
               <w:jc w:val="left"/>
-              <w:ind w:right="0" w:firstLine="0" w:left="0"/>
-              <w:spacing w:after="40" w:lineRule="auto" w:line="240" w:before="40"/>
+              <w:ind w:right="0" w:left="0" w:firstLine="0"/>
+              <w:spacing w:after="40" w:lineRule="auto" w:before="40" w:line="240"/>
             </w:pPr>
             <w:r>
               <w:rPr>
@@ -12021,8 +12580,8 @@
             <w:pPr>
               <w:pStyle w:val="Compact"/>
               <w:jc w:val="left"/>
-              <w:ind w:right="0" w:firstLine="0" w:left="0"/>
-              <w:spacing w:after="40" w:lineRule="auto" w:line="240" w:before="40"/>
+              <w:ind w:right="0" w:left="0" w:firstLine="0"/>
+              <w:spacing w:after="40" w:lineRule="auto" w:before="40" w:line="240"/>
             </w:pPr>
             <w:r>
               <w:t xml:space="preserve">Exact PID lookup. Same-spec first, then cross-document fallback. Never ambiguous.</w:t>
@@ -12037,8 +12596,8 @@
             <w:pPr>
               <w:pStyle w:val="Compact"/>
               <w:jc w:val="left"/>
-              <w:ind w:right="0" w:firstLine="0" w:left="0"/>
-              <w:spacing w:after="40" w:lineRule="auto" w:line="240" w:before="40"/>
+              <w:ind w:right="0" w:left="0" w:firstLine="0"/>
+              <w:spacing w:after="40" w:lineRule="auto" w:before="40" w:line="240"/>
             </w:pPr>
             <w:r>
               <w:rPr>
@@ -12060,8 +12619,8 @@
             <w:pPr>
               <w:pStyle w:val="Compact"/>
               <w:jc w:val="left"/>
-              <w:ind w:right="0" w:firstLine="0" w:left="0"/>
-              <w:spacing w:after="40" w:lineRule="auto" w:line="240" w:before="40"/>
+              <w:ind w:right="0" w:left="0" w:firstLine="0"/>
+              <w:spacing w:after="40" w:lineRule="auto" w:before="40" w:line="240"/>
             </w:pPr>
             <w:r>
               <w:rPr>
@@ -12077,8 +12636,8 @@
             <w:pPr>
               <w:pStyle w:val="Compact"/>
               <w:jc w:val="left"/>
-              <w:ind w:right="0" w:firstLine="0" w:left="0"/>
-              <w:spacing w:after="40" w:lineRule="auto" w:line="240" w:before="40"/>
+              <w:ind w:right="0" w:left="0" w:firstLine="0"/>
+              <w:spacing w:after="40" w:lineRule="auto" w:before="40" w:line="240"/>
             </w:pPr>
             <w:r>
               <w:t xml:space="preserve">Scoped resolution: local scope, then same specification, then global. May be ambiguous if multiple matches at the same scope level.</w:t>
@@ -12087,8 +12646,8 @@
         </w:tc>
       </w:tr>
     </w:tbl>
-    <w:bookmarkEnd w:id="68"/>
-    <w:bookmarkStart w:id="72" w:name="MANUAL-sec6.4"/>
+    <w:bookmarkEnd w:id="69"/>
+    <w:bookmarkStart w:id="73" w:name="MANUAL-sec6.4"/>
     <w:p>
       <w:pPr>
         <w:pStyle w:val="Heading2"/>
@@ -12128,7 +12687,7 @@
       <w:pPr>
         <w:numPr>
           <w:ilvl w:val="0"/>
-          <w:numId w:val="1007"/>
+          <w:numId w:val="1009"/>
         </w:numPr>
         <w:pStyle w:val="Compact"/>
       </w:pPr>
@@ -12225,7 +12784,7 @@
       <w:pPr>
         <w:numPr>
           <w:ilvl w:val="0"/>
-          <w:numId w:val="1007"/>
+          <w:numId w:val="1009"/>
         </w:numPr>
         <w:pStyle w:val="Compact"/>
       </w:pPr>
@@ -12427,7 +12986,7 @@
       <w:pPr>
         <w:numPr>
           <w:ilvl w:val="0"/>
-          <w:numId w:val="1008"/>
+          <w:numId w:val="1010"/>
         </w:numPr>
         <w:pStyle w:val="Compact"/>
       </w:pPr>
@@ -12473,7 +13032,7 @@
       <w:pPr>
         <w:numPr>
           <w:ilvl w:val="0"/>
-          <w:numId w:val="1008"/>
+          <w:numId w:val="1010"/>
         </w:numPr>
         <w:pStyle w:val="Compact"/>
       </w:pPr>
@@ -12539,11 +13098,11 @@
       <w:pPr>
         <w:numPr>
           <w:ilvl w:val="0"/>
-          <w:numId w:val="1009"/>
+          <w:numId w:val="1011"/>
         </w:numPr>
         <w:pStyle w:val="Compact"/>
       </w:pPr>
-      <w:hyperlink r:id="rId69">
+      <w:hyperlink r:id="rId70">
         <w:r>
           <w:rPr>
             <w:rStyle w:val="Hyperlink"/>
@@ -12562,11 +13121,11 @@
       <w:pPr>
         <w:numPr>
           <w:ilvl w:val="0"/>
-          <w:numId w:val="1009"/>
+          <w:numId w:val="1011"/>
         </w:numPr>
         <w:pStyle w:val="Compact"/>
       </w:pPr>
-      <w:hyperlink r:id="rId70">
+      <w:hyperlink r:id="rId71">
         <w:r>
           <w:rPr>
             <w:rStyle w:val="Hyperlink"/>
@@ -12585,11 +13144,11 @@
       <w:pPr>
         <w:numPr>
           <w:ilvl w:val="0"/>
-          <w:numId w:val="1009"/>
+          <w:numId w:val="1011"/>
         </w:numPr>
         <w:pStyle w:val="Compact"/>
       </w:pPr>
-      <w:hyperlink r:id="rId71">
+      <w:hyperlink r:id="rId72">
         <w:r>
           <w:rPr>
             <w:rStyle w:val="Hyperlink"/>
@@ -12604,8 +13163,8 @@
         <w:t xml:space="preserve">links to preset inheritance in the DOCX guide.</w:t>
       </w:r>
     </w:p>
-    <w:bookmarkEnd w:id="72"/>
-    <w:bookmarkStart w:id="73" w:name="MANUAL-sec6.5"/>
+    <w:bookmarkEnd w:id="73"/>
+    <w:bookmarkStart w:id="74" w:name="MANUAL-sec6.5"/>
     <w:p>
       <w:pPr>
         <w:pStyle w:val="Heading2"/>
@@ -12658,7 +13217,7 @@
     </w:p>
     <w:p>
       <w:pPr>
-        <w:spacing w:after="0" w:lineRule="exact" w:before="0" w:line="20"/>
+        <w:spacing w:after="0" w:line="20" w:lineRule="exact" w:before="0"/>
         <w:rPr>
           <w:sz w:val="2"/>
         </w:rPr>
@@ -12684,7 +13243,7 @@
         <w:fldChar w:fldCharType="separate"/>
       </w:r>
       <w:r>
-        <w:t>23</w:t>
+        <w:t>24</w:t>
       </w:r>
       <w:r>
         <w:fldChar w:fldCharType="end"/>
@@ -12766,7 +13325,7 @@
     </w:p>
     <w:p>
       <w:pPr>
-        <w:spacing w:after="0" w:lineRule="exact" w:before="0" w:line="20"/>
+        <w:spacing w:after="0" w:line="20" w:lineRule="exact" w:before="0"/>
         <w:rPr>
           <w:sz w:val="2"/>
         </w:rPr>
@@ -12792,7 +13351,7 @@
         <w:fldChar w:fldCharType="separate"/>
       </w:r>
       <w:r>
-        <w:t>24</w:t>
+        <w:t>25</w:t>
       </w:r>
       <w:r>
         <w:fldChar w:fldCharType="end"/>
@@ -13063,7 +13622,7 @@
     </w:p>
     <w:p>
       <w:pPr>
-        <w:spacing w:after="0" w:lineRule="exact" w:before="0" w:line="20"/>
+        <w:spacing w:after="0" w:line="20" w:lineRule="exact" w:before="0"/>
         <w:rPr>
           <w:sz w:val="2"/>
         </w:rPr>
@@ -13089,7 +13648,7 @@
         <w:fldChar w:fldCharType="separate"/>
       </w:r>
       <w:r>
-        <w:t>25</w:t>
+        <w:t>26</w:t>
       </w:r>
       <w:r>
         <w:fldChar w:fldCharType="end"/>
@@ -13209,7 +13768,7 @@
       <w:pPr>
         <w:numPr>
           <w:ilvl w:val="0"/>
-          <w:numId w:val="1010"/>
+          <w:numId w:val="1012"/>
         </w:numPr>
         <w:pStyle w:val="Compact"/>
       </w:pPr>
@@ -13282,7 +13841,7 @@
       <w:pPr>
         <w:numPr>
           <w:ilvl w:val="0"/>
-          <w:numId w:val="1010"/>
+          <w:numId w:val="1012"/>
         </w:numPr>
         <w:pStyle w:val="Compact"/>
       </w:pPr>
@@ -13352,7 +13911,7 @@
       <w:pPr>
         <w:numPr>
           <w:ilvl w:val="0"/>
-          <w:numId w:val="1010"/>
+          <w:numId w:val="1012"/>
         </w:numPr>
         <w:pStyle w:val="Compact"/>
       </w:pPr>
@@ -13405,8 +13964,8 @@
         <w:t xml:space="preserve">elements. During EMIT, Pandoc’s citeproc processor formats citations and appends a bibliography list to the document according to the configured CSL style.</w:t>
       </w:r>
     </w:p>
-    <w:bookmarkEnd w:id="73"/>
-    <w:bookmarkStart w:id="79" w:name="MANUAL-sec6.6"/>
+    <w:bookmarkEnd w:id="74"/>
+    <w:bookmarkStart w:id="80" w:name="MANUAL-sec6.6"/>
     <w:p>
       <w:pPr>
         <w:pStyle w:val="Heading2"/>
@@ -13427,7 +13986,7 @@
         <w:t xml:space="preserve">Views generate content blocks from the SpecIR.</w:t>
       </w:r>
     </w:p>
-    <w:bookmarkStart w:id="74" w:name="MANUAL-sec6.6.1"/>
+    <w:bookmarkStart w:id="75" w:name="MANUAL-sec6.6.1"/>
     <w:p>
       <w:pPr>
         <w:pStyle w:val="Heading3"/>
@@ -13523,8 +14082,8 @@
         <w:t xml:space="preserve">. The abbreviation goes in parentheses at the end.</w:t>
       </w:r>
     </w:p>
-    <w:bookmarkEnd w:id="74"/>
-    <w:bookmarkStart w:id="75" w:name="MANUAL-sec6.6.2"/>
+    <w:bookmarkEnd w:id="75"/>
+    <w:bookmarkStart w:id="76" w:name="MANUAL-sec6.6.2"/>
     <w:p>
       <w:pPr>
         <w:pStyle w:val="Heading3"/>
@@ -13737,8 +14296,8 @@
         <w:t xml:space="preserve">) provide numbered equations with captions.</w:t>
       </w:r>
     </w:p>
-    <w:bookmarkEnd w:id="75"/>
-    <w:bookmarkStart w:id="77" w:name="MANUAL-sec6.6.3"/>
+    <w:bookmarkEnd w:id="76"/>
+    <w:bookmarkStart w:id="78" w:name="MANUAL-sec6.6.3"/>
     <w:p>
       <w:pPr>
         <w:pStyle w:val="Heading3"/>
@@ -13806,7 +14365,7 @@
     </w:p>
     <w:p>
       <w:pPr>
-        <w:spacing w:after="0" w:lineRule="exact" w:before="0" w:line="20"/>
+        <w:spacing w:after="0" w:line="20" w:lineRule="exact" w:before="0"/>
         <w:rPr>
           <w:sz w:val="2"/>
         </w:rPr>
@@ -13832,7 +14391,7 @@
         <w:fldChar w:fldCharType="separate"/>
       </w:r>
       <w:r>
-        <w:t>26</w:t>
+        <w:t>27</w:t>
       </w:r>
       <w:r>
         <w:fldChar w:fldCharType="end"/>
@@ -14009,7 +14568,7 @@
       <w:r>
         <w:t xml:space="preserve"> </w:t>
       </w:r>
-      <w:hyperlink r:id="rId76">
+      <w:hyperlink r:id="rId77">
         <w:r>
           <w:rPr>
             <w:rStyle w:val="Hyperlink"/>
@@ -14024,8 +14583,8 @@
         <w:t xml:space="preserve">in the model guide for details on creating view types.</w:t>
       </w:r>
     </w:p>
-    <w:bookmarkEnd w:id="77"/>
-    <w:bookmarkStart w:id="78" w:name="MANUAL-sec6.6.4"/>
+    <w:bookmarkEnd w:id="78"/>
+    <w:bookmarkStart w:id="79" w:name="MANUAL-sec6.6.4"/>
     <w:p>
       <w:pPr>
         <w:pStyle w:val="Heading3"/>
@@ -14050,7 +14609,7 @@
       <w:pPr>
         <w:numPr>
           <w:ilvl w:val="0"/>
-          <w:numId w:val="1011"/>
+          <w:numId w:val="1013"/>
         </w:numPr>
         <w:pStyle w:val="Compact"/>
       </w:pPr>
@@ -14073,7 +14632,7 @@
       <w:pPr>
         <w:numPr>
           <w:ilvl w:val="0"/>
-          <w:numId w:val="1011"/>
+          <w:numId w:val="1013"/>
         </w:numPr>
         <w:pStyle w:val="Compact"/>
       </w:pPr>
@@ -14096,7 +14655,7 @@
       <w:pPr>
         <w:numPr>
           <w:ilvl w:val="0"/>
-          <w:numId w:val="1011"/>
+          <w:numId w:val="1013"/>
         </w:numPr>
         <w:pStyle w:val="Compact"/>
       </w:pPr>
@@ -14124,10 +14683,10 @@
         <w:t xml:space="preserve">abbrev_list</w:t>
       </w:r>
     </w:p>
-    <w:bookmarkEnd w:id="78"/>
     <w:bookmarkEnd w:id="79"/>
     <w:bookmarkEnd w:id="80"/>
-    <w:bookmarkStart w:id="84" w:name="MANUAL-sec7"/>
+    <w:bookmarkEnd w:id="81"/>
+    <w:bookmarkStart w:id="85" w:name="MANUAL-sec7"/>
     <w:p>
       <w:pPr>
         <w:pStyle w:val="Heading1"/>
@@ -14140,7 +14699,7 @@
         <w:t xml:space="preserve">Invocation</w:t>
       </w:r>
     </w:p>
-    <w:bookmarkStart w:id="81" w:name="MANUAL-sec7.1"/>
+    <w:bookmarkStart w:id="82" w:name="MANUAL-sec7.1"/>
     <w:p>
       <w:pPr>
         <w:pStyle w:val="Heading2"/>
@@ -14155,7 +14714,7 @@
     </w:p>
     <w:p>
       <w:pPr>
-        <w:spacing w:after="0" w:lineRule="exact" w:before="0" w:line="20"/>
+        <w:spacing w:after="0" w:line="20" w:lineRule="exact" w:before="0"/>
         <w:rPr>
           <w:sz w:val="2"/>
         </w:rPr>
@@ -14181,7 +14740,7 @@
         <w:fldChar w:fldCharType="separate"/>
       </w:r>
       <w:r>
-        <w:t>27</w:t>
+        <w:t>28</w:t>
       </w:r>
       <w:r>
         <w:fldChar w:fldCharType="end"/>
@@ -14254,8 +14813,8 @@
         <w:t xml:space="preserve">.</w:t>
       </w:r>
     </w:p>
-    <w:bookmarkEnd w:id="81"/>
-    <w:bookmarkStart w:id="82" w:name="MANUAL-sec7.2"/>
+    <w:bookmarkEnd w:id="82"/>
+    <w:bookmarkStart w:id="83" w:name="MANUAL-sec7.2"/>
     <w:p>
       <w:pPr>
         <w:pStyle w:val="Heading2"/>
@@ -14270,7 +14829,7 @@
     </w:p>
     <w:p>
       <w:pPr>
-        <w:spacing w:after="0" w:lineRule="exact" w:before="0" w:line="20"/>
+        <w:spacing w:after="0" w:line="20" w:lineRule="exact" w:before="0"/>
         <w:rPr>
           <w:sz w:val="2"/>
         </w:rPr>
@@ -14312,18 +14871,18 @@
         <w:tblLook w:firstRow="1" w:lastRow="0" w:firstColumn="0" w:lastColumn="0" w:noHBand="0" w:noVBand="0" w:val="0020"/>
         <w:jc w:val="start"/>
         <w:tblBorders>
-          <w:top w:space="0" w:color="000000" w:val="single" w:sz="6"/>
-          <w:left w:space="0" w:color="000000" w:val="single" w:sz="6"/>
-          <w:bottom w:space="0" w:color="000000" w:val="single" w:sz="6"/>
-          <w:right w:space="0" w:color="000000" w:val="single" w:sz="6"/>
-          <w:insideH w:space="0" w:color="000000" w:val="single" w:sz="6"/>
-          <w:insideV w:space="0" w:color="000000" w:val="single" w:sz="6"/>
+          <w:top w:space="0" w:val="single" w:color="000000" w:sz="6"/>
+          <w:left w:space="0" w:val="single" w:color="000000" w:sz="6"/>
+          <w:bottom w:space="0" w:val="single" w:color="000000" w:sz="6"/>
+          <w:right w:space="0" w:val="single" w:color="000000" w:sz="6"/>
+          <w:insideH w:space="0" w:val="single" w:color="000000" w:sz="6"/>
+          <w:insideV w:space="0" w:val="single" w:color="000000" w:sz="6"/>
         </w:tblBorders>
         <w:tblCellMar>
-          <w:top w:type="dxa" w:w="57"/>
-          <w:left w:type="dxa" w:w="108"/>
-          <w:bottom w:type="dxa" w:w="57"/>
-          <w:right w:type="dxa" w:w="108"/>
+          <w:top w:w="57" w:type="dxa"/>
+          <w:left w:w="108" w:type="dxa"/>
+          <w:bottom w:w="57" w:type="dxa"/>
+          <w:right w:w="108" w:type="dxa"/>
         </w:tblCellMar>
       </w:tblPr>
       <w:tblGrid>
@@ -14343,8 +14902,8 @@
             <w:pPr>
               <w:pStyle w:val="Compact"/>
               <w:jc w:val="left"/>
-              <w:ind w:right="0" w:firstLine="0" w:left="0"/>
-              <w:spacing w:after="40" w:lineRule="auto" w:line="240" w:before="40"/>
+              <w:ind w:right="0" w:left="0" w:firstLine="0"/>
+              <w:spacing w:after="40" w:lineRule="auto" w:before="40" w:line="240"/>
             </w:pPr>
             <w:r>
               <w:rPr>
@@ -14362,8 +14921,8 @@
             <w:pPr>
               <w:pStyle w:val="Compact"/>
               <w:jc w:val="left"/>
-              <w:ind w:right="0" w:firstLine="0" w:left="0"/>
-              <w:spacing w:after="40" w:lineRule="auto" w:line="240" w:before="40"/>
+              <w:ind w:right="0" w:left="0" w:firstLine="0"/>
+              <w:spacing w:after="40" w:lineRule="auto" w:before="40" w:line="240"/>
             </w:pPr>
             <w:r>
               <w:rPr>
@@ -14381,8 +14940,8 @@
             <w:pPr>
               <w:pStyle w:val="Compact"/>
               <w:jc w:val="left"/>
-              <w:ind w:right="0" w:firstLine="0" w:left="0"/>
-              <w:spacing w:after="40" w:lineRule="auto" w:line="240" w:before="40"/>
+              <w:ind w:right="0" w:left="0" w:firstLine="0"/>
+              <w:spacing w:after="40" w:lineRule="auto" w:before="40" w:line="240"/>
             </w:pPr>
             <w:r>
               <w:rPr>
@@ -14400,8 +14959,8 @@
             <w:pPr>
               <w:pStyle w:val="Compact"/>
               <w:jc w:val="left"/>
-              <w:ind w:right="0" w:firstLine="0" w:left="0"/>
-              <w:spacing w:after="40" w:lineRule="auto" w:line="240" w:before="40"/>
+              <w:ind w:right="0" w:left="0" w:firstLine="0"/>
+              <w:spacing w:after="40" w:lineRule="auto" w:before="40" w:line="240"/>
             </w:pPr>
             <w:r>
               <w:rPr>
@@ -14417,8 +14976,8 @@
             <w:pPr>
               <w:pStyle w:val="Compact"/>
               <w:jc w:val="left"/>
-              <w:ind w:right="0" w:firstLine="0" w:left="0"/>
-              <w:spacing w:after="40" w:lineRule="auto" w:line="240" w:before="40"/>
+              <w:ind w:right="0" w:left="0" w:firstLine="0"/>
+              <w:spacing w:after="40" w:lineRule="auto" w:before="40" w:line="240"/>
             </w:pPr>
             <w:r>
               <w:rPr>
@@ -14434,8 +14993,8 @@
             <w:pPr>
               <w:pStyle w:val="Compact"/>
               <w:jc w:val="left"/>
-              <w:ind w:right="0" w:firstLine="0" w:left="0"/>
-              <w:spacing w:after="40" w:lineRule="auto" w:line="240" w:before="40"/>
+              <w:ind w:right="0" w:left="0" w:firstLine="0"/>
+              <w:spacing w:after="40" w:lineRule="auto" w:before="40" w:line="240"/>
             </w:pPr>
             <w:r>
               <w:t xml:space="preserve">Override log level:</w:t>
@@ -14495,8 +15054,8 @@
             <w:pPr>
               <w:pStyle w:val="Compact"/>
               <w:jc w:val="left"/>
-              <w:ind w:right="0" w:firstLine="0" w:left="0"/>
-              <w:spacing w:after="40" w:lineRule="auto" w:line="240" w:before="40"/>
+              <w:ind w:right="0" w:left="0" w:firstLine="0"/>
+              <w:spacing w:after="40" w:lineRule="auto" w:before="40" w:line="240"/>
             </w:pPr>
             <w:r>
               <w:rPr>
@@ -14512,8 +15071,8 @@
             <w:pPr>
               <w:pStyle w:val="Compact"/>
               <w:jc w:val="left"/>
-              <w:ind w:right="0" w:firstLine="0" w:left="0"/>
-              <w:spacing w:after="40" w:lineRule="auto" w:line="240" w:before="40"/>
+              <w:ind w:right="0" w:left="0" w:firstLine="0"/>
+              <w:spacing w:after="40" w:lineRule="auto" w:before="40" w:line="240"/>
             </w:pPr>
             <w:r>
               <w:rPr>
@@ -14529,8 +15088,8 @@
             <w:pPr>
               <w:pStyle w:val="Compact"/>
               <w:jc w:val="left"/>
-              <w:ind w:right="0" w:firstLine="0" w:left="0"/>
-              <w:spacing w:after="40" w:lineRule="auto" w:line="240" w:before="40"/>
+              <w:ind w:right="0" w:left="0" w:firstLine="0"/>
+              <w:spacing w:after="40" w:lineRule="auto" w:before="40" w:line="240"/>
             </w:pPr>
             <w:r>
               <w:t xml:space="preserve">SpecCompiler installation root (model and binary lookup)</w:t>
@@ -14545,8 +15104,8 @@
             <w:pPr>
               <w:pStyle w:val="Compact"/>
               <w:jc w:val="left"/>
-              <w:ind w:right="0" w:firstLine="0" w:left="0"/>
-              <w:spacing w:after="40" w:lineRule="auto" w:line="240" w:before="40"/>
+              <w:ind w:right="0" w:left="0" w:firstLine="0"/>
+              <w:spacing w:after="40" w:lineRule="auto" w:before="40" w:line="240"/>
             </w:pPr>
             <w:r>
               <w:rPr>
@@ -14562,8 +15121,8 @@
             <w:pPr>
               <w:pStyle w:val="Compact"/>
               <w:jc w:val="left"/>
-              <w:ind w:right="0" w:firstLine="0" w:left="0"/>
-              <w:spacing w:after="40" w:lineRule="auto" w:line="240" w:before="40"/>
+              <w:ind w:right="0" w:left="0" w:firstLine="0"/>
+              <w:spacing w:after="40" w:lineRule="auto" w:before="40" w:line="240"/>
             </w:pPr>
             <w:r>
               <w:rPr>
@@ -14579,8 +15138,8 @@
             <w:pPr>
               <w:pStyle w:val="Compact"/>
               <w:jc w:val="left"/>
-              <w:ind w:right="0" w:firstLine="0" w:left="0"/>
-              <w:spacing w:after="40" w:lineRule="auto" w:line="240" w:before="40"/>
+              <w:ind w:right="0" w:left="0" w:firstLine="0"/>
+              <w:spacing w:after="40" w:lineRule="auto" w:before="40" w:line="240"/>
             </w:pPr>
             <w:r>
               <w:t xml:space="preserve">Distribution root (used internally for external renderers)</w:t>
@@ -14595,8 +15154,8 @@
             <w:pPr>
               <w:pStyle w:val="Compact"/>
               <w:jc w:val="left"/>
-              <w:ind w:right="0" w:firstLine="0" w:left="0"/>
-              <w:spacing w:after="40" w:lineRule="auto" w:line="240" w:before="40"/>
+              <w:ind w:right="0" w:left="0" w:firstLine="0"/>
+              <w:spacing w:after="40" w:lineRule="auto" w:before="40" w:line="240"/>
             </w:pPr>
             <w:r>
               <w:rPr>
@@ -14612,8 +15171,8 @@
             <w:pPr>
               <w:pStyle w:val="Compact"/>
               <w:jc w:val="left"/>
-              <w:ind w:right="0" w:firstLine="0" w:left="0"/>
-              <w:spacing w:after="40" w:lineRule="auto" w:line="240" w:before="40"/>
+              <w:ind w:right="0" w:left="0" w:firstLine="0"/>
+              <w:spacing w:after="40" w:lineRule="auto" w:before="40" w:line="240"/>
             </w:pPr>
             <w:r>
               <w:rPr>
@@ -14629,8 +15188,8 @@
             <w:pPr>
               <w:pStyle w:val="Compact"/>
               <w:jc w:val="left"/>
-              <w:ind w:right="0" w:firstLine="0" w:left="0"/>
-              <w:spacing w:after="40" w:lineRule="auto" w:line="240" w:before="40"/>
+              <w:ind w:right="0" w:left="0" w:firstLine="0"/>
+              <w:spacing w:after="40" w:lineRule="auto" w:before="40" w:line="240"/>
             </w:pPr>
             <w:r>
               <w:t xml:space="preserve">Docker image reference (overrides default in wrapper)</w:t>
@@ -14645,8 +15204,8 @@
             <w:pPr>
               <w:pStyle w:val="Compact"/>
               <w:jc w:val="left"/>
-              <w:ind w:right="0" w:firstLine="0" w:left="0"/>
-              <w:spacing w:after="40" w:lineRule="auto" w:line="240" w:before="40"/>
+              <w:ind w:right="0" w:left="0" w:firstLine="0"/>
+              <w:spacing w:after="40" w:lineRule="auto" w:before="40" w:line="240"/>
             </w:pPr>
             <w:r>
               <w:rPr>
@@ -14662,8 +15221,8 @@
             <w:pPr>
               <w:pStyle w:val="Compact"/>
               <w:jc w:val="left"/>
-              <w:ind w:right="0" w:firstLine="0" w:left="0"/>
-              <w:spacing w:after="40" w:lineRule="auto" w:line="240" w:before="40"/>
+              <w:ind w:right="0" w:left="0" w:firstLine="0"/>
+              <w:spacing w:after="40" w:lineRule="auto" w:before="40" w:line="240"/>
             </w:pPr>
             <w:r>
               <w:t xml:space="preserve">(unset)</w:t>
@@ -14676,8 +15235,8 @@
             <w:pPr>
               <w:pStyle w:val="Compact"/>
               <w:jc w:val="left"/>
-              <w:ind w:right="0" w:firstLine="0" w:left="0"/>
-              <w:spacing w:after="40" w:lineRule="auto" w:line="240" w:before="40"/>
+              <w:ind w:right="0" w:left="0" w:firstLine="0"/>
+              <w:spacing w:after="40" w:lineRule="auto" w:before="40" w:line="240"/>
             </w:pPr>
             <w:r>
               <w:t xml:space="preserve">Disable ANSI color codes in output</w:t>
@@ -14686,8 +15245,8 @@
         </w:tc>
       </w:tr>
     </w:tbl>
-    <w:bookmarkEnd w:id="82"/>
-    <w:bookmarkStart w:id="83" w:name="MANUAL-sec7.3"/>
+    <w:bookmarkEnd w:id="83"/>
+    <w:bookmarkStart w:id="84" w:name="MANUAL-sec7.3"/>
     <w:p>
       <w:pPr>
         <w:pStyle w:val="Heading2"/>
@@ -14702,7 +15261,7 @@
     </w:p>
     <w:p>
       <w:pPr>
-        <w:spacing w:after="0" w:lineRule="exact" w:before="0" w:line="20"/>
+        <w:spacing w:after="0" w:line="20" w:lineRule="exact" w:before="0"/>
         <w:rPr>
           <w:sz w:val="2"/>
         </w:rPr>
@@ -14744,18 +15303,18 @@
         <w:tblLook w:firstRow="1" w:lastRow="0" w:firstColumn="0" w:lastColumn="0" w:noHBand="0" w:noVBand="0" w:val="0020"/>
         <w:jc w:val="start"/>
         <w:tblBorders>
-          <w:top w:space="0" w:color="000000" w:val="single" w:sz="6"/>
-          <w:left w:space="0" w:color="000000" w:val="single" w:sz="6"/>
-          <w:bottom w:space="0" w:color="000000" w:val="single" w:sz="6"/>
-          <w:right w:space="0" w:color="000000" w:val="single" w:sz="6"/>
-          <w:insideH w:space="0" w:color="000000" w:val="single" w:sz="6"/>
-          <w:insideV w:space="0" w:color="000000" w:val="single" w:sz="6"/>
+          <w:top w:space="0" w:val="single" w:color="000000" w:sz="6"/>
+          <w:left w:space="0" w:val="single" w:color="000000" w:sz="6"/>
+          <w:bottom w:space="0" w:val="single" w:color="000000" w:sz="6"/>
+          <w:right w:space="0" w:val="single" w:color="000000" w:sz="6"/>
+          <w:insideH w:space="0" w:val="single" w:color="000000" w:sz="6"/>
+          <w:insideV w:space="0" w:val="single" w:color="000000" w:sz="6"/>
         </w:tblBorders>
         <w:tblCellMar>
-          <w:top w:type="dxa" w:w="57"/>
-          <w:left w:type="dxa" w:w="108"/>
-          <w:bottom w:type="dxa" w:w="57"/>
-          <w:right w:type="dxa" w:w="108"/>
+          <w:top w:w="57" w:type="dxa"/>
+          <w:left w:w="108" w:type="dxa"/>
+          <w:bottom w:w="57" w:type="dxa"/>
+          <w:right w:w="108" w:type="dxa"/>
         </w:tblCellMar>
       </w:tblPr>
       <w:tblGrid>
@@ -14774,8 +15333,8 @@
             <w:pPr>
               <w:pStyle w:val="Compact"/>
               <w:jc w:val="left"/>
-              <w:ind w:right="0" w:firstLine="0" w:left="0"/>
-              <w:spacing w:after="40" w:lineRule="auto" w:line="240" w:before="40"/>
+              <w:ind w:right="0" w:left="0" w:firstLine="0"/>
+              <w:spacing w:after="40" w:lineRule="auto" w:before="40" w:line="240"/>
             </w:pPr>
             <w:r>
               <w:rPr>
@@ -14793,8 +15352,8 @@
             <w:pPr>
               <w:pStyle w:val="Compact"/>
               <w:jc w:val="left"/>
-              <w:ind w:right="0" w:firstLine="0" w:left="0"/>
-              <w:spacing w:after="40" w:lineRule="auto" w:line="240" w:before="40"/>
+              <w:ind w:right="0" w:left="0" w:firstLine="0"/>
+              <w:spacing w:after="40" w:lineRule="auto" w:before="40" w:line="240"/>
             </w:pPr>
             <w:r>
               <w:rPr>
@@ -14812,8 +15371,8 @@
             <w:pPr>
               <w:pStyle w:val="Compact"/>
               <w:jc w:val="left"/>
-              <w:ind w:right="0" w:firstLine="0" w:left="0"/>
-              <w:spacing w:after="40" w:lineRule="auto" w:line="240" w:before="40"/>
+              <w:ind w:right="0" w:left="0" w:firstLine="0"/>
+              <w:spacing w:after="40" w:lineRule="auto" w:before="40" w:line="240"/>
             </w:pPr>
             <w:r>
               <w:t xml:space="preserve">0</w:t>
@@ -14826,8 +15385,8 @@
             <w:pPr>
               <w:pStyle w:val="Compact"/>
               <w:jc w:val="left"/>
-              <w:ind w:right="0" w:firstLine="0" w:left="0"/>
-              <w:spacing w:after="40" w:lineRule="auto" w:line="240" w:before="40"/>
+              <w:ind w:right="0" w:left="0" w:firstLine="0"/>
+              <w:spacing w:after="40" w:lineRule="auto" w:before="40" w:line="240"/>
             </w:pPr>
             <w:r>
               <w:t xml:space="preserve">Success: all documents processed and outputs generated</w:t>
@@ -14842,8 +15401,8 @@
             <w:pPr>
               <w:pStyle w:val="Compact"/>
               <w:jc w:val="left"/>
-              <w:ind w:right="0" w:firstLine="0" w:left="0"/>
-              <w:spacing w:after="40" w:lineRule="auto" w:line="240" w:before="40"/>
+              <w:ind w:right="0" w:left="0" w:firstLine="0"/>
+              <w:spacing w:after="40" w:lineRule="auto" w:before="40" w:line="240"/>
             </w:pPr>
             <w:r>
               <w:t xml:space="preserve">1</w:t>
@@ -14856,8 +15415,8 @@
             <w:pPr>
               <w:pStyle w:val="Compact"/>
               <w:jc w:val="left"/>
-              <w:ind w:right="0" w:firstLine="0" w:left="0"/>
-              <w:spacing w:after="40" w:lineRule="auto" w:line="240" w:before="40"/>
+              <w:ind w:right="0" w:left="0" w:firstLine="0"/>
+              <w:spacing w:after="40" w:lineRule="auto" w:before="40" w:line="240"/>
             </w:pPr>
             <w:r>
               <w:t xml:space="preserve">Failure: Docker unavailable or configuration or pipeline error</w:t>
@@ -14872,8 +15431,8 @@
             <w:pPr>
               <w:pStyle w:val="Compact"/>
               <w:jc w:val="left"/>
-              <w:ind w:right="0" w:firstLine="0" w:left="0"/>
-              <w:spacing w:after="40" w:lineRule="auto" w:line="240" w:before="40"/>
+              <w:ind w:right="0" w:left="0" w:firstLine="0"/>
+              <w:spacing w:after="40" w:lineRule="auto" w:before="40" w:line="240"/>
             </w:pPr>
             <w:r>
               <w:t xml:space="preserve">2</w:t>
@@ -14886,8 +15445,8 @@
             <w:pPr>
               <w:pStyle w:val="Compact"/>
               <w:jc w:val="left"/>
-              <w:ind w:right="0" w:firstLine="0" w:left="0"/>
-              <w:spacing w:after="40" w:lineRule="auto" w:line="240" w:before="40"/>
+              <w:ind w:right="0" w:left="0" w:firstLine="0"/>
+              <w:spacing w:after="40" w:lineRule="auto" w:before="40" w:line="240"/>
             </w:pPr>
             <w:r>
               <w:t xml:space="preserve">Blocking diagnostics: analysis reported one or more errors</w:t>
@@ -14896,9 +15455,9 @@
         </w:tc>
       </w:tr>
     </w:tbl>
-    <w:bookmarkEnd w:id="83"/>
     <w:bookmarkEnd w:id="84"/>
-    <w:bookmarkStart w:id="89" w:name="MANUAL-sec8"/>
+    <w:bookmarkEnd w:id="85"/>
+    <w:bookmarkStart w:id="90" w:name="MANUAL-sec8"/>
     <w:p>
       <w:pPr>
         <w:pStyle w:val="Heading1"/>
@@ -14919,7 +15478,7 @@
         <w:t xml:space="preserve">Four output formats are supported. Multiple formats can be generated in a single run.</w:t>
       </w:r>
     </w:p>
-    <w:bookmarkStart w:id="85" w:name="MANUAL-sec8.1"/>
+    <w:bookmarkStart w:id="86" w:name="MANUAL-sec8.1"/>
     <w:p>
       <w:pPr>
         <w:pStyle w:val="Heading2"/>
@@ -14936,7 +15495,7 @@
       <w:pPr>
         <w:numPr>
           <w:ilvl w:val="0"/>
-          <w:numId w:val="1012"/>
+          <w:numId w:val="1014"/>
         </w:numPr>
         <w:pStyle w:val="Compact"/>
       </w:pPr>
@@ -14975,7 +15534,7 @@
       <w:pPr>
         <w:numPr>
           <w:ilvl w:val="0"/>
-          <w:numId w:val="1012"/>
+          <w:numId w:val="1014"/>
         </w:numPr>
         <w:pStyle w:val="Compact"/>
       </w:pPr>
@@ -14993,7 +15552,7 @@
       <w:r>
         <w:t xml:space="preserve"> </w:t>
       </w:r>
-      <w:hyperlink r:id="rId67">
+      <w:hyperlink r:id="rId68">
         <w:r>
           <w:rPr>
             <w:rStyle w:val="Hyperlink"/>
@@ -15010,7 +15569,7 @@
       <w:r>
         <w:t xml:space="preserve"> </w:t>
       </w:r>
-      <w:hyperlink r:id="rId70">
+      <w:hyperlink r:id="rId71">
         <w:r>
           <w:rPr>
             <w:rStyle w:val="Hyperlink"/>
@@ -15041,8 +15600,8 @@
         <w:t xml:space="preserve">guide.</w:t>
       </w:r>
     </w:p>
-    <w:bookmarkEnd w:id="85"/>
-    <w:bookmarkStart w:id="86" w:name="MANUAL-sec8.2"/>
+    <w:bookmarkEnd w:id="86"/>
+    <w:bookmarkStart w:id="87" w:name="MANUAL-sec8.2"/>
     <w:p>
       <w:pPr>
         <w:pStyle w:val="Heading2"/>
@@ -15057,7 +15616,7 @@
     </w:p>
     <w:p>
       <w:pPr>
-        <w:spacing w:after="0" w:lineRule="exact" w:before="0" w:line="20"/>
+        <w:spacing w:after="0" w:line="20" w:lineRule="exact" w:before="0"/>
         <w:rPr>
           <w:sz w:val="2"/>
         </w:rPr>
@@ -15099,18 +15658,18 @@
         <w:tblLook w:firstRow="1" w:lastRow="0" w:firstColumn="0" w:lastColumn="0" w:noHBand="0" w:noVBand="0" w:val="0020"/>
         <w:jc w:val="start"/>
         <w:tblBorders>
-          <w:top w:space="0" w:color="000000" w:val="single" w:sz="6"/>
-          <w:left w:space="0" w:color="000000" w:val="single" w:sz="6"/>
-          <w:bottom w:space="0" w:color="000000" w:val="single" w:sz="6"/>
-          <w:right w:space="0" w:color="000000" w:val="single" w:sz="6"/>
-          <w:insideH w:space="0" w:color="000000" w:val="single" w:sz="6"/>
-          <w:insideV w:space="0" w:color="000000" w:val="single" w:sz="6"/>
+          <w:top w:space="0" w:val="single" w:color="000000" w:sz="6"/>
+          <w:left w:space="0" w:val="single" w:color="000000" w:sz="6"/>
+          <w:bottom w:space="0" w:val="single" w:color="000000" w:sz="6"/>
+          <w:right w:space="0" w:val="single" w:color="000000" w:sz="6"/>
+          <w:insideH w:space="0" w:val="single" w:color="000000" w:sz="6"/>
+          <w:insideV w:space="0" w:val="single" w:color="000000" w:sz="6"/>
         </w:tblBorders>
         <w:tblCellMar>
-          <w:top w:type="dxa" w:w="57"/>
-          <w:left w:type="dxa" w:w="108"/>
-          <w:bottom w:type="dxa" w:w="57"/>
-          <w:right w:type="dxa" w:w="108"/>
+          <w:top w:w="57" w:type="dxa"/>
+          <w:left w:w="108" w:type="dxa"/>
+          <w:bottom w:w="57" w:type="dxa"/>
+          <w:right w:w="108" w:type="dxa"/>
         </w:tblCellMar>
       </w:tblPr>
       <w:tblGrid>
@@ -15131,8 +15690,8 @@
             <w:pPr>
               <w:pStyle w:val="Compact"/>
               <w:jc w:val="left"/>
-              <w:ind w:right="0" w:firstLine="0" w:left="0"/>
-              <w:spacing w:after="40" w:lineRule="auto" w:line="240" w:before="40"/>
+              <w:ind w:right="0" w:left="0" w:firstLine="0"/>
+              <w:spacing w:after="40" w:lineRule="auto" w:before="40" w:line="240"/>
             </w:pPr>
             <w:r>
               <w:rPr>
@@ -15150,8 +15709,8 @@
             <w:pPr>
               <w:pStyle w:val="Compact"/>
               <w:jc w:val="left"/>
-              <w:ind w:right="0" w:firstLine="0" w:left="0"/>
-              <w:spacing w:after="40" w:lineRule="auto" w:line="240" w:before="40"/>
+              <w:ind w:right="0" w:left="0" w:firstLine="0"/>
+              <w:spacing w:after="40" w:lineRule="auto" w:before="40" w:line="240"/>
             </w:pPr>
             <w:r>
               <w:rPr>
@@ -15169,8 +15728,8 @@
             <w:pPr>
               <w:pStyle w:val="Compact"/>
               <w:jc w:val="left"/>
-              <w:ind w:right="0" w:firstLine="0" w:left="0"/>
-              <w:spacing w:after="40" w:lineRule="auto" w:line="240" w:before="40"/>
+              <w:ind w:right="0" w:left="0" w:firstLine="0"/>
+              <w:spacing w:after="40" w:lineRule="auto" w:before="40" w:line="240"/>
             </w:pPr>
             <w:r>
               <w:rPr>
@@ -15188,8 +15747,8 @@
             <w:pPr>
               <w:pStyle w:val="Compact"/>
               <w:jc w:val="left"/>
-              <w:ind w:right="0" w:firstLine="0" w:left="0"/>
-              <w:spacing w:after="40" w:lineRule="auto" w:line="240" w:before="40"/>
+              <w:ind w:right="0" w:left="0" w:firstLine="0"/>
+              <w:spacing w:after="40" w:lineRule="auto" w:before="40" w:line="240"/>
             </w:pPr>
             <w:r>
               <w:rPr>
@@ -15207,8 +15766,8 @@
             <w:pPr>
               <w:pStyle w:val="Compact"/>
               <w:jc w:val="left"/>
-              <w:ind w:right="0" w:firstLine="0" w:left="0"/>
-              <w:spacing w:after="40" w:lineRule="auto" w:line="240" w:before="40"/>
+              <w:ind w:right="0" w:left="0" w:firstLine="0"/>
+              <w:spacing w:after="40" w:lineRule="auto" w:before="40" w:line="240"/>
             </w:pPr>
             <w:r>
               <w:rPr>
@@ -15224,8 +15783,8 @@
             <w:pPr>
               <w:pStyle w:val="Compact"/>
               <w:jc w:val="left"/>
-              <w:ind w:right="0" w:firstLine="0" w:left="0"/>
-              <w:spacing w:after="40" w:lineRule="auto" w:line="240" w:before="40"/>
+              <w:ind w:right="0" w:left="0" w:firstLine="0"/>
+              <w:spacing w:after="40" w:lineRule="auto" w:before="40" w:line="240"/>
             </w:pPr>
             <w:r>
               <w:t xml:space="preserve">boolean</w:t>
@@ -15238,8 +15797,8 @@
             <w:pPr>
               <w:pStyle w:val="Compact"/>
               <w:jc w:val="left"/>
-              <w:ind w:right="0" w:firstLine="0" w:left="0"/>
-              <w:spacing w:after="40" w:lineRule="auto" w:line="240" w:before="40"/>
+              <w:ind w:right="0" w:left="0" w:firstLine="0"/>
+              <w:spacing w:after="40" w:lineRule="auto" w:before="40" w:line="240"/>
             </w:pPr>
             <w:r>
               <w:t xml:space="preserve">false</w:t>
@@ -15252,8 +15811,8 @@
             <w:pPr>
               <w:pStyle w:val="Compact"/>
               <w:jc w:val="left"/>
-              <w:ind w:right="0" w:firstLine="0" w:left="0"/>
-              <w:spacing w:after="40" w:lineRule="auto" w:line="240" w:before="40"/>
+              <w:ind w:right="0" w:left="0" w:firstLine="0"/>
+              <w:spacing w:after="40" w:lineRule="auto" w:before="40" w:line="240"/>
             </w:pPr>
             <w:r>
               <w:t xml:space="preserve">Add section numbering</w:t>
@@ -15268,8 +15827,8 @@
             <w:pPr>
               <w:pStyle w:val="Compact"/>
               <w:jc w:val="left"/>
-              <w:ind w:right="0" w:firstLine="0" w:left="0"/>
-              <w:spacing w:after="40" w:lineRule="auto" w:line="240" w:before="40"/>
+              <w:ind w:right="0" w:left="0" w:firstLine="0"/>
+              <w:spacing w:after="40" w:lineRule="auto" w:before="40" w:line="240"/>
             </w:pPr>
             <w:r>
               <w:rPr>
@@ -15285,8 +15844,8 @@
             <w:pPr>
               <w:pStyle w:val="Compact"/>
               <w:jc w:val="left"/>
-              <w:ind w:right="0" w:firstLine="0" w:left="0"/>
-              <w:spacing w:after="40" w:lineRule="auto" w:line="240" w:before="40"/>
+              <w:ind w:right="0" w:left="0" w:firstLine="0"/>
+              <w:spacing w:after="40" w:lineRule="auto" w:before="40" w:line="240"/>
             </w:pPr>
             <w:r>
               <w:t xml:space="preserve">boolean</w:t>
@@ -15299,8 +15858,8 @@
             <w:pPr>
               <w:pStyle w:val="Compact"/>
               <w:jc w:val="left"/>
-              <w:ind w:right="0" w:firstLine="0" w:left="0"/>
-              <w:spacing w:after="40" w:lineRule="auto" w:line="240" w:before="40"/>
+              <w:ind w:right="0" w:left="0" w:firstLine="0"/>
+              <w:spacing w:after="40" w:lineRule="auto" w:before="40" w:line="240"/>
             </w:pPr>
             <w:r>
               <w:t xml:space="preserve">false</w:t>
@@ -15313,8 +15872,8 @@
             <w:pPr>
               <w:pStyle w:val="Compact"/>
               <w:jc w:val="left"/>
-              <w:ind w:right="0" w:firstLine="0" w:left="0"/>
-              <w:spacing w:after="40" w:lineRule="auto" w:line="240" w:before="40"/>
+              <w:ind w:right="0" w:left="0" w:firstLine="0"/>
+              <w:spacing w:after="40" w:lineRule="auto" w:before="40" w:line="240"/>
             </w:pPr>
             <w:r>
               <w:t xml:space="preserve">Generate table of contents</w:t>
@@ -15329,8 +15888,8 @@
             <w:pPr>
               <w:pStyle w:val="Compact"/>
               <w:jc w:val="left"/>
-              <w:ind w:right="0" w:firstLine="0" w:left="0"/>
-              <w:spacing w:after="40" w:lineRule="auto" w:line="240" w:before="40"/>
+              <w:ind w:right="0" w:left="0" w:firstLine="0"/>
+              <w:spacing w:after="40" w:lineRule="auto" w:before="40" w:line="240"/>
             </w:pPr>
             <w:r>
               <w:rPr>
@@ -15346,8 +15905,8 @@
             <w:pPr>
               <w:pStyle w:val="Compact"/>
               <w:jc w:val="left"/>
-              <w:ind w:right="0" w:firstLine="0" w:left="0"/>
-              <w:spacing w:after="40" w:lineRule="auto" w:line="240" w:before="40"/>
+              <w:ind w:right="0" w:left="0" w:firstLine="0"/>
+              <w:spacing w:after="40" w:lineRule="auto" w:before="40" w:line="240"/>
             </w:pPr>
             <w:r>
               <w:t xml:space="preserve">integer</w:t>
@@ -15360,8 +15919,8 @@
             <w:pPr>
               <w:pStyle w:val="Compact"/>
               <w:jc w:val="left"/>
-              <w:ind w:right="0" w:firstLine="0" w:left="0"/>
-              <w:spacing w:after="40" w:lineRule="auto" w:line="240" w:before="40"/>
+              <w:ind w:right="0" w:left="0" w:firstLine="0"/>
+              <w:spacing w:after="40" w:lineRule="auto" w:before="40" w:line="240"/>
             </w:pPr>
             <w:r>
               <w:t xml:space="preserve">3</w:t>
@@ -15374,8 +15933,8 @@
             <w:pPr>
               <w:pStyle w:val="Compact"/>
               <w:jc w:val="left"/>
-              <w:ind w:right="0" w:firstLine="0" w:left="0"/>
-              <w:spacing w:after="40" w:lineRule="auto" w:line="240" w:before="40"/>
+              <w:ind w:right="0" w:left="0" w:firstLine="0"/>
+              <w:spacing w:after="40" w:lineRule="auto" w:before="40" w:line="240"/>
             </w:pPr>
             <w:r>
               <w:t xml:space="preserve">Heading depth for TOC</w:t>
@@ -15390,8 +15949,8 @@
             <w:pPr>
               <w:pStyle w:val="Compact"/>
               <w:jc w:val="left"/>
-              <w:ind w:right="0" w:firstLine="0" w:left="0"/>
-              <w:spacing w:after="40" w:lineRule="auto" w:line="240" w:before="40"/>
+              <w:ind w:right="0" w:left="0" w:firstLine="0"/>
+              <w:spacing w:after="40" w:lineRule="auto" w:before="40" w:line="240"/>
             </w:pPr>
             <w:r>
               <w:rPr>
@@ -15407,8 +15966,8 @@
             <w:pPr>
               <w:pStyle w:val="Compact"/>
               <w:jc w:val="left"/>
-              <w:ind w:right="0" w:firstLine="0" w:left="0"/>
-              <w:spacing w:after="40" w:lineRule="auto" w:line="240" w:before="40"/>
+              <w:ind w:right="0" w:left="0" w:firstLine="0"/>
+              <w:spacing w:after="40" w:lineRule="auto" w:before="40" w:line="240"/>
             </w:pPr>
             <w:r>
               <w:t xml:space="preserve">boolean</w:t>
@@ -15421,8 +15980,8 @@
             <w:pPr>
               <w:pStyle w:val="Compact"/>
               <w:jc w:val="left"/>
-              <w:ind w:right="0" w:firstLine="0" w:left="0"/>
-              <w:spacing w:after="40" w:lineRule="auto" w:line="240" w:before="40"/>
+              <w:ind w:right="0" w:left="0" w:firstLine="0"/>
+              <w:spacing w:after="40" w:lineRule="auto" w:before="40" w:line="240"/>
             </w:pPr>
             <w:r>
               <w:t xml:space="preserve">false</w:t>
@@ -15435,8 +15994,8 @@
             <w:pPr>
               <w:pStyle w:val="Compact"/>
               <w:jc w:val="left"/>
-              <w:ind w:right="0" w:firstLine="0" w:left="0"/>
-              <w:spacing w:after="40" w:lineRule="auto" w:line="240" w:before="40"/>
+              <w:ind w:right="0" w:left="0" w:firstLine="0"/>
+              <w:spacing w:after="40" w:lineRule="auto" w:before="40" w:line="240"/>
             </w:pPr>
             <w:r>
               <w:t xml:space="preserve">Produce complete HTML document</w:t>
@@ -15451,8 +16010,8 @@
             <w:pPr>
               <w:pStyle w:val="Compact"/>
               <w:jc w:val="left"/>
-              <w:ind w:right="0" w:firstLine="0" w:left="0"/>
-              <w:spacing w:after="40" w:lineRule="auto" w:line="240" w:before="40"/>
+              <w:ind w:right="0" w:left="0" w:firstLine="0"/>
+              <w:spacing w:after="40" w:lineRule="auto" w:before="40" w:line="240"/>
             </w:pPr>
             <w:r>
               <w:rPr>
@@ -15468,8 +16027,8 @@
             <w:pPr>
               <w:pStyle w:val="Compact"/>
               <w:jc w:val="left"/>
-              <w:ind w:right="0" w:firstLine="0" w:left="0"/>
-              <w:spacing w:after="40" w:lineRule="auto" w:line="240" w:before="40"/>
+              <w:ind w:right="0" w:left="0" w:firstLine="0"/>
+              <w:spacing w:after="40" w:lineRule="auto" w:before="40" w:line="240"/>
             </w:pPr>
             <w:r>
               <w:t xml:space="preserve">boolean</w:t>
@@ -15482,8 +16041,8 @@
             <w:pPr>
               <w:pStyle w:val="Compact"/>
               <w:jc w:val="left"/>
-              <w:ind w:right="0" w:firstLine="0" w:left="0"/>
-              <w:spacing w:after="40" w:lineRule="auto" w:line="240" w:before="40"/>
+              <w:ind w:right="0" w:left="0" w:firstLine="0"/>
+              <w:spacing w:after="40" w:lineRule="auto" w:before="40" w:line="240"/>
             </w:pPr>
             <w:r>
               <w:t xml:space="preserve">false</w:t>
@@ -15496,8 +16055,8 @@
             <w:pPr>
               <w:pStyle w:val="Compact"/>
               <w:jc w:val="left"/>
-              <w:ind w:right="0" w:firstLine="0" w:left="0"/>
-              <w:spacing w:after="40" w:lineRule="auto" w:line="240" w:before="40"/>
+              <w:ind w:right="0" w:left="0" w:firstLine="0"/>
+              <w:spacing w:after="40" w:lineRule="auto" w:before="40" w:line="240"/>
             </w:pPr>
             <w:r>
               <w:t xml:space="preserve">Embed CSS and images inline</w:t>
@@ -15506,8 +16065,8 @@
         </w:tc>
       </w:tr>
     </w:tbl>
-    <w:bookmarkEnd w:id="86"/>
-    <w:bookmarkStart w:id="87" w:name="MANUAL-sec8.3"/>
+    <w:bookmarkEnd w:id="87"/>
+    <w:bookmarkStart w:id="88" w:name="MANUAL-sec8.3"/>
     <w:p>
       <w:pPr>
         <w:pStyle w:val="Heading2"/>
@@ -15528,8 +16087,8 @@
         <w:t xml:space="preserve">GitHub-Flavored Markdown. Useful for review platforms and static site generators.</w:t>
       </w:r>
     </w:p>
-    <w:bookmarkEnd w:id="87"/>
-    <w:bookmarkStart w:id="88" w:name="MANUAL-sec8.4"/>
+    <w:bookmarkEnd w:id="88"/>
+    <w:bookmarkStart w:id="89" w:name="MANUAL-sec8.4"/>
     <w:p>
       <w:pPr>
         <w:pStyle w:val="Heading2"/>
@@ -15550,9 +16109,9 @@
         <w:t xml:space="preserve">Full Pandoc AST for programmatic integration with other tools.</w:t>
       </w:r>
     </w:p>
-    <w:bookmarkEnd w:id="88"/>
     <w:bookmarkEnd w:id="89"/>
-    <w:bookmarkStart w:id="93" w:name="MANUAL-sec9"/>
+    <w:bookmarkEnd w:id="90"/>
+    <w:bookmarkStart w:id="94" w:name="MANUAL-sec9"/>
     <w:p>
       <w:pPr>
         <w:pStyle w:val="Heading1"/>
@@ -15565,7 +16124,7 @@
         <w:t xml:space="preserve">Verification and Diagnostics</w:t>
       </w:r>
     </w:p>
-    <w:bookmarkStart w:id="90" w:name="MANUAL-sec9.1"/>
+    <w:bookmarkStart w:id="91" w:name="MANUAL-sec9.1"/>
     <w:p>
       <w:pPr>
         <w:pStyle w:val="Heading2"/>
@@ -15588,7 +16147,7 @@
     </w:p>
     <w:p>
       <w:pPr>
-        <w:spacing w:after="0" w:lineRule="exact" w:before="0" w:line="20"/>
+        <w:spacing w:after="0" w:line="20" w:lineRule="exact" w:before="0"/>
         <w:rPr>
           <w:sz w:val="2"/>
         </w:rPr>
@@ -15614,7 +16173,7 @@
         <w:fldChar w:fldCharType="separate"/>
       </w:r>
       <w:r>
-        <w:t>28</w:t>
+        <w:t>29</w:t>
       </w:r>
       <w:r>
         <w:fldChar w:fldCharType="end"/>
@@ -15730,8 +16289,8 @@
         <w:t xml:space="preserve">}</w:t>
       </w:r>
     </w:p>
-    <w:bookmarkEnd w:id="90"/>
-    <w:bookmarkStart w:id="91" w:name="MANUAL-sec9.2"/>
+    <w:bookmarkEnd w:id="91"/>
+    <w:bookmarkStart w:id="92" w:name="MANUAL-sec9.2"/>
     <w:p>
       <w:pPr>
         <w:pStyle w:val="Heading2"/>
@@ -15746,7 +16305,7 @@
     </w:p>
     <w:p>
       <w:pPr>
-        <w:spacing w:after="0" w:lineRule="exact" w:before="0" w:line="20"/>
+        <w:spacing w:after="0" w:line="20" w:lineRule="exact" w:before="0"/>
         <w:rPr>
           <w:sz w:val="2"/>
         </w:rPr>
@@ -15788,18 +16347,18 @@
         <w:tblLook w:firstRow="1" w:lastRow="0" w:firstColumn="0" w:lastColumn="0" w:noHBand="0" w:noVBand="0" w:val="0020"/>
         <w:jc w:val="start"/>
         <w:tblBorders>
-          <w:top w:space="0" w:color="000000" w:val="single" w:sz="6"/>
-          <w:left w:space="0" w:color="000000" w:val="single" w:sz="6"/>
-          <w:bottom w:space="0" w:color="000000" w:val="single" w:sz="6"/>
-          <w:right w:space="0" w:color="000000" w:val="single" w:sz="6"/>
-          <w:insideH w:space="0" w:color="000000" w:val="single" w:sz="6"/>
-          <w:insideV w:space="0" w:color="000000" w:val="single" w:sz="6"/>
+          <w:top w:space="0" w:val="single" w:color="000000" w:sz="6"/>
+          <w:left w:space="0" w:val="single" w:color="000000" w:sz="6"/>
+          <w:bottom w:space="0" w:val="single" w:color="000000" w:sz="6"/>
+          <w:right w:space="0" w:val="single" w:color="000000" w:sz="6"/>
+          <w:insideH w:space="0" w:val="single" w:color="000000" w:sz="6"/>
+          <w:insideV w:space="0" w:val="single" w:color="000000" w:sz="6"/>
         </w:tblBorders>
         <w:tblCellMar>
-          <w:top w:type="dxa" w:w="57"/>
-          <w:left w:type="dxa" w:w="108"/>
-          <w:bottom w:type="dxa" w:w="57"/>
-          <w:right w:type="dxa" w:w="108"/>
+          <w:top w:w="57" w:type="dxa"/>
+          <w:left w:w="108" w:type="dxa"/>
+          <w:bottom w:w="57" w:type="dxa"/>
+          <w:right w:w="108" w:type="dxa"/>
         </w:tblCellMar>
       </w:tblPr>
       <w:tblGrid>
@@ -15818,8 +16377,8 @@
             <w:pPr>
               <w:pStyle w:val="Compact"/>
               <w:jc w:val="left"/>
-              <w:ind w:right="0" w:firstLine="0" w:left="0"/>
-              <w:spacing w:after="40" w:lineRule="auto" w:line="240" w:before="40"/>
+              <w:ind w:right="0" w:left="0" w:firstLine="0"/>
+              <w:spacing w:after="40" w:lineRule="auto" w:before="40" w:line="240"/>
             </w:pPr>
             <w:r>
               <w:rPr>
@@ -15837,8 +16396,8 @@
             <w:pPr>
               <w:pStyle w:val="Compact"/>
               <w:jc w:val="left"/>
-              <w:ind w:right="0" w:firstLine="0" w:left="0"/>
-              <w:spacing w:after="40" w:lineRule="auto" w:line="240" w:before="40"/>
+              <w:ind w:right="0" w:left="0" w:firstLine="0"/>
+              <w:spacing w:after="40" w:lineRule="auto" w:before="40" w:line="240"/>
             </w:pPr>
             <w:r>
               <w:rPr>
@@ -15856,8 +16415,8 @@
             <w:pPr>
               <w:pStyle w:val="Compact"/>
               <w:jc w:val="left"/>
-              <w:ind w:right="0" w:firstLine="0" w:left="0"/>
-              <w:spacing w:after="40" w:lineRule="auto" w:line="240" w:before="40"/>
+              <w:ind w:right="0" w:left="0" w:firstLine="0"/>
+              <w:spacing w:after="40" w:lineRule="auto" w:before="40" w:line="240"/>
             </w:pPr>
             <w:r>
               <w:rPr>
@@ -15873,8 +16432,8 @@
             <w:pPr>
               <w:pStyle w:val="Compact"/>
               <w:jc w:val="left"/>
-              <w:ind w:right="0" w:firstLine="0" w:left="0"/>
-              <w:spacing w:after="40" w:lineRule="auto" w:line="240" w:before="40"/>
+              <w:ind w:right="0" w:left="0" w:firstLine="0"/>
+              <w:spacing w:after="40" w:lineRule="auto" w:before="40" w:line="240"/>
             </w:pPr>
             <w:r>
               <w:t xml:space="preserve">Specification missing required attribute</w:t>
@@ -15889,8 +16448,8 @@
             <w:pPr>
               <w:pStyle w:val="Compact"/>
               <w:jc w:val="left"/>
-              <w:ind w:right="0" w:firstLine="0" w:left="0"/>
-              <w:spacing w:after="40" w:lineRule="auto" w:line="240" w:before="40"/>
+              <w:ind w:right="0" w:left="0" w:firstLine="0"/>
+              <w:spacing w:after="40" w:lineRule="auto" w:before="40" w:line="240"/>
             </w:pPr>
             <w:r>
               <w:rPr>
@@ -15906,8 +16465,8 @@
             <w:pPr>
               <w:pStyle w:val="Compact"/>
               <w:jc w:val="left"/>
-              <w:ind w:right="0" w:firstLine="0" w:left="0"/>
-              <w:spacing w:after="40" w:lineRule="auto" w:line="240" w:before="40"/>
+              <w:ind w:right="0" w:left="0" w:firstLine="0"/>
+              <w:spacing w:after="40" w:lineRule="auto" w:before="40" w:line="240"/>
             </w:pPr>
             <w:r>
               <w:t xml:space="preserve">Invalid specification type reference</w:t>
@@ -15922,8 +16481,8 @@
             <w:pPr>
               <w:pStyle w:val="Compact"/>
               <w:jc w:val="left"/>
-              <w:ind w:right="0" w:firstLine="0" w:left="0"/>
-              <w:spacing w:after="40" w:lineRule="auto" w:line="240" w:before="40"/>
+              <w:ind w:right="0" w:left="0" w:firstLine="0"/>
+              <w:spacing w:after="40" w:lineRule="auto" w:before="40" w:line="240"/>
             </w:pPr>
             <w:r>
               <w:rPr>
@@ -15939,8 +16498,8 @@
             <w:pPr>
               <w:pStyle w:val="Compact"/>
               <w:jc w:val="left"/>
-              <w:ind w:right="0" w:firstLine="0" w:left="0"/>
-              <w:spacing w:after="40" w:lineRule="auto" w:line="240" w:before="40"/>
+              <w:ind w:right="0" w:left="0" w:firstLine="0"/>
+              <w:spacing w:after="40" w:lineRule="auto" w:before="40" w:line="240"/>
             </w:pPr>
             <w:r>
               <w:t xml:space="preserve">Spec object missing required attribute</w:t>
@@ -15955,8 +16514,8 @@
             <w:pPr>
               <w:pStyle w:val="Compact"/>
               <w:jc w:val="left"/>
-              <w:ind w:right="0" w:firstLine="0" w:left="0"/>
-              <w:spacing w:after="40" w:lineRule="auto" w:line="240" w:before="40"/>
+              <w:ind w:right="0" w:left="0" w:firstLine="0"/>
+              <w:spacing w:after="40" w:lineRule="auto" w:before="40" w:line="240"/>
             </w:pPr>
             <w:r>
               <w:rPr>
@@ -15972,8 +16531,8 @@
             <w:pPr>
               <w:pStyle w:val="Compact"/>
               <w:jc w:val="left"/>
-              <w:ind w:right="0" w:firstLine="0" w:left="0"/>
-              <w:spacing w:after="40" w:lineRule="auto" w:line="240" w:before="40"/>
+              <w:ind w:right="0" w:left="0" w:firstLine="0"/>
+              <w:spacing w:after="40" w:lineRule="auto" w:before="40" w:line="240"/>
             </w:pPr>
             <w:r>
               <w:t xml:space="preserve">Attribute cardinality exceeded</w:t>
@@ -15988,8 +16547,8 @@
             <w:pPr>
               <w:pStyle w:val="Compact"/>
               <w:jc w:val="left"/>
-              <w:ind w:right="0" w:firstLine="0" w:left="0"/>
-              <w:spacing w:after="40" w:lineRule="auto" w:line="240" w:before="40"/>
+              <w:ind w:right="0" w:left="0" w:firstLine="0"/>
+              <w:spacing w:after="40" w:lineRule="auto" w:before="40" w:line="240"/>
             </w:pPr>
             <w:r>
               <w:rPr>
@@ -16005,8 +16564,8 @@
             <w:pPr>
               <w:pStyle w:val="Compact"/>
               <w:jc w:val="left"/>
-              <w:ind w:right="0" w:firstLine="0" w:left="0"/>
-              <w:spacing w:after="40" w:lineRule="auto" w:line="240" w:before="40"/>
+              <w:ind w:right="0" w:left="0" w:firstLine="0"/>
+              <w:spacing w:after="40" w:lineRule="auto" w:before="40" w:line="240"/>
             </w:pPr>
             <w:r>
               <w:t xml:space="preserve">Attribute type cast failure</w:t>
@@ -16021,8 +16580,8 @@
             <w:pPr>
               <w:pStyle w:val="Compact"/>
               <w:jc w:val="left"/>
-              <w:ind w:right="0" w:firstLine="0" w:left="0"/>
-              <w:spacing w:after="40" w:lineRule="auto" w:line="240" w:before="40"/>
+              <w:ind w:right="0" w:left="0" w:firstLine="0"/>
+              <w:spacing w:after="40" w:lineRule="auto" w:before="40" w:line="240"/>
             </w:pPr>
             <w:r>
               <w:rPr>
@@ -16038,8 +16597,8 @@
             <w:pPr>
               <w:pStyle w:val="Compact"/>
               <w:jc w:val="left"/>
-              <w:ind w:right="0" w:firstLine="0" w:left="0"/>
-              <w:spacing w:after="40" w:lineRule="auto" w:line="240" w:before="40"/>
+              <w:ind w:right="0" w:left="0" w:firstLine="0"/>
+              <w:spacing w:after="40" w:lineRule="auto" w:before="40" w:line="240"/>
             </w:pPr>
             <w:r>
               <w:t xml:space="preserve">Invalid enum value</w:t>
@@ -16054,8 +16613,8 @@
             <w:pPr>
               <w:pStyle w:val="Compact"/>
               <w:jc w:val="left"/>
-              <w:ind w:right="0" w:firstLine="0" w:left="0"/>
-              <w:spacing w:after="40" w:lineRule="auto" w:line="240" w:before="40"/>
+              <w:ind w:right="0" w:left="0" w:firstLine="0"/>
+              <w:spacing w:after="40" w:lineRule="auto" w:before="40" w:line="240"/>
             </w:pPr>
             <w:r>
               <w:rPr>
@@ -16071,8 +16630,8 @@
             <w:pPr>
               <w:pStyle w:val="Compact"/>
               <w:jc w:val="left"/>
-              <w:ind w:right="0" w:firstLine="0" w:left="0"/>
-              <w:spacing w:after="40" w:lineRule="auto" w:line="240" w:before="40"/>
+              <w:ind w:right="0" w:left="0" w:firstLine="0"/>
+              <w:spacing w:after="40" w:lineRule="auto" w:before="40" w:line="240"/>
             </w:pPr>
             <w:r>
               <w:t xml:space="preserve">Invalid date format (expected YYYY-MM-DD)</w:t>
@@ -16087,8 +16646,8 @@
             <w:pPr>
               <w:pStyle w:val="Compact"/>
               <w:jc w:val="left"/>
-              <w:ind w:right="0" w:firstLine="0" w:left="0"/>
-              <w:spacing w:after="40" w:lineRule="auto" w:line="240" w:before="40"/>
+              <w:ind w:right="0" w:left="0" w:firstLine="0"/>
+              <w:spacing w:after="40" w:lineRule="auto" w:before="40" w:line="240"/>
             </w:pPr>
             <w:r>
               <w:rPr>
@@ -16104,8 +16663,8 @@
             <w:pPr>
               <w:pStyle w:val="Compact"/>
               <w:jc w:val="left"/>
-              <w:ind w:right="0" w:firstLine="0" w:left="0"/>
-              <w:spacing w:after="40" w:lineRule="auto" w:line="240" w:before="40"/>
+              <w:ind w:right="0" w:left="0" w:firstLine="0"/>
+              <w:spacing w:after="40" w:lineRule="auto" w:before="40" w:line="240"/>
             </w:pPr>
             <w:r>
               <w:t xml:space="preserve">Value outside declared bounds</w:t>
@@ -16120,8 +16679,8 @@
             <w:pPr>
               <w:pStyle w:val="Compact"/>
               <w:jc w:val="left"/>
-              <w:ind w:right="0" w:firstLine="0" w:left="0"/>
-              <w:spacing w:after="40" w:lineRule="auto" w:line="240" w:before="40"/>
+              <w:ind w:right="0" w:left="0" w:firstLine="0"/>
+              <w:spacing w:after="40" w:lineRule="auto" w:before="40" w:line="240"/>
             </w:pPr>
             <w:r>
               <w:rPr>
@@ -16137,8 +16696,8 @@
             <w:pPr>
               <w:pStyle w:val="Compact"/>
               <w:jc w:val="left"/>
-              <w:ind w:right="0" w:firstLine="0" w:left="0"/>
-              <w:spacing w:after="40" w:lineRule="auto" w:line="240" w:before="40"/>
+              <w:ind w:right="0" w:left="0" w:firstLine="0"/>
+              <w:spacing w:after="40" w:lineRule="auto" w:before="40" w:line="240"/>
             </w:pPr>
             <w:r>
               <w:t xml:space="preserve">Duplicate PID across spec objects</w:t>
@@ -16153,8 +16712,8 @@
             <w:pPr>
               <w:pStyle w:val="Compact"/>
               <w:jc w:val="left"/>
-              <w:ind w:right="0" w:firstLine="0" w:left="0"/>
-              <w:spacing w:after="40" w:lineRule="auto" w:line="240" w:before="40"/>
+              <w:ind w:right="0" w:left="0" w:firstLine="0"/>
+              <w:spacing w:after="40" w:lineRule="auto" w:before="40" w:line="240"/>
             </w:pPr>
             <w:r>
               <w:rPr>
@@ -16170,8 +16729,8 @@
             <w:pPr>
               <w:pStyle w:val="Compact"/>
               <w:jc w:val="left"/>
-              <w:ind w:right="0" w:firstLine="0" w:left="0"/>
-              <w:spacing w:after="40" w:lineRule="auto" w:line="240" w:before="40"/>
+              <w:ind w:right="0" w:left="0" w:firstLine="0"/>
+              <w:spacing w:after="40" w:lineRule="auto" w:before="40" w:line="240"/>
             </w:pPr>
             <w:r>
               <w:t xml:space="preserve">Float has no parent object (orphan)</w:t>
@@ -16186,8 +16745,8 @@
             <w:pPr>
               <w:pStyle w:val="Compact"/>
               <w:jc w:val="left"/>
-              <w:ind w:right="0" w:firstLine="0" w:left="0"/>
-              <w:spacing w:after="40" w:lineRule="auto" w:line="240" w:before="40"/>
+              <w:ind w:right="0" w:left="0" w:firstLine="0"/>
+              <w:spacing w:after="40" w:lineRule="auto" w:before="40" w:line="240"/>
             </w:pPr>
             <w:r>
               <w:rPr>
@@ -16203,8 +16762,8 @@
             <w:pPr>
               <w:pStyle w:val="Compact"/>
               <w:jc w:val="left"/>
-              <w:ind w:right="0" w:firstLine="0" w:left="0"/>
-              <w:spacing w:after="40" w:lineRule="auto" w:line="240" w:before="40"/>
+              <w:ind w:right="0" w:left="0" w:firstLine="0"/>
+              <w:spacing w:after="40" w:lineRule="auto" w:before="40" w:line="240"/>
             </w:pPr>
             <w:r>
               <w:t xml:space="preserve">Duplicate float label in specification</w:t>
@@ -16219,8 +16778,8 @@
             <w:pPr>
               <w:pStyle w:val="Compact"/>
               <w:jc w:val="left"/>
-              <w:ind w:right="0" w:firstLine="0" w:left="0"/>
-              <w:spacing w:after="40" w:lineRule="auto" w:line="240" w:before="40"/>
+              <w:ind w:right="0" w:left="0" w:firstLine="0"/>
+              <w:spacing w:after="40" w:lineRule="auto" w:before="40" w:line="240"/>
             </w:pPr>
             <w:r>
               <w:rPr>
@@ -16236,8 +16795,8 @@
             <w:pPr>
               <w:pStyle w:val="Compact"/>
               <w:jc w:val="left"/>
-              <w:ind w:right="0" w:firstLine="0" w:left="0"/>
-              <w:spacing w:after="40" w:lineRule="auto" w:line="240" w:before="40"/>
+              <w:ind w:right="0" w:left="0" w:firstLine="0"/>
+              <w:spacing w:after="40" w:lineRule="auto" w:before="40" w:line="240"/>
             </w:pPr>
             <w:r>
               <w:t xml:space="preserve">External render failure</w:t>
@@ -16252,8 +16811,8 @@
             <w:pPr>
               <w:pStyle w:val="Compact"/>
               <w:jc w:val="left"/>
-              <w:ind w:right="0" w:firstLine="0" w:left="0"/>
-              <w:spacing w:after="40" w:lineRule="auto" w:line="240" w:before="40"/>
+              <w:ind w:right="0" w:left="0" w:firstLine="0"/>
+              <w:spacing w:after="40" w:lineRule="auto" w:before="40" w:line="240"/>
             </w:pPr>
             <w:r>
               <w:rPr>
@@ -16269,8 +16828,8 @@
             <w:pPr>
               <w:pStyle w:val="Compact"/>
               <w:jc w:val="left"/>
-              <w:ind w:right="0" w:firstLine="0" w:left="0"/>
-              <w:spacing w:after="40" w:lineRule="auto" w:line="240" w:before="40"/>
+              <w:ind w:right="0" w:left="0" w:firstLine="0"/>
+              <w:spacing w:after="40" w:lineRule="auto" w:before="40" w:line="240"/>
             </w:pPr>
             <w:r>
               <w:t xml:space="preserve">Invalid float type reference</w:t>
@@ -16285,8 +16844,8 @@
             <w:pPr>
               <w:pStyle w:val="Compact"/>
               <w:jc w:val="left"/>
-              <w:ind w:right="0" w:firstLine="0" w:left="0"/>
-              <w:spacing w:after="40" w:lineRule="auto" w:line="240" w:before="40"/>
+              <w:ind w:right="0" w:left="0" w:firstLine="0"/>
+              <w:spacing w:after="40" w:lineRule="auto" w:before="40" w:line="240"/>
             </w:pPr>
             <w:r>
               <w:rPr>
@@ -16302,8 +16861,8 @@
             <w:pPr>
               <w:pStyle w:val="Compact"/>
               <w:jc w:val="left"/>
-              <w:ind w:right="0" w:firstLine="0" w:left="0"/>
-              <w:spacing w:after="40" w:lineRule="auto" w:line="240" w:before="40"/>
+              <w:ind w:right="0" w:left="0" w:firstLine="0"/>
+              <w:spacing w:after="40" w:lineRule="auto" w:before="40" w:line="240"/>
             </w:pPr>
             <w:r>
               <w:t xml:space="preserve">Unresolved link (PIDs are case-sensitive)</w:t>
@@ -16318,8 +16877,8 @@
             <w:pPr>
               <w:pStyle w:val="Compact"/>
               <w:jc w:val="left"/>
-              <w:ind w:right="0" w:firstLine="0" w:left="0"/>
-              <w:spacing w:after="40" w:lineRule="auto" w:line="240" w:before="40"/>
+              <w:ind w:right="0" w:left="0" w:firstLine="0"/>
+              <w:spacing w:after="40" w:lineRule="auto" w:before="40" w:line="240"/>
             </w:pPr>
             <w:r>
               <w:rPr>
@@ -16335,8 +16894,8 @@
             <w:pPr>
               <w:pStyle w:val="Compact"/>
               <w:jc w:val="left"/>
-              <w:ind w:right="0" w:firstLine="0" w:left="0"/>
-              <w:spacing w:after="40" w:lineRule="auto" w:line="240" w:before="40"/>
+              <w:ind w:right="0" w:left="0" w:firstLine="0"/>
+              <w:spacing w:after="40" w:lineRule="auto" w:before="40" w:line="240"/>
             </w:pPr>
             <w:r>
               <w:t xml:space="preserve">Dangling relation (target not found)</w:t>
@@ -16351,8 +16910,8 @@
             <w:pPr>
               <w:pStyle w:val="Compact"/>
               <w:jc w:val="left"/>
-              <w:ind w:right="0" w:firstLine="0" w:left="0"/>
-              <w:spacing w:after="40" w:lineRule="auto" w:line="240" w:before="40"/>
+              <w:ind w:right="0" w:left="0" w:firstLine="0"/>
+              <w:spacing w:after="40" w:lineRule="auto" w:before="40" w:line="240"/>
             </w:pPr>
             <w:r>
               <w:rPr>
@@ -16368,8 +16927,8 @@
             <w:pPr>
               <w:pStyle w:val="Compact"/>
               <w:jc w:val="left"/>
-              <w:ind w:right="0" w:firstLine="0" w:left="0"/>
-              <w:spacing w:after="40" w:lineRule="auto" w:line="240" w:before="40"/>
+              <w:ind w:right="0" w:left="0" w:firstLine="0"/>
+              <w:spacing w:after="40" w:lineRule="auto" w:before="40" w:line="240"/>
             </w:pPr>
             <w:r>
               <w:t xml:space="preserve">Ambiguous float reference</w:t>
@@ -16384,8 +16943,8 @@
             <w:pPr>
               <w:pStyle w:val="Compact"/>
               <w:jc w:val="left"/>
-              <w:ind w:right="0" w:firstLine="0" w:left="0"/>
-              <w:spacing w:after="40" w:lineRule="auto" w:line="240" w:before="40"/>
+              <w:ind w:right="0" w:left="0" w:firstLine="0"/>
+              <w:spacing w:after="40" w:lineRule="auto" w:before="40" w:line="240"/>
             </w:pPr>
             <w:r>
               <w:rPr>
@@ -16401,8 +16960,8 @@
             <w:pPr>
               <w:pStyle w:val="Compact"/>
               <w:jc w:val="left"/>
-              <w:ind w:right="0" w:firstLine="0" w:left="0"/>
-              <w:spacing w:after="40" w:lineRule="auto" w:line="240" w:before="40"/>
+              <w:ind w:right="0" w:left="0" w:firstLine="0"/>
+              <w:spacing w:after="40" w:lineRule="auto" w:before="40" w:line="240"/>
             </w:pPr>
             <w:r>
               <w:t xml:space="preserve">View materialization failure</w:t>
@@ -16411,8 +16970,8 @@
         </w:tc>
       </w:tr>
     </w:tbl>
-    <w:bookmarkEnd w:id="91"/>
-    <w:bookmarkStart w:id="92" w:name="MANUAL-sec9.3"/>
+    <w:bookmarkEnd w:id="92"/>
+    <w:bookmarkStart w:id="93" w:name="MANUAL-sec9.3"/>
     <w:p>
       <w:pPr>
         <w:pStyle w:val="Heading2"/>
@@ -16467,7 +17026,7 @@
     </w:p>
     <w:p>
       <w:pPr>
-        <w:spacing w:after="0" w:lineRule="exact" w:before="0" w:line="20"/>
+        <w:spacing w:after="0" w:line="20" w:lineRule="exact" w:before="0"/>
         <w:rPr>
           <w:sz w:val="2"/>
         </w:rPr>
@@ -16493,7 +17052,7 @@
         <w:fldChar w:fldCharType="separate"/>
       </w:r>
       <w:r>
-        <w:t>29</w:t>
+        <w:t>30</w:t>
       </w:r>
       <w:r>
         <w:fldChar w:fldCharType="end"/>
@@ -16635,9 +17194,9 @@
         <w:t xml:space="preserve">to suppress the diagnostic. Custom analyze queries can define policy keys.</w:t>
       </w:r>
     </w:p>
-    <w:bookmarkEnd w:id="92"/>
     <w:bookmarkEnd w:id="93"/>
-    <w:bookmarkStart w:id="96" w:name="MANUAL-sec10"/>
+    <w:bookmarkEnd w:id="94"/>
+    <w:bookmarkStart w:id="98" w:name="MANUAL-sec10"/>
     <w:p>
       <w:pPr>
         <w:pStyle w:val="Heading1"/>
@@ -16650,7 +17209,7 @@
         <w:t xml:space="preserve">Incremental Builds</w:t>
       </w:r>
     </w:p>
-    <w:bookmarkStart w:id="94" w:name="MANUAL-sec10.1"/>
+    <w:bookmarkStart w:id="95" w:name="MANUAL-sec10.1"/>
     <w:p>
       <w:pPr>
         <w:pStyle w:val="Heading2"/>
@@ -16667,7 +17226,7 @@
       <w:pPr>
         <w:numPr>
           <w:ilvl w:val="0"/>
-          <w:numId w:val="1013"/>
+          <w:numId w:val="1015"/>
         </w:numPr>
         <w:pStyle w:val="Compact"/>
       </w:pPr>
@@ -16689,7 +17248,7 @@
       <w:pPr>
         <w:numPr>
           <w:ilvl w:val="0"/>
-          <w:numId w:val="1013"/>
+          <w:numId w:val="1015"/>
         </w:numPr>
         <w:pStyle w:val="Compact"/>
       </w:pPr>
@@ -16726,7 +17285,7 @@
       <w:pPr>
         <w:numPr>
           <w:ilvl w:val="0"/>
-          <w:numId w:val="1013"/>
+          <w:numId w:val="1015"/>
         </w:numPr>
         <w:pStyle w:val="Compact"/>
       </w:pPr>
@@ -16763,7 +17322,7 @@
       <w:pPr>
         <w:numPr>
           <w:ilvl w:val="0"/>
-          <w:numId w:val="1013"/>
+          <w:numId w:val="1015"/>
         </w:numPr>
         <w:pStyle w:val="Compact"/>
       </w:pPr>
@@ -16781,8 +17340,8 @@
         <w:t xml:space="preserve">– Unchanged documents reuse cached SpecIR data.</w:t>
       </w:r>
     </w:p>
-    <w:bookmarkEnd w:id="94"/>
-    <w:bookmarkStart w:id="95" w:name="MANUAL-sec10.2"/>
+    <w:bookmarkEnd w:id="95"/>
+    <w:bookmarkStart w:id="96" w:name="MANUAL-sec10.2"/>
     <w:p>
       <w:pPr>
         <w:pStyle w:val="Heading2"/>
@@ -16797,7 +17356,7 @@
     </w:p>
     <w:p>
       <w:pPr>
-        <w:spacing w:after="0" w:lineRule="exact" w:before="0" w:line="20"/>
+        <w:spacing w:after="0" w:line="20" w:lineRule="exact" w:before="0"/>
         <w:rPr>
           <w:sz w:val="2"/>
         </w:rPr>
@@ -16823,7 +17382,7 @@
         <w:fldChar w:fldCharType="separate"/>
       </w:r>
       <w:r>
-        <w:t>30</w:t>
+        <w:t>31</w:t>
       </w:r>
       <w:r>
         <w:fldChar w:fldCharType="end"/>
@@ -16864,9 +17423,157 @@
         <w:t xml:space="preserve"> build</w:t>
       </w:r>
     </w:p>
-    <w:bookmarkEnd w:id="95"/>
     <w:bookmarkEnd w:id="96"/>
-    <w:bookmarkStart w:id="100" w:name="MANUAL-sec11"/>
+    <w:bookmarkStart w:id="97" w:name="MANUAL-sec10.3"/>
+    <w:p>
+      <w:pPr>
+        <w:pStyle w:val="Heading2"/>
+        <w:numPr>
+          <w:ilvl w:val="1"/>
+          <w:numId w:val="100"/>
+        </w:numPr>
+      </w:pPr>
+      <w:r>
+        <w:t xml:space="preserve">Upgrading to SVG Diagrams</w:t>
+      </w:r>
+    </w:p>
+    <w:p>
+      <w:pPr>
+        <w:pStyle w:val="FirstParagraph"/>
+      </w:pPr>
+      <w:r>
+        <w:t xml:space="preserve">Versions before diagram links rendered PlantUML only to PNG. After upgrading:</w:t>
+      </w:r>
+    </w:p>
+    <w:p>
+      <w:pPr>
+        <w:numPr>
+          <w:ilvl w:val="0"/>
+          <w:numId w:val="1016"/>
+        </w:numPr>
+        <w:pStyle w:val="Compact"/>
+      </w:pPr>
+      <w:r>
+        <w:t xml:space="preserve">Delete the</w:t>
+      </w:r>
+      <w:r>
+        <w:t xml:space="preserve"> </w:t>
+      </w:r>
+      <w:r>
+        <w:rPr>
+          <w:rStyle w:val="VerbatimChar"/>
+        </w:rPr>
+        <w:t xml:space="preserve">build/</w:t>
+      </w:r>
+      <w:r>
+        <w:t xml:space="preserve"> </w:t>
+      </w:r>
+      <w:r>
+        <w:t xml:space="preserve">directory once (at least</w:t>
+      </w:r>
+      <w:r>
+        <w:t xml:space="preserve"> </w:t>
+      </w:r>
+      <w:r>
+        <w:rPr>
+          <w:rStyle w:val="VerbatimChar"/>
+        </w:rPr>
+        <w:t xml:space="preserve">build/specir.db</w:t>
+      </w:r>
+      <w:r>
+        <w:t xml:space="preserve"> </w:t>
+      </w:r>
+      <w:r>
+        <w:t xml:space="preserve">and</w:t>
+      </w:r>
+      <w:r>
+        <w:t xml:space="preserve"> </w:t>
+      </w:r>
+      <w:r>
+        <w:rPr>
+          <w:rStyle w:val="VerbatimChar"/>
+        </w:rPr>
+        <w:t xml:space="preserve">build/diagrams/</w:t>
+      </w:r>
+      <w:r>
+        <w:t xml:space="preserve">). Unchanged documents are otherwise served from the build cache with their old PNG-only diagrams until they are edited.</w:t>
+      </w:r>
+    </w:p>
+    <w:p>
+      <w:pPr>
+        <w:numPr>
+          <w:ilvl w:val="0"/>
+          <w:numId w:val="1016"/>
+        </w:numPr>
+        <w:pStyle w:val="Compact"/>
+      </w:pPr>
+      <w:r>
+        <w:t xml:space="preserve">Check diagrams for text that looks like a link but is not one, such as</w:t>
+      </w:r>
+      <w:r>
+        <w:t xml:space="preserve"> </w:t>
+      </w:r>
+      <w:r>
+        <w:rPr>
+          <w:rStyle w:val="VerbatimChar"/>
+        </w:rPr>
+        <w:t xml:space="preserve">[click here](#)</w:t>
+      </w:r>
+      <w:r>
+        <w:t xml:space="preserve">. It is now resolved, and an unresolved link stops the build. Prefix it with</w:t>
+      </w:r>
+      <w:r>
+        <w:t xml:space="preserve"> </w:t>
+      </w:r>
+      <w:r>
+        <w:rPr>
+          <w:rStyle w:val="VerbatimChar"/>
+        </w:rPr>
+        <w:t xml:space="preserve">~</w:t>
+      </w:r>
+      <w:r>
+        <w:t xml:space="preserve">.</w:t>
+      </w:r>
+    </w:p>
+    <w:p>
+      <w:pPr>
+        <w:numPr>
+          <w:ilvl w:val="0"/>
+          <w:numId w:val="1016"/>
+        </w:numPr>
+        <w:pStyle w:val="Compact"/>
+      </w:pPr>
+      <w:r>
+        <w:t xml:space="preserve">Expect traceability and coverage views to count links written inside diagrams, exactly like body links.</w:t>
+      </w:r>
+    </w:p>
+    <w:p>
+      <w:pPr>
+        <w:pStyle w:val="FirstParagraph"/>
+      </w:pPr>
+      <w:r>
+        <w:t xml:space="preserve">Model authors: see</w:t>
+      </w:r>
+      <w:r>
+        <w:t xml:space="preserve"> </w:t>
+      </w:r>
+      <w:r>
+        <w:rPr>
+          <w:iCs/>
+          <w:i/>
+        </w:rPr>
+        <w:t xml:space="preserve">Migrating models</w:t>
+      </w:r>
+      <w:r>
+        <w:t xml:space="preserve"> </w:t>
+      </w:r>
+      <w:r>
+        <w:t xml:space="preserve">in the model creation guide.</w:t>
+      </w:r>
+    </w:p>
+    <w:bookmarkEnd w:id="97"/>
+    <w:bookmarkEnd w:id="98"/>
+    <w:bookmarkStart w:id="102" w:name="MANUAL-sec11"/>
     <w:p>
       <w:pPr>
         <w:pStyle w:val="Heading1"/>
@@ -16879,7 +17586,7 @@
         <w:t xml:space="preserve">Type System and Models</w:t>
       </w:r>
     </w:p>
-    <w:bookmarkStart w:id="97" w:name="MANUAL-sec11.1"/>
+    <w:bookmarkStart w:id="99" w:name="MANUAL-sec11.1"/>
     <w:p>
       <w:pPr>
         <w:pStyle w:val="Heading2"/>
@@ -16964,7 +17671,7 @@
       <w:pPr>
         <w:numPr>
           <w:ilvl w:val="0"/>
-          <w:numId w:val="1014"/>
+          <w:numId w:val="1017"/>
         </w:numPr>
         <w:pStyle w:val="Compact"/>
       </w:pPr>
@@ -16998,7 +17705,7 @@
       <w:pPr>
         <w:numPr>
           <w:ilvl w:val="0"/>
-          <w:numId w:val="1014"/>
+          <w:numId w:val="1017"/>
         </w:numPr>
         <w:pStyle w:val="Compact"/>
       </w:pPr>
@@ -17017,7 +17724,7 @@
       <w:pPr>
         <w:numPr>
           <w:ilvl w:val="0"/>
-          <w:numId w:val="1014"/>
+          <w:numId w:val="1017"/>
         </w:numPr>
         <w:pStyle w:val="Compact"/>
       </w:pPr>
@@ -17036,7 +17743,7 @@
       <w:pPr>
         <w:numPr>
           <w:ilvl w:val="0"/>
-          <w:numId w:val="1014"/>
+          <w:numId w:val="1017"/>
         </w:numPr>
         <w:pStyle w:val="Compact"/>
       </w:pPr>
@@ -17055,7 +17762,7 @@
       <w:pPr>
         <w:numPr>
           <w:ilvl w:val="0"/>
-          <w:numId w:val="1014"/>
+          <w:numId w:val="1017"/>
         </w:numPr>
         <w:pStyle w:val="Compact"/>
       </w:pPr>
@@ -17074,7 +17781,7 @@
       <w:pPr>
         <w:numPr>
           <w:ilvl w:val="0"/>
-          <w:numId w:val="1014"/>
+          <w:numId w:val="1017"/>
         </w:numPr>
         <w:pStyle w:val="Compact"/>
       </w:pPr>
@@ -17124,8 +17831,8 @@
         <w:t xml:space="preserve">.</w:t>
       </w:r>
     </w:p>
-    <w:bookmarkEnd w:id="97"/>
-    <w:bookmarkStart w:id="99" w:name="MANUAL-sec11.2"/>
+    <w:bookmarkEnd w:id="99"/>
+    <w:bookmarkStart w:id="101" w:name="MANUAL-sec11.2"/>
     <w:p>
       <w:pPr>
         <w:pStyle w:val="Heading2"/>
@@ -17377,7 +18084,7 @@
       <w:r>
         <w:t xml:space="preserve"> </w:t>
       </w:r>
-      <w:hyperlink r:id="rId98">
+      <w:hyperlink r:id="rId100">
         <w:r>
           <w:rPr>
             <w:rStyle w:val="Hyperlink"/>
@@ -17392,9 +18099,9 @@
         <w:t xml:space="preserve">guide defines the directory layout, hook contract, schema fields, analyze queries, and external renderers.</w:t>
       </w:r>
     </w:p>
-    <w:bookmarkEnd w:id="99"/>
-    <w:bookmarkEnd w:id="100"/>
-    <w:bookmarkStart w:id="108" w:name="MANUAL-sec12"/>
+    <w:bookmarkEnd w:id="101"/>
+    <w:bookmarkEnd w:id="102"/>
+    <w:bookmarkStart w:id="110" w:name="MANUAL-sec12"/>
     <w:p>
       <w:pPr>
         <w:pStyle w:val="Heading1"/>
@@ -17407,7 +18114,7 @@
         <w:t xml:space="preserve">Troubleshooting</w:t>
       </w:r>
     </w:p>
-    <w:bookmarkStart w:id="101" w:name="MANUAL-sec12.1"/>
+    <w:bookmarkStart w:id="103" w:name="MANUAL-sec12.1"/>
     <w:p>
       <w:pPr>
         <w:pStyle w:val="Heading2"/>
@@ -17449,8 +18156,8 @@
         <w:t xml:space="preserve">.</w:t>
       </w:r>
     </w:p>
-    <w:bookmarkEnd w:id="101"/>
-    <w:bookmarkStart w:id="102" w:name="MANUAL-sec12.2"/>
+    <w:bookmarkEnd w:id="103"/>
+    <w:bookmarkStart w:id="104" w:name="MANUAL-sec12.2"/>
     <w:p>
       <w:pPr>
         <w:pStyle w:val="Heading2"/>
@@ -17498,8 +18205,8 @@
         <w:t xml:space="preserve">.</w:t>
       </w:r>
     </w:p>
-    <w:bookmarkEnd w:id="102"/>
-    <w:bookmarkStart w:id="103" w:name="MANUAL-sec12.3"/>
+    <w:bookmarkEnd w:id="104"/>
+    <w:bookmarkStart w:id="105" w:name="MANUAL-sec12.3"/>
     <w:p>
       <w:pPr>
         <w:pStyle w:val="Heading2"/>
@@ -17544,8 +18251,8 @@
         <w:t xml:space="preserve">markers.</w:t>
       </w:r>
     </w:p>
-    <w:bookmarkEnd w:id="103"/>
-    <w:bookmarkStart w:id="104" w:name="MANUAL-sec12.4"/>
+    <w:bookmarkEnd w:id="105"/>
+    <w:bookmarkStart w:id="106" w:name="MANUAL-sec12.4"/>
     <w:p>
       <w:pPr>
         <w:pStyle w:val="Heading2"/>
@@ -17587,8 +18294,8 @@
         <w:t xml:space="preserve">, Node 22 or newer).</w:t>
       </w:r>
     </w:p>
-    <w:bookmarkEnd w:id="104"/>
-    <w:bookmarkStart w:id="105" w:name="MANUAL-sec12.5"/>
+    <w:bookmarkEnd w:id="106"/>
+    <w:bookmarkStart w:id="107" w:name="MANUAL-sec12.5"/>
     <w:p>
       <w:pPr>
         <w:pStyle w:val="Heading2"/>
@@ -17646,8 +18353,8 @@
         <w:t xml:space="preserve">.</w:t>
       </w:r>
     </w:p>
-    <w:bookmarkEnd w:id="105"/>
-    <w:bookmarkStart w:id="106" w:name="MANUAL-sec12.6"/>
+    <w:bookmarkEnd w:id="107"/>
+    <w:bookmarkStart w:id="108" w:name="MANUAL-sec12.6"/>
     <w:p>
       <w:pPr>
         <w:pStyle w:val="Heading2"/>
@@ -17662,7 +18369,7 @@
     </w:p>
     <w:p>
       <w:pPr>
-        <w:spacing w:after="0" w:lineRule="exact" w:before="0" w:line="20"/>
+        <w:spacing w:after="0" w:line="20" w:lineRule="exact" w:before="0"/>
         <w:rPr>
           <w:sz w:val="2"/>
         </w:rPr>
@@ -17688,7 +18395,7 @@
         <w:fldChar w:fldCharType="separate"/>
       </w:r>
       <w:r>
-        <w:t>31</w:t>
+        <w:t>32</w:t>
       </w:r>
       <w:r>
         <w:fldChar w:fldCharType="end"/>
@@ -17729,8 +18436,8 @@
         <w:t xml:space="preserve"> build</w:t>
       </w:r>
     </w:p>
-    <w:bookmarkEnd w:id="106"/>
-    <w:bookmarkStart w:id="107" w:name="MANUAL-sec12.7"/>
+    <w:bookmarkEnd w:id="108"/>
+    <w:bookmarkStart w:id="109" w:name="MANUAL-sec12.7"/>
     <w:p>
       <w:pPr>
         <w:pStyle w:val="Heading2"/>
@@ -17745,7 +18452,7 @@
     </w:p>
     <w:p>
       <w:pPr>
-        <w:spacing w:after="0" w:lineRule="exact" w:before="0" w:line="20"/>
+        <w:spacing w:after="0" w:line="20" w:lineRule="exact" w:before="0"/>
         <w:rPr>
           <w:sz w:val="2"/>
         </w:rPr>
@@ -17771,7 +18478,7 @@
         <w:fldChar w:fldCharType="separate"/>
       </w:r>
       <w:r>
-        <w:t>32</w:t>
+        <w:t>33</w:t>
       </w:r>
       <w:r>
         <w:fldChar w:fldCharType="end"/>
@@ -17815,9 +18522,9 @@
         <w:t xml:space="preserve"> build</w:t>
       </w:r>
     </w:p>
-    <w:bookmarkEnd w:id="107"/>
-    <w:bookmarkEnd w:id="108"/>
-    <w:bookmarkStart w:id="109" w:name="MANUAL-sec13"/>
+    <w:bookmarkEnd w:id="109"/>
+    <w:bookmarkEnd w:id="110"/>
+    <w:bookmarkStart w:id="111" w:name="MANUAL-sec13"/>
     <w:p>
       <w:pPr>
         <w:pStyle w:val="Heading1"/>
@@ -17834,7 +18541,7 @@
       <w:pPr>
         <w:numPr>
           <w:ilvl w:val="0"/>
-          <w:numId w:val="1015"/>
+          <w:numId w:val="1018"/>
         </w:numPr>
         <w:pStyle w:val="Compact"/>
       </w:pPr>
@@ -17856,7 +18563,7 @@
       <w:pPr>
         <w:numPr>
           <w:ilvl w:val="0"/>
-          <w:numId w:val="1015"/>
+          <w:numId w:val="1018"/>
         </w:numPr>
         <w:pStyle w:val="Compact"/>
       </w:pPr>
@@ -17893,7 +18600,7 @@
       <w:pPr>
         <w:numPr>
           <w:ilvl w:val="0"/>
-          <w:numId w:val="1015"/>
+          <w:numId w:val="1018"/>
         </w:numPr>
         <w:pStyle w:val="Compact"/>
       </w:pPr>
@@ -17915,7 +18622,7 @@
       <w:pPr>
         <w:numPr>
           <w:ilvl w:val="0"/>
-          <w:numId w:val="1015"/>
+          <w:numId w:val="1018"/>
         </w:numPr>
         <w:pStyle w:val="Compact"/>
       </w:pPr>
@@ -17937,7 +18644,7 @@
       <w:pPr>
         <w:numPr>
           <w:ilvl w:val="0"/>
-          <w:numId w:val="1015"/>
+          <w:numId w:val="1018"/>
         </w:numPr>
         <w:pStyle w:val="Compact"/>
       </w:pPr>
@@ -17982,8 +18689,8 @@
         <w:t xml:space="preserve">.</w:t>
       </w:r>
     </w:p>
-    <w:bookmarkEnd w:id="109"/>
-    <w:bookmarkStart w:id="110" w:name="MANUAL-sec14"/>
+    <w:bookmarkEnd w:id="111"/>
+    <w:bookmarkStart w:id="112" w:name="MANUAL-sec14"/>
     <w:p>
       <w:pPr>
         <w:pStyle w:val="Heading1"/>
@@ -18000,7 +18707,7 @@
       <w:pPr>
         <w:numPr>
           <w:ilvl w:val="0"/>
-          <w:numId w:val="1016"/>
+          <w:numId w:val="1019"/>
         </w:numPr>
         <w:pStyle w:val="Compact"/>
       </w:pPr>
@@ -18017,7 +18724,7 @@
       <w:pPr>
         <w:numPr>
           <w:ilvl w:val="0"/>
-          <w:numId w:val="1016"/>
+          <w:numId w:val="1019"/>
         </w:numPr>
         <w:pStyle w:val="Compact"/>
       </w:pPr>
@@ -18030,8 +18737,8 @@
         </w:r>
       </w:hyperlink>
     </w:p>
-    <w:bookmarkEnd w:id="110"/>
-    <w:bookmarkStart w:id="111" w:name="MANUAL-sec15"/>
+    <w:bookmarkEnd w:id="112"/>
+    <w:bookmarkStart w:id="113" w:name="MANUAL-sec15"/>
     <w:p>
       <w:pPr>
         <w:pStyle w:val="Heading1"/>
@@ -18048,7 +18755,7 @@
       <w:pPr>
         <w:numPr>
           <w:ilvl w:val="0"/>
-          <w:numId w:val="1017"/>
+          <w:numId w:val="1020"/>
         </w:numPr>
         <w:pStyle w:val="Compact"/>
       </w:pPr>
@@ -18065,7 +18772,7 @@
       <w:pPr>
         <w:numPr>
           <w:ilvl w:val="0"/>
-          <w:numId w:val="1017"/>
+          <w:numId w:val="1020"/>
         </w:numPr>
         <w:pStyle w:val="Compact"/>
       </w:pPr>
@@ -18082,7 +18789,7 @@
       <w:pPr>
         <w:numPr>
           <w:ilvl w:val="0"/>
-          <w:numId w:val="1017"/>
+          <w:numId w:val="1020"/>
         </w:numPr>
         <w:pStyle w:val="Compact"/>
       </w:pPr>
@@ -18099,7 +18806,7 @@
       <w:pPr>
         <w:numPr>
           <w:ilvl w:val="0"/>
-          <w:numId w:val="1017"/>
+          <w:numId w:val="1020"/>
         </w:numPr>
         <w:pStyle w:val="Compact"/>
       </w:pPr>
@@ -18116,7 +18823,7 @@
       <w:pPr>
         <w:numPr>
           <w:ilvl w:val="0"/>
-          <w:numId w:val="1017"/>
+          <w:numId w:val="1020"/>
         </w:numPr>
         <w:pStyle w:val="Compact"/>
       </w:pPr>
@@ -18133,7 +18840,7 @@
       <w:pPr>
         <w:numPr>
           <w:ilvl w:val="0"/>
-          <w:numId w:val="1017"/>
+          <w:numId w:val="1020"/>
         </w:numPr>
         <w:pStyle w:val="Compact"/>
       </w:pPr>
@@ -18150,7 +18857,7 @@
       <w:pPr>
         <w:numPr>
           <w:ilvl w:val="0"/>
-          <w:numId w:val="1017"/>
+          <w:numId w:val="1020"/>
         </w:numPr>
         <w:pStyle w:val="Compact"/>
       </w:pPr>
@@ -18167,7 +18874,7 @@
       <w:pPr>
         <w:numPr>
           <w:ilvl w:val="0"/>
-          <w:numId w:val="1017"/>
+          <w:numId w:val="1020"/>
         </w:numPr>
         <w:pStyle w:val="Compact"/>
       </w:pPr>
@@ -18184,7 +18891,7 @@
       <w:pPr>
         <w:numPr>
           <w:ilvl w:val="0"/>
-          <w:numId w:val="1017"/>
+          <w:numId w:val="1020"/>
         </w:numPr>
         <w:pStyle w:val="Compact"/>
       </w:pPr>
@@ -18201,7 +18908,7 @@
       <w:pPr>
         <w:numPr>
           <w:ilvl w:val="0"/>
-          <w:numId w:val="1017"/>
+          <w:numId w:val="1020"/>
         </w:numPr>
         <w:pStyle w:val="Compact"/>
       </w:pPr>
@@ -18218,7 +18925,7 @@
       <w:pPr>
         <w:numPr>
           <w:ilvl w:val="0"/>
-          <w:numId w:val="1017"/>
+          <w:numId w:val="1020"/>
         </w:numPr>
         <w:pStyle w:val="Compact"/>
       </w:pPr>
@@ -18235,7 +18942,7 @@
       <w:pPr>
         <w:numPr>
           <w:ilvl w:val="0"/>
-          <w:numId w:val="1017"/>
+          <w:numId w:val="1020"/>
         </w:numPr>
         <w:pStyle w:val="Compact"/>
       </w:pPr>
@@ -18252,7 +18959,7 @@
       <w:pPr>
         <w:numPr>
           <w:ilvl w:val="0"/>
-          <w:numId w:val="1017"/>
+          <w:numId w:val="1020"/>
         </w:numPr>
         <w:pStyle w:val="Compact"/>
       </w:pPr>
@@ -18269,7 +18976,7 @@
       <w:pPr>
         <w:numPr>
           <w:ilvl w:val="0"/>
-          <w:numId w:val="1017"/>
+          <w:numId w:val="1020"/>
         </w:numPr>
         <w:pStyle w:val="Compact"/>
       </w:pPr>
@@ -18286,7 +18993,7 @@
       <w:pPr>
         <w:numPr>
           <w:ilvl w:val="0"/>
-          <w:numId w:val="1017"/>
+          <w:numId w:val="1020"/>
         </w:numPr>
         <w:pStyle w:val="Compact"/>
       </w:pPr>
@@ -18303,7 +19010,7 @@
       <w:pPr>
         <w:numPr>
           <w:ilvl w:val="0"/>
-          <w:numId w:val="1017"/>
+          <w:numId w:val="1020"/>
         </w:numPr>
         <w:pStyle w:val="Compact"/>
       </w:pPr>
@@ -18316,8 +19023,8 @@
         </w:r>
       </w:hyperlink>
     </w:p>
-    <w:bookmarkEnd w:id="111"/>
-    <w:bookmarkStart w:id="112" w:name="MANUAL-sec16"/>
+    <w:bookmarkEnd w:id="113"/>
+    <w:bookmarkStart w:id="114" w:name="MANUAL-sec16"/>
     <w:p>
       <w:pPr>
         <w:pStyle w:val="Heading1"/>
@@ -18334,7 +19041,7 @@
       <w:pPr>
         <w:numPr>
           <w:ilvl w:val="0"/>
-          <w:numId w:val="1018"/>
+          <w:numId w:val="1021"/>
         </w:numPr>
         <w:pStyle w:val="Compact"/>
       </w:pPr>
@@ -18351,7 +19058,7 @@
       <w:pPr>
         <w:numPr>
           <w:ilvl w:val="0"/>
-          <w:numId w:val="1018"/>
+          <w:numId w:val="1021"/>
         </w:numPr>
         <w:pStyle w:val="Compact"/>
       </w:pPr>
@@ -18368,7 +19075,7 @@
       <w:pPr>
         <w:numPr>
           <w:ilvl w:val="0"/>
-          <w:numId w:val="1018"/>
+          <w:numId w:val="1021"/>
         </w:numPr>
         <w:pStyle w:val="Compact"/>
       </w:pPr>
@@ -18385,7 +19092,7 @@
       <w:pPr>
         <w:numPr>
           <w:ilvl w:val="0"/>
-          <w:numId w:val="1018"/>
+          <w:numId w:val="1021"/>
         </w:numPr>
         <w:pStyle w:val="Compact"/>
       </w:pPr>
@@ -18402,7 +19109,7 @@
       <w:pPr>
         <w:numPr>
           <w:ilvl w:val="0"/>
-          <w:numId w:val="1018"/>
+          <w:numId w:val="1021"/>
         </w:numPr>
         <w:pStyle w:val="Compact"/>
       </w:pPr>
@@ -18419,7 +19126,7 @@
       <w:pPr>
         <w:numPr>
           <w:ilvl w:val="0"/>
-          <w:numId w:val="1018"/>
+          <w:numId w:val="1021"/>
         </w:numPr>
         <w:pStyle w:val="Compact"/>
       </w:pPr>
@@ -18436,7 +19143,7 @@
       <w:pPr>
         <w:numPr>
           <w:ilvl w:val="0"/>
-          <w:numId w:val="1018"/>
+          <w:numId w:val="1021"/>
         </w:numPr>
         <w:pStyle w:val="Compact"/>
       </w:pPr>
@@ -18453,7 +19160,7 @@
       <w:pPr>
         <w:numPr>
           <w:ilvl w:val="0"/>
-          <w:numId w:val="1018"/>
+          <w:numId w:val="1021"/>
         </w:numPr>
         <w:pStyle w:val="Compact"/>
       </w:pPr>
@@ -18470,7 +19177,7 @@
       <w:pPr>
         <w:numPr>
           <w:ilvl w:val="0"/>
-          <w:numId w:val="1018"/>
+          <w:numId w:val="1021"/>
         </w:numPr>
         <w:pStyle w:val="Compact"/>
       </w:pPr>
@@ -18487,7 +19194,7 @@
       <w:pPr>
         <w:numPr>
           <w:ilvl w:val="0"/>
-          <w:numId w:val="1018"/>
+          <w:numId w:val="1021"/>
         </w:numPr>
         <w:pStyle w:val="Compact"/>
       </w:pPr>
@@ -18504,7 +19211,7 @@
       <w:pPr>
         <w:numPr>
           <w:ilvl w:val="0"/>
-          <w:numId w:val="1018"/>
+          <w:numId w:val="1021"/>
         </w:numPr>
         <w:pStyle w:val="Compact"/>
       </w:pPr>
@@ -18521,7 +19228,7 @@
       <w:pPr>
         <w:numPr>
           <w:ilvl w:val="0"/>
-          <w:numId w:val="1018"/>
+          <w:numId w:val="1021"/>
         </w:numPr>
         <w:pStyle w:val="Compact"/>
       </w:pPr>
@@ -18538,7 +19245,24 @@
       <w:pPr>
         <w:numPr>
           <w:ilvl w:val="0"/>
-          <w:numId w:val="1018"/>
+          <w:numId w:val="1021"/>
+        </w:numPr>
+        <w:pStyle w:val="Compact"/>
+      </w:pPr>
+      <w:hyperlink w:anchor="listing-src-plantuml-links">
+        <w:r>
+          <w:rPr>
+            <w:rStyle w:val="Hyperlink"/>
+          </w:rPr>
+          <w:t xml:space="preserve">Listing 13 - Links inside a PlantUML diagram</w:t>
+        </w:r>
+      </w:hyperlink>
+    </w:p>
+    <w:p>
+      <w:pPr>
+        <w:numPr>
+          <w:ilvl w:val="0"/>
+          <w:numId w:val="1021"/>
         </w:numPr>
         <w:pStyle w:val="Compact"/>
       </w:pPr>
@@ -18547,7 +19271,7 @@
           <w:rPr>
             <w:rStyle w:val="Hyperlink"/>
           </w:rPr>
-          <w:t xml:space="preserve">Listing 13 - Mermaid float syntax</w:t>
+          <w:t xml:space="preserve">Listing 14 - Mermaid float syntax</w:t>
         </w:r>
       </w:hyperlink>
     </w:p>
@@ -18555,7 +19279,7 @@
       <w:pPr>
         <w:numPr>
           <w:ilvl w:val="0"/>
-          <w:numId w:val="1018"/>
+          <w:numId w:val="1021"/>
         </w:numPr>
         <w:pStyle w:val="Compact"/>
       </w:pPr>
@@ -18564,7 +19288,7 @@
           <w:rPr>
             <w:rStyle w:val="Hyperlink"/>
           </w:rPr>
-          <w:t xml:space="preserve">Listing 14 - Table float syntax</w:t>
+          <w:t xml:space="preserve">Listing 15 - Table float syntax</w:t>
         </w:r>
       </w:hyperlink>
     </w:p>
@@ -18572,7 +19296,7 @@
       <w:pPr>
         <w:numPr>
           <w:ilvl w:val="0"/>
-          <w:numId w:val="1018"/>
+          <w:numId w:val="1021"/>
         </w:numPr>
         <w:pStyle w:val="Compact"/>
       </w:pPr>
@@ -18581,7 +19305,7 @@
           <w:rPr>
             <w:rStyle w:val="Hyperlink"/>
           </w:rPr>
-          <w:t xml:space="preserve">Listing 15 - CSV float syntax</w:t>
+          <w:t xml:space="preserve">Listing 16 - CSV float syntax</w:t>
         </w:r>
       </w:hyperlink>
     </w:p>
@@ -18589,7 +19313,7 @@
       <w:pPr>
         <w:numPr>
           <w:ilvl w:val="0"/>
-          <w:numId w:val="1018"/>
+          <w:numId w:val="1021"/>
         </w:numPr>
         <w:pStyle w:val="Compact"/>
       </w:pPr>
@@ -18598,7 +19322,7 @@
           <w:rPr>
             <w:rStyle w:val="Hyperlink"/>
           </w:rPr>
-          <w:t xml:space="preserve">Listing 16 - Listing float syntax</w:t>
+          <w:t xml:space="preserve">Listing 17 - Listing float syntax</w:t>
         </w:r>
       </w:hyperlink>
     </w:p>
@@ -18606,7 +19330,7 @@
       <w:pPr>
         <w:numPr>
           <w:ilvl w:val="0"/>
-          <w:numId w:val="1018"/>
+          <w:numId w:val="1021"/>
         </w:numPr>
         <w:pStyle w:val="Compact"/>
       </w:pPr>
@@ -18615,7 +19339,7 @@
           <w:rPr>
             <w:rStyle w:val="Hyperlink"/>
           </w:rPr>
-          <w:t xml:space="preserve">Listing 17 - Chart float syntax</w:t>
+          <w:t xml:space="preserve">Listing 18 - Chart float syntax</w:t>
         </w:r>
       </w:hyperlink>
     </w:p>
@@ -18623,7 +19347,7 @@
       <w:pPr>
         <w:numPr>
           <w:ilvl w:val="0"/>
-          <w:numId w:val="1018"/>
+          <w:numId w:val="1021"/>
         </w:numPr>
         <w:pStyle w:val="Compact"/>
       </w:pPr>
@@ -18632,7 +19356,7 @@
           <w:rPr>
             <w:rStyle w:val="Hyperlink"/>
           </w:rPr>
-          <w:t xml:space="preserve">Listing 18 - Math float syntax</w:t>
+          <w:t xml:space="preserve">Listing 19 - Math float syntax</w:t>
         </w:r>
       </w:hyperlink>
     </w:p>
@@ -18640,7 +19364,7 @@
       <w:pPr>
         <w:numPr>
           <w:ilvl w:val="0"/>
-          <w:numId w:val="1018"/>
+          <w:numId w:val="1021"/>
         </w:numPr>
         <w:pStyle w:val="Compact"/>
       </w:pPr>
@@ -18649,7 +19373,7 @@
           <w:rPr>
             <w:rStyle w:val="Hyperlink"/>
           </w:rPr>
-          <w:t xml:space="preserve">Listing 19 - Inline view placeholder</w:t>
+          <w:t xml:space="preserve">Listing 20 - Inline view placeholder</w:t>
         </w:r>
       </w:hyperlink>
     </w:p>
@@ -18657,7 +19381,7 @@
       <w:pPr>
         <w:numPr>
           <w:ilvl w:val="0"/>
-          <w:numId w:val="1018"/>
+          <w:numId w:val="1021"/>
         </w:numPr>
         <w:pStyle w:val="Compact"/>
       </w:pPr>
@@ -18666,7 +19390,7 @@
           <w:rPr>
             <w:rStyle w:val="Hyperlink"/>
           </w:rPr>
-          <w:t xml:space="preserve">Listing 20 - Include directive syntax</w:t>
+          <w:t xml:space="preserve">Listing 21 - Include directive syntax</w:t>
         </w:r>
       </w:hyperlink>
     </w:p>
@@ -18674,7 +19398,7 @@
       <w:pPr>
         <w:numPr>
           <w:ilvl w:val="0"/>
-          <w:numId w:val="1018"/>
+          <w:numId w:val="1021"/>
         </w:numPr>
         <w:pStyle w:val="Compact"/>
       </w:pPr>
@@ -18683,7 +19407,7 @@
           <w:rPr>
             <w:rStyle w:val="Hyperlink"/>
           </w:rPr>
-          <w:t xml:space="preserve">Listing 21 - Include heading levels are relative to the include point</w:t>
+          <w:t xml:space="preserve">Listing 22 - Include heading levels are relative to the include point</w:t>
         </w:r>
       </w:hyperlink>
     </w:p>
@@ -18691,7 +19415,7 @@
       <w:pPr>
         <w:numPr>
           <w:ilvl w:val="0"/>
-          <w:numId w:val="1018"/>
+          <w:numId w:val="1021"/>
         </w:numPr>
         <w:pStyle w:val="Compact"/>
       </w:pPr>
@@ -18700,7 +19424,7 @@
           <w:rPr>
             <w:rStyle w:val="Hyperlink"/>
           </w:rPr>
-          <w:t xml:space="preserve">Listing 22 - Service Initialization</w:t>
+          <w:t xml:space="preserve">Listing 23 - Service Initialization</w:t>
         </w:r>
       </w:hyperlink>
     </w:p>
@@ -18708,7 +19432,7 @@
       <w:pPr>
         <w:numPr>
           <w:ilvl w:val="0"/>
-          <w:numId w:val="1018"/>
+          <w:numId w:val="1021"/>
         </w:numPr>
         <w:pStyle w:val="Compact"/>
       </w:pPr>
@@ -18717,7 +19441,7 @@
           <w:rPr>
             <w:rStyle w:val="Hyperlink"/>
           </w:rPr>
-          <w:t xml:space="preserve">Listing 23 - Bibliography configuration in project.yaml</w:t>
+          <w:t xml:space="preserve">Listing 24 - Bibliography configuration in project.yaml</w:t>
         </w:r>
       </w:hyperlink>
     </w:p>
@@ -18725,7 +19449,7 @@
       <w:pPr>
         <w:numPr>
           <w:ilvl w:val="0"/>
-          <w:numId w:val="1018"/>
+          <w:numId w:val="1021"/>
         </w:numPr>
         <w:pStyle w:val="Compact"/>
       </w:pPr>
@@ -18734,7 +19458,7 @@
           <w:rPr>
             <w:rStyle w:val="Hyperlink"/>
           </w:rPr>
-          <w:t xml:space="preserve">Listing 24 - Example BibTeX file</w:t>
+          <w:t xml:space="preserve">Listing 25 - Example BibTeX file</w:t>
         </w:r>
       </w:hyperlink>
     </w:p>
@@ -18742,7 +19466,7 @@
       <w:pPr>
         <w:numPr>
           <w:ilvl w:val="0"/>
-          <w:numId w:val="1018"/>
+          <w:numId w:val="1021"/>
         </w:numPr>
         <w:pStyle w:val="Compact"/>
       </w:pPr>
@@ -18751,7 +19475,7 @@
           <w:rPr>
             <w:rStyle w:val="Hyperlink"/>
           </w:rPr>
-          <w:t xml:space="preserve">Listing 25 - Citation syntax examples</w:t>
+          <w:t xml:space="preserve">Listing 26 - Citation syntax examples</w:t>
         </w:r>
       </w:hyperlink>
     </w:p>
@@ -18759,7 +19483,7 @@
       <w:pPr>
         <w:numPr>
           <w:ilvl w:val="0"/>
-          <w:numId w:val="1018"/>
+          <w:numId w:val="1021"/>
         </w:numPr>
         <w:pStyle w:val="Compact"/>
       </w:pPr>
@@ -18768,7 +19492,7 @@
           <w:rPr>
             <w:rStyle w:val="Hyperlink"/>
           </w:rPr>
-          <w:t xml:space="preserve">Listing 26 - Chart with gauss data injection</w:t>
+          <w:t xml:space="preserve">Listing 27 - Chart with gauss data injection</w:t>
         </w:r>
       </w:hyperlink>
     </w:p>
@@ -18776,7 +19500,7 @@
       <w:pPr>
         <w:numPr>
           <w:ilvl w:val="0"/>
-          <w:numId w:val="1018"/>
+          <w:numId w:val="1021"/>
         </w:numPr>
         <w:pStyle w:val="Compact"/>
       </w:pPr>
@@ -18785,7 +19509,7 @@
           <w:rPr>
             <w:rStyle w:val="Hyperlink"/>
           </w:rPr>
-          <w:t xml:space="preserve">Listing 27 - Basic invocation</w:t>
+          <w:t xml:space="preserve">Listing 28 - Basic invocation</w:t>
         </w:r>
       </w:hyperlink>
     </w:p>
@@ -18793,7 +19517,7 @@
       <w:pPr>
         <w:numPr>
           <w:ilvl w:val="0"/>
-          <w:numId w:val="1018"/>
+          <w:numId w:val="1021"/>
         </w:numPr>
         <w:pStyle w:val="Compact"/>
       </w:pPr>
@@ -18802,7 +19526,7 @@
           <w:rPr>
             <w:rStyle w:val="Hyperlink"/>
           </w:rPr>
-          <w:t xml:space="preserve">Listing 28 - Diagnostic NDJSON example</w:t>
+          <w:t xml:space="preserve">Listing 29 - Diagnostic NDJSON example</w:t>
         </w:r>
       </w:hyperlink>
     </w:p>
@@ -18810,7 +19534,7 @@
       <w:pPr>
         <w:numPr>
           <w:ilvl w:val="0"/>
-          <w:numId w:val="1018"/>
+          <w:numId w:val="1021"/>
         </w:numPr>
         <w:pStyle w:val="Compact"/>
       </w:pPr>
@@ -18819,7 +19543,7 @@
           <w:rPr>
             <w:rStyle w:val="Hyperlink"/>
           </w:rPr>
-          <w:t xml:space="preserve">Listing 29 - Suppressing a validation rule</w:t>
+          <w:t xml:space="preserve">Listing 30 - Suppressing a validation rule</w:t>
         </w:r>
       </w:hyperlink>
     </w:p>
@@ -18827,7 +19551,7 @@
       <w:pPr>
         <w:numPr>
           <w:ilvl w:val="0"/>
-          <w:numId w:val="1018"/>
+          <w:numId w:val="1021"/>
         </w:numPr>
         <w:pStyle w:val="Compact"/>
       </w:pPr>
@@ -18836,7 +19560,7 @@
           <w:rPr>
             <w:rStyle w:val="Hyperlink"/>
           </w:rPr>
-          <w:t xml:space="preserve">Listing 30 - Force full rebuild</w:t>
+          <w:t xml:space="preserve">Listing 31 - Force full rebuild</w:t>
         </w:r>
       </w:hyperlink>
     </w:p>
@@ -18844,7 +19568,7 @@
       <w:pPr>
         <w:numPr>
           <w:ilvl w:val="0"/>
-          <w:numId w:val="1018"/>
+          <w:numId w:val="1021"/>
         </w:numPr>
         <w:pStyle w:val="Compact"/>
       </w:pPr>
@@ -18853,7 +19577,7 @@
           <w:rPr>
             <w:rStyle w:val="Hyperlink"/>
           </w:rPr>
-          <w:t xml:space="preserve">Listing 31 - Clean stale build cache</w:t>
+          <w:t xml:space="preserve">Listing 32 - Clean stale build cache</w:t>
         </w:r>
       </w:hyperlink>
     </w:p>
@@ -18861,7 +19585,7 @@
       <w:pPr>
         <w:numPr>
           <w:ilvl w:val="0"/>
-          <w:numId w:val="1018"/>
+          <w:numId w:val="1021"/>
         </w:numPr>
         <w:pStyle w:val="Compact"/>
       </w:pPr>
@@ -18870,12 +19594,12 @@
           <w:rPr>
             <w:rStyle w:val="Hyperlink"/>
           </w:rPr>
-          <w:t xml:space="preserve">Listing 32 - Enable debug logging</w:t>
+          <w:t xml:space="preserve">Listing 33 - Enable debug logging</w:t>
         </w:r>
       </w:hyperlink>
     </w:p>
-    <w:bookmarkEnd w:id="112"/>
-    <w:bookmarkStart w:id="113" w:name="MANUAL-sec17"/>
+    <w:bookmarkEnd w:id="114"/>
+    <w:bookmarkStart w:id="115" w:name="MANUAL-sec17"/>
     <w:p>
       <w:pPr>
         <w:pStyle w:val="Heading1"/>
@@ -18895,18 +19619,18 @@
         <w:tblLook w:firstRow="0" w:lastRow="0" w:firstColumn="0" w:lastColumn="0" w:noHBand="0" w:noVBand="0" w:val="0000"/>
         <w:jc w:val="start"/>
         <w:tblBorders>
-          <w:top w:space="0" w:color="000000" w:val="single" w:sz="6"/>
-          <w:left w:space="0" w:color="000000" w:val="single" w:sz="6"/>
-          <w:bottom w:space="0" w:color="000000" w:val="single" w:sz="6"/>
-          <w:right w:space="0" w:color="000000" w:val="single" w:sz="6"/>
-          <w:insideH w:space="0" w:color="000000" w:val="single" w:sz="6"/>
-          <w:insideV w:space="0" w:color="000000" w:val="single" w:sz="6"/>
+          <w:top w:space="0" w:val="single" w:color="000000" w:sz="6"/>
+          <w:left w:space="0" w:val="single" w:color="000000" w:sz="6"/>
+          <w:bottom w:space="0" w:val="single" w:color="000000" w:sz="6"/>
+          <w:right w:space="0" w:val="single" w:color="000000" w:sz="6"/>
+          <w:insideH w:space="0" w:val="single" w:color="000000" w:sz="6"/>
+          <w:insideV w:space="0" w:val="single" w:color="000000" w:sz="6"/>
         </w:tblBorders>
         <w:tblCellMar>
-          <w:top w:type="dxa" w:w="57"/>
-          <w:left w:type="dxa" w:w="108"/>
-          <w:bottom w:type="dxa" w:w="57"/>
-          <w:right w:type="dxa" w:w="108"/>
+          <w:top w:w="57" w:type="dxa"/>
+          <w:left w:w="108" w:type="dxa"/>
+          <w:bottom w:w="57" w:type="dxa"/>
+          <w:right w:w="108" w:type="dxa"/>
         </w:tblCellMar>
       </w:tblPr>
       <w:tblGrid>
@@ -18920,8 +19644,8 @@
             <w:pPr>
               <w:pStyle w:val="Compact"/>
               <w:jc w:val="left"/>
-              <w:ind w:right="0" w:firstLine="0" w:left="0"/>
-              <w:spacing w:after="40" w:lineRule="auto" w:line="240" w:before="40"/>
+              <w:ind w:right="0" w:left="0" w:firstLine="0"/>
+              <w:spacing w:after="40" w:lineRule="auto" w:before="40" w:line="240"/>
             </w:pPr>
             <w:r>
               <w:rPr>
@@ -18938,8 +19662,8 @@
             <w:pPr>
               <w:pStyle w:val="Compact"/>
               <w:jc w:val="left"/>
-              <w:ind w:right="0" w:firstLine="0" w:left="0"/>
-              <w:spacing w:after="40" w:lineRule="auto" w:line="240" w:before="40"/>
+              <w:ind w:right="0" w:left="0" w:firstLine="0"/>
+              <w:spacing w:after="40" w:lineRule="auto" w:before="40" w:line="240"/>
             </w:pPr>
             <w:r>
               <w:t xml:space="preserve">Pandoc Abstract Syntax Tree</w:t>
@@ -18954,8 +19678,8 @@
             <w:pPr>
               <w:pStyle w:val="Compact"/>
               <w:jc w:val="left"/>
-              <w:ind w:right="0" w:firstLine="0" w:left="0"/>
-              <w:spacing w:after="40" w:lineRule="auto" w:line="240" w:before="40"/>
+              <w:ind w:right="0" w:left="0" w:firstLine="0"/>
+              <w:spacing w:after="40" w:lineRule="auto" w:before="40" w:line="240"/>
             </w:pPr>
             <w:r>
               <w:rPr>
@@ -18972,8 +19696,8 @@
             <w:pPr>
               <w:pStyle w:val="Compact"/>
               <w:jc w:val="left"/>
-              <w:ind w:right="0" w:firstLine="0" w:left="0"/>
-              <w:spacing w:after="40" w:lineRule="auto" w:line="240" w:before="40"/>
+              <w:ind w:right="0" w:left="0" w:firstLine="0"/>
+              <w:spacing w:after="40" w:lineRule="auto" w:before="40" w:line="240"/>
             </w:pPr>
             <w:r>
               <w:t xml:space="preserve">Command-Line Interface</w:t>
@@ -18988,8 +19712,8 @@
             <w:pPr>
               <w:pStyle w:val="Compact"/>
               <w:jc w:val="left"/>
-              <w:ind w:right="0" w:firstLine="0" w:left="0"/>
-              <w:spacing w:after="40" w:lineRule="auto" w:line="240" w:before="40"/>
+              <w:ind w:right="0" w:left="0" w:firstLine="0"/>
+              <w:spacing w:after="40" w:lineRule="auto" w:before="40" w:line="240"/>
             </w:pPr>
             <w:r>
               <w:rPr>
@@ -19006,8 +19730,8 @@
             <w:pPr>
               <w:pStyle w:val="Compact"/>
               <w:jc w:val="left"/>
-              <w:ind w:right="0" w:firstLine="0" w:left="0"/>
-              <w:spacing w:after="40" w:lineRule="auto" w:line="240" w:before="40"/>
+              <w:ind w:right="0" w:left="0" w:firstLine="0"/>
+              <w:spacing w:after="40" w:lineRule="auto" w:before="40" w:line="240"/>
             </w:pPr>
             <w:r>
               <w:t xml:space="preserve">Comma-Separated Values</w:t>
@@ -19022,8 +19746,8 @@
             <w:pPr>
               <w:pStyle w:val="Compact"/>
               <w:jc w:val="left"/>
-              <w:ind w:right="0" w:firstLine="0" w:left="0"/>
-              <w:spacing w:after="40" w:lineRule="auto" w:line="240" w:before="40"/>
+              <w:ind w:right="0" w:left="0" w:firstLine="0"/>
+              <w:spacing w:after="40" w:lineRule="auto" w:before="40" w:line="240"/>
             </w:pPr>
             <w:r>
               <w:rPr>
@@ -19040,8 +19764,8 @@
             <w:pPr>
               <w:pStyle w:val="Compact"/>
               <w:jc w:val="left"/>
-              <w:ind w:right="0" w:firstLine="0" w:left="0"/>
-              <w:spacing w:after="40" w:lineRule="auto" w:line="240" w:before="40"/>
+              <w:ind w:right="0" w:left="0" w:firstLine="0"/>
+              <w:spacing w:after="40" w:lineRule="auto" w:before="40" w:line="240"/>
             </w:pPr>
             <w:r>
               <w:t xml:space="preserve">Entity-Attribute-Value</w:t>
@@ -19056,8 +19780,8 @@
             <w:pPr>
               <w:pStyle w:val="Compact"/>
               <w:jc w:val="left"/>
-              <w:ind w:right="0" w:firstLine="0" w:left="0"/>
-              <w:spacing w:after="40" w:lineRule="auto" w:line="240" w:before="40"/>
+              <w:ind w:right="0" w:left="0" w:firstLine="0"/>
+              <w:spacing w:after="40" w:lineRule="auto" w:before="40" w:line="240"/>
             </w:pPr>
             <w:r>
               <w:rPr>
@@ -19074,8 +19798,8 @@
             <w:pPr>
               <w:pStyle w:val="Compact"/>
               <w:jc w:val="left"/>
-              <w:ind w:right="0" w:firstLine="0" w:left="0"/>
-              <w:spacing w:after="40" w:lineRule="auto" w:line="240" w:before="40"/>
+              <w:ind w:right="0" w:left="0" w:firstLine="0"/>
+              <w:spacing w:after="40" w:lineRule="auto" w:before="40" w:line="240"/>
             </w:pPr>
             <w:r>
               <w:t xml:space="preserve">GitHub-Flavored Markdown</w:t>
@@ -19090,8 +19814,8 @@
             <w:pPr>
               <w:pStyle w:val="Compact"/>
               <w:jc w:val="left"/>
-              <w:ind w:right="0" w:firstLine="0" w:left="0"/>
-              <w:spacing w:after="40" w:lineRule="auto" w:line="240" w:before="40"/>
+              <w:ind w:right="0" w:left="0" w:firstLine="0"/>
+              <w:spacing w:after="40" w:lineRule="auto" w:before="40" w:line="240"/>
             </w:pPr>
             <w:r>
               <w:rPr>
@@ -19108,8 +19832,8 @@
             <w:pPr>
               <w:pStyle w:val="Compact"/>
               <w:jc w:val="left"/>
-              <w:ind w:right="0" w:firstLine="0" w:left="0"/>
-              <w:spacing w:after="40" w:lineRule="auto" w:line="240" w:before="40"/>
+              <w:ind w:right="0" w:left="0" w:firstLine="0"/>
+              <w:spacing w:after="40" w:lineRule="auto" w:before="40" w:line="240"/>
             </w:pPr>
             <w:r>
               <w:t xml:space="preserve">Newline-Delimited JSON</w:t>
@@ -19124,8 +19848,8 @@
             <w:pPr>
               <w:pStyle w:val="Compact"/>
               <w:jc w:val="left"/>
-              <w:ind w:right="0" w:firstLine="0" w:left="0"/>
-              <w:spacing w:after="40" w:lineRule="auto" w:line="240" w:before="40"/>
+              <w:ind w:right="0" w:left="0" w:firstLine="0"/>
+              <w:spacing w:after="40" w:lineRule="auto" w:before="40" w:line="240"/>
             </w:pPr>
             <w:r>
               <w:rPr>
@@ -19142,8 +19866,8 @@
             <w:pPr>
               <w:pStyle w:val="Compact"/>
               <w:jc w:val="left"/>
-              <w:ind w:right="0" w:firstLine="0" w:left="0"/>
-              <w:spacing w:after="40" w:lineRule="auto" w:line="240" w:before="40"/>
+              <w:ind w:right="0" w:left="0" w:firstLine="0"/>
+              <w:spacing w:after="40" w:lineRule="auto" w:before="40" w:line="240"/>
             </w:pPr>
             <w:r>
               <w:t xml:space="preserve">Project Identifier</w:t>
@@ -19158,8 +19882,8 @@
             <w:pPr>
               <w:pStyle w:val="Compact"/>
               <w:jc w:val="left"/>
-              <w:ind w:right="0" w:firstLine="0" w:left="0"/>
-              <w:spacing w:after="40" w:lineRule="auto" w:line="240" w:before="40"/>
+              <w:ind w:right="0" w:left="0" w:firstLine="0"/>
+              <w:spacing w:after="40" w:lineRule="auto" w:before="40" w:line="240"/>
             </w:pPr>
             <w:r>
               <w:rPr>
@@ -19176,8 +19900,8 @@
             <w:pPr>
               <w:pStyle w:val="Compact"/>
               <w:jc w:val="left"/>
-              <w:ind w:right="0" w:firstLine="0" w:left="0"/>
-              <w:spacing w:after="40" w:lineRule="auto" w:line="240" w:before="40"/>
+              <w:ind w:right="0" w:left="0" w:firstLine="0"/>
+              <w:spacing w:after="40" w:lineRule="auto" w:before="40" w:line="240"/>
             </w:pPr>
             <w:r>
               <w:t xml:space="preserve">Specification Intermediate Representation</w:t>
@@ -19192,8 +19916,8 @@
             <w:pPr>
               <w:pStyle w:val="Compact"/>
               <w:jc w:val="left"/>
-              <w:ind w:right="0" w:firstLine="0" w:left="0"/>
-              <w:spacing w:after="40" w:lineRule="auto" w:line="240" w:before="40"/>
+              <w:ind w:right="0" w:left="0" w:firstLine="0"/>
+              <w:spacing w:after="40" w:lineRule="auto" w:before="40" w:line="240"/>
             </w:pPr>
             <w:r>
               <w:rPr>
@@ -19210,8 +19934,8 @@
             <w:pPr>
               <w:pStyle w:val="Compact"/>
               <w:jc w:val="left"/>
-              <w:ind w:right="0" w:firstLine="0" w:left="0"/>
-              <w:spacing w:after="40" w:lineRule="auto" w:line="240" w:before="40"/>
+              <w:ind w:right="0" w:left="0" w:firstLine="0"/>
+              <w:spacing w:after="40" w:lineRule="auto" w:before="40" w:line="240"/>
             </w:pPr>
             <w:r>
               <w:t xml:space="preserve">Structured Query Language</w:t>
@@ -19226,8 +19950,8 @@
             <w:pPr>
               <w:pStyle w:val="Compact"/>
               <w:jc w:val="left"/>
-              <w:ind w:right="0" w:firstLine="0" w:left="0"/>
-              <w:spacing w:after="40" w:lineRule="auto" w:line="240" w:before="40"/>
+              <w:ind w:right="0" w:left="0" w:firstLine="0"/>
+              <w:spacing w:after="40" w:lineRule="auto" w:before="40" w:line="240"/>
             </w:pPr>
             <w:r>
               <w:rPr>
@@ -19244,8 +19968,8 @@
             <w:pPr>
               <w:pStyle w:val="Compact"/>
               <w:jc w:val="left"/>
-              <w:ind w:right="0" w:firstLine="0" w:left="0"/>
-              <w:spacing w:after="40" w:lineRule="auto" w:line="240" w:before="40"/>
+              <w:ind w:right="0" w:left="0" w:firstLine="0"/>
+              <w:spacing w:after="40" w:lineRule="auto" w:before="40" w:line="240"/>
             </w:pPr>
             <w:r>
               <w:t xml:space="preserve">SQLite Database</w:t>
@@ -19254,7 +19978,7 @@
         </w:tc>
       </w:tr>
     </w:tbl>
-    <w:bookmarkEnd w:id="113"/>
+    <w:bookmarkEnd w:id="115"/>
     <w:sectPr>
       <w:footerReference r:id="rId9200" w:type="default"/>
       <w:headerReference r:id="rId9101" w:type="default"/>
@@ -19273,14 +19997,14 @@
 <w:ftr xmlns:w="http://schemas.openxmlformats.org/wordprocessingml/2006/main" xmlns:r="http://schemas.openxmlformats.org/officeDocument/2006/relationships">
   <w:tbl>
     <w:tblPr>
-      <w:tblW w:type="pct" w:w="5000"/>
+      <w:tblW w:w="5000" w:type="pct"/>
       <w:tblBorders>
-        <w:top w:space="1" w:color="CCCCCC" w:val="single" w:sz="4"/>
-        <w:bottom w:space="0" w:color="auto" w:val="none" w:sz="0"/>
-        <w:left w:space="0" w:color="auto" w:val="none" w:sz="0"/>
-        <w:right w:space="0" w:color="auto" w:val="none" w:sz="0"/>
-        <w:insideH w:space="0" w:color="auto" w:val="none" w:sz="0"/>
-        <w:insideV w:space="0" w:color="auto" w:val="none" w:sz="0"/>
+        <w:top w:space="1" w:val="single" w:color="CCCCCC" w:sz="4"/>
+        <w:bottom w:space="0" w:val="none" w:color="auto" w:sz="0"/>
+        <w:left w:space="0" w:val="none" w:color="auto" w:sz="0"/>
+        <w:right w:space="0" w:val="none" w:color="auto" w:sz="0"/>
+        <w:insideH w:space="0" w:val="none" w:color="auto" w:sz="0"/>
+        <w:insideV w:space="0" w:val="none" w:color="auto" w:sz="0"/>
       </w:tblBorders>
       <w:tblLayout w:type="fixed"/>
     </w:tblPr>
@@ -19292,7 +20016,7 @@
     <w:tr>
       <w:tc>
         <w:tcPr>
-          <w:tcW w:type="pct" w:w="1667"/>
+          <w:tcW w:w="1667" w:type="pct"/>
         </w:tcPr>
         <w:p>
           <w:pPr>
@@ -19306,7 +20030,7 @@
       </w:tc>
       <w:tc>
         <w:tcPr>
-          <w:tcW w:type="pct" w:w="1667"/>
+          <w:tcW w:w="1667" w:type="pct"/>
         </w:tcPr>
         <w:p>
           <w:pPr>
@@ -19320,7 +20044,7 @@
       </w:tc>
       <w:tc>
         <w:tcPr>
-          <w:tcW w:type="pct" w:w="1667"/>
+          <w:tcW w:w="1667" w:type="pct"/>
         </w:tcPr>
         <w:p>
           <w:pPr>
@@ -19805,6 +20529,12 @@
     <w:abstractNumId w:val="991"/>
   </w:num>
   <w:num w:numId="1013">
+    <w:abstractNumId w:val="991"/>
+  </w:num>
+  <w:num w:numId="1014">
+    <w:abstractNumId w:val="991"/>
+  </w:num>
+  <w:num w:numId="1015">
     <w:abstractNumId w:val="99411"/>
     <w:lvlOverride w:ilvl="0">
       <w:startOverride w:val="1"/>
@@ -19834,19 +20564,49 @@
       <w:startOverride w:val="1"/>
     </w:lvlOverride>
   </w:num>
-  <w:num w:numId="1014">
-    <w:abstractNumId w:val="991"/>
-  </w:num>
-  <w:num w:numId="1015">
-    <w:abstractNumId w:val="991"/>
-  </w:num>
   <w:num w:numId="1016">
-    <w:abstractNumId w:val="991"/>
+    <w:abstractNumId w:val="99411"/>
+    <w:lvlOverride w:ilvl="0">
+      <w:startOverride w:val="1"/>
+    </w:lvlOverride>
+    <w:lvlOverride w:ilvl="1">
+      <w:startOverride w:val="1"/>
+    </w:lvlOverride>
+    <w:lvlOverride w:ilvl="2">
+      <w:startOverride w:val="1"/>
+    </w:lvlOverride>
+    <w:lvlOverride w:ilvl="3">
+      <w:startOverride w:val="1"/>
+    </w:lvlOverride>
+    <w:lvlOverride w:ilvl="4">
+      <w:startOverride w:val="1"/>
+    </w:lvlOverride>
+    <w:lvlOverride w:ilvl="5">
+      <w:startOverride w:val="1"/>
+    </w:lvlOverride>
+    <w:lvlOverride w:ilvl="6">
+      <w:startOverride w:val="1"/>
+    </w:lvlOverride>
+    <w:lvlOverride w:ilvl="7">
+      <w:startOverride w:val="1"/>
+    </w:lvlOverride>
+    <w:lvlOverride w:ilvl="8">
+      <w:startOverride w:val="1"/>
+    </w:lvlOverride>
   </w:num>
   <w:num w:numId="1017">
     <w:abstractNumId w:val="991"/>
   </w:num>
   <w:num w:numId="1018">
+    <w:abstractNumId w:val="991"/>
+  </w:num>
+  <w:num w:numId="1019">
+    <w:abstractNumId w:val="991"/>
+  </w:num>
+  <w:num w:numId="1020">
+    <w:abstractNumId w:val="991"/>
+  </w:num>
+  <w:num w:numId="1021">
     <w:abstractNumId w:val="991"/>
   </w:num>
   <w:num w:numId="100">
@@ -20576,18 +21336,18 @@
     <w:basedOn w:val="VerbatimChar"/>
     <w:rPr/>
   </w:style>
-  <w:style w:customStyle="1" w:styleId="SpecObjectHeader" w:type="paragraph">
+  <w:style w:styleId="SpecObjectHeader" w:customStyle="1" w:type="paragraph">
     <w:name w:val="Spec Object Header"/>
     <w:basedOn w:val="Normal"/>
     <w:next w:val="FirstParagraph"/>
     <w:qFormat/>
     <w:pPr>
       <w:keepNext/>
-      <w:spacing w:after="120" w:lineRule="auto" w:line="276" w:before="280"/>
+      <w:spacing w:after="120" w:lineRule="auto" w:before="280" w:line="276"/>
       <w:outlineLvl w:val="0"/>
     </w:pPr>
     <w:rPr>
-      <w:rFonts w:ascii="Calibri Light" w:hAnsi="Calibri Light" w:cs="Calibri Light"/>
+      <w:rFonts w:hAnsi="Calibri Light" w:cs="Calibri Light" w:ascii="Calibri Light"/>
       <w:b/>
       <w:bCs/>
       <w:color w:val="0F4C64"/>

--- a/manual/downloads/manual.docx
+++ b/manual/downloads/manual.docx
@@ -74,7 +74,7 @@
       <w:pPr>
         <w:pStyle w:val="TOCHeading"/>
       </w:pPr>
-      <w:bookmarkStart w:name="MANUAL-sec1" w:id="24456"/>
+      <w:bookmarkStart w:id="24456" w:name="MANUAL-sec1"/>
       <w:r>
         <w:rPr>
           <w:color w:val="000000"/>
@@ -606,12 +606,12 @@
     </w:p>
     <w:p>
       <w:pPr>
-        <w:spacing w:after="0" w:line="20" w:lineRule="exact" w:before="0"/>
+        <w:spacing w:lineRule="exact" w:line="20" w:after="0" w:before="0"/>
         <w:rPr>
           <w:sz w:val="2"/>
         </w:rPr>
       </w:pPr>
-      <w:bookmarkStart w:name="puml-diag-pipeline" w:id="78556"/>
+      <w:bookmarkStart w:id="78556" w:name="puml-diag-pipeline"/>
       <w:bookmarkEnd w:id="78556"/>
     </w:p>
     <w:p>
@@ -1373,12 +1373,12 @@
     </w:p>
     <w:p>
       <w:pPr>
-        <w:spacing w:after="0" w:line="20" w:lineRule="exact" w:before="0"/>
+        <w:spacing w:lineRule="exact" w:line="20" w:after="0" w:before="0"/>
         <w:rPr>
           <w:sz w:val="2"/>
         </w:rPr>
       </w:pPr>
-      <w:bookmarkStart w:name="csv-tbl-prerequisites" w:id="54024"/>
+      <w:bookmarkStart w:id="54024" w:name="csv-tbl-prerequisites"/>
       <w:bookmarkEnd w:id="54024"/>
     </w:p>
     <w:p>
@@ -1415,12 +1415,12 @@
         <w:tblLook w:firstRow="1" w:lastRow="0" w:firstColumn="0" w:lastColumn="0" w:noHBand="0" w:noVBand="0" w:val="0020"/>
         <w:jc w:val="start"/>
         <w:tblBorders>
-          <w:top w:space="0" w:val="single" w:color="000000" w:sz="6"/>
-          <w:left w:space="0" w:val="single" w:color="000000" w:sz="6"/>
-          <w:bottom w:space="0" w:val="single" w:color="000000" w:sz="6"/>
-          <w:right w:space="0" w:val="single" w:color="000000" w:sz="6"/>
-          <w:insideH w:space="0" w:val="single" w:color="000000" w:sz="6"/>
-          <w:insideV w:space="0" w:val="single" w:color="000000" w:sz="6"/>
+          <w:top w:val="single" w:space="0" w:color="000000" w:sz="6"/>
+          <w:left w:val="single" w:space="0" w:color="000000" w:sz="6"/>
+          <w:bottom w:val="single" w:space="0" w:color="000000" w:sz="6"/>
+          <w:right w:val="single" w:space="0" w:color="000000" w:sz="6"/>
+          <w:insideH w:val="single" w:space="0" w:color="000000" w:sz="6"/>
+          <w:insideV w:val="single" w:space="0" w:color="000000" w:sz="6"/>
         </w:tblBorders>
         <w:tblCellMar>
           <w:top w:w="57" w:type="dxa"/>
@@ -1440,14 +1440,14 @@
         </w:trPr>
         <w:tc>
           <w:tcPr>
-            <w:shd w:color="auto" w:val="clear" w:fill="E8E8E8"/>
+            <w:shd w:val="clear" w:color="auto" w:fill="E8E8E8"/>
           </w:tcPr>
           <w:p>
             <w:pPr>
               <w:pStyle w:val="Compact"/>
               <w:jc w:val="left"/>
-              <w:ind w:right="0" w:left="0" w:firstLine="0"/>
-              <w:spacing w:after="40" w:lineRule="auto" w:before="40" w:line="240"/>
+              <w:ind w:left="0" w:firstLine="0" w:right="0"/>
+              <w:spacing w:lineRule="auto" w:before="40" w:after="40" w:line="240"/>
             </w:pPr>
             <w:r>
               <w:rPr>
@@ -1459,14 +1459,14 @@
         </w:tc>
         <w:tc>
           <w:tcPr>
-            <w:shd w:color="auto" w:val="clear" w:fill="E8E8E8"/>
+            <w:shd w:val="clear" w:color="auto" w:fill="E8E8E8"/>
           </w:tcPr>
           <w:p>
             <w:pPr>
               <w:pStyle w:val="Compact"/>
               <w:jc w:val="left"/>
-              <w:ind w:right="0" w:left="0" w:firstLine="0"/>
-              <w:spacing w:after="40" w:lineRule="auto" w:before="40" w:line="240"/>
+              <w:ind w:left="0" w:firstLine="0" w:right="0"/>
+              <w:spacing w:lineRule="auto" w:before="40" w:after="40" w:line="240"/>
             </w:pPr>
             <w:r>
               <w:rPr>
@@ -1478,14 +1478,14 @@
         </w:tc>
         <w:tc>
           <w:tcPr>
-            <w:shd w:color="auto" w:val="clear" w:fill="E8E8E8"/>
+            <w:shd w:val="clear" w:color="auto" w:fill="E8E8E8"/>
           </w:tcPr>
           <w:p>
             <w:pPr>
               <w:pStyle w:val="Compact"/>
               <w:jc w:val="left"/>
-              <w:ind w:right="0" w:left="0" w:firstLine="0"/>
-              <w:spacing w:after="40" w:lineRule="auto" w:before="40" w:line="240"/>
+              <w:ind w:left="0" w:firstLine="0" w:right="0"/>
+              <w:spacing w:lineRule="auto" w:before="40" w:after="40" w:line="240"/>
             </w:pPr>
             <w:r>
               <w:rPr>
@@ -1503,8 +1503,8 @@
             <w:pPr>
               <w:pStyle w:val="Compact"/>
               <w:jc w:val="left"/>
-              <w:ind w:right="0" w:left="0" w:firstLine="0"/>
-              <w:spacing w:after="40" w:lineRule="auto" w:before="40" w:line="240"/>
+              <w:ind w:left="0" w:firstLine="0" w:right="0"/>
+              <w:spacing w:lineRule="auto" w:before="40" w:after="40" w:line="240"/>
             </w:pPr>
             <w:r>
               <w:t xml:space="preserve">Container engine</w:t>
@@ -1517,8 +1517,8 @@
             <w:pPr>
               <w:pStyle w:val="Compact"/>
               <w:jc w:val="left"/>
-              <w:ind w:right="0" w:left="0" w:firstLine="0"/>
-              <w:spacing w:after="40" w:lineRule="auto" w:before="40" w:line="240"/>
+              <w:ind w:left="0" w:firstLine="0" w:right="0"/>
+              <w:spacing w:lineRule="auto" w:before="40" w:after="40" w:line="240"/>
             </w:pPr>
             <w:r>
               <w:t xml:space="preserve">Docker 20.10+ or Podman 4+</w:t>
@@ -1531,8 +1531,8 @@
             <w:pPr>
               <w:pStyle w:val="Compact"/>
               <w:jc w:val="left"/>
-              <w:ind w:right="0" w:left="0" w:firstLine="0"/>
-              <w:spacing w:after="40" w:lineRule="auto" w:before="40" w:line="240"/>
+              <w:ind w:left="0" w:firstLine="0" w:right="0"/>
+              <w:spacing w:lineRule="auto" w:before="40" w:after="40" w:line="240"/>
             </w:pPr>
             <w:r>
               <w:t xml:space="preserve">Docker Desktop, Docker Engine, or Podman (daemon/VM must be running)</w:t>
@@ -1547,8 +1547,8 @@
             <w:pPr>
               <w:pStyle w:val="Compact"/>
               <w:jc w:val="left"/>
-              <w:ind w:right="0" w:left="0" w:firstLine="0"/>
-              <w:spacing w:after="40" w:lineRule="auto" w:before="40" w:line="240"/>
+              <w:ind w:left="0" w:firstLine="0" w:right="0"/>
+              <w:spacing w:lineRule="auto" w:before="40" w:after="40" w:line="240"/>
             </w:pPr>
             <w:r>
               <w:t xml:space="preserve">Disk space</w:t>
@@ -1561,8 +1561,8 @@
             <w:pPr>
               <w:pStyle w:val="Compact"/>
               <w:jc w:val="left"/>
-              <w:ind w:right="0" w:left="0" w:firstLine="0"/>
-              <w:spacing w:after="40" w:lineRule="auto" w:before="40" w:line="240"/>
+              <w:ind w:left="0" w:firstLine="0" w:right="0"/>
+              <w:spacing w:lineRule="auto" w:before="40" w:after="40" w:line="240"/>
             </w:pPr>
             <w:r>
               <w:t xml:space="preserve">2 GB</w:t>
@@ -1575,8 +1575,8 @@
             <w:pPr>
               <w:pStyle w:val="Compact"/>
               <w:jc w:val="left"/>
-              <w:ind w:right="0" w:left="0" w:firstLine="0"/>
-              <w:spacing w:after="40" w:lineRule="auto" w:before="40" w:line="240"/>
+              <w:ind w:left="0" w:firstLine="0" w:right="0"/>
+              <w:spacing w:lineRule="auto" w:before="40" w:after="40" w:line="240"/>
             </w:pPr>
             <w:r>
               <w:t xml:space="preserve">For the container image and build artifacts</w:t>
@@ -1591,8 +1591,8 @@
             <w:pPr>
               <w:pStyle w:val="Compact"/>
               <w:jc w:val="left"/>
-              <w:ind w:right="0" w:left="0" w:firstLine="0"/>
-              <w:spacing w:after="40" w:lineRule="auto" w:before="40" w:line="240"/>
+              <w:ind w:left="0" w:firstLine="0" w:right="0"/>
+              <w:spacing w:lineRule="auto" w:before="40" w:after="40" w:line="240"/>
             </w:pPr>
             <w:r>
               <w:t xml:space="preserve">Host OS</w:t>
@@ -1605,8 +1605,8 @@
             <w:pPr>
               <w:pStyle w:val="Compact"/>
               <w:jc w:val="left"/>
-              <w:ind w:right="0" w:left="0" w:firstLine="0"/>
-              <w:spacing w:after="40" w:lineRule="auto" w:before="40" w:line="240"/>
+              <w:ind w:left="0" w:firstLine="0" w:right="0"/>
+              <w:spacing w:lineRule="auto" w:before="40" w:after="40" w:line="240"/>
             </w:pPr>
             <w:r>
               <w:t xml:space="preserve">Linux, macOS, or Windows</w:t>
@@ -1619,8 +1619,8 @@
             <w:pPr>
               <w:pStyle w:val="Compact"/>
               <w:jc w:val="left"/>
-              <w:ind w:right="0" w:left="0" w:firstLine="0"/>
-              <w:spacing w:after="40" w:lineRule="auto" w:before="40" w:line="240"/>
+              <w:ind w:left="0" w:firstLine="0" w:right="0"/>
+              <w:spacing w:lineRule="auto" w:before="40" w:after="40" w:line="240"/>
             </w:pPr>
             <w:r>
               <w:t xml:space="preserve">The container runs Ubuntu 24.04</w:t>
@@ -1673,12 +1673,12 @@
     </w:p>
     <w:p>
       <w:pPr>
-        <w:spacing w:after="0" w:line="20" w:lineRule="exact" w:before="0"/>
+        <w:spacing w:lineRule="exact" w:line="20" w:after="0" w:before="0"/>
         <w:rPr>
           <w:sz w:val="2"/>
         </w:rPr>
       </w:pPr>
-      <w:bookmarkStart w:name="listing-src-install-oneliner" w:id="85565"/>
+      <w:bookmarkStart w:id="85565" w:name="listing-src-install-oneliner"/>
       <w:bookmarkEnd w:id="85565"/>
     </w:p>
     <w:p>
@@ -1765,12 +1765,12 @@
     </w:p>
     <w:p>
       <w:pPr>
-        <w:spacing w:after="0" w:line="20" w:lineRule="exact" w:before="0"/>
+        <w:spacing w:lineRule="exact" w:line="20" w:after="0" w:before="0"/>
         <w:rPr>
           <w:sz w:val="2"/>
         </w:rPr>
       </w:pPr>
-      <w:bookmarkStart w:name="listing-src-install-windows" w:id="40064"/>
+      <w:bookmarkStart w:id="40064" w:name="listing-src-install-windows"/>
       <w:bookmarkEnd w:id="40064"/>
     </w:p>
     <w:p>
@@ -1917,12 +1917,12 @@
     </w:p>
     <w:p>
       <w:pPr>
-        <w:spacing w:after="0" w:line="20" w:lineRule="exact" w:before="0"/>
+        <w:spacing w:lineRule="exact" w:line="20" w:after="0" w:before="0"/>
         <w:rPr>
           <w:sz w:val="2"/>
         </w:rPr>
       </w:pPr>
-      <w:bookmarkStart w:name="listing-src-install-windows-native" w:id="43206"/>
+      <w:bookmarkStart w:id="43206" w:name="listing-src-install-windows-native"/>
       <w:bookmarkEnd w:id="43206"/>
     </w:p>
     <w:p>
@@ -2151,12 +2151,12 @@
     </w:p>
     <w:p>
       <w:pPr>
-        <w:spacing w:after="0" w:line="20" w:lineRule="exact" w:before="0"/>
+        <w:spacing w:lineRule="exact" w:line="20" w:after="0" w:before="0"/>
         <w:rPr>
           <w:sz w:val="2"/>
         </w:rPr>
       </w:pPr>
-      <w:bookmarkStart w:name="listing-src-build-image" w:id="25099"/>
+      <w:bookmarkStart w:id="25099" w:name="listing-src-build-image"/>
       <w:bookmarkEnd w:id="25099"/>
     </w:p>
     <w:p>
@@ -2254,12 +2254,12 @@
     </w:p>
     <w:p>
       <w:pPr>
-        <w:spacing w:after="0" w:line="20" w:lineRule="exact" w:before="0"/>
+        <w:spacing w:lineRule="exact" w:line="20" w:after="0" w:before="0"/>
         <w:rPr>
           <w:sz w:val="2"/>
         </w:rPr>
       </w:pPr>
-      <w:bookmarkStart w:name="listing-src-verify-image" w:id="32282"/>
+      <w:bookmarkStart w:id="32282" w:name="listing-src-verify-image"/>
       <w:bookmarkEnd w:id="32282"/>
     </w:p>
     <w:p>
@@ -2331,12 +2331,12 @@
     </w:p>
     <w:p>
       <w:pPr>
-        <w:spacing w:after="0" w:line="20" w:lineRule="exact" w:before="0"/>
+        <w:spacing w:lineRule="exact" w:line="20" w:after="0" w:before="0"/>
         <w:rPr>
           <w:sz w:val="2"/>
         </w:rPr>
       </w:pPr>
-      <w:bookmarkStart w:name="listing-src-run-wrapper" w:id="13056"/>
+      <w:bookmarkStart w:id="13056" w:name="listing-src-run-wrapper"/>
       <w:bookmarkEnd w:id="13056"/>
     </w:p>
     <w:p>
@@ -2434,12 +2434,12 @@
     </w:p>
     <w:p>
       <w:pPr>
-        <w:spacing w:after="0" w:line="20" w:lineRule="exact" w:before="0"/>
+        <w:spacing w:lineRule="exact" w:line="20" w:after="0" w:before="0"/>
         <w:rPr>
           <w:sz w:val="2"/>
         </w:rPr>
       </w:pPr>
-      <w:bookmarkStart w:name="csv-tbl-wrapper-modes" w:id="62465"/>
+      <w:bookmarkStart w:id="62465" w:name="csv-tbl-wrapper-modes"/>
       <w:bookmarkEnd w:id="62465"/>
     </w:p>
     <w:p>
@@ -2476,12 +2476,12 @@
         <w:tblLook w:firstRow="1" w:lastRow="0" w:firstColumn="0" w:lastColumn="0" w:noHBand="0" w:noVBand="0" w:val="0020"/>
         <w:jc w:val="start"/>
         <w:tblBorders>
-          <w:top w:space="0" w:val="single" w:color="000000" w:sz="6"/>
-          <w:left w:space="0" w:val="single" w:color="000000" w:sz="6"/>
-          <w:bottom w:space="0" w:val="single" w:color="000000" w:sz="6"/>
-          <w:right w:space="0" w:val="single" w:color="000000" w:sz="6"/>
-          <w:insideH w:space="0" w:val="single" w:color="000000" w:sz="6"/>
-          <w:insideV w:space="0" w:val="single" w:color="000000" w:sz="6"/>
+          <w:top w:val="single" w:space="0" w:color="000000" w:sz="6"/>
+          <w:left w:val="single" w:space="0" w:color="000000" w:sz="6"/>
+          <w:bottom w:val="single" w:space="0" w:color="000000" w:sz="6"/>
+          <w:right w:val="single" w:space="0" w:color="000000" w:sz="6"/>
+          <w:insideH w:val="single" w:space="0" w:color="000000" w:sz="6"/>
+          <w:insideV w:val="single" w:space="0" w:color="000000" w:sz="6"/>
         </w:tblBorders>
         <w:tblCellMar>
           <w:top w:w="57" w:type="dxa"/>
@@ -2500,14 +2500,14 @@
         </w:trPr>
         <w:tc>
           <w:tcPr>
-            <w:shd w:color="auto" w:val="clear" w:fill="E8E8E8"/>
+            <w:shd w:val="clear" w:color="auto" w:fill="E8E8E8"/>
           </w:tcPr>
           <w:p>
             <w:pPr>
               <w:pStyle w:val="Compact"/>
               <w:jc w:val="left"/>
-              <w:ind w:right="0" w:left="0" w:firstLine="0"/>
-              <w:spacing w:after="40" w:lineRule="auto" w:before="40" w:line="240"/>
+              <w:ind w:left="0" w:firstLine="0" w:right="0"/>
+              <w:spacing w:lineRule="auto" w:before="40" w:after="40" w:line="240"/>
             </w:pPr>
             <w:r>
               <w:rPr>
@@ -2519,14 +2519,14 @@
         </w:tc>
         <w:tc>
           <w:tcPr>
-            <w:shd w:color="auto" w:val="clear" w:fill="E8E8E8"/>
+            <w:shd w:val="clear" w:color="auto" w:fill="E8E8E8"/>
           </w:tcPr>
           <w:p>
             <w:pPr>
               <w:pStyle w:val="Compact"/>
               <w:jc w:val="left"/>
-              <w:ind w:right="0" w:left="0" w:firstLine="0"/>
-              <w:spacing w:after="40" w:lineRule="auto" w:before="40" w:line="240"/>
+              <w:ind w:left="0" w:firstLine="0" w:right="0"/>
+              <w:spacing w:lineRule="auto" w:before="40" w:after="40" w:line="240"/>
             </w:pPr>
             <w:r>
               <w:rPr>
@@ -2544,8 +2544,8 @@
             <w:pPr>
               <w:pStyle w:val="Compact"/>
               <w:jc w:val="left"/>
-              <w:ind w:right="0" w:left="0" w:firstLine="0"/>
-              <w:spacing w:after="40" w:lineRule="auto" w:before="40" w:line="240"/>
+              <w:ind w:left="0" w:firstLine="0" w:right="0"/>
+              <w:spacing w:lineRule="auto" w:before="40" w:after="40" w:line="240"/>
             </w:pPr>
             <w:r>
               <w:rPr>
@@ -2561,8 +2561,8 @@
             <w:pPr>
               <w:pStyle w:val="Compact"/>
               <w:jc w:val="left"/>
-              <w:ind w:right="0" w:left="0" w:firstLine="0"/>
-              <w:spacing w:after="40" w:lineRule="auto" w:before="40" w:line="240"/>
+              <w:ind w:left="0" w:firstLine="0" w:right="0"/>
+              <w:spacing w:lineRule="auto" w:before="40" w:after="40" w:line="240"/>
             </w:pPr>
             <w:r>
               <w:t xml:space="preserve">Runs the container image via docker or podman (written by</w:t>
@@ -2589,8 +2589,8 @@
             <w:pPr>
               <w:pStyle w:val="Compact"/>
               <w:jc w:val="left"/>
-              <w:ind w:right="0" w:left="0" w:firstLine="0"/>
-              <w:spacing w:after="40" w:lineRule="auto" w:before="40" w:line="240"/>
+              <w:ind w:left="0" w:firstLine="0" w:right="0"/>
+              <w:spacing w:lineRule="auto" w:before="40" w:after="40" w:line="240"/>
             </w:pPr>
             <w:r>
               <w:rPr>
@@ -2606,8 +2606,8 @@
             <w:pPr>
               <w:pStyle w:val="Compact"/>
               <w:jc w:val="left"/>
-              <w:ind w:right="0" w:left="0" w:firstLine="0"/>
-              <w:spacing w:after="40" w:lineRule="auto" w:before="40" w:line="240"/>
+              <w:ind w:left="0" w:firstLine="0" w:right="0"/>
+              <w:spacing w:lineRule="auto" w:before="40" w:after="40" w:line="240"/>
             </w:pPr>
             <w:r>
               <w:t xml:space="preserve">Invokes the host pandoc with the compiled extensions (written by</w:t>
@@ -2852,12 +2852,12 @@
     </w:p>
     <w:p>
       <w:pPr>
-        <w:spacing w:after="0" w:line="20" w:lineRule="exact" w:before="0"/>
+        <w:spacing w:lineRule="exact" w:line="20" w:after="0" w:before="0"/>
         <w:rPr>
           <w:sz w:val="2"/>
         </w:rPr>
       </w:pPr>
-      <w:bookmarkStart w:name="listing-src-project-yaml" w:id="30190"/>
+      <w:bookmarkStart w:id="30190" w:name="listing-src-project-yaml"/>
       <w:bookmarkEnd w:id="30190"/>
     </w:p>
     <w:p>
@@ -4192,12 +4192,12 @@
     </w:p>
     <w:p>
       <w:pPr>
-        <w:spacing w:after="0" w:line="20" w:lineRule="exact" w:before="0"/>
+        <w:spacing w:lineRule="exact" w:line="20" w:after="0" w:before="0"/>
         <w:rPr>
           <w:sz w:val="2"/>
         </w:rPr>
       </w:pPr>
-      <w:bookmarkStart w:name="csv-tbl-required-fields" w:id="21586"/>
+      <w:bookmarkStart w:id="21586" w:name="csv-tbl-required-fields"/>
       <w:bookmarkEnd w:id="21586"/>
     </w:p>
     <w:p>
@@ -4234,12 +4234,12 @@
         <w:tblLook w:firstRow="1" w:lastRow="0" w:firstColumn="0" w:lastColumn="0" w:noHBand="0" w:noVBand="0" w:val="0020"/>
         <w:jc w:val="start"/>
         <w:tblBorders>
-          <w:top w:space="0" w:val="single" w:color="000000" w:sz="6"/>
-          <w:left w:space="0" w:val="single" w:color="000000" w:sz="6"/>
-          <w:bottom w:space="0" w:val="single" w:color="000000" w:sz="6"/>
-          <w:right w:space="0" w:val="single" w:color="000000" w:sz="6"/>
-          <w:insideH w:space="0" w:val="single" w:color="000000" w:sz="6"/>
-          <w:insideV w:space="0" w:val="single" w:color="000000" w:sz="6"/>
+          <w:top w:val="single" w:space="0" w:color="000000" w:sz="6"/>
+          <w:left w:val="single" w:space="0" w:color="000000" w:sz="6"/>
+          <w:bottom w:val="single" w:space="0" w:color="000000" w:sz="6"/>
+          <w:right w:val="single" w:space="0" w:color="000000" w:sz="6"/>
+          <w:insideH w:val="single" w:space="0" w:color="000000" w:sz="6"/>
+          <w:insideV w:val="single" w:space="0" w:color="000000" w:sz="6"/>
         </w:tblBorders>
         <w:tblCellMar>
           <w:top w:w="57" w:type="dxa"/>
@@ -4259,14 +4259,14 @@
         </w:trPr>
         <w:tc>
           <w:tcPr>
-            <w:shd w:color="auto" w:val="clear" w:fill="E8E8E8"/>
+            <w:shd w:val="clear" w:color="auto" w:fill="E8E8E8"/>
           </w:tcPr>
           <w:p>
             <w:pPr>
               <w:pStyle w:val="Compact"/>
               <w:jc w:val="left"/>
-              <w:ind w:right="0" w:left="0" w:firstLine="0"/>
-              <w:spacing w:after="40" w:lineRule="auto" w:before="40" w:line="240"/>
+              <w:ind w:left="0" w:firstLine="0" w:right="0"/>
+              <w:spacing w:lineRule="auto" w:before="40" w:after="40" w:line="240"/>
             </w:pPr>
             <w:r>
               <w:rPr>
@@ -4278,14 +4278,14 @@
         </w:tc>
         <w:tc>
           <w:tcPr>
-            <w:shd w:color="auto" w:val="clear" w:fill="E8E8E8"/>
+            <w:shd w:val="clear" w:color="auto" w:fill="E8E8E8"/>
           </w:tcPr>
           <w:p>
             <w:pPr>
               <w:pStyle w:val="Compact"/>
               <w:jc w:val="left"/>
-              <w:ind w:right="0" w:left="0" w:firstLine="0"/>
-              <w:spacing w:after="40" w:lineRule="auto" w:before="40" w:line="240"/>
+              <w:ind w:left="0" w:firstLine="0" w:right="0"/>
+              <w:spacing w:lineRule="auto" w:before="40" w:after="40" w:line="240"/>
             </w:pPr>
             <w:r>
               <w:rPr>
@@ -4297,14 +4297,14 @@
         </w:tc>
         <w:tc>
           <w:tcPr>
-            <w:shd w:color="auto" w:val="clear" w:fill="E8E8E8"/>
+            <w:shd w:val="clear" w:color="auto" w:fill="E8E8E8"/>
           </w:tcPr>
           <w:p>
             <w:pPr>
               <w:pStyle w:val="Compact"/>
               <w:jc w:val="left"/>
-              <w:ind w:right="0" w:left="0" w:firstLine="0"/>
-              <w:spacing w:after="40" w:lineRule="auto" w:before="40" w:line="240"/>
+              <w:ind w:left="0" w:firstLine="0" w:right="0"/>
+              <w:spacing w:lineRule="auto" w:before="40" w:after="40" w:line="240"/>
             </w:pPr>
             <w:r>
               <w:rPr>
@@ -4322,8 +4322,8 @@
             <w:pPr>
               <w:pStyle w:val="Compact"/>
               <w:jc w:val="left"/>
-              <w:ind w:right="0" w:left="0" w:firstLine="0"/>
-              <w:spacing w:after="40" w:lineRule="auto" w:before="40" w:line="240"/>
+              <w:ind w:left="0" w:firstLine="0" w:right="0"/>
+              <w:spacing w:lineRule="auto" w:before="40" w:after="40" w:line="240"/>
             </w:pPr>
             <w:r>
               <w:rPr>
@@ -4339,8 +4339,8 @@
             <w:pPr>
               <w:pStyle w:val="Compact"/>
               <w:jc w:val="left"/>
-              <w:ind w:right="0" w:left="0" w:firstLine="0"/>
-              <w:spacing w:after="40" w:lineRule="auto" w:before="40" w:line="240"/>
+              <w:ind w:left="0" w:firstLine="0" w:right="0"/>
+              <w:spacing w:lineRule="auto" w:before="40" w:after="40" w:line="240"/>
             </w:pPr>
             <w:r>
               <w:t xml:space="preserve">string</w:t>
@@ -4353,8 +4353,8 @@
             <w:pPr>
               <w:pStyle w:val="Compact"/>
               <w:jc w:val="left"/>
-              <w:ind w:right="0" w:left="0" w:firstLine="0"/>
-              <w:spacing w:after="40" w:lineRule="auto" w:before="40" w:line="240"/>
+              <w:ind w:left="0" w:firstLine="0" w:right="0"/>
+              <w:spacing w:lineRule="auto" w:before="40" w:after="40" w:line="240"/>
             </w:pPr>
             <w:r>
               <w:t xml:space="preserve">Project code identifier</w:t>
@@ -4369,8 +4369,8 @@
             <w:pPr>
               <w:pStyle w:val="Compact"/>
               <w:jc w:val="left"/>
-              <w:ind w:right="0" w:left="0" w:firstLine="0"/>
-              <w:spacing w:after="40" w:lineRule="auto" w:before="40" w:line="240"/>
+              <w:ind w:left="0" w:firstLine="0" w:right="0"/>
+              <w:spacing w:lineRule="auto" w:before="40" w:after="40" w:line="240"/>
             </w:pPr>
             <w:r>
               <w:rPr>
@@ -4386,8 +4386,8 @@
             <w:pPr>
               <w:pStyle w:val="Compact"/>
               <w:jc w:val="left"/>
-              <w:ind w:right="0" w:left="0" w:firstLine="0"/>
-              <w:spacing w:after="40" w:lineRule="auto" w:before="40" w:line="240"/>
+              <w:ind w:left="0" w:firstLine="0" w:right="0"/>
+              <w:spacing w:lineRule="auto" w:before="40" w:after="40" w:line="240"/>
             </w:pPr>
             <w:r>
               <w:t xml:space="preserve">string</w:t>
@@ -4400,8 +4400,8 @@
             <w:pPr>
               <w:pStyle w:val="Compact"/>
               <w:jc w:val="left"/>
-              <w:ind w:right="0" w:left="0" w:firstLine="0"/>
-              <w:spacing w:after="40" w:lineRule="auto" w:before="40" w:line="240"/>
+              <w:ind w:left="0" w:firstLine="0" w:right="0"/>
+              <w:spacing w:lineRule="auto" w:before="40" w:after="40" w:line="240"/>
             </w:pPr>
             <w:r>
               <w:t xml:space="preserve">Human-readable project name</w:t>
@@ -4416,8 +4416,8 @@
             <w:pPr>
               <w:pStyle w:val="Compact"/>
               <w:jc w:val="left"/>
-              <w:ind w:right="0" w:left="0" w:firstLine="0"/>
-              <w:spacing w:after="40" w:lineRule="auto" w:before="40" w:line="240"/>
+              <w:ind w:left="0" w:firstLine="0" w:right="0"/>
+              <w:spacing w:lineRule="auto" w:before="40" w:after="40" w:line="240"/>
             </w:pPr>
             <w:r>
               <w:rPr>
@@ -4433,8 +4433,8 @@
             <w:pPr>
               <w:pStyle w:val="Compact"/>
               <w:jc w:val="left"/>
-              <w:ind w:right="0" w:left="0" w:firstLine="0"/>
-              <w:spacing w:after="40" w:lineRule="auto" w:before="40" w:line="240"/>
+              <w:ind w:left="0" w:firstLine="0" w:right="0"/>
+              <w:spacing w:lineRule="auto" w:before="40" w:after="40" w:line="240"/>
             </w:pPr>
             <w:r>
               <w:t xml:space="preserve">list</w:t>
@@ -4447,8 +4447,8 @@
             <w:pPr>
               <w:pStyle w:val="Compact"/>
               <w:jc w:val="left"/>
-              <w:ind w:right="0" w:left="0" w:firstLine="0"/>
-              <w:spacing w:after="40" w:lineRule="auto" w:before="40" w:line="240"/>
+              <w:ind w:left="0" w:firstLine="0" w:right="0"/>
+              <w:spacing w:lineRule="auto" w:before="40" w:after="40" w:line="240"/>
             </w:pPr>
             <w:r>
               <w:t xml:space="preserve">One or more Markdown file paths to process</w:t>
@@ -4473,12 +4473,12 @@
     </w:p>
     <w:p>
       <w:pPr>
-        <w:spacing w:after="0" w:line="20" w:lineRule="exact" w:before="0"/>
+        <w:spacing w:lineRule="exact" w:line="20" w:after="0" w:before="0"/>
         <w:rPr>
           <w:sz w:val="2"/>
         </w:rPr>
       </w:pPr>
-      <w:bookmarkStart w:name="csv-tbl-default-values" w:id="72517"/>
+      <w:bookmarkStart w:id="72517" w:name="csv-tbl-default-values"/>
       <w:bookmarkEnd w:id="72517"/>
     </w:p>
     <w:p>
@@ -4515,12 +4515,12 @@
         <w:tblLook w:firstRow="1" w:lastRow="0" w:firstColumn="0" w:lastColumn="0" w:noHBand="0" w:noVBand="0" w:val="0020"/>
         <w:jc w:val="start"/>
         <w:tblBorders>
-          <w:top w:space="0" w:val="single" w:color="000000" w:sz="6"/>
-          <w:left w:space="0" w:val="single" w:color="000000" w:sz="6"/>
-          <w:bottom w:space="0" w:val="single" w:color="000000" w:sz="6"/>
-          <w:right w:space="0" w:val="single" w:color="000000" w:sz="6"/>
-          <w:insideH w:space="0" w:val="single" w:color="000000" w:sz="6"/>
-          <w:insideV w:space="0" w:val="single" w:color="000000" w:sz="6"/>
+          <w:top w:val="single" w:space="0" w:color="000000" w:sz="6"/>
+          <w:left w:val="single" w:space="0" w:color="000000" w:sz="6"/>
+          <w:bottom w:val="single" w:space="0" w:color="000000" w:sz="6"/>
+          <w:right w:val="single" w:space="0" w:color="000000" w:sz="6"/>
+          <w:insideH w:val="single" w:space="0" w:color="000000" w:sz="6"/>
+          <w:insideV w:val="single" w:space="0" w:color="000000" w:sz="6"/>
         </w:tblBorders>
         <w:tblCellMar>
           <w:top w:w="57" w:type="dxa"/>
@@ -4540,14 +4540,14 @@
         </w:trPr>
         <w:tc>
           <w:tcPr>
-            <w:shd w:color="auto" w:val="clear" w:fill="E8E8E8"/>
+            <w:shd w:val="clear" w:color="auto" w:fill="E8E8E8"/>
           </w:tcPr>
           <w:p>
             <w:pPr>
               <w:pStyle w:val="Compact"/>
               <w:jc w:val="left"/>
-              <w:ind w:right="0" w:left="0" w:firstLine="0"/>
-              <w:spacing w:after="40" w:lineRule="auto" w:before="40" w:line="240"/>
+              <w:ind w:left="0" w:firstLine="0" w:right="0"/>
+              <w:spacing w:lineRule="auto" w:before="40" w:after="40" w:line="240"/>
             </w:pPr>
             <w:r>
               <w:rPr>
@@ -4559,14 +4559,14 @@
         </w:tc>
         <w:tc>
           <w:tcPr>
-            <w:shd w:color="auto" w:val="clear" w:fill="E8E8E8"/>
+            <w:shd w:val="clear" w:color="auto" w:fill="E8E8E8"/>
           </w:tcPr>
           <w:p>
             <w:pPr>
               <w:pStyle w:val="Compact"/>
               <w:jc w:val="left"/>
-              <w:ind w:right="0" w:left="0" w:firstLine="0"/>
-              <w:spacing w:after="40" w:lineRule="auto" w:before="40" w:line="240"/>
+              <w:ind w:left="0" w:firstLine="0" w:right="0"/>
+              <w:spacing w:lineRule="auto" w:before="40" w:after="40" w:line="240"/>
             </w:pPr>
             <w:r>
               <w:rPr>
@@ -4578,14 +4578,14 @@
         </w:tc>
         <w:tc>
           <w:tcPr>
-            <w:shd w:color="auto" w:val="clear" w:fill="E8E8E8"/>
+            <w:shd w:val="clear" w:color="auto" w:fill="E8E8E8"/>
           </w:tcPr>
           <w:p>
             <w:pPr>
               <w:pStyle w:val="Compact"/>
               <w:jc w:val="left"/>
-              <w:ind w:right="0" w:left="0" w:firstLine="0"/>
-              <w:spacing w:after="40" w:lineRule="auto" w:before="40" w:line="240"/>
+              <w:ind w:left="0" w:firstLine="0" w:right="0"/>
+              <w:spacing w:lineRule="auto" w:before="40" w:after="40" w:line="240"/>
             </w:pPr>
             <w:r>
               <w:rPr>
@@ -4603,8 +4603,8 @@
             <w:pPr>
               <w:pStyle w:val="Compact"/>
               <w:jc w:val="left"/>
-              <w:ind w:right="0" w:left="0" w:firstLine="0"/>
-              <w:spacing w:after="40" w:lineRule="auto" w:before="40" w:line="240"/>
+              <w:ind w:left="0" w:firstLine="0" w:right="0"/>
+              <w:spacing w:lineRule="auto" w:before="40" w:after="40" w:line="240"/>
             </w:pPr>
             <w:r>
               <w:rPr>
@@ -4620,8 +4620,8 @@
             <w:pPr>
               <w:pStyle w:val="Compact"/>
               <w:jc w:val="left"/>
-              <w:ind w:right="0" w:left="0" w:firstLine="0"/>
-              <w:spacing w:after="40" w:lineRule="auto" w:before="40" w:line="240"/>
+              <w:ind w:left="0" w:firstLine="0" w:right="0"/>
+              <w:spacing w:lineRule="auto" w:before="40" w:after="40" w:line="240"/>
             </w:pPr>
             <w:r>
               <w:rPr>
@@ -4637,8 +4637,8 @@
             <w:pPr>
               <w:pStyle w:val="Compact"/>
               <w:jc w:val="left"/>
-              <w:ind w:right="0" w:left="0" w:firstLine="0"/>
-              <w:spacing w:after="40" w:lineRule="auto" w:before="40" w:line="240"/>
+              <w:ind w:left="0" w:firstLine="0" w:right="0"/>
+              <w:spacing w:lineRule="auto" w:before="40" w:after="40" w:line="240"/>
             </w:pPr>
             <w:r>
               <w:t xml:space="preserve">Built-in base model is always loaded</w:t>
@@ -4653,8 +4653,8 @@
             <w:pPr>
               <w:pStyle w:val="Compact"/>
               <w:jc w:val="left"/>
-              <w:ind w:right="0" w:left="0" w:firstLine="0"/>
-              <w:spacing w:after="40" w:lineRule="auto" w:before="40" w:line="240"/>
+              <w:ind w:left="0" w:firstLine="0" w:right="0"/>
+              <w:spacing w:lineRule="auto" w:before="40" w:after="40" w:line="240"/>
             </w:pPr>
             <w:r>
               <w:rPr>
@@ -4670,8 +4670,8 @@
             <w:pPr>
               <w:pStyle w:val="Compact"/>
               <w:jc w:val="left"/>
-              <w:ind w:right="0" w:left="0" w:firstLine="0"/>
-              <w:spacing w:after="40" w:lineRule="auto" w:before="40" w:line="240"/>
+              <w:ind w:left="0" w:firstLine="0" w:right="0"/>
+              <w:spacing w:lineRule="auto" w:before="40" w:after="40" w:line="240"/>
             </w:pPr>
             <w:r>
               <w:rPr>
@@ -4687,8 +4687,8 @@
             <w:pPr>
               <w:pStyle w:val="Compact"/>
               <w:jc w:val="left"/>
-              <w:ind w:right="0" w:left="0" w:firstLine="0"/>
-              <w:spacing w:after="40" w:lineRule="auto" w:before="40" w:line="240"/>
+              <w:ind w:left="0" w:firstLine="0" w:right="0"/>
+              <w:spacing w:lineRule="auto" w:before="40" w:after="40" w:line="240"/>
             </w:pPr>
             <w:r>
               <w:t xml:space="preserve">Also stores</w:t>
@@ -4712,8 +4712,8 @@
             <w:pPr>
               <w:pStyle w:val="Compact"/>
               <w:jc w:val="left"/>
-              <w:ind w:right="0" w:left="0" w:firstLine="0"/>
-              <w:spacing w:after="40" w:lineRule="auto" w:before="40" w:line="240"/>
+              <w:ind w:left="0" w:firstLine="0" w:right="0"/>
+              <w:spacing w:lineRule="auto" w:before="40" w:after="40" w:line="240"/>
             </w:pPr>
             <w:r>
               <w:rPr>
@@ -4729,8 +4729,8 @@
             <w:pPr>
               <w:pStyle w:val="Compact"/>
               <w:jc w:val="left"/>
-              <w:ind w:right="0" w:left="0" w:firstLine="0"/>
-              <w:spacing w:after="40" w:lineRule="auto" w:before="40" w:line="240"/>
+              <w:ind w:left="0" w:firstLine="0" w:right="0"/>
+              <w:spacing w:lineRule="auto" w:before="40" w:after="40" w:line="240"/>
             </w:pPr>
             <w:r>
               <w:rPr>
@@ -4746,8 +4746,8 @@
             <w:pPr>
               <w:pStyle w:val="Compact"/>
               <w:jc w:val="left"/>
-              <w:ind w:right="0" w:left="0" w:firstLine="0"/>
-              <w:spacing w:after="40" w:lineRule="auto" w:before="40" w:line="240"/>
+              <w:ind w:left="0" w:firstLine="0" w:right="0"/>
+              <w:spacing w:lineRule="auto" w:before="40" w:after="40" w:line="240"/>
             </w:pPr>
             <w:r>
               <w:t xml:space="preserve">Overridden by</w:t>
@@ -4838,12 +4838,12 @@
     </w:p>
     <w:p>
       <w:pPr>
-        <w:spacing w:after="0" w:line="20" w:lineRule="exact" w:before="0"/>
+        <w:spacing w:lineRule="exact" w:line="20" w:after="0" w:before="0"/>
         <w:rPr>
           <w:sz w:val="2"/>
         </w:rPr>
       </w:pPr>
-      <w:bookmarkStart w:name="listing-src-specification-pattern" w:id="78709"/>
+      <w:bookmarkStart w:id="78709" w:name="listing-src-specification-pattern"/>
       <w:bookmarkEnd w:id="78709"/>
     </w:p>
     <w:p>
@@ -4929,12 +4929,12 @@
     </w:p>
     <w:p>
       <w:pPr>
-        <w:spacing w:after="0" w:line="20" w:lineRule="exact" w:before="0"/>
+        <w:spacing w:lineRule="exact" w:line="20" w:after="0" w:before="0"/>
         <w:rPr>
           <w:sz w:val="2"/>
         </w:rPr>
       </w:pPr>
-      <w:bookmarkStart w:name="listing-src-object-pattern" w:id="57333"/>
+      <w:bookmarkStart w:id="57333" w:name="listing-src-object-pattern"/>
       <w:bookmarkEnd w:id="57333"/>
     </w:p>
     <w:p>
@@ -5126,12 +5126,12 @@
     </w:p>
     <w:p>
       <w:pPr>
-        <w:spacing w:after="0" w:line="20" w:lineRule="exact" w:before="0"/>
+        <w:spacing w:lineRule="exact" w:line="20" w:after="0" w:before="0"/>
         <w:rPr>
           <w:sz w:val="2"/>
         </w:rPr>
       </w:pPr>
-      <w:bookmarkStart w:name="listing-src-section-close" w:id="68927"/>
+      <w:bookmarkStart w:id="68927" w:name="listing-src-section-close"/>
       <w:bookmarkEnd w:id="68927"/>
     </w:p>
     <w:p>
@@ -5312,12 +5312,12 @@
     </w:p>
     <w:p>
       <w:pPr>
-        <w:spacing w:after="0" w:line="20" w:lineRule="exact" w:before="0"/>
+        <w:spacing w:lineRule="exact" w:line="20" w:after="0" w:before="0"/>
         <w:rPr>
           <w:sz w:val="2"/>
         </w:rPr>
       </w:pPr>
-      <w:bookmarkStart w:name="listing-src-attribute-pattern" w:id="89902"/>
+      <w:bookmarkStart w:id="89902" w:name="listing-src-attribute-pattern"/>
       <w:bookmarkEnd w:id="89902"/>
     </w:p>
     <w:p>
@@ -5826,12 +5826,12 @@
     </w:p>
     <w:p>
       <w:pPr>
-        <w:spacing w:after="0" w:line="20" w:lineRule="exact" w:before="0"/>
+        <w:spacing w:lineRule="exact" w:line="20" w:after="0" w:before="0"/>
         <w:rPr>
           <w:sz w:val="2"/>
         </w:rPr>
       </w:pPr>
-      <w:bookmarkStart w:name="listing-src-plantuml-float-syntax" w:id="55431"/>
+      <w:bookmarkStart w:id="55431" w:name="listing-src-plantuml-float-syntax"/>
       <w:bookmarkEnd w:id="55431"/>
     </w:p>
     <w:p>
@@ -5970,12 +5970,12 @@
     </w:p>
     <w:p>
       <w:pPr>
-        <w:spacing w:after="0" w:line="20" w:lineRule="exact" w:before="0"/>
+        <w:spacing w:lineRule="exact" w:line="20" w:after="0" w:before="0"/>
         <w:rPr>
           <w:sz w:val="2"/>
         </w:rPr>
       </w:pPr>
-      <w:bookmarkStart w:name="listing-src-plantuml-links" w:id="15208"/>
+      <w:bookmarkStart w:id="15208" w:name="listing-src-plantuml-links"/>
       <w:bookmarkEnd w:id="15208"/>
     </w:p>
     <w:p>
@@ -6492,12 +6492,12 @@
     </w:p>
     <w:p>
       <w:pPr>
-        <w:spacing w:after="0" w:line="20" w:lineRule="exact" w:before="0"/>
+        <w:spacing w:lineRule="exact" w:line="20" w:after="0" w:before="0"/>
         <w:rPr>
           <w:sz w:val="2"/>
         </w:rPr>
       </w:pPr>
-      <w:bookmarkStart w:name="listing-src-mermaid-float-syntax" w:id="14699"/>
+      <w:bookmarkStart w:id="14699" w:name="listing-src-mermaid-float-syntax"/>
       <w:bookmarkEnd w:id="14699"/>
     </w:p>
     <w:p>
@@ -6622,12 +6622,12 @@
     </w:p>
     <w:p>
       <w:pPr>
-        <w:spacing w:after="0" w:line="20" w:lineRule="exact" w:before="0"/>
+        <w:spacing w:lineRule="exact" w:line="20" w:after="0" w:before="0"/>
         <w:rPr>
           <w:sz w:val="2"/>
         </w:rPr>
       </w:pPr>
-      <w:bookmarkStart w:name="listing-src-table-float-syntax" w:id="10374"/>
+      <w:bookmarkStart w:id="10374" w:name="listing-src-table-float-syntax"/>
       <w:bookmarkEnd w:id="10374"/>
     </w:p>
     <w:p>
@@ -6776,12 +6776,12 @@
     </w:p>
     <w:p>
       <w:pPr>
-        <w:spacing w:after="0" w:line="20" w:lineRule="exact" w:before="0"/>
+        <w:spacing w:lineRule="exact" w:line="20" w:after="0" w:before="0"/>
         <w:rPr>
           <w:sz w:val="2"/>
         </w:rPr>
       </w:pPr>
-      <w:bookmarkStart w:name="listing-src-csv-float-syntax" w:id="55086"/>
+      <w:bookmarkStart w:id="55086" w:name="listing-src-csv-float-syntax"/>
       <w:bookmarkEnd w:id="55086"/>
     </w:p>
     <w:p>
@@ -6959,12 +6959,12 @@
     </w:p>
     <w:p>
       <w:pPr>
-        <w:spacing w:after="0" w:line="20" w:lineRule="exact" w:before="0"/>
+        <w:spacing w:lineRule="exact" w:line="20" w:after="0" w:before="0"/>
         <w:rPr>
           <w:sz w:val="2"/>
         </w:rPr>
       </w:pPr>
-      <w:bookmarkStart w:name="listing-src-listing-float-syntax" w:id="69456"/>
+      <w:bookmarkStart w:id="69456" w:name="listing-src-listing-float-syntax"/>
       <w:bookmarkEnd w:id="69456"/>
     </w:p>
     <w:p>
@@ -7110,12 +7110,12 @@
     </w:p>
     <w:p>
       <w:pPr>
-        <w:spacing w:after="0" w:line="20" w:lineRule="exact" w:before="0"/>
+        <w:spacing w:lineRule="exact" w:line="20" w:after="0" w:before="0"/>
         <w:rPr>
           <w:sz w:val="2"/>
         </w:rPr>
       </w:pPr>
-      <w:bookmarkStart w:name="listing-src-chart-float-syntax" w:id="31094"/>
+      <w:bookmarkStart w:id="31094" w:name="listing-src-chart-float-syntax"/>
       <w:bookmarkEnd w:id="31094"/>
     </w:p>
     <w:p>
@@ -7286,12 +7286,12 @@
     </w:p>
     <w:p>
       <w:pPr>
-        <w:spacing w:after="0" w:line="20" w:lineRule="exact" w:before="0"/>
+        <w:spacing w:lineRule="exact" w:line="20" w:after="0" w:before="0"/>
         <w:rPr>
           <w:sz w:val="2"/>
         </w:rPr>
       </w:pPr>
-      <w:bookmarkStart w:name="listing-src-math-float-syntax" w:id="22760"/>
+      <w:bookmarkStart w:id="22760" w:name="listing-src-math-float-syntax"/>
       <w:bookmarkEnd w:id="22760"/>
     </w:p>
     <w:p>
@@ -7408,12 +7408,12 @@
     </w:p>
     <w:p>
       <w:pPr>
-        <w:spacing w:after="0" w:line="20" w:lineRule="exact" w:before="0"/>
+        <w:spacing w:lineRule="exact" w:line="20" w:after="0" w:before="0"/>
         <w:rPr>
           <w:sz w:val="2"/>
         </w:rPr>
       </w:pPr>
-      <w:bookmarkStart w:name="csv-tbl-float-syntax" w:id="95403"/>
+      <w:bookmarkStart w:id="95403" w:name="csv-tbl-float-syntax"/>
       <w:bookmarkEnd w:id="95403"/>
     </w:p>
     <w:p>
@@ -7450,12 +7450,12 @@
         <w:tblLook w:firstRow="1" w:lastRow="0" w:firstColumn="0" w:lastColumn="0" w:noHBand="0" w:noVBand="0" w:val="0020"/>
         <w:jc w:val="start"/>
         <w:tblBorders>
-          <w:top w:space="0" w:val="single" w:color="000000" w:sz="6"/>
-          <w:left w:space="0" w:val="single" w:color="000000" w:sz="6"/>
-          <w:bottom w:space="0" w:val="single" w:color="000000" w:sz="6"/>
-          <w:right w:space="0" w:val="single" w:color="000000" w:sz="6"/>
-          <w:insideH w:space="0" w:val="single" w:color="000000" w:sz="6"/>
-          <w:insideV w:space="0" w:val="single" w:color="000000" w:sz="6"/>
+          <w:top w:val="single" w:space="0" w:color="000000" w:sz="6"/>
+          <w:left w:val="single" w:space="0" w:color="000000" w:sz="6"/>
+          <w:bottom w:val="single" w:space="0" w:color="000000" w:sz="6"/>
+          <w:right w:val="single" w:space="0" w:color="000000" w:sz="6"/>
+          <w:insideH w:val="single" w:space="0" w:color="000000" w:sz="6"/>
+          <w:insideV w:val="single" w:space="0" w:color="000000" w:sz="6"/>
         </w:tblBorders>
         <w:tblCellMar>
           <w:top w:w="57" w:type="dxa"/>
@@ -7474,14 +7474,14 @@
         </w:trPr>
         <w:tc>
           <w:tcPr>
-            <w:shd w:color="auto" w:val="clear" w:fill="E8E8E8"/>
+            <w:shd w:val="clear" w:color="auto" w:fill="E8E8E8"/>
           </w:tcPr>
           <w:p>
             <w:pPr>
               <w:pStyle w:val="Compact"/>
               <w:jc w:val="left"/>
-              <w:ind w:right="0" w:left="0" w:firstLine="0"/>
-              <w:spacing w:after="40" w:lineRule="auto" w:before="40" w:line="240"/>
+              <w:ind w:left="0" w:firstLine="0" w:right="0"/>
+              <w:spacing w:lineRule="auto" w:before="40" w:after="40" w:line="240"/>
             </w:pPr>
             <w:r>
               <w:rPr>
@@ -7493,14 +7493,14 @@
         </w:tc>
         <w:tc>
           <w:tcPr>
-            <w:shd w:color="auto" w:val="clear" w:fill="E8E8E8"/>
+            <w:shd w:val="clear" w:color="auto" w:fill="E8E8E8"/>
           </w:tcPr>
           <w:p>
             <w:pPr>
               <w:pStyle w:val="Compact"/>
               <w:jc w:val="left"/>
-              <w:ind w:right="0" w:left="0" w:firstLine="0"/>
-              <w:spacing w:after="40" w:lineRule="auto" w:before="40" w:line="240"/>
+              <w:ind w:left="0" w:firstLine="0" w:right="0"/>
+              <w:spacing w:lineRule="auto" w:before="40" w:after="40" w:line="240"/>
             </w:pPr>
             <w:r>
               <w:rPr>
@@ -7518,8 +7518,8 @@
             <w:pPr>
               <w:pStyle w:val="Compact"/>
               <w:jc w:val="left"/>
-              <w:ind w:right="0" w:left="0" w:firstLine="0"/>
-              <w:spacing w:after="40" w:lineRule="auto" w:before="40" w:line="240"/>
+              <w:ind w:left="0" w:firstLine="0" w:right="0"/>
+              <w:spacing w:lineRule="auto" w:before="40" w:after="40" w:line="240"/>
             </w:pPr>
             <w:r>
               <w:rPr>
@@ -7535,8 +7535,8 @@
             <w:pPr>
               <w:pStyle w:val="Compact"/>
               <w:jc w:val="left"/>
-              <w:ind w:right="0" w:left="0" w:firstLine="0"/>
-              <w:spacing w:after="40" w:lineRule="auto" w:before="40" w:line="240"/>
+              <w:ind w:left="0" w:firstLine="0" w:right="0"/>
+              <w:spacing w:lineRule="auto" w:before="40" w:after="40" w:line="240"/>
             </w:pPr>
             <w:r>
               <w:t xml:space="preserve">Float type identifier (for example</w:t>
@@ -7647,8 +7647,8 @@
             <w:pPr>
               <w:pStyle w:val="Compact"/>
               <w:jc w:val="left"/>
-              <w:ind w:right="0" w:left="0" w:firstLine="0"/>
-              <w:spacing w:after="40" w:lineRule="auto" w:before="40" w:line="240"/>
+              <w:ind w:left="0" w:firstLine="0" w:right="0"/>
+              <w:spacing w:lineRule="auto" w:before="40" w:after="40" w:line="240"/>
             </w:pPr>
             <w:r>
               <w:rPr>
@@ -7664,8 +7664,8 @@
             <w:pPr>
               <w:pStyle w:val="Compact"/>
               <w:jc w:val="left"/>
-              <w:ind w:right="0" w:left="0" w:firstLine="0"/>
-              <w:spacing w:after="40" w:lineRule="auto" w:before="40" w:line="240"/>
+              <w:ind w:left="0" w:firstLine="0" w:right="0"/>
+              <w:spacing w:lineRule="auto" w:before="40" w:after="40" w:line="240"/>
             </w:pPr>
             <w:r>
               <w:t xml:space="preserve">Optional language hint for syntax highlighting</w:t>
@@ -7680,8 +7680,8 @@
             <w:pPr>
               <w:pStyle w:val="Compact"/>
               <w:jc w:val="left"/>
-              <w:ind w:right="0" w:left="0" w:firstLine="0"/>
-              <w:spacing w:after="40" w:lineRule="auto" w:before="40" w:line="240"/>
+              <w:ind w:left="0" w:firstLine="0" w:right="0"/>
+              <w:spacing w:lineRule="auto" w:before="40" w:after="40" w:line="240"/>
             </w:pPr>
             <w:r>
               <w:rPr>
@@ -7697,8 +7697,8 @@
             <w:pPr>
               <w:pStyle w:val="Compact"/>
               <w:jc w:val="left"/>
-              <w:ind w:right="0" w:left="0" w:firstLine="0"/>
-              <w:spacing w:after="40" w:lineRule="auto" w:before="40" w:line="240"/>
+              <w:ind w:left="0" w:firstLine="0" w:right="0"/>
+              <w:spacing w:lineRule="auto" w:before="40" w:after="40" w:line="240"/>
             </w:pPr>
             <w:r>
               <w:t xml:space="preserve">Float label for cross-referencing; must be unique within the specification</w:t>
@@ -7713,8 +7713,8 @@
             <w:pPr>
               <w:pStyle w:val="Compact"/>
               <w:jc w:val="left"/>
-              <w:ind w:right="0" w:left="0" w:firstLine="0"/>
-              <w:spacing w:after="40" w:lineRule="auto" w:before="40" w:line="240"/>
+              <w:ind w:left="0" w:firstLine="0" w:right="0"/>
+              <w:spacing w:lineRule="auto" w:before="40" w:after="40" w:line="240"/>
             </w:pPr>
             <w:r>
               <w:rPr>
@@ -7730,8 +7730,8 @@
             <w:pPr>
               <w:pStyle w:val="Compact"/>
               <w:jc w:val="left"/>
-              <w:ind w:right="0" w:left="0" w:firstLine="0"/>
-              <w:spacing w:after="40" w:lineRule="auto" w:before="40" w:line="240"/>
+              <w:ind w:left="0" w:firstLine="0" w:right="0"/>
+              <w:spacing w:lineRule="auto" w:before="40" w:after="40" w:line="240"/>
             </w:pPr>
             <w:r>
               <w:t xml:space="preserve">Key-value attributes; common attribute:</w:t>
@@ -7832,12 +7832,12 @@
     </w:p>
     <w:p>
       <w:pPr>
-        <w:spacing w:after="0" w:line="20" w:lineRule="exact" w:before="0"/>
+        <w:spacing w:lineRule="exact" w:line="20" w:after="0" w:before="0"/>
         <w:rPr>
           <w:sz w:val="2"/>
         </w:rPr>
       </w:pPr>
-      <w:bookmarkStart w:name="csv-tbl-selectors" w:id="48255"/>
+      <w:bookmarkStart w:id="48255" w:name="csv-tbl-selectors"/>
       <w:bookmarkEnd w:id="48255"/>
     </w:p>
     <w:p>
@@ -7874,12 +7874,12 @@
         <w:tblLook w:firstRow="1" w:lastRow="0" w:firstColumn="0" w:lastColumn="0" w:noHBand="0" w:noVBand="0" w:val="0020"/>
         <w:jc w:val="start"/>
         <w:tblBorders>
-          <w:top w:space="0" w:val="single" w:color="000000" w:sz="6"/>
-          <w:left w:space="0" w:val="single" w:color="000000" w:sz="6"/>
-          <w:bottom w:space="0" w:val="single" w:color="000000" w:sz="6"/>
-          <w:right w:space="0" w:val="single" w:color="000000" w:sz="6"/>
-          <w:insideH w:space="0" w:val="single" w:color="000000" w:sz="6"/>
-          <w:insideV w:space="0" w:val="single" w:color="000000" w:sz="6"/>
+          <w:top w:val="single" w:space="0" w:color="000000" w:sz="6"/>
+          <w:left w:val="single" w:space="0" w:color="000000" w:sz="6"/>
+          <w:bottom w:val="single" w:space="0" w:color="000000" w:sz="6"/>
+          <w:right w:val="single" w:space="0" w:color="000000" w:sz="6"/>
+          <w:insideH w:val="single" w:space="0" w:color="000000" w:sz="6"/>
+          <w:insideV w:val="single" w:space="0" w:color="000000" w:sz="6"/>
         </w:tblBorders>
         <w:tblCellMar>
           <w:top w:w="57" w:type="dxa"/>
@@ -7899,14 +7899,14 @@
         </w:trPr>
         <w:tc>
           <w:tcPr>
-            <w:shd w:color="auto" w:val="clear" w:fill="E8E8E8"/>
+            <w:shd w:val="clear" w:color="auto" w:fill="E8E8E8"/>
           </w:tcPr>
           <w:p>
             <w:pPr>
               <w:pStyle w:val="Compact"/>
               <w:jc w:val="left"/>
-              <w:ind w:right="0" w:left="0" w:firstLine="0"/>
-              <w:spacing w:after="40" w:lineRule="auto" w:before="40" w:line="240"/>
+              <w:ind w:left="0" w:firstLine="0" w:right="0"/>
+              <w:spacing w:lineRule="auto" w:before="40" w:after="40" w:line="240"/>
             </w:pPr>
             <w:r>
               <w:rPr>
@@ -7918,14 +7918,14 @@
         </w:tc>
         <w:tc>
           <w:tcPr>
-            <w:shd w:color="auto" w:val="clear" w:fill="E8E8E8"/>
+            <w:shd w:val="clear" w:color="auto" w:fill="E8E8E8"/>
           </w:tcPr>
           <w:p>
             <w:pPr>
               <w:pStyle w:val="Compact"/>
               <w:jc w:val="left"/>
-              <w:ind w:right="0" w:left="0" w:firstLine="0"/>
-              <w:spacing w:after="40" w:lineRule="auto" w:before="40" w:line="240"/>
+              <w:ind w:left="0" w:firstLine="0" w:right="0"/>
+              <w:spacing w:lineRule="auto" w:before="40" w:after="40" w:line="240"/>
             </w:pPr>
             <w:r>
               <w:rPr>
@@ -7937,14 +7937,14 @@
         </w:tc>
         <w:tc>
           <w:tcPr>
-            <w:shd w:color="auto" w:val="clear" w:fill="E8E8E8"/>
+            <w:shd w:val="clear" w:color="auto" w:fill="E8E8E8"/>
           </w:tcPr>
           <w:p>
             <w:pPr>
               <w:pStyle w:val="Compact"/>
               <w:jc w:val="left"/>
-              <w:ind w:right="0" w:left="0" w:firstLine="0"/>
-              <w:spacing w:after="40" w:lineRule="auto" w:before="40" w:line="240"/>
+              <w:ind w:left="0" w:firstLine="0" w:right="0"/>
+              <w:spacing w:lineRule="auto" w:before="40" w:after="40" w:line="240"/>
             </w:pPr>
             <w:r>
               <w:rPr>
@@ -7962,8 +7962,8 @@
             <w:pPr>
               <w:pStyle w:val="Compact"/>
               <w:jc w:val="left"/>
-              <w:ind w:right="0" w:left="0" w:firstLine="0"/>
-              <w:spacing w:after="40" w:lineRule="auto" w:before="40" w:line="240"/>
+              <w:ind w:left="0" w:firstLine="0" w:right="0"/>
+              <w:spacing w:lineRule="auto" w:before="40" w:after="40" w:line="240"/>
             </w:pPr>
             <w:r>
               <w:rPr>
@@ -7979,8 +7979,8 @@
             <w:pPr>
               <w:pStyle w:val="Compact"/>
               <w:jc w:val="left"/>
-              <w:ind w:right="0" w:left="0" w:firstLine="0"/>
-              <w:spacing w:after="40" w:lineRule="auto" w:before="40" w:line="240"/>
+              <w:ind w:left="0" w:firstLine="0" w:right="0"/>
+              <w:spacing w:lineRule="auto" w:before="40" w:after="40" w:line="240"/>
             </w:pPr>
             <w:r>
               <w:rPr>
@@ -8002,8 +8002,8 @@
             <w:pPr>
               <w:pStyle w:val="Compact"/>
               <w:jc w:val="left"/>
-              <w:ind w:right="0" w:left="0" w:firstLine="0"/>
-              <w:spacing w:after="40" w:lineRule="auto" w:before="40" w:line="240"/>
+              <w:ind w:left="0" w:firstLine="0" w:right="0"/>
+              <w:spacing w:lineRule="auto" w:before="40" w:after="40" w:line="240"/>
             </w:pPr>
             <w:r>
               <w:t xml:space="preserve">PID lookup: same-spec first, then cross-document fallback</w:t>
@@ -8018,8 +8018,8 @@
             <w:pPr>
               <w:pStyle w:val="Compact"/>
               <w:jc w:val="left"/>
-              <w:ind w:right="0" w:left="0" w:firstLine="0"/>
-              <w:spacing w:after="40" w:lineRule="auto" w:before="40" w:line="240"/>
+              <w:ind w:left="0" w:firstLine="0" w:right="0"/>
+              <w:spacing w:lineRule="auto" w:before="40" w:after="40" w:line="240"/>
             </w:pPr>
             <w:r>
               <w:rPr>
@@ -8035,8 +8035,8 @@
             <w:pPr>
               <w:pStyle w:val="Compact"/>
               <w:jc w:val="left"/>
-              <w:ind w:right="0" w:left="0" w:firstLine="0"/>
-              <w:spacing w:after="40" w:lineRule="auto" w:before="40" w:line="240"/>
+              <w:ind w:left="0" w:firstLine="0" w:right="0"/>
+              <w:spacing w:lineRule="auto" w:before="40" w:after="40" w:line="240"/>
             </w:pPr>
             <w:r>
               <w:rPr>
@@ -8058,8 +8058,8 @@
             <w:pPr>
               <w:pStyle w:val="Compact"/>
               <w:jc w:val="left"/>
-              <w:ind w:right="0" w:left="0" w:firstLine="0"/>
-              <w:spacing w:after="40" w:lineRule="auto" w:before="40" w:line="240"/>
+              <w:ind w:left="0" w:firstLine="0" w:right="0"/>
+              <w:spacing w:lineRule="auto" w:before="40" w:after="40" w:line="240"/>
             </w:pPr>
             <w:r>
               <w:t xml:space="preserve">Scoped label resolution: local scope, then same-spec, then global</w:t>
@@ -8074,8 +8074,8 @@
             <w:pPr>
               <w:pStyle w:val="Compact"/>
               <w:jc w:val="left"/>
-              <w:ind w:right="0" w:left="0" w:firstLine="0"/>
-              <w:spacing w:after="40" w:lineRule="auto" w:before="40" w:line="240"/>
+              <w:ind w:left="0" w:firstLine="0" w:right="0"/>
+              <w:spacing w:lineRule="auto" w:before="40" w:after="40" w:line="240"/>
             </w:pPr>
             <w:r>
               <w:rPr>
@@ -8091,8 +8091,8 @@
             <w:pPr>
               <w:pStyle w:val="Compact"/>
               <w:jc w:val="left"/>
-              <w:ind w:right="0" w:left="0" w:firstLine="0"/>
-              <w:spacing w:after="40" w:lineRule="auto" w:before="40" w:line="240"/>
+              <w:ind w:left="0" w:firstLine="0" w:right="0"/>
+              <w:spacing w:lineRule="auto" w:before="40" w:after="40" w:line="240"/>
             </w:pPr>
             <w:r>
               <w:t xml:space="preserve">XREF_CITATION</w:t>
@@ -8105,8 +8105,8 @@
             <w:pPr>
               <w:pStyle w:val="Compact"/>
               <w:jc w:val="left"/>
-              <w:ind w:right="0" w:left="0" w:firstLine="0"/>
-              <w:spacing w:after="40" w:lineRule="auto" w:before="40" w:line="240"/>
+              <w:ind w:left="0" w:firstLine="0" w:right="0"/>
+              <w:spacing w:lineRule="auto" w:before="40" w:after="40" w:line="240"/>
             </w:pPr>
             <w:r>
               <w:t xml:space="preserve">Rewritten to pandoc Cite element (parenthetical)</w:t>
@@ -8121,8 +8121,8 @@
             <w:pPr>
               <w:pStyle w:val="Compact"/>
               <w:jc w:val="left"/>
-              <w:ind w:right="0" w:left="0" w:firstLine="0"/>
-              <w:spacing w:after="40" w:lineRule="auto" w:before="40" w:line="240"/>
+              <w:ind w:left="0" w:firstLine="0" w:right="0"/>
+              <w:spacing w:lineRule="auto" w:before="40" w:after="40" w:line="240"/>
             </w:pPr>
             <w:r>
               <w:rPr>
@@ -8138,8 +8138,8 @@
             <w:pPr>
               <w:pStyle w:val="Compact"/>
               <w:jc w:val="left"/>
-              <w:ind w:right="0" w:left="0" w:firstLine="0"/>
-              <w:spacing w:after="40" w:lineRule="auto" w:before="40" w:line="240"/>
+              <w:ind w:left="0" w:firstLine="0" w:right="0"/>
+              <w:spacing w:lineRule="auto" w:before="40" w:after="40" w:line="240"/>
             </w:pPr>
             <w:r>
               <w:t xml:space="preserve">XREF_CITATION</w:t>
@@ -8152,8 +8152,8 @@
             <w:pPr>
               <w:pStyle w:val="Compact"/>
               <w:jc w:val="left"/>
-              <w:ind w:right="0" w:left="0" w:firstLine="0"/>
-              <w:spacing w:after="40" w:lineRule="auto" w:before="40" w:line="240"/>
+              <w:ind w:left="0" w:firstLine="0" w:right="0"/>
+              <w:spacing w:lineRule="auto" w:before="40" w:after="40" w:line="240"/>
             </w:pPr>
             <w:r>
               <w:t xml:space="preserve">Rewritten to pandoc Cite element (in-text)</w:t>
@@ -8187,12 +8187,12 @@
     </w:p>
     <w:p>
       <w:pPr>
-        <w:spacing w:after="0" w:line="20" w:lineRule="exact" w:before="0"/>
+        <w:spacing w:lineRule="exact" w:line="20" w:after="0" w:before="0"/>
         <w:rPr>
           <w:sz w:val="2"/>
         </w:rPr>
       </w:pPr>
-      <w:bookmarkStart w:name="csv-tbl-relation-syntax" w:id="65471"/>
+      <w:bookmarkStart w:id="65471" w:name="csv-tbl-relation-syntax"/>
       <w:bookmarkEnd w:id="65471"/>
     </w:p>
     <w:p>
@@ -8229,12 +8229,12 @@
         <w:tblLook w:firstRow="1" w:lastRow="0" w:firstColumn="0" w:lastColumn="0" w:noHBand="0" w:noVBand="0" w:val="0020"/>
         <w:jc w:val="start"/>
         <w:tblBorders>
-          <w:top w:space="0" w:val="single" w:color="000000" w:sz="6"/>
-          <w:left w:space="0" w:val="single" w:color="000000" w:sz="6"/>
-          <w:bottom w:space="0" w:val="single" w:color="000000" w:sz="6"/>
-          <w:right w:space="0" w:val="single" w:color="000000" w:sz="6"/>
-          <w:insideH w:space="0" w:val="single" w:color="000000" w:sz="6"/>
-          <w:insideV w:space="0" w:val="single" w:color="000000" w:sz="6"/>
+          <w:top w:val="single" w:space="0" w:color="000000" w:sz="6"/>
+          <w:left w:val="single" w:space="0" w:color="000000" w:sz="6"/>
+          <w:bottom w:val="single" w:space="0" w:color="000000" w:sz="6"/>
+          <w:right w:val="single" w:space="0" w:color="000000" w:sz="6"/>
+          <w:insideH w:val="single" w:space="0" w:color="000000" w:sz="6"/>
+          <w:insideV w:val="single" w:space="0" w:color="000000" w:sz="6"/>
         </w:tblBorders>
         <w:tblCellMar>
           <w:top w:w="57" w:type="dxa"/>
@@ -8254,14 +8254,14 @@
         </w:trPr>
         <w:tc>
           <w:tcPr>
-            <w:shd w:color="auto" w:val="clear" w:fill="E8E8E8"/>
+            <w:shd w:val="clear" w:color="auto" w:fill="E8E8E8"/>
           </w:tcPr>
           <w:p>
             <w:pPr>
               <w:pStyle w:val="Compact"/>
               <w:jc w:val="left"/>
-              <w:ind w:right="0" w:left="0" w:firstLine="0"/>
-              <w:spacing w:after="40" w:lineRule="auto" w:before="40" w:line="240"/>
+              <w:ind w:left="0" w:firstLine="0" w:right="0"/>
+              <w:spacing w:lineRule="auto" w:before="40" w:after="40" w:line="240"/>
             </w:pPr>
             <w:r>
               <w:rPr>
@@ -8273,14 +8273,14 @@
         </w:tc>
         <w:tc>
           <w:tcPr>
-            <w:shd w:color="auto" w:val="clear" w:fill="E8E8E8"/>
+            <w:shd w:val="clear" w:color="auto" w:fill="E8E8E8"/>
           </w:tcPr>
           <w:p>
             <w:pPr>
               <w:pStyle w:val="Compact"/>
               <w:jc w:val="left"/>
-              <w:ind w:right="0" w:left="0" w:firstLine="0"/>
-              <w:spacing w:after="40" w:lineRule="auto" w:before="40" w:line="240"/>
+              <w:ind w:left="0" w:firstLine="0" w:right="0"/>
+              <w:spacing w:lineRule="auto" w:before="40" w:after="40" w:line="240"/>
             </w:pPr>
             <w:r>
               <w:rPr>
@@ -8292,14 +8292,14 @@
         </w:tc>
         <w:tc>
           <w:tcPr>
-            <w:shd w:color="auto" w:val="clear" w:fill="E8E8E8"/>
+            <w:shd w:val="clear" w:color="auto" w:fill="E8E8E8"/>
           </w:tcPr>
           <w:p>
             <w:pPr>
               <w:pStyle w:val="Compact"/>
               <w:jc w:val="left"/>
-              <w:ind w:right="0" w:left="0" w:firstLine="0"/>
-              <w:spacing w:after="40" w:lineRule="auto" w:before="40" w:line="240"/>
+              <w:ind w:left="0" w:firstLine="0" w:right="0"/>
+              <w:spacing w:lineRule="auto" w:before="40" w:after="40" w:line="240"/>
             </w:pPr>
             <w:r>
               <w:rPr>
@@ -8317,8 +8317,8 @@
             <w:pPr>
               <w:pStyle w:val="Compact"/>
               <w:jc w:val="left"/>
-              <w:ind w:right="0" w:left="0" w:firstLine="0"/>
-              <w:spacing w:after="40" w:lineRule="auto" w:before="40" w:line="240"/>
+              <w:ind w:left="0" w:firstLine="0" w:right="0"/>
+              <w:spacing w:lineRule="auto" w:before="40" w:after="40" w:line="240"/>
             </w:pPr>
             <w:r>
               <w:rPr>
@@ -8334,8 +8334,8 @@
             <w:pPr>
               <w:pStyle w:val="Compact"/>
               <w:jc w:val="left"/>
-              <w:ind w:right="0" w:left="0" w:firstLine="0"/>
-              <w:spacing w:after="40" w:lineRule="auto" w:before="40" w:line="240"/>
+              <w:ind w:left="0" w:firstLine="0" w:right="0"/>
+              <w:spacing w:lineRule="auto" w:before="40" w:after="40" w:line="240"/>
             </w:pPr>
             <w:r>
               <w:rPr>
@@ -8351,8 +8351,8 @@
             <w:pPr>
               <w:pStyle w:val="Compact"/>
               <w:jc w:val="left"/>
-              <w:ind w:right="0" w:left="0" w:firstLine="0"/>
-              <w:spacing w:after="40" w:lineRule="auto" w:before="40" w:line="240"/>
+              <w:ind w:left="0" w:firstLine="0" w:right="0"/>
+              <w:spacing w:lineRule="auto" w:before="40" w:after="40" w:line="240"/>
             </w:pPr>
             <w:r>
               <w:t xml:space="preserve">Reference by PID</w:t>
@@ -8367,8 +8367,8 @@
             <w:pPr>
               <w:pStyle w:val="Compact"/>
               <w:jc w:val="left"/>
-              <w:ind w:right="0" w:left="0" w:firstLine="0"/>
-              <w:spacing w:after="40" w:lineRule="auto" w:before="40" w:line="240"/>
+              <w:ind w:left="0" w:firstLine="0" w:right="0"/>
+              <w:spacing w:lineRule="auto" w:before="40" w:after="40" w:line="240"/>
             </w:pPr>
             <w:r>
               <w:rPr>
@@ -8384,8 +8384,8 @@
             <w:pPr>
               <w:pStyle w:val="Compact"/>
               <w:jc w:val="left"/>
-              <w:ind w:right="0" w:left="0" w:firstLine="0"/>
-              <w:spacing w:after="40" w:lineRule="auto" w:before="40" w:line="240"/>
+              <w:ind w:left="0" w:firstLine="0" w:right="0"/>
+              <w:spacing w:lineRule="auto" w:before="40" w:after="40" w:line="240"/>
             </w:pPr>
             <w:r>
               <w:rPr>
@@ -8401,8 +8401,8 @@
             <w:pPr>
               <w:pStyle w:val="Compact"/>
               <w:jc w:val="left"/>
-              <w:ind w:right="0" w:left="0" w:firstLine="0"/>
-              <w:spacing w:after="40" w:lineRule="auto" w:before="40" w:line="240"/>
+              <w:ind w:left="0" w:firstLine="0" w:right="0"/>
+              <w:spacing w:lineRule="auto" w:before="40" w:after="40" w:line="240"/>
             </w:pPr>
             <w:r>
               <w:t xml:space="preserve">Typed float reference</w:t>
@@ -8417,8 +8417,8 @@
             <w:pPr>
               <w:pStyle w:val="Compact"/>
               <w:jc w:val="left"/>
-              <w:ind w:right="0" w:left="0" w:firstLine="0"/>
-              <w:spacing w:after="40" w:lineRule="auto" w:before="40" w:line="240"/>
+              <w:ind w:left="0" w:firstLine="0" w:right="0"/>
+              <w:spacing w:lineRule="auto" w:before="40" w:after="40" w:line="240"/>
             </w:pPr>
             <w:r>
               <w:rPr>
@@ -8434,8 +8434,8 @@
             <w:pPr>
               <w:pStyle w:val="Compact"/>
               <w:jc w:val="left"/>
-              <w:ind w:right="0" w:left="0" w:firstLine="0"/>
-              <w:spacing w:after="40" w:lineRule="auto" w:before="40" w:line="240"/>
+              <w:ind w:left="0" w:firstLine="0" w:right="0"/>
+              <w:spacing w:lineRule="auto" w:before="40" w:after="40" w:line="240"/>
             </w:pPr>
             <w:r>
               <w:rPr>
@@ -8451,8 +8451,8 @@
             <w:pPr>
               <w:pStyle w:val="Compact"/>
               <w:jc w:val="left"/>
-              <w:ind w:right="0" w:left="0" w:firstLine="0"/>
-              <w:spacing w:after="40" w:lineRule="auto" w:before="40" w:line="240"/>
+              <w:ind w:left="0" w:firstLine="0" w:right="0"/>
+              <w:spacing w:lineRule="auto" w:before="40" w:after="40" w:line="240"/>
             </w:pPr>
             <w:r>
               <w:t xml:space="preserve">Scoped float reference</w:t>
@@ -8467,8 +8467,8 @@
             <w:pPr>
               <w:pStyle w:val="Compact"/>
               <w:jc w:val="left"/>
-              <w:ind w:right="0" w:left="0" w:firstLine="0"/>
-              <w:spacing w:after="40" w:lineRule="auto" w:before="40" w:line="240"/>
+              <w:ind w:left="0" w:firstLine="0" w:right="0"/>
+              <w:spacing w:lineRule="auto" w:before="40" w:after="40" w:line="240"/>
             </w:pPr>
             <w:r>
               <w:rPr>
@@ -8484,8 +8484,8 @@
             <w:pPr>
               <w:pStyle w:val="Compact"/>
               <w:jc w:val="left"/>
-              <w:ind w:right="0" w:left="0" w:firstLine="0"/>
-              <w:spacing w:after="40" w:lineRule="auto" w:before="40" w:line="240"/>
+              <w:ind w:left="0" w:firstLine="0" w:right="0"/>
+              <w:spacing w:lineRule="auto" w:before="40" w:after="40" w:line="240"/>
             </w:pPr>
             <w:r>
               <w:rPr>
@@ -8501,8 +8501,8 @@
             <w:pPr>
               <w:pStyle w:val="Compact"/>
               <w:jc w:val="left"/>
-              <w:ind w:right="0" w:left="0" w:firstLine="0"/>
-              <w:spacing w:after="40" w:lineRule="auto" w:before="40" w:line="240"/>
+              <w:ind w:left="0" w:firstLine="0" w:right="0"/>
+              <w:spacing w:lineRule="auto" w:before="40" w:after="40" w:line="240"/>
             </w:pPr>
             <w:r>
               <w:t xml:space="preserve">Parenthetical citation</w:t>
@@ -8517,8 +8517,8 @@
             <w:pPr>
               <w:pStyle w:val="Compact"/>
               <w:jc w:val="left"/>
-              <w:ind w:right="0" w:left="0" w:firstLine="0"/>
-              <w:spacing w:after="40" w:lineRule="auto" w:before="40" w:line="240"/>
+              <w:ind w:left="0" w:firstLine="0" w:right="0"/>
+              <w:spacing w:lineRule="auto" w:before="40" w:after="40" w:line="240"/>
             </w:pPr>
             <w:r>
               <w:rPr>
@@ -8534,8 +8534,8 @@
             <w:pPr>
               <w:pStyle w:val="Compact"/>
               <w:jc w:val="left"/>
-              <w:ind w:right="0" w:left="0" w:firstLine="0"/>
-              <w:spacing w:after="40" w:lineRule="auto" w:before="40" w:line="240"/>
+              <w:ind w:left="0" w:firstLine="0" w:right="0"/>
+              <w:spacing w:lineRule="auto" w:before="40" w:after="40" w:line="240"/>
             </w:pPr>
             <w:r>
               <w:rPr>
@@ -8551,8 +8551,8 @@
             <w:pPr>
               <w:pStyle w:val="Compact"/>
               <w:jc w:val="left"/>
-              <w:ind w:right="0" w:left="0" w:firstLine="0"/>
-              <w:spacing w:after="40" w:lineRule="auto" w:before="40" w:line="240"/>
+              <w:ind w:left="0" w:firstLine="0" w:right="0"/>
+              <w:spacing w:lineRule="auto" w:before="40" w:after="40" w:line="240"/>
             </w:pPr>
             <w:r>
               <w:t xml:space="preserve">In-text citation</w:t>
@@ -8702,7 +8702,7 @@
       <w:r>
         <w:tab/>
       </w:r>
-      <w:bookmarkStart w:name="math-eq-specificity" w:id="23201"/>
+      <w:bookmarkStart w:id="23201" w:name="math-eq-specificity"/>
       <w:r>
         <w:t>(</w:t>
       </w:r>
@@ -8790,12 +8790,12 @@
     </w:p>
     <w:p>
       <w:pPr>
-        <w:spacing w:after="0" w:line="20" w:lineRule="exact" w:before="0"/>
+        <w:spacing w:lineRule="exact" w:line="20" w:after="0" w:before="0"/>
         <w:rPr>
           <w:sz w:val="2"/>
         </w:rPr>
       </w:pPr>
-      <w:bookmarkStart w:name="csv-tbl-inference-scoring" w:id="55430"/>
+      <w:bookmarkStart w:id="55430" w:name="csv-tbl-inference-scoring"/>
       <w:bookmarkEnd w:id="55430"/>
     </w:p>
     <w:p>
@@ -8832,12 +8832,12 @@
         <w:tblLook w:firstRow="1" w:lastRow="0" w:firstColumn="0" w:lastColumn="0" w:noHBand="0" w:noVBand="0" w:val="0020"/>
         <w:jc w:val="start"/>
         <w:tblBorders>
-          <w:top w:space="0" w:val="single" w:color="000000" w:sz="6"/>
-          <w:left w:space="0" w:val="single" w:color="000000" w:sz="6"/>
-          <w:bottom w:space="0" w:val="single" w:color="000000" w:sz="6"/>
-          <w:right w:space="0" w:val="single" w:color="000000" w:sz="6"/>
-          <w:insideH w:space="0" w:val="single" w:color="000000" w:sz="6"/>
-          <w:insideV w:space="0" w:val="single" w:color="000000" w:sz="6"/>
+          <w:top w:val="single" w:space="0" w:color="000000" w:sz="6"/>
+          <w:left w:val="single" w:space="0" w:color="000000" w:sz="6"/>
+          <w:bottom w:val="single" w:space="0" w:color="000000" w:sz="6"/>
+          <w:right w:val="single" w:space="0" w:color="000000" w:sz="6"/>
+          <w:insideH w:val="single" w:space="0" w:color="000000" w:sz="6"/>
+          <w:insideV w:val="single" w:space="0" w:color="000000" w:sz="6"/>
         </w:tblBorders>
         <w:tblCellMar>
           <w:top w:w="57" w:type="dxa"/>
@@ -8858,14 +8858,14 @@
         </w:trPr>
         <w:tc>
           <w:tcPr>
-            <w:shd w:color="auto" w:val="clear" w:fill="E8E8E8"/>
+            <w:shd w:val="clear" w:color="auto" w:fill="E8E8E8"/>
           </w:tcPr>
           <w:p>
             <w:pPr>
               <w:pStyle w:val="Compact"/>
               <w:jc w:val="left"/>
-              <w:ind w:right="0" w:left="0" w:firstLine="0"/>
-              <w:spacing w:after="40" w:lineRule="auto" w:before="40" w:line="240"/>
+              <w:ind w:left="0" w:firstLine="0" w:right="0"/>
+              <w:spacing w:lineRule="auto" w:before="40" w:after="40" w:line="240"/>
             </w:pPr>
             <w:r>
               <w:rPr>
@@ -8877,14 +8877,14 @@
         </w:tc>
         <w:tc>
           <w:tcPr>
-            <w:shd w:color="auto" w:val="clear" w:fill="E8E8E8"/>
+            <w:shd w:val="clear" w:color="auto" w:fill="E8E8E8"/>
           </w:tcPr>
           <w:p>
             <w:pPr>
               <w:pStyle w:val="Compact"/>
               <w:jc w:val="center"/>
-              <w:ind w:right="0" w:left="0" w:firstLine="0"/>
-              <w:spacing w:after="40" w:lineRule="auto" w:before="40" w:line="240"/>
+              <w:ind w:left="0" w:firstLine="0" w:right="0"/>
+              <w:spacing w:lineRule="auto" w:before="40" w:after="40" w:line="240"/>
             </w:pPr>
             <w:r>
               <w:rPr>
@@ -8896,14 +8896,14 @@
         </w:tc>
         <w:tc>
           <w:tcPr>
-            <w:shd w:color="auto" w:val="clear" w:fill="E8E8E8"/>
+            <w:shd w:val="clear" w:color="auto" w:fill="E8E8E8"/>
           </w:tcPr>
           <w:p>
             <w:pPr>
               <w:pStyle w:val="Compact"/>
               <w:jc w:val="left"/>
-              <w:ind w:right="0" w:left="0" w:firstLine="0"/>
-              <w:spacing w:after="40" w:lineRule="auto" w:before="40" w:line="240"/>
+              <w:ind w:left="0" w:firstLine="0" w:right="0"/>
+              <w:spacing w:lineRule="auto" w:before="40" w:after="40" w:line="240"/>
             </w:pPr>
             <w:r>
               <w:rPr>
@@ -8915,14 +8915,14 @@
         </w:tc>
         <w:tc>
           <w:tcPr>
-            <w:shd w:color="auto" w:val="clear" w:fill="E8E8E8"/>
+            <w:shd w:val="clear" w:color="auto" w:fill="E8E8E8"/>
           </w:tcPr>
           <w:p>
             <w:pPr>
               <w:pStyle w:val="Compact"/>
               <w:jc w:val="center"/>
-              <w:ind w:right="0" w:left="0" w:firstLine="0"/>
-              <w:spacing w:after="40" w:lineRule="auto" w:before="40" w:line="240"/>
+              <w:ind w:left="0" w:firstLine="0" w:right="0"/>
+              <w:spacing w:lineRule="auto" w:before="40" w:after="40" w:line="240"/>
             </w:pPr>
             <w:r>
               <w:rPr>
@@ -8940,8 +8940,8 @@
             <w:pPr>
               <w:pStyle w:val="Compact"/>
               <w:jc w:val="left"/>
-              <w:ind w:right="0" w:left="0" w:firstLine="0"/>
-              <w:spacing w:after="40" w:lineRule="auto" w:before="40" w:line="240"/>
+              <w:ind w:left="0" w:firstLine="0" w:right="0"/>
+              <w:spacing w:lineRule="auto" w:before="40" w:after="40" w:line="240"/>
             </w:pPr>
             <w:r>
               <w:rPr>
@@ -8997,8 +8997,8 @@
             <w:pPr>
               <w:pStyle w:val="Compact"/>
               <w:jc w:val="center"/>
-              <w:ind w:right="0" w:left="0" w:firstLine="0"/>
-              <w:spacing w:after="40" w:lineRule="auto" w:before="40" w:line="240"/>
+              <w:ind w:left="0" w:firstLine="0" w:right="0"/>
+              <w:spacing w:lineRule="auto" w:before="40" w:after="40" w:line="240"/>
             </w:pPr>
             <w:r>
               <w:t xml:space="preserve">+1</w:t>
@@ -9011,8 +9011,8 @@
             <w:pPr>
               <w:pStyle w:val="Compact"/>
               <w:jc w:val="left"/>
-              <w:ind w:right="0" w:left="0" w:firstLine="0"/>
-              <w:spacing w:after="40" w:lineRule="auto" w:before="40" w:line="240"/>
+              <w:ind w:left="0" w:firstLine="0" w:right="0"/>
+              <w:spacing w:lineRule="auto" w:before="40" w:after="40" w:line="240"/>
             </w:pPr>
             <w:r>
               <w:t xml:space="preserve">Eliminated</w:t>
@@ -9025,8 +9025,8 @@
             <w:pPr>
               <w:pStyle w:val="Compact"/>
               <w:jc w:val="center"/>
-              <w:ind w:right="0" w:left="0" w:firstLine="0"/>
-              <w:spacing w:after="40" w:lineRule="auto" w:before="40" w:line="240"/>
+              <w:ind w:left="0" w:firstLine="0" w:right="0"/>
+              <w:spacing w:lineRule="auto" w:before="40" w:after="40" w:line="240"/>
             </w:pPr>
             <w:r>
               <w:t xml:space="preserve">+0</w:t>
@@ -9041,8 +9041,8 @@
             <w:pPr>
               <w:pStyle w:val="Compact"/>
               <w:jc w:val="left"/>
-              <w:ind w:right="0" w:left="0" w:firstLine="0"/>
-              <w:spacing w:after="40" w:lineRule="auto" w:before="40" w:line="240"/>
+              <w:ind w:left="0" w:firstLine="0" w:right="0"/>
+              <w:spacing w:lineRule="auto" w:before="40" w:after="40" w:line="240"/>
             </w:pPr>
             <w:r>
               <w:rPr>
@@ -9059,8 +9059,8 @@
             <w:pPr>
               <w:pStyle w:val="Compact"/>
               <w:jc w:val="center"/>
-              <w:ind w:right="0" w:left="0" w:firstLine="0"/>
-              <w:spacing w:after="40" w:lineRule="auto" w:before="40" w:line="240"/>
+              <w:ind w:left="0" w:firstLine="0" w:right="0"/>
+              <w:spacing w:lineRule="auto" w:before="40" w:after="40" w:line="240"/>
             </w:pPr>
             <w:r>
               <w:t xml:space="preserve">+1</w:t>
@@ -9073,8 +9073,8 @@
             <w:pPr>
               <w:pStyle w:val="Compact"/>
               <w:jc w:val="left"/>
-              <w:ind w:right="0" w:left="0" w:firstLine="0"/>
-              <w:spacing w:after="40" w:lineRule="auto" w:before="40" w:line="240"/>
+              <w:ind w:left="0" w:firstLine="0" w:right="0"/>
+              <w:spacing w:lineRule="auto" w:before="40" w:after="40" w:line="240"/>
             </w:pPr>
             <w:r>
               <w:t xml:space="preserve">Eliminated</w:t>
@@ -9087,8 +9087,8 @@
             <w:pPr>
               <w:pStyle w:val="Compact"/>
               <w:jc w:val="center"/>
-              <w:ind w:right="0" w:left="0" w:firstLine="0"/>
-              <w:spacing w:after="40" w:lineRule="auto" w:before="40" w:line="240"/>
+              <w:ind w:left="0" w:firstLine="0" w:right="0"/>
+              <w:spacing w:lineRule="auto" w:before="40" w:after="40" w:line="240"/>
             </w:pPr>
             <w:r>
               <w:t xml:space="preserve">+0</w:t>
@@ -9103,8 +9103,8 @@
             <w:pPr>
               <w:pStyle w:val="Compact"/>
               <w:jc w:val="left"/>
-              <w:ind w:right="0" w:left="0" w:firstLine="0"/>
-              <w:spacing w:after="40" w:lineRule="auto" w:before="40" w:line="240"/>
+              <w:ind w:left="0" w:firstLine="0" w:right="0"/>
+              <w:spacing w:lineRule="auto" w:before="40" w:after="40" w:line="240"/>
             </w:pPr>
             <w:r>
               <w:rPr>
@@ -9121,8 +9121,8 @@
             <w:pPr>
               <w:pStyle w:val="Compact"/>
               <w:jc w:val="center"/>
-              <w:ind w:right="0" w:left="0" w:firstLine="0"/>
-              <w:spacing w:after="40" w:lineRule="auto" w:before="40" w:line="240"/>
+              <w:ind w:left="0" w:firstLine="0" w:right="0"/>
+              <w:spacing w:lineRule="auto" w:before="40" w:after="40" w:line="240"/>
             </w:pPr>
             <w:r>
               <w:t xml:space="preserve">+1</w:t>
@@ -9135,8 +9135,8 @@
             <w:pPr>
               <w:pStyle w:val="Compact"/>
               <w:jc w:val="left"/>
-              <w:ind w:right="0" w:left="0" w:firstLine="0"/>
-              <w:spacing w:after="40" w:lineRule="auto" w:before="40" w:line="240"/>
+              <w:ind w:left="0" w:firstLine="0" w:right="0"/>
+              <w:spacing w:lineRule="auto" w:before="40" w:after="40" w:line="240"/>
             </w:pPr>
             <w:r>
               <w:t xml:space="preserve">Eliminated</w:t>
@@ -9149,8 +9149,8 @@
             <w:pPr>
               <w:pStyle w:val="Compact"/>
               <w:jc w:val="center"/>
-              <w:ind w:right="0" w:left="0" w:firstLine="0"/>
-              <w:spacing w:after="40" w:lineRule="auto" w:before="40" w:line="240"/>
+              <w:ind w:left="0" w:firstLine="0" w:right="0"/>
+              <w:spacing w:lineRule="auto" w:before="40" w:after="40" w:line="240"/>
             </w:pPr>
             <w:r>
               <w:t xml:space="preserve">+0</w:t>
@@ -9165,8 +9165,8 @@
             <w:pPr>
               <w:pStyle w:val="Compact"/>
               <w:jc w:val="left"/>
-              <w:ind w:right="0" w:left="0" w:firstLine="0"/>
-              <w:spacing w:after="40" w:lineRule="auto" w:before="40" w:line="240"/>
+              <w:ind w:left="0" w:firstLine="0" w:right="0"/>
+              <w:spacing w:lineRule="auto" w:before="40" w:after="40" w:line="240"/>
             </w:pPr>
             <w:r>
               <w:rPr>
@@ -9183,8 +9183,8 @@
             <w:pPr>
               <w:pStyle w:val="Compact"/>
               <w:jc w:val="center"/>
-              <w:ind w:right="0" w:left="0" w:firstLine="0"/>
-              <w:spacing w:after="40" w:lineRule="auto" w:before="40" w:line="240"/>
+              <w:ind w:left="0" w:firstLine="0" w:right="0"/>
+              <w:spacing w:lineRule="auto" w:before="40" w:after="40" w:line="240"/>
             </w:pPr>
             <w:r>
               <w:t xml:space="preserve">+1</w:t>
@@ -9197,8 +9197,8 @@
             <w:pPr>
               <w:pStyle w:val="Compact"/>
               <w:jc w:val="left"/>
-              <w:ind w:right="0" w:left="0" w:firstLine="0"/>
-              <w:spacing w:after="40" w:lineRule="auto" w:before="40" w:line="240"/>
+              <w:ind w:left="0" w:firstLine="0" w:right="0"/>
+              <w:spacing w:lineRule="auto" w:before="40" w:after="40" w:line="240"/>
             </w:pPr>
             <w:r>
               <w:t xml:space="preserve">Eliminated</w:t>
@@ -9211,8 +9211,8 @@
             <w:pPr>
               <w:pStyle w:val="Compact"/>
               <w:jc w:val="center"/>
-              <w:ind w:right="0" w:left="0" w:firstLine="0"/>
-              <w:spacing w:after="40" w:lineRule="auto" w:before="40" w:line="240"/>
+              <w:ind w:left="0" w:firstLine="0" w:right="0"/>
+              <w:spacing w:lineRule="auto" w:before="40" w:after="40" w:line="240"/>
             </w:pPr>
             <w:r>
               <w:t xml:space="preserve">+0</w:t>
@@ -9354,12 +9354,12 @@
     </w:p>
     <w:p>
       <w:pPr>
-        <w:spacing w:after="0" w:line="20" w:lineRule="exact" w:before="0"/>
+        <w:spacing w:lineRule="exact" w:line="20" w:after="0" w:before="0"/>
         <w:rPr>
           <w:sz w:val="2"/>
         </w:rPr>
       </w:pPr>
-      <w:bookmarkStart w:name="listing-src-inline-view" w:id="69768"/>
+      <w:bookmarkStart w:id="69768" w:name="listing-src-inline-view"/>
       <w:bookmarkEnd w:id="69768"/>
     </w:p>
     <w:p>
@@ -9410,12 +9410,12 @@
     </w:p>
     <w:p>
       <w:pPr>
-        <w:spacing w:after="0" w:line="20" w:lineRule="exact" w:before="0"/>
+        <w:spacing w:lineRule="exact" w:line="20" w:after="0" w:before="0"/>
         <w:rPr>
           <w:sz w:val="2"/>
         </w:rPr>
       </w:pPr>
-      <w:bookmarkStart w:name="csv-tbl-view-types" w:id="16648"/>
+      <w:bookmarkStart w:id="16648" w:name="csv-tbl-view-types"/>
       <w:bookmarkEnd w:id="16648"/>
     </w:p>
     <w:p>
@@ -9452,12 +9452,12 @@
         <w:tblLook w:firstRow="1" w:lastRow="0" w:firstColumn="0" w:lastColumn="0" w:noHBand="0" w:noVBand="0" w:val="0020"/>
         <w:jc w:val="start"/>
         <w:tblBorders>
-          <w:top w:space="0" w:val="single" w:color="000000" w:sz="6"/>
-          <w:left w:space="0" w:val="single" w:color="000000" w:sz="6"/>
-          <w:bottom w:space="0" w:val="single" w:color="000000" w:sz="6"/>
-          <w:right w:space="0" w:val="single" w:color="000000" w:sz="6"/>
-          <w:insideH w:space="0" w:val="single" w:color="000000" w:sz="6"/>
-          <w:insideV w:space="0" w:val="single" w:color="000000" w:sz="6"/>
+          <w:top w:val="single" w:space="0" w:color="000000" w:sz="6"/>
+          <w:left w:val="single" w:space="0" w:color="000000" w:sz="6"/>
+          <w:bottom w:val="single" w:space="0" w:color="000000" w:sz="6"/>
+          <w:right w:val="single" w:space="0" w:color="000000" w:sz="6"/>
+          <w:insideH w:val="single" w:space="0" w:color="000000" w:sz="6"/>
+          <w:insideV w:val="single" w:space="0" w:color="000000" w:sz="6"/>
         </w:tblBorders>
         <w:tblCellMar>
           <w:top w:w="57" w:type="dxa"/>
@@ -9477,14 +9477,14 @@
         </w:trPr>
         <w:tc>
           <w:tcPr>
-            <w:shd w:color="auto" w:val="clear" w:fill="E8E8E8"/>
+            <w:shd w:val="clear" w:color="auto" w:fill="E8E8E8"/>
           </w:tcPr>
           <w:p>
             <w:pPr>
               <w:pStyle w:val="Compact"/>
               <w:jc w:val="left"/>
-              <w:ind w:right="0" w:left="0" w:firstLine="0"/>
-              <w:spacing w:after="40" w:lineRule="auto" w:before="40" w:line="240"/>
+              <w:ind w:left="0" w:firstLine="0" w:right="0"/>
+              <w:spacing w:lineRule="auto" w:before="40" w:after="40" w:line="240"/>
             </w:pPr>
             <w:r>
               <w:rPr>
@@ -9496,14 +9496,14 @@
         </w:tc>
         <w:tc>
           <w:tcPr>
-            <w:shd w:color="auto" w:val="clear" w:fill="E8E8E8"/>
+            <w:shd w:val="clear" w:color="auto" w:fill="E8E8E8"/>
           </w:tcPr>
           <w:p>
             <w:pPr>
               <w:pStyle w:val="Compact"/>
               <w:jc w:val="left"/>
-              <w:ind w:right="0" w:left="0" w:firstLine="0"/>
-              <w:spacing w:after="40" w:lineRule="auto" w:before="40" w:line="240"/>
+              <w:ind w:left="0" w:firstLine="0" w:right="0"/>
+              <w:spacing w:lineRule="auto" w:before="40" w:after="40" w:line="240"/>
             </w:pPr>
             <w:r>
               <w:rPr>
@@ -9515,14 +9515,14 @@
         </w:tc>
         <w:tc>
           <w:tcPr>
-            <w:shd w:color="auto" w:val="clear" w:fill="E8E8E8"/>
+            <w:shd w:val="clear" w:color="auto" w:fill="E8E8E8"/>
           </w:tcPr>
           <w:p>
             <w:pPr>
               <w:pStyle w:val="Compact"/>
               <w:jc w:val="left"/>
-              <w:ind w:right="0" w:left="0" w:firstLine="0"/>
-              <w:spacing w:after="40" w:lineRule="auto" w:before="40" w:line="240"/>
+              <w:ind w:left="0" w:firstLine="0" w:right="0"/>
+              <w:spacing w:lineRule="auto" w:before="40" w:after="40" w:line="240"/>
             </w:pPr>
             <w:r>
               <w:rPr>
@@ -9540,8 +9540,8 @@
             <w:pPr>
               <w:pStyle w:val="Compact"/>
               <w:jc w:val="left"/>
-              <w:ind w:right="0" w:left="0" w:firstLine="0"/>
-              <w:spacing w:after="40" w:lineRule="auto" w:before="40" w:line="240"/>
+              <w:ind w:left="0" w:firstLine="0" w:right="0"/>
+              <w:spacing w:lineRule="auto" w:before="40" w:after="40" w:line="240"/>
             </w:pPr>
             <w:r>
               <w:rPr>
@@ -9563,8 +9563,8 @@
             <w:pPr>
               <w:pStyle w:val="Compact"/>
               <w:jc w:val="left"/>
-              <w:ind w:right="0" w:left="0" w:firstLine="0"/>
-              <w:spacing w:after="40" w:lineRule="auto" w:before="40" w:line="240"/>
+              <w:ind w:left="0" w:firstLine="0" w:right="0"/>
+              <w:spacing w:lineRule="auto" w:before="40" w:after="40" w:line="240"/>
             </w:pPr>
             <w:r>
               <w:t xml:space="preserve">Table of Contents (TOC) from spec object headings</w:t>
@@ -9579,8 +9579,8 @@
             <w:pPr>
               <w:pStyle w:val="Compact"/>
               <w:jc w:val="left"/>
-              <w:ind w:right="0" w:left="0" w:firstLine="0"/>
-              <w:spacing w:after="40" w:lineRule="auto" w:before="40" w:line="240"/>
+              <w:ind w:left="0" w:firstLine="0" w:right="0"/>
+              <w:spacing w:lineRule="auto" w:before="40" w:after="40" w:line="240"/>
             </w:pPr>
             <w:r>
               <w:rPr>
@@ -9596,8 +9596,8 @@
             <w:pPr>
               <w:pStyle w:val="Compact"/>
               <w:jc w:val="left"/>
-              <w:ind w:right="0" w:left="0" w:firstLine="0"/>
-              <w:spacing w:after="40" w:lineRule="auto" w:before="40" w:line="240"/>
+              <w:ind w:left="0" w:firstLine="0" w:right="0"/>
+              <w:spacing w:lineRule="auto" w:before="40" w:after="40" w:line="240"/>
             </w:pPr>
             <w:r>
               <w:rPr>
@@ -9615,8 +9615,8 @@
             <w:pPr>
               <w:pStyle w:val="Compact"/>
               <w:jc w:val="left"/>
-              <w:ind w:right="0" w:left="0" w:firstLine="0"/>
-              <w:spacing w:after="40" w:lineRule="auto" w:before="40" w:line="240"/>
+              <w:ind w:left="0" w:firstLine="0" w:right="0"/>
+              <w:spacing w:lineRule="auto" w:before="40" w:after="40" w:line="240"/>
             </w:pPr>
             <w:r>
               <w:rPr>
@@ -9632,8 +9632,8 @@
             <w:pPr>
               <w:pStyle w:val="Compact"/>
               <w:jc w:val="left"/>
-              <w:ind w:right="0" w:left="0" w:firstLine="0"/>
-              <w:spacing w:after="40" w:lineRule="auto" w:before="40" w:line="240"/>
+              <w:ind w:left="0" w:firstLine="0" w:right="0"/>
+              <w:spacing w:lineRule="auto" w:before="40" w:after="40" w:line="240"/>
             </w:pPr>
             <w:r>
               <w:rPr>
@@ -9663,8 +9663,8 @@
             <w:pPr>
               <w:pStyle w:val="Compact"/>
               <w:jc w:val="left"/>
-              <w:ind w:right="0" w:left="0" w:firstLine="0"/>
-              <w:spacing w:after="40" w:lineRule="auto" w:before="40" w:line="240"/>
+              <w:ind w:left="0" w:firstLine="0" w:right="0"/>
+              <w:spacing w:lineRule="auto" w:before="40" w:after="40" w:line="240"/>
             </w:pPr>
             <w:r>
               <w:rPr>
@@ -9680,8 +9680,8 @@
             <w:pPr>
               <w:pStyle w:val="Compact"/>
               <w:jc w:val="left"/>
-              <w:ind w:right="0" w:left="0" w:firstLine="0"/>
-              <w:spacing w:after="40" w:lineRule="auto" w:before="40" w:line="240"/>
+              <w:ind w:left="0" w:firstLine="0" w:right="0"/>
+              <w:spacing w:lineRule="auto" w:before="40" w:after="40" w:line="240"/>
             </w:pPr>
             <w:r>
               <w:rPr>
@@ -9711,8 +9711,8 @@
             <w:pPr>
               <w:pStyle w:val="Compact"/>
               <w:jc w:val="left"/>
-              <w:ind w:right="0" w:left="0" w:firstLine="0"/>
-              <w:spacing w:after="40" w:lineRule="auto" w:before="40" w:line="240"/>
+              <w:ind w:left="0" w:firstLine="0" w:right="0"/>
+              <w:spacing w:lineRule="auto" w:before="40" w:after="40" w:line="240"/>
             </w:pPr>
             <w:r>
               <w:rPr>
@@ -9728,8 +9728,8 @@
             <w:pPr>
               <w:pStyle w:val="Compact"/>
               <w:jc w:val="left"/>
-              <w:ind w:right="0" w:left="0" w:firstLine="0"/>
-              <w:spacing w:after="40" w:lineRule="auto" w:before="40" w:line="240"/>
+              <w:ind w:left="0" w:firstLine="0" w:right="0"/>
+              <w:spacing w:lineRule="auto" w:before="40" w:after="40" w:line="240"/>
             </w:pPr>
             <w:r>
               <w:rPr>
@@ -9759,8 +9759,8 @@
             <w:pPr>
               <w:pStyle w:val="Compact"/>
               <w:jc w:val="left"/>
-              <w:ind w:right="0" w:left="0" w:firstLine="0"/>
-              <w:spacing w:after="40" w:lineRule="auto" w:before="40" w:line="240"/>
+              <w:ind w:left="0" w:firstLine="0" w:right="0"/>
+              <w:spacing w:lineRule="auto" w:before="40" w:after="40" w:line="240"/>
             </w:pPr>
             <w:r>
               <w:rPr>
@@ -9776,8 +9776,8 @@
             <w:pPr>
               <w:pStyle w:val="Compact"/>
               <w:jc w:val="left"/>
-              <w:ind w:right="0" w:left="0" w:firstLine="0"/>
-              <w:spacing w:after="40" w:lineRule="auto" w:before="40" w:line="240"/>
+              <w:ind w:left="0" w:firstLine="0" w:right="0"/>
+              <w:spacing w:lineRule="auto" w:before="40" w:after="40" w:line="240"/>
             </w:pPr>
             <w:r>
               <w:rPr>
@@ -9862,12 +9862,12 @@
     </w:p>
     <w:p>
       <w:pPr>
-        <w:spacing w:after="0" w:line="20" w:lineRule="exact" w:before="0"/>
+        <w:spacing w:lineRule="exact" w:line="20" w:after="0" w:before="0"/>
         <w:rPr>
           <w:sz w:val="2"/>
         </w:rPr>
       </w:pPr>
-      <w:bookmarkStart w:name="listing-src-file-include" w:id="44202"/>
+      <w:bookmarkStart w:id="44202" w:name="listing-src-file-include"/>
       <w:bookmarkEnd w:id="44202"/>
     </w:p>
     <w:p>
@@ -10060,12 +10060,12 @@
     </w:p>
     <w:p>
       <w:pPr>
-        <w:spacing w:after="0" w:line="20" w:lineRule="exact" w:before="0"/>
+        <w:spacing w:lineRule="exact" w:line="20" w:after="0" w:before="0"/>
         <w:rPr>
           <w:sz w:val="2"/>
         </w:rPr>
       </w:pPr>
-      <w:bookmarkStart w:name="listing-src-include-level-shift" w:id="60259"/>
+      <w:bookmarkStart w:id="60259" w:name="listing-src-include-level-shift"/>
       <w:bookmarkEnd w:id="60259"/>
     </w:p>
     <w:p>
@@ -10522,12 +10522,12 @@
     </w:p>
     <w:p>
       <w:pPr>
-        <w:spacing w:after="0" w:line="20" w:lineRule="exact" w:before="0"/>
+        <w:spacing w:lineRule="exact" w:line="20" w:after="0" w:before="0"/>
         <w:rPr>
           <w:sz w:val="2"/>
         </w:rPr>
       </w:pPr>
-      <w:bookmarkStart w:name="puml-diag-layers" w:id="2748"/>
+      <w:bookmarkStart w:id="2748" w:name="puml-diag-layers"/>
       <w:bookmarkEnd w:id="2748"/>
     </w:p>
     <w:p>
@@ -10621,12 +10621,12 @@
     </w:p>
     <w:p>
       <w:pPr>
-        <w:spacing w:after="0" w:line="20" w:lineRule="exact" w:before="0"/>
+        <w:spacing w:lineRule="exact" w:line="20" w:after="0" w:before="0"/>
         <w:rPr>
           <w:sz w:val="2"/>
         </w:rPr>
       </w:pPr>
-      <w:bookmarkStart w:name="csv-tbl-components" w:id="61229"/>
+      <w:bookmarkStart w:id="61229" w:name="csv-tbl-components"/>
       <w:bookmarkEnd w:id="61229"/>
     </w:p>
     <w:p>
@@ -10663,12 +10663,12 @@
         <w:tblLook w:firstRow="1" w:lastRow="0" w:firstColumn="0" w:lastColumn="0" w:noHBand="0" w:noVBand="0" w:val="0020"/>
         <w:jc w:val="start"/>
         <w:tblBorders>
-          <w:top w:space="0" w:val="single" w:color="000000" w:sz="6"/>
-          <w:left w:space="0" w:val="single" w:color="000000" w:sz="6"/>
-          <w:bottom w:space="0" w:val="single" w:color="000000" w:sz="6"/>
-          <w:right w:space="0" w:val="single" w:color="000000" w:sz="6"/>
-          <w:insideH w:space="0" w:val="single" w:color="000000" w:sz="6"/>
-          <w:insideV w:space="0" w:val="single" w:color="000000" w:sz="6"/>
+          <w:top w:val="single" w:space="0" w:color="000000" w:sz="6"/>
+          <w:left w:val="single" w:space="0" w:color="000000" w:sz="6"/>
+          <w:bottom w:val="single" w:space="0" w:color="000000" w:sz="6"/>
+          <w:right w:val="single" w:space="0" w:color="000000" w:sz="6"/>
+          <w:insideH w:val="single" w:space="0" w:color="000000" w:sz="6"/>
+          <w:insideV w:val="single" w:space="0" w:color="000000" w:sz="6"/>
         </w:tblBorders>
         <w:tblCellMar>
           <w:top w:w="57" w:type="dxa"/>
@@ -10688,14 +10688,14 @@
         </w:trPr>
         <w:tc>
           <w:tcPr>
-            <w:shd w:color="auto" w:val="clear" w:fill="E8E8E8"/>
+            <w:shd w:val="clear" w:color="auto" w:fill="E8E8E8"/>
           </w:tcPr>
           <w:p>
             <w:pPr>
               <w:pStyle w:val="Compact"/>
               <w:jc w:val="left"/>
-              <w:ind w:right="0" w:left="0" w:firstLine="0"/>
-              <w:spacing w:after="40" w:lineRule="auto" w:before="40" w:line="240"/>
+              <w:ind w:left="0" w:firstLine="0" w:right="0"/>
+              <w:spacing w:lineRule="auto" w:before="40" w:after="40" w:line="240"/>
             </w:pPr>
             <w:r>
               <w:rPr>
@@ -10707,14 +10707,14 @@
         </w:tc>
         <w:tc>
           <w:tcPr>
-            <w:shd w:color="auto" w:val="clear" w:fill="E8E8E8"/>
+            <w:shd w:val="clear" w:color="auto" w:fill="E8E8E8"/>
           </w:tcPr>
           <w:p>
             <w:pPr>
               <w:pStyle w:val="Compact"/>
               <w:jc w:val="left"/>
-              <w:ind w:right="0" w:left="0" w:firstLine="0"/>
-              <w:spacing w:after="40" w:lineRule="auto" w:before="40" w:line="240"/>
+              <w:ind w:left="0" w:firstLine="0" w:right="0"/>
+              <w:spacing w:lineRule="auto" w:before="40" w:after="40" w:line="240"/>
             </w:pPr>
             <w:r>
               <w:rPr>
@@ -10726,14 +10726,14 @@
         </w:tc>
         <w:tc>
           <w:tcPr>
-            <w:shd w:color="auto" w:val="clear" w:fill="E8E8E8"/>
+            <w:shd w:val="clear" w:color="auto" w:fill="E8E8E8"/>
           </w:tcPr>
           <w:p>
             <w:pPr>
               <w:pStyle w:val="Compact"/>
               <w:jc w:val="left"/>
-              <w:ind w:right="0" w:left="0" w:firstLine="0"/>
-              <w:spacing w:after="40" w:lineRule="auto" w:before="40" w:line="240"/>
+              <w:ind w:left="0" w:firstLine="0" w:right="0"/>
+              <w:spacing w:lineRule="auto" w:before="40" w:after="40" w:line="240"/>
             </w:pPr>
             <w:r>
               <w:rPr>
@@ -10751,8 +10751,8 @@
             <w:pPr>
               <w:pStyle w:val="Compact"/>
               <w:jc w:val="left"/>
-              <w:ind w:right="0" w:left="0" w:firstLine="0"/>
-              <w:spacing w:after="40" w:lineRule="auto" w:before="40" w:line="240"/>
+              <w:ind w:left="0" w:firstLine="0" w:right="0"/>
+              <w:spacing w:lineRule="auto" w:before="40" w:after="40" w:line="240"/>
             </w:pPr>
             <w:r>
               <w:t xml:space="preserve">Web UI</w:t>
@@ -10765,8 +10765,8 @@
             <w:pPr>
               <w:pStyle w:val="Compact"/>
               <w:jc w:val="left"/>
-              <w:ind w:right="0" w:left="0" w:firstLine="0"/>
-              <w:spacing w:after="40" w:lineRule="auto" w:before="40" w:line="240"/>
+              <w:ind w:left="0" w:firstLine="0" w:right="0"/>
+              <w:spacing w:lineRule="auto" w:before="40" w:after="40" w:line="240"/>
             </w:pPr>
             <w:r>
               <w:t xml:space="preserve">Presentation</w:t>
@@ -10779,8 +10779,8 @@
             <w:pPr>
               <w:pStyle w:val="Compact"/>
               <w:jc w:val="left"/>
-              <w:ind w:right="0" w:left="0" w:firstLine="0"/>
-              <w:spacing w:after="40" w:lineRule="auto" w:before="40" w:line="240"/>
+              <w:ind w:left="0" w:firstLine="0" w:right="0"/>
+              <w:spacing w:lineRule="auto" w:before="40" w:after="40" w:line="240"/>
             </w:pPr>
             <w:r>
               <w:t xml:space="preserve">React</w:t>
@@ -10795,8 +10795,8 @@
             <w:pPr>
               <w:pStyle w:val="Compact"/>
               <w:jc w:val="left"/>
-              <w:ind w:right="0" w:left="0" w:firstLine="0"/>
-              <w:spacing w:after="40" w:lineRule="auto" w:before="40" w:line="240"/>
+              <w:ind w:left="0" w:firstLine="0" w:right="0"/>
+              <w:spacing w:lineRule="auto" w:before="40" w:after="40" w:line="240"/>
             </w:pPr>
             <w:r>
               <w:t xml:space="preserve">Auth Service</w:t>
@@ -10809,8 +10809,8 @@
             <w:pPr>
               <w:pStyle w:val="Compact"/>
               <w:jc w:val="left"/>
-              <w:ind w:right="0" w:left="0" w:firstLine="0"/>
-              <w:spacing w:after="40" w:lineRule="auto" w:before="40" w:line="240"/>
+              <w:ind w:left="0" w:firstLine="0" w:right="0"/>
+              <w:spacing w:lineRule="auto" w:before="40" w:after="40" w:line="240"/>
             </w:pPr>
             <w:r>
               <w:t xml:space="preserve">Business Logic</w:t>
@@ -10823,8 +10823,8 @@
             <w:pPr>
               <w:pStyle w:val="Compact"/>
               <w:jc w:val="left"/>
-              <w:ind w:right="0" w:left="0" w:firstLine="0"/>
-              <w:spacing w:after="40" w:lineRule="auto" w:before="40" w:line="240"/>
+              <w:ind w:left="0" w:firstLine="0" w:right="0"/>
+              <w:spacing w:lineRule="auto" w:before="40" w:after="40" w:line="240"/>
             </w:pPr>
             <w:r>
               <w:t xml:space="preserve">Node.js</w:t>
@@ -10839,8 +10839,8 @@
             <w:pPr>
               <w:pStyle w:val="Compact"/>
               <w:jc w:val="left"/>
-              <w:ind w:right="0" w:left="0" w:firstLine="0"/>
-              <w:spacing w:after="40" w:lineRule="auto" w:before="40" w:line="240"/>
+              <w:ind w:left="0" w:firstLine="0" w:right="0"/>
+              <w:spacing w:lineRule="auto" w:before="40" w:after="40" w:line="240"/>
             </w:pPr>
             <w:r>
               <w:t xml:space="preserve">Data Service</w:t>
@@ -10853,8 +10853,8 @@
             <w:pPr>
               <w:pStyle w:val="Compact"/>
               <w:jc w:val="left"/>
-              <w:ind w:right="0" w:left="0" w:firstLine="0"/>
-              <w:spacing w:after="40" w:lineRule="auto" w:before="40" w:line="240"/>
+              <w:ind w:left="0" w:firstLine="0" w:right="0"/>
+              <w:spacing w:lineRule="auto" w:before="40" w:after="40" w:line="240"/>
             </w:pPr>
             <w:r>
               <w:t xml:space="preserve">Business Logic</w:t>
@@ -10867,8 +10867,8 @@
             <w:pPr>
               <w:pStyle w:val="Compact"/>
               <w:jc w:val="left"/>
-              <w:ind w:right="0" w:left="0" w:firstLine="0"/>
-              <w:spacing w:after="40" w:lineRule="auto" w:before="40" w:line="240"/>
+              <w:ind w:left="0" w:firstLine="0" w:right="0"/>
+              <w:spacing w:lineRule="auto" w:before="40" w:after="40" w:line="240"/>
             </w:pPr>
             <w:r>
               <w:t xml:space="preserve">Python</w:t>
@@ -10883,8 +10883,8 @@
             <w:pPr>
               <w:pStyle w:val="Compact"/>
               <w:jc w:val="left"/>
-              <w:ind w:right="0" w:left="0" w:firstLine="0"/>
-              <w:spacing w:after="40" w:lineRule="auto" w:before="40" w:line="240"/>
+              <w:ind w:left="0" w:firstLine="0" w:right="0"/>
+              <w:spacing w:lineRule="auto" w:before="40" w:after="40" w:line="240"/>
             </w:pPr>
             <w:r>
               <w:t xml:space="preserve">Database</w:t>
@@ -10897,8 +10897,8 @@
             <w:pPr>
               <w:pStyle w:val="Compact"/>
               <w:jc w:val="left"/>
-              <w:ind w:right="0" w:left="0" w:firstLine="0"/>
-              <w:spacing w:after="40" w:lineRule="auto" w:before="40" w:line="240"/>
+              <w:ind w:left="0" w:firstLine="0" w:right="0"/>
+              <w:spacing w:lineRule="auto" w:before="40" w:after="40" w:line="240"/>
             </w:pPr>
             <w:r>
               <w:t xml:space="preserve">Persistence</w:t>
@@ -10911,8 +10911,8 @@
             <w:pPr>
               <w:pStyle w:val="Compact"/>
               <w:jc w:val="left"/>
-              <w:ind w:right="0" w:left="0" w:firstLine="0"/>
-              <w:spacing w:after="40" w:lineRule="auto" w:before="40" w:line="240"/>
+              <w:ind w:left="0" w:firstLine="0" w:right="0"/>
+              <w:spacing w:lineRule="auto" w:before="40" w:after="40" w:line="240"/>
             </w:pPr>
             <w:r>
               <w:t xml:space="preserve">PostgreSQL</w:t>
@@ -10937,12 +10937,12 @@
     </w:p>
     <w:p>
       <w:pPr>
-        <w:spacing w:after="0" w:line="20" w:lineRule="exact" w:before="0"/>
+        <w:spacing w:lineRule="exact" w:line="20" w:after="0" w:before="0"/>
         <w:rPr>
           <w:sz w:val="2"/>
         </w:rPr>
       </w:pPr>
-      <w:bookmarkStart w:name="csv-tbl-metrics" w:id="70414"/>
+      <w:bookmarkStart w:id="70414" w:name="csv-tbl-metrics"/>
       <w:bookmarkEnd w:id="70414"/>
     </w:p>
     <w:p>
@@ -10979,12 +10979,12 @@
         <w:tblLook w:firstRow="1" w:lastRow="0" w:firstColumn="0" w:lastColumn="0" w:noHBand="0" w:noVBand="0" w:val="0020"/>
         <w:jc w:val="start"/>
         <w:tblBorders>
-          <w:top w:space="0" w:val="single" w:color="000000" w:sz="6"/>
-          <w:left w:space="0" w:val="single" w:color="000000" w:sz="6"/>
-          <w:bottom w:space="0" w:val="single" w:color="000000" w:sz="6"/>
-          <w:right w:space="0" w:val="single" w:color="000000" w:sz="6"/>
-          <w:insideH w:space="0" w:val="single" w:color="000000" w:sz="6"/>
-          <w:insideV w:space="0" w:val="single" w:color="000000" w:sz="6"/>
+          <w:top w:val="single" w:space="0" w:color="000000" w:sz="6"/>
+          <w:left w:val="single" w:space="0" w:color="000000" w:sz="6"/>
+          <w:bottom w:val="single" w:space="0" w:color="000000" w:sz="6"/>
+          <w:right w:val="single" w:space="0" w:color="000000" w:sz="6"/>
+          <w:insideH w:val="single" w:space="0" w:color="000000" w:sz="6"/>
+          <w:insideV w:val="single" w:space="0" w:color="000000" w:sz="6"/>
         </w:tblBorders>
         <w:tblCellMar>
           <w:top w:w="57" w:type="dxa"/>
@@ -11005,14 +11005,14 @@
         </w:trPr>
         <w:tc>
           <w:tcPr>
-            <w:shd w:color="auto" w:val="clear" w:fill="E8E8E8"/>
+            <w:shd w:val="clear" w:color="auto" w:fill="E8E8E8"/>
           </w:tcPr>
           <w:p>
             <w:pPr>
               <w:pStyle w:val="Compact"/>
               <w:jc w:val="left"/>
-              <w:ind w:right="0" w:left="0" w:firstLine="0"/>
-              <w:spacing w:after="40" w:lineRule="auto" w:before="40" w:line="240"/>
+              <w:ind w:left="0" w:firstLine="0" w:right="0"/>
+              <w:spacing w:lineRule="auto" w:before="40" w:after="40" w:line="240"/>
             </w:pPr>
             <w:r>
               <w:rPr>
@@ -11024,14 +11024,14 @@
         </w:tc>
         <w:tc>
           <w:tcPr>
-            <w:shd w:color="auto" w:val="clear" w:fill="E8E8E8"/>
+            <w:shd w:val="clear" w:color="auto" w:fill="E8E8E8"/>
           </w:tcPr>
           <w:p>
             <w:pPr>
               <w:pStyle w:val="Compact"/>
               <w:jc w:val="left"/>
-              <w:ind w:right="0" w:left="0" w:firstLine="0"/>
-              <w:spacing w:after="40" w:lineRule="auto" w:before="40" w:line="240"/>
+              <w:ind w:left="0" w:firstLine="0" w:right="0"/>
+              <w:spacing w:lineRule="auto" w:before="40" w:after="40" w:line="240"/>
             </w:pPr>
             <w:r>
               <w:rPr>
@@ -11043,14 +11043,14 @@
         </w:tc>
         <w:tc>
           <w:tcPr>
-            <w:shd w:color="auto" w:val="clear" w:fill="E8E8E8"/>
+            <w:shd w:val="clear" w:color="auto" w:fill="E8E8E8"/>
           </w:tcPr>
           <w:p>
             <w:pPr>
               <w:pStyle w:val="Compact"/>
               <w:jc w:val="left"/>
-              <w:ind w:right="0" w:left="0" w:firstLine="0"/>
-              <w:spacing w:after="40" w:lineRule="auto" w:before="40" w:line="240"/>
+              <w:ind w:left="0" w:firstLine="0" w:right="0"/>
+              <w:spacing w:lineRule="auto" w:before="40" w:after="40" w:line="240"/>
             </w:pPr>
             <w:r>
               <w:rPr>
@@ -11062,14 +11062,14 @@
         </w:tc>
         <w:tc>
           <w:tcPr>
-            <w:shd w:color="auto" w:val="clear" w:fill="E8E8E8"/>
+            <w:shd w:val="clear" w:color="auto" w:fill="E8E8E8"/>
           </w:tcPr>
           <w:p>
             <w:pPr>
               <w:pStyle w:val="Compact"/>
               <w:jc w:val="left"/>
-              <w:ind w:right="0" w:left="0" w:firstLine="0"/>
-              <w:spacing w:after="40" w:lineRule="auto" w:before="40" w:line="240"/>
+              <w:ind w:left="0" w:firstLine="0" w:right="0"/>
+              <w:spacing w:lineRule="auto" w:before="40" w:after="40" w:line="240"/>
             </w:pPr>
             <w:r>
               <w:rPr>
@@ -11087,8 +11087,8 @@
             <w:pPr>
               <w:pStyle w:val="Compact"/>
               <w:jc w:val="left"/>
-              <w:ind w:right="0" w:left="0" w:firstLine="0"/>
-              <w:spacing w:after="40" w:lineRule="auto" w:before="40" w:line="240"/>
+              <w:ind w:left="0" w:firstLine="0" w:right="0"/>
+              <w:spacing w:lineRule="auto" w:before="40" w:after="40" w:line="240"/>
             </w:pPr>
             <w:r>
               <w:t xml:space="preserve">Response time (ms)</w:t>
@@ -11101,8 +11101,8 @@
             <w:pPr>
               <w:pStyle w:val="Compact"/>
               <w:jc w:val="left"/>
-              <w:ind w:right="0" w:left="0" w:firstLine="0"/>
-              <w:spacing w:after="40" w:lineRule="auto" w:before="40" w:line="240"/>
+              <w:ind w:left="0" w:firstLine="0" w:right="0"/>
+              <w:spacing w:lineRule="auto" w:before="40" w:after="40" w:line="240"/>
             </w:pPr>
             <w:r>
               <w:t xml:space="preserve">200</w:t>
@@ -11115,8 +11115,8 @@
             <w:pPr>
               <w:pStyle w:val="Compact"/>
               <w:jc w:val="left"/>
-              <w:ind w:right="0" w:left="0" w:firstLine="0"/>
-              <w:spacing w:after="40" w:lineRule="auto" w:before="40" w:line="240"/>
+              <w:ind w:left="0" w:firstLine="0" w:right="0"/>
+              <w:spacing w:lineRule="auto" w:before="40" w:after="40" w:line="240"/>
             </w:pPr>
             <w:r>
               <w:t xml:space="preserve">185</w:t>
@@ -11129,8 +11129,8 @@
             <w:pPr>
               <w:pStyle w:val="Compact"/>
               <w:jc w:val="left"/>
-              <w:ind w:right="0" w:left="0" w:firstLine="0"/>
-              <w:spacing w:after="40" w:lineRule="auto" w:before="40" w:line="240"/>
+              <w:ind w:left="0" w:firstLine="0" w:right="0"/>
+              <w:spacing w:lineRule="auto" w:before="40" w:after="40" w:line="240"/>
             </w:pPr>
             <w:r>
               <w:t xml:space="preserve">Pass</w:t>
@@ -11145,8 +11145,8 @@
             <w:pPr>
               <w:pStyle w:val="Compact"/>
               <w:jc w:val="left"/>
-              <w:ind w:right="0" w:left="0" w:firstLine="0"/>
-              <w:spacing w:after="40" w:lineRule="auto" w:before="40" w:line="240"/>
+              <w:ind w:left="0" w:firstLine="0" w:right="0"/>
+              <w:spacing w:lineRule="auto" w:before="40" w:after="40" w:line="240"/>
             </w:pPr>
             <w:r>
               <w:t xml:space="preserve">Throughput (req/s)</w:t>
@@ -11159,8 +11159,8 @@
             <w:pPr>
               <w:pStyle w:val="Compact"/>
               <w:jc w:val="left"/>
-              <w:ind w:right="0" w:left="0" w:firstLine="0"/>
-              <w:spacing w:after="40" w:lineRule="auto" w:before="40" w:line="240"/>
+              <w:ind w:left="0" w:firstLine="0" w:right="0"/>
+              <w:spacing w:lineRule="auto" w:before="40" w:after="40" w:line="240"/>
             </w:pPr>
             <w:r>
               <w:t xml:space="preserve">1000</w:t>
@@ -11173,8 +11173,8 @@
             <w:pPr>
               <w:pStyle w:val="Compact"/>
               <w:jc w:val="left"/>
-              <w:ind w:right="0" w:left="0" w:firstLine="0"/>
-              <w:spacing w:after="40" w:lineRule="auto" w:before="40" w:line="240"/>
+              <w:ind w:left="0" w:firstLine="0" w:right="0"/>
+              <w:spacing w:lineRule="auto" w:before="40" w:after="40" w:line="240"/>
             </w:pPr>
             <w:r>
               <w:t xml:space="preserve">1120</w:t>
@@ -11187,8 +11187,8 @@
             <w:pPr>
               <w:pStyle w:val="Compact"/>
               <w:jc w:val="left"/>
-              <w:ind w:right="0" w:left="0" w:firstLine="0"/>
-              <w:spacing w:after="40" w:lineRule="auto" w:before="40" w:line="240"/>
+              <w:ind w:left="0" w:firstLine="0" w:right="0"/>
+              <w:spacing w:lineRule="auto" w:before="40" w:after="40" w:line="240"/>
             </w:pPr>
             <w:r>
               <w:t xml:space="preserve">Pass</w:t>
@@ -11203,8 +11203,8 @@
             <w:pPr>
               <w:pStyle w:val="Compact"/>
               <w:jc w:val="left"/>
-              <w:ind w:right="0" w:left="0" w:firstLine="0"/>
-              <w:spacing w:after="40" w:lineRule="auto" w:before="40" w:line="240"/>
+              <w:ind w:left="0" w:firstLine="0" w:right="0"/>
+              <w:spacing w:lineRule="auto" w:before="40" w:after="40" w:line="240"/>
             </w:pPr>
             <w:r>
               <w:t xml:space="preserve">Error rate (%)</w:t>
@@ -11217,8 +11217,8 @@
             <w:pPr>
               <w:pStyle w:val="Compact"/>
               <w:jc w:val="left"/>
-              <w:ind w:right="0" w:left="0" w:firstLine="0"/>
-              <w:spacing w:after="40" w:lineRule="auto" w:before="40" w:line="240"/>
+              <w:ind w:left="0" w:firstLine="0" w:right="0"/>
+              <w:spacing w:lineRule="auto" w:before="40" w:after="40" w:line="240"/>
             </w:pPr>
             <w:r>
               <w:t xml:space="preserve">1.0</w:t>
@@ -11231,8 +11231,8 @@
             <w:pPr>
               <w:pStyle w:val="Compact"/>
               <w:jc w:val="left"/>
-              <w:ind w:right="0" w:left="0" w:firstLine="0"/>
-              <w:spacing w:after="40" w:lineRule="auto" w:before="40" w:line="240"/>
+              <w:ind w:left="0" w:firstLine="0" w:right="0"/>
+              <w:spacing w:lineRule="auto" w:before="40" w:after="40" w:line="240"/>
             </w:pPr>
             <w:r>
               <w:t xml:space="preserve">0.3</w:t>
@@ -11245,8 +11245,8 @@
             <w:pPr>
               <w:pStyle w:val="Compact"/>
               <w:jc w:val="left"/>
-              <w:ind w:right="0" w:left="0" w:firstLine="0"/>
-              <w:spacing w:after="40" w:lineRule="auto" w:before="40" w:line="240"/>
+              <w:ind w:left="0" w:firstLine="0" w:right="0"/>
+              <w:spacing w:lineRule="auto" w:before="40" w:after="40" w:line="240"/>
             </w:pPr>
             <w:r>
               <w:t xml:space="preserve">Pass</w:t>
@@ -11261,8 +11261,8 @@
             <w:pPr>
               <w:pStyle w:val="Compact"/>
               <w:jc w:val="left"/>
-              <w:ind w:right="0" w:left="0" w:firstLine="0"/>
-              <w:spacing w:after="40" w:lineRule="auto" w:before="40" w:line="240"/>
+              <w:ind w:left="0" w:firstLine="0" w:right="0"/>
+              <w:spacing w:lineRule="auto" w:before="40" w:after="40" w:line="240"/>
             </w:pPr>
             <w:r>
               <w:t xml:space="preserve">Memory usage (MB)</w:t>
@@ -11275,8 +11275,8 @@
             <w:pPr>
               <w:pStyle w:val="Compact"/>
               <w:jc w:val="left"/>
-              <w:ind w:right="0" w:left="0" w:firstLine="0"/>
-              <w:spacing w:after="40" w:lineRule="auto" w:before="40" w:line="240"/>
+              <w:ind w:left="0" w:firstLine="0" w:right="0"/>
+              <w:spacing w:lineRule="auto" w:before="40" w:after="40" w:line="240"/>
             </w:pPr>
             <w:r>
               <w:t xml:space="preserve">512</w:t>
@@ -11289,8 +11289,8 @@
             <w:pPr>
               <w:pStyle w:val="Compact"/>
               <w:jc w:val="left"/>
-              <w:ind w:right="0" w:left="0" w:firstLine="0"/>
-              <w:spacing w:after="40" w:lineRule="auto" w:before="40" w:line="240"/>
+              <w:ind w:left="0" w:firstLine="0" w:right="0"/>
+              <w:spacing w:lineRule="auto" w:before="40" w:after="40" w:line="240"/>
             </w:pPr>
             <w:r>
               <w:t xml:space="preserve">487</w:t>
@@ -11303,8 +11303,8 @@
             <w:pPr>
               <w:pStyle w:val="Compact"/>
               <w:jc w:val="left"/>
-              <w:ind w:right="0" w:left="0" w:firstLine="0"/>
-              <w:spacing w:after="40" w:lineRule="auto" w:before="40" w:line="240"/>
+              <w:ind w:left="0" w:firstLine="0" w:right="0"/>
+              <w:spacing w:lineRule="auto" w:before="40" w:after="40" w:line="240"/>
             </w:pPr>
             <w:r>
               <w:t xml:space="preserve">Pass</w:t>
@@ -11329,12 +11329,12 @@
     </w:p>
     <w:p>
       <w:pPr>
-        <w:spacing w:after="0" w:line="20" w:lineRule="exact" w:before="0"/>
+        <w:spacing w:lineRule="exact" w:line="20" w:after="0" w:before="0"/>
         <w:rPr>
           <w:sz w:val="2"/>
         </w:rPr>
       </w:pPr>
-      <w:bookmarkStart w:name="listing-lst-init" w:id="92378"/>
+      <w:bookmarkStart w:id="92378" w:name="listing-lst-init"/>
       <w:bookmarkEnd w:id="92378"/>
     </w:p>
     <w:p>
@@ -11590,7 +11590,7 @@
       <w:r>
         <w:tab/>
       </w:r>
-      <w:bookmarkStart w:name="math-eq-latency" w:id="22083"/>
+      <w:bookmarkStart w:id="22083" w:name="math-eq-latency"/>
       <w:r>
         <w:t>(</w:t>
       </w:r>
@@ -12410,12 +12410,12 @@
     </w:p>
     <w:p>
       <w:pPr>
-        <w:spacing w:after="0" w:line="20" w:lineRule="exact" w:before="0"/>
+        <w:spacing w:lineRule="exact" w:line="20" w:after="0" w:before="0"/>
         <w:rPr>
           <w:sz w:val="2"/>
         </w:rPr>
       </w:pPr>
-      <w:bookmarkStart w:name="csv-tbl-xref-selectors" w:id="68857"/>
+      <w:bookmarkStart w:id="68857" w:name="csv-tbl-xref-selectors"/>
       <w:bookmarkEnd w:id="68857"/>
     </w:p>
     <w:p>
@@ -12452,12 +12452,12 @@
         <w:tblLook w:firstRow="1" w:lastRow="0" w:firstColumn="0" w:lastColumn="0" w:noHBand="0" w:noVBand="0" w:val="0020"/>
         <w:jc w:val="start"/>
         <w:tblBorders>
-          <w:top w:space="0" w:val="single" w:color="000000" w:sz="6"/>
-          <w:left w:space="0" w:val="single" w:color="000000" w:sz="6"/>
-          <w:bottom w:space="0" w:val="single" w:color="000000" w:sz="6"/>
-          <w:right w:space="0" w:val="single" w:color="000000" w:sz="6"/>
-          <w:insideH w:space="0" w:val="single" w:color="000000" w:sz="6"/>
-          <w:insideV w:space="0" w:val="single" w:color="000000" w:sz="6"/>
+          <w:top w:val="single" w:space="0" w:color="000000" w:sz="6"/>
+          <w:left w:val="single" w:space="0" w:color="000000" w:sz="6"/>
+          <w:bottom w:val="single" w:space="0" w:color="000000" w:sz="6"/>
+          <w:right w:val="single" w:space="0" w:color="000000" w:sz="6"/>
+          <w:insideH w:val="single" w:space="0" w:color="000000" w:sz="6"/>
+          <w:insideV w:val="single" w:space="0" w:color="000000" w:sz="6"/>
         </w:tblBorders>
         <w:tblCellMar>
           <w:top w:w="57" w:type="dxa"/>
@@ -12477,14 +12477,14 @@
         </w:trPr>
         <w:tc>
           <w:tcPr>
-            <w:shd w:color="auto" w:val="clear" w:fill="E8E8E8"/>
+            <w:shd w:val="clear" w:color="auto" w:fill="E8E8E8"/>
           </w:tcPr>
           <w:p>
             <w:pPr>
               <w:pStyle w:val="Compact"/>
               <w:jc w:val="left"/>
-              <w:ind w:right="0" w:left="0" w:firstLine="0"/>
-              <w:spacing w:after="40" w:lineRule="auto" w:before="40" w:line="240"/>
+              <w:ind w:left="0" w:firstLine="0" w:right="0"/>
+              <w:spacing w:lineRule="auto" w:before="40" w:after="40" w:line="240"/>
             </w:pPr>
             <w:r>
               <w:rPr>
@@ -12496,14 +12496,14 @@
         </w:tc>
         <w:tc>
           <w:tcPr>
-            <w:shd w:color="auto" w:val="clear" w:fill="E8E8E8"/>
+            <w:shd w:val="clear" w:color="auto" w:fill="E8E8E8"/>
           </w:tcPr>
           <w:p>
             <w:pPr>
               <w:pStyle w:val="Compact"/>
               <w:jc w:val="left"/>
-              <w:ind w:right="0" w:left="0" w:firstLine="0"/>
-              <w:spacing w:after="40" w:lineRule="auto" w:before="40" w:line="240"/>
+              <w:ind w:left="0" w:firstLine="0" w:right="0"/>
+              <w:spacing w:lineRule="auto" w:before="40" w:after="40" w:line="240"/>
             </w:pPr>
             <w:r>
               <w:rPr>
@@ -12515,14 +12515,14 @@
         </w:tc>
         <w:tc>
           <w:tcPr>
-            <w:shd w:color="auto" w:val="clear" w:fill="E8E8E8"/>
+            <w:shd w:val="clear" w:color="auto" w:fill="E8E8E8"/>
           </w:tcPr>
           <w:p>
             <w:pPr>
               <w:pStyle w:val="Compact"/>
               <w:jc w:val="left"/>
-              <w:ind w:right="0" w:left="0" w:firstLine="0"/>
-              <w:spacing w:after="40" w:lineRule="auto" w:before="40" w:line="240"/>
+              <w:ind w:left="0" w:firstLine="0" w:right="0"/>
+              <w:spacing w:lineRule="auto" w:before="40" w:after="40" w:line="240"/>
             </w:pPr>
             <w:r>
               <w:rPr>
@@ -12540,8 +12540,8 @@
             <w:pPr>
               <w:pStyle w:val="Compact"/>
               <w:jc w:val="left"/>
-              <w:ind w:right="0" w:left="0" w:firstLine="0"/>
-              <w:spacing w:after="40" w:lineRule="auto" w:before="40" w:line="240"/>
+              <w:ind w:left="0" w:firstLine="0" w:right="0"/>
+              <w:spacing w:lineRule="auto" w:before="40" w:after="40" w:line="240"/>
             </w:pPr>
             <w:r>
               <w:rPr>
@@ -12563,8 +12563,8 @@
             <w:pPr>
               <w:pStyle w:val="Compact"/>
               <w:jc w:val="left"/>
-              <w:ind w:right="0" w:left="0" w:firstLine="0"/>
-              <w:spacing w:after="40" w:lineRule="auto" w:before="40" w:line="240"/>
+              <w:ind w:left="0" w:firstLine="0" w:right="0"/>
+              <w:spacing w:lineRule="auto" w:before="40" w:after="40" w:line="240"/>
             </w:pPr>
             <w:r>
               <w:rPr>
@@ -12580,8 +12580,8 @@
             <w:pPr>
               <w:pStyle w:val="Compact"/>
               <w:jc w:val="left"/>
-              <w:ind w:right="0" w:left="0" w:firstLine="0"/>
-              <w:spacing w:after="40" w:lineRule="auto" w:before="40" w:line="240"/>
+              <w:ind w:left="0" w:firstLine="0" w:right="0"/>
+              <w:spacing w:lineRule="auto" w:before="40" w:after="40" w:line="240"/>
             </w:pPr>
             <w:r>
               <w:t xml:space="preserve">Exact PID lookup. Same-spec first, then cross-document fallback. Never ambiguous.</w:t>
@@ -12596,8 +12596,8 @@
             <w:pPr>
               <w:pStyle w:val="Compact"/>
               <w:jc w:val="left"/>
-              <w:ind w:right="0" w:left="0" w:firstLine="0"/>
-              <w:spacing w:after="40" w:lineRule="auto" w:before="40" w:line="240"/>
+              <w:ind w:left="0" w:firstLine="0" w:right="0"/>
+              <w:spacing w:lineRule="auto" w:before="40" w:after="40" w:line="240"/>
             </w:pPr>
             <w:r>
               <w:rPr>
@@ -12619,8 +12619,8 @@
             <w:pPr>
               <w:pStyle w:val="Compact"/>
               <w:jc w:val="left"/>
-              <w:ind w:right="0" w:left="0" w:firstLine="0"/>
-              <w:spacing w:after="40" w:lineRule="auto" w:before="40" w:line="240"/>
+              <w:ind w:left="0" w:firstLine="0" w:right="0"/>
+              <w:spacing w:lineRule="auto" w:before="40" w:after="40" w:line="240"/>
             </w:pPr>
             <w:r>
               <w:rPr>
@@ -12636,8 +12636,8 @@
             <w:pPr>
               <w:pStyle w:val="Compact"/>
               <w:jc w:val="left"/>
-              <w:ind w:right="0" w:left="0" w:firstLine="0"/>
-              <w:spacing w:after="40" w:lineRule="auto" w:before="40" w:line="240"/>
+              <w:ind w:left="0" w:firstLine="0" w:right="0"/>
+              <w:spacing w:lineRule="auto" w:before="40" w:after="40" w:line="240"/>
             </w:pPr>
             <w:r>
               <w:t xml:space="preserve">Scoped resolution: local scope, then same specification, then global. May be ambiguous if multiple matches at the same scope level.</w:t>
@@ -13217,12 +13217,12 @@
     </w:p>
     <w:p>
       <w:pPr>
-        <w:spacing w:after="0" w:line="20" w:lineRule="exact" w:before="0"/>
+        <w:spacing w:lineRule="exact" w:line="20" w:after="0" w:before="0"/>
         <w:rPr>
           <w:sz w:val="2"/>
         </w:rPr>
       </w:pPr>
-      <w:bookmarkStart w:name="listing-src-bib-config" w:id="9127"/>
+      <w:bookmarkStart w:id="9127" w:name="listing-src-bib-config"/>
       <w:bookmarkEnd w:id="9127"/>
     </w:p>
     <w:p>
@@ -13325,12 +13325,12 @@
     </w:p>
     <w:p>
       <w:pPr>
-        <w:spacing w:after="0" w:line="20" w:lineRule="exact" w:before="0"/>
+        <w:spacing w:lineRule="exact" w:line="20" w:after="0" w:before="0"/>
         <w:rPr>
           <w:sz w:val="2"/>
         </w:rPr>
       </w:pPr>
-      <w:bookmarkStart w:name="listing-src-bib-file" w:id="72833"/>
+      <w:bookmarkStart w:id="72833" w:name="listing-src-bib-file"/>
       <w:bookmarkEnd w:id="72833"/>
     </w:p>
     <w:p>
@@ -13622,12 +13622,12 @@
     </w:p>
     <w:p>
       <w:pPr>
-        <w:spacing w:after="0" w:line="20" w:lineRule="exact" w:before="0"/>
+        <w:spacing w:lineRule="exact" w:line="20" w:after="0" w:before="0"/>
         <w:rPr>
           <w:sz w:val="2"/>
         </w:rPr>
       </w:pPr>
-      <w:bookmarkStart w:name="listing-src-citation-syntax" w:id="25784"/>
+      <w:bookmarkStart w:id="25784" w:name="listing-src-citation-syntax"/>
       <w:bookmarkEnd w:id="25784"/>
     </w:p>
     <w:p>
@@ -14365,12 +14365,12 @@
     </w:p>
     <w:p>
       <w:pPr>
-        <w:spacing w:after="0" w:line="20" w:lineRule="exact" w:before="0"/>
+        <w:spacing w:lineRule="exact" w:line="20" w:after="0" w:before="0"/>
         <w:rPr>
           <w:sz w:val="2"/>
         </w:rPr>
       </w:pPr>
-      <w:bookmarkStart w:name="listing-src-chart-gauss-syntax" w:id="70967"/>
+      <w:bookmarkStart w:id="70967" w:name="listing-src-chart-gauss-syntax"/>
       <w:bookmarkEnd w:id="70967"/>
     </w:p>
     <w:p>
@@ -14714,12 +14714,12 @@
     </w:p>
     <w:p>
       <w:pPr>
-        <w:spacing w:after="0" w:line="20" w:lineRule="exact" w:before="0"/>
+        <w:spacing w:lineRule="exact" w:line="20" w:after="0" w:before="0"/>
         <w:rPr>
           <w:sz w:val="2"/>
         </w:rPr>
       </w:pPr>
-      <w:bookmarkStart w:name="listing-src-basic-usage" w:id="1073"/>
+      <w:bookmarkStart w:id="1073" w:name="listing-src-basic-usage"/>
       <w:bookmarkEnd w:id="1073"/>
     </w:p>
     <w:p>
@@ -14829,12 +14829,12 @@
     </w:p>
     <w:p>
       <w:pPr>
-        <w:spacing w:after="0" w:line="20" w:lineRule="exact" w:before="0"/>
+        <w:spacing w:lineRule="exact" w:line="20" w:after="0" w:before="0"/>
         <w:rPr>
           <w:sz w:val="2"/>
         </w:rPr>
       </w:pPr>
-      <w:bookmarkStart w:name="csv-tbl-env-vars" w:id="23843"/>
+      <w:bookmarkStart w:id="23843" w:name="csv-tbl-env-vars"/>
       <w:bookmarkEnd w:id="23843"/>
     </w:p>
     <w:p>
@@ -14871,12 +14871,12 @@
         <w:tblLook w:firstRow="1" w:lastRow="0" w:firstColumn="0" w:lastColumn="0" w:noHBand="0" w:noVBand="0" w:val="0020"/>
         <w:jc w:val="start"/>
         <w:tblBorders>
-          <w:top w:space="0" w:val="single" w:color="000000" w:sz="6"/>
-          <w:left w:space="0" w:val="single" w:color="000000" w:sz="6"/>
-          <w:bottom w:space="0" w:val="single" w:color="000000" w:sz="6"/>
-          <w:right w:space="0" w:val="single" w:color="000000" w:sz="6"/>
-          <w:insideH w:space="0" w:val="single" w:color="000000" w:sz="6"/>
-          <w:insideV w:space="0" w:val="single" w:color="000000" w:sz="6"/>
+          <w:top w:val="single" w:space="0" w:color="000000" w:sz="6"/>
+          <w:left w:val="single" w:space="0" w:color="000000" w:sz="6"/>
+          <w:bottom w:val="single" w:space="0" w:color="000000" w:sz="6"/>
+          <w:right w:val="single" w:space="0" w:color="000000" w:sz="6"/>
+          <w:insideH w:val="single" w:space="0" w:color="000000" w:sz="6"/>
+          <w:insideV w:val="single" w:space="0" w:color="000000" w:sz="6"/>
         </w:tblBorders>
         <w:tblCellMar>
           <w:top w:w="57" w:type="dxa"/>
@@ -14896,14 +14896,14 @@
         </w:trPr>
         <w:tc>
           <w:tcPr>
-            <w:shd w:color="auto" w:val="clear" w:fill="E8E8E8"/>
+            <w:shd w:val="clear" w:color="auto" w:fill="E8E8E8"/>
           </w:tcPr>
           <w:p>
             <w:pPr>
               <w:pStyle w:val="Compact"/>
               <w:jc w:val="left"/>
-              <w:ind w:right="0" w:left="0" w:firstLine="0"/>
-              <w:spacing w:after="40" w:lineRule="auto" w:before="40" w:line="240"/>
+              <w:ind w:left="0" w:firstLine="0" w:right="0"/>
+              <w:spacing w:lineRule="auto" w:before="40" w:after="40" w:line="240"/>
             </w:pPr>
             <w:r>
               <w:rPr>
@@ -14915,14 +14915,14 @@
         </w:tc>
         <w:tc>
           <w:tcPr>
-            <w:shd w:color="auto" w:val="clear" w:fill="E8E8E8"/>
+            <w:shd w:val="clear" w:color="auto" w:fill="E8E8E8"/>
           </w:tcPr>
           <w:p>
             <w:pPr>
               <w:pStyle w:val="Compact"/>
               <w:jc w:val="left"/>
-              <w:ind w:right="0" w:left="0" w:firstLine="0"/>
-              <w:spacing w:after="40" w:lineRule="auto" w:before="40" w:line="240"/>
+              <w:ind w:left="0" w:firstLine="0" w:right="0"/>
+              <w:spacing w:lineRule="auto" w:before="40" w:after="40" w:line="240"/>
             </w:pPr>
             <w:r>
               <w:rPr>
@@ -14934,14 +14934,14 @@
         </w:tc>
         <w:tc>
           <w:tcPr>
-            <w:shd w:color="auto" w:val="clear" w:fill="E8E8E8"/>
+            <w:shd w:val="clear" w:color="auto" w:fill="E8E8E8"/>
           </w:tcPr>
           <w:p>
             <w:pPr>
               <w:pStyle w:val="Compact"/>
               <w:jc w:val="left"/>
-              <w:ind w:right="0" w:left="0" w:firstLine="0"/>
-              <w:spacing w:after="40" w:lineRule="auto" w:before="40" w:line="240"/>
+              <w:ind w:left="0" w:firstLine="0" w:right="0"/>
+              <w:spacing w:lineRule="auto" w:before="40" w:after="40" w:line="240"/>
             </w:pPr>
             <w:r>
               <w:rPr>
@@ -14959,8 +14959,8 @@
             <w:pPr>
               <w:pStyle w:val="Compact"/>
               <w:jc w:val="left"/>
-              <w:ind w:right="0" w:left="0" w:firstLine="0"/>
-              <w:spacing w:after="40" w:lineRule="auto" w:before="40" w:line="240"/>
+              <w:ind w:left="0" w:firstLine="0" w:right="0"/>
+              <w:spacing w:lineRule="auto" w:before="40" w:after="40" w:line="240"/>
             </w:pPr>
             <w:r>
               <w:rPr>
@@ -14976,8 +14976,8 @@
             <w:pPr>
               <w:pStyle w:val="Compact"/>
               <w:jc w:val="left"/>
-              <w:ind w:right="0" w:left="0" w:firstLine="0"/>
-              <w:spacing w:after="40" w:lineRule="auto" w:before="40" w:line="240"/>
+              <w:ind w:left="0" w:firstLine="0" w:right="0"/>
+              <w:spacing w:lineRule="auto" w:before="40" w:after="40" w:line="240"/>
             </w:pPr>
             <w:r>
               <w:rPr>
@@ -14993,8 +14993,8 @@
             <w:pPr>
               <w:pStyle w:val="Compact"/>
               <w:jc w:val="left"/>
-              <w:ind w:right="0" w:left="0" w:firstLine="0"/>
-              <w:spacing w:after="40" w:lineRule="auto" w:before="40" w:line="240"/>
+              <w:ind w:left="0" w:firstLine="0" w:right="0"/>
+              <w:spacing w:lineRule="auto" w:before="40" w:after="40" w:line="240"/>
             </w:pPr>
             <w:r>
               <w:t xml:space="preserve">Override log level:</w:t>
@@ -15054,8 +15054,8 @@
             <w:pPr>
               <w:pStyle w:val="Compact"/>
               <w:jc w:val="left"/>
-              <w:ind w:right="0" w:left="0" w:firstLine="0"/>
-              <w:spacing w:after="40" w:lineRule="auto" w:before="40" w:line="240"/>
+              <w:ind w:left="0" w:firstLine="0" w:right="0"/>
+              <w:spacing w:lineRule="auto" w:before="40" w:after="40" w:line="240"/>
             </w:pPr>
             <w:r>
               <w:rPr>
@@ -15071,8 +15071,8 @@
             <w:pPr>
               <w:pStyle w:val="Compact"/>
               <w:jc w:val="left"/>
-              <w:ind w:right="0" w:left="0" w:firstLine="0"/>
-              <w:spacing w:after="40" w:lineRule="auto" w:before="40" w:line="240"/>
+              <w:ind w:left="0" w:firstLine="0" w:right="0"/>
+              <w:spacing w:lineRule="auto" w:before="40" w:after="40" w:line="240"/>
             </w:pPr>
             <w:r>
               <w:rPr>
@@ -15088,8 +15088,8 @@
             <w:pPr>
               <w:pStyle w:val="Compact"/>
               <w:jc w:val="left"/>
-              <w:ind w:right="0" w:left="0" w:firstLine="0"/>
-              <w:spacing w:after="40" w:lineRule="auto" w:before="40" w:line="240"/>
+              <w:ind w:left="0" w:firstLine="0" w:right="0"/>
+              <w:spacing w:lineRule="auto" w:before="40" w:after="40" w:line="240"/>
             </w:pPr>
             <w:r>
               <w:t xml:space="preserve">SpecCompiler installation root (model and binary lookup)</w:t>
@@ -15104,8 +15104,8 @@
             <w:pPr>
               <w:pStyle w:val="Compact"/>
               <w:jc w:val="left"/>
-              <w:ind w:right="0" w:left="0" w:firstLine="0"/>
-              <w:spacing w:after="40" w:lineRule="auto" w:before="40" w:line="240"/>
+              <w:ind w:left="0" w:firstLine="0" w:right="0"/>
+              <w:spacing w:lineRule="auto" w:before="40" w:after="40" w:line="240"/>
             </w:pPr>
             <w:r>
               <w:rPr>
@@ -15121,8 +15121,8 @@
             <w:pPr>
               <w:pStyle w:val="Compact"/>
               <w:jc w:val="left"/>
-              <w:ind w:right="0" w:left="0" w:firstLine="0"/>
-              <w:spacing w:after="40" w:lineRule="auto" w:before="40" w:line="240"/>
+              <w:ind w:left="0" w:firstLine="0" w:right="0"/>
+              <w:spacing w:lineRule="auto" w:before="40" w:after="40" w:line="240"/>
             </w:pPr>
             <w:r>
               <w:rPr>
@@ -15138,8 +15138,8 @@
             <w:pPr>
               <w:pStyle w:val="Compact"/>
               <w:jc w:val="left"/>
-              <w:ind w:right="0" w:left="0" w:firstLine="0"/>
-              <w:spacing w:after="40" w:lineRule="auto" w:before="40" w:line="240"/>
+              <w:ind w:left="0" w:firstLine="0" w:right="0"/>
+              <w:spacing w:lineRule="auto" w:before="40" w:after="40" w:line="240"/>
             </w:pPr>
             <w:r>
               <w:t xml:space="preserve">Distribution root (used internally for external renderers)</w:t>
@@ -15154,8 +15154,8 @@
             <w:pPr>
               <w:pStyle w:val="Compact"/>
               <w:jc w:val="left"/>
-              <w:ind w:right="0" w:left="0" w:firstLine="0"/>
-              <w:spacing w:after="40" w:lineRule="auto" w:before="40" w:line="240"/>
+              <w:ind w:left="0" w:firstLine="0" w:right="0"/>
+              <w:spacing w:lineRule="auto" w:before="40" w:after="40" w:line="240"/>
             </w:pPr>
             <w:r>
               <w:rPr>
@@ -15171,8 +15171,8 @@
             <w:pPr>
               <w:pStyle w:val="Compact"/>
               <w:jc w:val="left"/>
-              <w:ind w:right="0" w:left="0" w:firstLine="0"/>
-              <w:spacing w:after="40" w:lineRule="auto" w:before="40" w:line="240"/>
+              <w:ind w:left="0" w:firstLine="0" w:right="0"/>
+              <w:spacing w:lineRule="auto" w:before="40" w:after="40" w:line="240"/>
             </w:pPr>
             <w:r>
               <w:rPr>
@@ -15188,8 +15188,8 @@
             <w:pPr>
               <w:pStyle w:val="Compact"/>
               <w:jc w:val="left"/>
-              <w:ind w:right="0" w:left="0" w:firstLine="0"/>
-              <w:spacing w:after="40" w:lineRule="auto" w:before="40" w:line="240"/>
+              <w:ind w:left="0" w:firstLine="0" w:right="0"/>
+              <w:spacing w:lineRule="auto" w:before="40" w:after="40" w:line="240"/>
             </w:pPr>
             <w:r>
               <w:t xml:space="preserve">Docker image reference (overrides default in wrapper)</w:t>
@@ -15204,8 +15204,8 @@
             <w:pPr>
               <w:pStyle w:val="Compact"/>
               <w:jc w:val="left"/>
-              <w:ind w:right="0" w:left="0" w:firstLine="0"/>
-              <w:spacing w:after="40" w:lineRule="auto" w:before="40" w:line="240"/>
+              <w:ind w:left="0" w:firstLine="0" w:right="0"/>
+              <w:spacing w:lineRule="auto" w:before="40" w:after="40" w:line="240"/>
             </w:pPr>
             <w:r>
               <w:rPr>
@@ -15221,8 +15221,8 @@
             <w:pPr>
               <w:pStyle w:val="Compact"/>
               <w:jc w:val="left"/>
-              <w:ind w:right="0" w:left="0" w:firstLine="0"/>
-              <w:spacing w:after="40" w:lineRule="auto" w:before="40" w:line="240"/>
+              <w:ind w:left="0" w:firstLine="0" w:right="0"/>
+              <w:spacing w:lineRule="auto" w:before="40" w:after="40" w:line="240"/>
             </w:pPr>
             <w:r>
               <w:t xml:space="preserve">(unset)</w:t>
@@ -15235,8 +15235,8 @@
             <w:pPr>
               <w:pStyle w:val="Compact"/>
               <w:jc w:val="left"/>
-              <w:ind w:right="0" w:left="0" w:firstLine="0"/>
-              <w:spacing w:after="40" w:lineRule="auto" w:before="40" w:line="240"/>
+              <w:ind w:left="0" w:firstLine="0" w:right="0"/>
+              <w:spacing w:lineRule="auto" w:before="40" w:after="40" w:line="240"/>
             </w:pPr>
             <w:r>
               <w:t xml:space="preserve">Disable ANSI color codes in output</w:t>
@@ -15261,12 +15261,12 @@
     </w:p>
     <w:p>
       <w:pPr>
-        <w:spacing w:after="0" w:line="20" w:lineRule="exact" w:before="0"/>
+        <w:spacing w:lineRule="exact" w:line="20" w:after="0" w:before="0"/>
         <w:rPr>
           <w:sz w:val="2"/>
         </w:rPr>
       </w:pPr>
-      <w:bookmarkStart w:name="csv-tbl-exit-codes" w:id="82958"/>
+      <w:bookmarkStart w:id="82958" w:name="csv-tbl-exit-codes"/>
       <w:bookmarkEnd w:id="82958"/>
     </w:p>
     <w:p>
@@ -15303,12 +15303,12 @@
         <w:tblLook w:firstRow="1" w:lastRow="0" w:firstColumn="0" w:lastColumn="0" w:noHBand="0" w:noVBand="0" w:val="0020"/>
         <w:jc w:val="start"/>
         <w:tblBorders>
-          <w:top w:space="0" w:val="single" w:color="000000" w:sz="6"/>
-          <w:left w:space="0" w:val="single" w:color="000000" w:sz="6"/>
-          <w:bottom w:space="0" w:val="single" w:color="000000" w:sz="6"/>
-          <w:right w:space="0" w:val="single" w:color="000000" w:sz="6"/>
-          <w:insideH w:space="0" w:val="single" w:color="000000" w:sz="6"/>
-          <w:insideV w:space="0" w:val="single" w:color="000000" w:sz="6"/>
+          <w:top w:val="single" w:space="0" w:color="000000" w:sz="6"/>
+          <w:left w:val="single" w:space="0" w:color="000000" w:sz="6"/>
+          <w:bottom w:val="single" w:space="0" w:color="000000" w:sz="6"/>
+          <w:right w:val="single" w:space="0" w:color="000000" w:sz="6"/>
+          <w:insideH w:val="single" w:space="0" w:color="000000" w:sz="6"/>
+          <w:insideV w:val="single" w:space="0" w:color="000000" w:sz="6"/>
         </w:tblBorders>
         <w:tblCellMar>
           <w:top w:w="57" w:type="dxa"/>
@@ -15327,14 +15327,14 @@
         </w:trPr>
         <w:tc>
           <w:tcPr>
-            <w:shd w:color="auto" w:val="clear" w:fill="E8E8E8"/>
+            <w:shd w:val="clear" w:color="auto" w:fill="E8E8E8"/>
           </w:tcPr>
           <w:p>
             <w:pPr>
               <w:pStyle w:val="Compact"/>
               <w:jc w:val="left"/>
-              <w:ind w:right="0" w:left="0" w:firstLine="0"/>
-              <w:spacing w:after="40" w:lineRule="auto" w:before="40" w:line="240"/>
+              <w:ind w:left="0" w:firstLine="0" w:right="0"/>
+              <w:spacing w:lineRule="auto" w:before="40" w:after="40" w:line="240"/>
             </w:pPr>
             <w:r>
               <w:rPr>
@@ -15346,14 +15346,14 @@
         </w:tc>
         <w:tc>
           <w:tcPr>
-            <w:shd w:color="auto" w:val="clear" w:fill="E8E8E8"/>
+            <w:shd w:val="clear" w:color="auto" w:fill="E8E8E8"/>
           </w:tcPr>
           <w:p>
             <w:pPr>
               <w:pStyle w:val="Compact"/>
               <w:jc w:val="left"/>
-              <w:ind w:right="0" w:left="0" w:firstLine="0"/>
-              <w:spacing w:after="40" w:lineRule="auto" w:before="40" w:line="240"/>
+              <w:ind w:left="0" w:firstLine="0" w:right="0"/>
+              <w:spacing w:lineRule="auto" w:before="40" w:after="40" w:line="240"/>
             </w:pPr>
             <w:r>
               <w:rPr>
@@ -15371,8 +15371,8 @@
             <w:pPr>
               <w:pStyle w:val="Compact"/>
               <w:jc w:val="left"/>
-              <w:ind w:right="0" w:left="0" w:firstLine="0"/>
-              <w:spacing w:after="40" w:lineRule="auto" w:before="40" w:line="240"/>
+              <w:ind w:left="0" w:firstLine="0" w:right="0"/>
+              <w:spacing w:lineRule="auto" w:before="40" w:after="40" w:line="240"/>
             </w:pPr>
             <w:r>
               <w:t xml:space="preserve">0</w:t>
@@ -15385,8 +15385,8 @@
             <w:pPr>
               <w:pStyle w:val="Compact"/>
               <w:jc w:val="left"/>
-              <w:ind w:right="0" w:left="0" w:firstLine="0"/>
-              <w:spacing w:after="40" w:lineRule="auto" w:before="40" w:line="240"/>
+              <w:ind w:left="0" w:firstLine="0" w:right="0"/>
+              <w:spacing w:lineRule="auto" w:before="40" w:after="40" w:line="240"/>
             </w:pPr>
             <w:r>
               <w:t xml:space="preserve">Success: all documents processed and outputs generated</w:t>
@@ -15401,8 +15401,8 @@
             <w:pPr>
               <w:pStyle w:val="Compact"/>
               <w:jc w:val="left"/>
-              <w:ind w:right="0" w:left="0" w:firstLine="0"/>
-              <w:spacing w:after="40" w:lineRule="auto" w:before="40" w:line="240"/>
+              <w:ind w:left="0" w:firstLine="0" w:right="0"/>
+              <w:spacing w:lineRule="auto" w:before="40" w:after="40" w:line="240"/>
             </w:pPr>
             <w:r>
               <w:t xml:space="preserve">1</w:t>
@@ -15415,8 +15415,8 @@
             <w:pPr>
               <w:pStyle w:val="Compact"/>
               <w:jc w:val="left"/>
-              <w:ind w:right="0" w:left="0" w:firstLine="0"/>
-              <w:spacing w:after="40" w:lineRule="auto" w:before="40" w:line="240"/>
+              <w:ind w:left="0" w:firstLine="0" w:right="0"/>
+              <w:spacing w:lineRule="auto" w:before="40" w:after="40" w:line="240"/>
             </w:pPr>
             <w:r>
               <w:t xml:space="preserve">Failure: Docker unavailable or configuration or pipeline error</w:t>
@@ -15431,8 +15431,8 @@
             <w:pPr>
               <w:pStyle w:val="Compact"/>
               <w:jc w:val="left"/>
-              <w:ind w:right="0" w:left="0" w:firstLine="0"/>
-              <w:spacing w:after="40" w:lineRule="auto" w:before="40" w:line="240"/>
+              <w:ind w:left="0" w:firstLine="0" w:right="0"/>
+              <w:spacing w:lineRule="auto" w:before="40" w:after="40" w:line="240"/>
             </w:pPr>
             <w:r>
               <w:t xml:space="preserve">2</w:t>
@@ -15445,8 +15445,8 @@
             <w:pPr>
               <w:pStyle w:val="Compact"/>
               <w:jc w:val="left"/>
-              <w:ind w:right="0" w:left="0" w:firstLine="0"/>
-              <w:spacing w:after="40" w:lineRule="auto" w:before="40" w:line="240"/>
+              <w:ind w:left="0" w:firstLine="0" w:right="0"/>
+              <w:spacing w:lineRule="auto" w:before="40" w:after="40" w:line="240"/>
             </w:pPr>
             <w:r>
               <w:t xml:space="preserve">Blocking diagnostics: analysis reported one or more errors</w:t>
@@ -15616,12 +15616,12 @@
     </w:p>
     <w:p>
       <w:pPr>
-        <w:spacing w:after="0" w:line="20" w:lineRule="exact" w:before="0"/>
+        <w:spacing w:lineRule="exact" w:line="20" w:after="0" w:before="0"/>
         <w:rPr>
           <w:sz w:val="2"/>
         </w:rPr>
       </w:pPr>
-      <w:bookmarkStart w:name="csv-tbl-html5-options" w:id="92230"/>
+      <w:bookmarkStart w:id="92230" w:name="csv-tbl-html5-options"/>
       <w:bookmarkEnd w:id="92230"/>
     </w:p>
     <w:p>
@@ -15658,12 +15658,12 @@
         <w:tblLook w:firstRow="1" w:lastRow="0" w:firstColumn="0" w:lastColumn="0" w:noHBand="0" w:noVBand="0" w:val="0020"/>
         <w:jc w:val="start"/>
         <w:tblBorders>
-          <w:top w:space="0" w:val="single" w:color="000000" w:sz="6"/>
-          <w:left w:space="0" w:val="single" w:color="000000" w:sz="6"/>
-          <w:bottom w:space="0" w:val="single" w:color="000000" w:sz="6"/>
-          <w:right w:space="0" w:val="single" w:color="000000" w:sz="6"/>
-          <w:insideH w:space="0" w:val="single" w:color="000000" w:sz="6"/>
-          <w:insideV w:space="0" w:val="single" w:color="000000" w:sz="6"/>
+          <w:top w:val="single" w:space="0" w:color="000000" w:sz="6"/>
+          <w:left w:val="single" w:space="0" w:color="000000" w:sz="6"/>
+          <w:bottom w:val="single" w:space="0" w:color="000000" w:sz="6"/>
+          <w:right w:val="single" w:space="0" w:color="000000" w:sz="6"/>
+          <w:insideH w:val="single" w:space="0" w:color="000000" w:sz="6"/>
+          <w:insideV w:val="single" w:space="0" w:color="000000" w:sz="6"/>
         </w:tblBorders>
         <w:tblCellMar>
           <w:top w:w="57" w:type="dxa"/>
@@ -15684,14 +15684,14 @@
         </w:trPr>
         <w:tc>
           <w:tcPr>
-            <w:shd w:color="auto" w:val="clear" w:fill="E8E8E8"/>
+            <w:shd w:val="clear" w:color="auto" w:fill="E8E8E8"/>
           </w:tcPr>
           <w:p>
             <w:pPr>
               <w:pStyle w:val="Compact"/>
               <w:jc w:val="left"/>
-              <w:ind w:right="0" w:left="0" w:firstLine="0"/>
-              <w:spacing w:after="40" w:lineRule="auto" w:before="40" w:line="240"/>
+              <w:ind w:left="0" w:firstLine="0" w:right="0"/>
+              <w:spacing w:lineRule="auto" w:before="40" w:after="40" w:line="240"/>
             </w:pPr>
             <w:r>
               <w:rPr>
@@ -15703,14 +15703,14 @@
         </w:tc>
         <w:tc>
           <w:tcPr>
-            <w:shd w:color="auto" w:val="clear" w:fill="E8E8E8"/>
+            <w:shd w:val="clear" w:color="auto" w:fill="E8E8E8"/>
           </w:tcPr>
           <w:p>
             <w:pPr>
               <w:pStyle w:val="Compact"/>
               <w:jc w:val="left"/>
-              <w:ind w:right="0" w:left="0" w:firstLine="0"/>
-              <w:spacing w:after="40" w:lineRule="auto" w:before="40" w:line="240"/>
+              <w:ind w:left="0" w:firstLine="0" w:right="0"/>
+              <w:spacing w:lineRule="auto" w:before="40" w:after="40" w:line="240"/>
             </w:pPr>
             <w:r>
               <w:rPr>
@@ -15722,14 +15722,14 @@
         </w:tc>
         <w:tc>
           <w:tcPr>
-            <w:shd w:color="auto" w:val="clear" w:fill="E8E8E8"/>
+            <w:shd w:val="clear" w:color="auto" w:fill="E8E8E8"/>
           </w:tcPr>
           <w:p>
             <w:pPr>
               <w:pStyle w:val="Compact"/>
               <w:jc w:val="left"/>
-              <w:ind w:right="0" w:left="0" w:firstLine="0"/>
-              <w:spacing w:after="40" w:lineRule="auto" w:before="40" w:line="240"/>
+              <w:ind w:left="0" w:firstLine="0" w:right="0"/>
+              <w:spacing w:lineRule="auto" w:before="40" w:after="40" w:line="240"/>
             </w:pPr>
             <w:r>
               <w:rPr>
@@ -15741,14 +15741,14 @@
         </w:tc>
         <w:tc>
           <w:tcPr>
-            <w:shd w:color="auto" w:val="clear" w:fill="E8E8E8"/>
+            <w:shd w:val="clear" w:color="auto" w:fill="E8E8E8"/>
           </w:tcPr>
           <w:p>
             <w:pPr>
               <w:pStyle w:val="Compact"/>
               <w:jc w:val="left"/>
-              <w:ind w:right="0" w:left="0" w:firstLine="0"/>
-              <w:spacing w:after="40" w:lineRule="auto" w:before="40" w:line="240"/>
+              <w:ind w:left="0" w:firstLine="0" w:right="0"/>
+              <w:spacing w:lineRule="auto" w:before="40" w:after="40" w:line="240"/>
             </w:pPr>
             <w:r>
               <w:rPr>
@@ -15766,8 +15766,8 @@
             <w:pPr>
               <w:pStyle w:val="Compact"/>
               <w:jc w:val="left"/>
-              <w:ind w:right="0" w:left="0" w:firstLine="0"/>
-              <w:spacing w:after="40" w:lineRule="auto" w:before="40" w:line="240"/>
+              <w:ind w:left="0" w:firstLine="0" w:right="0"/>
+              <w:spacing w:lineRule="auto" w:before="40" w:after="40" w:line="240"/>
             </w:pPr>
             <w:r>
               <w:rPr>
@@ -15783,8 +15783,8 @@
             <w:pPr>
               <w:pStyle w:val="Compact"/>
               <w:jc w:val="left"/>
-              <w:ind w:right="0" w:left="0" w:firstLine="0"/>
-              <w:spacing w:after="40" w:lineRule="auto" w:before="40" w:line="240"/>
+              <w:ind w:left="0" w:firstLine="0" w:right="0"/>
+              <w:spacing w:lineRule="auto" w:before="40" w:after="40" w:line="240"/>
             </w:pPr>
             <w:r>
               <w:t xml:space="preserve">boolean</w:t>
@@ -15797,8 +15797,8 @@
             <w:pPr>
               <w:pStyle w:val="Compact"/>
               <w:jc w:val="left"/>
-              <w:ind w:right="0" w:left="0" w:firstLine="0"/>
-              <w:spacing w:after="40" w:lineRule="auto" w:before="40" w:line="240"/>
+              <w:ind w:left="0" w:firstLine="0" w:right="0"/>
+              <w:spacing w:lineRule="auto" w:before="40" w:after="40" w:line="240"/>
             </w:pPr>
             <w:r>
               <w:t xml:space="preserve">false</w:t>
@@ -15811,8 +15811,8 @@
             <w:pPr>
               <w:pStyle w:val="Compact"/>
               <w:jc w:val="left"/>
-              <w:ind w:right="0" w:left="0" w:firstLine="0"/>
-              <w:spacing w:after="40" w:lineRule="auto" w:before="40" w:line="240"/>
+              <w:ind w:left="0" w:firstLine="0" w:right="0"/>
+              <w:spacing w:lineRule="auto" w:before="40" w:after="40" w:line="240"/>
             </w:pPr>
             <w:r>
               <w:t xml:space="preserve">Add section numbering</w:t>
@@ -15827,8 +15827,8 @@
             <w:pPr>
               <w:pStyle w:val="Compact"/>
               <w:jc w:val="left"/>
-              <w:ind w:right="0" w:left="0" w:firstLine="0"/>
-              <w:spacing w:after="40" w:lineRule="auto" w:before="40" w:line="240"/>
+              <w:ind w:left="0" w:firstLine="0" w:right="0"/>
+              <w:spacing w:lineRule="auto" w:before="40" w:after="40" w:line="240"/>
             </w:pPr>
             <w:r>
               <w:rPr>
@@ -15844,8 +15844,8 @@
             <w:pPr>
               <w:pStyle w:val="Compact"/>
               <w:jc w:val="left"/>
-              <w:ind w:right="0" w:left="0" w:firstLine="0"/>
-              <w:spacing w:after="40" w:lineRule="auto" w:before="40" w:line="240"/>
+              <w:ind w:left="0" w:firstLine="0" w:right="0"/>
+              <w:spacing w:lineRule="auto" w:before="40" w:after="40" w:line="240"/>
             </w:pPr>
             <w:r>
               <w:t xml:space="preserve">boolean</w:t>
@@ -15858,8 +15858,8 @@
             <w:pPr>
               <w:pStyle w:val="Compact"/>
               <w:jc w:val="left"/>
-              <w:ind w:right="0" w:left="0" w:firstLine="0"/>
-              <w:spacing w:after="40" w:lineRule="auto" w:before="40" w:line="240"/>
+              <w:ind w:left="0" w:firstLine="0" w:right="0"/>
+              <w:spacing w:lineRule="auto" w:before="40" w:after="40" w:line="240"/>
             </w:pPr>
             <w:r>
               <w:t xml:space="preserve">false</w:t>
@@ -15872,8 +15872,8 @@
             <w:pPr>
               <w:pStyle w:val="Compact"/>
               <w:jc w:val="left"/>
-              <w:ind w:right="0" w:left="0" w:firstLine="0"/>
-              <w:spacing w:after="40" w:lineRule="auto" w:before="40" w:line="240"/>
+              <w:ind w:left="0" w:firstLine="0" w:right="0"/>
+              <w:spacing w:lineRule="auto" w:before="40" w:after="40" w:line="240"/>
             </w:pPr>
             <w:r>
               <w:t xml:space="preserve">Generate table of contents</w:t>
@@ -15888,8 +15888,8 @@
             <w:pPr>
               <w:pStyle w:val="Compact"/>
               <w:jc w:val="left"/>
-              <w:ind w:right="0" w:left="0" w:firstLine="0"/>
-              <w:spacing w:after="40" w:lineRule="auto" w:before="40" w:line="240"/>
+              <w:ind w:left="0" w:firstLine="0" w:right="0"/>
+              <w:spacing w:lineRule="auto" w:before="40" w:after="40" w:line="240"/>
             </w:pPr>
             <w:r>
               <w:rPr>
@@ -15905,8 +15905,8 @@
             <w:pPr>
               <w:pStyle w:val="Compact"/>
               <w:jc w:val="left"/>
-              <w:ind w:right="0" w:left="0" w:firstLine="0"/>
-              <w:spacing w:after="40" w:lineRule="auto" w:before="40" w:line="240"/>
+              <w:ind w:left="0" w:firstLine="0" w:right="0"/>
+              <w:spacing w:lineRule="auto" w:before="40" w:after="40" w:line="240"/>
             </w:pPr>
             <w:r>
               <w:t xml:space="preserve">integer</w:t>
@@ -15919,8 +15919,8 @@
             <w:pPr>
               <w:pStyle w:val="Compact"/>
               <w:jc w:val="left"/>
-              <w:ind w:right="0" w:left="0" w:firstLine="0"/>
-              <w:spacing w:after="40" w:lineRule="auto" w:before="40" w:line="240"/>
+              <w:ind w:left="0" w:firstLine="0" w:right="0"/>
+              <w:spacing w:lineRule="auto" w:before="40" w:after="40" w:line="240"/>
             </w:pPr>
             <w:r>
               <w:t xml:space="preserve">3</w:t>
@@ -15933,8 +15933,8 @@
             <w:pPr>
               <w:pStyle w:val="Compact"/>
               <w:jc w:val="left"/>
-              <w:ind w:right="0" w:left="0" w:firstLine="0"/>
-              <w:spacing w:after="40" w:lineRule="auto" w:before="40" w:line="240"/>
+              <w:ind w:left="0" w:firstLine="0" w:right="0"/>
+              <w:spacing w:lineRule="auto" w:before="40" w:after="40" w:line="240"/>
             </w:pPr>
             <w:r>
               <w:t xml:space="preserve">Heading depth for TOC</w:t>
@@ -15949,8 +15949,8 @@
             <w:pPr>
               <w:pStyle w:val="Compact"/>
               <w:jc w:val="left"/>
-              <w:ind w:right="0" w:left="0" w:firstLine="0"/>
-              <w:spacing w:after="40" w:lineRule="auto" w:before="40" w:line="240"/>
+              <w:ind w:left="0" w:firstLine="0" w:right="0"/>
+              <w:spacing w:lineRule="auto" w:before="40" w:after="40" w:line="240"/>
             </w:pPr>
             <w:r>
               <w:rPr>
@@ -15966,8 +15966,8 @@
             <w:pPr>
               <w:pStyle w:val="Compact"/>
               <w:jc w:val="left"/>
-              <w:ind w:right="0" w:left="0" w:firstLine="0"/>
-              <w:spacing w:after="40" w:lineRule="auto" w:before="40" w:line="240"/>
+              <w:ind w:left="0" w:firstLine="0" w:right="0"/>
+              <w:spacing w:lineRule="auto" w:before="40" w:after="40" w:line="240"/>
             </w:pPr>
             <w:r>
               <w:t xml:space="preserve">boolean</w:t>
@@ -15980,8 +15980,8 @@
             <w:pPr>
               <w:pStyle w:val="Compact"/>
               <w:jc w:val="left"/>
-              <w:ind w:right="0" w:left="0" w:firstLine="0"/>
-              <w:spacing w:after="40" w:lineRule="auto" w:before="40" w:line="240"/>
+              <w:ind w:left="0" w:firstLine="0" w:right="0"/>
+              <w:spacing w:lineRule="auto" w:before="40" w:after="40" w:line="240"/>
             </w:pPr>
             <w:r>
               <w:t xml:space="preserve">false</w:t>
@@ -15994,8 +15994,8 @@
             <w:pPr>
               <w:pStyle w:val="Compact"/>
               <w:jc w:val="left"/>
-              <w:ind w:right="0" w:left="0" w:firstLine="0"/>
-              <w:spacing w:after="40" w:lineRule="auto" w:before="40" w:line="240"/>
+              <w:ind w:left="0" w:firstLine="0" w:right="0"/>
+              <w:spacing w:lineRule="auto" w:before="40" w:after="40" w:line="240"/>
             </w:pPr>
             <w:r>
               <w:t xml:space="preserve">Produce complete HTML document</w:t>
@@ -16010,8 +16010,8 @@
             <w:pPr>
               <w:pStyle w:val="Compact"/>
               <w:jc w:val="left"/>
-              <w:ind w:right="0" w:left="0" w:firstLine="0"/>
-              <w:spacing w:after="40" w:lineRule="auto" w:before="40" w:line="240"/>
+              <w:ind w:left="0" w:firstLine="0" w:right="0"/>
+              <w:spacing w:lineRule="auto" w:before="40" w:after="40" w:line="240"/>
             </w:pPr>
             <w:r>
               <w:rPr>
@@ -16027,8 +16027,8 @@
             <w:pPr>
               <w:pStyle w:val="Compact"/>
               <w:jc w:val="left"/>
-              <w:ind w:right="0" w:left="0" w:firstLine="0"/>
-              <w:spacing w:after="40" w:lineRule="auto" w:before="40" w:line="240"/>
+              <w:ind w:left="0" w:firstLine="0" w:right="0"/>
+              <w:spacing w:lineRule="auto" w:before="40" w:after="40" w:line="240"/>
             </w:pPr>
             <w:r>
               <w:t xml:space="preserve">boolean</w:t>
@@ -16041,8 +16041,8 @@
             <w:pPr>
               <w:pStyle w:val="Compact"/>
               <w:jc w:val="left"/>
-              <w:ind w:right="0" w:left="0" w:firstLine="0"/>
-              <w:spacing w:after="40" w:lineRule="auto" w:before="40" w:line="240"/>
+              <w:ind w:left="0" w:firstLine="0" w:right="0"/>
+              <w:spacing w:lineRule="auto" w:before="40" w:after="40" w:line="240"/>
             </w:pPr>
             <w:r>
               <w:t xml:space="preserve">false</w:t>
@@ -16055,8 +16055,8 @@
             <w:pPr>
               <w:pStyle w:val="Compact"/>
               <w:jc w:val="left"/>
-              <w:ind w:right="0" w:left="0" w:firstLine="0"/>
-              <w:spacing w:after="40" w:lineRule="auto" w:before="40" w:line="240"/>
+              <w:ind w:left="0" w:firstLine="0" w:right="0"/>
+              <w:spacing w:lineRule="auto" w:before="40" w:after="40" w:line="240"/>
             </w:pPr>
             <w:r>
               <w:t xml:space="preserve">Embed CSS and images inline</w:t>
@@ -16147,12 +16147,12 @@
     </w:p>
     <w:p>
       <w:pPr>
-        <w:spacing w:after="0" w:line="20" w:lineRule="exact" w:before="0"/>
+        <w:spacing w:lineRule="exact" w:line="20" w:after="0" w:before="0"/>
         <w:rPr>
           <w:sz w:val="2"/>
         </w:rPr>
       </w:pPr>
-      <w:bookmarkStart w:name="listing-src-diagnostic-ndjson" w:id="24499"/>
+      <w:bookmarkStart w:id="24499" w:name="listing-src-diagnostic-ndjson"/>
       <w:bookmarkEnd w:id="24499"/>
     </w:p>
     <w:p>
@@ -16305,12 +16305,12 @@
     </w:p>
     <w:p>
       <w:pPr>
-        <w:spacing w:after="0" w:line="20" w:lineRule="exact" w:before="0"/>
+        <w:spacing w:lineRule="exact" w:line="20" w:after="0" w:before="0"/>
         <w:rPr>
           <w:sz w:val="2"/>
         </w:rPr>
       </w:pPr>
-      <w:bookmarkStart w:name="csv-tbl-error-codes" w:id="98060"/>
+      <w:bookmarkStart w:id="98060" w:name="csv-tbl-error-codes"/>
       <w:bookmarkEnd w:id="98060"/>
     </w:p>
     <w:p>
@@ -16347,12 +16347,12 @@
         <w:tblLook w:firstRow="1" w:lastRow="0" w:firstColumn="0" w:lastColumn="0" w:noHBand="0" w:noVBand="0" w:val="0020"/>
         <w:jc w:val="start"/>
         <w:tblBorders>
-          <w:top w:space="0" w:val="single" w:color="000000" w:sz="6"/>
-          <w:left w:space="0" w:val="single" w:color="000000" w:sz="6"/>
-          <w:bottom w:space="0" w:val="single" w:color="000000" w:sz="6"/>
-          <w:right w:space="0" w:val="single" w:color="000000" w:sz="6"/>
-          <w:insideH w:space="0" w:val="single" w:color="000000" w:sz="6"/>
-          <w:insideV w:space="0" w:val="single" w:color="000000" w:sz="6"/>
+          <w:top w:val="single" w:space="0" w:color="000000" w:sz="6"/>
+          <w:left w:val="single" w:space="0" w:color="000000" w:sz="6"/>
+          <w:bottom w:val="single" w:space="0" w:color="000000" w:sz="6"/>
+          <w:right w:val="single" w:space="0" w:color="000000" w:sz="6"/>
+          <w:insideH w:val="single" w:space="0" w:color="000000" w:sz="6"/>
+          <w:insideV w:val="single" w:space="0" w:color="000000" w:sz="6"/>
         </w:tblBorders>
         <w:tblCellMar>
           <w:top w:w="57" w:type="dxa"/>
@@ -16371,14 +16371,14 @@
         </w:trPr>
         <w:tc>
           <w:tcPr>
-            <w:shd w:color="auto" w:val="clear" w:fill="E8E8E8"/>
+            <w:shd w:val="clear" w:color="auto" w:fill="E8E8E8"/>
           </w:tcPr>
           <w:p>
             <w:pPr>
               <w:pStyle w:val="Compact"/>
               <w:jc w:val="left"/>
-              <w:ind w:right="0" w:left="0" w:firstLine="0"/>
-              <w:spacing w:after="40" w:lineRule="auto" w:before="40" w:line="240"/>
+              <w:ind w:left="0" w:firstLine="0" w:right="0"/>
+              <w:spacing w:lineRule="auto" w:before="40" w:after="40" w:line="240"/>
             </w:pPr>
             <w:r>
               <w:rPr>
@@ -16390,14 +16390,14 @@
         </w:tc>
         <w:tc>
           <w:tcPr>
-            <w:shd w:color="auto" w:val="clear" w:fill="E8E8E8"/>
+            <w:shd w:val="clear" w:color="auto" w:fill="E8E8E8"/>
           </w:tcPr>
           <w:p>
             <w:pPr>
               <w:pStyle w:val="Compact"/>
               <w:jc w:val="left"/>
-              <w:ind w:right="0" w:left="0" w:firstLine="0"/>
-              <w:spacing w:after="40" w:lineRule="auto" w:before="40" w:line="240"/>
+              <w:ind w:left="0" w:firstLine="0" w:right="0"/>
+              <w:spacing w:lineRule="auto" w:before="40" w:after="40" w:line="240"/>
             </w:pPr>
             <w:r>
               <w:rPr>
@@ -16415,8 +16415,8 @@
             <w:pPr>
               <w:pStyle w:val="Compact"/>
               <w:jc w:val="left"/>
-              <w:ind w:right="0" w:left="0" w:firstLine="0"/>
-              <w:spacing w:after="40" w:lineRule="auto" w:before="40" w:line="240"/>
+              <w:ind w:left="0" w:firstLine="0" w:right="0"/>
+              <w:spacing w:lineRule="auto" w:before="40" w:after="40" w:line="240"/>
             </w:pPr>
             <w:r>
               <w:rPr>
@@ -16432,8 +16432,8 @@
             <w:pPr>
               <w:pStyle w:val="Compact"/>
               <w:jc w:val="left"/>
-              <w:ind w:right="0" w:left="0" w:firstLine="0"/>
-              <w:spacing w:after="40" w:lineRule="auto" w:before="40" w:line="240"/>
+              <w:ind w:left="0" w:firstLine="0" w:right="0"/>
+              <w:spacing w:lineRule="auto" w:before="40" w:after="40" w:line="240"/>
             </w:pPr>
             <w:r>
               <w:t xml:space="preserve">Specification missing required attribute</w:t>
@@ -16448,8 +16448,8 @@
             <w:pPr>
               <w:pStyle w:val="Compact"/>
               <w:jc w:val="left"/>
-              <w:ind w:right="0" w:left="0" w:firstLine="0"/>
-              <w:spacing w:after="40" w:lineRule="auto" w:before="40" w:line="240"/>
+              <w:ind w:left="0" w:firstLine="0" w:right="0"/>
+              <w:spacing w:lineRule="auto" w:before="40" w:after="40" w:line="240"/>
             </w:pPr>
             <w:r>
               <w:rPr>
@@ -16465,8 +16465,8 @@
             <w:pPr>
               <w:pStyle w:val="Compact"/>
               <w:jc w:val="left"/>
-              <w:ind w:right="0" w:left="0" w:firstLine="0"/>
-              <w:spacing w:after="40" w:lineRule="auto" w:before="40" w:line="240"/>
+              <w:ind w:left="0" w:firstLine="0" w:right="0"/>
+              <w:spacing w:lineRule="auto" w:before="40" w:after="40" w:line="240"/>
             </w:pPr>
             <w:r>
               <w:t xml:space="preserve">Invalid specification type reference</w:t>
@@ -16481,8 +16481,8 @@
             <w:pPr>
               <w:pStyle w:val="Compact"/>
               <w:jc w:val="left"/>
-              <w:ind w:right="0" w:left="0" w:firstLine="0"/>
-              <w:spacing w:after="40" w:lineRule="auto" w:before="40" w:line="240"/>
+              <w:ind w:left="0" w:firstLine="0" w:right="0"/>
+              <w:spacing w:lineRule="auto" w:before="40" w:after="40" w:line="240"/>
             </w:pPr>
             <w:r>
               <w:rPr>
@@ -16498,8 +16498,8 @@
             <w:pPr>
               <w:pStyle w:val="Compact"/>
               <w:jc w:val="left"/>
-              <w:ind w:right="0" w:left="0" w:firstLine="0"/>
-              <w:spacing w:after="40" w:lineRule="auto" w:before="40" w:line="240"/>
+              <w:ind w:left="0" w:firstLine="0" w:right="0"/>
+              <w:spacing w:lineRule="auto" w:before="40" w:after="40" w:line="240"/>
             </w:pPr>
             <w:r>
               <w:t xml:space="preserve">Spec object missing required attribute</w:t>
@@ -16514,8 +16514,8 @@
             <w:pPr>
               <w:pStyle w:val="Compact"/>
               <w:jc w:val="left"/>
-              <w:ind w:right="0" w:left="0" w:firstLine="0"/>
-              <w:spacing w:after="40" w:lineRule="auto" w:before="40" w:line="240"/>
+              <w:ind w:left="0" w:firstLine="0" w:right="0"/>
+              <w:spacing w:lineRule="auto" w:before="40" w:after="40" w:line="240"/>
             </w:pPr>
             <w:r>
               <w:rPr>
@@ -16531,8 +16531,8 @@
             <w:pPr>
               <w:pStyle w:val="Compact"/>
               <w:jc w:val="left"/>
-              <w:ind w:right="0" w:left="0" w:firstLine="0"/>
-              <w:spacing w:after="40" w:lineRule="auto" w:before="40" w:line="240"/>
+              <w:ind w:left="0" w:firstLine="0" w:right="0"/>
+              <w:spacing w:lineRule="auto" w:before="40" w:after="40" w:line="240"/>
             </w:pPr>
             <w:r>
               <w:t xml:space="preserve">Attribute cardinality exceeded</w:t>
@@ -16547,8 +16547,8 @@
             <w:pPr>
               <w:pStyle w:val="Compact"/>
               <w:jc w:val="left"/>
-              <w:ind w:right="0" w:left="0" w:firstLine="0"/>
-              <w:spacing w:after="40" w:lineRule="auto" w:before="40" w:line="240"/>
+              <w:ind w:left="0" w:firstLine="0" w:right="0"/>
+              <w:spacing w:lineRule="auto" w:before="40" w:after="40" w:line="240"/>
             </w:pPr>
             <w:r>
               <w:rPr>
@@ -16564,8 +16564,8 @@
             <w:pPr>
               <w:pStyle w:val="Compact"/>
               <w:jc w:val="left"/>
-              <w:ind w:right="0" w:left="0" w:firstLine="0"/>
-              <w:spacing w:after="40" w:lineRule="auto" w:before="40" w:line="240"/>
+              <w:ind w:left="0" w:firstLine="0" w:right="0"/>
+              <w:spacing w:lineRule="auto" w:before="40" w:after="40" w:line="240"/>
             </w:pPr>
             <w:r>
               <w:t xml:space="preserve">Attribute type cast failure</w:t>
@@ -16580,8 +16580,8 @@
             <w:pPr>
               <w:pStyle w:val="Compact"/>
               <w:jc w:val="left"/>
-              <w:ind w:right="0" w:left="0" w:firstLine="0"/>
-              <w:spacing w:after="40" w:lineRule="auto" w:before="40" w:line="240"/>
+              <w:ind w:left="0" w:firstLine="0" w:right="0"/>
+              <w:spacing w:lineRule="auto" w:before="40" w:after="40" w:line="240"/>
             </w:pPr>
             <w:r>
               <w:rPr>
@@ -16597,8 +16597,8 @@
             <w:pPr>
               <w:pStyle w:val="Compact"/>
               <w:jc w:val="left"/>
-              <w:ind w:right="0" w:left="0" w:firstLine="0"/>
-              <w:spacing w:after="40" w:lineRule="auto" w:before="40" w:line="240"/>
+              <w:ind w:left="0" w:firstLine="0" w:right="0"/>
+              <w:spacing w:lineRule="auto" w:before="40" w:after="40" w:line="240"/>
             </w:pPr>
             <w:r>
               <w:t xml:space="preserve">Invalid enum value</w:t>
@@ -16613,8 +16613,8 @@
             <w:pPr>
               <w:pStyle w:val="Compact"/>
               <w:jc w:val="left"/>
-              <w:ind w:right="0" w:left="0" w:firstLine="0"/>
-              <w:spacing w:after="40" w:lineRule="auto" w:before="40" w:line="240"/>
+              <w:ind w:left="0" w:firstLine="0" w:right="0"/>
+              <w:spacing w:lineRule="auto" w:before="40" w:after="40" w:line="240"/>
             </w:pPr>
             <w:r>
               <w:rPr>
@@ -16630,8 +16630,8 @@
             <w:pPr>
               <w:pStyle w:val="Compact"/>
               <w:jc w:val="left"/>
-              <w:ind w:right="0" w:left="0" w:firstLine="0"/>
-              <w:spacing w:after="40" w:lineRule="auto" w:before="40" w:line="240"/>
+              <w:ind w:left="0" w:firstLine="0" w:right="0"/>
+              <w:spacing w:lineRule="auto" w:before="40" w:after="40" w:line="240"/>
             </w:pPr>
             <w:r>
               <w:t xml:space="preserve">Invalid date format (expected YYYY-MM-DD)</w:t>
@@ -16646,8 +16646,8 @@
             <w:pPr>
               <w:pStyle w:val="Compact"/>
               <w:jc w:val="left"/>
-              <w:ind w:right="0" w:left="0" w:firstLine="0"/>
-              <w:spacing w:after="40" w:lineRule="auto" w:before="40" w:line="240"/>
+              <w:ind w:left="0" w:firstLine="0" w:right="0"/>
+              <w:spacing w:lineRule="auto" w:before="40" w:after="40" w:line="240"/>
             </w:pPr>
             <w:r>
               <w:rPr>
@@ -16663,8 +16663,8 @@
             <w:pPr>
               <w:pStyle w:val="Compact"/>
               <w:jc w:val="left"/>
-              <w:ind w:right="0" w:left="0" w:firstLine="0"/>
-              <w:spacing w:after="40" w:lineRule="auto" w:before="40" w:line="240"/>
+              <w:ind w:left="0" w:firstLine="0" w:right="0"/>
+              <w:spacing w:lineRule="auto" w:before="40" w:after="40" w:line="240"/>
             </w:pPr>
             <w:r>
               <w:t xml:space="preserve">Value outside declared bounds</w:t>
@@ -16679,8 +16679,8 @@
             <w:pPr>
               <w:pStyle w:val="Compact"/>
               <w:jc w:val="left"/>
-              <w:ind w:right="0" w:left="0" w:firstLine="0"/>
-              <w:spacing w:after="40" w:lineRule="auto" w:before="40" w:line="240"/>
+              <w:ind w:left="0" w:firstLine="0" w:right="0"/>
+              <w:spacing w:lineRule="auto" w:before="40" w:after="40" w:line="240"/>
             </w:pPr>
             <w:r>
               <w:rPr>
@@ -16696,8 +16696,8 @@
             <w:pPr>
               <w:pStyle w:val="Compact"/>
               <w:jc w:val="left"/>
-              <w:ind w:right="0" w:left="0" w:firstLine="0"/>
-              <w:spacing w:after="40" w:lineRule="auto" w:before="40" w:line="240"/>
+              <w:ind w:left="0" w:firstLine="0" w:right="0"/>
+              <w:spacing w:lineRule="auto" w:before="40" w:after="40" w:line="240"/>
             </w:pPr>
             <w:r>
               <w:t xml:space="preserve">Duplicate PID across spec objects</w:t>
@@ -16712,8 +16712,8 @@
             <w:pPr>
               <w:pStyle w:val="Compact"/>
               <w:jc w:val="left"/>
-              <w:ind w:right="0" w:left="0" w:firstLine="0"/>
-              <w:spacing w:after="40" w:lineRule="auto" w:before="40" w:line="240"/>
+              <w:ind w:left="0" w:firstLine="0" w:right="0"/>
+              <w:spacing w:lineRule="auto" w:before="40" w:after="40" w:line="240"/>
             </w:pPr>
             <w:r>
               <w:rPr>
@@ -16729,8 +16729,8 @@
             <w:pPr>
               <w:pStyle w:val="Compact"/>
               <w:jc w:val="left"/>
-              <w:ind w:right="0" w:left="0" w:firstLine="0"/>
-              <w:spacing w:after="40" w:lineRule="auto" w:before="40" w:line="240"/>
+              <w:ind w:left="0" w:firstLine="0" w:right="0"/>
+              <w:spacing w:lineRule="auto" w:before="40" w:after="40" w:line="240"/>
             </w:pPr>
             <w:r>
               <w:t xml:space="preserve">Float has no parent object (orphan)</w:t>
@@ -16745,8 +16745,8 @@
             <w:pPr>
               <w:pStyle w:val="Compact"/>
               <w:jc w:val="left"/>
-              <w:ind w:right="0" w:left="0" w:firstLine="0"/>
-              <w:spacing w:after="40" w:lineRule="auto" w:before="40" w:line="240"/>
+              <w:ind w:left="0" w:firstLine="0" w:right="0"/>
+              <w:spacing w:lineRule="auto" w:before="40" w:after="40" w:line="240"/>
             </w:pPr>
             <w:r>
               <w:rPr>
@@ -16762,8 +16762,8 @@
             <w:pPr>
               <w:pStyle w:val="Compact"/>
               <w:jc w:val="left"/>
-              <w:ind w:right="0" w:left="0" w:firstLine="0"/>
-              <w:spacing w:after="40" w:lineRule="auto" w:before="40" w:line="240"/>
+              <w:ind w:left="0" w:firstLine="0" w:right="0"/>
+              <w:spacing w:lineRule="auto" w:before="40" w:after="40" w:line="240"/>
             </w:pPr>
             <w:r>
               <w:t xml:space="preserve">Duplicate float label in specification</w:t>
@@ -16778,8 +16778,8 @@
             <w:pPr>
               <w:pStyle w:val="Compact"/>
               <w:jc w:val="left"/>
-              <w:ind w:right="0" w:left="0" w:firstLine="0"/>
-              <w:spacing w:after="40" w:lineRule="auto" w:before="40" w:line="240"/>
+              <w:ind w:left="0" w:firstLine="0" w:right="0"/>
+              <w:spacing w:lineRule="auto" w:before="40" w:after="40" w:line="240"/>
             </w:pPr>
             <w:r>
               <w:rPr>
@@ -16795,8 +16795,8 @@
             <w:pPr>
               <w:pStyle w:val="Compact"/>
               <w:jc w:val="left"/>
-              <w:ind w:right="0" w:left="0" w:firstLine="0"/>
-              <w:spacing w:after="40" w:lineRule="auto" w:before="40" w:line="240"/>
+              <w:ind w:left="0" w:firstLine="0" w:right="0"/>
+              <w:spacing w:lineRule="auto" w:before="40" w:after="40" w:line="240"/>
             </w:pPr>
             <w:r>
               <w:t xml:space="preserve">External render failure</w:t>
@@ -16811,8 +16811,8 @@
             <w:pPr>
               <w:pStyle w:val="Compact"/>
               <w:jc w:val="left"/>
-              <w:ind w:right="0" w:left="0" w:firstLine="0"/>
-              <w:spacing w:after="40" w:lineRule="auto" w:before="40" w:line="240"/>
+              <w:ind w:left="0" w:firstLine="0" w:right="0"/>
+              <w:spacing w:lineRule="auto" w:before="40" w:after="40" w:line="240"/>
             </w:pPr>
             <w:r>
               <w:rPr>
@@ -16828,8 +16828,8 @@
             <w:pPr>
               <w:pStyle w:val="Compact"/>
               <w:jc w:val="left"/>
-              <w:ind w:right="0" w:left="0" w:firstLine="0"/>
-              <w:spacing w:after="40" w:lineRule="auto" w:before="40" w:line="240"/>
+              <w:ind w:left="0" w:firstLine="0" w:right="0"/>
+              <w:spacing w:lineRule="auto" w:before="40" w:after="40" w:line="240"/>
             </w:pPr>
             <w:r>
               <w:t xml:space="preserve">Invalid float type reference</w:t>
@@ -16844,8 +16844,8 @@
             <w:pPr>
               <w:pStyle w:val="Compact"/>
               <w:jc w:val="left"/>
-              <w:ind w:right="0" w:left="0" w:firstLine="0"/>
-              <w:spacing w:after="40" w:lineRule="auto" w:before="40" w:line="240"/>
+              <w:ind w:left="0" w:firstLine="0" w:right="0"/>
+              <w:spacing w:lineRule="auto" w:before="40" w:after="40" w:line="240"/>
             </w:pPr>
             <w:r>
               <w:rPr>
@@ -16861,8 +16861,8 @@
             <w:pPr>
               <w:pStyle w:val="Compact"/>
               <w:jc w:val="left"/>
-              <w:ind w:right="0" w:left="0" w:firstLine="0"/>
-              <w:spacing w:after="40" w:lineRule="auto" w:before="40" w:line="240"/>
+              <w:ind w:left="0" w:firstLine="0" w:right="0"/>
+              <w:spacing w:lineRule="auto" w:before="40" w:after="40" w:line="240"/>
             </w:pPr>
             <w:r>
               <w:t xml:space="preserve">Unresolved link (PIDs are case-sensitive)</w:t>
@@ -16877,8 +16877,8 @@
             <w:pPr>
               <w:pStyle w:val="Compact"/>
               <w:jc w:val="left"/>
-              <w:ind w:right="0" w:left="0" w:firstLine="0"/>
-              <w:spacing w:after="40" w:lineRule="auto" w:before="40" w:line="240"/>
+              <w:ind w:left="0" w:firstLine="0" w:right="0"/>
+              <w:spacing w:lineRule="auto" w:before="40" w:after="40" w:line="240"/>
             </w:pPr>
             <w:r>
               <w:rPr>
@@ -16894,8 +16894,8 @@
             <w:pPr>
               <w:pStyle w:val="Compact"/>
               <w:jc w:val="left"/>
-              <w:ind w:right="0" w:left="0" w:firstLine="0"/>
-              <w:spacing w:after="40" w:lineRule="auto" w:before="40" w:line="240"/>
+              <w:ind w:left="0" w:firstLine="0" w:right="0"/>
+              <w:spacing w:lineRule="auto" w:before="40" w:after="40" w:line="240"/>
             </w:pPr>
             <w:r>
               <w:t xml:space="preserve">Dangling relation (target not found)</w:t>
@@ -16910,8 +16910,8 @@
             <w:pPr>
               <w:pStyle w:val="Compact"/>
               <w:jc w:val="left"/>
-              <w:ind w:right="0" w:left="0" w:firstLine="0"/>
-              <w:spacing w:after="40" w:lineRule="auto" w:before="40" w:line="240"/>
+              <w:ind w:left="0" w:firstLine="0" w:right="0"/>
+              <w:spacing w:lineRule="auto" w:before="40" w:after="40" w:line="240"/>
             </w:pPr>
             <w:r>
               <w:rPr>
@@ -16927,8 +16927,8 @@
             <w:pPr>
               <w:pStyle w:val="Compact"/>
               <w:jc w:val="left"/>
-              <w:ind w:right="0" w:left="0" w:firstLine="0"/>
-              <w:spacing w:after="40" w:lineRule="auto" w:before="40" w:line="240"/>
+              <w:ind w:left="0" w:firstLine="0" w:right="0"/>
+              <w:spacing w:lineRule="auto" w:before="40" w:after="40" w:line="240"/>
             </w:pPr>
             <w:r>
               <w:t xml:space="preserve">Ambiguous float reference</w:t>
@@ -16943,8 +16943,8 @@
             <w:pPr>
               <w:pStyle w:val="Compact"/>
               <w:jc w:val="left"/>
-              <w:ind w:right="0" w:left="0" w:firstLine="0"/>
-              <w:spacing w:after="40" w:lineRule="auto" w:before="40" w:line="240"/>
+              <w:ind w:left="0" w:firstLine="0" w:right="0"/>
+              <w:spacing w:lineRule="auto" w:before="40" w:after="40" w:line="240"/>
             </w:pPr>
             <w:r>
               <w:rPr>
@@ -16960,8 +16960,8 @@
             <w:pPr>
               <w:pStyle w:val="Compact"/>
               <w:jc w:val="left"/>
-              <w:ind w:right="0" w:left="0" w:firstLine="0"/>
-              <w:spacing w:after="40" w:lineRule="auto" w:before="40" w:line="240"/>
+              <w:ind w:left="0" w:firstLine="0" w:right="0"/>
+              <w:spacing w:lineRule="auto" w:before="40" w:after="40" w:line="240"/>
             </w:pPr>
             <w:r>
               <w:t xml:space="preserve">View materialization failure</w:t>
@@ -17026,12 +17026,12 @@
     </w:p>
     <w:p>
       <w:pPr>
-        <w:spacing w:after="0" w:line="20" w:lineRule="exact" w:before="0"/>
+        <w:spacing w:lineRule="exact" w:line="20" w:after="0" w:before="0"/>
         <w:rPr>
           <w:sz w:val="2"/>
         </w:rPr>
       </w:pPr>
-      <w:bookmarkStart w:name="listing-src-suppress-example" w:id="14565"/>
+      <w:bookmarkStart w:id="14565" w:name="listing-src-suppress-example"/>
       <w:bookmarkEnd w:id="14565"/>
     </w:p>
     <w:p>
@@ -17356,12 +17356,12 @@
     </w:p>
     <w:p>
       <w:pPr>
-        <w:spacing w:after="0" w:line="20" w:lineRule="exact" w:before="0"/>
+        <w:spacing w:lineRule="exact" w:line="20" w:after="0" w:before="0"/>
         <w:rPr>
           <w:sz w:val="2"/>
         </w:rPr>
       </w:pPr>
-      <w:bookmarkStart w:name="listing-src-force-rebuild" w:id="55656"/>
+      <w:bookmarkStart w:id="55656" w:name="listing-src-force-rebuild"/>
       <w:bookmarkEnd w:id="55656"/>
     </w:p>
     <w:p>
@@ -18369,12 +18369,12 @@
     </w:p>
     <w:p>
       <w:pPr>
-        <w:spacing w:after="0" w:line="20" w:lineRule="exact" w:before="0"/>
+        <w:spacing w:lineRule="exact" w:line="20" w:after="0" w:before="0"/>
         <w:rPr>
           <w:sz w:val="2"/>
         </w:rPr>
       </w:pPr>
-      <w:bookmarkStart w:name="listing-src-clean-stale-build" w:id="2501"/>
+      <w:bookmarkStart w:id="2501" w:name="listing-src-clean-stale-build"/>
       <w:bookmarkEnd w:id="2501"/>
     </w:p>
     <w:p>
@@ -18452,12 +18452,12 @@
     </w:p>
     <w:p>
       <w:pPr>
-        <w:spacing w:after="0" w:line="20" w:lineRule="exact" w:before="0"/>
+        <w:spacing w:lineRule="exact" w:line="20" w:after="0" w:before="0"/>
         <w:rPr>
           <w:sz w:val="2"/>
         </w:rPr>
       </w:pPr>
-      <w:bookmarkStart w:name="listing-src-debug-log-level" w:id="88848"/>
+      <w:bookmarkStart w:id="88848" w:name="listing-src-debug-log-level"/>
       <w:bookmarkEnd w:id="88848"/>
     </w:p>
     <w:p>
@@ -19619,12 +19619,12 @@
         <w:tblLook w:firstRow="0" w:lastRow="0" w:firstColumn="0" w:lastColumn="0" w:noHBand="0" w:noVBand="0" w:val="0000"/>
         <w:jc w:val="start"/>
         <w:tblBorders>
-          <w:top w:space="0" w:val="single" w:color="000000" w:sz="6"/>
-          <w:left w:space="0" w:val="single" w:color="000000" w:sz="6"/>
-          <w:bottom w:space="0" w:val="single" w:color="000000" w:sz="6"/>
-          <w:right w:space="0" w:val="single" w:color="000000" w:sz="6"/>
-          <w:insideH w:space="0" w:val="single" w:color="000000" w:sz="6"/>
-          <w:insideV w:space="0" w:val="single" w:color="000000" w:sz="6"/>
+          <w:top w:val="single" w:space="0" w:color="000000" w:sz="6"/>
+          <w:left w:val="single" w:space="0" w:color="000000" w:sz="6"/>
+          <w:bottom w:val="single" w:space="0" w:color="000000" w:sz="6"/>
+          <w:right w:val="single" w:space="0" w:color="000000" w:sz="6"/>
+          <w:insideH w:val="single" w:space="0" w:color="000000" w:sz="6"/>
+          <w:insideV w:val="single" w:space="0" w:color="000000" w:sz="6"/>
         </w:tblBorders>
         <w:tblCellMar>
           <w:top w:w="57" w:type="dxa"/>
@@ -19644,8 +19644,8 @@
             <w:pPr>
               <w:pStyle w:val="Compact"/>
               <w:jc w:val="left"/>
-              <w:ind w:right="0" w:left="0" w:firstLine="0"/>
-              <w:spacing w:after="40" w:lineRule="auto" w:before="40" w:line="240"/>
+              <w:ind w:left="0" w:firstLine="0" w:right="0"/>
+              <w:spacing w:lineRule="auto" w:before="40" w:after="40" w:line="240"/>
             </w:pPr>
             <w:r>
               <w:rPr>
@@ -19662,8 +19662,8 @@
             <w:pPr>
               <w:pStyle w:val="Compact"/>
               <w:jc w:val="left"/>
-              <w:ind w:right="0" w:left="0" w:firstLine="0"/>
-              <w:spacing w:after="40" w:lineRule="auto" w:before="40" w:line="240"/>
+              <w:ind w:left="0" w:firstLine="0" w:right="0"/>
+              <w:spacing w:lineRule="auto" w:before="40" w:after="40" w:line="240"/>
             </w:pPr>
             <w:r>
               <w:t xml:space="preserve">Pandoc Abstract Syntax Tree</w:t>
@@ -19678,8 +19678,8 @@
             <w:pPr>
               <w:pStyle w:val="Compact"/>
               <w:jc w:val="left"/>
-              <w:ind w:right="0" w:left="0" w:firstLine="0"/>
-              <w:spacing w:after="40" w:lineRule="auto" w:before="40" w:line="240"/>
+              <w:ind w:left="0" w:firstLine="0" w:right="0"/>
+              <w:spacing w:lineRule="auto" w:before="40" w:after="40" w:line="240"/>
             </w:pPr>
             <w:r>
               <w:rPr>
@@ -19696,8 +19696,8 @@
             <w:pPr>
               <w:pStyle w:val="Compact"/>
               <w:jc w:val="left"/>
-              <w:ind w:right="0" w:left="0" w:firstLine="0"/>
-              <w:spacing w:after="40" w:lineRule="auto" w:before="40" w:line="240"/>
+              <w:ind w:left="0" w:firstLine="0" w:right="0"/>
+              <w:spacing w:lineRule="auto" w:before="40" w:after="40" w:line="240"/>
             </w:pPr>
             <w:r>
               <w:t xml:space="preserve">Command-Line Interface</w:t>
@@ -19712,8 +19712,8 @@
             <w:pPr>
               <w:pStyle w:val="Compact"/>
               <w:jc w:val="left"/>
-              <w:ind w:right="0" w:left="0" w:firstLine="0"/>
-              <w:spacing w:after="40" w:lineRule="auto" w:before="40" w:line="240"/>
+              <w:ind w:left="0" w:firstLine="0" w:right="0"/>
+              <w:spacing w:lineRule="auto" w:before="40" w:after="40" w:line="240"/>
             </w:pPr>
             <w:r>
               <w:rPr>
@@ -19730,8 +19730,8 @@
             <w:pPr>
               <w:pStyle w:val="Compact"/>
               <w:jc w:val="left"/>
-              <w:ind w:right="0" w:left="0" w:firstLine="0"/>
-              <w:spacing w:after="40" w:lineRule="auto" w:before="40" w:line="240"/>
+              <w:ind w:left="0" w:firstLine="0" w:right="0"/>
+              <w:spacing w:lineRule="auto" w:before="40" w:after="40" w:line="240"/>
             </w:pPr>
             <w:r>
               <w:t xml:space="preserve">Comma-Separated Values</w:t>
@@ -19746,8 +19746,8 @@
             <w:pPr>
               <w:pStyle w:val="Compact"/>
               <w:jc w:val="left"/>
-              <w:ind w:right="0" w:left="0" w:firstLine="0"/>
-              <w:spacing w:after="40" w:lineRule="auto" w:before="40" w:line="240"/>
+              <w:ind w:left="0" w:firstLine="0" w:right="0"/>
+              <w:spacing w:lineRule="auto" w:before="40" w:after="40" w:line="240"/>
             </w:pPr>
             <w:r>
               <w:rPr>
@@ -19764,8 +19764,8 @@
             <w:pPr>
               <w:pStyle w:val="Compact"/>
               <w:jc w:val="left"/>
-              <w:ind w:right="0" w:left="0" w:firstLine="0"/>
-              <w:spacing w:after="40" w:lineRule="auto" w:before="40" w:line="240"/>
+              <w:ind w:left="0" w:firstLine="0" w:right="0"/>
+              <w:spacing w:lineRule="auto" w:before="40" w:after="40" w:line="240"/>
             </w:pPr>
             <w:r>
               <w:t xml:space="preserve">Entity-Attribute-Value</w:t>
@@ -19780,8 +19780,8 @@
             <w:pPr>
               <w:pStyle w:val="Compact"/>
               <w:jc w:val="left"/>
-              <w:ind w:right="0" w:left="0" w:firstLine="0"/>
-              <w:spacing w:after="40" w:lineRule="auto" w:before="40" w:line="240"/>
+              <w:ind w:left="0" w:firstLine="0" w:right="0"/>
+              <w:spacing w:lineRule="auto" w:before="40" w:after="40" w:line="240"/>
             </w:pPr>
             <w:r>
               <w:rPr>
@@ -19798,8 +19798,8 @@
             <w:pPr>
               <w:pStyle w:val="Compact"/>
               <w:jc w:val="left"/>
-              <w:ind w:right="0" w:left="0" w:firstLine="0"/>
-              <w:spacing w:after="40" w:lineRule="auto" w:before="40" w:line="240"/>
+              <w:ind w:left="0" w:firstLine="0" w:right="0"/>
+              <w:spacing w:lineRule="auto" w:before="40" w:after="40" w:line="240"/>
             </w:pPr>
             <w:r>
               <w:t xml:space="preserve">GitHub-Flavored Markdown</w:t>
@@ -19814,8 +19814,8 @@
             <w:pPr>
               <w:pStyle w:val="Compact"/>
               <w:jc w:val="left"/>
-              <w:ind w:right="0" w:left="0" w:firstLine="0"/>
-              <w:spacing w:after="40" w:lineRule="auto" w:before="40" w:line="240"/>
+              <w:ind w:left="0" w:firstLine="0" w:right="0"/>
+              <w:spacing w:lineRule="auto" w:before="40" w:after="40" w:line="240"/>
             </w:pPr>
             <w:r>
               <w:rPr>
@@ -19832,8 +19832,8 @@
             <w:pPr>
               <w:pStyle w:val="Compact"/>
               <w:jc w:val="left"/>
-              <w:ind w:right="0" w:left="0" w:firstLine="0"/>
-              <w:spacing w:after="40" w:lineRule="auto" w:before="40" w:line="240"/>
+              <w:ind w:left="0" w:firstLine="0" w:right="0"/>
+              <w:spacing w:lineRule="auto" w:before="40" w:after="40" w:line="240"/>
             </w:pPr>
             <w:r>
               <w:t xml:space="preserve">Newline-Delimited JSON</w:t>
@@ -19848,8 +19848,8 @@
             <w:pPr>
               <w:pStyle w:val="Compact"/>
               <w:jc w:val="left"/>
-              <w:ind w:right="0" w:left="0" w:firstLine="0"/>
-              <w:spacing w:after="40" w:lineRule="auto" w:before="40" w:line="240"/>
+              <w:ind w:left="0" w:firstLine="0" w:right="0"/>
+              <w:spacing w:lineRule="auto" w:before="40" w:after="40" w:line="240"/>
             </w:pPr>
             <w:r>
               <w:rPr>
@@ -19866,8 +19866,8 @@
             <w:pPr>
               <w:pStyle w:val="Compact"/>
               <w:jc w:val="left"/>
-              <w:ind w:right="0" w:left="0" w:firstLine="0"/>
-              <w:spacing w:after="40" w:lineRule="auto" w:before="40" w:line="240"/>
+              <w:ind w:left="0" w:firstLine="0" w:right="0"/>
+              <w:spacing w:lineRule="auto" w:before="40" w:after="40" w:line="240"/>
             </w:pPr>
             <w:r>
               <w:t xml:space="preserve">Project Identifier</w:t>
@@ -19882,8 +19882,8 @@
             <w:pPr>
               <w:pStyle w:val="Compact"/>
               <w:jc w:val="left"/>
-              <w:ind w:right="0" w:left="0" w:firstLine="0"/>
-              <w:spacing w:after="40" w:lineRule="auto" w:before="40" w:line="240"/>
+              <w:ind w:left="0" w:firstLine="0" w:right="0"/>
+              <w:spacing w:lineRule="auto" w:before="40" w:after="40" w:line="240"/>
             </w:pPr>
             <w:r>
               <w:rPr>
@@ -19900,8 +19900,8 @@
             <w:pPr>
               <w:pStyle w:val="Compact"/>
               <w:jc w:val="left"/>
-              <w:ind w:right="0" w:left="0" w:firstLine="0"/>
-              <w:spacing w:after="40" w:lineRule="auto" w:before="40" w:line="240"/>
+              <w:ind w:left="0" w:firstLine="0" w:right="0"/>
+              <w:spacing w:lineRule="auto" w:before="40" w:after="40" w:line="240"/>
             </w:pPr>
             <w:r>
               <w:t xml:space="preserve">Specification Intermediate Representation</w:t>
@@ -19916,8 +19916,8 @@
             <w:pPr>
               <w:pStyle w:val="Compact"/>
               <w:jc w:val="left"/>
-              <w:ind w:right="0" w:left="0" w:firstLine="0"/>
-              <w:spacing w:after="40" w:lineRule="auto" w:before="40" w:line="240"/>
+              <w:ind w:left="0" w:firstLine="0" w:right="0"/>
+              <w:spacing w:lineRule="auto" w:before="40" w:after="40" w:line="240"/>
             </w:pPr>
             <w:r>
               <w:rPr>
@@ -19934,8 +19934,8 @@
             <w:pPr>
               <w:pStyle w:val="Compact"/>
               <w:jc w:val="left"/>
-              <w:ind w:right="0" w:left="0" w:firstLine="0"/>
-              <w:spacing w:after="40" w:lineRule="auto" w:before="40" w:line="240"/>
+              <w:ind w:left="0" w:firstLine="0" w:right="0"/>
+              <w:spacing w:lineRule="auto" w:before="40" w:after="40" w:line="240"/>
             </w:pPr>
             <w:r>
               <w:t xml:space="preserve">Structured Query Language</w:t>
@@ -19950,8 +19950,8 @@
             <w:pPr>
               <w:pStyle w:val="Compact"/>
               <w:jc w:val="left"/>
-              <w:ind w:right="0" w:left="0" w:firstLine="0"/>
-              <w:spacing w:after="40" w:lineRule="auto" w:before="40" w:line="240"/>
+              <w:ind w:left="0" w:firstLine="0" w:right="0"/>
+              <w:spacing w:lineRule="auto" w:before="40" w:after="40" w:line="240"/>
             </w:pPr>
             <w:r>
               <w:rPr>
@@ -19968,8 +19968,8 @@
             <w:pPr>
               <w:pStyle w:val="Compact"/>
               <w:jc w:val="left"/>
-              <w:ind w:right="0" w:left="0" w:firstLine="0"/>
-              <w:spacing w:after="40" w:lineRule="auto" w:before="40" w:line="240"/>
+              <w:ind w:left="0" w:firstLine="0" w:right="0"/>
+              <w:spacing w:lineRule="auto" w:before="40" w:after="40" w:line="240"/>
             </w:pPr>
             <w:r>
               <w:t xml:space="preserve">SQLite Database</w:t>
@@ -19994,17 +19994,17 @@
 </file>
 
 <file path=word/footer1.xml><?xml version="1.0" encoding="utf-8"?>
-<w:ftr xmlns:w="http://schemas.openxmlformats.org/wordprocessingml/2006/main" xmlns:r="http://schemas.openxmlformats.org/officeDocument/2006/relationships">
+<w:ftr xmlns:r="http://schemas.openxmlformats.org/officeDocument/2006/relationships" xmlns:w="http://schemas.openxmlformats.org/wordprocessingml/2006/main">
   <w:tbl>
     <w:tblPr>
       <w:tblW w:w="5000" w:type="pct"/>
       <w:tblBorders>
-        <w:top w:space="1" w:val="single" w:color="CCCCCC" w:sz="4"/>
-        <w:bottom w:space="0" w:val="none" w:color="auto" w:sz="0"/>
-        <w:left w:space="0" w:val="none" w:color="auto" w:sz="0"/>
-        <w:right w:space="0" w:val="none" w:color="auto" w:sz="0"/>
-        <w:insideH w:space="0" w:val="none" w:color="auto" w:sz="0"/>
-        <w:insideV w:space="0" w:val="none" w:color="auto" w:sz="0"/>
+        <w:top w:val="single" w:space="1" w:color="CCCCCC" w:sz="4"/>
+        <w:bottom w:val="none" w:space="0" w:color="auto" w:sz="0"/>
+        <w:left w:val="none" w:space="0" w:color="auto" w:sz="0"/>
+        <w:right w:val="none" w:space="0" w:color="auto" w:sz="0"/>
+        <w:insideH w:val="none" w:space="0" w:color="auto" w:sz="0"/>
+        <w:insideV w:val="none" w:space="0" w:color="auto" w:sz="0"/>
       </w:tblBorders>
       <w:tblLayout w:type="fixed"/>
     </w:tblPr>
@@ -20120,7 +20120,7 @@
 </file>
 
 <file path=word/header1.xml><?xml version="1.0" encoding="utf-8"?>
-<w:hdr xmlns:w="http://schemas.openxmlformats.org/wordprocessingml/2006/main" xmlns:r="http://schemas.openxmlformats.org/officeDocument/2006/relationships">
+<w:hdr xmlns:r="http://schemas.openxmlformats.org/officeDocument/2006/relationships" xmlns:w="http://schemas.openxmlformats.org/wordprocessingml/2006/main">
   <w:p>
     <w:pPr>
       <w:pStyle w:val="Header"/>
@@ -20130,7 +20130,7 @@
 </file>
 
 <file path=word/header2.xml><?xml version="1.0" encoding="utf-8"?>
-<w:hdr xmlns:w="http://schemas.openxmlformats.org/wordprocessingml/2006/main" xmlns:r="http://schemas.openxmlformats.org/officeDocument/2006/relationships">
+<w:hdr xmlns:r="http://schemas.openxmlformats.org/officeDocument/2006/relationships" xmlns:w="http://schemas.openxmlformats.org/wordprocessingml/2006/main">
   <w:p>
     <w:pPr>
       <w:pStyle w:val="Header"/>
@@ -20173,7 +20173,7 @@
       <w:lvlText w:val="%1"/>
       <w:lvlJc w:val="left"/>
       <w:pPr>
-        <w:ind w:hanging="0" w:left="0"/>
+        <w:ind w:left="0" w:hanging="0"/>
       </w:pPr>
     </w:lvl>
     <w:lvl w:ilvl="1">
@@ -20185,7 +20185,7 @@
       <w:lvlText w:val="%1.%2"/>
       <w:lvlJc w:val="left"/>
       <w:pPr>
-        <w:ind w:hanging="0" w:left="0"/>
+        <w:ind w:left="0" w:hanging="0"/>
       </w:pPr>
     </w:lvl>
     <w:lvl w:ilvl="2">
@@ -20197,7 +20197,7 @@
       <w:lvlText w:val="%1.%2.%3"/>
       <w:lvlJc w:val="left"/>
       <w:pPr>
-        <w:ind w:hanging="0" w:left="0"/>
+        <w:ind w:left="0" w:hanging="0"/>
       </w:pPr>
     </w:lvl>
     <w:lvl w:ilvl="3">
@@ -20209,7 +20209,7 @@
       <w:lvlText w:val="%1.%2.%3.%4"/>
       <w:lvlJc w:val="left"/>
       <w:pPr>
-        <w:ind w:hanging="0" w:left="0"/>
+        <w:ind w:left="0" w:hanging="0"/>
       </w:pPr>
     </w:lvl>
     <w:lvl w:ilvl="4">
@@ -20221,7 +20221,7 @@
       <w:lvlText w:val="%1.%2.%3.%4.%5"/>
       <w:lvlJc w:val="left"/>
       <w:pPr>
-        <w:ind w:hanging="0" w:left="0"/>
+        <w:ind w:left="0" w:hanging="0"/>
       </w:pPr>
     </w:lvl>
   </w:abstractNum>
@@ -21336,18 +21336,18 @@
     <w:basedOn w:val="VerbatimChar"/>
     <w:rPr/>
   </w:style>
-  <w:style w:styleId="SpecObjectHeader" w:customStyle="1" w:type="paragraph">
+  <w:style w:type="paragraph" w:customStyle="1" w:styleId="SpecObjectHeader">
     <w:name w:val="Spec Object Header"/>
     <w:basedOn w:val="Normal"/>
     <w:next w:val="FirstParagraph"/>
     <w:qFormat/>
     <w:pPr>
       <w:keepNext/>
-      <w:spacing w:after="120" w:lineRule="auto" w:before="280" w:line="276"/>
+      <w:spacing w:lineRule="auto" w:before="280" w:after="120" w:line="276"/>
       <w:outlineLvl w:val="0"/>
     </w:pPr>
     <w:rPr>
-      <w:rFonts w:hAnsi="Calibri Light" w:cs="Calibri Light" w:ascii="Calibri Light"/>
+      <w:rFonts w:cs="Calibri Light" w:hAnsi="Calibri Light" w:ascii="Calibri Light"/>
       <w:b/>
       <w:bCs/>
       <w:color w:val="0F4C64"/>
